--- a/docs/paper/manuscript-draft.docx
+++ b/docs/paper/manuscript-draft.docx
@@ -20,7 +20,7 @@
           <w:i/>
           <w:iCs/>
         </w:rPr>
-        <w:t xml:space="preserve">Working draft for internal review — generated 2026-10-02 from commit c13bd75.</w:t>
+        <w:t xml:space="preserve">Working draft for internal review — generated 2026-10-02 from commit 1689f41.</w:t>
       </w:r>
     </w:p>
     <w:p>
@@ -752,7 +752,7 @@
         <w:t xml:space="preserve"> </w:t>
       </w:r>
       <w:r>
-        <w:t xml:space="preserve">artefacts are released with the paper.</w:t>
+        <w:t xml:space="preserve">artifacts are released with the paper.</w:t>
       </w:r>
     </w:p>
     <w:p>
@@ -761,7 +761,7 @@
         <w:jc w:val="both"/>
       </w:pPr>
       <w:r>
-        <w:t xml:space="preserve">The paper is organised as follows. Section 2 reviews related work. Sections 3</w:t>
+        <w:t xml:space="preserve">The paper is organized as follows. Section 2 reviews related work. Sections 3</w:t>
       </w:r>
       <w:r>
         <w:t xml:space="preserve"> </w:t>
@@ -1013,7 +1013,7 @@
         <w:t xml:space="preserve"> </w:t>
       </w:r>
       <w:r>
-        <w:t xml:space="preserve">and Willett [9] derive a hierarchical form of exchangeability for data organised</w:t>
+        <w:t xml:space="preserve">and Willett [9] derive a hierarchical form of exchangeability for data organized</w:t>
       </w:r>
       <w:r>
         <w:t xml:space="preserve"> </w:t>
@@ -1668,7 +1668,7 @@
           <w:i/>
           <w:iCs/>
         </w:rPr>
-        <w:t xml:space="preserve">characterising the</w:t>
+        <w:t xml:space="preserve">characterizing the</w:t>
       </w:r>
       <w:r>
         <w:rPr>
@@ -1739,7 +1739,7 @@
         <w:jc w:val="both"/>
       </w:pPr>
       <w:r>
-        <w:t xml:space="preserve">Papadopoulos [20] reviews conformal methods for multi-label learning and organises</w:t>
+        <w:t xml:space="preserve">Papadopoulos [20] reviews conformal methods for multi-label learning and organizes</w:t>
       </w:r>
       <w:r>
         <w:t xml:space="preserve"> </w:t>
@@ -1968,7 +1968,7 @@
         <w:t xml:space="preserve"> </w:t>
       </w:r>
       <w:r>
-        <w:t xml:space="preserve">landmark localisation [29] and multi-label diagnosis coding [7]. Conformal risk</w:t>
+        <w:t xml:space="preserve">landmark localization [29] and multi-label diagnosis coding [7]. Conformal risk</w:t>
       </w:r>
       <w:r>
         <w:t xml:space="preserve"> </w:t>
@@ -3272,7 +3272,7 @@
         <w:jc w:val="both"/>
       </w:pPr>
       <w:r>
-        <w:t xml:space="preserve">PTB-XL organises diagnoses as a three-level tree: 5 diagnostic superclasses, 23 subclasses, and 44 diagnostic SCP statements. A recording may carry several labels simultaneously, so the target is a</w:t>
+        <w:t xml:space="preserve">PTB-XL organizes diagnoses as a three-level tree: 5 diagnostic superclasses, 23 subclasses, and 44 diagnostic SCP statements. A recording may carry several labels simultaneously, so the target is a</w:t>
       </w:r>
       <w:r>
         <w:t xml:space="preserve"> </w:t>
@@ -8062,7 +8062,7 @@
         <w:t xml:space="preserve"> </w:t>
       </w:r>
       <w:r>
-        <w:t xml:space="preserve">means is established practice in cluster-randomised trials [33], [34]. We use both</w:t>
+        <w:t xml:space="preserve">means is established practice in cluster-randomized trials [33], [34]. We use both</w:t>
       </w:r>
       <w:r>
         <w:t xml:space="preserve"> </w:t>
@@ -8083,7 +8083,7 @@
         <w:t xml:space="preserve"> </w:t>
       </w:r>
       <w:r>
-        <w:t xml:space="preserve">In a cluster-randomised trial, equal weighting is an analyst’s choice and is known</w:t>
+        <w:t xml:space="preserve">In a cluster-randomized trial, equal weighting is an analyst’s choice and is known</w:t>
       </w:r>
       <w:r>
         <w:t xml:space="preserve"> </w:t>
@@ -8590,13 +8590,13 @@
       </w:r>
     </w:p>
     <w:bookmarkEnd w:id="25"/>
-    <w:bookmarkStart w:id="26" w:name="the-axis-used-to-organise-results"/>
+    <w:bookmarkStart w:id="26" w:name="the-axis-used-to-organize-results"/>
     <w:p>
       <w:pPr>
         <w:pStyle w:val="Heading3"/>
       </w:pPr>
       <w:r>
-        <w:t xml:space="preserve">5.1.4 The axis used to organise results</w:t>
+        <w:t xml:space="preserve">5.1.4 The axis used to organize results</w:t>
       </w:r>
     </w:p>
     <w:p>
@@ -10267,7 +10267,7 @@
         <w:jc w:val="both"/>
       </w:pPr>
       <w:r>
-        <w:t xml:space="preserve">Fig. 1 summarises the protocol. All three diagnostics are computed from metadata</w:t>
+        <w:t xml:space="preserve">Fig. 1 summarizes the protocol. All three diagnostics are computed from metadata</w:t>
       </w:r>
       <w:r>
         <w:t xml:space="preserve"> </w:t>
@@ -10291,13 +10291,13 @@
         <w:t xml:space="preserve"> </w:t>
       </w:r>
       <w:r>
-        <w:t xml:space="preserve">splits per configuration. To rule out the objection that calibration behaviour is</w:t>
-      </w:r>
-      <w:r>
-        <w:t xml:space="preserve"> </w:t>
-      </w:r>
-      <w:r>
-        <w:t xml:space="preserve">an artefact of a weak model, every audit is repeated on three backbones spanning a</w:t>
+        <w:t xml:space="preserve">splits per configuration. To rule out the objection that calibration behavior is</w:t>
+      </w:r>
+      <w:r>
+        <w:t xml:space="preserve"> </w:t>
+      </w:r>
+      <w:r>
+        <w:t xml:space="preserve">an artifact of a weak model, every audit is repeated on three backbones spanning a</w:t>
       </w:r>
       <w:r>
         <w:t xml:space="preserve"> </w:t>
@@ -12803,7 +12803,7 @@
         <w:jc w:val="both"/>
       </w:pPr>
       <w:r>
-        <w:t xml:space="preserve">The procedures are summarised in Table IV. Every resampling step operates on</w:t>
+        <w:t xml:space="preserve">The procedures are summarized in Table IV. Every resampling step operates on</w:t>
       </w:r>
       <w:r>
         <w:t xml:space="preserve"> </w:t>
@@ -12815,7 +12815,7 @@
         <w:t xml:space="preserve"> </w:t>
       </w:r>
       <w:r>
-        <w:t xml:space="preserve">otherwise would reproduce the error this paper analyses.</w:t>
+        <w:t xml:space="preserve">otherwise would reproduce the error this paper analyzes.</w:t>
       </w:r>
     </w:p>
     <w:p>
@@ -13172,7 +13172,7 @@
         <w:t xml:space="preserve"> </w:t>
       </w:r>
       <w:r>
-        <w:t xml:space="preserve">JSON artefact under</w:t>
+        <w:t xml:space="preserve">JSON artifact under</w:t>
       </w:r>
       <w:r>
         <w:t xml:space="preserve"> </w:t>
@@ -17884,7 +17884,7 @@
         <w:t xml:space="preserve"> </w:t>
       </w:r>
       <w:r>
-        <w:t xml:space="preserve">randomised record membership) with block-size balance (balanced vs. imbalanced),</w:t>
+        <w:t xml:space="preserve">randomized record membership) with block-size balance (balanced vs. imbalanced),</w:t>
       </w:r>
       <w:r>
         <w:t xml:space="preserve"> </w:t>
@@ -20846,7 +20846,7 @@
         <w:t xml:space="preserve"> </w:t>
       </w:r>
       <w:r>
-        <w:t xml:space="preserve">patients. Group-conditional conformal prediction has been proposed to equalise</w:t>
+        <w:t xml:space="preserve">patients. Group-conditional conformal prediction has been proposed to equalize</w:t>
       </w:r>
       <w:r>
         <w:t xml:space="preserve"> </w:t>
@@ -21195,7 +21195,7 @@
         </m:r>
       </m:oMath>
       <w:r>
-        <w:t xml:space="preserve">; it was an artefact of label-quality</w:t>
+        <w:t xml:space="preserve">; it was an artifact of label-quality</w:t>
       </w:r>
       <w:r>
         <w:t xml:space="preserve"> </w:t>
@@ -21569,7 +21569,7 @@
         <w:t xml:space="preserve"> </w:t>
       </w:r>
       <w:r>
-        <w:t xml:space="preserve">multi-centre cohorts.</w:t>
+        <w:t xml:space="preserve">multi-center cohorts.</w:t>
       </w:r>
     </w:p>
     <w:p>
@@ -22293,7 +22293,7 @@
         <w:jc w:val="both"/>
       </w:pPr>
       <w:r>
-        <w:t xml:space="preserve">Our reading of the MIT-BIH evidence changed three times before stabilising</w:t>
+        <w:t xml:space="preserve">Our reading of the MIT-BIH evidence changed three times before stabilizing</w:t>
       </w:r>
       <w:r>
         <w:t xml:space="preserve"> </w:t>
@@ -22651,7 +22651,7 @@
         <w:t xml:space="preserve"> </w:t>
       </w:r>
       <w:r>
-        <w:t xml:space="preserve">criterion that had favoured our hypothesis; the Holm correction, which the frozen</w:t>
+        <w:t xml:space="preserve">criterion that had favored our hypothesis; the Holm correction, which the frozen</w:t>
       </w:r>
       <w:r>
         <w:t xml:space="preserve"> </w:t>

--- a/docs/paper/manuscript-draft.docx
+++ b/docs/paper/manuscript-draft.docx
@@ -20,7 +20,7 @@
           <w:i/>
           <w:iCs/>
         </w:rPr>
-        <w:t xml:space="preserve">Working draft for internal review — generated 2026-10-02 from commit 1689f41.</w:t>
+        <w:t xml:space="preserve">Working draft for internal review — generated 2026-10-02 from commit 39799d2.</w:t>
       </w:r>
     </w:p>
     <w:p>
@@ -169,7 +169,7 @@
           <w:b/>
           <w:sz w:val="19"/>
         </w:rPr>
-        <w:t xml:space="preserve">under patient blocking. On MIT-BIH, naive split conformal under-covers relative to a matched permutation null by 1.5–2.4 percentage points; a factorial design attributes the deficit to clustering rather than to unequal block sizes, and across twelve configurations it increases with the design effect (Spearman 0.80–0.85). PTB-XL shows no deficit despite a within-patient correlation of 0.35, because most patients contribute a single recording. We further show that the apparent advantage of hierarchical over naive calibration is 75–110% mechanical, persisting when dependence is removed. Directions hold across three backbones spanning a hundredfold range of capacity and across checkpoints; one backbone fails the pre-registered significance criterion, and we report it. Counting blocks, not records, should precede any claim of distribution-free coverage on clinical data.</w:t>
+        <w:t xml:space="preserve">under patient blocking. On MIT-BIH, naive split conformal under-covers relative to a matched permutation null by 1.5–2.4 percentage points; a factorial design attributes the deficit to clustering rather than to unequal block sizes, and in a controlled dose–response experiment it increases with the design effect (Spearman 0.80–0.85). PTB-XL shows no deficit despite a within-patient correlation of 0.35, because most patients contribute a single recording. The apparent advantage of hierarchical over naive calibration persists at 75–110% of its size when dependence is removed, and is therefore largely mechanical. Directions hold across three backbones spanning a hundredfold range of capacity and across checkpoints; one backbone fails the pre-registered significance criterion, and we report it. Counting blocks, not records, should precede any claim of distribution-free coverage on clinical data.</w:t>
       </w:r>
     </w:p>
     <w:p>
@@ -250,7 +250,31 @@
         <w:t xml:space="preserve"> </w:t>
       </w:r>
       <w:r>
-        <w:t xml:space="preserve">assumptions [5], and it has been applied across clinical domains [6]–[7].</w:t>
+        <w:t xml:space="preserve">assumptions [5], and it has been applied across clinical domains [6]–[7],</w:t>
+      </w:r>
+      <w:r>
+        <w:t xml:space="preserve"> </w:t>
+      </w:r>
+      <w:r>
+        <w:t xml:space="preserve">including recent work on ECG and related cardiac signals that examines</w:t>
+      </w:r>
+      <w:r>
+        <w:t xml:space="preserve"> </w:t>
+      </w:r>
+      <w:r>
+        <w:t xml:space="preserve">class-conditional calibration under quantized deployment [8], adaptive</w:t>
+      </w:r>
+      <w:r>
+        <w:t xml:space="preserve"> </w:t>
+      </w:r>
+      <w:r>
+        <w:t xml:space="preserve">inference on wearables [9], reliability under class imbalance and patient</w:t>
+      </w:r>
+      <w:r>
+        <w:t xml:space="preserve"> </w:t>
+      </w:r>
+      <w:r>
+        <w:t xml:space="preserve">heterogeneity [10], and false-alarm control in monitoring [11].</w:t>
       </w:r>
     </w:p>
     <w:p>
@@ -295,7 +319,7 @@
         <w:t xml:space="preserve"> </w:t>
       </w:r>
       <w:r>
-        <w:t xml:space="preserve">of the resulting coverage gap is bounded in general terms [8]. For the specific</w:t>
+        <w:t xml:space="preserve">of the resulting coverage gap is bounded in general terms [12]. For the specific</w:t>
       </w:r>
       <w:r>
         <w:t xml:space="preserve"> </w:t>
@@ -319,13 +343,13 @@
         <w:t xml:space="preserve"> </w:t>
       </w:r>
       <w:r>
-        <w:t xml:space="preserve">rather than observations [9]; related constructions for two-layer hierarchical</w:t>
-      </w:r>
-      <w:r>
-        <w:t xml:space="preserve"> </w:t>
-      </w:r>
-      <w:r>
-        <w:t xml:space="preserve">models are given by Dunn et al. [10].</w:t>
+        <w:t xml:space="preserve">rather than observations [13]; related constructions for two-layer hierarchical</w:t>
+      </w:r>
+      <w:r>
+        <w:t xml:space="preserve"> </w:t>
+      </w:r>
+      <w:r>
+        <w:t xml:space="preserve">models are given by Dunn et al. [14].</w:t>
       </w:r>
     </w:p>
     <w:p>
@@ -334,13 +358,25 @@
         <w:jc w:val="both"/>
       </w:pPr>
       <w:r>
-        <w:t xml:space="preserve">The remedy therefore exists. What has not been examined is whether it can be</w:t>
-      </w:r>
-      <w:r>
-        <w:t xml:space="preserve"> </w:t>
-      </w:r>
-      <w:r>
-        <w:t xml:space="preserve">applied to the clinical data on which it is needed. HCP assigns each calibration</w:t>
+        <w:t xml:space="preserve">Although hierarchical conformal inference provides a formal remedy for grouped</w:t>
+      </w:r>
+      <w:r>
+        <w:t xml:space="preserve"> </w:t>
+      </w:r>
+      <w:r>
+        <w:t xml:space="preserve">dependence, the feasibility of that remedy under the heterogeneous and crossed</w:t>
+      </w:r>
+      <w:r>
+        <w:t xml:space="preserve"> </w:t>
+      </w:r>
+      <w:r>
+        <w:t xml:space="preserve">dependence structures of real clinical ECG resources has received comparatively</w:t>
+      </w:r>
+      <w:r>
+        <w:t xml:space="preserve"> </w:t>
+      </w:r>
+      <w:r>
+        <w:t xml:space="preserve">little empirical examination. HCP assigns each calibration</w:t>
       </w:r>
       <w:r>
         <w:t xml:space="preserve"> </w:t>
@@ -489,13 +525,55 @@
         <w:t xml:space="preserve"> </w:t>
       </w:r>
       <w:r>
-        <w:t xml:space="preserve">correlated. The authors of [9] identify the trade-off between many small and</w:t>
-      </w:r>
-      <w:r>
-        <w:t xml:space="preserve"> </w:t>
-      </w:r>
-      <w:r>
-        <w:t xml:space="preserve">few large groups as an open question for study design.</w:t>
+        <w:t xml:space="preserve">correlated. The authors of [13] identify the trade-off between many small and</w:t>
+      </w:r>
+      <w:r>
+        <w:t xml:space="preserve"> </w:t>
+      </w:r>
+      <w:r>
+        <w:t xml:space="preserve">few large groups as an open question for study design. In ECG monitoring, Sim</w:t>
+      </w:r>
+      <w:r>
+        <w:t xml:space="preserve"> </w:t>
+      </w:r>
+      <w:r>
+        <w:t xml:space="preserve">and Kim have recently shown that the finite-sample false-alarm bound of split</w:t>
+      </w:r>
+      <w:r>
+        <w:t xml:space="preserve"> </w:t>
+      </w:r>
+      <w:r>
+        <w:t xml:space="preserve">conformal prediction counts subjects rather than beats, and that calibration on</w:t>
+      </w:r>
+      <w:r>
+        <w:t xml:space="preserve"> </w:t>
+      </w:r>
+      <w:r>
+        <w:t xml:space="preserve">too few subjects inflates the realized false-alarm rate [11]. We study the</w:t>
+      </w:r>
+      <w:r>
+        <w:t xml:space="preserve"> </w:t>
+      </w:r>
+      <w:r>
+        <w:t xml:space="preserve">corresponding design-stage question for block-level coverage: whether the</w:t>
+      </w:r>
+      <w:r>
+        <w:t xml:space="preserve"> </w:t>
+      </w:r>
+      <w:r>
+        <w:t xml:space="preserve">intended guarantee is feasible at all once the dependence structure actually</w:t>
+      </w:r>
+      <w:r>
+        <w:t xml:space="preserve"> </w:t>
+      </w:r>
+      <w:r>
+        <w:t xml:space="preserve">present in a dataset is accounted for, and when ignoring that structure costs</w:t>
+      </w:r>
+      <w:r>
+        <w:t xml:space="preserve"> </w:t>
+      </w:r>
+      <w:r>
+        <w:t xml:space="preserve">coverage.</w:t>
       </w:r>
     </w:p>
     <w:p>
@@ -510,13 +588,13 @@
         <w:t xml:space="preserve"> </w:t>
       </w:r>
       <w:r>
-        <w:t xml:space="preserve">three public ECG resources: PTB-XL [2], [11], the MIT-BIH Arrhythmia Database</w:t>
-      </w:r>
-      <w:r>
-        <w:t xml:space="preserve"> </w:t>
-      </w:r>
-      <w:r>
-        <w:t xml:space="preserve">[12], and the PhysioNet/CinC Challenge 2021 collection [13]. The datasets were</w:t>
+        <w:t xml:space="preserve">three public ECG resources: PTB-XL [2], [15], the MIT-BIH Arrhythmia Database</w:t>
+      </w:r>
+      <w:r>
+        <w:t xml:space="preserve"> </w:t>
+      </w:r>
+      <w:r>
+        <w:t xml:space="preserve">[16], and the PhysioNet/CinC Challenge 2021 collection [17]. The datasets were</w:t>
       </w:r>
       <w:r>
         <w:t xml:space="preserve"> </w:t>
@@ -564,13 +642,19 @@
         <w:t xml:space="preserve"> </w:t>
       </w:r>
       <w:r>
-        <w:t xml:space="preserve">feasibility bound with the join of declared dependence sources yields exact,</w:t>
-      </w:r>
-      <w:r>
-        <w:t xml:space="preserve"> </w:t>
-      </w:r>
-      <w:r>
-        <w:t xml:space="preserve">pre-enrolment verdicts. On PTB-XL, declaring all four documented sources</w:t>
+        <w:t xml:space="preserve">feasibility bound with the join of declared dependence sources yields exact</w:t>
+      </w:r>
+      <w:r>
+        <w:t xml:space="preserve"> </w:t>
+      </w:r>
+      <w:r>
+        <w:t xml:space="preserve">feasibility calculations, conditional on the sources declared, before any</w:t>
+      </w:r>
+      <w:r>
+        <w:t xml:space="preserve"> </w:t>
+      </w:r>
+      <w:r>
+        <w:t xml:space="preserve">patient is enrolled. On PTB-XL, declaring all four documented sources</w:t>
       </w:r>
       <w:r>
         <w:t xml:space="preserve"> </w:t>
@@ -653,19 +737,19 @@
         <w:t xml:space="preserve"> </w:t>
       </w:r>
       <w:r>
-        <w:t xml:space="preserve">sizes; and the deficit increases with the design effect across twelve</w:t>
-      </w:r>
-      <w:r>
-        <w:t xml:space="preserve"> </w:t>
-      </w:r>
-      <w:r>
-        <w:t xml:space="preserve">configurations, with PTB-XL falling where the design effect predicts — near</w:t>
-      </w:r>
-      <w:r>
-        <w:t xml:space="preserve"> </w:t>
-      </w:r>
-      <w:r>
-        <w:t xml:space="preserve">zero — despite a substantial within-patient correlation.</w:t>
+        <w:t xml:space="preserve">sizes; and in a controlled dose–response experiment within MIT-BIH the deficit</w:t>
+      </w:r>
+      <w:r>
+        <w:t xml:space="preserve"> </w:t>
+      </w:r>
+      <w:r>
+        <w:t xml:space="preserve">increases with the design effect, while PTB-XL falls where the design effect</w:t>
+      </w:r>
+      <w:r>
+        <w:t xml:space="preserve"> </w:t>
+      </w:r>
+      <w:r>
+        <w:t xml:space="preserve">predicts — near zero — despite a substantial within-patient correlation.</w:t>
       </w:r>
     </w:p>
     <w:p>
@@ -683,19 +767,25 @@
         <w:t xml:space="preserve"> </w:t>
       </w:r>
       <w:r>
-        <w:t xml:space="preserve">apparent improvement of HCP over naive split conformal is 75–110% mechanical:</w:t>
-      </w:r>
-      <w:r>
-        <w:t xml:space="preserve"> </w:t>
-      </w:r>
-      <w:r>
-        <w:t xml:space="preserve">it persists when dependence is removed. We recommend matched permutation nulls</w:t>
-      </w:r>
-      <w:r>
-        <w:t xml:space="preserve"> </w:t>
-      </w:r>
-      <w:r>
-        <w:t xml:space="preserve">and joint reporting of set size.</w:t>
+        <w:t xml:space="preserve">apparent improvement of HCP over naive split conformal persists at 75–110% of</w:t>
+      </w:r>
+      <w:r>
+        <w:t xml:space="preserve"> </w:t>
+      </w:r>
+      <w:r>
+        <w:t xml:space="preserve">its size when within-block dependence is removed by permutation, so it is</w:t>
+      </w:r>
+      <w:r>
+        <w:t xml:space="preserve"> </w:t>
+      </w:r>
+      <w:r>
+        <w:t xml:space="preserve">largely mechanical. We recommend matched permutation nulls and joint reporting</w:t>
+      </w:r>
+      <w:r>
+        <w:t xml:space="preserve"> </w:t>
+      </w:r>
+      <w:r>
+        <w:t xml:space="preserve">of set size.</w:t>
       </w:r>
     </w:p>
     <w:p>
@@ -819,7 +909,7 @@
         <w:t xml:space="preserve"> </w:t>
       </w:r>
       <w:r>
-        <w:t xml:space="preserve">assumption: that calibration and test points are exchangeable. Barber et al. [8]</w:t>
+        <w:t xml:space="preserve">assumption: that calibration and test points are exchangeable. Barber et al. [12]</w:t>
       </w:r>
       <w:r>
         <w:t xml:space="preserve"> </w:t>
@@ -880,13 +970,13 @@
         <w:t xml:space="preserve"> </w:t>
       </w:r>
       <w:r>
-        <w:t xml:space="preserve">estimable [14]; spatially indexed data are addressed in [15]; network dependence</w:t>
-      </w:r>
-      <w:r>
-        <w:t xml:space="preserve"> </w:t>
-      </w:r>
-      <w:r>
-        <w:t xml:space="preserve">in [16]. Bhattacharyya and Barber [17] consider observations belonging to a finite</w:t>
+        <w:t xml:space="preserve">estimable [18]; spatially indexed data are addressed in [19]; network dependence</w:t>
+      </w:r>
+      <w:r>
+        <w:t xml:space="preserve"> </w:t>
+      </w:r>
+      <w:r>
+        <w:t xml:space="preserve">in [20]. Bhattacharyya and Barber [21] consider observations belonging to a finite</w:t>
       </w:r>
       <w:r>
         <w:t xml:space="preserve"> </w:t>
@@ -923,7 +1013,7 @@
         <w:jc w:val="both"/>
       </w:pPr>
       <w:r>
-        <w:t xml:space="preserve">In [17] the data remain exchangeable</w:t>
+        <w:t xml:space="preserve">In [21] the data remain exchangeable</w:t>
       </w:r>
       <w:r>
         <w:t xml:space="preserve"> </w:t>
@@ -978,7 +1068,7 @@
         <w:t xml:space="preserve"> </w:t>
       </w:r>
       <w:r>
-        <w:t xml:space="preserve">construction of which we use a calibrated variant [18] as a baseline.</w:t>
+        <w:t xml:space="preserve">construction of which we use a calibrated variant [22] as a baseline.</w:t>
       </w:r>
     </w:p>
     <w:bookmarkEnd w:id="10"/>
@@ -1013,7 +1103,7 @@
         <w:t xml:space="preserve"> </w:t>
       </w:r>
       <w:r>
-        <w:t xml:space="preserve">and Willett [9] derive a hierarchical form of exchangeability for data organized</w:t>
+        <w:t xml:space="preserve">and Willett [13] derive a hierarchical form of exchangeability for data organized</w:t>
       </w:r>
       <w:r>
         <w:t xml:space="preserve"> </w:t>
@@ -1025,7 +1115,7 @@
         <w:t xml:space="preserve"> </w:t>
       </w:r>
       <w:r>
-        <w:t xml:space="preserve">jackknife+ [19] to that setting. Their Theorem 1 gives the hierarchical conformal</w:t>
+        <w:t xml:space="preserve">jackknife+ [23] to that setting. Their Theorem 1 gives the hierarchical conformal</w:t>
       </w:r>
       <w:r>
         <w:t xml:space="preserve"> </w:t>
@@ -1416,7 +1506,7 @@
         </m:f>
       </m:oMath>
       <w:r>
-        <w:t xml:space="preserve">. Dunn et al. [10] independently study two-layer</w:t>
+        <w:t xml:space="preserve">. Dunn et al. [14] independently study two-layer</w:t>
       </w:r>
       <w:r>
         <w:t xml:space="preserve"> </w:t>
@@ -1458,13 +1548,13 @@
         <w:jc w:val="both"/>
       </w:pPr>
       <w:r>
-        <w:t xml:space="preserve">Both [9] and [10] are developed as theory, and their empirical sections are</w:t>
-      </w:r>
-      <w:r>
-        <w:t xml:space="preserve"> </w:t>
-      </w:r>
-      <w:r>
-        <w:t xml:space="preserve">regression problems; [9] evaluates on simulated data and a Lorenz-96 system.</w:t>
+        <w:t xml:space="preserve">Both [13] and [14] are developed as theory, and their empirical sections are</w:t>
+      </w:r>
+      <w:r>
+        <w:t xml:space="preserve"> </w:t>
+      </w:r>
+      <w:r>
+        <w:t xml:space="preserve">regression problems; [13] evaluates on simulated data and a Lorenz-96 system.</w:t>
       </w:r>
       <w:r>
         <w:t xml:space="preserve"> </w:t>
@@ -1646,7 +1736,7 @@
         <w:jc w:val="both"/>
       </w:pPr>
       <w:r>
-        <w:t xml:space="preserve">The authors of [9] state the open question themselves in their discussion,</w:t>
+        <w:t xml:space="preserve">The authors of [13] state the open question themselves in their discussion,</w:t>
       </w:r>
       <w:r>
         <w:t xml:space="preserve"> </w:t>
@@ -1739,7 +1829,7 @@
         <w:jc w:val="both"/>
       </w:pPr>
       <w:r>
-        <w:t xml:space="preserve">Papadopoulos [20] reviews conformal methods for multi-label learning and organizes</w:t>
+        <w:t xml:space="preserve">Papadopoulos [24] reviews conformal methods for multi-label learning and organizes</w:t>
       </w:r>
       <w:r>
         <w:t xml:space="preserve"> </w:t>
@@ -1772,7 +1862,7 @@
         <w:jc w:val="both"/>
       </w:pPr>
       <w:r>
-        <w:t xml:space="preserve">Maltoudoglou et al. [21] address the computational cost of Label Powerset</w:t>
+        <w:t xml:space="preserve">Maltoudoglou et al. [25] address the computational cost of Label Powerset</w:t>
       </w:r>
       <w:r>
         <w:t xml:space="preserve"> </w:t>
@@ -1801,13 +1891,13 @@
         <w:t xml:space="preserve"> </w:t>
       </w:r>
       <w:r>
-        <w:t xml:space="preserve">guarantees is well developed [22], as is its application to clinical</w:t>
-      </w:r>
-      <w:r>
-        <w:t xml:space="preserve"> </w:t>
-      </w:r>
-      <w:r>
-        <w:t xml:space="preserve">recommendation [23].</w:t>
+        <w:t xml:space="preserve">guarantees is well developed [26], as is its application to clinical</w:t>
+      </w:r>
+      <w:r>
+        <w:t xml:space="preserve"> </w:t>
+      </w:r>
+      <w:r>
+        <w:t xml:space="preserve">recommendation [27].</w:t>
       </w:r>
     </w:p>
     <w:p>
@@ -1822,7 +1912,7 @@
         <w:t xml:space="preserve"> </w:t>
       </w:r>
       <w:r>
-        <w:t xml:space="preserve">and Amiri Shahbazi [24] define a conformity function at each of several</w:t>
+        <w:t xml:space="preserve">and Amiri Shahbazi [28] define a conformity function at each of several</w:t>
       </w:r>
       <w:r>
         <w:t xml:space="preserve"> </w:t>
@@ -1852,7 +1942,7 @@
         <w:t xml:space="preserve"> </w:t>
       </w:r>
       <w:r>
-        <w:t xml:space="preserve">as a result. Zhang et al. [25] represent prediction sets as nodes in a</w:t>
+        <w:t xml:space="preserve">as a result. Zhang et al. [29] represent prediction sets as nodes in a</w:t>
       </w:r>
       <w:r>
         <w:t xml:space="preserve"> </w:t>
@@ -1905,7 +1995,7 @@
         <w:jc w:val="both"/>
       </w:pPr>
       <w:r>
-        <w:t xml:space="preserve">Strodthoff et al. [1] established the benchmark suite for PTB-XL [2], [11], whose</w:t>
+        <w:t xml:space="preserve">Strodthoff et al. [1] established the benchmark suite for PTB-XL [2], [15], whose</w:t>
       </w:r>
       <w:r>
         <w:t xml:space="preserve"> </w:t>
@@ -1923,13 +2013,13 @@
         <w:t xml:space="preserve"> </w:t>
       </w:r>
       <w:r>
-        <w:t xml:space="preserve">training and evaluation [26], [27]; violating this separation inflates reported</w:t>
-      </w:r>
-      <w:r>
-        <w:t xml:space="preserve"> </w:t>
-      </w:r>
-      <w:r>
-        <w:t xml:space="preserve">performance and is the single most common methodological error in the area [28].</w:t>
+        <w:t xml:space="preserve">training and evaluation [30], [31]; violating this separation inflates reported</w:t>
+      </w:r>
+      <w:r>
+        <w:t xml:space="preserve"> </w:t>
+      </w:r>
+      <w:r>
+        <w:t xml:space="preserve">performance and is the single most common methodological error in the area [32].</w:t>
       </w:r>
     </w:p>
     <w:p>
@@ -1968,13 +2058,13 @@
         <w:t xml:space="preserve"> </w:t>
       </w:r>
       <w:r>
-        <w:t xml:space="preserve">landmark localization [29] and multi-label diagnosis coding [7]. Conformal risk</w:t>
-      </w:r>
-      <w:r>
-        <w:t xml:space="preserve"> </w:t>
-      </w:r>
-      <w:r>
-        <w:t xml:space="preserve">control [30] and conformal prediction for time series [31] supply the loss-control</w:t>
+        <w:t xml:space="preserve">landmark localization [33] and multi-label diagnosis coding [7]. Conformal risk</w:t>
+      </w:r>
+      <w:r>
+        <w:t xml:space="preserve"> </w:t>
+      </w:r>
+      <w:r>
+        <w:t xml:space="preserve">control [34] and conformal prediction for time series [35] supply the loss-control</w:t>
       </w:r>
       <w:r>
         <w:t xml:space="preserve"> </w:t>
@@ -1989,19 +2079,118 @@
         <w:jc w:val="both"/>
       </w:pPr>
       <w:r>
-        <w:t xml:space="preserve">None of these works examines whether the exchangeability assumption underlying</w:t>
-      </w:r>
-      <w:r>
-        <w:t xml:space="preserve"> </w:t>
-      </w:r>
-      <w:r>
-        <w:t xml:space="preserve">their conformal guarantees is satisfiable at the grouping level their data</w:t>
-      </w:r>
-      <w:r>
-        <w:t xml:space="preserve"> </w:t>
-      </w:r>
-      <w:r>
-        <w:t xml:space="preserve">actually possess. That question is the subject of this paper.</w:t>
+        <w:t xml:space="preserve">Work on conformal prediction for ECG and related cardiac signals has grown</w:t>
+      </w:r>
+      <w:r>
+        <w:t xml:space="preserve"> </w:t>
+      </w:r>
+      <w:r>
+        <w:t xml:space="preserve">quickly. El Allam and Hamlich calibrate label-conditional Mondrian conformal</w:t>
+      </w:r>
+      <w:r>
+        <w:t xml:space="preserve"> </w:t>
+      </w:r>
+      <w:r>
+        <w:t xml:space="preserve">prediction on patient-disjoint PTB-XL partitions and show that calibration must</w:t>
+      </w:r>
+      <w:r>
+        <w:t xml:space="preserve"> </w:t>
+      </w:r>
+      <w:r>
+        <w:t xml:space="preserve">match the quantized model actually deployed [8], and extend conformal inference</w:t>
+      </w:r>
+      <w:r>
+        <w:t xml:space="preserve"> </w:t>
+      </w:r>
+      <w:r>
+        <w:t xml:space="preserve">to adaptive, edge-deployed wearables [9]. Kinalioğlu audits PPG-based ICU</w:t>
+      </w:r>
+      <w:r>
+        <w:t xml:space="preserve"> </w:t>
+      </w:r>
+      <w:r>
+        <w:t xml:space="preserve">arrhythmia classification and shows that marginal coverage can conceal per-class</w:t>
+      </w:r>
+      <w:r>
+        <w:t xml:space="preserve"> </w:t>
+      </w:r>
+      <w:r>
+        <w:t xml:space="preserve">and per-patient failures, using patient-clustered resampling [10]. Closest to the</w:t>
+      </w:r>
+      <w:r>
+        <w:t xml:space="preserve"> </w:t>
+      </w:r>
+      <w:r>
+        <w:t xml:space="preserve">present study, Sim and Kim show for ECG monitoring that the finite-sample</w:t>
+      </w:r>
+      <w:r>
+        <w:t xml:space="preserve"> </w:t>
+      </w:r>
+      <w:r>
+        <w:t xml:space="preserve">false-alarm bound of split conformal prediction counts exchangeable subjects</w:t>
+      </w:r>
+      <w:r>
+        <w:t xml:space="preserve"> </w:t>
+      </w:r>
+      <w:r>
+        <w:t xml:space="preserve">rather than beats, that too few calibration subjects inflate the realized</w:t>
+      </w:r>
+      <w:r>
+        <w:t xml:space="preserve"> </w:t>
+      </w:r>
+      <w:r>
+        <w:t xml:space="preserve">false-alarm rate, and that the unit carrying the guarantee must be the unit</w:t>
+      </w:r>
+      <w:r>
+        <w:t xml:space="preserve"> </w:t>
+      </w:r>
+      <w:r>
+        <w:t xml:space="preserve">raising alarms [11]. Outside cardiology, group-aware conformal calibration has</w:t>
+      </w:r>
+      <w:r>
+        <w:t xml:space="preserve"> </w:t>
+      </w:r>
+      <w:r>
+        <w:t xml:space="preserve">been applied to patients nested in thousands of hospitals [36].</w:t>
+      </w:r>
+    </w:p>
+    <w:p>
+      <w:pPr>
+        <w:pStyle w:val="BodyText"/>
+        <w:jc w:val="both"/>
+      </w:pPr>
+      <w:r>
+        <w:t xml:space="preserve">These studies evaluate whether a conformal procedure achieves its target on a</w:t>
+      </w:r>
+      <w:r>
+        <w:t xml:space="preserve"> </w:t>
+      </w:r>
+      <w:r>
+        <w:t xml:space="preserve">given split. The present paper asks a prior, design-stage question that they</w:t>
+      </w:r>
+      <w:r>
+        <w:t xml:space="preserve"> </w:t>
+      </w:r>
+      <w:r>
+        <w:t xml:space="preserve">leave implicit: whether a block-level coverage guarantee is feasible at all once</w:t>
+      </w:r>
+      <w:r>
+        <w:t xml:space="preserve"> </w:t>
+      </w:r>
+      <w:r>
+        <w:t xml:space="preserve">every declared dependence source — including crossed sources and label-level</w:t>
+      </w:r>
+      <w:r>
+        <w:t xml:space="preserve"> </w:t>
+      </w:r>
+      <w:r>
+        <w:t xml:space="preserve">conditioning — is respected, and whether ignoring block structure costs coverage</w:t>
+      </w:r>
+      <w:r>
+        <w:t xml:space="preserve"> </w:t>
+      </w:r>
+      <w:r>
+        <w:t xml:space="preserve">once mechanical effects of the finite-block correction are controlled.</w:t>
       </w:r>
     </w:p>
     <w:bookmarkEnd w:id="13"/>
@@ -2030,7 +2219,7 @@
         <w:jc w:val="both"/>
       </w:pPr>
       <w:r>
-        <w:t xml:space="preserve">Sections 3.1–3.2 restate the framework of Lee et al. [9] for completeness of notation; none of it is claimed as ours.</w:t>
+        <w:t xml:space="preserve">Sections 3.1–3.2 restate the framework of Lee et al. [13] for completeness of notation; none of it is claimed as ours.</w:t>
       </w:r>
     </w:p>
     <w:p>
@@ -2228,7 +2417,7 @@
         <w:jc w:val="both"/>
       </w:pPr>
       <w:r>
-        <w:t xml:space="preserve">Standard conformal prediction assumes the calibration and test points are exchangeable. Lee et al. [9] show that this fails whenever observations are nested within groups, and introduce hierarchical exchangeability: blocks are exchangeable with one another, and observations are exchangeable</w:t>
+        <w:t xml:space="preserve">Standard conformal prediction assumes the calibration and test points are exchangeable. Lee et al. [13] show that this fails whenever observations are nested within groups, and introduce hierarchical exchangeability: blocks are exchangeable with one another, and observations are exchangeable</w:t>
       </w:r>
       <w:r>
         <w:t xml:space="preserve"> </w:t>
@@ -3057,7 +3246,7 @@
         <w:pStyle w:val="BodyText"/>
       </w:pPr>
       <w:r>
-        <w:t xml:space="preserve">Lee et al. [9, Th. 1] prove the two-sided guarantee</w:t>
+        <w:t xml:space="preserve">Lee et al. [13, Th. 1] prove the two-sided guarantee</w:t>
       </w:r>
     </w:p>
     <w:p>
@@ -6603,7 +6792,7 @@
         <w:t xml:space="preserve"> </w:t>
       </w:r>
       <w:r>
-        <w:t xml:space="preserve">hierarchical conformal prediction (HCP) [9] — on clinical ECG data, using three</w:t>
+        <w:t xml:space="preserve">hierarchical conformal prediction (HCP) [13] — on clinical ECG data, using three</w:t>
       </w:r>
       <w:r>
         <w:t xml:space="preserve"> </w:t>
@@ -6976,7 +7165,7 @@
         <w:t xml:space="preserve"> </w:t>
       </w:r>
       <w:r>
-        <w:t xml:space="preserve">atom in Theorem 1 of [9] in a form that can be checked from metadata, and we</w:t>
+        <w:t xml:space="preserve">atom in Theorem 1 of [13] in a form that can be checked from metadata, and we</w:t>
       </w:r>
       <w:r>
         <w:t xml:space="preserve"> </w:t>
@@ -7267,7 +7456,7 @@
         <w:t xml:space="preserve"> </w:t>
       </w:r>
       <w:r>
-        <w:t xml:space="preserve">means applies [32]:</w:t>
+        <w:t xml:space="preserve">means applies [37]:</w:t>
       </w:r>
     </w:p>
     <w:p>
@@ -8062,7 +8251,7 @@
         <w:t xml:space="preserve"> </w:t>
       </w:r>
       <w:r>
-        <w:t xml:space="preserve">means is established practice in cluster-randomized trials [33], [34]. We use both</w:t>
+        <w:t xml:space="preserve">means is established practice in cluster-randomized trials [38], [39]. We use both</w:t>
       </w:r>
       <w:r>
         <w:t xml:space="preserve"> </w:t>
@@ -8095,7 +8284,7 @@
         <w:t xml:space="preserve"> </w:t>
       </w:r>
       <w:r>
-        <w:t xml:space="preserve">minimum-variance weighting [33], [34]. In HCP the</w:t>
+        <w:t xml:space="preserve">minimum-variance weighting [38], [39]. In HCP the</w:t>
       </w:r>
       <w:r>
         <w:t xml:space="preserve"> </w:t>
@@ -8839,7 +9028,7 @@
         <w:t xml:space="preserve"> </w:t>
       </w:r>
       <w:r>
-        <w:t xml:space="preserve">sample size. Noonan [35] derives a closed-form effective sample size for</w:t>
+        <w:t xml:space="preserve">sample size. Noonan [40] derives a closed-form effective sample size for</w:t>
       </w:r>
       <w:r>
         <w:t xml:space="preserve"> </w:t>
@@ -9235,7 +9424,7 @@
         <w:t xml:space="preserve"> </w:t>
       </w:r>
       <w:r>
-        <w:t xml:space="preserve">a giant component has been reported for leakage control [36]. Combined with</w:t>
+        <w:t xml:space="preserve">a giant component has been reported for leakage control [41]. Combined with</w:t>
       </w:r>
       <w:r>
         <w:t xml:space="preserve"> </w:t>
@@ -9655,7 +9844,7 @@
         <w:t xml:space="preserve"> </w:t>
       </w:r>
       <w:r>
-        <w:t xml:space="preserve">and Theorem 1 of [9] applies verbatim. No new guarantee is obtained; we use</w:t>
+        <w:t xml:space="preserve">and Theorem 1 of [13] applies verbatim. No new guarantee is obtained; we use</w:t>
       </w:r>
       <w:r>
         <w:t xml:space="preserve"> </w:t>
@@ -9692,7 +9881,7 @@
         <w:t xml:space="preserve"> </w:t>
       </w:r>
       <w:r>
-        <w:t xml:space="preserve">exchangeable data [37]. Under hierarchical dependence the unit that</w:t>
+        <w:t xml:space="preserve">exchangeable data [42]. Under hierarchical dependence the unit that</w:t>
       </w:r>
       <w:r>
         <w:t xml:space="preserve"> </w:t>
@@ -10089,7 +10278,7 @@
         <w:t xml:space="preserve"> </w:t>
       </w:r>
       <w:r>
-        <w:t xml:space="preserve">selection appears in the analysis of thresholds under clustering [35]. We</w:t>
+        <w:t xml:space="preserve">selection appears in the analysis of thresholds under clustering [40]. We</w:t>
       </w:r>
       <w:r>
         <w:t xml:space="preserve"> </w:t>
@@ -10392,7 +10581,7 @@
           <wp:inline>
             <wp:extent cx="5334000" cy="1397151"/>
             <wp:effectExtent b="0" l="0" r="0" t="0"/>
-            <wp:docPr descr="Fig. 1. Audit protocol. The first four steps use metadata only and return exact verdicts before any patient is enrolled or any model trained; the last two require conformity scores from a trained model." title="" id="33" name="Picture"/>
+            <wp:docPr descr="Fig. 1. Audit protocol. The first four steps use metadata only and return verdicts that are exact given the declared dependence sources, before any patient is enrolled or any model trained; the last two require conformity scores from a trained model." title="" id="33" name="Picture"/>
             <a:graphic>
               <a:graphicData uri="http://schemas.openxmlformats.org/drawingml/2006/picture">
                 <pic:pic>
@@ -10436,7 +10625,7 @@
         <w:jc w:val="both"/>
       </w:pPr>
       <w:r>
-        <w:t xml:space="preserve">Fig. 1. Audit protocol. The first four steps use metadata only and return exact verdicts before any patient is enrolled or any model trained; the last two require conformity scores from a trained model.</w:t>
+        <w:t xml:space="preserve">Fig. 1. Audit protocol. The first four steps use metadata only and return verdicts that are exact given the declared dependence sources, before any patient is enrolled or any model trained; the last two require conformity scores from a trained model.</w:t>
       </w:r>
     </w:p>
     <w:bookmarkEnd w:id="35"/>
@@ -11316,7 +11505,7 @@
         <w:jc w:val="both"/>
       </w:pPr>
       <w:r>
-        <w:t xml:space="preserve">PTB-XL [2], [11] comprises 21,799 twelve-lead records from 18,869 patients, released</w:t>
+        <w:t xml:space="preserve">PTB-XL [2], [15] comprises 21,799 twelve-lead records from 18,869 patients, released</w:t>
       </w:r>
       <w:r>
         <w:t xml:space="preserve"> </w:t>
@@ -11578,7 +11767,7 @@
         <w:jc w:val="both"/>
       </w:pPr>
       <w:r>
-        <w:t xml:space="preserve">The MIT-BIH Arrhythmia Database [12] contains 48 half-hour two-channel recordings at 360 Hz with</w:t>
+        <w:t xml:space="preserve">The MIT-BIH Arrhythmia Database [16] contains 48 half-hour two-channel recordings at 360 Hz with</w:t>
       </w:r>
       <w:r>
         <w:t xml:space="preserve"> </w:t>
@@ -11816,7 +12005,7 @@
         <w:t xml:space="preserve"> </w:t>
       </w:r>
       <w:r>
-        <w:t xml:space="preserve">The PhysioNet/CinC Challenge 2021 collection [13] spans seven</w:t>
+        <w:t xml:space="preserve">The PhysioNet/CinC Challenge 2021 collection [17] spans seven</w:t>
       </w:r>
       <w:r>
         <w:t xml:space="preserve"> </w:t>
@@ -12256,7 +12445,7 @@
         <w:t xml:space="preserve"> </w:t>
       </w:r>
       <w:r>
-        <w:t xml:space="preserve">generated by a latent block structure [9]. If similarity within an institution</w:t>
+        <w:t xml:space="preserve">generated by a latent block structure [13]. If similarity within an institution</w:t>
       </w:r>
       <w:r>
         <w:t xml:space="preserve"> </w:t>
@@ -12766,7 +12955,7 @@
         <w:t xml:space="preserve"> </w:t>
       </w:r>
       <w:r>
-        <w:t xml:space="preserve">(B12) [9]. The question is whether a guarantee can be enforced at all, not which</w:t>
+        <w:t xml:space="preserve">(B12) [13]. The question is whether a guarantee can be enforced at all, not which</w:t>
       </w:r>
       <w:r>
         <w:t xml:space="preserve"> </w:t>
@@ -12778,7 +12967,7 @@
         <w:t xml:space="preserve"> </w:t>
       </w:r>
       <w:r>
-        <w:t xml:space="preserve">[10] and non-hierarchical variants such as Mondrian conformal prediction are</w:t>
+        <w:t xml:space="preserve">[14] and non-hierarchical variants such as Mondrian conformal prediction are</w:t>
       </w:r>
       <w:r>
         <w:t xml:space="preserve"> </w:t>
@@ -13270,7 +13459,7 @@
         <w:t xml:space="preserve"> </w:t>
       </w:r>
       <w:r>
-        <w:t xml:space="preserve">[9] calibrated at the block level.</w:t>
+        <w:t xml:space="preserve">[13] calibrated at the block level.</w:t>
       </w:r>
       <w:r>
         <w:t xml:space="preserve"> </w:t>
@@ -14937,7 +15126,7 @@
         <w:t xml:space="preserve"> </w:t>
       </w:r>
       <w:r>
-        <w:t xml:space="preserve">known [36].</w:t>
+        <w:t xml:space="preserve">known [41].</w:t>
       </w:r>
     </w:p>
     <w:p>
@@ -15880,13 +16069,19 @@
         <w:jc w:val="both"/>
       </w:pPr>
       <w:r>
-        <w:t xml:space="preserve">None of §8.1 involves a trained model. These verdicts are exact, carry no</w:t>
-      </w:r>
-      <w:r>
-        <w:t xml:space="preserve"> </w:t>
-      </w:r>
-      <w:r>
-        <w:t xml:space="preserve">sampling error, and can be computed before a single patient is enrolled.</w:t>
+        <w:t xml:space="preserve">None of §8.1 involves a trained model. Given the declared dependence sources,</w:t>
+      </w:r>
+      <w:r>
+        <w:t xml:space="preserve"> </w:t>
+      </w:r>
+      <w:r>
+        <w:t xml:space="preserve">these verdicts are exact, carry no sampling error, and can be computed before a</w:t>
+      </w:r>
+      <w:r>
+        <w:t xml:space="preserve"> </w:t>
+      </w:r>
+      <w:r>
+        <w:t xml:space="preserve">single patient is enrolled.</w:t>
       </w:r>
     </w:p>
     <w:bookmarkEnd w:id="55"/>
@@ -17749,13 +17944,48 @@
         <w:t xml:space="preserve"> </w:t>
       </w:r>
       <w:r>
-        <w:t xml:space="preserve">Under permutation, where no dependence remains, the B12−B1 gap persists at</w:t>
-      </w:r>
-      <w:r>
-        <w:t xml:space="preserve"> </w:t>
-      </w:r>
-      <w:r>
-        <w:t xml:space="preserve">81–107% of its original size: HCP’s finite-block correction forces it to the</w:t>
+        <w:t xml:space="preserve">We define the mechanical share as the ratio of the B12−B1 gap in the permuted</w:t>
+      </w:r>
+      <w:r>
+        <w:t xml:space="preserve"> </w:t>
+      </w:r>
+      <w:r>
+        <w:t xml:space="preserve">arm to the gap on the original data. It ranges from 81% to 107%: the gap is</w:t>
+      </w:r>
+      <w:r>
+        <w:t xml:space="preserve"> </w:t>
+      </w:r>
+      <w:r>
+        <w:t xml:space="preserve">almost unchanged once dependence is removed, and at</w:t>
+      </w:r>
+      <w:r>
+        <w:t xml:space="preserve"> </w:t>
+      </w:r>
+      <m:oMath>
+        <m:r>
+          <m:t>α</m:t>
+        </m:r>
+        <m:r>
+          <m:rPr>
+            <m:sty m:val="p"/>
+          </m:rPr>
+          <m:t>=</m:t>
+        </m:r>
+        <m:r>
+          <m:t>0.10</m:t>
+        </m:r>
+      </m:oMath>
+      <w:r>
+        <w:t xml:space="preserve"> </w:t>
+      </w:r>
+      <w:r>
+        <w:t xml:space="preserve">it is slightly</w:t>
+      </w:r>
+      <w:r>
+        <w:t xml:space="preserve"> </w:t>
+      </w:r>
+      <w:r>
+        <w:t xml:space="preserve">larger without dependence than with it. HCP’s finite-block correction forces it to the</w:t>
       </w:r>
       <w:r>
         <w:t xml:space="preserve"> </w:t>
@@ -18315,7 +18545,7 @@
         <w:t xml:space="preserve"> </w:t>
       </w:r>
       <w:r>
-        <w:t xml:space="preserve">see [35] for an exceedance-specific design effect. On this axis the combined</w:t>
+        <w:t xml:space="preserve">see [40] for an exceedance-specific design effect. On this axis the combined</w:t>
       </w:r>
       <w:r>
         <w:t xml:space="preserve"> </w:t>
@@ -20371,7 +20601,7 @@
         <w:t xml:space="preserve"> </w:t>
       </w:r>
       <w:r>
-        <w:t xml:space="preserve">thresholds under clustering has been derived separately [35]. The ordering is</w:t>
+        <w:t xml:space="preserve">thresholds under clustering has been derived separately [40]. The ordering is</w:t>
       </w:r>
       <w:r>
         <w:t xml:space="preserve"> </w:t>
@@ -20852,7 +21082,7 @@
         <w:t xml:space="preserve"> </w:t>
       </w:r>
       <w:r>
-        <w:t xml:space="preserve">coverage across demographic groups [38]; when calibration must also respect</w:t>
+        <w:t xml:space="preserve">coverage across demographic groups [43]; when calibration must also respect</w:t>
       </w:r>
       <w:r>
         <w:t xml:space="preserve"> </w:t>
@@ -20870,13 +21100,13 @@
         <w:t xml:space="preserve"> </w:t>
       </w:r>
       <w:r>
-        <w:t xml:space="preserve">hierarchical healthcare settings with thousands of blocks, such as admissions</w:t>
-      </w:r>
-      <w:r>
-        <w:t xml:space="preserve"> </w:t>
-      </w:r>
-      <w:r>
-        <w:t xml:space="preserve">nested in hospitals [39], sit far from the boundary, which is why the boundary is</w:t>
+        <w:t xml:space="preserve">hierarchical healthcare settings with thousands of blocks, such as patients</w:t>
+      </w:r>
+      <w:r>
+        <w:t xml:space="preserve"> </w:t>
+      </w:r>
+      <w:r>
+        <w:t xml:space="preserve">nested in hospitals [36], sit far from the boundary, which is why the boundary is</w:t>
       </w:r>
       <w:r>
         <w:t xml:space="preserve"> </w:t>
@@ -20897,7 +21127,7 @@
         <w:t xml:space="preserve"> </w:t>
       </w:r>
       <w:r>
-        <w:t xml:space="preserve">prevent subject-level leakage between training and evaluation [26], [28], [27],</w:t>
+        <w:t xml:space="preserve">prevent subject-level leakage between training and evaluation [30], [32], [31],</w:t>
       </w:r>
       <w:r>
         <w:t xml:space="preserve"> </w:t>
@@ -20909,7 +21139,7 @@
         <w:t xml:space="preserve"> </w:t>
       </w:r>
       <w:r>
-        <w:t xml:space="preserve">training regimes have been compared directly [40]. The present audit extends the</w:t>
+        <w:t xml:space="preserve">training regimes have been compared directly [44]. The present audit extends the</w:t>
       </w:r>
       <w:r>
         <w:t xml:space="preserve"> </w:t>
@@ -20958,7 +21188,7 @@
         <w:t xml:space="preserve"> </w:t>
       </w:r>
       <w:r>
-        <w:t xml:space="preserve">as an open question for study design in this setting [9]. Our results address</w:t>
+        <w:t xml:space="preserve">as an open question for study design in this setting [13]. Our results address</w:t>
       </w:r>
       <w:r>
         <w:t xml:space="preserve"> </w:t>
@@ -20994,7 +21224,7 @@
         <w:t xml:space="preserve"> </w:t>
       </w:r>
       <w:r>
-        <w:t xml:space="preserve">calibration size, which yields a criterion for the minimum calibration size [41].</w:t>
+        <w:t xml:space="preserve">calibration size, which yields a criterion for the minimum calibration size [45].</w:t>
       </w:r>
       <w:r>
         <w:t xml:space="preserve"> </w:t>
@@ -21018,7 +21248,7 @@
         <w:t xml:space="preserve"> </w:t>
       </w:r>
       <w:r>
-        <w:t xml:space="preserve">under exchangeability [37]; under block dependence the unit that must be counted</w:t>
+        <w:t xml:space="preserve">under exchangeability [42]; under block dependence the unit that must be counted</w:t>
       </w:r>
       <w:r>
         <w:t xml:space="preserve"> </w:t>
@@ -21039,13 +21269,70 @@
         <w:jc w:val="both"/>
       </w:pPr>
       <w:r>
-        <w:t xml:space="preserve">Risk-control extensions of conformal prediction [30], [42] and its time-series</w:t>
-      </w:r>
-      <w:r>
-        <w:t xml:space="preserve"> </w:t>
-      </w:r>
-      <w:r>
-        <w:t xml:space="preserve">variants [31] rest on related exchangeability or stationarity assumptions.</w:t>
+        <w:t xml:space="preserve">Our findings converge with those of Sim and Kim for ECG false-alarm control [11]:</w:t>
+      </w:r>
+      <w:r>
+        <w:t xml:space="preserve"> </w:t>
+      </w:r>
+      <w:r>
+        <w:t xml:space="preserve">in both settings the guarantee is carried by subjects rather than by beats, and</w:t>
+      </w:r>
+      <w:r>
+        <w:t xml:space="preserve"> </w:t>
+      </w:r>
+      <w:r>
+        <w:t xml:space="preserve">too few calibration subjects break it. The present audit differs in what it</w:t>
+      </w:r>
+      <w:r>
+        <w:t xml:space="preserve"> </w:t>
+      </w:r>
+      <w:r>
+        <w:t xml:space="preserve">counts and how it attributes the effect. It counts blocks under crossed</w:t>
+      </w:r>
+      <w:r>
+        <w:t xml:space="preserve"> </w:t>
+      </w:r>
+      <w:r>
+        <w:t xml:space="preserve">dependence sources and per diagnostic label, and it separates dependence from</w:t>
+      </w:r>
+      <w:r>
+        <w:t xml:space="preserve"> </w:t>
+      </w:r>
+      <w:r>
+        <w:t xml:space="preserve">block-size imbalance and from the mechanical effect of the finite-block</w:t>
+      </w:r>
+      <w:r>
+        <w:t xml:space="preserve"> </w:t>
+      </w:r>
+      <w:r>
+        <w:t xml:space="preserve">correction, using a matched permutation null and a factorial design. Evidence</w:t>
+      </w:r>
+      <w:r>
+        <w:t xml:space="preserve"> </w:t>
+      </w:r>
+      <w:r>
+        <w:t xml:space="preserve">that marginal coverage can mask per-class and per-patient failures in cardiac</w:t>
+      </w:r>
+      <w:r>
+        <w:t xml:space="preserve"> </w:t>
+      </w:r>
+      <w:r>
+        <w:t xml:space="preserve">monitoring [10] is consistent with the label-level boundary of §8.1.</w:t>
+      </w:r>
+    </w:p>
+    <w:p>
+      <w:pPr>
+        <w:pStyle w:val="BodyText"/>
+        <w:jc w:val="both"/>
+      </w:pPr>
+      <w:r>
+        <w:t xml:space="preserve">Risk-control extensions of conformal prediction [34], [46] and its time-series</w:t>
+      </w:r>
+      <w:r>
+        <w:t xml:space="preserve"> </w:t>
+      </w:r>
+      <w:r>
+        <w:t xml:space="preserve">variants [35] rest on related exchangeability or stationarity assumptions.</w:t>
       </w:r>
       <w:r>
         <w:t xml:space="preserve"> </w:t>
@@ -21061,13 +21348,13 @@
       </w:r>
     </w:p>
     <w:bookmarkEnd w:id="74"/>
-    <w:bookmarkStart w:id="75" w:name="limitations-of-scope"/>
+    <w:bookmarkStart w:id="75" w:name="what-this-study-does-not-establish"/>
     <w:p>
       <w:pPr>
         <w:pStyle w:val="Heading2"/>
       </w:pPr>
       <w:r>
-        <w:t xml:space="preserve">9.6 Limitations of scope</w:t>
+        <w:t xml:space="preserve">9.6 What this study does not establish</w:t>
       </w:r>
     </w:p>
     <w:p>
@@ -21076,49 +21363,91 @@
         <w:jc w:val="both"/>
       </w:pPr>
       <w:r>
-        <w:t xml:space="preserve">The audit concerns marginal and label-wise coverage of a single method family.</w:t>
-      </w:r>
-      <w:r>
-        <w:t xml:space="preserve"> </w:t>
-      </w:r>
-      <w:r>
-        <w:t xml:space="preserve">It does not compare hierarchical constructions with one another [10], does not</w:t>
-      </w:r>
-      <w:r>
-        <w:t xml:space="preserve"> </w:t>
-      </w:r>
-      <w:r>
-        <w:t xml:space="preserve">address temporal dependence within a patient across visits, and uses two</w:t>
-      </w:r>
-      <w:r>
-        <w:t xml:space="preserve"> </w:t>
-      </w:r>
-      <w:r>
-        <w:t xml:space="preserve">datasets whose dependence structures differ along one axis. Post hoc explanation</w:t>
-      </w:r>
-      <w:r>
-        <w:t xml:space="preserve"> </w:t>
-      </w:r>
-      <w:r>
-        <w:t xml:space="preserve">of what ECG networks learn [43] and benchmark discrimination [1] are orthogonal</w:t>
-      </w:r>
-      <w:r>
-        <w:t xml:space="preserve"> </w:t>
-      </w:r>
-      <w:r>
-        <w:t xml:space="preserve">to the question asked here: a highly accurate model calibrated on too few blocks</w:t>
-      </w:r>
-      <w:r>
-        <w:t xml:space="preserve"> </w:t>
-      </w:r>
-      <w:r>
-        <w:t xml:space="preserve">remains without a guarantee. The threats to validity of each result are</w:t>
-      </w:r>
-      <w:r>
-        <w:t xml:space="preserve"> </w:t>
-      </w:r>
-      <w:r>
-        <w:t xml:space="preserve">detailed in §10.</w:t>
+        <w:t xml:space="preserve">The audit concerns marginal and label-wise coverage of a single method family,</w:t>
+      </w:r>
+      <w:r>
+        <w:t xml:space="preserve"> </w:t>
+      </w:r>
+      <w:r>
+        <w:t xml:space="preserve">and several conclusions should not be drawn from it. It does not establish that</w:t>
+      </w:r>
+      <w:r>
+        <w:t xml:space="preserve"> </w:t>
+      </w:r>
+      <w:r>
+        <w:t xml:space="preserve">every block-level conformal procedure shares the feasibility boundary of HCP</w:t>
+      </w:r>
+      <w:r>
+        <w:t xml:space="preserve"> </w:t>
+      </w:r>
+      <w:r>
+        <w:t xml:space="preserve">(Corollary 2.2 is proved for the HCP/Dunn family only). It does not establish</w:t>
+      </w:r>
+      <w:r>
+        <w:t xml:space="preserve"> </w:t>
+      </w:r>
+      <w:r>
+        <w:t xml:space="preserve">that the dependence sources declared for PTB-XL are the true ones; the collapse</w:t>
+      </w:r>
+      <w:r>
+        <w:t xml:space="preserve"> </w:t>
+      </w:r>
+      <w:r>
+        <w:t xml:space="preserve">of the join is conditional on that declaration. It does not establish that the</w:t>
+      </w:r>
+      <w:r>
+        <w:t xml:space="preserve"> </w:t>
+      </w:r>
+      <w:r>
+        <w:t xml:space="preserve">design effect is a sufficient statistic for coverage loss; it is used as an</w:t>
+      </w:r>
+      <w:r>
+        <w:t xml:space="preserve"> </w:t>
+      </w:r>
+      <w:r>
+        <w:t xml:space="preserve">ordering axis, and the dose–response gradient is controlled within one dataset.</w:t>
+      </w:r>
+      <w:r>
+        <w:t xml:space="preserve"> </w:t>
+      </w:r>
+      <w:r>
+        <w:t xml:space="preserve">It does not compare hierarchical constructions with one another [14], does not</w:t>
+      </w:r>
+      <w:r>
+        <w:t xml:space="preserve"> </w:t>
+      </w:r>
+      <w:r>
+        <w:t xml:space="preserve">address temporal dependence within a patient across visits, and does not</w:t>
+      </w:r>
+      <w:r>
+        <w:t xml:space="preserve"> </w:t>
+      </w:r>
+      <w:r>
+        <w:t xml:space="preserve">establish significance of the MIT-BIH deficit for every backbone. Post hoc</w:t>
+      </w:r>
+      <w:r>
+        <w:t xml:space="preserve"> </w:t>
+      </w:r>
+      <w:r>
+        <w:t xml:space="preserve">explanation of what ECG networks learn [47] and benchmark discrimination [1]</w:t>
+      </w:r>
+      <w:r>
+        <w:t xml:space="preserve"> </w:t>
+      </w:r>
+      <w:r>
+        <w:t xml:space="preserve">are orthogonal to the question asked here: a highly accurate model calibrated on</w:t>
+      </w:r>
+      <w:r>
+        <w:t xml:space="preserve"> </w:t>
+      </w:r>
+      <w:r>
+        <w:t xml:space="preserve">too few blocks remains without a guarantee. The threats to validity of each</w:t>
+      </w:r>
+      <w:r>
+        <w:t xml:space="preserve"> </w:t>
+      </w:r>
+      <w:r>
+        <w:t xml:space="preserve">result are detailed in §10.</w:t>
       </w:r>
     </w:p>
     <w:bookmarkEnd w:id="75"/>
@@ -22097,7 +22426,7 @@
         <w:t xml:space="preserve"> </w:t>
       </w:r>
       <w:r>
-        <w:t xml:space="preserve">partitions into a giant component is itself known [36]. On PTB-XL the verdict is</w:t>
+        <w:t xml:space="preserve">partitions into a giant component is itself known [41]. On PTB-XL the verdict is</w:t>
       </w:r>
       <w:r>
         <w:t xml:space="preserve"> </w:t>
@@ -22846,7 +23175,19 @@
         <w:t xml:space="preserve"> </w:t>
       </w:r>
       <w:r>
-        <w:t xml:space="preserve">conditioned on, together with the dependence sources they declared.</w:t>
+        <w:t xml:space="preserve">conditioned on, together with the dependence sources they declared. These</w:t>
+      </w:r>
+      <w:r>
+        <w:t xml:space="preserve"> </w:t>
+      </w:r>
+      <w:r>
+        <w:t xml:space="preserve">conclusions concern one method family and the dependence sources declared here;</w:t>
+      </w:r>
+      <w:r>
+        <w:t xml:space="preserve"> </w:t>
+      </w:r>
+      <w:r>
+        <w:t xml:space="preserve">whether other block-level procedures share the same boundary remains open.</w:t>
       </w:r>
     </w:p>
     <w:bookmarkEnd w:id="84"/>
@@ -23160,7 +23501,7 @@
           <w:i w:val="0"/>
           <w:sz w:val="18"/>
         </w:rPr>
-        <w:t>R. F. Barber, E. J. Candès, A. Ramdas, and R. J. Tibshirani, “Conformal prediction beyond exchangeability,” Ann. Statist., vol. 51, no. 2, Apr. 2023, doi: 10.1214/23-aos2276.</w:t>
+        <w:t>O. El Allam and M. Hamlich, “Quantization-aware Mondrian conformal prediction for embedded ECG classification,” Biomedical Signal Processing and Control, vol. 127, Nov. 2026, doi: 10.1016/j.bspc.2026.111217.</w:t>
       </w:r>
     </w:p>
     <w:p>
@@ -23196,7 +23537,7 @@
           <w:i w:val="0"/>
           <w:sz w:val="18"/>
         </w:rPr>
-        <w:t>Y. Lee, R. Barber, and R. Willett, “Distribution-free inference with hierarchical data,” ACM J. Data Sci., Mar. 2026, doi: 10.1145/3786352.</w:t>
+        <w:t>O. E. ALLAM and M. HAMLICH, “Hierarchical adaptive conformal inference for reliable uncertainty quantification in edge-deployable medical wearables,” Measurement, vol. 279, Jun. 2026, doi: 10.1016/j.measurement.2026.121765.</w:t>
       </w:r>
     </w:p>
     <w:p>
@@ -23232,7 +23573,7 @@
           <w:i w:val="0"/>
           <w:sz w:val="18"/>
         </w:rPr>
-        <w:t>R. Dunn, L. Wasserman, and A. Ramdas, “Distribution-Free Prediction Sets for Two-Layer Hierarchical Models,” Journal of the American Statistical Association, vol. 118, no. 544, pp. 2491–2502, Oct. 2023, doi: 10.1080/01621459.2022.2060112.</w:t>
+        <w:t>I. H. Kinalioglu, “Conformal reliability assessment of PPG-based ICU arrhythmia classification under class imbalance and patient heterogeneity,” Physiol. Meas., vol. 47, no. 8, Art. no. 085029, Aug. 2026, doi: 10.1088/1361-6579/ae92e8.</w:t>
       </w:r>
     </w:p>
     <w:p>
@@ -23249,6 +23590,12 @@
       <w:r/>
       <w:r/>
       <w:r/>
+      <w:r>
+        <w:rPr>
+          <w:i/>
+          <w:iCs/>
+        </w:rPr>
+      </w:r>
       <w:r/>
       <w:r>
         <w:rPr>
@@ -23262,7 +23609,7 @@
           <w:i w:val="0"/>
           <w:sz w:val="18"/>
         </w:rPr>
-        <w:t>P. Wagner, N. Strodthoff, R.-D. Bousseljot, W. Samek, and T. Schaeffter, “PTB-XL, a large publicly available electrocardiography dataset,” PhysioNet, ver. 1.0.3, 2022, doi: 10.13026/kfzx-aw45.</w:t>
+        <w:t>S. Sim and C. Kim, “Anomaly-Selective Conformal Calibration for ECG Monitoring: Threshold Divergence and the Limits of Finite-Sample False Alarm Control,” IEEE Access, vol. 14, pp. 144957–144979, 2026, doi: 10.1109/access.2026.3734990.</w:t>
       </w:r>
     </w:p>
     <w:p>
@@ -23279,6 +23626,12 @@
       <w:r/>
       <w:r/>
       <w:r/>
+      <w:r>
+        <w:rPr>
+          <w:i/>
+          <w:iCs/>
+        </w:rPr>
+      </w:r>
       <w:r/>
       <w:r>
         <w:rPr>
@@ -23292,7 +23645,7 @@
           <w:i w:val="0"/>
           <w:sz w:val="18"/>
         </w:rPr>
-        <w:t>G. B. Moody and R. G. Mark, “MIT-BIH Arrhythmia Database,” PhysioNet, 1992, doi: 10.13026/C2F305.</w:t>
+        <w:t>R. F. Barber, E. J. Candès, A. Ramdas, and R. J. Tibshirani, “Conformal prediction beyond exchangeability,” Ann. Statist., vol. 51, no. 2, Apr. 2023, doi: 10.1214/23-aos2276.</w:t>
       </w:r>
     </w:p>
     <w:p>
@@ -23307,6 +23660,8 @@
       </w:pPr>
       <w:r/>
       <w:r/>
+      <w:r/>
+      <w:r/>
       <w:r>
         <w:rPr>
           <w:i/>
@@ -23314,10 +23669,6 @@
         </w:rPr>
       </w:r>
       <w:r/>
-      <w:r/>
-      <w:r/>
-      <w:r/>
-      <w:r/>
       <w:r>
         <w:rPr>
           <w:sz w:val="18"/>
@@ -23330,7 +23681,7 @@
           <w:i w:val="0"/>
           <w:sz w:val="18"/>
         </w:rPr>
-        <w:t>M. Reyna et al., “Will Two Do? Varying Dimensions in Electrocardiography: The PhysioNet/Computing in Cardiology Challenge 2021,” PhysioNet, ver. 1.0.3, 2022, doi: 10.13026/34va-7q14.</w:t>
+        <w:t>Y. Lee, R. Barber, and R. Willett, “Distribution-free inference with hierarchical data,” ACM J. Data Sci., Mar. 2026, doi: 10.1145/3786352.</w:t>
       </w:r>
     </w:p>
     <w:p>
@@ -23366,7 +23717,7 @@
           <w:i w:val="0"/>
           <w:sz w:val="18"/>
         </w:rPr>
-        <w:t>L. Lei and E. J. Candès, “Conformal Inference of Counterfactuals and Individual Treatment Effects,” Journal of the Royal Statistical Society Series B: Statistical Methodology, vol. 83, no. 5, pp. 911–938, Nov. 2021, doi: 10.1111/rssb.12445.</w:t>
+        <w:t>R. Dunn, L. Wasserman, and A. Ramdas, “Distribution-Free Prediction Sets for Two-Layer Hierarchical Models,” Journal of the American Statistical Association, vol. 118, no. 544, pp. 2491–2502, Oct. 2023, doi: 10.1080/01621459.2022.2060112.</w:t>
       </w:r>
     </w:p>
     <w:p>
@@ -23383,12 +23734,6 @@
       <w:r/>
       <w:r/>
       <w:r/>
-      <w:r>
-        <w:rPr>
-          <w:i/>
-          <w:iCs/>
-        </w:rPr>
-      </w:r>
       <w:r/>
       <w:r>
         <w:rPr>
@@ -23402,7 +23747,7 @@
           <w:i w:val="0"/>
           <w:sz w:val="18"/>
         </w:rPr>
-        <w:t>H. Mao, R. Martin, and B. J. Reich, “Valid Model-Free Spatial Prediction,” Journal of the American Statistical Association, vol. 119, no. 546, pp. 904–914, Apr. 2024, doi: 10.1080/01621459.2022.2147531.</w:t>
+        <w:t>P. Wagner, N. Strodthoff, R.-D. Bousseljot, W. Samek, and T. Schaeffter, “PTB-XL, a large publicly available electrocardiography dataset,” PhysioNet, ver. 1.0.3, 2022, doi: 10.13026/kfzx-aw45.</w:t>
       </w:r>
     </w:p>
     <w:p>
@@ -23419,12 +23764,6 @@
       <w:r/>
       <w:r/>
       <w:r/>
-      <w:r>
-        <w:rPr>
-          <w:i/>
-          <w:iCs/>
-        </w:rPr>
-      </w:r>
       <w:r/>
       <w:r>
         <w:rPr>
@@ -23438,7 +23777,7 @@
           <w:i w:val="0"/>
           <w:sz w:val="18"/>
         </w:rPr>
-        <w:t>R. Lunde, E. Levina, and J. Zhu, “Conformal Prediction for Network-Assisted Regression,” Journal of the American Statistical Association, vol. 120, no. 551, pp. 1633–1644, Jul. 2025, doi: 10.1080/01621459.2025.2506198.</w:t>
+        <w:t>G. B. Moody and R. G. Mark, “MIT-BIH Arrhythmia Database,” PhysioNet, 1992, doi: 10.13026/C2F305.</w:t>
       </w:r>
     </w:p>
     <w:p>
@@ -23453,14 +23792,16 @@
       </w:pPr>
       <w:r/>
       <w:r/>
+      <w:r>
+        <w:rPr>
+          <w:i/>
+          <w:iCs/>
+        </w:rPr>
+      </w:r>
       <w:r/>
       <w:r/>
-      <w:r>
-        <w:rPr>
-          <w:i/>
-          <w:iCs/>
-        </w:rPr>
-      </w:r>
+      <w:r/>
+      <w:r/>
       <w:r/>
       <w:r>
         <w:rPr>
@@ -23474,7 +23815,7 @@
           <w:i w:val="0"/>
           <w:sz w:val="18"/>
         </w:rPr>
-        <w:t>A. Bhattacharyya and R. F. Barber, “Group-weighted conformal prediction,” Electron. J. Statist., vol. 20, no. 1, Jan. 2026, doi: 10.1214/26-ejs2506.</w:t>
+        <w:t>M. Reyna et al., “Will Two Do? Varying Dimensions in Electrocardiography: The PhysioNet/Computing in Cardiology Challenge 2021,” PhysioNet, ver. 1.0.3, 2022, doi: 10.13026/34va-7q14.</w:t>
       </w:r>
     </w:p>
     <w:p>
@@ -23510,7 +23851,7 @@
           <w:i w:val="0"/>
           <w:sz w:val="18"/>
         </w:rPr>
-        <w:t>J.-I. Seo, Y. E. Jeon, and Y. Kim, “Calibrated Mondrian conformal prediction for uncertainty quantification in spatial modeling,” Pattern Recognition, vol. 180, Dec. 2026, doi: 10.1016/j.patcog.2026.114113.</w:t>
+        <w:t>L. Lei and E. J. Candès, “Conformal Inference of Counterfactuals and Individual Treatment Effects,” Journal of the Royal Statistical Society Series B: Statistical Methodology, vol. 83, no. 5, pp. 911–938, Nov. 2021, doi: 10.1111/rssb.12445.</w:t>
       </w:r>
     </w:p>
     <w:p>
@@ -23546,7 +23887,7 @@
           <w:i w:val="0"/>
           <w:sz w:val="18"/>
         </w:rPr>
-        <w:t>R. F. Barber, E. J. Candès, A. Ramdas, and R. J. Tibshirani, “Predictive inference with the jackknife+,” Ann. Statist., vol. 49, no. 1, Feb. 2021, doi: 10.1214/20-aos1965.</w:t>
+        <w:t>H. Mao, R. Martin, and B. J. Reich, “Valid Model-Free Spatial Prediction,” Journal of the American Statistical Association, vol. 119, no. 546, pp. 904–914, Apr. 2024, doi: 10.1080/01621459.2022.2147531.</w:t>
       </w:r>
     </w:p>
     <w:p>
@@ -23582,7 +23923,7 @@
           <w:i w:val="0"/>
           <w:sz w:val="18"/>
         </w:rPr>
-        <w:t>H. Papadopoulos, “Conformal prediction for multi-label learning: a review of methods and guarantees,” Philosophical Transactions of the Royal Society A: Mathematical, Physical and Engineering Sciences, vol. 384, no. 2327, Art. no. 20250071, Aug. 2026, doi: 10.1098/rsta.2025.0071.</w:t>
+        <w:t>R. Lunde, E. Levina, and J. Zhu, “Conformal Prediction for Network-Assisted Regression,” Journal of the American Statistical Association, vol. 120, no. 551, pp. 1633–1644, Jul. 2025, doi: 10.1080/01621459.2025.2506198.</w:t>
       </w:r>
     </w:p>
     <w:p>
@@ -23618,7 +23959,7 @@
           <w:i w:val="0"/>
           <w:sz w:val="18"/>
         </w:rPr>
-        <w:t>L. Maltoudoglou, A. Paisios, L. Lenc, J. Martínek, P. Král, and H. Papadopoulos, “Well-calibrated confidence measures for multi-label text classification with a large number of labels,” Pattern Recognition, vol. 122, Feb. 2022, doi: 10.1016/j.patcog.2021.108271.</w:t>
+        <w:t>A. Bhattacharyya and R. F. Barber, “Group-weighted conformal prediction,” Electron. J. Statist., vol. 20, no. 1, Jan. 2026, doi: 10.1214/26-ejs2506.</w:t>
       </w:r>
     </w:p>
     <w:p>
@@ -23633,6 +23974,8 @@
       </w:pPr>
       <w:r/>
       <w:r/>
+      <w:r/>
+      <w:r/>
       <w:r>
         <w:rPr>
           <w:i/>
@@ -23640,16 +23983,6 @@
         </w:rPr>
       </w:r>
       <w:r/>
-      <w:r/>
-      <w:r/>
-      <w:r/>
-      <w:r>
-        <w:rPr>
-          <w:i/>
-          <w:iCs/>
-        </w:rPr>
-      </w:r>
-      <w:r/>
       <w:r>
         <w:rPr>
           <w:sz w:val="18"/>
@@ -23662,7 +23995,7 @@
           <w:i w:val="0"/>
           <w:sz w:val="18"/>
         </w:rPr>
-        <w:t>W. Huang et al., “HmcNet: A General Approach for Hierarchical Multi-Label Classification,” IEEE Trans. Knowl. Data Eng., vol. 35, no. 9, pp. 8713–8728, Sep. 2023, doi: 10.1109/tkde.2022.3207511.</w:t>
+        <w:t>J.-I. Seo, Y. E. Jeon, and Y. Kim, “Calibrated Mondrian conformal prediction for uncertainty quantification in spatial modeling,” Pattern Recognition, vol. 180, Dec. 2026, doi: 10.1016/j.patcog.2026.114113.</w:t>
       </w:r>
     </w:p>
     <w:p>
@@ -23698,7 +24031,7 @@
           <w:i w:val="0"/>
           <w:sz w:val="18"/>
         </w:rPr>
-        <w:t>M. Sun, J. Niu, X. Yang, Y. Gu, and W. Zhang, “CEHMR: Curriculum learning enhanced hierarchical multi-label classification for medication recommendation,” Artificial Intelligence in Medicine, vol. 143, Sep. 2023, doi: 10.1016/j.artmed.2023.102613.</w:t>
+        <w:t>R. F. Barber, E. J. Candès, A. Ramdas, and R. J. Tibshirani, “Predictive inference with the jackknife+,” Ann. Statist., vol. 49, no. 1, Feb. 2021, doi: 10.1214/20-aos1965.</w:t>
       </w:r>
     </w:p>
     <w:p>
@@ -23734,7 +24067,7 @@
           <w:i w:val="0"/>
           <w:sz w:val="18"/>
         </w:rPr>
-        <w:t>A. Baheri and M. A. Shahbazi, “Conformal prediction across scales: Finite-sample coverage with hierarchical efficiency,” Results in Applied Mathematics, vol. 26, May 2025, doi: 10.1016/j.rinam.2025.100589.</w:t>
+        <w:t>H. Papadopoulos, “Conformal prediction for multi-label learning: a review of methods and guarantees,” Philosophical Transactions of the Royal Society A: Mathematical, Physical and Engineering Sciences, vol. 384, no. 2327, Art. no. 20250071, Aug. 2026, doi: 10.1098/rsta.2025.0071.</w:t>
       </w:r>
     </w:p>
     <w:p>
@@ -23751,6 +24084,12 @@
       <w:r/>
       <w:r/>
       <w:r/>
+      <w:r>
+        <w:rPr>
+          <w:i/>
+          <w:iCs/>
+        </w:rPr>
+      </w:r>
       <w:r/>
       <w:r>
         <w:rPr>
@@ -23764,7 +24103,7 @@
           <w:i w:val="0"/>
           <w:sz w:val="18"/>
         </w:rPr>
-        <w:t>B. Zhang, S. Li, and O. Bastani, “Conformal Structured Prediction,” arXiv:2410.06296, Oct. 2024.</w:t>
+        <w:t>L. Maltoudoglou, A. Paisios, L. Lenc, J. Martínek, P. Král, and H. Papadopoulos, “Well-calibrated confidence measures for multi-label text classification with a large number of labels,” Pattern Recognition, vol. 122, Feb. 2022, doi: 10.1016/j.patcog.2021.108271.</w:t>
       </w:r>
     </w:p>
     <w:p>
@@ -23779,8 +24118,16 @@
       </w:pPr>
       <w:r/>
       <w:r/>
+      <w:r>
+        <w:rPr>
+          <w:i/>
+          <w:iCs/>
+        </w:rPr>
+      </w:r>
       <w:r/>
       <w:r/>
+      <w:r/>
+      <w:r/>
       <w:r>
         <w:rPr>
           <w:i/>
@@ -23800,7 +24147,7 @@
           <w:i w:val="0"/>
           <w:sz w:val="18"/>
         </w:rPr>
-        <w:t>F. M. Dias, H. L. M. Monteiro, T. W. Cabral, R. Naji, M. Kuehni, and E. J. d. S. Luz, “Arrhythmia classification from single-lead ECG signals using the inter-patient paradigm,” Computer Methods and Programs in Biomedicine, vol. 202, Apr. 2021, doi: 10.1016/j.cmpb.2021.105948.</w:t>
+        <w:t>W. Huang et al., “HmcNet: A General Approach for Hierarchical Multi-Label Classification,” IEEE Trans. Knowl. Data Eng., vol. 35, no. 9, pp. 8713–8728, Sep. 2023, doi: 10.1109/tkde.2022.3207511.</w:t>
       </w:r>
     </w:p>
     <w:p>
@@ -23836,7 +24183,7 @@
           <w:i w:val="0"/>
           <w:sz w:val="18"/>
         </w:rPr>
-        <w:t>Y. Li, R. Qian, and K. Li, “Inter-patient arrhythmia classification with improved deep residual convolutional neural network,” Computer Methods and Programs in Biomedicine, vol. 214, Feb. 2022, doi: 10.1016/j.cmpb.2021.106582.</w:t>
+        <w:t>M. Sun, J. Niu, X. Yang, Y. Gu, and W. Zhang, “CEHMR: Curriculum learning enhanced hierarchical multi-label classification for medication recommendation,” Artificial Intelligence in Medicine, vol. 143, Sep. 2023, doi: 10.1016/j.artmed.2023.102613.</w:t>
       </w:r>
     </w:p>
     <w:p>
@@ -23872,7 +24219,7 @@
           <w:i w:val="0"/>
           <w:sz w:val="18"/>
         </w:rPr>
-        <w:t>G. Wang, M. Chen, Z. Ding, J. Li, H. Yang, and P. Zhang, “Inter-patient ECG arrhythmia heartbeat classification based on unsupervised domain adaptation,” Neurocomputing, vol. 454, pp. 339–349, Sep. 2021, doi: 10.1016/j.neucom.2021.04.104.</w:t>
+        <w:t>A. Baheri and M. A. Shahbazi, “Conformal prediction across scales: Finite-sample coverage with hierarchical efficiency,” Results in Applied Mathematics, vol. 26, May 2025, doi: 10.1016/j.rinam.2025.100589.</w:t>
       </w:r>
     </w:p>
     <w:p>
@@ -23889,12 +24236,6 @@
       <w:r/>
       <w:r/>
       <w:r/>
-      <w:r>
-        <w:rPr>
-          <w:i/>
-          <w:iCs/>
-        </w:rPr>
-      </w:r>
       <w:r/>
       <w:r>
         <w:rPr>
@@ -23908,7 +24249,7 @@
           <w:i w:val="0"/>
           <w:sz w:val="18"/>
         </w:rPr>
-        <w:t>J. Jonkers, F. Coopman, L. Duchateau, G. Van Wallendael, and S. Van Hoecke, “Reliable uncertainty quantification for 2D/3D anatomical landmark localization using multi-output conformal prediction,” Medical Image Analysis, vol. 110, May 2026, doi: 10.1016/j.media.2026.103953.</w:t>
+        <w:t>B. Zhang, S. Li, and O. Bastani, “Conformal Structured Prediction,” arXiv:2410.06296, Oct. 2024.</w:t>
       </w:r>
     </w:p>
     <w:p>
@@ -23944,7 +24285,7 @@
           <w:i w:val="0"/>
           <w:sz w:val="18"/>
         </w:rPr>
-        <w:t>A. N. Angelopoulos, “Conformal risk control for non-monotonic losses,” Philosophical Transactions of the Royal Society A: Mathematical, Physical and Engineering Sciences, vol. 384, no. 2327, Art. no. 20250068, Aug. 2026, doi: 10.1098/rsta.2025.0068.</w:t>
+        <w:t>F. M. Dias, H. L. M. Monteiro, T. W. Cabral, R. Naji, M. Kuehni, and E. J. d. S. Luz, “Arrhythmia classification from single-lead ECG signals using the inter-patient paradigm,” Computer Methods and Programs in Biomedicine, vol. 202, Apr. 2021, doi: 10.1016/j.cmpb.2021.105948.</w:t>
       </w:r>
     </w:p>
     <w:p>
@@ -23980,7 +24321,7 @@
           <w:i w:val="0"/>
           <w:sz w:val="18"/>
         </w:rPr>
-        <w:t>C. Xu and Y. Xie, “Conformal Prediction for Time Series,” IEEE Trans. Pattern Anal. Mach. Intell., vol. 45, no. 10, pp. 11575–11587, Oct. 2023, doi: 10.1109/tpami.2023.3272339.</w:t>
+        <w:t>Y. Li, R. Qian, and K. Li, “Inter-patient arrhythmia classification with improved deep residual convolutional neural network,” Computer Methods and Programs in Biomedicine, vol. 214, Feb. 2022, doi: 10.1016/j.cmpb.2021.106582.</w:t>
       </w:r>
     </w:p>
     <w:p>
@@ -24016,7 +24357,7 @@
           <w:i w:val="0"/>
           <w:sz w:val="18"/>
         </w:rPr>
-        <w:t>I. R. White and J. Thomas, “Standardized mean differences in individually-randomized and cluster-randomized trials, with applications to meta-analysis,” Clinical Trials, vol. 2, no. 2, pp. 141–151, Apr. 2005, doi: 10.1191/1740774505cn081oa.</w:t>
+        <w:t>G. Wang, M. Chen, Z. Ding, J. Li, H. Yang, and P. Zhang, “Inter-patient ECG arrhythmia heartbeat classification based on unsupervised domain adaptation,” Neurocomputing, vol. 454, pp. 339–349, Sep. 2021, doi: 10.1016/j.neucom.2021.04.104.</w:t>
       </w:r>
     </w:p>
     <w:p>
@@ -24052,7 +24393,7 @@
           <w:i w:val="0"/>
           <w:sz w:val="18"/>
         </w:rPr>
-        <w:t>S. M. Kerry and J. Martin Bland, “Unequal cluster sizes for trials in English and Welsh general practice: implications for sample size calculations,” Statist. Med., vol. 20, no. 3, pp. 377–390, Feb. 2001, doi: 10.1002/1097-0258(20010215)20:3&lt;377::aid-sim799&gt;3.0.co;2-n.</w:t>
+        <w:t>J. Jonkers, F. Coopman, L. Duchateau, G. Van Wallendael, and S. Van Hoecke, “Reliable uncertainty quantification for 2D/3D anatomical landmark localization using multi-output conformal prediction,” Medical Image Analysis, vol. 110, May 2026, doi: 10.1016/j.media.2026.103953.</w:t>
       </w:r>
     </w:p>
     <w:p>
@@ -24088,7 +24429,7 @@
           <w:i w:val="0"/>
           <w:sz w:val="18"/>
         </w:rPr>
-        <w:t>D. Zhan, L. Xu, Y. Ouyang, R. Sawatzky, and H. Wong, “Methods for dealing with unequal cluster sizes in cluster randomized trials: A scoping review,” PLoS ONE, vol. 16, no. 7, Art. no. e0255389, Jul. 2021, doi: 10.1371/journal.pone.0255389.</w:t>
+        <w:t>A. N. Angelopoulos, “Conformal risk control for non-monotonic losses,” Philosophical Transactions of the Royal Society A: Mathematical, Physical and Engineering Sciences, vol. 384, no. 2327, Art. no. 20250068, Aug. 2026, doi: 10.1098/rsta.2025.0068.</w:t>
       </w:r>
     </w:p>
     <w:p>
@@ -24105,6 +24446,12 @@
       <w:r/>
       <w:r/>
       <w:r/>
+      <w:r>
+        <w:rPr>
+          <w:i/>
+          <w:iCs/>
+        </w:rPr>
+      </w:r>
       <w:r/>
       <w:r>
         <w:rPr>
@@ -24118,7 +24465,7 @@
           <w:i w:val="0"/>
           <w:sz w:val="18"/>
         </w:rPr>
-        <w:t>A. Noonan, “The Exceedance Design Effect: Effective Sample Size for Thresholds under Clustering,” arXiv:2608.21262, Aug. 2026.</w:t>
+        <w:t>C. Xu and Y. Xie, “Conformal Prediction for Time Series,” IEEE Trans. Pattern Anal. Mach. Intell., vol. 45, no. 10, pp. 11575–11587, Oct. 2023, doi: 10.1109/tpami.2023.3272339.</w:t>
       </w:r>
     </w:p>
     <w:p>
@@ -24135,6 +24482,12 @@
       <w:r/>
       <w:r/>
       <w:r/>
+      <w:r>
+        <w:rPr>
+          <w:i/>
+          <w:iCs/>
+        </w:rPr>
+      </w:r>
       <w:r/>
       <w:r>
         <w:rPr>
@@ -24148,7 +24501,7 @@
           <w:i w:val="0"/>
           <w:sz w:val="18"/>
         </w:rPr>
-        <w:t>J. Zheng and G. Xu, “A Symmetric Layer-Union Audit of Component Collapse in Hierarchical Procedural Corpora,” arXiv:2608.08892, Aug. 2026.</w:t>
+        <w:t>M. A. Shahbazi, A. Baheri, and N. Azadeh-Fard, “A hierarchical conformal framework for uncertainty-aware length of stay prediction in multi-hospital settings,” Sci Rep, vol. 16, no. 1, Art. no. 6564, Jan. 2026, doi: 10.1038/s41598-026-37450-w.</w:t>
       </w:r>
     </w:p>
     <w:p>
@@ -24165,8 +24518,6 @@
       <w:r/>
       <w:r/>
       <w:r/>
-      <w:r/>
-      <w:r/>
       <w:r>
         <w:rPr>
           <w:i/>
@@ -24186,7 +24537,7 @@
           <w:i w:val="0"/>
           <w:sz w:val="18"/>
         </w:rPr>
-        <w:t>T. Ding, A. Angelopoulos, S. Bates, M. Jordan, and R. Tibshirani, “Class-Conditional Conformal Prediction with Many Classes,” in Advances in Neural Information Processing Systems 36, pp. 64555–64576, 2023, doi: 10.52202/075280-2817.</w:t>
+        <w:t>I. R. White and J. Thomas, “Standardized mean differences in individually-randomized and cluster-randomized trials, with applications to meta-analysis,” Clinical Trials, vol. 2, no. 2, pp. 141–151, Apr. 2005, doi: 10.1191/1740774505cn081oa.</w:t>
       </w:r>
     </w:p>
     <w:p>
@@ -24222,7 +24573,7 @@
           <w:i w:val="0"/>
           <w:sz w:val="18"/>
         </w:rPr>
-        <w:t>Y. Li, Z. Zhang, and X. Zhou, “Fair Uncertainty Quantification for Depression Prediction,” IEEE Trans. Affective Comput., vol. 17, no. 3, pp. 3271–3282, Jul. 2026, doi: 10.1109/taffc.2026.3702998.</w:t>
+        <w:t>S. M. Kerry and J. Martin Bland, “Unequal cluster sizes for trials in English and Welsh general practice: implications for sample size calculations,” Statist. Med., vol. 20, no. 3, pp. 377–390, Feb. 2001, doi: 10.1002/1097-0258(20010215)20:3&lt;377::aid-sim799&gt;3.0.co;2-n.</w:t>
       </w:r>
     </w:p>
     <w:p>
@@ -24239,6 +24590,12 @@
       <w:r/>
       <w:r/>
       <w:r/>
+      <w:r>
+        <w:rPr>
+          <w:i/>
+          <w:iCs/>
+        </w:rPr>
+      </w:r>
       <w:r/>
       <w:r>
         <w:rPr>
@@ -24252,7 +24609,7 @@
           <w:i w:val="0"/>
           <w:sz w:val="18"/>
         </w:rPr>
-        <w:t>M. A. Shahbazi, A. Baheri, and N. Azadeh-Fard, “Adaptive Conformal Prediction via Bayesian Uncertainty Weighting for Hierarchical Healthcare Data,” arXiv:2601.01223, Jan. 2026.</w:t>
+        <w:t>D. Zhan, L. Xu, Y. Ouyang, R. Sawatzky, and H. Wong, “Methods for dealing with unequal cluster sizes in cluster randomized trials: A scoping review,” PLoS ONE, vol. 16, no. 7, Art. no. e0255389, Jul. 2021, doi: 10.1371/journal.pone.0255389.</w:t>
       </w:r>
     </w:p>
     <w:p>
@@ -24269,12 +24626,6 @@
       <w:r/>
       <w:r/>
       <w:r/>
-      <w:r>
-        <w:rPr>
-          <w:i/>
-          <w:iCs/>
-        </w:rPr>
-      </w:r>
       <w:r/>
       <w:r>
         <w:rPr>
@@ -24288,7 +24639,7 @@
           <w:i w:val="0"/>
           <w:sz w:val="18"/>
         </w:rPr>
-        <w:t>R. Bahrami and A. M. Fotouhi, “Investigation of Inter-Patient, Intra-Patient, and Patient-Specific Based Training in Deep Learning for Classification of Heartbeat Arrhythmia,” Cardiovasc Eng Tech, vol. 16, no. 3, pp. 333–342, Jun. 2025, doi: 10.1007/s13239-025-00777-y.</w:t>
+        <w:t>A. Noonan, “The Exceedance Design Effect: Effective Sample Size for Thresholds under Clustering,” arXiv:2608.21262, Aug. 2026.</w:t>
       </w:r>
     </w:p>
     <w:p>
@@ -24305,12 +24656,6 @@
       <w:r/>
       <w:r/>
       <w:r/>
-      <w:r>
-        <w:rPr>
-          <w:i/>
-          <w:iCs/>
-        </w:rPr>
-      </w:r>
       <w:r/>
       <w:r>
         <w:rPr>
@@ -24324,7 +24669,7 @@
           <w:i w:val="0"/>
           <w:sz w:val="18"/>
         </w:rPr>
-        <w:t>P. C. Marques F., “Universal distribution of the empirical coverage in split conformal prediction,” Statistics &amp; Probability Letters, vol. 219, Apr. 2025, doi: 10.1016/j.spl.2024.110350.</w:t>
+        <w:t>J. Zheng and G. Xu, “A Symmetric Layer-Union Audit of Component Collapse in Hierarchical Procedural Corpora,” arXiv:2608.08892, Aug. 2026.</w:t>
       </w:r>
     </w:p>
     <w:p>
@@ -24341,6 +24686,8 @@
       <w:r/>
       <w:r/>
       <w:r/>
+      <w:r/>
+      <w:r/>
       <w:r>
         <w:rPr>
           <w:i/>
@@ -24360,7 +24707,7 @@
           <w:i w:val="0"/>
           <w:sz w:val="18"/>
         </w:rPr>
-        <w:t>D. Wang, P. Wang, Z. Ji, X. Yang, and H. Li, “Conformal Loss-Controlling Prediction,” IEEE Trans. Neural Netw. Learning Syst., vol. 36, no. 2, pp. 2973–2983, Feb. 2025, doi: 10.1109/tnnls.2024.3356512.</w:t>
+        <w:t>T. Ding, A. Angelopoulos, S. Bates, M. Jordan, and R. Tibshirani, “Class-Conditional Conformal Prediction with Many Classes,” in Advances in Neural Information Processing Systems 36, pp. 64555–64576, 2023, doi: 10.52202/075280-2817.</w:t>
       </w:r>
     </w:p>
     <w:p>
@@ -24375,12 +24722,40 @@
       </w:pPr>
       <w:r/>
       <w:r/>
+      <w:r/>
+      <w:r/>
       <w:r>
         <w:rPr>
           <w:i/>
           <w:iCs/>
         </w:rPr>
       </w:r>
+      <w:r/>
+      <w:r>
+        <w:rPr>
+          <w:sz w:val="18"/>
+        </w:rPr>
+        <w:t>[43]</w:t>
+        <w:tab/>
+      </w:r>
+      <w:r>
+        <w:rPr>
+          <w:i w:val="0"/>
+          <w:sz w:val="18"/>
+        </w:rPr>
+        <w:t>Y. Li, Z. Zhang, and X. Zhou, “Fair Uncertainty Quantification for Depression Prediction,” IEEE Trans. Affective Comput., vol. 17, no. 3, pp. 3271–3282, Jul. 2026, doi: 10.1109/taffc.2026.3702998.</w:t>
+      </w:r>
+    </w:p>
+    <w:p>
+      <w:pPr>
+        <w:pStyle w:val="BodyText"/>
+        <w:tabs>
+          <w:tab w:pos="440" w:val="left"/>
+        </w:tabs>
+        <w:spacing w:after="40"/>
+        <w:ind w:left="440" w:hanging="440"/>
+        <w:jc w:val="both"/>
+      </w:pPr>
       <w:r/>
       <w:r/>
       <w:r/>
@@ -24396,7 +24771,123 @@
         <w:rPr>
           <w:sz w:val="18"/>
         </w:rPr>
-        <w:t>[43]</w:t>
+        <w:t>[44]</w:t>
+        <w:tab/>
+      </w:r>
+      <w:r>
+        <w:rPr>
+          <w:i w:val="0"/>
+          <w:sz w:val="18"/>
+        </w:rPr>
+        <w:t>R. Bahrami and A. M. Fotouhi, “Investigation of Inter-Patient, Intra-Patient, and Patient-Specific Based Training in Deep Learning for Classification of Heartbeat Arrhythmia,” Cardiovasc Eng Tech, vol. 16, no. 3, pp. 333–342, Jun. 2025, doi: 10.1007/s13239-025-00777-y.</w:t>
+      </w:r>
+    </w:p>
+    <w:p>
+      <w:pPr>
+        <w:pStyle w:val="BodyText"/>
+        <w:tabs>
+          <w:tab w:pos="440" w:val="left"/>
+        </w:tabs>
+        <w:spacing w:after="40"/>
+        <w:ind w:left="440" w:hanging="440"/>
+        <w:jc w:val="both"/>
+      </w:pPr>
+      <w:r/>
+      <w:r/>
+      <w:r/>
+      <w:r/>
+      <w:r>
+        <w:rPr>
+          <w:i/>
+          <w:iCs/>
+        </w:rPr>
+      </w:r>
+      <w:r/>
+      <w:r>
+        <w:rPr>
+          <w:sz w:val="18"/>
+        </w:rPr>
+        <w:t>[45]</w:t>
+        <w:tab/>
+      </w:r>
+      <w:r>
+        <w:rPr>
+          <w:i w:val="0"/>
+          <w:sz w:val="18"/>
+        </w:rPr>
+        <w:t>P. C. Marques F., “Universal distribution of the empirical coverage in split conformal prediction,” Statistics &amp; Probability Letters, vol. 219, Apr. 2025, doi: 10.1016/j.spl.2024.110350.</w:t>
+      </w:r>
+    </w:p>
+    <w:p>
+      <w:pPr>
+        <w:pStyle w:val="BodyText"/>
+        <w:tabs>
+          <w:tab w:pos="440" w:val="left"/>
+        </w:tabs>
+        <w:spacing w:after="40"/>
+        <w:ind w:left="440" w:hanging="440"/>
+        <w:jc w:val="both"/>
+      </w:pPr>
+      <w:r/>
+      <w:r/>
+      <w:r/>
+      <w:r/>
+      <w:r>
+        <w:rPr>
+          <w:i/>
+          <w:iCs/>
+        </w:rPr>
+      </w:r>
+      <w:r/>
+      <w:r>
+        <w:rPr>
+          <w:sz w:val="18"/>
+        </w:rPr>
+        <w:t>[46]</w:t>
+        <w:tab/>
+      </w:r>
+      <w:r>
+        <w:rPr>
+          <w:i w:val="0"/>
+          <w:sz w:val="18"/>
+        </w:rPr>
+        <w:t>D. Wang, P. Wang, Z. Ji, X. Yang, and H. Li, “Conformal Loss-Controlling Prediction,” IEEE Trans. Neural Netw. Learning Syst., vol. 36, no. 2, pp. 2973–2983, Feb. 2025, doi: 10.1109/tnnls.2024.3356512.</w:t>
+      </w:r>
+    </w:p>
+    <w:p>
+      <w:pPr>
+        <w:pStyle w:val="BodyText"/>
+        <w:tabs>
+          <w:tab w:pos="440" w:val="left"/>
+        </w:tabs>
+        <w:spacing w:after="40"/>
+        <w:ind w:left="440" w:hanging="440"/>
+        <w:jc w:val="both"/>
+      </w:pPr>
+      <w:r/>
+      <w:r/>
+      <w:r>
+        <w:rPr>
+          <w:i/>
+          <w:iCs/>
+        </w:rPr>
+      </w:r>
+      <w:r/>
+      <w:r/>
+      <w:r/>
+      <w:r/>
+      <w:r>
+        <w:rPr>
+          <w:i/>
+          <w:iCs/>
+        </w:rPr>
+      </w:r>
+      <w:r/>
+      <w:r>
+        <w:rPr>
+          <w:sz w:val="18"/>
+        </w:rPr>
+        <w:t>[47]</w:t>
         <w:tab/>
       </w:r>
       <w:r>

--- a/docs/paper/manuscript-draft.docx
+++ b/docs/paper/manuscript-draft.docx
@@ -20,7 +20,7 @@
           <w:i/>
           <w:iCs/>
         </w:rPr>
-        <w:t xml:space="preserve">Working draft for internal review — generated 2026-10-02 from commit fa8c5f3.</w:t>
+        <w:t xml:space="preserve">Working draft for internal review — generated 2026-10-02 from commit 2bbdbec.</w:t>
       </w:r>
     </w:p>
     <w:p>
@@ -214,19 +214,19 @@
         <w:t xml:space="preserve"> </w:t>
       </w:r>
       <w:r>
-        <w:t xml:space="preserve">benchmarked on large public datasets [1], [2], and reviews of clinical deep</w:t>
-      </w:r>
-      <w:r>
-        <w:t xml:space="preserve"> </w:t>
-      </w:r>
-      <w:r>
-        <w:t xml:space="preserve">learning [3] and the FUTURE-AI consensus guideline [4] treat calibrated</w:t>
-      </w:r>
-      <w:r>
-        <w:t xml:space="preserve"> </w:t>
-      </w:r>
-      <w:r>
-        <w:t xml:space="preserve">uncertainty as a condition for their deployment.</w:t>
+        <w:t xml:space="preserve">benchmarked on large public datasets [1], [2], and both reviews of clinical</w:t>
+      </w:r>
+      <w:r>
+        <w:t xml:space="preserve"> </w:t>
+      </w:r>
+      <w:r>
+        <w:t xml:space="preserve">deep learning [3] and the FUTURE-AI consensus guideline [4] list calibrated</w:t>
+      </w:r>
+      <w:r>
+        <w:t xml:space="preserve"> </w:t>
+      </w:r>
+      <w:r>
+        <w:t xml:space="preserve">uncertainty among the conditions for deployment.</w:t>
       </w:r>
     </w:p>
     <w:p>
@@ -241,13 +241,13 @@
         <w:t xml:space="preserve"> </w:t>
       </w:r>
       <w:r>
-        <w:t xml:space="preserve">whose coverage holds in finite samples [5]. It has been applied across clinical</w:t>
-      </w:r>
-      <w:r>
-        <w:t xml:space="preserve"> </w:t>
-      </w:r>
-      <w:r>
-        <w:t xml:space="preserve">domains [6]–[7] and, for ECG and related cardiac signals, to calibrate quantized</w:t>
+        <w:t xml:space="preserve">with finite-sample coverage [5]. It has been applied across clinical domains</w:t>
+      </w:r>
+      <w:r>
+        <w:t xml:space="preserve"> </w:t>
+      </w:r>
+      <w:r>
+        <w:t xml:space="preserve">[6]–[7] and, for ECG and related cardiac signals, to calibrate quantized</w:t>
       </w:r>
       <w:r>
         <w:t xml:space="preserve"> </w:t>
@@ -259,19 +259,19 @@
         <w:t xml:space="preserve"> </w:t>
       </w:r>
       <w:r>
-        <w:t xml:space="preserve">failures [10], and control false alarms in monitoring [11]. The guarantee rests on</w:t>
-      </w:r>
-      <w:r>
-        <w:t xml:space="preserve"> </w:t>
-      </w:r>
-      <w:r>
-        <w:t xml:space="preserve">exchangeability of calibration and test observations; when that fails, the</w:t>
-      </w:r>
-      <w:r>
-        <w:t xml:space="preserve"> </w:t>
-      </w:r>
-      <w:r>
-        <w:t xml:space="preserve">coverage gap can be bounded only in general terms [12].</w:t>
+        <w:t xml:space="preserve">failures [10], and control false alarms in monitoring [11]. The guarantee assumes</w:t>
+      </w:r>
+      <w:r>
+        <w:t xml:space="preserve"> </w:t>
+      </w:r>
+      <w:r>
+        <w:t xml:space="preserve">that calibration and test observations are exchangeable; without that</w:t>
+      </w:r>
+      <w:r>
+        <w:t xml:space="preserve"> </w:t>
+      </w:r>
+      <w:r>
+        <w:t xml:space="preserve">assumption the coverage gap can be bounded only in general terms [12].</w:t>
       </w:r>
     </w:p>
     <w:p>
@@ -280,31 +280,31 @@
         <w:jc w:val="both"/>
       </w:pPr>
       <w:r>
-        <w:t xml:space="preserve">Clinical ECG data are seldom exchangeable at the level at which they are stored:</w:t>
-      </w:r>
-      <w:r>
-        <w:t xml:space="preserve"> </w:t>
-      </w:r>
-      <w:r>
-        <w:t xml:space="preserve">a patient contributes several recordings, a Holter episode is cut into segments,</w:t>
-      </w:r>
-      <w:r>
-        <w:t xml:space="preserve"> </w:t>
-      </w:r>
-      <w:r>
-        <w:t xml:space="preserve">a recording yields thousands of beats, and devices, sites and operators are</w:t>
-      </w:r>
-      <w:r>
-        <w:t xml:space="preserve"> </w:t>
-      </w:r>
-      <w:r>
-        <w:t xml:space="preserve">shared across patients. A calibration set of many records may therefore contain</w:t>
-      </w:r>
-      <w:r>
-        <w:t xml:space="preserve"> </w:t>
-      </w:r>
-      <w:r>
-        <w:t xml:space="preserve">far fewer independent units.</w:t>
+        <w:t xml:space="preserve">Clinical ECG data rarely meet this assumption at the level at which they are</w:t>
+      </w:r>
+      <w:r>
+        <w:t xml:space="preserve"> </w:t>
+      </w:r>
+      <w:r>
+        <w:t xml:space="preserve">stored: a patient contributes several recordings, a Holter episode is cut into</w:t>
+      </w:r>
+      <w:r>
+        <w:t xml:space="preserve"> </w:t>
+      </w:r>
+      <w:r>
+        <w:t xml:space="preserve">segments, a recording yields thousands of beats, and devices, sites and</w:t>
+      </w:r>
+      <w:r>
+        <w:t xml:space="preserve"> </w:t>
+      </w:r>
+      <w:r>
+        <w:t xml:space="preserve">operators are shared across patients. A calibration set of many records may thus</w:t>
+      </w:r>
+      <w:r>
+        <w:t xml:space="preserve"> </w:t>
+      </w:r>
+      <w:r>
+        <w:t xml:space="preserve">contain far fewer independent units.</w:t>
       </w:r>
     </w:p>
     <w:p>
@@ -313,31 +313,25 @@
         <w:jc w:val="both"/>
       </w:pPr>
       <w:r>
-        <w:t xml:space="preserve">For grouped or repeated measurements, Lee et al. derived hierarchical</w:t>
-      </w:r>
-      <w:r>
-        <w:t xml:space="preserve"> </w:t>
-      </w:r>
-      <w:r>
-        <w:t xml:space="preserve">exchangeability and a hierarchical conformal prediction (HCP) procedure that</w:t>
-      </w:r>
-      <w:r>
-        <w:t xml:space="preserve"> </w:t>
-      </w:r>
-      <w:r>
-        <w:t xml:space="preserve">calibrates over blocks [13]; Dunn et al. gave related constructions for two-layer</w:t>
-      </w:r>
-      <w:r>
-        <w:t xml:space="preserve"> </w:t>
-      </w:r>
-      <w:r>
-        <w:t xml:space="preserve">models [14]. Because HCP gives every calibration block equal mass and adds an</w:t>
-      </w:r>
-      <w:r>
-        <w:t xml:space="preserve"> </w:t>
-      </w:r>
-      <w:r>
-        <w:t xml:space="preserve">atom at</w:t>
+        <w:t xml:space="preserve">For such grouped data, Lee et al. formalized hierarchical exchangeability and a</w:t>
+      </w:r>
+      <w:r>
+        <w:t xml:space="preserve"> </w:t>
+      </w:r>
+      <w:r>
+        <w:t xml:space="preserve">hierarchical conformal prediction (HCP) procedure that calibrates over blocks</w:t>
+      </w:r>
+      <w:r>
+        <w:t xml:space="preserve"> </w:t>
+      </w:r>
+      <w:r>
+        <w:t xml:space="preserve">[13]; Dunn et al. gave related constructions for two-layer models [14]. HCP</w:t>
+      </w:r>
+      <w:r>
+        <w:t xml:space="preserve"> </w:t>
+      </w:r>
+      <w:r>
+        <w:t xml:space="preserve">gives every calibration block equal mass and adds an atom at</w:t>
       </w:r>
       <w:r>
         <w:t xml:space="preserve"> </w:t>
@@ -357,7 +351,13 @@
         </m:r>
       </m:oMath>
       <w:r>
-        <w:t xml:space="preserve">, its threshold is finite only when the target error rate</w:t>
+        <w:t xml:space="preserve">, so its</w:t>
+      </w:r>
+      <w:r>
+        <w:t xml:space="preserve"> </w:t>
+      </w:r>
+      <w:r>
+        <w:t xml:space="preserve">threshold is finite only when the target error rate</w:t>
       </w:r>
       <w:r>
         <w:t xml:space="preserve"> </w:t>
@@ -444,43 +444,43 @@
         <w:t xml:space="preserve"> </w:t>
       </w:r>
       <w:r>
-        <w:t xml:space="preserve">the number of calibration blocks.</w:t>
-      </w:r>
-      <w:r>
-        <w:t xml:space="preserve"> </w:t>
-      </w:r>
-      <w:r>
-        <w:t xml:space="preserve">Once every dependence source is respected a large dataset can have few blocks,</w:t>
-      </w:r>
-      <w:r>
-        <w:t xml:space="preserve"> </w:t>
-      </w:r>
-      <w:r>
-        <w:t xml:space="preserve">and a rare diagnosis fewer still. Conversely, ignoring blocks need not cost</w:t>
-      </w:r>
-      <w:r>
-        <w:t xml:space="preserve"> </w:t>
-      </w:r>
-      <w:r>
-        <w:t xml:space="preserve">coverage when most patients contribute a single recording. Lee et al. name the</w:t>
-      </w:r>
-      <w:r>
-        <w:t xml:space="preserve"> </w:t>
-      </w:r>
-      <w:r>
-        <w:t xml:space="preserve">trade-off between many small and few large groups as an open question for study</w:t>
-      </w:r>
-      <w:r>
-        <w:t xml:space="preserve"> </w:t>
-      </w:r>
-      <w:r>
-        <w:t xml:space="preserve">design [13], and Sim and Kim have shown for ECG monitoring that the false-alarm</w:t>
-      </w:r>
-      <w:r>
-        <w:t xml:space="preserve"> </w:t>
-      </w:r>
-      <w:r>
-        <w:t xml:space="preserve">bound of split conformal prediction counts subjects rather than beats [11].</w:t>
+        <w:t xml:space="preserve">the number of calibration blocks. Respecting every</w:t>
+      </w:r>
+      <w:r>
+        <w:t xml:space="preserve"> </w:t>
+      </w:r>
+      <w:r>
+        <w:t xml:space="preserve">dependence source can leave a large dataset with few blocks, and a rare</w:t>
+      </w:r>
+      <w:r>
+        <w:t xml:space="preserve"> </w:t>
+      </w:r>
+      <w:r>
+        <w:t xml:space="preserve">diagnosis with fewer still; conversely, ignoring blocks need not cost coverage</w:t>
+      </w:r>
+      <w:r>
+        <w:t xml:space="preserve"> </w:t>
+      </w:r>
+      <w:r>
+        <w:t xml:space="preserve">when most patients contribute a single recording. Lee et al. leave the trade-off</w:t>
+      </w:r>
+      <w:r>
+        <w:t xml:space="preserve"> </w:t>
+      </w:r>
+      <w:r>
+        <w:t xml:space="preserve">between many small and few large groups open as a question of study design [13],</w:t>
+      </w:r>
+      <w:r>
+        <w:t xml:space="preserve"> </w:t>
+      </w:r>
+      <w:r>
+        <w:t xml:space="preserve">and Sim and Kim have shown for ECG monitoring that the false-alarm bound of</w:t>
+      </w:r>
+      <w:r>
+        <w:t xml:space="preserve"> </w:t>
+      </w:r>
+      <w:r>
+        <w:t xml:space="preserve">split conformal prediction counts subjects rather than beats [11].</w:t>
       </w:r>
     </w:p>
     <w:p>
@@ -489,55 +489,55 @@
         <w:jc w:val="both"/>
       </w:pPr>
       <w:r>
-        <w:t xml:space="preserve">What remains insufficiently characterized is whether the intended finite-sample</w:t>
-      </w:r>
-      <w:r>
-        <w:t xml:space="preserve"> </w:t>
-      </w:r>
-      <w:r>
-        <w:t xml:space="preserve">guarantee is feasible under the dependence structures of real clinical</w:t>
-      </w:r>
-      <w:r>
-        <w:t xml:space="preserve"> </w:t>
-      </w:r>
-      <w:r>
-        <w:t xml:space="preserve">resources, where several sources may be crossed and coverage may be required per</w:t>
-      </w:r>
-      <w:r>
-        <w:t xml:space="preserve"> </w:t>
-      </w:r>
-      <w:r>
-        <w:t xml:space="preserve">diagnosis. We examine this design-stage question through an empirical audit of</w:t>
-      </w:r>
-      <w:r>
-        <w:t xml:space="preserve"> </w:t>
-      </w:r>
-      <w:r>
-        <w:t xml:space="preserve">three public ECG resources: PTB-XL [2], [15], with 18,869 patients averaging</w:t>
-      </w:r>
-      <w:r>
-        <w:t xml:space="preserve"> </w:t>
-      </w:r>
-      <w:r>
-        <w:t xml:space="preserve">1.16 records each; the MIT-BIH Arrhythmia Database [16], with 44 subjects</w:t>
-      </w:r>
-      <w:r>
-        <w:t xml:space="preserve"> </w:t>
-      </w:r>
-      <w:r>
-        <w:t xml:space="preserve">contributing more than 1,500 beats each; and the PhysioNet/CinC Challenge 2021</w:t>
-      </w:r>
-      <w:r>
-        <w:t xml:space="preserve"> </w:t>
-      </w:r>
-      <w:r>
-        <w:t xml:space="preserve">collection [17], in which the block identifier is not documented at all. We</w:t>
-      </w:r>
-      <w:r>
-        <w:t xml:space="preserve"> </w:t>
-      </w:r>
-      <w:r>
-        <w:t xml:space="preserve">introduce no new conformal procedure. Our contributions are four.</w:t>
+        <w:t xml:space="preserve">What remains insufficiently characterized is whether the intended guarantee is</w:t>
+      </w:r>
+      <w:r>
+        <w:t xml:space="preserve"> </w:t>
+      </w:r>
+      <w:r>
+        <w:t xml:space="preserve">feasible under the dependence structures of real clinical resources, where</w:t>
+      </w:r>
+      <w:r>
+        <w:t xml:space="preserve"> </w:t>
+      </w:r>
+      <w:r>
+        <w:t xml:space="preserve">several sources may be crossed and coverage may be required per diagnosis. We</w:t>
+      </w:r>
+      <w:r>
+        <w:t xml:space="preserve"> </w:t>
+      </w:r>
+      <w:r>
+        <w:t xml:space="preserve">examine this design-stage question through an empirical audit of three public</w:t>
+      </w:r>
+      <w:r>
+        <w:t xml:space="preserve"> </w:t>
+      </w:r>
+      <w:r>
+        <w:t xml:space="preserve">ECG resources: PTB-XL [2], [15], with 18,869 patients averaging 1.16 records</w:t>
+      </w:r>
+      <w:r>
+        <w:t xml:space="preserve"> </w:t>
+      </w:r>
+      <w:r>
+        <w:t xml:space="preserve">each; the MIT-BIH Arrhythmia Database [16], whose 44 subjects each contribute</w:t>
+      </w:r>
+      <w:r>
+        <w:t xml:space="preserve"> </w:t>
+      </w:r>
+      <w:r>
+        <w:t xml:space="preserve">more than 1,500 beats; and the PhysioNet/CinC Challenge 2021 collection [17],</w:t>
+      </w:r>
+      <w:r>
+        <w:t xml:space="preserve"> </w:t>
+      </w:r>
+      <w:r>
+        <w:t xml:space="preserve">which does not document a block identifier at all. We introduce no new conformal</w:t>
+      </w:r>
+      <w:r>
+        <w:t xml:space="preserve"> </w:t>
+      </w:r>
+      <w:r>
+        <w:t xml:space="preserve">procedure. The audit makes four contributions.</w:t>
       </w:r>
     </w:p>
     <w:p>
@@ -555,31 +555,31 @@
         <w:t xml:space="preserve"> </w:t>
       </w:r>
       <w:r>
-        <w:t xml:space="preserve">sources, the HCP bound and the join of those sources yield exact feasibility</w:t>
-      </w:r>
-      <w:r>
-        <w:t xml:space="preserve"> </w:t>
-      </w:r>
-      <w:r>
-        <w:t xml:space="preserve">calculations before any patient is enrolled. Declaring all four documented</w:t>
-      </w:r>
-      <w:r>
-        <w:t xml:space="preserve"> </w:t>
-      </w:r>
-      <w:r>
-        <w:t xml:space="preserve">sources of PTB-XL collapses every admissible calibration grouping to a single</w:t>
-      </w:r>
-      <w:r>
-        <w:t xml:space="preserve"> </w:t>
-      </w:r>
-      <w:r>
-        <w:t xml:space="preserve">block; under patient blocking alone, 24 of 44 SCP diagnostic statements admit</w:t>
-      </w:r>
-      <w:r>
-        <w:t xml:space="preserve"> </w:t>
-      </w:r>
-      <w:r>
-        <w:t xml:space="preserve">no finite per-label threshold at</w:t>
+        <w:t xml:space="preserve">sources, the HCP bound and the join of those sources yield exact verdicts</w:t>
+      </w:r>
+      <w:r>
+        <w:t xml:space="preserve"> </w:t>
+      </w:r>
+      <w:r>
+        <w:t xml:space="preserve">before any patient is enrolled. Declaring all four documented sources of PTB-XL</w:t>
+      </w:r>
+      <w:r>
+        <w:t xml:space="preserve"> </w:t>
+      </w:r>
+      <w:r>
+        <w:t xml:space="preserve">collapses every admissible calibration grouping to a single block; under</w:t>
+      </w:r>
+      <w:r>
+        <w:t xml:space="preserve"> </w:t>
+      </w:r>
+      <w:r>
+        <w:t xml:space="preserve">patient blocking alone, 24 of 44 SCP diagnostic statements admit no finite</w:t>
+      </w:r>
+      <w:r>
+        <w:t xml:space="preserve"> </w:t>
+      </w:r>
+      <w:r>
+        <w:t xml:space="preserve">per-label threshold at</w:t>
       </w:r>
       <w:r>
         <w:t xml:space="preserve"> </w:t>
@@ -599,19 +599,19 @@
         </m:r>
       </m:oMath>
       <w:r>
-        <w:t xml:space="preserve">; and dividing the 22 MIT-BIH</w:t>
-      </w:r>
-      <w:r>
-        <w:t xml:space="preserve"> </w:t>
-      </w:r>
-      <w:r>
-        <w:t xml:space="preserve">evaluation subjects of the canonical inter-patient partition evenly between</w:t>
-      </w:r>
-      <w:r>
-        <w:t xml:space="preserve"> </w:t>
-      </w:r>
-      <w:r>
-        <w:t xml:space="preserve">calibration and test cannot support a subject-level guarantee at the 95% level.</w:t>
+        <w:t xml:space="preserve">; and an even calibration–test split of the</w:t>
+      </w:r>
+      <w:r>
+        <w:t xml:space="preserve"> </w:t>
+      </w:r>
+      <w:r>
+        <w:t xml:space="preserve">22 MIT-BIH evaluation subjects cannot support a subject-level guarantee at the</w:t>
+      </w:r>
+      <w:r>
+        <w:t xml:space="preserve"> </w:t>
+      </w:r>
+      <w:r>
+        <w:t xml:space="preserve">95% level.</w:t>
       </w:r>
     </w:p>
     <w:p>
@@ -629,37 +629,31 @@
         <w:t xml:space="preserve"> </w:t>
       </w:r>
       <w:r>
-        <w:t xml:space="preserve">(§5.2–§5.4). On MIT-BIH, naive split conformal under-covers relative to a</w:t>
-      </w:r>
-      <w:r>
-        <w:t xml:space="preserve"> </w:t>
-      </w:r>
-      <w:r>
-        <w:t xml:space="preserve">matched permutation null, and a factorial design attributes the deficit to</w:t>
-      </w:r>
-      <w:r>
-        <w:t xml:space="preserve"> </w:t>
-      </w:r>
-      <w:r>
-        <w:t xml:space="preserve">clustering rather than to unequal block sizes. In a controlled dose–response</w:t>
-      </w:r>
-      <w:r>
-        <w:t xml:space="preserve"> </w:t>
-      </w:r>
-      <w:r>
-        <w:t xml:space="preserve">experiment within MIT-BIH the deficit rises with the design effect, and PTB-XL</w:t>
-      </w:r>
-      <w:r>
-        <w:t xml:space="preserve"> </w:t>
-      </w:r>
-      <w:r>
-        <w:t xml:space="preserve">falls where the design effect predicts — near zero — despite a substantial</w:t>
-      </w:r>
-      <w:r>
-        <w:t xml:space="preserve"> </w:t>
-      </w:r>
-      <w:r>
-        <w:t xml:space="preserve">within-patient correlation.</w:t>
+        <w:t xml:space="preserve">(§5.2–§5.4). On MIT-BIH, naive split conformal under-covers a matched</w:t>
+      </w:r>
+      <w:r>
+        <w:t xml:space="preserve"> </w:t>
+      </w:r>
+      <w:r>
+        <w:t xml:space="preserve">permutation null; a factorial design attributes the deficit to clustering</w:t>
+      </w:r>
+      <w:r>
+        <w:t xml:space="preserve"> </w:t>
+      </w:r>
+      <w:r>
+        <w:t xml:space="preserve">rather than unequal block sizes, and in a controlled dose–response experiment</w:t>
+      </w:r>
+      <w:r>
+        <w:t xml:space="preserve"> </w:t>
+      </w:r>
+      <w:r>
+        <w:t xml:space="preserve">it rises with the design effect. PTB-XL falls where the design effect predicts</w:t>
+      </w:r>
+      <w:r>
+        <w:t xml:space="preserve"> </w:t>
+      </w:r>
+      <w:r>
+        <w:t xml:space="preserve">— near zero — despite substantial within-patient correlation.</w:t>
       </w:r>
     </w:p>
     <w:p>
@@ -677,25 +671,19 @@
         <w:t xml:space="preserve"> </w:t>
       </w:r>
       <w:r>
-        <w:t xml:space="preserve">apparent improvement of HCP over naive split conformal persists at 75–110% of</w:t>
-      </w:r>
-      <w:r>
-        <w:t xml:space="preserve"> </w:t>
-      </w:r>
-      <w:r>
-        <w:t xml:space="preserve">its size once within-block dependence is permuted away, so it is largely</w:t>
-      </w:r>
-      <w:r>
-        <w:t xml:space="preserve"> </w:t>
-      </w:r>
-      <w:r>
-        <w:t xml:space="preserve">mechanical. We recommend matched permutation nulls and joint reporting of set</w:t>
-      </w:r>
-      <w:r>
-        <w:t xml:space="preserve"> </w:t>
-      </w:r>
-      <w:r>
-        <w:t xml:space="preserve">size.</w:t>
+        <w:t xml:space="preserve">apparent gain of HCP over naive split conformal persists at 75–110% of its size</w:t>
+      </w:r>
+      <w:r>
+        <w:t xml:space="preserve"> </w:t>
+      </w:r>
+      <w:r>
+        <w:t xml:space="preserve">once within-block dependence is permuted away, so it is largely mechanical. We</w:t>
+      </w:r>
+      <w:r>
+        <w:t xml:space="preserve"> </w:t>
+      </w:r>
+      <w:r>
+        <w:t xml:space="preserve">recommend matched permutation nulls and joint reporting of set size.</w:t>
       </w:r>
     </w:p>
     <w:p>
@@ -707,25 +695,25 @@
         </w:numPr>
       </w:pPr>
       <w:r>
-        <w:t xml:space="preserve">Pre-registered robustness checks reported in full (§5.5, §6.4). The direction</w:t>
-      </w:r>
-      <w:r>
-        <w:t xml:space="preserve"> </w:t>
-      </w:r>
-      <w:r>
-        <w:t xml:space="preserve">of every finding holds across three backbones spanning more than a hundredfold</w:t>
-      </w:r>
-      <w:r>
-        <w:t xml:space="preserve"> </w:t>
-      </w:r>
-      <w:r>
-        <w:t xml:space="preserve">range of parameters and across checkpoints. Statistical strength does not, and</w:t>
-      </w:r>
-      <w:r>
-        <w:t xml:space="preserve"> </w:t>
-      </w:r>
-      <w:r>
-        <w:t xml:space="preserve">the backbone that fails the pre-registered criterion is reported.</w:t>
+        <w:t xml:space="preserve">Pre-registered robustness checks reported in full (§5.5, §6.4). Every</w:t>
+      </w:r>
+      <w:r>
+        <w:t xml:space="preserve"> </w:t>
+      </w:r>
+      <w:r>
+        <w:t xml:space="preserve">finding keeps its direction across three backbones spanning more than a</w:t>
+      </w:r>
+      <w:r>
+        <w:t xml:space="preserve"> </w:t>
+      </w:r>
+      <w:r>
+        <w:t xml:space="preserve">hundredfold range of parameters and across checkpoints; statistical strength</w:t>
+      </w:r>
+      <w:r>
+        <w:t xml:space="preserve"> </w:t>
+      </w:r>
+      <w:r>
+        <w:t xml:space="preserve">does not, and the backbone that fails the pre-registered criterion is reported.</w:t>
       </w:r>
     </w:p>
     <w:p>
@@ -740,25 +728,25 @@
         <w:t xml:space="preserve"> </w:t>
       </w:r>
       <w:r>
-        <w:t xml:space="preserve">examined, deviations from the protocol are logged, and code and per-result</w:t>
-      </w:r>
-      <w:r>
-        <w:t xml:space="preserve"> </w:t>
-      </w:r>
-      <w:r>
-        <w:t xml:space="preserve">artifacts are released with the paper. Section 2 positions the audit, Section 3</w:t>
-      </w:r>
-      <w:r>
-        <w:t xml:space="preserve"> </w:t>
-      </w:r>
-      <w:r>
-        <w:t xml:space="preserve">states the feasibility conditions it checks, Section 4 describes its design, and</w:t>
-      </w:r>
-      <w:r>
-        <w:t xml:space="preserve"> </w:t>
-      </w:r>
-      <w:r>
-        <w:t xml:space="preserve">Sections 5 and 6 report and interpret the results.</w:t>
+        <w:t xml:space="preserve">examined, protocol deviations are logged, and code and per-result artifacts are</w:t>
+      </w:r>
+      <w:r>
+        <w:t xml:space="preserve"> </w:t>
+      </w:r>
+      <w:r>
+        <w:t xml:space="preserve">released with the paper. Section 2 positions the audit, Section 3 states the</w:t>
+      </w:r>
+      <w:r>
+        <w:t xml:space="preserve"> </w:t>
+      </w:r>
+      <w:r>
+        <w:t xml:space="preserve">feasibility conditions, Section 4 describes the design, and Sections 5 and 6</w:t>
+      </w:r>
+      <w:r>
+        <w:t xml:space="preserve"> </w:t>
+      </w:r>
+      <w:r>
+        <w:t xml:space="preserve">report and interpret the results.</w:t>
       </w:r>
     </w:p>
     <w:bookmarkEnd w:id="9"/>
@@ -786,67 +774,67 @@
         <w:jc w:val="both"/>
       </w:pPr>
       <w:r>
-        <w:t xml:space="preserve">Barber et al. bound the coverage gap of conformal prediction by the total-variation</w:t>
-      </w:r>
-      <w:r>
-        <w:t xml:space="preserve"> </w:t>
-      </w:r>
-      <w:r>
-        <w:t xml:space="preserve">distance between the data distribution and its exchangeable counterpart [12], a</w:t>
-      </w:r>
-      <w:r>
-        <w:t xml:space="preserve"> </w:t>
-      </w:r>
-      <w:r>
-        <w:t xml:space="preserve">bound that holds whatever causes the violation but offers no constructive remedy.</w:t>
-      </w:r>
-      <w:r>
-        <w:t xml:space="preserve"> </w:t>
-      </w:r>
-      <w:r>
-        <w:t xml:space="preserve">Specific departures have been handled separately: covariate shift with known or</w:t>
-      </w:r>
-      <w:r>
-        <w:t xml:space="preserve"> </w:t>
-      </w:r>
-      <w:r>
-        <w:t xml:space="preserve">estimable likelihood ratios [18], spatial data [19] and network dependence [20].</w:t>
-      </w:r>
-      <w:r>
-        <w:t xml:space="preserve"> </w:t>
-      </w:r>
-      <w:r>
-        <w:t xml:space="preserve">Bhattacharyya and Barber treat groups whose membership determines the covariate</w:t>
-      </w:r>
-      <w:r>
-        <w:t xml:space="preserve"> </w:t>
-      </w:r>
-      <w:r>
-        <w:t xml:space="preserve">shift [21]; there the data remain exchangeable within each group, whereas in our</w:t>
-      </w:r>
-      <w:r>
-        <w:t xml:space="preserve"> </w:t>
-      </w:r>
-      <w:r>
-        <w:t xml:space="preserve">setting group proportions are stable and observations within a block are not</w:t>
-      </w:r>
-      <w:r>
-        <w:t xml:space="preserve"> </w:t>
-      </w:r>
-      <w:r>
-        <w:t xml:space="preserve">exchangeable. Fontana et al. review the framework and its variants [5],</w:t>
-      </w:r>
-      <w:r>
-        <w:t xml:space="preserve"> </w:t>
-      </w:r>
-      <w:r>
-        <w:t xml:space="preserve">including the Mondrian construction, for which calibrated versions have since</w:t>
-      </w:r>
-      <w:r>
-        <w:t xml:space="preserve"> </w:t>
-      </w:r>
-      <w:r>
-        <w:t xml:space="preserve">been developed [22].</w:t>
+        <w:t xml:space="preserve">Barber et al. bound the coverage gap of conformal prediction by the</w:t>
+      </w:r>
+      <w:r>
+        <w:t xml:space="preserve"> </w:t>
+      </w:r>
+      <w:r>
+        <w:t xml:space="preserve">total-variation distance between the data distribution and its exchangeable</w:t>
+      </w:r>
+      <w:r>
+        <w:t xml:space="preserve"> </w:t>
+      </w:r>
+      <w:r>
+        <w:t xml:space="preserve">counterpart [12]; the bound holds whatever causes the violation but suggests no</w:t>
+      </w:r>
+      <w:r>
+        <w:t xml:space="preserve"> </w:t>
+      </w:r>
+      <w:r>
+        <w:t xml:space="preserve">remedy. Specific departures have been treated separately: covariate shift with</w:t>
+      </w:r>
+      <w:r>
+        <w:t xml:space="preserve"> </w:t>
+      </w:r>
+      <w:r>
+        <w:t xml:space="preserve">known or estimable likelihood ratios [18], spatial data [19] and network</w:t>
+      </w:r>
+      <w:r>
+        <w:t xml:space="preserve"> </w:t>
+      </w:r>
+      <w:r>
+        <w:t xml:space="preserve">dependence [20]. Bhattacharyya and Barber consider groups whose membership</w:t>
+      </w:r>
+      <w:r>
+        <w:t xml:space="preserve"> </w:t>
+      </w:r>
+      <w:r>
+        <w:t xml:space="preserve">determines the covariate shift [21]; there the data stay exchangeable within each</w:t>
+      </w:r>
+      <w:r>
+        <w:t xml:space="preserve"> </w:t>
+      </w:r>
+      <w:r>
+        <w:t xml:space="preserve">group, whereas in our setting group proportions are stable and observations</w:t>
+      </w:r>
+      <w:r>
+        <w:t xml:space="preserve"> </w:t>
+      </w:r>
+      <w:r>
+        <w:t xml:space="preserve">within a block are not exchangeable. Fontana et al. review the framework and its</w:t>
+      </w:r>
+      <w:r>
+        <w:t xml:space="preserve"> </w:t>
+      </w:r>
+      <w:r>
+        <w:t xml:space="preserve">variants [5], including the Mondrian construction, for which calibrated</w:t>
+      </w:r>
+      <w:r>
+        <w:t xml:space="preserve"> </w:t>
+      </w:r>
+      <w:r>
+        <w:t xml:space="preserve">versions have since been developed [22].</w:t>
       </w:r>
     </w:p>
     <w:p>
@@ -855,73 +843,67 @@
         <w:jc w:val="both"/>
       </w:pPr>
       <w:r>
-        <w:t xml:space="preserve">Hierarchical exchangeability was formalized by Lee et al., who derive it for</w:t>
-      </w:r>
-      <w:r>
-        <w:t xml:space="preserve"> </w:t>
-      </w:r>
-      <w:r>
-        <w:t xml:space="preserve">groups of repeated measurements and extend both conformal prediction and the</w:t>
-      </w:r>
-      <w:r>
-        <w:t xml:space="preserve"> </w:t>
-      </w:r>
-      <w:r>
-        <w:t xml:space="preserve">jackknife+ [23] to that setting [13]; their threshold and guarantee are restated</w:t>
-      </w:r>
-      <w:r>
-        <w:t xml:space="preserve"> </w:t>
-      </w:r>
-      <w:r>
-        <w:t xml:space="preserve">in (1) and (2). Dunn et al. independently propose four constructions for two-layer</w:t>
-      </w:r>
-      <w:r>
-        <w:t xml:space="preserve"> </w:t>
-      </w:r>
-      <w:r>
-        <w:t xml:space="preserve">hierarchical models — pooling CDFs, double conformal, subsampling once and</w:t>
-      </w:r>
-      <w:r>
-        <w:t xml:space="preserve"> </w:t>
-      </w:r>
-      <w:r>
-        <w:t xml:space="preserve">repeated subsampling [14]. We take these results as given. Both works are</w:t>
-      </w:r>
-      <w:r>
-        <w:t xml:space="preserve"> </w:t>
-      </w:r>
-      <w:r>
-        <w:t xml:space="preserve">theoretical and evaluate on regression problems; [13] uses simulated data and a</w:t>
-      </w:r>
-      <w:r>
-        <w:t xml:space="preserve"> </w:t>
-      </w:r>
-      <w:r>
-        <w:t xml:space="preserve">Lorenz-96 system. Neither asks a question that comes before applying the method:</w:t>
-      </w:r>
-      <w:r>
-        <w:t xml:space="preserve"> </w:t>
-      </w:r>
-      <w:r>
-        <w:t xml:space="preserve">given a clinical dataset and a target error rate, at which grouping, if any, can</w:t>
-      </w:r>
-      <w:r>
-        <w:t xml:space="preserve"> </w:t>
-      </w:r>
-      <w:r>
-        <w:t xml:space="preserve">the guarantee be enforced? Lee et al. point toward it themselves, noting that an</w:t>
-      </w:r>
-      <w:r>
-        <w:t xml:space="preserve"> </w:t>
-      </w:r>
-      <w:r>
-        <w:t xml:space="preserve">analyst may choose between many groups with few measurements or few groups with</w:t>
-      </w:r>
-      <w:r>
-        <w:t xml:space="preserve"> </w:t>
-      </w:r>
-      <w:r>
-        <w:t xml:space="preserve">many repeats, and that</w:t>
+        <w:t xml:space="preserve">Lee et al. formalized hierarchical exchangeability for groups of repeated</w:t>
+      </w:r>
+      <w:r>
+        <w:t xml:space="preserve"> </w:t>
+      </w:r>
+      <w:r>
+        <w:t xml:space="preserve">measurements and extended both conformal prediction and the jackknife+ [23] to</w:t>
+      </w:r>
+      <w:r>
+        <w:t xml:space="preserve"> </w:t>
+      </w:r>
+      <w:r>
+        <w:t xml:space="preserve">that setting [13]; their threshold and guarantee are restated in (1) and (2).</w:t>
+      </w:r>
+      <w:r>
+        <w:t xml:space="preserve"> </w:t>
+      </w:r>
+      <w:r>
+        <w:t xml:space="preserve">Dunn et al. independently proposed four constructions for two-layer hierarchical</w:t>
+      </w:r>
+      <w:r>
+        <w:t xml:space="preserve"> </w:t>
+      </w:r>
+      <w:r>
+        <w:t xml:space="preserve">models [14]. We take these results as given. Both works are theoretical and</w:t>
+      </w:r>
+      <w:r>
+        <w:t xml:space="preserve"> </w:t>
+      </w:r>
+      <w:r>
+        <w:t xml:space="preserve">evaluate on regression problems ([13] on simulated data and a Lorenz-96 system),</w:t>
+      </w:r>
+      <w:r>
+        <w:t xml:space="preserve"> </w:t>
+      </w:r>
+      <w:r>
+        <w:t xml:space="preserve">and neither asks the question that precedes application: for a given clinical</w:t>
+      </w:r>
+      <w:r>
+        <w:t xml:space="preserve"> </w:t>
+      </w:r>
+      <w:r>
+        <w:t xml:space="preserve">dataset and target error rate, at which grouping, if any, can the guarantee be</w:t>
+      </w:r>
+      <w:r>
+        <w:t xml:space="preserve"> </w:t>
+      </w:r>
+      <w:r>
+        <w:t xml:space="preserve">enforced? Lee et al. point toward it, noting that an analyst may</w:t>
+      </w:r>
+      <w:r>
+        <w:t xml:space="preserve"> </w:t>
+      </w:r>
+      <w:r>
+        <w:t xml:space="preserve">choose between many groups with few measurements or few groups with many</w:t>
+      </w:r>
+      <w:r>
+        <w:t xml:space="preserve"> </w:t>
+      </w:r>
+      <w:r>
+        <w:t xml:space="preserve">repeats, and that</w:t>
       </w:r>
       <w:r>
         <w:t xml:space="preserve"> </w:t>
@@ -996,7 +978,7 @@
         <w:jc w:val="both"/>
       </w:pPr>
       <w:r>
-        <w:t xml:space="preserve">Papadopoulos reviews multi-label conformal methods [24], which model dependence</w:t>
+        <w:t xml:space="preserve">Multi-label conformal methods, reviewed by Papadopoulos [24], model dependence</w:t>
       </w:r>
       <w:r>
         <w:t xml:space="preserve"> </w:t>
@@ -1008,37 +990,43 @@
         <w:t xml:space="preserve"> </w:t>
       </w:r>
       <w:r>
-        <w:t xml:space="preserve">converse. Maltoudoglou et al. reduce the cost of Label Powerset conformal</w:t>
-      </w:r>
-      <w:r>
-        <w:t xml:space="preserve"> </w:t>
-      </w:r>
-      <w:r>
-        <w:t xml:space="preserve">prediction by pruning [25], and hierarchical multi-label classification without</w:t>
-      </w:r>
-      <w:r>
-        <w:t xml:space="preserve"> </w:t>
-      </w:r>
-      <w:r>
-        <w:t xml:space="preserve">conformal guarantees is well developed [26], [27]. Baheri and Shahbazi calibrate</w:t>
-      </w:r>
-      <w:r>
-        <w:t xml:space="preserve"> </w:t>
-      </w:r>
-      <w:r>
-        <w:t xml:space="preserve">at several resolutions of a label hierarchy and intersect the resulting sets [28],</w:t>
-      </w:r>
-      <w:r>
-        <w:t xml:space="preserve"> </w:t>
-      </w:r>
-      <w:r>
-        <w:t xml:space="preserve">and Zhang et al. represent prediction sets as nodes of a label graph [29]. Both concern structure among labels; we use the label hierarchy only</w:t>
-      </w:r>
-      <w:r>
-        <w:t xml:space="preserve"> </w:t>
-      </w:r>
-      <w:r>
-        <w:t xml:space="preserve">to count calibration blocks per label (§3.4).</w:t>
+        <w:t xml:space="preserve">converse. Maltoudoglou et al. prune Label Powerset conformal prediction to reduce</w:t>
+      </w:r>
+      <w:r>
+        <w:t xml:space="preserve"> </w:t>
+      </w:r>
+      <w:r>
+        <w:t xml:space="preserve">its cost [25], and hierarchical multi-label classification without conformal</w:t>
+      </w:r>
+      <w:r>
+        <w:t xml:space="preserve"> </w:t>
+      </w:r>
+      <w:r>
+        <w:t xml:space="preserve">guarantees is well developed [26], [27]. Baheri and Shahbazi calibrate at several</w:t>
+      </w:r>
+      <w:r>
+        <w:t xml:space="preserve"> </w:t>
+      </w:r>
+      <w:r>
+        <w:t xml:space="preserve">resolutions of a label hierarchy and intersect the resulting sets [28], and Zhang</w:t>
+      </w:r>
+      <w:r>
+        <w:t xml:space="preserve"> </w:t>
+      </w:r>
+      <w:r>
+        <w:t xml:space="preserve">et al. represent prediction sets as nodes of a label graph [29]. Both</w:t>
+      </w:r>
+      <w:r>
+        <w:t xml:space="preserve"> </w:t>
+      </w:r>
+      <w:r>
+        <w:t xml:space="preserve">concern structure among labels; we use the hierarchy only to count calibration</w:t>
+      </w:r>
+      <w:r>
+        <w:t xml:space="preserve"> </w:t>
+      </w:r>
+      <w:r>
+        <w:t xml:space="preserve">blocks per label (§3.4).</w:t>
       </w:r>
     </w:p>
     <w:p>
@@ -1098,73 +1086,73 @@
         <w:jc w:val="both"/>
       </w:pPr>
       <w:r>
-        <w:t xml:space="preserve">Several recent studies apply conformal prediction to ECG and related cardiac</w:t>
-      </w:r>
-      <w:r>
-        <w:t xml:space="preserve"> </w:t>
-      </w:r>
-      <w:r>
-        <w:t xml:space="preserve">signals. El Allam and Hamlich calibrate label-conditional Mondrian conformal</w:t>
-      </w:r>
-      <w:r>
-        <w:t xml:space="preserve"> </w:t>
-      </w:r>
-      <w:r>
-        <w:t xml:space="preserve">prediction on patient-disjoint PTB-XL partitions and show that calibration must</w:t>
-      </w:r>
-      <w:r>
-        <w:t xml:space="preserve"> </w:t>
-      </w:r>
-      <w:r>
-        <w:t xml:space="preserve">match the quantized model actually deployed [8]; they also extend conformal</w:t>
-      </w:r>
-      <w:r>
-        <w:t xml:space="preserve"> </w:t>
-      </w:r>
-      <w:r>
-        <w:t xml:space="preserve">inference to edge-deployed wearables [9]. Kinalioğlu shows, for PPG-based ICU</w:t>
-      </w:r>
-      <w:r>
-        <w:t xml:space="preserve"> </w:t>
-      </w:r>
-      <w:r>
-        <w:t xml:space="preserve">arrhythmia classification, that marginal coverage can hide per-class and</w:t>
-      </w:r>
-      <w:r>
-        <w:t xml:space="preserve"> </w:t>
-      </w:r>
-      <w:r>
-        <w:t xml:space="preserve">per-patient failures [10]. Closest to the present study, Sim and Kim show that the</w:t>
-      </w:r>
-      <w:r>
-        <w:t xml:space="preserve"> </w:t>
-      </w:r>
-      <w:r>
-        <w:t xml:space="preserve">false-alarm bound of split conformal prediction in ECG monitoring counts</w:t>
-      </w:r>
-      <w:r>
-        <w:t xml:space="preserve"> </w:t>
-      </w:r>
-      <w:r>
-        <w:t xml:space="preserve">exchangeable subjects rather than beats, that too few calibration subjects</w:t>
-      </w:r>
-      <w:r>
-        <w:t xml:space="preserve"> </w:t>
-      </w:r>
-      <w:r>
-        <w:t xml:space="preserve">inflate the realized false-alarm rate, and that the unit carrying the guarantee</w:t>
-      </w:r>
-      <w:r>
-        <w:t xml:space="preserve"> </w:t>
-      </w:r>
-      <w:r>
-        <w:t xml:space="preserve">must be the unit raising alarms [11]. Outside cardiology, group-aware conformal</w:t>
-      </w:r>
-      <w:r>
-        <w:t xml:space="preserve"> </w:t>
-      </w:r>
-      <w:r>
-        <w:t xml:space="preserve">calibration has been applied to patients nested in thousands of hospitals [36].</w:t>
+        <w:t xml:space="preserve">Recent cardiac studies come closer to our question. El Allam and Hamlich</w:t>
+      </w:r>
+      <w:r>
+        <w:t xml:space="preserve"> </w:t>
+      </w:r>
+      <w:r>
+        <w:t xml:space="preserve">calibrate label-conditional Mondrian conformal prediction on patient-disjoint</w:t>
+      </w:r>
+      <w:r>
+        <w:t xml:space="preserve"> </w:t>
+      </w:r>
+      <w:r>
+        <w:t xml:space="preserve">PTB-XL partitions and show that calibration must match the quantized model</w:t>
+      </w:r>
+      <w:r>
+        <w:t xml:space="preserve"> </w:t>
+      </w:r>
+      <w:r>
+        <w:t xml:space="preserve">actually deployed [8]; they also extend conformal inference to edge-deployed</w:t>
+      </w:r>
+      <w:r>
+        <w:t xml:space="preserve"> </w:t>
+      </w:r>
+      <w:r>
+        <w:t xml:space="preserve">wearables [9]. Kinalioğlu shows, for PPG-based ICU arrhythmia classification,</w:t>
+      </w:r>
+      <w:r>
+        <w:t xml:space="preserve"> </w:t>
+      </w:r>
+      <w:r>
+        <w:t xml:space="preserve">that marginal coverage can hide per-class and per-patient failures [10]. Closest</w:t>
+      </w:r>
+      <w:r>
+        <w:t xml:space="preserve"> </w:t>
+      </w:r>
+      <w:r>
+        <w:t xml:space="preserve">to the present study, Sim and Kim show that in ECG monitoring the false-alarm</w:t>
+      </w:r>
+      <w:r>
+        <w:t xml:space="preserve"> </w:t>
+      </w:r>
+      <w:r>
+        <w:t xml:space="preserve">bound of split conformal prediction counts exchangeable subjects rather than</w:t>
+      </w:r>
+      <w:r>
+        <w:t xml:space="preserve"> </w:t>
+      </w:r>
+      <w:r>
+        <w:t xml:space="preserve">beats, so that too few calibration subjects inflate the realized false-alarm</w:t>
+      </w:r>
+      <w:r>
+        <w:t xml:space="preserve"> </w:t>
+      </w:r>
+      <w:r>
+        <w:t xml:space="preserve">rate and the unit carrying the guarantee must be the unit raising alarms [11].</w:t>
+      </w:r>
+      <w:r>
+        <w:t xml:space="preserve"> </w:t>
+      </w:r>
+      <w:r>
+        <w:t xml:space="preserve">Outside cardiology, group-aware conformal calibration has been applied to</w:t>
+      </w:r>
+      <w:r>
+        <w:t xml:space="preserve"> </w:t>
+      </w:r>
+      <w:r>
+        <w:t xml:space="preserve">patients nested in thousands of hospitals [36].</w:t>
       </w:r>
     </w:p>
     <w:p>
@@ -1189,7 +1177,7 @@
         <w:t xml:space="preserve"> </w:t>
       </w:r>
       <w:r>
-        <w:t xml:space="preserve">target on a given split. We ask the earlier question of whether a block-level</w:t>
+        <w:t xml:space="preserve">target on a given split. We ask two earlier questions: whether a block-level</w:t>
       </w:r>
       <w:r>
         <w:t xml:space="preserve"> </w:t>
@@ -1251,13 +1239,13 @@
         <w:t xml:space="preserve"> </w:t>
       </w:r>
       <w:r>
-        <w:t xml:space="preserve">is claimed as ours. Sections 3.2–3.4 assemble three feasibility diagnostics from</w:t>
-      </w:r>
-      <w:r>
-        <w:t xml:space="preserve"> </w:t>
-      </w:r>
-      <w:r>
-        <w:t xml:space="preserve">established results and cite the source of each where it is introduced, so that</w:t>
+        <w:t xml:space="preserve">is claimed as ours. Sections 3.2–3.4 derive three feasibility diagnostics from</w:t>
+      </w:r>
+      <w:r>
+        <w:t xml:space="preserve"> </w:t>
+      </w:r>
+      <w:r>
+        <w:t xml:space="preserve">established results and cite the source of each where it enters, so that</w:t>
       </w:r>
       <w:r>
         <w:t xml:space="preserve"> </w:t>
@@ -1495,25 +1483,25 @@
         </m:sSub>
       </m:oMath>
       <w:r>
-        <w:t xml:space="preserve">. In our setting a block is typically a patient and an observation a</w:t>
-      </w:r>
-      <w:r>
-        <w:t xml:space="preserve"> </w:t>
-      </w:r>
-      <w:r>
-        <w:t xml:space="preserve">10-second recording, but the framework does not depend on what defines a block.</w:t>
-      </w:r>
-      <w:r>
-        <w:t xml:space="preserve"> </w:t>
-      </w:r>
-      <w:r>
-        <w:t xml:space="preserve">Lee et al. [13] show that standard exchangeability fails when observations are</w:t>
-      </w:r>
-      <w:r>
-        <w:t xml:space="preserve"> </w:t>
-      </w:r>
-      <w:r>
-        <w:t xml:space="preserve">nested within groups, and introduce hierarchical exchangeability: blocks are</w:t>
+        <w:t xml:space="preserve">. Here a block is typically a patient and an observation a 10-second</w:t>
+      </w:r>
+      <w:r>
+        <w:t xml:space="preserve"> </w:t>
+      </w:r>
+      <w:r>
+        <w:t xml:space="preserve">recording, but the framework does not depend on what defines a block. Lee et al.</w:t>
+      </w:r>
+      <w:r>
+        <w:t xml:space="preserve"> </w:t>
+      </w:r>
+      <w:r>
+        <w:t xml:space="preserve">[13] show that standard exchangeability fails when observations are nested</w:t>
+      </w:r>
+      <w:r>
+        <w:t xml:space="preserve"> </w:t>
+      </w:r>
+      <w:r>
+        <w:t xml:space="preserve">within groups and introduce hierarchical exchangeability: blocks are</w:t>
       </w:r>
       <w:r>
         <w:t xml:space="preserve"> </w:t>
@@ -1525,7 +1513,7 @@
         <w:t xml:space="preserve"> </w:t>
       </w:r>
       <w:r>
-        <w:t xml:space="preserve">block, but observations are not exchangeable across the pooled sample.</w:t>
+        <w:t xml:space="preserve">block, but not across the pooled sample.</w:t>
       </w:r>
     </w:p>
     <w:p>
@@ -2174,7 +2162,7 @@
         <w:jc w:val="both"/>
       </w:pPr>
       <w:r>
-        <w:t xml:space="preserve">Each block contributes the same total mass</w:t>
+        <w:t xml:space="preserve">Each block carries total mass</w:t>
       </w:r>
       <w:r>
         <w:t xml:space="preserve"> </w:t>
@@ -2224,13 +2212,7 @@
         </m:r>
       </m:oMath>
       <w:r>
-        <w:t xml:space="preserve">, divided evenly among</w:t>
-      </w:r>
-      <w:r>
-        <w:t xml:space="preserve"> </w:t>
-      </w:r>
-      <w:r>
-        <w:t xml:space="preserve">its</w:t>
+        <w:t xml:space="preserve">, shared evenly among its</w:t>
       </w:r>
       <w:r>
         <w:t xml:space="preserve"> </w:t>
@@ -2253,7 +2235,7 @@
         <w:t xml:space="preserve"> </w:t>
       </w:r>
       <w:r>
-        <w:t xml:space="preserve">observations, and a further mass</w:t>
+        <w:t xml:space="preserve">observations, and a further</w:t>
       </w:r>
       <w:r>
         <w:t xml:space="preserve"> </w:t>
@@ -2329,19 +2311,19 @@
         <w:t xml:space="preserve"> </w:t>
       </w:r>
       <w:r>
-        <w:t xml:space="preserve">—</w:t>
-      </w:r>
-      <w:r>
-        <w:t xml:space="preserve"> </w:t>
-      </w:r>
-      <w:r>
-        <w:t xml:space="preserve">the price of not knowing the test block in advance. For a test point from a</w:t>
-      </w:r>
-      <w:r>
-        <w:t xml:space="preserve"> </w:t>
-      </w:r>
-      <w:r>
-        <w:t xml:space="preserve">previously unseen block, Lee et al. [13, Th. 1] prove</w:t>
+        <w:t xml:space="preserve">— the price of not</w:t>
+      </w:r>
+      <w:r>
+        <w:t xml:space="preserve"> </w:t>
+      </w:r>
+      <w:r>
+        <w:t xml:space="preserve">knowing the test block in advance. For a test point from a previously unseen</w:t>
+      </w:r>
+      <w:r>
+        <w:t xml:space="preserve"> </w:t>
+      </w:r>
+      <w:r>
+        <w:t xml:space="preserve">block, Lee et al. [13, Th. 1] prove</w:t>
       </w:r>
     </w:p>
     <w:p>
@@ -2554,7 +2536,7 @@
         <w:jc w:val="both"/>
       </w:pPr>
       <w:r>
-        <w:t xml:space="preserve">Equation (1) fully specifies the threshold once</w:t>
+        <w:t xml:space="preserve">Equation (1) fixes the threshold once</w:t>
       </w:r>
       <w:r>
         <w:t xml:space="preserve"> </w:t>
@@ -2623,19 +2605,13 @@
         <w:t xml:space="preserve"> </w:t>
       </w:r>
       <w:r>
-        <w:t xml:space="preserve">are</w:t>
-      </w:r>
-      <w:r>
-        <w:t xml:space="preserve"> </w:t>
-      </w:r>
-      <w:r>
-        <w:t xml:space="preserve">given, but it does not say whether the resulting guarantee carries any</w:t>
-      </w:r>
-      <w:r>
-        <w:t xml:space="preserve"> </w:t>
-      </w:r>
-      <w:r>
-        <w:t xml:space="preserve">information.</w:t>
+        <w:t xml:space="preserve">are given, but</w:t>
+      </w:r>
+      <w:r>
+        <w:t xml:space="preserve"> </w:t>
+      </w:r>
+      <w:r>
+        <w:t xml:space="preserve">does not say whether the resulting guarantee is informative.</w:t>
       </w:r>
     </w:p>
     <w:p>
@@ -3440,13 +3416,13 @@
         <w:t xml:space="preserve"> </w:t>
       </w:r>
       <w:r>
-        <w:t xml:space="preserve">in a form that can be checked from metadata, and we claim nothing beyond that.</w:t>
-      </w:r>
-      <w:r>
-        <w:t xml:space="preserve"> </w:t>
-      </w:r>
-      <w:r>
-        <w:t xml:space="preserve">Three of its features matter for the audit. The bound does not involve</w:t>
+        <w:t xml:space="preserve">in a form checkable from metadata, and we claim nothing beyond that. Three of its</w:t>
+      </w:r>
+      <w:r>
+        <w:t xml:space="preserve"> </w:t>
+      </w:r>
+      <w:r>
+        <w:t xml:space="preserve">features matter here: the bound does not involve</w:t>
       </w:r>
       <w:r>
         <w:t xml:space="preserve"> </w:t>
@@ -3466,19 +3442,19 @@
         </m:sSub>
       </m:oMath>
       <w:r>
-        <w:t xml:space="preserve">, so</w:t>
-      </w:r>
-      <w:r>
-        <w:t xml:space="preserve"> </w:t>
-      </w:r>
-      <w:r>
-        <w:t xml:space="preserve">collecting more measurements per block can never restore feasibility. It is not</w:t>
-      </w:r>
-      <w:r>
-        <w:t xml:space="preserve"> </w:t>
-      </w:r>
-      <w:r>
-        <w:t xml:space="preserve">strict, so a grouping lying exactly on it is feasible (Appendix A.1). And with</w:t>
+        <w:t xml:space="preserve">, so more measurements per</w:t>
+      </w:r>
+      <w:r>
+        <w:t xml:space="preserve"> </w:t>
+      </w:r>
+      <w:r>
+        <w:t xml:space="preserve">block can never restore feasibility; it is not strict, so a grouping lying on it</w:t>
+      </w:r>
+      <w:r>
+        <w:t xml:space="preserve"> </w:t>
+      </w:r>
+      <w:r>
+        <w:t xml:space="preserve">is feasible (Appendix A.1); and with</w:t>
       </w:r>
       <w:r>
         <w:t xml:space="preserve"> </w:t>
@@ -3521,83 +3497,60 @@
         </m:r>
       </m:oMath>
       <w:r>
-        <w:t xml:space="preserve">,</w:t>
+        <w:t xml:space="preserve"> </w:t>
+      </w:r>
+      <w:r>
+        <w:t xml:space="preserve">it reduces to the</w:t>
+      </w:r>
+      <w:r>
+        <w:t xml:space="preserve"> </w:t>
+      </w:r>
+      <w:r>
+        <w:t xml:space="preserve">familiar split-conformal requirement</w:t>
       </w:r>
       <w:r>
         <w:t xml:space="preserve"> </w:t>
       </w:r>
       <m:oMath>
-        <m:sSub>
-          <m:e>
-            <m:r>
-              <m:t>K</m:t>
-            </m:r>
-          </m:e>
-          <m:sub>
-            <m:r>
-              <m:t>1</m:t>
-            </m:r>
-          </m:sub>
-        </m:sSub>
-        <m:r>
-          <m:rPr>
-            <m:sty m:val="p"/>
-          </m:rPr>
-          <m:t>=</m:t>
-        </m:r>
         <m:r>
           <m:t>n</m:t>
         </m:r>
+        <m:r>
+          <m:rPr>
+            <m:sty m:val="p"/>
+          </m:rPr>
+          <m:t>≥</m:t>
+        </m:r>
+        <m:r>
+          <m:t>1</m:t>
+        </m:r>
+        <m:r>
+          <m:rPr>
+            <m:sty m:val="p"/>
+          </m:rPr>
+          <m:t>/</m:t>
+        </m:r>
+        <m:r>
+          <m:t>α</m:t>
+        </m:r>
+        <m:r>
+          <m:rPr>
+            <m:sty m:val="p"/>
+          </m:rPr>
+          <m:t>−</m:t>
+        </m:r>
+        <m:r>
+          <m:t>1</m:t>
+        </m:r>
       </m:oMath>
       <w:r>
-        <w:t xml:space="preserve"> </w:t>
-      </w:r>
-      <w:r>
-        <w:t xml:space="preserve">and (3) reduces to the familiar split-conformal</w:t>
-      </w:r>
-      <w:r>
-        <w:t xml:space="preserve"> </w:t>
-      </w:r>
-      <w:r>
-        <w:t xml:space="preserve">requirement</w:t>
-      </w:r>
-      <w:r>
-        <w:t xml:space="preserve"> </w:t>
-      </w:r>
-      <m:oMath>
-        <m:r>
-          <m:t>n</m:t>
-        </m:r>
-        <m:r>
-          <m:rPr>
-            <m:sty m:val="p"/>
-          </m:rPr>
-          <m:t>≥</m:t>
-        </m:r>
-        <m:r>
-          <m:t>1</m:t>
-        </m:r>
-        <m:r>
-          <m:rPr>
-            <m:sty m:val="p"/>
-          </m:rPr>
-          <m:t>/</m:t>
-        </m:r>
-        <m:r>
-          <m:t>α</m:t>
-        </m:r>
-        <m:r>
-          <m:rPr>
-            <m:sty m:val="p"/>
-          </m:rPr>
-          <m:t>−</m:t>
-        </m:r>
-        <m:r>
-          <m:t>1</m:t>
-        </m:r>
-      </m:oMath>
-      <w:r>
-        <w:t xml:space="preserve">, which we also verified numerically.</w:t>
+        <w:t xml:space="preserve">, which we also verified</w:t>
+      </w:r>
+      <w:r>
+        <w:t xml:space="preserve"> </w:t>
+      </w:r>
+      <w:r>
+        <w:t xml:space="preserve">numerically.</w:t>
       </w:r>
     </w:p>
     <w:p>
@@ -4261,13 +4214,13 @@
         <w:t xml:space="preserve"> </w:t>
       </w:r>
       <w:r>
-        <w:t xml:space="preserve">(Appendix A.2). This variance belongs to the block-weighted estimator, whereas</w:t>
-      </w:r>
-      <w:r>
-        <w:t xml:space="preserve"> </w:t>
-      </w:r>
-      <w:r>
-        <w:t xml:space="preserve">the Kish effective sample size describes an observation-weighted one; the two</w:t>
+        <w:t xml:space="preserve">(Appendix A.2). This variance belongs to a block-weighted estimator, whereas the</w:t>
+      </w:r>
+      <w:r>
+        <w:t xml:space="preserve"> </w:t>
+      </w:r>
+      <w:r>
+        <w:t xml:space="preserve">Kish effective sample size describes an observation-weighted one, and the two</w:t>
       </w:r>
       <w:r>
         <w:t xml:space="preserve"> </w:t>
@@ -4590,73 +4543,67 @@
         <w:jc w:val="both"/>
       </w:pPr>
       <w:r>
-        <w:t xml:space="preserve">The second is the standard clustering design effect for unequal cluster sizes,</w:t>
-      </w:r>
-      <w:r>
-        <w:t xml:space="preserve"> </w:t>
-      </w:r>
-      <w:r>
-        <w:t xml:space="preserve">and comparing equal with size weighting of cluster means is established practice</w:t>
-      </w:r>
-      <w:r>
-        <w:t xml:space="preserve"> </w:t>
-      </w:r>
-      <w:r>
-        <w:t xml:space="preserve">in cluster-randomized trials [38], [39]. What changes in the conformal setting is</w:t>
-      </w:r>
-      <w:r>
-        <w:t xml:space="preserve"> </w:t>
-      </w:r>
-      <w:r>
-        <w:t xml:space="preserve">the freedom to choose. In a trial, equal weighting is an analyst’s choice, known</w:t>
-      </w:r>
-      <w:r>
-        <w:t xml:space="preserve"> </w:t>
-      </w:r>
-      <w:r>
-        <w:t xml:space="preserve">to be inefficient under unequal cluster sizes and usually replaced by</w:t>
-      </w:r>
-      <w:r>
-        <w:t xml:space="preserve"> </w:t>
-      </w:r>
-      <w:r>
-        <w:t xml:space="preserve">minimum-variance weighting [38], [39]. In HCP it follows from the structure of the</w:t>
-      </w:r>
-      <w:r>
-        <w:t xml:space="preserve"> </w:t>
-      </w:r>
-      <w:r>
-        <w:t xml:space="preserve">threshold, and departing from it can break the guarantee rather than merely cost</w:t>
-      </w:r>
-      <w:r>
-        <w:t xml:space="preserve"> </w:t>
-      </w:r>
-      <w:r>
-        <w:t xml:space="preserve">efficiency (a two-block counterexample is given in Appendix A.3). The</w:t>
-      </w:r>
-      <w:r>
-        <w:t xml:space="preserve"> </w:t>
-      </w:r>
-      <w:r>
-        <w:t xml:space="preserve">practitioner is thus held to the estimator that cluster-sampling theory finds</w:t>
-      </w:r>
-      <w:r>
-        <w:t xml:space="preserve"> </w:t>
-      </w:r>
-      <w:r>
-        <w:t xml:space="preserve">most affected by block imbalance, without its usual remedy. We report this as an</w:t>
-      </w:r>
-      <w:r>
-        <w:t xml:space="preserve"> </w:t>
-      </w:r>
-      <w:r>
-        <w:t xml:space="preserve">observation and do not prove that equal weights are the only valid choice. On</w:t>
-      </w:r>
-      <w:r>
-        <w:t xml:space="preserve"> </w:t>
-      </w:r>
-      <w:r>
-        <w:t xml:space="preserve">PTB-XL the two design effects differ by a factor of 15.7 at the site level; on</w:t>
+        <w:t xml:space="preserve">The second is the standard design effect for unequal cluster sizes, and equal</w:t>
+      </w:r>
+      <w:r>
+        <w:t xml:space="preserve"> </w:t>
+      </w:r>
+      <w:r>
+        <w:t xml:space="preserve">versus size weighting of cluster means is a familiar choice in cluster-randomized</w:t>
+      </w:r>
+      <w:r>
+        <w:t xml:space="preserve"> </w:t>
+      </w:r>
+      <w:r>
+        <w:t xml:space="preserve">trials, where equal weighting is known to be inefficient under unequal cluster</w:t>
+      </w:r>
+      <w:r>
+        <w:t xml:space="preserve"> </w:t>
+      </w:r>
+      <w:r>
+        <w:t xml:space="preserve">sizes and is usually replaced by minimum-variance weights [38], [39]. In HCP it is</w:t>
+      </w:r>
+      <w:r>
+        <w:t xml:space="preserve"> </w:t>
+      </w:r>
+      <w:r>
+        <w:t xml:space="preserve">not a choice: it is fixed by the structure of the threshold, and departing from</w:t>
+      </w:r>
+      <w:r>
+        <w:t xml:space="preserve"> </w:t>
+      </w:r>
+      <w:r>
+        <w:t xml:space="preserve">it can break the guarantee rather than merely cost efficiency (Appendix A.3).</w:t>
+      </w:r>
+      <w:r>
+        <w:t xml:space="preserve"> </w:t>
+      </w:r>
+      <w:r>
+        <w:t xml:space="preserve">The practitioner is thus bound to the estimator that cluster-sampling theory</w:t>
+      </w:r>
+      <w:r>
+        <w:t xml:space="preserve"> </w:t>
+      </w:r>
+      <w:r>
+        <w:t xml:space="preserve">finds most affected by block imbalance, without its usual remedy; we report this</w:t>
+      </w:r>
+      <w:r>
+        <w:t xml:space="preserve"> </w:t>
+      </w:r>
+      <w:r>
+        <w:t xml:space="preserve">as an observation and do not prove that equal weights are the only valid choice.</w:t>
+      </w:r>
+      <w:r>
+        <w:t xml:space="preserve"> </w:t>
+      </w:r>
+      <w:r>
+        <w:t xml:space="preserve">On PTB-XL the two design effects differ by a factor of 15.7 at the site level,</w:t>
+      </w:r>
+      <w:r>
+        <w:t xml:space="preserve"> </w:t>
+      </w:r>
+      <w:r>
+        <w:t xml:space="preserve">and on</w:t>
       </w:r>
       <w:r>
         <w:t xml:space="preserve"> </w:t>
@@ -4668,13 +4615,13 @@
         <w:t xml:space="preserve">strat_fold</w:t>
       </w:r>
       <w:r>
-        <w:t xml:space="preserve">, whose blocks are nearly uniform by construction, the ratio is 1.000,</w:t>
-      </w:r>
-      <w:r>
-        <w:t xml:space="preserve"> </w:t>
-      </w:r>
-      <w:r>
-        <w:t xml:space="preserve">an internal check of the computation.</w:t>
+        <w:t xml:space="preserve">, whose blocks are nearly uniform by construction, their ratio</w:t>
+      </w:r>
+      <w:r>
+        <w:t xml:space="preserve"> </w:t>
+      </w:r>
+      <w:r>
+        <w:t xml:space="preserve">is 1.000, an internal check of the computation.</w:t>
       </w:r>
     </w:p>
     <w:p>
@@ -4699,7 +4646,7 @@
         <w:t xml:space="preserve"> </w:t>
       </w:r>
       <w:r>
-        <w:t xml:space="preserve">block geometry we use the factor</w:t>
+        <w:t xml:space="preserve">block geometry we order configurations by the variance-inflation factor</w:t>
       </w:r>
       <w:r>
         <w:t xml:space="preserve"> </w:t>
@@ -4773,70 +4720,124 @@
         </m:r>
       </m:oMath>
       <w:r>
-        <w:t xml:space="preserve"> </w:t>
-      </w:r>
-      <w:r>
-        <w:t xml:space="preserve">that inflates the</w:t>
-      </w:r>
-      <w:r>
-        <w:t xml:space="preserve"> </w:t>
-      </w:r>
-      <w:r>
-        <w:t xml:space="preserve">variance of</w:t>
+        <w:t xml:space="preserve">. Because</w:t>
       </w:r>
       <w:r>
         <w:t xml:space="preserve"> </w:t>
       </w:r>
       <m:oMath>
-        <m:acc>
-          <m:accPr>
-            <m:chr m:val="̂"/>
-          </m:accPr>
-          <m:e>
-            <m:r>
-              <m:t>G</m:t>
-            </m:r>
-          </m:e>
-        </m:acc>
+        <m:r>
+          <m:t>H</m:t>
+        </m:r>
       </m:oMath>
       <w:r>
-        <w:t xml:space="preserve">. Because</w:t>
+        <w:t xml:space="preserve"> </w:t>
+      </w:r>
+      <w:r>
+        <w:t xml:space="preserve">enters only through</w:t>
       </w:r>
       <w:r>
         <w:t xml:space="preserve"> </w:t>
       </w:r>
       <m:oMath>
         <m:r>
+          <m:rPr>
+            <m:sty m:val="p"/>
+          </m:rPr>
+          <m:t>(</m:t>
+        </m:r>
+        <m:r>
           <m:t>H</m:t>
         </m:r>
+        <m:r>
+          <m:rPr>
+            <m:sty m:val="p"/>
+          </m:rPr>
+          <m:t>−</m:t>
+        </m:r>
+        <m:r>
+          <m:t>1</m:t>
+        </m:r>
+        <m:r>
+          <m:rPr>
+            <m:sty m:val="p"/>
+          </m:rPr>
+          <m:t>)</m:t>
+        </m:r>
+        <m:r>
+          <m:t>ρ</m:t>
+        </m:r>
       </m:oMath>
       <w:r>
-        <w:t xml:space="preserve"> </w:t>
-      </w:r>
-      <w:r>
-        <w:t xml:space="preserve">enters only through</w:t>
+        <w:t xml:space="preserve">, the factor</w:t>
+      </w:r>
+      <w:r>
+        <w:t xml:space="preserve"> </w:t>
+      </w:r>
+      <w:r>
+        <w:t xml:space="preserve">predicts that dependence is harmless whenever blocks are near-singleton, however</w:t>
+      </w:r>
+      <w:r>
+        <w:t xml:space="preserve"> </w:t>
+      </w:r>
+      <w:r>
+        <w:t xml:space="preserve">strong the within-block correlation — the opposite of what raw</w:t>
       </w:r>
       <w:r>
         <w:t xml:space="preserve"> </w:t>
       </w:r>
       <m:oMath>
         <m:r>
+          <m:t>ρ</m:t>
+        </m:r>
+      </m:oMath>
+      <w:r>
+        <w:t xml:space="preserve"> </w:t>
+      </w:r>
+      <w:r>
+        <w:t xml:space="preserve">suggests.</w:t>
+      </w:r>
+      <w:r>
+        <w:t xml:space="preserve"> </w:t>
+      </w:r>
+      <w:r>
+        <w:t xml:space="preserve">The primary analysis takes</w:t>
+      </w:r>
+      <w:r>
+        <w:t xml:space="preserve"> </w:t>
+      </w:r>
+      <m:oMath>
+        <m:r>
+          <m:t>ρ</m:t>
+        </m:r>
+      </m:oMath>
+      <w:r>
+        <w:t xml:space="preserve"> </w:t>
+      </w:r>
+      <w:r>
+        <w:t xml:space="preserve">from conformity scores and is repeated with the</w:t>
+      </w:r>
+      <w:r>
+        <w:t xml:space="preserve"> </w:t>
+      </w:r>
+      <w:r>
+        <w:t xml:space="preserve">indicator correlation</w:t>
+      </w:r>
+      <w:r>
+        <w:t xml:space="preserve"> </w:t>
+      </w:r>
+      <m:oMath>
+        <m:r>
+          <m:t>ρ</m:t>
+        </m:r>
+        <m:r>
           <m:rPr>
             <m:sty m:val="p"/>
           </m:rPr>
           <m:t>(</m:t>
         </m:r>
         <m:r>
-          <m:t>H</m:t>
-        </m:r>
-        <m:r>
-          <m:rPr>
-            <m:sty m:val="p"/>
-          </m:rPr>
-          <m:t>−</m:t>
-        </m:r>
-        <m:r>
-          <m:t>1</m:t>
+          <m:t>t</m:t>
         </m:r>
         <m:r>
           <m:rPr>
@@ -4844,129 +4845,48 @@
           </m:rPr>
           <m:t>)</m:t>
         </m:r>
-        <m:r>
-          <m:t>ρ</m:t>
-        </m:r>
       </m:oMath>
       <w:r>
-        <w:t xml:space="preserve">, it predicts that</w:t>
-      </w:r>
-      <w:r>
-        <w:t xml:space="preserve"> </w:t>
-      </w:r>
-      <w:r>
-        <w:t xml:space="preserve">dependence is harmless whenever blocks are near-singleton, however strong the</w:t>
-      </w:r>
-      <w:r>
-        <w:t xml:space="preserve"> </w:t>
-      </w:r>
-      <w:r>
-        <w:t xml:space="preserve">within-block correlation — the opposite of what raw</w:t>
-      </w:r>
-      <w:r>
-        <w:t xml:space="preserve"> </w:t>
-      </w:r>
-      <m:oMath>
-        <m:r>
-          <m:t>ρ</m:t>
-        </m:r>
-      </m:oMath>
-      <w:r>
-        <w:t xml:space="preserve"> </w:t>
-      </w:r>
-      <w:r>
-        <w:t xml:space="preserve">suggests. The primary</w:t>
-      </w:r>
-      <w:r>
-        <w:t xml:space="preserve"> </w:t>
-      </w:r>
-      <w:r>
-        <w:t xml:space="preserve">analysis computes</w:t>
-      </w:r>
-      <w:r>
-        <w:t xml:space="preserve"> </w:t>
-      </w:r>
-      <m:oMath>
-        <m:r>
-          <m:t>ρ</m:t>
-        </m:r>
-      </m:oMath>
-      <w:r>
-        <w:t xml:space="preserve"> </w:t>
-      </w:r>
-      <w:r>
-        <w:t xml:space="preserve">from conformity scores; because the variance is stated</w:t>
-      </w:r>
-      <w:r>
-        <w:t xml:space="preserve"> </w:t>
-      </w:r>
-      <w:r>
-        <w:t xml:space="preserve">for the threshold indicator, we repeat it with</w:t>
-      </w:r>
-      <w:r>
-        <w:t xml:space="preserve"> </w:t>
-      </w:r>
-      <m:oMath>
-        <m:r>
-          <m:t>ρ</m:t>
-        </m:r>
-        <m:r>
-          <m:rPr>
-            <m:sty m:val="p"/>
-          </m:rPr>
-          <m:t>(</m:t>
-        </m:r>
-        <m:r>
-          <m:t>t</m:t>
-        </m:r>
-        <m:r>
-          <m:rPr>
-            <m:sty m:val="p"/>
-          </m:rPr>
-          <m:t>)</m:t>
-        </m:r>
-      </m:oMath>
-      <w:r>
-        <w:t xml:space="preserve"> </w:t>
-      </w:r>
-      <w:r>
-        <w:t xml:space="preserve">(§5.4). When the axis</w:t>
-      </w:r>
-      <w:r>
-        <w:t xml:space="preserve"> </w:t>
-      </w:r>
-      <w:r>
-        <w:t xml:space="preserve">was adopted is recorded in §6.4. We use it only to order configurations, not as a</w:t>
-      </w:r>
-      <w:r>
-        <w:t xml:space="preserve"> </w:t>
-      </w:r>
-      <w:r>
-        <w:t xml:space="preserve">calibrated effective sample size. Noonan derives a closed-form effective sample</w:t>
-      </w:r>
-      <w:r>
-        <w:t xml:space="preserve"> </w:t>
-      </w:r>
-      <w:r>
-        <w:t xml:space="preserve">size for thresholds under clustering and shows that the correction currently used</w:t>
-      </w:r>
-      <w:r>
-        <w:t xml:space="preserve"> </w:t>
-      </w:r>
-      <w:r>
-        <w:t xml:space="preserve">in the conformal literature is the wrong quantity [40]; our axis shares its</w:t>
-      </w:r>
-      <w:r>
-        <w:t xml:space="preserve"> </w:t>
-      </w:r>
-      <w:r>
-        <w:t xml:space="preserve">central ingredient, the correlation of threshold indicators, but is a heuristic</w:t>
-      </w:r>
-      <w:r>
-        <w:t xml:space="preserve"> </w:t>
-      </w:r>
-      <w:r>
-        <w:t xml:space="preserve">under (A), and we defer to that work for the principled quantity.</w:t>
+        <w:t xml:space="preserve"> </w:t>
+      </w:r>
+      <w:r>
+        <w:t xml:space="preserve">(§5.4); when the axis was adopted is recorded in</w:t>
+      </w:r>
+      <w:r>
+        <w:t xml:space="preserve"> </w:t>
+      </w:r>
+      <w:r>
+        <w:t xml:space="preserve">§6.4. The axis only orders configurations and is not a calibrated effective</w:t>
+      </w:r>
+      <w:r>
+        <w:t xml:space="preserve"> </w:t>
+      </w:r>
+      <w:r>
+        <w:t xml:space="preserve">sample size: Noonan derives a closed-form effective sample size for thresholds</w:t>
+      </w:r>
+      <w:r>
+        <w:t xml:space="preserve"> </w:t>
+      </w:r>
+      <w:r>
+        <w:t xml:space="preserve">under clustering and shows that the correction currently used in the conformal</w:t>
+      </w:r>
+      <w:r>
+        <w:t xml:space="preserve"> </w:t>
+      </w:r>
+      <w:r>
+        <w:t xml:space="preserve">literature is the wrong quantity [40]. Our axis shares its central ingredient,</w:t>
+      </w:r>
+      <w:r>
+        <w:t xml:space="preserve"> </w:t>
+      </w:r>
+      <w:r>
+        <w:t xml:space="preserve">the correlation of threshold indicators, but is a heuristic under (A), and we</w:t>
+      </w:r>
+      <w:r>
+        <w:t xml:space="preserve"> </w:t>
+      </w:r>
+      <w:r>
+        <w:t xml:space="preserve">defer to that work for the principled quantity.</w:t>
       </w:r>
     </w:p>
     <w:bookmarkEnd w:id="14"/>
@@ -5733,13 +5653,13 @@
         <w:jc w:val="both"/>
       </w:pPr>
       <w:r>
-        <w:t xml:space="preserve">This is a standard fact about partition lattices; what matters here is its</w:t>
-      </w:r>
-      <w:r>
-        <w:t xml:space="preserve"> </w:t>
-      </w:r>
-      <w:r>
-        <w:t xml:space="preserve">consequence for calibration.</w:t>
+        <w:t xml:space="preserve">This is a standard fact about partition lattices; its consequence for</w:t>
+      </w:r>
+      <w:r>
+        <w:t xml:space="preserve"> </w:t>
+      </w:r>
+      <w:r>
+        <w:t xml:space="preserve">calibration is what matters here.</w:t>
       </w:r>
     </w:p>
     <w:p>
@@ -6012,7 +5932,7 @@
         <w:t xml:space="preserve"> </w:t>
       </w:r>
       <w:r>
-        <w:t xml:space="preserve">if it meets two conditions: (S1) feasibility,</w:t>
+        <w:t xml:space="preserve">if it satisfies (S1) feasibility,</w:t>
       </w:r>
       <w:r>
         <w:t xml:space="preserve"> </w:t>
@@ -6086,13 +6006,10 @@
         </m:r>
       </m:oMath>
       <w:r>
-        <w:t xml:space="preserve">, exact by Proposition 1; and (S2)</w:t>
-      </w:r>
-      <w:r>
-        <w:t xml:space="preserve"> </w:t>
-      </w:r>
-      <w:r>
-        <w:t xml:space="preserve">sufficiency, every</w:t>
+        <w:t xml:space="preserve"> </w:t>
+      </w:r>
+      <w:r>
+        <w:t xml:space="preserve">(exact, by Proposition 1), and (S2) sufficiency: every</w:t>
       </w:r>
       <w:r>
         <w:t xml:space="preserve"> </w:t>
@@ -6108,7 +6025,13 @@
         <w:t xml:space="preserve"> </w:t>
       </w:r>
       <w:r>
-        <w:t xml:space="preserve">dependence source is nested within</w:t>
+        <w:t xml:space="preserve">dependence</w:t>
+      </w:r>
+      <w:r>
+        <w:t xml:space="preserve"> </w:t>
+      </w:r>
+      <w:r>
+        <w:t xml:space="preserve">source is nested within</w:t>
       </w:r>
       <w:r>
         <w:t xml:space="preserve"> </w:t>
@@ -6119,67 +6042,58 @@
         </m:r>
       </m:oMath>
       <w:r>
-        <w:t xml:space="preserve">, exact</w:t>
-      </w:r>
-      <w:r>
-        <w:t xml:space="preserve"> </w:t>
-      </w:r>
-      <w:r>
-        <w:t xml:space="preserve">given the declaration. S1 alone is not enough, since a grouping can admit a</w:t>
-      </w:r>
-      <w:r>
-        <w:t xml:space="preserve"> </w:t>
-      </w:r>
-      <w:r>
-        <w:t xml:space="preserve">finite threshold while leaving dependence unaccounted for across its blocks. S2</w:t>
-      </w:r>
-      <w:r>
-        <w:t xml:space="preserve"> </w:t>
-      </w:r>
-      <w:r>
-        <w:t xml:space="preserve">is only as complete as the list of sources supplied to it: an undeclared source</w:t>
-      </w:r>
-      <w:r>
-        <w:t xml:space="preserve"> </w:t>
-      </w:r>
-      <w:r>
-        <w:t xml:space="preserve">passes vacuously, so S2 checks the consistency of a stated assumption rather than</w:t>
-      </w:r>
-      <w:r>
-        <w:t xml:space="preserve"> </w:t>
-      </w:r>
-      <w:r>
-        <w:t xml:space="preserve">testing it. When declared sources are crossed, the finest grouping satisfying S2</w:t>
-      </w:r>
-      <w:r>
-        <w:t xml:space="preserve"> </w:t>
-      </w:r>
-      <w:r>
-        <w:t xml:space="preserve">is their join (Proposition 2). That joining individually fine groupings can</w:t>
-      </w:r>
-      <w:r>
-        <w:t xml:space="preserve"> </w:t>
-      </w:r>
-      <w:r>
-        <w:t xml:space="preserve">produce a giant component has been reported for leakage control [41]; combined</w:t>
-      </w:r>
-      <w:r>
-        <w:t xml:space="preserve"> </w:t>
-      </w:r>
-      <w:r>
-        <w:t xml:space="preserve">with Proposition 1 it gives the design-level bound of Corollary 2. The</w:t>
-      </w:r>
-      <w:r>
-        <w:t xml:space="preserve"> </w:t>
-      </w:r>
-      <w:r>
-        <w:t xml:space="preserve">consequence differs in kind from the leakage setting: there a collapsed join</w:t>
-      </w:r>
-      <w:r>
-        <w:t xml:space="preserve"> </w:t>
-      </w:r>
-      <w:r>
-        <w:t xml:space="preserve">degrades a split, whereas here, below</w:t>
+        <w:t xml:space="preserve"> </w:t>
+      </w:r>
+      <w:r>
+        <w:t xml:space="preserve">(exact, given the declaration). S1 alone is not</w:t>
+      </w:r>
+      <w:r>
+        <w:t xml:space="preserve"> </w:t>
+      </w:r>
+      <w:r>
+        <w:t xml:space="preserve">enough, because a grouping can admit a finite threshold while leaving dependence</w:t>
+      </w:r>
+      <w:r>
+        <w:t xml:space="preserve"> </w:t>
+      </w:r>
+      <w:r>
+        <w:t xml:space="preserve">across its blocks unaccounted for. S2 is only as complete as the declared list:</w:t>
+      </w:r>
+      <w:r>
+        <w:t xml:space="preserve"> </w:t>
+      </w:r>
+      <w:r>
+        <w:t xml:space="preserve">an undeclared source passes vacuously, so S2 checks the consistency of a stated</w:t>
+      </w:r>
+      <w:r>
+        <w:t xml:space="preserve"> </w:t>
+      </w:r>
+      <w:r>
+        <w:t xml:space="preserve">assumption rather than testing it. For crossed sources the finest grouping</w:t>
+      </w:r>
+      <w:r>
+        <w:t xml:space="preserve"> </w:t>
+      </w:r>
+      <w:r>
+        <w:t xml:space="preserve">satisfying S2 is their join (Proposition 2). Joins of individually fine groupings</w:t>
+      </w:r>
+      <w:r>
+        <w:t xml:space="preserve"> </w:t>
+      </w:r>
+      <w:r>
+        <w:t xml:space="preserve">are known to form giant components in leakage control [41], but the consequence</w:t>
+      </w:r>
+      <w:r>
+        <w:t xml:space="preserve"> </w:t>
+      </w:r>
+      <w:r>
+        <w:t xml:space="preserve">here differs in kind: there a collapsed join degrades a split, whereas here,</w:t>
+      </w:r>
+      <w:r>
+        <w:t xml:space="preserve"> </w:t>
+      </w:r>
+      <w:r>
+        <w:t xml:space="preserve">below</w:t>
       </w:r>
       <w:r>
         <w:t xml:space="preserve"> </w:t>
@@ -6229,19 +6143,19 @@
         </m:r>
       </m:oMath>
       <w:r>
-        <w:t xml:space="preserve">, no finite threshold exists.</w:t>
-      </w:r>
-      <w:r>
-        <w:t xml:space="preserve"> </w:t>
-      </w:r>
-      <w:r>
-        <w:t xml:space="preserve">Because the declared set cannot be verified from data, we report every verdict as</w:t>
-      </w:r>
-      <w:r>
-        <w:t xml:space="preserve"> </w:t>
-      </w:r>
-      <w:r>
-        <w:t xml:space="preserve">a function of that set and never as a property of a dataset.</w:t>
+        <w:t xml:space="preserve">, no finite threshold exists (Corollary 2). Because the declared</w:t>
+      </w:r>
+      <w:r>
+        <w:t xml:space="preserve"> </w:t>
+      </w:r>
+      <w:r>
+        <w:t xml:space="preserve">set cannot be verified from data, every verdict is reported as a function of that</w:t>
+      </w:r>
+      <w:r>
+        <w:t xml:space="preserve"> </w:t>
+      </w:r>
+      <w:r>
+        <w:t xml:space="preserve">set, never as a property of a dataset.</w:t>
       </w:r>
     </w:p>
     <w:bookmarkEnd w:id="15"/>
@@ -6299,13 +6213,13 @@
         <w:t xml:space="preserve"> </w:t>
       </w:r>
       <w:r>
-        <w:t xml:space="preserve">and the notion of coverage has to be</w:t>
-      </w:r>
-      <w:r>
-        <w:t xml:space="preserve"> </w:t>
-      </w:r>
-      <w:r>
-        <w:t xml:space="preserve">chosen. Superset coverage,</w:t>
+        <w:t xml:space="preserve">and a notion of coverage must be chosen.</w:t>
+      </w:r>
+      <w:r>
+        <w:t xml:space="preserve"> </w:t>
+      </w:r>
+      <w:r>
+        <w:t xml:space="preserve">Superset coverage,</w:t>
       </w:r>
     </w:p>
     <w:p>
@@ -6774,13 +6688,13 @@
         <w:jc w:val="both"/>
       </w:pPr>
       <w:r>
-        <w:t xml:space="preserve">which does not reduce in this way. That rare classes starve class-conditional</w:t>
-      </w:r>
-      <w:r>
-        <w:t xml:space="preserve"> </w:t>
-      </w:r>
-      <w:r>
-        <w:t xml:space="preserve">calibration is well established for exchangeable data [42]; under hierarchical</w:t>
+        <w:t xml:space="preserve">which does not reduce in this way. Rare classes are known to starve</w:t>
+      </w:r>
+      <w:r>
+        <w:t xml:space="preserve"> </w:t>
+      </w:r>
+      <w:r>
+        <w:t xml:space="preserve">class-conditional calibration for exchangeable data [42]; under hierarchical</w:t>
       </w:r>
       <w:r>
         <w:t xml:space="preserve"> </w:t>
@@ -7177,25 +7091,25 @@
         </m:r>
       </m:oMath>
       <w:r>
-        <w:t xml:space="preserve">. The</w:t>
-      </w:r>
-      <w:r>
-        <w:t xml:space="preserve"> </w:t>
-      </w:r>
-      <w:r>
-        <w:t xml:space="preserve">same size-biased selection arises for thresholds under clustering [40]. We</w:t>
-      </w:r>
-      <w:r>
-        <w:t xml:space="preserve"> </w:t>
-      </w:r>
-      <w:r>
-        <w:t xml:space="preserve">therefore use Proposition 3 only to rule out guarantees, never to certify them.</w:t>
-      </w:r>
-      <w:r>
-        <w:t xml:space="preserve"> </w:t>
-      </w:r>
-      <w:r>
-        <w:t xml:space="preserve">Since every block containing a label also contains its ancestors,</w:t>
+        <w:t xml:space="preserve">; the</w:t>
+      </w:r>
+      <w:r>
+        <w:t xml:space="preserve"> </w:t>
+      </w:r>
+      <w:r>
+        <w:t xml:space="preserve">same size-biased selection arises for thresholds under clustering [40].</w:t>
+      </w:r>
+      <w:r>
+        <w:t xml:space="preserve"> </w:t>
+      </w:r>
+      <w:r>
+        <w:t xml:space="preserve">Proposition 3 is therefore used only to rule out guarantees, never to certify</w:t>
+      </w:r>
+      <w:r>
+        <w:t xml:space="preserve"> </w:t>
+      </w:r>
+      <w:r>
+        <w:t xml:space="preserve">them. Since every block containing a label also contains its ancestors,</w:t>
       </w:r>
       <w:r>
         <w:t xml:space="preserve"> </w:t>
@@ -7233,19 +7147,13 @@
         <w:t xml:space="preserve"> </w:t>
       </w:r>
       <w:r>
-        <w:t xml:space="preserve">is</w:t>
-      </w:r>
-      <w:r>
-        <w:t xml:space="preserve"> </w:t>
-      </w:r>
-      <w:r>
-        <w:t xml:space="preserve">monotone toward the root, and the condition fails along a frontier in the</w:t>
-      </w:r>
-      <w:r>
-        <w:t xml:space="preserve"> </w:t>
-      </w:r>
-      <w:r>
-        <w:t xml:space="preserve">taxonomy that can be mapped from metadata. Controlling</w:t>
+        <w:t xml:space="preserve">is monotone toward the root, and the condition fails along a frontier</w:t>
+      </w:r>
+      <w:r>
+        <w:t xml:space="preserve"> </w:t>
+      </w:r>
+      <w:r>
+        <w:t xml:space="preserve">in the taxonomy that can be mapped from metadata. Controlling</w:t>
       </w:r>
       <w:r>
         <w:t xml:space="preserve"> </w:t>
@@ -7259,13 +7167,13 @@
         <w:t xml:space="preserve"> </w:t>
       </w:r>
       <w:r>
-        <w:t xml:space="preserve">labels jointly by a</w:t>
-      </w:r>
-      <w:r>
-        <w:t xml:space="preserve"> </w:t>
-      </w:r>
-      <w:r>
-        <w:t xml:space="preserve">union bound raises the requirement to</w:t>
+        <w:t xml:space="preserve">labels jointly</w:t>
+      </w:r>
+      <w:r>
+        <w:t xml:space="preserve"> </w:t>
+      </w:r>
+      <w:r>
+        <w:t xml:space="preserve">by a union bound raises the requirement to</w:t>
       </w:r>
       <w:r>
         <w:t xml:space="preserve"> </w:t>
@@ -7342,13 +7250,7 @@
         <w:t xml:space="preserve"> </w:t>
       </w:r>
       <w:r>
-        <w:t xml:space="preserve">for</w:t>
-      </w:r>
-      <w:r>
-        <w:t xml:space="preserve"> </w:t>
-      </w:r>
-      <w:r>
-        <w:t xml:space="preserve">every</w:t>
+        <w:t xml:space="preserve">for every</w:t>
       </w:r>
       <w:r>
         <w:t xml:space="preserve"> </w:t>
@@ -7379,31 +7281,31 @@
         <w:jc w:val="both"/>
       </w:pPr>
       <w:r>
-        <w:t xml:space="preserve">Fig. 1 summarizes the protocol. The three diagnostics of §3 are computed from</w:t>
-      </w:r>
-      <w:r>
-        <w:t xml:space="preserve"> </w:t>
-      </w:r>
-      <w:r>
-        <w:t xml:space="preserve">metadata before training; the empirical audit then measures the coverage and set</w:t>
-      </w:r>
-      <w:r>
-        <w:t xml:space="preserve"> </w:t>
-      </w:r>
-      <w:r>
-        <w:t xml:space="preserve">size of naive split conformal (B1) and HCP (B12) on held-out blocks over 200</w:t>
-      </w:r>
-      <w:r>
-        <w:t xml:space="preserve"> </w:t>
-      </w:r>
-      <w:r>
-        <w:t xml:space="preserve">random block-level splits per configuration, repeated on three backbones of</w:t>
-      </w:r>
-      <w:r>
-        <w:t xml:space="preserve"> </w:t>
-      </w:r>
-      <w:r>
-        <w:t xml:space="preserve">0.10 M, 7.2 M and 16.0 M parameters. Metadata diagnostics —</w:t>
+        <w:t xml:space="preserve">The audit has two stages. The three diagnostics of §3 are computed from metadata</w:t>
+      </w:r>
+      <w:r>
+        <w:t xml:space="preserve"> </w:t>
+      </w:r>
+      <w:r>
+        <w:t xml:space="preserve">before any training; the empirical stage then measures the coverage and set size</w:t>
+      </w:r>
+      <w:r>
+        <w:t xml:space="preserve"> </w:t>
+      </w:r>
+      <w:r>
+        <w:t xml:space="preserve">of naive split conformal (B1) and HCP (B12) on held-out blocks over 200 random</w:t>
+      </w:r>
+      <w:r>
+        <w:t xml:space="preserve"> </w:t>
+      </w:r>
+      <w:r>
+        <w:t xml:space="preserve">block-level splits per configuration, repeated on three backbones of 0.10 M,</w:t>
+      </w:r>
+      <w:r>
+        <w:t xml:space="preserve"> </w:t>
+      </w:r>
+      <w:r>
+        <w:t xml:space="preserve">7.2 M and 16.0 M parameters. Because the metadata diagnostics —</w:t>
       </w:r>
       <w:r>
         <w:t xml:space="preserve"> </w:t>
@@ -7461,25 +7363,19 @@
         <w:t xml:space="preserve"> </w:t>
       </w:r>
       <w:r>
-        <w:t xml:space="preserve">and</w:t>
-      </w:r>
-      <w:r>
-        <w:t xml:space="preserve"> </w:t>
-      </w:r>
-      <w:r>
-        <w:t xml:space="preserve">the join structure — must then be identical across backbones, a negative control</w:t>
-      </w:r>
-      <w:r>
-        <w:t xml:space="preserve"> </w:t>
-      </w:r>
-      <w:r>
-        <w:t xml:space="preserve">on the pipeline. PTB-XL fold 10 is never used. Throughout, we distinguish what</w:t>
-      </w:r>
-      <w:r>
-        <w:t xml:space="preserve"> </w:t>
-      </w:r>
-      <w:r>
-        <w:t xml:space="preserve">is</w:t>
+        <w:t xml:space="preserve">and the join structure — do not involve a model, they must be identical across</w:t>
+      </w:r>
+      <w:r>
+        <w:t xml:space="preserve"> </w:t>
+      </w:r>
+      <w:r>
+        <w:t xml:space="preserve">backbones, which gives a negative control on the pipeline. PTB-XL fold 10 is</w:t>
+      </w:r>
+      <w:r>
+        <w:t xml:space="preserve"> </w:t>
+      </w:r>
+      <w:r>
+        <w:t xml:space="preserve">never used, and throughout we separate what is</w:t>
       </w:r>
       <w:r>
         <w:t xml:space="preserve"> </w:t>
@@ -7495,7 +7391,13 @@
         <w:t xml:space="preserve"> </w:t>
       </w:r>
       <w:r>
-        <w:t xml:space="preserve">for a dataset from what is</w:t>
+        <w:t xml:space="preserve">for a dataset from</w:t>
+      </w:r>
+      <w:r>
+        <w:t xml:space="preserve"> </w:t>
+      </w:r>
+      <w:r>
+        <w:t xml:space="preserve">what is</w:t>
       </w:r>
       <w:r>
         <w:t xml:space="preserve"> </w:t>
@@ -7511,7 +7413,13 @@
         <w:t xml:space="preserve"> </w:t>
       </w:r>
       <w:r>
-        <w:t xml:space="preserve">in it.</w:t>
+        <w:t xml:space="preserve">in it. Fig. 1 summarizes the protocol, separating the four</w:t>
+      </w:r>
+      <w:r>
+        <w:t xml:space="preserve"> </w:t>
+      </w:r>
+      <w:r>
+        <w:t xml:space="preserve">metadata-only steps from the two that require conformity scores.</w:t>
       </w:r>
     </w:p>
     <w:p>
@@ -7586,13 +7494,19 @@
         <w:jc w:val="both"/>
       </w:pPr>
       <w:r>
-        <w:t xml:space="preserve">The three datasets play logically distinct roles and are not meant to replicate</w:t>
-      </w:r>
-      <w:r>
-        <w:t xml:space="preserve"> </w:t>
-      </w:r>
-      <w:r>
-        <w:t xml:space="preserve">one another (Table I).</w:t>
+        <w:t xml:space="preserve">The three datasets play distinct roles and are not meant to replicate one</w:t>
+      </w:r>
+      <w:r>
+        <w:t xml:space="preserve"> </w:t>
+      </w:r>
+      <w:r>
+        <w:t xml:space="preserve">another. Table I gives the role of each and, for the two primary datasets, the</w:t>
+      </w:r>
+      <w:r>
+        <w:t xml:space="preserve"> </w:t>
+      </w:r>
+      <w:r>
+        <w:t xml:space="preserve">block geometry that places them at opposite ends of the design-effect axis.</w:t>
       </w:r>
     </w:p>
     <w:p>
@@ -7647,14 +7561,16 @@
           <w:p>
             <w:pPr>
               <w:pStyle w:val="Compact"/>
-            </w:pPr>
-          </w:p>
-        </w:tc>
-        <w:tc>
-          <w:tcPr/>
-          <w:p>
-            <w:pPr>
-              <w:pStyle w:val="Compact"/>
+              <w:keepNext/>
+            </w:pPr>
+          </w:p>
+        </w:tc>
+        <w:tc>
+          <w:tcPr/>
+          <w:p>
+            <w:pPr>
+              <w:pStyle w:val="Compact"/>
+              <w:keepNext/>
             </w:pPr>
             <w:r>
               <w:rPr>
@@ -7670,6 +7586,7 @@
           <w:p>
             <w:pPr>
               <w:pStyle w:val="Compact"/>
+              <w:keepNext/>
             </w:pPr>
             <w:r>
               <w:rPr>
@@ -7685,6 +7602,7 @@
           <w:p>
             <w:pPr>
               <w:pStyle w:val="Compact"/>
+              <w:keepNext/>
             </w:pPr>
             <w:r>
               <w:rPr>
@@ -7702,6 +7620,7 @@
           <w:p>
             <w:pPr>
               <w:pStyle w:val="Compact"/>
+              <w:keepNext/>
             </w:pPr>
             <w:r>
               <w:rPr>
@@ -7716,6 +7635,7 @@
           <w:p>
             <w:pPr>
               <w:pStyle w:val="Compact"/>
+              <w:keepNext/>
             </w:pPr>
             <w:r>
               <w:rPr>
@@ -7730,6 +7650,7 @@
           <w:p>
             <w:pPr>
               <w:pStyle w:val="Compact"/>
+              <w:keepNext/>
             </w:pPr>
             <w:r>
               <w:rPr>
@@ -7744,6 +7665,7 @@
           <w:p>
             <w:pPr>
               <w:pStyle w:val="Compact"/>
+              <w:keepNext/>
             </w:pPr>
             <w:r>
               <w:rPr>
@@ -7760,6 +7682,7 @@
           <w:p>
             <w:pPr>
               <w:pStyle w:val="Compact"/>
+              <w:keepNext/>
             </w:pPr>
             <w:r>
               <w:rPr>
@@ -7774,6 +7697,7 @@
           <w:p>
             <w:pPr>
               <w:pStyle w:val="Compact"/>
+              <w:keepNext/>
             </w:pPr>
             <w:r>
               <w:rPr>
@@ -7788,6 +7712,7 @@
           <w:p>
             <w:pPr>
               <w:pStyle w:val="Compact"/>
+              <w:keepNext/>
             </w:pPr>
             <w:r>
               <w:rPr>
@@ -7802,6 +7727,7 @@
           <w:p>
             <w:pPr>
               <w:pStyle w:val="Compact"/>
+              <w:keepNext/>
             </w:pPr>
             <w:r>
               <w:rPr>
@@ -7818,6 +7744,7 @@
           <w:p>
             <w:pPr>
               <w:pStyle w:val="Compact"/>
+              <w:keepNext/>
             </w:pPr>
             <w:r>
               <w:rPr>
@@ -7832,6 +7759,7 @@
           <w:p>
             <w:pPr>
               <w:pStyle w:val="Compact"/>
+              <w:keepNext/>
             </w:pPr>
             <w:r>
               <w:rPr>
@@ -7846,6 +7774,7 @@
           <w:p>
             <w:pPr>
               <w:pStyle w:val="Compact"/>
+              <w:keepNext/>
             </w:pPr>
             <w:r>
               <w:rPr>
@@ -7860,6 +7789,7 @@
           <w:p>
             <w:pPr>
               <w:pStyle w:val="Compact"/>
+              <w:keepNext/>
             </w:pPr>
             <w:r>
               <w:rPr>
@@ -7876,6 +7806,7 @@
           <w:p>
             <w:pPr>
               <w:pStyle w:val="Compact"/>
+              <w:keepNext/>
             </w:pPr>
             <w:r>
               <w:rPr>
@@ -7910,6 +7841,7 @@
           <w:p>
             <w:pPr>
               <w:pStyle w:val="Compact"/>
+              <w:keepNext/>
             </w:pPr>
             <w:r>
               <w:rPr>
@@ -7924,6 +7856,7 @@
           <w:p>
             <w:pPr>
               <w:pStyle w:val="Compact"/>
+              <w:keepNext/>
             </w:pPr>
             <w:r>
               <w:rPr>
@@ -7938,6 +7871,7 @@
           <w:p>
             <w:pPr>
               <w:pStyle w:val="Compact"/>
+              <w:keepNext/>
             </w:pPr>
             <w:r>
               <w:rPr>
@@ -7954,6 +7888,7 @@
           <w:p>
             <w:pPr>
               <w:pStyle w:val="Compact"/>
+              <w:keepNext/>
             </w:pPr>
             <w:r>
               <w:rPr>
@@ -7979,6 +7914,7 @@
           <w:p>
             <w:pPr>
               <w:pStyle w:val="Compact"/>
+              <w:keepNext/>
             </w:pPr>
             <w:r>
               <w:rPr>
@@ -7993,6 +7929,7 @@
           <w:p>
             <w:pPr>
               <w:pStyle w:val="Compact"/>
+              <w:keepNext/>
             </w:pPr>
             <w:r>
               <w:rPr>
@@ -8007,6 +7944,7 @@
           <w:p>
             <w:pPr>
               <w:pStyle w:val="Compact"/>
+              <w:keepNext/>
             </w:pPr>
             <w:r>
               <w:rPr>
@@ -8082,25 +8020,19 @@
         <w:jc w:val="both"/>
       </w:pPr>
       <w:r>
-        <w:t xml:space="preserve">PTB-XL and MIT-BIH sit at opposite corners of the space of block geometries.</w:t>
-      </w:r>
-      <w:r>
-        <w:t xml:space="preserve"> </w:t>
-      </w:r>
-      <w:r>
-        <w:t xml:space="preserve">Within any single dataset the number of blocks and the number of measurements per</w:t>
-      </w:r>
-      <w:r>
-        <w:t xml:space="preserve"> </w:t>
-      </w:r>
-      <w:r>
-        <w:t xml:space="preserve">block are fixed together, so no single dataset, however large, can separate their</w:t>
-      </w:r>
-      <w:r>
-        <w:t xml:space="preserve"> </w:t>
-      </w:r>
-      <w:r>
-        <w:t xml:space="preserve">effects. Only</w:t>
+        <w:t xml:space="preserve">Within any one dataset the number of blocks and the number of measurements per</w:t>
+      </w:r>
+      <w:r>
+        <w:t xml:space="preserve"> </w:t>
+      </w:r>
+      <w:r>
+        <w:t xml:space="preserve">block are fixed together, so no single dataset, however large, can separate</w:t>
+      </w:r>
+      <w:r>
+        <w:t xml:space="preserve"> </w:t>
+      </w:r>
+      <w:r>
+        <w:t xml:space="preserve">their effects. Of the quantities in Table I only</w:t>
       </w:r>
       <w:r>
         <w:t xml:space="preserve"> </w:t>
@@ -8114,7 +8046,7 @@
         <w:t xml:space="preserve"> </w:t>
       </w:r>
       <w:r>
-        <w:t xml:space="preserve">in Table I is a structural property of the data:</w:t>
+        <w:t xml:space="preserve">is structural:</w:t>
       </w:r>
       <w:r>
         <w:t xml:space="preserve"> </w:t>
@@ -8143,7 +8075,7 @@
         <w:t xml:space="preserve"> </w:t>
       </w:r>
       <w:r>
-        <w:t xml:space="preserve">evaluation subset), and the design effect on the model, because</w:t>
+        <w:t xml:space="preserve">evaluation subset), and the design effect depends on the model, because</w:t>
       </w:r>
       <w:r>
         <w:t xml:space="preserve"> </w:t>
@@ -8157,19 +8089,25 @@
         <w:t xml:space="preserve"> </w:t>
       </w:r>
       <w:r>
-        <w:t xml:space="preserve">is the ICC</w:t>
-      </w:r>
-      <w:r>
-        <w:t xml:space="preserve"> </w:t>
-      </w:r>
-      <w:r>
-        <w:t xml:space="preserve">of conformity scores from a particular backbone. Challenge 2021 supports no claim</w:t>
-      </w:r>
-      <w:r>
-        <w:t xml:space="preserve"> </w:t>
-      </w:r>
-      <w:r>
-        <w:t xml:space="preserve">of generality; it is included because a diagnostic that only ever returns</w:t>
+        <w:t xml:space="preserve">is</w:t>
+      </w:r>
+      <w:r>
+        <w:t xml:space="preserve"> </w:t>
+      </w:r>
+      <w:r>
+        <w:t xml:space="preserve">the ICC of conformity scores from a particular backbone. Challenge 2021 supports</w:t>
+      </w:r>
+      <w:r>
+        <w:t xml:space="preserve"> </w:t>
+      </w:r>
+      <w:r>
+        <w:t xml:space="preserve">no claim of generality; it is included because a diagnostic that only ever</w:t>
+      </w:r>
+      <w:r>
+        <w:t xml:space="preserve"> </w:t>
+      </w:r>
+      <w:r>
+        <w:t xml:space="preserve">returns</w:t>
       </w:r>
       <w:r>
         <w:t xml:space="preserve"> </w:t>
@@ -8206,61 +8144,55 @@
         <w:t xml:space="preserve"> </w:t>
       </w:r>
       <w:r>
-        <w:t xml:space="preserve">patients, released with full metadata under a permissive licence. We use the</w:t>
-      </w:r>
-      <w:r>
-        <w:t xml:space="preserve"> </w:t>
-      </w:r>
-      <w:r>
-        <w:t xml:space="preserve">100 Hz version (1,000 samples per 10-second record), band-pass filtered at</w:t>
-      </w:r>
-      <w:r>
-        <w:t xml:space="preserve"> </w:t>
-      </w:r>
-      <w:r>
-        <w:t xml:space="preserve">0.5–40 Hz. Diagnostic statements map to five non-exclusive superclasses: NORM</w:t>
-      </w:r>
-      <w:r>
-        <w:t xml:space="preserve"> </w:t>
-      </w:r>
-      <w:r>
-        <w:t xml:space="preserve">(9,514), MI (5,469), STTC (5,235), CD (4,898) and HYP (2,649). Together they give</w:t>
-      </w:r>
-      <w:r>
-        <w:t xml:space="preserve"> </w:t>
-      </w:r>
-      <w:r>
-        <w:t xml:space="preserve">27,765 labels on 21,799 records, with 5,144 records carrying more than one</w:t>
-      </w:r>
-      <w:r>
-        <w:t xml:space="preserve"> </w:t>
-      </w:r>
-      <w:r>
-        <w:t xml:space="preserve">superclass. The 411 records (1.9%) with no diagnostic superclass would be</w:t>
-      </w:r>
-      <w:r>
-        <w:t xml:space="preserve"> </w:t>
-      </w:r>
-      <w:r>
-        <w:t xml:space="preserve">covered trivially under (4); they are excluded from calibration and evaluation</w:t>
-      </w:r>
-      <w:r>
-        <w:t xml:space="preserve"> </w:t>
-      </w:r>
-      <w:r>
-        <w:t xml:space="preserve">rather than assigned a default class. Age is recorded for every record (median</w:t>
-      </w:r>
-      <w:r>
-        <w:t xml:space="preserve"> </w:t>
-      </w:r>
-      <w:r>
-        <w:t xml:space="preserve">62; ages above 89 are encoded as the sentinel 300 in 293 records), and sex as</w:t>
-      </w:r>
-      <w:r>
-        <w:t xml:space="preserve"> </w:t>
-      </w:r>
-      <w:r>
-        <w:t xml:space="preserve">11,354 male and 10,445 female.</w:t>
+        <w:t xml:space="preserve">patients with full metadata under a permissive licence. We use the 100 Hz</w:t>
+      </w:r>
+      <w:r>
+        <w:t xml:space="preserve"> </w:t>
+      </w:r>
+      <w:r>
+        <w:t xml:space="preserve">version (1,000 samples per 10-second record), band-pass filtered at 0.5–40 Hz.</w:t>
+      </w:r>
+      <w:r>
+        <w:t xml:space="preserve"> </w:t>
+      </w:r>
+      <w:r>
+        <w:t xml:space="preserve">Diagnostic statements map to five non-exclusive superclasses — NORM (9,514), MI</w:t>
+      </w:r>
+      <w:r>
+        <w:t xml:space="preserve"> </w:t>
+      </w:r>
+      <w:r>
+        <w:t xml:space="preserve">(5,469), STTC (5,235), CD (4,898) and HYP (2,649) — giving 27,765 labels, with</w:t>
+      </w:r>
+      <w:r>
+        <w:t xml:space="preserve"> </w:t>
+      </w:r>
+      <w:r>
+        <w:t xml:space="preserve">5,144 records carrying more than one superclass. The 411 records (1.9%) with no</w:t>
+      </w:r>
+      <w:r>
+        <w:t xml:space="preserve"> </w:t>
+      </w:r>
+      <w:r>
+        <w:t xml:space="preserve">diagnostic superclass would be covered trivially under (4) and are excluded from</w:t>
+      </w:r>
+      <w:r>
+        <w:t xml:space="preserve"> </w:t>
+      </w:r>
+      <w:r>
+        <w:t xml:space="preserve">calibration and evaluation rather than assigned a default class. Age is recorded</w:t>
+      </w:r>
+      <w:r>
+        <w:t xml:space="preserve"> </w:t>
+      </w:r>
+      <w:r>
+        <w:t xml:space="preserve">for every record (median 62; ages above 89 are encoded as the sentinel 300 in 293</w:t>
+      </w:r>
+      <w:r>
+        <w:t xml:space="preserve"> </w:t>
+      </w:r>
+      <w:r>
+        <w:t xml:space="preserve">records), and sex as 11,354 male and 10,445 female.</w:t>
       </w:r>
     </w:p>
     <w:p>
@@ -8275,67 +8207,61 @@
         <w:t xml:space="preserve"> </w:t>
       </w:r>
       <w:r>
-        <w:t xml:space="preserve">and 88.8% of patients contribute a single record. Only 5,041 records (23.1%)</w:t>
-      </w:r>
-      <w:r>
-        <w:t xml:space="preserve"> </w:t>
-      </w:r>
-      <w:r>
-        <w:t xml:space="preserve">belong to patients with more than one, which places PTB-XL at the low-dose end of</w:t>
-      </w:r>
-      <w:r>
-        <w:t xml:space="preserve"> </w:t>
-      </w:r>
-      <w:r>
-        <w:t xml:space="preserve">the design-effect axis. The metadata expose three further grouping variables —</w:t>
-      </w:r>
-      <w:r>
-        <w:t xml:space="preserve"> </w:t>
-      </w:r>
-      <w:r>
-        <w:t xml:space="preserve">51 recording sites (17 records missing), 12 nurses (1,473 missing) and 11 devices</w:t>
-      </w:r>
-      <w:r>
-        <w:t xml:space="preserve"> </w:t>
-      </w:r>
-      <w:r>
-        <w:t xml:space="preserve">(complete) — and these are crossed rather than nested, the setting of</w:t>
-      </w:r>
-      <w:r>
-        <w:t xml:space="preserve"> </w:t>
-      </w:r>
-      <w:r>
-        <w:t xml:space="preserve">Corollary 2. We use the published stratified ten-fold split unchanged: 17,418</w:t>
-      </w:r>
-      <w:r>
-        <w:t xml:space="preserve"> </w:t>
-      </w:r>
-      <w:r>
-        <w:t xml:space="preserve">records in folds 1–8, 2,183 in fold 9 and 2,198 in fold 10, with no patient</w:t>
-      </w:r>
-      <w:r>
-        <w:t xml:space="preserve"> </w:t>
-      </w:r>
-      <w:r>
-        <w:t xml:space="preserve">crossing a fold boundary. Human validation differs sharply between folds: 67.0%</w:t>
-      </w:r>
-      <w:r>
-        <w:t xml:space="preserve"> </w:t>
-      </w:r>
-      <w:r>
-        <w:t xml:space="preserve">of records on average in folds 1–8 (range 64–68%), against 100% in folds 9 and</w:t>
-      </w:r>
-      <w:r>
-        <w:t xml:space="preserve"> </w:t>
-      </w:r>
-      <w:r>
-        <w:t xml:space="preserve">10. Confirmatory analysis is therefore confined to folds 9–10, and fold 10 is</w:t>
-      </w:r>
-      <w:r>
-        <w:t xml:space="preserve"> </w:t>
-      </w:r>
-      <w:r>
-        <w:t xml:space="preserve">reserved and has not been examined.</w:t>
+        <w:t xml:space="preserve">and 88.8% of patients contribute a single record, so only 5,041 records (23.1%)</w:t>
+      </w:r>
+      <w:r>
+        <w:t xml:space="preserve"> </w:t>
+      </w:r>
+      <w:r>
+        <w:t xml:space="preserve">belong to patients with more than one. The metadata expose three further</w:t>
+      </w:r>
+      <w:r>
+        <w:t xml:space="preserve"> </w:t>
+      </w:r>
+      <w:r>
+        <w:t xml:space="preserve">grouping variables — 51 recording sites (17 records missing), 12 nurses (1,473</w:t>
+      </w:r>
+      <w:r>
+        <w:t xml:space="preserve"> </w:t>
+      </w:r>
+      <w:r>
+        <w:t xml:space="preserve">missing) and 11 devices (complete) — which are crossed rather than nested, the</w:t>
+      </w:r>
+      <w:r>
+        <w:t xml:space="preserve"> </w:t>
+      </w:r>
+      <w:r>
+        <w:t xml:space="preserve">setting of Corollary 2. We use the published stratified ten-fold split</w:t>
+      </w:r>
+      <w:r>
+        <w:t xml:space="preserve"> </w:t>
+      </w:r>
+      <w:r>
+        <w:t xml:space="preserve">unchanged: 17,418 records in folds 1–8, 2,183 in fold 9 and 2,198 in fold 10, with</w:t>
+      </w:r>
+      <w:r>
+        <w:t xml:space="preserve"> </w:t>
+      </w:r>
+      <w:r>
+        <w:t xml:space="preserve">no patient crossing a fold boundary. Cardiologist validation covers 67.0% of</w:t>
+      </w:r>
+      <w:r>
+        <w:t xml:space="preserve"> </w:t>
+      </w:r>
+      <w:r>
+        <w:t xml:space="preserve">records on average in folds 1–8 (range 64–68%) but 100% in folds 9 and 10, so</w:t>
+      </w:r>
+      <w:r>
+        <w:t xml:space="preserve"> </w:t>
+      </w:r>
+      <w:r>
+        <w:t xml:space="preserve">confirmatory analysis is confined to folds 9–10, and fold 10 is reserved and has</w:t>
+      </w:r>
+      <w:r>
+        <w:t xml:space="preserve"> </w:t>
+      </w:r>
+      <w:r>
+        <w:t xml:space="preserve">not been examined.</w:t>
       </w:r>
     </w:p>
     <w:p>
@@ -8372,7 +8298,7 @@
         <w:t xml:space="preserve"> </w:t>
       </w:r>
       <w:r>
-        <w:t xml:space="preserve">217), leaving 44. Annotations map to the five AAMI classes and yield 100,733</w:t>
+        <w:t xml:space="preserve">217), leaving 44. Mapping annotations to the five AAMI classes yields 100,733</w:t>
       </w:r>
       <w:r>
         <w:t xml:space="preserve"> </w:t>
@@ -8402,7 +8328,7 @@
         <w:t xml:space="preserve"> </w:t>
       </w:r>
       <w:r>
-        <w:t xml:space="preserve">selected by name: record 114 stores its channels as</w:t>
+        <w:t xml:space="preserve">selected by name, because record 114 stores its channels as</w:t>
       </w:r>
       <w:r>
         <w:t xml:space="preserve"> </w:t>
@@ -8414,13 +8340,46 @@
         <w:t xml:space="preserve">[V5, MLII]</w:t>
       </w:r>
       <w:r>
-        <w:t xml:space="preserve">, so selecting by</w:t>
-      </w:r>
-      <w:r>
-        <w:t xml:space="preserve"> </w:t>
-      </w:r>
-      <w:r>
-        <w:t xml:space="preserve">index would silently substitute another lead without any error.</w:t>
+        <w:t xml:space="preserve"> </w:t>
+      </w:r>
+      <w:r>
+        <w:t xml:space="preserve">and</w:t>
+      </w:r>
+      <w:r>
+        <w:t xml:space="preserve"> </w:t>
+      </w:r>
+      <w:r>
+        <w:t xml:space="preserve">selection by index would silently substitute another lead. We adopt the</w:t>
+      </w:r>
+      <w:r>
+        <w:t xml:space="preserve"> </w:t>
+      </w:r>
+      <w:r>
+        <w:t xml:space="preserve">canonical inter-patient partition into DS1 and DS2 (22 records each; 51,000 and</w:t>
+      </w:r>
+      <w:r>
+        <w:t xml:space="preserve"> </w:t>
+      </w:r>
+      <w:r>
+        <w:t xml:space="preserve">49,693 beats after boundary removal). Records range from 1,517 to 3,361 beats</w:t>
+      </w:r>
+      <w:r>
+        <w:t xml:space="preserve"> </w:t>
+      </w:r>
+      <w:r>
+        <w:t xml:space="preserve">(median 2,257), three orders of magnitude above PTB-XL’s block sizes. Records 201</w:t>
+      </w:r>
+      <w:r>
+        <w:t xml:space="preserve"> </w:t>
+      </w:r>
+      <w:r>
+        <w:t xml:space="preserve">and 202 come from the same subject but fall on opposite sides of the partition;</w:t>
+      </w:r>
+      <w:r>
+        <w:t xml:space="preserve"> </w:t>
+      </w:r>
+      <w:r>
+        <w:t xml:space="preserve">we keep the standard split for comparability and state the leak.</w:t>
       </w:r>
     </w:p>
     <w:p>
@@ -8429,45 +8388,6 @@
         <w:jc w:val="both"/>
       </w:pPr>
       <w:r>
-        <w:t xml:space="preserve">We adopt the canonical inter-patient partition into DS1 and DS2 (22 records each;</w:t>
-      </w:r>
-      <w:r>
-        <w:t xml:space="preserve"> </w:t>
-      </w:r>
-      <w:r>
-        <w:t xml:space="preserve">51,000 and 49,693 beats after boundary removal). Records range from 1,517 to</w:t>
-      </w:r>
-      <w:r>
-        <w:t xml:space="preserve"> </w:t>
-      </w:r>
-      <w:r>
-        <w:t xml:space="preserve">3,361 beats (median 2,257), three orders of magnitude above PTB-XL’s block sizes,</w:t>
-      </w:r>
-      <w:r>
-        <w:t xml:space="preserve"> </w:t>
-      </w:r>
-      <w:r>
-        <w:t xml:space="preserve">which places MIT-BIH at the high-dose end of the axis. Records 201 and 202 come</w:t>
-      </w:r>
-      <w:r>
-        <w:t xml:space="preserve"> </w:t>
-      </w:r>
-      <w:r>
-        <w:t xml:space="preserve">from the same subject but fall on opposite sides of the partition; we keep the</w:t>
-      </w:r>
-      <w:r>
-        <w:t xml:space="preserve"> </w:t>
-      </w:r>
-      <w:r>
-        <w:t xml:space="preserve">standard split for comparability and state the leak.</w:t>
-      </w:r>
-    </w:p>
-    <w:p>
-      <w:pPr>
-        <w:pStyle w:val="BodyText"/>
-        <w:jc w:val="both"/>
-      </w:pPr>
-      <w:r>
         <w:rPr>
           <w:b/>
           <w:bCs/>
@@ -8484,7 +8404,7 @@
         <w:t xml:space="preserve"> </w:t>
       </w:r>
       <w:r>
-        <w:t xml:space="preserve">non-duplicate source folders containing 66,416 records, from</w:t>
+        <w:t xml:space="preserve">non-duplicate source folders with 66,416 records, from</w:t>
       </w:r>
       <w:r>
         <w:t xml:space="preserve"> </w:t>
@@ -8529,25 +8449,25 @@
         <w:t xml:space="preserve"> </w:t>
       </w:r>
       <w:r>
-        <w:t xml:space="preserve">folder (21,837 records) is excluded as a</w:t>
-      </w:r>
-      <w:r>
-        <w:t xml:space="preserve"> </w:t>
-      </w:r>
-      <w:r>
-        <w:t xml:space="preserve">duplicate of PTB-XL, and the two totals sum to the official 88,253. The patient</w:t>
-      </w:r>
-      <w:r>
-        <w:t xml:space="preserve"> </w:t>
-      </w:r>
-      <w:r>
-        <w:t xml:space="preserve">partition is not documented. None of the fields in a sample of 42 headers drawn</w:t>
-      </w:r>
-      <w:r>
-        <w:t xml:space="preserve"> </w:t>
-      </w:r>
-      <w:r>
-        <w:t xml:space="preserve">from all seven sources (</w:t>
+        <w:t xml:space="preserve">folder (21,837 records) duplicates</w:t>
+      </w:r>
+      <w:r>
+        <w:t xml:space="preserve"> </w:t>
+      </w:r>
+      <w:r>
+        <w:t xml:space="preserve">PTB-XL and is excluded, and the two totals sum to the official 88,253. No patient</w:t>
+      </w:r>
+      <w:r>
+        <w:t xml:space="preserve"> </w:t>
+      </w:r>
+      <w:r>
+        <w:t xml:space="preserve">identifier is documented among the fields of a sample of 42 headers drawn from</w:t>
+      </w:r>
+      <w:r>
+        <w:t xml:space="preserve"> </w:t>
+      </w:r>
+      <w:r>
+        <w:t xml:space="preserve">all seven sources (</w:t>
       </w:r>
       <w:r>
         <w:rPr>
@@ -8619,19 +8539,19 @@
         <w:t xml:space="preserve">#Sx</w:t>
       </w:r>
       <w:r>
-        <w:t xml:space="preserve">) is documented as a patient identifier; since this is a sample and the</w:t>
-      </w:r>
-      <w:r>
-        <w:t xml:space="preserve"> </w:t>
-      </w:r>
-      <w:r>
-        <w:t xml:space="preserve">schema varies across sources, we claim no more than that. Repetition, by</w:t>
-      </w:r>
-      <w:r>
-        <w:t xml:space="preserve"> </w:t>
-      </w:r>
-      <w:r>
-        <w:t xml:space="preserve">contrast, is documented: the INCART source is described as</w:t>
+        <w:t xml:space="preserve">); since this is a sample and the schema varies across sources, we claim no</w:t>
+      </w:r>
+      <w:r>
+        <w:t xml:space="preserve"> </w:t>
+      </w:r>
+      <w:r>
+        <w:t xml:space="preserve">more than that. Repetition, by contrast, is documented: the INCART source is</w:t>
+      </w:r>
+      <w:r>
+        <w:t xml:space="preserve"> </w:t>
+      </w:r>
+      <w:r>
+        <w:t xml:space="preserve">described as</w:t>
       </w:r>
       <w:r>
         <w:t xml:space="preserve"> </w:t>
@@ -8641,7 +8561,7 @@
           <w:i/>
           <w:iCs/>
         </w:rPr>
-        <w:t xml:space="preserve">“74 annotated ECGs</w:t>
+        <w:t xml:space="preserve">“74 annotated ECGs … extracted from 32 Holter monitor</w:t>
       </w:r>
       <w:r>
         <w:rPr>
@@ -8655,7 +8575,7 @@
           <w:i/>
           <w:iCs/>
         </w:rPr>
-        <w:t xml:space="preserve">… extracted from 32 Holter monitor recordings,”</w:t>
+        <w:t xml:space="preserve">recordings,”</w:t>
       </w:r>
       <w:r>
         <w:t xml:space="preserve"> </w:t>
@@ -8676,28 +8596,25 @@
         <w:t xml:space="preserve"> </w:t>
       </w:r>
       <w:r>
-        <w:t xml:space="preserve">folder holds 21,837 records from 18,869 patients. There are thus fewer</w:t>
-      </w:r>
-      <w:r>
-        <w:t xml:space="preserve"> </w:t>
-      </w:r>
-      <w:r>
-        <w:t xml:space="preserve">independent units than records, and an unobservable partition is not evidence of</w:t>
-      </w:r>
-      <w:r>
-        <w:t xml:space="preserve"> </w:t>
-      </w:r>
-      <w:r>
-        <w:t xml:space="preserve">independence.</w:t>
-      </w:r>
-    </w:p>
-    <w:p>
-      <w:pPr>
-        <w:pStyle w:val="BodyText"/>
-        <w:jc w:val="both"/>
-      </w:pPr>
-      <w:r>
-        <w:t xml:space="preserve">The only documented grouping is therefore the source partition, with</w:t>
+        <w:t xml:space="preserve">folder holds 21,837 records from 18,869</w:t>
+      </w:r>
+      <w:r>
+        <w:t xml:space="preserve"> </w:t>
+      </w:r>
+      <w:r>
+        <w:t xml:space="preserve">patients. There are thus fewer independent units than records, and an</w:t>
+      </w:r>
+      <w:r>
+        <w:t xml:space="preserve"> </w:t>
+      </w:r>
+      <w:r>
+        <w:t xml:space="preserve">unobservable partition is not evidence of independence. The only documented</w:t>
+      </w:r>
+      <w:r>
+        <w:t xml:space="preserve"> </w:t>
+      </w:r>
+      <w:r>
+        <w:t xml:space="preserve">grouping is the source partition, with</w:t>
       </w:r>
       <w:r>
         <w:t xml:space="preserve"> </w:t>
@@ -8717,13 +8634,13 @@
         </m:r>
       </m:oMath>
       <w:r>
-        <w:t xml:space="preserve">, so by</w:t>
-      </w:r>
-      <w:r>
-        <w:t xml:space="preserve"> </w:t>
-      </w:r>
-      <w:r>
-        <w:t xml:space="preserve">Proposition 1 any calibration on it has</w:t>
+        <w:t xml:space="preserve">, so by Proposition 1 any</w:t>
+      </w:r>
+      <w:r>
+        <w:t xml:space="preserve"> </w:t>
+      </w:r>
+      <w:r>
+        <w:t xml:space="preserve">calibration on it has</w:t>
       </w:r>
       <w:r>
         <w:t xml:space="preserve"> </w:t>
@@ -8787,19 +8704,19 @@
         <w:t xml:space="preserve"> </w:t>
       </w:r>
       <w:r>
-        <w:t xml:space="preserve">if one</w:t>
-      </w:r>
-      <w:r>
-        <w:t xml:space="preserve"> </w:t>
-      </w:r>
-      <w:r>
-        <w:t xml:space="preserve">source is held out; the bound concerns the source partition, not the dataset.</w:t>
-      </w:r>
-      <w:r>
-        <w:t xml:space="preserve"> </w:t>
-      </w:r>
-      <w:r>
-        <w:t xml:space="preserve">For the patient partition</w:t>
+        <w:t xml:space="preserve">if one source is held out;</w:t>
+      </w:r>
+      <w:r>
+        <w:t xml:space="preserve"> </w:t>
+      </w:r>
+      <w:r>
+        <w:t xml:space="preserve">the bound concerns the source partition, not the dataset. For the patient</w:t>
+      </w:r>
+      <w:r>
+        <w:t xml:space="preserve"> </w:t>
+      </w:r>
+      <w:r>
+        <w:t xml:space="preserve">partition</w:t>
       </w:r>
       <w:r>
         <w:t xml:space="preserve"> </w:t>
@@ -8822,13 +8739,13 @@
         <w:t xml:space="preserve"> </w:t>
       </w:r>
       <w:r>
-        <w:t xml:space="preserve">becomes an assumption an author must state, and</w:t>
-      </w:r>
-      <w:r>
-        <w:t xml:space="preserve"> </w:t>
-      </w:r>
-      <w:r>
-        <w:t xml:space="preserve">we report no single</w:t>
+        <w:t xml:space="preserve">becomes an assumption an author must state, and we report no</w:t>
+      </w:r>
+      <w:r>
+        <w:t xml:space="preserve"> </w:t>
+      </w:r>
+      <w:r>
+        <w:t xml:space="preserve">single</w:t>
       </w:r>
       <w:r>
         <w:t xml:space="preserve"> </w:t>
@@ -8851,37 +8768,37 @@
         </m:sSub>
       </m:oMath>
       <w:r>
-        <w:t xml:space="preserve">. The sufficiency condition also presupposes a</w:t>
-      </w:r>
-      <w:r>
-        <w:t xml:space="preserve"> </w:t>
-      </w:r>
-      <w:r>
-        <w:t xml:space="preserve">latent block structure [13]; if similarity within an institution decayed</w:t>
-      </w:r>
-      <w:r>
-        <w:t xml:space="preserve"> </w:t>
-      </w:r>
-      <w:r>
-        <w:t xml:space="preserve">continuously, for example with proximity of acquisition protocol, the condition</w:t>
-      </w:r>
-      <w:r>
-        <w:t xml:space="preserve"> </w:t>
-      </w:r>
-      <w:r>
-        <w:t xml:space="preserve">would be ill-posed rather than merely unobservable. These checks required about</w:t>
-      </w:r>
-      <w:r>
-        <w:t xml:space="preserve"> </w:t>
-      </w:r>
-      <w:r>
-        <w:t xml:space="preserve">0.5 MB of downloads (70 index files and 42 headers) from a 12.6 GB dataset,</w:t>
-      </w:r>
-      <w:r>
-        <w:t xml:space="preserve"> </w:t>
-      </w:r>
-      <w:r>
-        <w:t xml:space="preserve">before any preprocessing or training.</w:t>
+        <w:t xml:space="preserve">. Sufficiency also presupposes a latent block structure</w:t>
+      </w:r>
+      <w:r>
+        <w:t xml:space="preserve"> </w:t>
+      </w:r>
+      <w:r>
+        <w:t xml:space="preserve">[13]; if similarity within an institution decayed continuously, for example with</w:t>
+      </w:r>
+      <w:r>
+        <w:t xml:space="preserve"> </w:t>
+      </w:r>
+      <w:r>
+        <w:t xml:space="preserve">proximity of acquisition protocol, the condition would be ill-posed rather than</w:t>
+      </w:r>
+      <w:r>
+        <w:t xml:space="preserve"> </w:t>
+      </w:r>
+      <w:r>
+        <w:t xml:space="preserve">merely unobservable. These checks needed about 0.5 MB of downloads (70 index</w:t>
+      </w:r>
+      <w:r>
+        <w:t xml:space="preserve"> </w:t>
+      </w:r>
+      <w:r>
+        <w:t xml:space="preserve">files and 42 headers) from a 12.6 GB dataset, before any preprocessing or</w:t>
+      </w:r>
+      <w:r>
+        <w:t xml:space="preserve"> </w:t>
+      </w:r>
+      <w:r>
+        <w:t xml:space="preserve">training.</w:t>
       </w:r>
     </w:p>
     <w:bookmarkEnd w:id="21"/>
@@ -8906,19 +8823,19 @@
         <w:t xml:space="preserve"> </w:t>
       </w:r>
       <w:r>
-        <w:t xml:space="preserve">exchangeable (B1) with HCP calibrated at the block level (B12) [13]. Because the</w:t>
-      </w:r>
-      <w:r>
-        <w:t xml:space="preserve"> </w:t>
-      </w:r>
-      <w:r>
-        <w:t xml:space="preserve">question is whether a guarantee can be enforced at all, not which hierarchical</w:t>
-      </w:r>
-      <w:r>
-        <w:t xml:space="preserve"> </w:t>
-      </w:r>
-      <w:r>
-        <w:t xml:space="preserve">construction is most efficient, the constructions of Dunn et al. [14] and</w:t>
+        <w:t xml:space="preserve">exchangeable (B1) with HCP calibrated at the block level (B12) [13]. The question</w:t>
+      </w:r>
+      <w:r>
+        <w:t xml:space="preserve"> </w:t>
+      </w:r>
+      <w:r>
+        <w:t xml:space="preserve">is whether a guarantee can be enforced at all, not which hierarchical</w:t>
+      </w:r>
+      <w:r>
+        <w:t xml:space="preserve"> </w:t>
+      </w:r>
+      <w:r>
+        <w:t xml:space="preserve">construction is most efficient, so the constructions of Dunn et al. [14] and</w:t>
       </w:r>
       <w:r>
         <w:t xml:space="preserve"> </w:t>
@@ -8945,7 +8862,7 @@
         <w:t xml:space="preserve"> </w:t>
       </w:r>
       <w:r>
-        <w:t xml:space="preserve">level into calibration and evaluation, repeated 200–400 times. Fold 8 is unused</w:t>
+        <w:t xml:space="preserve">level into calibration and evaluation, repeated 200–400 times; fold 8 is unused</w:t>
       </w:r>
       <w:r>
         <w:t xml:space="preserve"> </w:t>
@@ -8988,7 +8905,7 @@
         <w:jc w:val="both"/>
       </w:pPr>
       <w:r>
-        <w:t xml:space="preserve">Because conformal guarantees are model-agnostic, the backbone affects the size of</w:t>
+        <w:t xml:space="preserve">Conformal guarantees are model-agnostic, so the backbone affects the size of</w:t>
       </w:r>
       <w:r>
         <w:t xml:space="preserve"> </w:t>
@@ -9080,16 +8997,7 @@
         <w:t xml:space="preserve"> </w:t>
       </w:r>
       <w:r>
-        <w:t xml:space="preserve">which affects set size but not coverage.</w:t>
-      </w:r>
-    </w:p>
-    <w:p>
-      <w:pPr>
-        <w:pStyle w:val="BodyText"/>
-        <w:jc w:val="both"/>
-      </w:pPr>
-      <w:r>
-        <w:t xml:space="preserve">For multi-class MIT-BIH,</w:t>
+        <w:t xml:space="preserve">which affects set size but not coverage. For multi-class MIT-BIH,</w:t>
       </w:r>
       <w:r>
         <w:t xml:space="preserve"> </w:t>
@@ -9173,13 +9081,7 @@
         </m:r>
       </m:oMath>
       <w:r>
-        <w:t xml:space="preserve">. For multi-label PTB-XL the</w:t>
-      </w:r>
-      <w:r>
-        <w:t xml:space="preserve"> </w:t>
-      </w:r>
-      <w:r>
-        <w:t xml:space="preserve">per-label score is</w:t>
+        <w:t xml:space="preserve">; for multi-label PTB-XL the per-label score is</w:t>
       </w:r>
       <w:r>
         <w:t xml:space="preserve"> </w:t>
@@ -9230,13 +9132,13 @@
         </m:r>
       </m:oMath>
       <w:r>
-        <w:t xml:space="preserve">, and the record-level score for superset</w:t>
-      </w:r>
-      <w:r>
-        <w:t xml:space="preserve"> </w:t>
-      </w:r>
-      <w:r>
-        <w:t xml:space="preserve">coverage is the maximum over true labels, which reduces to scalar HCP (§3.4).</w:t>
+        <w:t xml:space="preserve">, and the record-level score for superset coverage is the</w:t>
+      </w:r>
+      <w:r>
+        <w:t xml:space="preserve"> </w:t>
+      </w:r>
+      <w:r>
+        <w:t xml:space="preserve">maximum over true labels, which reduces to scalar HCP (§3.4).</w:t>
       </w:r>
     </w:p>
     <w:bookmarkEnd w:id="23"/>
@@ -9255,31 +9157,31 @@
         <w:jc w:val="both"/>
       </w:pPr>
       <w:r>
-        <w:t xml:space="preserve">Table II lists the procedures. Every resampling step operates on blocks —</w:t>
-      </w:r>
-      <w:r>
-        <w:t xml:space="preserve"> </w:t>
-      </w:r>
-      <w:r>
-        <w:t xml:space="preserve">patients or records — and never on individual records or beats, which would</w:t>
-      </w:r>
-      <w:r>
-        <w:t xml:space="preserve"> </w:t>
-      </w:r>
-      <w:r>
-        <w:t xml:space="preserve">reproduce the error under study. Friedman–Nemenyi tests are not used: designed</w:t>
-      </w:r>
-      <w:r>
-        <w:t xml:space="preserve"> </w:t>
-      </w:r>
-      <w:r>
-        <w:t xml:space="preserve">for many classifiers across many datasets, conventionally at least five, they are</w:t>
-      </w:r>
-      <w:r>
-        <w:t xml:space="preserve"> </w:t>
-      </w:r>
-      <w:r>
-        <w:t xml:space="preserve">uninformative with two.</w:t>
+        <w:t xml:space="preserve">Every resampling step operates on blocks — patients or records — and never on</w:t>
+      </w:r>
+      <w:r>
+        <w:t xml:space="preserve"> </w:t>
+      </w:r>
+      <w:r>
+        <w:t xml:space="preserve">individual records or beats, which would reproduce the error under study.</w:t>
+      </w:r>
+      <w:r>
+        <w:t xml:space="preserve"> </w:t>
+      </w:r>
+      <w:r>
+        <w:t xml:space="preserve">Friedman–Nemenyi tests are not used: designed for many classifiers across many</w:t>
+      </w:r>
+      <w:r>
+        <w:t xml:space="preserve"> </w:t>
+      </w:r>
+      <w:r>
+        <w:t xml:space="preserve">datasets, conventionally at least five, they are uninformative with two.</w:t>
+      </w:r>
+      <w:r>
+        <w:t xml:space="preserve"> </w:t>
+      </w:r>
+      <w:r>
+        <w:t xml:space="preserve">Table II lists the procedure behind each reported quantity.</w:t>
       </w:r>
     </w:p>
     <w:p>
@@ -9332,6 +9234,7 @@
           <w:p>
             <w:pPr>
               <w:pStyle w:val="Compact"/>
+              <w:keepNext/>
             </w:pPr>
             <w:r>
               <w:rPr>
@@ -9347,6 +9250,7 @@
           <w:p>
             <w:pPr>
               <w:pStyle w:val="Compact"/>
+              <w:keepNext/>
             </w:pPr>
             <w:r>
               <w:rPr>
@@ -9364,6 +9268,7 @@
           <w:p>
             <w:pPr>
               <w:pStyle w:val="Compact"/>
+              <w:keepNext/>
             </w:pPr>
             <w:r>
               <w:rPr>
@@ -9378,6 +9283,7 @@
           <w:p>
             <w:pPr>
               <w:pStyle w:val="Compact"/>
+              <w:keepNext/>
             </w:pPr>
             <w:r>
               <w:rPr>
@@ -9394,6 +9300,7 @@
           <w:p>
             <w:pPr>
               <w:pStyle w:val="Compact"/>
+              <w:keepNext/>
             </w:pPr>
             <w:r>
               <w:rPr>
@@ -9408,6 +9315,7 @@
           <w:p>
             <w:pPr>
               <w:pStyle w:val="Compact"/>
+              <w:keepNext/>
             </w:pPr>
             <w:r>
               <w:rPr>
@@ -9435,6 +9343,7 @@
           <w:p>
             <w:pPr>
               <w:pStyle w:val="Compact"/>
+              <w:keepNext/>
             </w:pPr>
             <w:r>
               <w:rPr>
@@ -9449,6 +9358,7 @@
           <w:p>
             <w:pPr>
               <w:pStyle w:val="Compact"/>
+              <w:keepNext/>
             </w:pPr>
             <w:r>
               <w:rPr>
@@ -9488,6 +9398,7 @@
           <w:p>
             <w:pPr>
               <w:pStyle w:val="Compact"/>
+              <w:keepNext/>
             </w:pPr>
             <w:r>
               <w:rPr>
@@ -9502,6 +9413,7 @@
           <w:p>
             <w:pPr>
               <w:pStyle w:val="Compact"/>
+              <w:keepNext/>
             </w:pPr>
             <w:r>
               <w:rPr>
@@ -9518,6 +9430,7 @@
           <w:p>
             <w:pPr>
               <w:pStyle w:val="Compact"/>
+              <w:keepNext/>
             </w:pPr>
             <w:r>
               <w:rPr>
@@ -9532,6 +9445,7 @@
           <w:p>
             <w:pPr>
               <w:pStyle w:val="Compact"/>
+              <w:keepNext/>
             </w:pPr>
             <w:r>
               <w:rPr>
@@ -9609,7 +9523,7 @@
         <w:jc w:val="both"/>
       </w:pPr>
       <w:r>
-        <w:t xml:space="preserve">All experiments run on CPU (2 threads) with fixed seeds; every reported number is</w:t>
+        <w:t xml:space="preserve">All experiments run on CPU (2 threads) with fixed seeds. Every reported number is</w:t>
       </w:r>
       <w:r>
         <w:t xml:space="preserve"> </w:t>
@@ -9630,19 +9544,19 @@
         <w:t xml:space="preserve"> </w:t>
       </w:r>
       <w:r>
-        <w:t xml:space="preserve">with its configuration, and</w:t>
-      </w:r>
-      <w:r>
-        <w:t xml:space="preserve"> </w:t>
-      </w:r>
-      <w:r>
-        <w:t xml:space="preserve">dataset caches are written atomically so that an interrupted run cannot leave a</w:t>
-      </w:r>
-      <w:r>
-        <w:t xml:space="preserve"> </w:t>
-      </w:r>
-      <w:r>
-        <w:t xml:space="preserve">partial cache.</w:t>
+        <w:t xml:space="preserve">together with its configuration,</w:t>
+      </w:r>
+      <w:r>
+        <w:t xml:space="preserve"> </w:t>
+      </w:r>
+      <w:r>
+        <w:t xml:space="preserve">and dataset caches are written atomically so that an interrupted run cannot</w:t>
+      </w:r>
+      <w:r>
+        <w:t xml:space="preserve"> </w:t>
+      </w:r>
+      <w:r>
+        <w:t xml:space="preserve">leave a partial cache.</w:t>
       </w:r>
     </w:p>
     <w:bookmarkEnd w:id="25"/>
@@ -9662,13 +9576,13 @@
         <w:jc w:val="both"/>
       </w:pPr>
       <w:r>
-        <w:t xml:space="preserve">Results follow the order of the audit, from metadata-only feasibility (§5.1) to</w:t>
-      </w:r>
-      <w:r>
-        <w:t xml:space="preserve"> </w:t>
-      </w:r>
-      <w:r>
-        <w:t xml:space="preserve">coverage (§5.2), attribution (§5.3), dose–response (§5.4) and robustness (§5.5);</w:t>
+        <w:t xml:space="preserve">Results follow the order of the audit: metadata-only feasibility (§5.1),</w:t>
+      </w:r>
+      <w:r>
+        <w:t xml:space="preserve"> </w:t>
+      </w:r>
+      <w:r>
+        <w:t xml:space="preserve">coverage (§5.2), attribution (§5.3), dose–response (§5.4) and robustness (§5.5).</w:t>
       </w:r>
       <w:r>
         <w:t xml:space="preserve"> </w:t>
@@ -9790,13 +9704,51 @@
         </m:r>
       </m:oMath>
       <w:r>
-        <w:t xml:space="preserve">, whereas every coarser source</w:t>
-      </w:r>
-      <w:r>
-        <w:t xml:space="preserve"> </w:t>
-      </w:r>
-      <w:r>
-        <w:t xml:space="preserve">narrows the admissible range (Table III).</w:t>
+        <w:t xml:space="preserve">, whereas each coarser source</w:t>
+      </w:r>
+      <w:r>
+        <w:t xml:space="preserve"> </w:t>
+      </w:r>
+      <w:r>
+        <w:t xml:space="preserve">narrows the admissible range. Table III lists, for every grouping, the number of</w:t>
+      </w:r>
+      <w:r>
+        <w:t xml:space="preserve"> </w:t>
+      </w:r>
+      <w:r>
+        <w:t xml:space="preserve">calibration blocks, the resulting</w:t>
+      </w:r>
+      <w:r>
+        <w:t xml:space="preserve"> </w:t>
+      </w:r>
+      <m:oMath>
+        <m:sSub>
+          <m:e>
+            <m:r>
+              <m:t>α</m:t>
+            </m:r>
+          </m:e>
+          <m:sub>
+            <m:r>
+              <m:rPr>
+                <m:sty m:val="p"/>
+              </m:rPr>
+              <m:t>min</m:t>
+            </m:r>
+          </m:sub>
+        </m:sSub>
+      </m:oMath>
+      <w:r>
+        <w:t xml:space="preserve"> </w:t>
+      </w:r>
+      <w:r>
+        <w:t xml:space="preserve">and the conventional levels it</w:t>
+      </w:r>
+      <w:r>
+        <w:t xml:space="preserve"> </w:t>
+      </w:r>
+      <w:r>
+        <w:t xml:space="preserve">can support.</w:t>
       </w:r>
     </w:p>
     <w:p>
@@ -9856,6 +9808,7 @@
           <w:p>
             <w:pPr>
               <w:pStyle w:val="Compact"/>
+              <w:keepNext/>
             </w:pPr>
             <w:r>
               <w:rPr>
@@ -9871,6 +9824,7 @@
           <w:p>
             <w:pPr>
               <w:pStyle w:val="Compact"/>
+              <w:keepNext/>
               <w:jc w:val="right"/>
             </w:pPr>
             <w:r>
@@ -9887,6 +9841,7 @@
           <w:p>
             <w:pPr>
               <w:pStyle w:val="Compact"/>
+              <w:keepNext/>
               <w:jc w:val="right"/>
             </w:pPr>
             <m:oMath>
@@ -9910,6 +9865,7 @@
           <w:p>
             <w:pPr>
               <w:pStyle w:val="Compact"/>
+              <w:keepNext/>
               <w:jc w:val="right"/>
             </w:pPr>
             <w:r>
@@ -9926,6 +9882,7 @@
           <w:p>
             <w:pPr>
               <w:pStyle w:val="Compact"/>
+              <w:keepNext/>
               <w:jc w:val="right"/>
             </w:pPr>
             <m:oMath>
@@ -9952,6 +9909,7 @@
           <w:p>
             <w:pPr>
               <w:pStyle w:val="Compact"/>
+              <w:keepNext/>
               <w:jc w:val="center"/>
             </w:pPr>
             <w:r>
@@ -9968,6 +9926,7 @@
           <w:p>
             <w:pPr>
               <w:pStyle w:val="Compact"/>
+              <w:keepNext/>
               <w:jc w:val="center"/>
             </w:pPr>
             <w:r>
@@ -9984,6 +9943,7 @@
           <w:p>
             <w:pPr>
               <w:pStyle w:val="Compact"/>
+              <w:keepNext/>
               <w:jc w:val="center"/>
             </w:pPr>
             <w:r>
@@ -10000,6 +9960,7 @@
           <w:p>
             <w:pPr>
               <w:pStyle w:val="Compact"/>
+              <w:keepNext/>
               <w:jc w:val="center"/>
             </w:pPr>
             <w:r>
@@ -10018,6 +9979,7 @@
           <w:p>
             <w:pPr>
               <w:pStyle w:val="Compact"/>
+              <w:keepNext/>
             </w:pPr>
             <w:r>
               <w:rPr>
@@ -10032,6 +9994,7 @@
           <w:p>
             <w:pPr>
               <w:pStyle w:val="Compact"/>
+              <w:keepNext/>
               <w:jc w:val="right"/>
             </w:pPr>
             <w:r>
@@ -10047,6 +10010,7 @@
           <w:p>
             <w:pPr>
               <w:pStyle w:val="Compact"/>
+              <w:keepNext/>
               <w:jc w:val="right"/>
             </w:pPr>
             <w:r>
@@ -10062,6 +10026,7 @@
           <w:p>
             <w:pPr>
               <w:pStyle w:val="Compact"/>
+              <w:keepNext/>
               <w:jc w:val="right"/>
             </w:pPr>
             <w:r>
@@ -10077,6 +10042,7 @@
           <w:p>
             <w:pPr>
               <w:pStyle w:val="Compact"/>
+              <w:keepNext/>
               <w:jc w:val="right"/>
             </w:pPr>
             <w:r>
@@ -10092,6 +10058,7 @@
           <w:p>
             <w:pPr>
               <w:pStyle w:val="Compact"/>
+              <w:keepNext/>
               <w:jc w:val="center"/>
             </w:pPr>
             <w:r>
@@ -10107,6 +10074,7 @@
           <w:p>
             <w:pPr>
               <w:pStyle w:val="Compact"/>
+              <w:keepNext/>
               <w:jc w:val="center"/>
             </w:pPr>
             <w:r>
@@ -10122,6 +10090,7 @@
           <w:p>
             <w:pPr>
               <w:pStyle w:val="Compact"/>
+              <w:keepNext/>
               <w:jc w:val="center"/>
             </w:pPr>
             <w:r>
@@ -10137,6 +10106,7 @@
           <w:p>
             <w:pPr>
               <w:pStyle w:val="Compact"/>
+              <w:keepNext/>
               <w:jc w:val="center"/>
             </w:pPr>
             <w:r>
@@ -10154,6 +10124,7 @@
           <w:p>
             <w:pPr>
               <w:pStyle w:val="Compact"/>
+              <w:keepNext/>
             </w:pPr>
             <w:r>
               <w:rPr>
@@ -10168,6 +10139,7 @@
           <w:p>
             <w:pPr>
               <w:pStyle w:val="Compact"/>
+              <w:keepNext/>
               <w:jc w:val="right"/>
             </w:pPr>
             <w:r>
@@ -10183,6 +10155,7 @@
           <w:p>
             <w:pPr>
               <w:pStyle w:val="Compact"/>
+              <w:keepNext/>
               <w:jc w:val="right"/>
             </w:pPr>
             <w:r>
@@ -10198,6 +10171,7 @@
           <w:p>
             <w:pPr>
               <w:pStyle w:val="Compact"/>
+              <w:keepNext/>
               <w:jc w:val="right"/>
             </w:pPr>
             <w:r>
@@ -10213,6 +10187,7 @@
           <w:p>
             <w:pPr>
               <w:pStyle w:val="Compact"/>
+              <w:keepNext/>
               <w:jc w:val="right"/>
             </w:pPr>
             <w:r>
@@ -10228,6 +10203,7 @@
           <w:p>
             <w:pPr>
               <w:pStyle w:val="Compact"/>
+              <w:keepNext/>
               <w:jc w:val="center"/>
             </w:pPr>
             <w:r>
@@ -10243,6 +10219,7 @@
           <w:p>
             <w:pPr>
               <w:pStyle w:val="Compact"/>
+              <w:keepNext/>
               <w:jc w:val="center"/>
             </w:pPr>
             <w:r>
@@ -10258,6 +10235,7 @@
           <w:p>
             <w:pPr>
               <w:pStyle w:val="Compact"/>
+              <w:keepNext/>
               <w:jc w:val="center"/>
             </w:pPr>
             <w:r>
@@ -10273,6 +10251,7 @@
           <w:p>
             <w:pPr>
               <w:pStyle w:val="Compact"/>
+              <w:keepNext/>
               <w:jc w:val="center"/>
             </w:pPr>
             <w:r>
@@ -10290,6 +10269,7 @@
           <w:p>
             <w:pPr>
               <w:pStyle w:val="Compact"/>
+              <w:keepNext/>
             </w:pPr>
             <w:r>
               <w:rPr>
@@ -10304,6 +10284,7 @@
           <w:p>
             <w:pPr>
               <w:pStyle w:val="Compact"/>
+              <w:keepNext/>
               <w:jc w:val="right"/>
             </w:pPr>
             <w:r>
@@ -10319,6 +10300,7 @@
           <w:p>
             <w:pPr>
               <w:pStyle w:val="Compact"/>
+              <w:keepNext/>
               <w:jc w:val="right"/>
             </w:pPr>
             <w:r>
@@ -10334,6 +10316,7 @@
           <w:p>
             <w:pPr>
               <w:pStyle w:val="Compact"/>
+              <w:keepNext/>
               <w:jc w:val="right"/>
             </w:pPr>
             <w:r>
@@ -10349,6 +10332,7 @@
           <w:p>
             <w:pPr>
               <w:pStyle w:val="Compact"/>
+              <w:keepNext/>
               <w:jc w:val="right"/>
             </w:pPr>
             <w:r>
@@ -10364,6 +10348,7 @@
           <w:p>
             <w:pPr>
               <w:pStyle w:val="Compact"/>
+              <w:keepNext/>
               <w:jc w:val="center"/>
             </w:pPr>
             <w:r>
@@ -10379,6 +10364,7 @@
           <w:p>
             <w:pPr>
               <w:pStyle w:val="Compact"/>
+              <w:keepNext/>
               <w:jc w:val="center"/>
             </w:pPr>
             <w:r>
@@ -10394,6 +10380,7 @@
           <w:p>
             <w:pPr>
               <w:pStyle w:val="Compact"/>
+              <w:keepNext/>
               <w:jc w:val="center"/>
             </w:pPr>
             <w:r>
@@ -10409,6 +10396,7 @@
           <w:p>
             <w:pPr>
               <w:pStyle w:val="Compact"/>
+              <w:keepNext/>
               <w:jc w:val="center"/>
             </w:pPr>
             <w:r>
@@ -10426,6 +10414,7 @@
           <w:p>
             <w:pPr>
               <w:pStyle w:val="Compact"/>
+              <w:keepNext/>
             </w:pPr>
             <w:r>
               <w:rPr>
@@ -10440,6 +10429,7 @@
           <w:p>
             <w:pPr>
               <w:pStyle w:val="Compact"/>
+              <w:keepNext/>
               <w:jc w:val="right"/>
             </w:pPr>
             <w:r>
@@ -10455,6 +10445,7 @@
           <w:p>
             <w:pPr>
               <w:pStyle w:val="Compact"/>
+              <w:keepNext/>
               <w:jc w:val="right"/>
             </w:pPr>
             <w:r>
@@ -10470,6 +10461,7 @@
           <w:p>
             <w:pPr>
               <w:pStyle w:val="Compact"/>
+              <w:keepNext/>
               <w:jc w:val="right"/>
             </w:pPr>
             <w:r>
@@ -10485,6 +10477,7 @@
           <w:p>
             <w:pPr>
               <w:pStyle w:val="Compact"/>
+              <w:keepNext/>
               <w:jc w:val="right"/>
             </w:pPr>
             <w:r>
@@ -10500,6 +10493,7 @@
           <w:p>
             <w:pPr>
               <w:pStyle w:val="Compact"/>
+              <w:keepNext/>
               <w:jc w:val="center"/>
             </w:pPr>
             <w:r>
@@ -10515,6 +10509,7 @@
           <w:p>
             <w:pPr>
               <w:pStyle w:val="Compact"/>
+              <w:keepNext/>
               <w:jc w:val="center"/>
             </w:pPr>
             <w:r>
@@ -10530,6 +10525,7 @@
           <w:p>
             <w:pPr>
               <w:pStyle w:val="Compact"/>
+              <w:keepNext/>
               <w:jc w:val="center"/>
             </w:pPr>
             <w:r>
@@ -10545,6 +10541,7 @@
           <w:p>
             <w:pPr>
               <w:pStyle w:val="Compact"/>
+              <w:keepNext/>
               <w:jc w:val="center"/>
             </w:pPr>
             <w:r>
@@ -10707,7 +10704,7 @@
         <w:jc w:val="both"/>
       </w:pPr>
       <w:r>
-        <w:t xml:space="preserve">The site-level result needs a qualification. Of the 40 sites in fold 9, 37 occur</w:t>
+        <w:t xml:space="preserve">The site-level row needs a qualification. Of the 40 sites in fold 9, 37 occur</w:t>
       </w:r>
       <w:r>
         <w:t xml:space="preserve"> </w:t>
@@ -10734,7 +10731,7 @@
         <w:t xml:space="preserve"> </w:t>
       </w:r>
       <w:r>
-        <w:t xml:space="preserve">with complete metadata come from 3 sites. Site-level blocking is therefore</w:t>
+        <w:t xml:space="preserve">with complete metadata come from 3 sites; site-level blocking is therefore</w:t>
       </w:r>
       <w:r>
         <w:t xml:space="preserve"> </w:t>
@@ -10746,13 +10743,30 @@
         <w:t xml:space="preserve"> </w:t>
       </w:r>
       <w:r>
-        <w:t xml:space="preserve">from a different collection regime. Fig. 2 places every grouping, the joins below</w:t>
-      </w:r>
-      <w:r>
-        <w:t xml:space="preserve"> </w:t>
-      </w:r>
-      <w:r>
-        <w:t xml:space="preserve">and the MIT-BIH record partition on the feasibility frontier.</w:t>
+        <w:t xml:space="preserve">from a different collection regime. Fig. 2 places these groupings, the joins</w:t>
+      </w:r>
+      <w:r>
+        <w:t xml:space="preserve"> </w:t>
+      </w:r>
+      <w:r>
+        <w:t xml:space="preserve">examined next and the MIT-BIH record partition on the feasibility frontier, so</w:t>
+      </w:r>
+      <w:r>
+        <w:t xml:space="preserve"> </w:t>
+      </w:r>
+      <w:r>
+        <w:t xml:space="preserve">that each can be read against the dotted line of a target</w:t>
+      </w:r>
+      <w:r>
+        <w:t xml:space="preserve"> </w:t>
+      </w:r>
+      <m:oMath>
+        <m:r>
+          <m:t>α</m:t>
+        </m:r>
+      </m:oMath>
+      <w:r>
+        <w:t xml:space="preserve">.</w:t>
       </w:r>
     </w:p>
     <w:p>
@@ -11182,25 +11196,19 @@
         <w:t xml:space="preserve"> </w:t>
       </w:r>
       <w:r>
-        <w:t xml:space="preserve">For label-conditional coverage the necessary condition of</w:t>
-      </w:r>
-      <w:r>
-        <w:t xml:space="preserve"> </w:t>
-      </w:r>
-      <w:r>
-        <w:t xml:space="preserve">Proposition 3 applies per label, and the feasible region shrinks as the hierarchy</w:t>
-      </w:r>
-      <w:r>
-        <w:t xml:space="preserve"> </w:t>
-      </w:r>
-      <w:r>
-        <w:t xml:space="preserve">is refined (Table IV, Fig. 3): every superclass is feasible, but 24 of 44 SCP</w:t>
-      </w:r>
-      <w:r>
-        <w:t xml:space="preserve"> </w:t>
-      </w:r>
-      <w:r>
-        <w:t xml:space="preserve">codes fail at</w:t>
+        <w:t xml:space="preserve">For label-conditional coverage, Proposition 3 applies label by label,</w:t>
+      </w:r>
+      <w:r>
+        <w:t xml:space="preserve"> </w:t>
+      </w:r>
+      <w:r>
+        <w:t xml:space="preserve">and the feasible region shrinks as the hierarchy is refined. Every superclass is</w:t>
+      </w:r>
+      <w:r>
+        <w:t xml:space="preserve"> </w:t>
+      </w:r>
+      <w:r>
+        <w:t xml:space="preserve">feasible, but 24 of 44 SCP codes fail at</w:t>
       </w:r>
       <w:r>
         <w:t xml:space="preserve"> </w:t>
@@ -11235,19 +11243,19 @@
         <w:t xml:space="preserve"> </w:t>
       </w:r>
       <w:r>
-        <w:t xml:space="preserve">has a single calibration block, and with a</w:t>
-      </w:r>
-      <w:r>
-        <w:t xml:space="preserve"> </w:t>
-      </w:r>
-      <w:r>
-        <w:t xml:space="preserve">Bonferroni requirement across labels 43 of 44 codes are infeasible at a</w:t>
-      </w:r>
-      <w:r>
-        <w:t xml:space="preserve"> </w:t>
-      </w:r>
-      <w:r>
-        <w:t xml:space="preserve">family-wise</w:t>
+        <w:t xml:space="preserve">has a single</w:t>
+      </w:r>
+      <w:r>
+        <w:t xml:space="preserve"> </w:t>
+      </w:r>
+      <w:r>
+        <w:t xml:space="preserve">calibration block, and a Bonferroni requirement across labels leaves 43 of 44</w:t>
+      </w:r>
+      <w:r>
+        <w:t xml:space="preserve"> </w:t>
+      </w:r>
+      <w:r>
+        <w:t xml:space="preserve">codes infeasible at a family-wise</w:t>
       </w:r>
       <w:r>
         <w:t xml:space="preserve"> </w:t>
@@ -11267,80 +11275,13 @@
         </m:r>
       </m:oMath>
       <w:r>
-        <w:t xml:space="preserve">. Monotonicity along the hierarchy held in all 23</w:t>
-      </w:r>
-      <w:r>
-        <w:t xml:space="preserve"> </w:t>
-      </w:r>
-      <w:r>
-        <w:t xml:space="preserve">parent–child pairs, and MIT-BIH class Q occupies</w:t>
-      </w:r>
-      <w:r>
-        <w:t xml:space="preserve"> </w:t>
-      </w:r>
-      <m:oMath>
-        <m:sSub>
-          <m:e>
-            <m:r>
-              <m:t>K</m:t>
-            </m:r>
-          </m:e>
-          <m:sub>
-            <m:r>
-              <m:t>1</m:t>
-            </m:r>
-          </m:sub>
-        </m:sSub>
-        <m:r>
-          <m:rPr>
-            <m:sty m:val="p"/>
-          </m:rPr>
-          <m:t>=</m:t>
-        </m:r>
-        <m:r>
-          <m:t>2</m:t>
-        </m:r>
-      </m:oMath>
-      <w:r>
-        <w:t xml:space="preserve"> </w:t>
-      </w:r>
-      <w:r>
-        <w:t xml:space="preserve">records</w:t>
-      </w:r>
-      <w:r>
-        <w:t xml:space="preserve"> </w:t>
-      </w:r>
-      <w:r>
-        <w:t xml:space="preserve">(</w:t>
-      </w:r>
-      <m:oMath>
-        <m:sSub>
-          <m:e>
-            <m:r>
-              <m:t>α</m:t>
-            </m:r>
-          </m:e>
-          <m:sub>
-            <m:r>
-              <m:rPr>
-                <m:sty m:val="p"/>
-              </m:rPr>
-              <m:t>min</m:t>
-            </m:r>
-          </m:sub>
-        </m:sSub>
-        <m:r>
-          <m:rPr>
-            <m:sty m:val="p"/>
-          </m:rPr>
-          <m:t>=</m:t>
-        </m:r>
-        <m:r>
-          <m:t>0.333</m:t>
-        </m:r>
-      </m:oMath>
-      <w:r>
-        <w:t xml:space="preserve">).</w:t>
+        <w:t xml:space="preserve">. Table IV counts the failing</w:t>
+      </w:r>
+      <w:r>
+        <w:t xml:space="preserve"> </w:t>
+      </w:r>
+      <w:r>
+        <w:t xml:space="preserve">labels at each level of the hierarchy.</w:t>
       </w:r>
     </w:p>
     <w:p>
@@ -11398,6 +11339,7 @@
           <w:p>
             <w:pPr>
               <w:pStyle w:val="Compact"/>
+              <w:keepNext/>
             </w:pPr>
             <w:r>
               <w:rPr>
@@ -11413,6 +11355,7 @@
           <w:p>
             <w:pPr>
               <w:pStyle w:val="Compact"/>
+              <w:keepNext/>
               <w:jc w:val="right"/>
             </w:pPr>
             <w:r>
@@ -11441,6 +11384,7 @@
           <w:p>
             <w:pPr>
               <w:pStyle w:val="Compact"/>
+              <w:keepNext/>
               <w:jc w:val="right"/>
             </w:pPr>
             <m:oMath>
@@ -11493,6 +11437,7 @@
           <w:p>
             <w:pPr>
               <w:pStyle w:val="Compact"/>
+              <w:keepNext/>
               <w:jc w:val="right"/>
             </w:pPr>
             <w:r>
@@ -11509,6 +11454,7 @@
           <w:p>
             <w:pPr>
               <w:pStyle w:val="Compact"/>
+              <w:keepNext/>
               <w:jc w:val="right"/>
             </w:pPr>
             <w:r>
@@ -11525,6 +11471,7 @@
           <w:p>
             <w:pPr>
               <w:pStyle w:val="Compact"/>
+              <w:keepNext/>
               <w:jc w:val="right"/>
             </w:pPr>
             <w:r>
@@ -11541,6 +11488,7 @@
           <w:p>
             <w:pPr>
               <w:pStyle w:val="Compact"/>
+              <w:keepNext/>
               <w:jc w:val="right"/>
             </w:pPr>
             <w:r>
@@ -11571,6 +11519,7 @@
           <w:p>
             <w:pPr>
               <w:pStyle w:val="Compact"/>
+              <w:keepNext/>
             </w:pPr>
             <w:r>
               <w:rPr>
@@ -11585,6 +11534,7 @@
           <w:p>
             <w:pPr>
               <w:pStyle w:val="Compact"/>
+              <w:keepNext/>
               <w:jc w:val="right"/>
             </w:pPr>
             <w:r>
@@ -11600,6 +11550,7 @@
           <w:p>
             <w:pPr>
               <w:pStyle w:val="Compact"/>
+              <w:keepNext/>
               <w:jc w:val="right"/>
             </w:pPr>
             <w:r>
@@ -11615,6 +11566,7 @@
           <w:p>
             <w:pPr>
               <w:pStyle w:val="Compact"/>
+              <w:keepNext/>
               <w:jc w:val="right"/>
             </w:pPr>
             <w:r>
@@ -11630,6 +11582,7 @@
           <w:p>
             <w:pPr>
               <w:pStyle w:val="Compact"/>
+              <w:keepNext/>
               <w:jc w:val="right"/>
             </w:pPr>
             <w:r>
@@ -11645,6 +11598,7 @@
           <w:p>
             <w:pPr>
               <w:pStyle w:val="Compact"/>
+              <w:keepNext/>
               <w:jc w:val="right"/>
             </w:pPr>
             <w:r>
@@ -11660,6 +11614,7 @@
           <w:p>
             <w:pPr>
               <w:pStyle w:val="Compact"/>
+              <w:keepNext/>
               <w:jc w:val="right"/>
             </w:pPr>
             <w:r>
@@ -11677,6 +11632,7 @@
           <w:p>
             <w:pPr>
               <w:pStyle w:val="Compact"/>
+              <w:keepNext/>
             </w:pPr>
             <w:r>
               <w:rPr>
@@ -11691,6 +11647,7 @@
           <w:p>
             <w:pPr>
               <w:pStyle w:val="Compact"/>
+              <w:keepNext/>
               <w:jc w:val="right"/>
             </w:pPr>
             <w:r>
@@ -11706,6 +11663,7 @@
           <w:p>
             <w:pPr>
               <w:pStyle w:val="Compact"/>
+              <w:keepNext/>
               <w:jc w:val="right"/>
             </w:pPr>
             <w:r>
@@ -11721,6 +11679,7 @@
           <w:p>
             <w:pPr>
               <w:pStyle w:val="Compact"/>
+              <w:keepNext/>
               <w:jc w:val="right"/>
             </w:pPr>
             <w:r>
@@ -11736,6 +11695,7 @@
           <w:p>
             <w:pPr>
               <w:pStyle w:val="Compact"/>
+              <w:keepNext/>
               <w:jc w:val="right"/>
             </w:pPr>
             <w:r>
@@ -11751,6 +11711,7 @@
           <w:p>
             <w:pPr>
               <w:pStyle w:val="Compact"/>
+              <w:keepNext/>
               <w:jc w:val="right"/>
             </w:pPr>
             <w:r>
@@ -11766,6 +11727,7 @@
           <w:p>
             <w:pPr>
               <w:pStyle w:val="Compact"/>
+              <w:keepNext/>
               <w:jc w:val="right"/>
             </w:pPr>
             <w:r>
@@ -11884,6 +11846,137 @@
         </w:tc>
       </w:tr>
     </w:tbl>
+    <w:p>
+      <w:pPr>
+        <w:pStyle w:val="BodyText"/>
+        <w:jc w:val="both"/>
+      </w:pPr>
+      <w:r>
+        <w:t xml:space="preserve">Monotonicity along the hierarchy held in all 23 parent–child pairs, and MIT-BIH</w:t>
+      </w:r>
+      <w:r>
+        <w:t xml:space="preserve"> </w:t>
+      </w:r>
+      <w:r>
+        <w:t xml:space="preserve">class Q occupies</w:t>
+      </w:r>
+      <w:r>
+        <w:t xml:space="preserve"> </w:t>
+      </w:r>
+      <m:oMath>
+        <m:sSub>
+          <m:e>
+            <m:r>
+              <m:t>K</m:t>
+            </m:r>
+          </m:e>
+          <m:sub>
+            <m:r>
+              <m:t>1</m:t>
+            </m:r>
+          </m:sub>
+        </m:sSub>
+        <m:r>
+          <m:rPr>
+            <m:sty m:val="p"/>
+          </m:rPr>
+          <m:t>=</m:t>
+        </m:r>
+        <m:r>
+          <m:t>2</m:t>
+        </m:r>
+      </m:oMath>
+      <w:r>
+        <w:t xml:space="preserve"> </w:t>
+      </w:r>
+      <w:r>
+        <w:t xml:space="preserve">records (</w:t>
+      </w:r>
+      <m:oMath>
+        <m:sSub>
+          <m:e>
+            <m:r>
+              <m:t>α</m:t>
+            </m:r>
+          </m:e>
+          <m:sub>
+            <m:r>
+              <m:rPr>
+                <m:sty m:val="p"/>
+              </m:rPr>
+              <m:t>min</m:t>
+            </m:r>
+          </m:sub>
+        </m:sSub>
+        <m:r>
+          <m:rPr>
+            <m:sty m:val="p"/>
+          </m:rPr>
+          <m:t>=</m:t>
+        </m:r>
+        <m:r>
+          <m:t>0.333</m:t>
+        </m:r>
+      </m:oMath>
+      <w:r>
+        <w:t xml:space="preserve">). Fig. 3 resolves the</w:t>
+      </w:r>
+      <w:r>
+        <w:t xml:space="preserve"> </w:t>
+      </w:r>
+      <w:r>
+        <w:t xml:space="preserve">counts of Table IV label by label, marking the minimum number of blocks needed</w:t>
+      </w:r>
+      <w:r>
+        <w:t xml:space="preserve"> </w:t>
+      </w:r>
+      <w:r>
+        <w:t xml:space="preserve">at</w:t>
+      </w:r>
+      <w:r>
+        <w:t xml:space="preserve"> </w:t>
+      </w:r>
+      <m:oMath>
+        <m:r>
+          <m:t>α</m:t>
+        </m:r>
+        <m:r>
+          <m:rPr>
+            <m:sty m:val="p"/>
+          </m:rPr>
+          <m:t>=</m:t>
+        </m:r>
+        <m:r>
+          <m:t>0.05</m:t>
+        </m:r>
+      </m:oMath>
+      <w:r>
+        <w:t xml:space="preserve"> </w:t>
+      </w:r>
+      <w:r>
+        <w:t xml:space="preserve">and</w:t>
+      </w:r>
+      <w:r>
+        <w:t xml:space="preserve"> </w:t>
+      </w:r>
+      <m:oMath>
+        <m:r>
+          <m:t>α</m:t>
+        </m:r>
+        <m:r>
+          <m:rPr>
+            <m:sty m:val="p"/>
+          </m:rPr>
+          <m:t>=</m:t>
+        </m:r>
+        <m:r>
+          <m:t>0.10</m:t>
+        </m:r>
+      </m:oMath>
+      <w:r>
+        <w:t xml:space="preserve">.</w:t>
+      </w:r>
+    </w:p>
     <w:p>
       <w:pPr>
         <w:pStyle w:val="CaptionedFigure"/>
@@ -12030,21 +12123,6 @@
         <w:t xml:space="preserve">requirement, and orange bars neither.</w:t>
       </w:r>
     </w:p>
-    <w:p>
-      <w:pPr>
-        <w:pStyle w:val="BodyText"/>
-        <w:jc w:val="both"/>
-      </w:pPr>
-      <w:r>
-        <w:t xml:space="preserve">None of these results involves a trained model; given the declared sources they</w:t>
-      </w:r>
-      <w:r>
-        <w:t xml:space="preserve"> </w:t>
-      </w:r>
-      <w:r>
-        <w:t xml:space="preserve">are exact and can be computed before any patient is enrolled.</w:t>
-      </w:r>
-    </w:p>
     <w:bookmarkEnd w:id="33"/>
     <w:bookmarkStart w:id="37" w:name="coverage-under-block-dependence"/>
     <w:p>
@@ -12061,13 +12139,48 @@
         <w:jc w:val="both"/>
       </w:pPr>
       <w:r>
-        <w:t xml:space="preserve">Table V and Fig. 4 give coverage and set size for the primary backbones over</w:t>
-      </w:r>
-      <w:r>
-        <w:t xml:space="preserve"> </w:t>
-      </w:r>
-      <w:r>
-        <w:t xml:space="preserve">200 block-level splits (§4.2).</w:t>
+        <w:t xml:space="preserve">Over 200 block-level splits (§4.2), mean B1 coverage on MIT-BIH falls 1.0–2.4</w:t>
+      </w:r>
+      <w:r>
+        <w:t xml:space="preserve"> </w:t>
+      </w:r>
+      <w:r>
+        <w:t xml:space="preserve">percentage points below</w:t>
+      </w:r>
+      <w:r>
+        <w:t xml:space="preserve"> </w:t>
+      </w:r>
+      <m:oMath>
+        <m:r>
+          <m:t>1</m:t>
+        </m:r>
+        <m:r>
+          <m:rPr>
+            <m:sty m:val="p"/>
+          </m:rPr>
+          <m:t>−</m:t>
+        </m:r>
+        <m:r>
+          <m:t>α</m:t>
+        </m:r>
+      </m:oMath>
+      <w:r>
+        <w:t xml:space="preserve"> </w:t>
+      </w:r>
+      <w:r>
+        <w:t xml:space="preserve">at every level, whereas on PTB-XL it is at or</w:t>
+      </w:r>
+      <w:r>
+        <w:t xml:space="preserve"> </w:t>
+      </w:r>
+      <w:r>
+        <w:t xml:space="preserve">above nominal. Table V reports coverage and set size of both methods for the</w:t>
+      </w:r>
+      <w:r>
+        <w:t xml:space="preserve"> </w:t>
+      </w:r>
+      <w:r>
+        <w:t xml:space="preserve">primary backbones.</w:t>
       </w:r>
     </w:p>
     <w:p>
@@ -12124,6 +12237,7 @@
           <w:p>
             <w:pPr>
               <w:pStyle w:val="Compact"/>
+              <w:keepNext/>
             </w:pPr>
             <w:r>
               <w:rPr>
@@ -12139,6 +12253,7 @@
           <w:p>
             <w:pPr>
               <w:pStyle w:val="Compact"/>
+              <w:keepNext/>
               <w:jc w:val="right"/>
             </w:pPr>
             <m:oMath>
@@ -12153,6 +12268,7 @@
           <w:p>
             <w:pPr>
               <w:pStyle w:val="Compact"/>
+              <w:keepNext/>
             </w:pPr>
             <w:r>
               <w:rPr>
@@ -12168,6 +12284,7 @@
           <w:p>
             <w:pPr>
               <w:pStyle w:val="Compact"/>
+              <w:keepNext/>
               <w:jc w:val="right"/>
             </w:pPr>
             <w:r>
@@ -12184,6 +12301,7 @@
           <w:p>
             <w:pPr>
               <w:pStyle w:val="Compact"/>
+              <w:keepNext/>
               <w:jc w:val="right"/>
             </w:pPr>
             <m:oMath>
@@ -12224,6 +12342,7 @@
           <w:p>
             <w:pPr>
               <w:pStyle w:val="Compact"/>
+              <w:keepNext/>
               <w:jc w:val="right"/>
             </w:pPr>
             <m:oMath>
@@ -12266,6 +12385,7 @@
           <w:p>
             <w:pPr>
               <w:pStyle w:val="Compact"/>
+              <w:keepNext/>
             </w:pPr>
             <w:r>
               <w:rPr>
@@ -12280,6 +12400,7 @@
           <w:p>
             <w:pPr>
               <w:pStyle w:val="Compact"/>
+              <w:keepNext/>
               <w:jc w:val="right"/>
             </w:pPr>
             <w:r>
@@ -12295,6 +12416,7 @@
           <w:p>
             <w:pPr>
               <w:pStyle w:val="Compact"/>
+              <w:keepNext/>
             </w:pPr>
             <w:r>
               <w:rPr>
@@ -12309,6 +12431,7 @@
           <w:p>
             <w:pPr>
               <w:pStyle w:val="Compact"/>
+              <w:keepNext/>
               <w:jc w:val="right"/>
             </w:pPr>
             <w:r>
@@ -12324,6 +12447,7 @@
           <w:p>
             <w:pPr>
               <w:pStyle w:val="Compact"/>
+              <w:keepNext/>
               <w:jc w:val="right"/>
             </w:pPr>
             <w:r>
@@ -12339,6 +12463,7 @@
           <w:p>
             <w:pPr>
               <w:pStyle w:val="Compact"/>
+              <w:keepNext/>
               <w:jc w:val="right"/>
             </w:pPr>
             <w:r>
@@ -12356,14 +12481,16 @@
           <w:p>
             <w:pPr>
               <w:pStyle w:val="Compact"/>
-            </w:pPr>
-          </w:p>
-        </w:tc>
-        <w:tc>
-          <w:tcPr/>
-          <w:p>
-            <w:pPr>
-              <w:pStyle w:val="Compact"/>
+              <w:keepNext/>
+            </w:pPr>
+          </w:p>
+        </w:tc>
+        <w:tc>
+          <w:tcPr/>
+          <w:p>
+            <w:pPr>
+              <w:pStyle w:val="Compact"/>
+              <w:keepNext/>
               <w:jc w:val="right"/>
             </w:pPr>
             <w:r>
@@ -12379,6 +12506,7 @@
           <w:p>
             <w:pPr>
               <w:pStyle w:val="Compact"/>
+              <w:keepNext/>
             </w:pPr>
             <w:r>
               <w:rPr>
@@ -12393,6 +12521,7 @@
           <w:p>
             <w:pPr>
               <w:pStyle w:val="Compact"/>
+              <w:keepNext/>
               <w:jc w:val="right"/>
             </w:pPr>
             <w:r>
@@ -12408,6 +12537,7 @@
           <w:p>
             <w:pPr>
               <w:pStyle w:val="Compact"/>
+              <w:keepNext/>
               <w:jc w:val="right"/>
             </w:pPr>
             <w:r>
@@ -12423,6 +12553,7 @@
           <w:p>
             <w:pPr>
               <w:pStyle w:val="Compact"/>
+              <w:keepNext/>
               <w:jc w:val="right"/>
             </w:pPr>
             <w:r>
@@ -12440,14 +12571,16 @@
           <w:p>
             <w:pPr>
               <w:pStyle w:val="Compact"/>
-            </w:pPr>
-          </w:p>
-        </w:tc>
-        <w:tc>
-          <w:tcPr/>
-          <w:p>
-            <w:pPr>
-              <w:pStyle w:val="Compact"/>
+              <w:keepNext/>
+            </w:pPr>
+          </w:p>
+        </w:tc>
+        <w:tc>
+          <w:tcPr/>
+          <w:p>
+            <w:pPr>
+              <w:pStyle w:val="Compact"/>
+              <w:keepNext/>
               <w:jc w:val="right"/>
             </w:pPr>
             <w:r>
@@ -12463,6 +12596,7 @@
           <w:p>
             <w:pPr>
               <w:pStyle w:val="Compact"/>
+              <w:keepNext/>
             </w:pPr>
             <w:r>
               <w:rPr>
@@ -12477,6 +12611,7 @@
           <w:p>
             <w:pPr>
               <w:pStyle w:val="Compact"/>
+              <w:keepNext/>
               <w:jc w:val="right"/>
             </w:pPr>
             <w:r>
@@ -12492,6 +12627,7 @@
           <w:p>
             <w:pPr>
               <w:pStyle w:val="Compact"/>
+              <w:keepNext/>
               <w:jc w:val="right"/>
             </w:pPr>
             <w:r>
@@ -12507,6 +12643,7 @@
           <w:p>
             <w:pPr>
               <w:pStyle w:val="Compact"/>
+              <w:keepNext/>
               <w:jc w:val="right"/>
             </w:pPr>
             <w:r>
@@ -12524,14 +12661,16 @@
           <w:p>
             <w:pPr>
               <w:pStyle w:val="Compact"/>
-            </w:pPr>
-          </w:p>
-        </w:tc>
-        <w:tc>
-          <w:tcPr/>
-          <w:p>
-            <w:pPr>
-              <w:pStyle w:val="Compact"/>
+              <w:keepNext/>
+            </w:pPr>
+          </w:p>
+        </w:tc>
+        <w:tc>
+          <w:tcPr/>
+          <w:p>
+            <w:pPr>
+              <w:pStyle w:val="Compact"/>
+              <w:keepNext/>
               <w:jc w:val="right"/>
             </w:pPr>
             <w:r>
@@ -12547,6 +12686,7 @@
           <w:p>
             <w:pPr>
               <w:pStyle w:val="Compact"/>
+              <w:keepNext/>
             </w:pPr>
             <w:r>
               <w:rPr>
@@ -12561,6 +12701,7 @@
           <w:p>
             <w:pPr>
               <w:pStyle w:val="Compact"/>
+              <w:keepNext/>
               <w:jc w:val="right"/>
             </w:pPr>
             <w:r>
@@ -12576,6 +12717,7 @@
           <w:p>
             <w:pPr>
               <w:pStyle w:val="Compact"/>
+              <w:keepNext/>
               <w:jc w:val="right"/>
             </w:pPr>
             <w:r>
@@ -12591,6 +12733,7 @@
           <w:p>
             <w:pPr>
               <w:pStyle w:val="Compact"/>
+              <w:keepNext/>
               <w:jc w:val="right"/>
             </w:pPr>
             <w:r>
@@ -12608,14 +12751,16 @@
           <w:p>
             <w:pPr>
               <w:pStyle w:val="Compact"/>
-            </w:pPr>
-          </w:p>
-        </w:tc>
-        <w:tc>
-          <w:tcPr/>
-          <w:p>
-            <w:pPr>
-              <w:pStyle w:val="Compact"/>
+              <w:keepNext/>
+            </w:pPr>
+          </w:p>
+        </w:tc>
+        <w:tc>
+          <w:tcPr/>
+          <w:p>
+            <w:pPr>
+              <w:pStyle w:val="Compact"/>
+              <w:keepNext/>
               <w:jc w:val="right"/>
             </w:pPr>
             <w:r>
@@ -12631,6 +12776,7 @@
           <w:p>
             <w:pPr>
               <w:pStyle w:val="Compact"/>
+              <w:keepNext/>
             </w:pPr>
             <w:r>
               <w:rPr>
@@ -12645,6 +12791,7 @@
           <w:p>
             <w:pPr>
               <w:pStyle w:val="Compact"/>
+              <w:keepNext/>
               <w:jc w:val="right"/>
             </w:pPr>
             <w:r>
@@ -12660,6 +12807,7 @@
           <w:p>
             <w:pPr>
               <w:pStyle w:val="Compact"/>
+              <w:keepNext/>
               <w:jc w:val="right"/>
             </w:pPr>
             <w:r>
@@ -12675,6 +12823,7 @@
           <w:p>
             <w:pPr>
               <w:pStyle w:val="Compact"/>
+              <w:keepNext/>
               <w:jc w:val="right"/>
             </w:pPr>
             <w:r>
@@ -12692,6 +12841,7 @@
           <w:p>
             <w:pPr>
               <w:pStyle w:val="Compact"/>
+              <w:keepNext/>
             </w:pPr>
             <w:r>
               <w:rPr>
@@ -12706,6 +12856,7 @@
           <w:p>
             <w:pPr>
               <w:pStyle w:val="Compact"/>
+              <w:keepNext/>
               <w:jc w:val="right"/>
             </w:pPr>
             <w:r>
@@ -12721,6 +12872,7 @@
           <w:p>
             <w:pPr>
               <w:pStyle w:val="Compact"/>
+              <w:keepNext/>
             </w:pPr>
             <w:r>
               <w:rPr>
@@ -12735,6 +12887,7 @@
           <w:p>
             <w:pPr>
               <w:pStyle w:val="Compact"/>
+              <w:keepNext/>
               <w:jc w:val="right"/>
             </w:pPr>
             <w:r>
@@ -12750,6 +12903,7 @@
           <w:p>
             <w:pPr>
               <w:pStyle w:val="Compact"/>
+              <w:keepNext/>
               <w:jc w:val="right"/>
             </w:pPr>
             <w:r>
@@ -12765,6 +12919,7 @@
           <w:p>
             <w:pPr>
               <w:pStyle w:val="Compact"/>
+              <w:keepNext/>
               <w:jc w:val="right"/>
             </w:pPr>
             <w:r>
@@ -12782,14 +12937,16 @@
           <w:p>
             <w:pPr>
               <w:pStyle w:val="Compact"/>
-            </w:pPr>
-          </w:p>
-        </w:tc>
-        <w:tc>
-          <w:tcPr/>
-          <w:p>
-            <w:pPr>
-              <w:pStyle w:val="Compact"/>
+              <w:keepNext/>
+            </w:pPr>
+          </w:p>
+        </w:tc>
+        <w:tc>
+          <w:tcPr/>
+          <w:p>
+            <w:pPr>
+              <w:pStyle w:val="Compact"/>
+              <w:keepNext/>
               <w:jc w:val="right"/>
             </w:pPr>
             <w:r>
@@ -12805,6 +12962,7 @@
           <w:p>
             <w:pPr>
               <w:pStyle w:val="Compact"/>
+              <w:keepNext/>
             </w:pPr>
             <w:r>
               <w:rPr>
@@ -12819,6 +12977,7 @@
           <w:p>
             <w:pPr>
               <w:pStyle w:val="Compact"/>
+              <w:keepNext/>
               <w:jc w:val="right"/>
             </w:pPr>
             <w:r>
@@ -12834,6 +12993,7 @@
           <w:p>
             <w:pPr>
               <w:pStyle w:val="Compact"/>
+              <w:keepNext/>
               <w:jc w:val="right"/>
             </w:pPr>
             <w:r>
@@ -12849,6 +13009,7 @@
           <w:p>
             <w:pPr>
               <w:pStyle w:val="Compact"/>
+              <w:keepNext/>
               <w:jc w:val="right"/>
             </w:pPr>
             <w:r>
@@ -13000,7 +13161,7 @@
         <w:jc w:val="both"/>
       </w:pPr>
       <w:r>
-        <w:t xml:space="preserve">On MIT-BIH the mean B1 coverage falls 1.0–2.4 percentage points below</w:t>
+        <w:t xml:space="preserve">On MIT-BIH the split-to-split range nevertheless contains</w:t>
       </w:r>
       <w:r>
         <w:t xml:space="preserve"> </w:t>
@@ -13023,77 +13184,48 @@
         <w:t xml:space="preserve"> </w:t>
       </w:r>
       <w:r>
-        <w:t xml:space="preserve">at every level; on PTB-XL it is at or above nominal. On MIT-BIH, however, the</w:t>
-      </w:r>
-      <w:r>
-        <w:t xml:space="preserve"> </w:t>
-      </w:r>
-      <w:r>
-        <w:t xml:space="preserve">split-to-split range contains</w:t>
+        <w:t xml:space="preserve">at every</w:t>
+      </w:r>
+      <w:r>
+        <w:t xml:space="preserve"> </w:t>
+      </w:r>
+      <w:r>
+        <w:t xml:space="preserve">level: with 11 test records no single split can reveal a deficit of this size,</w:t>
+      </w:r>
+      <w:r>
+        <w:t xml:space="preserve"> </w:t>
+      </w:r>
+      <w:r>
+        <w:t xml:space="preserve">so comparing means is not a test. B12 coverage must be read with set size — at</w:t>
       </w:r>
       <w:r>
         <w:t xml:space="preserve"> </w:t>
       </w:r>
       <m:oMath>
         <m:r>
-          <m:t>1</m:t>
-        </m:r>
-        <m:r>
-          <m:rPr>
-            <m:sty m:val="p"/>
-          </m:rPr>
-          <m:t>−</m:t>
-        </m:r>
-        <m:r>
           <m:t>α</m:t>
         </m:r>
+        <m:r>
+          <m:rPr>
+            <m:sty m:val="p"/>
+          </m:rPr>
+          <m:t>=</m:t>
+        </m:r>
+        <m:r>
+          <m:t>0.10</m:t>
+        </m:r>
       </m:oMath>
       <w:r>
         <w:t xml:space="preserve"> </w:t>
       </w:r>
       <w:r>
-        <w:t xml:space="preserve">at every level: with 11 test records no</w:t>
-      </w:r>
-      <w:r>
-        <w:t xml:space="preserve"> </w:t>
-      </w:r>
-      <w:r>
-        <w:t xml:space="preserve">single split can reveal a deficit of this size, so comparing means is not a test.</w:t>
-      </w:r>
-      <w:r>
-        <w:t xml:space="preserve"> </w:t>
-      </w:r>
-      <w:r>
-        <w:t xml:space="preserve">B12 coverage must be read with set size — at</w:t>
-      </w:r>
-      <w:r>
-        <w:t xml:space="preserve"> </w:t>
-      </w:r>
-      <m:oMath>
-        <m:r>
-          <m:t>α</m:t>
-        </m:r>
-        <m:r>
-          <m:rPr>
-            <m:sty m:val="p"/>
-          </m:rPr>
-          <m:t>=</m:t>
-        </m:r>
-        <m:r>
-          <m:t>0.10</m:t>
-        </m:r>
-      </m:oMath>
-      <w:r>
-        <w:t xml:space="preserve"> </w:t>
-      </w:r>
-      <w:r>
-        <w:t xml:space="preserve">HCP reaches 0.9615</w:t>
-      </w:r>
-      <w:r>
-        <w:t xml:space="preserve"> </w:t>
-      </w:r>
-      <w:r>
-        <w:t xml:space="preserve">with 2.43 of 5 labels, against 1.05 for B1, and below</w:t>
+        <w:t xml:space="preserve">HCP reaches 0.9615 with 2.43 of 5 labels, against 1.05 for B1, and</w:t>
+      </w:r>
+      <w:r>
+        <w:t xml:space="preserve"> </w:t>
+      </w:r>
+      <w:r>
+        <w:t xml:space="preserve">below</w:t>
       </w:r>
       <w:r>
         <w:t xml:space="preserve"> </w:t>
@@ -13119,13 +13251,45 @@
         <w:t xml:space="preserve"> </w:t>
       </w:r>
       <w:r>
-        <w:t xml:space="preserve">its perfect</w:t>
-      </w:r>
-      <w:r>
-        <w:t xml:space="preserve"> </w:t>
-      </w:r>
-      <w:r>
-        <w:t xml:space="preserve">coverage is abstention.</w:t>
+        <w:t xml:space="preserve">its perfect coverage is abstention. Fig. 4 shows both</w:t>
+      </w:r>
+      <w:r>
+        <w:t xml:space="preserve"> </w:t>
+      </w:r>
+      <w:r>
+        <w:t xml:space="preserve">effects at once, plotting the coverage gap of each method against nominal with</w:t>
+      </w:r>
+      <w:r>
+        <w:t xml:space="preserve"> </w:t>
+      </w:r>
+      <w:r>
+        <w:t xml:space="preserve">the levels below</w:t>
+      </w:r>
+      <w:r>
+        <w:t xml:space="preserve"> </w:t>
+      </w:r>
+      <m:oMath>
+        <m:sSub>
+          <m:e>
+            <m:r>
+              <m:t>α</m:t>
+            </m:r>
+          </m:e>
+          <m:sub>
+            <m:r>
+              <m:rPr>
+                <m:sty m:val="p"/>
+              </m:rPr>
+              <m:t>min</m:t>
+            </m:r>
+          </m:sub>
+        </m:sSub>
+      </m:oMath>
+      <w:r>
+        <w:t xml:space="preserve"> </w:t>
+      </w:r>
+      <w:r>
+        <w:t xml:space="preserve">shaded.</w:t>
       </w:r>
     </w:p>
     <w:p>
@@ -13281,13 +13445,13 @@
         <w:t xml:space="preserve"> </w:t>
       </w:r>
       <w:r>
-        <w:t xml:space="preserve">compared it with a matched null in which beat-to-record assignments in DS2 were</w:t>
-      </w:r>
-      <w:r>
-        <w:t xml:space="preserve"> </w:t>
-      </w:r>
-      <w:r>
-        <w:t xml:space="preserve">permuted. The permutation preserves</w:t>
+        <w:t xml:space="preserve">compared it with a matched null that permutes beat-to-record assignments in DS2.</w:t>
+      </w:r>
+      <w:r>
+        <w:t xml:space="preserve"> </w:t>
+      </w:r>
+      <w:r>
+        <w:t xml:space="preserve">The permutation preserves</w:t>
       </w:r>
       <w:r>
         <w:t xml:space="preserve"> </w:t>
@@ -13316,31 +13480,31 @@
         </m:r>
       </m:oMath>
       <w:r>
-        <w:t xml:space="preserve">, the multiset of block sizes and the</w:t>
-      </w:r>
-      <w:r>
-        <w:t xml:space="preserve"> </w:t>
-      </w:r>
-      <w:r>
-        <w:t xml:space="preserve">marginal score distribution exactly, while reducing the score ICC from 0.519 to</w:t>
-      </w:r>
-      <w:r>
-        <w:t xml:space="preserve"> </w:t>
-      </w:r>
-      <w:r>
-        <w:t xml:space="preserve">0.000. Relative to this null the B1 deficit is positive at all three feasible</w:t>
-      </w:r>
-      <w:r>
-        <w:t xml:space="preserve"> </w:t>
-      </w:r>
-      <w:r>
-        <w:t xml:space="preserve">levels and significant at each after Holm correction across levels (Table VI,</w:t>
-      </w:r>
-      <w:r>
-        <w:t xml:space="preserve"> </w:t>
-      </w:r>
-      <w:r>
-        <w:t xml:space="preserve">first row; adjusted one-sided</w:t>
+        <w:t xml:space="preserve">, the multiset of block sizes and the marginal</w:t>
+      </w:r>
+      <w:r>
+        <w:t xml:space="preserve"> </w:t>
+      </w:r>
+      <w:r>
+        <w:t xml:space="preserve">score distribution exactly, while reducing the score ICC from 0.519 to 0.000.</w:t>
+      </w:r>
+      <w:r>
+        <w:t xml:space="preserve"> </w:t>
+      </w:r>
+      <w:r>
+        <w:t xml:space="preserve">Table VI reports the B1 deficit against this null for each backbone; for the</w:t>
+      </w:r>
+      <w:r>
+        <w:t xml:space="preserve"> </w:t>
+      </w:r>
+      <w:r>
+        <w:t xml:space="preserve">primary backbone (first row) it is positive at all three feasible levels and</w:t>
+      </w:r>
+      <w:r>
+        <w:t xml:space="preserve"> </w:t>
+      </w:r>
+      <w:r>
+        <w:t xml:space="preserve">significant at each after Holm correction across levels (adjusted one-sided</w:t>
       </w:r>
       <w:r>
         <w:t xml:space="preserve"> </w:t>
@@ -13418,6 +13582,7 @@
           <w:p>
             <w:pPr>
               <w:pStyle w:val="Compact"/>
+              <w:keepNext/>
             </w:pPr>
             <w:r>
               <w:rPr>
@@ -13433,6 +13598,7 @@
           <w:p>
             <w:pPr>
               <w:pStyle w:val="Compact"/>
+              <w:keepNext/>
               <w:jc w:val="right"/>
             </w:pPr>
             <w:r>
@@ -13449,6 +13615,7 @@
           <w:p>
             <w:pPr>
               <w:pStyle w:val="Compact"/>
+              <w:keepNext/>
             </w:pPr>
             <m:oMath>
               <m:r>
@@ -13471,6 +13638,7 @@
           <w:p>
             <w:pPr>
               <w:pStyle w:val="Compact"/>
+              <w:keepNext/>
             </w:pPr>
             <m:oMath>
               <m:r>
@@ -13493,6 +13661,7 @@
           <w:p>
             <w:pPr>
               <w:pStyle w:val="Compact"/>
+              <w:keepNext/>
             </w:pPr>
             <m:oMath>
               <m:r>
@@ -13515,6 +13684,7 @@
           <w:p>
             <w:pPr>
               <w:pStyle w:val="Compact"/>
+              <w:keepNext/>
               <w:jc w:val="center"/>
             </w:pPr>
             <w:r>
@@ -13531,6 +13701,7 @@
           <w:p>
             <w:pPr>
               <w:pStyle w:val="Compact"/>
+              <w:keepNext/>
               <w:jc w:val="center"/>
             </w:pPr>
             <w:r>
@@ -13549,6 +13720,7 @@
           <w:p>
             <w:pPr>
               <w:pStyle w:val="Compact"/>
+              <w:keepNext/>
             </w:pPr>
             <w:r>
               <w:rPr>
@@ -13563,6 +13735,7 @@
           <w:p>
             <w:pPr>
               <w:pStyle w:val="Compact"/>
+              <w:keepNext/>
               <w:jc w:val="right"/>
             </w:pPr>
             <w:r>
@@ -13578,6 +13751,7 @@
           <w:p>
             <w:pPr>
               <w:pStyle w:val="Compact"/>
+              <w:keepNext/>
             </w:pPr>
             <w:r>
               <w:rPr>
@@ -13592,6 +13766,7 @@
           <w:p>
             <w:pPr>
               <w:pStyle w:val="Compact"/>
+              <w:keepNext/>
             </w:pPr>
             <w:r>
               <w:rPr>
@@ -13606,6 +13781,7 @@
           <w:p>
             <w:pPr>
               <w:pStyle w:val="Compact"/>
+              <w:keepNext/>
             </w:pPr>
             <w:r>
               <w:rPr>
@@ -13620,6 +13796,7 @@
           <w:p>
             <w:pPr>
               <w:pStyle w:val="Compact"/>
+              <w:keepNext/>
               <w:jc w:val="center"/>
             </w:pPr>
             <w:r>
@@ -13635,6 +13812,7 @@
           <w:p>
             <w:pPr>
               <w:pStyle w:val="Compact"/>
+              <w:keepNext/>
               <w:jc w:val="center"/>
             </w:pPr>
             <w:r>
@@ -13652,6 +13830,7 @@
           <w:p>
             <w:pPr>
               <w:pStyle w:val="Compact"/>
+              <w:keepNext/>
             </w:pPr>
             <w:r>
               <w:rPr>
@@ -13666,6 +13845,7 @@
           <w:p>
             <w:pPr>
               <w:pStyle w:val="Compact"/>
+              <w:keepNext/>
               <w:jc w:val="right"/>
             </w:pPr>
             <w:r>
@@ -13681,6 +13861,7 @@
           <w:p>
             <w:pPr>
               <w:pStyle w:val="Compact"/>
+              <w:keepNext/>
             </w:pPr>
             <w:r>
               <w:rPr>
@@ -13695,6 +13876,7 @@
           <w:p>
             <w:pPr>
               <w:pStyle w:val="Compact"/>
+              <w:keepNext/>
             </w:pPr>
             <w:r>
               <w:rPr>
@@ -13709,6 +13891,7 @@
           <w:p>
             <w:pPr>
               <w:pStyle w:val="Compact"/>
+              <w:keepNext/>
             </w:pPr>
             <w:r>
               <w:rPr>
@@ -13723,6 +13906,7 @@
           <w:p>
             <w:pPr>
               <w:pStyle w:val="Compact"/>
+              <w:keepNext/>
               <w:jc w:val="center"/>
             </w:pPr>
             <w:r>
@@ -13738,6 +13922,7 @@
           <w:p>
             <w:pPr>
               <w:pStyle w:val="Compact"/>
+              <w:keepNext/>
               <w:jc w:val="center"/>
             </w:pPr>
             <w:r>
@@ -13906,7 +14091,7 @@
         <w:t xml:space="preserve"> </w:t>
       </w:r>
       <w:r>
-        <w:t xml:space="preserve">dependence than with it. HCP’s finite-block correction forces it to the</w:t>
+        <w:t xml:space="preserve">dependence than with it, because HCP’s finite-block correction forces it to the</w:t>
       </w:r>
       <w:r>
         <w:t xml:space="preserve"> </w:t>
@@ -14041,7 +14226,13 @@
         <w:t xml:space="preserve"> </w:t>
       </w:r>
       <w:r>
-        <w:t xml:space="preserve">at fixed calibration size. Clustering reduced coverage by 1.22, 1.55 and 1.49 pp at</w:t>
+        <w:t xml:space="preserve">at fixed calibration size. Clustering reduced coverage by 1.22, 1.55 and 1.49 pp</w:t>
+      </w:r>
+      <w:r>
+        <w:t xml:space="preserve"> </w:t>
+      </w:r>
+      <w:r>
+        <w:t xml:space="preserve">at</w:t>
       </w:r>
       <w:r>
         <w:t xml:space="preserve"> </w:t>
@@ -14258,7 +14449,7 @@
         <w:t xml:space="preserve"> </w:t>
       </w:r>
       <w:r>
-        <w:t xml:space="preserve">calibration, deficits here are smaller than in §5.3 (0.65 pp at</w:t>
+        <w:t xml:space="preserve">calibration, deficits are smaller than in §5.3 (0.65 pp at</w:t>
       </w:r>
       <w:r>
         <w:t xml:space="preserve"> </w:t>
@@ -14298,19 +14489,25 @@
         </m:r>
       </m:oMath>
       <w:r>
-        <w:t xml:space="preserve">), and every per-point interval contains zero, so the evidence lies</w:t>
-      </w:r>
-      <w:r>
-        <w:t xml:space="preserve"> </w:t>
-      </w:r>
-      <w:r>
-        <w:t xml:space="preserve">in the trend tested by the pre-registered Spearman criterion (Table VII). Within</w:t>
-      </w:r>
-      <w:r>
-        <w:t xml:space="preserve"> </w:t>
-      </w:r>
-      <w:r>
-        <w:t xml:space="preserve">MIT-BIH the deficit rises with ICC at all three levels.</w:t>
+        <w:t xml:space="preserve">) and every per-point interval contains zero, so the evidence lies</w:t>
+      </w:r>
+      <w:r>
+        <w:t xml:space="preserve"> </w:t>
+      </w:r>
+      <w:r>
+        <w:t xml:space="preserve">in the trend tested by the pre-registered Spearman criterion. Table VII reports</w:t>
+      </w:r>
+      <w:r>
+        <w:t xml:space="preserve"> </w:t>
+      </w:r>
+      <w:r>
+        <w:t xml:space="preserve">that criterion on three dependence axes; within MIT-BIH the deficit rises with</w:t>
+      </w:r>
+      <w:r>
+        <w:t xml:space="preserve"> </w:t>
+      </w:r>
+      <w:r>
+        <w:t xml:space="preserve">ICC at all three levels.</w:t>
       </w:r>
     </w:p>
     <w:p>
@@ -14366,6 +14563,7 @@
           <w:p>
             <w:pPr>
               <w:pStyle w:val="Compact"/>
+              <w:keepNext/>
             </w:pPr>
             <w:r>
               <w:rPr>
@@ -14381,6 +14579,7 @@
           <w:p>
             <w:pPr>
               <w:pStyle w:val="Compact"/>
+              <w:keepNext/>
               <w:jc w:val="right"/>
             </w:pPr>
             <w:r>
@@ -14397,6 +14596,7 @@
           <w:p>
             <w:pPr>
               <w:pStyle w:val="Compact"/>
+              <w:keepNext/>
             </w:pPr>
             <m:oMath>
               <m:r>
@@ -14419,6 +14619,7 @@
           <w:p>
             <w:pPr>
               <w:pStyle w:val="Compact"/>
+              <w:keepNext/>
             </w:pPr>
             <m:oMath>
               <m:r>
@@ -14441,6 +14642,7 @@
           <w:p>
             <w:pPr>
               <w:pStyle w:val="Compact"/>
+              <w:keepNext/>
             </w:pPr>
             <m:oMath>
               <m:r>
@@ -14465,6 +14667,7 @@
           <w:p>
             <w:pPr>
               <w:pStyle w:val="Compact"/>
+              <w:keepNext/>
             </w:pPr>
             <w:r>
               <w:rPr>
@@ -14479,6 +14682,7 @@
           <w:p>
             <w:pPr>
               <w:pStyle w:val="Compact"/>
+              <w:keepNext/>
               <w:jc w:val="right"/>
             </w:pPr>
             <w:r>
@@ -14494,6 +14698,7 @@
           <w:p>
             <w:pPr>
               <w:pStyle w:val="Compact"/>
+              <w:keepNext/>
             </w:pPr>
             <w:r>
               <w:rPr>
@@ -14528,6 +14733,7 @@
           <w:p>
             <w:pPr>
               <w:pStyle w:val="Compact"/>
+              <w:keepNext/>
             </w:pPr>
             <w:r>
               <w:rPr>
@@ -14562,6 +14768,7 @@
           <w:p>
             <w:pPr>
               <w:pStyle w:val="Compact"/>
+              <w:keepNext/>
             </w:pPr>
             <w:r>
               <w:rPr>
@@ -14598,6 +14805,7 @@
           <w:p>
             <w:pPr>
               <w:pStyle w:val="Compact"/>
+              <w:keepNext/>
             </w:pPr>
             <w:r>
               <w:rPr>
@@ -14612,6 +14820,7 @@
           <w:p>
             <w:pPr>
               <w:pStyle w:val="Compact"/>
+              <w:keepNext/>
               <w:jc w:val="right"/>
             </w:pPr>
             <w:r>
@@ -14627,6 +14836,7 @@
           <w:p>
             <w:pPr>
               <w:pStyle w:val="Compact"/>
+              <w:keepNext/>
             </w:pPr>
             <w:r>
               <w:rPr>
@@ -14661,6 +14871,7 @@
           <w:p>
             <w:pPr>
               <w:pStyle w:val="Compact"/>
+              <w:keepNext/>
             </w:pPr>
             <w:r>
               <w:rPr>
@@ -14695,6 +14906,7 @@
           <w:p>
             <w:pPr>
               <w:pStyle w:val="Compact"/>
+              <w:keepNext/>
             </w:pPr>
             <w:r>
               <w:rPr>
@@ -14865,19 +15077,19 @@
         <w:jc w:val="both"/>
       </w:pPr>
       <w:r>
-        <w:t xml:space="preserve">ICC does not place PTB-XL on the same axis: its patient-level ICC of 0.352 matches</w:t>
-      </w:r>
-      <w:r>
-        <w:t xml:space="preserve"> </w:t>
-      </w:r>
-      <w:r>
-        <w:t xml:space="preserve">a MIT-BIH point with a deficit of 0.35 pp, yet PTB-XL shows none. The design</w:t>
-      </w:r>
-      <w:r>
-        <w:t xml:space="preserve"> </w:t>
-      </w:r>
-      <w:r>
-        <w:t xml:space="preserve">effect does. With</w:t>
+        <w:t xml:space="preserve">ICC alone does not place PTB-XL on the same axis: its patient-level ICC of 0.352</w:t>
+      </w:r>
+      <w:r>
+        <w:t xml:space="preserve"> </w:t>
+      </w:r>
+      <w:r>
+        <w:t xml:space="preserve">matches a MIT-BIH point with a deficit of 0.35 pp, yet PTB-XL shows none. The</w:t>
+      </w:r>
+      <w:r>
+        <w:t xml:space="preserve"> </w:t>
+      </w:r>
+      <w:r>
+        <w:t xml:space="preserve">design effect does. With</w:t>
       </w:r>
       <w:r>
         <w:t xml:space="preserve"> </w:t>
@@ -14897,61 +15109,61 @@
         </m:r>
       </m:oMath>
       <w:r>
-        <w:t xml:space="preserve">, PTB-XL has a DEff of 1.02, against 704 for intact</w:t>
-      </w:r>
-      <w:r>
-        <w:t xml:space="preserve"> </w:t>
-      </w:r>
-      <w:r>
-        <w:t xml:space="preserve">MIT-BIH, and on this axis the combined correlation stays positive and significant</w:t>
-      </w:r>
-      <w:r>
-        <w:t xml:space="preserve"> </w:t>
-      </w:r>
-      <w:r>
-        <w:t xml:space="preserve">(Fig. 5). We use DEff as a summary axis, not a sufficient statistic; see [40] for</w:t>
-      </w:r>
-      <w:r>
-        <w:t xml:space="preserve"> </w:t>
-      </w:r>
-      <w:r>
-        <w:t xml:space="preserve">an exceedance-specific design effect. Recomputing the curve with the ICC of the</w:t>
-      </w:r>
-      <w:r>
-        <w:t xml:space="preserve"> </w:t>
-      </w:r>
-      <w:r>
-        <w:t xml:space="preserve">coverage indicator at a fixed threshold, the quantity that the variance in §3.2 actually involves,</w:t>
-      </w:r>
-      <w:r>
-        <w:t xml:space="preserve"> </w:t>
-      </w:r>
-      <w:r>
-        <w:t xml:space="preserve">leaves the conclusion unchanged. The combined correlation is driven by the</w:t>
-      </w:r>
-      <w:r>
-        <w:t xml:space="preserve"> </w:t>
-      </w:r>
-      <w:r>
-        <w:t xml:space="preserve">MIT-BIH gradient, and PTB-XL serves as a prediction check at the low-dependence</w:t>
-      </w:r>
-      <w:r>
-        <w:t xml:space="preserve"> </w:t>
-      </w:r>
-      <w:r>
-        <w:t xml:space="preserve">end, not as an independent trend (§6.4); its deficits on this protocol are</w:t>
-      </w:r>
-      <w:r>
-        <w:t xml:space="preserve"> </w:t>
-      </w:r>
-      <w:r>
-        <w:t xml:space="preserve">−0.05, −0.12 and −0.16 pp, i.e. slight over-coverage, every interval containing</w:t>
-      </w:r>
-      <w:r>
-        <w:t xml:space="preserve"> </w:t>
-      </w:r>
-      <w:r>
-        <w:t xml:space="preserve">zero.</w:t>
+        <w:t xml:space="preserve">, PTB-XL has a DEff of 1.02, against 704 for</w:t>
+      </w:r>
+      <w:r>
+        <w:t xml:space="preserve"> </w:t>
+      </w:r>
+      <w:r>
+        <w:t xml:space="preserve">intact MIT-BIH, and on this axis the combined correlation stays positive and</w:t>
+      </w:r>
+      <w:r>
+        <w:t xml:space="preserve"> </w:t>
+      </w:r>
+      <w:r>
+        <w:t xml:space="preserve">significant; recomputing it with the ICC of the coverage indicator at a fixed</w:t>
+      </w:r>
+      <w:r>
+        <w:t xml:space="preserve"> </w:t>
+      </w:r>
+      <w:r>
+        <w:t xml:space="preserve">threshold, the quantity in the variance of §3.2, leaves the conclusion</w:t>
+      </w:r>
+      <w:r>
+        <w:t xml:space="preserve"> </w:t>
+      </w:r>
+      <w:r>
+        <w:t xml:space="preserve">unchanged. We use DEff as a summary axis, not a sufficient statistic; see [40]</w:t>
+      </w:r>
+      <w:r>
+        <w:t xml:space="preserve"> </w:t>
+      </w:r>
+      <w:r>
+        <w:t xml:space="preserve">for an exceedance-specific design effect. Fig. 5 plots the deficit against DEff:</w:t>
+      </w:r>
+      <w:r>
+        <w:t xml:space="preserve"> </w:t>
+      </w:r>
+      <w:r>
+        <w:t xml:space="preserve">the MIT-BIH gradient drives the combined correlation, and PTB-XL is a prediction</w:t>
+      </w:r>
+      <w:r>
+        <w:t xml:space="preserve"> </w:t>
+      </w:r>
+      <w:r>
+        <w:t xml:space="preserve">check at the low-dependence end rather than an independent trend (§6.4), with</w:t>
+      </w:r>
+      <w:r>
+        <w:t xml:space="preserve"> </w:t>
+      </w:r>
+      <w:r>
+        <w:t xml:space="preserve">deficits of −0.05, −0.12 and −0.16 pp, i.e. slight over-coverage, every interval</w:t>
+      </w:r>
+      <w:r>
+        <w:t xml:space="preserve"> </w:t>
+      </w:r>
+      <w:r>
+        <w:t xml:space="preserve">containing zero.</w:t>
       </w:r>
     </w:p>
     <w:p>
@@ -15075,19 +15287,19 @@
         <w:t xml:space="preserve"> </w:t>
       </w:r>
       <w:r>
-        <w:t xml:space="preserve">Adding two residual networks with roughly 70 and 155 times the</w:t>
-      </w:r>
-      <w:r>
-        <w:t xml:space="preserve"> </w:t>
-      </w:r>
-      <w:r>
-        <w:t xml:space="preserve">parameters improved discrimination unevenly (Table VIII): balanced accuracy on</w:t>
-      </w:r>
-      <w:r>
-        <w:t xml:space="preserve"> </w:t>
-      </w:r>
-      <w:r>
-        <w:t xml:space="preserve">MIT-BIH stayed at 0.370–0.376, and PTB-XL macro-AUROC fell slightly.</w:t>
+        <w:t xml:space="preserve">Two residual networks with roughly 70 and 155 times the parameters</w:t>
+      </w:r>
+      <w:r>
+        <w:t xml:space="preserve"> </w:t>
+      </w:r>
+      <w:r>
+        <w:t xml:space="preserve">improved discrimination unevenly: balanced accuracy on MIT-BIH stayed at</w:t>
+      </w:r>
+      <w:r>
+        <w:t xml:space="preserve"> </w:t>
+      </w:r>
+      <w:r>
+        <w:t xml:space="preserve">0.370–0.376, and PTB-XL macro-AUROC fell slightly.</w:t>
       </w:r>
       <w:r>
         <w:t xml:space="preserve"> </w:t>
@@ -15125,13 +15337,19 @@
         <w:t xml:space="preserve"> </w:t>
       </w:r>
       <w:r>
-        <w:t xml:space="preserve">was identical across backbones on both datasets, as the negative control</w:t>
-      </w:r>
-      <w:r>
-        <w:t xml:space="preserve"> </w:t>
-      </w:r>
-      <w:r>
-        <w:t xml:space="preserve">requires.</w:t>
+        <w:t xml:space="preserve">was identical</w:t>
+      </w:r>
+      <w:r>
+        <w:t xml:space="preserve"> </w:t>
+      </w:r>
+      <w:r>
+        <w:t xml:space="preserve">across backbones on both datasets, as the negative control requires. Table VIII</w:t>
+      </w:r>
+      <w:r>
+        <w:t xml:space="preserve"> </w:t>
+      </w:r>
+      <w:r>
+        <w:t xml:space="preserve">compares the discrimination of the three backbones.</w:t>
       </w:r>
     </w:p>
     <w:p>
@@ -15187,6 +15405,7 @@
           <w:p>
             <w:pPr>
               <w:pStyle w:val="Compact"/>
+              <w:keepNext/>
             </w:pPr>
             <w:r>
               <w:rPr>
@@ -15202,6 +15421,7 @@
           <w:p>
             <w:pPr>
               <w:pStyle w:val="Compact"/>
+              <w:keepNext/>
             </w:pPr>
             <w:r>
               <w:rPr>
@@ -15217,6 +15437,7 @@
           <w:p>
             <w:pPr>
               <w:pStyle w:val="Compact"/>
+              <w:keepNext/>
               <w:jc w:val="right"/>
             </w:pPr>
             <w:r>
@@ -15233,6 +15454,7 @@
           <w:p>
             <w:pPr>
               <w:pStyle w:val="Compact"/>
+              <w:keepNext/>
               <w:jc w:val="right"/>
             </w:pPr>
             <w:r>
@@ -15249,6 +15471,7 @@
           <w:p>
             <w:pPr>
               <w:pStyle w:val="Compact"/>
+              <w:keepNext/>
               <w:jc w:val="right"/>
             </w:pPr>
             <w:r>
@@ -15267,6 +15490,7 @@
           <w:p>
             <w:pPr>
               <w:pStyle w:val="Compact"/>
+              <w:keepNext/>
             </w:pPr>
             <w:r>
               <w:rPr>
@@ -15281,6 +15505,7 @@
           <w:p>
             <w:pPr>
               <w:pStyle w:val="Compact"/>
+              <w:keepNext/>
             </w:pPr>
             <w:r>
               <w:rPr>
@@ -15295,6 +15520,7 @@
           <w:p>
             <w:pPr>
               <w:pStyle w:val="Compact"/>
+              <w:keepNext/>
               <w:jc w:val="right"/>
             </w:pPr>
             <w:r>
@@ -15310,6 +15536,7 @@
           <w:p>
             <w:pPr>
               <w:pStyle w:val="Compact"/>
+              <w:keepNext/>
               <w:jc w:val="right"/>
             </w:pPr>
             <w:r>
@@ -15325,6 +15552,7 @@
           <w:p>
             <w:pPr>
               <w:pStyle w:val="Compact"/>
+              <w:keepNext/>
               <w:jc w:val="right"/>
             </w:pPr>
             <w:r>
@@ -15342,6 +15570,7 @@
           <w:p>
             <w:pPr>
               <w:pStyle w:val="Compact"/>
+              <w:keepNext/>
             </w:pPr>
             <w:r>
               <w:rPr>
@@ -15356,6 +15585,7 @@
           <w:p>
             <w:pPr>
               <w:pStyle w:val="Compact"/>
+              <w:keepNext/>
             </w:pPr>
             <w:r>
               <w:rPr>
@@ -15370,6 +15600,7 @@
           <w:p>
             <w:pPr>
               <w:pStyle w:val="Compact"/>
+              <w:keepNext/>
               <w:jc w:val="right"/>
             </w:pPr>
             <w:r>
@@ -15385,6 +15616,7 @@
           <w:p>
             <w:pPr>
               <w:pStyle w:val="Compact"/>
+              <w:keepNext/>
               <w:jc w:val="right"/>
             </w:pPr>
             <w:r>
@@ -15400,6 +15632,7 @@
           <w:p>
             <w:pPr>
               <w:pStyle w:val="Compact"/>
+              <w:keepNext/>
               <w:jc w:val="right"/>
             </w:pPr>
             <w:r>
@@ -15510,7 +15743,7 @@
         <w:t xml:space="preserve"> </w:t>
       </w:r>
       <w:r>
-        <w:t xml:space="preserve">deficit +0.05 to +0.19 pp above nominal). On MIT-BIH, the permutation test was</w:t>
+        <w:t xml:space="preserve">coverage 0.05–0.19 pp above nominal). On MIT-BIH the permutation test was</w:t>
       </w:r>
       <w:r>
         <w:t xml:space="preserve"> </w:t>
@@ -15536,7 +15769,7 @@
         <w:t xml:space="preserve"> </w:t>
       </w:r>
       <w:r>
-        <w:t xml:space="preserve">(Table VI, Fig. 6). The deficit is positive in all 9 cells and</w:t>
+        <w:t xml:space="preserve">(Table VI). The deficit is positive in all 9 cells and</w:t>
       </w:r>
       <w:r>
         <w:t xml:space="preserve"> </w:t>
@@ -15639,19 +15872,25 @@
         <w:t xml:space="preserve"> </w:t>
       </w:r>
       <w:r>
-        <w:t xml:space="preserve">so the criterion fails for ResNet1D-34. The direction of the contrast between</w:t>
-      </w:r>
-      <w:r>
-        <w:t xml:space="preserve"> </w:t>
-      </w:r>
-      <w:r>
-        <w:t xml:space="preserve">datasets is invariant to the backbone; its statistical strength is not. The</w:t>
-      </w:r>
-      <w:r>
-        <w:t xml:space="preserve"> </w:t>
-      </w:r>
-      <w:r>
-        <w:t xml:space="preserve">mechanical share of the B12−B1 gap was 75–110% across the three backbones.</w:t>
+        <w:t xml:space="preserve">so the criterion fails for ResNet1D-34. The mechanical share of the B12−B1 gap</w:t>
+      </w:r>
+      <w:r>
+        <w:t xml:space="preserve"> </w:t>
+      </w:r>
+      <w:r>
+        <w:t xml:space="preserve">was 75–110% across the three backbones. Fig. 6 shows the per-backbone deficits</w:t>
+      </w:r>
+      <w:r>
+        <w:t xml:space="preserve"> </w:t>
+      </w:r>
+      <w:r>
+        <w:t xml:space="preserve">with their intervals: the direction of the contrast between datasets is</w:t>
+      </w:r>
+      <w:r>
+        <w:t xml:space="preserve"> </w:t>
+      </w:r>
+      <w:r>
+        <w:t xml:space="preserve">invariant to the backbone, but its statistical strength is not.</w:t>
       </w:r>
     </w:p>
     <w:p>
@@ -15905,31 +16144,31 @@
         <w:t xml:space="preserve"> </w:t>
       </w:r>
       <w:r>
-        <w:t xml:space="preserve">is combinatorial and is settled from metadata; on public ECG resources its answer</w:t>
-      </w:r>
-      <w:r>
-        <w:t xml:space="preserve"> </w:t>
-      </w:r>
-      <w:r>
-        <w:t xml:space="preserve">is more restrictive than their size suggests, because declared sources collapse</w:t>
-      </w:r>
-      <w:r>
-        <w:t xml:space="preserve"> </w:t>
-      </w:r>
-      <w:r>
-        <w:t xml:space="preserve">under the join and rare labels are carried by few patients (§5.1). A further</w:t>
-      </w:r>
-      <w:r>
-        <w:t xml:space="preserve"> </w:t>
-      </w:r>
-      <w:r>
-        <w:t xml:space="preserve">example follows directly from Proposition 1: dividing the 22 evaluation subjects</w:t>
-      </w:r>
-      <w:r>
-        <w:t xml:space="preserve"> </w:t>
-      </w:r>
-      <w:r>
-        <w:t xml:space="preserve">of the canonical MIT-BIH partition evenly between calibration and test gives</w:t>
+        <w:t xml:space="preserve">is combinatorial and settled from metadata. On public ECG resources its answer is</w:t>
+      </w:r>
+      <w:r>
+        <w:t xml:space="preserve"> </w:t>
+      </w:r>
+      <w:r>
+        <w:t xml:space="preserve">more restrictive than their size suggests, because declared sources collapse</w:t>
+      </w:r>
+      <w:r>
+        <w:t xml:space="preserve"> </w:t>
+      </w:r>
+      <w:r>
+        <w:t xml:space="preserve">under the join and rare labels are carried by few patients (§5.1). Proposition 1</w:t>
+      </w:r>
+      <w:r>
+        <w:t xml:space="preserve"> </w:t>
+      </w:r>
+      <w:r>
+        <w:t xml:space="preserve">also gives a direct example: an even split of the 22 evaluation subjects of the</w:t>
+      </w:r>
+      <w:r>
+        <w:t xml:space="preserve"> </w:t>
+      </w:r>
+      <w:r>
+        <w:t xml:space="preserve">canonical MIT-BIH partition between calibration and test leaves</w:t>
       </w:r>
       <w:r>
         <w:t xml:space="preserve"> </w:t>
@@ -15958,13 +16197,19 @@
         </m:r>
       </m:oMath>
       <w:r>
-        <w:t xml:space="preserve">, so no subject-level guarantee at the 95% level is attainable under that</w:t>
-      </w:r>
-      <w:r>
-        <w:t xml:space="preserve"> </w:t>
-      </w:r>
-      <w:r>
-        <w:t xml:space="preserve">design, whatever the model or the number of beats per record.</w:t>
+        <w:t xml:space="preserve">, so no</w:t>
+      </w:r>
+      <w:r>
+        <w:t xml:space="preserve"> </w:t>
+      </w:r>
+      <w:r>
+        <w:t xml:space="preserve">subject-level guarantee at the 95% level is attainable under that design,</w:t>
+      </w:r>
+      <w:r>
+        <w:t xml:space="preserve"> </w:t>
+      </w:r>
+      <w:r>
+        <w:t xml:space="preserve">whatever the model or the number of beats per record.</w:t>
       </w:r>
     </w:p>
     <w:p>
@@ -15985,19 +16230,13 @@
         <w:t xml:space="preserve"> </w:t>
       </w:r>
       <w:r>
-        <w:t xml:space="preserve">them are correlated (§5.3–§5.4). PTB-XL’s patient-level ICC of 0.35 is comparable</w:t>
-      </w:r>
-      <w:r>
-        <w:t xml:space="preserve"> </w:t>
-      </w:r>
-      <w:r>
-        <w:t xml:space="preserve">to that of a MIT-BIH configuration with a positive mean deficit, yet PTB-XL shows</w:t>
-      </w:r>
-      <w:r>
-        <w:t xml:space="preserve"> </w:t>
-      </w:r>
-      <w:r>
-        <w:t xml:space="preserve">none. Dependence harms calibration only through repetition: with</w:t>
+        <w:t xml:space="preserve">them are correlated (§5.3–§5.4). PTB-XL is the clearest case: its within-patient</w:t>
+      </w:r>
+      <w:r>
+        <w:t xml:space="preserve"> </w:t>
+      </w:r>
+      <w:r>
+        <w:t xml:space="preserve">correlation would suggest that block-level calibration is needed, but with</w:t>
       </w:r>
       <w:r>
         <w:t xml:space="preserve"> </w:t>
@@ -16017,13 +16256,10 @@
         </m:r>
       </m:oMath>
       <w:r>
-        <w:t xml:space="preserve">, the</w:t>
-      </w:r>
-      <w:r>
-        <w:t xml:space="preserve"> </w:t>
-      </w:r>
-      <w:r>
-        <w:t xml:space="preserve">factor</w:t>
+        <w:t xml:space="preserve"> </w:t>
+      </w:r>
+      <w:r>
+        <w:t xml:space="preserve">the factor</w:t>
       </w:r>
       <w:r>
         <w:t xml:space="preserve"> </w:t>
@@ -16084,31 +16320,25 @@
         <w:t xml:space="preserve"> </w:t>
       </w:r>
       <w:r>
-        <w:t xml:space="preserve">is. Measuring correlation alone</w:t>
-      </w:r>
-      <w:r>
-        <w:t xml:space="preserve"> </w:t>
-      </w:r>
-      <w:r>
-        <w:t xml:space="preserve">would suggest that PTB-XL needs block-level calibration; counting repeats shows,</w:t>
-      </w:r>
-      <w:r>
-        <w:t xml:space="preserve"> </w:t>
-      </w:r>
-      <w:r>
-        <w:t xml:space="preserve">correctly for marginal coverage at these levels, that it does not. Both numbers</w:t>
-      </w:r>
-      <w:r>
-        <w:t xml:space="preserve"> </w:t>
-      </w:r>
-      <w:r>
-        <w:t xml:space="preserve">should therefore be reported, and neither is a property of the dataset alone,</w:t>
-      </w:r>
-      <w:r>
-        <w:t xml:space="preserve"> </w:t>
-      </w:r>
-      <w:r>
-        <w:t xml:space="preserve">since</w:t>
+        <w:t xml:space="preserve">is, and counting</w:t>
+      </w:r>
+      <w:r>
+        <w:t xml:space="preserve"> </w:t>
+      </w:r>
+      <w:r>
+        <w:t xml:space="preserve">repeats shows, correctly for marginal coverage at these levels, that it is not.</w:t>
+      </w:r>
+      <w:r>
+        <w:t xml:space="preserve"> </w:t>
+      </w:r>
+      <w:r>
+        <w:t xml:space="preserve">Both numbers should therefore be reported, and neither is a property of the</w:t>
+      </w:r>
+      <w:r>
+        <w:t xml:space="preserve"> </w:t>
+      </w:r>
+      <w:r>
+        <w:t xml:space="preserve">dataset alone, since</w:t>
       </w:r>
       <w:r>
         <w:t xml:space="preserve"> </w:t>
@@ -16145,13 +16375,13 @@
         <w:t xml:space="preserve"> </w:t>
       </w:r>
       <w:r>
-        <w:t xml:space="preserve">on the model producing the</w:t>
-      </w:r>
-      <w:r>
-        <w:t xml:space="preserve"> </w:t>
-      </w:r>
-      <w:r>
-        <w:t xml:space="preserve">scores (§4.1). The design effect is used here only as an ordering axis, a</w:t>
+        <w:t xml:space="preserve">on the model</w:t>
+      </w:r>
+      <w:r>
+        <w:t xml:space="preserve"> </w:t>
+      </w:r>
+      <w:r>
+        <w:t xml:space="preserve">producing the scores (§4.1). The design effect serves only as an ordering axis, a</w:t>
       </w:r>
       <w:r>
         <w:t xml:space="preserve"> </w:t>
@@ -16182,7 +16412,7 @@
         <w:jc w:val="both"/>
       </w:pPr>
       <w:r>
-        <w:t xml:space="preserve">The most transferable lesson concerns evaluation rather than ECG. Run on the same</w:t>
+        <w:t xml:space="preserve">The most transferable lesson concerns evaluation rather than ECG. On the same</w:t>
       </w:r>
       <w:r>
         <w:t xml:space="preserve"> </w:t>
@@ -16212,7 +16442,7 @@
         <w:t xml:space="preserve"> </w:t>
       </w:r>
       <w:r>
-        <w:t xml:space="preserve">(§5.3, §5.5). By placing mass</w:t>
+        <w:t xml:space="preserve">(§5.3, §5.5). The mass</w:t>
       </w:r>
       <w:r>
         <w:t xml:space="preserve"> </w:t>
@@ -16265,7 +16495,7 @@
         <w:t xml:space="preserve"> </w:t>
       </w:r>
       <w:r>
-        <w:t xml:space="preserve">at</w:t>
+        <w:t xml:space="preserve">placed at</w:t>
       </w:r>
       <w:r>
         <w:t xml:space="preserve"> </w:t>
@@ -16285,19 +16515,16 @@
         </m:r>
       </m:oMath>
       <w:r>
-        <w:t xml:space="preserve">, the finite-block</w:t>
-      </w:r>
-      <w:r>
-        <w:t xml:space="preserve"> </w:t>
-      </w:r>
-      <w:r>
-        <w:t xml:space="preserve">correction pushes HCP to a higher empirical quantile whether or not the data are</w:t>
-      </w:r>
-      <w:r>
-        <w:t xml:space="preserve"> </w:t>
-      </w:r>
-      <w:r>
-        <w:t xml:space="preserve">dependent, and with small</w:t>
+        <w:t xml:space="preserve"> </w:t>
+      </w:r>
+      <w:r>
+        <w:t xml:space="preserve">pushes HCP to a higher</w:t>
+      </w:r>
+      <w:r>
+        <w:t xml:space="preserve"> </w:t>
+      </w:r>
+      <w:r>
+        <w:t xml:space="preserve">empirical quantile whether or not the data are dependent, and with small</w:t>
       </w:r>
       <w:r>
         <w:t xml:space="preserve"> </w:t>
@@ -16320,13 +16547,19 @@
         <w:t xml:space="preserve"> </w:t>
       </w:r>
       <w:r>
-        <w:t xml:space="preserve">— precisely where block-level calibration matters</w:t>
-      </w:r>
-      <w:r>
-        <w:t xml:space="preserve"> </w:t>
-      </w:r>
-      <w:r>
-        <w:t xml:space="preserve">— this mechanical inflation dominates. Below</w:t>
+        <w:t xml:space="preserve">—</w:t>
+      </w:r>
+      <w:r>
+        <w:t xml:space="preserve"> </w:t>
+      </w:r>
+      <w:r>
+        <w:t xml:space="preserve">precisely where block-level calibration matters — this mechanical inflation</w:t>
+      </w:r>
+      <w:r>
+        <w:t xml:space="preserve"> </w:t>
+      </w:r>
+      <w:r>
+        <w:t xml:space="preserve">dominates. Below</w:t>
       </w:r>
       <w:r>
         <w:t xml:space="preserve"> </w:t>
@@ -16352,37 +16585,31 @@
         <w:t xml:space="preserve"> </w:t>
       </w:r>
       <w:r>
-        <w:t xml:space="preserve">the comparison is</w:t>
-      </w:r>
-      <w:r>
-        <w:t xml:space="preserve"> </w:t>
-      </w:r>
-      <w:r>
-        <w:t xml:space="preserve">degenerate, because HCP covers by returning every label (Fig. 4). A claim that a</w:t>
-      </w:r>
-      <w:r>
-        <w:t xml:space="preserve"> </w:t>
-      </w:r>
-      <w:r>
-        <w:t xml:space="preserve">hierarchical method improves coverage should therefore be tested against a null</w:t>
-      </w:r>
-      <w:r>
-        <w:t xml:space="preserve"> </w:t>
-      </w:r>
-      <w:r>
-        <w:t xml:space="preserve">that preserves block sizes and score marginals while removing dependence, and</w:t>
-      </w:r>
-      <w:r>
-        <w:t xml:space="preserve"> </w:t>
-      </w:r>
-      <w:r>
-        <w:t xml:space="preserve">coverage should be reported with set size, since abstention is the cheapest way</w:t>
-      </w:r>
-      <w:r>
-        <w:t xml:space="preserve"> </w:t>
-      </w:r>
-      <w:r>
-        <w:t xml:space="preserve">to cover.</w:t>
+        <w:t xml:space="preserve">the comparison is degenerate, because HCP covers</w:t>
+      </w:r>
+      <w:r>
+        <w:t xml:space="preserve"> </w:t>
+      </w:r>
+      <w:r>
+        <w:t xml:space="preserve">by returning every label (Fig. 4). A claim that a hierarchical method improves</w:t>
+      </w:r>
+      <w:r>
+        <w:t xml:space="preserve"> </w:t>
+      </w:r>
+      <w:r>
+        <w:t xml:space="preserve">coverage should therefore be tested against a null that preserves block sizes</w:t>
+      </w:r>
+      <w:r>
+        <w:t xml:space="preserve"> </w:t>
+      </w:r>
+      <w:r>
+        <w:t xml:space="preserve">and score marginals while removing dependence, and coverage should be reported</w:t>
+      </w:r>
+      <w:r>
+        <w:t xml:space="preserve"> </w:t>
+      </w:r>
+      <w:r>
+        <w:t xml:space="preserve">with set size, since abstention is the cheapest way to cover.</w:t>
       </w:r>
     </w:p>
     <w:bookmarkEnd w:id="49"/>
@@ -16425,7 +16652,7 @@
         <w:t xml:space="preserve"> </w:t>
       </w:r>
       <w:r>
-        <w:t xml:space="preserve">episode — and check that each is documented. Where it is not, as for patient</w:t>
+        <w:t xml:space="preserve">episode — and check that each is documented. Where one is not, as for patient</w:t>
       </w:r>
       <w:r>
         <w:t xml:space="preserve"> </w:t>
@@ -16566,7 +16793,7 @@
         <w:t xml:space="preserve"> </w:t>
       </w:r>
       <w:r>
-        <w:t xml:space="preserve">labels. Rare</w:t>
+        <w:t xml:space="preserve">labels; rare</w:t>
       </w:r>
       <w:r>
         <w:t xml:space="preserve"> </w:t>
@@ -16599,13 +16826,13 @@
         <w:jc w:val="both"/>
       </w:pPr>
       <w:r>
-        <w:t xml:space="preserve">The same counting applies whenever coverage is conditioned on groups of patients:</w:t>
-      </w:r>
-      <w:r>
-        <w:t xml:space="preserve"> </w:t>
-      </w:r>
-      <w:r>
-        <w:t xml:space="preserve">when group-conditional calibration, proposed to equalize coverage across</w:t>
+        <w:t xml:space="preserve">The same counting applies whenever coverage is conditioned on groups of</w:t>
+      </w:r>
+      <w:r>
+        <w:t xml:space="preserve"> </w:t>
+      </w:r>
+      <w:r>
+        <w:t xml:space="preserve">patients: if group-conditional calibration, proposed to equalize coverage across</w:t>
       </w:r>
       <w:r>
         <w:t xml:space="preserve"> </w:t>
@@ -16629,37 +16856,37 @@
         <w:t xml:space="preserve"> </w:t>
       </w:r>
       <w:r>
-        <w:t xml:space="preserve">boundary, which is why it is easy to overlook. The inter-patient protocol exists</w:t>
-      </w:r>
-      <w:r>
-        <w:t xml:space="preserve"> </w:t>
-      </w:r>
-      <w:r>
-        <w:t xml:space="preserve">to prevent subject-level leakage between training and evaluation [30], [32],</w:t>
-      </w:r>
-      <w:r>
-        <w:t xml:space="preserve"> </w:t>
-      </w:r>
-      <w:r>
-        <w:t xml:space="preserve">[31], and inter-patient, intra-patient and patient-specific training regimes</w:t>
-      </w:r>
-      <w:r>
-        <w:t xml:space="preserve"> </w:t>
-      </w:r>
-      <w:r>
-        <w:t xml:space="preserve">have been compared directly [44]; the audit carries the same concern to the</w:t>
-      </w:r>
-      <w:r>
-        <w:t xml:space="preserve"> </w:t>
-      </w:r>
-      <w:r>
-        <w:t xml:space="preserve">calibration–test boundary, where a split that is inter-patient for training can</w:t>
-      </w:r>
-      <w:r>
-        <w:t xml:space="preserve"> </w:t>
-      </w:r>
-      <w:r>
-        <w:t xml:space="preserve">still leave too few subjects in calibration.</w:t>
+        <w:t xml:space="preserve">boundary, which is why it is easy to overlook. The inter-patient protocol guards</w:t>
+      </w:r>
+      <w:r>
+        <w:t xml:space="preserve"> </w:t>
+      </w:r>
+      <w:r>
+        <w:t xml:space="preserve">against subject-level leakage between training and evaluation [30], [32], [31],</w:t>
+      </w:r>
+      <w:r>
+        <w:t xml:space="preserve"> </w:t>
+      </w:r>
+      <w:r>
+        <w:t xml:space="preserve">and training regimes that differ in this respect have been compared directly</w:t>
+      </w:r>
+      <w:r>
+        <w:t xml:space="preserve"> </w:t>
+      </w:r>
+      <w:r>
+        <w:t xml:space="preserve">[44]; the audit carries the same concern to the calibration–test boundary, where</w:t>
+      </w:r>
+      <w:r>
+        <w:t xml:space="preserve"> </w:t>
+      </w:r>
+      <w:r>
+        <w:t xml:space="preserve">a split that is inter-patient for training can still leave too few subjects in</w:t>
+      </w:r>
+      <w:r>
+        <w:t xml:space="preserve"> </w:t>
+      </w:r>
+      <w:r>
+        <w:t xml:space="preserve">calibration.</w:t>
       </w:r>
     </w:p>
     <w:p>
@@ -16680,43 +16907,43 @@
         <w:t xml:space="preserve"> </w:t>
       </w:r>
       <w:r>
-        <w:t xml:space="preserve">number of groups alone (Proposition 1). For exchangeable data, the empirical</w:t>
-      </w:r>
-      <w:r>
-        <w:t xml:space="preserve"> </w:t>
-      </w:r>
-      <w:r>
-        <w:t xml:space="preserve">coverage of split conformal prediction has a universal distribution that yields</w:t>
-      </w:r>
-      <w:r>
-        <w:t xml:space="preserve"> </w:t>
-      </w:r>
-      <w:r>
-        <w:t xml:space="preserve">a minimum calibration size [45]; the feasibility bound plays the analogous role</w:t>
-      </w:r>
-      <w:r>
-        <w:t xml:space="preserve"> </w:t>
-      </w:r>
-      <w:r>
-        <w:t xml:space="preserve">under hierarchical dependence, with blocks in place of points. Rare classes are</w:t>
-      </w:r>
-      <w:r>
-        <w:t xml:space="preserve"> </w:t>
-      </w:r>
-      <w:r>
-        <w:t xml:space="preserve">known to starve class-conditional calibration under exchangeability [42]; under</w:t>
-      </w:r>
-      <w:r>
-        <w:t xml:space="preserve"> </w:t>
-      </w:r>
-      <w:r>
-        <w:t xml:space="preserve">block dependence the count that matters is the number of blocks carrying the</w:t>
-      </w:r>
-      <w:r>
-        <w:t xml:space="preserve"> </w:t>
-      </w:r>
-      <w:r>
-        <w:t xml:space="preserve">class, and the condition is necessary but not sufficient (§3.4).</w:t>
+        <w:t xml:space="preserve">number of groups alone (Proposition 1). The bound plays the role that the</w:t>
+      </w:r>
+      <w:r>
+        <w:t xml:space="preserve"> </w:t>
+      </w:r>
+      <w:r>
+        <w:t xml:space="preserve">universal coverage distribution of split conformal prediction plays for</w:t>
+      </w:r>
+      <w:r>
+        <w:t xml:space="preserve"> </w:t>
+      </w:r>
+      <w:r>
+        <w:t xml:space="preserve">exchangeable data, where it yields a minimum calibration size [45], with blocks</w:t>
+      </w:r>
+      <w:r>
+        <w:t xml:space="preserve"> </w:t>
+      </w:r>
+      <w:r>
+        <w:t xml:space="preserve">in place of points. Likewise, rare classes starve class-conditional calibration</w:t>
+      </w:r>
+      <w:r>
+        <w:t xml:space="preserve"> </w:t>
+      </w:r>
+      <w:r>
+        <w:t xml:space="preserve">under exchangeability [42], but under block dependence the relevant count is</w:t>
+      </w:r>
+      <w:r>
+        <w:t xml:space="preserve"> </w:t>
+      </w:r>
+      <w:r>
+        <w:t xml:space="preserve">the number of blocks carrying the class, and the condition is necessary but not</w:t>
+      </w:r>
+      <w:r>
+        <w:t xml:space="preserve"> </w:t>
+      </w:r>
+      <w:r>
+        <w:t xml:space="preserve">sufficient (§3.4).</w:t>
       </w:r>
     </w:p>
     <w:p>
@@ -16725,73 +16952,73 @@
         <w:jc w:val="both"/>
       </w:pPr>
       <w:r>
-        <w:t xml:space="preserve">Our findings converge with those of Sim and Kim on ECG false-alarm control [11]:</w:t>
-      </w:r>
-      <w:r>
-        <w:t xml:space="preserve"> </w:t>
-      </w:r>
-      <w:r>
-        <w:t xml:space="preserve">in both settings the guarantee is carried by subjects rather than beats, and too</w:t>
-      </w:r>
-      <w:r>
-        <w:t xml:space="preserve"> </w:t>
-      </w:r>
-      <w:r>
-        <w:t xml:space="preserve">few calibration subjects break it. The audit differs in what it counts and in how</w:t>
-      </w:r>
-      <w:r>
-        <w:t xml:space="preserve"> </w:t>
-      </w:r>
-      <w:r>
-        <w:t xml:space="preserve">it attributes the effect. It counts blocks under crossed dependence sources and</w:t>
-      </w:r>
-      <w:r>
-        <w:t xml:space="preserve"> </w:t>
-      </w:r>
-      <w:r>
-        <w:t xml:space="preserve">per diagnostic label, and it separates dependence from block-size imbalance and</w:t>
-      </w:r>
-      <w:r>
-        <w:t xml:space="preserve"> </w:t>
-      </w:r>
-      <w:r>
-        <w:t xml:space="preserve">from the mechanical effect of the finite-block correction, using a matched</w:t>
-      </w:r>
-      <w:r>
-        <w:t xml:space="preserve"> </w:t>
-      </w:r>
-      <w:r>
-        <w:t xml:space="preserve">permutation null and a factorial design. Evidence that marginal coverage can hide</w:t>
-      </w:r>
-      <w:r>
-        <w:t xml:space="preserve"> </w:t>
-      </w:r>
-      <w:r>
-        <w:t xml:space="preserve">per-class and per-patient failures in cardiac monitoring [10] is consistent with</w:t>
-      </w:r>
-      <w:r>
-        <w:t xml:space="preserve"> </w:t>
-      </w:r>
-      <w:r>
-        <w:t xml:space="preserve">the label-level boundary of §5.1. Risk-control extensions of conformal prediction</w:t>
-      </w:r>
-      <w:r>
-        <w:t xml:space="preserve"> </w:t>
-      </w:r>
-      <w:r>
-        <w:t xml:space="preserve">[34], [46] and its time-series variants [35] rest on related exchangeability or</w:t>
-      </w:r>
-      <w:r>
-        <w:t xml:space="preserve"> </w:t>
-      </w:r>
-      <w:r>
-        <w:t xml:space="preserve">stationarity assumptions; whether their block-level counterparts face the same</w:t>
-      </w:r>
-      <w:r>
-        <w:t xml:space="preserve"> </w:t>
-      </w:r>
-      <w:r>
-        <w:t xml:space="preserve">boundary is a natural question that we leave open.</w:t>
+        <w:t xml:space="preserve">Our findings agree with those of Sim and Kim on ECG false-alarm control [11]: in</w:t>
+      </w:r>
+      <w:r>
+        <w:t xml:space="preserve"> </w:t>
+      </w:r>
+      <w:r>
+        <w:t xml:space="preserve">both settings the guarantee is carried by subjects rather than beats, and too few</w:t>
+      </w:r>
+      <w:r>
+        <w:t xml:space="preserve"> </w:t>
+      </w:r>
+      <w:r>
+        <w:t xml:space="preserve">calibration subjects break it. The audit differs in what it counts and in how it</w:t>
+      </w:r>
+      <w:r>
+        <w:t xml:space="preserve"> </w:t>
+      </w:r>
+      <w:r>
+        <w:t xml:space="preserve">attributes the effect. It counts blocks under crossed dependence sources and per</w:t>
+      </w:r>
+      <w:r>
+        <w:t xml:space="preserve"> </w:t>
+      </w:r>
+      <w:r>
+        <w:t xml:space="preserve">diagnostic label, and it separates dependence from block-size imbalance and from</w:t>
+      </w:r>
+      <w:r>
+        <w:t xml:space="preserve"> </w:t>
+      </w:r>
+      <w:r>
+        <w:t xml:space="preserve">the mechanical effect of the finite-block correction, using a matched</w:t>
+      </w:r>
+      <w:r>
+        <w:t xml:space="preserve"> </w:t>
+      </w:r>
+      <w:r>
+        <w:t xml:space="preserve">permutation null and a factorial design. Evidence that marginal coverage can</w:t>
+      </w:r>
+      <w:r>
+        <w:t xml:space="preserve"> </w:t>
+      </w:r>
+      <w:r>
+        <w:t xml:space="preserve">hide per-class and per-patient failures in cardiac monitoring [10] is consistent</w:t>
+      </w:r>
+      <w:r>
+        <w:t xml:space="preserve"> </w:t>
+      </w:r>
+      <w:r>
+        <w:t xml:space="preserve">with the label-level boundary of §5.1. Risk-control extensions of conformal</w:t>
+      </w:r>
+      <w:r>
+        <w:t xml:space="preserve"> </w:t>
+      </w:r>
+      <w:r>
+        <w:t xml:space="preserve">prediction [34], [46] and its time-series variants [35] rest on related</w:t>
+      </w:r>
+      <w:r>
+        <w:t xml:space="preserve"> </w:t>
+      </w:r>
+      <w:r>
+        <w:t xml:space="preserve">exchangeability or stationarity assumptions; whether their block-level</w:t>
+      </w:r>
+      <w:r>
+        <w:t xml:space="preserve"> </w:t>
+      </w:r>
+      <w:r>
+        <w:t xml:space="preserve">counterparts face the same boundary is left open.</w:t>
       </w:r>
     </w:p>
     <w:bookmarkEnd w:id="50"/>
@@ -16934,13 +17161,7 @@
         <w:t xml:space="preserve"> </w:t>
       </w:r>
       <w:r>
-        <w:t xml:space="preserve">evaluation records, so per-class statistics for Q cannot be interpreted; we</w:t>
-      </w:r>
-      <w:r>
-        <w:t xml:space="preserve"> </w:t>
-      </w:r>
-      <w:r>
-        <w:t xml:space="preserve">report</w:t>
+        <w:t xml:space="preserve">evaluation records, so its per-class statistics cannot be interpreted; we report</w:t>
       </w:r>
       <w:r>
         <w:t xml:space="preserve"> </w:t>
@@ -17025,55 +17246,43 @@
         </m:r>
       </m:oMath>
       <w:r>
-        <w:t xml:space="preserve">, so that the boundary is</w:t>
-      </w:r>
-      <w:r>
-        <w:t xml:space="preserve"> </w:t>
-      </w:r>
-      <w:r>
-        <w:t xml:space="preserve">visible rather than averaged away. Because conformal guarantees are</w:t>
-      </w:r>
-      <w:r>
-        <w:t xml:space="preserve"> </w:t>
-      </w:r>
-      <w:r>
-        <w:t xml:space="preserve">model-agnostic, a weak model widens prediction sets without reducing coverage.</w:t>
-      </w:r>
-      <w:r>
-        <w:t xml:space="preserve"> </w:t>
-      </w:r>
-      <w:r>
-        <w:t xml:space="preserve">Our primary backbones fall below published PTB-XL benchmarks [1] and are weak on</w:t>
-      </w:r>
-      <w:r>
-        <w:t xml:space="preserve"> </w:t>
-      </w:r>
-      <w:r>
-        <w:t xml:space="preserve">MIT-BIH minority classes (balanced accuracy 0.37–0.38 for all three backbones),</w:t>
-      </w:r>
-      <w:r>
-        <w:t xml:space="preserve"> </w:t>
-      </w:r>
-      <w:r>
-        <w:t xml:space="preserve">so their discrimination bears on set size rather than on coverage, a reading</w:t>
-      </w:r>
-      <w:r>
-        <w:t xml:space="preserve"> </w:t>
-      </w:r>
-      <w:r>
-        <w:t xml:space="preserve">tested on two larger networks (§5.5). With 4 validation records, early stopping</w:t>
-      </w:r>
-      <w:r>
-        <w:t xml:space="preserve"> </w:t>
-      </w:r>
-      <w:r>
-        <w:t xml:space="preserve">chose epoch 1 for ResNet1D-50 on MIT-BIH; the pre-registered last-epoch analysis</w:t>
-      </w:r>
-      <w:r>
-        <w:t xml:space="preserve"> </w:t>
-      </w:r>
-      <w:r>
-        <w:t xml:space="preserve">preserved the sign of every deficit and every</w:t>
+        <w:t xml:space="preserve">, so that the boundary is visible</w:t>
+      </w:r>
+      <w:r>
+        <w:t xml:space="preserve"> </w:t>
+      </w:r>
+      <w:r>
+        <w:t xml:space="preserve">rather than averaged away. Our backbones fall below published PTB-XL benchmarks</w:t>
+      </w:r>
+      <w:r>
+        <w:t xml:space="preserve"> </w:t>
+      </w:r>
+      <w:r>
+        <w:t xml:space="preserve">[1] and are weak on MIT-BIH minority classes (balanced accuracy 0.37–0.38 for</w:t>
+      </w:r>
+      <w:r>
+        <w:t xml:space="preserve"> </w:t>
+      </w:r>
+      <w:r>
+        <w:t xml:space="preserve">all three), which widens prediction sets without reducing coverage (§4.3, §5.5).</w:t>
+      </w:r>
+      <w:r>
+        <w:t xml:space="preserve"> </w:t>
+      </w:r>
+      <w:r>
+        <w:t xml:space="preserve">With 4 validation records, early stopping chose epoch 1 for ResNet1D-50 on</w:t>
+      </w:r>
+      <w:r>
+        <w:t xml:space="preserve"> </w:t>
+      </w:r>
+      <w:r>
+        <w:t xml:space="preserve">MIT-BIH; the pre-registered last-epoch analysis preserved the sign of every</w:t>
+      </w:r>
+      <w:r>
+        <w:t xml:space="preserve"> </w:t>
+      </w:r>
+      <w:r>
+        <w:t xml:space="preserve">deficit and every</w:t>
       </w:r>
       <w:r>
         <w:t xml:space="preserve"> </w:t>
@@ -17096,13 +17305,13 @@
         <w:t xml:space="preserve"> </w:t>
       </w:r>
       <w:r>
-        <w:t xml:space="preserve">but not the magnitude, which</w:t>
-      </w:r>
-      <w:r>
-        <w:t xml:space="preserve"> </w:t>
-      </w:r>
-      <w:r>
-        <w:t xml:space="preserve">we therefore do not compare across backbones.</w:t>
+        <w:t xml:space="preserve">but not the magnitude, which we therefore do not compare</w:t>
+      </w:r>
+      <w:r>
+        <w:t xml:space="preserve"> </w:t>
+      </w:r>
+      <w:r>
+        <w:t xml:space="preserve">across backbones.</w:t>
       </w:r>
     </w:p>
     <w:p>
@@ -17173,31 +17382,25 @@
         <w:t xml:space="preserve"> </w:t>
       </w:r>
       <w:r>
-        <w:t xml:space="preserve">configurations obtained by reassigning beats between records; only the twelfth,</w:t>
-      </w:r>
-      <w:r>
-        <w:t xml:space="preserve"> </w:t>
-      </w:r>
-      <w:r>
-        <w:t xml:space="preserve">PTB-XL, is observed. The combined correlation is thus driven by an intervention</w:t>
-      </w:r>
-      <w:r>
-        <w:t xml:space="preserve"> </w:t>
-      </w:r>
-      <w:r>
-        <w:t xml:space="preserve">within one dataset rather than by naturally differing cohorts, and PTB-XL —</w:t>
-      </w:r>
-      <w:r>
-        <w:t xml:space="preserve"> </w:t>
-      </w:r>
-      <w:r>
-        <w:t xml:space="preserve">different in modality, task and block type — serves only as a prediction check</w:t>
-      </w:r>
-      <w:r>
-        <w:t xml:space="preserve"> </w:t>
-      </w:r>
-      <w:r>
-        <w:t xml:space="preserve">that lands where the design effect predicts. All MIT-BIH intervals come from</w:t>
+        <w:t xml:space="preserve">configurations and only PTB-XL is observed, so the combined correlation is driven</w:t>
+      </w:r>
+      <w:r>
+        <w:t xml:space="preserve"> </w:t>
+      </w:r>
+      <w:r>
+        <w:t xml:space="preserve">by an intervention within one dataset rather than by naturally differing</w:t>
+      </w:r>
+      <w:r>
+        <w:t xml:space="preserve"> </w:t>
+      </w:r>
+      <w:r>
+        <w:t xml:space="preserve">cohorts; PTB-XL — different in modality, task and block type — is only a</w:t>
+      </w:r>
+      <w:r>
+        <w:t xml:space="preserve"> </w:t>
+      </w:r>
+      <w:r>
+        <w:t xml:space="preserve">prediction check (§5.4). All MIT-BIH intervals come from</w:t>
       </w:r>
       <w:r>
         <w:t xml:space="preserve"> </w:t>
@@ -17209,25 +17412,25 @@
         <w:t xml:space="preserve"> </w:t>
       </w:r>
       <w:r>
-        <w:t xml:space="preserve">splits, not across the patient population. All results concern ECG, and temporal</w:t>
-      </w:r>
-      <w:r>
-        <w:t xml:space="preserve"> </w:t>
-      </w:r>
-      <w:r>
-        <w:t xml:space="preserve">dependence within a patient across visits is not addressed; other clinical</w:t>
-      </w:r>
-      <w:r>
-        <w:t xml:space="preserve"> </w:t>
-      </w:r>
-      <w:r>
-        <w:t xml:space="preserve">signals with repeated measurements are plausible candidates for the same</w:t>
-      </w:r>
-      <w:r>
-        <w:t xml:space="preserve"> </w:t>
-      </w:r>
-      <w:r>
-        <w:t xml:space="preserve">analysis but were not examined.</w:t>
+        <w:t xml:space="preserve">splits, not across the patient population. All results concern ECG, and</w:t>
+      </w:r>
+      <w:r>
+        <w:t xml:space="preserve"> </w:t>
+      </w:r>
+      <w:r>
+        <w:t xml:space="preserve">temporal dependence within a patient across visits is not addressed; other</w:t>
+      </w:r>
+      <w:r>
+        <w:t xml:space="preserve"> </w:t>
+      </w:r>
+      <w:r>
+        <w:t xml:space="preserve">clinical signals with repeated measurements are plausible candidates for the</w:t>
+      </w:r>
+      <w:r>
+        <w:t xml:space="preserve"> </w:t>
+      </w:r>
+      <w:r>
+        <w:t xml:space="preserve">same analysis but were not examined.</w:t>
       </w:r>
     </w:p>
     <w:p>
@@ -17317,36 +17520,7 @@
         <w:t xml:space="preserve"> </w:t>
       </w:r>
       <w:r>
-        <w:t xml:space="preserve">direction only. Coverage alone overstates HCP, which at</w:t>
-      </w:r>
-      <w:r>
-        <w:t xml:space="preserve"> </w:t>
-      </w:r>
-      <m:oMath>
-        <m:r>
-          <m:t>α</m:t>
-        </m:r>
-        <m:r>
-          <m:rPr>
-            <m:sty m:val="p"/>
-          </m:rPr>
-          <m:t>=</m:t>
-        </m:r>
-        <m:r>
-          <m:t>0.10</m:t>
-        </m:r>
-      </m:oMath>
-      <w:r>
-        <w:t xml:space="preserve"> </w:t>
-      </w:r>
-      <w:r>
-        <w:t xml:space="preserve">on MIT-BIH</w:t>
-      </w:r>
-      <w:r>
-        <w:t xml:space="preserve"> </w:t>
-      </w:r>
-      <w:r>
-        <w:t xml:space="preserve">reaches 0.9615 with 2.43 of 5 labels per beat and below</w:t>
+        <w:t xml:space="preserve">direction only. Coverage alone overstates HCP, which covers by abstaining below</w:t>
       </w:r>
       <w:r>
         <w:t xml:space="preserve"> </w:t>
@@ -17372,19 +17546,13 @@
         <w:t xml:space="preserve"> </w:t>
       </w:r>
       <w:r>
-        <w:t xml:space="preserve">covers by</w:t>
-      </w:r>
-      <w:r>
-        <w:t xml:space="preserve"> </w:t>
-      </w:r>
-      <w:r>
-        <w:t xml:space="preserve">abstaining; both quantities are reported throughout. Two pre-registered criteria</w:t>
-      </w:r>
-      <w:r>
-        <w:t xml:space="preserve"> </w:t>
-      </w:r>
-      <w:r>
-        <w:t xml:space="preserve">did not survive.</w:t>
+        <w:t xml:space="preserve">(§5.2), so set size is reported alongside it throughout. Two</w:t>
+      </w:r>
+      <w:r>
+        <w:t xml:space="preserve"> </w:t>
+      </w:r>
+      <w:r>
+        <w:t xml:space="preserve">pre-registered criteria did not survive.</w:t>
       </w:r>
       <w:r>
         <w:t xml:space="preserve"> </w:t>
@@ -17396,25 +17564,25 @@
         <w:t xml:space="preserve"> </w:t>
       </w:r>
       <w:r>
-        <w:t xml:space="preserve">was withdrawn once the</w:t>
-      </w:r>
-      <w:r>
-        <w:t xml:space="preserve"> </w:t>
-      </w:r>
-      <w:r>
-        <w:t xml:space="preserve">permutation control showed the gap to be largely mechanical (§5.3). A Spearman</w:t>
-      </w:r>
-      <w:r>
-        <w:t xml:space="preserve"> </w:t>
-      </w:r>
-      <w:r>
-        <w:t xml:space="preserve">test across datasets could not be run as written, because with two datasets the</w:t>
-      </w:r>
-      <w:r>
-        <w:t xml:space="preserve"> </w:t>
-      </w:r>
-      <w:r>
-        <w:t xml:space="preserve">rank correlation can only be</w:t>
+        <w:t xml:space="preserve">was withdrawn</w:t>
+      </w:r>
+      <w:r>
+        <w:t xml:space="preserve"> </w:t>
+      </w:r>
+      <w:r>
+        <w:t xml:space="preserve">once the permutation control showed the gap to be largely mechanical (§5.3), and</w:t>
+      </w:r>
+      <w:r>
+        <w:t xml:space="preserve"> </w:t>
+      </w:r>
+      <w:r>
+        <w:t xml:space="preserve">a Spearman test across datasets could not be run as written, because with two</w:t>
+      </w:r>
+      <w:r>
+        <w:t xml:space="preserve"> </w:t>
+      </w:r>
+      <w:r>
+        <w:t xml:space="preserve">datasets the rank correlation can only be</w:t>
       </w:r>
       <w:r>
         <w:t xml:space="preserve"> </w:t>
@@ -17431,13 +17599,13 @@
         </m:r>
       </m:oMath>
       <w:r>
-        <w:t xml:space="preserve">; it was replaced by a test over design-effect</w:t>
-      </w:r>
-      <w:r>
-        <w:t xml:space="preserve"> </w:t>
-      </w:r>
-      <w:r>
-        <w:t xml:space="preserve">points within MIT-BIH. Both changes are logged as deviations.</w:t>
+        <w:t xml:space="preserve">; it was replaced by a test over</w:t>
+      </w:r>
+      <w:r>
+        <w:t xml:space="preserve"> </w:t>
+      </w:r>
+      <w:r>
+        <w:t xml:space="preserve">design-effect points within MIT-BIH. Both changes are logged as deviations.</w:t>
       </w:r>
     </w:p>
     <w:p>
@@ -17468,7 +17636,7 @@
         <w:t xml:space="preserve"> </w:t>
       </w:r>
       <w:r>
-        <w:t xml:space="preserve">Proposition 1, Corollary 2 and Proposition 3 are distribution-free. The variance</w:t>
+        <w:t xml:space="preserve">Proposition 1, Corollary 2 and Proposition 3 are distribution-free. That variance</w:t>
       </w:r>
       <w:r>
         <w:t xml:space="preserve"> </w:t>
@@ -17734,13 +17902,13 @@
         <w:t xml:space="preserve"> </w:t>
       </w:r>
       <w:r>
-        <w:t xml:space="preserve">changed after results were seen, and each tightened the evidence. The</w:t>
-      </w:r>
-      <w:r>
-        <w:t xml:space="preserve"> </w:t>
-      </w:r>
-      <w:r>
-        <w:t xml:space="preserve">permutation control invalidated a criterion that had favored our hypothesis. The</w:t>
+        <w:t xml:space="preserve">changed after results were seen, and each tightened the evidence: the</w:t>
+      </w:r>
+      <w:r>
+        <w:t xml:space="preserve"> </w:t>
+      </w:r>
+      <w:r>
+        <w:t xml:space="preserve">permutation control invalidated a criterion that had favored our hypothesis; the</w:t>
       </w:r>
       <w:r>
         <w:t xml:space="preserve"> </w:t>
@@ -17752,13 +17920,13 @@
         <w:t xml:space="preserve"> </w:t>
       </w:r>
       <w:r>
-        <w:t xml:space="preserve">removed the one remaining significant level for ResNet1D-34. The reporting axis</w:t>
-      </w:r>
-      <w:r>
-        <w:t xml:space="preserve"> </w:t>
-      </w:r>
-      <w:r>
-        <w:t xml:space="preserve">was adopted after ICC failed to unify the two datasets; the factor</w:t>
+        <w:t xml:space="preserve">removed the one remaining significant level for ResNet1D-34; and the reporting</w:t>
+      </w:r>
+      <w:r>
+        <w:t xml:space="preserve"> </w:t>
+      </w:r>
+      <w:r>
+        <w:t xml:space="preserve">axis was adopted after ICC failed to unify the two datasets. The factor</w:t>
       </w:r>
       <w:r>
         <w:t xml:space="preserve"> </w:t>
@@ -17825,19 +17993,19 @@
         <w:t xml:space="preserve"> </w:t>
       </w:r>
       <w:r>
-        <w:t xml:space="preserve">follows from the variance in §3.2 rather than being chosen,</w:t>
-      </w:r>
-      <w:r>
-        <w:t xml:space="preserve"> </w:t>
-      </w:r>
-      <w:r>
-        <w:t xml:space="preserve">but the decision to report on that axis was made with the results in view. A</w:t>
-      </w:r>
-      <w:r>
-        <w:t xml:space="preserve"> </w:t>
-      </w:r>
-      <w:r>
-        <w:t xml:space="preserve">complete deviation log accompanies the protocol.</w:t>
+        <w:t xml:space="preserve">follows from the variance in §3.2 rather than being chosen, but</w:t>
+      </w:r>
+      <w:r>
+        <w:t xml:space="preserve"> </w:t>
+      </w:r>
+      <w:r>
+        <w:t xml:space="preserve">the decision to report on that axis was made with the results in view. A complete</w:t>
+      </w:r>
+      <w:r>
+        <w:t xml:space="preserve"> </w:t>
+      </w:r>
+      <w:r>
+        <w:t xml:space="preserve">deviation log accompanies the protocol.</w:t>
       </w:r>
     </w:p>
     <w:bookmarkEnd w:id="51"/>
@@ -19181,25 +19349,31 @@
         <w:jc w:val="both"/>
       </w:pPr>
       <w:r>
-        <w:t xml:space="preserve">Table IX records how our reading of the MIT-BIH evidence changed (§6.4). The</w:t>
-      </w:r>
-      <w:r>
-        <w:t xml:space="preserve"> </w:t>
-      </w:r>
-      <w:r>
-        <w:t xml:space="preserve">second stage was our own error: it compared analyses with different calibration</w:t>
-      </w:r>
-      <w:r>
-        <w:t xml:space="preserve"> </w:t>
-      </w:r>
-      <w:r>
-        <w:t xml:space="preserve">sizes (about 24,800 against 16,500 beats) and attributed the difference to block</w:t>
-      </w:r>
-      <w:r>
-        <w:t xml:space="preserve"> </w:t>
-      </w:r>
-      <w:r>
-        <w:t xml:space="preserve">balance.</w:t>
+        <w:t xml:space="preserve">Our reading of the MIT-BIH evidence changed three times (§6.4). The second stage</w:t>
+      </w:r>
+      <w:r>
+        <w:t xml:space="preserve"> </w:t>
+      </w:r>
+      <w:r>
+        <w:t xml:space="preserve">was our own error: it compared analyses with different calibration sizes (about</w:t>
+      </w:r>
+      <w:r>
+        <w:t xml:space="preserve"> </w:t>
+      </w:r>
+      <w:r>
+        <w:t xml:space="preserve">24,800 against 16,500 beats) and attributed the difference to block balance.</w:t>
+      </w:r>
+      <w:r>
+        <w:t xml:space="preserve"> </w:t>
+      </w:r>
+      <w:r>
+        <w:t xml:space="preserve">Table IX lists each interim conclusion together with the control that</w:t>
+      </w:r>
+      <w:r>
+        <w:t xml:space="preserve"> </w:t>
+      </w:r>
+      <w:r>
+        <w:t xml:space="preserve">overturned it.</w:t>
       </w:r>
     </w:p>
     <w:p>
@@ -19253,6 +19427,7 @@
           <w:p>
             <w:pPr>
               <w:pStyle w:val="Compact"/>
+              <w:keepNext/>
             </w:pPr>
             <w:r>
               <w:rPr>
@@ -19268,6 +19443,7 @@
           <w:p>
             <w:pPr>
               <w:pStyle w:val="Compact"/>
+              <w:keepNext/>
             </w:pPr>
             <w:r>
               <w:rPr>
@@ -19283,6 +19459,7 @@
           <w:p>
             <w:pPr>
               <w:pStyle w:val="Compact"/>
+              <w:keepNext/>
             </w:pPr>
             <w:r>
               <w:rPr>
@@ -19300,6 +19477,7 @@
           <w:p>
             <w:pPr>
               <w:pStyle w:val="Compact"/>
+              <w:keepNext/>
             </w:pPr>
             <w:r>
               <w:rPr>
@@ -19314,6 +19492,7 @@
           <w:p>
             <w:pPr>
               <w:pStyle w:val="Compact"/>
+              <w:keepNext/>
             </w:pPr>
             <w:r>
               <w:rPr>
@@ -19328,6 +19507,7 @@
           <w:p>
             <w:pPr>
               <w:pStyle w:val="Compact"/>
+              <w:keepNext/>
             </w:pPr>
             <w:r>
               <w:rPr>
@@ -19344,6 +19524,7 @@
           <w:p>
             <w:pPr>
               <w:pStyle w:val="Compact"/>
+              <w:keepNext/>
             </w:pPr>
             <w:r>
               <w:rPr>
@@ -19358,6 +19539,7 @@
           <w:p>
             <w:pPr>
               <w:pStyle w:val="Compact"/>
+              <w:keepNext/>
             </w:pPr>
             <w:r>
               <w:rPr>
@@ -19372,6 +19554,7 @@
           <w:p>
             <w:pPr>
               <w:pStyle w:val="Compact"/>
+              <w:keepNext/>
             </w:pPr>
             <w:r>
               <w:rPr>
@@ -19388,6 +19571,7 @@
           <w:p>
             <w:pPr>
               <w:pStyle w:val="Compact"/>
+              <w:keepNext/>
             </w:pPr>
             <w:r>
               <w:rPr>
@@ -19402,6 +19586,7 @@
           <w:p>
             <w:pPr>
               <w:pStyle w:val="Compact"/>
+              <w:keepNext/>
             </w:pPr>
             <w:r>
               <w:rPr>
@@ -19416,6 +19601,7 @@
           <w:p>
             <w:pPr>
               <w:pStyle w:val="Compact"/>
+              <w:keepNext/>
             </w:pPr>
             <w:r>
               <w:rPr>

--- a/docs/paper/manuscript-draft.docx
+++ b/docs/paper/manuscript-draft.docx
@@ -20,7 +20,7 @@
           <w:i/>
           <w:iCs/>
         </w:rPr>
-        <w:t xml:space="preserve">Working draft for internal review — generated 2026-10-02 from commit 2bbdbec.</w:t>
+        <w:t xml:space="preserve">Working draft for internal review — generated 2026-10-02 from commit 351fe87.</w:t>
       </w:r>
     </w:p>
     <w:p>
@@ -1218,7 +1218,7 @@
     </w:p>
     <w:bookmarkEnd w:id="11"/>
     <w:bookmarkEnd w:id="12"/>
-    <w:bookmarkStart w:id="17" w:name="problem-formulation-and-hcp-feasibility"/>
+    <w:bookmarkStart w:id="20" w:name="problem-formulation-and-hcp-feasibility"/>
     <w:p>
       <w:pPr>
         <w:pStyle w:val="Heading1"/>
@@ -4890,7 +4890,7 @@
       </w:r>
     </w:p>
     <w:bookmarkEnd w:id="14"/>
-    <w:bookmarkStart w:id="15" w:name="crossed-dependence-sources"/>
+    <w:bookmarkStart w:id="18" w:name="crossed-dependence-sources"/>
     <w:p>
       <w:pPr>
         <w:pStyle w:val="Heading2"/>
@@ -5659,7 +5659,76 @@
         <w:t xml:space="preserve"> </w:t>
       </w:r>
       <w:r>
-        <w:t xml:space="preserve">calibration is what matters here.</w:t>
+        <w:t xml:space="preserve">calibration is what matters here. Fig. 1 illustrates it on eight hypothetical</w:t>
+      </w:r>
+      <w:r>
+        <w:t xml:space="preserve"> </w:t>
+      </w:r>
+      <w:r>
+        <w:t xml:space="preserve">records: five patient blocks and three device blocks, each fine on its own,</w:t>
+      </w:r>
+      <w:r>
+        <w:t xml:space="preserve"> </w:t>
+      </w:r>
+      <w:r>
+        <w:t xml:space="preserve">leave only two blocks once both sources must be respected.</w:t>
+      </w:r>
+    </w:p>
+    <w:p>
+      <w:pPr>
+        <w:pStyle w:val="CaptionedFigure"/>
+        <w:jc w:val="both"/>
+      </w:pPr>
+      <w:r>
+        <w:drawing>
+          <wp:inline>
+            <wp:extent cx="3108960" cy="1073695"/>
+            <wp:effectExtent b="0" l="0" r="0" t="0"/>
+            <wp:docPr descr="Fig. 1. Schematic of Proposition 2 on eight hypothetical records (circles). Solid arcs link records of the same patient and dashed arcs records of the same device. A grouping sufficient for both sources must keep every linked pair in one block, so the finest such grouping is the join, the connected components (shaded). On PTB-XL the same mechanism collapses four declared sources to a single block (§5.1)." title="" id="16" name="Picture"/>
+            <a:graphic>
+              <a:graphicData uri="http://schemas.openxmlformats.org/drawingml/2006/picture">
+                <pic:pic>
+                  <pic:nvPicPr>
+                    <pic:cNvPr descr="figures/fig1_join_schematic.png" id="17" name="Picture"/>
+                    <pic:cNvPicPr>
+                      <a:picLocks noChangeArrowheads="1" noChangeAspect="1"/>
+                    </pic:cNvPicPr>
+                  </pic:nvPicPr>
+                  <pic:blipFill>
+                    <a:blip r:embed="rId15"/>
+                    <a:stretch>
+                      <a:fillRect/>
+                    </a:stretch>
+                  </pic:blipFill>
+                  <pic:spPr bwMode="auto">
+                    <a:xfrm>
+                      <a:off x="0" y="0"/>
+                      <a:ext cx="3108960" cy="1073695"/>
+                    </a:xfrm>
+                    <a:prstGeom prst="rect">
+                      <a:avLst/>
+                    </a:prstGeom>
+                    <a:noFill/>
+                    <a:ln w="9525">
+                      <a:noFill/>
+                      <a:headEnd/>
+                      <a:tailEnd/>
+                    </a:ln>
+                  </pic:spPr>
+                </pic:pic>
+              </a:graphicData>
+            </a:graphic>
+          </wp:inline>
+        </w:drawing>
+      </w:r>
+    </w:p>
+    <w:p>
+      <w:pPr>
+        <w:pStyle w:val="ImageCaption"/>
+        <w:jc w:val="both"/>
+      </w:pPr>
+      <w:r>
+        <w:t xml:space="preserve">Fig. 1. Schematic of Proposition 2 on eight hypothetical records (circles). Solid arcs link records of the same patient and dashed arcs records of the same device. A grouping sufficient for both sources must keep every linked pair in one block, so the finest such grouping is the join, the connected components (shaded). On PTB-XL the same mechanism collapses four declared sources to a single block (§5.1).</w:t>
       </w:r>
     </w:p>
     <w:p>
@@ -6158,8 +6227,8 @@
         <w:t xml:space="preserve">set, never as a property of a dataset.</w:t>
       </w:r>
     </w:p>
-    <w:bookmarkEnd w:id="15"/>
-    <w:bookmarkStart w:id="16" w:name="label-conditional-feasibility"/>
+    <w:bookmarkEnd w:id="18"/>
+    <w:bookmarkStart w:id="19" w:name="label-conditional-feasibility"/>
     <w:p>
       <w:pPr>
         <w:pStyle w:val="Heading2"/>
@@ -7264,9 +7333,9 @@
         <w:t xml:space="preserve">.</w:t>
       </w:r>
     </w:p>
-    <w:bookmarkEnd w:id="16"/>
-    <w:bookmarkEnd w:id="17"/>
-    <w:bookmarkStart w:id="26" w:name="audit-design"/>
+    <w:bookmarkEnd w:id="19"/>
+    <w:bookmarkEnd w:id="20"/>
+    <w:bookmarkStart w:id="29" w:name="audit-design"/>
     <w:p>
       <w:pPr>
         <w:pStyle w:val="Heading1"/>
@@ -7413,7 +7482,7 @@
         <w:t xml:space="preserve"> </w:t>
       </w:r>
       <w:r>
-        <w:t xml:space="preserve">in it. Fig. 1 summarizes the protocol, separating the four</w:t>
+        <w:t xml:space="preserve">in it. Fig. 2 summarizes the protocol, separating the four</w:t>
       </w:r>
       <w:r>
         <w:t xml:space="preserve"> </w:t>
@@ -7432,18 +7501,18 @@
           <wp:inline>
             <wp:extent cx="5334000" cy="1397151"/>
             <wp:effectExtent b="0" l="0" r="0" t="0"/>
-            <wp:docPr descr="Fig. 1. Audit protocol. The first four steps use metadata only and return verdicts that are exact given the declared dependence sources, before any patient is enrolled or any model trained; the last two require conformity scores from a trained model." title="" id="19" name="Picture"/>
+            <wp:docPr descr="Fig. 2. Audit protocol. The first four steps use metadata only and return verdicts that are exact given the declared dependence sources, before any patient is enrolled or any model trained; the last two require conformity scores from a trained model." title="" id="22" name="Picture"/>
             <a:graphic>
               <a:graphicData uri="http://schemas.openxmlformats.org/drawingml/2006/picture">
                 <pic:pic>
                   <pic:nvPicPr>
-                    <pic:cNvPr descr="figures/fig1_audit_workflow.png" id="20" name="Picture"/>
+                    <pic:cNvPr descr="figures/fig2_audit_workflow.png" id="23" name="Picture"/>
                     <pic:cNvPicPr>
                       <a:picLocks noChangeArrowheads="1" noChangeAspect="1"/>
                     </pic:cNvPicPr>
                   </pic:nvPicPr>
                   <pic:blipFill>
-                    <a:blip r:embed="rId18"/>
+                    <a:blip r:embed="rId21"/>
                     <a:stretch>
                       <a:fillRect/>
                     </a:stretch>
@@ -7476,10 +7545,10 @@
         <w:jc w:val="both"/>
       </w:pPr>
       <w:r>
-        <w:t xml:space="preserve">Fig. 1. Audit protocol. The first four steps use metadata only and return verdicts that are exact given the declared dependence sources, before any patient is enrolled or any model trained; the last two require conformity scores from a trained model.</w:t>
+        <w:t xml:space="preserve">Fig. 2. Audit protocol. The first four steps use metadata only and return verdicts that are exact given the declared dependence sources, before any patient is enrolled or any model trained; the last two require conformity scores from a trained model.</w:t>
       </w:r>
     </w:p>
-    <w:bookmarkStart w:id="21" w:name="datasets-and-dependence-structures"/>
+    <w:bookmarkStart w:id="24" w:name="datasets-and-dependence-structures"/>
     <w:p>
       <w:pPr>
         <w:pStyle w:val="Heading2"/>
@@ -8801,8 +8870,8 @@
         <w:t xml:space="preserve">training.</w:t>
       </w:r>
     </w:p>
-    <w:bookmarkEnd w:id="21"/>
-    <w:bookmarkStart w:id="22" w:name="calibration-and-evaluation-protocol"/>
+    <w:bookmarkEnd w:id="24"/>
+    <w:bookmarkStart w:id="25" w:name="calibration-and-evaluation-protocol"/>
     <w:p>
       <w:pPr>
         <w:pStyle w:val="Heading2"/>
@@ -8889,8 +8958,8 @@
         <w:t xml:space="preserve">at the record level into calibration and evaluation, repeated 200–400 times.</w:t>
       </w:r>
     </w:p>
-    <w:bookmarkEnd w:id="22"/>
-    <w:bookmarkStart w:id="23" w:name="models-and-conformity-scores"/>
+    <w:bookmarkEnd w:id="25"/>
+    <w:bookmarkStart w:id="26" w:name="models-and-conformity-scores"/>
     <w:p>
       <w:pPr>
         <w:pStyle w:val="Heading2"/>
@@ -9141,8 +9210,8 @@
         <w:t xml:space="preserve">maximum over true labels, which reduces to scalar HCP (§3.4).</w:t>
       </w:r>
     </w:p>
-    <w:bookmarkEnd w:id="23"/>
-    <w:bookmarkStart w:id="24" w:name="statistical-analysis"/>
+    <w:bookmarkEnd w:id="26"/>
+    <w:bookmarkStart w:id="27" w:name="statistical-analysis"/>
     <w:p>
       <w:pPr>
         <w:pStyle w:val="Heading2"/>
@@ -9507,8 +9576,8 @@
         </w:tc>
       </w:tr>
     </w:tbl>
-    <w:bookmarkEnd w:id="24"/>
-    <w:bookmarkStart w:id="25" w:name="reproducibility"/>
+    <w:bookmarkEnd w:id="27"/>
+    <w:bookmarkStart w:id="28" w:name="reproducibility"/>
     <w:p>
       <w:pPr>
         <w:pStyle w:val="Heading2"/>
@@ -9559,9 +9628,9 @@
         <w:t xml:space="preserve">leave a partial cache.</w:t>
       </w:r>
     </w:p>
-    <w:bookmarkEnd w:id="25"/>
-    <w:bookmarkEnd w:id="26"/>
-    <w:bookmarkStart w:id="47" w:name="results"/>
+    <w:bookmarkEnd w:id="28"/>
+    <w:bookmarkEnd w:id="29"/>
+    <w:bookmarkStart w:id="53" w:name="results"/>
     <w:p>
       <w:pPr>
         <w:pStyle w:val="Heading1"/>
@@ -9662,7 +9731,7 @@
         <w:t xml:space="preserve">.</w:t>
       </w:r>
     </w:p>
-    <w:bookmarkStart w:id="33" w:name="X703171b6c9ef8344f5ae4ef526c91a89ce0ec43"/>
+    <w:bookmarkStart w:id="36" w:name="X703171b6c9ef8344f5ae4ef526c91a89ce0ec43"/>
     <w:p>
       <w:pPr>
         <w:pStyle w:val="Heading2"/>
@@ -10743,7 +10812,7 @@
         <w:t xml:space="preserve"> </w:t>
       </w:r>
       <w:r>
-        <w:t xml:space="preserve">from a different collection regime. Fig. 2 places these groupings, the joins</w:t>
+        <w:t xml:space="preserve">from a different collection regime. Fig. 3 places these groupings, the joins</w:t>
       </w:r>
       <w:r>
         <w:t xml:space="preserve"> </w:t>
@@ -10779,18 +10848,18 @@
           <wp:inline>
             <wp:extent cx="3108960" cy="2176272"/>
             <wp:effectExtent b="0" l="0" r="0" t="0"/>
-            <wp:docPr descr="Fig. 2. Feasibility frontier \alpha_{\min}=1/(K_1+1). Each marker is a calibration grouping on PTB-XL fold 9 (circles: single dependence source; squares: join of sources) or the MIT-BIH record partition (diamond). Values in parentheses are K_1. A grouping supports a guarantee at level \alpha only if its marker lies below the corresponding dotted line." title="" id="28" name="Picture"/>
+            <wp:docPr descr="Fig. 3. Feasibility frontier \alpha_{\min}=1/(K_1+1). Each marker is a calibration grouping on PTB-XL fold 9 (circles: single dependence source; squares: join of sources) or the MIT-BIH record partition (diamond). Values in parentheses are K_1. A grouping supports a guarantee at level \alpha only if its marker lies below the corresponding dotted line." title="" id="31" name="Picture"/>
             <a:graphic>
               <a:graphicData uri="http://schemas.openxmlformats.org/drawingml/2006/picture">
                 <pic:pic>
                   <pic:nvPicPr>
-                    <pic:cNvPr descr="figures/fig2_feasibility_frontier.png" id="29" name="Picture"/>
+                    <pic:cNvPr descr="figures/fig3_feasibility_frontier.png" id="32" name="Picture"/>
                     <pic:cNvPicPr>
                       <a:picLocks noChangeArrowheads="1" noChangeAspect="1"/>
                     </pic:cNvPicPr>
                   </pic:nvPicPr>
                   <pic:blipFill>
-                    <a:blip r:embed="rId27"/>
+                    <a:blip r:embed="rId30"/>
                     <a:stretch>
                       <a:fillRect/>
                     </a:stretch>
@@ -10823,7 +10892,7 @@
         <w:jc w:val="both"/>
       </w:pPr>
       <w:r>
-        <w:t xml:space="preserve">Fig. 2. Feasibility frontier</w:t>
+        <w:t xml:space="preserve">Fig. 3. Feasibility frontier</w:t>
       </w:r>
       <w:r>
         <w:t xml:space="preserve"> </w:t>
@@ -11919,7 +11988,7 @@
         </m:r>
       </m:oMath>
       <w:r>
-        <w:t xml:space="preserve">). Fig. 3 resolves the</w:t>
+        <w:t xml:space="preserve">). Fig. 4 resolves the</w:t>
       </w:r>
       <w:r>
         <w:t xml:space="preserve"> </w:t>
@@ -11987,18 +12056,18 @@
           <wp:inline>
             <wp:extent cx="5334000" cy="1604287"/>
             <wp:effectExtent b="0" l="0" r="0" t="0"/>
-            <wp:docPr descr="Fig. 3. Calibration blocks carrying each label, by level of the PTB-XL hierarchy (fold 9, patient blocks; log scale). Dashed and dotted lines mark the minimum number of blocks for a finite per-label threshold at \alpha=0.05 and \alpha=0.10. Dark bars meet the \alpha=0.05 requirement, light bars only the \alpha=0.10 requirement, and orange bars neither." title="" id="31" name="Picture"/>
+            <wp:docPr descr="Fig. 4. Calibration blocks carrying each label, by level of the PTB-XL hierarchy (fold 9, patient blocks; log scale). Dashed and dotted lines mark the minimum number of blocks for a finite per-label threshold at \alpha=0.05 and \alpha=0.10. Dark bars meet the \alpha=0.05 requirement, light bars only the \alpha=0.10 requirement, and orange bars neither." title="" id="34" name="Picture"/>
             <a:graphic>
               <a:graphicData uri="http://schemas.openxmlformats.org/drawingml/2006/picture">
                 <pic:pic>
                   <pic:nvPicPr>
-                    <pic:cNvPr descr="figures/fig3_label_feasibility.png" id="32" name="Picture"/>
+                    <pic:cNvPr descr="figures/fig4_label_feasibility.png" id="35" name="Picture"/>
                     <pic:cNvPicPr>
                       <a:picLocks noChangeArrowheads="1" noChangeAspect="1"/>
                     </pic:cNvPicPr>
                   </pic:nvPicPr>
                   <pic:blipFill>
-                    <a:blip r:embed="rId30"/>
+                    <a:blip r:embed="rId33"/>
                     <a:stretch>
                       <a:fillRect/>
                     </a:stretch>
@@ -12031,7 +12100,7 @@
         <w:jc w:val="both"/>
       </w:pPr>
       <w:r>
-        <w:t xml:space="preserve">Fig. 3. Calibration blocks carrying each label, by level of the PTB-XL hierarchy (fold 9, patient blocks; log scale). Dashed and dotted lines mark the minimum number of blocks for a finite per-label threshold at</w:t>
+        <w:t xml:space="preserve">Fig. 4. Calibration blocks carrying each label, by level of the PTB-XL hierarchy (fold 9, patient blocks; log scale). Dashed and dotted lines mark the minimum number of blocks for a finite per-label threshold at</w:t>
       </w:r>
       <w:r>
         <w:t xml:space="preserve"> </w:t>
@@ -12123,8 +12192,8 @@
         <w:t xml:space="preserve">requirement, and orange bars neither.</w:t>
       </w:r>
     </w:p>
-    <w:bookmarkEnd w:id="33"/>
-    <w:bookmarkStart w:id="37" w:name="coverage-under-block-dependence"/>
+    <w:bookmarkEnd w:id="36"/>
+    <w:bookmarkStart w:id="40" w:name="coverage-under-block-dependence"/>
     <w:p>
       <w:pPr>
         <w:pStyle w:val="Heading2"/>
@@ -13251,7 +13320,7 @@
         <w:t xml:space="preserve"> </w:t>
       </w:r>
       <w:r>
-        <w:t xml:space="preserve">its perfect coverage is abstention. Fig. 4 shows both</w:t>
+        <w:t xml:space="preserve">its perfect coverage is abstention. Fig. 5 shows both</w:t>
       </w:r>
       <w:r>
         <w:t xml:space="preserve"> </w:t>
@@ -13302,18 +13371,18 @@
           <wp:inline>
             <wp:extent cx="5334000" cy="1679032"/>
             <wp:effectExtent b="0" l="0" r="0" t="0"/>
-            <wp:docPr descr="Fig. 4. Coverage minus nominal 1-\alpha for split conformal (B1, mean with 2.5–97.5% range across 200 block-level splits) and HCP (B12, mean), primary backbone. Shaded MIT-BIH levels lie below \alpha_{\min}=1/12, where HCP returns every label. Note the different vertical scales." title="" id="35" name="Picture"/>
+            <wp:docPr descr="Fig. 5. Coverage minus nominal 1-\alpha for split conformal (B1, mean with 2.5–97.5% range across 200 block-level splits) and HCP (B12, mean), primary backbone. Shaded MIT-BIH levels lie below \alpha_{\min}=1/12, where HCP returns every label. Note the different vertical scales." title="" id="38" name="Picture"/>
             <a:graphic>
               <a:graphicData uri="http://schemas.openxmlformats.org/drawingml/2006/picture">
                 <pic:pic>
                   <pic:nvPicPr>
-                    <pic:cNvPr descr="figures/fig4_coverage.png" id="36" name="Picture"/>
+                    <pic:cNvPr descr="figures/fig5_coverage.png" id="39" name="Picture"/>
                     <pic:cNvPicPr>
                       <a:picLocks noChangeArrowheads="1" noChangeAspect="1"/>
                     </pic:cNvPicPr>
                   </pic:nvPicPr>
                   <pic:blipFill>
-                    <a:blip r:embed="rId34"/>
+                    <a:blip r:embed="rId37"/>
                     <a:stretch>
                       <a:fillRect/>
                     </a:stretch>
@@ -13346,7 +13415,7 @@
         <w:jc w:val="both"/>
       </w:pPr>
       <w:r>
-        <w:t xml:space="preserve">Fig. 4. Coverage minus nominal</w:t>
+        <w:t xml:space="preserve">Fig. 5. Coverage minus nominal</w:t>
       </w:r>
       <w:r>
         <w:t xml:space="preserve"> </w:t>
@@ -13413,8 +13482,8 @@
         <w:t xml:space="preserve">, where HCP returns every label. Note the different vertical scales.</w:t>
       </w:r>
     </w:p>
-    <w:bookmarkEnd w:id="37"/>
-    <w:bookmarkStart w:id="38" w:name="X971afb3920367740875daf59080031d77744c88"/>
+    <w:bookmarkEnd w:id="40"/>
+    <w:bookmarkStart w:id="44" w:name="X971afb3920367740875daf59080031d77744c88"/>
     <w:p>
       <w:pPr>
         <w:pStyle w:val="Heading2"/>
@@ -14338,11 +14407,80 @@
         <w:t xml:space="preserve"> </w:t>
       </w:r>
       <w:r>
-        <w:t xml:space="preserve">the deficit.</w:t>
+        <w:t xml:space="preserve">the deficit. Fig. 6 sets the two controls side by side: in panel (a) only the</w:t>
+      </w:r>
+      <w:r>
+        <w:t xml:space="preserve"> </w:t>
+      </w:r>
+      <w:r>
+        <w:t xml:space="preserve">clustering effect excludes zero, and in panel (b) the B12−B1 gap keeps nearly</w:t>
+      </w:r>
+      <w:r>
+        <w:t xml:space="preserve"> </w:t>
+      </w:r>
+      <w:r>
+        <w:t xml:space="preserve">its full size once dependence is permuted away.</w:t>
       </w:r>
     </w:p>
-    <w:bookmarkEnd w:id="38"/>
-    <w:bookmarkStart w:id="42" w:name="the-deficit-tracks-the-design-effect"/>
+    <w:p>
+      <w:pPr>
+        <w:pStyle w:val="CaptionedFigure"/>
+        <w:jc w:val="both"/>
+      </w:pPr>
+      <w:r>
+        <w:drawing>
+          <wp:inline>
+            <wp:extent cx="5334000" cy="1559365"/>
+            <wp:effectExtent b="0" l="0" r="0" t="0"/>
+            <wp:docPr descr="Fig. 6. Attribution of the MIT-BIH deficit, primary backbone. (a) Effects of clustering, block-size imbalance and their interaction on B1 coverage in the 2×2 factorial design (95% bootstrap CI; open markers include zero). (b) B12−B1 coverage gap on the original data and after permuting beats between records (bars: mean; whiskers: 2.5–97.5% range across splits). Percentages give the mechanical share, the permuted gap as a fraction of the original." title="" id="42" name="Picture"/>
+            <a:graphic>
+              <a:graphicData uri="http://schemas.openxmlformats.org/drawingml/2006/picture">
+                <pic:pic>
+                  <pic:nvPicPr>
+                    <pic:cNvPr descr="figures/fig6_attribution.png" id="43" name="Picture"/>
+                    <pic:cNvPicPr>
+                      <a:picLocks noChangeArrowheads="1" noChangeAspect="1"/>
+                    </pic:cNvPicPr>
+                  </pic:nvPicPr>
+                  <pic:blipFill>
+                    <a:blip r:embed="rId41"/>
+                    <a:stretch>
+                      <a:fillRect/>
+                    </a:stretch>
+                  </pic:blipFill>
+                  <pic:spPr bwMode="auto">
+                    <a:xfrm>
+                      <a:off x="0" y="0"/>
+                      <a:ext cx="5334000" cy="1559365"/>
+                    </a:xfrm>
+                    <a:prstGeom prst="rect">
+                      <a:avLst/>
+                    </a:prstGeom>
+                    <a:noFill/>
+                    <a:ln w="9525">
+                      <a:noFill/>
+                      <a:headEnd/>
+                      <a:tailEnd/>
+                    </a:ln>
+                  </pic:spPr>
+                </pic:pic>
+              </a:graphicData>
+            </a:graphic>
+          </wp:inline>
+        </w:drawing>
+      </w:r>
+    </w:p>
+    <w:p>
+      <w:pPr>
+        <w:pStyle w:val="ImageCaption"/>
+        <w:jc w:val="both"/>
+      </w:pPr>
+      <w:r>
+        <w:t xml:space="preserve">Fig. 6. Attribution of the MIT-BIH deficit, primary backbone. (a) Effects of clustering, block-size imbalance and their interaction on B1 coverage in the 2×2 factorial design (95% bootstrap CI; open markers include zero). (b) B12−B1 coverage gap on the original data and after permuting beats between records (bars: mean; whiskers: 2.5–97.5% range across splits). Percentages give the mechanical share, the permuted gap as a fraction of the original.</w:t>
+      </w:r>
+    </w:p>
+    <w:bookmarkEnd w:id="44"/>
+    <w:bookmarkStart w:id="48" w:name="the-deficit-tracks-the-design-effect"/>
     <w:p>
       <w:pPr>
         <w:pStyle w:val="Heading2"/>
@@ -15139,7 +15277,7 @@
         <w:t xml:space="preserve"> </w:t>
       </w:r>
       <w:r>
-        <w:t xml:space="preserve">for an exceedance-specific design effect. Fig. 5 plots the deficit against DEff:</w:t>
+        <w:t xml:space="preserve">for an exceedance-specific design effect. Fig. 7 plots the deficit against DEff:</w:t>
       </w:r>
       <w:r>
         <w:t xml:space="preserve"> </w:t>
@@ -15176,18 +15314,18 @@
           <wp:inline>
             <wp:extent cx="3108960" cy="2277948"/>
             <wp:effectExtent b="0" l="0" r="0" t="0"/>
-            <wp:docPr descr="Fig. 5. B1 coverage deficit against the design effect. MIT-BIH points (blue) are obtained by randomly reassigning a growing fraction of beats to other records at a fixed block size; PTB-XL (orange) is the observed patient partition with 95% CI. The annotation gives the Spearman correlation over the 12 points at \alpha=0.10, 0.15, 0.20." title="" id="40" name="Picture"/>
+            <wp:docPr descr="Fig. 7. B1 coverage deficit against the design effect. MIT-BIH points (blue) are obtained by randomly reassigning a growing fraction of beats to other records at a fixed block size; PTB-XL (orange) is the observed patient partition with 95% CI. The annotation gives the Spearman correlation over the 12 points at \alpha=0.10, 0.15, 0.20." title="" id="46" name="Picture"/>
             <a:graphic>
               <a:graphicData uri="http://schemas.openxmlformats.org/drawingml/2006/picture">
                 <pic:pic>
                   <pic:nvPicPr>
-                    <pic:cNvPr descr="figures/fig5_dose_response.png" id="41" name="Picture"/>
+                    <pic:cNvPr descr="figures/fig7_dose_response.png" id="47" name="Picture"/>
                     <pic:cNvPicPr>
                       <a:picLocks noChangeArrowheads="1" noChangeAspect="1"/>
                     </pic:cNvPicPr>
                   </pic:nvPicPr>
                   <pic:blipFill>
-                    <a:blip r:embed="rId39"/>
+                    <a:blip r:embed="rId45"/>
                     <a:stretch>
                       <a:fillRect/>
                     </a:stretch>
@@ -15220,7 +15358,7 @@
         <w:jc w:val="both"/>
       </w:pPr>
       <w:r>
-        <w:t xml:space="preserve">Fig. 5. B1 coverage deficit against the design effect. MIT-BIH points (blue) are obtained by randomly reassigning a growing fraction of beats to other records at a fixed block size; PTB-XL (orange) is the observed patient partition with 95% CI. The annotation gives the Spearman correlation over the 12 points at</w:t>
+        <w:t xml:space="preserve">Fig. 7. B1 coverage deficit against the design effect. MIT-BIH points (blue) are obtained by randomly reassigning a growing fraction of beats to other records at a fixed block size; PTB-XL (orange) is the observed patient partition with 95% CI. The annotation gives the Spearman correlation over the 12 points at</w:t>
       </w:r>
       <w:r>
         <w:t xml:space="preserve"> </w:t>
@@ -15261,8 +15399,8 @@
         <w:t xml:space="preserve">.</w:t>
       </w:r>
     </w:p>
-    <w:bookmarkEnd w:id="42"/>
-    <w:bookmarkStart w:id="46" w:name="robustness-to-backbone-and-checkpoint"/>
+    <w:bookmarkEnd w:id="48"/>
+    <w:bookmarkStart w:id="52" w:name="robustness-to-backbone-and-checkpoint"/>
     <w:p>
       <w:pPr>
         <w:pStyle w:val="Heading2"/>
@@ -15878,7 +16016,7 @@
         <w:t xml:space="preserve"> </w:t>
       </w:r>
       <w:r>
-        <w:t xml:space="preserve">was 75–110% across the three backbones. Fig. 6 shows the per-backbone deficits</w:t>
+        <w:t xml:space="preserve">was 75–110% across the three backbones. Fig. 8 shows the per-backbone deficits</w:t>
       </w:r>
       <w:r>
         <w:t xml:space="preserve"> </w:t>
@@ -15903,18 +16041,18 @@
           <wp:inline>
             <wp:extent cx="3108960" cy="1962112"/>
             <wp:effectExtent b="0" l="0" r="0" t="0"/>
-            <wp:docPr descr="Fig. 6. MIT-BIH B1 coverage deficit against the matched permutation null, by backbone and \alpha (point estimate and 95% bootstrap CI). Open markers denote intervals that include zero." title="" id="44" name="Picture"/>
+            <wp:docPr descr="Fig. 8. MIT-BIH B1 coverage deficit against the matched permutation null, by backbone and \alpha (point estimate and 95% bootstrap CI). Open markers denote intervals that include zero." title="" id="50" name="Picture"/>
             <a:graphic>
               <a:graphicData uri="http://schemas.openxmlformats.org/drawingml/2006/picture">
                 <pic:pic>
                   <pic:nvPicPr>
-                    <pic:cNvPr descr="figures/fig6_backbone_permutation.png" id="45" name="Picture"/>
+                    <pic:cNvPr descr="figures/fig8_backbone_permutation.png" id="51" name="Picture"/>
                     <pic:cNvPicPr>
                       <a:picLocks noChangeArrowheads="1" noChangeAspect="1"/>
                     </pic:cNvPicPr>
                   </pic:nvPicPr>
                   <pic:blipFill>
-                    <a:blip r:embed="rId43"/>
+                    <a:blip r:embed="rId49"/>
                     <a:stretch>
                       <a:fillRect/>
                     </a:stretch>
@@ -15947,7 +16085,7 @@
         <w:jc w:val="both"/>
       </w:pPr>
       <w:r>
-        <w:t xml:space="preserve">Fig. 6. MIT-BIH B1 coverage deficit against the matched permutation null, by backbone and</w:t>
+        <w:t xml:space="preserve">Fig. 8. MIT-BIH B1 coverage deficit against the matched permutation null, by backbone and</w:t>
       </w:r>
       <w:r>
         <w:t xml:space="preserve"> </w:t>
@@ -16068,9 +16206,9 @@
         <w:t xml:space="preserve">magnitude between backbones.</w:t>
       </w:r>
     </w:p>
-    <w:bookmarkEnd w:id="46"/>
-    <w:bookmarkEnd w:id="47"/>
-    <w:bookmarkStart w:id="52" w:name="discussion"/>
+    <w:bookmarkEnd w:id="52"/>
+    <w:bookmarkEnd w:id="53"/>
+    <w:bookmarkStart w:id="58" w:name="discussion"/>
     <w:p>
       <w:pPr>
         <w:pStyle w:val="Heading1"/>
@@ -16079,7 +16217,7 @@
         <w:t xml:space="preserve">6. Discussion</w:t>
       </w:r>
     </w:p>
-    <w:bookmarkStart w:id="48" w:name="main-findings"/>
+    <w:bookmarkStart w:id="54" w:name="main-findings"/>
     <w:p>
       <w:pPr>
         <w:pStyle w:val="Heading2"/>
@@ -16396,8 +16534,8 @@
         <w:t xml:space="preserve">size for thresholds under clustering is derived in [40].</w:t>
       </w:r>
     </w:p>
-    <w:bookmarkEnd w:id="48"/>
-    <w:bookmarkStart w:id="49" w:name="X2082e78ae0f4c77c313456103384ade8026f359"/>
+    <w:bookmarkEnd w:id="54"/>
+    <w:bookmarkStart w:id="55" w:name="X2082e78ae0f4c77c313456103384ade8026f359"/>
     <w:p>
       <w:pPr>
         <w:pStyle w:val="Heading2"/>
@@ -16591,7 +16729,7 @@
         <w:t xml:space="preserve"> </w:t>
       </w:r>
       <w:r>
-        <w:t xml:space="preserve">by returning every label (Fig. 4). A claim that a hierarchical method improves</w:t>
+        <w:t xml:space="preserve">by returning every label (Fig. 5). A claim that a hierarchical method improves</w:t>
       </w:r>
       <w:r>
         <w:t xml:space="preserve"> </w:t>
@@ -16612,8 +16750,8 @@
         <w:t xml:space="preserve">with set size, since abstention is the cheapest way to cover.</w:t>
       </w:r>
     </w:p>
-    <w:bookmarkEnd w:id="49"/>
-    <w:bookmarkStart w:id="50" w:name="implications-and-relation-to-prior-work"/>
+    <w:bookmarkEnd w:id="55"/>
+    <w:bookmarkStart w:id="56" w:name="implications-and-relation-to-prior-work"/>
     <w:p>
       <w:pPr>
         <w:pStyle w:val="Heading2"/>
@@ -17021,8 +17159,8 @@
         <w:t xml:space="preserve">counterparts face the same boundary is left open.</w:t>
       </w:r>
     </w:p>
-    <w:bookmarkEnd w:id="50"/>
-    <w:bookmarkStart w:id="51" w:name="limitations-and-threats-to-validity"/>
+    <w:bookmarkEnd w:id="56"/>
+    <w:bookmarkStart w:id="57" w:name="limitations-and-threats-to-validity"/>
     <w:p>
       <w:pPr>
         <w:pStyle w:val="Heading2"/>
@@ -18008,9 +18146,9 @@
         <w:t xml:space="preserve">deviation log accompanies the protocol.</w:t>
       </w:r>
     </w:p>
-    <w:bookmarkEnd w:id="51"/>
-    <w:bookmarkEnd w:id="52"/>
-    <w:bookmarkStart w:id="53" w:name="conclusion"/>
+    <w:bookmarkEnd w:id="57"/>
+    <w:bookmarkEnd w:id="58"/>
+    <w:bookmarkStart w:id="59" w:name="conclusion"/>
     <w:p>
       <w:pPr>
         <w:pStyle w:val="Heading1"/>
@@ -18100,8 +18238,8 @@
         <w:t xml:space="preserve">other block-level procedures share the same boundary remains open.</w:t>
       </w:r>
     </w:p>
-    <w:bookmarkEnd w:id="53"/>
-    <w:bookmarkStart w:id="57" w:name="appendix-a.-supplementary-derivations"/>
+    <w:bookmarkEnd w:id="59"/>
+    <w:bookmarkStart w:id="63" w:name="appendix-a.-supplementary-derivations"/>
     <w:p>
       <w:pPr>
         <w:pStyle w:val="Heading1"/>
@@ -18110,7 +18248,7 @@
         <w:t xml:space="preserve">Appendix A. Supplementary Derivations</w:t>
       </w:r>
     </w:p>
-    <w:bookmarkStart w:id="54" w:name="a.1-the-boundary-case-of-proposition-1"/>
+    <w:bookmarkStart w:id="60" w:name="a.1-the-boundary-case-of-proposition-1"/>
     <w:p>
       <w:pPr>
         <w:pStyle w:val="Heading2"/>
@@ -18402,8 +18540,8 @@
         <w:t xml:space="preserve">.</w:t>
       </w:r>
     </w:p>
-    <w:bookmarkEnd w:id="54"/>
-    <w:bookmarkStart w:id="55" w:name="a.2-variance-under-compound-symmetry"/>
+    <w:bookmarkEnd w:id="60"/>
+    <w:bookmarkStart w:id="61" w:name="a.2-variance-under-compound-symmetry"/>
     <w:p>
       <w:pPr>
         <w:pStyle w:val="Heading2"/>
@@ -18891,8 +19029,8 @@
         <w:t xml:space="preserve">no claim outside (A).</w:t>
       </w:r>
     </w:p>
-    <w:bookmarkEnd w:id="55"/>
-    <w:bookmarkStart w:id="56" w:name="X7762396f0ee7e442bd161c48a219bce8dfbbc32"/>
+    <w:bookmarkEnd w:id="61"/>
+    <w:bookmarkStart w:id="62" w:name="X7762396f0ee7e442bd161c48a219bce8dfbbc32"/>
     <w:p>
       <w:pPr>
         <w:pStyle w:val="Heading2"/>
@@ -19332,9 +19470,9 @@
         <w:t xml:space="preserve">.</w:t>
       </w:r>
     </w:p>
-    <w:bookmarkEnd w:id="56"/>
-    <w:bookmarkEnd w:id="57"/>
-    <w:bookmarkStart w:id="58" w:name="X06db9a02045705c8b7d21c68ec78218971b4832"/>
+    <w:bookmarkEnd w:id="62"/>
+    <w:bookmarkEnd w:id="63"/>
+    <w:bookmarkStart w:id="64" w:name="X06db9a02045705c8b7d21c68ec78218971b4832"/>
     <w:p>
       <w:pPr>
         <w:pStyle w:val="Heading1"/>
@@ -19701,8 +19839,8 @@
         </w:tc>
       </w:tr>
     </w:tbl>
-    <w:bookmarkEnd w:id="58"/>
-    <w:bookmarkStart w:id="59" w:name="references"/>
+    <w:bookmarkEnd w:id="64"/>
+    <w:bookmarkStart w:id="65" w:name="references"/>
     <w:p>
       <w:pPr>
         <w:pStyle w:val="Heading1"/>
@@ -21409,7 +21547,7 @@
         <w:t>T. Bender et al., “Analysis of a Deep Learning Model for 12-Lead ECG Classification Reveals Learned Features Similar to Diagnostic Criteria,” IEEE J. Biomed. Health Inform., vol. 28, no. 4, pp. 1848–1859, Apr. 2024, doi: 10.1109/jbhi.2023.3271858.</w:t>
       </w:r>
     </w:p>
-    <w:bookmarkEnd w:id="59"/>
+    <w:bookmarkEnd w:id="65"/>
     <w:sectPr>
       <w:footnotePr>
         <w:numRestart w:val="eachSect"/>

--- a/docs/paper/manuscript-draft.docx
+++ b/docs/paper/manuscript-draft.docx
@@ -20,7 +20,7 @@
           <w:i/>
           <w:iCs/>
         </w:rPr>
-        <w:t xml:space="preserve">Working draft for internal review — generated 2026-10-02 from commit 351fe87.</w:t>
+        <w:t xml:space="preserve">Working draft for internal review — generated 2026-10-02 from commit 3edc1f0.</w:t>
       </w:r>
     </w:p>
     <w:p>
@@ -41,7 +41,7 @@
           <w:b/>
           <w:sz w:val="19"/>
         </w:rPr>
-        <w:t xml:space="preserve">Conformal prediction gives finite-sample coverage guarantees only when calibration and test data are exchangeable, an assumption that repeated recordings, segments and beats from the same patient break. Hierarchical conformal prediction (HCP) restores the guarantee by calibrating over blocks, but its threshold is finite only if the target error rate is at least</w:t>
+        <w:t xml:space="preserve">Conformal prediction guarantees finite-sample coverage only when calibration and test data are exchangeable, a condition that repeated recordings, segments and beats from the same patient violate. Hierarchical conformal prediction (HCP) recovers the guarantee by calibrating over blocks, yet its threshold exists only for target error rates of at least</w:t>
       </w:r>
       <w:r>
         <w:rPr>
@@ -99,7 +99,7 @@
           <w:b/>
           <w:sz w:val="19"/>
         </w:rPr>
-        <w:t xml:space="preserve">, where</w:t>
+        <w:t xml:space="preserve">, with</w:t>
       </w:r>
       <w:r>
         <w:rPr>
@@ -134,7 +134,7 @@
           <w:b/>
           <w:sz w:val="19"/>
         </w:rPr>
-        <w:t xml:space="preserve">is the number of calibration blocks. We audit whether this guarantee can be enforced on three public electrocardiogram resources, and whether ignoring blocks costs coverage. Computed from metadata alone, the feasibility analysis shows that declaring all four documented dependence sources of PTB-XL collapses every admissible calibration grouping to a single block, and that 24 of 44 diagnostic statements admit no finite per-label threshold at</w:t>
+        <w:t xml:space="preserve">the number of calibration blocks. We audit three public electrocardiogram resources to ask whether this guarantee can be enforced and whether ignoring blocks costs coverage. Using metadata alone, the feasibility analysis finds that declaring the four documented dependence sources of PTB-XL leaves a single admissible calibration block, and that under patient blocking 24 of 44 diagnostic statements have no finite per-label threshold at</w:t>
       </w:r>
       <w:r>
         <w:rPr>
@@ -162,14 +162,7 @@
           <w:b/>
           <w:sz w:val="19"/>
         </w:rPr>
-        <w:t xml:space="preserve"> </w:t>
-      </w:r>
-      <w:r>
-        <w:rPr>
-          <w:b/>
-          <w:sz w:val="19"/>
-        </w:rPr>
-        <w:t xml:space="preserve">under patient blocking. On MIT-BIH, naive split conformal under-covers a matched permutation null by 1.5–2.4 percentage points; a factorial design attributes the deficit to clustering rather than to unequal block sizes, and in a controlled dose–response experiment the deficit rises with the design effect (Spearman 0.80–0.85). PTB-XL shows no deficit despite a within-patient correlation of 0.35, because most patients contribute a single recording. The apparent advantage of HCP over naive calibration is largely mechanical: it persists at 75–110% of its size when dependence is removed. Directions hold across three backbones, one of which fails the pre-registered significance criterion. Counting blocks, not records, should precede any claim of distribution-free coverage on clinical data.</w:t>
+        <w:t xml:space="preserve">. On MIT-BIH, naive split conformal falls 1.5–2.4 percentage points short of a matched permutation null; a factorial design traces the shortfall to clustering rather than to unequal block sizes, and a controlled dose–response experiment shows it growing with the design effect (Spearman 0.80–0.85). PTB-XL shows no deficit despite a within-patient correlation of 0.35, since most of its patients contribute one recording. The apparent advantage of HCP over naive calibration is largely mechanical, retaining 75–110% of its size once dependence is removed. The direction of every result holds across three backbones, one of which fails the pre-registered significance criterion. Blocks, not records, should be counted before any claim of distribution-free coverage is made on clinical data.</w:t>
       </w:r>
     </w:p>
     <w:p>
@@ -208,25 +201,25 @@
         <w:jc w:val="both"/>
       </w:pPr>
       <w:r>
-        <w:t xml:space="preserve">Deep networks for electrocardiogram (ECG) interpretation are now routinely</w:t>
-      </w:r>
-      <w:r>
-        <w:t xml:space="preserve"> </w:t>
-      </w:r>
-      <w:r>
-        <w:t xml:space="preserve">benchmarked on large public datasets [1], [2], and both reviews of clinical</w:t>
-      </w:r>
-      <w:r>
-        <w:t xml:space="preserve"> </w:t>
-      </w:r>
-      <w:r>
-        <w:t xml:space="preserve">deep learning [3] and the FUTURE-AI consensus guideline [4] list calibrated</w:t>
-      </w:r>
-      <w:r>
-        <w:t xml:space="preserve"> </w:t>
-      </w:r>
-      <w:r>
-        <w:t xml:space="preserve">uncertainty among the conditions for deployment.</w:t>
+        <w:t xml:space="preserve">Public benchmarks [1], [2] have made deep-network interpretation of the</w:t>
+      </w:r>
+      <w:r>
+        <w:t xml:space="preserve"> </w:t>
+      </w:r>
+      <w:r>
+        <w:t xml:space="preserve">electrocardiogram (ECG) a routine exercise, and both reviews of clinical deep</w:t>
+      </w:r>
+      <w:r>
+        <w:t xml:space="preserve"> </w:t>
+      </w:r>
+      <w:r>
+        <w:t xml:space="preserve">learning [3] and the FUTURE-AI consensus guideline [4] name calibrated</w:t>
+      </w:r>
+      <w:r>
+        <w:t xml:space="preserve"> </w:t>
+      </w:r>
+      <w:r>
+        <w:t xml:space="preserve">uncertainty as a prerequisite for deployment.</w:t>
       </w:r>
     </w:p>
     <w:p>
@@ -235,43 +228,49 @@
         <w:jc w:val="both"/>
       </w:pPr>
       <w:r>
-        <w:t xml:space="preserve">Conformal prediction turns any trained classifier into a set-valued predictor</w:t>
-      </w:r>
-      <w:r>
-        <w:t xml:space="preserve"> </w:t>
-      </w:r>
-      <w:r>
-        <w:t xml:space="preserve">with finite-sample coverage [5]. It has been applied across clinical domains</w:t>
-      </w:r>
-      <w:r>
-        <w:t xml:space="preserve"> </w:t>
-      </w:r>
-      <w:r>
-        <w:t xml:space="preserve">[6]–[7] and, for ECG and related cardiac signals, to calibrate quantized</w:t>
-      </w:r>
-      <w:r>
-        <w:t xml:space="preserve"> </w:t>
-      </w:r>
-      <w:r>
-        <w:t xml:space="preserve">models [8], adapt inference on wearables [9], expose per-class and per-patient</w:t>
-      </w:r>
-      <w:r>
-        <w:t xml:space="preserve"> </w:t>
-      </w:r>
-      <w:r>
-        <w:t xml:space="preserve">failures [10], and control false alarms in monitoring [11]. The guarantee assumes</w:t>
-      </w:r>
-      <w:r>
-        <w:t xml:space="preserve"> </w:t>
-      </w:r>
-      <w:r>
-        <w:t xml:space="preserve">that calibration and test observations are exchangeable; without that</w:t>
-      </w:r>
-      <w:r>
-        <w:t xml:space="preserve"> </w:t>
-      </w:r>
-      <w:r>
-        <w:t xml:space="preserve">assumption the coverage gap can be bounded only in general terms [12].</w:t>
+        <w:t xml:space="preserve">Conformal prediction supplies such uncertainty by wrapping a trained classifier</w:t>
+      </w:r>
+      <w:r>
+        <w:t xml:space="preserve"> </w:t>
+      </w:r>
+      <w:r>
+        <w:t xml:space="preserve">so that it outputs prediction sets with finite-sample coverage [5]. Its</w:t>
+      </w:r>
+      <w:r>
+        <w:t xml:space="preserve"> </w:t>
+      </w:r>
+      <w:r>
+        <w:t xml:space="preserve">clinical uses span several domains [6]–[7]; for ECG and related cardiac signals</w:t>
+      </w:r>
+      <w:r>
+        <w:t xml:space="preserve"> </w:t>
+      </w:r>
+      <w:r>
+        <w:t xml:space="preserve">it has served to calibrate quantized models [8], to adapt inference on wearable</w:t>
+      </w:r>
+      <w:r>
+        <w:t xml:space="preserve"> </w:t>
+      </w:r>
+      <w:r>
+        <w:t xml:space="preserve">devices [9], to reveal failures hidden at the level of classes and patients</w:t>
+      </w:r>
+      <w:r>
+        <w:t xml:space="preserve"> </w:t>
+      </w:r>
+      <w:r>
+        <w:t xml:space="preserve">[10], and to bound false alarms during monitoring [11]. All of these rest on</w:t>
+      </w:r>
+      <w:r>
+        <w:t xml:space="preserve"> </w:t>
+      </w:r>
+      <w:r>
+        <w:t xml:space="preserve">exchangeability between calibration and test observations, and once that</w:t>
+      </w:r>
+      <w:r>
+        <w:t xml:space="preserve"> </w:t>
+      </w:r>
+      <w:r>
+        <w:t xml:space="preserve">assumption is dropped only a generic bound on the coverage gap remains [12].</w:t>
       </w:r>
     </w:p>
     <w:p>
@@ -280,31 +279,31 @@
         <w:jc w:val="both"/>
       </w:pPr>
       <w:r>
-        <w:t xml:space="preserve">Clinical ECG data rarely meet this assumption at the level at which they are</w:t>
-      </w:r>
-      <w:r>
-        <w:t xml:space="preserve"> </w:t>
-      </w:r>
-      <w:r>
-        <w:t xml:space="preserve">stored: a patient contributes several recordings, a Holter episode is cut into</w:t>
-      </w:r>
-      <w:r>
-        <w:t xml:space="preserve"> </w:t>
-      </w:r>
-      <w:r>
-        <w:t xml:space="preserve">segments, a recording yields thousands of beats, and devices, sites and</w:t>
-      </w:r>
-      <w:r>
-        <w:t xml:space="preserve"> </w:t>
-      </w:r>
-      <w:r>
-        <w:t xml:space="preserve">operators are shared across patients. A calibration set of many records may thus</w:t>
-      </w:r>
-      <w:r>
-        <w:t xml:space="preserve"> </w:t>
-      </w:r>
-      <w:r>
-        <w:t xml:space="preserve">contain far fewer independent units.</w:t>
+        <w:t xml:space="preserve">Stored ECG data seldom honor the assumption. One patient supplies several</w:t>
+      </w:r>
+      <w:r>
+        <w:t xml:space="preserve"> </w:t>
+      </w:r>
+      <w:r>
+        <w:t xml:space="preserve">recordings, Holter episodes are cut into segments, a single recording yields</w:t>
+      </w:r>
+      <w:r>
+        <w:t xml:space="preserve"> </w:t>
+      </w:r>
+      <w:r>
+        <w:t xml:space="preserve">thousands of beats, and patients share devices, sites and operators. The number</w:t>
+      </w:r>
+      <w:r>
+        <w:t xml:space="preserve"> </w:t>
+      </w:r>
+      <w:r>
+        <w:t xml:space="preserve">of independent units in a calibration set can therefore be much smaller than its</w:t>
+      </w:r>
+      <w:r>
+        <w:t xml:space="preserve"> </w:t>
+      </w:r>
+      <w:r>
+        <w:t xml:space="preserve">number of records.</w:t>
       </w:r>
     </w:p>
     <w:p>
@@ -313,25 +312,31 @@
         <w:jc w:val="both"/>
       </w:pPr>
       <w:r>
-        <w:t xml:space="preserve">For such grouped data, Lee et al. formalized hierarchical exchangeability and a</w:t>
-      </w:r>
-      <w:r>
-        <w:t xml:space="preserve"> </w:t>
-      </w:r>
-      <w:r>
-        <w:t xml:space="preserve">hierarchical conformal prediction (HCP) procedure that calibrates over blocks</w:t>
-      </w:r>
-      <w:r>
-        <w:t xml:space="preserve"> </w:t>
-      </w:r>
-      <w:r>
-        <w:t xml:space="preserve">[13]; Dunn et al. gave related constructions for two-layer models [14]. HCP</w:t>
-      </w:r>
-      <w:r>
-        <w:t xml:space="preserve"> </w:t>
-      </w:r>
-      <w:r>
-        <w:t xml:space="preserve">gives every calibration block equal mass and adds an atom at</w:t>
+        <w:t xml:space="preserve">Lee et al. addressed grouped data of this kind by formalizing hierarchical</w:t>
+      </w:r>
+      <w:r>
+        <w:t xml:space="preserve"> </w:t>
+      </w:r>
+      <w:r>
+        <w:t xml:space="preserve">exchangeability and proposing hierarchical conformal prediction (HCP), which</w:t>
+      </w:r>
+      <w:r>
+        <w:t xml:space="preserve"> </w:t>
+      </w:r>
+      <w:r>
+        <w:t xml:space="preserve">calibrates over blocks [13]; Dunn et al. developed related constructions for</w:t>
+      </w:r>
+      <w:r>
+        <w:t xml:space="preserve"> </w:t>
+      </w:r>
+      <w:r>
+        <w:t xml:space="preserve">two-layer models [14]. Because HCP assigns every calibration block the same mass</w:t>
+      </w:r>
+      <w:r>
+        <w:t xml:space="preserve"> </w:t>
+      </w:r>
+      <w:r>
+        <w:t xml:space="preserve">and places an extra atom at</w:t>
       </w:r>
       <w:r>
         <w:t xml:space="preserve"> </w:t>
@@ -351,13 +356,13 @@
         </m:r>
       </m:oMath>
       <w:r>
-        <w:t xml:space="preserve">, so its</w:t>
-      </w:r>
-      <w:r>
-        <w:t xml:space="preserve"> </w:t>
-      </w:r>
-      <w:r>
-        <w:t xml:space="preserve">threshold is finite only when the target error rate</w:t>
+        <w:t xml:space="preserve">, its threshold is finite only if the target</w:t>
+      </w:r>
+      <w:r>
+        <w:t xml:space="preserve"> </w:t>
+      </w:r>
+      <w:r>
+        <w:t xml:space="preserve">error rate</w:t>
       </w:r>
       <w:r>
         <w:t xml:space="preserve"> </w:t>
@@ -371,7 +376,7 @@
         <w:t xml:space="preserve"> </w:t>
       </w:r>
       <w:r>
-        <w:t xml:space="preserve">is at least</w:t>
+        <w:t xml:space="preserve">is no smaller than</w:t>
       </w:r>
       <w:r>
         <w:t xml:space="preserve"> </w:t>
@@ -421,7 +426,7 @@
         </m:r>
       </m:oMath>
       <w:r>
-        <w:t xml:space="preserve">, with</w:t>
+        <w:t xml:space="preserve">, where</w:t>
       </w:r>
       <w:r>
         <w:t xml:space="preserve"> </w:t>
@@ -444,43 +449,49 @@
         <w:t xml:space="preserve"> </w:t>
       </w:r>
       <w:r>
-        <w:t xml:space="preserve">the number of calibration blocks. Respecting every</w:t>
-      </w:r>
-      <w:r>
-        <w:t xml:space="preserve"> </w:t>
-      </w:r>
-      <w:r>
-        <w:t xml:space="preserve">dependence source can leave a large dataset with few blocks, and a rare</w:t>
-      </w:r>
-      <w:r>
-        <w:t xml:space="preserve"> </w:t>
-      </w:r>
-      <w:r>
-        <w:t xml:space="preserve">diagnosis with fewer still; conversely, ignoring blocks need not cost coverage</w:t>
-      </w:r>
-      <w:r>
-        <w:t xml:space="preserve"> </w:t>
-      </w:r>
-      <w:r>
-        <w:t xml:space="preserve">when most patients contribute a single recording. Lee et al. leave the trade-off</w:t>
-      </w:r>
-      <w:r>
-        <w:t xml:space="preserve"> </w:t>
-      </w:r>
-      <w:r>
-        <w:t xml:space="preserve">between many small and few large groups open as a question of study design [13],</w:t>
-      </w:r>
-      <w:r>
-        <w:t xml:space="preserve"> </w:t>
-      </w:r>
-      <w:r>
-        <w:t xml:space="preserve">and Sim and Kim have shown for ECG monitoring that the false-alarm bound of</w:t>
-      </w:r>
-      <w:r>
-        <w:t xml:space="preserve"> </w:t>
-      </w:r>
-      <w:r>
-        <w:t xml:space="preserve">split conformal prediction counts subjects rather than beats [11].</w:t>
+        <w:t xml:space="preserve">counts the</w:t>
+      </w:r>
+      <w:r>
+        <w:t xml:space="preserve"> </w:t>
+      </w:r>
+      <w:r>
+        <w:t xml:space="preserve">calibration blocks. A large dataset may thus retain few blocks once every</w:t>
+      </w:r>
+      <w:r>
+        <w:t xml:space="preserve"> </w:t>
+      </w:r>
+      <w:r>
+        <w:t xml:space="preserve">dependence source is honored, and a rare diagnosis fewer still. In the opposite</w:t>
+      </w:r>
+      <w:r>
+        <w:t xml:space="preserve"> </w:t>
+      </w:r>
+      <w:r>
+        <w:t xml:space="preserve">direction, ignoring blocks may cost nothing when nearly every patient contributes</w:t>
+      </w:r>
+      <w:r>
+        <w:t xml:space="preserve"> </w:t>
+      </w:r>
+      <w:r>
+        <w:t xml:space="preserve">one recording. Lee et al. identify the choice between many small and few large</w:t>
+      </w:r>
+      <w:r>
+        <w:t xml:space="preserve"> </w:t>
+      </w:r>
+      <w:r>
+        <w:t xml:space="preserve">groups as an open question of study design [13], and Sim and Kim have shown, for</w:t>
+      </w:r>
+      <w:r>
+        <w:t xml:space="preserve"> </w:t>
+      </w:r>
+      <w:r>
+        <w:t xml:space="preserve">ECG monitoring, that the false-alarm guarantee of split conformal prediction</w:t>
+      </w:r>
+      <w:r>
+        <w:t xml:space="preserve"> </w:t>
+      </w:r>
+      <w:r>
+        <w:t xml:space="preserve">scales with the number of subjects rather than of beats [11].</w:t>
       </w:r>
     </w:p>
     <w:p>
@@ -489,55 +500,55 @@
         <w:jc w:val="both"/>
       </w:pPr>
       <w:r>
-        <w:t xml:space="preserve">What remains insufficiently characterized is whether the intended guarantee is</w:t>
-      </w:r>
-      <w:r>
-        <w:t xml:space="preserve"> </w:t>
-      </w:r>
-      <w:r>
-        <w:t xml:space="preserve">feasible under the dependence structures of real clinical resources, where</w:t>
-      </w:r>
-      <w:r>
-        <w:t xml:space="preserve"> </w:t>
-      </w:r>
-      <w:r>
-        <w:t xml:space="preserve">several sources may be crossed and coverage may be required per diagnosis. We</w:t>
-      </w:r>
-      <w:r>
-        <w:t xml:space="preserve"> </w:t>
-      </w:r>
-      <w:r>
-        <w:t xml:space="preserve">examine this design-stage question through an empirical audit of three public</w:t>
-      </w:r>
-      <w:r>
-        <w:t xml:space="preserve"> </w:t>
-      </w:r>
-      <w:r>
-        <w:t xml:space="preserve">ECG resources: PTB-XL [2], [15], with 18,869 patients averaging 1.16 records</w:t>
-      </w:r>
-      <w:r>
-        <w:t xml:space="preserve"> </w:t>
-      </w:r>
-      <w:r>
-        <w:t xml:space="preserve">each; the MIT-BIH Arrhythmia Database [16], whose 44 subjects each contribute</w:t>
-      </w:r>
-      <w:r>
-        <w:t xml:space="preserve"> </w:t>
-      </w:r>
-      <w:r>
-        <w:t xml:space="preserve">more than 1,500 beats; and the PhysioNet/CinC Challenge 2021 collection [17],</w:t>
-      </w:r>
-      <w:r>
-        <w:t xml:space="preserve"> </w:t>
-      </w:r>
-      <w:r>
-        <w:t xml:space="preserve">which does not document a block identifier at all. We introduce no new conformal</w:t>
-      </w:r>
-      <w:r>
-        <w:t xml:space="preserve"> </w:t>
-      </w:r>
-      <w:r>
-        <w:t xml:space="preserve">procedure. The audit makes four contributions.</w:t>
+        <w:t xml:space="preserve">It remains insufficiently characterized whether the intended guarantee is</w:t>
+      </w:r>
+      <w:r>
+        <w:t xml:space="preserve"> </w:t>
+      </w:r>
+      <w:r>
+        <w:t xml:space="preserve">attainable under the dependence structures of real clinical resources, in which</w:t>
+      </w:r>
+      <w:r>
+        <w:t xml:space="preserve"> </w:t>
+      </w:r>
+      <w:r>
+        <w:t xml:space="preserve">sources may be crossed and coverage may be demanded for each diagnosis. We take</w:t>
+      </w:r>
+      <w:r>
+        <w:t xml:space="preserve"> </w:t>
+      </w:r>
+      <w:r>
+        <w:t xml:space="preserve">up this design-stage question with an empirical audit of three public ECG</w:t>
+      </w:r>
+      <w:r>
+        <w:t xml:space="preserve"> </w:t>
+      </w:r>
+      <w:r>
+        <w:t xml:space="preserve">resources: PTB-XL [2], [15], where 18,869 patients contribute 1.16 records on</w:t>
+      </w:r>
+      <w:r>
+        <w:t xml:space="preserve"> </w:t>
+      </w:r>
+      <w:r>
+        <w:t xml:space="preserve">average; the MIT-BIH Arrhythmia Database [16], where each of 44 subjects</w:t>
+      </w:r>
+      <w:r>
+        <w:t xml:space="preserve"> </w:t>
+      </w:r>
+      <w:r>
+        <w:t xml:space="preserve">contributes more than 1,500 beats; and the PhysioNet/CinC Challenge 2021</w:t>
+      </w:r>
+      <w:r>
+        <w:t xml:space="preserve"> </w:t>
+      </w:r>
+      <w:r>
+        <w:t xml:space="preserve">collection [17], which leaves the block identifier undocumented. We introduce no</w:t>
+      </w:r>
+      <w:r>
+        <w:t xml:space="preserve"> </w:t>
+      </w:r>
+      <w:r>
+        <w:t xml:space="preserve">new conformal procedure. The audit contributes the following.</w:t>
       </w:r>
     </w:p>
     <w:p>
@@ -549,37 +560,37 @@
         </w:numPr>
       </w:pPr>
       <w:r>
-        <w:t xml:space="preserve">A metadata-only feasibility audit (§3, §5.1). Given the declared dependence</w:t>
-      </w:r>
-      <w:r>
-        <w:t xml:space="preserve"> </w:t>
-      </w:r>
-      <w:r>
-        <w:t xml:space="preserve">sources, the HCP bound and the join of those sources yield exact verdicts</w:t>
-      </w:r>
-      <w:r>
-        <w:t xml:space="preserve"> </w:t>
-      </w:r>
-      <w:r>
-        <w:t xml:space="preserve">before any patient is enrolled. Declaring all four documented sources of PTB-XL</w:t>
-      </w:r>
-      <w:r>
-        <w:t xml:space="preserve"> </w:t>
-      </w:r>
-      <w:r>
-        <w:t xml:space="preserve">collapses every admissible calibration grouping to a single block; under</w:t>
-      </w:r>
-      <w:r>
-        <w:t xml:space="preserve"> </w:t>
-      </w:r>
-      <w:r>
-        <w:t xml:space="preserve">patient blocking alone, 24 of 44 SCP diagnostic statements admit no finite</w:t>
-      </w:r>
-      <w:r>
-        <w:t xml:space="preserve"> </w:t>
-      </w:r>
-      <w:r>
-        <w:t xml:space="preserve">per-label threshold at</w:t>
+        <w:t xml:space="preserve">A metadata-only feasibility audit (§3, §5.1). The HCP bound, combined with</w:t>
+      </w:r>
+      <w:r>
+        <w:t xml:space="preserve"> </w:t>
+      </w:r>
+      <w:r>
+        <w:t xml:space="preserve">the join of the declared dependence sources, returns exact verdicts before a</w:t>
+      </w:r>
+      <w:r>
+        <w:t xml:space="preserve"> </w:t>
+      </w:r>
+      <w:r>
+        <w:t xml:space="preserve">single patient is enrolled. With all four documented PTB-XL sources declared,</w:t>
+      </w:r>
+      <w:r>
+        <w:t xml:space="preserve"> </w:t>
+      </w:r>
+      <w:r>
+        <w:t xml:space="preserve">every admissible calibration grouping reduces to one block; with patient</w:t>
+      </w:r>
+      <w:r>
+        <w:t xml:space="preserve"> </w:t>
+      </w:r>
+      <w:r>
+        <w:t xml:space="preserve">blocking alone, 24 of 44 SCP diagnostic statements lack a finite per-label</w:t>
+      </w:r>
+      <w:r>
+        <w:t xml:space="preserve"> </w:t>
+      </w:r>
+      <w:r>
+        <w:t xml:space="preserve">threshold at</w:t>
       </w:r>
       <w:r>
         <w:t xml:space="preserve"> </w:t>
@@ -599,13 +610,13 @@
         </m:r>
       </m:oMath>
       <w:r>
-        <w:t xml:space="preserve">; and an even calibration–test split of the</w:t>
-      </w:r>
-      <w:r>
-        <w:t xml:space="preserve"> </w:t>
-      </w:r>
-      <w:r>
-        <w:t xml:space="preserve">22 MIT-BIH evaluation subjects cannot support a subject-level guarantee at the</w:t>
+        <w:t xml:space="preserve">; and dividing the 22 MIT-BIH evaluation subjects</w:t>
+      </w:r>
+      <w:r>
+        <w:t xml:space="preserve"> </w:t>
+      </w:r>
+      <w:r>
+        <w:t xml:space="preserve">evenly between calibration and test rules out a subject-level guarantee at the</w:t>
       </w:r>
       <w:r>
         <w:t xml:space="preserve"> </w:t>
@@ -629,31 +640,31 @@
         <w:t xml:space="preserve"> </w:t>
       </w:r>
       <w:r>
-        <w:t xml:space="preserve">(§5.2–§5.4). On MIT-BIH, naive split conformal under-covers a matched</w:t>
-      </w:r>
-      <w:r>
-        <w:t xml:space="preserve"> </w:t>
-      </w:r>
-      <w:r>
-        <w:t xml:space="preserve">permutation null; a factorial design attributes the deficit to clustering</w:t>
-      </w:r>
-      <w:r>
-        <w:t xml:space="preserve"> </w:t>
-      </w:r>
-      <w:r>
-        <w:t xml:space="preserve">rather than unequal block sizes, and in a controlled dose–response experiment</w:t>
-      </w:r>
-      <w:r>
-        <w:t xml:space="preserve"> </w:t>
-      </w:r>
-      <w:r>
-        <w:t xml:space="preserve">it rises with the design effect. PTB-XL falls where the design effect predicts</w:t>
-      </w:r>
-      <w:r>
-        <w:t xml:space="preserve"> </w:t>
-      </w:r>
-      <w:r>
-        <w:t xml:space="preserve">— near zero — despite substantial within-patient correlation.</w:t>
+        <w:t xml:space="preserve">(§5.2–§5.4). Naive split conformal on MIT-BIH covers less than a matched</w:t>
+      </w:r>
+      <w:r>
+        <w:t xml:space="preserve"> </w:t>
+      </w:r>
+      <w:r>
+        <w:t xml:space="preserve">permutation null, a factorial design assigns the shortfall to clustering</w:t>
+      </w:r>
+      <w:r>
+        <w:t xml:space="preserve"> </w:t>
+      </w:r>
+      <w:r>
+        <w:t xml:space="preserve">rather than to unequal block sizes, and a controlled dose–response experiment</w:t>
+      </w:r>
+      <w:r>
+        <w:t xml:space="preserve"> </w:t>
+      </w:r>
+      <w:r>
+        <w:t xml:space="preserve">shows it increasing with the design effect. PTB-XL, despite substantial</w:t>
+      </w:r>
+      <w:r>
+        <w:t xml:space="preserve"> </w:t>
+      </w:r>
+      <w:r>
+        <w:t xml:space="preserve">within-patient correlation, sits near zero, as the design effect predicts.</w:t>
       </w:r>
     </w:p>
     <w:p>
@@ -665,25 +676,31 @@
         </w:numPr>
       </w:pPr>
       <w:r>
-        <w:t xml:space="preserve">A caution for evaluating hierarchical conformal methods (§5.3, §6.2). The</w:t>
-      </w:r>
-      <w:r>
-        <w:t xml:space="preserve"> </w:t>
-      </w:r>
-      <w:r>
-        <w:t xml:space="preserve">apparent gain of HCP over naive split conformal persists at 75–110% of its size</w:t>
-      </w:r>
-      <w:r>
-        <w:t xml:space="preserve"> </w:t>
-      </w:r>
-      <w:r>
-        <w:t xml:space="preserve">once within-block dependence is permuted away, so it is largely mechanical. We</w:t>
-      </w:r>
-      <w:r>
-        <w:t xml:space="preserve"> </w:t>
-      </w:r>
-      <w:r>
-        <w:t xml:space="preserve">recommend matched permutation nulls and joint reporting of set size.</w:t>
+        <w:t xml:space="preserve">A caution for evaluating hierarchical conformal methods (§5.3, §6.2).</w:t>
+      </w:r>
+      <w:r>
+        <w:t xml:space="preserve"> </w:t>
+      </w:r>
+      <w:r>
+        <w:t xml:space="preserve">Between 75% and 110% of the apparent gain of HCP over naive split conformal</w:t>
+      </w:r>
+      <w:r>
+        <w:t xml:space="preserve"> </w:t>
+      </w:r>
+      <w:r>
+        <w:t xml:space="preserve">survives when within-block dependence is permuted away, so the gain is largely</w:t>
+      </w:r>
+      <w:r>
+        <w:t xml:space="preserve"> </w:t>
+      </w:r>
+      <w:r>
+        <w:t xml:space="preserve">mechanical; matched permutation nulls and joint reporting of set size are</w:t>
+      </w:r>
+      <w:r>
+        <w:t xml:space="preserve"> </w:t>
+      </w:r>
+      <w:r>
+        <w:t xml:space="preserve">therefore recommended.</w:t>
       </w:r>
     </w:p>
     <w:p>
@@ -695,25 +712,25 @@
         </w:numPr>
       </w:pPr>
       <w:r>
-        <w:t xml:space="preserve">Pre-registered robustness checks reported in full (§5.5, §6.4). Every</w:t>
-      </w:r>
-      <w:r>
-        <w:t xml:space="preserve"> </w:t>
-      </w:r>
-      <w:r>
-        <w:t xml:space="preserve">finding keeps its direction across three backbones spanning more than a</w:t>
-      </w:r>
-      <w:r>
-        <w:t xml:space="preserve"> </w:t>
-      </w:r>
-      <w:r>
-        <w:t xml:space="preserve">hundredfold range of parameters and across checkpoints; statistical strength</w:t>
-      </w:r>
-      <w:r>
-        <w:t xml:space="preserve"> </w:t>
-      </w:r>
-      <w:r>
-        <w:t xml:space="preserve">does not, and the backbone that fails the pre-registered criterion is reported.</w:t>
+        <w:t xml:space="preserve">Pre-registered robustness checks reported in full (§5.5, §6.4). Across</w:t>
+      </w:r>
+      <w:r>
+        <w:t xml:space="preserve"> </w:t>
+      </w:r>
+      <w:r>
+        <w:t xml:space="preserve">three backbones whose parameter counts differ by more than a hundredfold, and</w:t>
+      </w:r>
+      <w:r>
+        <w:t xml:space="preserve"> </w:t>
+      </w:r>
+      <w:r>
+        <w:t xml:space="preserve">across checkpoints, every finding keeps its direction; statistical strength</w:t>
+      </w:r>
+      <w:r>
+        <w:t xml:space="preserve"> </w:t>
+      </w:r>
+      <w:r>
+        <w:t xml:space="preserve">varies, and the backbone that misses the pre-registered criterion is reported.</w:t>
       </w:r>
     </w:p>
     <w:p>
@@ -722,31 +739,31 @@
         <w:jc w:val="both"/>
       </w:pPr>
       <w:r>
-        <w:t xml:space="preserve">All resampling is performed on blocks, the held-out PTB-XL fold was never</w:t>
-      </w:r>
-      <w:r>
-        <w:t xml:space="preserve"> </w:t>
-      </w:r>
-      <w:r>
-        <w:t xml:space="preserve">examined, protocol deviations are logged, and code and per-result artifacts are</w:t>
-      </w:r>
-      <w:r>
-        <w:t xml:space="preserve"> </w:t>
-      </w:r>
-      <w:r>
-        <w:t xml:space="preserve">released with the paper. Section 2 positions the audit, Section 3 states the</w:t>
-      </w:r>
-      <w:r>
-        <w:t xml:space="preserve"> </w:t>
-      </w:r>
-      <w:r>
-        <w:t xml:space="preserve">feasibility conditions, Section 4 describes the design, and Sections 5 and 6</w:t>
-      </w:r>
-      <w:r>
-        <w:t xml:space="preserve"> </w:t>
-      </w:r>
-      <w:r>
-        <w:t xml:space="preserve">report and interpret the results.</w:t>
+        <w:t xml:space="preserve">Resampling is always performed over blocks, the held-out PTB-XL fold has never</w:t>
+      </w:r>
+      <w:r>
+        <w:t xml:space="preserve"> </w:t>
+      </w:r>
+      <w:r>
+        <w:t xml:space="preserve">been inspected, deviations from the protocol are logged, and the code and</w:t>
+      </w:r>
+      <w:r>
+        <w:t xml:space="preserve"> </w:t>
+      </w:r>
+      <w:r>
+        <w:t xml:space="preserve">per-result artifacts are released with the paper. Section 2 situates the audit in</w:t>
+      </w:r>
+      <w:r>
+        <w:t xml:space="preserve"> </w:t>
+      </w:r>
+      <w:r>
+        <w:t xml:space="preserve">prior work, Section 3 derives the feasibility conditions, Section 4 sets out the</w:t>
+      </w:r>
+      <w:r>
+        <w:t xml:space="preserve"> </w:t>
+      </w:r>
+      <w:r>
+        <w:t xml:space="preserve">design, and Sections 5 and 6 present and discuss the findings.</w:t>
       </w:r>
     </w:p>
     <w:bookmarkEnd w:id="9"/>
@@ -774,67 +791,67 @@
         <w:jc w:val="both"/>
       </w:pPr>
       <w:r>
-        <w:t xml:space="preserve">Barber et al. bound the coverage gap of conformal prediction by the</w:t>
-      </w:r>
-      <w:r>
-        <w:t xml:space="preserve"> </w:t>
-      </w:r>
-      <w:r>
-        <w:t xml:space="preserve">total-variation distance between the data distribution and its exchangeable</w:t>
-      </w:r>
-      <w:r>
-        <w:t xml:space="preserve"> </w:t>
-      </w:r>
-      <w:r>
-        <w:t xml:space="preserve">counterpart [12]; the bound holds whatever causes the violation but suggests no</w:t>
-      </w:r>
-      <w:r>
-        <w:t xml:space="preserve"> </w:t>
-      </w:r>
-      <w:r>
-        <w:t xml:space="preserve">remedy. Specific departures have been treated separately: covariate shift with</w:t>
-      </w:r>
-      <w:r>
-        <w:t xml:space="preserve"> </w:t>
-      </w:r>
-      <w:r>
-        <w:t xml:space="preserve">known or estimable likelihood ratios [18], spatial data [19] and network</w:t>
-      </w:r>
-      <w:r>
-        <w:t xml:space="preserve"> </w:t>
-      </w:r>
-      <w:r>
-        <w:t xml:space="preserve">dependence [20]. Bhattacharyya and Barber consider groups whose membership</w:t>
-      </w:r>
-      <w:r>
-        <w:t xml:space="preserve"> </w:t>
-      </w:r>
-      <w:r>
-        <w:t xml:space="preserve">determines the covariate shift [21]; there the data stay exchangeable within each</w:t>
-      </w:r>
-      <w:r>
-        <w:t xml:space="preserve"> </w:t>
-      </w:r>
-      <w:r>
-        <w:t xml:space="preserve">group, whereas in our setting group proportions are stable and observations</w:t>
-      </w:r>
-      <w:r>
-        <w:t xml:space="preserve"> </w:t>
-      </w:r>
-      <w:r>
-        <w:t xml:space="preserve">within a block are not exchangeable. Fontana et al. review the framework and its</w:t>
-      </w:r>
-      <w:r>
-        <w:t xml:space="preserve"> </w:t>
-      </w:r>
-      <w:r>
-        <w:t xml:space="preserve">variants [5], including the Mondrian construction, for which calibrated</w:t>
-      </w:r>
-      <w:r>
-        <w:t xml:space="preserve"> </w:t>
-      </w:r>
-      <w:r>
-        <w:t xml:space="preserve">versions have since been developed [22].</w:t>
+        <w:t xml:space="preserve">When exchangeability fails, Barber et al. bound the loss of coverage by the</w:t>
+      </w:r>
+      <w:r>
+        <w:t xml:space="preserve"> </w:t>
+      </w:r>
+      <w:r>
+        <w:t xml:space="preserve">total-variation distance between the data distribution and an exchangeable</w:t>
+      </w:r>
+      <w:r>
+        <w:t xml:space="preserve"> </w:t>
+      </w:r>
+      <w:r>
+        <w:t xml:space="preserve">counterpart [12]; the bound is agnostic to the source of the violation and does</w:t>
+      </w:r>
+      <w:r>
+        <w:t xml:space="preserve"> </w:t>
+      </w:r>
+      <w:r>
+        <w:t xml:space="preserve">not prescribe a fix. Other work handles particular departures one at a time:</w:t>
+      </w:r>
+      <w:r>
+        <w:t xml:space="preserve"> </w:t>
+      </w:r>
+      <w:r>
+        <w:t xml:space="preserve">covariate shift with known or estimable likelihood ratios [18], spatial data [19]</w:t>
+      </w:r>
+      <w:r>
+        <w:t xml:space="preserve"> </w:t>
+      </w:r>
+      <w:r>
+        <w:t xml:space="preserve">and network dependence [20]. Bhattacharyya and Barber study groups whose</w:t>
+      </w:r>
+      <w:r>
+        <w:t xml:space="preserve"> </w:t>
+      </w:r>
+      <w:r>
+        <w:t xml:space="preserve">membership drives the covariate shift [21], so that exchangeability still holds</w:t>
+      </w:r>
+      <w:r>
+        <w:t xml:space="preserve"> </w:t>
+      </w:r>
+      <w:r>
+        <w:t xml:space="preserve">inside each group; our setting is the reverse, with stable group proportions but</w:t>
+      </w:r>
+      <w:r>
+        <w:t xml:space="preserve"> </w:t>
+      </w:r>
+      <w:r>
+        <w:t xml:space="preserve">non-exchangeable observations within a block. The framework and its variants,</w:t>
+      </w:r>
+      <w:r>
+        <w:t xml:space="preserve"> </w:t>
+      </w:r>
+      <w:r>
+        <w:t xml:space="preserve">the Mondrian construction among them, are reviewed by Fontana et al. [5], and</w:t>
+      </w:r>
+      <w:r>
+        <w:t xml:space="preserve"> </w:t>
+      </w:r>
+      <w:r>
+        <w:t xml:space="preserve">calibrated Mondrian versions have appeared since [22].</w:t>
       </w:r>
     </w:p>
     <w:p>
@@ -843,67 +860,67 @@
         <w:jc w:val="both"/>
       </w:pPr>
       <w:r>
-        <w:t xml:space="preserve">Lee et al. formalized hierarchical exchangeability for groups of repeated</w:t>
-      </w:r>
-      <w:r>
-        <w:t xml:space="preserve"> </w:t>
-      </w:r>
-      <w:r>
-        <w:t xml:space="preserve">measurements and extended both conformal prediction and the jackknife+ [23] to</w:t>
-      </w:r>
-      <w:r>
-        <w:t xml:space="preserve"> </w:t>
-      </w:r>
-      <w:r>
-        <w:t xml:space="preserve">that setting [13]; their threshold and guarantee are restated in (1) and (2).</w:t>
-      </w:r>
-      <w:r>
-        <w:t xml:space="preserve"> </w:t>
-      </w:r>
-      <w:r>
-        <w:t xml:space="preserve">Dunn et al. independently proposed four constructions for two-layer hierarchical</w:t>
-      </w:r>
-      <w:r>
-        <w:t xml:space="preserve"> </w:t>
-      </w:r>
-      <w:r>
-        <w:t xml:space="preserve">models [14]. We take these results as given. Both works are theoretical and</w:t>
-      </w:r>
-      <w:r>
-        <w:t xml:space="preserve"> </w:t>
-      </w:r>
-      <w:r>
-        <w:t xml:space="preserve">evaluate on regression problems ([13] on simulated data and a Lorenz-96 system),</w:t>
-      </w:r>
-      <w:r>
-        <w:t xml:space="preserve"> </w:t>
-      </w:r>
-      <w:r>
-        <w:t xml:space="preserve">and neither asks the question that precedes application: for a given clinical</w:t>
-      </w:r>
-      <w:r>
-        <w:t xml:space="preserve"> </w:t>
-      </w:r>
-      <w:r>
-        <w:t xml:space="preserve">dataset and target error rate, at which grouping, if any, can the guarantee be</w:t>
-      </w:r>
-      <w:r>
-        <w:t xml:space="preserve"> </w:t>
-      </w:r>
-      <w:r>
-        <w:t xml:space="preserve">enforced? Lee et al. point toward it, noting that an analyst may</w:t>
-      </w:r>
-      <w:r>
-        <w:t xml:space="preserve"> </w:t>
-      </w:r>
-      <w:r>
-        <w:t xml:space="preserve">choose between many groups with few measurements or few groups with many</w:t>
-      </w:r>
-      <w:r>
-        <w:t xml:space="preserve"> </w:t>
-      </w:r>
-      <w:r>
-        <w:t xml:space="preserve">repeats, and that</w:t>
+        <w:t xml:space="preserve">For groups of repeated measurements, Lee et al. formalized hierarchical</w:t>
+      </w:r>
+      <w:r>
+        <w:t xml:space="preserve"> </w:t>
+      </w:r>
+      <w:r>
+        <w:t xml:space="preserve">exchangeability and carried both conformal prediction and the jackknife+ [23]</w:t>
+      </w:r>
+      <w:r>
+        <w:t xml:space="preserve"> </w:t>
+      </w:r>
+      <w:r>
+        <w:t xml:space="preserve">over to it [13]; (1) and (2) restate their threshold and guarantee. Working</w:t>
+      </w:r>
+      <w:r>
+        <w:t xml:space="preserve"> </w:t>
+      </w:r>
+      <w:r>
+        <w:t xml:space="preserve">independently, Dunn et al. proposed four constructions for two-layer</w:t>
+      </w:r>
+      <w:r>
+        <w:t xml:space="preserve"> </w:t>
+      </w:r>
+      <w:r>
+        <w:t xml:space="preserve">hierarchical models [14]. These results are taken as given here. Both lines of</w:t>
+      </w:r>
+      <w:r>
+        <w:t xml:space="preserve"> </w:t>
+      </w:r>
+      <w:r>
+        <w:t xml:space="preserve">work are theoretical and are evaluated on regression tasks, [13] on simulated</w:t>
+      </w:r>
+      <w:r>
+        <w:t xml:space="preserve"> </w:t>
+      </w:r>
+      <w:r>
+        <w:t xml:space="preserve">data and a Lorenz-96 system, and neither addresses the question an applied study</w:t>
+      </w:r>
+      <w:r>
+        <w:t xml:space="preserve"> </w:t>
+      </w:r>
+      <w:r>
+        <w:t xml:space="preserve">faces first: given a clinical dataset and a target error rate, which grouping, if</w:t>
+      </w:r>
+      <w:r>
+        <w:t xml:space="preserve"> </w:t>
+      </w:r>
+      <w:r>
+        <w:t xml:space="preserve">any, lets the guarantee be enforced? Lee et al. come close to it when they note</w:t>
+      </w:r>
+      <w:r>
+        <w:t xml:space="preserve"> </w:t>
+      </w:r>
+      <w:r>
+        <w:t xml:space="preserve">that an analyst may trade many groups with few measurements against few groups</w:t>
+      </w:r>
+      <w:r>
+        <w:t xml:space="preserve"> </w:t>
+      </w:r>
+      <w:r>
+        <w:t xml:space="preserve">with many repeats, adding that</w:t>
       </w:r>
       <w:r>
         <w:t xml:space="preserve"> </w:t>
@@ -913,7 +930,7 @@
           <w:i/>
           <w:iCs/>
         </w:rPr>
-        <w:t xml:space="preserve">characterizing the pros and cons of this tradeoff is an</w:t>
+        <w:t xml:space="preserve">characterizing the pros and cons of this tradeoff</w:t>
       </w:r>
       <w:r>
         <w:rPr>
@@ -927,7 +944,7 @@
           <w:i/>
           <w:iCs/>
         </w:rPr>
-        <w:t xml:space="preserve">important question to determine how study design affects inference in this</w:t>
+        <w:t xml:space="preserve">is an important question to determine how study design affects inference in this</w:t>
       </w:r>
       <w:r>
         <w:rPr>
@@ -947,19 +964,19 @@
         <w:t xml:space="preserve"> </w:t>
       </w:r>
       <w:r>
-        <w:t xml:space="preserve">[13]. We address its most elementary part — whether a</w:t>
-      </w:r>
-      <w:r>
-        <w:t xml:space="preserve"> </w:t>
-      </w:r>
-      <w:r>
-        <w:t xml:space="preserve">finite threshold exists for a given design — and then measure what happens on</w:t>
-      </w:r>
-      <w:r>
-        <w:t xml:space="preserve"> </w:t>
-      </w:r>
-      <w:r>
-        <w:t xml:space="preserve">clinical data when it does.</w:t>
+        <w:t xml:space="preserve">[13]. We take up the most elementary part of that</w:t>
+      </w:r>
+      <w:r>
+        <w:t xml:space="preserve"> </w:t>
+      </w:r>
+      <w:r>
+        <w:t xml:space="preserve">question — whether a design admits a finite threshold at all — and then measure</w:t>
+      </w:r>
+      <w:r>
+        <w:t xml:space="preserve"> </w:t>
+      </w:r>
+      <w:r>
+        <w:t xml:space="preserve">what happens on clinical data when it does.</w:t>
       </w:r>
     </w:p>
     <w:bookmarkEnd w:id="10"/>
@@ -978,55 +995,49 @@
         <w:jc w:val="both"/>
       </w:pPr>
       <w:r>
-        <w:t xml:space="preserve">Multi-label conformal methods, reviewed by Papadopoulos [24], model dependence</w:t>
-      </w:r>
-      <w:r>
-        <w:t xml:space="preserve"> </w:t>
-      </w:r>
-      <w:r>
-        <w:t xml:space="preserve">between labels while assuming exchangeable samples; our setting requires the</w:t>
-      </w:r>
-      <w:r>
-        <w:t xml:space="preserve"> </w:t>
-      </w:r>
-      <w:r>
-        <w:t xml:space="preserve">converse. Maltoudoglou et al. prune Label Powerset conformal prediction to reduce</w:t>
-      </w:r>
-      <w:r>
-        <w:t xml:space="preserve"> </w:t>
-      </w:r>
-      <w:r>
-        <w:t xml:space="preserve">its cost [25], and hierarchical multi-label classification without conformal</w:t>
-      </w:r>
-      <w:r>
-        <w:t xml:space="preserve"> </w:t>
-      </w:r>
-      <w:r>
-        <w:t xml:space="preserve">guarantees is well developed [26], [27]. Baheri and Shahbazi calibrate at several</w:t>
-      </w:r>
-      <w:r>
-        <w:t xml:space="preserve"> </w:t>
-      </w:r>
-      <w:r>
-        <w:t xml:space="preserve">resolutions of a label hierarchy and intersect the resulting sets [28], and Zhang</w:t>
-      </w:r>
-      <w:r>
-        <w:t xml:space="preserve"> </w:t>
-      </w:r>
-      <w:r>
-        <w:t xml:space="preserve">et al. represent prediction sets as nodes of a label graph [29]. Both</w:t>
-      </w:r>
-      <w:r>
-        <w:t xml:space="preserve"> </w:t>
-      </w:r>
-      <w:r>
-        <w:t xml:space="preserve">concern structure among labels; we use the hierarchy only to count calibration</w:t>
-      </w:r>
-      <w:r>
-        <w:t xml:space="preserve"> </w:t>
-      </w:r>
-      <w:r>
-        <w:t xml:space="preserve">blocks per label (§3.4).</w:t>
+        <w:t xml:space="preserve">Multi-label conformal methods, surveyed by Papadopoulos [24], capture dependence</w:t>
+      </w:r>
+      <w:r>
+        <w:t xml:space="preserve"> </w:t>
+      </w:r>
+      <w:r>
+        <w:t xml:space="preserve">among labels but assume exchangeable samples, the converse of what our setting</w:t>
+      </w:r>
+      <w:r>
+        <w:t xml:space="preserve"> </w:t>
+      </w:r>
+      <w:r>
+        <w:t xml:space="preserve">needs. Maltoudoglou et al. lower the cost of Label Powerset conformal prediction</w:t>
+      </w:r>
+      <w:r>
+        <w:t xml:space="preserve"> </w:t>
+      </w:r>
+      <w:r>
+        <w:t xml:space="preserve">through pruning [25], and hierarchical multi-label classification without</w:t>
+      </w:r>
+      <w:r>
+        <w:t xml:space="preserve"> </w:t>
+      </w:r>
+      <w:r>
+        <w:t xml:space="preserve">conformal guarantees is a mature field [26], [27]. Baheri and Shahbazi calibrate</w:t>
+      </w:r>
+      <w:r>
+        <w:t xml:space="preserve"> </w:t>
+      </w:r>
+      <w:r>
+        <w:t xml:space="preserve">at several levels of a label hierarchy and intersect the resulting sets [28],</w:t>
+      </w:r>
+      <w:r>
+        <w:t xml:space="preserve"> </w:t>
+      </w:r>
+      <w:r>
+        <w:t xml:space="preserve">while Zhang et al. encode prediction sets as nodes of a label graph [29]. Both exploit structure among labels; here the hierarchy serves only to</w:t>
+      </w:r>
+      <w:r>
+        <w:t xml:space="preserve"> </w:t>
+      </w:r>
+      <w:r>
+        <w:t xml:space="preserve">count calibration blocks per label (§3.4).</w:t>
       </w:r>
     </w:p>
     <w:p>
@@ -1035,49 +1046,55 @@
         <w:jc w:val="both"/>
       </w:pPr>
       <w:r>
-        <w:t xml:space="preserve">Strodthoff et al. established the PTB-XL benchmarks [1] on the dataset of</w:t>
-      </w:r>
-      <w:r>
-        <w:t xml:space="preserve"> </w:t>
-      </w:r>
-      <w:r>
-        <w:t xml:space="preserve">[2], [15]; their residual architectures inform our backbones. Heartbeat-level</w:t>
-      </w:r>
-      <w:r>
-        <w:t xml:space="preserve"> </w:t>
-      </w:r>
-      <w:r>
-        <w:t xml:space="preserve">evaluation follows the inter-patient protocol, in which no subject contributes to</w:t>
-      </w:r>
-      <w:r>
-        <w:t xml:space="preserve"> </w:t>
-      </w:r>
-      <w:r>
-        <w:t xml:space="preserve">both training and evaluation [30], [31], because violating it inflates reported</w:t>
-      </w:r>
-      <w:r>
-        <w:t xml:space="preserve"> </w:t>
-      </w:r>
-      <w:r>
-        <w:t xml:space="preserve">performance [32]. Conformal prediction in clinical medicine is surveyed in [6],</w:t>
-      </w:r>
-      <w:r>
-        <w:t xml:space="preserve"> </w:t>
-      </w:r>
-      <w:r>
-        <w:t xml:space="preserve">with applications to anatomical landmark localization [33] and multi-label</w:t>
-      </w:r>
-      <w:r>
-        <w:t xml:space="preserve"> </w:t>
-      </w:r>
-      <w:r>
-        <w:t xml:space="preserve">diagnosis coding [7]; conformal risk control [34] and conformal prediction for</w:t>
-      </w:r>
-      <w:r>
-        <w:t xml:space="preserve"> </w:t>
-      </w:r>
-      <w:r>
-        <w:t xml:space="preserve">time series [35] extend the framework to general losses and to temporal data.</w:t>
+        <w:t xml:space="preserve">On the ECG side, Strodthoff et al. set the PTB-XL benchmarks [1] for the dataset</w:t>
+      </w:r>
+      <w:r>
+        <w:t xml:space="preserve"> </w:t>
+      </w:r>
+      <w:r>
+        <w:t xml:space="preserve">described in [2], [15], and their residual networks guide our choice of</w:t>
+      </w:r>
+      <w:r>
+        <w:t xml:space="preserve"> </w:t>
+      </w:r>
+      <w:r>
+        <w:t xml:space="preserve">backbones. Beat-level evaluation follows the inter-patient protocol, under which</w:t>
+      </w:r>
+      <w:r>
+        <w:t xml:space="preserve"> </w:t>
+      </w:r>
+      <w:r>
+        <w:t xml:space="preserve">no subject appears in both training and evaluation [30], [31], because mixing</w:t>
+      </w:r>
+      <w:r>
+        <w:t xml:space="preserve"> </w:t>
+      </w:r>
+      <w:r>
+        <w:t xml:space="preserve">the two inflates reported performance [32]. A survey of conformal prediction in</w:t>
+      </w:r>
+      <w:r>
+        <w:t xml:space="preserve"> </w:t>
+      </w:r>
+      <w:r>
+        <w:t xml:space="preserve">clinical medicine is given in [6], with applications to anatomical landmark</w:t>
+      </w:r>
+      <w:r>
+        <w:t xml:space="preserve"> </w:t>
+      </w:r>
+      <w:r>
+        <w:t xml:space="preserve">localization [33] and multi-label diagnosis coding [7]; conformal risk control</w:t>
+      </w:r>
+      <w:r>
+        <w:t xml:space="preserve"> </w:t>
+      </w:r>
+      <w:r>
+        <w:t xml:space="preserve">[34] and time-series conformal prediction [35] generalize the framework to</w:t>
+      </w:r>
+      <w:r>
+        <w:t xml:space="preserve"> </w:t>
+      </w:r>
+      <w:r>
+        <w:t xml:space="preserve">arbitrary losses and to temporal data.</w:t>
       </w:r>
     </w:p>
     <w:p>
@@ -1086,73 +1103,79 @@
         <w:jc w:val="both"/>
       </w:pPr>
       <w:r>
-        <w:t xml:space="preserve">Recent cardiac studies come closer to our question. El Allam and Hamlich</w:t>
-      </w:r>
-      <w:r>
-        <w:t xml:space="preserve"> </w:t>
-      </w:r>
-      <w:r>
-        <w:t xml:space="preserve">calibrate label-conditional Mondrian conformal prediction on patient-disjoint</w:t>
-      </w:r>
-      <w:r>
-        <w:t xml:space="preserve"> </w:t>
-      </w:r>
-      <w:r>
-        <w:t xml:space="preserve">PTB-XL partitions and show that calibration must match the quantized model</w:t>
-      </w:r>
-      <w:r>
-        <w:t xml:space="preserve"> </w:t>
-      </w:r>
-      <w:r>
-        <w:t xml:space="preserve">actually deployed [8]; they also extend conformal inference to edge-deployed</w:t>
-      </w:r>
-      <w:r>
-        <w:t xml:space="preserve"> </w:t>
-      </w:r>
-      <w:r>
-        <w:t xml:space="preserve">wearables [9]. Kinalioğlu shows, for PPG-based ICU arrhythmia classification,</w:t>
-      </w:r>
-      <w:r>
-        <w:t xml:space="preserve"> </w:t>
-      </w:r>
-      <w:r>
-        <w:t xml:space="preserve">that marginal coverage can hide per-class and per-patient failures [10]. Closest</w:t>
-      </w:r>
-      <w:r>
-        <w:t xml:space="preserve"> </w:t>
-      </w:r>
-      <w:r>
-        <w:t xml:space="preserve">to the present study, Sim and Kim show that in ECG monitoring the false-alarm</w:t>
-      </w:r>
-      <w:r>
-        <w:t xml:space="preserve"> </w:t>
-      </w:r>
-      <w:r>
-        <w:t xml:space="preserve">bound of split conformal prediction counts exchangeable subjects rather than</w:t>
-      </w:r>
-      <w:r>
-        <w:t xml:space="preserve"> </w:t>
-      </w:r>
-      <w:r>
-        <w:t xml:space="preserve">beats, so that too few calibration subjects inflate the realized false-alarm</w:t>
-      </w:r>
-      <w:r>
-        <w:t xml:space="preserve"> </w:t>
-      </w:r>
-      <w:r>
-        <w:t xml:space="preserve">rate and the unit carrying the guarantee must be the unit raising alarms [11].</w:t>
-      </w:r>
-      <w:r>
-        <w:t xml:space="preserve"> </w:t>
-      </w:r>
-      <w:r>
-        <w:t xml:space="preserve">Outside cardiology, group-aware conformal calibration has been applied to</w:t>
-      </w:r>
-      <w:r>
-        <w:t xml:space="preserve"> </w:t>
-      </w:r>
-      <w:r>
-        <w:t xml:space="preserve">patients nested in thousands of hospitals [36].</w:t>
+        <w:t xml:space="preserve">Several recent cardiac studies approach our question more closely. El Allam and</w:t>
+      </w:r>
+      <w:r>
+        <w:t xml:space="preserve"> </w:t>
+      </w:r>
+      <w:r>
+        <w:t xml:space="preserve">Hamlich calibrate label-conditional Mondrian conformal prediction on</w:t>
+      </w:r>
+      <w:r>
+        <w:t xml:space="preserve"> </w:t>
+      </w:r>
+      <w:r>
+        <w:t xml:space="preserve">patient-disjoint PTB-XL partitions, showing that calibration has to match the</w:t>
+      </w:r>
+      <w:r>
+        <w:t xml:space="preserve"> </w:t>
+      </w:r>
+      <w:r>
+        <w:t xml:space="preserve">quantized model that is actually deployed [8], and they extend conformal</w:t>
+      </w:r>
+      <w:r>
+        <w:t xml:space="preserve"> </w:t>
+      </w:r>
+      <w:r>
+        <w:t xml:space="preserve">inference to wearables at the edge [9]. In PPG-based arrhythmia classification</w:t>
+      </w:r>
+      <w:r>
+        <w:t xml:space="preserve"> </w:t>
+      </w:r>
+      <w:r>
+        <w:t xml:space="preserve">in intensive care, Kinalioğlu finds that marginal coverage can conceal failures</w:t>
+      </w:r>
+      <w:r>
+        <w:t xml:space="preserve"> </w:t>
+      </w:r>
+      <w:r>
+        <w:t xml:space="preserve">for particular classes and patients [10]. Nearest to the present work, Sim and</w:t>
+      </w:r>
+      <w:r>
+        <w:t xml:space="preserve"> </w:t>
+      </w:r>
+      <w:r>
+        <w:t xml:space="preserve">Kim show that in ECG monitoring the false-alarm guarantee of split conformal</w:t>
+      </w:r>
+      <w:r>
+        <w:t xml:space="preserve"> </w:t>
+      </w:r>
+      <w:r>
+        <w:t xml:space="preserve">prediction is governed by the number of exchangeable subjects rather than of</w:t>
+      </w:r>
+      <w:r>
+        <w:t xml:space="preserve"> </w:t>
+      </w:r>
+      <w:r>
+        <w:t xml:space="preserve">beats, so that too few calibration subjects push the realized false-alarm rate</w:t>
+      </w:r>
+      <w:r>
+        <w:t xml:space="preserve"> </w:t>
+      </w:r>
+      <w:r>
+        <w:t xml:space="preserve">up and the guarantee must attach to the same unit that raises alarms [11].</w:t>
+      </w:r>
+      <w:r>
+        <w:t xml:space="preserve"> </w:t>
+      </w:r>
+      <w:r>
+        <w:t xml:space="preserve">Beyond cardiology, group-aware conformal calibration has been used for patients</w:t>
+      </w:r>
+      <w:r>
+        <w:t xml:space="preserve"> </w:t>
+      </w:r>
+      <w:r>
+        <w:t xml:space="preserve">nested in thousands of hospitals [36].</w:t>
       </w:r>
     </w:p>
     <w:p>
@@ -1171,43 +1194,43 @@
         <w:t xml:space="preserve"> </w:t>
       </w:r>
       <w:r>
-        <w:t xml:space="preserve">These studies ask whether a procedure meets its</w:t>
-      </w:r>
-      <w:r>
-        <w:t xml:space="preserve"> </w:t>
-      </w:r>
-      <w:r>
-        <w:t xml:space="preserve">target on a given split. We ask two earlier questions: whether a block-level</w:t>
-      </w:r>
-      <w:r>
-        <w:t xml:space="preserve"> </w:t>
-      </w:r>
-      <w:r>
-        <w:t xml:space="preserve">guarantee is feasible once every declared dependence source — including crossed</w:t>
-      </w:r>
-      <w:r>
-        <w:t xml:space="preserve"> </w:t>
-      </w:r>
-      <w:r>
-        <w:t xml:space="preserve">sources and label-level conditioning — is respected, and whether ignoring block</w:t>
-      </w:r>
-      <w:r>
-        <w:t xml:space="preserve"> </w:t>
-      </w:r>
-      <w:r>
-        <w:t xml:space="preserve">structure costs coverage once the mechanical effect of the finite-block</w:t>
-      </w:r>
-      <w:r>
-        <w:t xml:space="preserve"> </w:t>
-      </w:r>
-      <w:r>
-        <w:t xml:space="preserve">correction is controlled. The contribution is an audit of design-stage</w:t>
-      </w:r>
-      <w:r>
-        <w:t xml:space="preserve"> </w:t>
-      </w:r>
-      <w:r>
-        <w:t xml:space="preserve">feasibility and of the attribution of coverage loss, not a new conformal</w:t>
+        <w:t xml:space="preserve">The studies above check whether a procedure reaches</w:t>
+      </w:r>
+      <w:r>
+        <w:t xml:space="preserve"> </w:t>
+      </w:r>
+      <w:r>
+        <w:t xml:space="preserve">its target on a given split. We pose two prior questions: is a block-level</w:t>
+      </w:r>
+      <w:r>
+        <w:t xml:space="preserve"> </w:t>
+      </w:r>
+      <w:r>
+        <w:t xml:space="preserve">guarantee feasible once every declared dependence source — crossed sources and</w:t>
+      </w:r>
+      <w:r>
+        <w:t xml:space="preserve"> </w:t>
+      </w:r>
+      <w:r>
+        <w:t xml:space="preserve">label-level conditioning included — is respected, and does ignoring block</w:t>
+      </w:r>
+      <w:r>
+        <w:t xml:space="preserve"> </w:t>
+      </w:r>
+      <w:r>
+        <w:t xml:space="preserve">structure cost coverage once the mechanical effect of the finite-block</w:t>
+      </w:r>
+      <w:r>
+        <w:t xml:space="preserve"> </w:t>
+      </w:r>
+      <w:r>
+        <w:t xml:space="preserve">correction is accounted for? What we contribute is an audit of design-stage</w:t>
+      </w:r>
+      <w:r>
+        <w:t xml:space="preserve"> </w:t>
+      </w:r>
+      <w:r>
+        <w:t xml:space="preserve">feasibility and of the attribution of coverage loss, rather than a new conformal</w:t>
       </w:r>
       <w:r>
         <w:t xml:space="preserve"> </w:t>
@@ -1233,25 +1256,25 @@
         <w:jc w:val="both"/>
       </w:pPr>
       <w:r>
-        <w:t xml:space="preserve">Section 3.1 restates the framework of Lee et al. [13] to fix notation; none of it</w:t>
-      </w:r>
-      <w:r>
-        <w:t xml:space="preserve"> </w:t>
-      </w:r>
-      <w:r>
-        <w:t xml:space="preserve">is claimed as ours. Sections 3.2–3.4 derive three feasibility diagnostics from</w:t>
-      </w:r>
-      <w:r>
-        <w:t xml:space="preserve"> </w:t>
-      </w:r>
-      <w:r>
-        <w:t xml:space="preserve">established results and cite the source of each where it enters, so that</w:t>
-      </w:r>
-      <w:r>
-        <w:t xml:space="preserve"> </w:t>
-      </w:r>
-      <w:r>
-        <w:t xml:space="preserve">borrowed tools are not mistaken for findings.</w:t>
+        <w:t xml:space="preserve">The notation in §3.1 follows Lee et al. [13] and is restated rather than</w:t>
+      </w:r>
+      <w:r>
+        <w:t xml:space="preserve"> </w:t>
+      </w:r>
+      <w:r>
+        <w:t xml:space="preserve">claimed. Sections 3.2–3.4 build three feasibility diagnostics from established</w:t>
+      </w:r>
+      <w:r>
+        <w:t xml:space="preserve"> </w:t>
+      </w:r>
+      <w:r>
+        <w:t xml:space="preserve">results and cite each source where it is used, so that borrowed tools stay</w:t>
+      </w:r>
+      <w:r>
+        <w:t xml:space="preserve"> </w:t>
+      </w:r>
+      <w:r>
+        <w:t xml:space="preserve">distinct from findings.</w:t>
       </w:r>
     </w:p>
     <w:bookmarkStart w:id="13" w:name="hierarchical-calibration"/>
@@ -1269,7 +1292,7 @@
         <w:jc w:val="both"/>
       </w:pPr>
       <w:r>
-        <w:t xml:space="preserve">The calibration data consist of</w:t>
+        <w:t xml:space="preserve">Calibration data are organized in</w:t>
       </w:r>
       <w:r>
         <w:t xml:space="preserve"> </w:t>
@@ -1283,7 +1306,7 @@
         <w:t xml:space="preserve"> </w:t>
       </w:r>
       <w:r>
-        <w:t xml:space="preserve">blocks, block</w:t>
+        <w:t xml:space="preserve">blocks: block</w:t>
       </w:r>
       <w:r>
         <w:t xml:space="preserve"> </w:t>
@@ -1297,7 +1320,7 @@
         <w:t xml:space="preserve"> </w:t>
       </w:r>
       <w:r>
-        <w:t xml:space="preserve">holding</w:t>
+        <w:t xml:space="preserve">contains</w:t>
       </w:r>
       <w:r>
         <w:t xml:space="preserve"> </w:t>
@@ -1397,7 +1420,7 @@
         </m:sSub>
       </m:oMath>
       <w:r>
-        <w:t xml:space="preserve">, with</w:t>
+        <w:t xml:space="preserve">, the total is</w:t>
       </w:r>
       <w:r>
         <w:t xml:space="preserve"> </w:t>
@@ -1446,10 +1469,7 @@
         </m:nary>
       </m:oMath>
       <w:r>
-        <w:t xml:space="preserve"> </w:t>
-      </w:r>
-      <w:r>
-        <w:t xml:space="preserve">and</w:t>
+        <w:t xml:space="preserve">, and</w:t>
       </w:r>
       <w:r>
         <w:t xml:space="preserve"> </w:t>
@@ -1463,7 +1483,13 @@
         <w:t xml:space="preserve"> </w:t>
       </w:r>
       <w:r>
-        <w:t xml:space="preserve">the harmonic mean of the</w:t>
+        <w:t xml:space="preserve">is the</w:t>
+      </w:r>
+      <w:r>
+        <w:t xml:space="preserve"> </w:t>
+      </w:r>
+      <w:r>
+        <w:t xml:space="preserve">harmonic mean of the</w:t>
       </w:r>
       <w:r>
         <w:t xml:space="preserve"> </w:t>
@@ -1483,37 +1509,37 @@
         </m:sSub>
       </m:oMath>
       <w:r>
-        <w:t xml:space="preserve">. Here a block is typically a patient and an observation a 10-second</w:t>
-      </w:r>
-      <w:r>
-        <w:t xml:space="preserve"> </w:t>
-      </w:r>
-      <w:r>
-        <w:t xml:space="preserve">recording, but the framework does not depend on what defines a block. Lee et al.</w:t>
-      </w:r>
-      <w:r>
-        <w:t xml:space="preserve"> </w:t>
-      </w:r>
-      <w:r>
-        <w:t xml:space="preserve">[13] show that standard exchangeability fails when observations are nested</w:t>
-      </w:r>
-      <w:r>
-        <w:t xml:space="preserve"> </w:t>
-      </w:r>
-      <w:r>
-        <w:t xml:space="preserve">within groups and introduce hierarchical exchangeability: blocks are</w:t>
-      </w:r>
-      <w:r>
-        <w:t xml:space="preserve"> </w:t>
-      </w:r>
-      <w:r>
-        <w:t xml:space="preserve">exchangeable with one another and observations are exchangeable within each</w:t>
-      </w:r>
-      <w:r>
-        <w:t xml:space="preserve"> </w:t>
-      </w:r>
-      <w:r>
-        <w:t xml:space="preserve">block, but not across the pooled sample.</w:t>
+        <w:t xml:space="preserve">. In this study a block is usually a patient and an</w:t>
+      </w:r>
+      <w:r>
+        <w:t xml:space="preserve"> </w:t>
+      </w:r>
+      <w:r>
+        <w:t xml:space="preserve">observation a 10-second recording, although nothing in the framework depends on</w:t>
+      </w:r>
+      <w:r>
+        <w:t xml:space="preserve"> </w:t>
+      </w:r>
+      <w:r>
+        <w:t xml:space="preserve">how blocks are defined. Lee et al. [13] show that nesting observations within</w:t>
+      </w:r>
+      <w:r>
+        <w:t xml:space="preserve"> </w:t>
+      </w:r>
+      <w:r>
+        <w:t xml:space="preserve">groups breaks ordinary exchangeability and replace it with hierarchical</w:t>
+      </w:r>
+      <w:r>
+        <w:t xml:space="preserve"> </w:t>
+      </w:r>
+      <w:r>
+        <w:t xml:space="preserve">exchangeability: blocks are exchangeable among themselves and observations are</w:t>
+      </w:r>
+      <w:r>
+        <w:t xml:space="preserve"> </w:t>
+      </w:r>
+      <w:r>
+        <w:t xml:space="preserve">exchangeable within a block, while the pooled sample is not.</w:t>
       </w:r>
     </w:p>
     <w:p>
@@ -1522,7 +1548,7 @@
         <w:jc w:val="both"/>
       </w:pPr>
       <w:r>
-        <w:t xml:space="preserve">Let</w:t>
+        <w:t xml:space="preserve">Fix a nonconformity score</w:t>
       </w:r>
       <w:r>
         <w:t xml:space="preserve"> </w:t>
@@ -1554,13 +1580,7 @@
         <w:t xml:space="preserve"> </w:t>
       </w:r>
       <w:r>
-        <w:t xml:space="preserve">be a nonconformity score fixed independently of the calibration</w:t>
-      </w:r>
-      <w:r>
-        <w:t xml:space="preserve"> </w:t>
-      </w:r>
-      <w:r>
-        <w:t xml:space="preserve">data, write</w:t>
+        <w:t xml:space="preserve">independently of the calibration data, set</w:t>
       </w:r>
       <w:r>
         <w:t xml:space="preserve"> </w:t>
@@ -1631,7 +1651,7 @@
         </m:r>
       </m:oMath>
       <w:r>
-        <w:t xml:space="preserve">, and let</w:t>
+        <w:t xml:space="preserve">, and denote by</w:t>
       </w:r>
       <w:r>
         <w:t xml:space="preserve"> </w:t>
@@ -1729,12 +1749,6 @@
         <w:t xml:space="preserve"> </w:t>
       </w:r>
       <w:r>
-        <w:t xml:space="preserve">be</w:t>
-      </w:r>
-      <w:r>
-        <w:t xml:space="preserve"> </w:t>
-      </w:r>
-      <w:r>
         <w:t xml:space="preserve">the lower</w:t>
       </w:r>
       <w:r>
@@ -1805,13 +1819,7 @@
         </m:r>
       </m:oMath>
       <w:r>
-        <w:t xml:space="preserve">.</w:t>
-      </w:r>
-      <w:r>
-        <w:t xml:space="preserve"> </w:t>
-      </w:r>
-      <w:r>
-        <w:t xml:space="preserve">With</w:t>
+        <w:t xml:space="preserve">. For</w:t>
       </w:r>
       <w:r>
         <w:t xml:space="preserve"> </w:t>
@@ -1834,7 +1842,7 @@
         <w:t xml:space="preserve"> </w:t>
       </w:r>
       <w:r>
-        <w:t xml:space="preserve">calibration blocks, HCP sets the threshold</w:t>
+        <w:t xml:space="preserve">calibration blocks, the HCP threshold is</w:t>
       </w:r>
     </w:p>
     <w:p>
@@ -2162,7 +2170,7 @@
         <w:jc w:val="both"/>
       </w:pPr>
       <w:r>
-        <w:t xml:space="preserve">Each block carries total mass</w:t>
+        <w:t xml:space="preserve">Every block receives the same total mass</w:t>
       </w:r>
       <w:r>
         <w:t xml:space="preserve"> </w:t>
@@ -2212,7 +2220,7 @@
         </m:r>
       </m:oMath>
       <w:r>
-        <w:t xml:space="preserve">, shared evenly among its</w:t>
+        <w:t xml:space="preserve">, split evenly over its</w:t>
       </w:r>
       <w:r>
         <w:t xml:space="preserve"> </w:t>
@@ -2288,7 +2296,7 @@
         <w:t xml:space="preserve"> </w:t>
       </w:r>
       <w:r>
-        <w:t xml:space="preserve">sits at</w:t>
+        <w:t xml:space="preserve">is placed at</w:t>
       </w:r>
       <w:r>
         <w:t xml:space="preserve"> </w:t>
@@ -2308,22 +2316,25 @@
         </m:r>
       </m:oMath>
       <w:r>
-        <w:t xml:space="preserve"> </w:t>
-      </w:r>
-      <w:r>
-        <w:t xml:space="preserve">— the price of not</w:t>
-      </w:r>
-      <w:r>
-        <w:t xml:space="preserve"> </w:t>
-      </w:r>
-      <w:r>
-        <w:t xml:space="preserve">knowing the test block in advance. For a test point from a previously unseen</w:t>
-      </w:r>
-      <w:r>
-        <w:t xml:space="preserve"> </w:t>
-      </w:r>
-      <w:r>
-        <w:t xml:space="preserve">block, Lee et al. [13, Th. 1] prove</w:t>
+        <w:t xml:space="preserve">; this is the cost</w:t>
+      </w:r>
+      <w:r>
+        <w:t xml:space="preserve"> </w:t>
+      </w:r>
+      <w:r>
+        <w:t xml:space="preserve">of not knowing in advance which block the test point comes from. When the test</w:t>
+      </w:r>
+      <w:r>
+        <w:t xml:space="preserve"> </w:t>
+      </w:r>
+      <w:r>
+        <w:t xml:space="preserve">point belongs to a block not seen during calibration, Lee et al. [13, Th. 1]</w:t>
+      </w:r>
+      <w:r>
+        <w:t xml:space="preserve"> </w:t>
+      </w:r>
+      <w:r>
+        <w:t xml:space="preserve">establish</w:t>
       </w:r>
     </w:p>
     <w:p>
@@ -2536,7 +2547,7 @@
         <w:jc w:val="both"/>
       </w:pPr>
       <w:r>
-        <w:t xml:space="preserve">Equation (1) fixes the threshold once</w:t>
+        <w:t xml:space="preserve">Once</w:t>
       </w:r>
       <w:r>
         <w:t xml:space="preserve"> </w:t>
@@ -2605,13 +2616,13 @@
         <w:t xml:space="preserve"> </w:t>
       </w:r>
       <w:r>
-        <w:t xml:space="preserve">are given, but</w:t>
-      </w:r>
-      <w:r>
-        <w:t xml:space="preserve"> </w:t>
-      </w:r>
-      <w:r>
-        <w:t xml:space="preserve">does not say whether the resulting guarantee is informative.</w:t>
+        <w:t xml:space="preserve">are fixed, (1) determines the threshold, but it</w:t>
+      </w:r>
+      <w:r>
+        <w:t xml:space="preserve"> </w:t>
+      </w:r>
+      <w:r>
+        <w:t xml:space="preserve">does not reveal whether the resulting guarantee is informative.</w:t>
       </w:r>
     </w:p>
     <w:p>
@@ -3332,7 +3343,7 @@
         <w:jc w:val="both"/>
       </w:pPr>
       <w:r>
-        <w:t xml:space="preserve">When (3) fails,</w:t>
+        <w:t xml:space="preserve">If (3) is violated,</w:t>
       </w:r>
       <w:r>
         <w:t xml:space="preserve"> </w:t>
@@ -3381,13 +3392,13 @@
         <w:t xml:space="preserve"> </w:t>
       </w:r>
       <w:r>
-        <w:t xml:space="preserve">for every input and (2) holds vacuously.</w:t>
-      </w:r>
-      <w:r>
-        <w:t xml:space="preserve"> </w:t>
-      </w:r>
-      <w:r>
-        <w:t xml:space="preserve">Proposition 1 restates a consequence of the</w:t>
+        <w:t xml:space="preserve">for every input and (2) is satisfied</w:t>
+      </w:r>
+      <w:r>
+        <w:t xml:space="preserve"> </w:t>
+      </w:r>
+      <w:r>
+        <w:t xml:space="preserve">only vacuously. Proposition 1 recasts a consequence of the</w:t>
       </w:r>
       <w:r>
         <w:t xml:space="preserve"> </w:t>
@@ -3410,19 +3421,19 @@
         <w:t xml:space="preserve"> </w:t>
       </w:r>
       <w:r>
-        <w:t xml:space="preserve">atom in Theorem 1 of [13]</w:t>
-      </w:r>
-      <w:r>
-        <w:t xml:space="preserve"> </w:t>
-      </w:r>
-      <w:r>
-        <w:t xml:space="preserve">in a form checkable from metadata, and we claim nothing beyond that. Three of its</w:t>
-      </w:r>
-      <w:r>
-        <w:t xml:space="preserve"> </w:t>
-      </w:r>
-      <w:r>
-        <w:t xml:space="preserve">features matter here: the bound does not involve</w:t>
+        <w:t xml:space="preserve">atom in</w:t>
+      </w:r>
+      <w:r>
+        <w:t xml:space="preserve"> </w:t>
+      </w:r>
+      <w:r>
+        <w:t xml:space="preserve">Theorem 1 of [13] so that it can be checked from metadata; we claim nothing</w:t>
+      </w:r>
+      <w:r>
+        <w:t xml:space="preserve"> </w:t>
+      </w:r>
+      <w:r>
+        <w:t xml:space="preserve">further. Three of its properties matter for the audit. Since</w:t>
       </w:r>
       <w:r>
         <w:t xml:space="preserve"> </w:t>
@@ -3442,19 +3453,28 @@
         </m:sSub>
       </m:oMath>
       <w:r>
-        <w:t xml:space="preserve">, so more measurements per</w:t>
-      </w:r>
-      <w:r>
-        <w:t xml:space="preserve"> </w:t>
-      </w:r>
-      <w:r>
-        <w:t xml:space="preserve">block can never restore feasibility; it is not strict, so a grouping lying on it</w:t>
-      </w:r>
-      <w:r>
-        <w:t xml:space="preserve"> </w:t>
-      </w:r>
-      <w:r>
-        <w:t xml:space="preserve">is feasible (Appendix A.1); and with</w:t>
+        <w:t xml:space="preserve"> </w:t>
+      </w:r>
+      <w:r>
+        <w:t xml:space="preserve">does not appear</w:t>
+      </w:r>
+      <w:r>
+        <w:t xml:space="preserve"> </w:t>
+      </w:r>
+      <w:r>
+        <w:t xml:space="preserve">in the bound, adding measurements to existing blocks never restores</w:t>
+      </w:r>
+      <w:r>
+        <w:t xml:space="preserve"> </w:t>
+      </w:r>
+      <w:r>
+        <w:t xml:space="preserve">feasibility. Since the inequality is not strict, a grouping lying exactly on the</w:t>
+      </w:r>
+      <w:r>
+        <w:t xml:space="preserve"> </w:t>
+      </w:r>
+      <w:r>
+        <w:t xml:space="preserve">boundary is still feasible (Appendix A.1). And when</w:t>
       </w:r>
       <w:r>
         <w:t xml:space="preserve"> </w:t>
@@ -3486,71 +3506,57 @@
         <w:t xml:space="preserve"> </w:t>
       </w:r>
       <w:r>
-        <w:t xml:space="preserve">for all</w:t>
+        <w:t xml:space="preserve">throughout, the bound</w:t>
+      </w:r>
+      <w:r>
+        <w:t xml:space="preserve"> </w:t>
+      </w:r>
+      <w:r>
+        <w:t xml:space="preserve">collapses to the familiar split-conformal condition</w:t>
       </w:r>
       <w:r>
         <w:t xml:space="preserve"> </w:t>
       </w:r>
       <m:oMath>
         <m:r>
-          <m:t>k</m:t>
+          <m:t>n</m:t>
+        </m:r>
+        <m:r>
+          <m:rPr>
+            <m:sty m:val="p"/>
+          </m:rPr>
+          <m:t>≥</m:t>
+        </m:r>
+        <m:r>
+          <m:t>1</m:t>
+        </m:r>
+        <m:r>
+          <m:rPr>
+            <m:sty m:val="p"/>
+          </m:rPr>
+          <m:t>/</m:t>
+        </m:r>
+        <m:r>
+          <m:t>α</m:t>
+        </m:r>
+        <m:r>
+          <m:rPr>
+            <m:sty m:val="p"/>
+          </m:rPr>
+          <m:t>−</m:t>
+        </m:r>
+        <m:r>
+          <m:t>1</m:t>
         </m:r>
       </m:oMath>
       <w:r>
-        <w:t xml:space="preserve"> </w:t>
-      </w:r>
-      <w:r>
-        <w:t xml:space="preserve">it reduces to the</w:t>
-      </w:r>
-      <w:r>
-        <w:t xml:space="preserve"> </w:t>
-      </w:r>
-      <w:r>
-        <w:t xml:space="preserve">familiar split-conformal requirement</w:t>
-      </w:r>
-      <w:r>
-        <w:t xml:space="preserve"> </w:t>
-      </w:r>
-      <m:oMath>
-        <m:r>
-          <m:t>n</m:t>
-        </m:r>
-        <m:r>
-          <m:rPr>
-            <m:sty m:val="p"/>
-          </m:rPr>
-          <m:t>≥</m:t>
-        </m:r>
-        <m:r>
-          <m:t>1</m:t>
-        </m:r>
-        <m:r>
-          <m:rPr>
-            <m:sty m:val="p"/>
-          </m:rPr>
-          <m:t>/</m:t>
-        </m:r>
-        <m:r>
-          <m:t>α</m:t>
-        </m:r>
-        <m:r>
-          <m:rPr>
-            <m:sty m:val="p"/>
-          </m:rPr>
-          <m:t>−</m:t>
-        </m:r>
-        <m:r>
-          <m:t>1</m:t>
-        </m:r>
-      </m:oMath>
-      <w:r>
-        <w:t xml:space="preserve">, which we also verified</w:t>
-      </w:r>
-      <w:r>
-        <w:t xml:space="preserve"> </w:t>
-      </w:r>
-      <w:r>
-        <w:t xml:space="preserve">numerically.</w:t>
+        <w:t xml:space="preserve">, which we</w:t>
+      </w:r>
+      <w:r>
+        <w:t xml:space="preserve"> </w:t>
+      </w:r>
+      <w:r>
+        <w:t xml:space="preserve">also confirmed numerically.</w:t>
       </w:r>
     </w:p>
     <w:p>
@@ -3688,26 +3694,19 @@
         <w:t xml:space="preserve"> </w:t>
       </w:r>
       <w:r>
-        <w:t xml:space="preserve">Feasibility is distribution-free; precision is not. It requires</w:t>
-      </w:r>
-      <w:r>
-        <w:t xml:space="preserve"> </w:t>
-      </w:r>
-      <w:r>
-        <w:rPr>
-          <w:b/>
-          <w:bCs/>
-        </w:rPr>
-        <w:t xml:space="preserve">Assumption (A)</w:t>
-      </w:r>
-      <w:r>
-        <w:t xml:space="preserve">: blocks are independent and identically distributed, and every</w:t>
-      </w:r>
-      <w:r>
-        <w:t xml:space="preserve"> </w:t>
-      </w:r>
-      <w:r>
-        <w:t xml:space="preserve">pair of indicators</w:t>
+        <w:t xml:space="preserve">Unlike feasibility, precision depends on distributional</w:t>
+      </w:r>
+      <w:r>
+        <w:t xml:space="preserve"> </w:t>
+      </w:r>
+      <w:r>
+        <w:t xml:space="preserve">assumptions. It requires Assumption (A): blocks are independent and</w:t>
+      </w:r>
+      <w:r>
+        <w:t xml:space="preserve"> </w:t>
+      </w:r>
+      <w:r>
+        <w:t xml:space="preserve">identically distributed, and any two indicators</w:t>
       </w:r>
       <w:r>
         <w:t xml:space="preserve"> </w:t>
@@ -3749,7 +3748,13 @@
         <w:t xml:space="preserve"> </w:t>
       </w:r>
       <w:r>
-        <w:t xml:space="preserve">within a block has the same correlation</w:t>
+        <w:t xml:space="preserve">within one</w:t>
+      </w:r>
+      <w:r>
+        <w:t xml:space="preserve"> </w:t>
+      </w:r>
+      <w:r>
+        <w:t xml:space="preserve">block share a correlation</w:t>
       </w:r>
       <w:r>
         <w:t xml:space="preserve"> </w:t>
@@ -3775,7 +3780,10 @@
         </m:r>
       </m:oMath>
       <w:r>
-        <w:t xml:space="preserve">, which does not depend on</w:t>
+        <w:t xml:space="preserve"> </w:t>
+      </w:r>
+      <w:r>
+        <w:t xml:space="preserve">that does not vary with</w:t>
       </w:r>
       <w:r>
         <w:t xml:space="preserve"> </w:t>
@@ -3798,7 +3806,13 @@
         <w:t xml:space="preserve"> </w:t>
       </w:r>
       <w:r>
-        <w:t xml:space="preserve">(compound symmetry). Here</w:t>
+        <w:t xml:space="preserve">(compound</w:t>
+      </w:r>
+      <w:r>
+        <w:t xml:space="preserve"> </w:t>
+      </w:r>
+      <w:r>
+        <w:t xml:space="preserve">symmetry). The quantity</w:t>
       </w:r>
       <w:r>
         <w:t xml:space="preserve"> </w:t>
@@ -3827,13 +3841,13 @@
         <w:t xml:space="preserve"> </w:t>
       </w:r>
       <w:r>
-        <w:t xml:space="preserve">is</w:t>
-      </w:r>
-      <w:r>
-        <w:t xml:space="preserve"> </w:t>
-      </w:r>
-      <w:r>
-        <w:t xml:space="preserve">the intraclass correlation of the indicator at threshold</w:t>
+        <w:t xml:space="preserve">is thus the intraclass correlation of the</w:t>
+      </w:r>
+      <w:r>
+        <w:t xml:space="preserve"> </w:t>
+      </w:r>
+      <w:r>
+        <w:t xml:space="preserve">indicator at threshold</w:t>
       </w:r>
       <w:r>
         <w:t xml:space="preserve"> </w:t>
@@ -3844,13 +3858,16 @@
         </m:r>
       </m:oMath>
       <w:r>
-        <w:t xml:space="preserve">, not of the raw</w:t>
-      </w:r>
-      <w:r>
-        <w:t xml:space="preserve"> </w:t>
-      </w:r>
-      <w:r>
-        <w:t xml:space="preserve">score. The HCP threshold is determined by</w:t>
+        <w:t xml:space="preserve"> </w:t>
+      </w:r>
+      <w:r>
+        <w:t xml:space="preserve">rather than of the raw score. The HCP threshold is a</w:t>
+      </w:r>
+      <w:r>
+        <w:t xml:space="preserve"> </w:t>
+      </w:r>
+      <w:r>
+        <w:t xml:space="preserve">functional of</w:t>
       </w:r>
       <w:r>
         <w:t xml:space="preserve"> </w:t>
@@ -3967,19 +3984,19 @@
         </m:r>
       </m:oMath>
       <w:r>
-        <w:t xml:space="preserve">,</w:t>
-      </w:r>
-      <w:r>
-        <w:t xml:space="preserve"> </w:t>
-      </w:r>
-      <w:r>
-        <w:t xml:space="preserve">the unweighted mean of block-level empirical CDFs, whose variance under (A) is</w:t>
-      </w:r>
-      <w:r>
-        <w:t xml:space="preserve"> </w:t>
-      </w:r>
-      <w:r>
-        <w:t xml:space="preserve">the standard one for an unweighted mean of cluster means [37],</w:t>
+        <w:t xml:space="preserve">, the unweighted average</w:t>
+      </w:r>
+      <w:r>
+        <w:t xml:space="preserve"> </w:t>
+      </w:r>
+      <w:r>
+        <w:t xml:space="preserve">of the block-level empirical CDFs, and under (A) its variance takes the textbook</w:t>
+      </w:r>
+      <w:r>
+        <w:t xml:space="preserve"> </w:t>
+      </w:r>
+      <w:r>
+        <w:t xml:space="preserve">form for an unweighted mean of cluster means [37],</w:t>
       </w:r>
       <w:r>
         <w:t xml:space="preserve"> </w:t>
@@ -4214,19 +4231,19 @@
         <w:t xml:space="preserve"> </w:t>
       </w:r>
       <w:r>
-        <w:t xml:space="preserve">(Appendix A.2). This variance belongs to a block-weighted estimator, whereas the</w:t>
-      </w:r>
-      <w:r>
-        <w:t xml:space="preserve"> </w:t>
-      </w:r>
-      <w:r>
-        <w:t xml:space="preserve">Kish effective sample size describes an observation-weighted one, and the two</w:t>
-      </w:r>
-      <w:r>
-        <w:t xml:space="preserve"> </w:t>
-      </w:r>
-      <w:r>
-        <w:t xml:space="preserve">design effects coincide only for uniform block sizes:</w:t>
+        <w:t xml:space="preserve">(Appendix A.2). That variance refers to a block-weighted estimator, whereas the</w:t>
+      </w:r>
+      <w:r>
+        <w:t xml:space="preserve"> </w:t>
+      </w:r>
+      <w:r>
+        <w:t xml:space="preserve">Kish effective sample size refers to an observation-weighted one, and the two</w:t>
+      </w:r>
+      <w:r>
+        <w:t xml:space="preserve"> </w:t>
+      </w:r>
+      <w:r>
+        <w:t xml:space="preserve">design effects agree only when all blocks have the same size:</w:t>
       </w:r>
     </w:p>
     <w:p>
@@ -4543,67 +4560,73 @@
         <w:jc w:val="both"/>
       </w:pPr>
       <w:r>
-        <w:t xml:space="preserve">The second is the standard design effect for unequal cluster sizes, and equal</w:t>
-      </w:r>
-      <w:r>
-        <w:t xml:space="preserve"> </w:t>
-      </w:r>
-      <w:r>
-        <w:t xml:space="preserve">versus size weighting of cluster means is a familiar choice in cluster-randomized</w:t>
-      </w:r>
-      <w:r>
-        <w:t xml:space="preserve"> </w:t>
-      </w:r>
-      <w:r>
-        <w:t xml:space="preserve">trials, where equal weighting is known to be inefficient under unequal cluster</w:t>
-      </w:r>
-      <w:r>
-        <w:t xml:space="preserve"> </w:t>
-      </w:r>
-      <w:r>
-        <w:t xml:space="preserve">sizes and is usually replaced by minimum-variance weights [38], [39]. In HCP it is</w:t>
-      </w:r>
-      <w:r>
-        <w:t xml:space="preserve"> </w:t>
-      </w:r>
-      <w:r>
-        <w:t xml:space="preserve">not a choice: it is fixed by the structure of the threshold, and departing from</w:t>
-      </w:r>
-      <w:r>
-        <w:t xml:space="preserve"> </w:t>
-      </w:r>
-      <w:r>
-        <w:t xml:space="preserve">it can break the guarantee rather than merely cost efficiency (Appendix A.3).</w:t>
-      </w:r>
-      <w:r>
-        <w:t xml:space="preserve"> </w:t>
-      </w:r>
-      <w:r>
-        <w:t xml:space="preserve">The practitioner is thus bound to the estimator that cluster-sampling theory</w:t>
-      </w:r>
-      <w:r>
-        <w:t xml:space="preserve"> </w:t>
-      </w:r>
-      <w:r>
-        <w:t xml:space="preserve">finds most affected by block imbalance, without its usual remedy; we report this</w:t>
-      </w:r>
-      <w:r>
-        <w:t xml:space="preserve"> </w:t>
-      </w:r>
-      <w:r>
-        <w:t xml:space="preserve">as an observation and do not prove that equal weights are the only valid choice.</w:t>
-      </w:r>
-      <w:r>
-        <w:t xml:space="preserve"> </w:t>
-      </w:r>
-      <w:r>
-        <w:t xml:space="preserve">On PTB-XL the two design effects differ by a factor of 15.7 at the site level,</w:t>
-      </w:r>
-      <w:r>
-        <w:t xml:space="preserve"> </w:t>
-      </w:r>
-      <w:r>
-        <w:t xml:space="preserve">and on</w:t>
+        <w:t xml:space="preserve">The second expression is the usual design effect for clusters of unequal size.</w:t>
+      </w:r>
+      <w:r>
+        <w:t xml:space="preserve"> </w:t>
+      </w:r>
+      <w:r>
+        <w:t xml:space="preserve">Cluster-randomized trials routinely compare equal and size-proportional</w:t>
+      </w:r>
+      <w:r>
+        <w:t xml:space="preserve"> </w:t>
+      </w:r>
+      <w:r>
+        <w:t xml:space="preserve">weighting of cluster means, and there equal weighting is known to lose</w:t>
+      </w:r>
+      <w:r>
+        <w:t xml:space="preserve"> </w:t>
+      </w:r>
+      <w:r>
+        <w:t xml:space="preserve">efficiency when cluster sizes vary, which is why minimum-variance weights are</w:t>
+      </w:r>
+      <w:r>
+        <w:t xml:space="preserve"> </w:t>
+      </w:r>
+      <w:r>
+        <w:t xml:space="preserve">usually preferred [38], [39]. HCP offers no such option: equal weighting is built</w:t>
+      </w:r>
+      <w:r>
+        <w:t xml:space="preserve"> </w:t>
+      </w:r>
+      <w:r>
+        <w:t xml:space="preserve">into its threshold, and abandoning it can invalidate the guarantee instead of</w:t>
+      </w:r>
+      <w:r>
+        <w:t xml:space="preserve"> </w:t>
+      </w:r>
+      <w:r>
+        <w:t xml:space="preserve">merely reducing efficiency (Appendix A.3). The practitioner is therefore tied to</w:t>
+      </w:r>
+      <w:r>
+        <w:t xml:space="preserve"> </w:t>
+      </w:r>
+      <w:r>
+        <w:t xml:space="preserve">the estimator that cluster-sampling theory regards as most sensitive to block</w:t>
+      </w:r>
+      <w:r>
+        <w:t xml:space="preserve"> </w:t>
+      </w:r>
+      <w:r>
+        <w:t xml:space="preserve">imbalance, without access to the standard remedy. We state this as an</w:t>
+      </w:r>
+      <w:r>
+        <w:t xml:space="preserve"> </w:t>
+      </w:r>
+      <w:r>
+        <w:t xml:space="preserve">observation and do not prove that equal weights are the only valid choice. On</w:t>
+      </w:r>
+      <w:r>
+        <w:t xml:space="preserve"> </w:t>
+      </w:r>
+      <w:r>
+        <w:t xml:space="preserve">PTB-XL the two design effects differ by a factor of 15.7 at the site level, while</w:t>
+      </w:r>
+      <w:r>
+        <w:t xml:space="preserve"> </w:t>
+      </w:r>
+      <w:r>
+        <w:t xml:space="preserve">on</w:t>
       </w:r>
       <w:r>
         <w:t xml:space="preserve"> </w:t>
@@ -4615,13 +4638,13 @@
         <w:t xml:space="preserve">strat_fold</w:t>
       </w:r>
       <w:r>
-        <w:t xml:space="preserve">, whose blocks are nearly uniform by construction, their ratio</w:t>
-      </w:r>
-      <w:r>
-        <w:t xml:space="preserve"> </w:t>
-      </w:r>
-      <w:r>
-        <w:t xml:space="preserve">is 1.000, an internal check of the computation.</w:t>
+        <w:t xml:space="preserve">, whose blocks are almost uniform by construction, their ratio is</w:t>
+      </w:r>
+      <w:r>
+        <w:t xml:space="preserve"> </w:t>
+      </w:r>
+      <w:r>
+        <w:t xml:space="preserve">1.000, which serves as an internal check of the computation.</w:t>
       </w:r>
     </w:p>
     <w:p>
@@ -4640,13 +4663,13 @@
         <w:t xml:space="preserve"> </w:t>
       </w:r>
       <w:r>
-        <w:t xml:space="preserve">To compare datasets with very different</w:t>
-      </w:r>
-      <w:r>
-        <w:t xml:space="preserve"> </w:t>
-      </w:r>
-      <w:r>
-        <w:t xml:space="preserve">block geometry we order configurations by the variance-inflation factor</w:t>
+        <w:t xml:space="preserve">Datasets with very different block</w:t>
+      </w:r>
+      <w:r>
+        <w:t xml:space="preserve"> </w:t>
+      </w:r>
+      <w:r>
+        <w:t xml:space="preserve">geometry are compared through the variance-inflation factor</w:t>
       </w:r>
       <w:r>
         <w:t xml:space="preserve"> </w:t>
@@ -4734,7 +4757,7 @@
         <w:t xml:space="preserve"> </w:t>
       </w:r>
       <w:r>
-        <w:t xml:space="preserve">enters only through</w:t>
+        <w:t xml:space="preserve">enters only through the product</w:t>
       </w:r>
       <w:r>
         <w:t xml:space="preserve"> </w:t>
@@ -4769,19 +4792,13 @@
         </m:r>
       </m:oMath>
       <w:r>
-        <w:t xml:space="preserve">, the factor</w:t>
-      </w:r>
-      <w:r>
-        <w:t xml:space="preserve"> </w:t>
-      </w:r>
-      <w:r>
-        <w:t xml:space="preserve">predicts that dependence is harmless whenever blocks are near-singleton, however</w:t>
-      </w:r>
-      <w:r>
-        <w:t xml:space="preserve"> </w:t>
-      </w:r>
-      <w:r>
-        <w:t xml:space="preserve">strong the within-block correlation — the opposite of what raw</w:t>
+        <w:t xml:space="preserve">, the factor predicts no harm from dependence whenever blocks are close</w:t>
+      </w:r>
+      <w:r>
+        <w:t xml:space="preserve"> </w:t>
+      </w:r>
+      <w:r>
+        <w:t xml:space="preserve">to singletons, however strong the within-block correlation — contrary to what raw</w:t>
       </w:r>
       <w:r>
         <w:t xml:space="preserve"> </w:t>
@@ -4795,13 +4812,7 @@
         <w:t xml:space="preserve"> </w:t>
       </w:r>
       <w:r>
-        <w:t xml:space="preserve">suggests.</w:t>
-      </w:r>
-      <w:r>
-        <w:t xml:space="preserve"> </w:t>
-      </w:r>
-      <w:r>
-        <w:t xml:space="preserve">The primary analysis takes</w:t>
+        <w:t xml:space="preserve">would suggest. In the primary analysis</w:t>
       </w:r>
       <w:r>
         <w:t xml:space="preserve"> </w:t>
@@ -4815,13 +4826,13 @@
         <w:t xml:space="preserve"> </w:t>
       </w:r>
       <w:r>
-        <w:t xml:space="preserve">from conformity scores and is repeated with the</w:t>
-      </w:r>
-      <w:r>
-        <w:t xml:space="preserve"> </w:t>
-      </w:r>
-      <w:r>
-        <w:t xml:space="preserve">indicator correlation</w:t>
+        <w:t xml:space="preserve">is estimated from conformity</w:t>
+      </w:r>
+      <w:r>
+        <w:t xml:space="preserve"> </w:t>
+      </w:r>
+      <w:r>
+        <w:t xml:space="preserve">scores, and the analysis is repeated with the indicator correlation</w:t>
       </w:r>
       <w:r>
         <w:t xml:space="preserve"> </w:t>
@@ -4850,43 +4861,43 @@
         <w:t xml:space="preserve"> </w:t>
       </w:r>
       <w:r>
-        <w:t xml:space="preserve">(§5.4); when the axis was adopted is recorded in</w:t>
-      </w:r>
-      <w:r>
-        <w:t xml:space="preserve"> </w:t>
-      </w:r>
-      <w:r>
-        <w:t xml:space="preserve">§6.4. The axis only orders configurations and is not a calibrated effective</w:t>
-      </w:r>
-      <w:r>
-        <w:t xml:space="preserve"> </w:t>
-      </w:r>
-      <w:r>
-        <w:t xml:space="preserve">sample size: Noonan derives a closed-form effective sample size for thresholds</w:t>
-      </w:r>
-      <w:r>
-        <w:t xml:space="preserve"> </w:t>
-      </w:r>
-      <w:r>
-        <w:t xml:space="preserve">under clustering and shows that the correction currently used in the conformal</w:t>
-      </w:r>
-      <w:r>
-        <w:t xml:space="preserve"> </w:t>
-      </w:r>
-      <w:r>
-        <w:t xml:space="preserve">literature is the wrong quantity [40]. Our axis shares its central ingredient,</w:t>
-      </w:r>
-      <w:r>
-        <w:t xml:space="preserve"> </w:t>
-      </w:r>
-      <w:r>
-        <w:t xml:space="preserve">the correlation of threshold indicators, but is a heuristic under (A), and we</w:t>
-      </w:r>
-      <w:r>
-        <w:t xml:space="preserve"> </w:t>
-      </w:r>
-      <w:r>
-        <w:t xml:space="preserve">defer to that work for the principled quantity.</w:t>
+        <w:t xml:space="preserve">(§5.4); §6.4 records when the axis was adopted. The axis serves only to rank</w:t>
+      </w:r>
+      <w:r>
+        <w:t xml:space="preserve"> </w:t>
+      </w:r>
+      <w:r>
+        <w:t xml:space="preserve">configurations and should not be read as a calibrated effective sample size. For</w:t>
+      </w:r>
+      <w:r>
+        <w:t xml:space="preserve"> </w:t>
+      </w:r>
+      <w:r>
+        <w:t xml:space="preserve">that quantity we defer to Noonan, who derives a closed-form effective sample size</w:t>
+      </w:r>
+      <w:r>
+        <w:t xml:space="preserve"> </w:t>
+      </w:r>
+      <w:r>
+        <w:t xml:space="preserve">for thresholds under clustering and shows that the correction now used in the</w:t>
+      </w:r>
+      <w:r>
+        <w:t xml:space="preserve"> </w:t>
+      </w:r>
+      <w:r>
+        <w:t xml:space="preserve">conformal literature targets the wrong quantity [40]. Our axis shares its key</w:t>
+      </w:r>
+      <w:r>
+        <w:t xml:space="preserve"> </w:t>
+      </w:r>
+      <w:r>
+        <w:t xml:space="preserve">ingredient, the correlation of threshold indicators, but remains a heuristic</w:t>
+      </w:r>
+      <w:r>
+        <w:t xml:space="preserve"> </w:t>
+      </w:r>
+      <w:r>
+        <w:t xml:space="preserve">under (A).</w:t>
       </w:r>
     </w:p>
     <w:bookmarkEnd w:id="14"/>
@@ -4905,13 +4916,19 @@
         <w:jc w:val="both"/>
       </w:pPr>
       <w:r>
-        <w:t xml:space="preserve">Clinical datasets often carry several candidate blocking variables at once —</w:t>
-      </w:r>
-      <w:r>
-        <w:t xml:space="preserve"> </w:t>
-      </w:r>
-      <w:r>
-        <w:t xml:space="preserve">patient, device, operator, site — and these need not be nested.</w:t>
+        <w:t xml:space="preserve">Clinical datasets frequently offer several candidate blocking variables at the</w:t>
+      </w:r>
+      <w:r>
+        <w:t xml:space="preserve"> </w:t>
+      </w:r>
+      <w:r>
+        <w:t xml:space="preserve">same time — patient, device, operator, site — and nothing guarantees that they</w:t>
+      </w:r>
+      <w:r>
+        <w:t xml:space="preserve"> </w:t>
+      </w:r>
+      <w:r>
+        <w:t xml:space="preserve">are nested.</w:t>
       </w:r>
     </w:p>
     <w:p>
@@ -5653,25 +5670,25 @@
         <w:jc w:val="both"/>
       </w:pPr>
       <w:r>
-        <w:t xml:space="preserve">This is a standard fact about partition lattices; its consequence for</w:t>
-      </w:r>
-      <w:r>
-        <w:t xml:space="preserve"> </w:t>
-      </w:r>
-      <w:r>
-        <w:t xml:space="preserve">calibration is what matters here. Fig. 1 illustrates it on eight hypothetical</w:t>
-      </w:r>
-      <w:r>
-        <w:t xml:space="preserve"> </w:t>
-      </w:r>
-      <w:r>
-        <w:t xml:space="preserve">records: five patient blocks and three device blocks, each fine on its own,</w:t>
-      </w:r>
-      <w:r>
-        <w:t xml:space="preserve"> </w:t>
-      </w:r>
-      <w:r>
-        <w:t xml:space="preserve">leave only two blocks once both sources must be respected.</w:t>
+        <w:t xml:space="preserve">The result is standard for partition lattices; what concerns us is its</w:t>
+      </w:r>
+      <w:r>
+        <w:t xml:space="preserve"> </w:t>
+      </w:r>
+      <w:r>
+        <w:t xml:space="preserve">implication for calibration. Fig. 1 illustrates it with eight hypothetical</w:t>
+      </w:r>
+      <w:r>
+        <w:t xml:space="preserve"> </w:t>
+      </w:r>
+      <w:r>
+        <w:t xml:space="preserve">records, where five patient blocks and three device blocks, each acceptable on</w:t>
+      </w:r>
+      <w:r>
+        <w:t xml:space="preserve"> </w:t>
+      </w:r>
+      <w:r>
+        <w:t xml:space="preserve">its own, shrink to two blocks once both sources have to be respected.</w:t>
       </w:r>
     </w:p>
     <w:p>
@@ -5973,7 +5990,7 @@
         <w:t xml:space="preserve"> </w:t>
       </w:r>
       <w:r>
-        <w:t xml:space="preserve">A calibration grouping</w:t>
+        <w:t xml:space="preserve">We call a calibration grouping</w:t>
       </w:r>
       <w:r>
         <w:t xml:space="preserve"> </w:t>
@@ -5987,7 +6004,7 @@
         <w:t xml:space="preserve"> </w:t>
       </w:r>
       <w:r>
-        <w:t xml:space="preserve">is admissible at level</w:t>
+        <w:t xml:space="preserve">admissible at level</w:t>
       </w:r>
       <w:r>
         <w:t xml:space="preserve"> </w:t>
@@ -6001,7 +6018,7 @@
         <w:t xml:space="preserve"> </w:t>
       </w:r>
       <w:r>
-        <w:t xml:space="preserve">if it satisfies (S1) feasibility,</w:t>
+        <w:t xml:space="preserve">when it passes two checks: (S1) feasibility,</w:t>
       </w:r>
       <w:r>
         <w:t xml:space="preserve"> </w:t>
@@ -6075,10 +6092,13 @@
         </m:r>
       </m:oMath>
       <w:r>
-        <w:t xml:space="preserve"> </w:t>
-      </w:r>
-      <w:r>
-        <w:t xml:space="preserve">(exact, by Proposition 1), and (S2) sufficiency: every</w:t>
+        <w:t xml:space="preserve">, which is exact by Proposition 1, and (S2)</w:t>
+      </w:r>
+      <w:r>
+        <w:t xml:space="preserve"> </w:t>
+      </w:r>
+      <w:r>
+        <w:t xml:space="preserve">sufficiency, under which every</w:t>
       </w:r>
       <w:r>
         <w:t xml:space="preserve"> </w:t>
@@ -6094,13 +6114,7 @@
         <w:t xml:space="preserve"> </w:t>
       </w:r>
       <w:r>
-        <w:t xml:space="preserve">dependence</w:t>
-      </w:r>
-      <w:r>
-        <w:t xml:space="preserve"> </w:t>
-      </w:r>
-      <w:r>
-        <w:t xml:space="preserve">source is nested within</w:t>
+        <w:t xml:space="preserve">dependence source is nested in</w:t>
       </w:r>
       <w:r>
         <w:t xml:space="preserve"> </w:t>
@@ -6111,58 +6125,61 @@
         </m:r>
       </m:oMath>
       <w:r>
-        <w:t xml:space="preserve"> </w:t>
-      </w:r>
-      <w:r>
-        <w:t xml:space="preserve">(exact, given the declaration). S1 alone is not</w:t>
-      </w:r>
-      <w:r>
-        <w:t xml:space="preserve"> </w:t>
-      </w:r>
-      <w:r>
-        <w:t xml:space="preserve">enough, because a grouping can admit a finite threshold while leaving dependence</w:t>
-      </w:r>
-      <w:r>
-        <w:t xml:space="preserve"> </w:t>
-      </w:r>
-      <w:r>
-        <w:t xml:space="preserve">across its blocks unaccounted for. S2 is only as complete as the declared list:</w:t>
-      </w:r>
-      <w:r>
-        <w:t xml:space="preserve"> </w:t>
-      </w:r>
-      <w:r>
-        <w:t xml:space="preserve">an undeclared source passes vacuously, so S2 checks the consistency of a stated</w:t>
-      </w:r>
-      <w:r>
-        <w:t xml:space="preserve"> </w:t>
-      </w:r>
-      <w:r>
-        <w:t xml:space="preserve">assumption rather than testing it. For crossed sources the finest grouping</w:t>
-      </w:r>
-      <w:r>
-        <w:t xml:space="preserve"> </w:t>
-      </w:r>
-      <w:r>
-        <w:t xml:space="preserve">satisfying S2 is their join (Proposition 2). Joins of individually fine groupings</w:t>
-      </w:r>
-      <w:r>
-        <w:t xml:space="preserve"> </w:t>
-      </w:r>
-      <w:r>
-        <w:t xml:space="preserve">are known to form giant components in leakage control [41], but the consequence</w:t>
-      </w:r>
-      <w:r>
-        <w:t xml:space="preserve"> </w:t>
-      </w:r>
-      <w:r>
-        <w:t xml:space="preserve">here differs in kind: there a collapsed join degrades a split, whereas here,</w:t>
-      </w:r>
-      <w:r>
-        <w:t xml:space="preserve"> </w:t>
-      </w:r>
-      <w:r>
-        <w:t xml:space="preserve">below</w:t>
+        <w:t xml:space="preserve">,</w:t>
+      </w:r>
+      <w:r>
+        <w:t xml:space="preserve"> </w:t>
+      </w:r>
+      <w:r>
+        <w:t xml:space="preserve">exact relative to that declaration. Passing S1 alone does not suffice, because a</w:t>
+      </w:r>
+      <w:r>
+        <w:t xml:space="preserve"> </w:t>
+      </w:r>
+      <w:r>
+        <w:t xml:space="preserve">grouping may admit a finite threshold yet leave dependence between its blocks</w:t>
+      </w:r>
+      <w:r>
+        <w:t xml:space="preserve"> </w:t>
+      </w:r>
+      <w:r>
+        <w:t xml:space="preserve">unaddressed. S2, in turn, can be no more complete than the list it is given: a</w:t>
+      </w:r>
+      <w:r>
+        <w:t xml:space="preserve"> </w:t>
+      </w:r>
+      <w:r>
+        <w:t xml:space="preserve">source left undeclared passes trivially, so S2 verifies that a stated assumption</w:t>
+      </w:r>
+      <w:r>
+        <w:t xml:space="preserve"> </w:t>
+      </w:r>
+      <w:r>
+        <w:t xml:space="preserve">is internally consistent rather than testing whether it holds. With crossed</w:t>
+      </w:r>
+      <w:r>
+        <w:t xml:space="preserve"> </w:t>
+      </w:r>
+      <w:r>
+        <w:t xml:space="preserve">sources the finest grouping that passes S2 is their join (Proposition 2). In</w:t>
+      </w:r>
+      <w:r>
+        <w:t xml:space="preserve"> </w:t>
+      </w:r>
+      <w:r>
+        <w:t xml:space="preserve">leakage control, joins of individually fine groupings are already known to form</w:t>
+      </w:r>
+      <w:r>
+        <w:t xml:space="preserve"> </w:t>
+      </w:r>
+      <w:r>
+        <w:t xml:space="preserve">giant components [41]; the consequence here is of a different kind, since a</w:t>
+      </w:r>
+      <w:r>
+        <w:t xml:space="preserve"> </w:t>
+      </w:r>
+      <w:r>
+        <w:t xml:space="preserve">collapsed join there merely weakens a split, whereas here, below</w:t>
       </w:r>
       <w:r>
         <w:t xml:space="preserve"> </w:t>
@@ -6212,19 +6229,25 @@
         </m:r>
       </m:oMath>
       <w:r>
-        <w:t xml:space="preserve">, no finite threshold exists (Corollary 2). Because the declared</w:t>
-      </w:r>
-      <w:r>
-        <w:t xml:space="preserve"> </w:t>
-      </w:r>
-      <w:r>
-        <w:t xml:space="preserve">set cannot be verified from data, every verdict is reported as a function of that</w:t>
-      </w:r>
-      <w:r>
-        <w:t xml:space="preserve"> </w:t>
-      </w:r>
-      <w:r>
-        <w:t xml:space="preserve">set, never as a property of a dataset.</w:t>
+        <w:t xml:space="preserve">, no</w:t>
+      </w:r>
+      <w:r>
+        <w:t xml:space="preserve"> </w:t>
+      </w:r>
+      <w:r>
+        <w:t xml:space="preserve">finite threshold exists at all (Corollary 2). Because no dataset can confirm the</w:t>
+      </w:r>
+      <w:r>
+        <w:t xml:space="preserve"> </w:t>
+      </w:r>
+      <w:r>
+        <w:t xml:space="preserve">declared set, each verdict is reported as a function of that set and never as a</w:t>
+      </w:r>
+      <w:r>
+        <w:t xml:space="preserve"> </w:t>
+      </w:r>
+      <w:r>
+        <w:t xml:space="preserve">property of the data.</w:t>
       </w:r>
     </w:p>
     <w:bookmarkEnd w:id="18"/>
@@ -6243,19 +6266,19 @@
         <w:jc w:val="both"/>
       </w:pPr>
       <w:r>
-        <w:t xml:space="preserve">PTB-XL arranges diagnoses in a three-level tree of 5 superclasses, 23 subclasses</w:t>
-      </w:r>
-      <w:r>
-        <w:t xml:space="preserve"> </w:t>
-      </w:r>
-      <w:r>
-        <w:t xml:space="preserve">and 44 diagnostic SCP statements. A recording may carry several labels, so the</w:t>
-      </w:r>
-      <w:r>
-        <w:t xml:space="preserve"> </w:t>
-      </w:r>
-      <w:r>
-        <w:t xml:space="preserve">target is a set</w:t>
+        <w:t xml:space="preserve">The PTB-XL diagnoses form a three-level tree with 5 superclasses, 23 subclasses</w:t>
+      </w:r>
+      <w:r>
+        <w:t xml:space="preserve"> </w:t>
+      </w:r>
+      <w:r>
+        <w:t xml:space="preserve">and 44 diagnostic SCP statements. Since one recording may carry several labels,</w:t>
+      </w:r>
+      <w:r>
+        <w:t xml:space="preserve"> </w:t>
+      </w:r>
+      <w:r>
+        <w:t xml:space="preserve">the target is a set</w:t>
       </w:r>
       <w:r>
         <w:t xml:space="preserve"> </w:t>
@@ -6282,13 +6305,13 @@
         <w:t xml:space="preserve"> </w:t>
       </w:r>
       <w:r>
-        <w:t xml:space="preserve">and a notion of coverage must be chosen.</w:t>
-      </w:r>
-      <w:r>
-        <w:t xml:space="preserve"> </w:t>
-      </w:r>
-      <w:r>
-        <w:t xml:space="preserve">Superset coverage,</w:t>
+        <w:t xml:space="preserve">and a notion of coverage has to be</w:t>
+      </w:r>
+      <w:r>
+        <w:t xml:space="preserve"> </w:t>
+      </w:r>
+      <w:r>
+        <w:t xml:space="preserve">selected. Superset coverage,</w:t>
       </w:r>
     </w:p>
     <w:p>
@@ -6426,13 +6449,7 @@
         <w:jc w:val="both"/>
       </w:pPr>
       <w:r>
-        <w:t xml:space="preserve">is not a new result: Theorem 1 of [13] only requires a fixed scalar score, and</w:t>
-      </w:r>
-      <w:r>
-        <w:t xml:space="preserve"> </w:t>
-      </w:r>
-      <w:r>
-        <w:t xml:space="preserve">setting</w:t>
+        <w:t xml:space="preserve">involves nothing new: Theorem 1 of [13] needs only a fixed scalar score, and with</w:t>
       </w:r>
       <w:r>
         <w:t xml:space="preserve"> </w:t>
@@ -6527,7 +6544,7 @@
         <w:t xml:space="preserve"> </w:t>
       </w:r>
       <w:r>
-        <w:t xml:space="preserve">gives</w:t>
+        <w:t xml:space="preserve">one has</w:t>
       </w:r>
       <w:r>
         <w:t xml:space="preserve"> </w:t>
@@ -6615,13 +6632,19 @@
         </m:acc>
       </m:oMath>
       <w:r>
-        <w:t xml:space="preserve">, so HCP applies unchanged. The</w:t>
-      </w:r>
-      <w:r>
-        <w:t xml:space="preserve"> </w:t>
-      </w:r>
-      <w:r>
-        <w:t xml:space="preserve">substantive question is the label-conditional target</w:t>
+        <w:t xml:space="preserve">,</w:t>
+      </w:r>
+      <w:r>
+        <w:t xml:space="preserve"> </w:t>
+      </w:r>
+      <w:r>
+        <w:t xml:space="preserve">so HCP carries over unchanged. The substance lies in the label-conditional</w:t>
+      </w:r>
+      <w:r>
+        <w:t xml:space="preserve"> </w:t>
+      </w:r>
+      <w:r>
+        <w:t xml:space="preserve">target</w:t>
       </w:r>
     </w:p>
     <w:p>
@@ -6757,19 +6780,19 @@
         <w:jc w:val="both"/>
       </w:pPr>
       <w:r>
-        <w:t xml:space="preserve">which does not reduce in this way. Rare classes are known to starve</w:t>
-      </w:r>
-      <w:r>
-        <w:t xml:space="preserve"> </w:t>
-      </w:r>
-      <w:r>
-        <w:t xml:space="preserve">class-conditional calibration for exchangeable data [42]; under hierarchical</w:t>
-      </w:r>
-      <w:r>
-        <w:t xml:space="preserve"> </w:t>
-      </w:r>
-      <w:r>
-        <w:t xml:space="preserve">dependence the unit to be counted becomes the block.</w:t>
+        <w:t xml:space="preserve">which admits no such reduction. For exchangeable data it is well known that rare</w:t>
+      </w:r>
+      <w:r>
+        <w:t xml:space="preserve"> </w:t>
+      </w:r>
+      <w:r>
+        <w:t xml:space="preserve">classes starve class-conditional calibration [42]; under hierarchical</w:t>
+      </w:r>
+      <w:r>
+        <w:t xml:space="preserve"> </w:t>
+      </w:r>
+      <w:r>
+        <w:t xml:space="preserve">dependence the quantity to count is the number of blocks.</w:t>
       </w:r>
     </w:p>
     <w:p>
@@ -7023,13 +7046,13 @@
         <w:jc w:val="both"/>
       </w:pPr>
       <w:r>
-        <w:t xml:space="preserve">The condition is necessary, not sufficient. Conditioning a test observation on</w:t>
-      </w:r>
-      <w:r>
-        <w:t xml:space="preserve"> </w:t>
-      </w:r>
-      <w:r>
-        <w:t xml:space="preserve">carrying</w:t>
+        <w:t xml:space="preserve">The condition is necessary, not sufficient. When a test observation is</w:t>
+      </w:r>
+      <w:r>
+        <w:t xml:space="preserve"> </w:t>
+      </w:r>
+      <w:r>
+        <w:t xml:space="preserve">conditioned on carrying</w:t>
       </w:r>
       <w:r>
         <w:t xml:space="preserve"> </w:t>
@@ -7040,16 +7063,13 @@
         </m:r>
       </m:oMath>
       <w:r>
-        <w:t xml:space="preserve"> </w:t>
-      </w:r>
-      <w:r>
-        <w:t xml:space="preserve">selects its block with probability proportional to the fraction</w:t>
-      </w:r>
-      <w:r>
-        <w:t xml:space="preserve"> </w:t>
-      </w:r>
-      <w:r>
-        <w:t xml:space="preserve">of</w:t>
+        <w:t xml:space="preserve">, its block is drawn with probability proportional</w:t>
+      </w:r>
+      <w:r>
+        <w:t xml:space="preserve"> </w:t>
+      </w:r>
+      <w:r>
+        <w:t xml:space="preserve">to the share of</w:t>
       </w:r>
       <w:r>
         <w:t xml:space="preserve"> </w:t>
@@ -7060,25 +7080,25 @@
         </m:r>
       </m:oMath>
       <w:r>
-        <w:t xml:space="preserve">-positive observations in that block, whereas a block enters the</w:t>
-      </w:r>
-      <w:r>
-        <w:t xml:space="preserve"> </w:t>
-      </w:r>
-      <w:r>
-        <w:t xml:space="preserve">calibration stratum merely by containing one. Unless that fraction is constant</w:t>
-      </w:r>
-      <w:r>
-        <w:t xml:space="preserve"> </w:t>
-      </w:r>
-      <w:r>
-        <w:t xml:space="preserve">across blocks, test and calibration blocks are not exchangeable, and the rank</w:t>
-      </w:r>
-      <w:r>
-        <w:t xml:space="preserve"> </w:t>
-      </w:r>
-      <w:r>
-        <w:t xml:space="preserve">argument does not deliver</w:t>
+        <w:t xml:space="preserve">-positive observations it contains, whereas a calibration</w:t>
+      </w:r>
+      <w:r>
+        <w:t xml:space="preserve"> </w:t>
+      </w:r>
+      <w:r>
+        <w:t xml:space="preserve">block qualifies as soon as it contains a single one. Unless that share is the</w:t>
+      </w:r>
+      <w:r>
+        <w:t xml:space="preserve"> </w:t>
+      </w:r>
+      <w:r>
+        <w:t xml:space="preserve">same in every block, test and calibration blocks cease to be exchangeable and the</w:t>
+      </w:r>
+      <w:r>
+        <w:t xml:space="preserve"> </w:t>
+      </w:r>
+      <w:r>
+        <w:t xml:space="preserve">rank argument no longer yields</w:t>
       </w:r>
       <w:r>
         <w:t xml:space="preserve"> </w:t>
@@ -7160,25 +7180,25 @@
         </m:r>
       </m:oMath>
       <w:r>
-        <w:t xml:space="preserve">; the</w:t>
-      </w:r>
-      <w:r>
-        <w:t xml:space="preserve"> </w:t>
-      </w:r>
-      <w:r>
-        <w:t xml:space="preserve">same size-biased selection arises for thresholds under clustering [40].</w:t>
-      </w:r>
-      <w:r>
-        <w:t xml:space="preserve"> </w:t>
-      </w:r>
-      <w:r>
-        <w:t xml:space="preserve">Proposition 3 is therefore used only to rule out guarantees, never to certify</w:t>
-      </w:r>
-      <w:r>
-        <w:t xml:space="preserve"> </w:t>
-      </w:r>
-      <w:r>
-        <w:t xml:space="preserve">them. Since every block containing a label also contains its ancestors,</w:t>
+        <w:t xml:space="preserve">;</w:t>
+      </w:r>
+      <w:r>
+        <w:t xml:space="preserve"> </w:t>
+      </w:r>
+      <w:r>
+        <w:t xml:space="preserve">thresholds under clustering face the same size-biased selection [40].</w:t>
+      </w:r>
+      <w:r>
+        <w:t xml:space="preserve"> </w:t>
+      </w:r>
+      <w:r>
+        <w:t xml:space="preserve">Proposition 3 is accordingly used only to exclude guarantees, never to certify</w:t>
+      </w:r>
+      <w:r>
+        <w:t xml:space="preserve"> </w:t>
+      </w:r>
+      <w:r>
+        <w:t xml:space="preserve">them. Every block that contains a label also contains its ancestors, so</w:t>
       </w:r>
       <w:r>
         <w:t xml:space="preserve"> </w:t>
@@ -7216,13 +7236,13 @@
         <w:t xml:space="preserve"> </w:t>
       </w:r>
       <w:r>
-        <w:t xml:space="preserve">is monotone toward the root, and the condition fails along a frontier</w:t>
-      </w:r>
-      <w:r>
-        <w:t xml:space="preserve"> </w:t>
-      </w:r>
-      <w:r>
-        <w:t xml:space="preserve">in the taxonomy that can be mapped from metadata. Controlling</w:t>
+        <w:t xml:space="preserve">cannot decrease toward the root, and the condition breaks along a</w:t>
+      </w:r>
+      <w:r>
+        <w:t xml:space="preserve"> </w:t>
+      </w:r>
+      <w:r>
+        <w:t xml:space="preserve">frontier of the taxonomy that metadata suffice to map. A union bound over</w:t>
       </w:r>
       <w:r>
         <w:t xml:space="preserve"> </w:t>
@@ -7236,13 +7256,7 @@
         <w:t xml:space="preserve"> </w:t>
       </w:r>
       <w:r>
-        <w:t xml:space="preserve">labels jointly</w:t>
-      </w:r>
-      <w:r>
-        <w:t xml:space="preserve"> </w:t>
-      </w:r>
-      <w:r>
-        <w:t xml:space="preserve">by a union bound raises the requirement to</w:t>
+        <w:t xml:space="preserve">jointly controlled labels raises the requirement to</w:t>
       </w:r>
       <w:r>
         <w:t xml:space="preserve"> </w:t>
@@ -7319,7 +7333,7 @@
         <w:t xml:space="preserve"> </w:t>
       </w:r>
       <w:r>
-        <w:t xml:space="preserve">for every</w:t>
+        <w:t xml:space="preserve">for each</w:t>
       </w:r>
       <w:r>
         <w:t xml:space="preserve"> </w:t>
@@ -7350,31 +7364,31 @@
         <w:jc w:val="both"/>
       </w:pPr>
       <w:r>
-        <w:t xml:space="preserve">The audit has two stages. The three diagnostics of §3 are computed from metadata</w:t>
-      </w:r>
-      <w:r>
-        <w:t xml:space="preserve"> </w:t>
-      </w:r>
-      <w:r>
-        <w:t xml:space="preserve">before any training; the empirical stage then measures the coverage and set size</w:t>
-      </w:r>
-      <w:r>
-        <w:t xml:space="preserve"> </w:t>
-      </w:r>
-      <w:r>
-        <w:t xml:space="preserve">of naive split conformal (B1) and HCP (B12) on held-out blocks over 200 random</w:t>
-      </w:r>
-      <w:r>
-        <w:t xml:space="preserve"> </w:t>
-      </w:r>
-      <w:r>
-        <w:t xml:space="preserve">block-level splits per configuration, repeated on three backbones of 0.10 M,</w:t>
-      </w:r>
-      <w:r>
-        <w:t xml:space="preserve"> </w:t>
-      </w:r>
-      <w:r>
-        <w:t xml:space="preserve">7.2 M and 16.0 M parameters. Because the metadata diagnostics —</w:t>
+        <w:t xml:space="preserve">The audit runs in two stages. In the first, the three diagnostics of §3 are</w:t>
+      </w:r>
+      <w:r>
+        <w:t xml:space="preserve"> </w:t>
+      </w:r>
+      <w:r>
+        <w:t xml:space="preserve">evaluated from metadata, before any model is trained. In the second, naive split</w:t>
+      </w:r>
+      <w:r>
+        <w:t xml:space="preserve"> </w:t>
+      </w:r>
+      <w:r>
+        <w:t xml:space="preserve">conformal (B1) and HCP (B12) are compared for coverage and set size on held-out</w:t>
+      </w:r>
+      <w:r>
+        <w:t xml:space="preserve"> </w:t>
+      </w:r>
+      <w:r>
+        <w:t xml:space="preserve">blocks, over 200 random block-level splits per configuration and on three</w:t>
+      </w:r>
+      <w:r>
+        <w:t xml:space="preserve"> </w:t>
+      </w:r>
+      <w:r>
+        <w:t xml:space="preserve">backbones with 0.10 M, 7.2 M and 16.0 M parameters. The metadata diagnostics —</w:t>
       </w:r>
       <w:r>
         <w:t xml:space="preserve"> </w:t>
@@ -7432,19 +7446,19 @@
         <w:t xml:space="preserve"> </w:t>
       </w:r>
       <w:r>
-        <w:t xml:space="preserve">and the join structure — do not involve a model, they must be identical across</w:t>
-      </w:r>
-      <w:r>
-        <w:t xml:space="preserve"> </w:t>
-      </w:r>
-      <w:r>
-        <w:t xml:space="preserve">backbones, which gives a negative control on the pipeline. PTB-XL fold 10 is</w:t>
-      </w:r>
-      <w:r>
-        <w:t xml:space="preserve"> </w:t>
-      </w:r>
-      <w:r>
-        <w:t xml:space="preserve">never used, and throughout we separate what is</w:t>
+        <w:t xml:space="preserve">and the join structure — involve no model and must come out</w:t>
+      </w:r>
+      <w:r>
+        <w:t xml:space="preserve"> </w:t>
+      </w:r>
+      <w:r>
+        <w:t xml:space="preserve">identical for every backbone, which provides a negative control on the pipeline.</w:t>
+      </w:r>
+      <w:r>
+        <w:t xml:space="preserve"> </w:t>
+      </w:r>
+      <w:r>
+        <w:t xml:space="preserve">PTB-XL fold 10 is not used anywhere, and throughout we keep apart what a dataset</w:t>
       </w:r>
       <w:r>
         <w:t xml:space="preserve"> </w:t>
@@ -7454,19 +7468,13 @@
           <w:i/>
           <w:iCs/>
         </w:rPr>
-        <w:t xml:space="preserve">documented</w:t>
-      </w:r>
-      <w:r>
-        <w:t xml:space="preserve"> </w:t>
-      </w:r>
-      <w:r>
-        <w:t xml:space="preserve">for a dataset from</w:t>
-      </w:r>
-      <w:r>
-        <w:t xml:space="preserve"> </w:t>
-      </w:r>
-      <w:r>
-        <w:t xml:space="preserve">what is</w:t>
+        <w:t xml:space="preserve">documents</w:t>
+      </w:r>
+      <w:r>
+        <w:t xml:space="preserve"> </w:t>
+      </w:r>
+      <w:r>
+        <w:t xml:space="preserve">and what can be</w:t>
       </w:r>
       <w:r>
         <w:t xml:space="preserve"> </w:t>
@@ -7482,13 +7490,13 @@
         <w:t xml:space="preserve"> </w:t>
       </w:r>
       <w:r>
-        <w:t xml:space="preserve">in it. Fig. 2 summarizes the protocol, separating the four</w:t>
-      </w:r>
-      <w:r>
-        <w:t xml:space="preserve"> </w:t>
-      </w:r>
-      <w:r>
-        <w:t xml:space="preserve">metadata-only steps from the two that require conformity scores.</w:t>
+        <w:t xml:space="preserve">in it. Fig. 2 outlines the protocol and</w:t>
+      </w:r>
+      <w:r>
+        <w:t xml:space="preserve"> </w:t>
+      </w:r>
+      <w:r>
+        <w:t xml:space="preserve">marks which four steps need only metadata and which two need conformity scores.</w:t>
       </w:r>
     </w:p>
     <w:p>
@@ -7563,19 +7571,19 @@
         <w:jc w:val="both"/>
       </w:pPr>
       <w:r>
-        <w:t xml:space="preserve">The three datasets play distinct roles and are not meant to replicate one</w:t>
-      </w:r>
-      <w:r>
-        <w:t xml:space="preserve"> </w:t>
-      </w:r>
-      <w:r>
-        <w:t xml:space="preserve">another. Table I gives the role of each and, for the two primary datasets, the</w:t>
-      </w:r>
-      <w:r>
-        <w:t xml:space="preserve"> </w:t>
-      </w:r>
-      <w:r>
-        <w:t xml:space="preserve">block geometry that places them at opposite ends of the design-effect axis.</w:t>
+        <w:t xml:space="preserve">The three datasets serve different purposes and are not replications of one</w:t>
+      </w:r>
+      <w:r>
+        <w:t xml:space="preserve"> </w:t>
+      </w:r>
+      <w:r>
+        <w:t xml:space="preserve">another. Table I states the purpose of each and, for the two primary datasets,</w:t>
+      </w:r>
+      <w:r>
+        <w:t xml:space="preserve"> </w:t>
+      </w:r>
+      <w:r>
+        <w:t xml:space="preserve">the block geometry that puts them at opposite ends of the design-effect axis.</w:t>
       </w:r>
     </w:p>
     <w:p>
@@ -8095,13 +8103,13 @@
         <w:t xml:space="preserve"> </w:t>
       </w:r>
       <w:r>
-        <w:t xml:space="preserve">block are fixed together, so no single dataset, however large, can separate</w:t>
-      </w:r>
-      <w:r>
-        <w:t xml:space="preserve"> </w:t>
-      </w:r>
-      <w:r>
-        <w:t xml:space="preserve">their effects. Of the quantities in Table I only</w:t>
+        <w:t xml:space="preserve">block come as a package, so a single dataset, however large, cannot separate</w:t>
+      </w:r>
+      <w:r>
+        <w:t xml:space="preserve"> </w:t>
+      </w:r>
+      <w:r>
+        <w:t xml:space="preserve">their effects. Only</w:t>
       </w:r>
       <w:r>
         <w:t xml:space="preserve"> </w:t>
@@ -8115,7 +8123,7 @@
         <w:t xml:space="preserve"> </w:t>
       </w:r>
       <w:r>
-        <w:t xml:space="preserve">is structural:</w:t>
+        <w:t xml:space="preserve">in Table I is a structural property of the data.</w:t>
       </w:r>
       <w:r>
         <w:t xml:space="preserve"> </w:t>
@@ -8138,13 +8146,13 @@
         <w:t xml:space="preserve"> </w:t>
       </w:r>
       <w:r>
-        <w:t xml:space="preserve">depends on the split design (958 is half of the 1,917 patients in our fold-9</w:t>
-      </w:r>
-      <w:r>
-        <w:t xml:space="preserve"> </w:t>
-      </w:r>
-      <w:r>
-        <w:t xml:space="preserve">evaluation subset), and the design effect depends on the model, because</w:t>
+        <w:t xml:space="preserve">follows from the split design (958 being half of the 1,917 patients in our fold-9</w:t>
+      </w:r>
+      <w:r>
+        <w:t xml:space="preserve"> </w:t>
+      </w:r>
+      <w:r>
+        <w:t xml:space="preserve">evaluation subset), and the design effect depends on the model, since</w:t>
       </w:r>
       <w:r>
         <w:t xml:space="preserve"> </w:t>
@@ -8164,19 +8172,19 @@
         <w:t xml:space="preserve"> </w:t>
       </w:r>
       <w:r>
-        <w:t xml:space="preserve">the ICC of conformity scores from a particular backbone. Challenge 2021 supports</w:t>
-      </w:r>
-      <w:r>
-        <w:t xml:space="preserve"> </w:t>
-      </w:r>
-      <w:r>
-        <w:t xml:space="preserve">no claim of generality; it is included because a diagnostic that only ever</w:t>
-      </w:r>
-      <w:r>
-        <w:t xml:space="preserve"> </w:t>
-      </w:r>
-      <w:r>
-        <w:t xml:space="preserve">returns</w:t>
+        <w:t xml:space="preserve">the ICC of the scores produced by a particular backbone. Challenge 2021 is not</w:t>
+      </w:r>
+      <w:r>
+        <w:t xml:space="preserve"> </w:t>
+      </w:r>
+      <w:r>
+        <w:t xml:space="preserve">meant to support any claim of generality; it is included because a diagnostic</w:t>
+      </w:r>
+      <w:r>
+        <w:t xml:space="preserve"> </w:t>
+      </w:r>
+      <w:r>
+        <w:t xml:space="preserve">that never returns anything but</w:t>
       </w:r>
       <w:r>
         <w:t xml:space="preserve"> </w:t>
@@ -8188,7 +8196,13 @@
         <w:t xml:space="preserve"> </w:t>
       </w:r>
       <w:r>
-        <w:t xml:space="preserve">has not shown that it can discriminate.</w:t>
+        <w:t xml:space="preserve">has not shown that it can</w:t>
+      </w:r>
+      <w:r>
+        <w:t xml:space="preserve"> </w:t>
+      </w:r>
+      <w:r>
+        <w:t xml:space="preserve">discriminate.</w:t>
       </w:r>
     </w:p>
     <w:p>
@@ -8207,61 +8221,73 @@
         <w:t xml:space="preserve"> </w:t>
       </w:r>
       <w:r>
-        <w:t xml:space="preserve">The dataset [2], [15] holds 21,799 twelve-lead records from 18,869</w:t>
-      </w:r>
-      <w:r>
-        <w:t xml:space="preserve"> </w:t>
-      </w:r>
-      <w:r>
-        <w:t xml:space="preserve">patients with full metadata under a permissive licence. We use the 100 Hz</w:t>
-      </w:r>
-      <w:r>
-        <w:t xml:space="preserve"> </w:t>
-      </w:r>
-      <w:r>
-        <w:t xml:space="preserve">version (1,000 samples per 10-second record), band-pass filtered at 0.5–40 Hz.</w:t>
-      </w:r>
-      <w:r>
-        <w:t xml:space="preserve"> </w:t>
-      </w:r>
-      <w:r>
-        <w:t xml:space="preserve">Diagnostic statements map to five non-exclusive superclasses — NORM (9,514), MI</w:t>
-      </w:r>
-      <w:r>
-        <w:t xml:space="preserve"> </w:t>
-      </w:r>
-      <w:r>
-        <w:t xml:space="preserve">(5,469), STTC (5,235), CD (4,898) and HYP (2,649) — giving 27,765 labels, with</w:t>
-      </w:r>
-      <w:r>
-        <w:t xml:space="preserve"> </w:t>
-      </w:r>
-      <w:r>
-        <w:t xml:space="preserve">5,144 records carrying more than one superclass. The 411 records (1.9%) with no</w:t>
-      </w:r>
-      <w:r>
-        <w:t xml:space="preserve"> </w:t>
-      </w:r>
-      <w:r>
-        <w:t xml:space="preserve">diagnostic superclass would be covered trivially under (4) and are excluded from</w:t>
-      </w:r>
-      <w:r>
-        <w:t xml:space="preserve"> </w:t>
-      </w:r>
-      <w:r>
-        <w:t xml:space="preserve">calibration and evaluation rather than assigned a default class. Age is recorded</w:t>
-      </w:r>
-      <w:r>
-        <w:t xml:space="preserve"> </w:t>
-      </w:r>
-      <w:r>
-        <w:t xml:space="preserve">for every record (median 62; ages above 89 are encoded as the sentinel 300 in 293</w:t>
-      </w:r>
-      <w:r>
-        <w:t xml:space="preserve"> </w:t>
-      </w:r>
-      <w:r>
-        <w:t xml:space="preserve">records), and sex as 11,354 male and 10,445 female.</w:t>
+        <w:t xml:space="preserve">This dataset [2], [15] comprises 21,799 twelve-lead records from</w:t>
+      </w:r>
+      <w:r>
+        <w:t xml:space="preserve"> </w:t>
+      </w:r>
+      <w:r>
+        <w:t xml:space="preserve">18,869 patients and is distributed with full metadata under a permissive</w:t>
+      </w:r>
+      <w:r>
+        <w:t xml:space="preserve"> </w:t>
+      </w:r>
+      <w:r>
+        <w:t xml:space="preserve">licence. We work with the 100 Hz version, i.e. 1,000 samples per 10-second</w:t>
+      </w:r>
+      <w:r>
+        <w:t xml:space="preserve"> </w:t>
+      </w:r>
+      <w:r>
+        <w:t xml:space="preserve">record, after band-pass filtering at 0.5–40 Hz. Its diagnostic statements fall</w:t>
+      </w:r>
+      <w:r>
+        <w:t xml:space="preserve"> </w:t>
+      </w:r>
+      <w:r>
+        <w:t xml:space="preserve">into five superclasses that are not mutually exclusive: NORM (9,514), MI (5,469),</w:t>
+      </w:r>
+      <w:r>
+        <w:t xml:space="preserve"> </w:t>
+      </w:r>
+      <w:r>
+        <w:t xml:space="preserve">STTC (5,235), CD (4,898) and HYP (2,649). These amount to 27,765 labels, and 5,144</w:t>
+      </w:r>
+      <w:r>
+        <w:t xml:space="preserve"> </w:t>
+      </w:r>
+      <w:r>
+        <w:t xml:space="preserve">records carry more than one superclass. The 411 records (1.9%) without any</w:t>
+      </w:r>
+      <w:r>
+        <w:t xml:space="preserve"> </w:t>
+      </w:r>
+      <w:r>
+        <w:t xml:space="preserve">diagnostic superclass would be covered trivially under (4), so instead of</w:t>
+      </w:r>
+      <w:r>
+        <w:t xml:space="preserve"> </w:t>
+      </w:r>
+      <w:r>
+        <w:t xml:space="preserve">assigning them a default class we exclude them from calibration and evaluation.</w:t>
+      </w:r>
+      <w:r>
+        <w:t xml:space="preserve"> </w:t>
+      </w:r>
+      <w:r>
+        <w:t xml:space="preserve">Every record has an age (median 62; the 293 records of patients older than 89</w:t>
+      </w:r>
+      <w:r>
+        <w:t xml:space="preserve"> </w:t>
+      </w:r>
+      <w:r>
+        <w:t xml:space="preserve">carry the sentinel value 300), and sex is recorded as 11,354 male and 10,445</w:t>
+      </w:r>
+      <w:r>
+        <w:t xml:space="preserve"> </w:t>
+      </w:r>
+      <w:r>
+        <w:t xml:space="preserve">female.</w:t>
       </w:r>
     </w:p>
     <w:p>
@@ -8270,67 +8296,67 @@
         <w:jc w:val="both"/>
       </w:pPr>
       <w:r>
-        <w:t xml:space="preserve">Clustering by patient is mild: 1.155 records per patient on average, at most 10,</w:t>
-      </w:r>
-      <w:r>
-        <w:t xml:space="preserve"> </w:t>
-      </w:r>
-      <w:r>
-        <w:t xml:space="preserve">and 88.8% of patients contribute a single record, so only 5,041 records (23.1%)</w:t>
-      </w:r>
-      <w:r>
-        <w:t xml:space="preserve"> </w:t>
-      </w:r>
-      <w:r>
-        <w:t xml:space="preserve">belong to patients with more than one. The metadata expose three further</w:t>
-      </w:r>
-      <w:r>
-        <w:t xml:space="preserve"> </w:t>
-      </w:r>
-      <w:r>
-        <w:t xml:space="preserve">grouping variables — 51 recording sites (17 records missing), 12 nurses (1,473</w:t>
-      </w:r>
-      <w:r>
-        <w:t xml:space="preserve"> </w:t>
-      </w:r>
-      <w:r>
-        <w:t xml:space="preserve">missing) and 11 devices (complete) — which are crossed rather than nested, the</w:t>
-      </w:r>
-      <w:r>
-        <w:t xml:space="preserve"> </w:t>
-      </w:r>
-      <w:r>
-        <w:t xml:space="preserve">setting of Corollary 2. We use the published stratified ten-fold split</w:t>
-      </w:r>
-      <w:r>
-        <w:t xml:space="preserve"> </w:t>
-      </w:r>
-      <w:r>
-        <w:t xml:space="preserve">unchanged: 17,418 records in folds 1–8, 2,183 in fold 9 and 2,198 in fold 10, with</w:t>
-      </w:r>
-      <w:r>
-        <w:t xml:space="preserve"> </w:t>
-      </w:r>
-      <w:r>
-        <w:t xml:space="preserve">no patient crossing a fold boundary. Cardiologist validation covers 67.0% of</w:t>
-      </w:r>
-      <w:r>
-        <w:t xml:space="preserve"> </w:t>
-      </w:r>
-      <w:r>
-        <w:t xml:space="preserve">records on average in folds 1–8 (range 64–68%) but 100% in folds 9 and 10, so</w:t>
-      </w:r>
-      <w:r>
-        <w:t xml:space="preserve"> </w:t>
-      </w:r>
-      <w:r>
-        <w:t xml:space="preserve">confirmatory analysis is confined to folds 9–10, and fold 10 is reserved and has</w:t>
-      </w:r>
-      <w:r>
-        <w:t xml:space="preserve"> </w:t>
-      </w:r>
-      <w:r>
-        <w:t xml:space="preserve">not been examined.</w:t>
+        <w:t xml:space="preserve">Dependence by patient is weak. Patients contribute 1.155 records on average and</w:t>
+      </w:r>
+      <w:r>
+        <w:t xml:space="preserve"> </w:t>
+      </w:r>
+      <w:r>
+        <w:t xml:space="preserve">at most 10, 88.8% of them contribute only one, and the 5,041 records (23.1%) from</w:t>
+      </w:r>
+      <w:r>
+        <w:t xml:space="preserve"> </w:t>
+      </w:r>
+      <w:r>
+        <w:t xml:space="preserve">patients with several records form a minority. Three more grouping variables</w:t>
+      </w:r>
+      <w:r>
+        <w:t xml:space="preserve"> </w:t>
+      </w:r>
+      <w:r>
+        <w:t xml:space="preserve">appear in the metadata — 51 recording sites (17 records missing), 12 nurses</w:t>
+      </w:r>
+      <w:r>
+        <w:t xml:space="preserve"> </w:t>
+      </w:r>
+      <w:r>
+        <w:t xml:space="preserve">(1,473 missing) and 11 devices (none missing) — and they cross rather than nest,</w:t>
+      </w:r>
+      <w:r>
+        <w:t xml:space="preserve"> </w:t>
+      </w:r>
+      <w:r>
+        <w:t xml:space="preserve">which is the situation of Corollary 2. The published stratified ten-fold split is</w:t>
+      </w:r>
+      <w:r>
+        <w:t xml:space="preserve"> </w:t>
+      </w:r>
+      <w:r>
+        <w:t xml:space="preserve">used as released, with 17,418 records in folds 1–8, 2,183 in fold 9 and 2,198 in</w:t>
+      </w:r>
+      <w:r>
+        <w:t xml:space="preserve"> </w:t>
+      </w:r>
+      <w:r>
+        <w:t xml:space="preserve">fold 10, and no patient straddles two folds. Validation by cardiologists is</w:t>
+      </w:r>
+      <w:r>
+        <w:t xml:space="preserve"> </w:t>
+      </w:r>
+      <w:r>
+        <w:t xml:space="preserve">uneven across folds: on average 67.0% of records in folds 1–8 (range 64–68%), but</w:t>
+      </w:r>
+      <w:r>
+        <w:t xml:space="preserve"> </w:t>
+      </w:r>
+      <w:r>
+        <w:t xml:space="preserve">every record in folds 9 and 10. Confirmatory analysis is therefore restricted to</w:t>
+      </w:r>
+      <w:r>
+        <w:t xml:space="preserve"> </w:t>
+      </w:r>
+      <w:r>
+        <w:t xml:space="preserve">folds 9–10, with fold 10 held in reserve and still unexamined.</w:t>
       </w:r>
     </w:p>
     <w:p>
@@ -8349,55 +8375,61 @@
         <w:t xml:space="preserve"> </w:t>
       </w:r>
       <w:r>
-        <w:t xml:space="preserve">The MIT-BIH Arrhythmia Database [16] contains 48 half-hour</w:t>
-      </w:r>
-      <w:r>
-        <w:t xml:space="preserve"> </w:t>
-      </w:r>
-      <w:r>
-        <w:t xml:space="preserve">two-channel recordings at 360 Hz with beat-by-beat cardiologist annotations.</w:t>
-      </w:r>
-      <w:r>
-        <w:t xml:space="preserve"> </w:t>
-      </w:r>
-      <w:r>
-        <w:t xml:space="preserve">Following standard practice we exclude the four paced records (102, 104, 107,</w:t>
-      </w:r>
-      <w:r>
-        <w:t xml:space="preserve"> </w:t>
-      </w:r>
-      <w:r>
-        <w:t xml:space="preserve">217), leaving 44. Mapping annotations to the five AAMI classes yields 100,733</w:t>
-      </w:r>
-      <w:r>
-        <w:t xml:space="preserve"> </w:t>
-      </w:r>
-      <w:r>
-        <w:t xml:space="preserve">beats; 40 lie within 128 samples of a record boundary and cannot give a complete</w:t>
-      </w:r>
-      <w:r>
-        <w:t xml:space="preserve"> </w:t>
-      </w:r>
-      <w:r>
-        <w:t xml:space="preserve">256-sample (711 ms) window, so they are dropped rather than zero-padded, leaving</w:t>
-      </w:r>
-      <w:r>
-        <w:t xml:space="preserve"> </w:t>
-      </w:r>
-      <w:r>
-        <w:t xml:space="preserve">100,693. The class counts are N 90,087, S 2,781, V 7,008, F 802 and Q 15; class Q</w:t>
-      </w:r>
-      <w:r>
-        <w:t xml:space="preserve"> </w:t>
-      </w:r>
-      <w:r>
-        <w:t xml:space="preserve">is degenerate and reported as such rather than merged away. The MLII lead is</w:t>
-      </w:r>
-      <w:r>
-        <w:t xml:space="preserve"> </w:t>
-      </w:r>
-      <w:r>
-        <w:t xml:space="preserve">selected by name, because record 114 stores its channels as</w:t>
+        <w:t xml:space="preserve">The MIT-BIH Arrhythmia Database [16] consists of 48 two-channel</w:t>
+      </w:r>
+      <w:r>
+        <w:t xml:space="preserve"> </w:t>
+      </w:r>
+      <w:r>
+        <w:t xml:space="preserve">recordings of half an hour each, sampled at 360 Hz and annotated beat by beat by</w:t>
+      </w:r>
+      <w:r>
+        <w:t xml:space="preserve"> </w:t>
+      </w:r>
+      <w:r>
+        <w:t xml:space="preserve">cardiologists. As is customary, the four paced records (102, 104, 107, 217) are</w:t>
+      </w:r>
+      <w:r>
+        <w:t xml:space="preserve"> </w:t>
+      </w:r>
+      <w:r>
+        <w:t xml:space="preserve">removed, leaving 44. Mapping the annotations to the five AAMI classes gives</w:t>
+      </w:r>
+      <w:r>
+        <w:t xml:space="preserve"> </w:t>
+      </w:r>
+      <w:r>
+        <w:t xml:space="preserve">100,733 beats. Of these, 40 sit within 128 samples of a record boundary, too close</w:t>
+      </w:r>
+      <w:r>
+        <w:t xml:space="preserve"> </w:t>
+      </w:r>
+      <w:r>
+        <w:t xml:space="preserve">to fit a full 256-sample (711 ms) window; we drop them instead of zero-padding,</w:t>
+      </w:r>
+      <w:r>
+        <w:t xml:space="preserve"> </w:t>
+      </w:r>
+      <w:r>
+        <w:t xml:space="preserve">which leaves 100,693. Per class the counts are N 90,087, S 2,781, V 7,008, F 802</w:t>
+      </w:r>
+      <w:r>
+        <w:t xml:space="preserve"> </w:t>
+      </w:r>
+      <w:r>
+        <w:t xml:space="preserve">and Q 15, and class Q is kept and reported as degenerate rather than merged into</w:t>
+      </w:r>
+      <w:r>
+        <w:t xml:space="preserve"> </w:t>
+      </w:r>
+      <w:r>
+        <w:t xml:space="preserve">another class. The MLII lead is chosen by name, because record 114 stores its</w:t>
+      </w:r>
+      <w:r>
+        <w:t xml:space="preserve"> </w:t>
+      </w:r>
+      <w:r>
+        <w:t xml:space="preserve">channels in the order</w:t>
       </w:r>
       <w:r>
         <w:t xml:space="preserve"> </w:t>
@@ -8412,43 +8444,43 @@
         <w:t xml:space="preserve"> </w:t>
       </w:r>
       <w:r>
-        <w:t xml:space="preserve">and</w:t>
-      </w:r>
-      <w:r>
-        <w:t xml:space="preserve"> </w:t>
-      </w:r>
-      <w:r>
-        <w:t xml:space="preserve">selection by index would silently substitute another lead. We adopt the</w:t>
-      </w:r>
-      <w:r>
-        <w:t xml:space="preserve"> </w:t>
-      </w:r>
-      <w:r>
-        <w:t xml:space="preserve">canonical inter-patient partition into DS1 and DS2 (22 records each; 51,000 and</w:t>
-      </w:r>
-      <w:r>
-        <w:t xml:space="preserve"> </w:t>
-      </w:r>
-      <w:r>
-        <w:t xml:space="preserve">49,693 beats after boundary removal). Records range from 1,517 to 3,361 beats</w:t>
-      </w:r>
-      <w:r>
-        <w:t xml:space="preserve"> </w:t>
-      </w:r>
-      <w:r>
-        <w:t xml:space="preserve">(median 2,257), three orders of magnitude above PTB-XL’s block sizes. Records 201</w:t>
-      </w:r>
-      <w:r>
-        <w:t xml:space="preserve"> </w:t>
-      </w:r>
-      <w:r>
-        <w:t xml:space="preserve">and 202 come from the same subject but fall on opposite sides of the partition;</w:t>
-      </w:r>
-      <w:r>
-        <w:t xml:space="preserve"> </w:t>
-      </w:r>
-      <w:r>
-        <w:t xml:space="preserve">we keep the standard split for comparability and state the leak.</w:t>
+        <w:t xml:space="preserve">and choosing by index would quietly</w:t>
+      </w:r>
+      <w:r>
+        <w:t xml:space="preserve"> </w:t>
+      </w:r>
+      <w:r>
+        <w:t xml:space="preserve">substitute a different lead. The canonical inter-patient partition divides the</w:t>
+      </w:r>
+      <w:r>
+        <w:t xml:space="preserve"> </w:t>
+      </w:r>
+      <w:r>
+        <w:t xml:space="preserve">records into DS1 and DS2, 22 records each, holding 51,000 and 49,693 beats once</w:t>
+      </w:r>
+      <w:r>
+        <w:t xml:space="preserve"> </w:t>
+      </w:r>
+      <w:r>
+        <w:t xml:space="preserve">boundary beats are removed. Record length ranges from 1,517 to 3,361 beats</w:t>
+      </w:r>
+      <w:r>
+        <w:t xml:space="preserve"> </w:t>
+      </w:r>
+      <w:r>
+        <w:t xml:space="preserve">(median 2,257), three orders of magnitude more than a PTB-XL block. Records 201</w:t>
+      </w:r>
+      <w:r>
+        <w:t xml:space="preserve"> </w:t>
+      </w:r>
+      <w:r>
+        <w:t xml:space="preserve">and 202 belong to one subject yet land on opposite sides of the partition; we</w:t>
+      </w:r>
+      <w:r>
+        <w:t xml:space="preserve"> </w:t>
+      </w:r>
+      <w:r>
+        <w:t xml:space="preserve">retain the standard split for comparability and disclose the leak.</w:t>
       </w:r>
     </w:p>
     <w:p>
@@ -8467,13 +8499,13 @@
         <w:t xml:space="preserve"> </w:t>
       </w:r>
       <w:r>
-        <w:t xml:space="preserve">The PhysioNet/CinC Challenge 2021 collection [17] spans seven</w:t>
-      </w:r>
-      <w:r>
-        <w:t xml:space="preserve"> </w:t>
-      </w:r>
-      <w:r>
-        <w:t xml:space="preserve">non-duplicate source folders with 66,416 records, from</w:t>
+        <w:t xml:space="preserve">The PhysioNet/CinC Challenge 2021 collection [17] has seven</w:t>
+      </w:r>
+      <w:r>
+        <w:t xml:space="preserve"> </w:t>
+      </w:r>
+      <w:r>
+        <w:t xml:space="preserve">non-duplicate source folders totalling 66,416 records, ranging from</w:t>
       </w:r>
       <w:r>
         <w:t xml:space="preserve"> </w:t>
@@ -8503,7 +8535,7 @@
         <w:t xml:space="preserve"> </w:t>
       </w:r>
       <w:r>
-        <w:t xml:space="preserve">(74); the</w:t>
+        <w:t xml:space="preserve">(74). Its</w:t>
       </w:r>
       <w:r>
         <w:t xml:space="preserve"> </w:t>
@@ -8518,25 +8550,25 @@
         <w:t xml:space="preserve"> </w:t>
       </w:r>
       <w:r>
-        <w:t xml:space="preserve">folder (21,837 records) duplicates</w:t>
-      </w:r>
-      <w:r>
-        <w:t xml:space="preserve"> </w:t>
-      </w:r>
-      <w:r>
-        <w:t xml:space="preserve">PTB-XL and is excluded, and the two totals sum to the official 88,253. No patient</w:t>
-      </w:r>
-      <w:r>
-        <w:t xml:space="preserve"> </w:t>
-      </w:r>
-      <w:r>
-        <w:t xml:space="preserve">identifier is documented among the fields of a sample of 42 headers drawn from</w:t>
-      </w:r>
-      <w:r>
-        <w:t xml:space="preserve"> </w:t>
-      </w:r>
-      <w:r>
-        <w:t xml:space="preserve">all seven sources (</w:t>
+        <w:t xml:space="preserve">folder (21,837 records)</w:t>
+      </w:r>
+      <w:r>
+        <w:t xml:space="preserve"> </w:t>
+      </w:r>
+      <w:r>
+        <w:t xml:space="preserve">repeats PTB-XL and is left out; together the two totals give the official</w:t>
+      </w:r>
+      <w:r>
+        <w:t xml:space="preserve"> </w:t>
+      </w:r>
+      <w:r>
+        <w:t xml:space="preserve">88,253. In a sample of 42 headers drawn from all seven sources, none of the</w:t>
+      </w:r>
+      <w:r>
+        <w:t xml:space="preserve"> </w:t>
+      </w:r>
+      <w:r>
+        <w:t xml:space="preserve">fields (</w:t>
       </w:r>
       <w:r>
         <w:rPr>
@@ -8593,10 +8625,7 @@
         <w:t xml:space="preserve">#Hx</w:t>
       </w:r>
       <w:r>
-        <w:t xml:space="preserve"> </w:t>
-      </w:r>
-      <w:r>
-        <w:t xml:space="preserve">and, in five sources,</w:t>
+        <w:t xml:space="preserve">, plus</w:t>
       </w:r>
       <w:r>
         <w:t xml:space="preserve"> </w:t>
@@ -8608,19 +8637,28 @@
         <w:t xml:space="preserve">#Sx</w:t>
       </w:r>
       <w:r>
-        <w:t xml:space="preserve">); since this is a sample and the schema varies across sources, we claim no</w:t>
-      </w:r>
-      <w:r>
-        <w:t xml:space="preserve"> </w:t>
-      </w:r>
-      <w:r>
-        <w:t xml:space="preserve">more than that. Repetition, by contrast, is documented: the INCART source is</w:t>
-      </w:r>
-      <w:r>
-        <w:t xml:space="preserve"> </w:t>
-      </w:r>
-      <w:r>
-        <w:t xml:space="preserve">described as</w:t>
+        <w:t xml:space="preserve"> </w:t>
+      </w:r>
+      <w:r>
+        <w:t xml:space="preserve">in five sources) is</w:t>
+      </w:r>
+      <w:r>
+        <w:t xml:space="preserve"> </w:t>
+      </w:r>
+      <w:r>
+        <w:t xml:space="preserve">documented as identifying the patient; because this is a sample and the header</w:t>
+      </w:r>
+      <w:r>
+        <w:t xml:space="preserve"> </w:t>
+      </w:r>
+      <w:r>
+        <w:t xml:space="preserve">schema differs between sources, we claim nothing beyond it. Repetition, on the</w:t>
+      </w:r>
+      <w:r>
+        <w:t xml:space="preserve"> </w:t>
+      </w:r>
+      <w:r>
+        <w:t xml:space="preserve">other hand, is documented: the INCART source is described as</w:t>
       </w:r>
       <w:r>
         <w:t xml:space="preserve"> </w:t>
@@ -8630,7 +8668,7 @@
           <w:i/>
           <w:iCs/>
         </w:rPr>
-        <w:t xml:space="preserve">“74 annotated ECGs … extracted from 32 Holter monitor</w:t>
+        <w:t xml:space="preserve">“74 annotated ECGs</w:t>
       </w:r>
       <w:r>
         <w:rPr>
@@ -8644,7 +8682,7 @@
           <w:i/>
           <w:iCs/>
         </w:rPr>
-        <w:t xml:space="preserve">recordings,”</w:t>
+        <w:t xml:space="preserve">… extracted from 32 Holter monitor recordings,”</w:t>
       </w:r>
       <w:r>
         <w:t xml:space="preserve"> </w:t>
@@ -8665,25 +8703,19 @@
         <w:t xml:space="preserve"> </w:t>
       </w:r>
       <w:r>
-        <w:t xml:space="preserve">folder holds 21,837 records from 18,869</w:t>
-      </w:r>
-      <w:r>
-        <w:t xml:space="preserve"> </w:t>
-      </w:r>
-      <w:r>
-        <w:t xml:space="preserve">patients. There are thus fewer independent units than records, and an</w:t>
-      </w:r>
-      <w:r>
-        <w:t xml:space="preserve"> </w:t>
-      </w:r>
-      <w:r>
-        <w:t xml:space="preserve">unobservable partition is not evidence of independence. The only documented</w:t>
-      </w:r>
-      <w:r>
-        <w:t xml:space="preserve"> </w:t>
-      </w:r>
-      <w:r>
-        <w:t xml:space="preserve">grouping is the source partition, with</w:t>
+        <w:t xml:space="preserve">folder contains 21,837 records from 18,869 patients. Independent units are</w:t>
+      </w:r>
+      <w:r>
+        <w:t xml:space="preserve"> </w:t>
+      </w:r>
+      <w:r>
+        <w:t xml:space="preserve">therefore fewer than records, and the fact that the partition cannot be observed</w:t>
+      </w:r>
+      <w:r>
+        <w:t xml:space="preserve"> </w:t>
+      </w:r>
+      <w:r>
+        <w:t xml:space="preserve">is no evidence that records are independent. The source partition, with</w:t>
       </w:r>
       <w:r>
         <w:t xml:space="preserve"> </w:t>
@@ -8703,7 +8735,13 @@
         </m:r>
       </m:oMath>
       <w:r>
-        <w:t xml:space="preserve">, so by Proposition 1 any</w:t>
+        <w:t xml:space="preserve">,</w:t>
+      </w:r>
+      <w:r>
+        <w:t xml:space="preserve"> </w:t>
+      </w:r>
+      <w:r>
+        <w:t xml:space="preserve">is the only grouping the documentation supports, so by Proposition 1 any</w:t>
       </w:r>
       <w:r>
         <w:t xml:space="preserve"> </w:t>
@@ -8773,19 +8811,19 @@
         <w:t xml:space="preserve"> </w:t>
       </w:r>
       <w:r>
-        <w:t xml:space="preserve">if one source is held out;</w:t>
-      </w:r>
-      <w:r>
-        <w:t xml:space="preserve"> </w:t>
-      </w:r>
-      <w:r>
-        <w:t xml:space="preserve">the bound concerns the source partition, not the dataset. For the patient</w:t>
-      </w:r>
-      <w:r>
-        <w:t xml:space="preserve"> </w:t>
-      </w:r>
-      <w:r>
-        <w:t xml:space="preserve">partition</w:t>
+        <w:t xml:space="preserve">when one source is held</w:t>
+      </w:r>
+      <w:r>
+        <w:t xml:space="preserve"> </w:t>
+      </w:r>
+      <w:r>
+        <w:t xml:space="preserve">out; this bound refers to the source partition and not to the dataset. For the</w:t>
+      </w:r>
+      <w:r>
+        <w:t xml:space="preserve"> </w:t>
+      </w:r>
+      <w:r>
+        <w:t xml:space="preserve">patient partition</w:t>
       </w:r>
       <w:r>
         <w:t xml:space="preserve"> </w:t>
@@ -8808,13 +8846,13 @@
         <w:t xml:space="preserve"> </w:t>
       </w:r>
       <w:r>
-        <w:t xml:space="preserve">becomes an assumption an author must state, and we report no</w:t>
-      </w:r>
-      <w:r>
-        <w:t xml:space="preserve"> </w:t>
-      </w:r>
-      <w:r>
-        <w:t xml:space="preserve">single</w:t>
+        <w:t xml:space="preserve">turns into an assumption that authors must state, and we</w:t>
+      </w:r>
+      <w:r>
+        <w:t xml:space="preserve"> </w:t>
+      </w:r>
+      <w:r>
+        <w:t xml:space="preserve">do not report a single</w:t>
       </w:r>
       <w:r>
         <w:t xml:space="preserve"> </w:t>
@@ -8837,37 +8875,37 @@
         </m:sSub>
       </m:oMath>
       <w:r>
-        <w:t xml:space="preserve">. Sufficiency also presupposes a latent block structure</w:t>
-      </w:r>
-      <w:r>
-        <w:t xml:space="preserve"> </w:t>
-      </w:r>
-      <w:r>
-        <w:t xml:space="preserve">[13]; if similarity within an institution decayed continuously, for example with</w:t>
-      </w:r>
-      <w:r>
-        <w:t xml:space="preserve"> </w:t>
-      </w:r>
-      <w:r>
-        <w:t xml:space="preserve">proximity of acquisition protocol, the condition would be ill-posed rather than</w:t>
-      </w:r>
-      <w:r>
-        <w:t xml:space="preserve"> </w:t>
-      </w:r>
-      <w:r>
-        <w:t xml:space="preserve">merely unobservable. These checks needed about 0.5 MB of downloads (70 index</w:t>
-      </w:r>
-      <w:r>
-        <w:t xml:space="preserve"> </w:t>
-      </w:r>
-      <w:r>
-        <w:t xml:space="preserve">files and 42 headers) from a 12.6 GB dataset, before any preprocessing or</w:t>
-      </w:r>
-      <w:r>
-        <w:t xml:space="preserve"> </w:t>
-      </w:r>
-      <w:r>
-        <w:t xml:space="preserve">training.</w:t>
+        <w:t xml:space="preserve">. Sufficiency, moreover, presumes a latent</w:t>
+      </w:r>
+      <w:r>
+        <w:t xml:space="preserve"> </w:t>
+      </w:r>
+      <w:r>
+        <w:t xml:space="preserve">block structure [13]; should similarity within an institution fade gradually,</w:t>
+      </w:r>
+      <w:r>
+        <w:t xml:space="preserve"> </w:t>
+      </w:r>
+      <w:r>
+        <w:t xml:space="preserve">for instance with how close acquisition protocols are, the condition would be</w:t>
+      </w:r>
+      <w:r>
+        <w:t xml:space="preserve"> </w:t>
+      </w:r>
+      <w:r>
+        <w:t xml:space="preserve">ill-posed rather than just unobservable. All of these checks needed roughly</w:t>
+      </w:r>
+      <w:r>
+        <w:t xml:space="preserve"> </w:t>
+      </w:r>
+      <w:r>
+        <w:t xml:space="preserve">0.5 MB of downloads (70 index files and 42 headers) out of a 12.6 GB dataset,</w:t>
+      </w:r>
+      <w:r>
+        <w:t xml:space="preserve"> </w:t>
+      </w:r>
+      <w:r>
+        <w:t xml:space="preserve">before any preprocessing or training.</w:t>
       </w:r>
     </w:p>
     <w:bookmarkEnd w:id="24"/>
@@ -8886,31 +8924,31 @@
         <w:jc w:val="both"/>
       </w:pPr>
       <w:r>
-        <w:t xml:space="preserve">We compare split conformal prediction calibrated as if records or beats were</w:t>
-      </w:r>
-      <w:r>
-        <w:t xml:space="preserve"> </w:t>
-      </w:r>
-      <w:r>
-        <w:t xml:space="preserve">exchangeable (B1) with HCP calibrated at the block level (B12) [13]. The question</w:t>
-      </w:r>
-      <w:r>
-        <w:t xml:space="preserve"> </w:t>
-      </w:r>
-      <w:r>
-        <w:t xml:space="preserve">is whether a guarantee can be enforced at all, not which hierarchical</w:t>
-      </w:r>
-      <w:r>
-        <w:t xml:space="preserve"> </w:t>
-      </w:r>
-      <w:r>
-        <w:t xml:space="preserve">construction is most efficient, so the constructions of Dunn et al. [14] and</w:t>
-      </w:r>
-      <w:r>
-        <w:t xml:space="preserve"> </w:t>
-      </w:r>
-      <w:r>
-        <w:t xml:space="preserve">non-hierarchical variants such as Mondrian conformal prediction are outside the</w:t>
+        <w:t xml:space="preserve">B1 is split conformal prediction calibrated as though records or beats were</w:t>
+      </w:r>
+      <w:r>
+        <w:t xml:space="preserve"> </w:t>
+      </w:r>
+      <w:r>
+        <w:t xml:space="preserve">exchangeable, and B12 is HCP calibrated at the block level [13]. What we ask is</w:t>
+      </w:r>
+      <w:r>
+        <w:t xml:space="preserve"> </w:t>
+      </w:r>
+      <w:r>
+        <w:t xml:space="preserve">whether any guarantee can be enforced, not which hierarchical construction is</w:t>
+      </w:r>
+      <w:r>
+        <w:t xml:space="preserve"> </w:t>
+      </w:r>
+      <w:r>
+        <w:t xml:space="preserve">the most efficient; the constructions of Dunn et al. [14] and non-hierarchical</w:t>
+      </w:r>
+      <w:r>
+        <w:t xml:space="preserve"> </w:t>
+      </w:r>
+      <w:r>
+        <w:t xml:space="preserve">alternatives such as Mondrian conformal prediction therefore lie outside the</w:t>
       </w:r>
       <w:r>
         <w:t xml:space="preserve"> </w:t>
@@ -8925,37 +8963,43 @@
         <w:jc w:val="both"/>
       </w:pPr>
       <w:r>
-        <w:t xml:space="preserve">On PTB-XL, folds 1–6 train, fold 7 validates, and fold 9 is split at the patient</w:t>
-      </w:r>
-      <w:r>
-        <w:t xml:space="preserve"> </w:t>
-      </w:r>
-      <w:r>
-        <w:t xml:space="preserve">level into calibration and evaluation, repeated 200–400 times; fold 8 is unused</w:t>
-      </w:r>
-      <w:r>
-        <w:t xml:space="preserve"> </w:t>
-      </w:r>
-      <w:r>
-        <w:t xml:space="preserve">because its label quality differs from fold 9’s, and fold 10 is reserved for a</w:t>
-      </w:r>
-      <w:r>
-        <w:t xml:space="preserve"> </w:t>
-      </w:r>
-      <w:r>
-        <w:t xml:space="preserve">single final confirmatory evaluation. On MIT-BIH, DS1 without four validation</w:t>
-      </w:r>
-      <w:r>
-        <w:t xml:space="preserve"> </w:t>
-      </w:r>
-      <w:r>
-        <w:t xml:space="preserve">records (124, 205, 215, 230) trains, those four validate, and DS2 is split 11/11</w:t>
-      </w:r>
-      <w:r>
-        <w:t xml:space="preserve"> </w:t>
-      </w:r>
-      <w:r>
-        <w:t xml:space="preserve">at the record level into calibration and evaluation, repeated 200–400 times.</w:t>
+        <w:t xml:space="preserve">For PTB-XL, folds 1–6 are used for training and fold 7 for validation, and fold 9</w:t>
+      </w:r>
+      <w:r>
+        <w:t xml:space="preserve"> </w:t>
+      </w:r>
+      <w:r>
+        <w:t xml:space="preserve">is divided at the patient level into calibration and evaluation halves, with</w:t>
+      </w:r>
+      <w:r>
+        <w:t xml:space="preserve"> </w:t>
+      </w:r>
+      <w:r>
+        <w:t xml:space="preserve">200–400 repetitions. Fold 8 is left out because its label quality differs from</w:t>
+      </w:r>
+      <w:r>
+        <w:t xml:space="preserve"> </w:t>
+      </w:r>
+      <w:r>
+        <w:t xml:space="preserve">that of fold 9, and fold 10 is kept for a single final confirmatory evaluation.</w:t>
+      </w:r>
+      <w:r>
+        <w:t xml:space="preserve"> </w:t>
+      </w:r>
+      <w:r>
+        <w:t xml:space="preserve">For MIT-BIH, training uses DS1 minus four validation records (124, 205, 215,</w:t>
+      </w:r>
+      <w:r>
+        <w:t xml:space="preserve"> </w:t>
+      </w:r>
+      <w:r>
+        <w:t xml:space="preserve">230), validation uses those four, and DS2 is divided 11/11 at the record level</w:t>
+      </w:r>
+      <w:r>
+        <w:t xml:space="preserve"> </w:t>
+      </w:r>
+      <w:r>
+        <w:t xml:space="preserve">into calibration and evaluation, again with 200–400 repetitions.</w:t>
       </w:r>
     </w:p>
     <w:bookmarkEnd w:id="25"/>
@@ -8974,43 +9018,43 @@
         <w:jc w:val="both"/>
       </w:pPr>
       <w:r>
-        <w:t xml:space="preserve">Conformal guarantees are model-agnostic, so the backbone affects the size of</w:t>
-      </w:r>
-      <w:r>
-        <w:t xml:space="preserve"> </w:t>
-      </w:r>
-      <w:r>
-        <w:t xml:space="preserve">prediction sets, not their validity. The primary backbone is a compact 1-D</w:t>
-      </w:r>
-      <w:r>
-        <w:t xml:space="preserve"> </w:t>
-      </w:r>
-      <w:r>
-        <w:t xml:space="preserve">convolutional network (SmallECGNet) with 104,389 parameters for 12-lead input and</w:t>
-      </w:r>
-      <w:r>
-        <w:t xml:space="preserve"> </w:t>
-      </w:r>
-      <w:r>
-        <w:t xml:space="preserve">101,925 for single-lead. Every audit is repeated with two 1-D residual networks</w:t>
-      </w:r>
-      <w:r>
-        <w:t xml:space="preserve"> </w:t>
-      </w:r>
-      <w:r>
-        <w:t xml:space="preserve">from the PTB-XL benchmark family [1]: ResNet1D-34 (7,225,733 / 7,220,805</w:t>
-      </w:r>
-      <w:r>
-        <w:t xml:space="preserve"> </w:t>
-      </w:r>
-      <w:r>
-        <w:t xml:space="preserve">parameters) and ResNet1D-50 (15,969,413 / 15,964,485). The residual networks are</w:t>
-      </w:r>
-      <w:r>
-        <w:t xml:space="preserve"> </w:t>
-      </w:r>
-      <w:r>
-        <w:t xml:space="preserve">trained with Adam (learning rate</w:t>
+        <w:t xml:space="preserve">Because conformal guarantees do not depend on the model, the choice of backbone</w:t>
+      </w:r>
+      <w:r>
+        <w:t xml:space="preserve"> </w:t>
+      </w:r>
+      <w:r>
+        <w:t xml:space="preserve">changes how large prediction sets are, not whether they are valid. The primary</w:t>
+      </w:r>
+      <w:r>
+        <w:t xml:space="preserve"> </w:t>
+      </w:r>
+      <w:r>
+        <w:t xml:space="preserve">backbone, SmallECGNet, is a compact 1-D convolutional network with 104,389</w:t>
+      </w:r>
+      <w:r>
+        <w:t xml:space="preserve"> </w:t>
+      </w:r>
+      <w:r>
+        <w:t xml:space="preserve">parameters for 12-lead input and 101,925 for a single lead. Each audit is rerun</w:t>
+      </w:r>
+      <w:r>
+        <w:t xml:space="preserve"> </w:t>
+      </w:r>
+      <w:r>
+        <w:t xml:space="preserve">with two 1-D residual networks of the PTB-XL benchmark family [1], ResNet1D-34</w:t>
+      </w:r>
+      <w:r>
+        <w:t xml:space="preserve"> </w:t>
+      </w:r>
+      <w:r>
+        <w:t xml:space="preserve">(7,225,733 / 7,220,805 parameters) and ResNet1D-50 (15,969,413 / 15,964,485).</w:t>
+      </w:r>
+      <w:r>
+        <w:t xml:space="preserve"> </w:t>
+      </w:r>
+      <w:r>
+        <w:t xml:space="preserve">These are trained with Adam at a learning rate of</w:t>
       </w:r>
       <w:r>
         <w:t xml:space="preserve"> </w:t>
@@ -9036,37 +9080,43 @@
         </m:sSup>
       </m:oMath>
       <w:r>
-        <w:t xml:space="preserve">), early stopping on validation loss</w:t>
-      </w:r>
-      <w:r>
-        <w:t xml:space="preserve"> </w:t>
-      </w:r>
-      <w:r>
-        <w:t xml:space="preserve">with patience 5, and at most 25 (PTB-XL) or 30 (MIT-BIH) epochs; SmallECGNet</w:t>
-      </w:r>
-      <w:r>
-        <w:t xml:space="preserve"> </w:t>
-      </w:r>
-      <w:r>
-        <w:t xml:space="preserve">weights are reused from the primary study without retraining. The primary</w:t>
-      </w:r>
-      <w:r>
-        <w:t xml:space="preserve"> </w:t>
-      </w:r>
-      <w:r>
-        <w:t xml:space="preserve">backbone reaches macro-AUROC 0.9016 on PTB-XL and, on MIT-BIH, accuracy 0.8690</w:t>
-      </w:r>
-      <w:r>
-        <w:t xml:space="preserve"> </w:t>
-      </w:r>
-      <w:r>
-        <w:t xml:space="preserve">with balanced accuracy 0.3748 and macro-F1 0.3144 — weak on minority classes,</w:t>
-      </w:r>
-      <w:r>
-        <w:t xml:space="preserve"> </w:t>
-      </w:r>
-      <w:r>
-        <w:t xml:space="preserve">which affects set size but not coverage. For multi-class MIT-BIH,</w:t>
+        <w:t xml:space="preserve">, with early stopping</w:t>
+      </w:r>
+      <w:r>
+        <w:t xml:space="preserve"> </w:t>
+      </w:r>
+      <w:r>
+        <w:t xml:space="preserve">on validation loss (patience 5) and a cap of 25 epochs on PTB-XL and 30 on</w:t>
+      </w:r>
+      <w:r>
+        <w:t xml:space="preserve"> </w:t>
+      </w:r>
+      <w:r>
+        <w:t xml:space="preserve">MIT-BIH; the SmallECGNet weights come from the primary study and are not</w:t>
+      </w:r>
+      <w:r>
+        <w:t xml:space="preserve"> </w:t>
+      </w:r>
+      <w:r>
+        <w:t xml:space="preserve">retrained. The primary backbone attains a macro-AUROC of 0.9016 on PTB-XL and, on</w:t>
+      </w:r>
+      <w:r>
+        <w:t xml:space="preserve"> </w:t>
+      </w:r>
+      <w:r>
+        <w:t xml:space="preserve">MIT-BIH, an accuracy of 0.8690 with balanced accuracy 0.3748 and macro-F1 0.3144;</w:t>
+      </w:r>
+      <w:r>
+        <w:t xml:space="preserve"> </w:t>
+      </w:r>
+      <w:r>
+        <w:t xml:space="preserve">its weakness on minority classes enlarges sets but leaves coverage intact.</w:t>
+      </w:r>
+      <w:r>
+        <w:t xml:space="preserve"> </w:t>
+      </w:r>
+      <w:r>
+        <w:t xml:space="preserve">Scores are</w:t>
       </w:r>
       <w:r>
         <w:t xml:space="preserve"> </w:t>
@@ -9150,7 +9200,10 @@
         </m:r>
       </m:oMath>
       <w:r>
-        <w:t xml:space="preserve">; for multi-label PTB-XL the per-label score is</w:t>
+        <w:t xml:space="preserve"> </w:t>
+      </w:r>
+      <w:r>
+        <w:t xml:space="preserve">for multi-class MIT-BIH and</w:t>
       </w:r>
       <w:r>
         <w:t xml:space="preserve"> </w:t>
@@ -9201,13 +9254,22 @@
         </m:r>
       </m:oMath>
       <w:r>
-        <w:t xml:space="preserve">, and the record-level score for superset coverage is the</w:t>
-      </w:r>
-      <w:r>
-        <w:t xml:space="preserve"> </w:t>
-      </w:r>
-      <w:r>
-        <w:t xml:space="preserve">maximum over true labels, which reduces to scalar HCP (§3.4).</w:t>
+        <w:t xml:space="preserve"> </w:t>
+      </w:r>
+      <w:r>
+        <w:t xml:space="preserve">per label for multi-label PTB-XL, where the record-level</w:t>
+      </w:r>
+      <w:r>
+        <w:t xml:space="preserve"> </w:t>
+      </w:r>
+      <w:r>
+        <w:t xml:space="preserve">score for superset coverage is the maximum over the true labels and thus reduces</w:t>
+      </w:r>
+      <w:r>
+        <w:t xml:space="preserve"> </w:t>
+      </w:r>
+      <w:r>
+        <w:t xml:space="preserve">to scalar HCP (§3.4).</w:t>
       </w:r>
     </w:p>
     <w:bookmarkEnd w:id="26"/>
@@ -9226,31 +9288,37 @@
         <w:jc w:val="both"/>
       </w:pPr>
       <w:r>
-        <w:t xml:space="preserve">Every resampling step operates on blocks — patients or records — and never on</w:t>
-      </w:r>
-      <w:r>
-        <w:t xml:space="preserve"> </w:t>
-      </w:r>
-      <w:r>
-        <w:t xml:space="preserve">individual records or beats, which would reproduce the error under study.</w:t>
-      </w:r>
-      <w:r>
-        <w:t xml:space="preserve"> </w:t>
-      </w:r>
-      <w:r>
-        <w:t xml:space="preserve">Friedman–Nemenyi tests are not used: designed for many classifiers across many</w:t>
-      </w:r>
-      <w:r>
-        <w:t xml:space="preserve"> </w:t>
-      </w:r>
-      <w:r>
-        <w:t xml:space="preserve">datasets, conventionally at least five, they are uninformative with two.</w:t>
-      </w:r>
-      <w:r>
-        <w:t xml:space="preserve"> </w:t>
-      </w:r>
-      <w:r>
-        <w:t xml:space="preserve">Table II lists the procedure behind each reported quantity.</w:t>
+        <w:t xml:space="preserve">Resampling always acts on blocks, whether patients or records, and never on</w:t>
+      </w:r>
+      <w:r>
+        <w:t xml:space="preserve"> </w:t>
+      </w:r>
+      <w:r>
+        <w:t xml:space="preserve">single records or beats, since doing so would reproduce the very error under</w:t>
+      </w:r>
+      <w:r>
+        <w:t xml:space="preserve"> </w:t>
+      </w:r>
+      <w:r>
+        <w:t xml:space="preserve">study. Friedman–Nemenyi tests are deliberately avoided: they are meant for many</w:t>
+      </w:r>
+      <w:r>
+        <w:t xml:space="preserve"> </w:t>
+      </w:r>
+      <w:r>
+        <w:t xml:space="preserve">classifiers over many datasets, conventionally five or more, and are</w:t>
+      </w:r>
+      <w:r>
+        <w:t xml:space="preserve"> </w:t>
+      </w:r>
+      <w:r>
+        <w:t xml:space="preserve">uninformative with two. The procedure used for each reported quantity is listed</w:t>
+      </w:r>
+      <w:r>
+        <w:t xml:space="preserve"> </w:t>
+      </w:r>
+      <w:r>
+        <w:t xml:space="preserve">in Table II.</w:t>
       </w:r>
     </w:p>
     <w:p>
@@ -9592,13 +9660,13 @@
         <w:jc w:val="both"/>
       </w:pPr>
       <w:r>
-        <w:t xml:space="preserve">All experiments run on CPU (2 threads) with fixed seeds. Every reported number is</w:t>
-      </w:r>
-      <w:r>
-        <w:t xml:space="preserve"> </w:t>
-      </w:r>
-      <w:r>
-        <w:t xml:space="preserve">written to a JSON artifact under</w:t>
+        <w:t xml:space="preserve">Experiments run on CPU (2 threads) with fixed seeds. Each reported number is</w:t>
+      </w:r>
+      <w:r>
+        <w:t xml:space="preserve"> </w:t>
+      </w:r>
+      <w:r>
+        <w:t xml:space="preserve">stored, together with its configuration, as a JSON artifact under</w:t>
       </w:r>
       <w:r>
         <w:t xml:space="preserve"> </w:t>
@@ -9610,22 +9678,19 @@
         <w:t xml:space="preserve">results/raw/</w:t>
       </w:r>
       <w:r>
-        <w:t xml:space="preserve"> </w:t>
-      </w:r>
-      <w:r>
-        <w:t xml:space="preserve">together with its configuration,</w:t>
-      </w:r>
-      <w:r>
-        <w:t xml:space="preserve"> </w:t>
-      </w:r>
-      <w:r>
-        <w:t xml:space="preserve">and dataset caches are written atomically so that an interrupted run cannot</w:t>
-      </w:r>
-      <w:r>
-        <w:t xml:space="preserve"> </w:t>
-      </w:r>
-      <w:r>
-        <w:t xml:space="preserve">leave a partial cache.</w:t>
+        <w:t xml:space="preserve">,</w:t>
+      </w:r>
+      <w:r>
+        <w:t xml:space="preserve"> </w:t>
+      </w:r>
+      <w:r>
+        <w:t xml:space="preserve">and dataset caches are written atomically so that an interrupted run cannot leave</w:t>
+      </w:r>
+      <w:r>
+        <w:t xml:space="preserve"> </w:t>
+      </w:r>
+      <w:r>
+        <w:t xml:space="preserve">a partial cache behind.</w:t>
       </w:r>
     </w:p>
     <w:bookmarkEnd w:id="28"/>
@@ -9645,19 +9710,19 @@
         <w:jc w:val="both"/>
       </w:pPr>
       <w:r>
-        <w:t xml:space="preserve">Results follow the order of the audit: metadata-only feasibility (§5.1),</w:t>
-      </w:r>
-      <w:r>
-        <w:t xml:space="preserve"> </w:t>
-      </w:r>
-      <w:r>
-        <w:t xml:space="preserve">coverage (§5.2), attribution (§5.3), dose–response (§5.4) and robustness (§5.5).</w:t>
-      </w:r>
-      <w:r>
-        <w:t xml:space="preserve"> </w:t>
-      </w:r>
-      <w:r>
-        <w:t xml:space="preserve">B1 and B12 are defined in §4.2, and</w:t>
+        <w:t xml:space="preserve">The results are presented in the order of the audit: feasibility from metadata</w:t>
+      </w:r>
+      <w:r>
+        <w:t xml:space="preserve"> </w:t>
+      </w:r>
+      <w:r>
+        <w:t xml:space="preserve">(§5.1), coverage (§5.2), attribution (§5.3), dose–response (§5.4) and robustness</w:t>
+      </w:r>
+      <w:r>
+        <w:t xml:space="preserve"> </w:t>
+      </w:r>
+      <w:r>
+        <w:t xml:space="preserve">(§5.5). B1 and B12 are as defined in §4.2, and</w:t>
       </w:r>
       <w:r>
         <w:t xml:space="preserve"> </w:t>
@@ -9756,13 +9821,13 @@
         <w:t xml:space="preserve"> </w:t>
       </w:r>
       <w:r>
-        <w:t xml:space="preserve">On the PTB-XL calibration fold (fold 9, 2,183 records), patient</w:t>
-      </w:r>
-      <w:r>
-        <w:t xml:space="preserve"> </w:t>
-      </w:r>
-      <w:r>
-        <w:t xml:space="preserve">blocking is feasible at every conventional</w:t>
+        <w:t xml:space="preserve">In the PTB-XL calibration fold (fold 9, 2,183 records), blocking</w:t>
+      </w:r>
+      <w:r>
+        <w:t xml:space="preserve"> </w:t>
+      </w:r>
+      <w:r>
+        <w:t xml:space="preserve">by patient is feasible at every conventional</w:t>
       </w:r>
       <w:r>
         <w:t xml:space="preserve"> </w:t>
@@ -9773,19 +9838,19 @@
         </m:r>
       </m:oMath>
       <w:r>
-        <w:t xml:space="preserve">, whereas each coarser source</w:t>
-      </w:r>
-      <w:r>
-        <w:t xml:space="preserve"> </w:t>
-      </w:r>
-      <w:r>
-        <w:t xml:space="preserve">narrows the admissible range. Table III lists, for every grouping, the number of</w:t>
-      </w:r>
-      <w:r>
-        <w:t xml:space="preserve"> </w:t>
-      </w:r>
-      <w:r>
-        <w:t xml:space="preserve">calibration blocks, the resulting</w:t>
+        <w:t xml:space="preserve">, while each coarser source</w:t>
+      </w:r>
+      <w:r>
+        <w:t xml:space="preserve"> </w:t>
+      </w:r>
+      <w:r>
+        <w:t xml:space="preserve">restricts the range of admissible levels. For every grouping, Table III gives the</w:t>
+      </w:r>
+      <w:r>
+        <w:t xml:space="preserve"> </w:t>
+      </w:r>
+      <w:r>
+        <w:t xml:space="preserve">number of calibration blocks, the resulting</w:t>
       </w:r>
       <w:r>
         <w:t xml:space="preserve"> </w:t>
@@ -9811,13 +9876,13 @@
         <w:t xml:space="preserve"> </w:t>
       </w:r>
       <w:r>
-        <w:t xml:space="preserve">and the conventional levels it</w:t>
-      </w:r>
-      <w:r>
-        <w:t xml:space="preserve"> </w:t>
-      </w:r>
-      <w:r>
-        <w:t xml:space="preserve">can support.</w:t>
+        <w:t xml:space="preserve">and the conventional</w:t>
+      </w:r>
+      <w:r>
+        <w:t xml:space="preserve"> </w:t>
+      </w:r>
+      <w:r>
+        <w:t xml:space="preserve">levels that remain attainable.</w:t>
       </w:r>
     </w:p>
     <w:p>
@@ -10773,13 +10838,13 @@
         <w:jc w:val="both"/>
       </w:pPr>
       <w:r>
-        <w:t xml:space="preserve">The site-level row needs a qualification. Of the 40 sites in fold 9, 37 occur</w:t>
-      </w:r>
-      <w:r>
-        <w:t xml:space="preserve"> </w:t>
-      </w:r>
-      <w:r>
-        <w:t xml:space="preserve">only among the 223 records whose</w:t>
+        <w:t xml:space="preserve">The site row calls for caution. Of the 40 sites present in fold 9, 37 appear only</w:t>
+      </w:r>
+      <w:r>
+        <w:t xml:space="preserve"> </w:t>
+      </w:r>
+      <w:r>
+        <w:t xml:space="preserve">among the 223 records with an empty</w:t>
       </w:r>
       <w:r>
         <w:t xml:space="preserve"> </w:t>
@@ -10794,37 +10859,37 @@
         <w:t xml:space="preserve"> </w:t>
       </w:r>
       <w:r>
-        <w:t xml:space="preserve">field is empty, while the 1,960 records</w:t>
-      </w:r>
-      <w:r>
-        <w:t xml:space="preserve"> </w:t>
-      </w:r>
-      <w:r>
-        <w:t xml:space="preserve">with complete metadata come from 3 sites; site-level blocking is therefore</w:t>
-      </w:r>
-      <w:r>
-        <w:t xml:space="preserve"> </w:t>
-      </w:r>
-      <w:r>
-        <w:t xml:space="preserve">admissible only because of a metadata-incomplete minority that appears to come</w:t>
-      </w:r>
-      <w:r>
-        <w:t xml:space="preserve"> </w:t>
-      </w:r>
-      <w:r>
-        <w:t xml:space="preserve">from a different collection regime. Fig. 3 places these groupings, the joins</w:t>
-      </w:r>
-      <w:r>
-        <w:t xml:space="preserve"> </w:t>
-      </w:r>
-      <w:r>
-        <w:t xml:space="preserve">examined next and the MIT-BIH record partition on the feasibility frontier, so</w:t>
-      </w:r>
-      <w:r>
-        <w:t xml:space="preserve"> </w:t>
-      </w:r>
-      <w:r>
-        <w:t xml:space="preserve">that each can be read against the dotted line of a target</w:t>
+        <w:t xml:space="preserve">field, whereas the 1,960 fully</w:t>
+      </w:r>
+      <w:r>
+        <w:t xml:space="preserve"> </w:t>
+      </w:r>
+      <w:r>
+        <w:t xml:space="preserve">annotated records come from just 3 sites. Site-level blocking is admissible, then,</w:t>
+      </w:r>
+      <w:r>
+        <w:t xml:space="preserve"> </w:t>
+      </w:r>
+      <w:r>
+        <w:t xml:space="preserve">only thanks to a minority of incompletely annotated records that seem to stem</w:t>
+      </w:r>
+      <w:r>
+        <w:t xml:space="preserve"> </w:t>
+      </w:r>
+      <w:r>
+        <w:t xml:space="preserve">from a different collection regime. Fig. 3 locates these groupings, the joins</w:t>
+      </w:r>
+      <w:r>
+        <w:t xml:space="preserve"> </w:t>
+      </w:r>
+      <w:r>
+        <w:t xml:space="preserve">considered next and the MIT-BIH record partition on the feasibility frontier, so</w:t>
+      </w:r>
+      <w:r>
+        <w:t xml:space="preserve"> </w:t>
+      </w:r>
+      <w:r>
+        <w:t xml:space="preserve">that each can be compared with the dotted line of a given</w:t>
       </w:r>
       <w:r>
         <w:t xml:space="preserve"> </w:t>
@@ -11016,25 +11081,31 @@
         <w:t xml:space="preserve"> </w:t>
       </w:r>
       <w:r>
-        <w:t xml:space="preserve">The PTB-XL sources are crossed: 46 patients span more than</w:t>
-      </w:r>
-      <w:r>
-        <w:t xml:space="preserve"> </w:t>
-      </w:r>
-      <w:r>
-        <w:t xml:space="preserve">one site, 247 more than one nurse and 174 more than one device. Controlling</w:t>
-      </w:r>
-      <w:r>
-        <w:t xml:space="preserve"> </w:t>
-      </w:r>
-      <w:r>
-        <w:t xml:space="preserve">several sources therefore requires their join, which coarsens quickly. On all</w:t>
-      </w:r>
-      <w:r>
-        <w:t xml:space="preserve"> </w:t>
-      </w:r>
-      <w:r>
-        <w:t xml:space="preserve">2,183 records, patient and device together leave</w:t>
+        <w:t xml:space="preserve">On PTB-XL the sources cross one another: 46 patients appear</w:t>
+      </w:r>
+      <w:r>
+        <w:t xml:space="preserve"> </w:t>
+      </w:r>
+      <w:r>
+        <w:t xml:space="preserve">at more than one site, 247 with more than one nurse and 174 on more than one</w:t>
+      </w:r>
+      <w:r>
+        <w:t xml:space="preserve"> </w:t>
+      </w:r>
+      <w:r>
+        <w:t xml:space="preserve">device. Respecting several sources at once therefore means calibrating on their</w:t>
+      </w:r>
+      <w:r>
+        <w:t xml:space="preserve"> </w:t>
+      </w:r>
+      <w:r>
+        <w:t xml:space="preserve">join, which coarsens rapidly. Across all 2,183 records, patient and device</w:t>
+      </w:r>
+      <w:r>
+        <w:t xml:space="preserve"> </w:t>
+      </w:r>
+      <w:r>
+        <w:t xml:space="preserve">together leave</w:t>
       </w:r>
       <w:r>
         <w:t xml:space="preserve"> </w:t>
@@ -11095,13 +11166,13 @@
         </m:r>
       </m:oMath>
       <w:r>
-        <w:t xml:space="preserve">),</w:t>
-      </w:r>
-      <w:r>
-        <w:t xml:space="preserve"> </w:t>
-      </w:r>
-      <w:r>
-        <w:t xml:space="preserve">and all four sources leave a single block (</w:t>
+        <w:t xml:space="preserve">), and all four sources together</w:t>
+      </w:r>
+      <w:r>
+        <w:t xml:space="preserve"> </w:t>
+      </w:r>
+      <w:r>
+        <w:t xml:space="preserve">leave one block (</w:t>
       </w:r>
       <m:oMath>
         <m:sSub>
@@ -11130,19 +11201,19 @@
         </m:r>
       </m:oMath>
       <w:r>
-        <w:t xml:space="preserve">). On the 1,960</w:t>
-      </w:r>
-      <w:r>
-        <w:t xml:space="preserve"> </w:t>
-      </w:r>
-      <w:r>
-        <w:t xml:space="preserve">records with complete metadata we enumerated all 15 joins of the four declared</w:t>
-      </w:r>
-      <w:r>
-        <w:t xml:space="preserve"> </w:t>
-      </w:r>
-      <w:r>
-        <w:t xml:space="preserve">sources: 8 satisfy sufficiency, and all 8 have</w:t>
+        <w:t xml:space="preserve">). Restricting attention to the 1,960 records</w:t>
+      </w:r>
+      <w:r>
+        <w:t xml:space="preserve"> </w:t>
+      </w:r>
+      <w:r>
+        <w:t xml:space="preserve">with complete metadata, we enumerated all 15 joins of the four declared sources;</w:t>
+      </w:r>
+      <w:r>
+        <w:t xml:space="preserve"> </w:t>
+      </w:r>
+      <w:r>
+        <w:t xml:space="preserve">8 meet the sufficiency condition, and each of those 8 has</w:t>
       </w:r>
       <w:r>
         <w:t xml:space="preserve"> </w:t>
@@ -11181,7 +11252,7 @@
           <w:i/>
           <w:iCs/>
         </w:rPr>
-        <w:t xml:space="preserve">If patient, site, nurse,</w:t>
+        <w:t xml:space="preserve">If patient,</w:t>
       </w:r>
       <w:r>
         <w:rPr>
@@ -11195,7 +11266,7 @@
           <w:i/>
           <w:iCs/>
         </w:rPr>
-        <w:t xml:space="preserve">and device are all treated as dependence sources, no admissible calibration</w:t>
+        <w:t xml:space="preserve">site, nurse, and device are all treated as dependence sources, no admissible</w:t>
       </w:r>
       <w:r>
         <w:rPr>
@@ -11209,7 +11280,7 @@
           <w:i/>
           <w:iCs/>
         </w:rPr>
-        <w:t xml:space="preserve">grouping exists at any conventional</w:t>
+        <w:t xml:space="preserve">calibration grouping exists at any conventional</w:t>
       </w:r>
       <w:r>
         <w:rPr>
@@ -11234,19 +11305,25 @@
         <w:t xml:space="preserve"> </w:t>
       </w:r>
       <w:r>
-        <w:t xml:space="preserve">This conclusion holds only for</w:t>
-      </w:r>
-      <w:r>
-        <w:t xml:space="preserve"> </w:t>
-      </w:r>
-      <w:r>
-        <w:t xml:space="preserve">that declaration, which cannot be verified from data (§6.4); the collapse of</w:t>
-      </w:r>
-      <w:r>
-        <w:t xml:space="preserve"> </w:t>
-      </w:r>
-      <w:r>
-        <w:t xml:space="preserve">joined partitions into a giant component is itself known [41].</w:t>
+        <w:t xml:space="preserve">The statement is</w:t>
+      </w:r>
+      <w:r>
+        <w:t xml:space="preserve"> </w:t>
+      </w:r>
+      <w:r>
+        <w:t xml:space="preserve">conditional on that declaration, which the data cannot verify (§6.4), and the</w:t>
+      </w:r>
+      <w:r>
+        <w:t xml:space="preserve"> </w:t>
+      </w:r>
+      <w:r>
+        <w:t xml:space="preserve">tendency of joined partitions to merge into a giant component is already known</w:t>
+      </w:r>
+      <w:r>
+        <w:t xml:space="preserve"> </w:t>
+      </w:r>
+      <w:r>
+        <w:t xml:space="preserve">[41].</w:t>
       </w:r>
     </w:p>
     <w:p>
@@ -11265,19 +11342,19 @@
         <w:t xml:space="preserve"> </w:t>
       </w:r>
       <w:r>
-        <w:t xml:space="preserve">For label-conditional coverage, Proposition 3 applies label by label,</w:t>
-      </w:r>
-      <w:r>
-        <w:t xml:space="preserve"> </w:t>
-      </w:r>
-      <w:r>
-        <w:t xml:space="preserve">and the feasible region shrinks as the hierarchy is refined. Every superclass is</w:t>
-      </w:r>
-      <w:r>
-        <w:t xml:space="preserve"> </w:t>
-      </w:r>
-      <w:r>
-        <w:t xml:space="preserve">feasible, but 24 of 44 SCP codes fail at</w:t>
+        <w:t xml:space="preserve">Under label-conditional coverage, Proposition 3 is applied to each</w:t>
+      </w:r>
+      <w:r>
+        <w:t xml:space="preserve"> </w:t>
+      </w:r>
+      <w:r>
+        <w:t xml:space="preserve">label separately, and the feasible region contracts as the hierarchy becomes</w:t>
+      </w:r>
+      <w:r>
+        <w:t xml:space="preserve"> </w:t>
+      </w:r>
+      <w:r>
+        <w:t xml:space="preserve">finer. All superclasses pass, yet 24 of the 44 SCP codes fail at</w:t>
       </w:r>
       <w:r>
         <w:t xml:space="preserve"> </w:t>
@@ -11312,19 +11389,13 @@
         <w:t xml:space="preserve"> </w:t>
       </w:r>
       <w:r>
-        <w:t xml:space="preserve">has a single</w:t>
-      </w:r>
-      <w:r>
-        <w:t xml:space="preserve"> </w:t>
-      </w:r>
-      <w:r>
-        <w:t xml:space="preserve">calibration block, and a Bonferroni requirement across labels leaves 43 of 44</w:t>
-      </w:r>
-      <w:r>
-        <w:t xml:space="preserve"> </w:t>
-      </w:r>
-      <w:r>
-        <w:t xml:space="preserve">codes infeasible at a family-wise</w:t>
+        <w:t xml:space="preserve">occupies a single calibration block, and requiring a Bonferroni</w:t>
+      </w:r>
+      <w:r>
+        <w:t xml:space="preserve"> </w:t>
+      </w:r>
+      <w:r>
+        <w:t xml:space="preserve">correction across labels makes 43 of 44 codes infeasible at a family-wise</w:t>
       </w:r>
       <w:r>
         <w:t xml:space="preserve"> </w:t>
@@ -11344,13 +11415,13 @@
         </m:r>
       </m:oMath>
       <w:r>
-        <w:t xml:space="preserve">. Table IV counts the failing</w:t>
-      </w:r>
-      <w:r>
-        <w:t xml:space="preserve"> </w:t>
-      </w:r>
-      <w:r>
-        <w:t xml:space="preserve">labels at each level of the hierarchy.</w:t>
+        <w:t xml:space="preserve">. Table IV tallies the failing labels at each level of the</w:t>
+      </w:r>
+      <w:r>
+        <w:t xml:space="preserve"> </w:t>
+      </w:r>
+      <w:r>
+        <w:t xml:space="preserve">hierarchy.</w:t>
       </w:r>
     </w:p>
     <w:p>
@@ -11921,13 +11992,13 @@
         <w:jc w:val="both"/>
       </w:pPr>
       <w:r>
-        <w:t xml:space="preserve">Monotonicity along the hierarchy held in all 23 parent–child pairs, and MIT-BIH</w:t>
-      </w:r>
-      <w:r>
-        <w:t xml:space="preserve"> </w:t>
-      </w:r>
-      <w:r>
-        <w:t xml:space="preserve">class Q occupies</w:t>
+        <w:t xml:space="preserve">The hierarchy behaved monotonically in all 23 parent–child pairs, and MIT-BIH</w:t>
+      </w:r>
+      <w:r>
+        <w:t xml:space="preserve"> </w:t>
+      </w:r>
+      <w:r>
+        <w:t xml:space="preserve">class Q is confined to</w:t>
       </w:r>
       <w:r>
         <w:t xml:space="preserve"> </w:t>
@@ -11988,19 +12059,19 @@
         </m:r>
       </m:oMath>
       <w:r>
-        <w:t xml:space="preserve">). Fig. 4 resolves the</w:t>
-      </w:r>
-      <w:r>
-        <w:t xml:space="preserve"> </w:t>
-      </w:r>
-      <w:r>
-        <w:t xml:space="preserve">counts of Table IV label by label, marking the minimum number of blocks needed</w:t>
-      </w:r>
-      <w:r>
-        <w:t xml:space="preserve"> </w:t>
-      </w:r>
-      <w:r>
-        <w:t xml:space="preserve">at</w:t>
+        <w:t xml:space="preserve">). Fig. 4 breaks the</w:t>
+      </w:r>
+      <w:r>
+        <w:t xml:space="preserve"> </w:t>
+      </w:r>
+      <w:r>
+        <w:t xml:space="preserve">counts of Table IV down label by label and marks the minimum number of blocks</w:t>
+      </w:r>
+      <w:r>
+        <w:t xml:space="preserve"> </w:t>
+      </w:r>
+      <w:r>
+        <w:t xml:space="preserve">required at</w:t>
       </w:r>
       <w:r>
         <w:t xml:space="preserve"> </w:t>
@@ -12208,7 +12279,7 @@
         <w:jc w:val="both"/>
       </w:pPr>
       <w:r>
-        <w:t xml:space="preserve">Over 200 block-level splits (§4.2), mean B1 coverage on MIT-BIH falls 1.0–2.4</w:t>
+        <w:t xml:space="preserve">Across 200 block-level splits (§4.2), mean B1 coverage on MIT-BIH lies 1.0–2.4</w:t>
       </w:r>
       <w:r>
         <w:t xml:space="preserve"> </w:t>
@@ -12237,19 +12308,19 @@
         <w:t xml:space="preserve"> </w:t>
       </w:r>
       <w:r>
-        <w:t xml:space="preserve">at every level, whereas on PTB-XL it is at or</w:t>
-      </w:r>
-      <w:r>
-        <w:t xml:space="preserve"> </w:t>
-      </w:r>
-      <w:r>
-        <w:t xml:space="preserve">above nominal. Table V reports coverage and set size of both methods for the</w:t>
-      </w:r>
-      <w:r>
-        <w:t xml:space="preserve"> </w:t>
-      </w:r>
-      <w:r>
-        <w:t xml:space="preserve">primary backbones.</w:t>
+        <w:t xml:space="preserve">at every level, while on PTB-XL it reaches or</w:t>
+      </w:r>
+      <w:r>
+        <w:t xml:space="preserve"> </w:t>
+      </w:r>
+      <w:r>
+        <w:t xml:space="preserve">exceeds the nominal value. Table V lists coverage and set size for both</w:t>
+      </w:r>
+      <w:r>
+        <w:t xml:space="preserve"> </w:t>
+      </w:r>
+      <w:r>
+        <w:t xml:space="preserve">methods with the primary backbones.</w:t>
       </w:r>
     </w:p>
     <w:p>
@@ -13230,7 +13301,7 @@
         <w:jc w:val="both"/>
       </w:pPr>
       <w:r>
-        <w:t xml:space="preserve">On MIT-BIH the split-to-split range nevertheless contains</w:t>
+        <w:t xml:space="preserve">Even so, on MIT-BIH the range across splits includes</w:t>
       </w:r>
       <w:r>
         <w:t xml:space="preserve"> </w:t>
@@ -13253,19 +13324,25 @@
         <w:t xml:space="preserve"> </w:t>
       </w:r>
       <w:r>
-        <w:t xml:space="preserve">at every</w:t>
-      </w:r>
-      <w:r>
-        <w:t xml:space="preserve"> </w:t>
-      </w:r>
-      <w:r>
-        <w:t xml:space="preserve">level: with 11 test records no single split can reveal a deficit of this size,</w:t>
-      </w:r>
-      <w:r>
-        <w:t xml:space="preserve"> </w:t>
-      </w:r>
-      <w:r>
-        <w:t xml:space="preserve">so comparing means is not a test. B12 coverage must be read with set size — at</w:t>
+        <w:t xml:space="preserve">at every level:</w:t>
+      </w:r>
+      <w:r>
+        <w:t xml:space="preserve"> </w:t>
+      </w:r>
+      <w:r>
+        <w:t xml:space="preserve">with only 11 test records, no single split can expose a deficit of this</w:t>
+      </w:r>
+      <w:r>
+        <w:t xml:space="preserve"> </w:t>
+      </w:r>
+      <w:r>
+        <w:t xml:space="preserve">magnitude, and a comparison of means does not amount to a test. B12 coverage has</w:t>
+      </w:r>
+      <w:r>
+        <w:t xml:space="preserve"> </w:t>
+      </w:r>
+      <w:r>
+        <w:t xml:space="preserve">to be interpreted together with set size. At</w:t>
       </w:r>
       <w:r>
         <w:t xml:space="preserve"> </w:t>
@@ -13288,13 +13365,13 @@
         <w:t xml:space="preserve"> </w:t>
       </w:r>
       <w:r>
-        <w:t xml:space="preserve">HCP reaches 0.9615 with 2.43 of 5 labels, against 1.05 for B1, and</w:t>
-      </w:r>
-      <w:r>
-        <w:t xml:space="preserve"> </w:t>
-      </w:r>
-      <w:r>
-        <w:t xml:space="preserve">below</w:t>
+        <w:t xml:space="preserve">HCP attains 0.9615</w:t>
+      </w:r>
+      <w:r>
+        <w:t xml:space="preserve"> </w:t>
+      </w:r>
+      <w:r>
+        <w:t xml:space="preserve">using 2.43 of the 5 labels, against 1.05 for B1, and below</w:t>
       </w:r>
       <w:r>
         <w:t xml:space="preserve"> </w:t>
@@ -13320,19 +13397,25 @@
         <w:t xml:space="preserve"> </w:t>
       </w:r>
       <w:r>
-        <w:t xml:space="preserve">its perfect coverage is abstention. Fig. 5 shows both</w:t>
-      </w:r>
-      <w:r>
-        <w:t xml:space="preserve"> </w:t>
-      </w:r>
-      <w:r>
-        <w:t xml:space="preserve">effects at once, plotting the coverage gap of each method against nominal with</w:t>
-      </w:r>
-      <w:r>
-        <w:t xml:space="preserve"> </w:t>
-      </w:r>
-      <w:r>
-        <w:t xml:space="preserve">the levels below</w:t>
+        <w:t xml:space="preserve">its</w:t>
+      </w:r>
+      <w:r>
+        <w:t xml:space="preserve"> </w:t>
+      </w:r>
+      <w:r>
+        <w:t xml:space="preserve">perfect coverage is simply abstention. Fig. 5 displays both points at once,</w:t>
+      </w:r>
+      <w:r>
+        <w:t xml:space="preserve"> </w:t>
+      </w:r>
+      <w:r>
+        <w:t xml:space="preserve">plotting the coverage gap of each method relative to nominal and shading the</w:t>
+      </w:r>
+      <w:r>
+        <w:t xml:space="preserve"> </w:t>
+      </w:r>
+      <w:r>
+        <w:t xml:space="preserve">levels below</w:t>
       </w:r>
       <w:r>
         <w:t xml:space="preserve"> </w:t>
@@ -13355,10 +13438,7 @@
         </m:sSub>
       </m:oMath>
       <w:r>
-        <w:t xml:space="preserve"> </w:t>
-      </w:r>
-      <w:r>
-        <w:t xml:space="preserve">shaded.</w:t>
+        <w:t xml:space="preserve">.</w:t>
       </w:r>
     </w:p>
     <w:p>
@@ -13508,19 +13588,19 @@
         <w:t xml:space="preserve"> </w:t>
       </w:r>
       <w:r>
-        <w:t xml:space="preserve">To test whether B1 under-covers because of dependence, we</w:t>
-      </w:r>
-      <w:r>
-        <w:t xml:space="preserve"> </w:t>
-      </w:r>
-      <w:r>
-        <w:t xml:space="preserve">compared it with a matched null that permutes beat-to-record assignments in DS2.</w:t>
-      </w:r>
-      <w:r>
-        <w:t xml:space="preserve"> </w:t>
-      </w:r>
-      <w:r>
-        <w:t xml:space="preserve">The permutation preserves</w:t>
+        <w:t xml:space="preserve">To check whether dependence is what makes B1 under-cover,</w:t>
+      </w:r>
+      <w:r>
+        <w:t xml:space="preserve"> </w:t>
+      </w:r>
+      <w:r>
+        <w:t xml:space="preserve">we compared it with a matched null obtained by permuting the assignment of beats</w:t>
+      </w:r>
+      <w:r>
+        <w:t xml:space="preserve"> </w:t>
+      </w:r>
+      <w:r>
+        <w:t xml:space="preserve">to records within DS2. This permutation keeps</w:t>
       </w:r>
       <w:r>
         <w:t xml:space="preserve"> </w:t>
@@ -13549,31 +13629,37 @@
         </m:r>
       </m:oMath>
       <w:r>
-        <w:t xml:space="preserve">, the multiset of block sizes and the marginal</w:t>
-      </w:r>
-      <w:r>
-        <w:t xml:space="preserve"> </w:t>
-      </w:r>
-      <w:r>
-        <w:t xml:space="preserve">score distribution exactly, while reducing the score ICC from 0.519 to 0.000.</w:t>
-      </w:r>
-      <w:r>
-        <w:t xml:space="preserve"> </w:t>
-      </w:r>
-      <w:r>
-        <w:t xml:space="preserve">Table VI reports the B1 deficit against this null for each backbone; for the</w:t>
-      </w:r>
-      <w:r>
-        <w:t xml:space="preserve"> </w:t>
-      </w:r>
-      <w:r>
-        <w:t xml:space="preserve">primary backbone (first row) it is positive at all three feasible levels and</w:t>
-      </w:r>
-      <w:r>
-        <w:t xml:space="preserve"> </w:t>
-      </w:r>
-      <w:r>
-        <w:t xml:space="preserve">significant at each after Holm correction across levels (adjusted one-sided</w:t>
+        <w:t xml:space="preserve">, the multiset of block</w:t>
+      </w:r>
+      <w:r>
+        <w:t xml:space="preserve"> </w:t>
+      </w:r>
+      <w:r>
+        <w:t xml:space="preserve">sizes and the marginal score distribution exactly as they were, while the score</w:t>
+      </w:r>
+      <w:r>
+        <w:t xml:space="preserve"> </w:t>
+      </w:r>
+      <w:r>
+        <w:t xml:space="preserve">ICC drops from 0.519 to 0.000. Table VI gives the B1 deficit relative to this</w:t>
+      </w:r>
+      <w:r>
+        <w:t xml:space="preserve"> </w:t>
+      </w:r>
+      <w:r>
+        <w:t xml:space="preserve">null for each backbone. For the primary backbone (first row) the deficit is</w:t>
+      </w:r>
+      <w:r>
+        <w:t xml:space="preserve"> </w:t>
+      </w:r>
+      <w:r>
+        <w:t xml:space="preserve">positive at all three feasible levels and remains significant at each after Holm</w:t>
+      </w:r>
+      <w:r>
+        <w:t xml:space="preserve"> </w:t>
+      </w:r>
+      <w:r>
+        <w:t xml:space="preserve">correction across levels (adjusted one-sided</w:t>
       </w:r>
       <w:r>
         <w:t xml:space="preserve"> </w:t>
@@ -14113,25 +14199,25 @@
         <w:jc w:val="both"/>
       </w:pPr>
       <w:r>
-        <w:t xml:space="preserve">The same control shows why comparing B12 with B1 is uninformative. We define the</w:t>
-      </w:r>
-      <w:r>
-        <w:t xml:space="preserve"> </w:t>
-      </w:r>
-      <w:r>
-        <w:t xml:space="preserve">mechanical share as the ratio of the B12−B1 gap in the permuted arm to the gap on</w:t>
-      </w:r>
-      <w:r>
-        <w:t xml:space="preserve"> </w:t>
-      </w:r>
-      <w:r>
-        <w:t xml:space="preserve">the original data. It ranges from 81% to 107%: the gap barely changes once</w:t>
-      </w:r>
-      <w:r>
-        <w:t xml:space="preserve"> </w:t>
-      </w:r>
-      <w:r>
-        <w:t xml:space="preserve">dependence is removed, and at</w:t>
+        <w:t xml:space="preserve">This control also shows why a B12-versus-B1 comparison says little. We define the</w:t>
+      </w:r>
+      <w:r>
+        <w:t xml:space="preserve"> </w:t>
+      </w:r>
+      <w:r>
+        <w:t xml:space="preserve">mechanical share as the B12−B1 gap in the permuted arm divided by the same gap on</w:t>
+      </w:r>
+      <w:r>
+        <w:t xml:space="preserve"> </w:t>
+      </w:r>
+      <w:r>
+        <w:t xml:space="preserve">the original data. Its values lie between 81% and 107%: removing dependence</w:t>
+      </w:r>
+      <w:r>
+        <w:t xml:space="preserve"> </w:t>
+      </w:r>
+      <w:r>
+        <w:t xml:space="preserve">hardly alters the gap, and at</w:t>
       </w:r>
       <w:r>
         <w:t xml:space="preserve"> </w:t>
@@ -14154,13 +14240,19 @@
         <w:t xml:space="preserve"> </w:t>
       </w:r>
       <w:r>
-        <w:t xml:space="preserve">it is slightly larger without</w:t>
-      </w:r>
-      <w:r>
-        <w:t xml:space="preserve"> </w:t>
-      </w:r>
-      <w:r>
-        <w:t xml:space="preserve">dependence than with it, because HCP’s finite-block correction forces it to the</w:t>
+        <w:t xml:space="preserve">the gap is even slightly wider</w:t>
+      </w:r>
+      <w:r>
+        <w:t xml:space="preserve"> </w:t>
+      </w:r>
+      <w:r>
+        <w:t xml:space="preserve">without dependence than with it, because the finite-block correction pushes HCP</w:t>
+      </w:r>
+      <w:r>
+        <w:t xml:space="preserve"> </w:t>
+      </w:r>
+      <w:r>
+        <w:t xml:space="preserve">to the</w:t>
       </w:r>
       <w:r>
         <w:t xml:space="preserve"> </w:t>
@@ -14246,25 +14338,31 @@
         <w:t xml:space="preserve"> </w:t>
       </w:r>
       <w:r>
-        <w:t xml:space="preserve">quantile regardless of dependence. We therefore withdrew</w:t>
-      </w:r>
-      <w:r>
-        <w:t xml:space="preserve"> </w:t>
-      </w:r>
-      <w:r>
-        <w:t xml:space="preserve">“B12 improves on B1”</w:t>
-      </w:r>
-      <w:r>
-        <w:t xml:space="preserve"> </w:t>
-      </w:r>
-      <w:r>
-        <w:t xml:space="preserve">as a criterion (§6.4) and rely throughout on the deficit</w:t>
-      </w:r>
-      <w:r>
-        <w:t xml:space="preserve"> </w:t>
-      </w:r>
-      <w:r>
-        <w:t xml:space="preserve">against the permutation null.</w:t>
+        <w:t xml:space="preserve">quantile whether or not dependence is present.</w:t>
+      </w:r>
+      <w:r>
+        <w:t xml:space="preserve"> </w:t>
+      </w:r>
+      <w:r>
+        <w:t xml:space="preserve">“B12</w:t>
+      </w:r>
+      <w:r>
+        <w:t xml:space="preserve"> </w:t>
+      </w:r>
+      <w:r>
+        <w:t xml:space="preserve">improves on B1”</w:t>
+      </w:r>
+      <w:r>
+        <w:t xml:space="preserve"> </w:t>
+      </w:r>
+      <w:r>
+        <w:t xml:space="preserve">was consequently withdrawn as a criterion (§6.4), and the</w:t>
+      </w:r>
+      <w:r>
+        <w:t xml:space="preserve"> </w:t>
+      </w:r>
+      <w:r>
+        <w:t xml:space="preserve">deficit against the permutation null is the evidence used throughout.</w:t>
       </w:r>
     </w:p>
     <w:p>
@@ -14283,25 +14381,25 @@
         <w:t xml:space="preserve"> </w:t>
       </w:r>
       <w:r>
-        <w:t xml:space="preserve">A 2×2 design crossed clustering (original vs.</w:t>
-      </w:r>
-      <w:r>
-        <w:t xml:space="preserve"> </w:t>
-      </w:r>
-      <w:r>
-        <w:t xml:space="preserve">randomized record membership) with block-size balance (balanced vs. imbalanced)</w:t>
-      </w:r>
-      <w:r>
-        <w:t xml:space="preserve"> </w:t>
-      </w:r>
-      <w:r>
-        <w:t xml:space="preserve">at fixed calibration size. Clustering reduced coverage by 1.22, 1.55 and 1.49 pp</w:t>
-      </w:r>
-      <w:r>
-        <w:t xml:space="preserve"> </w:t>
-      </w:r>
-      <w:r>
-        <w:t xml:space="preserve">at</w:t>
+        <w:t xml:space="preserve">A 2×2 design crossed clustering (original versus</w:t>
+      </w:r>
+      <w:r>
+        <w:t xml:space="preserve"> </w:t>
+      </w:r>
+      <w:r>
+        <w:t xml:space="preserve">randomized record membership) with block-size balance (balanced versus</w:t>
+      </w:r>
+      <w:r>
+        <w:t xml:space="preserve"> </w:t>
+      </w:r>
+      <w:r>
+        <w:t xml:space="preserve">imbalanced) while holding the calibration size fixed. Clustering lowered</w:t>
+      </w:r>
+      <w:r>
+        <w:t xml:space="preserve"> </w:t>
+      </w:r>
+      <w:r>
+        <w:t xml:space="preserve">coverage by 1.22, 1.55 and 1.49 pp at</w:t>
       </w:r>
       <w:r>
         <w:t xml:space="preserve"> </w:t>
@@ -14339,13 +14437,16 @@
         </m:r>
       </m:oMath>
       <w:r>
-        <w:t xml:space="preserve">, with intervals excluding zero at every level</w:t>
-      </w:r>
-      <w:r>
-        <w:t xml:space="preserve"> </w:t>
-      </w:r>
-      <w:r>
-        <w:t xml:space="preserve">(e.g. </w:t>
+        <w:t xml:space="preserve">, and every interval</w:t>
+      </w:r>
+      <w:r>
+        <w:t xml:space="preserve"> </w:t>
+      </w:r>
+      <w:r>
+        <w:t xml:space="preserve">excluded zero (for example</w:t>
+      </w:r>
+      <w:r>
+        <w:t xml:space="preserve"> </w:t>
       </w:r>
       <m:oMath>
         <m:r>
@@ -14389,37 +14490,37 @@
         <w:t xml:space="preserve"> </w:t>
       </w:r>
       <w:r>
-        <w:t xml:space="preserve">pp at 0.10), whereas neither the imbalance effect</w:t>
-      </w:r>
-      <w:r>
-        <w:t xml:space="preserve"> </w:t>
-      </w:r>
-      <w:r>
-        <w:t xml:space="preserve">(−0.44, −0.26, −0.27 pp) nor the interaction was significant at any level.</w:t>
-      </w:r>
-      <w:r>
-        <w:t xml:space="preserve"> </w:t>
-      </w:r>
-      <w:r>
-        <w:t xml:space="preserve">Block-size imbalance, a plausible alternative explanation, does not account for</w:t>
-      </w:r>
-      <w:r>
-        <w:t xml:space="preserve"> </w:t>
-      </w:r>
-      <w:r>
-        <w:t xml:space="preserve">the deficit. Fig. 6 sets the two controls side by side: in panel (a) only the</w:t>
-      </w:r>
-      <w:r>
-        <w:t xml:space="preserve"> </w:t>
-      </w:r>
-      <w:r>
-        <w:t xml:space="preserve">clustering effect excludes zero, and in panel (b) the B12−B1 gap keeps nearly</w:t>
-      </w:r>
-      <w:r>
-        <w:t xml:space="preserve"> </w:t>
-      </w:r>
-      <w:r>
-        <w:t xml:space="preserve">its full size once dependence is permuted away.</w:t>
+        <w:t xml:space="preserve">pp at 0.10). Neither the imbalance</w:t>
+      </w:r>
+      <w:r>
+        <w:t xml:space="preserve"> </w:t>
+      </w:r>
+      <w:r>
+        <w:t xml:space="preserve">effect (−0.44, −0.26, −0.27 pp) nor the interaction reached significance at any</w:t>
+      </w:r>
+      <w:r>
+        <w:t xml:space="preserve"> </w:t>
+      </w:r>
+      <w:r>
+        <w:t xml:space="preserve">level, so block-size imbalance, the obvious rival explanation, does not account</w:t>
+      </w:r>
+      <w:r>
+        <w:t xml:space="preserve"> </w:t>
+      </w:r>
+      <w:r>
+        <w:t xml:space="preserve">for the deficit. Fig. 6 places the two controls next to each other: panel (a)</w:t>
+      </w:r>
+      <w:r>
+        <w:t xml:space="preserve"> </w:t>
+      </w:r>
+      <w:r>
+        <w:t xml:space="preserve">shows that only the clustering effect excludes zero, and panel (b) that the</w:t>
+      </w:r>
+      <w:r>
+        <w:t xml:space="preserve"> </w:t>
+      </w:r>
+      <w:r>
+        <w:t xml:space="preserve">B12−B1 gap keeps nearly its full size once dependence is permuted away.</w:t>
       </w:r>
     </w:p>
     <w:p>
@@ -14495,7 +14596,7 @@
         <w:jc w:val="both"/>
       </w:pPr>
       <w:r>
-        <w:t xml:space="preserve">To vary dependence within one dataset, we reassigned a fraction</w:t>
+        <w:t xml:space="preserve">To vary dependence inside a single dataset, we moved a fraction</w:t>
       </w:r>
       <w:r>
         <w:t xml:space="preserve"> </w:t>
@@ -14515,13 +14616,13 @@
         <w:t xml:space="preserve"> </w:t>
       </w:r>
       <w:r>
-        <w:t xml:space="preserve">beats to random records while holding blocks at a uniform 1,355 beats, so that</w:t>
-      </w:r>
-      <w:r>
-        <w:t xml:space="preserve"> </w:t>
-      </w:r>
-      <w:r>
-        <w:t xml:space="preserve">imbalance plays no part (11 values of</w:t>
+        <w:t xml:space="preserve">beats to randomly chosen records while fixing every block at 1,355 beats, so</w:t>
+      </w:r>
+      <w:r>
+        <w:t xml:space="preserve"> </w:t>
+      </w:r>
+      <w:r>
+        <w:t xml:space="preserve">that imbalance cannot play a role (11 values of</w:t>
       </w:r>
       <w:r>
         <w:t xml:space="preserve"> </w:t>
@@ -14532,13 +14633,13 @@
         </m:r>
       </m:oMath>
       <w:r>
-        <w:t xml:space="preserve">, 300 splits each). The score ICC falls</w:t>
-      </w:r>
-      <w:r>
-        <w:t xml:space="preserve"> </w:t>
-      </w:r>
-      <w:r>
-        <w:t xml:space="preserve">from 0.519 at</w:t>
+        <w:t xml:space="preserve">, 300 splits each). Over this</w:t>
+      </w:r>
+      <w:r>
+        <w:t xml:space="preserve"> </w:t>
+      </w:r>
+      <w:r>
+        <w:t xml:space="preserve">range the score ICC declines from 0.519 at</w:t>
       </w:r>
       <w:r>
         <w:t xml:space="preserve"> </w:t>
@@ -14581,13 +14682,19 @@
         </m:r>
       </m:oMath>
       <w:r>
-        <w:t xml:space="preserve">. With uniform blocks and subsampled</w:t>
-      </w:r>
-      <w:r>
-        <w:t xml:space="preserve"> </w:t>
-      </w:r>
-      <w:r>
-        <w:t xml:space="preserve">calibration, deficits are smaller than in §5.3 (0.65 pp at</w:t>
+        <w:t xml:space="preserve">. Because blocks</w:t>
+      </w:r>
+      <w:r>
+        <w:t xml:space="preserve"> </w:t>
+      </w:r>
+      <w:r>
+        <w:t xml:space="preserve">are uniform and calibration is subsampled, the deficits are smaller than in §5.3</w:t>
+      </w:r>
+      <w:r>
+        <w:t xml:space="preserve"> </w:t>
+      </w:r>
+      <w:r>
+        <w:t xml:space="preserve">(0.65 pp at</w:t>
       </w:r>
       <w:r>
         <w:t xml:space="preserve"> </w:t>
@@ -14627,25 +14734,25 @@
         </m:r>
       </m:oMath>
       <w:r>
-        <w:t xml:space="preserve">) and every per-point interval contains zero, so the evidence lies</w:t>
-      </w:r>
-      <w:r>
-        <w:t xml:space="preserve"> </w:t>
-      </w:r>
-      <w:r>
-        <w:t xml:space="preserve">in the trend tested by the pre-registered Spearman criterion. Table VII reports</w:t>
-      </w:r>
-      <w:r>
-        <w:t xml:space="preserve"> </w:t>
-      </w:r>
-      <w:r>
-        <w:t xml:space="preserve">that criterion on three dependence axes; within MIT-BIH the deficit rises with</w:t>
-      </w:r>
-      <w:r>
-        <w:t xml:space="preserve"> </w:t>
-      </w:r>
-      <w:r>
-        <w:t xml:space="preserve">ICC at all three levels.</w:t>
+        <w:t xml:space="preserve">) and all per-point intervals include zero; the</w:t>
+      </w:r>
+      <w:r>
+        <w:t xml:space="preserve"> </w:t>
+      </w:r>
+      <w:r>
+        <w:t xml:space="preserve">evidence therefore rests on the trend, which the pre-registered Spearman</w:t>
+      </w:r>
+      <w:r>
+        <w:t xml:space="preserve"> </w:t>
+      </w:r>
+      <w:r>
+        <w:t xml:space="preserve">criterion tests. Table VII reports this criterion on three dependence axes, and</w:t>
+      </w:r>
+      <w:r>
+        <w:t xml:space="preserve"> </w:t>
+      </w:r>
+      <w:r>
+        <w:t xml:space="preserve">within MIT-BIH the deficit grows with ICC at all three levels.</w:t>
       </w:r>
     </w:p>
     <w:p>
@@ -15215,19 +15322,19 @@
         <w:jc w:val="both"/>
       </w:pPr>
       <w:r>
-        <w:t xml:space="preserve">ICC alone does not place PTB-XL on the same axis: its patient-level ICC of 0.352</w:t>
-      </w:r>
-      <w:r>
-        <w:t xml:space="preserve"> </w:t>
-      </w:r>
-      <w:r>
-        <w:t xml:space="preserve">matches a MIT-BIH point with a deficit of 0.35 pp, yet PTB-XL shows none. The</w:t>
-      </w:r>
-      <w:r>
-        <w:t xml:space="preserve"> </w:t>
-      </w:r>
-      <w:r>
-        <w:t xml:space="preserve">design effect does. With</w:t>
+        <w:t xml:space="preserve">On the ICC axis alone PTB-XL does not fit: its patient-level ICC of 0.352 equals</w:t>
+      </w:r>
+      <w:r>
+        <w:t xml:space="preserve"> </w:t>
+      </w:r>
+      <w:r>
+        <w:t xml:space="preserve">that of a MIT-BIH point whose deficit is 0.35 pp, yet PTB-XL has none. The design</w:t>
+      </w:r>
+      <w:r>
+        <w:t xml:space="preserve"> </w:t>
+      </w:r>
+      <w:r>
+        <w:t xml:space="preserve">effect resolves the mismatch. With</w:t>
       </w:r>
       <w:r>
         <w:t xml:space="preserve"> </w:t>
@@ -15247,61 +15354,61 @@
         </m:r>
       </m:oMath>
       <w:r>
-        <w:t xml:space="preserve">, PTB-XL has a DEff of 1.02, against 704 for</w:t>
-      </w:r>
-      <w:r>
-        <w:t xml:space="preserve"> </w:t>
-      </w:r>
-      <w:r>
-        <w:t xml:space="preserve">intact MIT-BIH, and on this axis the combined correlation stays positive and</w:t>
-      </w:r>
-      <w:r>
-        <w:t xml:space="preserve"> </w:t>
-      </w:r>
-      <w:r>
-        <w:t xml:space="preserve">significant; recomputing it with the ICC of the coverage indicator at a fixed</w:t>
-      </w:r>
-      <w:r>
-        <w:t xml:space="preserve"> </w:t>
-      </w:r>
-      <w:r>
-        <w:t xml:space="preserve">threshold, the quantity in the variance of §3.2, leaves the conclusion</w:t>
-      </w:r>
-      <w:r>
-        <w:t xml:space="preserve"> </w:t>
-      </w:r>
-      <w:r>
-        <w:t xml:space="preserve">unchanged. We use DEff as a summary axis, not a sufficient statistic; see [40]</w:t>
-      </w:r>
-      <w:r>
-        <w:t xml:space="preserve"> </w:t>
-      </w:r>
-      <w:r>
-        <w:t xml:space="preserve">for an exceedance-specific design effect. Fig. 7 plots the deficit against DEff:</w:t>
-      </w:r>
-      <w:r>
-        <w:t xml:space="preserve"> </w:t>
-      </w:r>
-      <w:r>
-        <w:t xml:space="preserve">the MIT-BIH gradient drives the combined correlation, and PTB-XL is a prediction</w:t>
-      </w:r>
-      <w:r>
-        <w:t xml:space="preserve"> </w:t>
-      </w:r>
-      <w:r>
-        <w:t xml:space="preserve">check at the low-dependence end rather than an independent trend (§6.4), with</w:t>
-      </w:r>
-      <w:r>
-        <w:t xml:space="preserve"> </w:t>
-      </w:r>
-      <w:r>
-        <w:t xml:space="preserve">deficits of −0.05, −0.12 and −0.16 pp, i.e. slight over-coverage, every interval</w:t>
-      </w:r>
-      <w:r>
-        <w:t xml:space="preserve"> </w:t>
-      </w:r>
-      <w:r>
-        <w:t xml:space="preserve">containing zero.</w:t>
+        <w:t xml:space="preserve">, PTB-XL has a DEff of 1.02, compared</w:t>
+      </w:r>
+      <w:r>
+        <w:t xml:space="preserve"> </w:t>
+      </w:r>
+      <w:r>
+        <w:t xml:space="preserve">with 704 for intact MIT-BIH, and on this axis the combined correlation remains</w:t>
+      </w:r>
+      <w:r>
+        <w:t xml:space="preserve"> </w:t>
+      </w:r>
+      <w:r>
+        <w:t xml:space="preserve">positive and significant; redoing the computation with the ICC of the coverage</w:t>
+      </w:r>
+      <w:r>
+        <w:t xml:space="preserve"> </w:t>
+      </w:r>
+      <w:r>
+        <w:t xml:space="preserve">indicator at a fixed threshold, the quantity that enters the variance of §3.2,</w:t>
+      </w:r>
+      <w:r>
+        <w:t xml:space="preserve"> </w:t>
+      </w:r>
+      <w:r>
+        <w:t xml:space="preserve">does not change the conclusion. DEff is used as a summary axis, not a sufficient</w:t>
+      </w:r>
+      <w:r>
+        <w:t xml:space="preserve"> </w:t>
+      </w:r>
+      <w:r>
+        <w:t xml:space="preserve">statistic; an exceedance-specific design effect is given in [40]. Fig. 7 shows</w:t>
+      </w:r>
+      <w:r>
+        <w:t xml:space="preserve"> </w:t>
+      </w:r>
+      <w:r>
+        <w:t xml:space="preserve">the deficit as a function of DEff: the MIT-BIH gradient carries the combined</w:t>
+      </w:r>
+      <w:r>
+        <w:t xml:space="preserve"> </w:t>
+      </w:r>
+      <w:r>
+        <w:t xml:space="preserve">correlation, while PTB-XL acts as a prediction check at the low-dependence end</w:t>
+      </w:r>
+      <w:r>
+        <w:t xml:space="preserve"> </w:t>
+      </w:r>
+      <w:r>
+        <w:t xml:space="preserve">rather than as an independent trend (§6.4), with deficits of −0.05, −0.12 and</w:t>
+      </w:r>
+      <w:r>
+        <w:t xml:space="preserve"> </w:t>
+      </w:r>
+      <w:r>
+        <w:t xml:space="preserve">−0.16 pp, that is, slight over-coverage with every interval spanning zero.</w:t>
       </w:r>
     </w:p>
     <w:p>
@@ -15425,19 +15532,25 @@
         <w:t xml:space="preserve"> </w:t>
       </w:r>
       <w:r>
-        <w:t xml:space="preserve">Two residual networks with roughly 70 and 155 times the parameters</w:t>
-      </w:r>
-      <w:r>
-        <w:t xml:space="preserve"> </w:t>
-      </w:r>
-      <w:r>
-        <w:t xml:space="preserve">improved discrimination unevenly: balanced accuracy on MIT-BIH stayed at</w:t>
-      </w:r>
-      <w:r>
-        <w:t xml:space="preserve"> </w:t>
-      </w:r>
-      <w:r>
-        <w:t xml:space="preserve">0.370–0.376, and PTB-XL macro-AUROC fell slightly.</w:t>
+        <w:t xml:space="preserve">The two residual networks, with about 70 and 155 times as many</w:t>
+      </w:r>
+      <w:r>
+        <w:t xml:space="preserve"> </w:t>
+      </w:r>
+      <w:r>
+        <w:t xml:space="preserve">parameters, improved discrimination only unevenly: MIT-BIH balanced accuracy</w:t>
+      </w:r>
+      <w:r>
+        <w:t xml:space="preserve"> </w:t>
+      </w:r>
+      <w:r>
+        <w:t xml:space="preserve">stayed between 0.370 and 0.376, and PTB-XL macro-AUROC dropped slightly. As the</w:t>
+      </w:r>
+      <w:r>
+        <w:t xml:space="preserve"> </w:t>
+      </w:r>
+      <w:r>
+        <w:t xml:space="preserve">negative control requires,</w:t>
       </w:r>
       <w:r>
         <w:t xml:space="preserve"> </w:t>
@@ -15475,19 +15588,13 @@
         <w:t xml:space="preserve"> </w:t>
       </w:r>
       <w:r>
-        <w:t xml:space="preserve">was identical</w:t>
-      </w:r>
-      <w:r>
-        <w:t xml:space="preserve"> </w:t>
-      </w:r>
-      <w:r>
-        <w:t xml:space="preserve">across backbones on both datasets, as the negative control requires. Table VIII</w:t>
-      </w:r>
-      <w:r>
-        <w:t xml:space="preserve"> </w:t>
-      </w:r>
-      <w:r>
-        <w:t xml:space="preserve">compares the discrimination of the three backbones.</w:t>
+        <w:t xml:space="preserve">did not change across backbones on either</w:t>
+      </w:r>
+      <w:r>
+        <w:t xml:space="preserve"> </w:t>
+      </w:r>
+      <w:r>
+        <w:t xml:space="preserve">dataset. Table VIII sets out the discrimination of all three backbones.</w:t>
       </w:r>
     </w:p>
     <w:p>
@@ -15875,25 +15982,25 @@
         <w:t xml:space="preserve"> </w:t>
       </w:r>
       <w:r>
-        <w:t xml:space="preserve">cells (mean</w:t>
-      </w:r>
-      <w:r>
-        <w:t xml:space="preserve"> </w:t>
-      </w:r>
-      <w:r>
-        <w:t xml:space="preserve">coverage 0.05–0.19 pp above nominal). On MIT-BIH the permutation test was</w:t>
-      </w:r>
-      <w:r>
-        <w:t xml:space="preserve"> </w:t>
-      </w:r>
-      <w:r>
-        <w:t xml:space="preserve">repeated per backbone under a criterion fixed beforehand, significance at every</w:t>
-      </w:r>
-      <w:r>
-        <w:t xml:space="preserve"> </w:t>
-      </w:r>
-      <w:r>
-        <w:t xml:space="preserve">feasible</w:t>
+        <w:t xml:space="preserve">cells, with mean</w:t>
+      </w:r>
+      <w:r>
+        <w:t xml:space="preserve"> </w:t>
+      </w:r>
+      <w:r>
+        <w:t xml:space="preserve">coverage 0.05–0.19 pp above nominal. On MIT-BIH the permutation test was rerun</w:t>
+      </w:r>
+      <w:r>
+        <w:t xml:space="preserve"> </w:t>
+      </w:r>
+      <w:r>
+        <w:t xml:space="preserve">for each backbone against a criterion set in advance, namely significance at</w:t>
+      </w:r>
+      <w:r>
+        <w:t xml:space="preserve"> </w:t>
+      </w:r>
+      <w:r>
+        <w:t xml:space="preserve">every feasible</w:t>
       </w:r>
       <w:r>
         <w:t xml:space="preserve"> </w:t>
@@ -15913,7 +16020,7 @@
         <w:t xml:space="preserve"> </w:t>
       </w:r>
       <w:r>
-        <w:t xml:space="preserve">significant in 7 by 95% interval; after Holm correction it is significant at</w:t>
+        <w:t xml:space="preserve">its 95% interval excludes zero in 7. After Holm correction it is significant at</w:t>
       </w:r>
       <w:r>
         <w:t xml:space="preserve"> </w:t>
@@ -15962,7 +16069,13 @@
         </m:r>
       </m:oMath>
       <w:r>
-        <w:t xml:space="preserve">) and at none for ResNet1D-34 (adjusted</w:t>
+        <w:t xml:space="preserve">)</w:t>
+      </w:r>
+      <w:r>
+        <w:t xml:space="preserve"> </w:t>
+      </w:r>
+      <w:r>
+        <w:t xml:space="preserve">but at no level for ResNet1D-34 (adjusted</w:t>
       </w:r>
       <w:r>
         <w:t xml:space="preserve"> </w:t>
@@ -16004,49 +16117,171 @@
         </m:r>
       </m:oMath>
       <w:r>
-        <w:t xml:space="preserve">),</w:t>
-      </w:r>
-      <w:r>
-        <w:t xml:space="preserve"> </w:t>
-      </w:r>
-      <w:r>
-        <w:t xml:space="preserve">so the criterion fails for ResNet1D-34. The mechanical share of the B12−B1 gap</w:t>
-      </w:r>
-      <w:r>
-        <w:t xml:space="preserve"> </w:t>
-      </w:r>
-      <w:r>
-        <w:t xml:space="preserve">was 75–110% across the three backbones. Fig. 8 shows the per-backbone deficits</w:t>
-      </w:r>
-      <w:r>
-        <w:t xml:space="preserve"> </w:t>
-      </w:r>
-      <w:r>
-        <w:t xml:space="preserve">with their intervals: the direction of the contrast between datasets is</w:t>
-      </w:r>
-      <w:r>
-        <w:t xml:space="preserve"> </w:t>
-      </w:r>
-      <w:r>
-        <w:t xml:space="preserve">invariant to the backbone, but its statistical strength is not.</w:t>
+        <w:t xml:space="preserve">), so the</w:t>
+      </w:r>
+      <w:r>
+        <w:t xml:space="preserve"> </w:t>
+      </w:r>
+      <w:r>
+        <w:t xml:space="preserve">criterion fails for ResNet1D-34. Across the three backbones the mechanical share</w:t>
+      </w:r>
+      <w:r>
+        <w:t xml:space="preserve"> </w:t>
+      </w:r>
+      <w:r>
+        <w:t xml:space="preserve">of the B12−B1 gap ranged from 75% to 110%.</w:t>
       </w:r>
     </w:p>
     <w:p>
       <w:pPr>
+        <w:pStyle w:val="BodyText"/>
+        <w:jc w:val="both"/>
+      </w:pPr>
+      <w:r>
+        <w:rPr>
+          <w:b/>
+          <w:bCs/>
+        </w:rPr>
+        <w:t xml:space="preserve">Checkpoint.</w:t>
+      </w:r>
+      <w:r>
+        <w:t xml:space="preserve"> </w:t>
+      </w:r>
+      <w:r>
+        <w:t xml:space="preserve">With only 4 validation records on MIT-BIH, early stopping picked</w:t>
+      </w:r>
+      <w:r>
+        <w:t xml:space="preserve"> </w:t>
+      </w:r>
+      <w:r>
+        <w:t xml:space="preserve">epoch 1 for ResNet1D-50. A pre-registered sensitivity analysis therefore reran</w:t>
+      </w:r>
+      <w:r>
+        <w:t xml:space="preserve"> </w:t>
+      </w:r>
+      <w:r>
+        <w:t xml:space="preserve">the audit with last-epoch weights for both residual networks on both datasets</w:t>
+      </w:r>
+      <w:r>
+        <w:t xml:space="preserve"> </w:t>
+      </w:r>
+      <w:r>
+        <w:t xml:space="preserve">(MIT-BIH epochs 13 vs. 8 and 6 vs. 1; PTB-XL 14 vs. 9 and 12 vs. 7). In all 16</w:t>
+      </w:r>
+      <w:r>
+        <w:t xml:space="preserve"> </w:t>
+      </w:r>
+      <w:r>
+        <w:t xml:space="preserve">backbone×dataset×</w:t>
+      </w:r>
+      <m:oMath>
+        <m:r>
+          <m:t>α</m:t>
+        </m:r>
+      </m:oMath>
+      <w:r>
+        <w:t xml:space="preserve"> </w:t>
+      </w:r>
+      <w:r>
+        <w:t xml:space="preserve">cells the B1 deficit kept its sign and</w:t>
+      </w:r>
+      <w:r>
+        <w:t xml:space="preserve"> </w:t>
+      </w:r>
+      <m:oMath>
+        <m:sSub>
+          <m:e>
+            <m:r>
+              <m:t>K</m:t>
+            </m:r>
+          </m:e>
+          <m:sub>
+            <m:r>
+              <m:t>1</m:t>
+            </m:r>
+          </m:sub>
+        </m:sSub>
+        <m:r>
+          <m:rPr>
+            <m:sty m:val="p"/>
+          </m:rPr>
+          <m:t>(</m:t>
+        </m:r>
+        <m:r>
+          <m:t>ℓ</m:t>
+        </m:r>
+        <m:r>
+          <m:rPr>
+            <m:sty m:val="p"/>
+          </m:rPr>
+          <m:t>)</m:t>
+        </m:r>
+      </m:oMath>
+      <w:r>
+        <w:t xml:space="preserve"> </w:t>
+      </w:r>
+      <w:r>
+        <w:t xml:space="preserve">was</w:t>
+      </w:r>
+      <w:r>
+        <w:t xml:space="preserve"> </w:t>
+      </w:r>
+      <w:r>
+        <w:t xml:space="preserve">unchanged, but on MIT-BIH its magnitude shifted by as much as 1.8 pp, enough to</w:t>
+      </w:r>
+      <w:r>
+        <w:t xml:space="preserve"> </w:t>
+      </w:r>
+      <w:r>
+        <w:t xml:space="preserve">change the ordering of the backbones, so differences in deficit size between</w:t>
+      </w:r>
+      <w:r>
+        <w:t xml:space="preserve"> </w:t>
+      </w:r>
+      <w:r>
+        <w:t xml:space="preserve">backbones are not interpreted. Fig. 8 summarizes both robustness checks. Panel</w:t>
+      </w:r>
+      <w:r>
+        <w:t xml:space="preserve"> </w:t>
+      </w:r>
+      <w:r>
+        <w:t xml:space="preserve">(a) gives the per-backbone deficits with their intervals and shows that the</w:t>
+      </w:r>
+      <w:r>
+        <w:t xml:space="preserve"> </w:t>
+      </w:r>
+      <w:r>
+        <w:t xml:space="preserve">direction of the contrast holds for every backbone while its statistical</w:t>
+      </w:r>
+      <w:r>
+        <w:t xml:space="preserve"> </w:t>
+      </w:r>
+      <w:r>
+        <w:t xml:space="preserve">strength does not; panel (b) plots each cell under the two checkpoints, and every</w:t>
+      </w:r>
+      <w:r>
+        <w:t xml:space="preserve"> </w:t>
+      </w:r>
+      <w:r>
+        <w:t xml:space="preserve">point stays in the quadrant of its original sign.</w:t>
+      </w:r>
+    </w:p>
+    <w:p>
+      <w:pPr>
         <w:pStyle w:val="CaptionedFigure"/>
         <w:jc w:val="both"/>
       </w:pPr>
       <w:r>
         <w:drawing>
           <wp:inline>
-            <wp:extent cx="3108960" cy="1962112"/>
+            <wp:extent cx="5334000" cy="1775293"/>
             <wp:effectExtent b="0" l="0" r="0" t="0"/>
-            <wp:docPr descr="Fig. 8. MIT-BIH B1 coverage deficit against the matched permutation null, by backbone and \alpha (point estimate and 95% bootstrap CI). Open markers denote intervals that include zero." title="" id="50" name="Picture"/>
+            <wp:docPr descr="Fig. 8. Robustness of the audit. (a) MIT-BIH B1 coverage deficit against the matched permutation null, by backbone and \alpha (point estimate and 95% bootstrap CI; open markers denote intervals that include zero). (b) B1 coverage minus nominal under best-validation (horizontal) and last-epoch (vertical) weights for the two residual networks, 16 backbone×dataset×\alpha cells; shaded quadrants mark agreement in sign and the dotted line marks equality." title="" id="50" name="Picture"/>
             <a:graphic>
               <a:graphicData uri="http://schemas.openxmlformats.org/drawingml/2006/picture">
                 <pic:pic>
                   <pic:nvPicPr>
-                    <pic:cNvPr descr="figures/fig8_backbone_permutation.png" id="51" name="Picture"/>
+                    <pic:cNvPr descr="figures/fig8_robustness.png" id="51" name="Picture"/>
                     <pic:cNvPicPr>
                       <a:picLocks noChangeArrowheads="1" noChangeAspect="1"/>
                     </pic:cNvPicPr>
@@ -16060,7 +16295,7 @@
                   <pic:spPr bwMode="auto">
                     <a:xfrm>
                       <a:off x="0" y="0"/>
-                      <a:ext cx="3108960" cy="1962112"/>
+                      <a:ext cx="5334000" cy="1775293"/>
                     </a:xfrm>
                     <a:prstGeom prst="rect">
                       <a:avLst/>
@@ -16085,7 +16320,7 @@
         <w:jc w:val="both"/>
       </w:pPr>
       <w:r>
-        <w:t xml:space="preserve">Fig. 8. MIT-BIH B1 coverage deficit against the matched permutation null, by backbone and</w:t>
+        <w:t xml:space="preserve">Fig. 8. Robustness of the audit. (a) MIT-BIH B1 coverage deficit against the matched permutation null, by backbone and</w:t>
       </w:r>
       <w:r>
         <w:t xml:space="preserve"> </w:t>
@@ -16099,50 +16334,7 @@
         <w:t xml:space="preserve"> </w:t>
       </w:r>
       <w:r>
-        <w:t xml:space="preserve">(point estimate and 95% bootstrap CI). Open markers denote intervals that include zero.</w:t>
-      </w:r>
-    </w:p>
-    <w:p>
-      <w:pPr>
-        <w:pStyle w:val="BodyText"/>
-        <w:jc w:val="both"/>
-      </w:pPr>
-      <w:r>
-        <w:rPr>
-          <w:b/>
-          <w:bCs/>
-        </w:rPr>
-        <w:t xml:space="preserve">Checkpoint.</w:t>
-      </w:r>
-      <w:r>
-        <w:t xml:space="preserve"> </w:t>
-      </w:r>
-      <w:r>
-        <w:t xml:space="preserve">The MIT-BIH validation set holds 4 records, and early stopping</w:t>
-      </w:r>
-      <w:r>
-        <w:t xml:space="preserve"> </w:t>
-      </w:r>
-      <w:r>
-        <w:t xml:space="preserve">selected epoch 1 for ResNet1D-50. A pre-registered sensitivity analysis repeated</w:t>
-      </w:r>
-      <w:r>
-        <w:t xml:space="preserve"> </w:t>
-      </w:r>
-      <w:r>
-        <w:t xml:space="preserve">the audit with last-epoch weights for both residual networks on both datasets</w:t>
-      </w:r>
-      <w:r>
-        <w:t xml:space="preserve"> </w:t>
-      </w:r>
-      <w:r>
-        <w:t xml:space="preserve">(MIT-BIH epochs 13 vs. 8 and 6 vs. 1; PTB-XL 14 vs. 9 and 12 vs. 7). The sign of</w:t>
-      </w:r>
-      <w:r>
-        <w:t xml:space="preserve"> </w:t>
-      </w:r>
-      <w:r>
-        <w:t xml:space="preserve">the B1 deficit agreed in all 16 backbone×dataset×</w:t>
+        <w:t xml:space="preserve">(point estimate and 95% bootstrap CI; open markers denote intervals that include zero). (b) B1 coverage minus nominal under best-validation (horizontal) and last-epoch (vertical) weights for the two residual networks, 16 backbone×dataset×</w:t>
       </w:r>
       <m:oMath>
         <m:r>
@@ -16153,57 +16345,7 @@
         <w:t xml:space="preserve"> </w:t>
       </w:r>
       <w:r>
-        <w:t xml:space="preserve">cells and</w:t>
-      </w:r>
-      <w:r>
-        <w:t xml:space="preserve"> </w:t>
-      </w:r>
-      <m:oMath>
-        <m:sSub>
-          <m:e>
-            <m:r>
-              <m:t>K</m:t>
-            </m:r>
-          </m:e>
-          <m:sub>
-            <m:r>
-              <m:t>1</m:t>
-            </m:r>
-          </m:sub>
-        </m:sSub>
-        <m:r>
-          <m:rPr>
-            <m:sty m:val="p"/>
-          </m:rPr>
-          <m:t>(</m:t>
-        </m:r>
-        <m:r>
-          <m:t>ℓ</m:t>
-        </m:r>
-        <m:r>
-          <m:rPr>
-            <m:sty m:val="p"/>
-          </m:rPr>
-          <m:t>)</m:t>
-        </m:r>
-      </m:oMath>
-      <w:r>
-        <w:t xml:space="preserve"> </w:t>
-      </w:r>
-      <w:r>
-        <w:t xml:space="preserve">was identical, but the magnitude moved by up to 1.8 pp on MIT-BIH, enough to</w:t>
-      </w:r>
-      <w:r>
-        <w:t xml:space="preserve"> </w:t>
-      </w:r>
-      <w:r>
-        <w:t xml:space="preserve">reorder the backbones. We therefore do not interpret differences in deficit</w:t>
-      </w:r>
-      <w:r>
-        <w:t xml:space="preserve"> </w:t>
-      </w:r>
-      <w:r>
-        <w:t xml:space="preserve">magnitude between backbones.</w:t>
+        <w:t xml:space="preserve">cells; shaded quadrants mark agreement in sign and the dotted line marks equality.</w:t>
       </w:r>
     </w:p>
     <w:bookmarkEnd w:id="52"/>
@@ -16232,13 +16374,13 @@
         <w:jc w:val="both"/>
       </w:pPr>
       <w:r>
-        <w:t xml:space="preserve">The audit separates two questions that are usually asked together: whether a</w:t>
-      </w:r>
-      <w:r>
-        <w:t xml:space="preserve"> </w:t>
-      </w:r>
-      <w:r>
-        <w:t xml:space="preserve">block-level coverage guarantee</w:t>
+        <w:t xml:space="preserve">This audit keeps apart two questions that are usually conflated: can a</w:t>
+      </w:r>
+      <w:r>
+        <w:t xml:space="preserve"> </w:t>
+      </w:r>
+      <w:r>
+        <w:t xml:space="preserve">block-level coverage guarantee be</w:t>
       </w:r>
       <w:r>
         <w:t xml:space="preserve"> </w:t>
@@ -16248,19 +16390,19 @@
           <w:i/>
           <w:iCs/>
         </w:rPr>
-        <w:t xml:space="preserve">can</w:t>
-      </w:r>
-      <w:r>
-        <w:t xml:space="preserve"> </w:t>
-      </w:r>
-      <w:r>
-        <w:t xml:space="preserve">be enforced on a clinical dataset, and</w:t>
-      </w:r>
-      <w:r>
-        <w:t xml:space="preserve"> </w:t>
-      </w:r>
-      <w:r>
-        <w:t xml:space="preserve">whether ignoring the block structure</w:t>
+        <w:t xml:space="preserve">enforced</w:t>
+      </w:r>
+      <w:r>
+        <w:t xml:space="preserve"> </w:t>
+      </w:r>
+      <w:r>
+        <w:t xml:space="preserve">on a clinical dataset, and does</w:t>
+      </w:r>
+      <w:r>
+        <w:t xml:space="preserve"> </w:t>
+      </w:r>
+      <w:r>
+        <w:t xml:space="preserve">ignoring block structure</w:t>
       </w:r>
       <w:r>
         <w:t xml:space="preserve"> </w:t>
@@ -16270,43 +16412,43 @@
           <w:i/>
           <w:iCs/>
         </w:rPr>
-        <w:t xml:space="preserve">costs</w:t>
-      </w:r>
-      <w:r>
-        <w:t xml:space="preserve"> </w:t>
-      </w:r>
-      <w:r>
-        <w:t xml:space="preserve">coverage when it is not. The first</w:t>
-      </w:r>
-      <w:r>
-        <w:t xml:space="preserve"> </w:t>
-      </w:r>
-      <w:r>
-        <w:t xml:space="preserve">is combinatorial and settled from metadata. On public ECG resources its answer is</w:t>
-      </w:r>
-      <w:r>
-        <w:t xml:space="preserve"> </w:t>
-      </w:r>
-      <w:r>
-        <w:t xml:space="preserve">more restrictive than their size suggests, because declared sources collapse</w:t>
-      </w:r>
-      <w:r>
-        <w:t xml:space="preserve"> </w:t>
-      </w:r>
-      <w:r>
-        <w:t xml:space="preserve">under the join and rare labels are carried by few patients (§5.1). Proposition 1</w:t>
-      </w:r>
-      <w:r>
-        <w:t xml:space="preserve"> </w:t>
-      </w:r>
-      <w:r>
-        <w:t xml:space="preserve">also gives a direct example: an even split of the 22 evaluation subjects of the</w:t>
-      </w:r>
-      <w:r>
-        <w:t xml:space="preserve"> </w:t>
-      </w:r>
-      <w:r>
-        <w:t xml:space="preserve">canonical MIT-BIH partition between calibration and test leaves</w:t>
+        <w:t xml:space="preserve">cost</w:t>
+      </w:r>
+      <w:r>
+        <w:t xml:space="preserve"> </w:t>
+      </w:r>
+      <w:r>
+        <w:t xml:space="preserve">coverage when it is not enforced? The first is</w:t>
+      </w:r>
+      <w:r>
+        <w:t xml:space="preserve"> </w:t>
+      </w:r>
+      <w:r>
+        <w:t xml:space="preserve">combinatorial and is answered from metadata. On public ECG resources the answer</w:t>
+      </w:r>
+      <w:r>
+        <w:t xml:space="preserve"> </w:t>
+      </w:r>
+      <w:r>
+        <w:t xml:space="preserve">is more restrictive than their size would suggest, because declared sources</w:t>
+      </w:r>
+      <w:r>
+        <w:t xml:space="preserve"> </w:t>
+      </w:r>
+      <w:r>
+        <w:t xml:space="preserve">collapse under the join and rare labels are spread over few patients (§5.1).</w:t>
+      </w:r>
+      <w:r>
+        <w:t xml:space="preserve"> </w:t>
+      </w:r>
+      <w:r>
+        <w:t xml:space="preserve">Proposition 1 gives a direct illustration: dividing the 22 evaluation subjects of</w:t>
+      </w:r>
+      <w:r>
+        <w:t xml:space="preserve"> </w:t>
+      </w:r>
+      <w:r>
+        <w:t xml:space="preserve">the canonical MIT-BIH partition equally between calibration and test leaves</w:t>
       </w:r>
       <w:r>
         <w:t xml:space="preserve"> </w:t>
@@ -16335,19 +16477,13 @@
         </m:r>
       </m:oMath>
       <w:r>
-        <w:t xml:space="preserve">, so no</w:t>
-      </w:r>
-      <w:r>
-        <w:t xml:space="preserve"> </w:t>
-      </w:r>
-      <w:r>
-        <w:t xml:space="preserve">subject-level guarantee at the 95% level is attainable under that design,</w:t>
-      </w:r>
-      <w:r>
-        <w:t xml:space="preserve"> </w:t>
-      </w:r>
-      <w:r>
-        <w:t xml:space="preserve">whatever the model or the number of beats per record.</w:t>
+        <w:t xml:space="preserve">, which rules out a subject-level guarantee at the 95% level for this</w:t>
+      </w:r>
+      <w:r>
+        <w:t xml:space="preserve"> </w:t>
+      </w:r>
+      <w:r>
+        <w:t xml:space="preserve">design regardless of the model or of how many beats each record holds.</w:t>
       </w:r>
     </w:p>
     <w:p>
@@ -16356,25 +16492,25 @@
         <w:jc w:val="both"/>
       </w:pPr>
       <w:r>
-        <w:t xml:space="preserve">The second question is statistical, and its answer depends on how much</w:t>
-      </w:r>
-      <w:r>
-        <w:t xml:space="preserve"> </w:t>
-      </w:r>
-      <w:r>
-        <w:t xml:space="preserve">repetition the blocks contain rather than on how strongly observations within</w:t>
-      </w:r>
-      <w:r>
-        <w:t xml:space="preserve"> </w:t>
-      </w:r>
-      <w:r>
-        <w:t xml:space="preserve">them are correlated (§5.3–§5.4). PTB-XL is the clearest case: its within-patient</w:t>
-      </w:r>
-      <w:r>
-        <w:t xml:space="preserve"> </w:t>
-      </w:r>
-      <w:r>
-        <w:t xml:space="preserve">correlation would suggest that block-level calibration is needed, but with</w:t>
+        <w:t xml:space="preserve">The second question is statistical, and its answer turns on how many repeats the</w:t>
+      </w:r>
+      <w:r>
+        <w:t xml:space="preserve"> </w:t>
+      </w:r>
+      <w:r>
+        <w:t xml:space="preserve">blocks contain rather than on how strongly observations within them are</w:t>
+      </w:r>
+      <w:r>
+        <w:t xml:space="preserve"> </w:t>
+      </w:r>
+      <w:r>
+        <w:t xml:space="preserve">correlated (§5.3–§5.4). PTB-XL makes the point most clearly. Its within-patient</w:t>
+      </w:r>
+      <w:r>
+        <w:t xml:space="preserve"> </w:t>
+      </w:r>
+      <w:r>
+        <w:t xml:space="preserve">correlation would seem to call for block-level calibration, yet with</w:t>
       </w:r>
       <w:r>
         <w:t xml:space="preserve"> </w:t>
@@ -16397,7 +16533,13 @@
         <w:t xml:space="preserve"> </w:t>
       </w:r>
       <w:r>
-        <w:t xml:space="preserve">the factor</w:t>
+        <w:t xml:space="preserve">the</w:t>
+      </w:r>
+      <w:r>
+        <w:t xml:space="preserve"> </w:t>
+      </w:r>
+      <w:r>
+        <w:t xml:space="preserve">factor</w:t>
       </w:r>
       <w:r>
         <w:t xml:space="preserve"> </w:t>
@@ -16444,7 +16586,7 @@
         <w:t xml:space="preserve"> </w:t>
       </w:r>
       <w:r>
-        <w:t xml:space="preserve">stays near 1 whatever</w:t>
+        <w:t xml:space="preserve">stays close to 1 for any</w:t>
       </w:r>
       <w:r>
         <w:t xml:space="preserve"> </w:t>
@@ -16455,28 +16597,25 @@
         </m:r>
       </m:oMath>
       <w:r>
-        <w:t xml:space="preserve"> </w:t>
-      </w:r>
-      <w:r>
-        <w:t xml:space="preserve">is, and counting</w:t>
-      </w:r>
-      <w:r>
-        <w:t xml:space="preserve"> </w:t>
-      </w:r>
-      <w:r>
-        <w:t xml:space="preserve">repeats shows, correctly for marginal coverage at these levels, that it is not.</w:t>
-      </w:r>
-      <w:r>
-        <w:t xml:space="preserve"> </w:t>
-      </w:r>
-      <w:r>
-        <w:t xml:space="preserve">Both numbers should therefore be reported, and neither is a property of the</w:t>
-      </w:r>
-      <w:r>
-        <w:t xml:space="preserve"> </w:t>
-      </w:r>
-      <w:r>
-        <w:t xml:space="preserve">dataset alone, since</w:t>
+        <w:t xml:space="preserve">, and counting repeats shows,</w:t>
+      </w:r>
+      <w:r>
+        <w:t xml:space="preserve"> </w:t>
+      </w:r>
+      <w:r>
+        <w:t xml:space="preserve">correctly for marginal coverage at these levels, that such calibration is</w:t>
+      </w:r>
+      <w:r>
+        <w:t xml:space="preserve"> </w:t>
+      </w:r>
+      <w:r>
+        <w:t xml:space="preserve">unnecessary. Both quantities should therefore be reported, and neither belongs to</w:t>
+      </w:r>
+      <w:r>
+        <w:t xml:space="preserve"> </w:t>
+      </w:r>
+      <w:r>
+        <w:t xml:space="preserve">the dataset alone, since</w:t>
       </w:r>
       <w:r>
         <w:t xml:space="preserve"> </w:t>
@@ -16519,19 +16658,19 @@
         <w:t xml:space="preserve"> </w:t>
       </w:r>
       <w:r>
-        <w:t xml:space="preserve">producing the scores (§4.1). The design effect serves only as an ordering axis, a</w:t>
-      </w:r>
-      <w:r>
-        <w:t xml:space="preserve"> </w:t>
-      </w:r>
-      <w:r>
-        <w:t xml:space="preserve">heuristic under a compound-symmetric model (§3.2); a principled effective sample</w:t>
-      </w:r>
-      <w:r>
-        <w:t xml:space="preserve"> </w:t>
-      </w:r>
-      <w:r>
-        <w:t xml:space="preserve">size for thresholds under clustering is derived in [40].</w:t>
+        <w:t xml:space="preserve">that produced the scores (§4.1). The design effect is used here purely as an</w:t>
+      </w:r>
+      <w:r>
+        <w:t xml:space="preserve"> </w:t>
+      </w:r>
+      <w:r>
+        <w:t xml:space="preserve">ordering axis, a heuristic under a compound-symmetric model (§3.2); a principled</w:t>
+      </w:r>
+      <w:r>
+        <w:t xml:space="preserve"> </w:t>
+      </w:r>
+      <w:r>
+        <w:t xml:space="preserve">effective sample size for thresholds under clustering is derived in [40].</w:t>
       </w:r>
     </w:p>
     <w:bookmarkEnd w:id="54"/>
@@ -16550,13 +16689,13 @@
         <w:jc w:val="both"/>
       </w:pPr>
       <w:r>
-        <w:t xml:space="preserve">The most transferable lesson concerns evaluation rather than ECG. On the same</w:t>
-      </w:r>
-      <w:r>
-        <w:t xml:space="preserve"> </w:t>
-      </w:r>
-      <w:r>
-        <w:t xml:space="preserve">data, HCP appears to</w:t>
+        <w:t xml:space="preserve">The lesson that travels furthest concerns evaluation, not ECG. Applied to the</w:t>
+      </w:r>
+      <w:r>
+        <w:t xml:space="preserve"> </w:t>
+      </w:r>
+      <w:r>
+        <w:t xml:space="preserve">same data, HCP seems to</w:t>
       </w:r>
       <w:r>
         <w:t xml:space="preserve"> </w:t>
@@ -16568,19 +16707,19 @@
         <w:t xml:space="preserve"> </w:t>
       </w:r>
       <w:r>
-        <w:t xml:space="preserve">coverage that naive split conformal loses, yet</w:t>
-      </w:r>
-      <w:r>
-        <w:t xml:space="preserve"> </w:t>
-      </w:r>
-      <w:r>
-        <w:t xml:space="preserve">75–110% of that gap survives when within-block dependence is permuted away</w:t>
-      </w:r>
-      <w:r>
-        <w:t xml:space="preserve"> </w:t>
-      </w:r>
-      <w:r>
-        <w:t xml:space="preserve">(§5.3, §5.5). The mass</w:t>
+        <w:t xml:space="preserve">the coverage that naive split conformal loses,</w:t>
+      </w:r>
+      <w:r>
+        <w:t xml:space="preserve"> </w:t>
+      </w:r>
+      <w:r>
+        <w:t xml:space="preserve">but 75–110% of that difference persists after within-block dependence has been</w:t>
+      </w:r>
+      <w:r>
+        <w:t xml:space="preserve"> </w:t>
+      </w:r>
+      <w:r>
+        <w:t xml:space="preserve">permuted away (§5.3, §5.5). Placing mass</w:t>
       </w:r>
       <w:r>
         <w:t xml:space="preserve"> </w:t>
@@ -16633,7 +16772,7 @@
         <w:t xml:space="preserve"> </w:t>
       </w:r>
       <w:r>
-        <w:t xml:space="preserve">placed at</w:t>
+        <w:t xml:space="preserve">at</w:t>
       </w:r>
       <w:r>
         <w:t xml:space="preserve"> </w:t>
@@ -16656,13 +16795,13 @@
         <w:t xml:space="preserve"> </w:t>
       </w:r>
       <w:r>
-        <w:t xml:space="preserve">pushes HCP to a higher</w:t>
-      </w:r>
-      <w:r>
-        <w:t xml:space="preserve"> </w:t>
-      </w:r>
-      <w:r>
-        <w:t xml:space="preserve">empirical quantile whether or not the data are dependent, and with small</w:t>
+        <w:t xml:space="preserve">lifts HCP to a</w:t>
+      </w:r>
+      <w:r>
+        <w:t xml:space="preserve"> </w:t>
+      </w:r>
+      <w:r>
+        <w:t xml:space="preserve">higher empirical quantile irrespective of dependence, and when</w:t>
       </w:r>
       <w:r>
         <w:t xml:space="preserve"> </w:t>
@@ -16685,19 +16824,19 @@
         <w:t xml:space="preserve"> </w:t>
       </w:r>
       <w:r>
-        <w:t xml:space="preserve">—</w:t>
-      </w:r>
-      <w:r>
-        <w:t xml:space="preserve"> </w:t>
-      </w:r>
-      <w:r>
-        <w:t xml:space="preserve">precisely where block-level calibration matters — this mechanical inflation</w:t>
-      </w:r>
-      <w:r>
-        <w:t xml:space="preserve"> </w:t>
-      </w:r>
-      <w:r>
-        <w:t xml:space="preserve">dominates. Below</w:t>
+        <w:t xml:space="preserve">is small —</w:t>
+      </w:r>
+      <w:r>
+        <w:t xml:space="preserve"> </w:t>
+      </w:r>
+      <w:r>
+        <w:t xml:space="preserve">exactly the regime in which block-level calibration matters — this mechanical</w:t>
+      </w:r>
+      <w:r>
+        <w:t xml:space="preserve"> </w:t>
+      </w:r>
+      <w:r>
+        <w:t xml:space="preserve">inflation is the dominant effect. Below</w:t>
       </w:r>
       <w:r>
         <w:t xml:space="preserve"> </w:t>
@@ -16723,31 +16862,37 @@
         <w:t xml:space="preserve"> </w:t>
       </w:r>
       <w:r>
-        <w:t xml:space="preserve">the comparison is degenerate, because HCP covers</w:t>
-      </w:r>
-      <w:r>
-        <w:t xml:space="preserve"> </w:t>
-      </w:r>
-      <w:r>
-        <w:t xml:space="preserve">by returning every label (Fig. 5). A claim that a hierarchical method improves</w:t>
-      </w:r>
-      <w:r>
-        <w:t xml:space="preserve"> </w:t>
-      </w:r>
-      <w:r>
-        <w:t xml:space="preserve">coverage should therefore be tested against a null that preserves block sizes</w:t>
-      </w:r>
-      <w:r>
-        <w:t xml:space="preserve"> </w:t>
-      </w:r>
-      <w:r>
-        <w:t xml:space="preserve">and score marginals while removing dependence, and coverage should be reported</w:t>
-      </w:r>
-      <w:r>
-        <w:t xml:space="preserve"> </w:t>
-      </w:r>
-      <w:r>
-        <w:t xml:space="preserve">with set size, since abstention is the cheapest way to cover.</w:t>
+        <w:t xml:space="preserve">the comparison</w:t>
+      </w:r>
+      <w:r>
+        <w:t xml:space="preserve"> </w:t>
+      </w:r>
+      <w:r>
+        <w:t xml:space="preserve">degenerates altogether, since HCP achieves coverage by returning every label</w:t>
+      </w:r>
+      <w:r>
+        <w:t xml:space="preserve"> </w:t>
+      </w:r>
+      <w:r>
+        <w:t xml:space="preserve">(Fig. 5). Any claim that a hierarchical method improves coverage should</w:t>
+      </w:r>
+      <w:r>
+        <w:t xml:space="preserve"> </w:t>
+      </w:r>
+      <w:r>
+        <w:t xml:space="preserve">accordingly be tested against a null that keeps block sizes and score marginals</w:t>
+      </w:r>
+      <w:r>
+        <w:t xml:space="preserve"> </w:t>
+      </w:r>
+      <w:r>
+        <w:t xml:space="preserve">but removes dependence, and coverage should always be accompanied by set size,</w:t>
+      </w:r>
+      <w:r>
+        <w:t xml:space="preserve"> </w:t>
+      </w:r>
+      <w:r>
+        <w:t xml:space="preserve">abstention being the cheapest route to coverage.</w:t>
       </w:r>
     </w:p>
     <w:bookmarkEnd w:id="55"/>
@@ -16766,13 +16911,13 @@
         <w:jc w:val="both"/>
       </w:pPr>
       <w:r>
-        <w:t xml:space="preserve">Studies that intend to attach distribution-free guarantees to ECG classifiers can</w:t>
-      </w:r>
-      <w:r>
-        <w:t xml:space="preserve"> </w:t>
-      </w:r>
-      <w:r>
-        <w:t xml:space="preserve">complete four checks before data are collected or split:</w:t>
+        <w:t xml:space="preserve">Before collecting or splitting data, a study that plans to attach</w:t>
+      </w:r>
+      <w:r>
+        <w:t xml:space="preserve"> </w:t>
+      </w:r>
+      <w:r>
+        <w:t xml:space="preserve">distribution-free guarantees to an ECG classifier can run four checks:</w:t>
       </w:r>
     </w:p>
     <w:p>
@@ -16790,19 +16935,19 @@
         <w:t xml:space="preserve"> </w:t>
       </w:r>
       <w:r>
-        <w:t xml:space="preserve">episode — and check that each is documented. Where one is not, as for patient</w:t>
-      </w:r>
-      <w:r>
-        <w:t xml:space="preserve"> </w:t>
-      </w:r>
-      <w:r>
-        <w:t xml:space="preserve">identity in the PhysioNet/CinC Challenge 2021 collection (§4.1), the number of</w:t>
-      </w:r>
-      <w:r>
-        <w:t xml:space="preserve"> </w:t>
-      </w:r>
-      <w:r>
-        <w:t xml:space="preserve">blocks becomes an assumption rather than a count.</w:t>
+        <w:t xml:space="preserve">episode — and confirm that each is documented. If one is not, as with patient</w:t>
+      </w:r>
+      <w:r>
+        <w:t xml:space="preserve"> </w:t>
+      </w:r>
+      <w:r>
+        <w:t xml:space="preserve">identity in the PhysioNet/CinC Challenge 2021 collection (§4.1), the block</w:t>
+      </w:r>
+      <w:r>
+        <w:t xml:space="preserve"> </w:t>
+      </w:r>
+      <w:r>
+        <w:t xml:space="preserve">count becomes an assumption instead of a measurement.</w:t>
       </w:r>
     </w:p>
     <w:p>
@@ -16814,13 +16959,13 @@
         </w:numPr>
       </w:pPr>
       <w:r>
-        <w:t xml:space="preserve">Count blocks, not records, in the calibration set, for the grouping that</w:t>
-      </w:r>
-      <w:r>
-        <w:t xml:space="preserve"> </w:t>
-      </w:r>
-      <w:r>
-        <w:t xml:space="preserve">respects every declared source, and compare the count with</w:t>
+        <w:t xml:space="preserve">Count blocks, not records, in the calibration set, using the grouping that</w:t>
+      </w:r>
+      <w:r>
+        <w:t xml:space="preserve"> </w:t>
+      </w:r>
+      <w:r>
+        <w:t xml:space="preserve">respects all declared sources, and compare that count with</w:t>
       </w:r>
       <w:r>
         <w:t xml:space="preserve"> </w:t>
@@ -16873,7 +17018,13 @@
         </w:numPr>
       </w:pPr>
       <w:r>
-        <w:t xml:space="preserve">Repeat the count per label for any label-conditional claim, using</w:t>
+        <w:t xml:space="preserve">Repeat the count per label whenever a label-conditional claim is made,</w:t>
+      </w:r>
+      <w:r>
+        <w:t xml:space="preserve"> </w:t>
+      </w:r>
+      <w:r>
+        <w:t xml:space="preserve">with</w:t>
       </w:r>
       <w:r>
         <w:t xml:space="preserve"> </w:t>
@@ -16917,7 +17068,7 @@
         <w:t xml:space="preserve"> </w:t>
       </w:r>
       <w:r>
-        <w:t xml:space="preserve">for simultaneous claims across</w:t>
+        <w:t xml:space="preserve">for simultaneous claims over</w:t>
       </w:r>
       <w:r>
         <w:t xml:space="preserve"> </w:t>
@@ -16937,7 +17088,7 @@
         <w:t xml:space="preserve"> </w:t>
       </w:r>
       <w:r>
-        <w:t xml:space="preserve">diagnoses typically fail first.</w:t>
+        <w:t xml:space="preserve">diagnoses usually fail first.</w:t>
       </w:r>
     </w:p>
     <w:p>
@@ -16949,13 +17100,13 @@
         </w:numPr>
       </w:pPr>
       <w:r>
-        <w:t xml:space="preserve">Estimate the repetition, through the harmonic mean block size, before</w:t>
-      </w:r>
-      <w:r>
-        <w:t xml:space="preserve"> </w:t>
-      </w:r>
-      <w:r>
-        <w:t xml:space="preserve">deciding whether block-level calibration is needed for marginal coverage.</w:t>
+        <w:t xml:space="preserve">Estimate the repetition through the harmonic mean block size before</w:t>
+      </w:r>
+      <w:r>
+        <w:t xml:space="preserve"> </w:t>
+      </w:r>
+      <w:r>
+        <w:t xml:space="preserve">deciding whether marginal coverage requires block-level calibration.</w:t>
       </w:r>
     </w:p>
     <w:p>
@@ -16964,67 +17115,67 @@
         <w:jc w:val="both"/>
       </w:pPr>
       <w:r>
-        <w:t xml:space="preserve">The same counting applies whenever coverage is conditioned on groups of</w:t>
-      </w:r>
-      <w:r>
-        <w:t xml:space="preserve"> </w:t>
-      </w:r>
-      <w:r>
-        <w:t xml:space="preserve">patients: if group-conditional calibration, proposed to equalize coverage across</w:t>
-      </w:r>
-      <w:r>
-        <w:t xml:space="preserve"> </w:t>
-      </w:r>
-      <w:r>
-        <w:t xml:space="preserve">demographic groups [43], must also respect patient blocks, a group with few</w:t>
-      </w:r>
-      <w:r>
-        <w:t xml:space="preserve"> </w:t>
-      </w:r>
-      <w:r>
-        <w:t xml:space="preserve">patients in calibration is bounded exactly as rare labels are here. Settings with</w:t>
-      </w:r>
-      <w:r>
-        <w:t xml:space="preserve"> </w:t>
-      </w:r>
-      <w:r>
-        <w:t xml:space="preserve">thousands of blocks, such as patients nested in hospitals [36], sit far from the</w:t>
-      </w:r>
-      <w:r>
-        <w:t xml:space="preserve"> </w:t>
-      </w:r>
-      <w:r>
-        <w:t xml:space="preserve">boundary, which is why it is easy to overlook. The inter-patient protocol guards</w:t>
-      </w:r>
-      <w:r>
-        <w:t xml:space="preserve"> </w:t>
-      </w:r>
-      <w:r>
-        <w:t xml:space="preserve">against subject-level leakage between training and evaluation [30], [32], [31],</w:t>
-      </w:r>
-      <w:r>
-        <w:t xml:space="preserve"> </w:t>
-      </w:r>
-      <w:r>
-        <w:t xml:space="preserve">and training regimes that differ in this respect have been compared directly</w:t>
-      </w:r>
-      <w:r>
-        <w:t xml:space="preserve"> </w:t>
-      </w:r>
-      <w:r>
-        <w:t xml:space="preserve">[44]; the audit carries the same concern to the calibration–test boundary, where</w:t>
-      </w:r>
-      <w:r>
-        <w:t xml:space="preserve"> </w:t>
-      </w:r>
-      <w:r>
-        <w:t xml:space="preserve">a split that is inter-patient for training can still leave too few subjects in</w:t>
-      </w:r>
-      <w:r>
-        <w:t xml:space="preserve"> </w:t>
-      </w:r>
-      <w:r>
-        <w:t xml:space="preserve">calibration.</w:t>
+        <w:t xml:space="preserve">The same arithmetic applies whenever coverage is conditioned on patient groups.</w:t>
+      </w:r>
+      <w:r>
+        <w:t xml:space="preserve"> </w:t>
+      </w:r>
+      <w:r>
+        <w:t xml:space="preserve">Group-conditional calibration has been proposed to equalize coverage across</w:t>
+      </w:r>
+      <w:r>
+        <w:t xml:space="preserve"> </w:t>
+      </w:r>
+      <w:r>
+        <w:t xml:space="preserve">demographic groups [43]; once it must also respect patient blocks, a group</w:t>
+      </w:r>
+      <w:r>
+        <w:t xml:space="preserve"> </w:t>
+      </w:r>
+      <w:r>
+        <w:t xml:space="preserve">represented by few patients in calibration faces the same bound as a rare label.</w:t>
+      </w:r>
+      <w:r>
+        <w:t xml:space="preserve"> </w:t>
+      </w:r>
+      <w:r>
+        <w:t xml:space="preserve">Settings with thousands of blocks, such as patients nested in hospitals [36],</w:t>
+      </w:r>
+      <w:r>
+        <w:t xml:space="preserve"> </w:t>
+      </w:r>
+      <w:r>
+        <w:t xml:space="preserve">are far from this boundary, which explains why it is easily missed. The</w:t>
+      </w:r>
+      <w:r>
+        <w:t xml:space="preserve"> </w:t>
+      </w:r>
+      <w:r>
+        <w:t xml:space="preserve">inter-patient protocol protects against subject-level leakage between training</w:t>
+      </w:r>
+      <w:r>
+        <w:t xml:space="preserve"> </w:t>
+      </w:r>
+      <w:r>
+        <w:t xml:space="preserve">and evaluation [30], [32], [31], and training regimes that differ in this</w:t>
+      </w:r>
+      <w:r>
+        <w:t xml:space="preserve"> </w:t>
+      </w:r>
+      <w:r>
+        <w:t xml:space="preserve">respect have been compared directly [44]; the audit extends the same concern to</w:t>
+      </w:r>
+      <w:r>
+        <w:t xml:space="preserve"> </w:t>
+      </w:r>
+      <w:r>
+        <w:t xml:space="preserve">the boundary between calibration and test, where a split that is inter-patient</w:t>
+      </w:r>
+      <w:r>
+        <w:t xml:space="preserve"> </w:t>
+      </w:r>
+      <w:r>
+        <w:t xml:space="preserve">for training may still leave calibration with too few subjects.</w:t>
       </w:r>
     </w:p>
     <w:p>
@@ -17033,55 +17184,55 @@
         <w:jc w:val="both"/>
       </w:pPr>
       <w:r>
-        <w:t xml:space="preserve">For the study-design trade-off that Lee et al. leave open [13], our results</w:t>
-      </w:r>
-      <w:r>
-        <w:t xml:space="preserve"> </w:t>
-      </w:r>
-      <w:r>
-        <w:t xml:space="preserve">settle the most elementary part: whether a finite threshold exists depends on the</w:t>
-      </w:r>
-      <w:r>
-        <w:t xml:space="preserve"> </w:t>
-      </w:r>
-      <w:r>
-        <w:t xml:space="preserve">number of groups alone (Proposition 1). The bound plays the role that the</w:t>
-      </w:r>
-      <w:r>
-        <w:t xml:space="preserve"> </w:t>
-      </w:r>
-      <w:r>
-        <w:t xml:space="preserve">universal coverage distribution of split conformal prediction plays for</w:t>
-      </w:r>
-      <w:r>
-        <w:t xml:space="preserve"> </w:t>
-      </w:r>
-      <w:r>
-        <w:t xml:space="preserve">exchangeable data, where it yields a minimum calibration size [45], with blocks</w:t>
-      </w:r>
-      <w:r>
-        <w:t xml:space="preserve"> </w:t>
-      </w:r>
-      <w:r>
-        <w:t xml:space="preserve">in place of points. Likewise, rare classes starve class-conditional calibration</w:t>
-      </w:r>
-      <w:r>
-        <w:t xml:space="preserve"> </w:t>
-      </w:r>
-      <w:r>
-        <w:t xml:space="preserve">under exchangeability [42], but under block dependence the relevant count is</w:t>
-      </w:r>
-      <w:r>
-        <w:t xml:space="preserve"> </w:t>
-      </w:r>
-      <w:r>
-        <w:t xml:space="preserve">the number of blocks carrying the class, and the condition is necessary but not</w:t>
-      </w:r>
-      <w:r>
-        <w:t xml:space="preserve"> </w:t>
-      </w:r>
-      <w:r>
-        <w:t xml:space="preserve">sufficient (§3.4).</w:t>
+        <w:t xml:space="preserve">Regarding the study-design trade-off left open by Lee et al. [13], our results</w:t>
+      </w:r>
+      <w:r>
+        <w:t xml:space="preserve"> </w:t>
+      </w:r>
+      <w:r>
+        <w:t xml:space="preserve">settle its most elementary part: whether a finite threshold exists depends only</w:t>
+      </w:r>
+      <w:r>
+        <w:t xml:space="preserve"> </w:t>
+      </w:r>
+      <w:r>
+        <w:t xml:space="preserve">on the number of groups (Proposition 1). The bound plays, with blocks in place of</w:t>
+      </w:r>
+      <w:r>
+        <w:t xml:space="preserve"> </w:t>
+      </w:r>
+      <w:r>
+        <w:t xml:space="preserve">points, the part that the universal coverage distribution of split conformal</w:t>
+      </w:r>
+      <w:r>
+        <w:t xml:space="preserve"> </w:t>
+      </w:r>
+      <w:r>
+        <w:t xml:space="preserve">prediction plays for exchangeable data, where it fixes a minimum calibration</w:t>
+      </w:r>
+      <w:r>
+        <w:t xml:space="preserve"> </w:t>
+      </w:r>
+      <w:r>
+        <w:t xml:space="preserve">size [45]. Similarly, rare classes are known to starve class-conditional</w:t>
+      </w:r>
+      <w:r>
+        <w:t xml:space="preserve"> </w:t>
+      </w:r>
+      <w:r>
+        <w:t xml:space="preserve">calibration under exchangeability [42], but under block dependence what must be</w:t>
+      </w:r>
+      <w:r>
+        <w:t xml:space="preserve"> </w:t>
+      </w:r>
+      <w:r>
+        <w:t xml:space="preserve">counted is the number of blocks carrying the class, and the condition is</w:t>
+      </w:r>
+      <w:r>
+        <w:t xml:space="preserve"> </w:t>
+      </w:r>
+      <w:r>
+        <w:t xml:space="preserve">necessary but not sufficient (§3.4).</w:t>
       </w:r>
     </w:p>
     <w:p>
@@ -17090,73 +17241,73 @@
         <w:jc w:val="both"/>
       </w:pPr>
       <w:r>
-        <w:t xml:space="preserve">Our findings agree with those of Sim and Kim on ECG false-alarm control [11]: in</w:t>
-      </w:r>
-      <w:r>
-        <w:t xml:space="preserve"> </w:t>
-      </w:r>
-      <w:r>
-        <w:t xml:space="preserve">both settings the guarantee is carried by subjects rather than beats, and too few</w:t>
-      </w:r>
-      <w:r>
-        <w:t xml:space="preserve"> </w:t>
-      </w:r>
-      <w:r>
-        <w:t xml:space="preserve">calibration subjects break it. The audit differs in what it counts and in how it</w:t>
-      </w:r>
-      <w:r>
-        <w:t xml:space="preserve"> </w:t>
-      </w:r>
-      <w:r>
-        <w:t xml:space="preserve">attributes the effect. It counts blocks under crossed dependence sources and per</w:t>
-      </w:r>
-      <w:r>
-        <w:t xml:space="preserve"> </w:t>
-      </w:r>
-      <w:r>
-        <w:t xml:space="preserve">diagnostic label, and it separates dependence from block-size imbalance and from</w:t>
-      </w:r>
-      <w:r>
-        <w:t xml:space="preserve"> </w:t>
-      </w:r>
-      <w:r>
-        <w:t xml:space="preserve">the mechanical effect of the finite-block correction, using a matched</w:t>
-      </w:r>
-      <w:r>
-        <w:t xml:space="preserve"> </w:t>
-      </w:r>
-      <w:r>
-        <w:t xml:space="preserve">permutation null and a factorial design. Evidence that marginal coverage can</w:t>
-      </w:r>
-      <w:r>
-        <w:t xml:space="preserve"> </w:t>
-      </w:r>
-      <w:r>
-        <w:t xml:space="preserve">hide per-class and per-patient failures in cardiac monitoring [10] is consistent</w:t>
-      </w:r>
-      <w:r>
-        <w:t xml:space="preserve"> </w:t>
-      </w:r>
-      <w:r>
-        <w:t xml:space="preserve">with the label-level boundary of §5.1. Risk-control extensions of conformal</w:t>
-      </w:r>
-      <w:r>
-        <w:t xml:space="preserve"> </w:t>
-      </w:r>
-      <w:r>
-        <w:t xml:space="preserve">prediction [34], [46] and its time-series variants [35] rest on related</w:t>
-      </w:r>
-      <w:r>
-        <w:t xml:space="preserve"> </w:t>
-      </w:r>
-      <w:r>
-        <w:t xml:space="preserve">exchangeability or stationarity assumptions; whether their block-level</w:t>
-      </w:r>
-      <w:r>
-        <w:t xml:space="preserve"> </w:t>
-      </w:r>
-      <w:r>
-        <w:t xml:space="preserve">counterparts face the same boundary is left open.</w:t>
+        <w:t xml:space="preserve">These findings are in line with those of Sim and Kim on false-alarm control in</w:t>
+      </w:r>
+      <w:r>
+        <w:t xml:space="preserve"> </w:t>
+      </w:r>
+      <w:r>
+        <w:t xml:space="preserve">ECG [11]: in both settings subjects rather than beats carry the guarantee, and too</w:t>
+      </w:r>
+      <w:r>
+        <w:t xml:space="preserve"> </w:t>
+      </w:r>
+      <w:r>
+        <w:t xml:space="preserve">few calibration subjects undermine it. The two studies differ in what is counted</w:t>
+      </w:r>
+      <w:r>
+        <w:t xml:space="preserve"> </w:t>
+      </w:r>
+      <w:r>
+        <w:t xml:space="preserve">and in how the effect is attributed. The audit counts blocks under crossed</w:t>
+      </w:r>
+      <w:r>
+        <w:t xml:space="preserve"> </w:t>
+      </w:r>
+      <w:r>
+        <w:t xml:space="preserve">dependence sources and for each diagnostic label, and it uses a matched</w:t>
+      </w:r>
+      <w:r>
+        <w:t xml:space="preserve"> </w:t>
+      </w:r>
+      <w:r>
+        <w:t xml:space="preserve">permutation null and a factorial design to separate dependence from block-size</w:t>
+      </w:r>
+      <w:r>
+        <w:t xml:space="preserve"> </w:t>
+      </w:r>
+      <w:r>
+        <w:t xml:space="preserve">imbalance and from the mechanical effect of the finite-block correction. That</w:t>
+      </w:r>
+      <w:r>
+        <w:t xml:space="preserve"> </w:t>
+      </w:r>
+      <w:r>
+        <w:t xml:space="preserve">marginal coverage can mask per-class and per-patient failures in cardiac</w:t>
+      </w:r>
+      <w:r>
+        <w:t xml:space="preserve"> </w:t>
+      </w:r>
+      <w:r>
+        <w:t xml:space="preserve">monitoring [10] agrees with the label-level boundary of §5.1. Risk-control</w:t>
+      </w:r>
+      <w:r>
+        <w:t xml:space="preserve"> </w:t>
+      </w:r>
+      <w:r>
+        <w:t xml:space="preserve">extensions of conformal prediction [34], [46] and its time-series variants [35]</w:t>
+      </w:r>
+      <w:r>
+        <w:t xml:space="preserve"> </w:t>
+      </w:r>
+      <w:r>
+        <w:t xml:space="preserve">depend on related exchangeability or stationarity assumptions, and whether their</w:t>
+      </w:r>
+      <w:r>
+        <w:t xml:space="preserve"> </w:t>
+      </w:r>
+      <w:r>
+        <w:t xml:space="preserve">block-level versions meet the same boundary is left open.</w:t>
       </w:r>
     </w:p>
     <w:bookmarkEnd w:id="56"/>
@@ -17175,13 +17326,13 @@
         <w:jc w:val="both"/>
       </w:pPr>
       <w:r>
-        <w:t xml:space="preserve">The audit concerns marginal and label-wise coverage within one method family.</w:t>
-      </w:r>
-      <w:r>
-        <w:t xml:space="preserve"> </w:t>
-      </w:r>
-      <w:r>
-        <w:t xml:space="preserve">We group the threats to its conclusions by type.</w:t>
+        <w:t xml:space="preserve">This audit addresses marginal and label-wise coverage for a single method</w:t>
+      </w:r>
+      <w:r>
+        <w:t xml:space="preserve"> </w:t>
+      </w:r>
+      <w:r>
+        <w:t xml:space="preserve">family; the threats to its conclusions are grouped below by type.</w:t>
       </w:r>
     </w:p>
     <w:p>
@@ -17200,25 +17351,25 @@
         <w:t xml:space="preserve"> </w:t>
       </w:r>
       <w:r>
-        <w:t xml:space="preserve">Cardiologists validated only 64–68% of PTB-XL records in</w:t>
-      </w:r>
-      <w:r>
-        <w:t xml:space="preserve"> </w:t>
-      </w:r>
-      <w:r>
-        <w:t xml:space="preserve">folds 1–8, against 100% in folds 9 and 10. An early version of the study that</w:t>
-      </w:r>
-      <w:r>
-        <w:t xml:space="preserve"> </w:t>
-      </w:r>
-      <w:r>
-        <w:t xml:space="preserve">calibrated on fold 8 and evaluated on fold 9 found an apparent 1.43</w:t>
-      </w:r>
-      <w:r>
-        <w:t xml:space="preserve"> </w:t>
-      </w:r>
-      <w:r>
-        <w:t xml:space="preserve">percentage-point deficit at</w:t>
+        <w:t xml:space="preserve">In folds 1–8 of PTB-XL only 64–68% of records were</w:t>
+      </w:r>
+      <w:r>
+        <w:t xml:space="preserve"> </w:t>
+      </w:r>
+      <w:r>
+        <w:t xml:space="preserve">validated by cardiologists, against 100% in folds 9 and 10. An early version of</w:t>
+      </w:r>
+      <w:r>
+        <w:t xml:space="preserve"> </w:t>
+      </w:r>
+      <w:r>
+        <w:t xml:space="preserve">the study that calibrated on fold 8 and evaluated on fold 9 reported an apparent</w:t>
+      </w:r>
+      <w:r>
+        <w:t xml:space="preserve"> </w:t>
+      </w:r>
+      <w:r>
+        <w:t xml:space="preserve">deficit of 1.43 percentage points at</w:t>
       </w:r>
       <w:r>
         <w:t xml:space="preserve"> </w:t>
@@ -17238,43 +17389,43 @@
         </m:r>
       </m:oMath>
       <w:r>
-        <w:t xml:space="preserve">, which turned out to reflect the shift</w:t>
-      </w:r>
-      <w:r>
-        <w:t xml:space="preserve"> </w:t>
-      </w:r>
-      <w:r>
-        <w:t xml:space="preserve">in label quality between folds rather than block dependence; confirmatory</w:t>
-      </w:r>
-      <w:r>
-        <w:t xml:space="preserve"> </w:t>
-      </w:r>
-      <w:r>
-        <w:t xml:space="preserve">analyses therefore use fold 9, and fold 10 has not been examined. Each</w:t>
-      </w:r>
-      <w:r>
-        <w:t xml:space="preserve"> </w:t>
-      </w:r>
-      <w:r>
-        <w:t xml:space="preserve">data-handling decision in §4.1 guards against a failure that raises no error</w:t>
-      </w:r>
-      <w:r>
-        <w:t xml:space="preserve"> </w:t>
-      </w:r>
-      <w:r>
-        <w:t xml:space="preserve">(unlabelled records, channel order in record 114, boundary beats, the subject</w:t>
-      </w:r>
-      <w:r>
-        <w:t xml:space="preserve"> </w:t>
-      </w:r>
-      <w:r>
-        <w:t xml:space="preserve">shared by records 201 and 202), and all preprocessing is fitted on training data</w:t>
-      </w:r>
-      <w:r>
-        <w:t xml:space="preserve"> </w:t>
-      </w:r>
-      <w:r>
-        <w:t xml:space="preserve">only.</w:t>
+        <w:t xml:space="preserve">; this proved to reflect the</w:t>
+      </w:r>
+      <w:r>
+        <w:t xml:space="preserve"> </w:t>
+      </w:r>
+      <w:r>
+        <w:t xml:space="preserve">change in label quality between folds rather than block dependence, which is why</w:t>
+      </w:r>
+      <w:r>
+        <w:t xml:space="preserve"> </w:t>
+      </w:r>
+      <w:r>
+        <w:t xml:space="preserve">confirmatory analyses use fold 9 and fold 10 remains unexamined. Each</w:t>
+      </w:r>
+      <w:r>
+        <w:t xml:space="preserve"> </w:t>
+      </w:r>
+      <w:r>
+        <w:t xml:space="preserve">data-handling choice in §4.1 protects against a failure that would raise no</w:t>
+      </w:r>
+      <w:r>
+        <w:t xml:space="preserve"> </w:t>
+      </w:r>
+      <w:r>
+        <w:t xml:space="preserve">error (unlabelled records, the channel order of record 114, boundary beats, and</w:t>
+      </w:r>
+      <w:r>
+        <w:t xml:space="preserve"> </w:t>
+      </w:r>
+      <w:r>
+        <w:t xml:space="preserve">the subject shared by records 201 and 202), and every preprocessing step is</w:t>
+      </w:r>
+      <w:r>
+        <w:t xml:space="preserve"> </w:t>
+      </w:r>
+      <w:r>
+        <w:t xml:space="preserve">fitted on training data alone.</w:t>
       </w:r>
     </w:p>
     <w:p>
@@ -17293,13 +17444,19 @@
         <w:t xml:space="preserve"> </w:t>
       </w:r>
       <w:r>
-        <w:t xml:space="preserve">MIT-BIH class Q has 15 beats in total, 7 of them in two</w:t>
-      </w:r>
-      <w:r>
-        <w:t xml:space="preserve"> </w:t>
-      </w:r>
-      <w:r>
-        <w:t xml:space="preserve">evaluation records, so its per-class statistics cannot be interpreted; we report</w:t>
+        <w:t xml:space="preserve">MIT-BIH class Q comprises 15 beats in total, 7 of which</w:t>
+      </w:r>
+      <w:r>
+        <w:t xml:space="preserve"> </w:t>
+      </w:r>
+      <w:r>
+        <w:t xml:space="preserve">fall in two evaluation records, so per-class statistics for Q cannot be</w:t>
+      </w:r>
+      <w:r>
+        <w:t xml:space="preserve"> </w:t>
+      </w:r>
+      <w:r>
+        <w:t xml:space="preserve">interpreted; reporting</w:t>
       </w:r>
       <w:r>
         <w:t xml:space="preserve"> </w:t>
@@ -17384,43 +17541,43 @@
         </m:r>
       </m:oMath>
       <w:r>
-        <w:t xml:space="preserve">, so that the boundary is visible</w:t>
-      </w:r>
-      <w:r>
-        <w:t xml:space="preserve"> </w:t>
-      </w:r>
-      <w:r>
-        <w:t xml:space="preserve">rather than averaged away. Our backbones fall below published PTB-XL benchmarks</w:t>
-      </w:r>
-      <w:r>
-        <w:t xml:space="preserve"> </w:t>
-      </w:r>
-      <w:r>
-        <w:t xml:space="preserve">[1] and are weak on MIT-BIH minority classes (balanced accuracy 0.37–0.38 for</w:t>
-      </w:r>
-      <w:r>
-        <w:t xml:space="preserve"> </w:t>
-      </w:r>
-      <w:r>
-        <w:t xml:space="preserve">all three), which widens prediction sets without reducing coverage (§4.3, §5.5).</w:t>
-      </w:r>
-      <w:r>
-        <w:t xml:space="preserve"> </w:t>
-      </w:r>
-      <w:r>
-        <w:t xml:space="preserve">With 4 validation records, early stopping chose epoch 1 for ResNet1D-50 on</w:t>
-      </w:r>
-      <w:r>
-        <w:t xml:space="preserve"> </w:t>
-      </w:r>
-      <w:r>
-        <w:t xml:space="preserve">MIT-BIH; the pre-registered last-epoch analysis preserved the sign of every</w:t>
-      </w:r>
-      <w:r>
-        <w:t xml:space="preserve"> </w:t>
-      </w:r>
-      <w:r>
-        <w:t xml:space="preserve">deficit and every</w:t>
+        <w:t xml:space="preserve">, keeps the</w:t>
+      </w:r>
+      <w:r>
+        <w:t xml:space="preserve"> </w:t>
+      </w:r>
+      <w:r>
+        <w:t xml:space="preserve">boundary in view instead of averaging it away. Our backbones perform below</w:t>
+      </w:r>
+      <w:r>
+        <w:t xml:space="preserve"> </w:t>
+      </w:r>
+      <w:r>
+        <w:t xml:space="preserve">published PTB-XL benchmarks [1] and poorly on MIT-BIH minority classes</w:t>
+      </w:r>
+      <w:r>
+        <w:t xml:space="preserve"> </w:t>
+      </w:r>
+      <w:r>
+        <w:t xml:space="preserve">(balanced accuracy 0.37–0.38 for all three), which enlarges prediction sets</w:t>
+      </w:r>
+      <w:r>
+        <w:t xml:space="preserve"> </w:t>
+      </w:r>
+      <w:r>
+        <w:t xml:space="preserve">without lowering coverage (§4.3, §5.5). Since only 4 records were available for</w:t>
+      </w:r>
+      <w:r>
+        <w:t xml:space="preserve"> </w:t>
+      </w:r>
+      <w:r>
+        <w:t xml:space="preserve">validation, early stopping chose epoch 1 for ResNet1D-50 on MIT-BIH; the</w:t>
+      </w:r>
+      <w:r>
+        <w:t xml:space="preserve"> </w:t>
+      </w:r>
+      <w:r>
+        <w:t xml:space="preserve">pre-registered last-epoch analysis left the sign of every deficit and every</w:t>
       </w:r>
       <w:r>
         <w:t xml:space="preserve"> </w:t>
@@ -17443,13 +17600,7 @@
         <w:t xml:space="preserve"> </w:t>
       </w:r>
       <w:r>
-        <w:t xml:space="preserve">but not the magnitude, which we therefore do not compare</w:t>
-      </w:r>
-      <w:r>
-        <w:t xml:space="preserve"> </w:t>
-      </w:r>
-      <w:r>
-        <w:t xml:space="preserve">across backbones.</w:t>
+        <w:t xml:space="preserve">intact but not the magnitude, which is therefore not compared across backbones.</w:t>
       </w:r>
     </w:p>
     <w:p>
@@ -17468,19 +17619,19 @@
         <w:t xml:space="preserve"> </w:t>
       </w:r>
       <w:r>
-        <w:t xml:space="preserve">PTB-XL was recorded at one institution between 1989 and</w:t>
-      </w:r>
-      <w:r>
-        <w:t xml:space="preserve"> </w:t>
-      </w:r>
-      <w:r>
-        <w:t xml:space="preserve">1996; its device, nurse and site metadata make the block analysis possible, but</w:t>
-      </w:r>
-      <w:r>
-        <w:t xml:space="preserve"> </w:t>
-      </w:r>
-      <w:r>
-        <w:t xml:space="preserve">its estimates of</w:t>
+        <w:t xml:space="preserve">PTB-XL comes from a single institution and was recorded</w:t>
+      </w:r>
+      <w:r>
+        <w:t xml:space="preserve"> </w:t>
+      </w:r>
+      <w:r>
+        <w:t xml:space="preserve">between 1989 and 1996; its device, nurse and site metadata are what make the</w:t>
+      </w:r>
+      <w:r>
+        <w:t xml:space="preserve"> </w:t>
+      </w:r>
+      <w:r>
+        <w:t xml:space="preserve">block analysis possible, but its estimates of</w:t>
       </w:r>
       <w:r>
         <w:t xml:space="preserve"> </w:t>
@@ -17508,43 +17659,43 @@
         <w:t xml:space="preserve"> </w:t>
       </w:r>
       <w:r>
-        <w:t xml:space="preserve">need not transfer to contemporary multi-center</w:t>
-      </w:r>
-      <w:r>
-        <w:t xml:space="preserve"> </w:t>
-      </w:r>
-      <w:r>
-        <w:t xml:space="preserve">cohorts. Eleven of the twelve dose–response points are synthetic MIT-BIH</w:t>
-      </w:r>
-      <w:r>
-        <w:t xml:space="preserve"> </w:t>
-      </w:r>
-      <w:r>
-        <w:t xml:space="preserve">configurations and only PTB-XL is observed, so the combined correlation is driven</w:t>
-      </w:r>
-      <w:r>
-        <w:t xml:space="preserve"> </w:t>
-      </w:r>
-      <w:r>
-        <w:t xml:space="preserve">by an intervention within one dataset rather than by naturally differing</w:t>
-      </w:r>
-      <w:r>
-        <w:t xml:space="preserve"> </w:t>
-      </w:r>
-      <w:r>
-        <w:t xml:space="preserve">cohorts; PTB-XL — different in modality, task and block type — is only a</w:t>
-      </w:r>
-      <w:r>
-        <w:t xml:space="preserve"> </w:t>
-      </w:r>
-      <w:r>
-        <w:t xml:space="preserve">prediction check (§5.4). All MIT-BIH intervals come from</w:t>
-      </w:r>
-      <w:r>
-        <w:t xml:space="preserve"> </w:t>
-      </w:r>
-      <w:r>
-        <w:t xml:space="preserve">repeated splits of the same 22 DS2 records, so they quantify variability across</w:t>
+        <w:t xml:space="preserve">may not carry over to</w:t>
+      </w:r>
+      <w:r>
+        <w:t xml:space="preserve"> </w:t>
+      </w:r>
+      <w:r>
+        <w:t xml:space="preserve">present-day multi-center cohorts. Of the twelve dose–response points, eleven are</w:t>
+      </w:r>
+      <w:r>
+        <w:t xml:space="preserve"> </w:t>
+      </w:r>
+      <w:r>
+        <w:t xml:space="preserve">synthetic MIT-BIH configurations and only PTB-XL is observed, so the combined</w:t>
+      </w:r>
+      <w:r>
+        <w:t xml:space="preserve"> </w:t>
+      </w:r>
+      <w:r>
+        <w:t xml:space="preserve">correlation reflects an intervention inside one dataset rather than naturally</w:t>
+      </w:r>
+      <w:r>
+        <w:t xml:space="preserve"> </w:t>
+      </w:r>
+      <w:r>
+        <w:t xml:space="preserve">differing cohorts, and PTB-XL — which differs in modality, task and block type —</w:t>
+      </w:r>
+      <w:r>
+        <w:t xml:space="preserve"> </w:t>
+      </w:r>
+      <w:r>
+        <w:t xml:space="preserve">serves only as a prediction check (§5.4). Every MIT-BIH interval is derived from</w:t>
+      </w:r>
+      <w:r>
+        <w:t xml:space="preserve"> </w:t>
+      </w:r>
+      <w:r>
+        <w:t xml:space="preserve">repeated splits of the same 22 DS2 records and thus captures variability across</w:t>
       </w:r>
       <w:r>
         <w:t xml:space="preserve"> </w:t>
@@ -17562,13 +17713,13 @@
         <w:t xml:space="preserve"> </w:t>
       </w:r>
       <w:r>
-        <w:t xml:space="preserve">clinical signals with repeated measurements are plausible candidates for the</w:t>
-      </w:r>
-      <w:r>
-        <w:t xml:space="preserve"> </w:t>
-      </w:r>
-      <w:r>
-        <w:t xml:space="preserve">same analysis but were not examined.</w:t>
+        <w:t xml:space="preserve">clinical signals with repeated measurements are natural candidates for the same</w:t>
+      </w:r>
+      <w:r>
+        <w:t xml:space="preserve"> </w:t>
+      </w:r>
+      <w:r>
+        <w:t xml:space="preserve">analysis but were not examined.</w:t>
       </w:r>
     </w:p>
     <w:p>
@@ -17587,13 +17738,13 @@
         <w:t xml:space="preserve"> </w:t>
       </w:r>
       <w:r>
-        <w:t xml:space="preserve">No single split and no single dose–response</w:t>
-      </w:r>
-      <w:r>
-        <w:t xml:space="preserve"> </w:t>
-      </w:r>
-      <w:r>
-        <w:t xml:space="preserve">point establishes a deficit: split-to-split ranges contain</w:t>
+        <w:t xml:space="preserve">Neither a single split nor a single</w:t>
+      </w:r>
+      <w:r>
+        <w:t xml:space="preserve"> </w:t>
+      </w:r>
+      <w:r>
+        <w:t xml:space="preserve">dose–response point establishes a deficit: the split-to-split range covers</w:t>
       </w:r>
       <w:r>
         <w:t xml:space="preserve"> </w:t>
@@ -17616,49 +17767,49 @@
         <w:t xml:space="preserve"> </w:t>
       </w:r>
       <w:r>
-        <w:t xml:space="preserve">in every</w:t>
-      </w:r>
-      <w:r>
-        <w:t xml:space="preserve"> </w:t>
-      </w:r>
-      <w:r>
-        <w:t xml:space="preserve">MIT-BIH cell (Table V), and every per-point interval in the dose–response</w:t>
-      </w:r>
-      <w:r>
-        <w:t xml:space="preserve"> </w:t>
-      </w:r>
-      <w:r>
-        <w:t xml:space="preserve">analysis contains zero. The evidence lies in the comparison with a permutation</w:t>
-      </w:r>
-      <w:r>
-        <w:t xml:space="preserve"> </w:t>
-      </w:r>
-      <w:r>
-        <w:t xml:space="preserve">null and in the monotone trend, which are what the pre-registered tests address.</w:t>
-      </w:r>
-      <w:r>
-        <w:t xml:space="preserve"> </w:t>
-      </w:r>
-      <w:r>
-        <w:t xml:space="preserve">After Holm correction the deficit against the permutation null is significant at</w:t>
-      </w:r>
-      <w:r>
-        <w:t xml:space="preserve"> </w:t>
-      </w:r>
-      <w:r>
-        <w:t xml:space="preserve">every level for two of three backbones and at none for ResNet1D-34 (Table VI);</w:t>
-      </w:r>
-      <w:r>
-        <w:t xml:space="preserve"> </w:t>
-      </w:r>
-      <w:r>
-        <w:t xml:space="preserve">the pre-registered criterion fails for that backbone, and we claim invariance of</w:t>
-      </w:r>
-      <w:r>
-        <w:t xml:space="preserve"> </w:t>
-      </w:r>
-      <w:r>
-        <w:t xml:space="preserve">direction only. Coverage alone overstates HCP, which covers by abstaining below</w:t>
+        <w:t xml:space="preserve">in every MIT-BIH cell (Table V), and each per-point interval of the</w:t>
+      </w:r>
+      <w:r>
+        <w:t xml:space="preserve"> </w:t>
+      </w:r>
+      <w:r>
+        <w:t xml:space="preserve">dose–response analysis includes zero. The evidence comes instead from the</w:t>
+      </w:r>
+      <w:r>
+        <w:t xml:space="preserve"> </w:t>
+      </w:r>
+      <w:r>
+        <w:t xml:space="preserve">comparison with a permutation null and from the monotone trend, which are exactly</w:t>
+      </w:r>
+      <w:r>
+        <w:t xml:space="preserve"> </w:t>
+      </w:r>
+      <w:r>
+        <w:t xml:space="preserve">what the pre-registered tests examine. After Holm correction the deficit against</w:t>
+      </w:r>
+      <w:r>
+        <w:t xml:space="preserve"> </w:t>
+      </w:r>
+      <w:r>
+        <w:t xml:space="preserve">the permutation null is significant at every level for two of the three</w:t>
+      </w:r>
+      <w:r>
+        <w:t xml:space="preserve"> </w:t>
+      </w:r>
+      <w:r>
+        <w:t xml:space="preserve">backbones and at none for ResNet1D-34 (Table VI); for that backbone the</w:t>
+      </w:r>
+      <w:r>
+        <w:t xml:space="preserve"> </w:t>
+      </w:r>
+      <w:r>
+        <w:t xml:space="preserve">pre-registered criterion fails, and we claim only that the direction is</w:t>
+      </w:r>
+      <w:r>
+        <w:t xml:space="preserve"> </w:t>
+      </w:r>
+      <w:r>
+        <w:t xml:space="preserve">invariant. Coverage on its own flatters HCP, which covers by abstaining below</w:t>
       </w:r>
       <w:r>
         <w:t xml:space="preserve"> </w:t>
@@ -17684,7 +17835,7 @@
         <w:t xml:space="preserve"> </w:t>
       </w:r>
       <w:r>
-        <w:t xml:space="preserve">(§5.2), so set size is reported alongside it throughout. Two</w:t>
+        <w:t xml:space="preserve">(§5.2), so set size is reported alongside coverage throughout. Two</w:t>
       </w:r>
       <w:r>
         <w:t xml:space="preserve"> </w:t>
@@ -17696,31 +17847,31 @@
         <w:t xml:space="preserve"> </w:t>
       </w:r>
       <w:r>
-        <w:t xml:space="preserve">“HCP covers better than split conformal”</w:t>
-      </w:r>
-      <w:r>
-        <w:t xml:space="preserve"> </w:t>
-      </w:r>
-      <w:r>
-        <w:t xml:space="preserve">was withdrawn</w:t>
-      </w:r>
-      <w:r>
-        <w:t xml:space="preserve"> </w:t>
-      </w:r>
-      <w:r>
-        <w:t xml:space="preserve">once the permutation control showed the gap to be largely mechanical (§5.3), and</w:t>
-      </w:r>
-      <w:r>
-        <w:t xml:space="preserve"> </w:t>
-      </w:r>
-      <w:r>
-        <w:t xml:space="preserve">a Spearman test across datasets could not be run as written, because with two</w:t>
-      </w:r>
-      <w:r>
-        <w:t xml:space="preserve"> </w:t>
-      </w:r>
-      <w:r>
-        <w:t xml:space="preserve">datasets the rank correlation can only be</w:t>
+        <w:t xml:space="preserve">“HCP covers better than split</w:t>
+      </w:r>
+      <w:r>
+        <w:t xml:space="preserve"> </w:t>
+      </w:r>
+      <w:r>
+        <w:t xml:space="preserve">conformal”</w:t>
+      </w:r>
+      <w:r>
+        <w:t xml:space="preserve"> </w:t>
+      </w:r>
+      <w:r>
+        <w:t xml:space="preserve">was withdrawn after the permutation control revealed the gap to be</w:t>
+      </w:r>
+      <w:r>
+        <w:t xml:space="preserve"> </w:t>
+      </w:r>
+      <w:r>
+        <w:t xml:space="preserve">largely mechanical (§5.3). A Spearman test across datasets could not be carried</w:t>
+      </w:r>
+      <w:r>
+        <w:t xml:space="preserve"> </w:t>
+      </w:r>
+      <w:r>
+        <w:t xml:space="preserve">out as specified, because with two datasets a rank correlation can only equal</w:t>
       </w:r>
       <w:r>
         <w:t xml:space="preserve"> </w:t>
@@ -17737,13 +17888,13 @@
         </m:r>
       </m:oMath>
       <w:r>
-        <w:t xml:space="preserve">; it was replaced by a test over</w:t>
-      </w:r>
-      <w:r>
-        <w:t xml:space="preserve"> </w:t>
-      </w:r>
-      <w:r>
-        <w:t xml:space="preserve">design-effect points within MIT-BIH. Both changes are logged as deviations.</w:t>
+        <w:t xml:space="preserve">, and it was replaced by a test over design-effect points within MIT-BIH.</w:t>
+      </w:r>
+      <w:r>
+        <w:t xml:space="preserve"> </w:t>
+      </w:r>
+      <w:r>
+        <w:t xml:space="preserve">Both changes appear in the deviation log.</w:t>
       </w:r>
     </w:p>
     <w:p>
@@ -17762,7 +17913,7 @@
         <w:t xml:space="preserve"> </w:t>
       </w:r>
       <w:r>
-        <w:t xml:space="preserve">The variance in §3.2 and the design effects (6) rest on</w:t>
+        <w:t xml:space="preserve">The variance of §3.2 and the design effects (6) depend on</w:t>
       </w:r>
       <w:r>
         <w:t xml:space="preserve"> </w:t>
@@ -17774,67 +17925,73 @@
         <w:t xml:space="preserve"> </w:t>
       </w:r>
       <w:r>
-        <w:t xml:space="preserve">Proposition 1, Corollary 2 and Proposition 3 are distribution-free. That variance</w:t>
-      </w:r>
-      <w:r>
-        <w:t xml:space="preserve"> </w:t>
-      </w:r>
-      <w:r>
-        <w:t xml:space="preserve">concerns the correlation of the coverage indicator rather than of raw scores;</w:t>
-      </w:r>
-      <w:r>
-        <w:t xml:space="preserve"> </w:t>
-      </w:r>
-      <w:r>
-        <w:t xml:space="preserve">with the indicator correlation every Spearman coefficient remains significant</w:t>
-      </w:r>
-      <w:r>
-        <w:t xml:space="preserve"> </w:t>
-      </w:r>
-      <w:r>
-        <w:t xml:space="preserve">(Table VII), and PTB-XL’s correlation falls from 0.35 to 0.19–0.20 while its</w:t>
-      </w:r>
-      <w:r>
-        <w:t xml:space="preserve"> </w:t>
-      </w:r>
-      <w:r>
-        <w:t xml:space="preserve">design effect stays near 1. The design effect orders configurations; we do not</w:t>
-      </w:r>
-      <w:r>
-        <w:t xml:space="preserve"> </w:t>
-      </w:r>
-      <w:r>
-        <w:t xml:space="preserve">show that it is a sufficient statistic for coverage loss. Corollary 2 is proved</w:t>
-      </w:r>
-      <w:r>
-        <w:t xml:space="preserve"> </w:t>
-      </w:r>
-      <w:r>
-        <w:t xml:space="preserve">for the HCP/Dunn family only (§3.3), and hierarchical constructions are not</w:t>
-      </w:r>
-      <w:r>
-        <w:t xml:space="preserve"> </w:t>
-      </w:r>
-      <w:r>
-        <w:t xml:space="preserve">compared with one another [14]. On PTB-XL the verdict is exhaustive only for the</w:t>
-      </w:r>
-      <w:r>
-        <w:t xml:space="preserve"> </w:t>
-      </w:r>
-      <w:r>
-        <w:t xml:space="preserve">declared sources {patient, site, nurse, device}, which cannot be verified from</w:t>
-      </w:r>
-      <w:r>
-        <w:t xml:space="preserve"> </w:t>
-      </w:r>
-      <w:r>
-        <w:t xml:space="preserve">data; the collapse of joined partitions into a giant component is itself known</w:t>
-      </w:r>
-      <w:r>
-        <w:t xml:space="preserve"> </w:t>
-      </w:r>
-      <w:r>
-        <w:t xml:space="preserve">[41]. Declaring only {patient, site} gives</w:t>
+        <w:t xml:space="preserve">Proposition 1, Corollary 2 and Proposition 3 hold without distributional</w:t>
+      </w:r>
+      <w:r>
+        <w:t xml:space="preserve"> </w:t>
+      </w:r>
+      <w:r>
+        <w:t xml:space="preserve">assumptions. That variance involves the correlation of the coverage indicator</w:t>
+      </w:r>
+      <w:r>
+        <w:t xml:space="preserve"> </w:t>
+      </w:r>
+      <w:r>
+        <w:t xml:space="preserve">rather than of the raw score; with the indicator correlation every Spearman</w:t>
+      </w:r>
+      <w:r>
+        <w:t xml:space="preserve"> </w:t>
+      </w:r>
+      <w:r>
+        <w:t xml:space="preserve">coefficient stays significant (Table VII), and PTB-XL’s correlation drops from</w:t>
+      </w:r>
+      <w:r>
+        <w:t xml:space="preserve"> </w:t>
+      </w:r>
+      <w:r>
+        <w:t xml:space="preserve">0.35 to 0.19–0.20 while its design effect remains near 1. The design effect ranks</w:t>
+      </w:r>
+      <w:r>
+        <w:t xml:space="preserve"> </w:t>
+      </w:r>
+      <w:r>
+        <w:t xml:space="preserve">configurations, but we do not show that it is a sufficient statistic for</w:t>
+      </w:r>
+      <w:r>
+        <w:t xml:space="preserve"> </w:t>
+      </w:r>
+      <w:r>
+        <w:t xml:space="preserve">coverage loss. Corollary 2 is proved for the HCP/Dunn family only (§3.3), and the</w:t>
+      </w:r>
+      <w:r>
+        <w:t xml:space="preserve"> </w:t>
+      </w:r>
+      <w:r>
+        <w:t xml:space="preserve">hierarchical constructions are not compared with one another [14]. For PTB-XL</w:t>
+      </w:r>
+      <w:r>
+        <w:t xml:space="preserve"> </w:t>
+      </w:r>
+      <w:r>
+        <w:t xml:space="preserve">the verdict is exhaustive only with respect to the declared sources {patient,</w:t>
+      </w:r>
+      <w:r>
+        <w:t xml:space="preserve"> </w:t>
+      </w:r>
+      <w:r>
+        <w:t xml:space="preserve">site, nurse, device}, which the data cannot verify, and the merging of joined</w:t>
+      </w:r>
+      <w:r>
+        <w:t xml:space="preserve"> </w:t>
+      </w:r>
+      <w:r>
+        <w:t xml:space="preserve">partitions into a giant component is already known [41]. Declaring only</w:t>
+      </w:r>
+      <w:r>
+        <w:t xml:space="preserve"> </w:t>
+      </w:r>
+      <w:r>
+        <w:t xml:space="preserve">{patient, site} yields</w:t>
       </w:r>
       <w:r>
         <w:t xml:space="preserve"> </w:t>
@@ -17866,13 +18023,7 @@
         <w:t xml:space="preserve"> </w:t>
       </w:r>
       <w:r>
-        <w:t xml:space="preserve">on the full calibration fold</w:t>
-      </w:r>
-      <w:r>
-        <w:t xml:space="preserve"> </w:t>
-      </w:r>
-      <w:r>
-        <w:t xml:space="preserve">and makes</w:t>
+        <w:t xml:space="preserve">on the full calibration fold and makes</w:t>
       </w:r>
       <w:r>
         <w:t xml:space="preserve"> </w:t>
@@ -17895,19 +18046,19 @@
         <w:t xml:space="preserve"> </w:t>
       </w:r>
       <w:r>
-        <w:t xml:space="preserve">feasible, but 31 of those blocks consist solely of 188</w:t>
-      </w:r>
-      <w:r>
-        <w:t xml:space="preserve"> </w:t>
-      </w:r>
-      <w:r>
-        <w:t xml:space="preserve">records lacking nurse metadata, and on the 1,960 records with complete metadata</w:t>
-      </w:r>
-      <w:r>
-        <w:t xml:space="preserve"> </w:t>
-      </w:r>
-      <w:r>
-        <w:t xml:space="preserve">the same declaration gives</w:t>
+        <w:t xml:space="preserve">feasible, yet 31 of these blocks consist entirely of 188 records</w:t>
+      </w:r>
+      <w:r>
+        <w:t xml:space="preserve"> </w:t>
+      </w:r>
+      <w:r>
+        <w:t xml:space="preserve">without nurse metadata, and on the 1,960 fully annotated records the same</w:t>
+      </w:r>
+      <w:r>
+        <w:t xml:space="preserve"> </w:t>
+      </w:r>
+      <w:r>
+        <w:t xml:space="preserve">declaration yields</w:t>
       </w:r>
       <w:r>
         <w:t xml:space="preserve"> </w:t>
@@ -17936,7 +18087,7 @@
         </m:r>
       </m:oMath>
       <w:r>
-        <w:t xml:space="preserve">. We therefore state the result conditionally:</w:t>
+        <w:t xml:space="preserve">. The result is therefore stated conditionally:</w:t>
       </w:r>
       <w:r>
         <w:t xml:space="preserve"> </w:t>
@@ -17946,7 +18097,7 @@
           <w:i/>
           <w:iCs/>
         </w:rPr>
-        <w:t xml:space="preserve">if patient, site, nurse, and device are all treated as dependence sources, no</w:t>
+        <w:t xml:space="preserve">if</w:t>
       </w:r>
       <w:r>
         <w:rPr>
@@ -17960,7 +18111,7 @@
           <w:i/>
           <w:iCs/>
         </w:rPr>
-        <w:t xml:space="preserve">admissible calibration grouping exists at any conventional</w:t>
+        <w:t xml:space="preserve">patient, site, nurse, and device are all treated as dependence sources, no</w:t>
       </w:r>
       <w:r>
         <w:rPr>
@@ -17969,41 +18120,55 @@
         </w:rPr>
         <w:t xml:space="preserve"> </w:t>
       </w:r>
-      <m:oMath>
-        <m:r>
-          <m:t>α</m:t>
-        </m:r>
-      </m:oMath>
       <w:r>
         <w:rPr>
           <w:i/>
           <w:iCs/>
         </w:rPr>
+        <w:t xml:space="preserve">admissible calibration grouping exists at any conventional</w:t>
+      </w:r>
+      <w:r>
+        <w:rPr>
+          <w:i/>
+          <w:iCs/>
+        </w:rPr>
+        <w:t xml:space="preserve"> </w:t>
+      </w:r>
+      <m:oMath>
+        <m:r>
+          <m:t>α</m:t>
+        </m:r>
+      </m:oMath>
+      <w:r>
+        <w:rPr>
+          <w:i/>
+          <w:iCs/>
+        </w:rPr>
         <w:t xml:space="preserve">.</w:t>
       </w:r>
       <w:r>
         <w:t xml:space="preserve"> </w:t>
       </w:r>
       <w:r>
-        <w:t xml:space="preserve">Finally,</w:t>
-      </w:r>
-      <w:r>
-        <w:t xml:space="preserve"> </w:t>
-      </w:r>
-      <w:r>
-        <w:t xml:space="preserve">explanations of what ECG networks learn [47] and benchmark discrimination [1]</w:t>
-      </w:r>
-      <w:r>
-        <w:t xml:space="preserve"> </w:t>
-      </w:r>
-      <w:r>
-        <w:t xml:space="preserve">are orthogonal to the question asked here: a highly accurate model calibrated on</w:t>
-      </w:r>
-      <w:r>
-        <w:t xml:space="preserve"> </w:t>
-      </w:r>
-      <w:r>
-        <w:t xml:space="preserve">too few blocks still has no guarantee.</w:t>
+        <w:t xml:space="preserve">Lastly,</w:t>
+      </w:r>
+      <w:r>
+        <w:t xml:space="preserve"> </w:t>
+      </w:r>
+      <w:r>
+        <w:t xml:space="preserve">what ECG networks learn [47] and how well they discriminate on benchmarks [1]</w:t>
+      </w:r>
+      <w:r>
+        <w:t xml:space="preserve"> </w:t>
+      </w:r>
+      <w:r>
+        <w:t xml:space="preserve">are orthogonal to the present question: an accurate model calibrated on too few</w:t>
+      </w:r>
+      <w:r>
+        <w:t xml:space="preserve"> </w:t>
+      </w:r>
+      <w:r>
+        <w:t xml:space="preserve">blocks still carries no guarantee.</w:t>
       </w:r>
     </w:p>
     <w:p>
@@ -18022,49 +18187,55 @@
         <w:t xml:space="preserve"> </w:t>
       </w:r>
       <w:r>
-        <w:t xml:space="preserve">Our reading of the MIT-BIH evidence changed</w:t>
-      </w:r>
-      <w:r>
-        <w:t xml:space="preserve"> </w:t>
-      </w:r>
-      <w:r>
-        <w:t xml:space="preserve">three times before it stabilized, each time after a control was added rather than</w:t>
-      </w:r>
-      <w:r>
-        <w:t xml:space="preserve"> </w:t>
-      </w:r>
-      <w:r>
-        <w:t xml:space="preserve">after existing data were reinterpreted (Appendix B). Three analyses were added or</w:t>
-      </w:r>
-      <w:r>
-        <w:t xml:space="preserve"> </w:t>
-      </w:r>
-      <w:r>
-        <w:t xml:space="preserve">changed after results were seen, and each tightened the evidence: the</w:t>
-      </w:r>
-      <w:r>
-        <w:t xml:space="preserve"> </w:t>
-      </w:r>
-      <w:r>
-        <w:t xml:space="preserve">permutation control invalidated a criterion that had favored our hypothesis; the</w:t>
-      </w:r>
-      <w:r>
-        <w:t xml:space="preserve"> </w:t>
-      </w:r>
-      <w:r>
-        <w:t xml:space="preserve">Holm correction, required by the frozen analysis plan but not initially applied,</w:t>
-      </w:r>
-      <w:r>
-        <w:t xml:space="preserve"> </w:t>
-      </w:r>
-      <w:r>
-        <w:t xml:space="preserve">removed the one remaining significant level for ResNet1D-34; and the reporting</w:t>
-      </w:r>
-      <w:r>
-        <w:t xml:space="preserve"> </w:t>
-      </w:r>
-      <w:r>
-        <w:t xml:space="preserve">axis was adopted after ICC failed to unify the two datasets. The factor</w:t>
+        <w:t xml:space="preserve">Our interpretation of the MIT-BIH evidence</w:t>
+      </w:r>
+      <w:r>
+        <w:t xml:space="preserve"> </w:t>
+      </w:r>
+      <w:r>
+        <w:t xml:space="preserve">changed three times before settling, each change prompted by an added control</w:t>
+      </w:r>
+      <w:r>
+        <w:t xml:space="preserve"> </w:t>
+      </w:r>
+      <w:r>
+        <w:t xml:space="preserve">rather than by rereading existing data (Appendix B). Three analyses were</w:t>
+      </w:r>
+      <w:r>
+        <w:t xml:space="preserve"> </w:t>
+      </w:r>
+      <w:r>
+        <w:t xml:space="preserve">introduced or modified after results had been seen, and every one of them made</w:t>
+      </w:r>
+      <w:r>
+        <w:t xml:space="preserve"> </w:t>
+      </w:r>
+      <w:r>
+        <w:t xml:space="preserve">the evidence stricter. The permutation control overturned a criterion that had</w:t>
+      </w:r>
+      <w:r>
+        <w:t xml:space="preserve"> </w:t>
+      </w:r>
+      <w:r>
+        <w:t xml:space="preserve">favored our hypothesis; the Holm correction, which the frozen analysis plan</w:t>
+      </w:r>
+      <w:r>
+        <w:t xml:space="preserve"> </w:t>
+      </w:r>
+      <w:r>
+        <w:t xml:space="preserve">required but which was not applied at first, removed the last significant level</w:t>
+      </w:r>
+      <w:r>
+        <w:t xml:space="preserve"> </w:t>
+      </w:r>
+      <w:r>
+        <w:t xml:space="preserve">for ResNet1D-34; and the reporting axis was chosen after ICC had failed to place</w:t>
+      </w:r>
+      <w:r>
+        <w:t xml:space="preserve"> </w:t>
+      </w:r>
+      <w:r>
+        <w:t xml:space="preserve">the two datasets on one scale. The factor</w:t>
       </w:r>
       <w:r>
         <w:t xml:space="preserve"> </w:t>
@@ -18111,13 +18282,13 @@
         <w:t xml:space="preserve"> </w:t>
       </w:r>
       <w:r>
-        <w:t xml:space="preserve">was already in our theoretical notes before the data were</w:t>
-      </w:r>
-      <w:r>
-        <w:t xml:space="preserve"> </w:t>
-      </w:r>
-      <w:r>
-        <w:t xml:space="preserve">collected, and</w:t>
+        <w:t xml:space="preserve">already appeared in our</w:t>
+      </w:r>
+      <w:r>
+        <w:t xml:space="preserve"> </w:t>
+      </w:r>
+      <w:r>
+        <w:t xml:space="preserve">theoretical notes before data collection, and</w:t>
       </w:r>
       <w:r>
         <w:t xml:space="preserve"> </w:t>
@@ -18131,19 +18302,25 @@
         <w:t xml:space="preserve"> </w:t>
       </w:r>
       <w:r>
-        <w:t xml:space="preserve">follows from the variance in §3.2 rather than being chosen, but</w:t>
-      </w:r>
-      <w:r>
-        <w:t xml:space="preserve"> </w:t>
-      </w:r>
-      <w:r>
-        <w:t xml:space="preserve">the decision to report on that axis was made with the results in view. A complete</w:t>
-      </w:r>
-      <w:r>
-        <w:t xml:space="preserve"> </w:t>
-      </w:r>
-      <w:r>
-        <w:t xml:space="preserve">deviation log accompanies the protocol.</w:t>
+        <w:t xml:space="preserve">follows from the variance in</w:t>
+      </w:r>
+      <w:r>
+        <w:t xml:space="preserve"> </w:t>
+      </w:r>
+      <w:r>
+        <w:t xml:space="preserve">§3.2 instead of being selected, but the decision to report on this axis was taken</w:t>
+      </w:r>
+      <w:r>
+        <w:t xml:space="preserve"> </w:t>
+      </w:r>
+      <w:r>
+        <w:t xml:space="preserve">with the results in view. The protocol is accompanied by a complete deviation</w:t>
+      </w:r>
+      <w:r>
+        <w:t xml:space="preserve"> </w:t>
+      </w:r>
+      <w:r>
+        <w:t xml:space="preserve">log.</w:t>
       </w:r>
     </w:p>
     <w:bookmarkEnd w:id="57"/>
@@ -18163,79 +18340,85 @@
         <w:jc w:val="both"/>
       </w:pPr>
       <w:r>
-        <w:t xml:space="preserve">On clinical ECG data, a distribution-free coverage guarantee is a property of the</w:t>
-      </w:r>
-      <w:r>
-        <w:t xml:space="preserve"> </w:t>
-      </w:r>
-      <w:r>
-        <w:t xml:space="preserve">study design before it is a property of the model. Whether HCP can deliver one at</w:t>
-      </w:r>
-      <w:r>
-        <w:t xml:space="preserve"> </w:t>
-      </w:r>
-      <w:r>
-        <w:t xml:space="preserve">a given error rate depends on how many calibration blocks respect the declared</w:t>
-      </w:r>
-      <w:r>
-        <w:t xml:space="preserve"> </w:t>
-      </w:r>
-      <w:r>
-        <w:t xml:space="preserve">dependence sources, a number computable from metadata before enrollment and often</w:t>
-      </w:r>
-      <w:r>
-        <w:t xml:space="preserve"> </w:t>
-      </w:r>
-      <w:r>
-        <w:t xml:space="preserve">smallest for the rare diagnoses where calibrated uncertainty matters most.</w:t>
-      </w:r>
-      <w:r>
-        <w:t xml:space="preserve"> </w:t>
-      </w:r>
-      <w:r>
-        <w:t xml:space="preserve">Whether ignoring blocks costs coverage depends on how much repetition the blocks</w:t>
-      </w:r>
-      <w:r>
-        <w:t xml:space="preserve"> </w:t>
-      </w:r>
-      <w:r>
-        <w:t xml:space="preserve">contain rather than on how correlated they are. Evaluations of hierarchical</w:t>
-      </w:r>
-      <w:r>
-        <w:t xml:space="preserve"> </w:t>
-      </w:r>
-      <w:r>
-        <w:t xml:space="preserve">conformal methods should compare against a null that removes dependence while</w:t>
-      </w:r>
-      <w:r>
-        <w:t xml:space="preserve"> </w:t>
-      </w:r>
-      <w:r>
-        <w:t xml:space="preserve">preserving block geometry and report set size with coverage, and clinical studies</w:t>
-      </w:r>
-      <w:r>
-        <w:t xml:space="preserve"> </w:t>
-      </w:r>
-      <w:r>
-        <w:t xml:space="preserve">claiming conformal guarantees should report the number of calibration blocks,</w:t>
-      </w:r>
-      <w:r>
-        <w:t xml:space="preserve"> </w:t>
-      </w:r>
-      <w:r>
-        <w:t xml:space="preserve">per label where relevant, with the dependence sources they declared. These</w:t>
-      </w:r>
-      <w:r>
-        <w:t xml:space="preserve"> </w:t>
-      </w:r>
-      <w:r>
-        <w:t xml:space="preserve">conclusions concern one method family and the sources declared here; whether</w:t>
-      </w:r>
-      <w:r>
-        <w:t xml:space="preserve"> </w:t>
-      </w:r>
-      <w:r>
-        <w:t xml:space="preserve">other block-level procedures share the same boundary remains open.</w:t>
+        <w:t xml:space="preserve">For clinical ECG data, whether a distribution-free coverage guarantee exists is</w:t>
+      </w:r>
+      <w:r>
+        <w:t xml:space="preserve"> </w:t>
+      </w:r>
+      <w:r>
+        <w:t xml:space="preserve">settled by the study design before the model plays any part. HCP can deliver one</w:t>
+      </w:r>
+      <w:r>
+        <w:t xml:space="preserve"> </w:t>
+      </w:r>
+      <w:r>
+        <w:t xml:space="preserve">at a given error rate only if enough calibration blocks remain once the declared</w:t>
+      </w:r>
+      <w:r>
+        <w:t xml:space="preserve"> </w:t>
+      </w:r>
+      <w:r>
+        <w:t xml:space="preserve">dependence sources are respected — a count that metadata provide before</w:t>
+      </w:r>
+      <w:r>
+        <w:t xml:space="preserve"> </w:t>
+      </w:r>
+      <w:r>
+        <w:t xml:space="preserve">enrollment and that tends to be smallest for the rare diagnoses where calibrated</w:t>
+      </w:r>
+      <w:r>
+        <w:t xml:space="preserve"> </w:t>
+      </w:r>
+      <w:r>
+        <w:t xml:space="preserve">uncertainty matters most. Whether ignoring blocks costs coverage is governed by</w:t>
+      </w:r>
+      <w:r>
+        <w:t xml:space="preserve"> </w:t>
+      </w:r>
+      <w:r>
+        <w:t xml:space="preserve">the amount of repetition inside blocks, not by the strength of correlation.</w:t>
+      </w:r>
+      <w:r>
+        <w:t xml:space="preserve"> </w:t>
+      </w:r>
+      <w:r>
+        <w:t xml:space="preserve">Evaluations of hierarchical conformal methods should therefore use a null that</w:t>
+      </w:r>
+      <w:r>
+        <w:t xml:space="preserve"> </w:t>
+      </w:r>
+      <w:r>
+        <w:t xml:space="preserve">removes dependence but keeps block geometry, and should report set size next to</w:t>
+      </w:r>
+      <w:r>
+        <w:t xml:space="preserve"> </w:t>
+      </w:r>
+      <w:r>
+        <w:t xml:space="preserve">coverage; clinical studies that claim conformal guarantees should report the</w:t>
+      </w:r>
+      <w:r>
+        <w:t xml:space="preserve"> </w:t>
+      </w:r>
+      <w:r>
+        <w:t xml:space="preserve">dependence sources they declared and the number of calibration blocks, per label</w:t>
+      </w:r>
+      <w:r>
+        <w:t xml:space="preserve"> </w:t>
+      </w:r>
+      <w:r>
+        <w:t xml:space="preserve">where relevant. These conclusions are limited to one method family and to the</w:t>
+      </w:r>
+      <w:r>
+        <w:t xml:space="preserve"> </w:t>
+      </w:r>
+      <w:r>
+        <w:t xml:space="preserve">sources declared here, and whether other block-level procedures face the same</w:t>
+      </w:r>
+      <w:r>
+        <w:t xml:space="preserve"> </w:t>
+      </w:r>
+      <w:r>
+        <w:t xml:space="preserve">boundary is an open question.</w:t>
       </w:r>
     </w:p>
     <w:bookmarkEnd w:id="59"/>
@@ -18263,13 +18446,13 @@
         <w:jc w:val="both"/>
       </w:pPr>
       <w:r>
-        <w:t xml:space="preserve">An earlier version of this work stated (3) as a strict inequality, which is wrong</w:t>
-      </w:r>
-      <w:r>
-        <w:t xml:space="preserve"> </w:t>
-      </w:r>
-      <w:r>
-        <w:t xml:space="preserve">at the boundary: at</w:t>
+        <w:t xml:space="preserve">An earlier version of this work wrote (3) as a strict inequality, which fails at</w:t>
+      </w:r>
+      <w:r>
+        <w:t xml:space="preserve"> </w:t>
+      </w:r>
+      <w:r>
+        <w:t xml:space="preserve">the boundary. At</w:t>
       </w:r>
       <w:r>
         <w:t xml:space="preserve"> </w:t>
@@ -18393,7 +18576,7 @@
         <w:t xml:space="preserve"> </w:t>
       </w:r>
       <w:r>
-        <w:t xml:space="preserve">equals</w:t>
+        <w:t xml:space="preserve">is exactly</w:t>
       </w:r>
       <w:r>
         <w:t xml:space="preserve"> </w:t>
@@ -18413,7 +18596,7 @@
         </m:r>
       </m:oMath>
       <w:r>
-        <w:t xml:space="preserve">, the infimum is attained at</w:t>
+        <w:t xml:space="preserve">, the infimum is reached at</w:t>
       </w:r>
       <w:r>
         <w:t xml:space="preserve"> </w:t>
@@ -18424,13 +18607,13 @@
         </m:r>
       </m:oMath>
       <w:r>
-        <w:t xml:space="preserve">, and the threshold is finite.</w:t>
-      </w:r>
-      <w:r>
-        <w:t xml:space="preserve"> </w:t>
-      </w:r>
-      <w:r>
-        <w:t xml:space="preserve">Simulation at</w:t>
+        <w:t xml:space="preserve">, and the threshold is finite. A</w:t>
+      </w:r>
+      <w:r>
+        <w:t xml:space="preserve"> </w:t>
+      </w:r>
+      <w:r>
+        <w:t xml:space="preserve">simulation with</w:t>
       </w:r>
       <w:r>
         <w:t xml:space="preserve"> </w:t>
@@ -18459,7 +18642,10 @@
         </m:r>
       </m:oMath>
       <w:r>
-        <w:t xml:space="preserve">,</w:t>
+        <w:t xml:space="preserve"> </w:t>
+      </w:r>
+      <w:r>
+        <w:t xml:space="preserve">and</w:t>
       </w:r>
       <w:r>
         <w:t xml:space="preserve"> </w:t>
@@ -18482,7 +18668,7 @@
         <w:t xml:space="preserve"> </w:t>
       </w:r>
       <w:r>
-        <w:t xml:space="preserve">gives empirical coverage</w:t>
+        <w:t xml:space="preserve">yields an empirical coverage of</w:t>
       </w:r>
       <w:r>
         <w:t xml:space="preserve"> </w:t>
@@ -18502,13 +18688,13 @@
         </m:r>
       </m:oMath>
       <w:r>
-        <w:t xml:space="preserve">.</w:t>
-      </w:r>
-      <w:r>
-        <w:t xml:space="preserve"> </w:t>
-      </w:r>
-      <w:r>
-        <w:t xml:space="preserve">Only the non-strict form agrees with the split-conformal case</w:t>
+        <w:t xml:space="preserve">. Only the non-strict form is consistent with the split-conformal</w:t>
+      </w:r>
+      <w:r>
+        <w:t xml:space="preserve"> </w:t>
+      </w:r>
+      <w:r>
+        <w:t xml:space="preserve">case</w:t>
       </w:r>
       <w:r>
         <w:t xml:space="preserve"> </w:t>
@@ -18555,7 +18741,7 @@
         <w:pStyle w:val="FirstParagraph"/>
       </w:pPr>
       <w:r>
-        <w:t xml:space="preserve">Under Assumption (A) of §3.2, the variance of</w:t>
+        <w:t xml:space="preserve">Under Assumption (A) of §3.2,</w:t>
       </w:r>
       <w:r>
         <w:t xml:space="preserve"> </w:t>
@@ -18591,7 +18777,7 @@
         <w:t xml:space="preserve"> </w:t>
       </w:r>
       <w:r>
-        <w:t xml:space="preserve">is</w:t>
+        <w:t xml:space="preserve">has variance</w:t>
       </w:r>
     </w:p>
     <w:p>
@@ -18938,7 +19124,7 @@
         <w:t xml:space="preserve"> </w:t>
       </w:r>
       <w:r>
-        <w:t xml:space="preserve">the variance tends to</w:t>
+        <w:t xml:space="preserve">this tends to</w:t>
       </w:r>
       <w:r>
         <w:t xml:space="preserve"> </w:t>
@@ -18979,25 +19165,25 @@
         </m:sSub>
       </m:oMath>
       <w:r>
-        <w:t xml:space="preserve">. This floor belongs to</w:t>
-      </w:r>
-      <w:r>
-        <w:t xml:space="preserve"> </w:t>
-      </w:r>
-      <w:r>
-        <w:t xml:space="preserve">compound symmetry, not to clustered data in general: if correlation decays with</w:t>
-      </w:r>
-      <w:r>
-        <w:t xml:space="preserve"> </w:t>
-      </w:r>
-      <w:r>
-        <w:t xml:space="preserve">separation, as plausibly holds for consecutive beats in a long Holter record, the</w:t>
-      </w:r>
-      <w:r>
-        <w:t xml:space="preserve"> </w:t>
-      </w:r>
-      <w:r>
-        <w:t xml:space="preserve">mean pairwise correlation can shrink with</w:t>
+        <w:t xml:space="preserve">. The floor is a feature of</w:t>
+      </w:r>
+      <w:r>
+        <w:t xml:space="preserve"> </w:t>
+      </w:r>
+      <w:r>
+        <w:t xml:space="preserve">compound symmetry rather than of clustered data in general: when correlation</w:t>
+      </w:r>
+      <w:r>
+        <w:t xml:space="preserve"> </w:t>
+      </w:r>
+      <w:r>
+        <w:t xml:space="preserve">decays with distance, as is plausible for consecutive beats in a long Holter</w:t>
+      </w:r>
+      <w:r>
+        <w:t xml:space="preserve"> </w:t>
+      </w:r>
+      <w:r>
+        <w:t xml:space="preserve">record, the average pairwise correlation may shrink as</w:t>
       </w:r>
       <w:r>
         <w:t xml:space="preserve"> </w:t>
@@ -19020,13 +19206,13 @@
         <w:t xml:space="preserve"> </w:t>
       </w:r>
       <w:r>
-        <w:t xml:space="preserve">and the floor disappears. We make</w:t>
-      </w:r>
-      <w:r>
-        <w:t xml:space="preserve"> </w:t>
-      </w:r>
-      <w:r>
-        <w:t xml:space="preserve">no claim outside (A).</w:t>
+        <w:t xml:space="preserve">grows and the floor</w:t>
+      </w:r>
+      <w:r>
+        <w:t xml:space="preserve"> </w:t>
+      </w:r>
+      <w:r>
+        <w:t xml:space="preserve">vanishes. We make no claim outside (A).</w:t>
       </w:r>
     </w:p>
     <w:bookmarkEnd w:id="61"/>
@@ -19045,7 +19231,7 @@
         <w:jc w:val="both"/>
       </w:pPr>
       <w:r>
-        <w:t xml:space="preserve">With</w:t>
+        <w:t xml:space="preserve">Take</w:t>
       </w:r>
       <w:r>
         <w:t xml:space="preserve"> </w:t>
@@ -19106,7 +19292,7 @@
         </m:r>
       </m:oMath>
       <w:r>
-        <w:t xml:space="preserve">, HCP puts mass</w:t>
+        <w:t xml:space="preserve">. HCP assigns mass</w:t>
       </w:r>
       <w:r>
         <w:t xml:space="preserve"> </w:t>
@@ -19132,13 +19318,13 @@
         <w:t xml:space="preserve"> </w:t>
       </w:r>
       <w:r>
-        <w:t xml:space="preserve">on each</w:t>
-      </w:r>
-      <w:r>
-        <w:t xml:space="preserve"> </w:t>
-      </w:r>
-      <w:r>
-        <w:t xml:space="preserve">calibration score and on</w:t>
+        <w:t xml:space="preserve">to each</w:t>
+      </w:r>
+      <w:r>
+        <w:t xml:space="preserve"> </w:t>
+      </w:r>
+      <w:r>
+        <w:t xml:space="preserve">calibration score and to</w:t>
       </w:r>
       <w:r>
         <w:t xml:space="preserve"> </w:t>
@@ -19158,7 +19344,7 @@
         </m:r>
       </m:oMath>
       <w:r>
-        <w:t xml:space="preserve">, giving threshold</w:t>
+        <w:t xml:space="preserve">, so the threshold is</w:t>
       </w:r>
       <w:r>
         <w:t xml:space="preserve"> </w:t>
@@ -19217,13 +19403,13 @@
         <w:t xml:space="preserve"> </w:t>
       </w:r>
       <w:r>
-        <w:t xml:space="preserve">and coverage</w:t>
-      </w:r>
-      <w:r>
-        <w:t xml:space="preserve"> </w:t>
-      </w:r>
-      <w:r>
-        <w:t xml:space="preserve">exactly</w:t>
+        <w:t xml:space="preserve">and the</w:t>
+      </w:r>
+      <w:r>
+        <w:t xml:space="preserve"> </w:t>
+      </w:r>
+      <w:r>
+        <w:t xml:space="preserve">coverage is exactly</w:t>
       </w:r>
       <w:r>
         <w:t xml:space="preserve"> </w:t>
@@ -19246,7 +19432,7 @@
         </m:f>
       </m:oMath>
       <w:r>
-        <w:t xml:space="preserve">; moving the mass to</w:t>
+        <w:t xml:space="preserve">. Shifting the calibration mass to</w:t>
       </w:r>
       <w:r>
         <w:t xml:space="preserve"> </w:t>
@@ -19293,7 +19479,7 @@
         <w:t xml:space="preserve"> </w:t>
       </w:r>
       <w:r>
-        <w:t xml:space="preserve">while keeping</w:t>
+        <w:t xml:space="preserve">while leaving</w:t>
       </w:r>
       <w:r>
         <w:t xml:space="preserve"> </w:t>
@@ -19319,7 +19505,7 @@
         <w:t xml:space="preserve"> </w:t>
       </w:r>
       <w:r>
-        <w:t xml:space="preserve">on</w:t>
+        <w:t xml:space="preserve">at</w:t>
       </w:r>
       <w:r>
         <w:t xml:space="preserve"> </w:t>
@@ -19362,13 +19548,13 @@
         </m:sSub>
       </m:oMath>
       <w:r>
-        <w:t xml:space="preserve">, and for continuous exchangeable scores the</w:t>
-      </w:r>
-      <w:r>
-        <w:t xml:space="preserve"> </w:t>
-      </w:r>
-      <w:r>
-        <w:t xml:space="preserve">coverage falls to</w:t>
+        <w:t xml:space="preserve">, and for continuous</w:t>
+      </w:r>
+      <w:r>
+        <w:t xml:space="preserve"> </w:t>
+      </w:r>
+      <w:r>
+        <w:t xml:space="preserve">exchangeable scores the coverage drops to</w:t>
       </w:r>
       <w:r>
         <w:t xml:space="preserve"> </w:t>
@@ -19487,31 +19673,31 @@
         <w:jc w:val="both"/>
       </w:pPr>
       <w:r>
-        <w:t xml:space="preserve">Our reading of the MIT-BIH evidence changed three times (§6.4). The second stage</w:t>
-      </w:r>
-      <w:r>
-        <w:t xml:space="preserve"> </w:t>
-      </w:r>
-      <w:r>
-        <w:t xml:space="preserve">was our own error: it compared analyses with different calibration sizes (about</w:t>
-      </w:r>
-      <w:r>
-        <w:t xml:space="preserve"> </w:t>
-      </w:r>
-      <w:r>
-        <w:t xml:space="preserve">24,800 against 16,500 beats) and attributed the difference to block balance.</w:t>
-      </w:r>
-      <w:r>
-        <w:t xml:space="preserve"> </w:t>
-      </w:r>
-      <w:r>
-        <w:t xml:space="preserve">Table IX lists each interim conclusion together with the control that</w:t>
-      </w:r>
-      <w:r>
-        <w:t xml:space="preserve"> </w:t>
-      </w:r>
-      <w:r>
-        <w:t xml:space="preserve">overturned it.</w:t>
+        <w:t xml:space="preserve">The reading of the MIT-BIH evidence went through three revisions (§6.4). The</w:t>
+      </w:r>
+      <w:r>
+        <w:t xml:space="preserve"> </w:t>
+      </w:r>
+      <w:r>
+        <w:t xml:space="preserve">second revision was our own mistake: it set analyses with different calibration</w:t>
+      </w:r>
+      <w:r>
+        <w:t xml:space="preserve"> </w:t>
+      </w:r>
+      <w:r>
+        <w:t xml:space="preserve">sizes (about 24,800 against 16,500 beats) side by side and ascribed the</w:t>
+      </w:r>
+      <w:r>
+        <w:t xml:space="preserve"> </w:t>
+      </w:r>
+      <w:r>
+        <w:t xml:space="preserve">difference to block balance. Table IX records each interim conclusion alongside</w:t>
+      </w:r>
+      <w:r>
+        <w:t xml:space="preserve"> </w:t>
+      </w:r>
+      <w:r>
+        <w:t xml:space="preserve">the control that overturned it.</w:t>
       </w:r>
     </w:p>
     <w:p>

--- a/docs/paper/manuscript-draft.docx
+++ b/docs/paper/manuscript-draft.docx
@@ -20,7 +20,7 @@
           <w:i/>
           <w:iCs/>
         </w:rPr>
-        <w:t xml:space="preserve">Working draft for internal review — generated 2026-10-02 from commit 3edc1f0.</w:t>
+        <w:t xml:space="preserve">Working draft for internal review — generated 2026-10-03 from commit b5904a5.</w:t>
       </w:r>
     </w:p>
     <w:p>
@@ -134,7 +134,7 @@
           <w:b/>
           <w:sz w:val="19"/>
         </w:rPr>
-        <w:t xml:space="preserve">the number of calibration blocks. We audit three public electrocardiogram resources to ask whether this guarantee can be enforced and whether ignoring blocks costs coverage. Using metadata alone, the feasibility analysis finds that declaring the four documented dependence sources of PTB-XL leaves a single admissible calibration block, and that under patient blocking 24 of 44 diagnostic statements have no finite per-label threshold at</w:t>
+        <w:t xml:space="preserve">the number of calibration blocks. We audit three public electrocardiogram resources to ask whether this guarantee can be enforced and whether ignoring blocks costs coverage. From metadata alone, declaring the four documented dependence sources of PTB-XL leaves a single admissible calibration block, and under patient blocking 24 of 44 diagnostic statements have no finite per-label threshold at</w:t>
       </w:r>
       <w:r>
         <w:rPr>
@@ -162,7 +162,7 @@
           <w:b/>
           <w:sz w:val="19"/>
         </w:rPr>
-        <w:t xml:space="preserve">. On MIT-BIH, naive split conformal falls 1.5–2.4 percentage points short of a matched permutation null; a factorial design traces the shortfall to clustering rather than to unequal block sizes, and a controlled dose–response experiment shows it growing with the design effect (Spearman 0.80–0.85). PTB-XL shows no deficit despite a within-patient correlation of 0.35, since most of its patients contribute one recording. The apparent advantage of HCP over naive calibration is largely mechanical, retaining 75–110% of its size once dependence is removed. The direction of every result holds across three backbones, one of which fails the pre-registered significance criterion. Blocks, not records, should be counted before any claim of distribution-free coverage is made on clinical data.</w:t>
+        <w:t xml:space="preserve">. Across repeated splits of the 22 MIT-BIH evaluation subjects, naive split conformal covers 1.5–2.4 percentage points less than a matched permutation null; a factorial design attributes the shortfall mainly to clustering, and a controlled dose–response experiment shows it growing with the design effect (rank correlation 0.80–0.85 over 12 configurations, 11 of them synthetic). A jackknife over subjects, however, cannot resolve the sign of this deficit: the scarcity of blocks that limits the guarantee also limits the evidence. PTB-XL shows no deficit despite a within-patient correlation of 0.35, consistent with most of its patients contributing one recording. The apparent advantage of HCP over naive calibration is largely mechanical, retaining 75–110% of its size once dependence is removed. Blocks, not records, should be counted, and subjects, not splits, resampled, before claims about distribution-free coverage are made on clinical data.</w:t>
       </w:r>
     </w:p>
     <w:p>
@@ -542,13 +542,31 @@
         <w:t xml:space="preserve"> </w:t>
       </w:r>
       <w:r>
-        <w:t xml:space="preserve">collection [17], which leaves the block identifier undocumented. We introduce no</w:t>
-      </w:r>
-      <w:r>
-        <w:t xml:space="preserve"> </w:t>
-      </w:r>
-      <w:r>
-        <w:t xml:space="preserve">new conformal procedure. The audit contributes the following.</w:t>
+        <w:t xml:space="preserve">collection [17], which leaves the block identifier undocumented. Two questions</w:t>
+      </w:r>
+      <w:r>
+        <w:t xml:space="preserve"> </w:t>
+      </w:r>
+      <w:r>
+        <w:t xml:space="preserve">guide the audit: can a block-level guarantee be enforced on these resources at</w:t>
+      </w:r>
+      <w:r>
+        <w:t xml:space="preserve"> </w:t>
+      </w:r>
+      <w:r>
+        <w:t xml:space="preserve">conventional error rates (RQ1), and does ignoring block structure cost coverage,</w:t>
+      </w:r>
+      <w:r>
+        <w:t xml:space="preserve"> </w:t>
+      </w:r>
+      <w:r>
+        <w:t xml:space="preserve">and through what mechanism (RQ2)? We introduce no new conformal procedure. The</w:t>
+      </w:r>
+      <w:r>
+        <w:t xml:space="preserve"> </w:t>
+      </w:r>
+      <w:r>
+        <w:t xml:space="preserve">audit contributes the following.</w:t>
       </w:r>
     </w:p>
     <w:p>
@@ -560,37 +578,37 @@
         </w:numPr>
       </w:pPr>
       <w:r>
-        <w:t xml:space="preserve">A metadata-only feasibility audit (§3, §5.1). The HCP bound, combined with</w:t>
-      </w:r>
-      <w:r>
-        <w:t xml:space="preserve"> </w:t>
-      </w:r>
-      <w:r>
-        <w:t xml:space="preserve">the join of the declared dependence sources, returns exact verdicts before a</w:t>
-      </w:r>
-      <w:r>
-        <w:t xml:space="preserve"> </w:t>
-      </w:r>
-      <w:r>
-        <w:t xml:space="preserve">single patient is enrolled. With all four documented PTB-XL sources declared,</w:t>
-      </w:r>
-      <w:r>
-        <w:t xml:space="preserve"> </w:t>
-      </w:r>
-      <w:r>
-        <w:t xml:space="preserve">every admissible calibration grouping reduces to one block; with patient</w:t>
-      </w:r>
-      <w:r>
-        <w:t xml:space="preserve"> </w:t>
-      </w:r>
-      <w:r>
-        <w:t xml:space="preserve">blocking alone, 24 of 44 SCP diagnostic statements lack a finite per-label</w:t>
-      </w:r>
-      <w:r>
-        <w:t xml:space="preserve"> </w:t>
-      </w:r>
-      <w:r>
-        <w:t xml:space="preserve">threshold at</w:t>
+        <w:t xml:space="preserve">A metadata-only feasibility audit (RQ1; §3, §5.1). The HCP bound, combined</w:t>
+      </w:r>
+      <w:r>
+        <w:t xml:space="preserve"> </w:t>
+      </w:r>
+      <w:r>
+        <w:t xml:space="preserve">with the join of the declared dependence sources, returns exact verdicts from</w:t>
+      </w:r>
+      <w:r>
+        <w:t xml:space="preserve"> </w:t>
+      </w:r>
+      <w:r>
+        <w:t xml:space="preserve">metadata or planned enrollment counts, before any model is trained. With all</w:t>
+      </w:r>
+      <w:r>
+        <w:t xml:space="preserve"> </w:t>
+      </w:r>
+      <w:r>
+        <w:t xml:space="preserve">four documented PTB-XL sources declared, every admissible calibration grouping</w:t>
+      </w:r>
+      <w:r>
+        <w:t xml:space="preserve"> </w:t>
+      </w:r>
+      <w:r>
+        <w:t xml:space="preserve">reduces to one block; with patient blocking alone, 24 of 44 SCP diagnostic</w:t>
+      </w:r>
+      <w:r>
+        <w:t xml:space="preserve"> </w:t>
+      </w:r>
+      <w:r>
+        <w:t xml:space="preserve">statements lack a finite per-label threshold at</w:t>
       </w:r>
       <w:r>
         <w:t xml:space="preserve"> </w:t>
@@ -610,19 +628,19 @@
         </m:r>
       </m:oMath>
       <w:r>
-        <w:t xml:space="preserve">; and dividing the 22 MIT-BIH evaluation subjects</w:t>
-      </w:r>
-      <w:r>
-        <w:t xml:space="preserve"> </w:t>
-      </w:r>
-      <w:r>
-        <w:t xml:space="preserve">evenly between calibration and test rules out a subject-level guarantee at the</w:t>
-      </w:r>
-      <w:r>
-        <w:t xml:space="preserve"> </w:t>
-      </w:r>
-      <w:r>
-        <w:t xml:space="preserve">95% level.</w:t>
+        <w:t xml:space="preserve">; and dividing the</w:t>
+      </w:r>
+      <w:r>
+        <w:t xml:space="preserve"> </w:t>
+      </w:r>
+      <w:r>
+        <w:t xml:space="preserve">22 MIT-BIH evaluation subjects evenly between calibration and test rules out a</w:t>
+      </w:r>
+      <w:r>
+        <w:t xml:space="preserve"> </w:t>
+      </w:r>
+      <w:r>
+        <w:t xml:space="preserve">subject-level guarantee at the 95% level.</w:t>
       </w:r>
     </w:p>
     <w:p>
@@ -640,31 +658,49 @@
         <w:t xml:space="preserve"> </w:t>
       </w:r>
       <w:r>
-        <w:t xml:space="preserve">(§5.2–§5.4). Naive split conformal on MIT-BIH covers less than a matched</w:t>
-      </w:r>
-      <w:r>
-        <w:t xml:space="preserve"> </w:t>
-      </w:r>
-      <w:r>
-        <w:t xml:space="preserve">permutation null, a factorial design assigns the shortfall to clustering</w:t>
-      </w:r>
-      <w:r>
-        <w:t xml:space="preserve"> </w:t>
-      </w:r>
-      <w:r>
-        <w:t xml:space="preserve">rather than to unequal block sizes, and a controlled dose–response experiment</w:t>
-      </w:r>
-      <w:r>
-        <w:t xml:space="preserve"> </w:t>
-      </w:r>
-      <w:r>
-        <w:t xml:space="preserve">shows it increasing with the design effect. PTB-XL, despite substantial</w:t>
-      </w:r>
-      <w:r>
-        <w:t xml:space="preserve"> </w:t>
-      </w:r>
-      <w:r>
-        <w:t xml:space="preserve">within-patient correlation, sits near zero, as the design effect predicts.</w:t>
+        <w:t xml:space="preserve">(RQ2; §5.2–§5.4). On the 22 MIT-BIH evaluation subjects, naive split conformal</w:t>
+      </w:r>
+      <w:r>
+        <w:t xml:space="preserve"> </w:t>
+      </w:r>
+      <w:r>
+        <w:t xml:space="preserve">covers less than a matched permutation null in every backbone and level, a</w:t>
+      </w:r>
+      <w:r>
+        <w:t xml:space="preserve"> </w:t>
+      </w:r>
+      <w:r>
+        <w:t xml:space="preserve">factorial design attributes the shortfall mainly to clustering, with block-size</w:t>
+      </w:r>
+      <w:r>
+        <w:t xml:space="preserve"> </w:t>
+      </w:r>
+      <w:r>
+        <w:t xml:space="preserve">imbalance acting through it, and a controlled dose–response experiment shows it</w:t>
+      </w:r>
+      <w:r>
+        <w:t xml:space="preserve"> </w:t>
+      </w:r>
+      <w:r>
+        <w:t xml:space="preserve">increasing with the design effect. PTB-XL, despite substantial within-patient</w:t>
+      </w:r>
+      <w:r>
+        <w:t xml:space="preserve"> </w:t>
+      </w:r>
+      <w:r>
+        <w:t xml:space="preserve">correlation, sits near zero, as the design effect predicts. With only 22</w:t>
+      </w:r>
+      <w:r>
+        <w:t xml:space="preserve"> </w:t>
+      </w:r>
+      <w:r>
+        <w:t xml:space="preserve">subjects, however, the deficit is not resolved at the level of subjects, which</w:t>
+      </w:r>
+      <w:r>
+        <w:t xml:space="preserve"> </w:t>
+      </w:r>
+      <w:r>
+        <w:t xml:space="preserve">we report as a limit of the evidence that mirrors the limit on the guarantee.</w:t>
       </w:r>
     </w:p>
     <w:p>
@@ -676,61 +712,49 @@
         </w:numPr>
       </w:pPr>
       <w:r>
-        <w:t xml:space="preserve">A caution for evaluating hierarchical conformal methods (§5.3, §6.2).</w:t>
-      </w:r>
-      <w:r>
-        <w:t xml:space="preserve"> </w:t>
-      </w:r>
-      <w:r>
-        <w:t xml:space="preserve">Between 75% and 110% of the apparent gain of HCP over naive split conformal</w:t>
-      </w:r>
-      <w:r>
-        <w:t xml:space="preserve"> </w:t>
-      </w:r>
-      <w:r>
-        <w:t xml:space="preserve">survives when within-block dependence is permuted away, so the gain is largely</w:t>
-      </w:r>
-      <w:r>
-        <w:t xml:space="preserve"> </w:t>
-      </w:r>
-      <w:r>
-        <w:t xml:space="preserve">mechanical; matched permutation nulls and joint reporting of set size are</w:t>
-      </w:r>
-      <w:r>
-        <w:t xml:space="preserve"> </w:t>
-      </w:r>
-      <w:r>
-        <w:t xml:space="preserve">therefore recommended.</w:t>
-      </w:r>
-    </w:p>
-    <w:p>
-      <w:pPr>
-        <w:pStyle w:val="Compact"/>
-        <w:numPr>
-          <w:ilvl w:val="0"/>
-          <w:numId w:val="1001"/>
-        </w:numPr>
-      </w:pPr>
-      <w:r>
-        <w:t xml:space="preserve">Pre-registered robustness checks reported in full (§5.5, §6.4). Across</w:t>
-      </w:r>
-      <w:r>
-        <w:t xml:space="preserve"> </w:t>
-      </w:r>
-      <w:r>
-        <w:t xml:space="preserve">three backbones whose parameter counts differ by more than a hundredfold, and</w:t>
-      </w:r>
-      <w:r>
-        <w:t xml:space="preserve"> </w:t>
-      </w:r>
-      <w:r>
-        <w:t xml:space="preserve">across checkpoints, every finding keeps its direction; statistical strength</w:t>
-      </w:r>
-      <w:r>
-        <w:t xml:space="preserve"> </w:t>
-      </w:r>
-      <w:r>
-        <w:t xml:space="preserve">varies, and the backbone that misses the pre-registered criterion is reported.</w:t>
+        <w:t xml:space="preserve">Two cautions for evaluating conformal methods on clustered data (§5.3,</w:t>
+      </w:r>
+      <w:r>
+        <w:t xml:space="preserve"> </w:t>
+      </w:r>
+      <w:r>
+        <w:t xml:space="preserve">§6.2). Between 75% and 110% of the apparent gain of HCP over naive split</w:t>
+      </w:r>
+      <w:r>
+        <w:t xml:space="preserve"> </w:t>
+      </w:r>
+      <w:r>
+        <w:t xml:space="preserve">conformal survives when within-block dependence is permuted away, so the gain</w:t>
+      </w:r>
+      <w:r>
+        <w:t xml:space="preserve"> </w:t>
+      </w:r>
+      <w:r>
+        <w:t xml:space="preserve">is largely mechanical. And intervals from repeated random splits of a fixed set</w:t>
+      </w:r>
+      <w:r>
+        <w:t xml:space="preserve"> </w:t>
+      </w:r>
+      <w:r>
+        <w:t xml:space="preserve">of subjects describe the split procedure rather than the population: on</w:t>
+      </w:r>
+      <w:r>
+        <w:t xml:space="preserve"> </w:t>
+      </w:r>
+      <w:r>
+        <w:t xml:space="preserve">MIT-BIH they exclude zero where a jackknife over subjects does not. We</w:t>
+      </w:r>
+      <w:r>
+        <w:t xml:space="preserve"> </w:t>
+      </w:r>
+      <w:r>
+        <w:t xml:space="preserve">recommend matched permutation nulls, joint reporting of set size, and</w:t>
+      </w:r>
+      <w:r>
+        <w:t xml:space="preserve"> </w:t>
+      </w:r>
+      <w:r>
+        <w:t xml:space="preserve">resampling of subjects whenever a population claim is intended.</w:t>
       </w:r>
     </w:p>
     <w:p>
@@ -739,19 +763,31 @@
         <w:jc w:val="both"/>
       </w:pPr>
       <w:r>
-        <w:t xml:space="preserve">Resampling is always performed over blocks, the held-out PTB-XL fold has never</w:t>
-      </w:r>
-      <w:r>
-        <w:t xml:space="preserve"> </w:t>
-      </w:r>
-      <w:r>
-        <w:t xml:space="preserve">been inspected, deviations from the protocol are logged, and the code and</w:t>
-      </w:r>
-      <w:r>
-        <w:t xml:space="preserve"> </w:t>
-      </w:r>
-      <w:r>
-        <w:t xml:space="preserve">per-result artifacts are released with the paper. Section 2 situates the audit in</w:t>
+        <w:t xml:space="preserve">The direction of every finding is checked across three backbones whose parameter</w:t>
+      </w:r>
+      <w:r>
+        <w:t xml:space="preserve"> </w:t>
+      </w:r>
+      <w:r>
+        <w:t xml:space="preserve">counts differ by more than a hundredfold and across two checkpoints. Resampling</w:t>
+      </w:r>
+      <w:r>
+        <w:t xml:space="preserve"> </w:t>
+      </w:r>
+      <w:r>
+        <w:t xml:space="preserve">is always performed over blocks, the held-out PTB-XL fold has never been</w:t>
+      </w:r>
+      <w:r>
+        <w:t xml:space="preserve"> </w:t>
+      </w:r>
+      <w:r>
+        <w:t xml:space="preserve">inspected, and the code, per-result artifacts, analysis protocol and its</w:t>
+      </w:r>
+      <w:r>
+        <w:t xml:space="preserve"> </w:t>
+      </w:r>
+      <w:r>
+        <w:t xml:space="preserve">deviation log are released with the paper. Section 2 situates the audit in</w:t>
       </w:r>
       <w:r>
         <w:t xml:space="preserve"> </w:t>
@@ -4566,85 +4602,25 @@
         <w:t xml:space="preserve"> </w:t>
       </w:r>
       <w:r>
-        <w:t xml:space="preserve">Cluster-randomized trials routinely compare equal and size-proportional</w:t>
-      </w:r>
-      <w:r>
-        <w:t xml:space="preserve"> </w:t>
-      </w:r>
-      <w:r>
-        <w:t xml:space="preserve">weighting of cluster means, and there equal weighting is known to lose</w:t>
-      </w:r>
-      <w:r>
-        <w:t xml:space="preserve"> </w:t>
-      </w:r>
-      <w:r>
-        <w:t xml:space="preserve">efficiency when cluster sizes vary, which is why minimum-variance weights are</w:t>
-      </w:r>
-      <w:r>
-        <w:t xml:space="preserve"> </w:t>
-      </w:r>
-      <w:r>
-        <w:t xml:space="preserve">usually preferred [38], [39]. HCP offers no such option: equal weighting is built</w:t>
-      </w:r>
-      <w:r>
-        <w:t xml:space="preserve"> </w:t>
-      </w:r>
-      <w:r>
-        <w:t xml:space="preserve">into its threshold, and abandoning it can invalidate the guarantee instead of</w:t>
-      </w:r>
-      <w:r>
-        <w:t xml:space="preserve"> </w:t>
-      </w:r>
-      <w:r>
-        <w:t xml:space="preserve">merely reducing efficiency (Appendix A.3). The practitioner is therefore tied to</w:t>
-      </w:r>
-      <w:r>
-        <w:t xml:space="preserve"> </w:t>
-      </w:r>
-      <w:r>
-        <w:t xml:space="preserve">the estimator that cluster-sampling theory regards as most sensitive to block</w:t>
-      </w:r>
-      <w:r>
-        <w:t xml:space="preserve"> </w:t>
-      </w:r>
-      <w:r>
-        <w:t xml:space="preserve">imbalance, without access to the standard remedy. We state this as an</w:t>
-      </w:r>
-      <w:r>
-        <w:t xml:space="preserve"> </w:t>
-      </w:r>
-      <w:r>
-        <w:t xml:space="preserve">observation and do not prove that equal weights are the only valid choice. On</w:t>
-      </w:r>
-      <w:r>
-        <w:t xml:space="preserve"> </w:t>
-      </w:r>
-      <w:r>
-        <w:t xml:space="preserve">PTB-XL the two design effects differ by a factor of 15.7 at the site level, while</w:t>
-      </w:r>
-      <w:r>
-        <w:t xml:space="preserve"> </w:t>
-      </w:r>
-      <w:r>
-        <w:t xml:space="preserve">on</w:t>
-      </w:r>
-      <w:r>
-        <w:t xml:space="preserve"> </w:t>
-      </w:r>
-      <w:r>
-        <w:rPr>
-          <w:rStyle w:val="VerbatimChar"/>
-        </w:rPr>
-        <w:t xml:space="preserve">strat_fold</w:t>
-      </w:r>
-      <w:r>
-        <w:t xml:space="preserve">, whose blocks are almost uniform by construction, their ratio is</w:t>
-      </w:r>
-      <w:r>
-        <w:t xml:space="preserve"> </w:t>
-      </w:r>
-      <w:r>
-        <w:t xml:space="preserve">1.000, which serves as an internal check of the computation.</w:t>
+        <w:t xml:space="preserve">In a cluster-randomized trial, equal weighting of cluster means is an inefficient</w:t>
+      </w:r>
+      <w:r>
+        <w:t xml:space="preserve"> </w:t>
+      </w:r>
+      <w:r>
+        <w:t xml:space="preserve">option that is usually replaced by minimum-variance weights [38], [39]; in HCP it</w:t>
+      </w:r>
+      <w:r>
+        <w:t xml:space="preserve"> </w:t>
+      </w:r>
+      <w:r>
+        <w:t xml:space="preserve">is built into the threshold, and abandoning it can invalidate the guarantee</w:t>
+      </w:r>
+      <w:r>
+        <w:t xml:space="preserve"> </w:t>
+      </w:r>
+      <w:r>
+        <w:t xml:space="preserve">(Appendix A.3).</w:t>
       </w:r>
     </w:p>
     <w:p>
@@ -4757,7 +4733,7 @@
         <w:t xml:space="preserve"> </w:t>
       </w:r>
       <w:r>
-        <w:t xml:space="preserve">enters only through the product</w:t>
+        <w:t xml:space="preserve">enters only through</w:t>
       </w:r>
       <w:r>
         <w:t xml:space="preserve"> </w:t>
@@ -4792,13 +4768,19 @@
         </m:r>
       </m:oMath>
       <w:r>
-        <w:t xml:space="preserve">, the factor predicts no harm from dependence whenever blocks are close</w:t>
-      </w:r>
-      <w:r>
-        <w:t xml:space="preserve"> </w:t>
-      </w:r>
-      <w:r>
-        <w:t xml:space="preserve">to singletons, however strong the within-block correlation — contrary to what raw</w:t>
+        <w:t xml:space="preserve">, the factor</w:t>
+      </w:r>
+      <w:r>
+        <w:t xml:space="preserve"> </w:t>
+      </w:r>
+      <w:r>
+        <w:t xml:space="preserve">predicts no harm from dependence whenever blocks are close to singletons, however</w:t>
+      </w:r>
+      <w:r>
+        <w:t xml:space="preserve"> </w:t>
+      </w:r>
+      <w:r>
+        <w:t xml:space="preserve">strong the within-block correlation. In the primary analysis</w:t>
       </w:r>
       <w:r>
         <w:t xml:space="preserve"> </w:t>
@@ -4812,7 +4794,19 @@
         <w:t xml:space="preserve"> </w:t>
       </w:r>
       <w:r>
-        <w:t xml:space="preserve">would suggest. In the primary analysis</w:t>
+        <w:t xml:space="preserve">is estimated</w:t>
+      </w:r>
+      <w:r>
+        <w:t xml:space="preserve"> </w:t>
+      </w:r>
+      <w:r>
+        <w:t xml:space="preserve">from conformity scores, and the analysis is repeated with the indicator</w:t>
+      </w:r>
+      <w:r>
+        <w:t xml:space="preserve"> </w:t>
+      </w:r>
+      <w:r>
+        <w:t xml:space="preserve">correlation</w:t>
       </w:r>
       <w:r>
         <w:t xml:space="preserve"> </w:t>
@@ -4821,83 +4815,51 @@
         <m:r>
           <m:t>ρ</m:t>
         </m:r>
+        <m:r>
+          <m:rPr>
+            <m:sty m:val="p"/>
+          </m:rPr>
+          <m:t>(</m:t>
+        </m:r>
+        <m:r>
+          <m:t>t</m:t>
+        </m:r>
+        <m:r>
+          <m:rPr>
+            <m:sty m:val="p"/>
+          </m:rPr>
+          <m:t>)</m:t>
+        </m:r>
       </m:oMath>
       <w:r>
         <w:t xml:space="preserve"> </w:t>
       </w:r>
       <w:r>
-        <w:t xml:space="preserve">is estimated from conformity</w:t>
-      </w:r>
-      <w:r>
-        <w:t xml:space="preserve"> </w:t>
-      </w:r>
-      <w:r>
-        <w:t xml:space="preserve">scores, and the analysis is repeated with the indicator correlation</w:t>
-      </w:r>
-      <w:r>
-        <w:t xml:space="preserve"> </w:t>
-      </w:r>
-      <m:oMath>
-        <m:r>
-          <m:t>ρ</m:t>
-        </m:r>
-        <m:r>
-          <m:rPr>
-            <m:sty m:val="p"/>
-          </m:rPr>
-          <m:t>(</m:t>
-        </m:r>
-        <m:r>
-          <m:t>t</m:t>
-        </m:r>
-        <m:r>
-          <m:rPr>
-            <m:sty m:val="p"/>
-          </m:rPr>
-          <m:t>)</m:t>
-        </m:r>
-      </m:oMath>
-      <w:r>
-        <w:t xml:space="preserve"> </w:t>
-      </w:r>
-      <w:r>
-        <w:t xml:space="preserve">(§5.4); §6.4 records when the axis was adopted. The axis serves only to rank</w:t>
-      </w:r>
-      <w:r>
-        <w:t xml:space="preserve"> </w:t>
-      </w:r>
-      <w:r>
-        <w:t xml:space="preserve">configurations and should not be read as a calibrated effective sample size. For</w:t>
-      </w:r>
-      <w:r>
-        <w:t xml:space="preserve"> </w:t>
-      </w:r>
-      <w:r>
-        <w:t xml:space="preserve">that quantity we defer to Noonan, who derives a closed-form effective sample size</w:t>
-      </w:r>
-      <w:r>
-        <w:t xml:space="preserve"> </w:t>
-      </w:r>
-      <w:r>
-        <w:t xml:space="preserve">for thresholds under clustering and shows that the correction now used in the</w:t>
-      </w:r>
-      <w:r>
-        <w:t xml:space="preserve"> </w:t>
-      </w:r>
-      <w:r>
-        <w:t xml:space="preserve">conformal literature targets the wrong quantity [40]. Our axis shares its key</w:t>
-      </w:r>
-      <w:r>
-        <w:t xml:space="preserve"> </w:t>
-      </w:r>
-      <w:r>
-        <w:t xml:space="preserve">ingredient, the correlation of threshold indicators, but remains a heuristic</w:t>
-      </w:r>
-      <w:r>
-        <w:t xml:space="preserve"> </w:t>
-      </w:r>
-      <w:r>
-        <w:t xml:space="preserve">under (A).</w:t>
+        <w:t xml:space="preserve">(§5.4); §6.4 records when the axis was adopted. The axis is</w:t>
+      </w:r>
+      <w:r>
+        <w:t xml:space="preserve"> </w:t>
+      </w:r>
+      <w:r>
+        <w:t xml:space="preserve">a heuristic under (A) that ranks configurations, not a calibrated effective</w:t>
+      </w:r>
+      <w:r>
+        <w:t xml:space="preserve"> </w:t>
+      </w:r>
+      <w:r>
+        <w:t xml:space="preserve">sample size; for that quantity we defer to Noonan, who derives a closed-form</w:t>
+      </w:r>
+      <w:r>
+        <w:t xml:space="preserve"> </w:t>
+      </w:r>
+      <w:r>
+        <w:t xml:space="preserve">effective sample size for thresholds under clustering and shows that the</w:t>
+      </w:r>
+      <w:r>
+        <w:t xml:space="preserve"> </w:t>
+      </w:r>
+      <w:r>
+        <w:t xml:space="preserve">correction now used in the conformal literature targets the wrong quantity [40].</w:t>
       </w:r>
     </w:p>
     <w:bookmarkEnd w:id="14"/>
@@ -5906,25 +5868,25 @@
         <w:t xml:space="preserve"> </w:t>
       </w:r>
       <w:r>
-        <w:t xml:space="preserve">We prove Corollary 2 for the HCP/Dunn family. Whether</w:t>
-      </w:r>
-      <w:r>
-        <w:t xml:space="preserve"> </w:t>
-      </w:r>
-      <w:r>
-        <w:t xml:space="preserve">it extends to every distribution-free method whose validity rests on</w:t>
-      </w:r>
-      <w:r>
-        <w:t xml:space="preserve"> </w:t>
-      </w:r>
-      <w:r>
-        <w:t xml:space="preserve">between-block exchangeability remains open. We conjecture that it does, by</w:t>
-      </w:r>
-      <w:r>
-        <w:t xml:space="preserve"> </w:t>
-      </w:r>
-      <w:r>
-        <w:t xml:space="preserve">analogy with the unavoidable</w:t>
+        <w:t xml:space="preserve">We prove Corollary 2 for HCP as defined in (1).</w:t>
+      </w:r>
+      <w:r>
+        <w:t xml:space="preserve"> </w:t>
+      </w:r>
+      <w:r>
+        <w:t xml:space="preserve">Whether it extends to the constructions of Dunn et al. [14], or to every</w:t>
+      </w:r>
+      <w:r>
+        <w:t xml:space="preserve"> </w:t>
+      </w:r>
+      <w:r>
+        <w:t xml:space="preserve">distribution-free method whose validity rests on between-block exchangeability,</w:t>
+      </w:r>
+      <w:r>
+        <w:t xml:space="preserve"> </w:t>
+      </w:r>
+      <w:r>
+        <w:t xml:space="preserve">remains open. We conjecture that it does, by analogy with the unavoidable</w:t>
       </w:r>
       <w:r>
         <w:t xml:space="preserve"> </w:t>
@@ -5965,13 +5927,7 @@
         <w:t xml:space="preserve"> </w:t>
       </w:r>
       <w:r>
-        <w:t xml:space="preserve">requirement of split conformal, but</w:t>
-      </w:r>
-      <w:r>
-        <w:t xml:space="preserve"> </w:t>
-      </w:r>
-      <w:r>
-        <w:t xml:space="preserve">we do not claim it.</w:t>
+        <w:t xml:space="preserve">requirement of split conformal, but we do not claim it.</w:t>
       </w:r>
     </w:p>
     <w:p>
@@ -7632,6 +7588,7 @@
       <w:tr>
         <w:trPr>
           <w:tblHeader w:val="on"/>
+          <w:cantSplit/>
         </w:trPr>
         <w:tc>
           <w:tcPr/>
@@ -7692,6 +7649,9 @@
         </w:tc>
       </w:tr>
       <w:tr>
+        <w:trPr>
+          <w:cantSplit/>
+        </w:trPr>
         <w:tc>
           <w:tcPr/>
           <w:p>
@@ -7754,6 +7714,9 @@
         </w:tc>
       </w:tr>
       <w:tr>
+        <w:trPr>
+          <w:cantSplit/>
+        </w:trPr>
         <w:tc>
           <w:tcPr/>
           <w:p>
@@ -7816,6 +7779,9 @@
         </w:tc>
       </w:tr>
       <w:tr>
+        <w:trPr>
+          <w:cantSplit/>
+        </w:trPr>
         <w:tc>
           <w:tcPr/>
           <w:p>
@@ -7878,6 +7844,9 @@
         </w:tc>
       </w:tr>
       <w:tr>
+        <w:trPr>
+          <w:cantSplit/>
+        </w:trPr>
         <w:tc>
           <w:tcPr/>
           <w:p>
@@ -7960,6 +7929,9 @@
         </w:tc>
       </w:tr>
       <w:tr>
+        <w:trPr>
+          <w:cantSplit/>
+        </w:trPr>
         <w:tc>
           <w:tcPr/>
           <w:p>
@@ -8033,6 +8005,9 @@
         </w:tc>
       </w:tr>
       <w:tr>
+        <w:trPr>
+          <w:cantSplit/>
+        </w:trPr>
         <w:tc>
           <w:tcPr/>
           <w:p>
@@ -8221,31 +8196,49 @@
         <w:t xml:space="preserve"> </w:t>
       </w:r>
       <w:r>
-        <w:t xml:space="preserve">This dataset [2], [15] comprises 21,799 twelve-lead records from</w:t>
-      </w:r>
-      <w:r>
-        <w:t xml:space="preserve"> </w:t>
-      </w:r>
-      <w:r>
-        <w:t xml:space="preserve">18,869 patients and is distributed with full metadata under a permissive</w:t>
-      </w:r>
-      <w:r>
-        <w:t xml:space="preserve"> </w:t>
-      </w:r>
-      <w:r>
-        <w:t xml:space="preserve">licence. We work with the 100 Hz version, i.e. 1,000 samples per 10-second</w:t>
-      </w:r>
-      <w:r>
-        <w:t xml:space="preserve"> </w:t>
-      </w:r>
-      <w:r>
-        <w:t xml:space="preserve">record, after band-pass filtering at 0.5–40 Hz. Its diagnostic statements fall</w:t>
-      </w:r>
-      <w:r>
-        <w:t xml:space="preserve"> </w:t>
-      </w:r>
-      <w:r>
-        <w:t xml:space="preserve">into five superclasses that are not mutually exclusive: NORM (9,514), MI (5,469),</w:t>
+        <w:t xml:space="preserve">This dataset (version 1.0.3) [2], [15] comprises 21,799 twelve-lead</w:t>
+      </w:r>
+      <w:r>
+        <w:t xml:space="preserve"> </w:t>
+      </w:r>
+      <w:r>
+        <w:t xml:space="preserve">records from 18,869 patients and is distributed with full metadata under a</w:t>
+      </w:r>
+      <w:r>
+        <w:t xml:space="preserve"> </w:t>
+      </w:r>
+      <w:r>
+        <w:t xml:space="preserve">permissive licence. We work with the 100 Hz version, i.e. 1,000 samples per</w:t>
+      </w:r>
+      <w:r>
+        <w:t xml:space="preserve"> </w:t>
+      </w:r>
+      <w:r>
+        <w:t xml:space="preserve">10-second record, filtered with a zero-phase third-order Butterworth band-pass</w:t>
+      </w:r>
+      <w:r>
+        <w:t xml:space="preserve"> </w:t>
+      </w:r>
+      <w:r>
+        <w:t xml:space="preserve">at 0.5–40 Hz and z-normalized per lead and record. Its diagnostic statements fall</w:t>
+      </w:r>
+      <w:r>
+        <w:t xml:space="preserve"> </w:t>
+      </w:r>
+      <w:r>
+        <w:t xml:space="preserve">into five superclasses that are not mutually exclusive; a superclass is assigned</w:t>
+      </w:r>
+      <w:r>
+        <w:t xml:space="preserve"> </w:t>
+      </w:r>
+      <w:r>
+        <w:t xml:space="preserve">when any diagnostic SCP statement of that class appears in the record’s</w:t>
+      </w:r>
+      <w:r>
+        <w:t xml:space="preserve"> </w:t>
+      </w:r>
+      <w:r>
+        <w:t xml:space="preserve">annotation, irrespective of its likelihood value: NORM (9,514), MI (5,469),</w:t>
       </w:r>
       <w:r>
         <w:t xml:space="preserve"> </w:t>
@@ -8375,43 +8368,49 @@
         <w:t xml:space="preserve"> </w:t>
       </w:r>
       <w:r>
-        <w:t xml:space="preserve">The MIT-BIH Arrhythmia Database [16] consists of 48 two-channel</w:t>
-      </w:r>
-      <w:r>
-        <w:t xml:space="preserve"> </w:t>
-      </w:r>
-      <w:r>
-        <w:t xml:space="preserve">recordings of half an hour each, sampled at 360 Hz and annotated beat by beat by</w:t>
-      </w:r>
-      <w:r>
-        <w:t xml:space="preserve"> </w:t>
-      </w:r>
-      <w:r>
-        <w:t xml:space="preserve">cardiologists. As is customary, the four paced records (102, 104, 107, 217) are</w:t>
-      </w:r>
-      <w:r>
-        <w:t xml:space="preserve"> </w:t>
-      </w:r>
-      <w:r>
-        <w:t xml:space="preserve">removed, leaving 44. Mapping the annotations to the five AAMI classes gives</w:t>
-      </w:r>
-      <w:r>
-        <w:t xml:space="preserve"> </w:t>
-      </w:r>
-      <w:r>
-        <w:t xml:space="preserve">100,733 beats. Of these, 40 sit within 128 samples of a record boundary, too close</w:t>
-      </w:r>
-      <w:r>
-        <w:t xml:space="preserve"> </w:t>
-      </w:r>
-      <w:r>
-        <w:t xml:space="preserve">to fit a full 256-sample (711 ms) window; we drop them instead of zero-padding,</w:t>
-      </w:r>
-      <w:r>
-        <w:t xml:space="preserve"> </w:t>
-      </w:r>
-      <w:r>
-        <w:t xml:space="preserve">which leaves 100,693. Per class the counts are N 90,087, S 2,781, V 7,008, F 802</w:t>
+        <w:t xml:space="preserve">The MIT-BIH Arrhythmia Database (version 1.0.0) [16] consists of 48</w:t>
+      </w:r>
+      <w:r>
+        <w:t xml:space="preserve"> </w:t>
+      </w:r>
+      <w:r>
+        <w:t xml:space="preserve">two-channel recordings of half an hour each, sampled at 360 Hz and annotated beat</w:t>
+      </w:r>
+      <w:r>
+        <w:t xml:space="preserve"> </w:t>
+      </w:r>
+      <w:r>
+        <w:t xml:space="preserve">by beat by cardiologists. As is customary, the four paced records (102, 104, 107,</w:t>
+      </w:r>
+      <w:r>
+        <w:t xml:space="preserve"> </w:t>
+      </w:r>
+      <w:r>
+        <w:t xml:space="preserve">217) are removed, leaving 44. Mapping the annotations to the five AAMI classes</w:t>
+      </w:r>
+      <w:r>
+        <w:t xml:space="preserve"> </w:t>
+      </w:r>
+      <w:r>
+        <w:t xml:space="preserve">gives 100,733 beats, each represented by a window centered on its annotated R</w:t>
+      </w:r>
+      <w:r>
+        <w:t xml:space="preserve"> </w:t>
+      </w:r>
+      <w:r>
+        <w:t xml:space="preserve">peak, filtered as for PTB-XL and z-normalized per beat. Of these, 40 sit within</w:t>
+      </w:r>
+      <w:r>
+        <w:t xml:space="preserve"> </w:t>
+      </w:r>
+      <w:r>
+        <w:t xml:space="preserve">128 samples of a record boundary, too close to fit a full 256-sample (711 ms)</w:t>
+      </w:r>
+      <w:r>
+        <w:t xml:space="preserve"> </w:t>
+      </w:r>
+      <w:r>
+        <w:t xml:space="preserve">window; we drop them instead of zero-padding, which leaves 100,693. Per class the counts are N 90,087, S 2,781, V 7,008, F 802</w:t>
       </w:r>
       <w:r>
         <w:t xml:space="preserve"> </w:t>
@@ -8499,13 +8498,13 @@
         <w:t xml:space="preserve"> </w:t>
       </w:r>
       <w:r>
-        <w:t xml:space="preserve">The PhysioNet/CinC Challenge 2021 collection [17] has seven</w:t>
-      </w:r>
-      <w:r>
-        <w:t xml:space="preserve"> </w:t>
-      </w:r>
-      <w:r>
-        <w:t xml:space="preserve">non-duplicate source folders totalling 66,416 records, ranging from</w:t>
+        <w:t xml:space="preserve">The PhysioNet/CinC Challenge 2021 collection (version 1.0.3)</w:t>
+      </w:r>
+      <w:r>
+        <w:t xml:space="preserve"> </w:t>
+      </w:r>
+      <w:r>
+        <w:t xml:space="preserve">[17] holds 66,416 records in seven non-duplicate source folders (its</w:t>
       </w:r>
       <w:r>
         <w:t xml:space="preserve"> </w:t>
@@ -8514,208 +8513,37 @@
         <w:rPr>
           <w:rStyle w:val="VerbatimChar"/>
         </w:rPr>
-        <w:t xml:space="preserve">ningbo</w:t>
-      </w:r>
-      <w:r>
-        <w:t xml:space="preserve"> </w:t>
-      </w:r>
-      <w:r>
-        <w:t xml:space="preserve">(34,905) to</w:t>
-      </w:r>
-      <w:r>
-        <w:t xml:space="preserve"> </w:t>
-      </w:r>
-      <w:r>
-        <w:rPr>
-          <w:rStyle w:val="VerbatimChar"/>
-        </w:rPr>
-        <w:t xml:space="preserve">st_petersburg_incart</w:t>
-      </w:r>
-      <w:r>
-        <w:t xml:space="preserve"> </w:t>
-      </w:r>
-      <w:r>
-        <w:t xml:space="preserve">(74). Its</w:t>
-      </w:r>
-      <w:r>
-        <w:t xml:space="preserve"> </w:t>
-      </w:r>
-      <w:r>
-        <w:rPr>
-          <w:rStyle w:val="VerbatimChar"/>
-        </w:rPr>
         <w:t xml:space="preserve">ptb-xl</w:t>
       </w:r>
       <w:r>
         <w:t xml:space="preserve"> </w:t>
       </w:r>
       <w:r>
-        <w:t xml:space="preserve">folder (21,837 records)</w:t>
-      </w:r>
-      <w:r>
-        <w:t xml:space="preserve"> </w:t>
-      </w:r>
-      <w:r>
-        <w:t xml:space="preserve">repeats PTB-XL and is left out; together the two totals give the official</w:t>
-      </w:r>
-      <w:r>
-        <w:t xml:space="preserve"> </w:t>
-      </w:r>
-      <w:r>
-        <w:t xml:space="preserve">88,253. In a sample of 42 headers drawn from all seven sources, none of the</w:t>
-      </w:r>
-      <w:r>
-        <w:t xml:space="preserve"> </w:t>
-      </w:r>
-      <w:r>
-        <w:t xml:space="preserve">fields (</w:t>
-      </w:r>
-      <w:r>
-        <w:rPr>
-          <w:rStyle w:val="VerbatimChar"/>
-        </w:rPr>
-        <w:t xml:space="preserve">#Age</w:t>
-      </w:r>
-      <w:r>
-        <w:t xml:space="preserve">,</w:t>
-      </w:r>
-      <w:r>
-        <w:t xml:space="preserve"> </w:t>
-      </w:r>
-      <w:r>
-        <w:rPr>
-          <w:rStyle w:val="VerbatimChar"/>
-        </w:rPr>
-        <w:t xml:space="preserve">#Sex</w:t>
-      </w:r>
-      <w:r>
-        <w:t xml:space="preserve">,</w:t>
-      </w:r>
-      <w:r>
-        <w:t xml:space="preserve"> </w:t>
-      </w:r>
-      <w:r>
-        <w:rPr>
-          <w:rStyle w:val="VerbatimChar"/>
-        </w:rPr>
-        <w:t xml:space="preserve">#Dx</w:t>
-      </w:r>
-      <w:r>
-        <w:t xml:space="preserve">,</w:t>
-      </w:r>
-      <w:r>
-        <w:t xml:space="preserve"> </w:t>
-      </w:r>
-      <w:r>
-        <w:rPr>
-          <w:rStyle w:val="VerbatimChar"/>
-        </w:rPr>
-        <w:t xml:space="preserve">#Rx</w:t>
-      </w:r>
-      <w:r>
-        <w:t xml:space="preserve">,</w:t>
-      </w:r>
-      <w:r>
-        <w:t xml:space="preserve"> </w:t>
-      </w:r>
-      <w:r>
-        <w:rPr>
-          <w:rStyle w:val="VerbatimChar"/>
-        </w:rPr>
-        <w:t xml:space="preserve">#Hx</w:t>
-      </w:r>
-      <w:r>
-        <w:t xml:space="preserve">, plus</w:t>
-      </w:r>
-      <w:r>
-        <w:t xml:space="preserve"> </w:t>
-      </w:r>
-      <w:r>
-        <w:rPr>
-          <w:rStyle w:val="VerbatimChar"/>
-        </w:rPr>
-        <w:t xml:space="preserve">#Sx</w:t>
-      </w:r>
-      <w:r>
-        <w:t xml:space="preserve"> </w:t>
-      </w:r>
-      <w:r>
-        <w:t xml:space="preserve">in five sources) is</w:t>
-      </w:r>
-      <w:r>
-        <w:t xml:space="preserve"> </w:t>
-      </w:r>
-      <w:r>
-        <w:t xml:space="preserve">documented as identifying the patient; because this is a sample and the header</w:t>
-      </w:r>
-      <w:r>
-        <w:t xml:space="preserve"> </w:t>
-      </w:r>
-      <w:r>
-        <w:t xml:space="preserve">schema differs between sources, we claim nothing beyond it. Repetition, on the</w:t>
-      </w:r>
-      <w:r>
-        <w:t xml:space="preserve"> </w:t>
-      </w:r>
-      <w:r>
-        <w:t xml:space="preserve">other hand, is documented: the INCART source is described as</w:t>
-      </w:r>
-      <w:r>
-        <w:t xml:space="preserve"> </w:t>
-      </w:r>
-      <w:r>
-        <w:rPr>
-          <w:i/>
-          <w:iCs/>
-        </w:rPr>
-        <w:t xml:space="preserve">“74 annotated ECGs</w:t>
-      </w:r>
-      <w:r>
-        <w:rPr>
-          <w:i/>
-          <w:iCs/>
-        </w:rPr>
-        <w:t xml:space="preserve"> </w:t>
-      </w:r>
-      <w:r>
-        <w:rPr>
-          <w:i/>
-          <w:iCs/>
-        </w:rPr>
-        <w:t xml:space="preserve">… extracted from 32 Holter monitor recordings,”</w:t>
-      </w:r>
-      <w:r>
-        <w:t xml:space="preserve"> </w:t>
-      </w:r>
-      <w:r>
-        <w:t xml:space="preserve">and the excluded</w:t>
-      </w:r>
-      <w:r>
-        <w:t xml:space="preserve"> </w:t>
-      </w:r>
-      <w:r>
-        <w:rPr>
-          <w:rStyle w:val="VerbatimChar"/>
-        </w:rPr>
-        <w:t xml:space="preserve">ptb-xl</w:t>
-      </w:r>
-      <w:r>
-        <w:t xml:space="preserve"> </w:t>
-      </w:r>
-      <w:r>
-        <w:t xml:space="preserve">folder contains 21,837 records from 18,869 patients. Independent units are</w:t>
-      </w:r>
-      <w:r>
-        <w:t xml:space="preserve"> </w:t>
-      </w:r>
-      <w:r>
-        <w:t xml:space="preserve">therefore fewer than records, and the fact that the partition cannot be observed</w:t>
-      </w:r>
-      <w:r>
-        <w:t xml:space="preserve"> </w:t>
-      </w:r>
-      <w:r>
-        <w:t xml:space="preserve">is no evidence that records are independent. The source partition, with</w:t>
+        <w:t xml:space="preserve">folder repeats PTB-XL and is left out). No header field in a sample drawn from</w:t>
+      </w:r>
+      <w:r>
+        <w:t xml:space="preserve"> </w:t>
+      </w:r>
+      <w:r>
+        <w:t xml:space="preserve">all seven sources is documented as a patient identifier, whereas repetition is</w:t>
+      </w:r>
+      <w:r>
+        <w:t xml:space="preserve"> </w:t>
+      </w:r>
+      <w:r>
+        <w:t xml:space="preserve">documented, so independent units are fewer than records and the unobservable</w:t>
+      </w:r>
+      <w:r>
+        <w:t xml:space="preserve"> </w:t>
+      </w:r>
+      <w:r>
+        <w:t xml:space="preserve">partition is no evidence of independence (Appendix C). The only documented</w:t>
+      </w:r>
+      <w:r>
+        <w:t xml:space="preserve"> </w:t>
+      </w:r>
+      <w:r>
+        <w:t xml:space="preserve">grouping is the source partition, with</w:t>
       </w:r>
       <w:r>
         <w:t xml:space="preserve"> </w:t>
@@ -8735,19 +8563,13 @@
         </m:r>
       </m:oMath>
       <w:r>
-        <w:t xml:space="preserve">,</w:t>
-      </w:r>
-      <w:r>
-        <w:t xml:space="preserve"> </w:t>
-      </w:r>
-      <w:r>
-        <w:t xml:space="preserve">is the only grouping the documentation supports, so by Proposition 1 any</w:t>
-      </w:r>
-      <w:r>
-        <w:t xml:space="preserve"> </w:t>
-      </w:r>
-      <w:r>
-        <w:t xml:space="preserve">calibration on it has</w:t>
+        <w:t xml:space="preserve">, so by Proposition 1 any calibration</w:t>
+      </w:r>
+      <w:r>
+        <w:t xml:space="preserve"> </w:t>
+      </w:r>
+      <w:r>
+        <w:t xml:space="preserve">on it has</w:t>
       </w:r>
       <w:r>
         <w:t xml:space="preserve"> </w:t>
@@ -8811,13 +8633,7 @@
         <w:t xml:space="preserve"> </w:t>
       </w:r>
       <w:r>
-        <w:t xml:space="preserve">when one source is held</w:t>
-      </w:r>
-      <w:r>
-        <w:t xml:space="preserve"> </w:t>
-      </w:r>
-      <w:r>
-        <w:t xml:space="preserve">out; this bound refers to the source partition and not to the dataset. For the</w:t>
+        <w:t xml:space="preserve">when one source is held out; for the</w:t>
       </w:r>
       <w:r>
         <w:t xml:space="preserve"> </w:t>
@@ -8846,66 +8662,7 @@
         <w:t xml:space="preserve"> </w:t>
       </w:r>
       <w:r>
-        <w:t xml:space="preserve">turns into an assumption that authors must state, and we</w:t>
-      </w:r>
-      <w:r>
-        <w:t xml:space="preserve"> </w:t>
-      </w:r>
-      <w:r>
-        <w:t xml:space="preserve">do not report a single</w:t>
-      </w:r>
-      <w:r>
-        <w:t xml:space="preserve"> </w:t>
-      </w:r>
-      <m:oMath>
-        <m:sSub>
-          <m:e>
-            <m:r>
-              <m:t>α</m:t>
-            </m:r>
-          </m:e>
-          <m:sub>
-            <m:r>
-              <m:rPr>
-                <m:sty m:val="p"/>
-              </m:rPr>
-              <m:t>min</m:t>
-            </m:r>
-          </m:sub>
-        </m:sSub>
-      </m:oMath>
-      <w:r>
-        <w:t xml:space="preserve">. Sufficiency, moreover, presumes a latent</w:t>
-      </w:r>
-      <w:r>
-        <w:t xml:space="preserve"> </w:t>
-      </w:r>
-      <w:r>
-        <w:t xml:space="preserve">block structure [13]; should similarity within an institution fade gradually,</w:t>
-      </w:r>
-      <w:r>
-        <w:t xml:space="preserve"> </w:t>
-      </w:r>
-      <w:r>
-        <w:t xml:space="preserve">for instance with how close acquisition protocols are, the condition would be</w:t>
-      </w:r>
-      <w:r>
-        <w:t xml:space="preserve"> </w:t>
-      </w:r>
-      <w:r>
-        <w:t xml:space="preserve">ill-posed rather than just unobservable. All of these checks needed roughly</w:t>
-      </w:r>
-      <w:r>
-        <w:t xml:space="preserve"> </w:t>
-      </w:r>
-      <w:r>
-        <w:t xml:space="preserve">0.5 MB of downloads (70 index files and 42 headers) out of a 12.6 GB dataset,</w:t>
-      </w:r>
-      <w:r>
-        <w:t xml:space="preserve"> </w:t>
-      </w:r>
-      <w:r>
-        <w:t xml:space="preserve">before any preprocessing or training.</w:t>
+        <w:t xml:space="preserve">becomes an assumption that authors must state.</w:t>
       </w:r>
     </w:p>
     <w:bookmarkEnd w:id="24"/>
@@ -9002,6 +8759,75 @@
         <w:t xml:space="preserve">into calibration and evaluation, again with 200–400 repetitions.</w:t>
       </w:r>
     </w:p>
+    <w:p>
+      <w:pPr>
+        <w:pStyle w:val="BodyText"/>
+        <w:jc w:val="both"/>
+      </w:pPr>
+      <w:r>
+        <w:t xml:space="preserve">Coverage is computed on the held-out blocks of each split as the fraction of</w:t>
+      </w:r>
+      <w:r>
+        <w:t xml:space="preserve"> </w:t>
+      </w:r>
+      <w:r>
+        <w:t xml:space="preserve">their observations covered (beats for MIT-BIH, records for PTB-XL) and then</w:t>
+      </w:r>
+      <w:r>
+        <w:t xml:space="preserve"> </w:t>
+      </w:r>
+      <w:r>
+        <w:t xml:space="preserve">averaged over splits. This observation-weighted coverage is the natural target</w:t>
+      </w:r>
+      <w:r>
+        <w:t xml:space="preserve"> </w:t>
+      </w:r>
+      <w:r>
+        <w:t xml:space="preserve">of split conformal, whose nominal statement concerns one exchangeable</w:t>
+      </w:r>
+      <w:r>
+        <w:t xml:space="preserve"> </w:t>
+      </w:r>
+      <w:r>
+        <w:t xml:space="preserve">observation. The guarantee (2) of HCP concerns one observation from a new block</w:t>
+      </w:r>
+      <w:r>
+        <w:t xml:space="preserve"> </w:t>
+      </w:r>
+      <w:r>
+        <w:t xml:space="preserve">instead, and its empirical counterpart averages coverage within each test block</w:t>
+      </w:r>
+      <w:r>
+        <w:t xml:space="preserve"> </w:t>
+      </w:r>
+      <w:r>
+        <w:t xml:space="preserve">before averaging over blocks. The two coincide when test blocks have equal size</w:t>
+      </w:r>
+      <w:r>
+        <w:t xml:space="preserve"> </w:t>
+      </w:r>
+      <w:r>
+        <w:t xml:space="preserve">and nearly so on PTB-XL, where most blocks hold one record; MIT-BIH records</w:t>
+      </w:r>
+      <w:r>
+        <w:t xml:space="preserve"> </w:t>
+      </w:r>
+      <w:r>
+        <w:t xml:space="preserve">differ in length by a factor of up to 2.2, so for MIT-BIH both are reported</w:t>
+      </w:r>
+      <w:r>
+        <w:t xml:space="preserve"> </w:t>
+      </w:r>
+      <w:r>
+        <w:t xml:space="preserve">(§5.3). On PTB-XL the coverage reported is superset coverage (4), obtained from</w:t>
+      </w:r>
+      <w:r>
+        <w:t xml:space="preserve"> </w:t>
+      </w:r>
+      <w:r>
+        <w:t xml:space="preserve">the maximum score over the true labels.</w:t>
+      </w:r>
+    </w:p>
     <w:bookmarkEnd w:id="25"/>
     <w:bookmarkStart w:id="26" w:name="models-and-conformity-scores"/>
     <w:p>
@@ -9092,13 +8918,43 @@
         <w:t xml:space="preserve"> </w:t>
       </w:r>
       <w:r>
-        <w:t xml:space="preserve">MIT-BIH; the SmallECGNet weights come from the primary study and are not</w:t>
-      </w:r>
-      <w:r>
-        <w:t xml:space="preserve"> </w:t>
-      </w:r>
-      <w:r>
-        <w:t xml:space="preserve">retrained. The primary backbone attains a macro-AUROC of 0.9016 on PTB-XL and, on</w:t>
+        <w:t xml:space="preserve">MIT-BIH; the SmallECGNet weights come from the primary study, which used the same</w:t>
+      </w:r>
+      <w:r>
+        <w:t xml:space="preserve"> </w:t>
+      </w:r>
+      <w:r>
+        <w:t xml:space="preserve">optimizer and stopping rule, and are not retrained. Losses are binary cross-entropy</w:t>
+      </w:r>
+      <w:r>
+        <w:t xml:space="preserve"> </w:t>
+      </w:r>
+      <w:r>
+        <w:t xml:space="preserve">over the five superclasses for PTB-XL and cross-entropy over the five AAMI</w:t>
+      </w:r>
+      <w:r>
+        <w:t xml:space="preserve"> </w:t>
+      </w:r>
+      <w:r>
+        <w:t xml:space="preserve">classes for MIT-BIH, without class weighting. Batches hold 128 records (PTB-XL)</w:t>
+      </w:r>
+      <w:r>
+        <w:t xml:space="preserve"> </w:t>
+      </w:r>
+      <w:r>
+        <w:t xml:space="preserve">or 256 beats (MIT-BIH); for the residual networks they are accumulated from</w:t>
+      </w:r>
+      <w:r>
+        <w:t xml:space="preserve"> </w:t>
+      </w:r>
+      <w:r>
+        <w:t xml:space="preserve">micro-batches of 32 or 64, so batch-normalization statistics are computed per</w:t>
+      </w:r>
+      <w:r>
+        <w:t xml:space="preserve"> </w:t>
+      </w:r>
+      <w:r>
+        <w:t xml:space="preserve">micro-batch. The primary backbone attains a macro-AUROC of 0.9016 on PTB-XL and, on</w:t>
       </w:r>
       <w:r>
         <w:t xml:space="preserve"> </w:t>
@@ -9300,7 +9156,87 @@
         <w:t xml:space="preserve"> </w:t>
       </w:r>
       <w:r>
-        <w:t xml:space="preserve">study. Friedman–Nemenyi tests are deliberately avoided: they are meant for many</w:t>
+        <w:t xml:space="preserve">study. Two kinds of uncertainty are distinguished. Intervals computed over</w:t>
+      </w:r>
+      <w:r>
+        <w:t xml:space="preserve"> </w:t>
+      </w:r>
+      <w:r>
+        <w:t xml:space="preserve">repeated random splits of a fixed set of blocks describe the Monte Carlo</w:t>
+      </w:r>
+      <w:r>
+        <w:t xml:space="preserve"> </w:t>
+      </w:r>
+      <w:r>
+        <w:t xml:space="preserve">variability of the split procedure on those blocks; they narrow as splits are</w:t>
+      </w:r>
+      <w:r>
+        <w:t xml:space="preserve"> </w:t>
+      </w:r>
+      <w:r>
+        <w:t xml:space="preserve">added and are not confidence intervals for the patient population. For the</w:t>
+      </w:r>
+      <w:r>
+        <w:t xml:space="preserve"> </w:t>
+      </w:r>
+      <w:r>
+        <w:t xml:space="preserve">central MIT-BIH comparison we therefore also treat records as the sampling unit,</w:t>
+      </w:r>
+      <w:r>
+        <w:t xml:space="preserve"> </w:t>
+      </w:r>
+      <w:r>
+        <w:t xml:space="preserve">through a leave-one-record-out jackknife over the 22 DS2 records with Holm</w:t>
+      </w:r>
+      <w:r>
+        <w:t xml:space="preserve"> </w:t>
+      </w:r>
+      <w:r>
+        <w:t xml:space="preserve">correction across the three</w:t>
+      </w:r>
+      <w:r>
+        <w:t xml:space="preserve"> </w:t>
+      </w:r>
+      <m:oMath>
+        <m:r>
+          <m:t>α</m:t>
+        </m:r>
+      </m:oMath>
+      <w:r>
+        <w:t xml:space="preserve"> </w:t>
+      </w:r>
+      <w:r>
+        <w:t xml:space="preserve">levels of each backbone; this was added as a</w:t>
+      </w:r>
+      <w:r>
+        <w:t xml:space="preserve"> </w:t>
+      </w:r>
+      <w:r>
+        <w:t xml:space="preserve">post hoc sensitivity analysis once the distinction was noticed. The analyses</w:t>
+      </w:r>
+      <w:r>
+        <w:t xml:space="preserve"> </w:t>
+      </w:r>
+      <w:r>
+        <w:t xml:space="preserve">follow an internal analysis protocol that was kept under version control from the</w:t>
+      </w:r>
+      <w:r>
+        <w:t xml:space="preserve"> </w:t>
+      </w:r>
+      <w:r>
+        <w:t xml:space="preserve">start of the project; it was not publicly registered or formally frozen, and its</w:t>
+      </w:r>
+      <w:r>
+        <w:t xml:space="preserve"> </w:t>
+      </w:r>
+      <w:r>
+        <w:t xml:space="preserve">deviation log, released with the code, lists every departure from the initial</w:t>
+      </w:r>
+      <w:r>
+        <w:t xml:space="preserve"> </w:t>
+      </w:r>
+      <w:r>
+        <w:t xml:space="preserve">plan. Friedman–Nemenyi tests are deliberately avoided: they are meant for many</w:t>
       </w:r>
       <w:r>
         <w:t xml:space="preserve"> </w:t>
@@ -9312,13 +9248,363 @@
         <w:t xml:space="preserve"> </w:t>
       </w:r>
       <w:r>
-        <w:t xml:space="preserve">uninformative with two. The procedure used for each reported quantity is listed</w:t>
-      </w:r>
-      <w:r>
-        <w:t xml:space="preserve"> </w:t>
-      </w:r>
-      <w:r>
-        <w:t xml:space="preserve">in Table II.</w:t>
+        <w:t xml:space="preserve">uninformative with two.</w:t>
+      </w:r>
+    </w:p>
+    <w:p>
+      <w:pPr>
+        <w:pStyle w:val="BodyText"/>
+        <w:jc w:val="both"/>
+      </w:pPr>
+      <w:r>
+        <w:t xml:space="preserve">The controls are constructed as follows. The permutation null reassigns beats to</w:t>
+      </w:r>
+      <w:r>
+        <w:t xml:space="preserve"> </w:t>
+      </w:r>
+      <w:r>
+        <w:t xml:space="preserve">DS2 records by one random permutation of their record labels, which preserves</w:t>
+      </w:r>
+      <w:r>
+        <w:t xml:space="preserve"> </w:t>
+      </w:r>
+      <w:r>
+        <w:t xml:space="preserve">every block size; the observed and permuted arms are evaluated on the same</w:t>
+      </w:r>
+      <w:r>
+        <w:t xml:space="preserve"> </w:t>
+      </w:r>
+      <w:r>
+        <w:t xml:space="preserve">sequence of splits. In the factorial design, the clustered arm uses the original</w:t>
+      </w:r>
+      <w:r>
+        <w:t xml:space="preserve"> </w:t>
+      </w:r>
+      <w:r>
+        <w:t xml:space="preserve">records and the randomized arm the permuted ones; in the balanced arm every</w:t>
+      </w:r>
+      <w:r>
+        <w:t xml:space="preserve"> </w:t>
+      </w:r>
+      <w:r>
+        <w:t xml:space="preserve">calibration record is subsampled to 1,355 beats (60% of the mean record length)</w:t>
+      </w:r>
+      <w:r>
+        <w:t xml:space="preserve"> </w:t>
+      </w:r>
+      <w:r>
+        <w:t xml:space="preserve">and in the imbalanced arm to 60% of its own length, so that calibration sizes</w:t>
+      </w:r>
+      <w:r>
+        <w:t xml:space="preserve"> </w:t>
+      </w:r>
+      <w:r>
+        <w:t xml:space="preserve">match in expectation, while test records are used in full. The dose–response</w:t>
+      </w:r>
+      <w:r>
+        <w:t xml:space="preserve"> </w:t>
+      </w:r>
+      <w:r>
+        <w:t xml:space="preserve">experiment permutes the record labels of a random fraction</w:t>
+      </w:r>
+      <w:r>
+        <w:t xml:space="preserve"> </w:t>
+      </w:r>
+      <m:oMath>
+        <m:r>
+          <m:t>p</m:t>
+        </m:r>
+        <m:r>
+          <m:rPr>
+            <m:sty m:val="p"/>
+          </m:rPr>
+          <m:t>∈</m:t>
+        </m:r>
+        <m:r>
+          <m:rPr>
+            <m:sty m:val="p"/>
+          </m:rPr>
+          <m:t>{</m:t>
+        </m:r>
+        <m:r>
+          <m:t>0</m:t>
+        </m:r>
+        <m:r>
+          <m:rPr>
+            <m:sty m:val="p"/>
+          </m:rPr>
+          <m:t>,</m:t>
+        </m:r>
+        <m:r>
+          <m:t>0.1</m:t>
+        </m:r>
+        <m:r>
+          <m:rPr>
+            <m:sty m:val="p"/>
+          </m:rPr>
+          <m:t>,</m:t>
+        </m:r>
+        <m:r>
+          <m:rPr>
+            <m:sty m:val="p"/>
+          </m:rPr>
+          <m:t>…</m:t>
+        </m:r>
+        <m:r>
+          <m:rPr>
+            <m:sty m:val="p"/>
+          </m:rPr>
+          <m:t>,</m:t>
+        </m:r>
+        <m:r>
+          <m:t>1</m:t>
+        </m:r>
+        <m:r>
+          <m:rPr>
+            <m:sty m:val="p"/>
+          </m:rPr>
+          <m:t>}</m:t>
+        </m:r>
+      </m:oMath>
+      <w:r>
+        <w:t xml:space="preserve"> </w:t>
+      </w:r>
+      <w:r>
+        <w:t xml:space="preserve">of beats, again preserving block sizes, and subsamples</w:t>
+      </w:r>
+      <w:r>
+        <w:t xml:space="preserve"> </w:t>
+      </w:r>
+      <w:r>
+        <w:t xml:space="preserve">calibration records to 1,355 beats. Intraclass correlations use the one-way</w:t>
+      </w:r>
+      <w:r>
+        <w:t xml:space="preserve"> </w:t>
+      </w:r>
+      <w:r>
+        <w:t xml:space="preserve">ANOVA estimator for unbalanced designs,</w:t>
+      </w:r>
+      <w:r>
+        <w:t xml:space="preserve"> </w:t>
+      </w:r>
+      <m:oMath>
+        <m:r>
+          <m:rPr>
+            <m:sty m:val="p"/>
+          </m:rPr>
+          <m:t>(</m:t>
+        </m:r>
+        <m:r>
+          <m:rPr>
+            <m:sty m:val="p"/>
+          </m:rPr>
+          <m:t>M</m:t>
+        </m:r>
+        <m:r>
+          <m:rPr>
+            <m:sty m:val="p"/>
+          </m:rPr>
+          <m:t>S</m:t>
+        </m:r>
+        <m:r>
+          <m:rPr>
+            <m:sty m:val="p"/>
+          </m:rPr>
+          <m:t>B</m:t>
+        </m:r>
+        <m:r>
+          <m:rPr>
+            <m:sty m:val="p"/>
+          </m:rPr>
+          <m:t>−</m:t>
+        </m:r>
+        <m:r>
+          <m:rPr>
+            <m:sty m:val="p"/>
+          </m:rPr>
+          <m:t>M</m:t>
+        </m:r>
+        <m:r>
+          <m:rPr>
+            <m:sty m:val="p"/>
+          </m:rPr>
+          <m:t>S</m:t>
+        </m:r>
+        <m:r>
+          <m:rPr>
+            <m:sty m:val="p"/>
+          </m:rPr>
+          <m:t>W</m:t>
+        </m:r>
+        <m:r>
+          <m:rPr>
+            <m:sty m:val="p"/>
+          </m:rPr>
+          <m:t>)</m:t>
+        </m:r>
+        <m:r>
+          <m:rPr>
+            <m:sty m:val="p"/>
+          </m:rPr>
+          <m:t>/</m:t>
+        </m:r>
+        <m:r>
+          <m:rPr>
+            <m:sty m:val="p"/>
+          </m:rPr>
+          <m:t>{</m:t>
+        </m:r>
+        <m:r>
+          <m:rPr>
+            <m:sty m:val="p"/>
+          </m:rPr>
+          <m:t>M</m:t>
+        </m:r>
+        <m:r>
+          <m:rPr>
+            <m:sty m:val="p"/>
+          </m:rPr>
+          <m:t>S</m:t>
+        </m:r>
+        <m:r>
+          <m:rPr>
+            <m:sty m:val="p"/>
+          </m:rPr>
+          <m:t>B</m:t>
+        </m:r>
+        <m:r>
+          <m:rPr>
+            <m:sty m:val="p"/>
+          </m:rPr>
+          <m:t>+</m:t>
+        </m:r>
+        <m:r>
+          <m:rPr>
+            <m:sty m:val="p"/>
+          </m:rPr>
+          <m:t>(</m:t>
+        </m:r>
+        <m:sSub>
+          <m:e>
+            <m:r>
+              <m:t>N</m:t>
+            </m:r>
+          </m:e>
+          <m:sub>
+            <m:r>
+              <m:t>0</m:t>
+            </m:r>
+          </m:sub>
+        </m:sSub>
+        <m:r>
+          <m:rPr>
+            <m:sty m:val="p"/>
+          </m:rPr>
+          <m:t>−</m:t>
+        </m:r>
+        <m:r>
+          <m:t>1</m:t>
+        </m:r>
+        <m:r>
+          <m:rPr>
+            <m:sty m:val="p"/>
+          </m:rPr>
+          <m:t>)</m:t>
+        </m:r>
+        <m:r>
+          <m:rPr>
+            <m:sty m:val="p"/>
+          </m:rPr>
+          <m:t>M</m:t>
+        </m:r>
+        <m:r>
+          <m:rPr>
+            <m:sty m:val="p"/>
+          </m:rPr>
+          <m:t>S</m:t>
+        </m:r>
+        <m:r>
+          <m:rPr>
+            <m:sty m:val="p"/>
+          </m:rPr>
+          <m:t>W</m:t>
+        </m:r>
+        <m:r>
+          <m:rPr>
+            <m:sty m:val="p"/>
+          </m:rPr>
+          <m:t>}</m:t>
+        </m:r>
+      </m:oMath>
+      <w:r>
+        <w:t xml:space="preserve">, on conformity</w:t>
+      </w:r>
+      <w:r>
+        <w:t xml:space="preserve"> </w:t>
+      </w:r>
+      <w:r>
+        <w:t xml:space="preserve">scores (on PTB-XL, the superset score of (4)); the indicator version uses the</w:t>
+      </w:r>
+      <w:r>
+        <w:t xml:space="preserve"> </w:t>
+      </w:r>
+      <w:r>
+        <w:t xml:space="preserve">threshold</w:t>
+      </w:r>
+      <w:r>
+        <w:t xml:space="preserve"> </w:t>
+      </w:r>
+      <m:oMath>
+        <m:r>
+          <m:t>t</m:t>
+        </m:r>
+      </m:oMath>
+      <w:r>
+        <w:t xml:space="preserve"> </w:t>
+      </w:r>
+      <w:r>
+        <w:t xml:space="preserve">equal to the</w:t>
+      </w:r>
+      <w:r>
+        <w:t xml:space="preserve"> </w:t>
+      </w:r>
+      <m:oMath>
+        <m:r>
+          <m:rPr>
+            <m:sty m:val="p"/>
+          </m:rPr>
+          <m:t>(</m:t>
+        </m:r>
+        <m:r>
+          <m:t>1</m:t>
+        </m:r>
+        <m:r>
+          <m:rPr>
+            <m:sty m:val="p"/>
+          </m:rPr>
+          <m:t>−</m:t>
+        </m:r>
+        <m:r>
+          <m:t>α</m:t>
+        </m:r>
+        <m:r>
+          <m:rPr>
+            <m:sty m:val="p"/>
+          </m:rPr>
+          <m:t>)</m:t>
+        </m:r>
+      </m:oMath>
+      <w:r>
+        <w:t xml:space="preserve"> </w:t>
+      </w:r>
+      <w:r>
+        <w:t xml:space="preserve">quantile of all evaluation scores. The</w:t>
+      </w:r>
+      <w:r>
+        <w:t xml:space="preserve"> </w:t>
+      </w:r>
+      <w:r>
+        <w:t xml:space="preserve">procedure used for each reported quantity is listed in Table II.</w:t>
       </w:r>
     </w:p>
     <w:p>
@@ -9365,6 +9651,7 @@
       <w:tr>
         <w:trPr>
           <w:tblHeader w:val="on"/>
+          <w:cantSplit/>
         </w:trPr>
         <w:tc>
           <w:tcPr/>
@@ -9400,12 +9687,14 @@
         </w:tc>
       </w:tr>
       <w:tr>
-        <w:tc>
-          <w:tcPr/>
-          <w:p>
-            <w:pPr>
-              <w:pStyle w:val="Compact"/>
-              <w:keepNext/>
+        <w:trPr>
+          <w:cantSplit/>
+        </w:trPr>
+        <w:tc>
+          <w:tcPr/>
+          <w:p>
+            <w:pPr>
+              <w:pStyle w:val="Compact"/>
             </w:pPr>
             <w:r>
               <w:rPr>
@@ -9420,7 +9709,6 @@
           <w:p>
             <w:pPr>
               <w:pStyle w:val="Compact"/>
-              <w:keepNext/>
             </w:pPr>
             <w:r>
               <w:rPr>
@@ -9432,12 +9720,14 @@
         </w:tc>
       </w:tr>
       <w:tr>
-        <w:tc>
-          <w:tcPr/>
-          <w:p>
-            <w:pPr>
-              <w:pStyle w:val="Compact"/>
-              <w:keepNext/>
+        <w:trPr>
+          <w:cantSplit/>
+        </w:trPr>
+        <w:tc>
+          <w:tcPr/>
+          <w:p>
+            <w:pPr>
+              <w:pStyle w:val="Compact"/>
             </w:pPr>
             <w:r>
               <w:rPr>
@@ -9452,13 +9742,45 @@
           <w:p>
             <w:pPr>
               <w:pStyle w:val="Compact"/>
-              <w:keepNext/>
-            </w:pPr>
-            <w:r>
-              <w:rPr>
-                <w:sz w:val="17"/>
-              </w:rPr>
-              <w:t xml:space="preserve">Percentile bootstrap (4,000 resamples of split-level coverage), 95% CI; one-sided bootstrap</w:t>
+            </w:pPr>
+            <w:r>
+              <w:rPr>
+                <w:sz w:val="17"/>
+              </w:rPr>
+              <w:t xml:space="preserve">Paired splits (200); Monte Carlo 95% interval from a percentile bootstrap of split-level coverage (4,000 resamples)</w:t>
+            </w:r>
+          </w:p>
+        </w:tc>
+      </w:tr>
+      <w:tr>
+        <w:trPr>
+          <w:cantSplit/>
+        </w:trPr>
+        <w:tc>
+          <w:tcPr/>
+          <w:p>
+            <w:pPr>
+              <w:pStyle w:val="Compact"/>
+            </w:pPr>
+            <w:r>
+              <w:rPr>
+                <w:sz w:val="17"/>
+              </w:rPr>
+              <w:t xml:space="preserve">B1 deficit, record level</w:t>
+            </w:r>
+          </w:p>
+        </w:tc>
+        <w:tc>
+          <w:tcPr/>
+          <w:p>
+            <w:pPr>
+              <w:pStyle w:val="Compact"/>
+            </w:pPr>
+            <w:r>
+              <w:rPr>
+                <w:sz w:val="17"/>
+              </w:rPr>
+              <w:t xml:space="preserve">Leave-one-record-out jackknife over the 22 DS2 records (500 paired splits per replicate, new permutation per replicate);</w:t>
             </w:r>
             <w:r>
               <w:rPr>
@@ -9468,19 +9790,56 @@
             </w:r>
             <m:oMath>
               <m:r>
-                <m:t>p</m:t>
+                <m:t>t</m:t>
               </m:r>
             </m:oMath>
+            <w:r>
+              <w:rPr>
+                <w:sz w:val="17"/>
+              </w:rPr>
+              <w:t xml:space="preserve"> </w:t>
+            </w:r>
+            <w:r>
+              <w:rPr>
+                <w:sz w:val="17"/>
+              </w:rPr>
+              <w:t xml:space="preserve">interval with 21 df; one-sided</w:t>
+            </w:r>
+            <w:r>
+              <w:rPr>
+                <w:sz w:val="17"/>
+              </w:rPr>
+              <w:t xml:space="preserve"> </w:t>
+            </w:r>
+            <m:oMath>
+              <m:r>
+                <m:t>t</m:t>
+              </m:r>
+            </m:oMath>
+            <w:r>
+              <w:rPr>
+                <w:sz w:val="17"/>
+              </w:rPr>
+              <w:t xml:space="preserve"> </w:t>
+            </w:r>
+            <w:r>
+              <w:rPr>
+                <w:sz w:val="17"/>
+              </w:rPr>
+              <w:t xml:space="preserve">test</w:t>
+            </w:r>
           </w:p>
         </w:tc>
       </w:tr>
       <w:tr>
-        <w:tc>
-          <w:tcPr/>
-          <w:p>
-            <w:pPr>
-              <w:pStyle w:val="Compact"/>
-              <w:keepNext/>
+        <w:trPr>
+          <w:cantSplit/>
+        </w:trPr>
+        <w:tc>
+          <w:tcPr/>
+          <w:p>
+            <w:pPr>
+              <w:pStyle w:val="Compact"/>
             </w:pPr>
             <w:r>
               <w:rPr>
@@ -9495,7 +9854,6 @@
           <w:p>
             <w:pPr>
               <w:pStyle w:val="Compact"/>
-              <w:keepNext/>
             </w:pPr>
             <w:r>
               <w:rPr>
@@ -9524,18 +9882,20 @@
               <w:rPr>
                 <w:sz w:val="17"/>
               </w:rPr>
-              <w:t xml:space="preserve">levels within each backbone</w:t>
+              <w:t xml:space="preserve">levels within each backbone (record-level test)</w:t>
             </w:r>
           </w:p>
         </w:tc>
       </w:tr>
       <w:tr>
-        <w:tc>
-          <w:tcPr/>
-          <w:p>
-            <w:pPr>
-              <w:pStyle w:val="Compact"/>
-              <w:keepNext/>
+        <w:trPr>
+          <w:cantSplit/>
+        </w:trPr>
+        <w:tc>
+          <w:tcPr/>
+          <w:p>
+            <w:pPr>
+              <w:pStyle w:val="Compact"/>
             </w:pPr>
             <w:r>
               <w:rPr>
@@ -9550,70 +9910,86 @@
           <w:p>
             <w:pPr>
               <w:pStyle w:val="Compact"/>
-              <w:keepNext/>
-            </w:pPr>
-            <w:r>
-              <w:rPr>
-                <w:sz w:val="17"/>
-              </w:rPr>
-              <w:t xml:space="preserve">Percentile bootstrap (3,000 resamples of 400 split-level values), 95% CI</w:t>
+            </w:pPr>
+            <w:r>
+              <w:rPr>
+                <w:sz w:val="17"/>
+              </w:rPr>
+              <w:t xml:space="preserve">400 splits; Monte Carlo 95% interval: percentile bootstrap (3,000 resamples)</w:t>
             </w:r>
           </w:p>
         </w:tc>
       </w:tr>
       <w:tr>
-        <w:tc>
-          <w:tcPr/>
-          <w:p>
-            <w:pPr>
-              <w:pStyle w:val="Compact"/>
-              <w:keepNext/>
-            </w:pPr>
-            <w:r>
-              <w:rPr>
-                <w:sz w:val="17"/>
-              </w:rPr>
-              <w:t xml:space="preserve">Monotonicity in dependence</w:t>
-            </w:r>
-          </w:p>
-        </w:tc>
-        <w:tc>
-          <w:tcPr/>
-          <w:p>
-            <w:pPr>
-              <w:pStyle w:val="Compact"/>
-              <w:keepNext/>
-            </w:pPr>
-            <w:r>
-              <w:rPr>
-                <w:sz w:val="17"/>
-              </w:rPr>
-              <w:t xml:space="preserve">Spearman correlation,</w:t>
-            </w:r>
-            <w:r>
-              <w:rPr>
-                <w:sz w:val="17"/>
-              </w:rPr>
-              <w:t xml:space="preserve"> </w:t>
-            </w:r>
-            <m:oMath>
-              <m:r>
-                <m:t>p</m:t>
-              </m:r>
-              <m:r>
-                <m:rPr>
-                  <m:sty m:val="p"/>
-                </m:rPr>
-                <m:t>&lt;</m:t>
-              </m:r>
-              <m:r>
-                <m:t>0.05</m:t>
-              </m:r>
-            </m:oMath>
+        <w:trPr>
+          <w:cantSplit/>
+        </w:trPr>
+        <w:tc>
+          <w:tcPr/>
+          <w:p>
+            <w:pPr>
+              <w:pStyle w:val="Compact"/>
+            </w:pPr>
+            <w:r>
+              <w:rPr>
+                <w:sz w:val="17"/>
+              </w:rPr>
+              <w:t xml:space="preserve">Dose–response points</w:t>
+            </w:r>
+          </w:p>
+        </w:tc>
+        <w:tc>
+          <w:tcPr/>
+          <w:p>
+            <w:pPr>
+              <w:pStyle w:val="Compact"/>
+            </w:pPr>
+            <w:r>
+              <w:rPr>
+                <w:sz w:val="17"/>
+              </w:rPr>
+              <w:t xml:space="preserve">300 splits per point; Monte Carlo 95% interval: percentile bootstrap (3,000 resamples)</w:t>
+            </w:r>
           </w:p>
         </w:tc>
       </w:tr>
       <w:tr>
+        <w:trPr>
+          <w:cantSplit/>
+        </w:trPr>
+        <w:tc>
+          <w:tcPr/>
+          <w:p>
+            <w:pPr>
+              <w:pStyle w:val="Compact"/>
+            </w:pPr>
+            <w:r>
+              <w:rPr>
+                <w:sz w:val="17"/>
+              </w:rPr>
+              <w:t xml:space="preserve">Monotonicity in dependence</w:t>
+            </w:r>
+          </w:p>
+        </w:tc>
+        <w:tc>
+          <w:tcPr/>
+          <w:p>
+            <w:pPr>
+              <w:pStyle w:val="Compact"/>
+            </w:pPr>
+            <w:r>
+              <w:rPr>
+                <w:sz w:val="17"/>
+              </w:rPr>
+              <w:t xml:space="preserve">Spearman correlation across configurations (descriptive; points share the same records)</w:t>
+            </w:r>
+          </w:p>
+        </w:tc>
+      </w:tr>
+      <w:tr>
+        <w:trPr>
+          <w:cantSplit/>
+        </w:trPr>
         <w:tc>
           <w:tcPr/>
           <w:p>
@@ -9660,7 +10036,19 @@
         <w:jc w:val="both"/>
       </w:pPr>
       <w:r>
-        <w:t xml:space="preserve">Experiments run on CPU (2 threads) with fixed seeds. Each reported number is</w:t>
+        <w:t xml:space="preserve">Experiments run on CPU (Intel Core i5-7200U, 2 threads) with Python 3.14.6,</w:t>
+      </w:r>
+      <w:r>
+        <w:t xml:space="preserve"> </w:t>
+      </w:r>
+      <w:r>
+        <w:t xml:space="preserve">PyTorch 2.14.0, NumPy 2.5.2, SciPy 1.18.1, scikit-learn 1.9.1, pandas 3.0.6 and</w:t>
+      </w:r>
+      <w:r>
+        <w:t xml:space="preserve"> </w:t>
+      </w:r>
+      <w:r>
+        <w:t xml:space="preserve">wfdb 4.3.1, using seed 0 for every analysis. Each reported number is</w:t>
       </w:r>
       <w:r>
         <w:t xml:space="preserve"> </w:t>
@@ -9936,6 +10324,7 @@
       <w:tr>
         <w:trPr>
           <w:tblHeader w:val="on"/>
+          <w:cantSplit/>
         </w:trPr>
         <w:tc>
           <w:tcPr/>
@@ -10108,6 +10497,9 @@
         </w:tc>
       </w:tr>
       <w:tr>
+        <w:trPr>
+          <w:cantSplit/>
+        </w:trPr>
         <w:tc>
           <w:tcPr/>
           <w:p>
@@ -10253,6 +10645,9 @@
         </w:tc>
       </w:tr>
       <w:tr>
+        <w:trPr>
+          <w:cantSplit/>
+        </w:trPr>
         <w:tc>
           <w:tcPr/>
           <w:p>
@@ -10398,6 +10793,9 @@
         </w:tc>
       </w:tr>
       <w:tr>
+        <w:trPr>
+          <w:cantSplit/>
+        </w:trPr>
         <w:tc>
           <w:tcPr/>
           <w:p>
@@ -10543,6 +10941,9 @@
         </w:tc>
       </w:tr>
       <w:tr>
+        <w:trPr>
+          <w:cantSplit/>
+        </w:trPr>
         <w:tc>
           <w:tcPr/>
           <w:p>
@@ -10688,6 +11089,9 @@
         </w:tc>
       </w:tr>
       <w:tr>
+        <w:trPr>
+          <w:cantSplit/>
+        </w:trPr>
         <w:tc>
           <w:tcPr/>
           <w:p>
@@ -11473,6 +11877,7 @@
       <w:tr>
         <w:trPr>
           <w:tblHeader w:val="on"/>
+          <w:cantSplit/>
         </w:trPr>
         <w:tc>
           <w:tcPr/>
@@ -11654,6 +12059,9 @@
         </w:tc>
       </w:tr>
       <w:tr>
+        <w:trPr>
+          <w:cantSplit/>
+        </w:trPr>
         <w:tc>
           <w:tcPr/>
           <w:p>
@@ -11767,6 +12175,9 @@
         </w:tc>
       </w:tr>
       <w:tr>
+        <w:trPr>
+          <w:cantSplit/>
+        </w:trPr>
         <w:tc>
           <w:tcPr/>
           <w:p>
@@ -11880,6 +12291,9 @@
         </w:tc>
       </w:tr>
       <w:tr>
+        <w:trPr>
+          <w:cantSplit/>
+        </w:trPr>
         <w:tc>
           <w:tcPr/>
           <w:p>
@@ -12371,6 +12785,7 @@
       <w:tr>
         <w:trPr>
           <w:tblHeader w:val="on"/>
+          <w:cantSplit/>
         </w:trPr>
         <w:tc>
           <w:tcPr/>
@@ -12520,12 +12935,14 @@
         </w:tc>
       </w:tr>
       <w:tr>
-        <w:tc>
-          <w:tcPr/>
-          <w:p>
-            <w:pPr>
-              <w:pStyle w:val="Compact"/>
-              <w:keepNext/>
+        <w:trPr>
+          <w:cantSplit/>
+        </w:trPr>
+        <w:tc>
+          <w:tcPr/>
+          <w:p>
+            <w:pPr>
+              <w:pStyle w:val="Compact"/>
             </w:pPr>
             <w:r>
               <w:rPr>
@@ -12540,7 +12957,6 @@
           <w:p>
             <w:pPr>
               <w:pStyle w:val="Compact"/>
-              <w:keepNext/>
               <w:jc w:val="right"/>
             </w:pPr>
             <w:r>
@@ -12556,7 +12972,6 @@
           <w:p>
             <w:pPr>
               <w:pStyle w:val="Compact"/>
-              <w:keepNext/>
             </w:pPr>
             <w:r>
               <w:rPr>
@@ -12571,7 +12986,6 @@
           <w:p>
             <w:pPr>
               <w:pStyle w:val="Compact"/>
-              <w:keepNext/>
               <w:jc w:val="right"/>
             </w:pPr>
             <w:r>
@@ -12587,7 +13001,6 @@
           <w:p>
             <w:pPr>
               <w:pStyle w:val="Compact"/>
-              <w:keepNext/>
               <w:jc w:val="right"/>
             </w:pPr>
             <w:r>
@@ -12603,7 +13016,6 @@
           <w:p>
             <w:pPr>
               <w:pStyle w:val="Compact"/>
-              <w:keepNext/>
               <w:jc w:val="right"/>
             </w:pPr>
             <w:r>
@@ -12616,21 +13028,22 @@
         </w:tc>
       </w:tr>
       <w:tr>
-        <w:tc>
-          <w:tcPr/>
-          <w:p>
-            <w:pPr>
-              <w:pStyle w:val="Compact"/>
-              <w:keepNext/>
-            </w:pPr>
-          </w:p>
-        </w:tc>
-        <w:tc>
-          <w:tcPr/>
-          <w:p>
-            <w:pPr>
-              <w:pStyle w:val="Compact"/>
-              <w:keepNext/>
+        <w:trPr>
+          <w:cantSplit/>
+        </w:trPr>
+        <w:tc>
+          <w:tcPr/>
+          <w:p>
+            <w:pPr>
+              <w:pStyle w:val="Compact"/>
+            </w:pPr>
+          </w:p>
+        </w:tc>
+        <w:tc>
+          <w:tcPr/>
+          <w:p>
+            <w:pPr>
+              <w:pStyle w:val="Compact"/>
               <w:jc w:val="right"/>
             </w:pPr>
             <w:r>
@@ -12646,7 +13059,6 @@
           <w:p>
             <w:pPr>
               <w:pStyle w:val="Compact"/>
-              <w:keepNext/>
             </w:pPr>
             <w:r>
               <w:rPr>
@@ -12661,7 +13073,6 @@
           <w:p>
             <w:pPr>
               <w:pStyle w:val="Compact"/>
-              <w:keepNext/>
               <w:jc w:val="right"/>
             </w:pPr>
             <w:r>
@@ -12677,7 +13088,6 @@
           <w:p>
             <w:pPr>
               <w:pStyle w:val="Compact"/>
-              <w:keepNext/>
               <w:jc w:val="right"/>
             </w:pPr>
             <w:r>
@@ -12693,7 +13103,6 @@
           <w:p>
             <w:pPr>
               <w:pStyle w:val="Compact"/>
-              <w:keepNext/>
               <w:jc w:val="right"/>
             </w:pPr>
             <w:r>
@@ -12706,21 +13115,22 @@
         </w:tc>
       </w:tr>
       <w:tr>
-        <w:tc>
-          <w:tcPr/>
-          <w:p>
-            <w:pPr>
-              <w:pStyle w:val="Compact"/>
-              <w:keepNext/>
-            </w:pPr>
-          </w:p>
-        </w:tc>
-        <w:tc>
-          <w:tcPr/>
-          <w:p>
-            <w:pPr>
-              <w:pStyle w:val="Compact"/>
-              <w:keepNext/>
+        <w:trPr>
+          <w:cantSplit/>
+        </w:trPr>
+        <w:tc>
+          <w:tcPr/>
+          <w:p>
+            <w:pPr>
+              <w:pStyle w:val="Compact"/>
+            </w:pPr>
+          </w:p>
+        </w:tc>
+        <w:tc>
+          <w:tcPr/>
+          <w:p>
+            <w:pPr>
+              <w:pStyle w:val="Compact"/>
               <w:jc w:val="right"/>
             </w:pPr>
             <w:r>
@@ -12736,7 +13146,6 @@
           <w:p>
             <w:pPr>
               <w:pStyle w:val="Compact"/>
-              <w:keepNext/>
             </w:pPr>
             <w:r>
               <w:rPr>
@@ -12751,7 +13160,6 @@
           <w:p>
             <w:pPr>
               <w:pStyle w:val="Compact"/>
-              <w:keepNext/>
               <w:jc w:val="right"/>
             </w:pPr>
             <w:r>
@@ -12767,7 +13175,6 @@
           <w:p>
             <w:pPr>
               <w:pStyle w:val="Compact"/>
-              <w:keepNext/>
               <w:jc w:val="right"/>
             </w:pPr>
             <w:r>
@@ -12783,7 +13190,6 @@
           <w:p>
             <w:pPr>
               <w:pStyle w:val="Compact"/>
-              <w:keepNext/>
               <w:jc w:val="right"/>
             </w:pPr>
             <w:r>
@@ -12796,21 +13202,22 @@
         </w:tc>
       </w:tr>
       <w:tr>
-        <w:tc>
-          <w:tcPr/>
-          <w:p>
-            <w:pPr>
-              <w:pStyle w:val="Compact"/>
-              <w:keepNext/>
-            </w:pPr>
-          </w:p>
-        </w:tc>
-        <w:tc>
-          <w:tcPr/>
-          <w:p>
-            <w:pPr>
-              <w:pStyle w:val="Compact"/>
-              <w:keepNext/>
+        <w:trPr>
+          <w:cantSplit/>
+        </w:trPr>
+        <w:tc>
+          <w:tcPr/>
+          <w:p>
+            <w:pPr>
+              <w:pStyle w:val="Compact"/>
+            </w:pPr>
+          </w:p>
+        </w:tc>
+        <w:tc>
+          <w:tcPr/>
+          <w:p>
+            <w:pPr>
+              <w:pStyle w:val="Compact"/>
               <w:jc w:val="right"/>
             </w:pPr>
             <w:r>
@@ -12826,7 +13233,6 @@
           <w:p>
             <w:pPr>
               <w:pStyle w:val="Compact"/>
-              <w:keepNext/>
             </w:pPr>
             <w:r>
               <w:rPr>
@@ -12841,7 +13247,6 @@
           <w:p>
             <w:pPr>
               <w:pStyle w:val="Compact"/>
-              <w:keepNext/>
               <w:jc w:val="right"/>
             </w:pPr>
             <w:r>
@@ -12857,7 +13262,6 @@
           <w:p>
             <w:pPr>
               <w:pStyle w:val="Compact"/>
-              <w:keepNext/>
               <w:jc w:val="right"/>
             </w:pPr>
             <w:r>
@@ -12873,7 +13277,6 @@
           <w:p>
             <w:pPr>
               <w:pStyle w:val="Compact"/>
-              <w:keepNext/>
               <w:jc w:val="right"/>
             </w:pPr>
             <w:r>
@@ -12886,21 +13289,22 @@
         </w:tc>
       </w:tr>
       <w:tr>
-        <w:tc>
-          <w:tcPr/>
-          <w:p>
-            <w:pPr>
-              <w:pStyle w:val="Compact"/>
-              <w:keepNext/>
-            </w:pPr>
-          </w:p>
-        </w:tc>
-        <w:tc>
-          <w:tcPr/>
-          <w:p>
-            <w:pPr>
-              <w:pStyle w:val="Compact"/>
-              <w:keepNext/>
+        <w:trPr>
+          <w:cantSplit/>
+        </w:trPr>
+        <w:tc>
+          <w:tcPr/>
+          <w:p>
+            <w:pPr>
+              <w:pStyle w:val="Compact"/>
+            </w:pPr>
+          </w:p>
+        </w:tc>
+        <w:tc>
+          <w:tcPr/>
+          <w:p>
+            <w:pPr>
+              <w:pStyle w:val="Compact"/>
               <w:jc w:val="right"/>
             </w:pPr>
             <w:r>
@@ -12916,7 +13320,6 @@
           <w:p>
             <w:pPr>
               <w:pStyle w:val="Compact"/>
-              <w:keepNext/>
             </w:pPr>
             <w:r>
               <w:rPr>
@@ -12931,7 +13334,6 @@
           <w:p>
             <w:pPr>
               <w:pStyle w:val="Compact"/>
-              <w:keepNext/>
               <w:jc w:val="right"/>
             </w:pPr>
             <w:r>
@@ -12947,7 +13349,6 @@
           <w:p>
             <w:pPr>
               <w:pStyle w:val="Compact"/>
-              <w:keepNext/>
               <w:jc w:val="right"/>
             </w:pPr>
             <w:r>
@@ -12963,7 +13364,6 @@
           <w:p>
             <w:pPr>
               <w:pStyle w:val="Compact"/>
-              <w:keepNext/>
               <w:jc w:val="right"/>
             </w:pPr>
             <w:r>
@@ -12976,12 +13376,14 @@
         </w:tc>
       </w:tr>
       <w:tr>
-        <w:tc>
-          <w:tcPr/>
-          <w:p>
-            <w:pPr>
-              <w:pStyle w:val="Compact"/>
-              <w:keepNext/>
+        <w:trPr>
+          <w:cantSplit/>
+        </w:trPr>
+        <w:tc>
+          <w:tcPr/>
+          <w:p>
+            <w:pPr>
+              <w:pStyle w:val="Compact"/>
             </w:pPr>
             <w:r>
               <w:rPr>
@@ -12996,7 +13398,6 @@
           <w:p>
             <w:pPr>
               <w:pStyle w:val="Compact"/>
-              <w:keepNext/>
               <w:jc w:val="right"/>
             </w:pPr>
             <w:r>
@@ -13012,7 +13413,6 @@
           <w:p>
             <w:pPr>
               <w:pStyle w:val="Compact"/>
-              <w:keepNext/>
             </w:pPr>
             <w:r>
               <w:rPr>
@@ -13027,7 +13427,6 @@
           <w:p>
             <w:pPr>
               <w:pStyle w:val="Compact"/>
-              <w:keepNext/>
               <w:jc w:val="right"/>
             </w:pPr>
             <w:r>
@@ -13043,7 +13442,6 @@
           <w:p>
             <w:pPr>
               <w:pStyle w:val="Compact"/>
-              <w:keepNext/>
               <w:jc w:val="right"/>
             </w:pPr>
             <w:r>
@@ -13059,7 +13457,6 @@
           <w:p>
             <w:pPr>
               <w:pStyle w:val="Compact"/>
-              <w:keepNext/>
               <w:jc w:val="right"/>
             </w:pPr>
             <w:r>
@@ -13072,21 +13469,22 @@
         </w:tc>
       </w:tr>
       <w:tr>
-        <w:tc>
-          <w:tcPr/>
-          <w:p>
-            <w:pPr>
-              <w:pStyle w:val="Compact"/>
-              <w:keepNext/>
-            </w:pPr>
-          </w:p>
-        </w:tc>
-        <w:tc>
-          <w:tcPr/>
-          <w:p>
-            <w:pPr>
-              <w:pStyle w:val="Compact"/>
-              <w:keepNext/>
+        <w:trPr>
+          <w:cantSplit/>
+        </w:trPr>
+        <w:tc>
+          <w:tcPr/>
+          <w:p>
+            <w:pPr>
+              <w:pStyle w:val="Compact"/>
+            </w:pPr>
+          </w:p>
+        </w:tc>
+        <w:tc>
+          <w:tcPr/>
+          <w:p>
+            <w:pPr>
+              <w:pStyle w:val="Compact"/>
               <w:jc w:val="right"/>
             </w:pPr>
             <w:r>
@@ -13102,7 +13500,6 @@
           <w:p>
             <w:pPr>
               <w:pStyle w:val="Compact"/>
-              <w:keepNext/>
             </w:pPr>
             <w:r>
               <w:rPr>
@@ -13117,7 +13514,6 @@
           <w:p>
             <w:pPr>
               <w:pStyle w:val="Compact"/>
-              <w:keepNext/>
               <w:jc w:val="right"/>
             </w:pPr>
             <w:r>
@@ -13133,7 +13529,6 @@
           <w:p>
             <w:pPr>
               <w:pStyle w:val="Compact"/>
-              <w:keepNext/>
               <w:jc w:val="right"/>
             </w:pPr>
             <w:r>
@@ -13149,7 +13544,6 @@
           <w:p>
             <w:pPr>
               <w:pStyle w:val="Compact"/>
-              <w:keepNext/>
               <w:jc w:val="right"/>
             </w:pPr>
             <w:r>
@@ -13162,6 +13556,9 @@
         </w:tc>
       </w:tr>
       <w:tr>
+        <w:trPr>
+          <w:cantSplit/>
+        </w:trPr>
         <w:tc>
           <w:tcPr/>
           <w:p>
@@ -13641,45 +14038,98 @@
         <w:t xml:space="preserve"> </w:t>
       </w:r>
       <w:r>
-        <w:t xml:space="preserve">ICC drops from 0.519 to 0.000. Table VI gives the B1 deficit relative to this</w:t>
-      </w:r>
-      <w:r>
-        <w:t xml:space="preserve"> </w:t>
-      </w:r>
-      <w:r>
-        <w:t xml:space="preserve">null for each backbone. For the primary backbone (first row) the deficit is</w:t>
-      </w:r>
-      <w:r>
-        <w:t xml:space="preserve"> </w:t>
-      </w:r>
-      <w:r>
-        <w:t xml:space="preserve">positive at all three feasible levels and remains significant at each after Holm</w:t>
-      </w:r>
-      <w:r>
-        <w:t xml:space="preserve"> </w:t>
-      </w:r>
-      <w:r>
-        <w:t xml:space="preserve">correction across levels (adjusted one-sided</w:t>
-      </w:r>
-      <w:r>
-        <w:t xml:space="preserve"> </w:t>
+        <w:t xml:space="preserve">ICC drops from 0.519 to 0.000. Table VI reports the B1 deficit relative to this</w:t>
+      </w:r>
+      <w:r>
+        <w:t xml:space="preserve"> </w:t>
+      </w:r>
+      <w:r>
+        <w:t xml:space="preserve">null at two levels of uncertainty. Over 200 paired splits of the 22 DS2 records</w:t>
+      </w:r>
+      <w:r>
+        <w:t xml:space="preserve"> </w:t>
+      </w:r>
+      <w:r>
+        <w:t xml:space="preserve">the deficit is positive in all nine backbone×</w:t>
       </w:r>
       <m:oMath>
         <m:r>
+          <m:t>α</m:t>
+        </m:r>
+      </m:oMath>
+      <w:r>
+        <w:t xml:space="preserve"> </w:t>
+      </w:r>
+      <w:r>
+        <w:t xml:space="preserve">cells, and for the primary</w:t>
+      </w:r>
+      <w:r>
+        <w:t xml:space="preserve"> </w:t>
+      </w:r>
+      <w:r>
+        <w:t xml:space="preserve">backbone its Monte Carlo interval excludes zero at all three levels; these</w:t>
+      </w:r>
+      <w:r>
+        <w:t xml:space="preserve"> </w:t>
+      </w:r>
+      <w:r>
+        <w:t xml:space="preserve">intervals, however, describe the split procedure on these records only (§4.4).</w:t>
+      </w:r>
+      <w:r>
+        <w:t xml:space="preserve"> </w:t>
+      </w:r>
+      <w:r>
+        <w:t xml:space="preserve">Treating records as the sampling unit, the leave-one-record-out jackknife gives</w:t>
+      </w:r>
+      <w:r>
+        <w:t xml:space="preserve"> </w:t>
+      </w:r>
+      <w:r>
+        <w:t xml:space="preserve">deficits of 0.60–1.83 pp with 95% intervals of half-width 3.7–5.7 pp, which</w:t>
+      </w:r>
+      <w:r>
+        <w:t xml:space="preserve"> </w:t>
+      </w:r>
+      <w:r>
+        <w:t xml:space="preserve">include zero in every cell (Holm-adjusted one-sided</w:t>
+      </w:r>
+      <w:r>
+        <w:t xml:space="preserve"> </w:t>
+      </w:r>
+      <m:oMath>
+        <m:r>
           <m:t>p</m:t>
         </m:r>
         <m:r>
           <m:rPr>
             <m:sty m:val="p"/>
           </m:rPr>
-          <m:t>≤</m:t>
-        </m:r>
-        <m:r>
-          <m:t>0.0075</m:t>
+          <m:t>≥</m:t>
+        </m:r>
+        <m:r>
+          <m:t>0.59</m:t>
         </m:r>
       </m:oMath>
       <w:r>
-        <w:t xml:space="preserve">).</w:t>
+        <w:t xml:space="preserve">). On these 22</w:t>
+      </w:r>
+      <w:r>
+        <w:t xml:space="preserve"> </w:t>
+      </w:r>
+      <w:r>
+        <w:t xml:space="preserve">subjects B1 thus covers less than the permutation null in every configuration,</w:t>
+      </w:r>
+      <w:r>
+        <w:t xml:space="preserve"> </w:t>
+      </w:r>
+      <w:r>
+        <w:t xml:space="preserve">but 22 subjects are too few to establish the sign of the deficit for the</w:t>
+      </w:r>
+      <w:r>
+        <w:t xml:space="preserve"> </w:t>
+      </w:r>
+      <w:r>
+        <w:t xml:space="preserve">population they represent.</w:t>
       </w:r>
     </w:p>
     <w:p>
@@ -13703,7 +14153,7 @@
         <w:rPr>
           <w:sz w:val="16"/>
         </w:rPr>
-        <w:t>MIT-BIH: B1 DEFICIT AGAINST THE PERMUTATION NULL, PP [95% CI], WITH THE NUMBER OF LEVELS SIGNIFICANT BY 95% CI AND AFTER HOLM CORRECTION.</w:t>
+        <w:t>MIT-BIH: B1 DEFICIT AGAINST THE PERMUTATION NULL, PP. MONTE CARLO INTERVAL: PERCENTILE BOOTSTRAP OVER 200 PAIRED SPLITS OF THE 22 DS2 RECORDS, CONDITIONAL ON THOSE RECORDS. RECORD LEVEL: LEAVE-ONE-RECORD-OUT JACKKNIFE (500 PAIRED SPLITS AND A NEW PERMUTATION PER REPLICATE), 95% T INTERVAL WITH 21 DF AND HOLM-ADJUSTED ONE-SIDED P.</w:t>
       </w:r>
     </w:p>
     <w:tbl>
@@ -13720,17 +14170,17 @@
         </w:tblBorders>
       </w:tblPr>
       <w:tblGrid>
-        <w:gridCol w:w="1080"/>
-        <w:gridCol w:w="1440"/>
-        <w:gridCol w:w="1080"/>
-        <w:gridCol w:w="1080"/>
-        <w:gridCol w:w="1080"/>
-        <w:gridCol w:w="1080"/>
-        <w:gridCol w:w="1080"/>
+        <w:gridCol w:w="1250"/>
+        <w:gridCol w:w="521"/>
+        <w:gridCol w:w="521"/>
+        <w:gridCol w:w="2292"/>
+        <w:gridCol w:w="2501"/>
+        <w:gridCol w:w="833"/>
       </w:tblGrid>
       <w:tr>
         <w:trPr>
           <w:tblHeader w:val="on"/>
+          <w:cantSplit/>
         </w:trPr>
         <w:tc>
           <w:tcPr/>
@@ -13754,14 +14204,13 @@
             <w:pPr>
               <w:pStyle w:val="Compact"/>
               <w:keepNext/>
-              <w:jc w:val="right"/>
             </w:pPr>
             <w:r>
               <w:rPr>
                 <w:b/>
                 <w:sz w:val="17"/>
               </w:rPr>
-              <w:t xml:space="preserve">Score ICC</w:t>
+              <w:t xml:space="preserve">ICC</w:t>
             </w:r>
           </w:p>
         </w:tc>
@@ -13776,106 +14225,79 @@
               <m:r>
                 <m:t>α</m:t>
               </m:r>
+            </m:oMath>
+          </w:p>
+        </w:tc>
+        <w:tc>
+          <w:tcPr/>
+          <w:p>
+            <w:pPr>
+              <w:pStyle w:val="Compact"/>
+              <w:keepNext/>
+            </w:pPr>
+            <w:r>
+              <w:rPr>
+                <w:b/>
+                <w:sz w:val="17"/>
+              </w:rPr>
+              <w:t xml:space="preserve">Deficit [Monte Carlo 95%]</w:t>
+            </w:r>
+          </w:p>
+        </w:tc>
+        <w:tc>
+          <w:tcPr/>
+          <w:p>
+            <w:pPr>
+              <w:pStyle w:val="Compact"/>
+              <w:keepNext/>
+            </w:pPr>
+            <w:r>
+              <w:rPr>
+                <w:b/>
+                <w:sz w:val="17"/>
+              </w:rPr>
+              <w:t xml:space="preserve">Record level [95% CI]</w:t>
+            </w:r>
+          </w:p>
+        </w:tc>
+        <w:tc>
+          <w:tcPr/>
+          <w:p>
+            <w:pPr>
+              <w:pStyle w:val="Compact"/>
+              <w:keepNext/>
+            </w:pPr>
+            <w:r>
+              <w:rPr>
+                <w:b/>
+                <w:sz w:val="17"/>
+              </w:rPr>
+              <w:t xml:space="preserve">Holm</w:t>
+            </w:r>
+            <w:r>
+              <w:rPr>
+                <w:b/>
+                <w:sz w:val="17"/>
+              </w:rPr>
+              <w:t xml:space="preserve"> </w:t>
+            </w:r>
+            <m:oMath>
               <m:r>
-                <m:rPr>
-                  <m:sty m:val="p"/>
-                </m:rPr>
-                <m:t>=</m:t>
-              </m:r>
-              <m:r>
-                <m:t>0.10</m:t>
+                <m:t>p</m:t>
               </m:r>
             </m:oMath>
           </w:p>
         </w:tc>
-        <w:tc>
-          <w:tcPr/>
-          <w:p>
-            <w:pPr>
-              <w:pStyle w:val="Compact"/>
-              <w:keepNext/>
-            </w:pPr>
-            <m:oMath>
-              <m:r>
-                <m:t>α</m:t>
-              </m:r>
-              <m:r>
-                <m:rPr>
-                  <m:sty m:val="p"/>
-                </m:rPr>
-                <m:t>=</m:t>
-              </m:r>
-              <m:r>
-                <m:t>0.15</m:t>
-              </m:r>
-            </m:oMath>
-          </w:p>
-        </w:tc>
-        <w:tc>
-          <w:tcPr/>
-          <w:p>
-            <w:pPr>
-              <w:pStyle w:val="Compact"/>
-              <w:keepNext/>
-            </w:pPr>
-            <m:oMath>
-              <m:r>
-                <m:t>α</m:t>
-              </m:r>
-              <m:r>
-                <m:rPr>
-                  <m:sty m:val="p"/>
-                </m:rPr>
-                <m:t>=</m:t>
-              </m:r>
-              <m:r>
-                <m:t>0.20</m:t>
-              </m:r>
-            </m:oMath>
-          </w:p>
-        </w:tc>
-        <w:tc>
-          <w:tcPr/>
-          <w:p>
-            <w:pPr>
-              <w:pStyle w:val="Compact"/>
-              <w:keepNext/>
-              <w:jc w:val="center"/>
-            </w:pPr>
-            <w:r>
-              <w:rPr>
-                <w:b/>
-                <w:sz w:val="17"/>
-              </w:rPr>
-              <w:t xml:space="preserve">CI</w:t>
-            </w:r>
-          </w:p>
-        </w:tc>
-        <w:tc>
-          <w:tcPr/>
-          <w:p>
-            <w:pPr>
-              <w:pStyle w:val="Compact"/>
-              <w:keepNext/>
-              <w:jc w:val="center"/>
-            </w:pPr>
-            <w:r>
-              <w:rPr>
-                <w:b/>
-                <w:sz w:val="17"/>
-              </w:rPr>
-              <w:t xml:space="preserve">Holm</w:t>
-            </w:r>
-          </w:p>
-        </w:tc>
       </w:tr>
       <w:tr>
-        <w:tc>
-          <w:tcPr/>
-          <w:p>
-            <w:pPr>
-              <w:pStyle w:val="Compact"/>
-              <w:keepNext/>
+        <w:trPr>
+          <w:cantSplit/>
+        </w:trPr>
+        <w:tc>
+          <w:tcPr/>
+          <w:p>
+            <w:pPr>
+              <w:pStyle w:val="Compact"/>
             </w:pPr>
             <w:r>
               <w:rPr>
@@ -13890,8 +14312,6 @@
           <w:p>
             <w:pPr>
               <w:pStyle w:val="Compact"/>
-              <w:keepNext/>
-              <w:jc w:val="right"/>
             </w:pPr>
             <w:r>
               <w:rPr>
@@ -13906,7 +14326,20 @@
           <w:p>
             <w:pPr>
               <w:pStyle w:val="Compact"/>
-              <w:keepNext/>
+            </w:pPr>
+            <w:r>
+              <w:rPr>
+                <w:sz w:val="17"/>
+              </w:rPr>
+              <w:t xml:space="preserve">0.10</w:t>
+            </w:r>
+          </w:p>
+        </w:tc>
+        <w:tc>
+          <w:tcPr/>
+          <w:p>
+            <w:pPr>
+              <w:pStyle w:val="Compact"/>
             </w:pPr>
             <w:r>
               <w:rPr>
@@ -13921,175 +14354,431 @@
           <w:p>
             <w:pPr>
               <w:pStyle w:val="Compact"/>
-              <w:keepNext/>
-            </w:pPr>
-            <w:r>
-              <w:rPr>
-                <w:sz w:val="17"/>
-              </w:rPr>
-              <w:t xml:space="preserve">+2.21 [0.85, 3.60]</w:t>
-            </w:r>
-          </w:p>
-        </w:tc>
-        <w:tc>
-          <w:tcPr/>
-          <w:p>
-            <w:pPr>
-              <w:pStyle w:val="Compact"/>
-              <w:keepNext/>
-            </w:pPr>
-            <w:r>
-              <w:rPr>
-                <w:sz w:val="17"/>
-              </w:rPr>
-              <w:t xml:space="preserve">+2.37 [0.79, 3.93]</w:t>
-            </w:r>
-          </w:p>
-        </w:tc>
-        <w:tc>
-          <w:tcPr/>
-          <w:p>
-            <w:pPr>
-              <w:pStyle w:val="Compact"/>
-              <w:keepNext/>
-              <w:jc w:val="center"/>
-            </w:pPr>
-            <w:r>
-              <w:rPr>
-                <w:sz w:val="17"/>
-              </w:rPr>
-              <w:t xml:space="preserve">3/3</w:t>
-            </w:r>
-          </w:p>
-        </w:tc>
-        <w:tc>
-          <w:tcPr/>
-          <w:p>
-            <w:pPr>
-              <w:pStyle w:val="Compact"/>
-              <w:keepNext/>
-              <w:jc w:val="center"/>
-            </w:pPr>
-            <w:r>
-              <w:rPr>
-                <w:sz w:val="17"/>
-              </w:rPr>
-              <w:t xml:space="preserve">3/3</w:t>
+            </w:pPr>
+            <w:r>
+              <w:rPr>
+                <w:sz w:val="17"/>
+              </w:rPr>
+              <w:t xml:space="preserve">+1.26 [−2.70, +5.22]</w:t>
+            </w:r>
+          </w:p>
+        </w:tc>
+        <w:tc>
+          <w:tcPr/>
+          <w:p>
+            <w:pPr>
+              <w:pStyle w:val="Compact"/>
+            </w:pPr>
+            <w:r>
+              <w:rPr>
+                <w:sz w:val="17"/>
+              </w:rPr>
+              <w:t xml:space="preserve">0.77</w:t>
             </w:r>
           </w:p>
         </w:tc>
       </w:tr>
       <w:tr>
-        <w:tc>
-          <w:tcPr/>
-          <w:p>
-            <w:pPr>
-              <w:pStyle w:val="Compact"/>
-              <w:keepNext/>
-            </w:pPr>
-            <w:r>
-              <w:rPr>
-                <w:sz w:val="17"/>
-              </w:rPr>
-              <w:t xml:space="preserve">ResNet1D-34</w:t>
-            </w:r>
-          </w:p>
-        </w:tc>
-        <w:tc>
-          <w:tcPr/>
-          <w:p>
-            <w:pPr>
-              <w:pStyle w:val="Compact"/>
-              <w:keepNext/>
-              <w:jc w:val="right"/>
-            </w:pPr>
-            <w:r>
-              <w:rPr>
-                <w:sz w:val="17"/>
-              </w:rPr>
-              <w:t xml:space="preserve">0.436</w:t>
-            </w:r>
-          </w:p>
-        </w:tc>
-        <w:tc>
-          <w:tcPr/>
-          <w:p>
-            <w:pPr>
-              <w:pStyle w:val="Compact"/>
-              <w:keepNext/>
-            </w:pPr>
-            <w:r>
-              <w:rPr>
-                <w:sz w:val="17"/>
-              </w:rPr>
-              <w:t xml:space="preserve">+1.15 [0.10, 2.23]</w:t>
-            </w:r>
-          </w:p>
-        </w:tc>
-        <w:tc>
-          <w:tcPr/>
-          <w:p>
-            <w:pPr>
-              <w:pStyle w:val="Compact"/>
-              <w:keepNext/>
-            </w:pPr>
-            <w:r>
-              <w:rPr>
-                <w:sz w:val="17"/>
-              </w:rPr>
-              <w:t xml:space="preserve">+1.02 [−0.16, 2.23]</w:t>
-            </w:r>
-          </w:p>
-        </w:tc>
-        <w:tc>
-          <w:tcPr/>
-          <w:p>
-            <w:pPr>
-              <w:pStyle w:val="Compact"/>
-              <w:keepNext/>
-            </w:pPr>
-            <w:r>
-              <w:rPr>
-                <w:sz w:val="17"/>
-              </w:rPr>
-              <w:t xml:space="preserve">+0.81 [−0.59, 2.17]</w:t>
-            </w:r>
-          </w:p>
-        </w:tc>
-        <w:tc>
-          <w:tcPr/>
-          <w:p>
-            <w:pPr>
-              <w:pStyle w:val="Compact"/>
-              <w:keepNext/>
-              <w:jc w:val="center"/>
-            </w:pPr>
-            <w:r>
-              <w:rPr>
-                <w:sz w:val="17"/>
-              </w:rPr>
-              <w:t xml:space="preserve">1/3</w:t>
-            </w:r>
-          </w:p>
-        </w:tc>
-        <w:tc>
-          <w:tcPr/>
-          <w:p>
-            <w:pPr>
-              <w:pStyle w:val="Compact"/>
-              <w:keepNext/>
-              <w:jc w:val="center"/>
-            </w:pPr>
-            <w:r>
-              <w:rPr>
-                <w:sz w:val="17"/>
-              </w:rPr>
-              <w:t xml:space="preserve">0/3</w:t>
+        <w:trPr>
+          <w:cantSplit/>
+        </w:trPr>
+        <w:tc>
+          <w:tcPr/>
+          <w:p>
+            <w:pPr>
+              <w:pStyle w:val="Compact"/>
+            </w:pPr>
+          </w:p>
+        </w:tc>
+        <w:tc>
+          <w:tcPr/>
+          <w:p>
+            <w:pPr>
+              <w:pStyle w:val="Compact"/>
+            </w:pPr>
+          </w:p>
+        </w:tc>
+        <w:tc>
+          <w:tcPr/>
+          <w:p>
+            <w:pPr>
+              <w:pStyle w:val="Compact"/>
+            </w:pPr>
+            <w:r>
+              <w:rPr>
+                <w:sz w:val="17"/>
+              </w:rPr>
+              <w:t xml:space="preserve">0.15</w:t>
+            </w:r>
+          </w:p>
+        </w:tc>
+        <w:tc>
+          <w:tcPr/>
+          <w:p>
+            <w:pPr>
+              <w:pStyle w:val="Compact"/>
+            </w:pPr>
+            <w:r>
+              <w:rPr>
+                <w:sz w:val="17"/>
+              </w:rPr>
+              <w:t xml:space="preserve">+2.21 [0.85, 3.60]</w:t>
+            </w:r>
+          </w:p>
+        </w:tc>
+        <w:tc>
+          <w:tcPr/>
+          <w:p>
+            <w:pPr>
+              <w:pStyle w:val="Compact"/>
+            </w:pPr>
+            <w:r>
+              <w:rPr>
+                <w:sz w:val="17"/>
+              </w:rPr>
+              <w:t xml:space="preserve">+1.36 [−3.21, +5.93]</w:t>
+            </w:r>
+          </w:p>
+        </w:tc>
+        <w:tc>
+          <w:tcPr/>
+          <w:p>
+            <w:pPr>
+              <w:pStyle w:val="Compact"/>
+            </w:pPr>
+            <w:r>
+              <w:rPr>
+                <w:sz w:val="17"/>
+              </w:rPr>
+              <w:t xml:space="preserve">0.77</w:t>
             </w:r>
           </w:p>
         </w:tc>
       </w:tr>
       <w:tr>
+        <w:trPr>
+          <w:cantSplit/>
+        </w:trPr>
+        <w:tc>
+          <w:tcPr/>
+          <w:p>
+            <w:pPr>
+              <w:pStyle w:val="Compact"/>
+            </w:pPr>
+          </w:p>
+        </w:tc>
+        <w:tc>
+          <w:tcPr/>
+          <w:p>
+            <w:pPr>
+              <w:pStyle w:val="Compact"/>
+            </w:pPr>
+          </w:p>
+        </w:tc>
+        <w:tc>
+          <w:tcPr/>
+          <w:p>
+            <w:pPr>
+              <w:pStyle w:val="Compact"/>
+            </w:pPr>
+            <w:r>
+              <w:rPr>
+                <w:sz w:val="17"/>
+              </w:rPr>
+              <w:t xml:space="preserve">0.20</w:t>
+            </w:r>
+          </w:p>
+        </w:tc>
+        <w:tc>
+          <w:tcPr/>
+          <w:p>
+            <w:pPr>
+              <w:pStyle w:val="Compact"/>
+            </w:pPr>
+            <w:r>
+              <w:rPr>
+                <w:sz w:val="17"/>
+              </w:rPr>
+              <w:t xml:space="preserve">+2.37 [0.79, 3.93]</w:t>
+            </w:r>
+          </w:p>
+        </w:tc>
+        <w:tc>
+          <w:tcPr/>
+          <w:p>
+            <w:pPr>
+              <w:pStyle w:val="Compact"/>
+            </w:pPr>
+            <w:r>
+              <w:rPr>
+                <w:sz w:val="17"/>
+              </w:rPr>
+              <w:t xml:space="preserve">+1.02 [−4.67, +6.71]</w:t>
+            </w:r>
+          </w:p>
+        </w:tc>
+        <w:tc>
+          <w:tcPr/>
+          <w:p>
+            <w:pPr>
+              <w:pStyle w:val="Compact"/>
+            </w:pPr>
+            <w:r>
+              <w:rPr>
+                <w:sz w:val="17"/>
+              </w:rPr>
+              <w:t xml:space="preserve">0.77</w:t>
+            </w:r>
+          </w:p>
+        </w:tc>
+      </w:tr>
+      <w:tr>
+        <w:trPr>
+          <w:cantSplit/>
+        </w:trPr>
+        <w:tc>
+          <w:tcPr/>
+          <w:p>
+            <w:pPr>
+              <w:pStyle w:val="Compact"/>
+            </w:pPr>
+            <w:r>
+              <w:rPr>
+                <w:sz w:val="17"/>
+              </w:rPr>
+              <w:t xml:space="preserve">ResNet1D-34</w:t>
+            </w:r>
+          </w:p>
+        </w:tc>
+        <w:tc>
+          <w:tcPr/>
+          <w:p>
+            <w:pPr>
+              <w:pStyle w:val="Compact"/>
+            </w:pPr>
+            <w:r>
+              <w:rPr>
+                <w:sz w:val="17"/>
+              </w:rPr>
+              <w:t xml:space="preserve">0.436</w:t>
+            </w:r>
+          </w:p>
+        </w:tc>
+        <w:tc>
+          <w:tcPr/>
+          <w:p>
+            <w:pPr>
+              <w:pStyle w:val="Compact"/>
+            </w:pPr>
+            <w:r>
+              <w:rPr>
+                <w:sz w:val="17"/>
+              </w:rPr>
+              <w:t xml:space="preserve">0.10</w:t>
+            </w:r>
+          </w:p>
+        </w:tc>
+        <w:tc>
+          <w:tcPr/>
+          <w:p>
+            <w:pPr>
+              <w:pStyle w:val="Compact"/>
+            </w:pPr>
+            <w:r>
+              <w:rPr>
+                <w:sz w:val="17"/>
+              </w:rPr>
+              <w:t xml:space="preserve">+1.15 [0.10, 2.23]</w:t>
+            </w:r>
+          </w:p>
+        </w:tc>
+        <w:tc>
+          <w:tcPr/>
+          <w:p>
+            <w:pPr>
+              <w:pStyle w:val="Compact"/>
+            </w:pPr>
+            <w:r>
+              <w:rPr>
+                <w:sz w:val="17"/>
+              </w:rPr>
+              <w:t xml:space="preserve">+1.55 [−2.15, +5.26]</w:t>
+            </w:r>
+          </w:p>
+        </w:tc>
+        <w:tc>
+          <w:tcPr/>
+          <w:p>
+            <w:pPr>
+              <w:pStyle w:val="Compact"/>
+            </w:pPr>
+            <w:r>
+              <w:rPr>
+                <w:sz w:val="17"/>
+              </w:rPr>
+              <w:t xml:space="preserve">0.59</w:t>
+            </w:r>
+          </w:p>
+        </w:tc>
+      </w:tr>
+      <w:tr>
+        <w:trPr>
+          <w:cantSplit/>
+        </w:trPr>
+        <w:tc>
+          <w:tcPr/>
+          <w:p>
+            <w:pPr>
+              <w:pStyle w:val="Compact"/>
+            </w:pPr>
+          </w:p>
+        </w:tc>
+        <w:tc>
+          <w:tcPr/>
+          <w:p>
+            <w:pPr>
+              <w:pStyle w:val="Compact"/>
+            </w:pPr>
+          </w:p>
+        </w:tc>
+        <w:tc>
+          <w:tcPr/>
+          <w:p>
+            <w:pPr>
+              <w:pStyle w:val="Compact"/>
+            </w:pPr>
+            <w:r>
+              <w:rPr>
+                <w:sz w:val="17"/>
+              </w:rPr>
+              <w:t xml:space="preserve">0.15</w:t>
+            </w:r>
+          </w:p>
+        </w:tc>
+        <w:tc>
+          <w:tcPr/>
+          <w:p>
+            <w:pPr>
+              <w:pStyle w:val="Compact"/>
+            </w:pPr>
+            <w:r>
+              <w:rPr>
+                <w:sz w:val="17"/>
+              </w:rPr>
+              <w:t xml:space="preserve">+1.02 [−0.16, 2.23]</w:t>
+            </w:r>
+          </w:p>
+        </w:tc>
+        <w:tc>
+          <w:tcPr/>
+          <w:p>
+            <w:pPr>
+              <w:pStyle w:val="Compact"/>
+            </w:pPr>
+            <w:r>
+              <w:rPr>
+                <w:sz w:val="17"/>
+              </w:rPr>
+              <w:t xml:space="preserve">+1.14 [−3.36, +5.63]</w:t>
+            </w:r>
+          </w:p>
+        </w:tc>
+        <w:tc>
+          <w:tcPr/>
+          <w:p>
+            <w:pPr>
+              <w:pStyle w:val="Compact"/>
+            </w:pPr>
+            <w:r>
+              <w:rPr>
+                <w:sz w:val="17"/>
+              </w:rPr>
+              <w:t xml:space="preserve">0.60</w:t>
+            </w:r>
+          </w:p>
+        </w:tc>
+      </w:tr>
+      <w:tr>
+        <w:trPr>
+          <w:cantSplit/>
+        </w:trPr>
+        <w:tc>
+          <w:tcPr/>
+          <w:p>
+            <w:pPr>
+              <w:pStyle w:val="Compact"/>
+            </w:pPr>
+          </w:p>
+        </w:tc>
+        <w:tc>
+          <w:tcPr/>
+          <w:p>
+            <w:pPr>
+              <w:pStyle w:val="Compact"/>
+            </w:pPr>
+          </w:p>
+        </w:tc>
+        <w:tc>
+          <w:tcPr/>
+          <w:p>
+            <w:pPr>
+              <w:pStyle w:val="Compact"/>
+            </w:pPr>
+            <w:r>
+              <w:rPr>
+                <w:sz w:val="17"/>
+              </w:rPr>
+              <w:t xml:space="preserve">0.20</w:t>
+            </w:r>
+          </w:p>
+        </w:tc>
+        <w:tc>
+          <w:tcPr/>
+          <w:p>
+            <w:pPr>
+              <w:pStyle w:val="Compact"/>
+            </w:pPr>
+            <w:r>
+              <w:rPr>
+                <w:sz w:val="17"/>
+              </w:rPr>
+              <w:t xml:space="preserve">+0.81 [−0.59, 2.17]</w:t>
+            </w:r>
+          </w:p>
+        </w:tc>
+        <w:tc>
+          <w:tcPr/>
+          <w:p>
+            <w:pPr>
+              <w:pStyle w:val="Compact"/>
+            </w:pPr>
+            <w:r>
+              <w:rPr>
+                <w:sz w:val="17"/>
+              </w:rPr>
+              <w:t xml:space="preserve">+0.60 [−4.44, +5.65]</w:t>
+            </w:r>
+          </w:p>
+        </w:tc>
+        <w:tc>
+          <w:tcPr/>
+          <w:p>
+            <w:pPr>
+              <w:pStyle w:val="Compact"/>
+            </w:pPr>
+            <w:r>
+              <w:rPr>
+                <w:sz w:val="17"/>
+              </w:rPr>
+              <w:t xml:space="preserve">0.60</w:t>
+            </w:r>
+          </w:p>
+        </w:tc>
+      </w:tr>
+      <w:tr>
+        <w:trPr>
+          <w:cantSplit/>
+        </w:trPr>
         <w:tc>
           <w:tcPr/>
           <w:p>
@@ -14109,7 +14798,6 @@
           <w:p>
             <w:pPr>
               <w:pStyle w:val="Compact"/>
-              <w:jc w:val="right"/>
             </w:pPr>
             <w:r>
               <w:rPr>
@@ -14129,6 +14817,20 @@
               <w:rPr>
                 <w:sz w:val="17"/>
               </w:rPr>
+              <w:t xml:space="preserve">0.10</w:t>
+            </w:r>
+          </w:p>
+        </w:tc>
+        <w:tc>
+          <w:tcPr/>
+          <w:p>
+            <w:pPr>
+              <w:pStyle w:val="Compact"/>
+            </w:pPr>
+            <w:r>
+              <w:rPr>
+                <w:sz w:val="17"/>
+              </w:rPr>
               <w:t xml:space="preserve">+2.54 [1.25, 3.87]</w:t>
             </w:r>
           </w:p>
@@ -14143,6 +14845,69 @@
               <w:rPr>
                 <w:sz w:val="17"/>
               </w:rPr>
+              <w:t xml:space="preserve">+1.72 [−3.70, +7.14]</w:t>
+            </w:r>
+          </w:p>
+        </w:tc>
+        <w:tc>
+          <w:tcPr/>
+          <w:p>
+            <w:pPr>
+              <w:pStyle w:val="Compact"/>
+            </w:pPr>
+            <w:r>
+              <w:rPr>
+                <w:sz w:val="17"/>
+              </w:rPr>
+              <w:t xml:space="preserve">0.68</w:t>
+            </w:r>
+          </w:p>
+        </w:tc>
+      </w:tr>
+      <w:tr>
+        <w:trPr>
+          <w:cantSplit/>
+        </w:trPr>
+        <w:tc>
+          <w:tcPr/>
+          <w:p>
+            <w:pPr>
+              <w:pStyle w:val="Compact"/>
+            </w:pPr>
+          </w:p>
+        </w:tc>
+        <w:tc>
+          <w:tcPr/>
+          <w:p>
+            <w:pPr>
+              <w:pStyle w:val="Compact"/>
+            </w:pPr>
+          </w:p>
+        </w:tc>
+        <w:tc>
+          <w:tcPr/>
+          <w:p>
+            <w:pPr>
+              <w:pStyle w:val="Compact"/>
+            </w:pPr>
+            <w:r>
+              <w:rPr>
+                <w:sz w:val="17"/>
+              </w:rPr>
+              <w:t xml:space="preserve">0.15</w:t>
+            </w:r>
+          </w:p>
+        </w:tc>
+        <w:tc>
+          <w:tcPr/>
+          <w:p>
+            <w:pPr>
+              <w:pStyle w:val="Compact"/>
+            </w:pPr>
+            <w:r>
+              <w:rPr>
+                <w:sz w:val="17"/>
+              </w:rPr>
               <w:t xml:space="preserve">+3.42 [1.91, 4.98]</w:t>
             </w:r>
           </w:p>
@@ -14157,6 +14922,69 @@
               <w:rPr>
                 <w:sz w:val="17"/>
               </w:rPr>
+              <w:t xml:space="preserve">+1.83 [−3.16, +6.81]</w:t>
+            </w:r>
+          </w:p>
+        </w:tc>
+        <w:tc>
+          <w:tcPr/>
+          <w:p>
+            <w:pPr>
+              <w:pStyle w:val="Compact"/>
+            </w:pPr>
+            <w:r>
+              <w:rPr>
+                <w:sz w:val="17"/>
+              </w:rPr>
+              <w:t xml:space="preserve">0.68</w:t>
+            </w:r>
+          </w:p>
+        </w:tc>
+      </w:tr>
+      <w:tr>
+        <w:trPr>
+          <w:cantSplit/>
+        </w:trPr>
+        <w:tc>
+          <w:tcPr/>
+          <w:p>
+            <w:pPr>
+              <w:pStyle w:val="Compact"/>
+            </w:pPr>
+          </w:p>
+        </w:tc>
+        <w:tc>
+          <w:tcPr/>
+          <w:p>
+            <w:pPr>
+              <w:pStyle w:val="Compact"/>
+            </w:pPr>
+          </w:p>
+        </w:tc>
+        <w:tc>
+          <w:tcPr/>
+          <w:p>
+            <w:pPr>
+              <w:pStyle w:val="Compact"/>
+            </w:pPr>
+            <w:r>
+              <w:rPr>
+                <w:sz w:val="17"/>
+              </w:rPr>
+              <w:t xml:space="preserve">0.20</w:t>
+            </w:r>
+          </w:p>
+        </w:tc>
+        <w:tc>
+          <w:tcPr/>
+          <w:p>
+            <w:pPr>
+              <w:pStyle w:val="Compact"/>
+            </w:pPr>
+            <w:r>
+              <w:rPr>
+                <w:sz w:val="17"/>
+              </w:rPr>
               <w:t xml:space="preserve">+3.18 [1.54, 4.82]</w:t>
             </w:r>
           </w:p>
@@ -14166,28 +14994,26 @@
           <w:p>
             <w:pPr>
               <w:pStyle w:val="Compact"/>
-              <w:jc w:val="center"/>
-            </w:pPr>
-            <w:r>
-              <w:rPr>
-                <w:sz w:val="17"/>
-              </w:rPr>
-              <w:t xml:space="preserve">3/3</w:t>
-            </w:r>
-          </w:p>
-        </w:tc>
-        <w:tc>
-          <w:tcPr/>
-          <w:p>
-            <w:pPr>
-              <w:pStyle w:val="Compact"/>
-              <w:jc w:val="center"/>
-            </w:pPr>
-            <w:r>
-              <w:rPr>
-                <w:sz w:val="17"/>
-              </w:rPr>
-              <w:t xml:space="preserve">3/3</w:t>
+            </w:pPr>
+            <w:r>
+              <w:rPr>
+                <w:sz w:val="17"/>
+              </w:rPr>
+              <w:t xml:space="preserve">+1.17 [−4.07, +6.42]</w:t>
+            </w:r>
+          </w:p>
+        </w:tc>
+        <w:tc>
+          <w:tcPr/>
+          <w:p>
+            <w:pPr>
+              <w:pStyle w:val="Compact"/>
+            </w:pPr>
+            <w:r>
+              <w:rPr>
+                <w:sz w:val="17"/>
+              </w:rPr>
+              <w:t xml:space="preserve">0.68</w:t>
             </w:r>
           </w:p>
         </w:tc>
@@ -14199,33 +15025,72 @@
         <w:jc w:val="both"/>
       </w:pPr>
       <w:r>
-        <w:t xml:space="preserve">This control also shows why a B12-versus-B1 comparison says little. We define the</w:t>
-      </w:r>
-      <w:r>
-        <w:t xml:space="preserve"> </w:t>
-      </w:r>
-      <w:r>
-        <w:t xml:space="preserve">mechanical share as the B12−B1 gap in the permuted arm divided by the same gap on</w:t>
-      </w:r>
-      <w:r>
-        <w:t xml:space="preserve"> </w:t>
-      </w:r>
-      <w:r>
-        <w:t xml:space="preserve">the original data. Its values lie between 81% and 107%: removing dependence</w:t>
-      </w:r>
-      <w:r>
-        <w:t xml:space="preserve"> </w:t>
-      </w:r>
-      <w:r>
-        <w:t xml:space="preserve">hardly alters the gap, and at</w:t>
+        <w:rPr>
+          <w:b/>
+          <w:bCs/>
+        </w:rPr>
+        <w:t xml:space="preserve">Weighting.</w:t>
+      </w:r>
+      <w:r>
+        <w:t xml:space="preserve"> </w:t>
+      </w:r>
+      <w:r>
+        <w:t xml:space="preserve">Averaging coverage within each test record before averaging over</w:t>
+      </w:r>
+      <w:r>
+        <w:t xml:space="preserve"> </w:t>
+      </w:r>
+      <w:r>
+        <w:t xml:space="preserve">records, the empirical counterpart of (2), does not weaken these findings (full</w:t>
+      </w:r>
+      <w:r>
+        <w:t xml:space="preserve"> </w:t>
+      </w:r>
+      <w:r>
+        <w:t xml:space="preserve">data of the same jackknife runs). Block-weighted B1 coverage lies below its</w:t>
+      </w:r>
+      <w:r>
+        <w:t xml:space="preserve"> </w:t>
+      </w:r>
+      <w:r>
+        <w:t xml:space="preserve">observation-weighted value in all nine cells, and the deficit against the</w:t>
+      </w:r>
+      <w:r>
+        <w:t xml:space="preserve"> </w:t>
+      </w:r>
+      <w:r>
+        <w:t xml:space="preserve">permutation null becomes 1.43–2.61 pp. Block-weighted HCP coverage stays above</w:t>
       </w:r>
       <w:r>
         <w:t xml:space="preserve"> </w:t>
       </w:r>
       <m:oMath>
         <m:r>
+          <m:t>1</m:t>
+        </m:r>
+        <m:r>
+          <m:rPr>
+            <m:sty m:val="p"/>
+          </m:rPr>
+          <m:t>−</m:t>
+        </m:r>
+        <m:r>
           <m:t>α</m:t>
         </m:r>
+      </m:oMath>
+      <w:r>
+        <w:t xml:space="preserve"> </w:t>
+      </w:r>
+      <w:r>
+        <w:t xml:space="preserve">at every level and for every backbone (0.9531–0.9548 at</w:t>
+      </w:r>
+      <w:r>
+        <w:t xml:space="preserve"> </w:t>
+      </w:r>
+      <m:oMath>
+        <m:r>
+          <m:t>α</m:t>
+        </m:r>
         <m:r>
           <m:rPr>
             <m:sty m:val="p"/>
@@ -14237,132 +15102,13 @@
         </m:r>
       </m:oMath>
       <w:r>
-        <w:t xml:space="preserve"> </w:t>
-      </w:r>
-      <w:r>
-        <w:t xml:space="preserve">the gap is even slightly wider</w:t>
-      </w:r>
-      <w:r>
-        <w:t xml:space="preserve"> </w:t>
-      </w:r>
-      <w:r>
-        <w:t xml:space="preserve">without dependence than with it, because the finite-block correction pushes HCP</w:t>
-      </w:r>
-      <w:r>
-        <w:t xml:space="preserve"> </w:t>
-      </w:r>
-      <w:r>
-        <w:t xml:space="preserve">to the</w:t>
-      </w:r>
-      <w:r>
-        <w:t xml:space="preserve"> </w:t>
-      </w:r>
-      <m:oMath>
-        <m:r>
-          <m:rPr>
-            <m:sty m:val="p"/>
-          </m:rPr>
-          <m:t>(</m:t>
-        </m:r>
-        <m:r>
-          <m:t>1</m:t>
-        </m:r>
-        <m:r>
-          <m:rPr>
-            <m:sty m:val="p"/>
-          </m:rPr>
-          <m:t>−</m:t>
-        </m:r>
-        <m:r>
-          <m:t>α</m:t>
-        </m:r>
-        <m:r>
-          <m:rPr>
-            <m:sty m:val="p"/>
-          </m:rPr>
-          <m:t>)</m:t>
-        </m:r>
-        <m:r>
-          <m:rPr>
-            <m:sty m:val="p"/>
-          </m:rPr>
-          <m:t>(</m:t>
-        </m:r>
-        <m:sSub>
-          <m:e>
-            <m:r>
-              <m:t>K</m:t>
-            </m:r>
-          </m:e>
-          <m:sub>
-            <m:r>
-              <m:t>1</m:t>
-            </m:r>
-          </m:sub>
-        </m:sSub>
-        <m:r>
-          <m:rPr>
-            <m:sty m:val="p"/>
-          </m:rPr>
-          <m:t>+</m:t>
-        </m:r>
-        <m:r>
-          <m:t>1</m:t>
-        </m:r>
-        <m:r>
-          <m:rPr>
-            <m:sty m:val="p"/>
-          </m:rPr>
-          <m:t>)</m:t>
-        </m:r>
-        <m:r>
-          <m:rPr>
-            <m:sty m:val="p"/>
-          </m:rPr>
-          <m:t>/</m:t>
-        </m:r>
-        <m:sSub>
-          <m:e>
-            <m:r>
-              <m:t>K</m:t>
-            </m:r>
-          </m:e>
-          <m:sub>
-            <m:r>
-              <m:t>1</m:t>
-            </m:r>
-          </m:sub>
-        </m:sSub>
-      </m:oMath>
-      <w:r>
-        <w:t xml:space="preserve"> </w:t>
-      </w:r>
-      <w:r>
-        <w:t xml:space="preserve">quantile whether or not dependence is present.</w:t>
-      </w:r>
-      <w:r>
-        <w:t xml:space="preserve"> </w:t>
-      </w:r>
-      <w:r>
-        <w:t xml:space="preserve">“B12</w:t>
-      </w:r>
-      <w:r>
-        <w:t xml:space="preserve"> </w:t>
-      </w:r>
-      <w:r>
-        <w:t xml:space="preserve">improves on B1”</w:t>
-      </w:r>
-      <w:r>
-        <w:t xml:space="preserve"> </w:t>
-      </w:r>
-      <w:r>
-        <w:t xml:space="preserve">was consequently withdrawn as a criterion (§6.4), and the</w:t>
-      </w:r>
-      <w:r>
-        <w:t xml:space="preserve"> </w:t>
-      </w:r>
-      <w:r>
-        <w:t xml:space="preserve">deficit against the permutation null is the evidence used throughout.</w:t>
+        <w:t xml:space="preserve">,</w:t>
+      </w:r>
+      <w:r>
+        <w:t xml:space="preserve"> </w:t>
+      </w:r>
+      <w:r>
+        <w:t xml:space="preserve">0.9146–0.9178 at 0.15 and 0.8557–0.8565 at 0.20), as guarantee (2) requires.</w:t>
       </w:r>
     </w:p>
     <w:p>
@@ -14371,6 +15117,178 @@
         <w:jc w:val="both"/>
       </w:pPr>
       <w:r>
+        <w:t xml:space="preserve">This control also shows why a B12-versus-B1 comparison says little. We define the</w:t>
+      </w:r>
+      <w:r>
+        <w:t xml:space="preserve"> </w:t>
+      </w:r>
+      <w:r>
+        <w:t xml:space="preserve">mechanical share as the B12−B1 gap in the permuted arm divided by the same gap on</w:t>
+      </w:r>
+      <w:r>
+        <w:t xml:space="preserve"> </w:t>
+      </w:r>
+      <w:r>
+        <w:t xml:space="preserve">the original data. Its values lie between 81% and 107%: removing dependence</w:t>
+      </w:r>
+      <w:r>
+        <w:t xml:space="preserve"> </w:t>
+      </w:r>
+      <w:r>
+        <w:t xml:space="preserve">hardly alters the gap, and at</w:t>
+      </w:r>
+      <w:r>
+        <w:t xml:space="preserve"> </w:t>
+      </w:r>
+      <m:oMath>
+        <m:r>
+          <m:t>α</m:t>
+        </m:r>
+        <m:r>
+          <m:rPr>
+            <m:sty m:val="p"/>
+          </m:rPr>
+          <m:t>=</m:t>
+        </m:r>
+        <m:r>
+          <m:t>0.10</m:t>
+        </m:r>
+      </m:oMath>
+      <w:r>
+        <w:t xml:space="preserve"> </w:t>
+      </w:r>
+      <w:r>
+        <w:t xml:space="preserve">the gap is even slightly wider</w:t>
+      </w:r>
+      <w:r>
+        <w:t xml:space="preserve"> </w:t>
+      </w:r>
+      <w:r>
+        <w:t xml:space="preserve">without dependence than with it, because the finite-block correction pushes HCP</w:t>
+      </w:r>
+      <w:r>
+        <w:t xml:space="preserve"> </w:t>
+      </w:r>
+      <w:r>
+        <w:t xml:space="preserve">to the</w:t>
+      </w:r>
+      <w:r>
+        <w:t xml:space="preserve"> </w:t>
+      </w:r>
+      <m:oMath>
+        <m:r>
+          <m:rPr>
+            <m:sty m:val="p"/>
+          </m:rPr>
+          <m:t>(</m:t>
+        </m:r>
+        <m:r>
+          <m:t>1</m:t>
+        </m:r>
+        <m:r>
+          <m:rPr>
+            <m:sty m:val="p"/>
+          </m:rPr>
+          <m:t>−</m:t>
+        </m:r>
+        <m:r>
+          <m:t>α</m:t>
+        </m:r>
+        <m:r>
+          <m:rPr>
+            <m:sty m:val="p"/>
+          </m:rPr>
+          <m:t>)</m:t>
+        </m:r>
+        <m:r>
+          <m:rPr>
+            <m:sty m:val="p"/>
+          </m:rPr>
+          <m:t>(</m:t>
+        </m:r>
+        <m:sSub>
+          <m:e>
+            <m:r>
+              <m:t>K</m:t>
+            </m:r>
+          </m:e>
+          <m:sub>
+            <m:r>
+              <m:t>1</m:t>
+            </m:r>
+          </m:sub>
+        </m:sSub>
+        <m:r>
+          <m:rPr>
+            <m:sty m:val="p"/>
+          </m:rPr>
+          <m:t>+</m:t>
+        </m:r>
+        <m:r>
+          <m:t>1</m:t>
+        </m:r>
+        <m:r>
+          <m:rPr>
+            <m:sty m:val="p"/>
+          </m:rPr>
+          <m:t>)</m:t>
+        </m:r>
+        <m:r>
+          <m:rPr>
+            <m:sty m:val="p"/>
+          </m:rPr>
+          <m:t>/</m:t>
+        </m:r>
+        <m:sSub>
+          <m:e>
+            <m:r>
+              <m:t>K</m:t>
+            </m:r>
+          </m:e>
+          <m:sub>
+            <m:r>
+              <m:t>1</m:t>
+            </m:r>
+          </m:sub>
+        </m:sSub>
+      </m:oMath>
+      <w:r>
+        <w:t xml:space="preserve"> </w:t>
+      </w:r>
+      <w:r>
+        <w:t xml:space="preserve">quantile whether or not dependence is present.</w:t>
+      </w:r>
+      <w:r>
+        <w:t xml:space="preserve"> </w:t>
+      </w:r>
+      <w:r>
+        <w:t xml:space="preserve">“B12</w:t>
+      </w:r>
+      <w:r>
+        <w:t xml:space="preserve"> </w:t>
+      </w:r>
+      <w:r>
+        <w:t xml:space="preserve">improves on B1”</w:t>
+      </w:r>
+      <w:r>
+        <w:t xml:space="preserve"> </w:t>
+      </w:r>
+      <w:r>
+        <w:t xml:space="preserve">was consequently withdrawn as a criterion (§6.4), and the</w:t>
+      </w:r>
+      <w:r>
+        <w:t xml:space="preserve"> </w:t>
+      </w:r>
+      <w:r>
+        <w:t xml:space="preserve">deficit against the permutation null is the evidence used throughout.</w:t>
+      </w:r>
+    </w:p>
+    <w:p>
+      <w:pPr>
+        <w:pStyle w:val="BodyText"/>
+        <w:jc w:val="both"/>
+      </w:pPr>
+      <w:r>
         <w:rPr>
           <w:b/>
           <w:bCs/>
@@ -14393,7 +15311,7 @@
         <w:t xml:space="preserve"> </w:t>
       </w:r>
       <w:r>
-        <w:t xml:space="preserve">imbalanced) while holding the calibration size fixed. Clustering lowered</w:t>
+        <w:t xml:space="preserve">imbalanced) with calibration size matched in expectation (§4.4). Clustering lowered</w:t>
       </w:r>
       <w:r>
         <w:t xml:space="preserve"> </w:t>
@@ -14437,13 +15355,13 @@
         </m:r>
       </m:oMath>
       <w:r>
-        <w:t xml:space="preserve">, and every interval</w:t>
-      </w:r>
-      <w:r>
-        <w:t xml:space="preserve"> </w:t>
-      </w:r>
-      <w:r>
-        <w:t xml:space="preserve">excluded zero (for example</w:t>
+        <w:t xml:space="preserve">, with Monte Carlo</w:t>
+      </w:r>
+      <w:r>
+        <w:t xml:space="preserve"> </w:t>
+      </w:r>
+      <w:r>
+        <w:t xml:space="preserve">intervals over 400 splits that exclude zero (for example</w:t>
       </w:r>
       <w:r>
         <w:t xml:space="preserve"> </w:t>
@@ -14490,37 +15408,164 @@
         <w:t xml:space="preserve"> </w:t>
       </w:r>
       <w:r>
-        <w:t xml:space="preserve">pp at 0.10). Neither the imbalance</w:t>
-      </w:r>
-      <w:r>
-        <w:t xml:space="preserve"> </w:t>
-      </w:r>
-      <w:r>
-        <w:t xml:space="preserve">effect (−0.44, −0.26, −0.27 pp) nor the interaction reached significance at any</w:t>
-      </w:r>
-      <w:r>
-        <w:t xml:space="preserve"> </w:t>
-      </w:r>
-      <w:r>
-        <w:t xml:space="preserve">level, so block-size imbalance, the obvious rival explanation, does not account</w:t>
-      </w:r>
-      <w:r>
-        <w:t xml:space="preserve"> </w:t>
-      </w:r>
-      <w:r>
-        <w:t xml:space="preserve">for the deficit. Fig. 6 places the two controls next to each other: panel (a)</w:t>
-      </w:r>
-      <w:r>
-        <w:t xml:space="preserve"> </w:t>
-      </w:r>
-      <w:r>
-        <w:t xml:space="preserve">shows that only the clustering effect excludes zero, and panel (b) that the</w:t>
-      </w:r>
-      <w:r>
-        <w:t xml:space="preserve"> </w:t>
-      </w:r>
-      <w:r>
-        <w:t xml:space="preserve">B12−B1 gap keeps nearly its full size once dependence is permuted away.</w:t>
+        <w:t xml:space="preserve">pp at</w:t>
+      </w:r>
+      <w:r>
+        <w:t xml:space="preserve"> </w:t>
+      </w:r>
+      <w:r>
+        <w:t xml:space="preserve">0.10). The imbalance main effect was smaller (−0.44, −0.26, −0.27 pp), and</w:t>
+      </w:r>
+      <w:r>
+        <w:t xml:space="preserve"> </w:t>
+      </w:r>
+      <w:r>
+        <w:t xml:space="preserve">imbalance acted mainly through clustering: at</w:t>
+      </w:r>
+      <w:r>
+        <w:t xml:space="preserve"> </w:t>
+      </w:r>
+      <m:oMath>
+        <m:r>
+          <m:t>α</m:t>
+        </m:r>
+        <m:r>
+          <m:rPr>
+            <m:sty m:val="p"/>
+          </m:rPr>
+          <m:t>=</m:t>
+        </m:r>
+        <m:r>
+          <m:t>0.10</m:t>
+        </m:r>
+      </m:oMath>
+      <w:r>
+        <w:t xml:space="preserve"> </w:t>
+      </w:r>
+      <w:r>
+        <w:t xml:space="preserve">it lowered coverage by</w:t>
+      </w:r>
+      <w:r>
+        <w:t xml:space="preserve"> </w:t>
+      </w:r>
+      <w:r>
+        <w:t xml:space="preserve">0.83 pp when records were clustered but by 0.04 pp when membership was</w:t>
+      </w:r>
+      <w:r>
+        <w:t xml:space="preserve"> </w:t>
+      </w:r>
+      <w:r>
+        <w:t xml:space="preserve">randomized (interaction −0.79 pp; −0.54 and −0.52 pp at the other levels), as the</w:t>
+      </w:r>
+      <w:r>
+        <w:t xml:space="preserve"> </w:t>
+      </w:r>
+      <w:r>
+        <w:t xml:space="preserve">pooled design effect in (6), which grows with</w:t>
+      </w:r>
+      <w:r>
+        <w:t xml:space="preserve"> </w:t>
+      </w:r>
+      <m:oMath>
+        <m:nary>
+          <m:naryPr>
+            <m:chr m:val="∑"/>
+            <m:limLoc m:val="undOvr"/>
+            <m:subHide m:val="off"/>
+            <m:supHide m:val="on"/>
+          </m:naryPr>
+          <m:sub>
+            <m:r>
+              <m:t>k</m:t>
+            </m:r>
+          </m:sub>
+          <m:sup>
+            <m:r>
+              <m:t>​</m:t>
+            </m:r>
+          </m:sup>
+          <m:e>
+            <m:sSubSup>
+              <m:e>
+                <m:r>
+                  <m:t>N</m:t>
+                </m:r>
+              </m:e>
+              <m:sub>
+                <m:r>
+                  <m:t>k</m:t>
+                </m:r>
+              </m:sub>
+              <m:sup>
+                <m:r>
+                  <m:t>2</m:t>
+                </m:r>
+              </m:sup>
+            </m:sSubSup>
+          </m:e>
+        </m:nary>
+      </m:oMath>
+      <w:r>
+        <w:t xml:space="preserve"> </w:t>
+      </w:r>
+      <w:r>
+        <w:t xml:space="preserve">only when</w:t>
+      </w:r>
+      <w:r>
+        <w:t xml:space="preserve"> </w:t>
+      </w:r>
+      <m:oMath>
+        <m:r>
+          <m:t>ρ</m:t>
+        </m:r>
+        <m:r>
+          <m:rPr>
+            <m:sty m:val="p"/>
+          </m:rPr>
+          <m:t>&gt;</m:t>
+        </m:r>
+        <m:r>
+          <m:t>0</m:t>
+        </m:r>
+      </m:oMath>
+      <w:r>
+        <w:t xml:space="preserve">,</w:t>
+      </w:r>
+      <w:r>
+        <w:t xml:space="preserve"> </w:t>
+      </w:r>
+      <w:r>
+        <w:t xml:space="preserve">anticipates. Block-size imbalance therefore does not produce the deficit on its</w:t>
+      </w:r>
+      <w:r>
+        <w:t xml:space="preserve"> </w:t>
+      </w:r>
+      <w:r>
+        <w:t xml:space="preserve">own; it amplifies the effect of clustering. Like those of Table VI, these</w:t>
+      </w:r>
+      <w:r>
+        <w:t xml:space="preserve"> </w:t>
+      </w:r>
+      <w:r>
+        <w:t xml:space="preserve">intervals are conditional on the 22 DS2 records. Fig. 6 places the two controls</w:t>
+      </w:r>
+      <w:r>
+        <w:t xml:space="preserve"> </w:t>
+      </w:r>
+      <w:r>
+        <w:t xml:space="preserve">next to each other: panel (a) shows the clustering effect dominating, and panel</w:t>
+      </w:r>
+      <w:r>
+        <w:t xml:space="preserve"> </w:t>
+      </w:r>
+      <w:r>
+        <w:t xml:space="preserve">(b) that the B12−B1 gap keeps nearly its full size once dependence is permuted</w:t>
+      </w:r>
+      <w:r>
+        <w:t xml:space="preserve"> </w:t>
+      </w:r>
+      <w:r>
+        <w:t xml:space="preserve">away.</w:t>
       </w:r>
     </w:p>
     <w:p>
@@ -14533,7 +15578,7 @@
           <wp:inline>
             <wp:extent cx="5334000" cy="1559365"/>
             <wp:effectExtent b="0" l="0" r="0" t="0"/>
-            <wp:docPr descr="Fig. 6. Attribution of the MIT-BIH deficit, primary backbone. (a) Effects of clustering, block-size imbalance and their interaction on B1 coverage in the 2×2 factorial design (95% bootstrap CI; open markers include zero). (b) B12−B1 coverage gap on the original data and after permuting beats between records (bars: mean; whiskers: 2.5–97.5% range across splits). Percentages give the mechanical share, the permuted gap as a fraction of the original." title="" id="42" name="Picture"/>
+            <wp:docPr descr="Fig. 6. Attribution of the MIT-BIH deficit, primary backbone. (a) Effects of clustering, block-size imbalance and their interaction on B1 coverage in the 2×2 factorial design (Monte Carlo 95% interval over 400 splits; open markers include zero). (b) B12−B1 coverage gap on the original data and after permuting beats between records (bars: mean; whiskers: 2.5–97.5% range across splits). Percentages give the mechanical share, the permuted gap as a fraction of the original." title="" id="42" name="Picture"/>
             <a:graphic>
               <a:graphicData uri="http://schemas.openxmlformats.org/drawingml/2006/picture">
                 <pic:pic>
@@ -14577,7 +15622,7 @@
         <w:jc w:val="both"/>
       </w:pPr>
       <w:r>
-        <w:t xml:space="preserve">Fig. 6. Attribution of the MIT-BIH deficit, primary backbone. (a) Effects of clustering, block-size imbalance and their interaction on B1 coverage in the 2×2 factorial design (95% bootstrap CI; open markers include zero). (b) B12−B1 coverage gap on the original data and after permuting beats between records (bars: mean; whiskers: 2.5–97.5% range across splits). Percentages give the mechanical share, the permuted gap as a fraction of the original.</w:t>
+        <w:t xml:space="preserve">Fig. 6. Attribution of the MIT-BIH deficit, primary backbone. (a) Effects of clustering, block-size imbalance and their interaction on B1 coverage in the 2×2 factorial design (Monte Carlo 95% interval over 400 splits; open markers include zero). (b) B12−B1 coverage gap on the original data and after permuting beats between records (bars: mean; whiskers: 2.5–97.5% range across splits). Percentages give the mechanical share, the permuted gap as a fraction of the original.</w:t>
       </w:r>
     </w:p>
     <w:bookmarkEnd w:id="44"/>
@@ -14616,13 +15661,13 @@
         <w:t xml:space="preserve"> </w:t>
       </w:r>
       <w:r>
-        <w:t xml:space="preserve">beats to randomly chosen records while fixing every block at 1,355 beats, so</w:t>
-      </w:r>
-      <w:r>
-        <w:t xml:space="preserve"> </w:t>
-      </w:r>
-      <w:r>
-        <w:t xml:space="preserve">that imbalance cannot play a role (11 values of</w:t>
+        <w:t xml:space="preserve">beats to randomly chosen records while subsampling every calibration record to</w:t>
+      </w:r>
+      <w:r>
+        <w:t xml:space="preserve"> </w:t>
+      </w:r>
+      <w:r>
+        <w:t xml:space="preserve">1,355 beats, so that calibration-block imbalance plays no part (11 values of</w:t>
       </w:r>
       <w:r>
         <w:t xml:space="preserve"> </w:t>
@@ -14633,7 +15678,13 @@
         </m:r>
       </m:oMath>
       <w:r>
-        <w:t xml:space="preserve">, 300 splits each). Over this</w:t>
+        <w:t xml:space="preserve">,</w:t>
+      </w:r>
+      <w:r>
+        <w:t xml:space="preserve"> </w:t>
+      </w:r>
+      <w:r>
+        <w:t xml:space="preserve">300 splits each; test records are used in full). Over this</w:t>
       </w:r>
       <w:r>
         <w:t xml:space="preserve"> </w:t>
@@ -14682,13 +15733,13 @@
         </m:r>
       </m:oMath>
       <w:r>
-        <w:t xml:space="preserve">. Because blocks</w:t>
-      </w:r>
-      <w:r>
-        <w:t xml:space="preserve"> </w:t>
-      </w:r>
-      <w:r>
-        <w:t xml:space="preserve">are uniform and calibration is subsampled, the deficits are smaller than in §5.3</w:t>
+        <w:t xml:space="preserve">. Because</w:t>
+      </w:r>
+      <w:r>
+        <w:t xml:space="preserve"> </w:t>
+      </w:r>
+      <w:r>
+        <w:t xml:space="preserve">calibration records are subsampled to a common size, the deficits are smaller than in §5.3</w:t>
       </w:r>
       <w:r>
         <w:t xml:space="preserve"> </w:t>
@@ -14734,19 +15785,54 @@
         </m:r>
       </m:oMath>
       <w:r>
-        <w:t xml:space="preserve">) and all per-point intervals include zero; the</w:t>
-      </w:r>
-      <w:r>
-        <w:t xml:space="preserve"> </w:t>
-      </w:r>
-      <w:r>
-        <w:t xml:space="preserve">evidence therefore rests on the trend, which the pre-registered Spearman</w:t>
-      </w:r>
-      <w:r>
-        <w:t xml:space="preserve"> </w:t>
-      </w:r>
-      <w:r>
-        <w:t xml:space="preserve">criterion tests. Table VII reports this criterion on three dependence axes, and</w:t>
+        <w:t xml:space="preserve">) and every per-point Monte Carlo interval includes</w:t>
+      </w:r>
+      <w:r>
+        <w:t xml:space="preserve"> </w:t>
+      </w:r>
+      <w:r>
+        <w:t xml:space="preserve">zero; the</w:t>
+      </w:r>
+      <w:r>
+        <w:t xml:space="preserve"> </w:t>
+      </w:r>
+      <w:r>
+        <w:t xml:space="preserve">evidence therefore lies in the trend across points, summarized by Spearman</w:t>
+      </w:r>
+      <w:r>
+        <w:t xml:space="preserve"> </w:t>
+      </w:r>
+      <w:r>
+        <w:t xml:space="preserve">correlations. These replace the cross-dataset test of the initial protocol</w:t>
+      </w:r>
+      <w:r>
+        <w:t xml:space="preserve"> </w:t>
+      </w:r>
+      <w:r>
+        <w:t xml:space="preserve">(§6.4) and are descriptive: all points derive from the same 22 records, so the</w:t>
+      </w:r>
+      <w:r>
+        <w:t xml:space="preserve"> </w:t>
+      </w:r>
+      <w:r>
+        <w:t xml:space="preserve">accompanying</w:t>
+      </w:r>
+      <w:r>
+        <w:t xml:space="preserve"> </w:t>
+      </w:r>
+      <m:oMath>
+        <m:r>
+          <m:t>p</m:t>
+        </m:r>
+      </m:oMath>
+      <w:r>
+        <w:t xml:space="preserve">-values, which treat points as independent, are not population</w:t>
+      </w:r>
+      <w:r>
+        <w:t xml:space="preserve"> </w:t>
+      </w:r>
+      <w:r>
+        <w:t xml:space="preserve">inference. Table VII reports the correlations on three dependence axes, and</w:t>
       </w:r>
       <w:r>
         <w:t xml:space="preserve"> </w:t>
@@ -14776,7 +15862,7 @@
         <w:rPr>
           <w:sz w:val="16"/>
         </w:rPr>
-        <w:t>SPEARMAN CORRELATION BETWEEN DEPENDENCE AND COVERAGE DEFICIT.</w:t>
+        <w:t>SPEARMAN CORRELATION BETWEEN DEPENDENCE AND COVERAGE DEFICIT (P-VALUES TREAT POINTS AS INDEPENDENT AND ARE SHOWN FOR COMPLETENESS).</w:t>
       </w:r>
     </w:p>
     <w:tbl>
@@ -14802,6 +15888,7 @@
       <w:tr>
         <w:trPr>
           <w:tblHeader w:val="on"/>
+          <w:cantSplit/>
         </w:trPr>
         <w:tc>
           <w:tcPr/>
@@ -14907,6 +15994,9 @@
         </w:tc>
       </w:tr>
       <w:tr>
+        <w:trPr>
+          <w:cantSplit/>
+        </w:trPr>
         <w:tc>
           <w:tcPr/>
           <w:p>
@@ -15045,6 +16135,9 @@
         </w:tc>
       </w:tr>
       <w:tr>
+        <w:trPr>
+          <w:cantSplit/>
+        </w:trPr>
         <w:tc>
           <w:tcPr/>
           <w:p>
@@ -15183,6 +16276,9 @@
         </w:tc>
       </w:tr>
       <w:tr>
+        <w:trPr>
+          <w:cantSplit/>
+        </w:trPr>
         <w:tc>
           <w:tcPr/>
           <w:p>
@@ -15366,7 +16462,7 @@
         <w:t xml:space="preserve"> </w:t>
       </w:r>
       <w:r>
-        <w:t xml:space="preserve">positive and significant; redoing the computation with the ICC of the coverage</w:t>
+        <w:t xml:space="preserve">positive (0.80–0.85); redoing the computation with the ICC of the coverage</w:t>
       </w:r>
       <w:r>
         <w:t xml:space="preserve"> </w:t>
@@ -15408,7 +16504,7 @@
         <w:t xml:space="preserve"> </w:t>
       </w:r>
       <w:r>
-        <w:t xml:space="preserve">−0.16 pp, that is, slight over-coverage with every interval spanning zero.</w:t>
+        <w:t xml:space="preserve">−0.16 pp, that is, coverage slightly above nominal.</w:t>
       </w:r>
     </w:p>
     <w:p>
@@ -15421,7 +16517,7 @@
           <wp:inline>
             <wp:extent cx="3108960" cy="2277948"/>
             <wp:effectExtent b="0" l="0" r="0" t="0"/>
-            <wp:docPr descr="Fig. 7. B1 coverage deficit against the design effect. MIT-BIH points (blue) are obtained by randomly reassigning a growing fraction of beats to other records at a fixed block size; PTB-XL (orange) is the observed patient partition with 95% CI. The annotation gives the Spearman correlation over the 12 points at \alpha=0.10, 0.15, 0.20." title="" id="46" name="Picture"/>
+            <wp:docPr descr="Fig. 7. B1 coverage deficit against the design effect. MIT-BIH points (blue) are obtained by randomly reassigning a growing fraction of beats to other records, with calibration records subsampled to a common size; PTB-XL (orange) is the observed patient partition with its Monte Carlo 95% interval. The annotation gives the Spearman correlation over the 12 points at \alpha=0.10, 0.15, 0.20." title="" id="46" name="Picture"/>
             <a:graphic>
               <a:graphicData uri="http://schemas.openxmlformats.org/drawingml/2006/picture">
                 <pic:pic>
@@ -15465,7 +16561,7 @@
         <w:jc w:val="both"/>
       </w:pPr>
       <w:r>
-        <w:t xml:space="preserve">Fig. 7. B1 coverage deficit against the design effect. MIT-BIH points (blue) are obtained by randomly reassigning a growing fraction of beats to other records at a fixed block size; PTB-XL (orange) is the observed patient partition with 95% CI. The annotation gives the Spearman correlation over the 12 points at</w:t>
+        <w:t xml:space="preserve">Fig. 7. B1 coverage deficit against the design effect. MIT-BIH points (blue) are obtained by randomly reassigning a growing fraction of beats to other records, with calibration records subsampled to a common size; PTB-XL (orange) is the observed patient partition with its Monte Carlo 95% interval. The annotation gives the Spearman correlation over the 12 points at</w:t>
       </w:r>
       <w:r>
         <w:t xml:space="preserve"> </w:t>
@@ -15644,6 +16740,7 @@
       <w:tr>
         <w:trPr>
           <w:tblHeader w:val="on"/>
+          <w:cantSplit/>
         </w:trPr>
         <w:tc>
           <w:tcPr/>
@@ -15730,6 +16827,9 @@
         </w:tc>
       </w:tr>
       <w:tr>
+        <w:trPr>
+          <w:cantSplit/>
+        </w:trPr>
         <w:tc>
           <w:tcPr/>
           <w:p>
@@ -15810,6 +16910,9 @@
         </w:tc>
       </w:tr>
       <w:tr>
+        <w:trPr>
+          <w:cantSplit/>
+        </w:trPr>
         <w:tc>
           <w:tcPr/>
           <w:p>
@@ -15890,6 +16993,9 @@
         </w:tc>
       </w:tr>
       <w:tr>
+        <w:trPr>
+          <w:cantSplit/>
+        </w:trPr>
         <w:tc>
           <w:tcPr/>
           <w:p>
@@ -15988,22 +17094,13 @@
         <w:t xml:space="preserve"> </w:t>
       </w:r>
       <w:r>
-        <w:t xml:space="preserve">coverage 0.05–0.19 pp above nominal. On MIT-BIH the permutation test was rerun</w:t>
-      </w:r>
-      <w:r>
-        <w:t xml:space="preserve"> </w:t>
-      </w:r>
-      <w:r>
-        <w:t xml:space="preserve">for each backbone against a criterion set in advance, namely significance at</w:t>
-      </w:r>
-      <w:r>
-        <w:t xml:space="preserve"> </w:t>
-      </w:r>
-      <w:r>
-        <w:t xml:space="preserve">every feasible</w:t>
-      </w:r>
-      <w:r>
-        <w:t xml:space="preserve"> </w:t>
+        <w:t xml:space="preserve">coverage 0.05–0.19 pp above nominal. On MIT-BIH the deficit against the</w:t>
+      </w:r>
+      <w:r>
+        <w:t xml:space="preserve"> </w:t>
+      </w:r>
+      <w:r>
+        <w:t xml:space="preserve">permutation null is positive in all 9 backbone×</w:t>
       </w:r>
       <m:oMath>
         <m:r>
@@ -16014,35 +17111,35 @@
         <w:t xml:space="preserve"> </w:t>
       </w:r>
       <w:r>
-        <w:t xml:space="preserve">(Table VI). The deficit is positive in all 9 cells and</w:t>
-      </w:r>
-      <w:r>
-        <w:t xml:space="preserve"> </w:t>
-      </w:r>
-      <w:r>
-        <w:t xml:space="preserve">its 95% interval excludes zero in 7. After Holm correction it is significant at</w:t>
-      </w:r>
-      <w:r>
-        <w:t xml:space="preserve"> </w:t>
-      </w:r>
-      <w:r>
-        <w:t xml:space="preserve">every level for SmallECGNet and ResNet1D-50 (adjusted</w:t>
+        <w:t xml:space="preserve">cells (Table VI). Its</w:t>
+      </w:r>
+      <w:r>
+        <w:t xml:space="preserve"> </w:t>
+      </w:r>
+      <w:r>
+        <w:t xml:space="preserve">Monte Carlo interval excludes zero in 7 of them, the exceptions being ResNet1D-34</w:t>
+      </w:r>
+      <w:r>
+        <w:t xml:space="preserve"> </w:t>
+      </w:r>
+      <w:r>
+        <w:t xml:space="preserve">at</w:t>
       </w:r>
       <w:r>
         <w:t xml:space="preserve"> </w:t>
       </w:r>
       <m:oMath>
         <m:r>
-          <m:t>p</m:t>
-        </m:r>
-        <m:r>
-          <m:rPr>
-            <m:sty m:val="p"/>
-          </m:rPr>
-          <m:t>≤</m:t>
-        </m:r>
-        <m:r>
-          <m:t>0.0075</m:t>
+          <m:t>α</m:t>
+        </m:r>
+        <m:r>
+          <m:rPr>
+            <m:sty m:val="p"/>
+          </m:rPr>
+          <m:t>=</m:t>
+        </m:r>
+        <m:r>
+          <m:t>0.15</m:t>
         </m:r>
       </m:oMath>
       <w:r>
@@ -16056,80 +17153,23 @@
       </w:r>
       <m:oMath>
         <m:r>
-          <m:t>p</m:t>
-        </m:r>
-        <m:r>
-          <m:rPr>
-            <m:sty m:val="p"/>
-          </m:rPr>
-          <m:t>=</m:t>
-        </m:r>
-        <m:r>
-          <m:t>0.0007</m:t>
+          <m:t>0.20</m:t>
         </m:r>
       </m:oMath>
       <w:r>
-        <w:t xml:space="preserve">)</w:t>
-      </w:r>
-      <w:r>
-        <w:t xml:space="preserve"> </w:t>
-      </w:r>
-      <w:r>
-        <w:t xml:space="preserve">but at no level for ResNet1D-34 (adjusted</w:t>
-      </w:r>
-      <w:r>
-        <w:t xml:space="preserve"> </w:t>
-      </w:r>
-      <m:oMath>
-        <m:r>
-          <m:t>p</m:t>
-        </m:r>
-        <m:r>
-          <m:rPr>
-            <m:sty m:val="p"/>
-          </m:rPr>
-          <m:t>=</m:t>
-        </m:r>
-        <m:r>
-          <m:t>0.050</m:t>
-        </m:r>
-      </m:oMath>
-      <w:r>
-        <w:t xml:space="preserve">,</w:t>
-      </w:r>
-      <w:r>
-        <w:t xml:space="preserve"> </w:t>
-      </w:r>
-      <m:oMath>
-        <m:r>
-          <m:t>0.095</m:t>
-        </m:r>
-      </m:oMath>
-      <w:r>
-        <w:t xml:space="preserve">,</w:t>
-      </w:r>
-      <w:r>
-        <w:t xml:space="preserve"> </w:t>
-      </w:r>
-      <m:oMath>
-        <m:r>
-          <m:t>0.127</m:t>
-        </m:r>
-      </m:oMath>
-      <w:r>
-        <w:t xml:space="preserve">), so the</w:t>
-      </w:r>
-      <w:r>
-        <w:t xml:space="preserve"> </w:t>
-      </w:r>
-      <w:r>
-        <w:t xml:space="preserve">criterion fails for ResNet1D-34. Across the three backbones the mechanical share</w:t>
-      </w:r>
-      <w:r>
-        <w:t xml:space="preserve"> </w:t>
-      </w:r>
-      <w:r>
-        <w:t xml:space="preserve">of the B12−B1 gap ranged from 75% to 110%.</w:t>
+        <w:t xml:space="preserve">, where the deficit is smallest (0.81–1.02 pp); at the</w:t>
+      </w:r>
+      <w:r>
+        <w:t xml:space="preserve"> </w:t>
+      </w:r>
+      <w:r>
+        <w:t xml:space="preserve">record level no cell excludes zero. Across the three backbones the mechanical</w:t>
+      </w:r>
+      <w:r>
+        <w:t xml:space="preserve"> </w:t>
+      </w:r>
+      <w:r>
+        <w:t xml:space="preserve">share of the B12−B1 gap ranged from 75% to 110%.</w:t>
       </w:r>
     </w:p>
     <w:p>
@@ -16154,7 +17194,7 @@
         <w:t xml:space="preserve"> </w:t>
       </w:r>
       <w:r>
-        <w:t xml:space="preserve">epoch 1 for ResNet1D-50. A pre-registered sensitivity analysis therefore reran</w:t>
+        <w:t xml:space="preserve">epoch 1 for ResNet1D-50. A sensitivity analysis therefore reran</w:t>
       </w:r>
       <w:r>
         <w:t xml:space="preserve"> </w:t>
@@ -16245,25 +17285,25 @@
         <w:t xml:space="preserve"> </w:t>
       </w:r>
       <w:r>
-        <w:t xml:space="preserve">(a) gives the per-backbone deficits with their intervals and shows that the</w:t>
-      </w:r>
-      <w:r>
-        <w:t xml:space="preserve"> </w:t>
-      </w:r>
-      <w:r>
-        <w:t xml:space="preserve">direction of the contrast holds for every backbone while its statistical</w:t>
-      </w:r>
-      <w:r>
-        <w:t xml:space="preserve"> </w:t>
-      </w:r>
-      <w:r>
-        <w:t xml:space="preserve">strength does not; panel (b) plots each cell under the two checkpoints, and every</w:t>
-      </w:r>
-      <w:r>
-        <w:t xml:space="preserve"> </w:t>
-      </w:r>
-      <w:r>
-        <w:t xml:space="preserve">point stays in the quadrant of its original sign.</w:t>
+        <w:t xml:space="preserve">(a) sets the Monte Carlo intervals of Table VI against the record-level</w:t>
+      </w:r>
+      <w:r>
+        <w:t xml:space="preserve"> </w:t>
+      </w:r>
+      <w:r>
+        <w:t xml:space="preserve">intervals: the direction holds for every backbone, but only the narrower,</w:t>
+      </w:r>
+      <w:r>
+        <w:t xml:space="preserve"> </w:t>
+      </w:r>
+      <w:r>
+        <w:t xml:space="preserve">conditional intervals exclude zero. Panel (b) plots each cell under the two</w:t>
+      </w:r>
+      <w:r>
+        <w:t xml:space="preserve"> </w:t>
+      </w:r>
+      <w:r>
+        <w:t xml:space="preserve">checkpoints, and every point stays in the quadrant of its original sign.</w:t>
       </w:r>
     </w:p>
     <w:p>
@@ -16276,7 +17316,7 @@
           <wp:inline>
             <wp:extent cx="5334000" cy="1775293"/>
             <wp:effectExtent b="0" l="0" r="0" t="0"/>
-            <wp:docPr descr="Fig. 8. Robustness of the audit. (a) MIT-BIH B1 coverage deficit against the matched permutation null, by backbone and \alpha (point estimate and 95% bootstrap CI; open markers denote intervals that include zero). (b) B1 coverage minus nominal under best-validation (horizontal) and last-epoch (vertical) weights for the two residual networks, 16 backbone×dataset×\alpha cells; shaded quadrants mark agreement in sign and the dotted line marks equality." title="" id="50" name="Picture"/>
+            <wp:docPr descr="Fig. 8. Robustness of the audit. (a) MIT-BIH B1 coverage deficit against the matched permutation null, by backbone and \alpha: point estimate with Monte Carlo 95% interval over 200 splits of the 22 DS2 records (open markers include zero), and record-level 95% CI from the leave-one-record-out jackknife (light bars). (b) B1 coverage minus nominal under best-validation (horizontal) and last-epoch (vertical) weights for the two residual networks, 16 backbone×dataset×\alpha cells; shaded quadrants mark agreement in sign and the dotted line marks equality." title="" id="50" name="Picture"/>
             <a:graphic>
               <a:graphicData uri="http://schemas.openxmlformats.org/drawingml/2006/picture">
                 <pic:pic>
@@ -16331,10 +17371,7 @@
         </m:r>
       </m:oMath>
       <w:r>
-        <w:t xml:space="preserve"> </w:t>
-      </w:r>
-      <w:r>
-        <w:t xml:space="preserve">(point estimate and 95% bootstrap CI; open markers denote intervals that include zero). (b) B1 coverage minus nominal under best-validation (horizontal) and last-epoch (vertical) weights for the two residual networks, 16 backbone×dataset×</w:t>
+        <w:t xml:space="preserve">: point estimate with Monte Carlo 95% interval over 200 splits of the 22 DS2 records (open markers include zero), and record-level 95% CI from the leave-one-record-out jackknife (light bars). (b) B1 coverage minus nominal under best-validation (horizontal) and last-epoch (vertical) weights for the two residual networks, 16 backbone×dataset×</w:t>
       </w:r>
       <m:oMath>
         <m:r>
@@ -16424,19 +17461,25 @@
         <w:t xml:space="preserve"> </w:t>
       </w:r>
       <w:r>
-        <w:t xml:space="preserve">combinatorial and is answered from metadata. On public ECG resources the answer</w:t>
-      </w:r>
-      <w:r>
-        <w:t xml:space="preserve"> </w:t>
-      </w:r>
-      <w:r>
-        <w:t xml:space="preserve">is more restrictive than their size would suggest, because declared sources</w:t>
-      </w:r>
-      <w:r>
-        <w:t xml:space="preserve"> </w:t>
-      </w:r>
-      <w:r>
-        <w:t xml:space="preserve">collapse under the join and rare labels are spread over few patients (§5.1).</w:t>
+        <w:t xml:space="preserve">combinatorial and is answered from metadata. On the resources audited here the</w:t>
+      </w:r>
+      <w:r>
+        <w:t xml:space="preserve"> </w:t>
+      </w:r>
+      <w:r>
+        <w:t xml:space="preserve">answer is more restrictive than their size would suggest, because declared</w:t>
+      </w:r>
+      <w:r>
+        <w:t xml:space="preserve"> </w:t>
+      </w:r>
+      <w:r>
+        <w:t xml:space="preserve">sources collapse under the join and rare labels are spread over few patients</w:t>
+      </w:r>
+      <w:r>
+        <w:t xml:space="preserve"> </w:t>
+      </w:r>
+      <w:r>
+        <w:t xml:space="preserve">(§5.1).</w:t>
       </w:r>
       <w:r>
         <w:t xml:space="preserve"> </w:t>
@@ -16670,17 +17713,47 @@
         <w:t xml:space="preserve"> </w:t>
       </w:r>
       <w:r>
-        <w:t xml:space="preserve">effective sample size for thresholds under clustering is derived in [40].</w:t>
+        <w:t xml:space="preserve">effective sample size for thresholds under clustering is derived in [40]. The two</w:t>
+      </w:r>
+      <w:r>
+        <w:t xml:space="preserve"> </w:t>
+      </w:r>
+      <w:r>
+        <w:t xml:space="preserve">questions also meet. On MIT-BIH the deficit is consistent in sign across</w:t>
+      </w:r>
+      <w:r>
+        <w:t xml:space="preserve"> </w:t>
+      </w:r>
+      <w:r>
+        <w:t xml:space="preserve">backbones, levels and splits of the 22 evaluation subjects, yet a jackknife over</w:t>
+      </w:r>
+      <w:r>
+        <w:t xml:space="preserve"> </w:t>
+      </w:r>
+      <w:r>
+        <w:t xml:space="preserve">those subjects cannot resolve it (§5.3): the scarcity of blocks that bounds the</w:t>
+      </w:r>
+      <w:r>
+        <w:t xml:space="preserve"> </w:t>
+      </w:r>
+      <w:r>
+        <w:t xml:space="preserve">guarantee also bounds what an audit of the same subjects can establish about</w:t>
+      </w:r>
+      <w:r>
+        <w:t xml:space="preserve"> </w:t>
+      </w:r>
+      <w:r>
+        <w:t xml:space="preserve">coverage loss.</w:t>
       </w:r>
     </w:p>
     <w:bookmarkEnd w:id="54"/>
-    <w:bookmarkStart w:id="55" w:name="X2082e78ae0f4c77c313456103384ade8026f359"/>
+    <w:bookmarkStart w:id="55" w:name="X10a21a4c9ffce0be86017eff986db914a5bca64"/>
     <w:p>
       <w:pPr>
         <w:pStyle w:val="Heading2"/>
       </w:pPr>
       <w:r>
-        <w:t xml:space="preserve">6.2 A pitfall in evaluating hierarchical conformal methods</w:t>
+        <w:t xml:space="preserve">6.2 Two pitfalls in evaluating conformal methods on clustered data</w:t>
       </w:r>
     </w:p>
     <w:p>
@@ -16893,6 +17966,75 @@
       </w:r>
       <w:r>
         <w:t xml:space="preserve">abstention being the cheapest route to coverage.</w:t>
+      </w:r>
+    </w:p>
+    <w:p>
+      <w:pPr>
+        <w:pStyle w:val="BodyText"/>
+        <w:jc w:val="both"/>
+      </w:pPr>
+      <w:r>
+        <w:t xml:space="preserve">The second pitfall concerns uncertainty. Conformal methods are commonly</w:t>
+      </w:r>
+      <w:r>
+        <w:t xml:space="preserve"> </w:t>
+      </w:r>
+      <w:r>
+        <w:t xml:space="preserve">evaluated over many random calibration–test splits of one dataset, and the</w:t>
+      </w:r>
+      <w:r>
+        <w:t xml:space="preserve"> </w:t>
+      </w:r>
+      <w:r>
+        <w:t xml:space="preserve">spread or bootstrap interval of the resulting coverages is reported. When the</w:t>
+      </w:r>
+      <w:r>
+        <w:t xml:space="preserve"> </w:t>
+      </w:r>
+      <w:r>
+        <w:t xml:space="preserve">data are clustered, those splits reuse the same subjects, so the interval</w:t>
+      </w:r>
+      <w:r>
+        <w:t xml:space="preserve"> </w:t>
+      </w:r>
+      <w:r>
+        <w:t xml:space="preserve">describes the split procedure on those subjects and shrinks as more splits are</w:t>
+      </w:r>
+      <w:r>
+        <w:t xml:space="preserve"> </w:t>
+      </w:r>
+      <w:r>
+        <w:t xml:space="preserve">drawn; it is not a confidence interval for the population. On MIT-BIH the</w:t>
+      </w:r>
+      <w:r>
+        <w:t xml:space="preserve"> </w:t>
+      </w:r>
+      <w:r>
+        <w:t xml:space="preserve">distinction decides the reading: repeated-split intervals exclude zero in most</w:t>
+      </w:r>
+      <w:r>
+        <w:t xml:space="preserve"> </w:t>
+      </w:r>
+      <w:r>
+        <w:t xml:space="preserve">cells of Table VI, whereas the jackknife over the same 22 subjects includes zero</w:t>
+      </w:r>
+      <w:r>
+        <w:t xml:space="preserve"> </w:t>
+      </w:r>
+      <w:r>
+        <w:t xml:space="preserve">in all of them. Population claims about coverage on clustered data should</w:t>
+      </w:r>
+      <w:r>
+        <w:t xml:space="preserve"> </w:t>
+      </w:r>
+      <w:r>
+        <w:t xml:space="preserve">therefore resample subjects, and with few subjects the honest conclusion may be</w:t>
+      </w:r>
+      <w:r>
+        <w:t xml:space="preserve"> </w:t>
+      </w:r>
+      <w:r>
+        <w:t xml:space="preserve">that the sign of a coverage gap is not yet known.</w:t>
       </w:r>
     </w:p>
     <w:bookmarkEnd w:id="55"/>
@@ -17115,67 +18257,61 @@
         <w:jc w:val="both"/>
       </w:pPr>
       <w:r>
-        <w:t xml:space="preserve">The same arithmetic applies whenever coverage is conditioned on patient groups.</w:t>
-      </w:r>
-      <w:r>
-        <w:t xml:space="preserve"> </w:t>
-      </w:r>
-      <w:r>
-        <w:t xml:space="preserve">Group-conditional calibration has been proposed to equalize coverage across</w:t>
-      </w:r>
-      <w:r>
-        <w:t xml:space="preserve"> </w:t>
-      </w:r>
-      <w:r>
-        <w:t xml:space="preserve">demographic groups [43]; once it must also respect patient blocks, a group</w:t>
-      </w:r>
-      <w:r>
-        <w:t xml:space="preserve"> </w:t>
-      </w:r>
-      <w:r>
-        <w:t xml:space="preserve">represented by few patients in calibration faces the same bound as a rare label.</w:t>
-      </w:r>
-      <w:r>
-        <w:t xml:space="preserve"> </w:t>
-      </w:r>
-      <w:r>
-        <w:t xml:space="preserve">Settings with thousands of blocks, such as patients nested in hospitals [36],</w:t>
-      </w:r>
-      <w:r>
-        <w:t xml:space="preserve"> </w:t>
-      </w:r>
-      <w:r>
-        <w:t xml:space="preserve">are far from this boundary, which explains why it is easily missed. The</w:t>
-      </w:r>
-      <w:r>
-        <w:t xml:space="preserve"> </w:t>
-      </w:r>
-      <w:r>
-        <w:t xml:space="preserve">inter-patient protocol protects against subject-level leakage between training</w:t>
-      </w:r>
-      <w:r>
-        <w:t xml:space="preserve"> </w:t>
-      </w:r>
-      <w:r>
-        <w:t xml:space="preserve">and evaluation [30], [32], [31], and training regimes that differ in this</w:t>
-      </w:r>
-      <w:r>
-        <w:t xml:space="preserve"> </w:t>
-      </w:r>
-      <w:r>
-        <w:t xml:space="preserve">respect have been compared directly [44]; the audit extends the same concern to</w:t>
-      </w:r>
-      <w:r>
-        <w:t xml:space="preserve"> </w:t>
-      </w:r>
-      <w:r>
-        <w:t xml:space="preserve">the boundary between calibration and test, where a split that is inter-patient</w:t>
-      </w:r>
-      <w:r>
-        <w:t xml:space="preserve"> </w:t>
-      </w:r>
-      <w:r>
-        <w:t xml:space="preserve">for training may still leave calibration with too few subjects.</w:t>
+        <w:t xml:space="preserve">The same arithmetic applies whenever coverage is conditioned on patient groups:</w:t>
+      </w:r>
+      <w:r>
+        <w:t xml:space="preserve"> </w:t>
+      </w:r>
+      <w:r>
+        <w:t xml:space="preserve">once group-conditional calibration, proposed to equalize coverage across</w:t>
+      </w:r>
+      <w:r>
+        <w:t xml:space="preserve"> </w:t>
+      </w:r>
+      <w:r>
+        <w:t xml:space="preserve">demographic groups [43], must also respect patient blocks, a group with few</w:t>
+      </w:r>
+      <w:r>
+        <w:t xml:space="preserve"> </w:t>
+      </w:r>
+      <w:r>
+        <w:t xml:space="preserve">patients in calibration faces the same bound as a rare label. Settings with</w:t>
+      </w:r>
+      <w:r>
+        <w:t xml:space="preserve"> </w:t>
+      </w:r>
+      <w:r>
+        <w:t xml:space="preserve">thousands of blocks, such as patients nested in hospitals [36], sit far from this</w:t>
+      </w:r>
+      <w:r>
+        <w:t xml:space="preserve"> </w:t>
+      </w:r>
+      <w:r>
+        <w:t xml:space="preserve">boundary, which is why it is easily missed. The inter-patient protocol guards</w:t>
+      </w:r>
+      <w:r>
+        <w:t xml:space="preserve"> </w:t>
+      </w:r>
+      <w:r>
+        <w:t xml:space="preserve">against subject-level leakage between training and evaluation [30], [32],</w:t>
+      </w:r>
+      <w:r>
+        <w:t xml:space="preserve"> </w:t>
+      </w:r>
+      <w:r>
+        <w:t xml:space="preserve">[31], and training regimes that differ in this respect have been compared</w:t>
+      </w:r>
+      <w:r>
+        <w:t xml:space="preserve"> </w:t>
+      </w:r>
+      <w:r>
+        <w:t xml:space="preserve">directly [44]; a split that is inter-patient for training can still leave too</w:t>
+      </w:r>
+      <w:r>
+        <w:t xml:space="preserve"> </w:t>
+      </w:r>
+      <w:r>
+        <w:t xml:space="preserve">few subjects in calibration.</w:t>
       </w:r>
     </w:p>
     <w:p>
@@ -17184,55 +18320,49 @@
         <w:jc w:val="both"/>
       </w:pPr>
       <w:r>
-        <w:t xml:space="preserve">Regarding the study-design trade-off left open by Lee et al. [13], our results</w:t>
-      </w:r>
-      <w:r>
-        <w:t xml:space="preserve"> </w:t>
-      </w:r>
-      <w:r>
-        <w:t xml:space="preserve">settle its most elementary part: whether a finite threshold exists depends only</w:t>
-      </w:r>
-      <w:r>
-        <w:t xml:space="preserve"> </w:t>
-      </w:r>
-      <w:r>
-        <w:t xml:space="preserve">on the number of groups (Proposition 1). The bound plays, with blocks in place of</w:t>
-      </w:r>
-      <w:r>
-        <w:t xml:space="preserve"> </w:t>
-      </w:r>
-      <w:r>
-        <w:t xml:space="preserve">points, the part that the universal coverage distribution of split conformal</w:t>
-      </w:r>
-      <w:r>
-        <w:t xml:space="preserve"> </w:t>
-      </w:r>
-      <w:r>
-        <w:t xml:space="preserve">prediction plays for exchangeable data, where it fixes a minimum calibration</w:t>
-      </w:r>
-      <w:r>
-        <w:t xml:space="preserve"> </w:t>
-      </w:r>
-      <w:r>
-        <w:t xml:space="preserve">size [45]. Similarly, rare classes are known to starve class-conditional</w:t>
-      </w:r>
-      <w:r>
-        <w:t xml:space="preserve"> </w:t>
-      </w:r>
-      <w:r>
-        <w:t xml:space="preserve">calibration under exchangeability [42], but under block dependence what must be</w:t>
-      </w:r>
-      <w:r>
-        <w:t xml:space="preserve"> </w:t>
-      </w:r>
-      <w:r>
-        <w:t xml:space="preserve">counted is the number of blocks carrying the class, and the condition is</w:t>
-      </w:r>
-      <w:r>
-        <w:t xml:space="preserve"> </w:t>
-      </w:r>
-      <w:r>
-        <w:t xml:space="preserve">necessary but not sufficient (§3.4).</w:t>
+        <w:t xml:space="preserve">For the study-design trade-off left open by Lee et al. [13], our results settle</w:t>
+      </w:r>
+      <w:r>
+        <w:t xml:space="preserve"> </w:t>
+      </w:r>
+      <w:r>
+        <w:t xml:space="preserve">its most elementary part: whether a finite threshold exists depends only on the</w:t>
+      </w:r>
+      <w:r>
+        <w:t xml:space="preserve"> </w:t>
+      </w:r>
+      <w:r>
+        <w:t xml:space="preserve">number of groups (Proposition 1). The bound plays, with blocks in place of</w:t>
+      </w:r>
+      <w:r>
+        <w:t xml:space="preserve"> </w:t>
+      </w:r>
+      <w:r>
+        <w:t xml:space="preserve">points, the role of the minimum calibration size implied for exchangeable data by</w:t>
+      </w:r>
+      <w:r>
+        <w:t xml:space="preserve"> </w:t>
+      </w:r>
+      <w:r>
+        <w:t xml:space="preserve">the universal coverage distribution of split conformal prediction [45], and, as</w:t>
+      </w:r>
+      <w:r>
+        <w:t xml:space="preserve"> </w:t>
+      </w:r>
+      <w:r>
+        <w:t xml:space="preserve">for rare classes under exchangeability [42], the count that matters per label is</w:t>
+      </w:r>
+      <w:r>
+        <w:t xml:space="preserve"> </w:t>
+      </w:r>
+      <w:r>
+        <w:t xml:space="preserve">that of blocks carrying it, under a condition that is necessary but not</w:t>
+      </w:r>
+      <w:r>
+        <w:t xml:space="preserve"> </w:t>
+      </w:r>
+      <w:r>
+        <w:t xml:space="preserve">sufficient (§3.4).</w:t>
       </w:r>
     </w:p>
     <w:p>
@@ -17241,73 +18371,67 @@
         <w:jc w:val="both"/>
       </w:pPr>
       <w:r>
-        <w:t xml:space="preserve">These findings are in line with those of Sim and Kim on false-alarm control in</w:t>
-      </w:r>
-      <w:r>
-        <w:t xml:space="preserve"> </w:t>
-      </w:r>
-      <w:r>
-        <w:t xml:space="preserve">ECG [11]: in both settings subjects rather than beats carry the guarantee, and too</w:t>
-      </w:r>
-      <w:r>
-        <w:t xml:space="preserve"> </w:t>
-      </w:r>
-      <w:r>
-        <w:t xml:space="preserve">few calibration subjects undermine it. The two studies differ in what is counted</w:t>
-      </w:r>
-      <w:r>
-        <w:t xml:space="preserve"> </w:t>
-      </w:r>
-      <w:r>
-        <w:t xml:space="preserve">and in how the effect is attributed. The audit counts blocks under crossed</w:t>
-      </w:r>
-      <w:r>
-        <w:t xml:space="preserve"> </w:t>
-      </w:r>
-      <w:r>
-        <w:t xml:space="preserve">dependence sources and for each diagnostic label, and it uses a matched</w:t>
-      </w:r>
-      <w:r>
-        <w:t xml:space="preserve"> </w:t>
-      </w:r>
-      <w:r>
-        <w:t xml:space="preserve">permutation null and a factorial design to separate dependence from block-size</w:t>
-      </w:r>
-      <w:r>
-        <w:t xml:space="preserve"> </w:t>
-      </w:r>
-      <w:r>
-        <w:t xml:space="preserve">imbalance and from the mechanical effect of the finite-block correction. That</w:t>
-      </w:r>
-      <w:r>
-        <w:t xml:space="preserve"> </w:t>
-      </w:r>
-      <w:r>
-        <w:t xml:space="preserve">marginal coverage can mask per-class and per-patient failures in cardiac</w:t>
-      </w:r>
-      <w:r>
-        <w:t xml:space="preserve"> </w:t>
-      </w:r>
-      <w:r>
-        <w:t xml:space="preserve">monitoring [10] agrees with the label-level boundary of §5.1. Risk-control</w:t>
-      </w:r>
-      <w:r>
-        <w:t xml:space="preserve"> </w:t>
-      </w:r>
-      <w:r>
-        <w:t xml:space="preserve">extensions of conformal prediction [34], [46] and its time-series variants [35]</w:t>
-      </w:r>
-      <w:r>
-        <w:t xml:space="preserve"> </w:t>
-      </w:r>
-      <w:r>
-        <w:t xml:space="preserve">depend on related exchangeability or stationarity assumptions, and whether their</w:t>
-      </w:r>
-      <w:r>
-        <w:t xml:space="preserve"> </w:t>
-      </w:r>
-      <w:r>
-        <w:t xml:space="preserve">block-level versions meet the same boundary is left open.</w:t>
+        <w:t xml:space="preserve">These findings agree with those of Sim and Kim on false-alarm control in ECG</w:t>
+      </w:r>
+      <w:r>
+        <w:t xml:space="preserve"> </w:t>
+      </w:r>
+      <w:r>
+        <w:t xml:space="preserve">[11]: subjects rather than beats carry the guarantee, and too few calibration</w:t>
+      </w:r>
+      <w:r>
+        <w:t xml:space="preserve"> </w:t>
+      </w:r>
+      <w:r>
+        <w:t xml:space="preserve">subjects undermine it. The audit differs in counting blocks under crossed sources</w:t>
+      </w:r>
+      <w:r>
+        <w:t xml:space="preserve"> </w:t>
+      </w:r>
+      <w:r>
+        <w:t xml:space="preserve">and per diagnostic label, and in separating dependence from block-size imbalance</w:t>
+      </w:r>
+      <w:r>
+        <w:t xml:space="preserve"> </w:t>
+      </w:r>
+      <w:r>
+        <w:t xml:space="preserve">and from the mechanical effect of the finite-block correction with a matched</w:t>
+      </w:r>
+      <w:r>
+        <w:t xml:space="preserve"> </w:t>
+      </w:r>
+      <w:r>
+        <w:t xml:space="preserve">permutation null and a factorial design. Evidence that marginal coverage can</w:t>
+      </w:r>
+      <w:r>
+        <w:t xml:space="preserve"> </w:t>
+      </w:r>
+      <w:r>
+        <w:t xml:space="preserve">mask per-class and per-patient failures in cardiac monitoring [10] agrees with</w:t>
+      </w:r>
+      <w:r>
+        <w:t xml:space="preserve"> </w:t>
+      </w:r>
+      <w:r>
+        <w:t xml:space="preserve">the label-level boundary of §5.1. Risk-control extensions [34], [46] and</w:t>
+      </w:r>
+      <w:r>
+        <w:t xml:space="preserve"> </w:t>
+      </w:r>
+      <w:r>
+        <w:t xml:space="preserve">time-series variants [35] of conformal prediction rest on related</w:t>
+      </w:r>
+      <w:r>
+        <w:t xml:space="preserve"> </w:t>
+      </w:r>
+      <w:r>
+        <w:t xml:space="preserve">exchangeability or stationarity assumptions; whether their block-level versions</w:t>
+      </w:r>
+      <w:r>
+        <w:t xml:space="preserve"> </w:t>
+      </w:r>
+      <w:r>
+        <w:t xml:space="preserve">meet the same boundary is left open.</w:t>
       </w:r>
     </w:p>
     <w:bookmarkEnd w:id="56"/>
@@ -17419,13 +18543,19 @@
         <w:t xml:space="preserve"> </w:t>
       </w:r>
       <w:r>
-        <w:t xml:space="preserve">the subject shared by records 201 and 202), and every preprocessing step is</w:t>
-      </w:r>
-      <w:r>
-        <w:t xml:space="preserve"> </w:t>
-      </w:r>
-      <w:r>
-        <w:t xml:space="preserve">fitted on training data alone.</w:t>
+        <w:t xml:space="preserve">the subject shared by records 201 and 202), and no preprocessing step uses a</w:t>
+      </w:r>
+      <w:r>
+        <w:t xml:space="preserve"> </w:t>
+      </w:r>
+      <w:r>
+        <w:t xml:space="preserve">quantity estimated from evaluation data: the filter is fixed and normalization is</w:t>
+      </w:r>
+      <w:r>
+        <w:t xml:space="preserve"> </w:t>
+      </w:r>
+      <w:r>
+        <w:t xml:space="preserve">per record or per beat.</w:t>
       </w:r>
     </w:p>
     <w:p>
@@ -17577,7 +18707,7 @@
         <w:t xml:space="preserve"> </w:t>
       </w:r>
       <w:r>
-        <w:t xml:space="preserve">pre-registered last-epoch analysis left the sign of every deficit and every</w:t>
+        <w:t xml:space="preserve">last-epoch sensitivity analysis left the sign of every deficit and every</w:t>
       </w:r>
       <w:r>
         <w:t xml:space="preserve"> </w:t>
@@ -17689,19 +18819,7 @@
         <w:t xml:space="preserve"> </w:t>
       </w:r>
       <w:r>
-        <w:t xml:space="preserve">serves only as a prediction check (§5.4). Every MIT-BIH interval is derived from</w:t>
-      </w:r>
-      <w:r>
-        <w:t xml:space="preserve"> </w:t>
-      </w:r>
-      <w:r>
-        <w:t xml:space="preserve">repeated splits of the same 22 DS2 records and thus captures variability across</w:t>
-      </w:r>
-      <w:r>
-        <w:t xml:space="preserve"> </w:t>
-      </w:r>
-      <w:r>
-        <w:t xml:space="preserve">splits, not across the patient population. All results concern ECG, and</w:t>
+        <w:t xml:space="preserve">serves only as a prediction check (§5.4). All results concern ECG, and</w:t>
       </w:r>
       <w:r>
         <w:t xml:space="preserve"> </w:t>
@@ -17738,19 +18856,66 @@
         <w:t xml:space="preserve"> </w:t>
       </w:r>
       <w:r>
-        <w:t xml:space="preserve">Neither a single split nor a single</w:t>
-      </w:r>
-      <w:r>
-        <w:t xml:space="preserve"> </w:t>
-      </w:r>
-      <w:r>
-        <w:t xml:space="preserve">dose–response point establishes a deficit: the split-to-split range covers</w:t>
+        <w:t xml:space="preserve">The repeated-split intervals of Table VI</w:t>
+      </w:r>
+      <w:r>
+        <w:t xml:space="preserve"> </w:t>
+      </w:r>
+      <w:r>
+        <w:t xml:space="preserve">and Fig. 6 and the Spearman</w:t>
       </w:r>
       <w:r>
         <w:t xml:space="preserve"> </w:t>
       </w:r>
       <m:oMath>
         <m:r>
+          <m:t>p</m:t>
+        </m:r>
+      </m:oMath>
+      <w:r>
+        <w:t xml:space="preserve">-values of Table VII are conditional on the 22 DS2</w:t>
+      </w:r>
+      <w:r>
+        <w:t xml:space="preserve"> </w:t>
+      </w:r>
+      <w:r>
+        <w:t xml:space="preserve">records and one permutation (§4.4, §6.2). Only the leave-one-record-out</w:t>
+      </w:r>
+      <w:r>
+        <w:t xml:space="preserve"> </w:t>
+      </w:r>
+      <w:r>
+        <w:t xml:space="preserve">jackknife, added as a post hoc sensitivity analysis, treats records as the</w:t>
+      </w:r>
+      <w:r>
+        <w:t xml:space="preserve"> </w:t>
+      </w:r>
+      <w:r>
+        <w:t xml:space="preserve">sampling unit, and its intervals include zero in every cell; because each</w:t>
+      </w:r>
+      <w:r>
+        <w:t xml:space="preserve"> </w:t>
+      </w:r>
+      <w:r>
+        <w:t xml:space="preserve">replicate rests on 500 splits, Monte Carlo error inflates its variance somewhat,</w:t>
+      </w:r>
+      <w:r>
+        <w:t xml:space="preserve"> </w:t>
+      </w:r>
+      <w:r>
+        <w:t xml:space="preserve">so those intervals are conservative. Neither a single split nor a single</w:t>
+      </w:r>
+      <w:r>
+        <w:t xml:space="preserve"> </w:t>
+      </w:r>
+      <w:r>
+        <w:t xml:space="preserve">dose–response point shows a deficit: the split-to-split range covers</w:t>
+      </w:r>
+      <w:r>
+        <w:t xml:space="preserve"> </w:t>
+      </w:r>
+      <m:oMath>
+        <m:r>
           <m:t>1</m:t>
         </m:r>
         <m:r>
@@ -17767,49 +18932,19 @@
         <w:t xml:space="preserve"> </w:t>
       </w:r>
       <w:r>
-        <w:t xml:space="preserve">in every MIT-BIH cell (Table V), and each per-point interval of the</w:t>
-      </w:r>
-      <w:r>
-        <w:t xml:space="preserve"> </w:t>
-      </w:r>
-      <w:r>
-        <w:t xml:space="preserve">dose–response analysis includes zero. The evidence comes instead from the</w:t>
-      </w:r>
-      <w:r>
-        <w:t xml:space="preserve"> </w:t>
-      </w:r>
-      <w:r>
-        <w:t xml:space="preserve">comparison with a permutation null and from the monotone trend, which are exactly</w:t>
-      </w:r>
-      <w:r>
-        <w:t xml:space="preserve"> </w:t>
-      </w:r>
-      <w:r>
-        <w:t xml:space="preserve">what the pre-registered tests examine. After Holm correction the deficit against</w:t>
-      </w:r>
-      <w:r>
-        <w:t xml:space="preserve"> </w:t>
-      </w:r>
-      <w:r>
-        <w:t xml:space="preserve">the permutation null is significant at every level for two of the three</w:t>
-      </w:r>
-      <w:r>
-        <w:t xml:space="preserve"> </w:t>
-      </w:r>
-      <w:r>
-        <w:t xml:space="preserve">backbones and at none for ResNet1D-34 (Table VI); for that backbone the</w:t>
-      </w:r>
-      <w:r>
-        <w:t xml:space="preserve"> </w:t>
-      </w:r>
-      <w:r>
-        <w:t xml:space="preserve">pre-registered criterion fails, and we claim only that the direction is</w:t>
-      </w:r>
-      <w:r>
-        <w:t xml:space="preserve"> </w:t>
-      </w:r>
-      <w:r>
-        <w:t xml:space="preserve">invariant. Coverage on its own flatters HCP, which covers by abstaining below</w:t>
+        <w:t xml:space="preserve">in</w:t>
+      </w:r>
+      <w:r>
+        <w:t xml:space="preserve"> </w:t>
+      </w:r>
+      <w:r>
+        <w:t xml:space="preserve">every MIT-BIH cell (Table V). Coverage on its own flatters HCP, which covers by</w:t>
+      </w:r>
+      <w:r>
+        <w:t xml:space="preserve"> </w:t>
+      </w:r>
+      <w:r>
+        <w:t xml:space="preserve">abstaining below</w:t>
       </w:r>
       <w:r>
         <w:t xml:space="preserve"> </w:t>
@@ -17835,13 +18970,13 @@
         <w:t xml:space="preserve"> </w:t>
       </w:r>
       <w:r>
-        <w:t xml:space="preserve">(§5.2), so set size is reported alongside coverage throughout. Two</w:t>
-      </w:r>
-      <w:r>
-        <w:t xml:space="preserve"> </w:t>
-      </w:r>
-      <w:r>
-        <w:t xml:space="preserve">pre-registered criteria did not survive.</w:t>
+        <w:t xml:space="preserve">(§5.2), so set size is reported throughout. Two</w:t>
+      </w:r>
+      <w:r>
+        <w:t xml:space="preserve"> </w:t>
+      </w:r>
+      <w:r>
+        <w:t xml:space="preserve">criteria from our initial protocol did not survive:</w:t>
       </w:r>
       <w:r>
         <w:t xml:space="preserve"> </w:t>
@@ -17859,19 +18994,19 @@
         <w:t xml:space="preserve"> </w:t>
       </w:r>
       <w:r>
-        <w:t xml:space="preserve">was withdrawn after the permutation control revealed the gap to be</w:t>
-      </w:r>
-      <w:r>
-        <w:t xml:space="preserve"> </w:t>
-      </w:r>
-      <w:r>
-        <w:t xml:space="preserve">largely mechanical (§5.3). A Spearman test across datasets could not be carried</w:t>
-      </w:r>
-      <w:r>
-        <w:t xml:space="preserve"> </w:t>
-      </w:r>
-      <w:r>
-        <w:t xml:space="preserve">out as specified, because with two datasets a rank correlation can only equal</w:t>
+        <w:t xml:space="preserve">was withdrawn once the permutation control showed the gap to be</w:t>
+      </w:r>
+      <w:r>
+        <w:t xml:space="preserve"> </w:t>
+      </w:r>
+      <w:r>
+        <w:t xml:space="preserve">largely mechanical (§5.3), and a Spearman test across two datasets, whose rank</w:t>
+      </w:r>
+      <w:r>
+        <w:t xml:space="preserve"> </w:t>
+      </w:r>
+      <w:r>
+        <w:t xml:space="preserve">correlation can only be</w:t>
       </w:r>
       <w:r>
         <w:t xml:space="preserve"> </w:t>
@@ -17888,13 +19023,31 @@
         </m:r>
       </m:oMath>
       <w:r>
-        <w:t xml:space="preserve">, and it was replaced by a test over design-effect points within MIT-BIH.</w:t>
-      </w:r>
-      <w:r>
-        <w:t xml:space="preserve"> </w:t>
-      </w:r>
-      <w:r>
-        <w:t xml:space="preserve">Both changes appear in the deviation log.</w:t>
+        <w:t xml:space="preserve">, was replaced by the correlations of §5.4. These</w:t>
+      </w:r>
+      <w:r>
+        <w:t xml:space="preserve"> </w:t>
+      </w:r>
+      <w:r>
+        <w:t xml:space="preserve">changes and the departures from the initial statistical plan (patient-level</w:t>
+      </w:r>
+      <w:r>
+        <w:t xml:space="preserve"> </w:t>
+      </w:r>
+      <w:r>
+        <w:t xml:space="preserve">bootstrap, a paired permutation test with 10,000 permutations, exact binomial</w:t>
+      </w:r>
+      <w:r>
+        <w:t xml:space="preserve"> </w:t>
+      </w:r>
+      <w:r>
+        <w:t xml:space="preserve">intervals and Cliff’s delta, none of which was used) are listed in the</w:t>
+      </w:r>
+      <w:r>
+        <w:t xml:space="preserve"> </w:t>
+      </w:r>
+      <w:r>
+        <w:t xml:space="preserve">protocol’s deviation log.</w:t>
       </w:r>
     </w:p>
     <w:p>
@@ -17943,7 +19096,7 @@
         <w:t xml:space="preserve"> </w:t>
       </w:r>
       <w:r>
-        <w:t xml:space="preserve">coefficient stays significant (Table VII), and PTB-XL’s correlation drops from</w:t>
+        <w:t xml:space="preserve">coefficient stays positive (Table VII), and PTB-XL’s correlation drops from</w:t>
       </w:r>
       <w:r>
         <w:t xml:space="preserve"> </w:t>
@@ -17961,7 +19114,7 @@
         <w:t xml:space="preserve"> </w:t>
       </w:r>
       <w:r>
-        <w:t xml:space="preserve">coverage loss. Corollary 2 is proved for the HCP/Dunn family only (§3.3), and the</w:t>
+        <w:t xml:space="preserve">coverage loss. Corollary 2 is proved for HCP only (§3.3), and the</w:t>
       </w:r>
       <w:r>
         <w:t xml:space="preserve"> </w:t>
@@ -18199,43 +19352,55 @@
         <w:t xml:space="preserve"> </w:t>
       </w:r>
       <w:r>
-        <w:t xml:space="preserve">rather than by rereading existing data (Appendix B). Three analyses were</w:t>
-      </w:r>
-      <w:r>
-        <w:t xml:space="preserve"> </w:t>
-      </w:r>
-      <w:r>
-        <w:t xml:space="preserve">introduced or modified after results had been seen, and every one of them made</w:t>
-      </w:r>
-      <w:r>
-        <w:t xml:space="preserve"> </w:t>
-      </w:r>
-      <w:r>
-        <w:t xml:space="preserve">the evidence stricter. The permutation control overturned a criterion that had</w:t>
-      </w:r>
-      <w:r>
-        <w:t xml:space="preserve"> </w:t>
-      </w:r>
-      <w:r>
-        <w:t xml:space="preserve">favored our hypothesis; the Holm correction, which the frozen analysis plan</w:t>
-      </w:r>
-      <w:r>
-        <w:t xml:space="preserve"> </w:t>
-      </w:r>
-      <w:r>
-        <w:t xml:space="preserve">required but which was not applied at first, removed the last significant level</w:t>
-      </w:r>
-      <w:r>
-        <w:t xml:space="preserve"> </w:t>
-      </w:r>
-      <w:r>
-        <w:t xml:space="preserve">for ResNet1D-34; and the reporting axis was chosen after ICC had failed to place</w:t>
-      </w:r>
-      <w:r>
-        <w:t xml:space="preserve"> </w:t>
-      </w:r>
-      <w:r>
-        <w:t xml:space="preserve">the two datasets on one scale. The factor</w:t>
+        <w:t xml:space="preserve">rather than by rereading existing data, and its statistical strength was revised</w:t>
+      </w:r>
+      <w:r>
+        <w:t xml:space="preserve"> </w:t>
+      </w:r>
+      <w:r>
+        <w:t xml:space="preserve">once more (Appendix B). Four analyses were introduced or modified after results</w:t>
+      </w:r>
+      <w:r>
+        <w:t xml:space="preserve"> </w:t>
+      </w:r>
+      <w:r>
+        <w:t xml:space="preserve">had been seen, and every one of them made the evidence stricter. The permutation</w:t>
+      </w:r>
+      <w:r>
+        <w:t xml:space="preserve"> </w:t>
+      </w:r>
+      <w:r>
+        <w:t xml:space="preserve">control overturned a criterion that had favored our hypothesis; the Holm</w:t>
+      </w:r>
+      <w:r>
+        <w:t xml:space="preserve"> </w:t>
+      </w:r>
+      <w:r>
+        <w:t xml:space="preserve">correction, specified in our initial protocol but not applied at first, removed</w:t>
+      </w:r>
+      <w:r>
+        <w:t xml:space="preserve"> </w:t>
+      </w:r>
+      <w:r>
+        <w:t xml:space="preserve">the last significant level for ResNet1D-34; the reporting axis was chosen after</w:t>
+      </w:r>
+      <w:r>
+        <w:t xml:space="preserve"> </w:t>
+      </w:r>
+      <w:r>
+        <w:t xml:space="preserve">ICC had failed to place the two datasets on one scale; and the record-level</w:t>
+      </w:r>
+      <w:r>
+        <w:t xml:space="preserve"> </w:t>
+      </w:r>
+      <w:r>
+        <w:t xml:space="preserve">jackknife, specified and committed before it was run, showed that the</w:t>
+      </w:r>
+      <w:r>
+        <w:t xml:space="preserve"> </w:t>
+      </w:r>
+      <w:r>
+        <w:t xml:space="preserve">repeated-split significance did not extend to subjects. The factor</w:t>
       </w:r>
       <w:r>
         <w:t xml:space="preserve"> </w:t>
@@ -18282,13 +19447,13 @@
         <w:t xml:space="preserve"> </w:t>
       </w:r>
       <w:r>
-        <w:t xml:space="preserve">already appeared in our</w:t>
-      </w:r>
-      <w:r>
-        <w:t xml:space="preserve"> </w:t>
-      </w:r>
-      <w:r>
-        <w:t xml:space="preserve">theoretical notes before data collection, and</w:t>
+        <w:t xml:space="preserve">already appeared in our theoretical notes before data collection,</w:t>
+      </w:r>
+      <w:r>
+        <w:t xml:space="preserve"> </w:t>
+      </w:r>
+      <w:r>
+        <w:t xml:space="preserve">and</w:t>
       </w:r>
       <w:r>
         <w:t xml:space="preserve"> </w:t>
@@ -18302,25 +19467,25 @@
         <w:t xml:space="preserve"> </w:t>
       </w:r>
       <w:r>
-        <w:t xml:space="preserve">follows from the variance in</w:t>
-      </w:r>
-      <w:r>
-        <w:t xml:space="preserve"> </w:t>
-      </w:r>
-      <w:r>
-        <w:t xml:space="preserve">§3.2 instead of being selected, but the decision to report on this axis was taken</w:t>
-      </w:r>
-      <w:r>
-        <w:t xml:space="preserve"> </w:t>
-      </w:r>
-      <w:r>
-        <w:t xml:space="preserve">with the results in view. The protocol is accompanied by a complete deviation</w:t>
-      </w:r>
-      <w:r>
-        <w:t xml:space="preserve"> </w:t>
-      </w:r>
-      <w:r>
-        <w:t xml:space="preserve">log.</w:t>
+        <w:t xml:space="preserve">follows from the variance in §3.2 instead of being selected, but the</w:t>
+      </w:r>
+      <w:r>
+        <w:t xml:space="preserve"> </w:t>
+      </w:r>
+      <w:r>
+        <w:t xml:space="preserve">decision to report on this axis was taken with the results in view. The analysis</w:t>
+      </w:r>
+      <w:r>
+        <w:t xml:space="preserve"> </w:t>
+      </w:r>
+      <w:r>
+        <w:t xml:space="preserve">protocol was kept under version control but was never publicly registered or</w:t>
+      </w:r>
+      <w:r>
+        <w:t xml:space="preserve"> </w:t>
+      </w:r>
+      <w:r>
+        <w:t xml:space="preserve">formally frozen; it is released with its deviation log.</w:t>
       </w:r>
     </w:p>
     <w:bookmarkEnd w:id="57"/>
@@ -18370,74 +19535,83 @@
         <w:t xml:space="preserve"> </w:t>
       </w:r>
       <w:r>
-        <w:t xml:space="preserve">uncertainty matters most. Whether ignoring blocks costs coverage is governed by</w:t>
-      </w:r>
-      <w:r>
-        <w:t xml:space="preserve"> </w:t>
-      </w:r>
-      <w:r>
-        <w:t xml:space="preserve">the amount of repetition inside blocks, not by the strength of correlation.</w:t>
-      </w:r>
-      <w:r>
-        <w:t xml:space="preserve"> </w:t>
-      </w:r>
-      <w:r>
-        <w:t xml:space="preserve">Evaluations of hierarchical conformal methods should therefore use a null that</w:t>
-      </w:r>
-      <w:r>
-        <w:t xml:space="preserve"> </w:t>
-      </w:r>
-      <w:r>
-        <w:t xml:space="preserve">removes dependence but keeps block geometry, and should report set size next to</w:t>
-      </w:r>
-      <w:r>
-        <w:t xml:space="preserve"> </w:t>
-      </w:r>
-      <w:r>
-        <w:t xml:space="preserve">coverage; clinical studies that claim conformal guarantees should report the</w:t>
-      </w:r>
-      <w:r>
-        <w:t xml:space="preserve"> </w:t>
-      </w:r>
-      <w:r>
-        <w:t xml:space="preserve">dependence sources they declared and the number of calibration blocks, per label</w:t>
-      </w:r>
-      <w:r>
-        <w:t xml:space="preserve"> </w:t>
-      </w:r>
-      <w:r>
-        <w:t xml:space="preserve">where relevant. These conclusions are limited to one method family and to the</w:t>
-      </w:r>
-      <w:r>
-        <w:t xml:space="preserve"> </w:t>
-      </w:r>
-      <w:r>
-        <w:t xml:space="preserve">sources declared here, and whether other block-level procedures face the same</w:t>
-      </w:r>
-      <w:r>
-        <w:t xml:space="preserve"> </w:t>
-      </w:r>
-      <w:r>
-        <w:t xml:space="preserve">boundary is an open question.</w:t>
+        <w:t xml:space="preserve">uncertainty matters most. Whether ignoring blocks costs coverage depended on</w:t>
+      </w:r>
+      <w:r>
+        <w:t xml:space="preserve"> </w:t>
+      </w:r>
+      <w:r>
+        <w:t xml:space="preserve">repetition as well as on correlation: with near-singleton blocks even substantial</w:t>
+      </w:r>
+      <w:r>
+        <w:t xml:space="preserve"> </w:t>
+      </w:r>
+      <w:r>
+        <w:t xml:space="preserve">correlation left coverage intact, while with thousands of beats per subject a</w:t>
+      </w:r>
+      <w:r>
+        <w:t xml:space="preserve"> </w:t>
+      </w:r>
+      <w:r>
+        <w:t xml:space="preserve">deficit appeared on the audited subjects that 22 of them were too few to</w:t>
+      </w:r>
+      <w:r>
+        <w:t xml:space="preserve"> </w:t>
+      </w:r>
+      <w:r>
+        <w:t xml:space="preserve">establish for the population. Evaluations of conformal methods on clustered data</w:t>
+      </w:r>
+      <w:r>
+        <w:t xml:space="preserve"> </w:t>
+      </w:r>
+      <w:r>
+        <w:t xml:space="preserve">should therefore use a null that removes dependence but keeps block geometry,</w:t>
+      </w:r>
+      <w:r>
+        <w:t xml:space="preserve"> </w:t>
+      </w:r>
+      <w:r>
+        <w:t xml:space="preserve">report set size next to coverage, and resample subjects rather than splits when</w:t>
+      </w:r>
+      <w:r>
+        <w:t xml:space="preserve"> </w:t>
+      </w:r>
+      <w:r>
+        <w:t xml:space="preserve">a population claim is made; clinical studies that claim conformal guarantees</w:t>
+      </w:r>
+      <w:r>
+        <w:t xml:space="preserve"> </w:t>
+      </w:r>
+      <w:r>
+        <w:t xml:space="preserve">should report the dependence sources they declared and the number of</w:t>
+      </w:r>
+      <w:r>
+        <w:t xml:space="preserve"> </w:t>
+      </w:r>
+      <w:r>
+        <w:t xml:space="preserve">calibration blocks, per label where relevant. These conclusions are limited to</w:t>
+      </w:r>
+      <w:r>
+        <w:t xml:space="preserve"> </w:t>
+      </w:r>
+      <w:r>
+        <w:t xml:space="preserve">HCP and to the sources declared here, and whether other block-level procedures</w:t>
+      </w:r>
+      <w:r>
+        <w:t xml:space="preserve"> </w:t>
+      </w:r>
+      <w:r>
+        <w:t xml:space="preserve">face the same boundary is an open question.</w:t>
       </w:r>
     </w:p>
     <w:bookmarkEnd w:id="59"/>
-    <w:bookmarkStart w:id="63" w:name="appendix-a.-supplementary-derivations"/>
+    <w:bookmarkStart w:id="60" w:name="data-and-code-availability"/>
     <w:p>
       <w:pPr>
         <w:pStyle w:val="Heading1"/>
       </w:pPr>
       <w:r>
-        <w:t xml:space="preserve">Appendix A. Supplementary Derivations</w:t>
-      </w:r>
-    </w:p>
-    <w:bookmarkStart w:id="60" w:name="a.1-the-boundary-case-of-proposition-1"/>
-    <w:p>
-      <w:pPr>
-        <w:pStyle w:val="Heading2"/>
-      </w:pPr>
-      <w:r>
-        <w:t xml:space="preserve">A.1 The boundary case of Proposition 1</w:t>
+        <w:t xml:space="preserve">Data and Code Availability</w:t>
       </w:r>
     </w:p>
     <w:p>
@@ -18446,6 +19620,101 @@
         <w:jc w:val="both"/>
       </w:pPr>
       <w:r>
+        <w:t xml:space="preserve">PTB-XL (version 1.0.3) [15], the MIT-BIH Arrhythmia Database [16] and the</w:t>
+      </w:r>
+      <w:r>
+        <w:t xml:space="preserve"> </w:t>
+      </w:r>
+      <w:r>
+        <w:t xml:space="preserve">PhysioNet/CinC Challenge 2021 collection (version 1.0.3) [17] are publicly</w:t>
+      </w:r>
+      <w:r>
+        <w:t xml:space="preserve"> </w:t>
+      </w:r>
+      <w:r>
+        <w:t xml:space="preserve">available from PhysioNet under their respective licences. The code, the analysis</w:t>
+      </w:r>
+      <w:r>
+        <w:t xml:space="preserve"> </w:t>
+      </w:r>
+      <w:r>
+        <w:t xml:space="preserve">protocol with its deviation log, and the JSON artifact behind every reported</w:t>
+      </w:r>
+      <w:r>
+        <w:t xml:space="preserve"> </w:t>
+      </w:r>
+      <w:r>
+        <w:t xml:space="preserve">number will be archived under a persistent identifier before publication</w:t>
+      </w:r>
+      <w:r>
+        <w:t xml:space="preserve"> </w:t>
+      </w:r>
+      <w:r>
+        <w:t xml:space="preserve">[identifier to be inserted].</w:t>
+      </w:r>
+    </w:p>
+    <w:bookmarkEnd w:id="60"/>
+    <w:bookmarkStart w:id="61" w:name="ethics-statement"/>
+    <w:p>
+      <w:pPr>
+        <w:pStyle w:val="Heading1"/>
+      </w:pPr>
+      <w:r>
+        <w:t xml:space="preserve">Ethics Statement</w:t>
+      </w:r>
+    </w:p>
+    <w:p>
+      <w:pPr>
+        <w:pStyle w:val="FirstParagraph"/>
+        <w:jc w:val="both"/>
+      </w:pPr>
+      <w:r>
+        <w:t xml:space="preserve">This study is a secondary analysis of publicly available, de-identified</w:t>
+      </w:r>
+      <w:r>
+        <w:t xml:space="preserve"> </w:t>
+      </w:r>
+      <w:r>
+        <w:t xml:space="preserve">recordings; no new data were collected and no participant was contacted.</w:t>
+      </w:r>
+      <w:r>
+        <w:t xml:space="preserve"> </w:t>
+      </w:r>
+      <w:r>
+        <w:t xml:space="preserve">[Institutional statement on the need for ethics review to be added by the</w:t>
+      </w:r>
+      <w:r>
+        <w:t xml:space="preserve"> </w:t>
+      </w:r>
+      <w:r>
+        <w:t xml:space="preserve">authors.]</w:t>
+      </w:r>
+    </w:p>
+    <w:bookmarkEnd w:id="61"/>
+    <w:bookmarkStart w:id="65" w:name="appendix-a.-supplementary-derivations"/>
+    <w:p>
+      <w:pPr>
+        <w:pStyle w:val="Heading1"/>
+      </w:pPr>
+      <w:r>
+        <w:t xml:space="preserve">Appendix A. Supplementary Derivations</w:t>
+      </w:r>
+    </w:p>
+    <w:bookmarkStart w:id="62" w:name="a.1-the-boundary-case-of-proposition-1"/>
+    <w:p>
+      <w:pPr>
+        <w:pStyle w:val="Heading2"/>
+      </w:pPr>
+      <w:r>
+        <w:t xml:space="preserve">A.1 The boundary case of Proposition 1</w:t>
+      </w:r>
+    </w:p>
+    <w:p>
+      <w:pPr>
+        <w:pStyle w:val="FirstParagraph"/>
+        <w:jc w:val="both"/>
+      </w:pPr>
+      <w:r>
         <w:t xml:space="preserve">An earlier version of this work wrote (3) as a strict inequality, which fails at</w:t>
       </w:r>
       <w:r>
@@ -18726,8 +19995,8 @@
         <w:t xml:space="preserve">.</w:t>
       </w:r>
     </w:p>
-    <w:bookmarkEnd w:id="60"/>
-    <w:bookmarkStart w:id="61" w:name="a.2-variance-under-compound-symmetry"/>
+    <w:bookmarkEnd w:id="62"/>
+    <w:bookmarkStart w:id="63" w:name="a.2-variance-under-compound-symmetry"/>
     <w:p>
       <w:pPr>
         <w:pStyle w:val="Heading2"/>
@@ -19215,14 +20484,14 @@
         <w:t xml:space="preserve">vanishes. We make no claim outside (A).</w:t>
       </w:r>
     </w:p>
-    <w:bookmarkEnd w:id="61"/>
-    <w:bookmarkStart w:id="62" w:name="X7762396f0ee7e442bd161c48a219bce8dfbbc32"/>
+    <w:bookmarkEnd w:id="63"/>
+    <w:bookmarkStart w:id="64" w:name="a.3-equal-weighting-in-hcp"/>
     <w:p>
       <w:pPr>
         <w:pStyle w:val="Heading2"/>
       </w:pPr>
       <w:r>
-        <w:t xml:space="preserve">A.3 Departing from equal weights can break the guarantee</w:t>
+        <w:t xml:space="preserve">A.3 Equal weighting in HCP</w:t>
       </w:r>
     </w:p>
     <w:p>
@@ -19231,7 +20500,82 @@
         <w:jc w:val="both"/>
       </w:pPr>
       <w:r>
-        <w:t xml:space="preserve">Take</w:t>
+        <w:t xml:space="preserve">Cluster-randomized trials compare equal and size-proportional weighting of</w:t>
+      </w:r>
+      <w:r>
+        <w:t xml:space="preserve"> </w:t>
+      </w:r>
+      <w:r>
+        <w:t xml:space="preserve">cluster means, and equal weighting is known to lose efficiency when cluster sizes</w:t>
+      </w:r>
+      <w:r>
+        <w:t xml:space="preserve"> </w:t>
+      </w:r>
+      <w:r>
+        <w:t xml:space="preserve">vary [38], [39]. In HCP it cannot be replaced: the practitioner is tied to the</w:t>
+      </w:r>
+      <w:r>
+        <w:t xml:space="preserve"> </w:t>
+      </w:r>
+      <w:r>
+        <w:t xml:space="preserve">estimator that cluster-sampling theory regards as most sensitive to block</w:t>
+      </w:r>
+      <w:r>
+        <w:t xml:space="preserve"> </w:t>
+      </w:r>
+      <w:r>
+        <w:t xml:space="preserve">imbalance, without access to the standard remedy. We state this as an</w:t>
+      </w:r>
+      <w:r>
+        <w:t xml:space="preserve"> </w:t>
+      </w:r>
+      <w:r>
+        <w:t xml:space="preserve">observation and do not prove that equal weights are the only valid choice. On</w:t>
+      </w:r>
+      <w:r>
+        <w:t xml:space="preserve"> </w:t>
+      </w:r>
+      <w:r>
+        <w:t xml:space="preserve">PTB-XL the two design effects of (6) differ by a factor of 15.7 at the site</w:t>
+      </w:r>
+      <w:r>
+        <w:t xml:space="preserve"> </w:t>
+      </w:r>
+      <w:r>
+        <w:t xml:space="preserve">level, while on</w:t>
+      </w:r>
+      <w:r>
+        <w:t xml:space="preserve"> </w:t>
+      </w:r>
+      <w:r>
+        <w:rPr>
+          <w:rStyle w:val="VerbatimChar"/>
+        </w:rPr>
+        <w:t xml:space="preserve">strat_fold</w:t>
+      </w:r>
+      <w:r>
+        <w:t xml:space="preserve">, whose blocks are almost uniform by construction,</w:t>
+      </w:r>
+      <w:r>
+        <w:t xml:space="preserve"> </w:t>
+      </w:r>
+      <w:r>
+        <w:t xml:space="preserve">their ratio is 1.000, which serves as an internal check of the computation.</w:t>
+      </w:r>
+    </w:p>
+    <w:p>
+      <w:pPr>
+        <w:pStyle w:val="BodyText"/>
+        <w:jc w:val="both"/>
+      </w:pPr>
+      <w:r>
+        <w:t xml:space="preserve">Departing from equal weights can break the guarantee, not merely cost</w:t>
+      </w:r>
+      <w:r>
+        <w:t xml:space="preserve"> </w:t>
+      </w:r>
+      <w:r>
+        <w:t xml:space="preserve">efficiency. Take</w:t>
       </w:r>
       <w:r>
         <w:t xml:space="preserve"> </w:t>
@@ -19656,9 +21000,9 @@
         <w:t xml:space="preserve">.</w:t>
       </w:r>
     </w:p>
-    <w:bookmarkEnd w:id="62"/>
-    <w:bookmarkEnd w:id="63"/>
-    <w:bookmarkStart w:id="64" w:name="X06db9a02045705c8b7d21c68ec78218971b4832"/>
+    <w:bookmarkEnd w:id="64"/>
+    <w:bookmarkEnd w:id="65"/>
+    <w:bookmarkStart w:id="66" w:name="X06db9a02045705c8b7d21c68ec78218971b4832"/>
     <w:p>
       <w:pPr>
         <w:pStyle w:val="Heading1"/>
@@ -19673,7 +21017,13 @@
         <w:jc w:val="both"/>
       </w:pPr>
       <w:r>
-        <w:t xml:space="preserve">The reading of the MIT-BIH evidence went through three revisions (§6.4). The</w:t>
+        <w:t xml:space="preserve">The reading of the MIT-BIH evidence went through three revisions, and its</w:t>
+      </w:r>
+      <w:r>
+        <w:t xml:space="preserve"> </w:t>
+      </w:r>
+      <w:r>
+        <w:t xml:space="preserve">statistical strength through a fourth (§6.4). The</w:t>
       </w:r>
       <w:r>
         <w:t xml:space="preserve"> </w:t>
@@ -19745,6 +21095,7 @@
       <w:tr>
         <w:trPr>
           <w:tblHeader w:val="on"/>
+          <w:cantSplit/>
         </w:trPr>
         <w:tc>
           <w:tcPr/>
@@ -19796,6 +21147,9 @@
         </w:tc>
       </w:tr>
       <w:tr>
+        <w:trPr>
+          <w:cantSplit/>
+        </w:trPr>
         <w:tc>
           <w:tcPr/>
           <w:p>
@@ -19843,6 +21197,9 @@
         </w:tc>
       </w:tr>
       <w:tr>
+        <w:trPr>
+          <w:cantSplit/>
+        </w:trPr>
         <w:tc>
           <w:tcPr/>
           <w:p>
@@ -19890,6 +21247,9 @@
         </w:tc>
       </w:tr>
       <w:tr>
+        <w:trPr>
+          <w:cantSplit/>
+        </w:trPr>
         <w:tc>
           <w:tcPr/>
           <w:p>
@@ -19937,11 +21297,15 @@
         </w:tc>
       </w:tr>
       <w:tr>
-        <w:tc>
-          <w:tcPr/>
-          <w:p>
-            <w:pPr>
-              <w:pStyle w:val="Compact"/>
+        <w:trPr>
+          <w:cantSplit/>
+        </w:trPr>
+        <w:tc>
+          <w:tcPr/>
+          <w:p>
+            <w:pPr>
+              <w:pStyle w:val="Compact"/>
+              <w:keepNext/>
             </w:pPr>
             <w:r>
               <w:rPr>
@@ -19956,6 +21320,7 @@
           <w:p>
             <w:pPr>
               <w:pStyle w:val="Compact"/>
+              <w:keepNext/>
             </w:pPr>
             <w:r>
               <w:rPr>
@@ -20014,19 +21379,376 @@
           <w:p>
             <w:pPr>
               <w:pStyle w:val="Compact"/>
+              <w:keepNext/>
             </w:pPr>
             <w:r>
               <w:rPr>
                 <w:sz w:val="17"/>
               </w:rPr>
               <w:t xml:space="preserve">— stands</w:t>
+            </w:r>
+          </w:p>
+        </w:tc>
+      </w:tr>
+      <w:tr>
+        <w:trPr>
+          <w:cantSplit/>
+        </w:trPr>
+        <w:tc>
+          <w:tcPr/>
+          <w:p>
+            <w:pPr>
+              <w:pStyle w:val="Compact"/>
+            </w:pPr>
+            <w:r>
+              <w:rPr>
+                <w:sz w:val="17"/>
+              </w:rPr>
+              <w:t xml:space="preserve">5</w:t>
+            </w:r>
+          </w:p>
+        </w:tc>
+        <w:tc>
+          <w:tcPr/>
+          <w:p>
+            <w:pPr>
+              <w:pStyle w:val="Compact"/>
+            </w:pPr>
+            <w:r>
+              <w:rPr>
+                <w:sz w:val="17"/>
+              </w:rPr>
+              <w:t xml:space="preserve">The B1 deficit against the permutation null is significant for two of three backbones</w:t>
+            </w:r>
+          </w:p>
+        </w:tc>
+        <w:tc>
+          <w:tcPr/>
+          <w:p>
+            <w:pPr>
+              <w:pStyle w:val="Compact"/>
+            </w:pPr>
+            <w:r>
+              <w:rPr>
+                <w:sz w:val="17"/>
+              </w:rPr>
+              <w:t xml:space="preserve">Record-level jackknife over the 22 DS2 records: every 95% CI includes zero</w:t>
             </w:r>
           </w:p>
         </w:tc>
       </w:tr>
     </w:tbl>
-    <w:bookmarkEnd w:id="64"/>
-    <w:bookmarkStart w:id="65" w:name="references"/>
+    <w:bookmarkEnd w:id="66"/>
+    <w:bookmarkStart w:id="67" w:name="Xbf53aa51c2c3289f595a160de988653028afcc2"/>
+    <w:p>
+      <w:pPr>
+        <w:pStyle w:val="Heading1"/>
+      </w:pPr>
+      <w:r>
+        <w:t xml:space="preserve">Appendix C. Observability of Blocks in Challenge 2021</w:t>
+      </w:r>
+    </w:p>
+    <w:p>
+      <w:pPr>
+        <w:pStyle w:val="FirstParagraph"/>
+        <w:jc w:val="both"/>
+      </w:pPr>
+      <w:r>
+        <w:t xml:space="preserve">The seven non-duplicate source folders of the PhysioNet/CinC Challenge 2021</w:t>
+      </w:r>
+      <w:r>
+        <w:t xml:space="preserve"> </w:t>
+      </w:r>
+      <w:r>
+        <w:t xml:space="preserve">collection [17] hold 66,416 records, ranging from</w:t>
+      </w:r>
+      <w:r>
+        <w:t xml:space="preserve"> </w:t>
+      </w:r>
+      <w:r>
+        <w:rPr>
+          <w:rStyle w:val="VerbatimChar"/>
+        </w:rPr>
+        <w:t xml:space="preserve">ningbo</w:t>
+      </w:r>
+      <w:r>
+        <w:t xml:space="preserve"> </w:t>
+      </w:r>
+      <w:r>
+        <w:t xml:space="preserve">(34,905) to</w:t>
+      </w:r>
+      <w:r>
+        <w:t xml:space="preserve"> </w:t>
+      </w:r>
+      <w:r>
+        <w:rPr>
+          <w:rStyle w:val="VerbatimChar"/>
+        </w:rPr>
+        <w:t xml:space="preserve">st_petersburg_incart</w:t>
+      </w:r>
+      <w:r>
+        <w:t xml:space="preserve"> </w:t>
+      </w:r>
+      <w:r>
+        <w:t xml:space="preserve">(74); its</w:t>
+      </w:r>
+      <w:r>
+        <w:t xml:space="preserve"> </w:t>
+      </w:r>
+      <w:r>
+        <w:rPr>
+          <w:rStyle w:val="VerbatimChar"/>
+        </w:rPr>
+        <w:t xml:space="preserve">ptb-xl</w:t>
+      </w:r>
+      <w:r>
+        <w:t xml:space="preserve"> </w:t>
+      </w:r>
+      <w:r>
+        <w:t xml:space="preserve">folder (21,837 records) repeats PTB-XL,</w:t>
+      </w:r>
+      <w:r>
+        <w:t xml:space="preserve"> </w:t>
+      </w:r>
+      <w:r>
+        <w:t xml:space="preserve">and the two totals give the official 88,253. In a sample of 42 headers drawn from</w:t>
+      </w:r>
+      <w:r>
+        <w:t xml:space="preserve"> </w:t>
+      </w:r>
+      <w:r>
+        <w:t xml:space="preserve">all seven sources, none of the fields (</w:t>
+      </w:r>
+      <w:r>
+        <w:rPr>
+          <w:rStyle w:val="VerbatimChar"/>
+        </w:rPr>
+        <w:t xml:space="preserve">#Age</w:t>
+      </w:r>
+      <w:r>
+        <w:t xml:space="preserve">,</w:t>
+      </w:r>
+      <w:r>
+        <w:t xml:space="preserve"> </w:t>
+      </w:r>
+      <w:r>
+        <w:rPr>
+          <w:rStyle w:val="VerbatimChar"/>
+        </w:rPr>
+        <w:t xml:space="preserve">#Sex</w:t>
+      </w:r>
+      <w:r>
+        <w:t xml:space="preserve">,</w:t>
+      </w:r>
+      <w:r>
+        <w:t xml:space="preserve"> </w:t>
+      </w:r>
+      <w:r>
+        <w:rPr>
+          <w:rStyle w:val="VerbatimChar"/>
+        </w:rPr>
+        <w:t xml:space="preserve">#Dx</w:t>
+      </w:r>
+      <w:r>
+        <w:t xml:space="preserve">,</w:t>
+      </w:r>
+      <w:r>
+        <w:t xml:space="preserve"> </w:t>
+      </w:r>
+      <w:r>
+        <w:rPr>
+          <w:rStyle w:val="VerbatimChar"/>
+        </w:rPr>
+        <w:t xml:space="preserve">#Rx</w:t>
+      </w:r>
+      <w:r>
+        <w:t xml:space="preserve">,</w:t>
+      </w:r>
+      <w:r>
+        <w:t xml:space="preserve"> </w:t>
+      </w:r>
+      <w:r>
+        <w:rPr>
+          <w:rStyle w:val="VerbatimChar"/>
+        </w:rPr>
+        <w:t xml:space="preserve">#Hx</w:t>
+      </w:r>
+      <w:r>
+        <w:t xml:space="preserve">, plus</w:t>
+      </w:r>
+      <w:r>
+        <w:t xml:space="preserve"> </w:t>
+      </w:r>
+      <w:r>
+        <w:rPr>
+          <w:rStyle w:val="VerbatimChar"/>
+        </w:rPr>
+        <w:t xml:space="preserve">#Sx</w:t>
+      </w:r>
+      <w:r>
+        <w:t xml:space="preserve"> </w:t>
+      </w:r>
+      <w:r>
+        <w:t xml:space="preserve">in five sources) is documented as identifying the patient; because this is</w:t>
+      </w:r>
+      <w:r>
+        <w:t xml:space="preserve"> </w:t>
+      </w:r>
+      <w:r>
+        <w:t xml:space="preserve">a sample and the header schema differs between sources, we claim nothing beyond</w:t>
+      </w:r>
+      <w:r>
+        <w:t xml:space="preserve"> </w:t>
+      </w:r>
+      <w:r>
+        <w:t xml:space="preserve">it. Repetition, on the other hand, is documented: the INCART source is described</w:t>
+      </w:r>
+      <w:r>
+        <w:t xml:space="preserve"> </w:t>
+      </w:r>
+      <w:r>
+        <w:t xml:space="preserve">as</w:t>
+      </w:r>
+      <w:r>
+        <w:t xml:space="preserve"> </w:t>
+      </w:r>
+      <w:r>
+        <w:rPr>
+          <w:i/>
+          <w:iCs/>
+        </w:rPr>
+        <w:t xml:space="preserve">“74 annotated ECGs … extracted from 32 Holter monitor recordings,”</w:t>
+      </w:r>
+      <w:r>
+        <w:t xml:space="preserve"> </w:t>
+      </w:r>
+      <w:r>
+        <w:t xml:space="preserve">and the</w:t>
+      </w:r>
+      <w:r>
+        <w:t xml:space="preserve"> </w:t>
+      </w:r>
+      <w:r>
+        <w:rPr>
+          <w:rStyle w:val="VerbatimChar"/>
+        </w:rPr>
+        <w:t xml:space="preserve">ptb-xl</w:t>
+      </w:r>
+      <w:r>
+        <w:t xml:space="preserve"> </w:t>
+      </w:r>
+      <w:r>
+        <w:t xml:space="preserve">folder contains 21,837 records from 18,869 patients. The bound</w:t>
+      </w:r>
+      <w:r>
+        <w:t xml:space="preserve"> </w:t>
+      </w:r>
+      <m:oMath>
+        <m:sSub>
+          <m:e>
+            <m:r>
+              <m:t>α</m:t>
+            </m:r>
+          </m:e>
+          <m:sub>
+            <m:r>
+              <m:rPr>
+                <m:sty m:val="p"/>
+              </m:rPr>
+              <m:t>min</m:t>
+            </m:r>
+          </m:sub>
+        </m:sSub>
+        <m:r>
+          <m:rPr>
+            <m:sty m:val="p"/>
+          </m:rPr>
+          <m:t>≥</m:t>
+        </m:r>
+        <m:r>
+          <m:t>1</m:t>
+        </m:r>
+        <m:r>
+          <m:rPr>
+            <m:sty m:val="p"/>
+          </m:rPr>
+          <m:t>/</m:t>
+        </m:r>
+        <m:r>
+          <m:t>8</m:t>
+        </m:r>
+      </m:oMath>
+      <w:r>
+        <w:t xml:space="preserve"> </w:t>
+      </w:r>
+      <w:r>
+        <w:t xml:space="preserve">of §4.1 refers to the source partition, not to the</w:t>
+      </w:r>
+      <w:r>
+        <w:t xml:space="preserve"> </w:t>
+      </w:r>
+      <w:r>
+        <w:t xml:space="preserve">dataset, and no single</w:t>
+      </w:r>
+      <w:r>
+        <w:t xml:space="preserve"> </w:t>
+      </w:r>
+      <m:oMath>
+        <m:sSub>
+          <m:e>
+            <m:r>
+              <m:t>α</m:t>
+            </m:r>
+          </m:e>
+          <m:sub>
+            <m:r>
+              <m:rPr>
+                <m:sty m:val="p"/>
+              </m:rPr>
+              <m:t>min</m:t>
+            </m:r>
+          </m:sub>
+        </m:sSub>
+      </m:oMath>
+      <w:r>
+        <w:t xml:space="preserve"> </w:t>
+      </w:r>
+      <w:r>
+        <w:t xml:space="preserve">is reported for the patient partition.</w:t>
+      </w:r>
+      <w:r>
+        <w:t xml:space="preserve"> </w:t>
+      </w:r>
+      <w:r>
+        <w:t xml:space="preserve">Sufficiency, moreover, presumes a latent block structure [13]; should similarity</w:t>
+      </w:r>
+      <w:r>
+        <w:t xml:space="preserve"> </w:t>
+      </w:r>
+      <w:r>
+        <w:t xml:space="preserve">within an institution fade gradually, for instance with how close acquisition</w:t>
+      </w:r>
+      <w:r>
+        <w:t xml:space="preserve"> </w:t>
+      </w:r>
+      <w:r>
+        <w:t xml:space="preserve">protocols are, the condition would be ill-posed rather than just unobservable.</w:t>
+      </w:r>
+      <w:r>
+        <w:t xml:space="preserve"> </w:t>
+      </w:r>
+      <w:r>
+        <w:t xml:space="preserve">All of these checks needed roughly 0.5 MB of downloads (70 index files and 42</w:t>
+      </w:r>
+      <w:r>
+        <w:t xml:space="preserve"> </w:t>
+      </w:r>
+      <w:r>
+        <w:t xml:space="preserve">headers) out of a 12.6 GB dataset, before any preprocessing or training.</w:t>
+      </w:r>
+    </w:p>
+    <w:bookmarkEnd w:id="67"/>
+    <w:bookmarkStart w:id="68" w:name="references"/>
     <w:p>
       <w:pPr>
         <w:pStyle w:val="Heading1"/>
@@ -21733,7 +23455,7 @@
         <w:t>T. Bender et al., “Analysis of a Deep Learning Model for 12-Lead ECG Classification Reveals Learned Features Similar to Diagnostic Criteria,” IEEE J. Biomed. Health Inform., vol. 28, no. 4, pp. 1848–1859, Apr. 2024, doi: 10.1109/jbhi.2023.3271858.</w:t>
       </w:r>
     </w:p>
-    <w:bookmarkEnd w:id="65"/>
+    <w:bookmarkEnd w:id="68"/>
     <w:sectPr>
       <w:footnotePr>
         <w:numRestart w:val="eachSect"/>

--- a/docs/paper/manuscript-draft.docx
+++ b/docs/paper/manuscript-draft.docx
@@ -20,7 +20,7 @@
           <w:i/>
           <w:iCs/>
         </w:rPr>
-        <w:t xml:space="preserve">Working draft for internal review — generated 2026-10-03 from commit b5904a5.</w:t>
+        <w:t xml:space="preserve">Working draft for internal review — generated 2026-10-03 from commit 647a1e5.</w:t>
       </w:r>
     </w:p>
     <w:p>
@@ -186,7 +186,7 @@
         <w:t xml:space="preserve">Conformal prediction, electrocardiography, uncertainty quantification, hierarchical data, exchangeability, calibration, study design.</w:t>
       </w:r>
     </w:p>
-    <w:bookmarkStart w:id="9" w:name="introduction"/>
+    <w:bookmarkStart w:id="12" w:name="introduction"/>
     <w:p>
       <w:pPr>
         <w:pStyle w:val="Heading1"/>
@@ -787,23 +787,109 @@
         <w:t xml:space="preserve"> </w:t>
       </w:r>
       <w:r>
-        <w:t xml:space="preserve">deviation log are released with the paper. Section 2 situates the audit in</w:t>
-      </w:r>
-      <w:r>
-        <w:t xml:space="preserve"> </w:t>
-      </w:r>
-      <w:r>
-        <w:t xml:space="preserve">prior work, Section 3 derives the feasibility conditions, Section 4 sets out the</w:t>
-      </w:r>
-      <w:r>
-        <w:t xml:space="preserve"> </w:t>
-      </w:r>
-      <w:r>
-        <w:t xml:space="preserve">design, and Sections 5 and 6 present and discuss the findings.</w:t>
+        <w:t xml:space="preserve">deviation log are released with the paper. Fig. 1 summarizes the audit: a first</w:t>
+      </w:r>
+      <w:r>
+        <w:t xml:space="preserve"> </w:t>
+      </w:r>
+      <w:r>
+        <w:t xml:space="preserve">stage that answers RQ1 from metadata alone, and a second stage that answers RQ2</w:t>
+      </w:r>
+      <w:r>
+        <w:t xml:space="preserve"> </w:t>
+      </w:r>
+      <w:r>
+        <w:t xml:space="preserve">from the conformity scores of three backbones, together with the sections that</w:t>
+      </w:r>
+      <w:r>
+        <w:t xml:space="preserve"> </w:t>
+      </w:r>
+      <w:r>
+        <w:t xml:space="preserve">report each step. Section 2 situates the audit in prior work, Section 3 derives</w:t>
+      </w:r>
+      <w:r>
+        <w:t xml:space="preserve"> </w:t>
+      </w:r>
+      <w:r>
+        <w:t xml:space="preserve">the feasibility conditions, Section 4 sets out the design, and Sections 5 and 6</w:t>
+      </w:r>
+      <w:r>
+        <w:t xml:space="preserve"> </w:t>
+      </w:r>
+      <w:r>
+        <w:t xml:space="preserve">present and discuss the findings.</w:t>
       </w:r>
     </w:p>
-    <w:bookmarkEnd w:id="9"/>
-    <w:bookmarkStart w:id="12" w:name="related-work"/>
+    <w:p>
+      <w:pPr>
+        <w:pStyle w:val="CaptionedFigure"/>
+        <w:jc w:val="both"/>
+      </w:pPr>
+      <w:r>
+        <w:drawing>
+          <wp:inline>
+            <wp:extent cx="5334000" cy="2059127"/>
+            <wp:effectExtent b="0" l="0" r="0" t="0"/>
+            <wp:docPr descr="Fig. 1. Audit workflow. Stage 1 (blue) uses metadata only and returns verdicts that are exact given the declared dependence sources D, before any model is trained (RQ1; §3, §5.1). Stage 2 (orange) uses conformity scores from three backbones, at feasible levels only, to compare naive split conformal (B1) with HCP (B12), attribute the B1 deficit to dependence, relate it to the design effect, separate split-level from subject-level uncertainty and check robustness (RQ2; §5.2–§5.5)." title="" id="10" name="Picture"/>
+            <a:graphic>
+              <a:graphicData uri="http://schemas.openxmlformats.org/drawingml/2006/picture">
+                <pic:pic>
+                  <pic:nvPicPr>
+                    <pic:cNvPr descr="figures/fig1_audit_workflow.png" id="11" name="Picture"/>
+                    <pic:cNvPicPr>
+                      <a:picLocks noChangeArrowheads="1" noChangeAspect="1"/>
+                    </pic:cNvPicPr>
+                  </pic:nvPicPr>
+                  <pic:blipFill>
+                    <a:blip r:embed="rId9"/>
+                    <a:stretch>
+                      <a:fillRect/>
+                    </a:stretch>
+                  </pic:blipFill>
+                  <pic:spPr bwMode="auto">
+                    <a:xfrm>
+                      <a:off x="0" y="0"/>
+                      <a:ext cx="5334000" cy="2059127"/>
+                    </a:xfrm>
+                    <a:prstGeom prst="rect">
+                      <a:avLst/>
+                    </a:prstGeom>
+                    <a:noFill/>
+                    <a:ln w="9525">
+                      <a:noFill/>
+                      <a:headEnd/>
+                      <a:tailEnd/>
+                    </a:ln>
+                  </pic:spPr>
+                </pic:pic>
+              </a:graphicData>
+            </a:graphic>
+          </wp:inline>
+        </w:drawing>
+      </w:r>
+    </w:p>
+    <w:p>
+      <w:pPr>
+        <w:pStyle w:val="ImageCaption"/>
+        <w:jc w:val="both"/>
+      </w:pPr>
+      <w:r>
+        <w:t xml:space="preserve">Fig. 1. Audit workflow. Stage 1 (blue) uses metadata only and returns verdicts that are exact given the declared dependence sources</w:t>
+      </w:r>
+      <w:r>
+        <w:t xml:space="preserve"> </w:t>
+      </w:r>
+      <m:oMath>
+        <m:r>
+          <m:t>D</m:t>
+        </m:r>
+      </m:oMath>
+      <w:r>
+        <w:t xml:space="preserve">, before any model is trained (RQ1; §3, §5.1). Stage 2 (orange) uses conformity scores from three backbones, at feasible levels only, to compare naive split conformal (B1) with HCP (B12), attribute the B1 deficit to dependence, relate it to the design effect, separate split-level from subject-level uncertainty and check robustness (RQ2; §5.2–§5.5).</w:t>
+      </w:r>
+    </w:p>
+    <w:bookmarkEnd w:id="12"/>
+    <w:bookmarkStart w:id="15" w:name="related-work"/>
     <w:p>
       <w:pPr>
         <w:pStyle w:val="Heading1"/>
@@ -812,7 +898,7 @@
         <w:t xml:space="preserve">2. Related Work</w:t>
       </w:r>
     </w:p>
-    <w:bookmarkStart w:id="10" w:name="X82604ee80040ca60fd96cad68dfd92d7ce32f61"/>
+    <w:bookmarkStart w:id="13" w:name="X82604ee80040ca60fd96cad68dfd92d7ce32f61"/>
     <w:p>
       <w:pPr>
         <w:pStyle w:val="Heading2"/>
@@ -1015,8 +1101,8 @@
         <w:t xml:space="preserve">what happens on clinical data when it does.</w:t>
       </w:r>
     </w:p>
-    <w:bookmarkEnd w:id="10"/>
-    <w:bookmarkStart w:id="11" w:name="Xde641f5d420a891fdb073e7aa4fa0944e53f724"/>
+    <w:bookmarkEnd w:id="13"/>
+    <w:bookmarkStart w:id="14" w:name="Xde641f5d420a891fdb073e7aa4fa0944e53f724"/>
     <w:p>
       <w:pPr>
         <w:pStyle w:val="Heading2"/>
@@ -1275,9 +1361,9 @@
         <w:t xml:space="preserve">procedure.</w:t>
       </w:r>
     </w:p>
-    <w:bookmarkEnd w:id="11"/>
-    <w:bookmarkEnd w:id="12"/>
-    <w:bookmarkStart w:id="20" w:name="problem-formulation-and-hcp-feasibility"/>
+    <w:bookmarkEnd w:id="14"/>
+    <w:bookmarkEnd w:id="15"/>
+    <w:bookmarkStart w:id="23" w:name="problem-formulation-and-hcp-feasibility"/>
     <w:p>
       <w:pPr>
         <w:pStyle w:val="Heading1"/>
@@ -1313,7 +1399,7 @@
         <w:t xml:space="preserve">distinct from findings.</w:t>
       </w:r>
     </w:p>
-    <w:bookmarkStart w:id="13" w:name="hierarchical-calibration"/>
+    <w:bookmarkStart w:id="16" w:name="hierarchical-calibration"/>
     <w:p>
       <w:pPr>
         <w:pStyle w:val="Heading2"/>
@@ -2567,8 +2653,8 @@
         </m:oMath>
       </m:oMathPara>
     </w:p>
-    <w:bookmarkEnd w:id="13"/>
-    <w:bookmarkStart w:id="14" w:name="finite-threshold-feasibility"/>
+    <w:bookmarkEnd w:id="16"/>
+    <w:bookmarkStart w:id="17" w:name="finite-threshold-feasibility"/>
     <w:p>
       <w:pPr>
         <w:pStyle w:val="Heading2"/>
@@ -4862,8 +4948,8 @@
         <w:t xml:space="preserve">correction now used in the conformal literature targets the wrong quantity [40].</w:t>
       </w:r>
     </w:p>
-    <w:bookmarkEnd w:id="14"/>
-    <w:bookmarkStart w:id="18" w:name="crossed-dependence-sources"/>
+    <w:bookmarkEnd w:id="17"/>
+    <w:bookmarkStart w:id="21" w:name="crossed-dependence-sources"/>
     <w:p>
       <w:pPr>
         <w:pStyle w:val="Heading2"/>
@@ -5638,7 +5724,7 @@
         <w:t xml:space="preserve"> </w:t>
       </w:r>
       <w:r>
-        <w:t xml:space="preserve">implication for calibration. Fig. 1 illustrates it with eight hypothetical</w:t>
+        <w:t xml:space="preserve">implication for calibration. Fig. 2 illustrates it with eight hypothetical</w:t>
       </w:r>
       <w:r>
         <w:t xml:space="preserve"> </w:t>
@@ -5663,18 +5749,18 @@
           <wp:inline>
             <wp:extent cx="3108960" cy="1073695"/>
             <wp:effectExtent b="0" l="0" r="0" t="0"/>
-            <wp:docPr descr="Fig. 1. Schematic of Proposition 2 on eight hypothetical records (circles). Solid arcs link records of the same patient and dashed arcs records of the same device. A grouping sufficient for both sources must keep every linked pair in one block, so the finest such grouping is the join, the connected components (shaded). On PTB-XL the same mechanism collapses four declared sources to a single block (§5.1)." title="" id="16" name="Picture"/>
+            <wp:docPr descr="Fig. 2. Schematic of Proposition 2 on eight hypothetical records (circles). Solid arcs link records of the same patient and dashed arcs records of the same device. A grouping sufficient for both sources must keep every linked pair in one block, so the finest such grouping is the join, the connected components (shaded). On PTB-XL the same mechanism collapses four declared sources to a single block (§5.1)." title="" id="19" name="Picture"/>
             <a:graphic>
               <a:graphicData uri="http://schemas.openxmlformats.org/drawingml/2006/picture">
                 <pic:pic>
                   <pic:nvPicPr>
-                    <pic:cNvPr descr="figures/fig1_join_schematic.png" id="17" name="Picture"/>
+                    <pic:cNvPr descr="figures/fig2_join_schematic.png" id="20" name="Picture"/>
                     <pic:cNvPicPr>
                       <a:picLocks noChangeArrowheads="1" noChangeAspect="1"/>
                     </pic:cNvPicPr>
                   </pic:nvPicPr>
                   <pic:blipFill>
-                    <a:blip r:embed="rId15"/>
+                    <a:blip r:embed="rId18"/>
                     <a:stretch>
                       <a:fillRect/>
                     </a:stretch>
@@ -5707,7 +5793,7 @@
         <w:jc w:val="both"/>
       </w:pPr>
       <w:r>
-        <w:t xml:space="preserve">Fig. 1. Schematic of Proposition 2 on eight hypothetical records (circles). Solid arcs link records of the same patient and dashed arcs records of the same device. A grouping sufficient for both sources must keep every linked pair in one block, so the finest such grouping is the join, the connected components (shaded). On PTB-XL the same mechanism collapses four declared sources to a single block (§5.1).</w:t>
+        <w:t xml:space="preserve">Fig. 2. Schematic of Proposition 2 on eight hypothetical records (circles). Solid arcs link records of the same patient and dashed arcs records of the same device. A grouping sufficient for both sources must keep every linked pair in one block, so the finest such grouping is the join, the connected components (shaded). On PTB-XL the same mechanism collapses four declared sources to a single block (§5.1).</w:t>
       </w:r>
     </w:p>
     <w:p>
@@ -6206,8 +6292,8 @@
         <w:t xml:space="preserve">property of the data.</w:t>
       </w:r>
     </w:p>
-    <w:bookmarkEnd w:id="18"/>
-    <w:bookmarkStart w:id="19" w:name="label-conditional-feasibility"/>
+    <w:bookmarkEnd w:id="21"/>
+    <w:bookmarkStart w:id="22" w:name="label-conditional-feasibility"/>
     <w:p>
       <w:pPr>
         <w:pStyle w:val="Heading2"/>
@@ -7303,8 +7389,8 @@
         <w:t xml:space="preserve">.</w:t>
       </w:r>
     </w:p>
-    <w:bookmarkEnd w:id="19"/>
-    <w:bookmarkEnd w:id="20"/>
+    <w:bookmarkEnd w:id="22"/>
+    <w:bookmarkEnd w:id="23"/>
     <w:bookmarkStart w:id="29" w:name="audit-design"/>
     <w:p>
       <w:pPr>
@@ -7446,70 +7532,19 @@
         <w:t xml:space="preserve"> </w:t>
       </w:r>
       <w:r>
-        <w:t xml:space="preserve">in it. Fig. 2 outlines the protocol and</w:t>
-      </w:r>
-      <w:r>
-        <w:t xml:space="preserve"> </w:t>
-      </w:r>
-      <w:r>
-        <w:t xml:space="preserve">marks which four steps need only metadata and which two need conformity scores.</w:t>
-      </w:r>
-    </w:p>
-    <w:p>
-      <w:pPr>
-        <w:pStyle w:val="CaptionedFigure"/>
-        <w:jc w:val="both"/>
-      </w:pPr>
-      <w:r>
-        <w:drawing>
-          <wp:inline>
-            <wp:extent cx="5334000" cy="1397151"/>
-            <wp:effectExtent b="0" l="0" r="0" t="0"/>
-            <wp:docPr descr="Fig. 2. Audit protocol. The first four steps use metadata only and return verdicts that are exact given the declared dependence sources, before any patient is enrolled or any model trained; the last two require conformity scores from a trained model." title="" id="22" name="Picture"/>
-            <a:graphic>
-              <a:graphicData uri="http://schemas.openxmlformats.org/drawingml/2006/picture">
-                <pic:pic>
-                  <pic:nvPicPr>
-                    <pic:cNvPr descr="figures/fig2_audit_workflow.png" id="23" name="Picture"/>
-                    <pic:cNvPicPr>
-                      <a:picLocks noChangeArrowheads="1" noChangeAspect="1"/>
-                    </pic:cNvPicPr>
-                  </pic:nvPicPr>
-                  <pic:blipFill>
-                    <a:blip r:embed="rId21"/>
-                    <a:stretch>
-                      <a:fillRect/>
-                    </a:stretch>
-                  </pic:blipFill>
-                  <pic:spPr bwMode="auto">
-                    <a:xfrm>
-                      <a:off x="0" y="0"/>
-                      <a:ext cx="5334000" cy="1397151"/>
-                    </a:xfrm>
-                    <a:prstGeom prst="rect">
-                      <a:avLst/>
-                    </a:prstGeom>
-                    <a:noFill/>
-                    <a:ln w="9525">
-                      <a:noFill/>
-                      <a:headEnd/>
-                      <a:tailEnd/>
-                    </a:ln>
-                  </pic:spPr>
-                </pic:pic>
-              </a:graphicData>
-            </a:graphic>
-          </wp:inline>
-        </w:drawing>
-      </w:r>
-    </w:p>
-    <w:p>
-      <w:pPr>
-        <w:pStyle w:val="ImageCaption"/>
-        <w:jc w:val="both"/>
-      </w:pPr>
-      <w:r>
-        <w:t xml:space="preserve">Fig. 2. Audit protocol. The first four steps use metadata only and return verdicts that are exact given the declared dependence sources, before any patient is enrolled or any model trained; the last two require conformity scores from a trained model.</w:t>
+        <w:t xml:space="preserve">in it. Fig. 1 (§1) shows how the two</w:t>
+      </w:r>
+      <w:r>
+        <w:t xml:space="preserve"> </w:t>
+      </w:r>
+      <w:r>
+        <w:t xml:space="preserve">stages connect: only levels found feasible in the first are audited in the</w:t>
+      </w:r>
+      <w:r>
+        <w:t xml:space="preserve"> </w:t>
+      </w:r>
+      <w:r>
+        <w:t xml:space="preserve">second.</w:t>
       </w:r>
     </w:p>
     <w:bookmarkStart w:id="24" w:name="datasets-and-dependence-structures"/>

--- a/docs/paper/manuscript-draft.docx
+++ b/docs/paper/manuscript-draft.docx
@@ -20,7 +20,7 @@
           <w:i/>
           <w:iCs/>
         </w:rPr>
-        <w:t xml:space="preserve">Working draft for internal review — generated 2026-10-03 from commit 647a1e5.</w:t>
+        <w:t xml:space="preserve">Working draft for internal review — generated 2026-10-03 from commit 8852d79.</w:t>
       </w:r>
     </w:p>
     <w:p>
@@ -560,264 +560,25 @@
         <w:t xml:space="preserve"> </w:t>
       </w:r>
       <w:r>
-        <w:t xml:space="preserve">and through what mechanism (RQ2)? We introduce no new conformal procedure. The</w:t>
-      </w:r>
-      <w:r>
-        <w:t xml:space="preserve"> </w:t>
-      </w:r>
-      <w:r>
-        <w:t xml:space="preserve">audit contributes the following.</w:t>
-      </w:r>
-    </w:p>
-    <w:p>
-      <w:pPr>
-        <w:pStyle w:val="Compact"/>
-        <w:numPr>
-          <w:ilvl w:val="0"/>
-          <w:numId w:val="1001"/>
-        </w:numPr>
-      </w:pPr>
-      <w:r>
-        <w:t xml:space="preserve">A metadata-only feasibility audit (RQ1; §3, §5.1). The HCP bound, combined</w:t>
-      </w:r>
-      <w:r>
-        <w:t xml:space="preserve"> </w:t>
-      </w:r>
-      <w:r>
-        <w:t xml:space="preserve">with the join of the declared dependence sources, returns exact verdicts from</w:t>
-      </w:r>
-      <w:r>
-        <w:t xml:space="preserve"> </w:t>
-      </w:r>
-      <w:r>
-        <w:t xml:space="preserve">metadata or planned enrollment counts, before any model is trained. With all</w:t>
-      </w:r>
-      <w:r>
-        <w:t xml:space="preserve"> </w:t>
-      </w:r>
-      <w:r>
-        <w:t xml:space="preserve">four documented PTB-XL sources declared, every admissible calibration grouping</w:t>
-      </w:r>
-      <w:r>
-        <w:t xml:space="preserve"> </w:t>
-      </w:r>
-      <w:r>
-        <w:t xml:space="preserve">reduces to one block; with patient blocking alone, 24 of 44 SCP diagnostic</w:t>
-      </w:r>
-      <w:r>
-        <w:t xml:space="preserve"> </w:t>
-      </w:r>
-      <w:r>
-        <w:t xml:space="preserve">statements lack a finite per-label threshold at</w:t>
-      </w:r>
-      <w:r>
-        <w:t xml:space="preserve"> </w:t>
-      </w:r>
-      <m:oMath>
-        <m:r>
-          <m:t>α</m:t>
-        </m:r>
-        <m:r>
-          <m:rPr>
-            <m:sty m:val="p"/>
-          </m:rPr>
-          <m:t>=</m:t>
-        </m:r>
-        <m:r>
-          <m:t>0.05</m:t>
-        </m:r>
-      </m:oMath>
-      <w:r>
-        <w:t xml:space="preserve">; and dividing the</w:t>
-      </w:r>
-      <w:r>
-        <w:t xml:space="preserve"> </w:t>
-      </w:r>
-      <w:r>
-        <w:t xml:space="preserve">22 MIT-BIH evaluation subjects evenly between calibration and test rules out a</w:t>
-      </w:r>
-      <w:r>
-        <w:t xml:space="preserve"> </w:t>
-      </w:r>
-      <w:r>
-        <w:t xml:space="preserve">subject-level guarantee at the 95% level.</w:t>
-      </w:r>
-    </w:p>
-    <w:p>
-      <w:pPr>
-        <w:pStyle w:val="Compact"/>
-        <w:numPr>
-          <w:ilvl w:val="0"/>
-          <w:numId w:val="1001"/>
-        </w:numPr>
-      </w:pPr>
-      <w:r>
-        <w:t xml:space="preserve">Attribution of under-coverage to dependence acting through repetition</w:t>
-      </w:r>
-      <w:r>
-        <w:t xml:space="preserve"> </w:t>
-      </w:r>
-      <w:r>
-        <w:t xml:space="preserve">(RQ2; §5.2–§5.4). On the 22 MIT-BIH evaluation subjects, naive split conformal</w:t>
-      </w:r>
-      <w:r>
-        <w:t xml:space="preserve"> </w:t>
-      </w:r>
-      <w:r>
-        <w:t xml:space="preserve">covers less than a matched permutation null in every backbone and level, a</w:t>
-      </w:r>
-      <w:r>
-        <w:t xml:space="preserve"> </w:t>
-      </w:r>
-      <w:r>
-        <w:t xml:space="preserve">factorial design attributes the shortfall mainly to clustering, with block-size</w:t>
-      </w:r>
-      <w:r>
-        <w:t xml:space="preserve"> </w:t>
-      </w:r>
-      <w:r>
-        <w:t xml:space="preserve">imbalance acting through it, and a controlled dose–response experiment shows it</w:t>
-      </w:r>
-      <w:r>
-        <w:t xml:space="preserve"> </w:t>
-      </w:r>
-      <w:r>
-        <w:t xml:space="preserve">increasing with the design effect. PTB-XL, despite substantial within-patient</w:t>
-      </w:r>
-      <w:r>
-        <w:t xml:space="preserve"> </w:t>
-      </w:r>
-      <w:r>
-        <w:t xml:space="preserve">correlation, sits near zero, as the design effect predicts. With only 22</w:t>
-      </w:r>
-      <w:r>
-        <w:t xml:space="preserve"> </w:t>
-      </w:r>
-      <w:r>
-        <w:t xml:space="preserve">subjects, however, the deficit is not resolved at the level of subjects, which</w:t>
-      </w:r>
-      <w:r>
-        <w:t xml:space="preserve"> </w:t>
-      </w:r>
-      <w:r>
-        <w:t xml:space="preserve">we report as a limit of the evidence that mirrors the limit on the guarantee.</w:t>
-      </w:r>
-    </w:p>
-    <w:p>
-      <w:pPr>
-        <w:pStyle w:val="Compact"/>
-        <w:numPr>
-          <w:ilvl w:val="0"/>
-          <w:numId w:val="1001"/>
-        </w:numPr>
-      </w:pPr>
-      <w:r>
-        <w:t xml:space="preserve">Two cautions for evaluating conformal methods on clustered data (§5.3,</w:t>
-      </w:r>
-      <w:r>
-        <w:t xml:space="preserve"> </w:t>
-      </w:r>
-      <w:r>
-        <w:t xml:space="preserve">§6.2). Between 75% and 110% of the apparent gain of HCP over naive split</w:t>
-      </w:r>
-      <w:r>
-        <w:t xml:space="preserve"> </w:t>
-      </w:r>
-      <w:r>
-        <w:t xml:space="preserve">conformal survives when within-block dependence is permuted away, so the gain</w:t>
-      </w:r>
-      <w:r>
-        <w:t xml:space="preserve"> </w:t>
-      </w:r>
-      <w:r>
-        <w:t xml:space="preserve">is largely mechanical. And intervals from repeated random splits of a fixed set</w:t>
-      </w:r>
-      <w:r>
-        <w:t xml:space="preserve"> </w:t>
-      </w:r>
-      <w:r>
-        <w:t xml:space="preserve">of subjects describe the split procedure rather than the population: on</w:t>
-      </w:r>
-      <w:r>
-        <w:t xml:space="preserve"> </w:t>
-      </w:r>
-      <w:r>
-        <w:t xml:space="preserve">MIT-BIH they exclude zero where a jackknife over subjects does not. We</w:t>
-      </w:r>
-      <w:r>
-        <w:t xml:space="preserve"> </w:t>
-      </w:r>
-      <w:r>
-        <w:t xml:space="preserve">recommend matched permutation nulls, joint reporting of set size, and</w:t>
-      </w:r>
-      <w:r>
-        <w:t xml:space="preserve"> </w:t>
-      </w:r>
-      <w:r>
-        <w:t xml:space="preserve">resampling of subjects whenever a population claim is intended.</w:t>
-      </w:r>
-    </w:p>
-    <w:p>
-      <w:pPr>
-        <w:pStyle w:val="FirstParagraph"/>
-        <w:jc w:val="both"/>
-      </w:pPr>
-      <w:r>
-        <w:t xml:space="preserve">The direction of every finding is checked across three backbones whose parameter</w:t>
-      </w:r>
-      <w:r>
-        <w:t xml:space="preserve"> </w:t>
-      </w:r>
-      <w:r>
-        <w:t xml:space="preserve">counts differ by more than a hundredfold and across two checkpoints. Resampling</w:t>
-      </w:r>
-      <w:r>
-        <w:t xml:space="preserve"> </w:t>
-      </w:r>
-      <w:r>
-        <w:t xml:space="preserve">is always performed over blocks, the held-out PTB-XL fold has never been</w:t>
-      </w:r>
-      <w:r>
-        <w:t xml:space="preserve"> </w:t>
-      </w:r>
-      <w:r>
-        <w:t xml:space="preserve">inspected, and the code, per-result artifacts, analysis protocol and its</w:t>
-      </w:r>
-      <w:r>
-        <w:t xml:space="preserve"> </w:t>
-      </w:r>
-      <w:r>
-        <w:t xml:space="preserve">deviation log are released with the paper. Fig. 1 summarizes the audit: a first</w:t>
-      </w:r>
-      <w:r>
-        <w:t xml:space="preserve"> </w:t>
-      </w:r>
-      <w:r>
-        <w:t xml:space="preserve">stage that answers RQ1 from metadata alone, and a second stage that answers RQ2</w:t>
-      </w:r>
-      <w:r>
-        <w:t xml:space="preserve"> </w:t>
-      </w:r>
-      <w:r>
-        <w:t xml:space="preserve">from the conformity scores of three backbones, together with the sections that</w:t>
-      </w:r>
-      <w:r>
-        <w:t xml:space="preserve"> </w:t>
-      </w:r>
-      <w:r>
-        <w:t xml:space="preserve">report each step. Section 2 situates the audit in prior work, Section 3 derives</w:t>
-      </w:r>
-      <w:r>
-        <w:t xml:space="preserve"> </w:t>
-      </w:r>
-      <w:r>
-        <w:t xml:space="preserve">the feasibility conditions, Section 4 sets out the design, and Sections 5 and 6</w:t>
-      </w:r>
-      <w:r>
-        <w:t xml:space="preserve"> </w:t>
-      </w:r>
-      <w:r>
-        <w:t xml:space="preserve">present and discuss the findings.</w:t>
+        <w:t xml:space="preserve">and through what mechanism (RQ2)? Fig. 1 summarizes the audit: a first stage</w:t>
+      </w:r>
+      <w:r>
+        <w:t xml:space="preserve"> </w:t>
+      </w:r>
+      <w:r>
+        <w:t xml:space="preserve">that answers RQ1 from metadata alone, and a second stage that answers RQ2 from</w:t>
+      </w:r>
+      <w:r>
+        <w:t xml:space="preserve"> </w:t>
+      </w:r>
+      <w:r>
+        <w:t xml:space="preserve">the conformity scores of three backbones, together with the sections that</w:t>
+      </w:r>
+      <w:r>
+        <w:t xml:space="preserve"> </w:t>
+      </w:r>
+      <w:r>
+        <w:t xml:space="preserve">report each step.</w:t>
       </w:r>
     </w:p>
     <w:p>
@@ -828,9 +589,9 @@
       <w:r>
         <w:drawing>
           <wp:inline>
-            <wp:extent cx="5334000" cy="2059127"/>
+            <wp:extent cx="5334000" cy="3745353"/>
             <wp:effectExtent b="0" l="0" r="0" t="0"/>
-            <wp:docPr descr="Fig. 1. Audit workflow. Stage 1 (blue) uses metadata only and returns verdicts that are exact given the declared dependence sources D, before any model is trained (RQ1; §3, §5.1). Stage 2 (orange) uses conformity scores from three backbones, at feasible levels only, to compare naive split conformal (B1) with HCP (B12), attribute the B1 deficit to dependence, relate it to the design effect, separate split-level from subject-level uncertainty and check robustness (RQ2; §5.2–§5.5)." title="" id="10" name="Picture"/>
+            <wp:docPr descr="Fig. 1. Audit workflow. Stage 1 (blue header) uses metadata only and returns verdicts that are exact given the declared dependence sources D, before any model is trained (RQ1; §3, §5.1). Stage 2 (orange headers) uses conformity scores from three backbones, at feasible levels only, to compare naive split conformal (B1) with HCP (B12), attribute the B1 deficit to dependence, relate it to the design effect, separate split-level from subject-level uncertainty and check robustness (RQ2; §5.2–§5.5)." title="" id="10" name="Picture"/>
             <a:graphic>
               <a:graphicData uri="http://schemas.openxmlformats.org/drawingml/2006/picture">
                 <pic:pic>
@@ -849,7 +610,7 @@
                   <pic:spPr bwMode="auto">
                     <a:xfrm>
                       <a:off x="0" y="0"/>
-                      <a:ext cx="5334000" cy="2059127"/>
+                      <a:ext cx="5334000" cy="3745353"/>
                     </a:xfrm>
                     <a:prstGeom prst="rect">
                       <a:avLst/>
@@ -874,7 +635,7 @@
         <w:jc w:val="both"/>
       </w:pPr>
       <w:r>
-        <w:t xml:space="preserve">Fig. 1. Audit workflow. Stage 1 (blue) uses metadata only and returns verdicts that are exact given the declared dependence sources</w:t>
+        <w:t xml:space="preserve">Fig. 1. Audit workflow. Stage 1 (blue header) uses metadata only and returns verdicts that are exact given the declared dependence sources</w:t>
       </w:r>
       <w:r>
         <w:t xml:space="preserve"> </w:t>
@@ -885,7 +646,248 @@
         </m:r>
       </m:oMath>
       <w:r>
-        <w:t xml:space="preserve">, before any model is trained (RQ1; §3, §5.1). Stage 2 (orange) uses conformity scores from three backbones, at feasible levels only, to compare naive split conformal (B1) with HCP (B12), attribute the B1 deficit to dependence, relate it to the design effect, separate split-level from subject-level uncertainty and check robustness (RQ2; §5.2–§5.5).</w:t>
+        <w:t xml:space="preserve">, before any model is trained (RQ1; §3, §5.1). Stage 2 (orange headers) uses conformity scores from three backbones, at feasible levels only, to compare naive split conformal (B1) with HCP (B12), attribute the B1 deficit to dependence, relate it to the design effect, separate split-level from subject-level uncertainty and check robustness (RQ2; §5.2–§5.5).</w:t>
+      </w:r>
+    </w:p>
+    <w:p>
+      <w:pPr>
+        <w:pStyle w:val="BodyText"/>
+      </w:pPr>
+      <w:r>
+        <w:t xml:space="preserve">We introduce no new conformal procedure. The audit contributes the following.</w:t>
+      </w:r>
+    </w:p>
+    <w:p>
+      <w:pPr>
+        <w:pStyle w:val="Compact"/>
+        <w:numPr>
+          <w:ilvl w:val="0"/>
+          <w:numId w:val="1001"/>
+        </w:numPr>
+      </w:pPr>
+      <w:r>
+        <w:t xml:space="preserve">A metadata-only feasibility audit (RQ1; §3, §5.1). The HCP bound, combined</w:t>
+      </w:r>
+      <w:r>
+        <w:t xml:space="preserve"> </w:t>
+      </w:r>
+      <w:r>
+        <w:t xml:space="preserve">with the join of the declared dependence sources, returns exact verdicts from</w:t>
+      </w:r>
+      <w:r>
+        <w:t xml:space="preserve"> </w:t>
+      </w:r>
+      <w:r>
+        <w:t xml:space="preserve">metadata or planned enrollment counts, before any model is trained. With all</w:t>
+      </w:r>
+      <w:r>
+        <w:t xml:space="preserve"> </w:t>
+      </w:r>
+      <w:r>
+        <w:t xml:space="preserve">four documented PTB-XL sources declared, every admissible calibration grouping</w:t>
+      </w:r>
+      <w:r>
+        <w:t xml:space="preserve"> </w:t>
+      </w:r>
+      <w:r>
+        <w:t xml:space="preserve">reduces to one block; with patient blocking alone, 24 of 44 SCP diagnostic</w:t>
+      </w:r>
+      <w:r>
+        <w:t xml:space="preserve"> </w:t>
+      </w:r>
+      <w:r>
+        <w:t xml:space="preserve">statements lack a finite per-label threshold at</w:t>
+      </w:r>
+      <w:r>
+        <w:t xml:space="preserve"> </w:t>
+      </w:r>
+      <m:oMath>
+        <m:r>
+          <m:t>α</m:t>
+        </m:r>
+        <m:r>
+          <m:rPr>
+            <m:sty m:val="p"/>
+          </m:rPr>
+          <m:t>=</m:t>
+        </m:r>
+        <m:r>
+          <m:t>0.05</m:t>
+        </m:r>
+      </m:oMath>
+      <w:r>
+        <w:t xml:space="preserve">; and dividing the</w:t>
+      </w:r>
+      <w:r>
+        <w:t xml:space="preserve"> </w:t>
+      </w:r>
+      <w:r>
+        <w:t xml:space="preserve">22 MIT-BIH evaluation subjects evenly between calibration and test rules out a</w:t>
+      </w:r>
+      <w:r>
+        <w:t xml:space="preserve"> </w:t>
+      </w:r>
+      <w:r>
+        <w:t xml:space="preserve">subject-level guarantee at the 95% level.</w:t>
+      </w:r>
+    </w:p>
+    <w:p>
+      <w:pPr>
+        <w:pStyle w:val="Compact"/>
+        <w:numPr>
+          <w:ilvl w:val="0"/>
+          <w:numId w:val="1001"/>
+        </w:numPr>
+      </w:pPr>
+      <w:r>
+        <w:t xml:space="preserve">Attribution of under-coverage to dependence acting through repetition</w:t>
+      </w:r>
+      <w:r>
+        <w:t xml:space="preserve"> </w:t>
+      </w:r>
+      <w:r>
+        <w:t xml:space="preserve">(RQ2; §5.2–§5.4). On the 22 MIT-BIH evaluation subjects, naive split conformal</w:t>
+      </w:r>
+      <w:r>
+        <w:t xml:space="preserve"> </w:t>
+      </w:r>
+      <w:r>
+        <w:t xml:space="preserve">covers less than a matched permutation null in every backbone and level, a</w:t>
+      </w:r>
+      <w:r>
+        <w:t xml:space="preserve"> </w:t>
+      </w:r>
+      <w:r>
+        <w:t xml:space="preserve">factorial design attributes the shortfall mainly to clustering, with block-size</w:t>
+      </w:r>
+      <w:r>
+        <w:t xml:space="preserve"> </w:t>
+      </w:r>
+      <w:r>
+        <w:t xml:space="preserve">imbalance acting through it, and a controlled dose–response experiment shows it</w:t>
+      </w:r>
+      <w:r>
+        <w:t xml:space="preserve"> </w:t>
+      </w:r>
+      <w:r>
+        <w:t xml:space="preserve">increasing with the design effect. PTB-XL, despite substantial within-patient</w:t>
+      </w:r>
+      <w:r>
+        <w:t xml:space="preserve"> </w:t>
+      </w:r>
+      <w:r>
+        <w:t xml:space="preserve">correlation, sits near zero, as the design effect predicts. With only 22</w:t>
+      </w:r>
+      <w:r>
+        <w:t xml:space="preserve"> </w:t>
+      </w:r>
+      <w:r>
+        <w:t xml:space="preserve">subjects, however, the deficit is not resolved at the level of subjects, which</w:t>
+      </w:r>
+      <w:r>
+        <w:t xml:space="preserve"> </w:t>
+      </w:r>
+      <w:r>
+        <w:t xml:space="preserve">we report as a limit of the evidence that mirrors the limit on the guarantee.</w:t>
+      </w:r>
+    </w:p>
+    <w:p>
+      <w:pPr>
+        <w:pStyle w:val="Compact"/>
+        <w:numPr>
+          <w:ilvl w:val="0"/>
+          <w:numId w:val="1001"/>
+        </w:numPr>
+      </w:pPr>
+      <w:r>
+        <w:t xml:space="preserve">Two cautions for evaluating conformal methods on clustered data (§5.3,</w:t>
+      </w:r>
+      <w:r>
+        <w:t xml:space="preserve"> </w:t>
+      </w:r>
+      <w:r>
+        <w:t xml:space="preserve">§6.2). Between 75% and 110% of the apparent gain of HCP over naive split</w:t>
+      </w:r>
+      <w:r>
+        <w:t xml:space="preserve"> </w:t>
+      </w:r>
+      <w:r>
+        <w:t xml:space="preserve">conformal survives when within-block dependence is permuted away, so the gain</w:t>
+      </w:r>
+      <w:r>
+        <w:t xml:space="preserve"> </w:t>
+      </w:r>
+      <w:r>
+        <w:t xml:space="preserve">is largely mechanical. And intervals from repeated random splits of a fixed set</w:t>
+      </w:r>
+      <w:r>
+        <w:t xml:space="preserve"> </w:t>
+      </w:r>
+      <w:r>
+        <w:t xml:space="preserve">of subjects describe the split procedure rather than the population: on</w:t>
+      </w:r>
+      <w:r>
+        <w:t xml:space="preserve"> </w:t>
+      </w:r>
+      <w:r>
+        <w:t xml:space="preserve">MIT-BIH they exclude zero where a jackknife over subjects does not. We</w:t>
+      </w:r>
+      <w:r>
+        <w:t xml:space="preserve"> </w:t>
+      </w:r>
+      <w:r>
+        <w:t xml:space="preserve">recommend matched permutation nulls, joint reporting of set size, and</w:t>
+      </w:r>
+      <w:r>
+        <w:t xml:space="preserve"> </w:t>
+      </w:r>
+      <w:r>
+        <w:t xml:space="preserve">resampling of subjects whenever a population claim is intended.</w:t>
+      </w:r>
+    </w:p>
+    <w:p>
+      <w:pPr>
+        <w:pStyle w:val="FirstParagraph"/>
+        <w:jc w:val="both"/>
+      </w:pPr>
+      <w:r>
+        <w:t xml:space="preserve">The direction of every finding is checked across three backbones whose parameter</w:t>
+      </w:r>
+      <w:r>
+        <w:t xml:space="preserve"> </w:t>
+      </w:r>
+      <w:r>
+        <w:t xml:space="preserve">counts differ by more than a hundredfold and across two checkpoints. Resampling</w:t>
+      </w:r>
+      <w:r>
+        <w:t xml:space="preserve"> </w:t>
+      </w:r>
+      <w:r>
+        <w:t xml:space="preserve">is always performed over blocks, the held-out PTB-XL fold has never been</w:t>
+      </w:r>
+      <w:r>
+        <w:t xml:space="preserve"> </w:t>
+      </w:r>
+      <w:r>
+        <w:t xml:space="preserve">inspected, and the code, per-result artifacts, analysis protocol and its</w:t>
+      </w:r>
+      <w:r>
+        <w:t xml:space="preserve"> </w:t>
+      </w:r>
+      <w:r>
+        <w:t xml:space="preserve">deviation log are released with the paper. Section 2 situates the audit in prior</w:t>
+      </w:r>
+      <w:r>
+        <w:t xml:space="preserve"> </w:t>
+      </w:r>
+      <w:r>
+        <w:t xml:space="preserve">work, Section 3 derives the feasibility conditions, Section 4 sets out the</w:t>
+      </w:r>
+      <w:r>
+        <w:t xml:space="preserve"> </w:t>
+      </w:r>
+      <w:r>
+        <w:t xml:space="preserve">design, and Sections 5 and 6 present and discuss the findings.</w:t>
       </w:r>
     </w:p>
     <w:bookmarkEnd w:id="12"/>

--- a/docs/paper/manuscript-draft.docx
+++ b/docs/paper/manuscript-draft.docx
@@ -20,7 +20,7 @@
           <w:i/>
           <w:iCs/>
         </w:rPr>
-        <w:t xml:space="preserve">Working draft for internal review — generated 2026-10-03 from commit 8852d79.</w:t>
+        <w:t xml:space="preserve">Working draft for internal review — generated 2026-10-03 from commit 1fc1c60.</w:t>
       </w:r>
     </w:p>
     <w:p>
@@ -4673,7 +4673,7 @@
               <m:nor/>
               <m:sty m:val="p"/>
             </m:rPr>
-            <m:t>(6)</m:t>
+            <m:t>(4)</m:t>
           </m:r>
         </m:oMath>
       </m:oMathPara>
@@ -6482,7 +6482,7 @@
               <m:nor/>
               <m:sty m:val="p"/>
             </m:rPr>
-            <m:t>(4)</m:t>
+            <m:t>(5)</m:t>
           </m:r>
         </m:oMath>
       </m:oMathPara>
@@ -6813,7 +6813,7 @@
               <m:nor/>
               <m:sty m:val="p"/>
             </m:rPr>
-            <m:t>(5)</m:t>
+            <m:t>(6)</m:t>
           </m:r>
         </m:oMath>
       </m:oMathPara>
@@ -8293,7 +8293,7 @@
         <w:t xml:space="preserve"> </w:t>
       </w:r>
       <w:r>
-        <w:t xml:space="preserve">diagnostic superclass would be covered trivially under (4), so instead of</w:t>
+        <w:t xml:space="preserve">diagnostic superclass would be covered trivially under (5), so instead of</w:t>
       </w:r>
       <w:r>
         <w:t xml:space="preserve"> </w:t>
@@ -8856,7 +8856,7 @@
         <w:t xml:space="preserve"> </w:t>
       </w:r>
       <w:r>
-        <w:t xml:space="preserve">(§5.3). On PTB-XL the coverage reported is superset coverage (4), obtained from</w:t>
+        <w:t xml:space="preserve">(§5.3). On PTB-XL the coverage reported is superset coverage (5), obtained from</w:t>
       </w:r>
       <w:r>
         <w:t xml:space="preserve"> </w:t>
@@ -8997,13 +8997,31 @@
         <w:t xml:space="preserve"> </w:t>
       </w:r>
       <w:r>
-        <w:t xml:space="preserve">MIT-BIH, an accuracy of 0.8690 with balanced accuracy 0.3748 and macro-F1 0.3144;</w:t>
-      </w:r>
-      <w:r>
-        <w:t xml:space="preserve"> </w:t>
-      </w:r>
-      <w:r>
-        <w:t xml:space="preserve">its weakness on minority classes enlarges sets but leaves coverage intact.</w:t>
+        <w:t xml:space="preserve">MIT-BIH, an accuracy of 0.8690 with balanced accuracy 0.3748 and macro-F1 0.3144.</w:t>
+      </w:r>
+      <w:r>
+        <w:t xml:space="preserve"> </w:t>
+      </w:r>
+      <w:r>
+        <w:t xml:space="preserve">The backbones were not tuned for discrimination, by design: conformal validity</w:t>
+      </w:r>
+      <w:r>
+        <w:t xml:space="preserve"> </w:t>
+      </w:r>
+      <w:r>
+        <w:t xml:space="preserve">holds for any score function fixed before calibration, so a weak minority-class</w:t>
+      </w:r>
+      <w:r>
+        <w:t xml:space="preserve"> </w:t>
+      </w:r>
+      <w:r>
+        <w:t xml:space="preserve">score enlarges prediction sets without affecting the coverage being audited, and</w:t>
+      </w:r>
+      <w:r>
+        <w:t xml:space="preserve"> </w:t>
+      </w:r>
+      <w:r>
+        <w:t xml:space="preserve">the three backbones serve to show that no conclusion hinges on one score.</w:t>
       </w:r>
       <w:r>
         <w:t xml:space="preserve"> </w:t>
@@ -9580,7 +9598,7 @@
         <w:t xml:space="preserve"> </w:t>
       </w:r>
       <w:r>
-        <w:t xml:space="preserve">scores (on PTB-XL, the superset score of (4)); the indicator version uses the</w:t>
+        <w:t xml:space="preserve">scores (on PTB-XL, the superset score of (5)); the indicator version uses the</w:t>
       </w:r>
       <w:r>
         <w:t xml:space="preserve"> </w:t>
@@ -15498,7 +15516,7 @@
         <w:t xml:space="preserve"> </w:t>
       </w:r>
       <w:r>
-        <w:t xml:space="preserve">pooled design effect in (6), which grows with</w:t>
+        <w:t xml:space="preserve">pooled design effect in (4), which grows with</w:t>
       </w:r>
       <w:r>
         <w:t xml:space="preserve"> </w:t>
@@ -19103,7 +19121,7 @@
         <w:t xml:space="preserve"> </w:t>
       </w:r>
       <w:r>
-        <w:t xml:space="preserve">The variance of §3.2 and the design effects (6) depend on</w:t>
+        <w:t xml:space="preserve">The variance of §3.2 and the design effects (4) depend on</w:t>
       </w:r>
       <w:r>
         <w:t xml:space="preserve"> </w:t>
@@ -20573,7 +20591,7 @@
         <w:t xml:space="preserve"> </w:t>
       </w:r>
       <w:r>
-        <w:t xml:space="preserve">PTB-XL the two design effects of (6) differ by a factor of 15.7 at the site</w:t>
+        <w:t xml:space="preserve">PTB-XL the two design effects of (4) differ by a factor of 15.7 at the site</w:t>
       </w:r>
       <w:r>
         <w:t xml:space="preserve"> </w:t>

--- a/docs/paper/manuscript-draft.docx
+++ b/docs/paper/manuscript-draft.docx
@@ -20,173 +20,211 @@
           <w:i/>
           <w:iCs/>
         </w:rPr>
-        <w:t xml:space="preserve">Working draft for internal review — generated 2026-10-03 from commit 1fc1c60.</w:t>
+        <w:t xml:space="preserve">Working draft for internal review — generated 2026-10-03 from commit a407735.</w:t>
+      </w:r>
+    </w:p>
+    <w:bookmarkStart w:id="9" w:name="highlights"/>
+    <w:p>
+      <w:pPr>
+        <w:pStyle w:val="Heading1"/>
+      </w:pPr>
+      <w:r>
+        <w:t xml:space="preserve">Highlights</w:t>
       </w:r>
     </w:p>
     <w:p>
       <w:pPr>
+        <w:pStyle w:val="Compact"/>
+        <w:numPr>
+          <w:ilvl w:val="0"/>
+          <w:numId w:val="1001"/>
+        </w:numPr>
+      </w:pPr>
+      <w:r>
+        <w:t xml:space="preserve">Metadata alone decide whether block-level conformal coverage can be guaranteed</w:t>
+      </w:r>
+    </w:p>
+    <w:p>
+      <w:pPr>
+        <w:pStyle w:val="Compact"/>
+        <w:numPr>
+          <w:ilvl w:val="0"/>
+          <w:numId w:val="1001"/>
+        </w:numPr>
+      </w:pPr>
+      <w:r>
+        <w:t xml:space="preserve">All four declared PTB-XL dependence sources leave one admissible calibration block</w:t>
+      </w:r>
+    </w:p>
+    <w:p>
+      <w:pPr>
+        <w:pStyle w:val="Compact"/>
+        <w:numPr>
+          <w:ilvl w:val="0"/>
+          <w:numId w:val="1001"/>
+        </w:numPr>
+      </w:pPr>
+      <w:r>
+        <w:t xml:space="preserve">Under patient blocks, 24 of 44 PTB-XL statements lack a finite threshold at 5% error</w:t>
+      </w:r>
+    </w:p>
+    <w:p>
+      <w:pPr>
+        <w:pStyle w:val="Compact"/>
+        <w:numPr>
+          <w:ilvl w:val="0"/>
+          <w:numId w:val="1001"/>
+        </w:numPr>
+      </w:pPr>
+      <w:r>
+        <w:t xml:space="preserve">Most of the apparent coverage gain of HCP over split conformal is mechanical</w:t>
+      </w:r>
+    </w:p>
+    <w:p>
+      <w:pPr>
+        <w:pStyle w:val="Compact"/>
+        <w:numPr>
+          <w:ilvl w:val="0"/>
+          <w:numId w:val="1001"/>
+        </w:numPr>
+      </w:pPr>
+      <w:r>
+        <w:t xml:space="preserve">Repeated splits of fixed subjects yield split-level, not population-level, intervals</w:t>
+      </w:r>
+    </w:p>
+    <w:bookmarkEnd w:id="9"/>
+    <w:bookmarkStart w:id="10" w:name="abstract"/>
+    <w:p>
+      <w:pPr>
+        <w:pStyle w:val="Heading1"/>
+      </w:pPr>
+      <w:r>
+        <w:t xml:space="preserve">Abstract</w:t>
+      </w:r>
+    </w:p>
+    <w:p>
+      <w:pPr>
+        <w:pStyle w:val="FirstParagraph"/>
+        <w:jc w:val="both"/>
+      </w:pPr>
+      <w:r>
+        <w:t xml:space="preserve">Conformal prediction guarantees finite-sample coverage only when calibration and test data are exchangeable, a condition that repeated recordings, segments and beats from the same patient violate. Hierarchical conformal prediction (HCP) recovers the guarantee by calibrating over blocks, yet its threshold exists only for target error rates of at least</w:t>
+      </w:r>
+      <w:r>
+        <w:t xml:space="preserve"> </w:t>
+      </w:r>
+      <m:oMath>
+        <m:r>
+          <m:t>1</m:t>
+        </m:r>
+        <m:r>
+          <m:rPr>
+            <m:sty m:val="p"/>
+          </m:rPr>
+          <m:t>/</m:t>
+        </m:r>
+        <m:r>
+          <m:rPr>
+            <m:sty m:val="p"/>
+          </m:rPr>
+          <m:t>(</m:t>
+        </m:r>
+        <m:sSub>
+          <m:e>
+            <m:r>
+              <m:t>K</m:t>
+            </m:r>
+          </m:e>
+          <m:sub>
+            <m:r>
+              <m:t>1</m:t>
+            </m:r>
+          </m:sub>
+        </m:sSub>
+        <m:r>
+          <m:rPr>
+            <m:sty m:val="p"/>
+          </m:rPr>
+          <m:t>+</m:t>
+        </m:r>
+        <m:r>
+          <m:t>1</m:t>
+        </m:r>
+        <m:r>
+          <m:rPr>
+            <m:sty m:val="p"/>
+          </m:rPr>
+          <m:t>)</m:t>
+        </m:r>
+      </m:oMath>
+      <w:r>
+        <w:t xml:space="preserve">, with</w:t>
+      </w:r>
+      <w:r>
+        <w:t xml:space="preserve"> </w:t>
+      </w:r>
+      <m:oMath>
+        <m:sSub>
+          <m:e>
+            <m:r>
+              <m:t>K</m:t>
+            </m:r>
+          </m:e>
+          <m:sub>
+            <m:r>
+              <m:t>1</m:t>
+            </m:r>
+          </m:sub>
+        </m:sSub>
+      </m:oMath>
+      <w:r>
+        <w:t xml:space="preserve"> </w:t>
+      </w:r>
+      <w:r>
+        <w:t xml:space="preserve">the number of calibration blocks. We audit three public electrocardiogram resources to ask whether this guarantee can be enforced and whether ignoring blocks costs coverage. From metadata alone, declaring the four documented dependence sources of PTB-XL leaves a single admissible calibration block, and under patient blocking 24 of 44 diagnostic statements have no finite per-label threshold at</w:t>
+      </w:r>
+      <w:r>
+        <w:t xml:space="preserve"> </w:t>
+      </w:r>
+      <m:oMath>
+        <m:r>
+          <m:t>α</m:t>
+        </m:r>
+        <m:r>
+          <m:rPr>
+            <m:sty m:val="p"/>
+          </m:rPr>
+          <m:t>=</m:t>
+        </m:r>
+        <m:r>
+          <m:t>0.05</m:t>
+        </m:r>
+      </m:oMath>
+      <w:r>
+        <w:t xml:space="preserve">. Across repeated splits of the 22 MIT-BIH evaluation subjects, naive split conformal covers 1.5–2.4 percentage points less than a matched permutation null; a factorial design attributes the shortfall mainly to clustering, and a controlled dose–response experiment shows it growing with the design effect (rank correlation 0.80–0.85 over 12 configurations, 11 of them synthetic). A jackknife over subjects, however, cannot resolve the sign of this deficit: the scarcity of blocks that limits the guarantee also limits the evidence. PTB-XL shows no deficit despite a within-patient correlation of 0.35, consistent with most of its patients contributing one recording. The apparent advantage of HCP over naive calibration is largely mechanical, retaining 75–110% of its size once dependence is removed. Blocks, not records, should be counted, and subjects, not splits, resampled, before claims about distribution-free coverage are made on clinical data.</w:t>
+      </w:r>
+    </w:p>
+    <w:p>
+      <w:pPr>
         <w:pStyle w:val="BodyText"/>
-        <w:jc w:val="both"/>
+        <w:jc w:val="left"/>
       </w:pPr>
       <w:r>
         <w:rPr>
           <w:b/>
           <w:bCs/>
-          <w:sz w:val="19"/>
         </w:rPr>
-        <w:t xml:space="preserve">Abstract—</w:t>
-      </w:r>
-      <w:r>
-        <w:rPr>
-          <w:b/>
-          <w:sz w:val="19"/>
-        </w:rPr>
-        <w:t xml:space="preserve">Conformal prediction guarantees finite-sample coverage only when calibration and test data are exchangeable, a condition that repeated recordings, segments and beats from the same patient violate. Hierarchical conformal prediction (HCP) recovers the guarantee by calibrating over blocks, yet its threshold exists only for target error rates of at least</w:t>
-      </w:r>
-      <w:r>
-        <w:rPr>
-          <w:b/>
-          <w:sz w:val="19"/>
-        </w:rPr>
-        <w:t xml:space="preserve"> </w:t>
-      </w:r>
-      <m:oMath>
-        <m:r>
-          <m:t>1</m:t>
-        </m:r>
-        <m:r>
-          <m:rPr>
-            <m:sty m:val="p"/>
-          </m:rPr>
-          <m:t>/</m:t>
-        </m:r>
-        <m:r>
-          <m:rPr>
-            <m:sty m:val="p"/>
-          </m:rPr>
-          <m:t>(</m:t>
-        </m:r>
-        <m:sSub>
-          <m:e>
-            <m:r>
-              <m:t>K</m:t>
-            </m:r>
-          </m:e>
-          <m:sub>
-            <m:r>
-              <m:t>1</m:t>
-            </m:r>
-          </m:sub>
-        </m:sSub>
-        <m:r>
-          <m:rPr>
-            <m:sty m:val="p"/>
-          </m:rPr>
-          <m:t>+</m:t>
-        </m:r>
-        <m:r>
-          <m:t>1</m:t>
-        </m:r>
-        <m:r>
-          <m:rPr>
-            <m:sty m:val="p"/>
-          </m:rPr>
-          <m:t>)</m:t>
-        </m:r>
-      </m:oMath>
-      <w:r>
-        <w:rPr>
-          <w:b/>
-          <w:sz w:val="19"/>
-        </w:rPr>
-        <w:t xml:space="preserve">, with</w:t>
-      </w:r>
-      <w:r>
-        <w:rPr>
-          <w:b/>
-          <w:sz w:val="19"/>
-        </w:rPr>
-        <w:t xml:space="preserve"> </w:t>
-      </w:r>
-      <m:oMath>
-        <m:sSub>
-          <m:e>
-            <m:r>
-              <m:t>K</m:t>
-            </m:r>
-          </m:e>
-          <m:sub>
-            <m:r>
-              <m:t>1</m:t>
-            </m:r>
-          </m:sub>
-        </m:sSub>
-      </m:oMath>
-      <w:r>
-        <w:rPr>
-          <w:b/>
-          <w:sz w:val="19"/>
-        </w:rPr>
-        <w:t xml:space="preserve"> </w:t>
-      </w:r>
-      <w:r>
-        <w:rPr>
-          <w:b/>
-          <w:sz w:val="19"/>
-        </w:rPr>
-        <w:t xml:space="preserve">the number of calibration blocks. We audit three public electrocardiogram resources to ask whether this guarantee can be enforced and whether ignoring blocks costs coverage. From metadata alone, declaring the four documented dependence sources of PTB-XL leaves a single admissible calibration block, and under patient blocking 24 of 44 diagnostic statements have no finite per-label threshold at</w:t>
-      </w:r>
-      <w:r>
-        <w:rPr>
-          <w:b/>
-          <w:sz w:val="19"/>
-        </w:rPr>
-        <w:t xml:space="preserve"> </w:t>
-      </w:r>
-      <m:oMath>
-        <m:r>
-          <m:t>α</m:t>
-        </m:r>
-        <m:r>
-          <m:rPr>
-            <m:sty m:val="p"/>
-          </m:rPr>
-          <m:t>=</m:t>
-        </m:r>
-        <m:r>
-          <m:t>0.05</m:t>
-        </m:r>
-      </m:oMath>
-      <w:r>
-        <w:rPr>
-          <w:b/>
-          <w:sz w:val="19"/>
-        </w:rPr>
-        <w:t xml:space="preserve">. Across repeated splits of the 22 MIT-BIH evaluation subjects, naive split conformal covers 1.5–2.4 percentage points less than a matched permutation null; a factorial design attributes the shortfall mainly to clustering, and a controlled dose–response experiment shows it growing with the design effect (rank correlation 0.80–0.85 over 12 configurations, 11 of them synthetic). A jackknife over subjects, however, cannot resolve the sign of this deficit: the scarcity of blocks that limits the guarantee also limits the evidence. PTB-XL shows no deficit despite a within-patient correlation of 0.35, consistent with most of its patients contributing one recording. The apparent advantage of HCP over naive calibration is largely mechanical, retaining 75–110% of its size once dependence is removed. Blocks, not records, should be counted, and subjects, not splits, resampled, before claims about distribution-free coverage are made on clinical data.</w:t>
+        <w:t xml:space="preserve">Keywords:</w:t>
+      </w:r>
+      <w:r>
+        <w:t xml:space="preserve"> </w:t>
+      </w:r>
+      <w:r>
+        <w:t xml:space="preserve">Conformal prediction; electrocardiography; uncertainty quantification; hierarchical data; exchangeability; calibration; study design</w:t>
       </w:r>
     </w:p>
-    <w:p>
-      <w:pPr>
-        <w:pStyle w:val="BodyText"/>
-        <w:jc w:val="both"/>
-      </w:pPr>
-      <w:r>
-        <w:rPr>
-          <w:b/>
-          <w:bCs/>
-          <w:sz w:val="19"/>
-        </w:rPr>
-        <w:t xml:space="preserve">Index Terms—</w:t>
-      </w:r>
-      <w:r>
-        <w:rPr>
-          <w:b/>
-          <w:sz w:val="19"/>
-        </w:rPr>
-        <w:t xml:space="preserve">Conformal prediction, electrocardiography, uncertainty quantification, hierarchical data, exchangeability, calibration, study design.</w:t>
-      </w:r>
-    </w:p>
-    <w:bookmarkStart w:id="12" w:name="introduction"/>
+    <w:bookmarkEnd w:id="10"/>
+    <w:bookmarkStart w:id="14" w:name="introduction"/>
     <w:p>
       <w:pPr>
         <w:pStyle w:val="Heading1"/>
@@ -591,18 +629,18 @@
           <wp:inline>
             <wp:extent cx="5334000" cy="3745353"/>
             <wp:effectExtent b="0" l="0" r="0" t="0"/>
-            <wp:docPr descr="Fig. 1. Audit workflow. Stage 1 (blue header) uses metadata only and returns verdicts that are exact given the declared dependence sources D, before any model is trained (RQ1; §3, §5.1). Stage 2 (orange headers) uses conformity scores from three backbones, at feasible levels only, to compare naive split conformal (B1) with HCP (B12), attribute the B1 deficit to dependence, relate it to the design effect, separate split-level from subject-level uncertainty and check robustness (RQ2; §5.2–§5.5)." title="" id="10" name="Picture"/>
+            <wp:docPr descr="Fig. 1. Audit workflow. Stage 1 (blue header) uses metadata only and returns verdicts that are exact given the declared dependence sources D, before any model is trained (RQ1; §3, §5.1). Stage 2 (orange headers) uses conformity scores from three backbones, at feasible levels only, to compare naive split conformal (B1) with HCP (B12), attribute the B1 deficit to dependence, relate it to the design effect, separate split-level from subject-level uncertainty and check robustness (RQ2; §5.2–§5.5)." title="" id="12" name="Picture"/>
             <a:graphic>
               <a:graphicData uri="http://schemas.openxmlformats.org/drawingml/2006/picture">
                 <pic:pic>
                   <pic:nvPicPr>
-                    <pic:cNvPr descr="figures/fig1_audit_workflow.png" id="11" name="Picture"/>
+                    <pic:cNvPr descr="figures/fig1_audit_workflow.png" id="13" name="Picture"/>
                     <pic:cNvPicPr>
                       <a:picLocks noChangeArrowheads="1" noChangeAspect="1"/>
                     </pic:cNvPicPr>
                   </pic:nvPicPr>
                   <pic:blipFill>
-                    <a:blip r:embed="rId9"/>
+                    <a:blip r:embed="rId11"/>
                     <a:stretch>
                       <a:fillRect/>
                     </a:stretch>
@@ -662,7 +700,7 @@
         <w:pStyle w:val="Compact"/>
         <w:numPr>
           <w:ilvl w:val="0"/>
-          <w:numId w:val="1001"/>
+          <w:numId w:val="1002"/>
         </w:numPr>
       </w:pPr>
       <w:r>
@@ -736,7 +774,7 @@
         <w:pStyle w:val="Compact"/>
         <w:numPr>
           <w:ilvl w:val="0"/>
-          <w:numId w:val="1001"/>
+          <w:numId w:val="1002"/>
         </w:numPr>
       </w:pPr>
       <w:r>
@@ -796,7 +834,7 @@
         <w:pStyle w:val="Compact"/>
         <w:numPr>
           <w:ilvl w:val="0"/>
-          <w:numId w:val="1001"/>
+          <w:numId w:val="1002"/>
         </w:numPr>
       </w:pPr>
       <w:r>
@@ -890,8 +928,8 @@
         <w:t xml:space="preserve">design, and Sections 5 and 6 present and discuss the findings.</w:t>
       </w:r>
     </w:p>
-    <w:bookmarkEnd w:id="12"/>
-    <w:bookmarkStart w:id="15" w:name="related-work"/>
+    <w:bookmarkEnd w:id="14"/>
+    <w:bookmarkStart w:id="17" w:name="related-work"/>
     <w:p>
       <w:pPr>
         <w:pStyle w:val="Heading1"/>
@@ -900,7 +938,7 @@
         <w:t xml:space="preserve">2. Related Work</w:t>
       </w:r>
     </w:p>
-    <w:bookmarkStart w:id="13" w:name="X82604ee80040ca60fd96cad68dfd92d7ce32f61"/>
+    <w:bookmarkStart w:id="15" w:name="X82604ee80040ca60fd96cad68dfd92d7ce32f61"/>
     <w:p>
       <w:pPr>
         <w:pStyle w:val="Heading2"/>
@@ -1103,8 +1141,8 @@
         <w:t xml:space="preserve">what happens on clinical data when it does.</w:t>
       </w:r>
     </w:p>
-    <w:bookmarkEnd w:id="13"/>
-    <w:bookmarkStart w:id="14" w:name="Xde641f5d420a891fdb073e7aa4fa0944e53f724"/>
+    <w:bookmarkEnd w:id="15"/>
+    <w:bookmarkStart w:id="16" w:name="Xde641f5d420a891fdb073e7aa4fa0944e53f724"/>
     <w:p>
       <w:pPr>
         <w:pStyle w:val="Heading2"/>
@@ -1363,9 +1401,9 @@
         <w:t xml:space="preserve">procedure.</w:t>
       </w:r>
     </w:p>
-    <w:bookmarkEnd w:id="14"/>
-    <w:bookmarkEnd w:id="15"/>
-    <w:bookmarkStart w:id="23" w:name="problem-formulation-and-hcp-feasibility"/>
+    <w:bookmarkEnd w:id="16"/>
+    <w:bookmarkEnd w:id="17"/>
+    <w:bookmarkStart w:id="25" w:name="problem-formulation-and-hcp-feasibility"/>
     <w:p>
       <w:pPr>
         <w:pStyle w:val="Heading1"/>
@@ -1401,7 +1439,7 @@
         <w:t xml:space="preserve">distinct from findings.</w:t>
       </w:r>
     </w:p>
-    <w:bookmarkStart w:id="16" w:name="hierarchical-calibration"/>
+    <w:bookmarkStart w:id="18" w:name="hierarchical-calibration"/>
     <w:p>
       <w:pPr>
         <w:pStyle w:val="Heading2"/>
@@ -2655,8 +2693,8 @@
         </m:oMath>
       </m:oMathPara>
     </w:p>
-    <w:bookmarkEnd w:id="16"/>
-    <w:bookmarkStart w:id="17" w:name="finite-threshold-feasibility"/>
+    <w:bookmarkEnd w:id="18"/>
+    <w:bookmarkStart w:id="19" w:name="finite-threshold-feasibility"/>
     <w:p>
       <w:pPr>
         <w:pStyle w:val="Heading2"/>
@@ -4950,8 +4988,8 @@
         <w:t xml:space="preserve">correction now used in the conformal literature targets the wrong quantity [40].</w:t>
       </w:r>
     </w:p>
-    <w:bookmarkEnd w:id="17"/>
-    <w:bookmarkStart w:id="21" w:name="crossed-dependence-sources"/>
+    <w:bookmarkEnd w:id="19"/>
+    <w:bookmarkStart w:id="23" w:name="crossed-dependence-sources"/>
     <w:p>
       <w:pPr>
         <w:pStyle w:val="Heading2"/>
@@ -5751,18 +5789,18 @@
           <wp:inline>
             <wp:extent cx="3108960" cy="1073695"/>
             <wp:effectExtent b="0" l="0" r="0" t="0"/>
-            <wp:docPr descr="Fig. 2. Schematic of Proposition 2 on eight hypothetical records (circles). Solid arcs link records of the same patient and dashed arcs records of the same device. A grouping sufficient for both sources must keep every linked pair in one block, so the finest such grouping is the join, the connected components (shaded). On PTB-XL the same mechanism collapses four declared sources to a single block (§5.1)." title="" id="19" name="Picture"/>
+            <wp:docPr descr="Fig. 2. Schematic of Proposition 2 on eight hypothetical records (circles). Solid arcs link records of the same patient and dashed arcs records of the same device. A grouping sufficient for both sources must keep every linked pair in one block, so the finest such grouping is the join, the connected components (shaded). On PTB-XL the same mechanism collapses four declared sources to a single block (§5.1)." title="" id="21" name="Picture"/>
             <a:graphic>
               <a:graphicData uri="http://schemas.openxmlformats.org/drawingml/2006/picture">
                 <pic:pic>
                   <pic:nvPicPr>
-                    <pic:cNvPr descr="figures/fig2_join_schematic.png" id="20" name="Picture"/>
+                    <pic:cNvPr descr="figures/fig2_join_schematic.png" id="22" name="Picture"/>
                     <pic:cNvPicPr>
                       <a:picLocks noChangeArrowheads="1" noChangeAspect="1"/>
                     </pic:cNvPicPr>
                   </pic:nvPicPr>
                   <pic:blipFill>
-                    <a:blip r:embed="rId18"/>
+                    <a:blip r:embed="rId20"/>
                     <a:stretch>
                       <a:fillRect/>
                     </a:stretch>
@@ -6294,8 +6332,8 @@
         <w:t xml:space="preserve">property of the data.</w:t>
       </w:r>
     </w:p>
-    <w:bookmarkEnd w:id="21"/>
-    <w:bookmarkStart w:id="22" w:name="label-conditional-feasibility"/>
+    <w:bookmarkEnd w:id="23"/>
+    <w:bookmarkStart w:id="24" w:name="label-conditional-feasibility"/>
     <w:p>
       <w:pPr>
         <w:pStyle w:val="Heading2"/>
@@ -7391,9 +7429,9 @@
         <w:t xml:space="preserve">.</w:t>
       </w:r>
     </w:p>
-    <w:bookmarkEnd w:id="22"/>
-    <w:bookmarkEnd w:id="23"/>
-    <w:bookmarkStart w:id="29" w:name="audit-design"/>
+    <w:bookmarkEnd w:id="24"/>
+    <w:bookmarkEnd w:id="25"/>
+    <w:bookmarkStart w:id="31" w:name="audit-design"/>
     <w:p>
       <w:pPr>
         <w:pStyle w:val="Heading1"/>
@@ -7549,7 +7587,7 @@
         <w:t xml:space="preserve">second.</w:t>
       </w:r>
     </w:p>
-    <w:bookmarkStart w:id="24" w:name="datasets-and-dependence-structures"/>
+    <w:bookmarkStart w:id="26" w:name="datasets-and-dependence-structures"/>
     <w:p>
       <w:pPr>
         <w:pStyle w:val="Heading2"/>
@@ -7570,7 +7608,7 @@
         <w:t xml:space="preserve"> </w:t>
       </w:r>
       <w:r>
-        <w:t xml:space="preserve">another. Table I states the purpose of each and, for the two primary datasets,</w:t>
+        <w:t xml:space="preserve">another. Table 1 states the purpose of each and, for the two primary datasets,</w:t>
       </w:r>
       <w:r>
         <w:t xml:space="preserve"> </w:t>
@@ -7584,23 +7622,21 @@
         <w:pStyle w:val="BodyText"/>
         <w:keepNext/>
         <w:spacing w:before="160"/>
-        <w:jc w:val="center"/>
-      </w:pPr>
-      <w:r/>
+        <w:jc w:val="left"/>
+      </w:pPr>
+      <w:r/>
+      <w:r>
+        <w:rPr>
+          <w:b/>
+          <w:sz w:val="18"/>
+        </w:rPr>
+        <w:t xml:space="preserve">Table 1. </w:t>
+      </w:r>
       <w:r>
         <w:rPr>
           <w:sz w:val="18"/>
         </w:rPr>
-        <w:t>TABLE I</w:t>
-      </w:r>
-      <w:r>
-        <w:br/>
-      </w:r>
-      <w:r>
-        <w:rPr>
-          <w:sz w:val="16"/>
-        </w:rPr>
-        <w:t>ROLES AND BLOCK GEOMETRY OF THE THREE DATASETS.</w:t>
+        <w:t>Roles and block geometry of the three datasets.</w:t>
       </w:r>
     </w:p>
     <w:tbl>
@@ -8135,7 +8171,7 @@
         <w:t xml:space="preserve"> </w:t>
       </w:r>
       <w:r>
-        <w:t xml:space="preserve">in Table I is a structural property of the data.</w:t>
+        <w:t xml:space="preserve">in Table 1 is a structural property of the data.</w:t>
       </w:r>
       <w:r>
         <w:t xml:space="preserve"> </w:t>
@@ -8702,8 +8738,8 @@
         <w:t xml:space="preserve">becomes an assumption that authors must state.</w:t>
       </w:r>
     </w:p>
-    <w:bookmarkEnd w:id="24"/>
-    <w:bookmarkStart w:id="25" w:name="calibration-and-evaluation-protocol"/>
+    <w:bookmarkEnd w:id="26"/>
+    <w:bookmarkStart w:id="27" w:name="calibration-and-evaluation-protocol"/>
     <w:p>
       <w:pPr>
         <w:pStyle w:val="Heading2"/>
@@ -8865,8 +8901,8 @@
         <w:t xml:space="preserve">the maximum score over the true labels.</w:t>
       </w:r>
     </w:p>
-    <w:bookmarkEnd w:id="25"/>
-    <w:bookmarkStart w:id="26" w:name="models-and-conformity-scores"/>
+    <w:bookmarkEnd w:id="27"/>
+    <w:bookmarkStart w:id="28" w:name="models-and-conformity-scores"/>
     <w:p>
       <w:pPr>
         <w:pStyle w:val="Heading2"/>
@@ -9183,8 +9219,8 @@
         <w:t xml:space="preserve">to scalar HCP (§3.4).</w:t>
       </w:r>
     </w:p>
-    <w:bookmarkEnd w:id="26"/>
-    <w:bookmarkStart w:id="27" w:name="statistical-analysis"/>
+    <w:bookmarkEnd w:id="28"/>
+    <w:bookmarkStart w:id="29" w:name="statistical-analysis"/>
     <w:p>
       <w:pPr>
         <w:pStyle w:val="Heading2"/>
@@ -9659,7 +9695,7 @@
         <w:t xml:space="preserve"> </w:t>
       </w:r>
       <w:r>
-        <w:t xml:space="preserve">procedure used for each reported quantity is listed in Table II.</w:t>
+        <w:t xml:space="preserve">procedure used for each reported quantity is listed in Table 2.</w:t>
       </w:r>
     </w:p>
     <w:p>
@@ -9667,23 +9703,21 @@
         <w:pStyle w:val="BodyText"/>
         <w:keepNext/>
         <w:spacing w:before="160"/>
-        <w:jc w:val="center"/>
-      </w:pPr>
-      <w:r/>
+        <w:jc w:val="left"/>
+      </w:pPr>
+      <w:r/>
+      <w:r>
+        <w:rPr>
+          <w:b/>
+          <w:sz w:val="18"/>
+        </w:rPr>
+        <w:t xml:space="preserve">Table 2. </w:t>
+      </w:r>
       <w:r>
         <w:rPr>
           <w:sz w:val="18"/>
         </w:rPr>
-        <w:t>TABLE II</w:t>
-      </w:r>
-      <w:r>
-        <w:br/>
-      </w:r>
-      <w:r>
-        <w:rPr>
-          <w:sz w:val="16"/>
-        </w:rPr>
-        <w:t>STATISTICAL PROCEDURES.</w:t>
+        <w:t>Statistical procedures.</w:t>
       </w:r>
     </w:p>
     <w:tbl>
@@ -10075,8 +10109,8 @@
         </w:tc>
       </w:tr>
     </w:tbl>
-    <w:bookmarkEnd w:id="27"/>
-    <w:bookmarkStart w:id="28" w:name="reproducibility"/>
+    <w:bookmarkEnd w:id="29"/>
+    <w:bookmarkStart w:id="30" w:name="reproducibility"/>
     <w:p>
       <w:pPr>
         <w:pStyle w:val="Heading2"/>
@@ -10136,9 +10170,9 @@
         <w:t xml:space="preserve">a partial cache behind.</w:t>
       </w:r>
     </w:p>
-    <w:bookmarkEnd w:id="28"/>
-    <w:bookmarkEnd w:id="29"/>
-    <w:bookmarkStart w:id="53" w:name="results"/>
+    <w:bookmarkEnd w:id="30"/>
+    <w:bookmarkEnd w:id="31"/>
+    <w:bookmarkStart w:id="55" w:name="results"/>
     <w:p>
       <w:pPr>
         <w:pStyle w:val="Heading1"/>
@@ -10239,7 +10273,7 @@
         <w:t xml:space="preserve">.</w:t>
       </w:r>
     </w:p>
-    <w:bookmarkStart w:id="36" w:name="X703171b6c9ef8344f5ae4ef526c91a89ce0ec43"/>
+    <w:bookmarkStart w:id="38" w:name="X703171b6c9ef8344f5ae4ef526c91a89ce0ec43"/>
     <w:p>
       <w:pPr>
         <w:pStyle w:val="Heading2"/>
@@ -10287,7 +10321,7 @@
         <w:t xml:space="preserve"> </w:t>
       </w:r>
       <w:r>
-        <w:t xml:space="preserve">restricts the range of admissible levels. For every grouping, Table III gives the</w:t>
+        <w:t xml:space="preserve">restricts the range of admissible levels. For every grouping, Table 3 gives the</w:t>
       </w:r>
       <w:r>
         <w:t xml:space="preserve"> </w:t>
@@ -10333,23 +10367,21 @@
         <w:pStyle w:val="BodyText"/>
         <w:keepNext/>
         <w:spacing w:before="160"/>
-        <w:jc w:val="center"/>
-      </w:pPr>
-      <w:r/>
+        <w:jc w:val="left"/>
+      </w:pPr>
+      <w:r/>
+      <w:r>
+        <w:rPr>
+          <w:b/>
+          <w:sz w:val="18"/>
+        </w:rPr>
+        <w:t xml:space="preserve">Table 3. </w:t>
+      </w:r>
       <w:r>
         <w:rPr>
           <w:sz w:val="18"/>
         </w:rPr>
-        <w:t>TABLE III</w:t>
-      </w:r>
-      <w:r>
-        <w:br/>
-      </w:r>
-      <w:r>
-        <w:rPr>
-          <w:sz w:val="16"/>
-        </w:rPr>
-        <w:t>FEASIBILITY OF HCP ON PTB-XL FOLD 9 BY GROUPING.</w:t>
+        <w:t>Feasibility of HCP on PTB-XL fold 9 by grouping.</w:t>
       </w:r>
     </w:p>
     <w:tbl>
@@ -11372,18 +11404,18 @@
           <wp:inline>
             <wp:extent cx="3108960" cy="2176272"/>
             <wp:effectExtent b="0" l="0" r="0" t="0"/>
-            <wp:docPr descr="Fig. 3. Feasibility frontier \alpha_{\min}=1/(K_1+1). Each marker is a calibration grouping on PTB-XL fold 9 (circles: single dependence source; squares: join of sources) or the MIT-BIH record partition (diamond). Values in parentheses are K_1. A grouping supports a guarantee at level \alpha only if its marker lies below the corresponding dotted line." title="" id="31" name="Picture"/>
+            <wp:docPr descr="Fig. 3. Feasibility frontier \alpha_{\min}=1/(K_1+1). Each marker is a calibration grouping on PTB-XL fold 9 (circles: single dependence source; squares: join of sources) or the MIT-BIH record partition (diamond). Values in parentheses are K_1. A grouping supports a guarantee at level \alpha only if its marker lies below the corresponding dotted line." title="" id="33" name="Picture"/>
             <a:graphic>
               <a:graphicData uri="http://schemas.openxmlformats.org/drawingml/2006/picture">
                 <pic:pic>
                   <pic:nvPicPr>
-                    <pic:cNvPr descr="figures/fig3_feasibility_frontier.png" id="32" name="Picture"/>
+                    <pic:cNvPr descr="figures/fig3_feasibility_frontier.png" id="34" name="Picture"/>
                     <pic:cNvPicPr>
                       <a:picLocks noChangeArrowheads="1" noChangeAspect="1"/>
                     </pic:cNvPicPr>
                   </pic:nvPicPr>
                   <pic:blipFill>
-                    <a:blip r:embed="rId30"/>
+                    <a:blip r:embed="rId32"/>
                     <a:stretch>
                       <a:fillRect/>
                     </a:stretch>
@@ -11874,7 +11906,7 @@
         </m:r>
       </m:oMath>
       <w:r>
-        <w:t xml:space="preserve">. Table IV tallies the failing labels at each level of the</w:t>
+        <w:t xml:space="preserve">. Table 4 tallies the failing labels at each level of the</w:t>
       </w:r>
       <w:r>
         <w:t xml:space="preserve"> </w:t>
@@ -11888,23 +11920,21 @@
         <w:pStyle w:val="BodyText"/>
         <w:keepNext/>
         <w:spacing w:before="160"/>
-        <w:jc w:val="center"/>
-      </w:pPr>
-      <w:r/>
+        <w:jc w:val="left"/>
+      </w:pPr>
+      <w:r/>
+      <w:r>
+        <w:rPr>
+          <w:b/>
+          <w:sz w:val="18"/>
+        </w:rPr>
+        <w:t xml:space="preserve">Table 4. </w:t>
+      </w:r>
       <w:r>
         <w:rPr>
           <w:sz w:val="18"/>
         </w:rPr>
-        <w:t>TABLE IV</w:t>
-      </w:r>
-      <w:r>
-        <w:br/>
-      </w:r>
-      <w:r>
-        <w:rPr>
-          <w:sz w:val="16"/>
-        </w:rPr>
-        <w:t>LABELS FAILING THE NECESSARY CONDITION OF PROPOSITION 3, PTB-XL FOLD 9, PATIENT BLOCKS.</w:t>
+        <w:t>Labels failing the necessary condition of Proposition 3, PTB-XL fold 9, patient blocks.</w:t>
       </w:r>
     </w:p>
     <w:tbl>
@@ -12534,7 +12564,7 @@
         <w:t xml:space="preserve"> </w:t>
       </w:r>
       <w:r>
-        <w:t xml:space="preserve">counts of Table IV down label by label and marks the minimum number of blocks</w:t>
+        <w:t xml:space="preserve">counts of Table 4 down label by label and marks the minimum number of blocks</w:t>
       </w:r>
       <w:r>
         <w:t xml:space="preserve"> </w:t>
@@ -12596,18 +12626,18 @@
           <wp:inline>
             <wp:extent cx="5334000" cy="1604287"/>
             <wp:effectExtent b="0" l="0" r="0" t="0"/>
-            <wp:docPr descr="Fig. 4. Calibration blocks carrying each label, by level of the PTB-XL hierarchy (fold 9, patient blocks; log scale). Dashed and dotted lines mark the minimum number of blocks for a finite per-label threshold at \alpha=0.05 and \alpha=0.10. Dark bars meet the \alpha=0.05 requirement, light bars only the \alpha=0.10 requirement, and orange bars neither." title="" id="34" name="Picture"/>
+            <wp:docPr descr="Fig. 4. Calibration blocks carrying each label, by level of the PTB-XL hierarchy (fold 9, patient blocks; log scale). Dashed and dotted lines mark the minimum number of blocks for a finite per-label threshold at \alpha=0.05 and \alpha=0.10. Dark bars meet the \alpha=0.05 requirement, light bars only the \alpha=0.10 requirement, and orange bars neither." title="" id="36" name="Picture"/>
             <a:graphic>
               <a:graphicData uri="http://schemas.openxmlformats.org/drawingml/2006/picture">
                 <pic:pic>
                   <pic:nvPicPr>
-                    <pic:cNvPr descr="figures/fig4_label_feasibility.png" id="35" name="Picture"/>
+                    <pic:cNvPr descr="figures/fig4_label_feasibility.png" id="37" name="Picture"/>
                     <pic:cNvPicPr>
                       <a:picLocks noChangeArrowheads="1" noChangeAspect="1"/>
                     </pic:cNvPicPr>
                   </pic:nvPicPr>
                   <pic:blipFill>
-                    <a:blip r:embed="rId33"/>
+                    <a:blip r:embed="rId35"/>
                     <a:stretch>
                       <a:fillRect/>
                     </a:stretch>
@@ -12732,8 +12762,8 @@
         <w:t xml:space="preserve">requirement, and orange bars neither.</w:t>
       </w:r>
     </w:p>
-    <w:bookmarkEnd w:id="36"/>
-    <w:bookmarkStart w:id="40" w:name="coverage-under-block-dependence"/>
+    <w:bookmarkEnd w:id="38"/>
+    <w:bookmarkStart w:id="42" w:name="coverage-under-block-dependence"/>
     <w:p>
       <w:pPr>
         <w:pStyle w:val="Heading2"/>
@@ -12783,7 +12813,7 @@
         <w:t xml:space="preserve"> </w:t>
       </w:r>
       <w:r>
-        <w:t xml:space="preserve">exceeds the nominal value. Table V lists coverage and set size for both</w:t>
+        <w:t xml:space="preserve">exceeds the nominal value. Table 5 lists coverage and set size for both</w:t>
       </w:r>
       <w:r>
         <w:t xml:space="preserve"> </w:t>
@@ -12797,23 +12827,21 @@
         <w:pStyle w:val="BodyText"/>
         <w:keepNext/>
         <w:spacing w:before="160"/>
-        <w:jc w:val="center"/>
-      </w:pPr>
-      <w:r/>
+        <w:jc w:val="left"/>
+      </w:pPr>
+      <w:r/>
+      <w:r>
+        <w:rPr>
+          <w:b/>
+          <w:sz w:val="18"/>
+        </w:rPr>
+        <w:t xml:space="preserve">Table 5. </w:t>
+      </w:r>
       <w:r>
         <w:rPr>
           <w:sz w:val="18"/>
         </w:rPr>
-        <w:t>TABLE V</w:t>
-      </w:r>
-      <w:r>
-        <w:br/>
-      </w:r>
-      <w:r>
-        <w:rPr>
-          <w:sz w:val="16"/>
-        </w:rPr>
-        <w:t>COVERAGE (MEAN OVER SPLITS, WITH 2.5–97.5% RANGE ACROSS SPLITS) AND MEAN SET SIZE.</w:t>
+        <w:t>Coverage (mean over splits, with 2.5–97.5% range across splits) and mean set size.</w:t>
       </w:r>
     </w:p>
     <w:tbl>
@@ -13903,18 +13931,18 @@
           <wp:inline>
             <wp:extent cx="5334000" cy="1679032"/>
             <wp:effectExtent b="0" l="0" r="0" t="0"/>
-            <wp:docPr descr="Fig. 5. Coverage minus nominal 1-\alpha for split conformal (B1, mean with 2.5–97.5% range across 200 block-level splits) and HCP (B12, mean), primary backbone. Shaded MIT-BIH levels lie below \alpha_{\min}=1/12, where HCP returns every label. Note the different vertical scales." title="" id="38" name="Picture"/>
+            <wp:docPr descr="Fig. 5. Coverage minus nominal 1-\alpha for split conformal (B1, mean with 2.5–97.5% range across 200 block-level splits) and HCP (B12, mean), primary backbone. Shaded MIT-BIH levels lie below \alpha_{\min}=1/12, where HCP returns every label. Note the different vertical scales." title="" id="40" name="Picture"/>
             <a:graphic>
               <a:graphicData uri="http://schemas.openxmlformats.org/drawingml/2006/picture">
                 <pic:pic>
                   <pic:nvPicPr>
-                    <pic:cNvPr descr="figures/fig5_coverage.png" id="39" name="Picture"/>
+                    <pic:cNvPr descr="figures/fig5_coverage.png" id="41" name="Picture"/>
                     <pic:cNvPicPr>
                       <a:picLocks noChangeArrowheads="1" noChangeAspect="1"/>
                     </pic:cNvPicPr>
                   </pic:nvPicPr>
                   <pic:blipFill>
-                    <a:blip r:embed="rId37"/>
+                    <a:blip r:embed="rId39"/>
                     <a:stretch>
                       <a:fillRect/>
                     </a:stretch>
@@ -14014,8 +14042,8 @@
         <w:t xml:space="preserve">, where HCP returns every label. Note the different vertical scales.</w:t>
       </w:r>
     </w:p>
-    <w:bookmarkEnd w:id="40"/>
-    <w:bookmarkStart w:id="44" w:name="X971afb3920367740875daf59080031d77744c88"/>
+    <w:bookmarkEnd w:id="42"/>
+    <w:bookmarkStart w:id="46" w:name="X971afb3920367740875daf59080031d77744c88"/>
     <w:p>
       <w:pPr>
         <w:pStyle w:val="Heading2"/>
@@ -14093,7 +14121,7 @@
         <w:t xml:space="preserve"> </w:t>
       </w:r>
       <w:r>
-        <w:t xml:space="preserve">ICC drops from 0.519 to 0.000. Table VI reports the B1 deficit relative to this</w:t>
+        <w:t xml:space="preserve">ICC drops from 0.519 to 0.000. Table 6 reports the B1 deficit relative to this</w:t>
       </w:r>
       <w:r>
         <w:t xml:space="preserve"> </w:t>
@@ -14192,23 +14220,21 @@
         <w:pStyle w:val="BodyText"/>
         <w:keepNext/>
         <w:spacing w:before="160"/>
-        <w:jc w:val="center"/>
-      </w:pPr>
-      <w:r/>
+        <w:jc w:val="left"/>
+      </w:pPr>
+      <w:r/>
+      <w:r>
+        <w:rPr>
+          <w:b/>
+          <w:sz w:val="18"/>
+        </w:rPr>
+        <w:t xml:space="preserve">Table 6. </w:t>
+      </w:r>
       <w:r>
         <w:rPr>
           <w:sz w:val="18"/>
         </w:rPr>
-        <w:t>TABLE VI</w:t>
-      </w:r>
-      <w:r>
-        <w:br/>
-      </w:r>
-      <w:r>
-        <w:rPr>
-          <w:sz w:val="16"/>
-        </w:rPr>
-        <w:t>MIT-BIH: B1 DEFICIT AGAINST THE PERMUTATION NULL, PP. MONTE CARLO INTERVAL: PERCENTILE BOOTSTRAP OVER 200 PAIRED SPLITS OF THE 22 DS2 RECORDS, CONDITIONAL ON THOSE RECORDS. RECORD LEVEL: LEAVE-ONE-RECORD-OUT JACKKNIFE (500 PAIRED SPLITS AND A NEW PERMUTATION PER REPLICATE), 95% T INTERVAL WITH 21 DF AND HOLM-ADJUSTED ONE-SIDED P.</w:t>
+        <w:t>MIT-BIH: B1 deficit against the permutation null, pp. Monte Carlo interval: percentile bootstrap over 200 paired splits of the 22 DS2 records, conditional on those records. Record level: leave-one-record-out jackknife (500 paired splits and a new permutation per replicate), 95% t interval with 21 df and Holm-adjusted one-sided p.</w:t>
       </w:r>
     </w:p>
     <w:tbl>
@@ -15596,7 +15622,7 @@
         <w:t xml:space="preserve"> </w:t>
       </w:r>
       <w:r>
-        <w:t xml:space="preserve">own; it amplifies the effect of clustering. Like those of Table VI, these</w:t>
+        <w:t xml:space="preserve">own; it amplifies the effect of clustering. Like those of Table 6, these</w:t>
       </w:r>
       <w:r>
         <w:t xml:space="preserve"> </w:t>
@@ -15633,18 +15659,18 @@
           <wp:inline>
             <wp:extent cx="5334000" cy="1559365"/>
             <wp:effectExtent b="0" l="0" r="0" t="0"/>
-            <wp:docPr descr="Fig. 6. Attribution of the MIT-BIH deficit, primary backbone. (a) Effects of clustering, block-size imbalance and their interaction on B1 coverage in the 2×2 factorial design (Monte Carlo 95% interval over 400 splits; open markers include zero). (b) B12−B1 coverage gap on the original data and after permuting beats between records (bars: mean; whiskers: 2.5–97.5% range across splits). Percentages give the mechanical share, the permuted gap as a fraction of the original." title="" id="42" name="Picture"/>
+            <wp:docPr descr="Fig. 6. Attribution of the MIT-BIH deficit, primary backbone. (a) Effects of clustering, block-size imbalance and their interaction on B1 coverage in the 2×2 factorial design (Monte Carlo 95% interval over 400 splits; open markers include zero). (b) B12−B1 coverage gap on the original data and after permuting beats between records (bars: mean; whiskers: 2.5–97.5% range across splits). Percentages give the mechanical share, the permuted gap as a fraction of the original." title="" id="44" name="Picture"/>
             <a:graphic>
               <a:graphicData uri="http://schemas.openxmlformats.org/drawingml/2006/picture">
                 <pic:pic>
                   <pic:nvPicPr>
-                    <pic:cNvPr descr="figures/fig6_attribution.png" id="43" name="Picture"/>
+                    <pic:cNvPr descr="figures/fig6_attribution.png" id="45" name="Picture"/>
                     <pic:cNvPicPr>
                       <a:picLocks noChangeArrowheads="1" noChangeAspect="1"/>
                     </pic:cNvPicPr>
                   </pic:nvPicPr>
                   <pic:blipFill>
-                    <a:blip r:embed="rId41"/>
+                    <a:blip r:embed="rId43"/>
                     <a:stretch>
                       <a:fillRect/>
                     </a:stretch>
@@ -15680,8 +15706,8 @@
         <w:t xml:space="preserve">Fig. 6. Attribution of the MIT-BIH deficit, primary backbone. (a) Effects of clustering, block-size imbalance and their interaction on B1 coverage in the 2×2 factorial design (Monte Carlo 95% interval over 400 splits; open markers include zero). (b) B12−B1 coverage gap on the original data and after permuting beats between records (bars: mean; whiskers: 2.5–97.5% range across splits). Percentages give the mechanical share, the permuted gap as a fraction of the original.</w:t>
       </w:r>
     </w:p>
-    <w:bookmarkEnd w:id="44"/>
-    <w:bookmarkStart w:id="48" w:name="the-deficit-tracks-the-design-effect"/>
+    <w:bookmarkEnd w:id="46"/>
+    <w:bookmarkStart w:id="50" w:name="the-deficit-tracks-the-design-effect"/>
     <w:p>
       <w:pPr>
         <w:pStyle w:val="Heading2"/>
@@ -15887,7 +15913,7 @@
         <w:t xml:space="preserve"> </w:t>
       </w:r>
       <w:r>
-        <w:t xml:space="preserve">inference. Table VII reports the correlations on three dependence axes, and</w:t>
+        <w:t xml:space="preserve">inference. Table 7 reports the correlations on three dependence axes, and</w:t>
       </w:r>
       <w:r>
         <w:t xml:space="preserve"> </w:t>
@@ -15901,23 +15927,21 @@
         <w:pStyle w:val="BodyText"/>
         <w:keepNext/>
         <w:spacing w:before="160"/>
-        <w:jc w:val="center"/>
-      </w:pPr>
-      <w:r/>
+        <w:jc w:val="left"/>
+      </w:pPr>
+      <w:r/>
+      <w:r>
+        <w:rPr>
+          <w:b/>
+          <w:sz w:val="18"/>
+        </w:rPr>
+        <w:t xml:space="preserve">Table 7. </w:t>
+      </w:r>
       <w:r>
         <w:rPr>
           <w:sz w:val="18"/>
         </w:rPr>
-        <w:t>TABLE VII</w:t>
-      </w:r>
-      <w:r>
-        <w:br/>
-      </w:r>
-      <w:r>
-        <w:rPr>
-          <w:sz w:val="16"/>
-        </w:rPr>
-        <w:t>SPEARMAN CORRELATION BETWEEN DEPENDENCE AND COVERAGE DEFICIT (P-VALUES TREAT POINTS AS INDEPENDENT AND ARE SHOWN FOR COMPLETENESS).</w:t>
+        <w:t>Spearman correlation between dependence and coverage deficit (p-values treat points as independent and are shown for completeness).</w:t>
       </w:r>
     </w:p>
     <w:tbl>
@@ -16572,18 +16596,18 @@
           <wp:inline>
             <wp:extent cx="3108960" cy="2277948"/>
             <wp:effectExtent b="0" l="0" r="0" t="0"/>
-            <wp:docPr descr="Fig. 7. B1 coverage deficit against the design effect. MIT-BIH points (blue) are obtained by randomly reassigning a growing fraction of beats to other records, with calibration records subsampled to a common size; PTB-XL (orange) is the observed patient partition with its Monte Carlo 95% interval. The annotation gives the Spearman correlation over the 12 points at \alpha=0.10, 0.15, 0.20." title="" id="46" name="Picture"/>
+            <wp:docPr descr="Fig. 7. B1 coverage deficit against the design effect. MIT-BIH points (blue) are obtained by randomly reassigning a growing fraction of beats to other records, with calibration records subsampled to a common size; PTB-XL (orange) is the observed patient partition with its Monte Carlo 95% interval. The annotation gives the Spearman correlation over the 12 points at \alpha=0.10, 0.15, 0.20." title="" id="48" name="Picture"/>
             <a:graphic>
               <a:graphicData uri="http://schemas.openxmlformats.org/drawingml/2006/picture">
                 <pic:pic>
                   <pic:nvPicPr>
-                    <pic:cNvPr descr="figures/fig7_dose_response.png" id="47" name="Picture"/>
+                    <pic:cNvPr descr="figures/fig7_dose_response.png" id="49" name="Picture"/>
                     <pic:cNvPicPr>
                       <a:picLocks noChangeArrowheads="1" noChangeAspect="1"/>
                     </pic:cNvPicPr>
                   </pic:nvPicPr>
                   <pic:blipFill>
-                    <a:blip r:embed="rId45"/>
+                    <a:blip r:embed="rId47"/>
                     <a:stretch>
                       <a:fillRect/>
                     </a:stretch>
@@ -16657,8 +16681,8 @@
         <w:t xml:space="preserve">.</w:t>
       </w:r>
     </w:p>
-    <w:bookmarkEnd w:id="48"/>
-    <w:bookmarkStart w:id="52" w:name="robustness-to-backbone-and-checkpoint"/>
+    <w:bookmarkEnd w:id="50"/>
+    <w:bookmarkStart w:id="54" w:name="robustness-to-backbone-and-checkpoint"/>
     <w:p>
       <w:pPr>
         <w:pStyle w:val="Heading2"/>
@@ -16745,7 +16769,7 @@
         <w:t xml:space="preserve"> </w:t>
       </w:r>
       <w:r>
-        <w:t xml:space="preserve">dataset. Table VIII sets out the discrimination of all three backbones.</w:t>
+        <w:t xml:space="preserve">dataset. Table 8 sets out the discrimination of all three backbones.</w:t>
       </w:r>
     </w:p>
     <w:p>
@@ -16753,23 +16777,21 @@
         <w:pStyle w:val="BodyText"/>
         <w:keepNext/>
         <w:spacing w:before="160"/>
-        <w:jc w:val="center"/>
-      </w:pPr>
-      <w:r/>
+        <w:jc w:val="left"/>
+      </w:pPr>
+      <w:r/>
+      <w:r>
+        <w:rPr>
+          <w:b/>
+          <w:sz w:val="18"/>
+        </w:rPr>
+        <w:t xml:space="preserve">Table 8. </w:t>
+      </w:r>
       <w:r>
         <w:rPr>
           <w:sz w:val="18"/>
         </w:rPr>
-        <w:t>TABLE VIII</w:t>
-      </w:r>
-      <w:r>
-        <w:br/>
-      </w:r>
-      <w:r>
-        <w:rPr>
-          <w:sz w:val="16"/>
-        </w:rPr>
-        <w:t>DISCRIMINATION BY BACKBONE.</w:t>
+        <w:t>Discrimination by backbone.</w:t>
       </w:r>
     </w:p>
     <w:tbl>
@@ -17166,7 +17188,7 @@
         <w:t xml:space="preserve"> </w:t>
       </w:r>
       <w:r>
-        <w:t xml:space="preserve">cells (Table VI). Its</w:t>
+        <w:t xml:space="preserve">cells (Table 6). Its</w:t>
       </w:r>
       <w:r>
         <w:t xml:space="preserve"> </w:t>
@@ -17340,7 +17362,7 @@
         <w:t xml:space="preserve"> </w:t>
       </w:r>
       <w:r>
-        <w:t xml:space="preserve">(a) sets the Monte Carlo intervals of Table VI against the record-level</w:t>
+        <w:t xml:space="preserve">(a) sets the Monte Carlo intervals of Table 6 against the record-level</w:t>
       </w:r>
       <w:r>
         <w:t xml:space="preserve"> </w:t>
@@ -17371,18 +17393,18 @@
           <wp:inline>
             <wp:extent cx="5334000" cy="1775293"/>
             <wp:effectExtent b="0" l="0" r="0" t="0"/>
-            <wp:docPr descr="Fig. 8. Robustness of the audit. (a) MIT-BIH B1 coverage deficit against the matched permutation null, by backbone and \alpha: point estimate with Monte Carlo 95% interval over 200 splits of the 22 DS2 records (open markers include zero), and record-level 95% CI from the leave-one-record-out jackknife (light bars). (b) B1 coverage minus nominal under best-validation (horizontal) and last-epoch (vertical) weights for the two residual networks, 16 backbone×dataset×\alpha cells; shaded quadrants mark agreement in sign and the dotted line marks equality." title="" id="50" name="Picture"/>
+            <wp:docPr descr="Fig. 8. Robustness of the audit. (a) MIT-BIH B1 coverage deficit against the matched permutation null, by backbone and \alpha: point estimate with Monte Carlo 95% interval over 200 splits of the 22 DS2 records (open markers include zero), and record-level 95% CI from the leave-one-record-out jackknife (light bars). (b) B1 coverage minus nominal under best-validation (horizontal) and last-epoch (vertical) weights for the two residual networks, 16 backbone×dataset×\alpha cells; shaded quadrants mark agreement in sign and the dotted line marks equality." title="" id="52" name="Picture"/>
             <a:graphic>
               <a:graphicData uri="http://schemas.openxmlformats.org/drawingml/2006/picture">
                 <pic:pic>
                   <pic:nvPicPr>
-                    <pic:cNvPr descr="figures/fig8_robustness.png" id="51" name="Picture"/>
+                    <pic:cNvPr descr="figures/fig8_robustness.png" id="53" name="Picture"/>
                     <pic:cNvPicPr>
                       <a:picLocks noChangeArrowheads="1" noChangeAspect="1"/>
                     </pic:cNvPicPr>
                   </pic:nvPicPr>
                   <pic:blipFill>
-                    <a:blip r:embed="rId49"/>
+                    <a:blip r:embed="rId51"/>
                     <a:stretch>
                       <a:fillRect/>
                     </a:stretch>
@@ -17440,9 +17462,9 @@
         <w:t xml:space="preserve">cells; shaded quadrants mark agreement in sign and the dotted line marks equality.</w:t>
       </w:r>
     </w:p>
-    <w:bookmarkEnd w:id="52"/>
-    <w:bookmarkEnd w:id="53"/>
-    <w:bookmarkStart w:id="58" w:name="discussion"/>
+    <w:bookmarkEnd w:id="54"/>
+    <w:bookmarkEnd w:id="55"/>
+    <w:bookmarkStart w:id="60" w:name="discussion"/>
     <w:p>
       <w:pPr>
         <w:pStyle w:val="Heading1"/>
@@ -17451,7 +17473,7 @@
         <w:t xml:space="preserve">6. Discussion</w:t>
       </w:r>
     </w:p>
-    <w:bookmarkStart w:id="54" w:name="main-findings"/>
+    <w:bookmarkStart w:id="56" w:name="main-findings"/>
     <w:p>
       <w:pPr>
         <w:pStyle w:val="Heading2"/>
@@ -17801,8 +17823,8 @@
         <w:t xml:space="preserve">coverage loss.</w:t>
       </w:r>
     </w:p>
-    <w:bookmarkEnd w:id="54"/>
-    <w:bookmarkStart w:id="55" w:name="X10a21a4c9ffce0be86017eff986db914a5bca64"/>
+    <w:bookmarkEnd w:id="56"/>
+    <w:bookmarkStart w:id="57" w:name="X10a21a4c9ffce0be86017eff986db914a5bca64"/>
     <w:p>
       <w:pPr>
         <w:pStyle w:val="Heading2"/>
@@ -18071,7 +18093,7 @@
         <w:t xml:space="preserve"> </w:t>
       </w:r>
       <w:r>
-        <w:t xml:space="preserve">cells of Table VI, whereas the jackknife over the same 22 subjects includes zero</w:t>
+        <w:t xml:space="preserve">cells of Table 6, whereas the jackknife over the same 22 subjects includes zero</w:t>
       </w:r>
       <w:r>
         <w:t xml:space="preserve"> </w:t>
@@ -18092,8 +18114,8 @@
         <w:t xml:space="preserve">that the sign of a coverage gap is not yet known.</w:t>
       </w:r>
     </w:p>
-    <w:bookmarkEnd w:id="55"/>
-    <w:bookmarkStart w:id="56" w:name="implications-and-relation-to-prior-work"/>
+    <w:bookmarkEnd w:id="57"/>
+    <w:bookmarkStart w:id="58" w:name="implications-and-relation-to-prior-work"/>
     <w:p>
       <w:pPr>
         <w:pStyle w:val="Heading2"/>
@@ -18122,7 +18144,7 @@
         <w:pStyle w:val="Compact"/>
         <w:numPr>
           <w:ilvl w:val="0"/>
-          <w:numId w:val="1002"/>
+          <w:numId w:val="1003"/>
         </w:numPr>
       </w:pPr>
       <w:r>
@@ -18152,7 +18174,7 @@
         <w:pStyle w:val="Compact"/>
         <w:numPr>
           <w:ilvl w:val="0"/>
-          <w:numId w:val="1002"/>
+          <w:numId w:val="1003"/>
         </w:numPr>
       </w:pPr>
       <w:r>
@@ -18211,7 +18233,7 @@
         <w:pStyle w:val="Compact"/>
         <w:numPr>
           <w:ilvl w:val="0"/>
-          <w:numId w:val="1002"/>
+          <w:numId w:val="1003"/>
         </w:numPr>
       </w:pPr>
       <w:r>
@@ -18293,7 +18315,7 @@
         <w:pStyle w:val="Compact"/>
         <w:numPr>
           <w:ilvl w:val="0"/>
-          <w:numId w:val="1002"/>
+          <w:numId w:val="1003"/>
         </w:numPr>
       </w:pPr>
       <w:r>
@@ -18489,8 +18511,8 @@
         <w:t xml:space="preserve">meet the same boundary is left open.</w:t>
       </w:r>
     </w:p>
-    <w:bookmarkEnd w:id="56"/>
-    <w:bookmarkStart w:id="57" w:name="limitations-and-threats-to-validity"/>
+    <w:bookmarkEnd w:id="58"/>
+    <w:bookmarkStart w:id="59" w:name="limitations-and-threats-to-validity"/>
     <w:p>
       <w:pPr>
         <w:pStyle w:val="Heading2"/>
@@ -18911,7 +18933,7 @@
         <w:t xml:space="preserve"> </w:t>
       </w:r>
       <w:r>
-        <w:t xml:space="preserve">The repeated-split intervals of Table VI</w:t>
+        <w:t xml:space="preserve">The repeated-split intervals of Table 6</w:t>
       </w:r>
       <w:r>
         <w:t xml:space="preserve"> </w:t>
@@ -18928,7 +18950,7 @@
         </m:r>
       </m:oMath>
       <w:r>
-        <w:t xml:space="preserve">-values of Table VII are conditional on the 22 DS2</w:t>
+        <w:t xml:space="preserve">-values of Table 7 are conditional on the 22 DS2</w:t>
       </w:r>
       <w:r>
         <w:t xml:space="preserve"> </w:t>
@@ -18993,7 +19015,7 @@
         <w:t xml:space="preserve"> </w:t>
       </w:r>
       <w:r>
-        <w:t xml:space="preserve">every MIT-BIH cell (Table V). Coverage on its own flatters HCP, which covers by</w:t>
+        <w:t xml:space="preserve">every MIT-BIH cell (Table 5). Coverage on its own flatters HCP, which covers by</w:t>
       </w:r>
       <w:r>
         <w:t xml:space="preserve"> </w:t>
@@ -19151,7 +19173,7 @@
         <w:t xml:space="preserve"> </w:t>
       </w:r>
       <w:r>
-        <w:t xml:space="preserve">coefficient stays positive (Table VII), and PTB-XL’s correlation drops from</w:t>
+        <w:t xml:space="preserve">coefficient stays positive (Table 7), and PTB-XL’s correlation drops from</w:t>
       </w:r>
       <w:r>
         <w:t xml:space="preserve"> </w:t>
@@ -19543,9 +19565,9 @@
         <w:t xml:space="preserve">formally frozen; it is released with its deviation log.</w:t>
       </w:r>
     </w:p>
-    <w:bookmarkEnd w:id="57"/>
-    <w:bookmarkEnd w:id="58"/>
-    <w:bookmarkStart w:id="59" w:name="conclusion"/>
+    <w:bookmarkEnd w:id="59"/>
+    <w:bookmarkEnd w:id="60"/>
+    <w:bookmarkStart w:id="61" w:name="conclusion"/>
     <w:p>
       <w:pPr>
         <w:pStyle w:val="Heading1"/>
@@ -19659,8 +19681,8 @@
         <w:t xml:space="preserve">face the same boundary is an open question.</w:t>
       </w:r>
     </w:p>
-    <w:bookmarkEnd w:id="59"/>
-    <w:bookmarkStart w:id="60" w:name="data-and-code-availability"/>
+    <w:bookmarkEnd w:id="61"/>
+    <w:bookmarkStart w:id="62" w:name="data-and-code-availability"/>
     <w:p>
       <w:pPr>
         <w:pStyle w:val="Heading1"/>
@@ -19708,8 +19730,8 @@
         <w:t xml:space="preserve">[identifier to be inserted].</w:t>
       </w:r>
     </w:p>
-    <w:bookmarkEnd w:id="60"/>
-    <w:bookmarkStart w:id="61" w:name="ethics-statement"/>
+    <w:bookmarkEnd w:id="62"/>
+    <w:bookmarkStart w:id="63" w:name="ethics-statement"/>
     <w:p>
       <w:pPr>
         <w:pStyle w:val="Heading1"/>
@@ -19745,17 +19767,108 @@
         <w:t xml:space="preserve">authors.]</w:t>
       </w:r>
     </w:p>
-    <w:bookmarkEnd w:id="61"/>
-    <w:bookmarkStart w:id="65" w:name="appendix-a.-supplementary-derivations"/>
+    <w:bookmarkEnd w:id="63"/>
+    <w:bookmarkStart w:id="64" w:name="credit-authorship-contribution-statement"/>
     <w:p>
       <w:pPr>
         <w:pStyle w:val="Heading1"/>
       </w:pPr>
       <w:r>
+        <w:t xml:space="preserve">CRediT Authorship Contribution Statement</w:t>
+      </w:r>
+    </w:p>
+    <w:p>
+      <w:pPr>
+        <w:pStyle w:val="FirstParagraph"/>
+      </w:pPr>
+      <w:r>
+        <w:t xml:space="preserve">[To be completed by the authors using the CRediT taxonomy.]</w:t>
+      </w:r>
+    </w:p>
+    <w:bookmarkEnd w:id="64"/>
+    <w:bookmarkStart w:id="65" w:name="declaration-of-competing-interest"/>
+    <w:p>
+      <w:pPr>
+        <w:pStyle w:val="Heading1"/>
+      </w:pPr>
+      <w:r>
+        <w:t xml:space="preserve">Declaration of Competing Interest</w:t>
+      </w:r>
+    </w:p>
+    <w:p>
+      <w:pPr>
+        <w:pStyle w:val="FirstParagraph"/>
+      </w:pPr>
+      <w:r>
+        <w:t xml:space="preserve">[To be completed by the authors.]</w:t>
+      </w:r>
+    </w:p>
+    <w:bookmarkEnd w:id="65"/>
+    <w:bookmarkStart w:id="66" w:name="funding"/>
+    <w:p>
+      <w:pPr>
+        <w:pStyle w:val="Heading1"/>
+      </w:pPr>
+      <w:r>
+        <w:t xml:space="preserve">Funding</w:t>
+      </w:r>
+    </w:p>
+    <w:p>
+      <w:pPr>
+        <w:pStyle w:val="FirstParagraph"/>
+      </w:pPr>
+      <w:r>
+        <w:t xml:space="preserve">[To be completed by the authors.]</w:t>
+      </w:r>
+    </w:p>
+    <w:bookmarkEnd w:id="66"/>
+    <w:bookmarkStart w:id="67" w:name="X071796dd6bc546c91e96cca1cf5ff96599de61f"/>
+    <w:p>
+      <w:pPr>
+        <w:pStyle w:val="Heading1"/>
+      </w:pPr>
+      <w:r>
+        <w:t xml:space="preserve">Declaration of Generative AI and AI-Assisted Technologies in the Writing Process</w:t>
+      </w:r>
+    </w:p>
+    <w:p>
+      <w:pPr>
+        <w:pStyle w:val="FirstParagraph"/>
+        <w:jc w:val="both"/>
+      </w:pPr>
+      <w:r>
+        <w:t xml:space="preserve">During the preparation of this work the author(s) used [name of tool or</w:t>
+      </w:r>
+      <w:r>
+        <w:t xml:space="preserve"> </w:t>
+      </w:r>
+      <w:r>
+        <w:t xml:space="preserve">service] in order to [purpose]. After using this tool or service, the author(s)</w:t>
+      </w:r>
+      <w:r>
+        <w:t xml:space="preserve"> </w:t>
+      </w:r>
+      <w:r>
+        <w:t xml:space="preserve">reviewed and edited the content as needed and take(s) full responsibility for</w:t>
+      </w:r>
+      <w:r>
+        <w:t xml:space="preserve"> </w:t>
+      </w:r>
+      <w:r>
+        <w:t xml:space="preserve">the content of the publication.</w:t>
+      </w:r>
+    </w:p>
+    <w:bookmarkEnd w:id="67"/>
+    <w:bookmarkStart w:id="71" w:name="appendix-a.-supplementary-derivations"/>
+    <w:p>
+      <w:pPr>
+        <w:pStyle w:val="Heading1"/>
+      </w:pPr>
+      <w:r>
         <w:t xml:space="preserve">Appendix A. Supplementary Derivations</w:t>
       </w:r>
     </w:p>
-    <w:bookmarkStart w:id="62" w:name="a.1-the-boundary-case-of-proposition-1"/>
+    <w:bookmarkStart w:id="68" w:name="a.1-the-boundary-case-of-proposition-1"/>
     <w:p>
       <w:pPr>
         <w:pStyle w:val="Heading2"/>
@@ -20050,8 +20163,8 @@
         <w:t xml:space="preserve">.</w:t>
       </w:r>
     </w:p>
-    <w:bookmarkEnd w:id="62"/>
-    <w:bookmarkStart w:id="63" w:name="a.2-variance-under-compound-symmetry"/>
+    <w:bookmarkEnd w:id="68"/>
+    <w:bookmarkStart w:id="69" w:name="a.2-variance-under-compound-symmetry"/>
     <w:p>
       <w:pPr>
         <w:pStyle w:val="Heading2"/>
@@ -20539,8 +20652,8 @@
         <w:t xml:space="preserve">vanishes. We make no claim outside (A).</w:t>
       </w:r>
     </w:p>
-    <w:bookmarkEnd w:id="63"/>
-    <w:bookmarkStart w:id="64" w:name="a.3-equal-weighting-in-hcp"/>
+    <w:bookmarkEnd w:id="69"/>
+    <w:bookmarkStart w:id="70" w:name="a.3-equal-weighting-in-hcp"/>
     <w:p>
       <w:pPr>
         <w:pStyle w:val="Heading2"/>
@@ -21055,9 +21168,9 @@
         <w:t xml:space="preserve">.</w:t>
       </w:r>
     </w:p>
-    <w:bookmarkEnd w:id="64"/>
-    <w:bookmarkEnd w:id="65"/>
-    <w:bookmarkStart w:id="66" w:name="X06db9a02045705c8b7d21c68ec78218971b4832"/>
+    <w:bookmarkEnd w:id="70"/>
+    <w:bookmarkEnd w:id="71"/>
+    <w:bookmarkStart w:id="72" w:name="X06db9a02045705c8b7d21c68ec78218971b4832"/>
     <w:p>
       <w:pPr>
         <w:pStyle w:val="Heading1"/>
@@ -21096,7 +21209,7 @@
         <w:t xml:space="preserve"> </w:t>
       </w:r>
       <w:r>
-        <w:t xml:space="preserve">difference to block balance. Table IX records each interim conclusion alongside</w:t>
+        <w:t xml:space="preserve">difference to block balance. Table 9 records each interim conclusion alongside</w:t>
       </w:r>
       <w:r>
         <w:t xml:space="preserve"> </w:t>
@@ -21110,23 +21223,21 @@
         <w:pStyle w:val="BodyText"/>
         <w:keepNext/>
         <w:spacing w:before="160"/>
-        <w:jc w:val="center"/>
-      </w:pPr>
-      <w:r/>
+        <w:jc w:val="left"/>
+      </w:pPr>
+      <w:r/>
+      <w:r>
+        <w:rPr>
+          <w:b/>
+          <w:sz w:val="18"/>
+        </w:rPr>
+        <w:t xml:space="preserve">Table 9. </w:t>
+      </w:r>
       <w:r>
         <w:rPr>
           <w:sz w:val="18"/>
         </w:rPr>
-        <w:t>TABLE IX</w:t>
-      </w:r>
-      <w:r>
-        <w:br/>
-      </w:r>
-      <w:r>
-        <w:rPr>
-          <w:sz w:val="16"/>
-        </w:rPr>
-        <w:t>INTERIM CONCLUSIONS ON MIT-BIH AND THE CONTROL THAT OVERTURNED EACH.</w:t>
+        <w:t>Interim conclusions on MIT-BIH and the control that overturned each.</w:t>
       </w:r>
     </w:p>
     <w:tbl>
@@ -21493,8 +21604,8 @@
         </w:tc>
       </w:tr>
     </w:tbl>
-    <w:bookmarkEnd w:id="66"/>
-    <w:bookmarkStart w:id="67" w:name="Xbf53aa51c2c3289f595a160de988653028afcc2"/>
+    <w:bookmarkEnd w:id="72"/>
+    <w:bookmarkStart w:id="73" w:name="Xbf53aa51c2c3289f595a160de988653028afcc2"/>
     <w:p>
       <w:pPr>
         <w:pStyle w:val="Heading1"/>
@@ -21802,8 +21913,8 @@
         <w:t xml:space="preserve">headers) out of a 12.6 GB dataset, before any preprocessing or training.</w:t>
       </w:r>
     </w:p>
-    <w:bookmarkEnd w:id="67"/>
-    <w:bookmarkStart w:id="68" w:name="references"/>
+    <w:bookmarkEnd w:id="73"/>
+    <w:bookmarkStart w:id="74" w:name="references"/>
     <w:p>
       <w:pPr>
         <w:pStyle w:val="Heading1"/>
@@ -23510,11 +23621,12 @@
         <w:t>T. Bender et al., “Analysis of a Deep Learning Model for 12-Lead ECG Classification Reveals Learned Features Similar to Diagnostic Criteria,” IEEE J. Biomed. Health Inform., vol. 28, no. 4, pp. 1848–1859, Apr. 2024, doi: 10.1109/jbhi.2023.3271858.</w:t>
       </w:r>
     </w:p>
-    <w:bookmarkEnd w:id="68"/>
+    <w:bookmarkEnd w:id="74"/>
     <w:sectPr>
       <w:footnotePr>
         <w:numRestart w:val="eachSect"/>
       </w:footnotePr>
+      <w:lnNumType w:countBy="1" w:restart="continuous" w:distance="283"/>
     </w:sectPr>
   </w:body>
 </w:document>
@@ -23816,6 +23928,9 @@
     <w:abstractNumId w:val="991"/>
   </w:num>
   <w:num w:numId="1002">
+    <w:abstractNumId w:val="991"/>
+  </w:num>
+  <w:num w:numId="1003">
     <w:abstractNumId w:val="99411"/>
     <w:lvlOverride w:ilvl="0">
       <w:startOverride w:val="1"/>

--- a/docs/paper/manuscript-draft.docx
+++ b/docs/paper/manuscript-draft.docx
@@ -20,80 +20,10 @@
           <w:i/>
           <w:iCs/>
         </w:rPr>
-        <w:t xml:space="preserve">Working draft for internal review — generated 2026-10-03 from commit a407735.</w:t>
+        <w:t xml:space="preserve">Working draft for internal review — generated 2026-10-03 from commit 4d143e2.</w:t>
       </w:r>
     </w:p>
-    <w:bookmarkStart w:id="9" w:name="highlights"/>
-    <w:p>
-      <w:pPr>
-        <w:pStyle w:val="Heading1"/>
-      </w:pPr>
-      <w:r>
-        <w:t xml:space="preserve">Highlights</w:t>
-      </w:r>
-    </w:p>
-    <w:p>
-      <w:pPr>
-        <w:pStyle w:val="Compact"/>
-        <w:numPr>
-          <w:ilvl w:val="0"/>
-          <w:numId w:val="1001"/>
-        </w:numPr>
-      </w:pPr>
-      <w:r>
-        <w:t xml:space="preserve">Metadata alone decide whether block-level conformal coverage can be guaranteed</w:t>
-      </w:r>
-    </w:p>
-    <w:p>
-      <w:pPr>
-        <w:pStyle w:val="Compact"/>
-        <w:numPr>
-          <w:ilvl w:val="0"/>
-          <w:numId w:val="1001"/>
-        </w:numPr>
-      </w:pPr>
-      <w:r>
-        <w:t xml:space="preserve">All four declared PTB-XL dependence sources leave one admissible calibration block</w:t>
-      </w:r>
-    </w:p>
-    <w:p>
-      <w:pPr>
-        <w:pStyle w:val="Compact"/>
-        <w:numPr>
-          <w:ilvl w:val="0"/>
-          <w:numId w:val="1001"/>
-        </w:numPr>
-      </w:pPr>
-      <w:r>
-        <w:t xml:space="preserve">Under patient blocks, 24 of 44 PTB-XL statements lack a finite threshold at 5% error</w:t>
-      </w:r>
-    </w:p>
-    <w:p>
-      <w:pPr>
-        <w:pStyle w:val="Compact"/>
-        <w:numPr>
-          <w:ilvl w:val="0"/>
-          <w:numId w:val="1001"/>
-        </w:numPr>
-      </w:pPr>
-      <w:r>
-        <w:t xml:space="preserve">Most of the apparent coverage gain of HCP over split conformal is mechanical</w:t>
-      </w:r>
-    </w:p>
-    <w:p>
-      <w:pPr>
-        <w:pStyle w:val="Compact"/>
-        <w:numPr>
-          <w:ilvl w:val="0"/>
-          <w:numId w:val="1001"/>
-        </w:numPr>
-      </w:pPr>
-      <w:r>
-        <w:t xml:space="preserve">Repeated splits of fixed subjects yield split-level, not population-level, intervals</w:t>
-      </w:r>
-    </w:p>
-    <w:bookmarkEnd w:id="9"/>
-    <w:bookmarkStart w:id="10" w:name="abstract"/>
+    <w:bookmarkStart w:id="9" w:name="abstract"/>
     <w:p>
       <w:pPr>
         <w:pStyle w:val="Heading1"/>
@@ -223,8 +153,8 @@
         <w:t xml:space="preserve">Conformal prediction; electrocardiography; uncertainty quantification; hierarchical data; exchangeability; calibration; study design</w:t>
       </w:r>
     </w:p>
-    <w:bookmarkEnd w:id="10"/>
-    <w:bookmarkStart w:id="14" w:name="introduction"/>
+    <w:bookmarkEnd w:id="9"/>
+    <w:bookmarkStart w:id="13" w:name="introduction"/>
     <w:p>
       <w:pPr>
         <w:pStyle w:val="Heading1"/>
@@ -629,18 +559,18 @@
           <wp:inline>
             <wp:extent cx="5334000" cy="3745353"/>
             <wp:effectExtent b="0" l="0" r="0" t="0"/>
-            <wp:docPr descr="Fig. 1. Audit workflow. Stage 1 (blue header) uses metadata only and returns verdicts that are exact given the declared dependence sources D, before any model is trained (RQ1; §3, §5.1). Stage 2 (orange headers) uses conformity scores from three backbones, at feasible levels only, to compare naive split conformal (B1) with HCP (B12), attribute the B1 deficit to dependence, relate it to the design effect, separate split-level from subject-level uncertainty and check robustness (RQ2; §5.2–§5.5)." title="" id="12" name="Picture"/>
+            <wp:docPr descr="Fig. 1. Audit workflow. Stage 1 (blue header) uses metadata only and returns verdicts that are exact given the declared dependence sources D, before any model is trained (RQ1; §3, §5.1). Stage 2 (orange headers) uses conformity scores from three backbones, at feasible levels only, to compare naive split conformal (B1) with HCP (B12), attribute the B1 deficit to dependence, relate it to the design effect, separate split-level from subject-level uncertainty and check robustness (RQ2; §5.2–§5.5)." title="" id="11" name="Picture"/>
             <a:graphic>
               <a:graphicData uri="http://schemas.openxmlformats.org/drawingml/2006/picture">
                 <pic:pic>
                   <pic:nvPicPr>
-                    <pic:cNvPr descr="figures/fig1_audit_workflow.png" id="13" name="Picture"/>
+                    <pic:cNvPr descr="figures/fig1_audit_workflow.png" id="12" name="Picture"/>
                     <pic:cNvPicPr>
                       <a:picLocks noChangeArrowheads="1" noChangeAspect="1"/>
                     </pic:cNvPicPr>
                   </pic:nvPicPr>
                   <pic:blipFill>
-                    <a:blip r:embed="rId11"/>
+                    <a:blip r:embed="rId10"/>
                     <a:stretch>
                       <a:fillRect/>
                     </a:stretch>
@@ -700,7 +630,7 @@
         <w:pStyle w:val="Compact"/>
         <w:numPr>
           <w:ilvl w:val="0"/>
-          <w:numId w:val="1002"/>
+          <w:numId w:val="1001"/>
         </w:numPr>
       </w:pPr>
       <w:r>
@@ -774,7 +704,7 @@
         <w:pStyle w:val="Compact"/>
         <w:numPr>
           <w:ilvl w:val="0"/>
-          <w:numId w:val="1002"/>
+          <w:numId w:val="1001"/>
         </w:numPr>
       </w:pPr>
       <w:r>
@@ -834,7 +764,7 @@
         <w:pStyle w:val="Compact"/>
         <w:numPr>
           <w:ilvl w:val="0"/>
-          <w:numId w:val="1002"/>
+          <w:numId w:val="1001"/>
         </w:numPr>
       </w:pPr>
       <w:r>
@@ -928,8 +858,8 @@
         <w:t xml:space="preserve">design, and Sections 5 and 6 present and discuss the findings.</w:t>
       </w:r>
     </w:p>
-    <w:bookmarkEnd w:id="14"/>
-    <w:bookmarkStart w:id="17" w:name="related-work"/>
+    <w:bookmarkEnd w:id="13"/>
+    <w:bookmarkStart w:id="16" w:name="related-work"/>
     <w:p>
       <w:pPr>
         <w:pStyle w:val="Heading1"/>
@@ -938,7 +868,7 @@
         <w:t xml:space="preserve">2. Related Work</w:t>
       </w:r>
     </w:p>
-    <w:bookmarkStart w:id="15" w:name="X82604ee80040ca60fd96cad68dfd92d7ce32f61"/>
+    <w:bookmarkStart w:id="14" w:name="X82604ee80040ca60fd96cad68dfd92d7ce32f61"/>
     <w:p>
       <w:pPr>
         <w:pStyle w:val="Heading2"/>
@@ -1141,8 +1071,8 @@
         <w:t xml:space="preserve">what happens on clinical data when it does.</w:t>
       </w:r>
     </w:p>
-    <w:bookmarkEnd w:id="15"/>
-    <w:bookmarkStart w:id="16" w:name="Xde641f5d420a891fdb073e7aa4fa0944e53f724"/>
+    <w:bookmarkEnd w:id="14"/>
+    <w:bookmarkStart w:id="15" w:name="Xde641f5d420a891fdb073e7aa4fa0944e53f724"/>
     <w:p>
       <w:pPr>
         <w:pStyle w:val="Heading2"/>
@@ -1401,9 +1331,9 @@
         <w:t xml:space="preserve">procedure.</w:t>
       </w:r>
     </w:p>
+    <w:bookmarkEnd w:id="15"/>
     <w:bookmarkEnd w:id="16"/>
-    <w:bookmarkEnd w:id="17"/>
-    <w:bookmarkStart w:id="25" w:name="problem-formulation-and-hcp-feasibility"/>
+    <w:bookmarkStart w:id="24" w:name="problem-formulation-and-hcp-feasibility"/>
     <w:p>
       <w:pPr>
         <w:pStyle w:val="Heading1"/>
@@ -1439,7 +1369,7 @@
         <w:t xml:space="preserve">distinct from findings.</w:t>
       </w:r>
     </w:p>
-    <w:bookmarkStart w:id="18" w:name="hierarchical-calibration"/>
+    <w:bookmarkStart w:id="17" w:name="hierarchical-calibration"/>
     <w:p>
       <w:pPr>
         <w:pStyle w:val="Heading2"/>
@@ -2693,8 +2623,8 @@
         </m:oMath>
       </m:oMathPara>
     </w:p>
-    <w:bookmarkEnd w:id="18"/>
-    <w:bookmarkStart w:id="19" w:name="finite-threshold-feasibility"/>
+    <w:bookmarkEnd w:id="17"/>
+    <w:bookmarkStart w:id="18" w:name="finite-threshold-feasibility"/>
     <w:p>
       <w:pPr>
         <w:pStyle w:val="Heading2"/>
@@ -4988,8 +4918,8 @@
         <w:t xml:space="preserve">correction now used in the conformal literature targets the wrong quantity [40].</w:t>
       </w:r>
     </w:p>
-    <w:bookmarkEnd w:id="19"/>
-    <w:bookmarkStart w:id="23" w:name="crossed-dependence-sources"/>
+    <w:bookmarkEnd w:id="18"/>
+    <w:bookmarkStart w:id="22" w:name="crossed-dependence-sources"/>
     <w:p>
       <w:pPr>
         <w:pStyle w:val="Heading2"/>
@@ -5789,18 +5719,18 @@
           <wp:inline>
             <wp:extent cx="3108960" cy="1073695"/>
             <wp:effectExtent b="0" l="0" r="0" t="0"/>
-            <wp:docPr descr="Fig. 2. Schematic of Proposition 2 on eight hypothetical records (circles). Solid arcs link records of the same patient and dashed arcs records of the same device. A grouping sufficient for both sources must keep every linked pair in one block, so the finest such grouping is the join, the connected components (shaded). On PTB-XL the same mechanism collapses four declared sources to a single block (§5.1)." title="" id="21" name="Picture"/>
+            <wp:docPr descr="Fig. 2. Schematic of Proposition 2 on eight hypothetical records (circles). Solid arcs link records of the same patient and dashed arcs records of the same device. A grouping sufficient for both sources must keep every linked pair in one block, so the finest such grouping is the join, the connected components (shaded). On PTB-XL the same mechanism collapses four declared sources to a single block (§5.1)." title="" id="20" name="Picture"/>
             <a:graphic>
               <a:graphicData uri="http://schemas.openxmlformats.org/drawingml/2006/picture">
                 <pic:pic>
                   <pic:nvPicPr>
-                    <pic:cNvPr descr="figures/fig2_join_schematic.png" id="22" name="Picture"/>
+                    <pic:cNvPr descr="figures/fig2_join_schematic.png" id="21" name="Picture"/>
                     <pic:cNvPicPr>
                       <a:picLocks noChangeArrowheads="1" noChangeAspect="1"/>
                     </pic:cNvPicPr>
                   </pic:nvPicPr>
                   <pic:blipFill>
-                    <a:blip r:embed="rId20"/>
+                    <a:blip r:embed="rId19"/>
                     <a:stretch>
                       <a:fillRect/>
                     </a:stretch>
@@ -6332,8 +6262,8 @@
         <w:t xml:space="preserve">property of the data.</w:t>
       </w:r>
     </w:p>
-    <w:bookmarkEnd w:id="23"/>
-    <w:bookmarkStart w:id="24" w:name="label-conditional-feasibility"/>
+    <w:bookmarkEnd w:id="22"/>
+    <w:bookmarkStart w:id="23" w:name="label-conditional-feasibility"/>
     <w:p>
       <w:pPr>
         <w:pStyle w:val="Heading2"/>
@@ -7429,9 +7359,9 @@
         <w:t xml:space="preserve">.</w:t>
       </w:r>
     </w:p>
+    <w:bookmarkEnd w:id="23"/>
     <w:bookmarkEnd w:id="24"/>
-    <w:bookmarkEnd w:id="25"/>
-    <w:bookmarkStart w:id="31" w:name="audit-design"/>
+    <w:bookmarkStart w:id="30" w:name="audit-design"/>
     <w:p>
       <w:pPr>
         <w:pStyle w:val="Heading1"/>
@@ -7587,7 +7517,7 @@
         <w:t xml:space="preserve">second.</w:t>
       </w:r>
     </w:p>
-    <w:bookmarkStart w:id="26" w:name="datasets-and-dependence-structures"/>
+    <w:bookmarkStart w:id="25" w:name="datasets-and-dependence-structures"/>
     <w:p>
       <w:pPr>
         <w:pStyle w:val="Heading2"/>
@@ -8738,8 +8668,8 @@
         <w:t xml:space="preserve">becomes an assumption that authors must state.</w:t>
       </w:r>
     </w:p>
-    <w:bookmarkEnd w:id="26"/>
-    <w:bookmarkStart w:id="27" w:name="calibration-and-evaluation-protocol"/>
+    <w:bookmarkEnd w:id="25"/>
+    <w:bookmarkStart w:id="26" w:name="calibration-and-evaluation-protocol"/>
     <w:p>
       <w:pPr>
         <w:pStyle w:val="Heading2"/>
@@ -8901,8 +8831,8 @@
         <w:t xml:space="preserve">the maximum score over the true labels.</w:t>
       </w:r>
     </w:p>
-    <w:bookmarkEnd w:id="27"/>
-    <w:bookmarkStart w:id="28" w:name="models-and-conformity-scores"/>
+    <w:bookmarkEnd w:id="26"/>
+    <w:bookmarkStart w:id="27" w:name="models-and-conformity-scores"/>
     <w:p>
       <w:pPr>
         <w:pStyle w:val="Heading2"/>
@@ -9219,8 +9149,8 @@
         <w:t xml:space="preserve">to scalar HCP (§3.4).</w:t>
       </w:r>
     </w:p>
-    <w:bookmarkEnd w:id="28"/>
-    <w:bookmarkStart w:id="29" w:name="statistical-analysis"/>
+    <w:bookmarkEnd w:id="27"/>
+    <w:bookmarkStart w:id="28" w:name="statistical-analysis"/>
     <w:p>
       <w:pPr>
         <w:pStyle w:val="Heading2"/>
@@ -10109,8 +10039,8 @@
         </w:tc>
       </w:tr>
     </w:tbl>
-    <w:bookmarkEnd w:id="29"/>
-    <w:bookmarkStart w:id="30" w:name="reproducibility"/>
+    <w:bookmarkEnd w:id="28"/>
+    <w:bookmarkStart w:id="29" w:name="reproducibility"/>
     <w:p>
       <w:pPr>
         <w:pStyle w:val="Heading2"/>
@@ -10170,9 +10100,9 @@
         <w:t xml:space="preserve">a partial cache behind.</w:t>
       </w:r>
     </w:p>
+    <w:bookmarkEnd w:id="29"/>
     <w:bookmarkEnd w:id="30"/>
-    <w:bookmarkEnd w:id="31"/>
-    <w:bookmarkStart w:id="55" w:name="results"/>
+    <w:bookmarkStart w:id="54" w:name="results"/>
     <w:p>
       <w:pPr>
         <w:pStyle w:val="Heading1"/>
@@ -10273,7 +10203,7 @@
         <w:t xml:space="preserve">.</w:t>
       </w:r>
     </w:p>
-    <w:bookmarkStart w:id="38" w:name="X703171b6c9ef8344f5ae4ef526c91a89ce0ec43"/>
+    <w:bookmarkStart w:id="37" w:name="X703171b6c9ef8344f5ae4ef526c91a89ce0ec43"/>
     <w:p>
       <w:pPr>
         <w:pStyle w:val="Heading2"/>
@@ -11404,18 +11334,18 @@
           <wp:inline>
             <wp:extent cx="3108960" cy="2176272"/>
             <wp:effectExtent b="0" l="0" r="0" t="0"/>
-            <wp:docPr descr="Fig. 3. Feasibility frontier \alpha_{\min}=1/(K_1+1). Each marker is a calibration grouping on PTB-XL fold 9 (circles: single dependence source; squares: join of sources) or the MIT-BIH record partition (diamond). Values in parentheses are K_1. A grouping supports a guarantee at level \alpha only if its marker lies below the corresponding dotted line." title="" id="33" name="Picture"/>
+            <wp:docPr descr="Fig. 3. Feasibility frontier \alpha_{\min}=1/(K_1+1). Each marker is a calibration grouping on PTB-XL fold 9 (circles: single dependence source; squares: join of sources) or the MIT-BIH record partition (diamond). Values in parentheses are K_1. A grouping supports a guarantee at level \alpha only if its marker lies below the corresponding dotted line." title="" id="32" name="Picture"/>
             <a:graphic>
               <a:graphicData uri="http://schemas.openxmlformats.org/drawingml/2006/picture">
                 <pic:pic>
                   <pic:nvPicPr>
-                    <pic:cNvPr descr="figures/fig3_feasibility_frontier.png" id="34" name="Picture"/>
+                    <pic:cNvPr descr="figures/fig3_feasibility_frontier.png" id="33" name="Picture"/>
                     <pic:cNvPicPr>
                       <a:picLocks noChangeArrowheads="1" noChangeAspect="1"/>
                     </pic:cNvPicPr>
                   </pic:nvPicPr>
                   <pic:blipFill>
-                    <a:blip r:embed="rId32"/>
+                    <a:blip r:embed="rId31"/>
                     <a:stretch>
                       <a:fillRect/>
                     </a:stretch>
@@ -12626,18 +12556,18 @@
           <wp:inline>
             <wp:extent cx="5334000" cy="1604287"/>
             <wp:effectExtent b="0" l="0" r="0" t="0"/>
-            <wp:docPr descr="Fig. 4. Calibration blocks carrying each label, by level of the PTB-XL hierarchy (fold 9, patient blocks; log scale). Dashed and dotted lines mark the minimum number of blocks for a finite per-label threshold at \alpha=0.05 and \alpha=0.10. Dark bars meet the \alpha=0.05 requirement, light bars only the \alpha=0.10 requirement, and orange bars neither." title="" id="36" name="Picture"/>
+            <wp:docPr descr="Fig. 4. Calibration blocks carrying each label, by level of the PTB-XL hierarchy (fold 9, patient blocks; log scale). Dashed and dotted lines mark the minimum number of blocks for a finite per-label threshold at \alpha=0.05 and \alpha=0.10. Dark bars meet the \alpha=0.05 requirement, light bars only the \alpha=0.10 requirement, and orange bars neither." title="" id="35" name="Picture"/>
             <a:graphic>
               <a:graphicData uri="http://schemas.openxmlformats.org/drawingml/2006/picture">
                 <pic:pic>
                   <pic:nvPicPr>
-                    <pic:cNvPr descr="figures/fig4_label_feasibility.png" id="37" name="Picture"/>
+                    <pic:cNvPr descr="figures/fig4_label_feasibility.png" id="36" name="Picture"/>
                     <pic:cNvPicPr>
                       <a:picLocks noChangeArrowheads="1" noChangeAspect="1"/>
                     </pic:cNvPicPr>
                   </pic:nvPicPr>
                   <pic:blipFill>
-                    <a:blip r:embed="rId35"/>
+                    <a:blip r:embed="rId34"/>
                     <a:stretch>
                       <a:fillRect/>
                     </a:stretch>
@@ -12762,8 +12692,8 @@
         <w:t xml:space="preserve">requirement, and orange bars neither.</w:t>
       </w:r>
     </w:p>
-    <w:bookmarkEnd w:id="38"/>
-    <w:bookmarkStart w:id="42" w:name="coverage-under-block-dependence"/>
+    <w:bookmarkEnd w:id="37"/>
+    <w:bookmarkStart w:id="41" w:name="coverage-under-block-dependence"/>
     <w:p>
       <w:pPr>
         <w:pStyle w:val="Heading2"/>
@@ -13931,18 +13861,18 @@
           <wp:inline>
             <wp:extent cx="5334000" cy="1679032"/>
             <wp:effectExtent b="0" l="0" r="0" t="0"/>
-            <wp:docPr descr="Fig. 5. Coverage minus nominal 1-\alpha for split conformal (B1, mean with 2.5–97.5% range across 200 block-level splits) and HCP (B12, mean), primary backbone. Shaded MIT-BIH levels lie below \alpha_{\min}=1/12, where HCP returns every label. Note the different vertical scales." title="" id="40" name="Picture"/>
+            <wp:docPr descr="Fig. 5. Coverage minus nominal 1-\alpha for split conformal (B1, mean with 2.5–97.5% range across 200 block-level splits) and HCP (B12, mean), primary backbone. Shaded MIT-BIH levels lie below \alpha_{\min}=1/12, where HCP returns every label. Note the different vertical scales." title="" id="39" name="Picture"/>
             <a:graphic>
               <a:graphicData uri="http://schemas.openxmlformats.org/drawingml/2006/picture">
                 <pic:pic>
                   <pic:nvPicPr>
-                    <pic:cNvPr descr="figures/fig5_coverage.png" id="41" name="Picture"/>
+                    <pic:cNvPr descr="figures/fig5_coverage.png" id="40" name="Picture"/>
                     <pic:cNvPicPr>
                       <a:picLocks noChangeArrowheads="1" noChangeAspect="1"/>
                     </pic:cNvPicPr>
                   </pic:nvPicPr>
                   <pic:blipFill>
-                    <a:blip r:embed="rId39"/>
+                    <a:blip r:embed="rId38"/>
                     <a:stretch>
                       <a:fillRect/>
                     </a:stretch>
@@ -14042,8 +13972,8 @@
         <w:t xml:space="preserve">, where HCP returns every label. Note the different vertical scales.</w:t>
       </w:r>
     </w:p>
-    <w:bookmarkEnd w:id="42"/>
-    <w:bookmarkStart w:id="46" w:name="X971afb3920367740875daf59080031d77744c88"/>
+    <w:bookmarkEnd w:id="41"/>
+    <w:bookmarkStart w:id="45" w:name="X971afb3920367740875daf59080031d77744c88"/>
     <w:p>
       <w:pPr>
         <w:pStyle w:val="Heading2"/>
@@ -15659,18 +15589,18 @@
           <wp:inline>
             <wp:extent cx="5334000" cy="1559365"/>
             <wp:effectExtent b="0" l="0" r="0" t="0"/>
-            <wp:docPr descr="Fig. 6. Attribution of the MIT-BIH deficit, primary backbone. (a) Effects of clustering, block-size imbalance and their interaction on B1 coverage in the 2×2 factorial design (Monte Carlo 95% interval over 400 splits; open markers include zero). (b) B12−B1 coverage gap on the original data and after permuting beats between records (bars: mean; whiskers: 2.5–97.5% range across splits). Percentages give the mechanical share, the permuted gap as a fraction of the original." title="" id="44" name="Picture"/>
+            <wp:docPr descr="Fig. 6. Attribution of the MIT-BIH deficit, primary backbone. (a) Effects of clustering, block-size imbalance and their interaction on B1 coverage in the 2×2 factorial design (Monte Carlo 95% interval over 400 splits; open markers include zero). (b) B12−B1 coverage gap on the original data and after permuting beats between records (bars: mean; whiskers: 2.5–97.5% range across splits). Percentages give the mechanical share, the permuted gap as a fraction of the original." title="" id="43" name="Picture"/>
             <a:graphic>
               <a:graphicData uri="http://schemas.openxmlformats.org/drawingml/2006/picture">
                 <pic:pic>
                   <pic:nvPicPr>
-                    <pic:cNvPr descr="figures/fig6_attribution.png" id="45" name="Picture"/>
+                    <pic:cNvPr descr="figures/fig6_attribution.png" id="44" name="Picture"/>
                     <pic:cNvPicPr>
                       <a:picLocks noChangeArrowheads="1" noChangeAspect="1"/>
                     </pic:cNvPicPr>
                   </pic:nvPicPr>
                   <pic:blipFill>
-                    <a:blip r:embed="rId43"/>
+                    <a:blip r:embed="rId42"/>
                     <a:stretch>
                       <a:fillRect/>
                     </a:stretch>
@@ -15706,8 +15636,8 @@
         <w:t xml:space="preserve">Fig. 6. Attribution of the MIT-BIH deficit, primary backbone. (a) Effects of clustering, block-size imbalance and their interaction on B1 coverage in the 2×2 factorial design (Monte Carlo 95% interval over 400 splits; open markers include zero). (b) B12−B1 coverage gap on the original data and after permuting beats between records (bars: mean; whiskers: 2.5–97.5% range across splits). Percentages give the mechanical share, the permuted gap as a fraction of the original.</w:t>
       </w:r>
     </w:p>
-    <w:bookmarkEnd w:id="46"/>
-    <w:bookmarkStart w:id="50" w:name="the-deficit-tracks-the-design-effect"/>
+    <w:bookmarkEnd w:id="45"/>
+    <w:bookmarkStart w:id="49" w:name="the-deficit-tracks-the-design-effect"/>
     <w:p>
       <w:pPr>
         <w:pStyle w:val="Heading2"/>
@@ -16596,18 +16526,18 @@
           <wp:inline>
             <wp:extent cx="3108960" cy="2277948"/>
             <wp:effectExtent b="0" l="0" r="0" t="0"/>
-            <wp:docPr descr="Fig. 7. B1 coverage deficit against the design effect. MIT-BIH points (blue) are obtained by randomly reassigning a growing fraction of beats to other records, with calibration records subsampled to a common size; PTB-XL (orange) is the observed patient partition with its Monte Carlo 95% interval. The annotation gives the Spearman correlation over the 12 points at \alpha=0.10, 0.15, 0.20." title="" id="48" name="Picture"/>
+            <wp:docPr descr="Fig. 7. B1 coverage deficit against the design effect. MIT-BIH points (blue) are obtained by randomly reassigning a growing fraction of beats to other records, with calibration records subsampled to a common size; PTB-XL (orange) is the observed patient partition with its Monte Carlo 95% interval. The annotation gives the Spearman correlation over the 12 points at \alpha=0.10, 0.15, 0.20." title="" id="47" name="Picture"/>
             <a:graphic>
               <a:graphicData uri="http://schemas.openxmlformats.org/drawingml/2006/picture">
                 <pic:pic>
                   <pic:nvPicPr>
-                    <pic:cNvPr descr="figures/fig7_dose_response.png" id="49" name="Picture"/>
+                    <pic:cNvPr descr="figures/fig7_dose_response.png" id="48" name="Picture"/>
                     <pic:cNvPicPr>
                       <a:picLocks noChangeArrowheads="1" noChangeAspect="1"/>
                     </pic:cNvPicPr>
                   </pic:nvPicPr>
                   <pic:blipFill>
-                    <a:blip r:embed="rId47"/>
+                    <a:blip r:embed="rId46"/>
                     <a:stretch>
                       <a:fillRect/>
                     </a:stretch>
@@ -16681,8 +16611,8 @@
         <w:t xml:space="preserve">.</w:t>
       </w:r>
     </w:p>
-    <w:bookmarkEnd w:id="50"/>
-    <w:bookmarkStart w:id="54" w:name="robustness-to-backbone-and-checkpoint"/>
+    <w:bookmarkEnd w:id="49"/>
+    <w:bookmarkStart w:id="53" w:name="robustness-to-backbone-and-checkpoint"/>
     <w:p>
       <w:pPr>
         <w:pStyle w:val="Heading2"/>
@@ -17393,18 +17323,18 @@
           <wp:inline>
             <wp:extent cx="5334000" cy="1775293"/>
             <wp:effectExtent b="0" l="0" r="0" t="0"/>
-            <wp:docPr descr="Fig. 8. Robustness of the audit. (a) MIT-BIH B1 coverage deficit against the matched permutation null, by backbone and \alpha: point estimate with Monte Carlo 95% interval over 200 splits of the 22 DS2 records (open markers include zero), and record-level 95% CI from the leave-one-record-out jackknife (light bars). (b) B1 coverage minus nominal under best-validation (horizontal) and last-epoch (vertical) weights for the two residual networks, 16 backbone×dataset×\alpha cells; shaded quadrants mark agreement in sign and the dotted line marks equality." title="" id="52" name="Picture"/>
+            <wp:docPr descr="Fig. 8. Robustness of the audit. (a) MIT-BIH B1 coverage deficit against the matched permutation null, by backbone and \alpha: point estimate with Monte Carlo 95% interval over 200 splits of the 22 DS2 records (open markers include zero), and record-level 95% CI from the leave-one-record-out jackknife (light bars). (b) B1 coverage minus nominal under best-validation (horizontal) and last-epoch (vertical) weights for the two residual networks, 16 backbone×dataset×\alpha cells; shaded quadrants mark agreement in sign and the dotted line marks equality." title="" id="51" name="Picture"/>
             <a:graphic>
               <a:graphicData uri="http://schemas.openxmlformats.org/drawingml/2006/picture">
                 <pic:pic>
                   <pic:nvPicPr>
-                    <pic:cNvPr descr="figures/fig8_robustness.png" id="53" name="Picture"/>
+                    <pic:cNvPr descr="figures/fig8_robustness.png" id="52" name="Picture"/>
                     <pic:cNvPicPr>
                       <a:picLocks noChangeArrowheads="1" noChangeAspect="1"/>
                     </pic:cNvPicPr>
                   </pic:nvPicPr>
                   <pic:blipFill>
-                    <a:blip r:embed="rId51"/>
+                    <a:blip r:embed="rId50"/>
                     <a:stretch>
                       <a:fillRect/>
                     </a:stretch>
@@ -17462,9 +17392,9 @@
         <w:t xml:space="preserve">cells; shaded quadrants mark agreement in sign and the dotted line marks equality.</w:t>
       </w:r>
     </w:p>
+    <w:bookmarkEnd w:id="53"/>
     <w:bookmarkEnd w:id="54"/>
-    <w:bookmarkEnd w:id="55"/>
-    <w:bookmarkStart w:id="60" w:name="discussion"/>
+    <w:bookmarkStart w:id="59" w:name="discussion"/>
     <w:p>
       <w:pPr>
         <w:pStyle w:val="Heading1"/>
@@ -17473,7 +17403,7 @@
         <w:t xml:space="preserve">6. Discussion</w:t>
       </w:r>
     </w:p>
-    <w:bookmarkStart w:id="56" w:name="main-findings"/>
+    <w:bookmarkStart w:id="55" w:name="main-findings"/>
     <w:p>
       <w:pPr>
         <w:pStyle w:val="Heading2"/>
@@ -17823,8 +17753,8 @@
         <w:t xml:space="preserve">coverage loss.</w:t>
       </w:r>
     </w:p>
-    <w:bookmarkEnd w:id="56"/>
-    <w:bookmarkStart w:id="57" w:name="X10a21a4c9ffce0be86017eff986db914a5bca64"/>
+    <w:bookmarkEnd w:id="55"/>
+    <w:bookmarkStart w:id="56" w:name="X10a21a4c9ffce0be86017eff986db914a5bca64"/>
     <w:p>
       <w:pPr>
         <w:pStyle w:val="Heading2"/>
@@ -18114,8 +18044,8 @@
         <w:t xml:space="preserve">that the sign of a coverage gap is not yet known.</w:t>
       </w:r>
     </w:p>
-    <w:bookmarkEnd w:id="57"/>
-    <w:bookmarkStart w:id="58" w:name="implications-and-relation-to-prior-work"/>
+    <w:bookmarkEnd w:id="56"/>
+    <w:bookmarkStart w:id="57" w:name="implications-and-relation-to-prior-work"/>
     <w:p>
       <w:pPr>
         <w:pStyle w:val="Heading2"/>
@@ -18144,7 +18074,7 @@
         <w:pStyle w:val="Compact"/>
         <w:numPr>
           <w:ilvl w:val="0"/>
-          <w:numId w:val="1003"/>
+          <w:numId w:val="1002"/>
         </w:numPr>
       </w:pPr>
       <w:r>
@@ -18174,7 +18104,7 @@
         <w:pStyle w:val="Compact"/>
         <w:numPr>
           <w:ilvl w:val="0"/>
-          <w:numId w:val="1003"/>
+          <w:numId w:val="1002"/>
         </w:numPr>
       </w:pPr>
       <w:r>
@@ -18233,7 +18163,7 @@
         <w:pStyle w:val="Compact"/>
         <w:numPr>
           <w:ilvl w:val="0"/>
-          <w:numId w:val="1003"/>
+          <w:numId w:val="1002"/>
         </w:numPr>
       </w:pPr>
       <w:r>
@@ -18315,7 +18245,7 @@
         <w:pStyle w:val="Compact"/>
         <w:numPr>
           <w:ilvl w:val="0"/>
-          <w:numId w:val="1003"/>
+          <w:numId w:val="1002"/>
         </w:numPr>
       </w:pPr>
       <w:r>
@@ -18511,8 +18441,8 @@
         <w:t xml:space="preserve">meet the same boundary is left open.</w:t>
       </w:r>
     </w:p>
-    <w:bookmarkEnd w:id="58"/>
-    <w:bookmarkStart w:id="59" w:name="limitations-and-threats-to-validity"/>
+    <w:bookmarkEnd w:id="57"/>
+    <w:bookmarkStart w:id="58" w:name="limitations-and-threats-to-validity"/>
     <w:p>
       <w:pPr>
         <w:pStyle w:val="Heading2"/>
@@ -19565,9 +19495,9 @@
         <w:t xml:space="preserve">formally frozen; it is released with its deviation log.</w:t>
       </w:r>
     </w:p>
+    <w:bookmarkEnd w:id="58"/>
     <w:bookmarkEnd w:id="59"/>
-    <w:bookmarkEnd w:id="60"/>
-    <w:bookmarkStart w:id="61" w:name="conclusion"/>
+    <w:bookmarkStart w:id="60" w:name="conclusion"/>
     <w:p>
       <w:pPr>
         <w:pStyle w:val="Heading1"/>
@@ -19681,8 +19611,8 @@
         <w:t xml:space="preserve">face the same boundary is an open question.</w:t>
       </w:r>
     </w:p>
-    <w:bookmarkEnd w:id="61"/>
-    <w:bookmarkStart w:id="62" w:name="data-and-code-availability"/>
+    <w:bookmarkEnd w:id="60"/>
+    <w:bookmarkStart w:id="61" w:name="data-and-code-availability"/>
     <w:p>
       <w:pPr>
         <w:pStyle w:val="Heading1"/>
@@ -19709,35 +19639,50 @@
         <w:t xml:space="preserve"> </w:t>
       </w:r>
       <w:r>
-        <w:t xml:space="preserve">available from PhysioNet under their respective licences. The code, the analysis</w:t>
-      </w:r>
-      <w:r>
-        <w:t xml:space="preserve"> </w:t>
-      </w:r>
-      <w:r>
-        <w:t xml:space="preserve">protocol with its deviation log, and the JSON artifact behind every reported</w:t>
-      </w:r>
-      <w:r>
-        <w:t xml:space="preserve"> </w:t>
-      </w:r>
-      <w:r>
-        <w:t xml:space="preserve">number will be archived under a persistent identifier before publication</w:t>
-      </w:r>
-      <w:r>
-        <w:t xml:space="preserve"> </w:t>
-      </w:r>
-      <w:r>
-        <w:t xml:space="preserve">[identifier to be inserted].</w:t>
+        <w:t xml:space="preserve">available from PhysioNet under their respective licences; all recordings are</w:t>
+      </w:r>
+      <w:r>
+        <w:t xml:space="preserve"> </w:t>
+      </w:r>
+      <w:r>
+        <w:t xml:space="preserve">de-identified, and no new data were collected for this study. The code, the</w:t>
+      </w:r>
+      <w:r>
+        <w:t xml:space="preserve"> </w:t>
+      </w:r>
+      <w:r>
+        <w:t xml:space="preserve">analysis protocol with its deviation log, and the JSON artifact behind every</w:t>
+      </w:r>
+      <w:r>
+        <w:t xml:space="preserve"> </w:t>
+      </w:r>
+      <w:r>
+        <w:t xml:space="preserve">reported number will be archived under a persistent identifier before</w:t>
+      </w:r>
+      <w:r>
+        <w:t xml:space="preserve"> </w:t>
+      </w:r>
+      <w:r>
+        <w:t xml:space="preserve">publication.</w:t>
       </w:r>
     </w:p>
-    <w:bookmarkEnd w:id="62"/>
-    <w:bookmarkStart w:id="63" w:name="ethics-statement"/>
+    <w:bookmarkEnd w:id="61"/>
+    <w:bookmarkStart w:id="65" w:name="appendix-a.-supplementary-derivations"/>
     <w:p>
       <w:pPr>
         <w:pStyle w:val="Heading1"/>
       </w:pPr>
       <w:r>
-        <w:t xml:space="preserve">Ethics Statement</w:t>
+        <w:t xml:space="preserve">Appendix A. Supplementary Derivations</w:t>
+      </w:r>
+    </w:p>
+    <w:bookmarkStart w:id="62" w:name="a.1-the-boundary-case-of-proposition-1"/>
+    <w:p>
+      <w:pPr>
+        <w:pStyle w:val="Heading2"/>
+      </w:pPr>
+      <w:r>
+        <w:t xml:space="preserve">A.1 The boundary case of Proposition 1</w:t>
       </w:r>
     </w:p>
     <w:p>
@@ -19746,143 +19691,6 @@
         <w:jc w:val="both"/>
       </w:pPr>
       <w:r>
-        <w:t xml:space="preserve">This study is a secondary analysis of publicly available, de-identified</w:t>
-      </w:r>
-      <w:r>
-        <w:t xml:space="preserve"> </w:t>
-      </w:r>
-      <w:r>
-        <w:t xml:space="preserve">recordings; no new data were collected and no participant was contacted.</w:t>
-      </w:r>
-      <w:r>
-        <w:t xml:space="preserve"> </w:t>
-      </w:r>
-      <w:r>
-        <w:t xml:space="preserve">[Institutional statement on the need for ethics review to be added by the</w:t>
-      </w:r>
-      <w:r>
-        <w:t xml:space="preserve"> </w:t>
-      </w:r>
-      <w:r>
-        <w:t xml:space="preserve">authors.]</w:t>
-      </w:r>
-    </w:p>
-    <w:bookmarkEnd w:id="63"/>
-    <w:bookmarkStart w:id="64" w:name="credit-authorship-contribution-statement"/>
-    <w:p>
-      <w:pPr>
-        <w:pStyle w:val="Heading1"/>
-      </w:pPr>
-      <w:r>
-        <w:t xml:space="preserve">CRediT Authorship Contribution Statement</w:t>
-      </w:r>
-    </w:p>
-    <w:p>
-      <w:pPr>
-        <w:pStyle w:val="FirstParagraph"/>
-      </w:pPr>
-      <w:r>
-        <w:t xml:space="preserve">[To be completed by the authors using the CRediT taxonomy.]</w:t>
-      </w:r>
-    </w:p>
-    <w:bookmarkEnd w:id="64"/>
-    <w:bookmarkStart w:id="65" w:name="declaration-of-competing-interest"/>
-    <w:p>
-      <w:pPr>
-        <w:pStyle w:val="Heading1"/>
-      </w:pPr>
-      <w:r>
-        <w:t xml:space="preserve">Declaration of Competing Interest</w:t>
-      </w:r>
-    </w:p>
-    <w:p>
-      <w:pPr>
-        <w:pStyle w:val="FirstParagraph"/>
-      </w:pPr>
-      <w:r>
-        <w:t xml:space="preserve">[To be completed by the authors.]</w:t>
-      </w:r>
-    </w:p>
-    <w:bookmarkEnd w:id="65"/>
-    <w:bookmarkStart w:id="66" w:name="funding"/>
-    <w:p>
-      <w:pPr>
-        <w:pStyle w:val="Heading1"/>
-      </w:pPr>
-      <w:r>
-        <w:t xml:space="preserve">Funding</w:t>
-      </w:r>
-    </w:p>
-    <w:p>
-      <w:pPr>
-        <w:pStyle w:val="FirstParagraph"/>
-      </w:pPr>
-      <w:r>
-        <w:t xml:space="preserve">[To be completed by the authors.]</w:t>
-      </w:r>
-    </w:p>
-    <w:bookmarkEnd w:id="66"/>
-    <w:bookmarkStart w:id="67" w:name="X071796dd6bc546c91e96cca1cf5ff96599de61f"/>
-    <w:p>
-      <w:pPr>
-        <w:pStyle w:val="Heading1"/>
-      </w:pPr>
-      <w:r>
-        <w:t xml:space="preserve">Declaration of Generative AI and AI-Assisted Technologies in the Writing Process</w:t>
-      </w:r>
-    </w:p>
-    <w:p>
-      <w:pPr>
-        <w:pStyle w:val="FirstParagraph"/>
-        <w:jc w:val="both"/>
-      </w:pPr>
-      <w:r>
-        <w:t xml:space="preserve">During the preparation of this work the author(s) used [name of tool or</w:t>
-      </w:r>
-      <w:r>
-        <w:t xml:space="preserve"> </w:t>
-      </w:r>
-      <w:r>
-        <w:t xml:space="preserve">service] in order to [purpose]. After using this tool or service, the author(s)</w:t>
-      </w:r>
-      <w:r>
-        <w:t xml:space="preserve"> </w:t>
-      </w:r>
-      <w:r>
-        <w:t xml:space="preserve">reviewed and edited the content as needed and take(s) full responsibility for</w:t>
-      </w:r>
-      <w:r>
-        <w:t xml:space="preserve"> </w:t>
-      </w:r>
-      <w:r>
-        <w:t xml:space="preserve">the content of the publication.</w:t>
-      </w:r>
-    </w:p>
-    <w:bookmarkEnd w:id="67"/>
-    <w:bookmarkStart w:id="71" w:name="appendix-a.-supplementary-derivations"/>
-    <w:p>
-      <w:pPr>
-        <w:pStyle w:val="Heading1"/>
-      </w:pPr>
-      <w:r>
-        <w:t xml:space="preserve">Appendix A. Supplementary Derivations</w:t>
-      </w:r>
-    </w:p>
-    <w:bookmarkStart w:id="68" w:name="a.1-the-boundary-case-of-proposition-1"/>
-    <w:p>
-      <w:pPr>
-        <w:pStyle w:val="Heading2"/>
-      </w:pPr>
-      <w:r>
-        <w:t xml:space="preserve">A.1 The boundary case of Proposition 1</w:t>
-      </w:r>
-    </w:p>
-    <w:p>
-      <w:pPr>
-        <w:pStyle w:val="FirstParagraph"/>
-        <w:jc w:val="both"/>
-      </w:pPr>
-      <w:r>
         <w:t xml:space="preserve">An earlier version of this work wrote (3) as a strict inequality, which fails at</w:t>
       </w:r>
       <w:r>
@@ -20163,8 +19971,8 @@
         <w:t xml:space="preserve">.</w:t>
       </w:r>
     </w:p>
-    <w:bookmarkEnd w:id="68"/>
-    <w:bookmarkStart w:id="69" w:name="a.2-variance-under-compound-symmetry"/>
+    <w:bookmarkEnd w:id="62"/>
+    <w:bookmarkStart w:id="63" w:name="a.2-variance-under-compound-symmetry"/>
     <w:p>
       <w:pPr>
         <w:pStyle w:val="Heading2"/>
@@ -20652,8 +20460,8 @@
         <w:t xml:space="preserve">vanishes. We make no claim outside (A).</w:t>
       </w:r>
     </w:p>
-    <w:bookmarkEnd w:id="69"/>
-    <w:bookmarkStart w:id="70" w:name="a.3-equal-weighting-in-hcp"/>
+    <w:bookmarkEnd w:id="63"/>
+    <w:bookmarkStart w:id="64" w:name="a.3-equal-weighting-in-hcp"/>
     <w:p>
       <w:pPr>
         <w:pStyle w:val="Heading2"/>
@@ -21168,9 +20976,9 @@
         <w:t xml:space="preserve">.</w:t>
       </w:r>
     </w:p>
-    <w:bookmarkEnd w:id="70"/>
-    <w:bookmarkEnd w:id="71"/>
-    <w:bookmarkStart w:id="72" w:name="X06db9a02045705c8b7d21c68ec78218971b4832"/>
+    <w:bookmarkEnd w:id="64"/>
+    <w:bookmarkEnd w:id="65"/>
+    <w:bookmarkStart w:id="66" w:name="X06db9a02045705c8b7d21c68ec78218971b4832"/>
     <w:p>
       <w:pPr>
         <w:pStyle w:val="Heading1"/>
@@ -21604,8 +21412,8 @@
         </w:tc>
       </w:tr>
     </w:tbl>
-    <w:bookmarkEnd w:id="72"/>
-    <w:bookmarkStart w:id="73" w:name="Xbf53aa51c2c3289f595a160de988653028afcc2"/>
+    <w:bookmarkEnd w:id="66"/>
+    <w:bookmarkStart w:id="67" w:name="Xbf53aa51c2c3289f595a160de988653028afcc2"/>
     <w:p>
       <w:pPr>
         <w:pStyle w:val="Heading1"/>
@@ -21913,8 +21721,8 @@
         <w:t xml:space="preserve">headers) out of a 12.6 GB dataset, before any preprocessing or training.</w:t>
       </w:r>
     </w:p>
-    <w:bookmarkEnd w:id="73"/>
-    <w:bookmarkStart w:id="74" w:name="references"/>
+    <w:bookmarkEnd w:id="67"/>
+    <w:bookmarkStart w:id="68" w:name="references"/>
     <w:p>
       <w:pPr>
         <w:pStyle w:val="Heading1"/>
@@ -23621,7 +23429,7 @@
         <w:t>T. Bender et al., “Analysis of a Deep Learning Model for 12-Lead ECG Classification Reveals Learned Features Similar to Diagnostic Criteria,” IEEE J. Biomed. Health Inform., vol. 28, no. 4, pp. 1848–1859, Apr. 2024, doi: 10.1109/jbhi.2023.3271858.</w:t>
       </w:r>
     </w:p>
-    <w:bookmarkEnd w:id="74"/>
+    <w:bookmarkEnd w:id="68"/>
     <w:sectPr>
       <w:footnotePr>
         <w:numRestart w:val="eachSect"/>
@@ -23928,9 +23736,6 @@
     <w:abstractNumId w:val="991"/>
   </w:num>
   <w:num w:numId="1002">
-    <w:abstractNumId w:val="991"/>
-  </w:num>
-  <w:num w:numId="1003">
     <w:abstractNumId w:val="99411"/>
     <w:lvlOverride w:ilvl="0">
       <w:startOverride w:val="1"/>

--- a/docs/paper/manuscript-draft.docx
+++ b/docs/paper/manuscript-draft.docx
@@ -20,7 +20,7 @@
           <w:i/>
           <w:iCs/>
         </w:rPr>
-        <w:t xml:space="preserve">Working draft for internal review — generated 2026-10-03 from commit 17f8901.</w:t>
+        <w:t xml:space="preserve">Working draft for internal review — generated 2026-10-03 from commit 8ce38ae.</w:t>
       </w:r>
     </w:p>
     <w:bookmarkStart w:id="9" w:name="abstract"/>
@@ -199,19 +199,19 @@
         <w:t xml:space="preserve"> </w:t>
       </w:r>
       <w:r>
-        <w:t xml:space="preserve">across clinical domains [6]–[7] and, for cardiac signals, to calibrate</w:t>
-      </w:r>
-      <w:r>
-        <w:t xml:space="preserve"> </w:t>
-      </w:r>
-      <w:r>
-        <w:t xml:space="preserve">quantized models [8], adapt inference on wearables [9], expose class- and</w:t>
-      </w:r>
-      <w:r>
-        <w:t xml:space="preserve"> </w:t>
-      </w:r>
-      <w:r>
-        <w:t xml:space="preserve">patient-level failures [10] and bound false alarms in monitoring [11]. All of</w:t>
+        <w:t xml:space="preserve">across clinical domains [6] and, for cardiac signals, to calibrate</w:t>
+      </w:r>
+      <w:r>
+        <w:t xml:space="preserve"> </w:t>
+      </w:r>
+      <w:r>
+        <w:t xml:space="preserve">quantized models [7], adapt inference on wearables [8], expose class- and</w:t>
+      </w:r>
+      <w:r>
+        <w:t xml:space="preserve"> </w:t>
+      </w:r>
+      <w:r>
+        <w:t xml:space="preserve">patient-level failures [9] and bound false alarms in monitoring [10]. All of</w:t>
       </w:r>
       <w:r>
         <w:t xml:space="preserve"> </w:t>
@@ -223,7 +223,7 @@
         <w:t xml:space="preserve"> </w:t>
       </w:r>
       <w:r>
-        <w:t xml:space="preserve">without that assumption only a generic bound on the coverage gap survives [12].</w:t>
+        <w:t xml:space="preserve">without that assumption only a generic bound on the coverage gap survives [11].</w:t>
       </w:r>
     </w:p>
     <w:p>
@@ -262,7 +262,7 @@
         <w:t xml:space="preserve"> </w:t>
       </w:r>
       <w:r>
-        <w:t xml:space="preserve">[13]; Dunn et al. developed related two-layer constructions [14]. Because HCP</w:t>
+        <w:t xml:space="preserve">[12]; Dunn et al. developed related two-layer constructions [13]. Because HCP</w:t>
       </w:r>
       <w:r>
         <w:t xml:space="preserve"> </w:t>
@@ -405,7 +405,7 @@
         <w:t xml:space="preserve"> </w:t>
       </w:r>
       <w:r>
-        <w:t xml:space="preserve">between many small and few large groups open as a design question [13], and Sim</w:t>
+        <w:t xml:space="preserve">between many small and few large groups open as a design question [12], and Sim</w:t>
       </w:r>
       <w:r>
         <w:t xml:space="preserve"> </w:t>
@@ -417,7 +417,7 @@
         <w:t xml:space="preserve"> </w:t>
       </w:r>
       <w:r>
-        <w:t xml:space="preserve">conformal prediction scales with subjects, not beats [11].</w:t>
+        <w:t xml:space="preserve">conformal prediction scales with subjects, not beats [10].</w:t>
       </w:r>
     </w:p>
     <w:p>
@@ -444,7 +444,7 @@
         <w:t xml:space="preserve"> </w:t>
       </w:r>
       <w:r>
-        <w:t xml:space="preserve">question by auditing three public ECG resources: PTB-XL [2], [15], in which</w:t>
+        <w:t xml:space="preserve">question by auditing three public ECG resources: PTB-XL [2], [14], in which</w:t>
       </w:r>
       <w:r>
         <w:t xml:space="preserve"> </w:t>
@@ -456,13 +456,13 @@
         <w:t xml:space="preserve"> </w:t>
       </w:r>
       <w:r>
-        <w:t xml:space="preserve">Database [16], in which each of 44 subjects contributes more than 1,500 beats;</w:t>
-      </w:r>
-      <w:r>
-        <w:t xml:space="preserve"> </w:t>
-      </w:r>
-      <w:r>
-        <w:t xml:space="preserve">and the PhysioNet/CinC Challenge 2021 collection [17], which does not document a</w:t>
+        <w:t xml:space="preserve">Database [15], in which each of 44 subjects contributes more than 1,500 beats;</w:t>
+      </w:r>
+      <w:r>
+        <w:t xml:space="preserve"> </w:t>
+      </w:r>
+      <w:r>
+        <w:t xml:space="preserve">and the PhysioNet/CinC Challenge 2021 collection [16], which does not document a</w:t>
       </w:r>
       <w:r>
         <w:t xml:space="preserve"> </w:t>
@@ -505,7 +505,7 @@
           <wp:inline>
             <wp:extent cx="5303520" cy="3723951"/>
             <wp:effectExtent b="0" l="0" r="0" t="0"/>
-            <wp:docPr descr="Fig. 1. Audit workflow. Stage 1 (blue header) uses metadata only and returns verdicts that are exact given the declared dependence sources D, before any model is trained (RQ1; §3, §5.1). Stage 2 (orange headers) uses conformity scores from three backbones, at feasible levels only, to compare naive split conformal (B1) with HCP (B12), attribute the B1 deficit to dependence, relate it to the design effect, separate split-level from subject-level uncertainty and check robustness (RQ2; §5.2–§5.5)." title="" id="11" name="Picture"/>
+            <wp:docPr descr="Fig. 1. Audit workflow. Stage 1 (blue header) uses metadata only and gives verdicts exact given the declared sources D (RQ1); Stage 2 (orange headers) uses conformity scores from three backbones at feasible levels only (RQ2). Section numbers mark where each step is reported." title="" id="11" name="Picture"/>
             <a:graphic>
               <a:graphicData uri="http://schemas.openxmlformats.org/drawingml/2006/picture">
                 <pic:pic>
@@ -549,7 +549,7 @@
         <w:jc w:val="both"/>
       </w:pPr>
       <w:r>
-        <w:t xml:space="preserve">Fig. 1. Audit workflow. Stage 1 (blue header) uses metadata only and returns verdicts that are exact given the declared dependence sources</w:t>
+        <w:t xml:space="preserve">Fig. 1. Audit workflow. Stage 1 (blue header) uses metadata only and gives verdicts exact given the declared sources</w:t>
       </w:r>
       <w:r>
         <w:t xml:space="preserve"> </w:t>
@@ -560,7 +560,10 @@
         </m:r>
       </m:oMath>
       <w:r>
-        <w:t xml:space="preserve">, before any model is trained (RQ1; §3, §5.1). Stage 2 (orange headers) uses conformity scores from three backbones, at feasible levels only, to compare naive split conformal (B1) with HCP (B12), attribute the B1 deficit to dependence, relate it to the design effect, separate split-level from subject-level uncertainty and check robustness (RQ2; §5.2–§5.5).</w:t>
+        <w:t xml:space="preserve"> </w:t>
+      </w:r>
+      <w:r>
+        <w:t xml:space="preserve">(RQ1); Stage 2 (orange headers) uses conformity scores from three backbones at feasible levels only (RQ2). Section numbers mark where each step is reported.</w:t>
       </w:r>
     </w:p>
     <w:p>
@@ -814,7 +817,7 @@
         <w:t xml:space="preserve"> </w:t>
       </w:r>
       <w:r>
-        <w:t xml:space="preserve">total-variation distance to an exchangeable counterpart [12]; the bound is</w:t>
+        <w:t xml:space="preserve">total-variation distance to an exchangeable counterpart [11]; the bound is</w:t>
       </w:r>
       <w:r>
         <w:t xml:space="preserve"> </w:t>
@@ -832,13 +835,13 @@
         <w:t xml:space="preserve"> </w:t>
       </w:r>
       <w:r>
-        <w:t xml:space="preserve">ratios [18], spatial data [19] and network dependence [20]. Bhattacharyya and Barber consider</w:t>
-      </w:r>
-      <w:r>
-        <w:t xml:space="preserve"> </w:t>
-      </w:r>
-      <w:r>
-        <w:t xml:space="preserve">groups whose membership drives the shift [21], so exchangeability still holds</w:t>
+        <w:t xml:space="preserve">ratios [17], spatial data [18] and network dependence [19]. Bhattacharyya and Barber consider</w:t>
+      </w:r>
+      <w:r>
+        <w:t xml:space="preserve"> </w:t>
+      </w:r>
+      <w:r>
+        <w:t xml:space="preserve">groups whose membership drives the shift [20], so exchangeability still holds</w:t>
       </w:r>
       <w:r>
         <w:t xml:space="preserve"> </w:t>
@@ -856,13 +859,7 @@
         <w:t xml:space="preserve"> </w:t>
       </w:r>
       <w:r>
-        <w:t xml:space="preserve">and its variants, Mondrian conformal prediction included [5], and calibrated</w:t>
-      </w:r>
-      <w:r>
-        <w:t xml:space="preserve"> </w:t>
-      </w:r>
-      <w:r>
-        <w:t xml:space="preserve">Mondrian versions have followed [22].</w:t>
+        <w:t xml:space="preserve">and its variants, Mondrian conformal prediction included [5].</w:t>
       </w:r>
     </w:p>
     <w:p>
@@ -877,7 +874,7 @@
         <w:t xml:space="preserve"> </w:t>
       </w:r>
       <w:r>
-        <w:t xml:space="preserve">extended conformal prediction and the jackknife+ [23] to it [13]; (1) and (2)</w:t>
+        <w:t xml:space="preserve">extended conformal prediction to it [12]; (1) and (2)</w:t>
       </w:r>
       <w:r>
         <w:t xml:space="preserve"> </w:t>
@@ -889,13 +886,13 @@
         <w:t xml:space="preserve"> </w:t>
       </w:r>
       <w:r>
-        <w:t xml:space="preserve">constructions were developed independently by Dunn et al. [14]. We take these results as</w:t>
-      </w:r>
-      <w:r>
-        <w:t xml:space="preserve"> </w:t>
-      </w:r>
-      <w:r>
-        <w:t xml:space="preserve">given. Both lines of work are theoretical and evaluated on regression, [13] on</w:t>
+        <w:t xml:space="preserve">constructions were developed independently by Dunn et al. [13]. We take these results as</w:t>
+      </w:r>
+      <w:r>
+        <w:t xml:space="preserve"> </w:t>
+      </w:r>
+      <w:r>
+        <w:t xml:space="preserve">given. Both lines of work are theoretical and evaluated on regression, [12] on</w:t>
       </w:r>
       <w:r>
         <w:t xml:space="preserve"> </w:t>
@@ -969,7 +966,7 @@
         <w:t xml:space="preserve"> </w:t>
       </w:r>
       <w:r>
-        <w:t xml:space="preserve">[13]. We take up its most elementary part, whether a</w:t>
+        <w:t xml:space="preserve">[12]. We take up its most elementary part, whether a</w:t>
       </w:r>
       <w:r>
         <w:t xml:space="preserve"> </w:t>
@@ -1000,55 +997,31 @@
         <w:jc w:val="both"/>
       </w:pPr>
       <w:r>
-        <w:t xml:space="preserve">Multi-label conformal methods, surveyed by Papadopoulos [24], model dependence</w:t>
-      </w:r>
-      <w:r>
-        <w:t xml:space="preserve"> </w:t>
-      </w:r>
-      <w:r>
-        <w:t xml:space="preserve">among labels but assume exchangeable samples, the converse of our need. Pruning</w:t>
-      </w:r>
-      <w:r>
-        <w:t xml:space="preserve"> </w:t>
-      </w:r>
-      <w:r>
-        <w:t xml:space="preserve">makes Label Powerset conformal prediction cheaper [25], and hierarchical</w:t>
-      </w:r>
-      <w:r>
-        <w:t xml:space="preserve"> </w:t>
-      </w:r>
-      <w:r>
-        <w:t xml:space="preserve">multi-label classification without conformal guarantees is well developed [26],</w:t>
-      </w:r>
-      <w:r>
-        <w:t xml:space="preserve"> </w:t>
-      </w:r>
-      <w:r>
-        <w:t xml:space="preserve">[27]. Baheri and Shahbazi calibrate at several</w:t>
-      </w:r>
-      <w:r>
-        <w:t xml:space="preserve"> </w:t>
-      </w:r>
-      <w:r>
-        <w:t xml:space="preserve">levels of a label hierarchy and intersect the sets [28], and Zhang et al. encode</w:t>
-      </w:r>
-      <w:r>
-        <w:t xml:space="preserve"> </w:t>
-      </w:r>
-      <w:r>
-        <w:t xml:space="preserve">prediction sets as nodes of a label graph [29]. Both exploit structure</w:t>
-      </w:r>
-      <w:r>
-        <w:t xml:space="preserve"> </w:t>
-      </w:r>
-      <w:r>
-        <w:t xml:space="preserve">among labels; here the hierarchy only serves to count calibration blocks per</w:t>
-      </w:r>
-      <w:r>
-        <w:t xml:space="preserve"> </w:t>
-      </w:r>
-      <w:r>
-        <w:t xml:space="preserve">label (§3.4).</w:t>
+        <w:t xml:space="preserve">Multi-label conformal methods, surveyed by Papadopoulos [21], model dependence</w:t>
+      </w:r>
+      <w:r>
+        <w:t xml:space="preserve"> </w:t>
+      </w:r>
+      <w:r>
+        <w:t xml:space="preserve">among labels but assume exchangeable samples, the converse of our need. Baheri</w:t>
+      </w:r>
+      <w:r>
+        <w:t xml:space="preserve"> </w:t>
+      </w:r>
+      <w:r>
+        <w:t xml:space="preserve">and Shahbazi calibrate at several levels of a label hierarchy and intersect the</w:t>
+      </w:r>
+      <w:r>
+        <w:t xml:space="preserve"> </w:t>
+      </w:r>
+      <w:r>
+        <w:t xml:space="preserve">sets [22], exploiting structure among labels; here the hierarchy only serves to</w:t>
+      </w:r>
+      <w:r>
+        <w:t xml:space="preserve"> </w:t>
+      </w:r>
+      <w:r>
+        <w:t xml:space="preserve">count calibration blocks per label (§3.4).</w:t>
       </w:r>
     </w:p>
     <w:p>
@@ -1057,7 +1030,7 @@
         <w:jc w:val="both"/>
       </w:pPr>
       <w:r>
-        <w:t xml:space="preserve">Strodthoff et al. set the PTB-XL benchmarks [1] for the dataset of [2], [15],</w:t>
+        <w:t xml:space="preserve">Strodthoff et al. set the PTB-XL benchmarks [1] for the dataset of [2], [14],</w:t>
       </w:r>
       <w:r>
         <w:t xml:space="preserve"> </w:t>
@@ -1075,37 +1048,25 @@
         <w:t xml:space="preserve"> </w:t>
       </w:r>
       <w:r>
-        <w:t xml:space="preserve">training and evaluation [30], [31], since mixing them inflates reported</w:t>
-      </w:r>
-      <w:r>
-        <w:t xml:space="preserve"> </w:t>
-      </w:r>
-      <w:r>
-        <w:t xml:space="preserve">performance [32]. For clinical medicine, a survey of conformal prediction is</w:t>
-      </w:r>
-      <w:r>
-        <w:t xml:space="preserve"> </w:t>
-      </w:r>
-      <w:r>
-        <w:t xml:space="preserve">available [6], alongside applications to anatomical landmarks [33] and</w:t>
-      </w:r>
-      <w:r>
-        <w:t xml:space="preserve"> </w:t>
-      </w:r>
-      <w:r>
-        <w:t xml:space="preserve">multi-label diagnosis coding [7]; conformal risk control [34] and time-series</w:t>
-      </w:r>
-      <w:r>
-        <w:t xml:space="preserve"> </w:t>
-      </w:r>
-      <w:r>
-        <w:t xml:space="preserve">conformal prediction [35] extend the framework to arbitrary losses and temporal</w:t>
-      </w:r>
-      <w:r>
-        <w:t xml:space="preserve"> </w:t>
-      </w:r>
-      <w:r>
-        <w:t xml:space="preserve">data.</w:t>
+        <w:t xml:space="preserve">training and evaluation [23], [24], since mixing them inflates reported</w:t>
+      </w:r>
+      <w:r>
+        <w:t xml:space="preserve"> </w:t>
+      </w:r>
+      <w:r>
+        <w:t xml:space="preserve">performance [25]. Clinical uses of conformal prediction are surveyed in [6], and</w:t>
+      </w:r>
+      <w:r>
+        <w:t xml:space="preserve"> </w:t>
+      </w:r>
+      <w:r>
+        <w:t xml:space="preserve">conformal risk control [26] and time-series conformal prediction [27] extend the</w:t>
+      </w:r>
+      <w:r>
+        <w:t xml:space="preserve"> </w:t>
+      </w:r>
+      <w:r>
+        <w:t xml:space="preserve">framework to arbitrary losses and temporal data.</w:t>
       </w:r>
     </w:p>
     <w:p>
@@ -1126,19 +1087,19 @@
         <w:t xml:space="preserve"> </w:t>
       </w:r>
       <w:r>
-        <w:t xml:space="preserve">and find that it must be redone for the quantized model actually deployed [8];</w:t>
-      </w:r>
-      <w:r>
-        <w:t xml:space="preserve"> </w:t>
-      </w:r>
-      <w:r>
-        <w:t xml:space="preserve">they also bring conformal inference to wearables at the edge [9]. For PPG-based arrhythmia classification in intensive care, Kinalioğlu finds</w:t>
-      </w:r>
-      <w:r>
-        <w:t xml:space="preserve"> </w:t>
-      </w:r>
-      <w:r>
-        <w:t xml:space="preserve">that marginal coverage can hide class- and patient-level failures [10]. Closest to</w:t>
+        <w:t xml:space="preserve">and find that it must be redone for the quantized model actually deployed [7];</w:t>
+      </w:r>
+      <w:r>
+        <w:t xml:space="preserve"> </w:t>
+      </w:r>
+      <w:r>
+        <w:t xml:space="preserve">they also bring conformal inference to wearables at the edge [8]. For PPG-based arrhythmia classification in intensive care, Kinalioğlu finds</w:t>
+      </w:r>
+      <w:r>
+        <w:t xml:space="preserve"> </w:t>
+      </w:r>
+      <w:r>
+        <w:t xml:space="preserve">that marginal coverage can hide class- and patient-level failures [9]. Closest to</w:t>
       </w:r>
       <w:r>
         <w:t xml:space="preserve"> </w:t>
@@ -1162,13 +1123,13 @@
         <w:t xml:space="preserve"> </w:t>
       </w:r>
       <w:r>
-        <w:t xml:space="preserve">rate [11]. Beyond cardiology, calibration that respects groups has been used for</w:t>
-      </w:r>
-      <w:r>
-        <w:t xml:space="preserve"> </w:t>
-      </w:r>
-      <w:r>
-        <w:t xml:space="preserve">patients nested in thousands of hospitals [36].</w:t>
+        <w:t xml:space="preserve">rate [10]. Beyond cardiology, calibration that respects groups has been used for</w:t>
+      </w:r>
+      <w:r>
+        <w:t xml:space="preserve"> </w:t>
+      </w:r>
+      <w:r>
+        <w:t xml:space="preserve">patients nested in thousands of hospitals [28].</w:t>
       </w:r>
     </w:p>
     <w:p>
@@ -1231,7 +1192,7 @@
         <w:jc w:val="both"/>
       </w:pPr>
       <w:r>
-        <w:t xml:space="preserve">Section 3.1 restates the notation of Lee et al. [13]; §3.2–§3.4 derive three</w:t>
+        <w:t xml:space="preserve">Section 3.1 restates the notation of Lee et al. [12]; §3.2–§3.4 derive three</w:t>
       </w:r>
       <w:r>
         <w:t xml:space="preserve"> </w:t>
@@ -1484,7 +1445,7 @@
         <w:t xml:space="preserve"> </w:t>
       </w:r>
       <w:r>
-        <w:t xml:space="preserve">Nesting breaks ordinary exchangeability, and Lee et al. [13] replace it with</w:t>
+        <w:t xml:space="preserve">Nesting breaks ordinary exchangeability, and Lee et al. [12] replace it with</w:t>
       </w:r>
       <w:r>
         <w:t xml:space="preserve"> </w:t>
@@ -2291,7 +2252,7 @@
         <w:t xml:space="preserve"> </w:t>
       </w:r>
       <w:r>
-        <w:t xml:space="preserve">[13, Th. 1] establish</w:t>
+        <w:t xml:space="preserve">[12, Th. 1] establish</w:t>
       </w:r>
     </w:p>
     <w:p>
@@ -3381,7 +3342,7 @@
         <w:t xml:space="preserve"> </w:t>
       </w:r>
       <w:r>
-        <w:t xml:space="preserve">of [13] in a form checkable from metadata, and we claim nothing more. Three</w:t>
+        <w:t xml:space="preserve">of [12] in a form checkable from metadata, and we claim nothing more. Three</w:t>
       </w:r>
       <w:r>
         <w:t xml:space="preserve"> </w:t>
@@ -3906,7 +3867,7 @@
         <w:t xml:space="preserve"> </w:t>
       </w:r>
       <w:r>
-        <w:t xml:space="preserve">expression for an unweighted mean of cluster means [37],</w:t>
+        <w:t xml:space="preserve">expression for an unweighted mean of cluster means [29],</w:t>
       </w:r>
       <w:r>
         <w:t xml:space="preserve"> </w:t>
@@ -4476,7 +4437,7 @@
         <w:t xml:space="preserve"> </w:t>
       </w:r>
       <w:r>
-        <w:t xml:space="preserve">weights [38], [39]; in HCP equal weighting is built into the threshold, and</w:t>
+        <w:t xml:space="preserve">weights [30], [31]; in HCP equal weighting is built into the threshold, and</w:t>
       </w:r>
       <w:r>
         <w:t xml:space="preserve"> </w:t>
@@ -4666,7 +4627,7 @@
         <w:t xml:space="preserve"> </w:t>
       </w:r>
       <w:r>
-        <w:t xml:space="preserve">targets the wrong quantity [40].</w:t>
+        <w:t xml:space="preserve">targets the wrong quantity [32].</w:t>
       </w:r>
     </w:p>
     <w:bookmarkEnd w:id="18"/>
@@ -5464,7 +5425,7 @@
           <wp:inline>
             <wp:extent cx="3108960" cy="1073695"/>
             <wp:effectExtent b="0" l="0" r="0" t="0"/>
-            <wp:docPr descr="Fig. 2. Schematic of Proposition 2 on eight hypothetical records (circles). Solid arcs link records of the same patient and dashed arcs records of the same device. A grouping sufficient for both sources must keep every linked pair in one block, so the finest such grouping is the join, the connected components (shaded). On PTB-XL the same mechanism collapses four declared sources to a single block (§5.1)." title="" id="20" name="Picture"/>
+            <wp:docPr descr="Fig. 2. Proposition 2 on eight hypothetical records. Solid arcs: same patient; dashed arcs: same device; shaded: their join (connected components), the finest grouping sufficient for both sources." title="" id="20" name="Picture"/>
             <a:graphic>
               <a:graphicData uri="http://schemas.openxmlformats.org/drawingml/2006/picture">
                 <pic:pic>
@@ -5508,7 +5469,7 @@
         <w:jc w:val="both"/>
       </w:pPr>
       <w:r>
-        <w:t xml:space="preserve">Fig. 2. Schematic of Proposition 2 on eight hypothetical records (circles). Solid arcs link records of the same patient and dashed arcs records of the same device. A grouping sufficient for both sources must keep every linked pair in one block, so the finest such grouping is the join, the connected components (shaded). On PTB-XL the same mechanism collapses four declared sources to a single block (§5.1).</w:t>
+        <w:t xml:space="preserve">Fig. 2. Proposition 2 on eight hypothetical records. Solid arcs: same patient; dashed arcs: same device; shaded: their join (connected components), the finest grouping sufficient for both sources.</w:t>
       </w:r>
     </w:p>
     <w:p>
@@ -5675,7 +5636,7 @@
         <w:t xml:space="preserve"> </w:t>
       </w:r>
       <w:r>
-        <w:t xml:space="preserve">Whether it extends to the constructions of Dunn et al. [14], or to every</w:t>
+        <w:t xml:space="preserve">Whether it extends to the constructions of Dunn et al. [13], or to every</w:t>
       </w:r>
       <w:r>
         <w:t xml:space="preserve"> </w:t>
@@ -5924,7 +5885,7 @@
         <w:t xml:space="preserve"> </w:t>
       </w:r>
       <w:r>
-        <w:t xml:space="preserve">giant components [41], but there a collapsed join merely weakens a split; here,</w:t>
+        <w:t xml:space="preserve">giant components [33], but there a collapsed join merely weakens a split; here,</w:t>
       </w:r>
       <w:r>
         <w:t xml:space="preserve"> </w:t>
@@ -6194,7 +6155,7 @@
         <w:jc w:val="both"/>
       </w:pPr>
       <w:r>
-        <w:t xml:space="preserve">involves nothing new: Theorem 1 of [13] needs only a fixed scalar score, and with</w:t>
+        <w:t xml:space="preserve">involves nothing new: Theorem 1 of [12] needs only a fixed scalar score, and with</w:t>
       </w:r>
       <w:r>
         <w:t xml:space="preserve"> </w:t>
@@ -6531,7 +6492,7 @@
         <w:t xml:space="preserve"> </w:t>
       </w:r>
       <w:r>
-        <w:t xml:space="preserve">calibration under exchangeability [42]; under hierarchical dependence the count</w:t>
+        <w:t xml:space="preserve">calibration under exchangeability [34]; under hierarchical dependence the count</w:t>
       </w:r>
       <w:r>
         <w:t xml:space="preserve"> </w:t>
@@ -6916,7 +6877,7 @@
         <w:t xml:space="preserve"> </w:t>
       </w:r>
       <w:r>
-        <w:t xml:space="preserve">face the same size-biased selection [40]. Proposition 3 is therefore used only to</w:t>
+        <w:t xml:space="preserve">face the same size-biased selection [32]. Proposition 3 is therefore used only to</w:t>
       </w:r>
       <w:r>
         <w:t xml:space="preserve"> </w:t>
@@ -7900,7 +7861,7 @@
         <w:t xml:space="preserve"> </w:t>
       </w:r>
       <w:r>
-        <w:t xml:space="preserve">Version 1.0.3 [2], [15] holds 21,799 twelve-lead records from 18,869</w:t>
+        <w:t xml:space="preserve">Version 1.0.3 [2], [14] holds 21,799 twelve-lead records from 18,869</w:t>
       </w:r>
       <w:r>
         <w:t xml:space="preserve"> </w:t>
@@ -8012,7 +7973,7 @@
           <wp:inline>
             <wp:extent cx="3108960" cy="2150583"/>
             <wp:effectExtent b="0" l="0" r="0" t="0"/>
-            <wp:docPr descr="Fig. 3. Block geometry of the two primary datasets: block sizes sorted in decreasing order (log–log). The length of each curve is the number of blocks K and its height the block size; H is the harmonic mean block size over the whole dataset. Groupings that end left of the dotted line cannot support a guarantee at \alpha=0.05 even if every block were used for calibration (Corollary 1)." title="" id="26" name="Picture"/>
+            <wp:docPr descr="Fig. 3. Block sizes in decreasing order (log–log). Curve length is the number of blocks K; H is the harmonic mean block size over the whole dataset. Curves ending left of the dotted line cannot support \alpha=0.05 (Corollary 1)." title="" id="26" name="Picture"/>
             <a:graphic>
               <a:graphicData uri="http://schemas.openxmlformats.org/drawingml/2006/picture">
                 <pic:pic>
@@ -8056,7 +8017,7 @@
         <w:jc w:val="both"/>
       </w:pPr>
       <w:r>
-        <w:t xml:space="preserve">Fig. 3. Block geometry of the two primary datasets: block sizes sorted in decreasing order (log–log). The length of each curve is the number of blocks</w:t>
+        <w:t xml:space="preserve">Fig. 3. Block sizes in decreasing order (log–log). Curve length is the number of blocks</w:t>
       </w:r>
       <w:r>
         <w:t xml:space="preserve"> </w:t>
@@ -8067,10 +8028,7 @@
         </m:r>
       </m:oMath>
       <w:r>
-        <w:t xml:space="preserve"> </w:t>
-      </w:r>
-      <w:r>
-        <w:t xml:space="preserve">and its height the block size;</w:t>
+        <w:t xml:space="preserve">;</w:t>
       </w:r>
       <w:r>
         <w:t xml:space="preserve"> </w:t>
@@ -8084,7 +8042,7 @@
         <w:t xml:space="preserve"> </w:t>
       </w:r>
       <w:r>
-        <w:t xml:space="preserve">is the harmonic mean block size over the whole dataset. Groupings that end left of the dotted line cannot support a guarantee at</w:t>
+        <w:t xml:space="preserve">is the harmonic mean block size over the whole dataset. Curves ending left of the dotted line cannot support</w:t>
       </w:r>
       <w:r>
         <w:t xml:space="preserve"> </w:t>
@@ -8107,7 +8065,7 @@
         <w:t xml:space="preserve"> </w:t>
       </w:r>
       <w:r>
-        <w:t xml:space="preserve">even if every block were used for calibration (Corollary 1).</w:t>
+        <w:t xml:space="preserve">(Corollary 1).</w:t>
       </w:r>
     </w:p>
     <w:p>
@@ -8171,7 +8129,7 @@
         <w:t xml:space="preserve"> </w:t>
       </w:r>
       <w:r>
-        <w:t xml:space="preserve">Version 1.0.0 [16] contains 48 half-hour two-channel recordings at</w:t>
+        <w:t xml:space="preserve">Version 1.0.0 [15] contains 48 half-hour two-channel recordings at</w:t>
       </w:r>
       <w:r>
         <w:t xml:space="preserve"> </w:t>
@@ -8289,7 +8247,7 @@
         <w:t xml:space="preserve"> </w:t>
       </w:r>
       <w:r>
-        <w:t xml:space="preserve">[17] holds 66,416 records in seven non-duplicate source folders. No sampled</w:t>
+        <w:t xml:space="preserve">[16] holds 66,416 records in seven non-duplicate source folders. No sampled</w:t>
       </w:r>
       <w:r>
         <w:t xml:space="preserve"> </w:t>
@@ -8437,7 +8395,7 @@
         <w:t xml:space="preserve"> </w:t>
       </w:r>
       <w:r>
-        <w:t xml:space="preserve">exchangeable; B12 is HCP calibrated at the block level [13]. Because we ask</w:t>
+        <w:t xml:space="preserve">exchangeable; B12 is HCP calibrated at the block level [12]. Because we ask</w:t>
       </w:r>
       <w:r>
         <w:t xml:space="preserve"> </w:t>
@@ -8449,7 +8407,7 @@
         <w:t xml:space="preserve"> </w:t>
       </w:r>
       <w:r>
-        <w:t xml:space="preserve">the constructions of Dunn et al. [14] and Mondrian conformal prediction are not</w:t>
+        <w:t xml:space="preserve">the constructions of Dunn et al. [13] and Mondrian conformal prediction are not</w:t>
       </w:r>
       <w:r>
         <w:t xml:space="preserve"> </w:t>
@@ -9927,7 +9885,7 @@
         <w:rPr>
           <w:sz w:val="18"/>
         </w:rPr>
-        <w:t>Feasibility of HCP on PTB-XL fold 9 by grouping.</w:t>
+        <w:t>HCP feasibility on PTB-XL fold 9 by grouping.</w:t>
       </w:r>
     </w:p>
     <w:tbl>
@@ -11150,7 +11108,7 @@
         <w:t xml:space="preserve"> </w:t>
       </w:r>
       <w:r>
-        <w:t xml:space="preserve">known [41]. Fig. 4 places the single sources, their joins and the MIT-BIH record</w:t>
+        <w:t xml:space="preserve">known [33]. Fig. 4 places the single sources, their joins and the MIT-BIH record</w:t>
       </w:r>
       <w:r>
         <w:t xml:space="preserve"> </w:t>
@@ -11169,7 +11127,7 @@
           <wp:inline>
             <wp:extent cx="3108960" cy="2176272"/>
             <wp:effectExtent b="0" l="0" r="0" t="0"/>
-            <wp:docPr descr="Fig. 4. Feasibility frontier \alpha_{\min}=1/(K_1+1). Each marker is a calibration grouping on PTB-XL fold 9 (circles: single dependence source; squares: join of sources) or the MIT-BIH record partition (diamond). Values in parentheses are K_1. A grouping supports a guarantee at level \alpha only if its marker lies below the corresponding dotted line." title="" id="35" name="Picture"/>
+            <wp:docPr descr="Fig. 4. Feasibility frontier \alpha_{\min}=1/(K_1+1) for groupings on PTB-XL fold 9 (circles: single source; squares: joins) and the MIT-BIH records (diamond), with K_1 in parentheses. A level \alpha is attainable only below its dotted line." title="" id="35" name="Picture"/>
             <a:graphic>
               <a:graphicData uri="http://schemas.openxmlformats.org/drawingml/2006/picture">
                 <pic:pic>
@@ -11284,7 +11242,10 @@
         </m:r>
       </m:oMath>
       <w:r>
-        <w:t xml:space="preserve">. Each marker is a calibration grouping on PTB-XL fold 9 (circles: single dependence source; squares: join of sources) or the MIT-BIH record partition (diamond). Values in parentheses are</w:t>
+        <w:t xml:space="preserve"> </w:t>
+      </w:r>
+      <w:r>
+        <w:t xml:space="preserve">for groupings on PTB-XL fold 9 (circles: single source; squares: joins) and the MIT-BIH records (diamond), with</w:t>
       </w:r>
       <w:r>
         <w:t xml:space="preserve"> </w:t>
@@ -11304,7 +11265,10 @@
         </m:sSub>
       </m:oMath>
       <w:r>
-        <w:t xml:space="preserve">. A grouping supports a guarantee at level</w:t>
+        <w:t xml:space="preserve"> </w:t>
+      </w:r>
+      <w:r>
+        <w:t xml:space="preserve">in parentheses. A level</w:t>
       </w:r>
       <w:r>
         <w:t xml:space="preserve"> </w:t>
@@ -11318,7 +11282,7 @@
         <w:t xml:space="preserve"> </w:t>
       </w:r>
       <w:r>
-        <w:t xml:space="preserve">only if its marker lies below the corresponding dotted line.</w:t>
+        <w:t xml:space="preserve">is attainable only below its dotted line.</w:t>
       </w:r>
     </w:p>
     <w:p>
@@ -11438,7 +11402,7 @@
         <w:rPr>
           <w:sz w:val="18"/>
         </w:rPr>
-        <w:t>Labels failing the necessary condition of Proposition 3, PTB-XL fold 9, patient blocks.</w:t>
+        <w:t>PTB-XL labels failing Proposition 3 (fold 9, patient blocks).</w:t>
       </w:r>
     </w:p>
     <w:tbl>
@@ -12116,7 +12080,7 @@
           <wp:inline>
             <wp:extent cx="5303520" cy="1595119"/>
             <wp:effectExtent b="0" l="0" r="0" t="0"/>
-            <wp:docPr descr="Fig. 5. Calibration blocks carrying each label, by level of the PTB-XL hierarchy (fold 9, patient blocks; log scale). Dashed and dotted lines mark the minimum number of blocks for a finite per-label threshold at \alpha=0.05 and \alpha=0.10. Dark bars meet the \alpha=0.05 requirement, light bars only the \alpha=0.10 requirement, and orange bars neither." title="" id="38" name="Picture"/>
+            <wp:docPr descr="Fig. 5. Calibration blocks carrying each PTB-XL label by hierarchy level (fold 9, patient blocks; log scale). Dashed and dotted lines: blocks required at \alpha=0.05 and 0.10. Dark bars meet the 0.05 requirement, light bars only the 0.10 one, orange bars neither." title="" id="38" name="Picture"/>
             <a:graphic>
               <a:graphicData uri="http://schemas.openxmlformats.org/drawingml/2006/picture">
                 <pic:pic>
@@ -12160,7 +12124,7 @@
         <w:jc w:val="both"/>
       </w:pPr>
       <w:r>
-        <w:t xml:space="preserve">Fig. 5. Calibration blocks carrying each label, by level of the PTB-XL hierarchy (fold 9, patient blocks; log scale). Dashed and dotted lines mark the minimum number of blocks for a finite per-label threshold at</w:t>
+        <w:t xml:space="preserve">Fig. 5. Calibration blocks carrying each PTB-XL label by hierarchy level (fold 9, patient blocks; log scale). Dashed and dotted lines: blocks required at</w:t>
       </w:r>
       <w:r>
         <w:t xml:space="preserve"> </w:t>
@@ -12190,15 +12154,6 @@
       </w:r>
       <m:oMath>
         <m:r>
-          <m:t>α</m:t>
-        </m:r>
-        <m:r>
-          <m:rPr>
-            <m:sty m:val="p"/>
-          </m:rPr>
-          <m:t>=</m:t>
-        </m:r>
-        <m:r>
           <m:t>0.10</m:t>
         </m:r>
       </m:oMath>
@@ -12210,15 +12165,6 @@
       </w:r>
       <m:oMath>
         <m:r>
-          <m:t>α</m:t>
-        </m:r>
-        <m:r>
-          <m:rPr>
-            <m:sty m:val="p"/>
-          </m:rPr>
-          <m:t>=</m:t>
-        </m:r>
-        <m:r>
           <m:t>0.05</m:t>
         </m:r>
       </m:oMath>
@@ -12233,15 +12179,6 @@
       </w:r>
       <m:oMath>
         <m:r>
-          <m:t>α</m:t>
-        </m:r>
-        <m:r>
-          <m:rPr>
-            <m:sty m:val="p"/>
-          </m:rPr>
-          <m:t>=</m:t>
-        </m:r>
-        <m:r>
           <m:t>0.10</m:t>
         </m:r>
       </m:oMath>
@@ -12249,7 +12186,7 @@
         <w:t xml:space="preserve"> </w:t>
       </w:r>
       <w:r>
-        <w:t xml:space="preserve">requirement, and orange bars neither.</w:t>
+        <w:t xml:space="preserve">one, orange bars neither.</w:t>
       </w:r>
     </w:p>
     <w:bookmarkEnd w:id="40"/>
@@ -12331,7 +12268,7 @@
         <w:rPr>
           <w:sz w:val="18"/>
         </w:rPr>
-        <w:t>Coverage (mean over splits, with 2.5–97.5% range across splits) and mean set size.</w:t>
+        <w:t>Coverage (mean, 2.5–97.5% range across splits) and mean set size.</w:t>
       </w:r>
     </w:p>
     <w:tbl>
@@ -13410,7 +13347,7 @@
           <wp:inline>
             <wp:extent cx="5303520" cy="1669438"/>
             <wp:effectExtent b="0" l="0" r="0" t="0"/>
-            <wp:docPr descr="Fig. 6. Coverage minus nominal 1-\alpha for split conformal (B1, mean with 2.5–97.5% range across 200 block-level splits) and HCP (B12, mean), primary backbone. Shaded MIT-BIH levels lie below \alpha_{\min}=1/12, where HCP returns every label. Note the different vertical scales." title="" id="42" name="Picture"/>
+            <wp:docPr descr="Fig. 6. Coverage minus nominal 1-\alpha, primary backbone: B1 (mean and 2.5–97.5% range over 200 block-level splits) and B12 (mean). Shading marks MIT-BIH levels below \alpha_{\min}=1/12; vertical scales differ." title="" id="42" name="Picture"/>
             <a:graphic>
               <a:graphicData uri="http://schemas.openxmlformats.org/drawingml/2006/picture">
                 <pic:pic>
@@ -13474,10 +13411,7 @@
         </m:r>
       </m:oMath>
       <w:r>
-        <w:t xml:space="preserve"> </w:t>
-      </w:r>
-      <w:r>
-        <w:t xml:space="preserve">for split conformal (B1, mean with 2.5–97.5% range across 200 block-level splits) and HCP (B12, mean), primary backbone. Shaded MIT-BIH levels lie below</w:t>
+        <w:t xml:space="preserve">, primary backbone: B1 (mean and 2.5–97.5% range over 200 block-level splits) and B12 (mean). Shading marks MIT-BIH levels below</w:t>
       </w:r>
       <w:r>
         <w:t xml:space="preserve"> </w:t>
@@ -13518,7 +13452,7 @@
         </m:r>
       </m:oMath>
       <w:r>
-        <w:t xml:space="preserve">, where HCP returns every label. Note the different vertical scales.</w:t>
+        <w:t xml:space="preserve">; vertical scales differ.</w:t>
       </w:r>
     </w:p>
     <w:bookmarkEnd w:id="44"/>
@@ -13701,7 +13635,7 @@
         <w:rPr>
           <w:sz w:val="18"/>
         </w:rPr>
-        <w:t>MIT-BIH: B1 deficit against the permutation null, pp. Monte Carlo interval: percentile bootstrap over 200 paired splits of the 22 DS2 records, conditional on those records. Record level: leave-one-record-out jackknife (500 paired splits and a new permutation per replicate), 95% t interval with 21 df and Holm-adjusted one-sided p.</w:t>
+        <w:t>MIT-BIH B1 deficit against the permutation null (pp): Monte Carlo interval over 200 paired splits of the 22 DS2 records, and record-level jackknife 95% CI with Holm-adjusted one-sided p (Table 2).</w:t>
       </w:r>
     </w:p>
     <w:tbl>
@@ -15112,7 +15046,7 @@
           <wp:inline>
             <wp:extent cx="5303520" cy="1550454"/>
             <wp:effectExtent b="0" l="0" r="0" t="0"/>
-            <wp:docPr descr="Fig. 7. Attribution of the MIT-BIH deficit, primary backbone. (a) Effects of clustering, block-size imbalance and their interaction on B1 coverage in the 2×2 factorial design (Monte Carlo 95% interval over 400 splits; open markers include zero). (b) B12−B1 coverage gap on the original data and after permuting beats between records (bars: mean; whiskers: 2.5–97.5% range across splits). Percentages give the mechanical share, the permuted gap as a fraction of the original." title="" id="46" name="Picture"/>
+            <wp:docPr descr="Fig. 7. Attribution of the MIT-BIH deficit, primary backbone. (a) Factorial effects on B1 coverage (Monte Carlo 95% intervals, 400 splits; open markers include zero). (b) B12−B1 gap on original and permuted data (whiskers: 2.5–97.5% range); percentages give the mechanical share." title="" id="46" name="Picture"/>
             <a:graphic>
               <a:graphicData uri="http://schemas.openxmlformats.org/drawingml/2006/picture">
                 <pic:pic>
@@ -15156,7 +15090,7 @@
         <w:jc w:val="both"/>
       </w:pPr>
       <w:r>
-        <w:t xml:space="preserve">Fig. 7. Attribution of the MIT-BIH deficit, primary backbone. (a) Effects of clustering, block-size imbalance and their interaction on B1 coverage in the 2×2 factorial design (Monte Carlo 95% interval over 400 splits; open markers include zero). (b) B12−B1 coverage gap on the original data and after permuting beats between records (bars: mean; whiskers: 2.5–97.5% range across splits). Percentages give the mechanical share, the permuted gap as a fraction of the original.</w:t>
+        <w:t xml:space="preserve">Fig. 7. Attribution of the MIT-BIH deficit, primary backbone. (a) Factorial effects on B1 coverage (Monte Carlo 95% intervals, 400 splits; open markers include zero). (b) B12−B1 gap on original and permuted data (whiskers: 2.5–97.5% range); percentages give the mechanical share.</w:t>
       </w:r>
     </w:p>
     <w:bookmarkEnd w:id="48"/>
@@ -15379,7 +15313,7 @@
         <w:rPr>
           <w:sz w:val="18"/>
         </w:rPr>
-        <w:t>Spearman correlation between dependence and coverage deficit (p-values treat points as independent and are shown for completeness).</w:t>
+        <w:t>Spearman correlation between dependence and coverage deficit (p-values treat points as independent).</w:t>
       </w:r>
     </w:p>
     <w:tbl>
@@ -15992,7 +15926,7 @@
         <w:t xml:space="preserve"> </w:t>
       </w:r>
       <w:r>
-        <w:t xml:space="preserve">sufficient statistic; an exceedance-specific design effect is given in [40].</w:t>
+        <w:t xml:space="preserve">sufficient statistic; an exceedance-specific design effect is given in [32].</w:t>
       </w:r>
       <w:r>
         <w:t xml:space="preserve"> </w:t>
@@ -16029,7 +15963,7 @@
           <wp:inline>
             <wp:extent cx="3108960" cy="2277948"/>
             <wp:effectExtent b="0" l="0" r="0" t="0"/>
-            <wp:docPr descr="Fig. 8. B1 coverage deficit against the design effect. MIT-BIH points (blue) are obtained by randomly reassigning a growing fraction of beats to other records, with calibration records subsampled to a common size; PTB-XL (orange) is the observed patient partition with its Monte Carlo 95% interval. The annotation gives the Spearman correlation over the 12 points at \alpha=0.10, 0.15, 0.20." title="" id="50" name="Picture"/>
+            <wp:docPr descr="Fig. 8. B1 coverage deficit against the design effect. MIT-BIH (blue): beats progressively reassigned between records; PTB-XL (orange): observed patient partition with Monte Carlo 95% interval. Spearman correlations over the 12 points are annotated." title="" id="50" name="Picture"/>
             <a:graphic>
               <a:graphicData uri="http://schemas.openxmlformats.org/drawingml/2006/picture">
                 <pic:pic>
@@ -16073,45 +16007,7 @@
         <w:jc w:val="both"/>
       </w:pPr>
       <w:r>
-        <w:t xml:space="preserve">Fig. 8. B1 coverage deficit against the design effect. MIT-BIH points (blue) are obtained by randomly reassigning a growing fraction of beats to other records, with calibration records subsampled to a common size; PTB-XL (orange) is the observed patient partition with its Monte Carlo 95% interval. The annotation gives the Spearman correlation over the 12 points at</w:t>
-      </w:r>
-      <w:r>
-        <w:t xml:space="preserve"> </w:t>
-      </w:r>
-      <m:oMath>
-        <m:r>
-          <m:t>α</m:t>
-        </m:r>
-        <m:r>
-          <m:rPr>
-            <m:sty m:val="p"/>
-          </m:rPr>
-          <m:t>=</m:t>
-        </m:r>
-        <m:r>
-          <m:t>0.10</m:t>
-        </m:r>
-        <m:r>
-          <m:rPr>
-            <m:sty m:val="p"/>
-          </m:rPr>
-          <m:t>,</m:t>
-        </m:r>
-        <m:r>
-          <m:t>0.15</m:t>
-        </m:r>
-        <m:r>
-          <m:rPr>
-            <m:sty m:val="p"/>
-          </m:rPr>
-          <m:t>,</m:t>
-        </m:r>
-        <m:r>
-          <m:t>0.20</m:t>
-        </m:r>
-      </m:oMath>
-      <w:r>
-        <w:t xml:space="preserve">.</w:t>
+        <w:t xml:space="preserve">Fig. 8. B1 coverage deficit against the design effect. MIT-BIH (blue): beats progressively reassigned between records; PTB-XL (orange): observed patient partition with Monte Carlo 95% interval. Spearman correlations over the 12 points are annotated.</w:t>
       </w:r>
     </w:p>
     <w:bookmarkEnd w:id="52"/>
@@ -16804,7 +16700,7 @@
           <wp:inline>
             <wp:extent cx="5303520" cy="1765149"/>
             <wp:effectExtent b="0" l="0" r="0" t="0"/>
-            <wp:docPr descr="Fig. 9. Robustness of the audit. (a) MIT-BIH B1 coverage deficit against the matched permutation null, by backbone and \alpha: point estimate with Monte Carlo 95% interval over 200 splits of the 22 DS2 records (open markers include zero), and record-level 95% CI from the leave-one-record-out jackknife (light bars). (b) B1 coverage minus nominal under best-validation (horizontal) and last-epoch (vertical) weights for the two residual networks, 16 backbone×dataset×\alpha cells; shaded quadrants mark agreement in sign and the dotted line marks equality." title="" id="54" name="Picture"/>
+            <wp:docPr descr="Fig. 9. Robustness. (a) MIT-BIH B1 deficit against the permutation null by backbone and \alpha: Monte Carlo 95% interval (200 splits; open markers include zero) and record-level jackknife 95% CI (light bars). (b) B1 coverage minus nominal under best-validation versus last-epoch weights, 16 cells; shaded quadrants mark sign agreement." title="" id="54" name="Picture"/>
             <a:graphic>
               <a:graphicData uri="http://schemas.openxmlformats.org/drawingml/2006/picture">
                 <pic:pic>
@@ -16848,7 +16744,7 @@
         <w:jc w:val="both"/>
       </w:pPr>
       <w:r>
-        <w:t xml:space="preserve">Fig. 9. Robustness of the audit. (a) MIT-BIH B1 coverage deficit against the matched permutation null, by backbone and</w:t>
+        <w:t xml:space="preserve">Fig. 9. Robustness. (a) MIT-BIH B1 deficit against the permutation null by backbone and</w:t>
       </w:r>
       <w:r>
         <w:t xml:space="preserve"> </w:t>
@@ -16859,18 +16755,7 @@
         </m:r>
       </m:oMath>
       <w:r>
-        <w:t xml:space="preserve">: point estimate with Monte Carlo 95% interval over 200 splits of the 22 DS2 records (open markers include zero), and record-level 95% CI from the leave-one-record-out jackknife (light bars). (b) B1 coverage minus nominal under best-validation (horizontal) and last-epoch (vertical) weights for the two residual networks, 16 backbone×dataset×</w:t>
-      </w:r>
-      <m:oMath>
-        <m:r>
-          <m:t>α</m:t>
-        </m:r>
-      </m:oMath>
-      <w:r>
-        <w:t xml:space="preserve"> </w:t>
-      </w:r>
-      <w:r>
-        <w:t xml:space="preserve">cells; shaded quadrants mark agreement in sign and the dotted line marks equality.</w:t>
+        <w:t xml:space="preserve">: Monte Carlo 95% interval (200 splits; open markers include zero) and record-level jackknife 95% CI (light bars). (b) B1 coverage minus nominal under best-validation versus last-epoch weights, 16 cells; shaded quadrants mark sign agreement.</w:t>
       </w:r>
     </w:p>
     <w:bookmarkEnd w:id="56"/>
@@ -17685,13 +17570,13 @@
         <w:t xml:space="preserve"> </w:t>
       </w:r>
       <w:r>
-        <w:t xml:space="preserve">once group-conditional calibration for demographic fairness [43] must also</w:t>
-      </w:r>
-      <w:r>
-        <w:t xml:space="preserve"> </w:t>
-      </w:r>
-      <w:r>
-        <w:t xml:space="preserve">respect patient blocks, a group with few calibration patients faces the same</w:t>
+        <w:t xml:space="preserve">once group-conditional calibration, for instance across demographic groups, must</w:t>
+      </w:r>
+      <w:r>
+        <w:t xml:space="preserve"> </w:t>
+      </w:r>
+      <w:r>
+        <w:t xml:space="preserve">also respect patient blocks, a group with few calibration patients faces the same</w:t>
       </w:r>
       <w:r>
         <w:t xml:space="preserve"> </w:t>
@@ -17703,25 +17588,19 @@
         <w:t xml:space="preserve"> </w:t>
       </w:r>
       <w:r>
-        <w:t xml:space="preserve">in hospitals [36], lie far from this boundary, which is why it is easy to miss.</w:t>
-      </w:r>
-      <w:r>
-        <w:t xml:space="preserve"> </w:t>
-      </w:r>
-      <w:r>
-        <w:t xml:space="preserve">The inter-patient protocol prevents subject-level leakage [30], [32], [31], and</w:t>
-      </w:r>
-      <w:r>
-        <w:t xml:space="preserve"> </w:t>
-      </w:r>
-      <w:r>
-        <w:t xml:space="preserve">training regimes that differ in this respect have been compared [44], but a split</w:t>
-      </w:r>
-      <w:r>
-        <w:t xml:space="preserve"> </w:t>
-      </w:r>
-      <w:r>
-        <w:t xml:space="preserve">that is inter-patient for training can still leave too few subjects in</w:t>
+        <w:t xml:space="preserve">in hospitals [28], lie far from this boundary, which is why it is easy to miss.</w:t>
+      </w:r>
+      <w:r>
+        <w:t xml:space="preserve"> </w:t>
+      </w:r>
+      <w:r>
+        <w:t xml:space="preserve">The inter-patient protocol prevents subject-level leakage [23], [25], [24], but</w:t>
+      </w:r>
+      <w:r>
+        <w:t xml:space="preserve"> </w:t>
+      </w:r>
+      <w:r>
+        <w:t xml:space="preserve">a split that is inter-patient for training can still leave too few subjects in</w:t>
       </w:r>
       <w:r>
         <w:t xml:space="preserve"> </w:t>
@@ -17736,7 +17615,7 @@
         <w:jc w:val="both"/>
       </w:pPr>
       <w:r>
-        <w:t xml:space="preserve">For the design trade-off left open by Lee et al. [13], our results settle the</w:t>
+        <w:t xml:space="preserve">For the design trade-off left open by Lee et al. [12], our results settle the</w:t>
       </w:r>
       <w:r>
         <w:t xml:space="preserve"> </w:t>
@@ -17760,13 +17639,13 @@
         <w:t xml:space="preserve"> </w:t>
       </w:r>
       <w:r>
-        <w:t xml:space="preserve">distribution of split conformal prediction implies for exchangeable data [45];</w:t>
-      </w:r>
-      <w:r>
-        <w:t xml:space="preserve"> </w:t>
-      </w:r>
-      <w:r>
-        <w:t xml:space="preserve">and, as for rare classes under exchangeability [42], the count that matters per</w:t>
+        <w:t xml:space="preserve">distribution of split conformal prediction implies for exchangeable data [35];</w:t>
+      </w:r>
+      <w:r>
+        <w:t xml:space="preserve"> </w:t>
+      </w:r>
+      <w:r>
+        <w:t xml:space="preserve">and, as for rare classes under exchangeability [34], the count that matters per</w:t>
       </w:r>
       <w:r>
         <w:t xml:space="preserve"> </w:t>
@@ -17778,7 +17657,7 @@
         <w:t xml:space="preserve"> </w:t>
       </w:r>
       <w:r>
-        <w:t xml:space="preserve">condition (§3.4). The findings agree with Sim and Kim [11]: subjects, not beats,</w:t>
+        <w:t xml:space="preserve">condition (§3.4). The findings agree with Sim and Kim [10]: subjects, not beats,</w:t>
       </w:r>
       <w:r>
         <w:t xml:space="preserve"> </w:t>
@@ -17808,13 +17687,13 @@
         <w:t xml:space="preserve"> </w:t>
       </w:r>
       <w:r>
-        <w:t xml:space="preserve">per-patient failures in cardiac monitoring [10] matches the label-level boundary</w:t>
-      </w:r>
-      <w:r>
-        <w:t xml:space="preserve"> </w:t>
-      </w:r>
-      <w:r>
-        <w:t xml:space="preserve">of §5.1. Risk-control extensions [34], [46] and time-series variants [35] rest on</w:t>
+        <w:t xml:space="preserve">per-patient failures in cardiac monitoring [9] matches the label-level boundary</w:t>
+      </w:r>
+      <w:r>
+        <w:t xml:space="preserve"> </w:t>
+      </w:r>
+      <w:r>
+        <w:t xml:space="preserve">of §5.1. Risk-control extensions [26] and time-series variants [27] rest on</w:t>
       </w:r>
       <w:r>
         <w:t xml:space="preserve"> </w:t>
@@ -18416,7 +18295,7 @@
         <w:t xml:space="preserve"> </w:t>
       </w:r>
       <w:r>
-        <w:t xml:space="preserve">[14]. For PTB-XL the verdict is exhaustive only for the declared sources</w:t>
+        <w:t xml:space="preserve">[13]. For PTB-XL the verdict is exhaustive only for the declared sources</w:t>
       </w:r>
       <w:r>
         <w:t xml:space="preserve"> </w:t>
@@ -18428,7 +18307,7 @@
         <w:t xml:space="preserve"> </w:t>
       </w:r>
       <w:r>
-        <w:t xml:space="preserve">joins into a giant component is known [41]. Declaring only {patient, site} gives</w:t>
+        <w:t xml:space="preserve">joins into a giant component is known [33]. Declaring only {patient, site} gives</w:t>
       </w:r>
       <w:r>
         <w:t xml:space="preserve"> </w:t>
@@ -18579,19 +18458,19 @@
         <w:t xml:space="preserve"> </w:t>
       </w:r>
       <w:r>
-        <w:t xml:space="preserve">Finally, what ECG networks learn [47] and how well they discriminate</w:t>
-      </w:r>
-      <w:r>
-        <w:t xml:space="preserve"> </w:t>
-      </w:r>
-      <w:r>
-        <w:t xml:space="preserve">[1] are orthogonal to this question: an accurate model calibrated on too few</w:t>
-      </w:r>
-      <w:r>
-        <w:t xml:space="preserve"> </w:t>
-      </w:r>
-      <w:r>
-        <w:t xml:space="preserve">blocks still carries no guarantee.</w:t>
+        <w:t xml:space="preserve">Finally, how well ECG networks discriminate on benchmarks [1] is</w:t>
+      </w:r>
+      <w:r>
+        <w:t xml:space="preserve"> </w:t>
+      </w:r>
+      <w:r>
+        <w:t xml:space="preserve">orthogonal to this question: an accurate model calibrated on too few blocks still</w:t>
+      </w:r>
+      <w:r>
+        <w:t xml:space="preserve"> </w:t>
+      </w:r>
+      <w:r>
+        <w:t xml:space="preserve">carries no guarantee.</w:t>
       </w:r>
     </w:p>
     <w:p>
@@ -18858,13 +18737,13 @@
         <w:jc w:val="both"/>
       </w:pPr>
       <w:r>
-        <w:t xml:space="preserve">PTB-XL (version 1.0.3) [15], the MIT-BIH Arrhythmia Database [16] and the</w:t>
-      </w:r>
-      <w:r>
-        <w:t xml:space="preserve"> </w:t>
-      </w:r>
-      <w:r>
-        <w:t xml:space="preserve">PhysioNet/CinC Challenge 2021 collection (version 1.0.3) [17] are publicly</w:t>
+        <w:t xml:space="preserve">PTB-XL (version 1.0.3) [14], the MIT-BIH Arrhythmia Database [15] and the</w:t>
+      </w:r>
+      <w:r>
+        <w:t xml:space="preserve"> </w:t>
+      </w:r>
+      <w:r>
+        <w:t xml:space="preserve">PhysioNet/CinC Challenge 2021 collection (version 1.0.3) [16] are publicly</w:t>
       </w:r>
       <w:r>
         <w:t xml:space="preserve"> </w:t>
@@ -19719,7 +19598,7 @@
         <w:t xml:space="preserve"> </w:t>
       </w:r>
       <w:r>
-        <w:t xml:space="preserve">[38], [39]. In HCP it cannot be replaced, so the practitioner is tied to the</w:t>
+        <w:t xml:space="preserve">[30], [31]. In HCP it cannot be replaced, so the practitioner is tied to the</w:t>
       </w:r>
       <w:r>
         <w:t xml:space="preserve"> </w:t>
@@ -20653,7 +20532,7 @@
         <w:t xml:space="preserve"> </w:t>
       </w:r>
       <w:r>
-        <w:t xml:space="preserve">collection [17] hold 66,416 records, from</w:t>
+        <w:t xml:space="preserve">collection [16] hold 66,416 records, from</w:t>
       </w:r>
       <w:r>
         <w:t xml:space="preserve"> </w:t>
@@ -20907,7 +20786,7 @@
         <w:t xml:space="preserve"> </w:t>
       </w:r>
       <w:r>
-        <w:t xml:space="preserve">Sufficiency also presumes a latent block structure [13]; if similarity within an</w:t>
+        <w:t xml:space="preserve">Sufficiency also presumes a latent block structure [12]; if similarity within an</w:t>
       </w:r>
       <w:r>
         <w:t xml:space="preserve"> </w:t>
@@ -21209,7 +21088,7 @@
           <w:i w:val="0"/>
           <w:sz w:val="18"/>
         </w:rPr>
-        <w:t>K. Tangudomkit, S. Chairat, and S. Chaichulee, “Set Prediction for Outpatient Diagnosis Coding with Sparse Mahalanobis Conformal Scoring,” BDCC, vol. 10, no. 7, Art. no. 232, Jul. 2026, doi: 10.3390/bdcc10070232.</w:t>
+        <w:t>O. El Allam and M. Hamlich, “Quantization-aware Mondrian conformal prediction for embedded ECG classification,” Biomedical Signal Processing and Control, vol. 127, Nov. 2026, doi: 10.1016/j.bspc.2026.111217.</w:t>
       </w:r>
     </w:p>
     <w:p>
@@ -21245,7 +21124,7 @@
           <w:i w:val="0"/>
           <w:sz w:val="18"/>
         </w:rPr>
-        <w:t>O. El Allam and M. Hamlich, “Quantization-aware Mondrian conformal prediction for embedded ECG classification,” Biomedical Signal Processing and Control, vol. 127, Nov. 2026, doi: 10.1016/j.bspc.2026.111217.</w:t>
+        <w:t>O. E. ALLAM and M. HAMLICH, “Hierarchical adaptive conformal inference for reliable uncertainty quantification in edge-deployable medical wearables,” Measurement, vol. 279, Jun. 2026, doi: 10.1016/j.measurement.2026.121765.</w:t>
       </w:r>
     </w:p>
     <w:p>
@@ -21281,7 +21160,7 @@
           <w:i w:val="0"/>
           <w:sz w:val="18"/>
         </w:rPr>
-        <w:t>O. E. ALLAM and M. HAMLICH, “Hierarchical adaptive conformal inference for reliable uncertainty quantification in edge-deployable medical wearables,” Measurement, vol. 279, Jun. 2026, doi: 10.1016/j.measurement.2026.121765.</w:t>
+        <w:t>I. H. Kinalioglu, “Conformal reliability assessment of PPG-based ICU arrhythmia classification under class imbalance and patient heterogeneity,” Physiol. Meas., vol. 47, no. 8, Art. no. 085029, Aug. 2026, doi: 10.1088/1361-6579/ae92e8.</w:t>
       </w:r>
     </w:p>
     <w:p>
@@ -21317,7 +21196,7 @@
           <w:i w:val="0"/>
           <w:sz w:val="18"/>
         </w:rPr>
-        <w:t>I. H. Kinalioglu, “Conformal reliability assessment of PPG-based ICU arrhythmia classification under class imbalance and patient heterogeneity,” Physiol. Meas., vol. 47, no. 8, Art. no. 085029, Aug. 2026, doi: 10.1088/1361-6579/ae92e8.</w:t>
+        <w:t>S. Sim and C. Kim, “Anomaly-Selective Conformal Calibration for ECG Monitoring: Threshold Divergence and the Limits of Finite-Sample False Alarm Control,” IEEE Access, vol. 14, pp. 144957–144979, 2026, doi: 10.1109/access.2026.3734990.</w:t>
       </w:r>
     </w:p>
     <w:p>
@@ -21353,7 +21232,7 @@
           <w:i w:val="0"/>
           <w:sz w:val="18"/>
         </w:rPr>
-        <w:t>S. Sim and C. Kim, “Anomaly-Selective Conformal Calibration for ECG Monitoring: Threshold Divergence and the Limits of Finite-Sample False Alarm Control,” IEEE Access, vol. 14, pp. 144957–144979, 2026, doi: 10.1109/access.2026.3734990.</w:t>
+        <w:t>R. F. Barber, E. J. Candès, A. Ramdas, and R. J. Tibshirani, “Conformal prediction beyond exchangeability,” Ann. Statist., vol. 51, no. 2, Apr. 2023, doi: 10.1214/23-aos2276.</w:t>
       </w:r>
     </w:p>
     <w:p>
@@ -21389,7 +21268,7 @@
           <w:i w:val="0"/>
           <w:sz w:val="18"/>
         </w:rPr>
-        <w:t>R. F. Barber, E. J. Candès, A. Ramdas, and R. J. Tibshirani, “Conformal prediction beyond exchangeability,” Ann. Statist., vol. 51, no. 2, Apr. 2023, doi: 10.1214/23-aos2276.</w:t>
+        <w:t>Y. Lee, R. Barber, and R. Willett, “Distribution-free inference with hierarchical data,” ACM J. Data Sci., Mar. 2026, doi: 10.1145/3786352.</w:t>
       </w:r>
     </w:p>
     <w:p>
@@ -21418,42 +21297,6 @@
           <w:sz w:val="18"/>
         </w:rPr>
         <w:t>[13]</w:t>
-        <w:tab/>
-      </w:r>
-      <w:r>
-        <w:rPr>
-          <w:i w:val="0"/>
-          <w:sz w:val="18"/>
-        </w:rPr>
-        <w:t>Y. Lee, R. Barber, and R. Willett, “Distribution-free inference with hierarchical data,” ACM J. Data Sci., Mar. 2026, doi: 10.1145/3786352.</w:t>
-      </w:r>
-    </w:p>
-    <w:p>
-      <w:pPr>
-        <w:pStyle w:val="BodyText"/>
-        <w:tabs>
-          <w:tab w:pos="440" w:val="left"/>
-        </w:tabs>
-        <w:spacing w:after="40"/>
-        <w:ind w:left="440" w:hanging="440"/>
-        <w:jc w:val="both"/>
-      </w:pPr>
-      <w:r/>
-      <w:r/>
-      <w:r/>
-      <w:r/>
-      <w:r>
-        <w:rPr>
-          <w:i/>
-          <w:iCs/>
-        </w:rPr>
-      </w:r>
-      <w:r/>
-      <w:r>
-        <w:rPr>
-          <w:sz w:val="18"/>
-        </w:rPr>
-        <w:t>[14]</w:t>
         <w:tab/>
       </w:r>
       <w:r>
@@ -21483,7 +21326,7 @@
         <w:rPr>
           <w:sz w:val="18"/>
         </w:rPr>
-        <w:t>[15]</w:t>
+        <w:t>[14]</w:t>
         <w:tab/>
       </w:r>
       <w:r>
@@ -21513,7 +21356,7 @@
         <w:rPr>
           <w:sz w:val="18"/>
         </w:rPr>
-        <w:t>[16]</w:t>
+        <w:t>[15]</w:t>
         <w:tab/>
       </w:r>
       <w:r>
@@ -21551,7 +21394,7 @@
         <w:rPr>
           <w:sz w:val="18"/>
         </w:rPr>
-        <w:t>[17]</w:t>
+        <w:t>[16]</w:t>
         <w:tab/>
       </w:r>
       <w:r>
@@ -21587,7 +21430,7 @@
         <w:rPr>
           <w:sz w:val="18"/>
         </w:rPr>
-        <w:t>[18]</w:t>
+        <w:t>[17]</w:t>
         <w:tab/>
       </w:r>
       <w:r>
@@ -21623,7 +21466,7 @@
         <w:rPr>
           <w:sz w:val="18"/>
         </w:rPr>
-        <w:t>[19]</w:t>
+        <w:t>[18]</w:t>
         <w:tab/>
       </w:r>
       <w:r>
@@ -21659,7 +21502,7 @@
         <w:rPr>
           <w:sz w:val="18"/>
         </w:rPr>
-        <w:t>[20]</w:t>
+        <w:t>[19]</w:t>
         <w:tab/>
       </w:r>
       <w:r>
@@ -21695,7 +21538,7 @@
         <w:rPr>
           <w:sz w:val="18"/>
         </w:rPr>
-        <w:t>[21]</w:t>
+        <w:t>[20]</w:t>
         <w:tab/>
       </w:r>
       <w:r>
@@ -21731,7 +21574,7 @@
         <w:rPr>
           <w:sz w:val="18"/>
         </w:rPr>
-        <w:t>[22]</w:t>
+        <w:t>[21]</w:t>
         <w:tab/>
       </w:r>
       <w:r>
@@ -21739,7 +21582,7 @@
           <w:i w:val="0"/>
           <w:sz w:val="18"/>
         </w:rPr>
-        <w:t>J.-I. Seo, Y. E. Jeon, and Y. Kim, “Calibrated Mondrian conformal prediction for uncertainty quantification in spatial modeling,” Pattern Recognition, vol. 180, Dec. 2026, doi: 10.1016/j.patcog.2026.114113.</w:t>
+        <w:t>H. Papadopoulos, “Conformal prediction for multi-label learning: a review of methods and guarantees,” Philosophical Transactions of the Royal Society A: Mathematical, Physical and Engineering Sciences, vol. 384, no. 2327, Art. no. 20250071, Aug. 2026, doi: 10.1098/rsta.2025.0071.</w:t>
       </w:r>
     </w:p>
     <w:p>
@@ -21767,7 +21610,7 @@
         <w:rPr>
           <w:sz w:val="18"/>
         </w:rPr>
-        <w:t>[23]</w:t>
+        <w:t>[22]</w:t>
         <w:tab/>
       </w:r>
       <w:r>
@@ -21775,7 +21618,7 @@
           <w:i w:val="0"/>
           <w:sz w:val="18"/>
         </w:rPr>
-        <w:t>R. F. Barber, E. J. Candès, A. Ramdas, and R. J. Tibshirani, “Predictive inference with the jackknife+,” Ann. Statist., vol. 49, no. 1, Feb. 2021, doi: 10.1214/20-aos1965.</w:t>
+        <w:t>A. Baheri and M. A. Shahbazi, “Conformal prediction across scales: Finite-sample coverage with hierarchical efficiency,” Results in Applied Mathematics, vol. 26, May 2025, doi: 10.1016/j.rinam.2025.100589.</w:t>
       </w:r>
     </w:p>
     <w:p>
@@ -21803,7 +21646,7 @@
         <w:rPr>
           <w:sz w:val="18"/>
         </w:rPr>
-        <w:t>[24]</w:t>
+        <w:t>[23]</w:t>
         <w:tab/>
       </w:r>
       <w:r>
@@ -21811,7 +21654,7 @@
           <w:i w:val="0"/>
           <w:sz w:val="18"/>
         </w:rPr>
-        <w:t>H. Papadopoulos, “Conformal prediction for multi-label learning: a review of methods and guarantees,” Philosophical Transactions of the Royal Society A: Mathematical, Physical and Engineering Sciences, vol. 384, no. 2327, Art. no. 20250071, Aug. 2026, doi: 10.1098/rsta.2025.0071.</w:t>
+        <w:t>F. M. Dias, H. L. M. Monteiro, T. W. Cabral, R. Naji, M. Kuehni, and E. J. d. S. Luz, “Arrhythmia classification from single-lead ECG signals using the inter-patient paradigm,” Computer Methods and Programs in Biomedicine, vol. 202, Apr. 2021, doi: 10.1016/j.cmpb.2021.105948.</w:t>
       </w:r>
     </w:p>
     <w:p>
@@ -21839,7 +21682,7 @@
         <w:rPr>
           <w:sz w:val="18"/>
         </w:rPr>
-        <w:t>[25]</w:t>
+        <w:t>[24]</w:t>
         <w:tab/>
       </w:r>
       <w:r>
@@ -21847,51 +21690,7 @@
           <w:i w:val="0"/>
           <w:sz w:val="18"/>
         </w:rPr>
-        <w:t>L. Maltoudoglou, A. Paisios, L. Lenc, J. Martínek, P. Král, and H. Papadopoulos, “Well-calibrated confidence measures for multi-label text classification with a large number of labels,” Pattern Recognition, vol. 122, Feb. 2022, doi: 10.1016/j.patcog.2021.108271.</w:t>
-      </w:r>
-    </w:p>
-    <w:p>
-      <w:pPr>
-        <w:pStyle w:val="BodyText"/>
-        <w:tabs>
-          <w:tab w:pos="440" w:val="left"/>
-        </w:tabs>
-        <w:spacing w:after="40"/>
-        <w:ind w:left="440" w:hanging="440"/>
-        <w:jc w:val="both"/>
-      </w:pPr>
-      <w:r/>
-      <w:r/>
-      <w:r>
-        <w:rPr>
-          <w:i/>
-          <w:iCs/>
-        </w:rPr>
-      </w:r>
-      <w:r/>
-      <w:r/>
-      <w:r/>
-      <w:r/>
-      <w:r>
-        <w:rPr>
-          <w:i/>
-          <w:iCs/>
-        </w:rPr>
-      </w:r>
-      <w:r/>
-      <w:r>
-        <w:rPr>
-          <w:sz w:val="18"/>
-        </w:rPr>
-        <w:t>[26]</w:t>
-        <w:tab/>
-      </w:r>
-      <w:r>
-        <w:rPr>
-          <w:i w:val="0"/>
-          <w:sz w:val="18"/>
-        </w:rPr>
-        <w:t>W. Huang et al., “HmcNet: A General Approach for Hierarchical Multi-Label Classification,” IEEE Trans. Knowl. Data Eng., vol. 35, no. 9, pp. 8713–8728, Sep. 2023, doi: 10.1109/tkde.2022.3207511.</w:t>
+        <w:t>Y. Li, R. Qian, and K. Li, “Inter-patient arrhythmia classification with improved deep residual convolutional neural network,” Computer Methods and Programs in Biomedicine, vol. 214, Feb. 2022, doi: 10.1016/j.cmpb.2021.106582.</w:t>
       </w:r>
     </w:p>
     <w:p>
@@ -21919,7 +21718,7 @@
         <w:rPr>
           <w:sz w:val="18"/>
         </w:rPr>
-        <w:t>[27]</w:t>
+        <w:t>[25]</w:t>
         <w:tab/>
       </w:r>
       <w:r>
@@ -21927,7 +21726,7 @@
           <w:i w:val="0"/>
           <w:sz w:val="18"/>
         </w:rPr>
-        <w:t>M. Sun, J. Niu, X. Yang, Y. Gu, and W. Zhang, “CEHMR: Curriculum learning enhanced hierarchical multi-label classification for medication recommendation,” Artificial Intelligence in Medicine, vol. 143, Sep. 2023, doi: 10.1016/j.artmed.2023.102613.</w:t>
+        <w:t>G. Wang, M. Chen, Z. Ding, J. Li, H. Yang, and P. Zhang, “Inter-patient ECG arrhythmia heartbeat classification based on unsupervised domain adaptation,” Neurocomputing, vol. 454, pp. 339–349, Sep. 2021, doi: 10.1016/j.neucom.2021.04.104.</w:t>
       </w:r>
     </w:p>
     <w:p>
@@ -21955,7 +21754,7 @@
         <w:rPr>
           <w:sz w:val="18"/>
         </w:rPr>
-        <w:t>[28]</w:t>
+        <w:t>[26]</w:t>
         <w:tab/>
       </w:r>
       <w:r>
@@ -21963,7 +21762,187 @@
           <w:i w:val="0"/>
           <w:sz w:val="18"/>
         </w:rPr>
-        <w:t>A. Baheri and M. A. Shahbazi, “Conformal prediction across scales: Finite-sample coverage with hierarchical efficiency,” Results in Applied Mathematics, vol. 26, May 2025, doi: 10.1016/j.rinam.2025.100589.</w:t>
+        <w:t>A. N. Angelopoulos, “Conformal risk control for non-monotonic losses,” Philosophical Transactions of the Royal Society A: Mathematical, Physical and Engineering Sciences, vol. 384, no. 2327, Art. no. 20250068, Aug. 2026, doi: 10.1098/rsta.2025.0068.</w:t>
+      </w:r>
+    </w:p>
+    <w:p>
+      <w:pPr>
+        <w:pStyle w:val="BodyText"/>
+        <w:tabs>
+          <w:tab w:pos="440" w:val="left"/>
+        </w:tabs>
+        <w:spacing w:after="40"/>
+        <w:ind w:left="440" w:hanging="440"/>
+        <w:jc w:val="both"/>
+      </w:pPr>
+      <w:r/>
+      <w:r/>
+      <w:r/>
+      <w:r/>
+      <w:r>
+        <w:rPr>
+          <w:i/>
+          <w:iCs/>
+        </w:rPr>
+      </w:r>
+      <w:r/>
+      <w:r>
+        <w:rPr>
+          <w:sz w:val="18"/>
+        </w:rPr>
+        <w:t>[27]</w:t>
+        <w:tab/>
+      </w:r>
+      <w:r>
+        <w:rPr>
+          <w:i w:val="0"/>
+          <w:sz w:val="18"/>
+        </w:rPr>
+        <w:t>C. Xu and Y. Xie, “Conformal Prediction for Time Series,” IEEE Trans. Pattern Anal. Mach. Intell., vol. 45, no. 10, pp. 11575–11587, Oct. 2023, doi: 10.1109/tpami.2023.3272339.</w:t>
+      </w:r>
+    </w:p>
+    <w:p>
+      <w:pPr>
+        <w:pStyle w:val="BodyText"/>
+        <w:tabs>
+          <w:tab w:pos="440" w:val="left"/>
+        </w:tabs>
+        <w:spacing w:after="40"/>
+        <w:ind w:left="440" w:hanging="440"/>
+        <w:jc w:val="both"/>
+      </w:pPr>
+      <w:r/>
+      <w:r/>
+      <w:r/>
+      <w:r/>
+      <w:r>
+        <w:rPr>
+          <w:i/>
+          <w:iCs/>
+        </w:rPr>
+      </w:r>
+      <w:r/>
+      <w:r>
+        <w:rPr>
+          <w:sz w:val="18"/>
+        </w:rPr>
+        <w:t>[28]</w:t>
+        <w:tab/>
+      </w:r>
+      <w:r>
+        <w:rPr>
+          <w:i w:val="0"/>
+          <w:sz w:val="18"/>
+        </w:rPr>
+        <w:t>M. A. Shahbazi, A. Baheri, and N. Azadeh-Fard, “A hierarchical conformal framework for uncertainty-aware length of stay prediction in multi-hospital settings,” Sci Rep, vol. 16, no. 1, Art. no. 6564, Jan. 2026, doi: 10.1038/s41598-026-37450-w.</w:t>
+      </w:r>
+    </w:p>
+    <w:p>
+      <w:pPr>
+        <w:pStyle w:val="BodyText"/>
+        <w:tabs>
+          <w:tab w:pos="440" w:val="left"/>
+        </w:tabs>
+        <w:spacing w:after="40"/>
+        <w:ind w:left="440" w:hanging="440"/>
+        <w:jc w:val="both"/>
+      </w:pPr>
+      <w:r/>
+      <w:r/>
+      <w:r/>
+      <w:r/>
+      <w:r>
+        <w:rPr>
+          <w:i/>
+          <w:iCs/>
+        </w:rPr>
+      </w:r>
+      <w:r/>
+      <w:r>
+        <w:rPr>
+          <w:sz w:val="18"/>
+        </w:rPr>
+        <w:t>[29]</w:t>
+        <w:tab/>
+      </w:r>
+      <w:r>
+        <w:rPr>
+          <w:i w:val="0"/>
+          <w:sz w:val="18"/>
+        </w:rPr>
+        <w:t>I. R. White and J. Thomas, “Standardized mean differences in individually-randomized and cluster-randomized trials, with applications to meta-analysis,” Clinical Trials, vol. 2, no. 2, pp. 141–151, Apr. 2005, doi: 10.1191/1740774505cn081oa.</w:t>
+      </w:r>
+    </w:p>
+    <w:p>
+      <w:pPr>
+        <w:pStyle w:val="BodyText"/>
+        <w:tabs>
+          <w:tab w:pos="440" w:val="left"/>
+        </w:tabs>
+        <w:spacing w:after="40"/>
+        <w:ind w:left="440" w:hanging="440"/>
+        <w:jc w:val="both"/>
+      </w:pPr>
+      <w:r/>
+      <w:r/>
+      <w:r/>
+      <w:r/>
+      <w:r>
+        <w:rPr>
+          <w:i/>
+          <w:iCs/>
+        </w:rPr>
+      </w:r>
+      <w:r/>
+      <w:r>
+        <w:rPr>
+          <w:sz w:val="18"/>
+        </w:rPr>
+        <w:t>[30]</w:t>
+        <w:tab/>
+      </w:r>
+      <w:r>
+        <w:rPr>
+          <w:i w:val="0"/>
+          <w:sz w:val="18"/>
+        </w:rPr>
+        <w:t>S. M. Kerry and J. Martin Bland, “Unequal cluster sizes for trials in English and Welsh general practice: implications for sample size calculations,” Statist. Med., vol. 20, no. 3, pp. 377–390, Feb. 2001, doi: 10.1002/1097-0258(20010215)20:3&lt;377::aid-sim799&gt;3.0.co;2-n.</w:t>
+      </w:r>
+    </w:p>
+    <w:p>
+      <w:pPr>
+        <w:pStyle w:val="BodyText"/>
+        <w:tabs>
+          <w:tab w:pos="440" w:val="left"/>
+        </w:tabs>
+        <w:spacing w:after="40"/>
+        <w:ind w:left="440" w:hanging="440"/>
+        <w:jc w:val="both"/>
+      </w:pPr>
+      <w:r/>
+      <w:r/>
+      <w:r/>
+      <w:r/>
+      <w:r>
+        <w:rPr>
+          <w:i/>
+          <w:iCs/>
+        </w:rPr>
+      </w:r>
+      <w:r/>
+      <w:r>
+        <w:rPr>
+          <w:sz w:val="18"/>
+        </w:rPr>
+        <w:t>[31]</w:t>
+        <w:tab/>
+      </w:r>
+      <w:r>
+        <w:rPr>
+          <w:i w:val="0"/>
+          <w:sz w:val="18"/>
+        </w:rPr>
+        <w:t>D. Zhan, L. Xu, Y. Ouyang, R. Sawatzky, and H. Wong, “Methods for dealing with unequal cluster sizes in cluster randomized trials: A scoping review,” PLoS ONE, vol. 16, no. 7, Art. no. e0255389, Jul. 2021, doi: 10.1371/journal.pone.0255389.</w:t>
       </w:r>
     </w:p>
     <w:p>
@@ -21985,7 +21964,7 @@
         <w:rPr>
           <w:sz w:val="18"/>
         </w:rPr>
-        <w:t>[29]</w:t>
+        <w:t>[32]</w:t>
         <w:tab/>
       </w:r>
       <w:r>
@@ -21993,367 +21972,7 @@
           <w:i w:val="0"/>
           <w:sz w:val="18"/>
         </w:rPr>
-        <w:t>B. Zhang, S. Li, and O. Bastani, “Conformal Structured Prediction,” arXiv:2410.06296, Oct. 2024.</w:t>
-      </w:r>
-    </w:p>
-    <w:p>
-      <w:pPr>
-        <w:pStyle w:val="BodyText"/>
-        <w:tabs>
-          <w:tab w:pos="440" w:val="left"/>
-        </w:tabs>
-        <w:spacing w:after="40"/>
-        <w:ind w:left="440" w:hanging="440"/>
-        <w:jc w:val="both"/>
-      </w:pPr>
-      <w:r/>
-      <w:r/>
-      <w:r/>
-      <w:r/>
-      <w:r>
-        <w:rPr>
-          <w:i/>
-          <w:iCs/>
-        </w:rPr>
-      </w:r>
-      <w:r/>
-      <w:r>
-        <w:rPr>
-          <w:sz w:val="18"/>
-        </w:rPr>
-        <w:t>[30]</w:t>
-        <w:tab/>
-      </w:r>
-      <w:r>
-        <w:rPr>
-          <w:i w:val="0"/>
-          <w:sz w:val="18"/>
-        </w:rPr>
-        <w:t>F. M. Dias, H. L. M. Monteiro, T. W. Cabral, R. Naji, M. Kuehni, and E. J. d. S. Luz, “Arrhythmia classification from single-lead ECG signals using the inter-patient paradigm,” Computer Methods and Programs in Biomedicine, vol. 202, Apr. 2021, doi: 10.1016/j.cmpb.2021.105948.</w:t>
-      </w:r>
-    </w:p>
-    <w:p>
-      <w:pPr>
-        <w:pStyle w:val="BodyText"/>
-        <w:tabs>
-          <w:tab w:pos="440" w:val="left"/>
-        </w:tabs>
-        <w:spacing w:after="40"/>
-        <w:ind w:left="440" w:hanging="440"/>
-        <w:jc w:val="both"/>
-      </w:pPr>
-      <w:r/>
-      <w:r/>
-      <w:r/>
-      <w:r/>
-      <w:r>
-        <w:rPr>
-          <w:i/>
-          <w:iCs/>
-        </w:rPr>
-      </w:r>
-      <w:r/>
-      <w:r>
-        <w:rPr>
-          <w:sz w:val="18"/>
-        </w:rPr>
-        <w:t>[31]</w:t>
-        <w:tab/>
-      </w:r>
-      <w:r>
-        <w:rPr>
-          <w:i w:val="0"/>
-          <w:sz w:val="18"/>
-        </w:rPr>
-        <w:t>Y. Li, R. Qian, and K. Li, “Inter-patient arrhythmia classification with improved deep residual convolutional neural network,” Computer Methods and Programs in Biomedicine, vol. 214, Feb. 2022, doi: 10.1016/j.cmpb.2021.106582.</w:t>
-      </w:r>
-    </w:p>
-    <w:p>
-      <w:pPr>
-        <w:pStyle w:val="BodyText"/>
-        <w:tabs>
-          <w:tab w:pos="440" w:val="left"/>
-        </w:tabs>
-        <w:spacing w:after="40"/>
-        <w:ind w:left="440" w:hanging="440"/>
-        <w:jc w:val="both"/>
-      </w:pPr>
-      <w:r/>
-      <w:r/>
-      <w:r/>
-      <w:r/>
-      <w:r>
-        <w:rPr>
-          <w:i/>
-          <w:iCs/>
-        </w:rPr>
-      </w:r>
-      <w:r/>
-      <w:r>
-        <w:rPr>
-          <w:sz w:val="18"/>
-        </w:rPr>
-        <w:t>[32]</w:t>
-        <w:tab/>
-      </w:r>
-      <w:r>
-        <w:rPr>
-          <w:i w:val="0"/>
-          <w:sz w:val="18"/>
-        </w:rPr>
-        <w:t>G. Wang, M. Chen, Z. Ding, J. Li, H. Yang, and P. Zhang, “Inter-patient ECG arrhythmia heartbeat classification based on unsupervised domain adaptation,” Neurocomputing, vol. 454, pp. 339–349, Sep. 2021, doi: 10.1016/j.neucom.2021.04.104.</w:t>
-      </w:r>
-    </w:p>
-    <w:p>
-      <w:pPr>
-        <w:pStyle w:val="BodyText"/>
-        <w:tabs>
-          <w:tab w:pos="440" w:val="left"/>
-        </w:tabs>
-        <w:spacing w:after="40"/>
-        <w:ind w:left="440" w:hanging="440"/>
-        <w:jc w:val="both"/>
-      </w:pPr>
-      <w:r/>
-      <w:r/>
-      <w:r/>
-      <w:r/>
-      <w:r>
-        <w:rPr>
-          <w:i/>
-          <w:iCs/>
-        </w:rPr>
-      </w:r>
-      <w:r/>
-      <w:r>
-        <w:rPr>
-          <w:sz w:val="18"/>
-        </w:rPr>
-        <w:t>[33]</w:t>
-        <w:tab/>
-      </w:r>
-      <w:r>
-        <w:rPr>
-          <w:i w:val="0"/>
-          <w:sz w:val="18"/>
-        </w:rPr>
-        <w:t>J. Jonkers, F. Coopman, L. Duchateau, G. Van Wallendael, and S. Van Hoecke, “Reliable uncertainty quantification for 2D/3D anatomical landmark localization using multi-output conformal prediction,” Medical Image Analysis, vol. 110, May 2026, doi: 10.1016/j.media.2026.103953.</w:t>
-      </w:r>
-    </w:p>
-    <w:p>
-      <w:pPr>
-        <w:pStyle w:val="BodyText"/>
-        <w:tabs>
-          <w:tab w:pos="440" w:val="left"/>
-        </w:tabs>
-        <w:spacing w:after="40"/>
-        <w:ind w:left="440" w:hanging="440"/>
-        <w:jc w:val="both"/>
-      </w:pPr>
-      <w:r/>
-      <w:r/>
-      <w:r/>
-      <w:r/>
-      <w:r>
-        <w:rPr>
-          <w:i/>
-          <w:iCs/>
-        </w:rPr>
-      </w:r>
-      <w:r/>
-      <w:r>
-        <w:rPr>
-          <w:sz w:val="18"/>
-        </w:rPr>
-        <w:t>[34]</w:t>
-        <w:tab/>
-      </w:r>
-      <w:r>
-        <w:rPr>
-          <w:i w:val="0"/>
-          <w:sz w:val="18"/>
-        </w:rPr>
-        <w:t>A. N. Angelopoulos, “Conformal risk control for non-monotonic losses,” Philosophical Transactions of the Royal Society A: Mathematical, Physical and Engineering Sciences, vol. 384, no. 2327, Art. no. 20250068, Aug. 2026, doi: 10.1098/rsta.2025.0068.</w:t>
-      </w:r>
-    </w:p>
-    <w:p>
-      <w:pPr>
-        <w:pStyle w:val="BodyText"/>
-        <w:tabs>
-          <w:tab w:pos="440" w:val="left"/>
-        </w:tabs>
-        <w:spacing w:after="40"/>
-        <w:ind w:left="440" w:hanging="440"/>
-        <w:jc w:val="both"/>
-      </w:pPr>
-      <w:r/>
-      <w:r/>
-      <w:r/>
-      <w:r/>
-      <w:r>
-        <w:rPr>
-          <w:i/>
-          <w:iCs/>
-        </w:rPr>
-      </w:r>
-      <w:r/>
-      <w:r>
-        <w:rPr>
-          <w:sz w:val="18"/>
-        </w:rPr>
-        <w:t>[35]</w:t>
-        <w:tab/>
-      </w:r>
-      <w:r>
-        <w:rPr>
-          <w:i w:val="0"/>
-          <w:sz w:val="18"/>
-        </w:rPr>
-        <w:t>C. Xu and Y. Xie, “Conformal Prediction for Time Series,” IEEE Trans. Pattern Anal. Mach. Intell., vol. 45, no. 10, pp. 11575–11587, Oct. 2023, doi: 10.1109/tpami.2023.3272339.</w:t>
-      </w:r>
-    </w:p>
-    <w:p>
-      <w:pPr>
-        <w:pStyle w:val="BodyText"/>
-        <w:tabs>
-          <w:tab w:pos="440" w:val="left"/>
-        </w:tabs>
-        <w:spacing w:after="40"/>
-        <w:ind w:left="440" w:hanging="440"/>
-        <w:jc w:val="both"/>
-      </w:pPr>
-      <w:r/>
-      <w:r/>
-      <w:r/>
-      <w:r/>
-      <w:r>
-        <w:rPr>
-          <w:i/>
-          <w:iCs/>
-        </w:rPr>
-      </w:r>
-      <w:r/>
-      <w:r>
-        <w:rPr>
-          <w:sz w:val="18"/>
-        </w:rPr>
-        <w:t>[36]</w:t>
-        <w:tab/>
-      </w:r>
-      <w:r>
-        <w:rPr>
-          <w:i w:val="0"/>
-          <w:sz w:val="18"/>
-        </w:rPr>
-        <w:t>M. A. Shahbazi, A. Baheri, and N. Azadeh-Fard, “A hierarchical conformal framework for uncertainty-aware length of stay prediction in multi-hospital settings,” Sci Rep, vol. 16, no. 1, Art. no. 6564, Jan. 2026, doi: 10.1038/s41598-026-37450-w.</w:t>
-      </w:r>
-    </w:p>
-    <w:p>
-      <w:pPr>
-        <w:pStyle w:val="BodyText"/>
-        <w:tabs>
-          <w:tab w:pos="440" w:val="left"/>
-        </w:tabs>
-        <w:spacing w:after="40"/>
-        <w:ind w:left="440" w:hanging="440"/>
-        <w:jc w:val="both"/>
-      </w:pPr>
-      <w:r/>
-      <w:r/>
-      <w:r/>
-      <w:r/>
-      <w:r>
-        <w:rPr>
-          <w:i/>
-          <w:iCs/>
-        </w:rPr>
-      </w:r>
-      <w:r/>
-      <w:r>
-        <w:rPr>
-          <w:sz w:val="18"/>
-        </w:rPr>
-        <w:t>[37]</w:t>
-        <w:tab/>
-      </w:r>
-      <w:r>
-        <w:rPr>
-          <w:i w:val="0"/>
-          <w:sz w:val="18"/>
-        </w:rPr>
-        <w:t>I. R. White and J. Thomas, “Standardized mean differences in individually-randomized and cluster-randomized trials, with applications to meta-analysis,” Clinical Trials, vol. 2, no. 2, pp. 141–151, Apr. 2005, doi: 10.1191/1740774505cn081oa.</w:t>
-      </w:r>
-    </w:p>
-    <w:p>
-      <w:pPr>
-        <w:pStyle w:val="BodyText"/>
-        <w:tabs>
-          <w:tab w:pos="440" w:val="left"/>
-        </w:tabs>
-        <w:spacing w:after="40"/>
-        <w:ind w:left="440" w:hanging="440"/>
-        <w:jc w:val="both"/>
-      </w:pPr>
-      <w:r/>
-      <w:r/>
-      <w:r/>
-      <w:r/>
-      <w:r>
-        <w:rPr>
-          <w:i/>
-          <w:iCs/>
-        </w:rPr>
-      </w:r>
-      <w:r/>
-      <w:r>
-        <w:rPr>
-          <w:sz w:val="18"/>
-        </w:rPr>
-        <w:t>[38]</w:t>
-        <w:tab/>
-      </w:r>
-      <w:r>
-        <w:rPr>
-          <w:i w:val="0"/>
-          <w:sz w:val="18"/>
-        </w:rPr>
-        <w:t>S. M. Kerry and J. Martin Bland, “Unequal cluster sizes for trials in English and Welsh general practice: implications for sample size calculations,” Statist. Med., vol. 20, no. 3, pp. 377–390, Feb. 2001, doi: 10.1002/1097-0258(20010215)20:3&lt;377::aid-sim799&gt;3.0.co;2-n.</w:t>
-      </w:r>
-    </w:p>
-    <w:p>
-      <w:pPr>
-        <w:pStyle w:val="BodyText"/>
-        <w:tabs>
-          <w:tab w:pos="440" w:val="left"/>
-        </w:tabs>
-        <w:spacing w:after="40"/>
-        <w:ind w:left="440" w:hanging="440"/>
-        <w:jc w:val="both"/>
-      </w:pPr>
-      <w:r/>
-      <w:r/>
-      <w:r/>
-      <w:r/>
-      <w:r>
-        <w:rPr>
-          <w:i/>
-          <w:iCs/>
-        </w:rPr>
-      </w:r>
-      <w:r/>
-      <w:r>
-        <w:rPr>
-          <w:sz w:val="18"/>
-        </w:rPr>
-        <w:t>[39]</w:t>
-        <w:tab/>
-      </w:r>
-      <w:r>
-        <w:rPr>
-          <w:i w:val="0"/>
-          <w:sz w:val="18"/>
-        </w:rPr>
-        <w:t>D. Zhan, L. Xu, Y. Ouyang, R. Sawatzky, and H. Wong, “Methods for dealing with unequal cluster sizes in cluster randomized trials: A scoping review,” PLoS ONE, vol. 16, no. 7, Art. no. e0255389, Jul. 2021, doi: 10.1371/journal.pone.0255389.</w:t>
+        <w:t>A. Noonan, “The Exceedance Design Effect: Effective Sample Size for Thresholds under Clustering,” arXiv:2608.21262, Aug. 2026.</w:t>
       </w:r>
     </w:p>
     <w:p>
@@ -22375,37 +21994,7 @@
         <w:rPr>
           <w:sz w:val="18"/>
         </w:rPr>
-        <w:t>[40]</w:t>
-        <w:tab/>
-      </w:r>
-      <w:r>
-        <w:rPr>
-          <w:i w:val="0"/>
-          <w:sz w:val="18"/>
-        </w:rPr>
-        <w:t>A. Noonan, “The Exceedance Design Effect: Effective Sample Size for Thresholds under Clustering,” arXiv:2608.21262, Aug. 2026.</w:t>
-      </w:r>
-    </w:p>
-    <w:p>
-      <w:pPr>
-        <w:pStyle w:val="BodyText"/>
-        <w:tabs>
-          <w:tab w:pos="440" w:val="left"/>
-        </w:tabs>
-        <w:spacing w:after="40"/>
-        <w:ind w:left="440" w:hanging="440"/>
-        <w:jc w:val="both"/>
-      </w:pPr>
-      <w:r/>
-      <w:r/>
-      <w:r/>
-      <w:r/>
-      <w:r/>
-      <w:r>
-        <w:rPr>
-          <w:sz w:val="18"/>
-        </w:rPr>
-        <w:t>[41]</w:t>
+        <w:t>[33]</w:t>
         <w:tab/>
       </w:r>
       <w:r>
@@ -22443,7 +22032,7 @@
         <w:rPr>
           <w:sz w:val="18"/>
         </w:rPr>
-        <w:t>[42]</w:t>
+        <w:t>[34]</w:t>
         <w:tab/>
       </w:r>
       <w:r>
@@ -22479,79 +22068,7 @@
         <w:rPr>
           <w:sz w:val="18"/>
         </w:rPr>
-        <w:t>[43]</w:t>
-        <w:tab/>
-      </w:r>
-      <w:r>
-        <w:rPr>
-          <w:i w:val="0"/>
-          <w:sz w:val="18"/>
-        </w:rPr>
-        <w:t>Y. Li, Z. Zhang, and X. Zhou, “Fair Uncertainty Quantification for Depression Prediction,” IEEE Trans. Affective Comput., vol. 17, no. 3, pp. 3271–3282, Jul. 2026, doi: 10.1109/taffc.2026.3702998.</w:t>
-      </w:r>
-    </w:p>
-    <w:p>
-      <w:pPr>
-        <w:pStyle w:val="BodyText"/>
-        <w:tabs>
-          <w:tab w:pos="440" w:val="left"/>
-        </w:tabs>
-        <w:spacing w:after="40"/>
-        <w:ind w:left="440" w:hanging="440"/>
-        <w:jc w:val="both"/>
-      </w:pPr>
-      <w:r/>
-      <w:r/>
-      <w:r/>
-      <w:r/>
-      <w:r>
-        <w:rPr>
-          <w:i/>
-          <w:iCs/>
-        </w:rPr>
-      </w:r>
-      <w:r/>
-      <w:r>
-        <w:rPr>
-          <w:sz w:val="18"/>
-        </w:rPr>
-        <w:t>[44]</w:t>
-        <w:tab/>
-      </w:r>
-      <w:r>
-        <w:rPr>
-          <w:i w:val="0"/>
-          <w:sz w:val="18"/>
-        </w:rPr>
-        <w:t>R. Bahrami and A. M. Fotouhi, “Investigation of Inter-Patient, Intra-Patient, and Patient-Specific Based Training in Deep Learning for Classification of Heartbeat Arrhythmia,” Cardiovasc Eng Tech, vol. 16, no. 3, pp. 333–342, Jun. 2025, doi: 10.1007/s13239-025-00777-y.</w:t>
-      </w:r>
-    </w:p>
-    <w:p>
-      <w:pPr>
-        <w:pStyle w:val="BodyText"/>
-        <w:tabs>
-          <w:tab w:pos="440" w:val="left"/>
-        </w:tabs>
-        <w:spacing w:after="40"/>
-        <w:ind w:left="440" w:hanging="440"/>
-        <w:jc w:val="both"/>
-      </w:pPr>
-      <w:r/>
-      <w:r/>
-      <w:r/>
-      <w:r/>
-      <w:r>
-        <w:rPr>
-          <w:i/>
-          <w:iCs/>
-        </w:rPr>
-      </w:r>
-      <w:r/>
-      <w:r>
-        <w:rPr>
-          <w:sz w:val="18"/>
-        </w:rPr>
-        <w:t>[45]</w:t>
+        <w:t>[35]</w:t>
         <w:tab/>
       </w:r>
       <w:r>
@@ -22560,86 +22077,6 @@
           <w:sz w:val="18"/>
         </w:rPr>
         <w:t>P. C. Marques F., “Universal distribution of the empirical coverage in split conformal prediction,” Statistics &amp; Probability Letters, vol. 219, Apr. 2025, doi: 10.1016/j.spl.2024.110350.</w:t>
-      </w:r>
-    </w:p>
-    <w:p>
-      <w:pPr>
-        <w:pStyle w:val="BodyText"/>
-        <w:tabs>
-          <w:tab w:pos="440" w:val="left"/>
-        </w:tabs>
-        <w:spacing w:after="40"/>
-        <w:ind w:left="440" w:hanging="440"/>
-        <w:jc w:val="both"/>
-      </w:pPr>
-      <w:r/>
-      <w:r/>
-      <w:r/>
-      <w:r/>
-      <w:r>
-        <w:rPr>
-          <w:i/>
-          <w:iCs/>
-        </w:rPr>
-      </w:r>
-      <w:r/>
-      <w:r>
-        <w:rPr>
-          <w:sz w:val="18"/>
-        </w:rPr>
-        <w:t>[46]</w:t>
-        <w:tab/>
-      </w:r>
-      <w:r>
-        <w:rPr>
-          <w:i w:val="0"/>
-          <w:sz w:val="18"/>
-        </w:rPr>
-        <w:t>D. Wang, P. Wang, Z. Ji, X. Yang, and H. Li, “Conformal Loss-Controlling Prediction,” IEEE Trans. Neural Netw. Learning Syst., vol. 36, no. 2, pp. 2973–2983, Feb. 2025, doi: 10.1109/tnnls.2024.3356512.</w:t>
-      </w:r>
-    </w:p>
-    <w:p>
-      <w:pPr>
-        <w:pStyle w:val="BodyText"/>
-        <w:tabs>
-          <w:tab w:pos="440" w:val="left"/>
-        </w:tabs>
-        <w:spacing w:after="40"/>
-        <w:ind w:left="440" w:hanging="440"/>
-        <w:jc w:val="both"/>
-      </w:pPr>
-      <w:r/>
-      <w:r/>
-      <w:r>
-        <w:rPr>
-          <w:i/>
-          <w:iCs/>
-        </w:rPr>
-      </w:r>
-      <w:r/>
-      <w:r/>
-      <w:r/>
-      <w:r/>
-      <w:r>
-        <w:rPr>
-          <w:i/>
-          <w:iCs/>
-        </w:rPr>
-      </w:r>
-      <w:r/>
-      <w:r>
-        <w:rPr>
-          <w:sz w:val="18"/>
-        </w:rPr>
-        <w:t>[47]</w:t>
-        <w:tab/>
-      </w:r>
-      <w:r>
-        <w:rPr>
-          <w:i w:val="0"/>
-          <w:sz w:val="18"/>
-        </w:rPr>
-        <w:t>T. Bender et al., “Analysis of a Deep Learning Model for 12-Lead ECG Classification Reveals Learned Features Similar to Diagnostic Criteria,” IEEE J. Biomed. Health Inform., vol. 28, no. 4, pp. 1848–1859, Apr. 2024, doi: 10.1109/jbhi.2023.3271858.</w:t>
       </w:r>
     </w:p>
     <w:bookmarkEnd w:id="71"/>

--- a/docs/paper/manuscript-draft.docx
+++ b/docs/paper/manuscript-draft.docx
@@ -20,7 +20,7 @@
           <w:i/>
           <w:iCs/>
         </w:rPr>
-        <w:t xml:space="preserve">Working draft for internal review — generated 2026-10-03 from commit 8ce38ae.</w:t>
+        <w:t xml:space="preserve">Working draft for internal review — generated 2026-10-03 from commit f624660.</w:t>
       </w:r>
     </w:p>
     <w:bookmarkStart w:id="9" w:name="abstract"/>
@@ -765,7 +765,31 @@
         <w:t xml:space="preserve"> </w:t>
       </w:r>
       <w:r>
-        <w:t xml:space="preserve">held-out PTB-XL fold remains unexamined. Code, per-result artifacts, the analysis</w:t>
+        <w:t xml:space="preserve">held-out PTB-XL fold remains unexamined. We keep three levels of evidence apart:</w:t>
+      </w:r>
+      <w:r>
+        <w:t xml:space="preserve"> </w:t>
+      </w:r>
+      <w:r>
+        <w:t xml:space="preserve">what is proved (Propositions 1–3 and Corollaries 1–2, exact given the declared</w:t>
+      </w:r>
+      <w:r>
+        <w:t xml:space="preserve"> </w:t>
+      </w:r>
+      <w:r>
+        <w:t xml:space="preserve">sources), what is observed on the audited records (§5.2–§5.5), and what is not</w:t>
+      </w:r>
+      <w:r>
+        <w:t xml:space="preserve"> </w:t>
+      </w:r>
+      <w:r>
+        <w:t xml:space="preserve">claimed, namely the population-level sign of the MIT-BIH deficit and a causal</w:t>
+      </w:r>
+      <w:r>
+        <w:t xml:space="preserve"> </w:t>
+      </w:r>
+      <w:r>
+        <w:t xml:space="preserve">role for the design effect. Code, per-result artifacts, the analysis</w:t>
       </w:r>
       <w:r>
         <w:t xml:space="preserve"> </w:t>
@@ -1172,7 +1196,31 @@
         <w:t xml:space="preserve"> </w:t>
       </w:r>
       <w:r>
-        <w:t xml:space="preserve">finite-block correction is removed.</w:t>
+        <w:t xml:space="preserve">finite-block correction is removed. Relative to Lee et al. [12], whose threshold</w:t>
+      </w:r>
+      <w:r>
+        <w:t xml:space="preserve"> </w:t>
+      </w:r>
+      <w:r>
+        <w:t xml:space="preserve">and guarantee we take as given, the additions are the join of crossed sources as</w:t>
+      </w:r>
+      <w:r>
+        <w:t xml:space="preserve"> </w:t>
+      </w:r>
+      <w:r>
+        <w:t xml:space="preserve">the finest admissible grouping, the per-label block count, their evaluation from</w:t>
+      </w:r>
+      <w:r>
+        <w:t xml:space="preserve"> </w:t>
+      </w:r>
+      <w:r>
+        <w:t xml:space="preserve">metadata alone, and an empirical decomposition of the coverage gap with a</w:t>
+      </w:r>
+      <w:r>
+        <w:t xml:space="preserve"> </w:t>
+      </w:r>
+      <w:r>
+        <w:t xml:space="preserve">matched permutation null and a factorial design.</w:t>
       </w:r>
     </w:p>
     <w:bookmarkEnd w:id="15"/>
@@ -13456,13 +13504,13 @@
       </w:r>
     </w:p>
     <w:bookmarkEnd w:id="44"/>
-    <w:bookmarkStart w:id="48" w:name="X971afb3920367740875daf59080031d77744c88"/>
+    <w:bookmarkStart w:id="48" w:name="attributing-the-deficit-to-dependence"/>
     <w:p>
       <w:pPr>
         <w:pStyle w:val="Heading2"/>
       </w:pPr>
       <w:r>
-        <w:t xml:space="preserve">5.3 The deficit is attributable to dependence</w:t>
+        <w:t xml:space="preserve">5.3 Attributing the deficit to dependence</w:t>
       </w:r>
     </w:p>
     <w:p>
@@ -14606,19 +14654,47 @@
         <w:jc w:val="both"/>
       </w:pPr>
       <w:r>
-        <w:t xml:space="preserve">The same control explains why a B12-against-B1 comparison is uninformative. Define the</w:t>
-      </w:r>
-      <w:r>
-        <w:t xml:space="preserve"> </w:t>
-      </w:r>
-      <w:r>
-        <w:t xml:space="preserve">mechanical share as the B12−B1 gap in the permuted arm divided by the gap on the</w:t>
-      </w:r>
-      <w:r>
-        <w:t xml:space="preserve"> </w:t>
-      </w:r>
-      <w:r>
-        <w:t xml:space="preserve">original data. It lies between 81% and 107%: removing dependence barely changes</w:t>
+        <w:t xml:space="preserve">The same control explains why a B12-against-B1 comparison is uninformative. We</w:t>
+      </w:r>
+      <w:r>
+        <w:t xml:space="preserve"> </w:t>
+      </w:r>
+      <w:r>
+        <w:t xml:space="preserve">call</w:t>
+      </w:r>
+      <w:r>
+        <w:t xml:space="preserve"> </w:t>
+      </w:r>
+      <w:r>
+        <w:rPr>
+          <w:i/>
+          <w:iCs/>
+        </w:rPr>
+        <w:t xml:space="preserve">mechanical</w:t>
+      </w:r>
+      <w:r>
+        <w:t xml:space="preserve"> </w:t>
+      </w:r>
+      <w:r>
+        <w:t xml:space="preserve">the part of the B12−B1 gap that survives a null preserving block</w:t>
+      </w:r>
+      <w:r>
+        <w:t xml:space="preserve"> </w:t>
+      </w:r>
+      <w:r>
+        <w:t xml:space="preserve">geometry: it stems from the finite-block correction rather than from correcting</w:t>
+      </w:r>
+      <w:r>
+        <w:t xml:space="preserve"> </w:t>
+      </w:r>
+      <w:r>
+        <w:t xml:space="preserve">dependence, and implies no loss of validity for HCP. The mechanical share is the</w:t>
+      </w:r>
+      <w:r>
+        <w:t xml:space="preserve"> </w:t>
+      </w:r>
+      <w:r>
+        <w:t xml:space="preserve">gap in the permuted arm divided by the gap on the original data. It lies between 81% and 107%: removing dependence barely changes</w:t>
       </w:r>
       <w:r>
         <w:t xml:space="preserve"> </w:t>
@@ -15285,6 +15361,24 @@
         <w:t xml:space="preserve"> </w:t>
       </w:r>
       <w:r>
+        <w:t xml:space="preserve">The experiment is a mechanistic intervention within one dataset, not an external</w:t>
+      </w:r>
+      <w:r>
+        <w:t xml:space="preserve"> </w:t>
+      </w:r>
+      <w:r>
+        <w:t xml:space="preserve">validation, and its correlations order configurations without showing that the</w:t>
+      </w:r>
+      <w:r>
+        <w:t xml:space="preserve"> </w:t>
+      </w:r>
+      <w:r>
+        <w:t xml:space="preserve">design effect causes the deficit.</w:t>
+      </w:r>
+      <w:r>
+        <w:t xml:space="preserve"> </w:t>
+      </w:r>
+      <w:r>
         <w:t xml:space="preserve">Table 7 reports the correlations on three dependence axes; within MIT-BIH the</w:t>
       </w:r>
       <w:r>
@@ -16908,19 +17002,19 @@
         <w:jc w:val="both"/>
       </w:pPr>
       <w:r>
-        <w:t xml:space="preserve">The second question is statistical, and its answer depends on how many repeats</w:t>
-      </w:r>
-      <w:r>
-        <w:t xml:space="preserve"> </w:t>
-      </w:r>
-      <w:r>
-        <w:t xml:space="preserve">blocks contain more than on how strongly their observations correlate</w:t>
-      </w:r>
-      <w:r>
-        <w:t xml:space="preserve"> </w:t>
-      </w:r>
-      <w:r>
-        <w:t xml:space="preserve">(§5.3–§5.4). PTB-XL shows this most clearly. Its within-patient correlation seems</w:t>
+        <w:t xml:space="preserve">The second question is statistical, and on the two resources audited its answer</w:t>
+      </w:r>
+      <w:r>
+        <w:t xml:space="preserve"> </w:t>
+      </w:r>
+      <w:r>
+        <w:t xml:space="preserve">depended on how many repeats blocks contain more than on how strongly their</w:t>
+      </w:r>
+      <w:r>
+        <w:t xml:space="preserve"> </w:t>
+      </w:r>
+      <w:r>
+        <w:t xml:space="preserve">observations correlate (§5.3–§5.4). PTB-XL shows this most clearly. Its within-patient correlation seems</w:t>
       </w:r>
       <w:r>
         <w:t xml:space="preserve"> </w:t>
@@ -18489,7 +18583,19 @@
         <w:t xml:space="preserve"> </w:t>
       </w:r>
       <w:r>
-        <w:t xml:space="preserve">Our reading of the MIT-BIH evidence changed</w:t>
+        <w:t xml:space="preserve">Because the study audits inferential</w:t>
+      </w:r>
+      <w:r>
+        <w:t xml:space="preserve"> </w:t>
+      </w:r>
+      <w:r>
+        <w:t xml:space="preserve">robustness, its analysis history is part of the evidence. Our reading of the</w:t>
+      </w:r>
+      <w:r>
+        <w:t xml:space="preserve"> </w:t>
+      </w:r>
+      <w:r>
+        <w:t xml:space="preserve">MIT-BIH evidence changed</w:t>
       </w:r>
       <w:r>
         <w:t xml:space="preserve"> </w:t>

--- a/docs/paper/manuscript-draft.docx
+++ b/docs/paper/manuscript-draft.docx
@@ -20,7 +20,7 @@
           <w:i/>
           <w:iCs/>
         </w:rPr>
-        <w:t xml:space="preserve">Working draft for internal review — generated 2026-10-03 from commit f624660.</w:t>
+        <w:t xml:space="preserve">Working draft for internal review — generated 2026-10-03 from commit a87f8f9.</w:t>
       </w:r>
     </w:p>
     <w:bookmarkStart w:id="9" w:name="abstract"/>

--- a/docs/paper/manuscript-draft.docx
+++ b/docs/paper/manuscript-draft.docx
@@ -20,7 +20,7 @@
           <w:i/>
           <w:iCs/>
         </w:rPr>
-        <w:t xml:space="preserve">Working draft for internal review — generated 2026-10-03 from commit a87f8f9.</w:t>
+        <w:t xml:space="preserve">Working draft for internal review — generated 2026-10-03 from commit 0ce9dfe.</w:t>
       </w:r>
     </w:p>
     <w:bookmarkStart w:id="9" w:name="abstract"/>
@@ -569,187 +569,161 @@
     <w:p>
       <w:pPr>
         <w:pStyle w:val="BodyText"/>
+        <w:jc w:val="both"/>
       </w:pPr>
       <w:r>
-        <w:t xml:space="preserve">We propose no new conformal procedure. The contributions are three.</w:t>
+        <w:t xml:space="preserve">We propose no new conformal procedure; the contributions are three. First, we</w:t>
+      </w:r>
+      <w:r>
+        <w:t xml:space="preserve"> </w:t>
+      </w:r>
+      <w:r>
+        <w:t xml:space="preserve">give a metadata-only feasibility audit (RQ1; §3, §5.1). Combined with the join</w:t>
+      </w:r>
+      <w:r>
+        <w:t xml:space="preserve"> </w:t>
+      </w:r>
+      <w:r>
+        <w:t xml:space="preserve">of the declared dependence sources, the HCP bound yields exact verdicts before</w:t>
+      </w:r>
+      <w:r>
+        <w:t xml:space="preserve"> </w:t>
+      </w:r>
+      <w:r>
+        <w:t xml:space="preserve">any model is trained: all four documented PTB-XL sources together leave one</w:t>
+      </w:r>
+      <w:r>
+        <w:t xml:space="preserve"> </w:t>
+      </w:r>
+      <w:r>
+        <w:t xml:space="preserve">admissible calibration block, 24 of 44 SCP statements have no finite per-label</w:t>
+      </w:r>
+      <w:r>
+        <w:t xml:space="preserve"> </w:t>
+      </w:r>
+      <w:r>
+        <w:t xml:space="preserve">threshold at</w:t>
+      </w:r>
+      <w:r>
+        <w:t xml:space="preserve"> </w:t>
+      </w:r>
+      <m:oMath>
+        <m:r>
+          <m:t>α</m:t>
+        </m:r>
+        <m:r>
+          <m:rPr>
+            <m:sty m:val="p"/>
+          </m:rPr>
+          <m:t>=</m:t>
+        </m:r>
+        <m:r>
+          <m:t>0.05</m:t>
+        </m:r>
+      </m:oMath>
+      <w:r>
+        <w:t xml:space="preserve"> </w:t>
+      </w:r>
+      <w:r>
+        <w:t xml:space="preserve">under patient blocking, and an even split of the 22</w:t>
+      </w:r>
+      <w:r>
+        <w:t xml:space="preserve"> </w:t>
+      </w:r>
+      <w:r>
+        <w:t xml:space="preserve">MIT-BIH evaluation subjects rules out a subject-level guarantee at the 95% level.</w:t>
       </w:r>
     </w:p>
     <w:p>
       <w:pPr>
-        <w:pStyle w:val="Compact"/>
-        <w:numPr>
-          <w:ilvl w:val="0"/>
-          <w:numId w:val="1001"/>
-        </w:numPr>
+        <w:pStyle w:val="BodyText"/>
+        <w:jc w:val="both"/>
       </w:pPr>
       <w:r>
-        <w:t xml:space="preserve">A metadata-only feasibility audit (RQ1; §3, §5.1). The HCP bound,</w:t>
-      </w:r>
-      <w:r>
-        <w:t xml:space="preserve"> </w:t>
-      </w:r>
-      <w:r>
-        <w:t xml:space="preserve">combined with the join of the declared dependence sources, gives exact verdicts</w:t>
-      </w:r>
-      <w:r>
-        <w:t xml:space="preserve"> </w:t>
-      </w:r>
-      <w:r>
-        <w:t xml:space="preserve">before any model is trained: all four documented PTB-XL sources together leave</w:t>
-      </w:r>
-      <w:r>
-        <w:t xml:space="preserve"> </w:t>
-      </w:r>
-      <w:r>
-        <w:t xml:space="preserve">one admissible calibration block, 24 of 44 SCP statements have no finite</w:t>
-      </w:r>
-      <w:r>
-        <w:t xml:space="preserve"> </w:t>
-      </w:r>
-      <w:r>
-        <w:t xml:space="preserve">per-label threshold at</w:t>
-      </w:r>
-      <w:r>
-        <w:t xml:space="preserve"> </w:t>
-      </w:r>
-      <m:oMath>
-        <m:r>
-          <m:t>α</m:t>
-        </m:r>
-        <m:r>
-          <m:rPr>
-            <m:sty m:val="p"/>
-          </m:rPr>
-          <m:t>=</m:t>
-        </m:r>
-        <m:r>
-          <m:t>0.05</m:t>
-        </m:r>
-      </m:oMath>
-      <w:r>
-        <w:t xml:space="preserve"> </w:t>
-      </w:r>
-      <w:r>
-        <w:t xml:space="preserve">under patient blocking, and an even split</w:t>
-      </w:r>
-      <w:r>
-        <w:t xml:space="preserve"> </w:t>
-      </w:r>
-      <w:r>
-        <w:t xml:space="preserve">of the 22 MIT-BIH evaluation subjects rules out a subject-level guarantee at</w:t>
-      </w:r>
-      <w:r>
-        <w:t xml:space="preserve"> </w:t>
-      </w:r>
-      <w:r>
-        <w:t xml:space="preserve">the 95% level.</w:t>
+        <w:t xml:space="preserve">Second, we attribute under-coverage to dependence acting through repetition</w:t>
+      </w:r>
+      <w:r>
+        <w:t xml:space="preserve"> </w:t>
+      </w:r>
+      <w:r>
+        <w:t xml:space="preserve">(RQ2; §5.2–§5.4). On the 22 MIT-BIH evaluation subjects, naive split conformal</w:t>
+      </w:r>
+      <w:r>
+        <w:t xml:space="preserve"> </w:t>
+      </w:r>
+      <w:r>
+        <w:t xml:space="preserve">covers less than a matched permutation null for every backbone and level; a</w:t>
+      </w:r>
+      <w:r>
+        <w:t xml:space="preserve"> </w:t>
+      </w:r>
+      <w:r>
+        <w:t xml:space="preserve">factorial design traces the shortfall mainly to clustering, amplified by</w:t>
+      </w:r>
+      <w:r>
+        <w:t xml:space="preserve"> </w:t>
+      </w:r>
+      <w:r>
+        <w:t xml:space="preserve">block-size imbalance, and a dose–response experiment shows it growing with the</w:t>
+      </w:r>
+      <w:r>
+        <w:t xml:space="preserve"> </w:t>
+      </w:r>
+      <w:r>
+        <w:t xml:space="preserve">design effect. PTB-XL stays near zero despite substantial within-patient</w:t>
+      </w:r>
+      <w:r>
+        <w:t xml:space="preserve"> </w:t>
+      </w:r>
+      <w:r>
+        <w:t xml:space="preserve">correlation, as the design effect predicts. With 22 subjects the deficit is not</w:t>
+      </w:r>
+      <w:r>
+        <w:t xml:space="preserve"> </w:t>
+      </w:r>
+      <w:r>
+        <w:t xml:space="preserve">resolved at the subject level, a limit on the evidence that mirrors the limit on</w:t>
+      </w:r>
+      <w:r>
+        <w:t xml:space="preserve"> </w:t>
+      </w:r>
+      <w:r>
+        <w:t xml:space="preserve">the guarantee. Third, we draw two cautions for evaluating conformal methods on</w:t>
+      </w:r>
+      <w:r>
+        <w:t xml:space="preserve"> </w:t>
+      </w:r>
+      <w:r>
+        <w:t xml:space="preserve">clustered data (§5.3, §6.2). Between 75% and 110% of the apparent gain of HCP</w:t>
+      </w:r>
+      <w:r>
+        <w:t xml:space="preserve"> </w:t>
+      </w:r>
+      <w:r>
+        <w:t xml:space="preserve">over naive split conformal survives when dependence is permuted away, so the</w:t>
+      </w:r>
+      <w:r>
+        <w:t xml:space="preserve"> </w:t>
+      </w:r>
+      <w:r>
+        <w:t xml:space="preserve">gain is largely mechanical; and repeated splits of a fixed set of subjects give</w:t>
+      </w:r>
+      <w:r>
+        <w:t xml:space="preserve"> </w:t>
+      </w:r>
+      <w:r>
+        <w:t xml:space="preserve">intervals for the split procedure rather than the population, which on MIT-BIH</w:t>
+      </w:r>
+      <w:r>
+        <w:t xml:space="preserve"> </w:t>
+      </w:r>
+      <w:r>
+        <w:t xml:space="preserve">exclude zero where a jackknife over subjects does not.</w:t>
       </w:r>
     </w:p>
     <w:p>
       <w:pPr>
-        <w:pStyle w:val="Compact"/>
-        <w:numPr>
-          <w:ilvl w:val="0"/>
-          <w:numId w:val="1001"/>
-        </w:numPr>
-      </w:pPr>
-      <w:r>
-        <w:t xml:space="preserve">Attribution of under-coverage to dependence acting through repetition</w:t>
-      </w:r>
-      <w:r>
-        <w:t xml:space="preserve"> </w:t>
-      </w:r>
-      <w:r>
-        <w:t xml:space="preserve">(RQ2; §5.2–§5.4). On the 22 MIT-BIH evaluation subjects, naive split conformal</w:t>
-      </w:r>
-      <w:r>
-        <w:t xml:space="preserve"> </w:t>
-      </w:r>
-      <w:r>
-        <w:t xml:space="preserve">covers less than a matched permutation null for every backbone and level; a</w:t>
-      </w:r>
-      <w:r>
-        <w:t xml:space="preserve"> </w:t>
-      </w:r>
-      <w:r>
-        <w:t xml:space="preserve">factorial design attributes the shortfall mainly to clustering, amplified by</w:t>
-      </w:r>
-      <w:r>
-        <w:t xml:space="preserve"> </w:t>
-      </w:r>
-      <w:r>
-        <w:t xml:space="preserve">block-size imbalance, and a dose–response experiment shows it growing with the</w:t>
-      </w:r>
-      <w:r>
-        <w:t xml:space="preserve"> </w:t>
-      </w:r>
-      <w:r>
-        <w:t xml:space="preserve">design effect. PTB-XL stays near zero despite substantial within-patient</w:t>
-      </w:r>
-      <w:r>
-        <w:t xml:space="preserve"> </w:t>
-      </w:r>
-      <w:r>
-        <w:t xml:space="preserve">correlation, as the design effect predicts. With 22 subjects the deficit is not</w:t>
-      </w:r>
-      <w:r>
-        <w:t xml:space="preserve"> </w:t>
-      </w:r>
-      <w:r>
-        <w:t xml:space="preserve">resolved at the subject level, a limit on the evidence that mirrors the limit</w:t>
-      </w:r>
-      <w:r>
-        <w:t xml:space="preserve"> </w:t>
-      </w:r>
-      <w:r>
-        <w:t xml:space="preserve">on the guarantee.</w:t>
-      </w:r>
-    </w:p>
-    <w:p>
-      <w:pPr>
-        <w:pStyle w:val="Compact"/>
-        <w:numPr>
-          <w:ilvl w:val="0"/>
-          <w:numId w:val="1001"/>
-        </w:numPr>
-      </w:pPr>
-      <w:r>
-        <w:t xml:space="preserve">Two cautions for evaluating conformal methods on clustered data (§5.3,</w:t>
-      </w:r>
-      <w:r>
-        <w:t xml:space="preserve"> </w:t>
-      </w:r>
-      <w:r>
-        <w:t xml:space="preserve">§6.2). Between 75% and 110% of the apparent gain of HCP over naive split</w:t>
-      </w:r>
-      <w:r>
-        <w:t xml:space="preserve"> </w:t>
-      </w:r>
-      <w:r>
-        <w:t xml:space="preserve">conformal survives when dependence is permuted away, so the gain is largely</w:t>
-      </w:r>
-      <w:r>
-        <w:t xml:space="preserve"> </w:t>
-      </w:r>
-      <w:r>
-        <w:t xml:space="preserve">mechanical; and repeated splits of a fixed set of subjects give intervals for</w:t>
-      </w:r>
-      <w:r>
-        <w:t xml:space="preserve"> </w:t>
-      </w:r>
-      <w:r>
-        <w:t xml:space="preserve">the split procedure, not the population, which on MIT-BIH exclude zero where a</w:t>
-      </w:r>
-      <w:r>
-        <w:t xml:space="preserve"> </w:t>
-      </w:r>
-      <w:r>
-        <w:t xml:space="preserve">jackknife over subjects does not.</w:t>
-      </w:r>
-    </w:p>
-    <w:p>
-      <w:pPr>
-        <w:pStyle w:val="FirstParagraph"/>
+        <w:pStyle w:val="BodyText"/>
         <w:jc w:val="both"/>
       </w:pPr>
       <w:r>
@@ -17480,7 +17454,7 @@
         <w:pStyle w:val="Compact"/>
         <w:numPr>
           <w:ilvl w:val="0"/>
-          <w:numId w:val="1002"/>
+          <w:numId w:val="1001"/>
         </w:numPr>
       </w:pPr>
       <w:r>
@@ -17504,7 +17478,7 @@
         <w:pStyle w:val="Compact"/>
         <w:numPr>
           <w:ilvl w:val="0"/>
-          <w:numId w:val="1002"/>
+          <w:numId w:val="1001"/>
         </w:numPr>
       </w:pPr>
       <w:r>
@@ -17563,7 +17537,7 @@
         <w:pStyle w:val="Compact"/>
         <w:numPr>
           <w:ilvl w:val="0"/>
-          <w:numId w:val="1002"/>
+          <w:numId w:val="1001"/>
         </w:numPr>
       </w:pPr>
       <w:r>
@@ -17639,7 +17613,7 @@
         <w:pStyle w:val="Compact"/>
         <w:numPr>
           <w:ilvl w:val="0"/>
-          <w:numId w:val="1002"/>
+          <w:numId w:val="1001"/>
         </w:numPr>
       </w:pPr>
       <w:r>
@@ -22296,109 +22270,6 @@
       </w:pPr>
     </w:lvl>
   </w:abstractNum>
-  <w:abstractNum w:abstractNumId="991">
-    <w:nsid w:val="0000A991"/>
-    <w:multiLevelType w:val="multilevel"/>
-    <w:lvl w:ilvl="0">
-      <w:numFmt w:val="bullet"/>
-      <w:lvlText w:val=""/>
-      <w:lvlJc w:val="left"/>
-      <w:pPr>
-        <w:ind w:left="720" w:hanging="360"/>
-      </w:pPr>
-      <w:rPr>
-        <w:rFonts w:ascii="Symbol" w:hAnsi="Symbol" w:cs="Symbol" w:hint="default"/>
-      </w:rPr>
-    </w:lvl>
-    <w:lvl w:ilvl="1">
-      <w:numFmt w:val="bullet"/>
-      <w:lvlText w:val="o"/>
-      <w:lvlJc w:val="left"/>
-      <w:pPr>
-        <w:ind w:left="1440" w:hanging="360"/>
-      </w:pPr>
-      <w:rPr>
-        <w:rFonts w:ascii="Courier New" w:hAnsi="Courier New" w:cs="Courier New" w:hint="default"/>
-      </w:rPr>
-    </w:lvl>
-    <w:lvl w:ilvl="2">
-      <w:numFmt w:val="bullet"/>
-      <w:lvlText w:val=""/>
-      <w:lvlJc w:val="left"/>
-      <w:pPr>
-        <w:ind w:left="2160" w:hanging="360"/>
-      </w:pPr>
-      <w:rPr>
-        <w:rFonts w:ascii="Wingdings" w:hAnsi="Wingdings" w:cs="Wingdings" w:hint="default"/>
-      </w:rPr>
-    </w:lvl>
-    <w:lvl w:ilvl="3">
-      <w:numFmt w:val="bullet"/>
-      <w:lvlText w:val=""/>
-      <w:lvlJc w:val="left"/>
-      <w:pPr>
-        <w:ind w:left="2880" w:hanging="360"/>
-      </w:pPr>
-      <w:rPr>
-        <w:rFonts w:ascii="Symbol" w:hAnsi="Symbol" w:cs="Symbol" w:hint="default"/>
-      </w:rPr>
-    </w:lvl>
-    <w:lvl w:ilvl="4">
-      <w:numFmt w:val="bullet"/>
-      <w:lvlText w:val="o"/>
-      <w:lvlJc w:val="left"/>
-      <w:pPr>
-        <w:ind w:left="3600" w:hanging="360"/>
-      </w:pPr>
-      <w:rPr>
-        <w:rFonts w:ascii="Courier New" w:hAnsi="Courier New" w:cs="Courier New" w:hint="default"/>
-      </w:rPr>
-    </w:lvl>
-    <w:lvl w:ilvl="5">
-      <w:numFmt w:val="bullet"/>
-      <w:lvlText w:val=""/>
-      <w:lvlJc w:val="left"/>
-      <w:pPr>
-        <w:ind w:left="4320" w:hanging="360"/>
-      </w:pPr>
-      <w:rPr>
-        <w:rFonts w:ascii="Wingdings" w:hAnsi="Wingdings" w:cs="Wingdings" w:hint="default"/>
-      </w:rPr>
-    </w:lvl>
-    <w:lvl w:ilvl="6">
-      <w:numFmt w:val="bullet"/>
-      <w:lvlText w:val=""/>
-      <w:lvlJc w:val="left"/>
-      <w:pPr>
-        <w:ind w:left="5040" w:hanging="360"/>
-      </w:pPr>
-      <w:rPr>
-        <w:rFonts w:ascii="Symbol" w:hAnsi="Symbol" w:cs="Symbol" w:hint="default"/>
-      </w:rPr>
-    </w:lvl>
-    <w:lvl w:ilvl="7">
-      <w:numFmt w:val="bullet"/>
-      <w:lvlText w:val="o"/>
-      <w:lvlJc w:val="left"/>
-      <w:pPr>
-        <w:ind w:left="5760" w:hanging="360"/>
-      </w:pPr>
-      <w:rPr>
-        <w:rFonts w:ascii="Courier New" w:hAnsi="Courier New" w:cs="Courier New" w:hint="default"/>
-      </w:rPr>
-    </w:lvl>
-    <w:lvl w:ilvl="8">
-      <w:numFmt w:val="bullet"/>
-      <w:lvlText w:val=""/>
-      <w:lvlJc w:val="left"/>
-      <w:pPr>
-        <w:ind w:left="6480" w:hanging="360"/>
-      </w:pPr>
-      <w:rPr>
-        <w:rFonts w:ascii="Wingdings" w:hAnsi="Wingdings" w:cs="Wingdings" w:hint="default"/>
-      </w:rPr>
-    </w:lvl>
-  </w:abstractNum>
   <w:abstractNum w:abstractNumId="99411">
     <w:nsid w:val="00A99411"/>
     <w:multiLevelType w:val="multilevel"/>
@@ -22488,9 +22359,6 @@
     <w:abstractNumId w:val="990"/>
   </w:num>
   <w:num w:numId="1001">
-    <w:abstractNumId w:val="991"/>
-  </w:num>
-  <w:num w:numId="1002">
     <w:abstractNumId w:val="99411"/>
     <w:lvlOverride w:ilvl="0">
       <w:startOverride w:val="1"/>

--- a/docs/paper/manuscript-draft.docx
+++ b/docs/paper/manuscript-draft.docx
@@ -20,7 +20,7 @@
           <w:i/>
           <w:iCs/>
         </w:rPr>
-        <w:t xml:space="preserve">Working draft for internal review — generated 2026-10-03 from commit 0ce9dfe.</w:t>
+        <w:t xml:space="preserve">Working draft for internal review — generated 2026-10-03 from commit 3f47e92.</w:t>
       </w:r>
     </w:p>
     <w:bookmarkStart w:id="9" w:name="abstract"/>
@@ -17458,7 +17458,17 @@
         </w:numPr>
       </w:pPr>
       <w:r>
-        <w:t xml:space="preserve">Declare dependence sources (patient, device, site, operator, monitoring</w:t>
+        <w:rPr>
+          <w:b/>
+          <w:bCs/>
+        </w:rPr>
+        <w:t xml:space="preserve">Declare dependence sources</w:t>
+      </w:r>
+      <w:r>
+        <w:t xml:space="preserve"> </w:t>
+      </w:r>
+      <w:r>
+        <w:t xml:space="preserve">(patient, device, site, operator, monitoring</w:t>
       </w:r>
       <w:r>
         <w:t xml:space="preserve"> </w:t>
@@ -17482,7 +17492,14 @@
         </w:numPr>
       </w:pPr>
       <w:r>
-        <w:t xml:space="preserve">Count blocks, not records, under the grouping that respects all declared</w:t>
+        <w:rPr>
+          <w:b/>
+          <w:bCs/>
+        </w:rPr>
+        <w:t xml:space="preserve">Count blocks, not records</w:t>
+      </w:r>
+      <w:r>
+        <w:t xml:space="preserve">, under the grouping that respects all declared</w:t>
       </w:r>
       <w:r>
         <w:t xml:space="preserve"> </w:t>
@@ -17494,20 +17511,26 @@
         <w:t xml:space="preserve"> </w:t>
       </w:r>
       <m:oMath>
-        <m:r>
-          <m:rPr>
-            <m:sty m:val="p"/>
-          </m:rPr>
-          <m:t>⌈</m:t>
-        </m:r>
-        <m:r>
-          <m:t>1</m:t>
-        </m:r>
-        <m:r>
-          <m:rPr>
-            <m:sty m:val="p"/>
-          </m:rPr>
-          <m:t>/</m:t>
+        <m:sSub>
+          <m:e>
+            <m:r>
+              <m:t>K</m:t>
+            </m:r>
+          </m:e>
+          <m:sub>
+            <m:r>
+              <m:rPr>
+                <m:sty m:val="p"/>
+              </m:rPr>
+              <m:t>min</m:t>
+            </m:r>
+          </m:sub>
+        </m:sSub>
+        <m:r>
+          <m:rPr>
+            <m:sty m:val="p"/>
+          </m:rPr>
+          <m:t>(</m:t>
         </m:r>
         <m:r>
           <m:t>α</m:t>
@@ -17516,20 +17539,14 @@
           <m:rPr>
             <m:sty m:val="p"/>
           </m:rPr>
-          <m:t>⌉</m:t>
-        </m:r>
-        <m:r>
-          <m:rPr>
-            <m:sty m:val="p"/>
-          </m:rPr>
-          <m:t>−</m:t>
-        </m:r>
-        <m:r>
-          <m:t>1</m:t>
+          <m:t>)</m:t>
         </m:r>
       </m:oMath>
       <w:r>
-        <w:t xml:space="preserve">.</w:t>
+        <w:t xml:space="preserve"> </w:t>
+      </w:r>
+      <w:r>
+        <w:t xml:space="preserve">of Corollary 1.</w:t>
       </w:r>
     </w:p>
     <w:p>
@@ -17541,71 +17558,51 @@
         </w:numPr>
       </w:pPr>
       <w:r>
-        <w:t xml:space="preserve">Repeat the count per label for label-conditional claims, using</w:t>
+        <w:rPr>
+          <w:b/>
+          <w:bCs/>
+        </w:rPr>
+        <w:t xml:space="preserve">Repeat the count per label</w:t>
+      </w:r>
+      <w:r>
+        <w:t xml:space="preserve"> </w:t>
+      </w:r>
+      <w:r>
+        <w:t xml:space="preserve">for label-conditional claims, with</w:t>
       </w:r>
       <w:r>
         <w:t xml:space="preserve"> </w:t>
       </w:r>
       <m:oMath>
         <m:r>
-          <m:rPr>
-            <m:sty m:val="p"/>
-          </m:rPr>
-          <m:t>⌈</m:t>
-        </m:r>
+          <m:t>α</m:t>
+        </m:r>
+      </m:oMath>
+      <w:r>
+        <w:t xml:space="preserve"> </w:t>
+      </w:r>
+      <w:r>
+        <w:t xml:space="preserve">divided by the number</w:t>
+      </w:r>
+      <w:r>
+        <w:t xml:space="preserve"> </w:t>
+      </w:r>
+      <m:oMath>
         <m:r>
           <m:t>m</m:t>
         </m:r>
-        <m:r>
-          <m:rPr>
-            <m:sty m:val="p"/>
-          </m:rPr>
-          <m:t>/</m:t>
-        </m:r>
-        <m:r>
-          <m:t>α</m:t>
-        </m:r>
-        <m:r>
-          <m:rPr>
-            <m:sty m:val="p"/>
-          </m:rPr>
-          <m:t>⌉</m:t>
-        </m:r>
-        <m:r>
-          <m:rPr>
-            <m:sty m:val="p"/>
-          </m:rPr>
-          <m:t>−</m:t>
-        </m:r>
-        <m:r>
-          <m:t>1</m:t>
-        </m:r>
       </m:oMath>
       <w:r>
         <w:t xml:space="preserve"> </w:t>
       </w:r>
       <w:r>
-        <w:t xml:space="preserve">for simultaneous claims over</w:t>
-      </w:r>
-      <w:r>
-        <w:t xml:space="preserve"> </w:t>
-      </w:r>
-      <m:oMath>
-        <m:r>
-          <m:t>m</m:t>
-        </m:r>
-      </m:oMath>
-      <w:r>
-        <w:t xml:space="preserve"> </w:t>
-      </w:r>
-      <w:r>
-        <w:t xml:space="preserve">labels; rare</w:t>
-      </w:r>
-      <w:r>
-        <w:t xml:space="preserve"> </w:t>
-      </w:r>
-      <w:r>
-        <w:t xml:space="preserve">diagnoses usually fail first.</w:t>
+        <w:t xml:space="preserve">of labels claimed simultaneously; rare diagnoses</w:t>
+      </w:r>
+      <w:r>
+        <w:t xml:space="preserve"> </w:t>
+      </w:r>
+      <w:r>
+        <w:t xml:space="preserve">usually fail first.</w:t>
       </w:r>
     </w:p>
     <w:p>
@@ -17617,7 +17614,17 @@
         </w:numPr>
       </w:pPr>
       <w:r>
-        <w:t xml:space="preserve">Estimate repetition through the harmonic mean block size before deciding</w:t>
+        <w:rPr>
+          <w:b/>
+          <w:bCs/>
+        </w:rPr>
+        <w:t xml:space="preserve">Estimate repetition</w:t>
+      </w:r>
+      <w:r>
+        <w:t xml:space="preserve"> </w:t>
+      </w:r>
+      <w:r>
+        <w:t xml:space="preserve">through the harmonic mean block size before deciding</w:t>
       </w:r>
       <w:r>
         <w:t xml:space="preserve"> </w:t>

--- a/docs/paper/manuscript-draft.docx
+++ b/docs/paper/manuscript-draft.docx
@@ -20,7 +20,7 @@
           <w:i/>
           <w:iCs/>
         </w:rPr>
-        <w:t xml:space="preserve">Working draft for internal review — generated 2026-10-03 from commit 3f47e92.</w:t>
+        <w:t xml:space="preserve">Working draft for internal review — generated 2026-10-03 from commit 17a68eb.</w:t>
       </w:r>
     </w:p>
     <w:bookmarkStart w:id="9" w:name="abstract"/>
@@ -7083,104 +7083,43 @@
         <w:jc w:val="both"/>
       </w:pPr>
       <w:r>
-        <w:t xml:space="preserve">The audit has two stages (Fig. 1). First, the three diagnostics of §3 are</w:t>
-      </w:r>
-      <w:r>
-        <w:t xml:space="preserve"> </w:t>
-      </w:r>
-      <w:r>
-        <w:t xml:space="preserve">evaluated from metadata before any model is trained. Second, naive split</w:t>
-      </w:r>
-      <w:r>
-        <w:t xml:space="preserve"> </w:t>
-      </w:r>
-      <w:r>
-        <w:t xml:space="preserve">conformal (B1) and HCP (B12) are compared for coverage and set size on held-out</w:t>
-      </w:r>
-      <w:r>
-        <w:t xml:space="preserve"> </w:t>
-      </w:r>
-      <w:r>
-        <w:t xml:space="preserve">blocks, over 200 random block-level splits per configuration and on three</w:t>
-      </w:r>
-      <w:r>
-        <w:t xml:space="preserve"> </w:t>
-      </w:r>
-      <w:r>
-        <w:t xml:space="preserve">backbones with 0.10 M, 7.2 M and 16.0 M parameters, at feasible levels only.</w:t>
-      </w:r>
-      <w:r>
-        <w:t xml:space="preserve"> </w:t>
-      </w:r>
-      <w:r>
-        <w:t xml:space="preserve">The metadata diagnostics (</w:t>
-      </w:r>
-      <m:oMath>
-        <m:sSub>
-          <m:e>
-            <m:r>
-              <m:t>K</m:t>
-            </m:r>
-          </m:e>
-          <m:sub>
-            <m:r>
-              <m:t>1</m:t>
-            </m:r>
-          </m:sub>
-        </m:sSub>
-      </m:oMath>
-      <w:r>
-        <w:t xml:space="preserve">,</w:t>
-      </w:r>
-      <w:r>
-        <w:t xml:space="preserve"> </w:t>
-      </w:r>
-      <m:oMath>
-        <m:sSub>
-          <m:e>
-            <m:r>
-              <m:t>K</m:t>
-            </m:r>
-          </m:e>
-          <m:sub>
-            <m:r>
-              <m:t>1</m:t>
-            </m:r>
-          </m:sub>
-        </m:sSub>
-        <m:r>
-          <m:rPr>
-            <m:sty m:val="p"/>
-          </m:rPr>
-          <m:t>(</m:t>
-        </m:r>
-        <m:r>
-          <m:t>ℓ</m:t>
-        </m:r>
-        <m:r>
-          <m:rPr>
-            <m:sty m:val="p"/>
-          </m:rPr>
-          <m:t>)</m:t>
-        </m:r>
-      </m:oMath>
-      <w:r>
-        <w:t xml:space="preserve"> </w:t>
-      </w:r>
-      <w:r>
-        <w:t xml:space="preserve">and the join structure) involve no</w:t>
-      </w:r>
-      <w:r>
-        <w:t xml:space="preserve"> </w:t>
-      </w:r>
-      <w:r>
-        <w:t xml:space="preserve">model and must agree across backbones, a negative control on the pipeline.</w:t>
-      </w:r>
-      <w:r>
-        <w:t xml:space="preserve"> </w:t>
-      </w:r>
-      <w:r>
-        <w:t xml:space="preserve">Throughout, we separate what a dataset</w:t>
+        <w:t xml:space="preserve">The audit has two stages (Fig. 1). The three diagnostics of §3 are first</w:t>
+      </w:r>
+      <w:r>
+        <w:t xml:space="preserve"> </w:t>
+      </w:r>
+      <w:r>
+        <w:t xml:space="preserve">evaluated from metadata, before any model is trained; naive split conformal (B1)</w:t>
+      </w:r>
+      <w:r>
+        <w:t xml:space="preserve"> </w:t>
+      </w:r>
+      <w:r>
+        <w:t xml:space="preserve">and HCP (B12) are then compared for coverage and set size on held-out blocks at</w:t>
+      </w:r>
+      <w:r>
+        <w:t xml:space="preserve"> </w:t>
+      </w:r>
+      <w:r>
+        <w:t xml:space="preserve">feasible levels, over 200 random block-level splits per configuration and three</w:t>
+      </w:r>
+      <w:r>
+        <w:t xml:space="preserve"> </w:t>
+      </w:r>
+      <w:r>
+        <w:t xml:space="preserve">backbones of 0.10 M, 7.2 M and 16.0 M parameters. The metadata diagnostics</w:t>
+      </w:r>
+      <w:r>
+        <w:t xml:space="preserve"> </w:t>
+      </w:r>
+      <w:r>
+        <w:t xml:space="preserve">involve no model and must agree across backbones, a negative control on the</w:t>
+      </w:r>
+      <w:r>
+        <w:t xml:space="preserve"> </w:t>
+      </w:r>
+      <w:r>
+        <w:t xml:space="preserve">pipeline. Throughout, what a dataset</w:t>
       </w:r>
       <w:r>
         <w:t xml:space="preserve"> </w:t>
@@ -7196,7 +7135,7 @@
         <w:t xml:space="preserve"> </w:t>
       </w:r>
       <w:r>
-        <w:t xml:space="preserve">from what can be</w:t>
+        <w:t xml:space="preserve">is kept apart from what can be</w:t>
       </w:r>
       <w:r>
         <w:t xml:space="preserve"> </w:t>
@@ -7230,19 +7169,19 @@
         <w:jc w:val="both"/>
       </w:pPr>
       <w:r>
-        <w:t xml:space="preserve">The three datasets play different roles and do not replicate one another.</w:t>
-      </w:r>
-      <w:r>
-        <w:t xml:space="preserve"> </w:t>
-      </w:r>
-      <w:r>
-        <w:t xml:space="preserve">Table 1 gives the role of each and the block geometry that places the two</w:t>
-      </w:r>
-      <w:r>
-        <w:t xml:space="preserve"> </w:t>
-      </w:r>
-      <w:r>
-        <w:t xml:space="preserve">primary datasets at opposite ends of the design-effect axis.</w:t>
+        <w:t xml:space="preserve">The three datasets play different roles. Table 1 gives each role and the block</w:t>
+      </w:r>
+      <w:r>
+        <w:t xml:space="preserve"> </w:t>
+      </w:r>
+      <w:r>
+        <w:t xml:space="preserve">geometry that places the two primary datasets at opposite ends of the</w:t>
+      </w:r>
+      <w:r>
+        <w:t xml:space="preserve"> </w:t>
+      </w:r>
+      <w:r>
+        <w:t xml:space="preserve">design-effect axis.</w:t>
       </w:r>
     </w:p>
     <w:p>
@@ -7281,10 +7220,10 @@
         </w:tblBorders>
       </w:tblPr>
       <w:tblGrid>
-        <w:gridCol w:w="1980"/>
-        <w:gridCol w:w="1980"/>
-        <w:gridCol w:w="1980"/>
-        <w:gridCol w:w="1980"/>
+        <w:gridCol w:w="1440"/>
+        <w:gridCol w:w="2160"/>
+        <w:gridCol w:w="2160"/>
+        <w:gridCol w:w="2160"/>
       </w:tblGrid>
       <w:tr>
         <w:trPr>
@@ -7774,13 +7713,13 @@
         <w:jc w:val="both"/>
       </w:pPr>
       <w:r>
-        <w:t xml:space="preserve">Within one dataset the number of blocks and the measurements per block come as a</w:t>
-      </w:r>
-      <w:r>
-        <w:t xml:space="preserve"> </w:t>
-      </w:r>
-      <w:r>
-        <w:t xml:space="preserve">package, so no single dataset can separate their effects. Only</w:t>
+        <w:t xml:space="preserve">Block count and block size come as a package within any one dataset, so no</w:t>
+      </w:r>
+      <w:r>
+        <w:t xml:space="preserve"> </w:t>
+      </w:r>
+      <w:r>
+        <w:t xml:space="preserve">single dataset can separate their effects. Only</w:t>
       </w:r>
       <w:r>
         <w:t xml:space="preserve"> </w:t>
@@ -7794,13 +7733,7 @@
         <w:t xml:space="preserve"> </w:t>
       </w:r>
       <w:r>
-        <w:t xml:space="preserve">is a</w:t>
-      </w:r>
-      <w:r>
-        <w:t xml:space="preserve"> </w:t>
-      </w:r>
-      <w:r>
-        <w:t xml:space="preserve">structural property of the data:</w:t>
+        <w:t xml:space="preserve">is structural:</w:t>
       </w:r>
       <w:r>
         <w:t xml:space="preserve"> </w:t>
@@ -7823,19 +7756,25 @@
         <w:t xml:space="preserve"> </w:t>
       </w:r>
       <w:r>
-        <w:t xml:space="preserve">follows from the split design (958 is half</w:t>
-      </w:r>
-      <w:r>
-        <w:t xml:space="preserve"> </w:t>
-      </w:r>
-      <w:r>
-        <w:t xml:space="preserve">of the 1,917 patients in our fold-9 evaluation subset), and the design effect</w:t>
-      </w:r>
-      <w:r>
-        <w:t xml:space="preserve"> </w:t>
-      </w:r>
-      <w:r>
-        <w:t xml:space="preserve">depends on the model through the score ICC</w:t>
+        <w:t xml:space="preserve">follows</w:t>
+      </w:r>
+      <w:r>
+        <w:t xml:space="preserve"> </w:t>
+      </w:r>
+      <w:r>
+        <w:t xml:space="preserve">from the split design (958 is half of the 1,917 patients in our fold-9</w:t>
+      </w:r>
+      <w:r>
+        <w:t xml:space="preserve"> </w:t>
+      </w:r>
+      <w:r>
+        <w:t xml:space="preserve">evaluation subset), and the design effect depends on the model through the score</w:t>
+      </w:r>
+      <w:r>
+        <w:t xml:space="preserve"> </w:t>
+      </w:r>
+      <w:r>
+        <w:t xml:space="preserve">ICC</w:t>
       </w:r>
       <w:r>
         <w:t xml:space="preserve"> </w:t>
@@ -7846,13 +7785,13 @@
         </m:r>
       </m:oMath>
       <w:r>
-        <w:t xml:space="preserve">. Challenge 2021 supports no</w:t>
-      </w:r>
-      <w:r>
-        <w:t xml:space="preserve"> </w:t>
-      </w:r>
-      <w:r>
-        <w:t xml:space="preserve">claim of generality; it is included because a diagnostic that only ever returns</w:t>
+        <w:t xml:space="preserve">. Challenge 2021 supports no claim of generality; it is there because a</w:t>
+      </w:r>
+      <w:r>
+        <w:t xml:space="preserve"> </w:t>
+      </w:r>
+      <w:r>
+        <w:t xml:space="preserve">diagnostic that only ever returns</w:t>
       </w:r>
       <w:r>
         <w:t xml:space="preserve"> </w:t>
@@ -7864,7 +7803,7 @@
         <w:t xml:space="preserve"> </w:t>
       </w:r>
       <w:r>
-        <w:t xml:space="preserve">has not shown that it can discriminate.</w:t>
+        <w:t xml:space="preserve">has not shown it can discriminate.</w:t>
       </w:r>
     </w:p>
     <w:p>
@@ -7964,25 +7903,25 @@
         <w:t xml:space="preserve"> </w:t>
       </w:r>
       <w:r>
-        <w:t xml:space="preserve">missing) and 11 devices (none missing), cross rather than nest, which is the</w:t>
-      </w:r>
-      <w:r>
-        <w:t xml:space="preserve"> </w:t>
-      </w:r>
-      <w:r>
-        <w:t xml:space="preserve">situation of Corollary 2. Fig. 3 contrasts these groupings with the MIT-BIH</w:t>
-      </w:r>
-      <w:r>
-        <w:t xml:space="preserve"> </w:t>
-      </w:r>
-      <w:r>
-        <w:t xml:space="preserve">records: the length of each curve is the number of blocks, which governs</w:t>
-      </w:r>
-      <w:r>
-        <w:t xml:space="preserve"> </w:t>
-      </w:r>
-      <w:r>
-        <w:t xml:space="preserve">feasibility, and its height is the block size, which drives the design effect.</w:t>
+        <w:t xml:space="preserve">missing) and 11 devices (none missing), cross rather than nest, the situation of</w:t>
+      </w:r>
+      <w:r>
+        <w:t xml:space="preserve"> </w:t>
+      </w:r>
+      <w:r>
+        <w:t xml:space="preserve">Corollary 2. Fig. 3 sets these groupings beside the MIT-BIH records: curve length</w:t>
+      </w:r>
+      <w:r>
+        <w:t xml:space="preserve"> </w:t>
+      </w:r>
+      <w:r>
+        <w:t xml:space="preserve">is the number of blocks, which governs feasibility, and height is block size,</w:t>
+      </w:r>
+      <w:r>
+        <w:t xml:space="preserve"> </w:t>
+      </w:r>
+      <w:r>
+        <w:t xml:space="preserve">which drives the design effect.</w:t>
       </w:r>
     </w:p>
     <w:p>
@@ -8096,43 +8035,43 @@
         <w:jc w:val="both"/>
       </w:pPr>
       <w:r>
-        <w:t xml:space="preserve">PTB-XL patient blocks are many and nearly singletons; the other three PTB-XL</w:t>
-      </w:r>
-      <w:r>
-        <w:t xml:space="preserve"> </w:t>
-      </w:r>
-      <w:r>
-        <w:t xml:space="preserve">sources and the MIT-BIH records offer few blocks of hundreds to thousands of</w:t>
-      </w:r>
-      <w:r>
-        <w:t xml:space="preserve"> </w:t>
-      </w:r>
-      <w:r>
-        <w:t xml:space="preserve">observations each. The published stratified ten-fold split is used as released</w:t>
-      </w:r>
-      <w:r>
-        <w:t xml:space="preserve"> </w:t>
-      </w:r>
-      <w:r>
-        <w:t xml:space="preserve">(17,418 records in folds 1–8, 2,183 in fold 9, 2,198 in fold 10), with no patient</w:t>
-      </w:r>
-      <w:r>
-        <w:t xml:space="preserve"> </w:t>
-      </w:r>
-      <w:r>
-        <w:t xml:space="preserve">in two folds. Cardiologists validated 67.0% of records in folds 1–8 on average</w:t>
-      </w:r>
-      <w:r>
-        <w:t xml:space="preserve"> </w:t>
-      </w:r>
-      <w:r>
-        <w:t xml:space="preserve">(range 64–68%) but every record in folds 9 and 10, so confirmatory analysis is</w:t>
-      </w:r>
-      <w:r>
-        <w:t xml:space="preserve"> </w:t>
-      </w:r>
-      <w:r>
-        <w:t xml:space="preserve">restricted to folds 9–10, with fold 10 held in reserve and still unexamined.</w:t>
+        <w:t xml:space="preserve">PTB-XL patient blocks are many and nearly singletons, whereas the other PTB-XL</w:t>
+      </w:r>
+      <w:r>
+        <w:t xml:space="preserve"> </w:t>
+      </w:r>
+      <w:r>
+        <w:t xml:space="preserve">sources and the MIT-BIH records give few blocks of hundreds to thousands of</w:t>
+      </w:r>
+      <w:r>
+        <w:t xml:space="preserve"> </w:t>
+      </w:r>
+      <w:r>
+        <w:t xml:space="preserve">observations. The stratified ten-fold split is used as released (17,418 records</w:t>
+      </w:r>
+      <w:r>
+        <w:t xml:space="preserve"> </w:t>
+      </w:r>
+      <w:r>
+        <w:t xml:space="preserve">in folds 1–8, 2,183 in fold 9, 2,198 in fold 10; no patient in two folds).</w:t>
+      </w:r>
+      <w:r>
+        <w:t xml:space="preserve"> </w:t>
+      </w:r>
+      <w:r>
+        <w:t xml:space="preserve">Cardiologists validated 67.0% of records in folds 1–8 (range 64–68%) but all</w:t>
+      </w:r>
+      <w:r>
+        <w:t xml:space="preserve"> </w:t>
+      </w:r>
+      <w:r>
+        <w:t xml:space="preserve">records in folds 9 and 10, so confirmatory analysis uses folds 9–10, with fold 10</w:t>
+      </w:r>
+      <w:r>
+        <w:t xml:space="preserve"> </w:t>
+      </w:r>
+      <w:r>
+        <w:t xml:space="preserve">held in reserve and still unexamined.</w:t>
       </w:r>
     </w:p>
     <w:p>
@@ -8151,55 +8090,49 @@
         <w:t xml:space="preserve"> </w:t>
       </w:r>
       <w:r>
-        <w:t xml:space="preserve">Version 1.0.0 [15] contains 48 half-hour two-channel recordings at</w:t>
-      </w:r>
-      <w:r>
-        <w:t xml:space="preserve"> </w:t>
-      </w:r>
-      <w:r>
-        <w:t xml:space="preserve">360 Hz, annotated beat by beat by cardiologists. The four paced records (102,</w:t>
-      </w:r>
-      <w:r>
-        <w:t xml:space="preserve"> </w:t>
-      </w:r>
-      <w:r>
-        <w:t xml:space="preserve">104, 107, 217) are removed as usual, leaving 44. Mapping annotations to the five</w:t>
-      </w:r>
-      <w:r>
-        <w:t xml:space="preserve"> </w:t>
-      </w:r>
-      <w:r>
-        <w:t xml:space="preserve">AAMI classes gives 100,733 beats, each a window centered on its R peak, filtered</w:t>
-      </w:r>
-      <w:r>
-        <w:t xml:space="preserve"> </w:t>
-      </w:r>
-      <w:r>
-        <w:t xml:space="preserve">as for PTB-XL and z-normalized per beat. The 40 beats within 128 samples of a</w:t>
-      </w:r>
-      <w:r>
-        <w:t xml:space="preserve"> </w:t>
-      </w:r>
-      <w:r>
-        <w:t xml:space="preserve">record boundary cannot fit a full 256-sample (711 ms) window and are dropped</w:t>
-      </w:r>
-      <w:r>
-        <w:t xml:space="preserve"> </w:t>
-      </w:r>
-      <w:r>
-        <w:t xml:space="preserve">rather than zero-padded, leaving 100,693: N 90,087, S 2,781, V 7,008, F 802 and</w:t>
-      </w:r>
-      <w:r>
-        <w:t xml:space="preserve"> </w:t>
-      </w:r>
-      <w:r>
-        <w:t xml:space="preserve">Q 15, with class Q kept and reported as degenerate. The MLII lead is selected by</w:t>
-      </w:r>
-      <w:r>
-        <w:t xml:space="preserve"> </w:t>
-      </w:r>
-      <w:r>
-        <w:t xml:space="preserve">name, because record 114 stores its channels as</w:t>
+        <w:t xml:space="preserve">Version 1.0.0 [15] holds 48 half-hour two-channel recordings at</w:t>
+      </w:r>
+      <w:r>
+        <w:t xml:space="preserve"> </w:t>
+      </w:r>
+      <w:r>
+        <w:t xml:space="preserve">360 Hz, annotated beat by beat by cardiologists; the four paced records (102,</w:t>
+      </w:r>
+      <w:r>
+        <w:t xml:space="preserve"> </w:t>
+      </w:r>
+      <w:r>
+        <w:t xml:space="preserve">104, 107, 217) are removed, leaving 44. Mapping annotations to the five AAMI</w:t>
+      </w:r>
+      <w:r>
+        <w:t xml:space="preserve"> </w:t>
+      </w:r>
+      <w:r>
+        <w:t xml:space="preserve">classes gives 100,733 beats, each a window centered on its R peak, filtered as</w:t>
+      </w:r>
+      <w:r>
+        <w:t xml:space="preserve"> </w:t>
+      </w:r>
+      <w:r>
+        <w:t xml:space="preserve">for PTB-XL and z-normalized per beat. The 40 beats too close to a record boundary</w:t>
+      </w:r>
+      <w:r>
+        <w:t xml:space="preserve"> </w:t>
+      </w:r>
+      <w:r>
+        <w:t xml:space="preserve">for a full 256-sample (711 ms) window are dropped, leaving 100,693: N 90,087,</w:t>
+      </w:r>
+      <w:r>
+        <w:t xml:space="preserve"> </w:t>
+      </w:r>
+      <w:r>
+        <w:t xml:space="preserve">S 2,781, V 7,008, F 802 and Q 15, with Q kept and reported as degenerate. The</w:t>
+      </w:r>
+      <w:r>
+        <w:t xml:space="preserve"> </w:t>
+      </w:r>
+      <w:r>
+        <w:t xml:space="preserve">MLII lead is selected by name, because record 114 stores its channels as</w:t>
       </w:r>
       <w:r>
         <w:t xml:space="preserve"> </w:t>
@@ -8211,40 +8144,31 @@
         <w:t xml:space="preserve">[V5, MLII]</w:t>
       </w:r>
       <w:r>
-        <w:t xml:space="preserve"> </w:t>
-      </w:r>
-      <w:r>
-        <w:t xml:space="preserve">and selection by</w:t>
-      </w:r>
-      <w:r>
-        <w:t xml:space="preserve"> </w:t>
-      </w:r>
-      <w:r>
-        <w:t xml:space="preserve">index would silently swap leads. The inter-patient partition splits the records</w:t>
-      </w:r>
-      <w:r>
-        <w:t xml:space="preserve"> </w:t>
-      </w:r>
-      <w:r>
-        <w:t xml:space="preserve">into DS1 and DS2, 22 each, with 51,000 and 49,693 beats. Records hold 1,517 to</w:t>
-      </w:r>
-      <w:r>
-        <w:t xml:space="preserve"> </w:t>
-      </w:r>
-      <w:r>
-        <w:t xml:space="preserve">3,361 beats (median 2,257), three orders of magnitude more than a PTB-XL block.</w:t>
-      </w:r>
-      <w:r>
-        <w:t xml:space="preserve"> </w:t>
-      </w:r>
-      <w:r>
-        <w:t xml:space="preserve">Records 201 and 202 come from one subject but fall on opposite sides of the</w:t>
-      </w:r>
-      <w:r>
-        <w:t xml:space="preserve"> </w:t>
-      </w:r>
-      <w:r>
-        <w:t xml:space="preserve">partition; we keep the standard split for comparability and disclose the leak.</w:t>
+        <w:t xml:space="preserve">. The inter-patient partition gives DS1 and DS2, 22 records each,</w:t>
+      </w:r>
+      <w:r>
+        <w:t xml:space="preserve"> </w:t>
+      </w:r>
+      <w:r>
+        <w:t xml:space="preserve">with 51,000 and 49,693 beats; records hold 1,517 to 3,361 beats (median 2,257),</w:t>
+      </w:r>
+      <w:r>
+        <w:t xml:space="preserve"> </w:t>
+      </w:r>
+      <w:r>
+        <w:t xml:space="preserve">three orders of magnitude more than a PTB-XL block. Records 201 and 202 come from</w:t>
+      </w:r>
+      <w:r>
+        <w:t xml:space="preserve"> </w:t>
+      </w:r>
+      <w:r>
+        <w:t xml:space="preserve">one subject but fall on opposite sides of the partition; we keep the standard</w:t>
+      </w:r>
+      <w:r>
+        <w:t xml:space="preserve"> </w:t>
+      </w:r>
+      <w:r>
+        <w:t xml:space="preserve">split for comparability and disclose the leak.</w:t>
       </w:r>
     </w:p>
     <w:p>
@@ -8417,19 +8341,19 @@
         <w:t xml:space="preserve"> </w:t>
       </w:r>
       <w:r>
-        <w:t xml:space="preserve">exchangeable; B12 is HCP calibrated at the block level [12]. Because we ask</w:t>
-      </w:r>
-      <w:r>
-        <w:t xml:space="preserve"> </w:t>
-      </w:r>
-      <w:r>
-        <w:t xml:space="preserve">whether any guarantee can be enforced, not which construction is most efficient,</w:t>
-      </w:r>
-      <w:r>
-        <w:t xml:space="preserve"> </w:t>
-      </w:r>
-      <w:r>
-        <w:t xml:space="preserve">the constructions of Dunn et al. [13] and Mondrian conformal prediction are not</w:t>
+        <w:t xml:space="preserve">exchangeable; B12 is HCP calibrated at the block level [12]. We ask whether any</w:t>
+      </w:r>
+      <w:r>
+        <w:t xml:space="preserve"> </w:t>
+      </w:r>
+      <w:r>
+        <w:t xml:space="preserve">guarantee can be enforced, not which construction is most efficient, so the</w:t>
+      </w:r>
+      <w:r>
+        <w:t xml:space="preserve"> </w:t>
+      </w:r>
+      <w:r>
+        <w:t xml:space="preserve">constructions of Dunn et al. [13] and Mondrian conformal prediction are not</w:t>
       </w:r>
       <w:r>
         <w:t xml:space="preserve"> </w:t>
@@ -8444,43 +8368,37 @@
         <w:jc w:val="both"/>
       </w:pPr>
       <w:r>
-        <w:t xml:space="preserve">PTB-XL uses folds 1–6 for training, fold 7 for validation, and fold 9 split at</w:t>
-      </w:r>
-      <w:r>
-        <w:t xml:space="preserve"> </w:t>
-      </w:r>
-      <w:r>
-        <w:t xml:space="preserve">the patient level into calibration and evaluation halves, with 200–400</w:t>
-      </w:r>
-      <w:r>
-        <w:t xml:space="preserve"> </w:t>
-      </w:r>
-      <w:r>
-        <w:t xml:space="preserve">repetitions; fold 8 is left out because its label quality differs from that of</w:t>
-      </w:r>
-      <w:r>
-        <w:t xml:space="preserve"> </w:t>
-      </w:r>
-      <w:r>
-        <w:t xml:space="preserve">fold 9, and fold 10 is reserved for one final confirmatory evaluation. MIT-BIH</w:t>
-      </w:r>
-      <w:r>
-        <w:t xml:space="preserve"> </w:t>
-      </w:r>
-      <w:r>
-        <w:t xml:space="preserve">trains on DS1 minus four validation records (124, 205, 215, 230), validates on</w:t>
-      </w:r>
-      <w:r>
-        <w:t xml:space="preserve"> </w:t>
-      </w:r>
-      <w:r>
-        <w:t xml:space="preserve">those four, and splits DS2 11/11 at the record level into calibration and</w:t>
-      </w:r>
-      <w:r>
-        <w:t xml:space="preserve"> </w:t>
-      </w:r>
-      <w:r>
-        <w:t xml:space="preserve">evaluation, again with 200–400 repetitions.</w:t>
+        <w:t xml:space="preserve">PTB-XL trains on folds 1–6, validates on fold 7 and splits fold 9 at the patient</w:t>
+      </w:r>
+      <w:r>
+        <w:t xml:space="preserve"> </w:t>
+      </w:r>
+      <w:r>
+        <w:t xml:space="preserve">level into calibration and evaluation halves (200–400 repetitions); fold 8 is</w:t>
+      </w:r>
+      <w:r>
+        <w:t xml:space="preserve"> </w:t>
+      </w:r>
+      <w:r>
+        <w:t xml:space="preserve">left out for its different label quality, and fold 10 is reserved for one final</w:t>
+      </w:r>
+      <w:r>
+        <w:t xml:space="preserve"> </w:t>
+      </w:r>
+      <w:r>
+        <w:t xml:space="preserve">confirmatory evaluation. MIT-BIH trains on DS1 minus four validation records</w:t>
+      </w:r>
+      <w:r>
+        <w:t xml:space="preserve"> </w:t>
+      </w:r>
+      <w:r>
+        <w:t xml:space="preserve">(124, 205, 215, 230), validates on those four, and splits DS2 11/11 at the record</w:t>
+      </w:r>
+      <w:r>
+        <w:t xml:space="preserve"> </w:t>
+      </w:r>
+      <w:r>
+        <w:t xml:space="preserve">level (200–400 repetitions).</w:t>
       </w:r>
     </w:p>
     <w:p>
@@ -8507,37 +8425,37 @@
         <w:t xml:space="preserve"> </w:t>
       </w:r>
       <w:r>
-        <w:t xml:space="preserve">exchangeable observation. The guarantee (2) of HCP concerns one observation from</w:t>
-      </w:r>
-      <w:r>
-        <w:t xml:space="preserve"> </w:t>
-      </w:r>
-      <w:r>
-        <w:t xml:space="preserve">a new block, and its empirical counterpart averages within each test block before</w:t>
-      </w:r>
-      <w:r>
-        <w:t xml:space="preserve"> </w:t>
-      </w:r>
-      <w:r>
-        <w:t xml:space="preserve">averaging over blocks. The two coincide for equal block sizes and nearly so on</w:t>
-      </w:r>
-      <w:r>
-        <w:t xml:space="preserve"> </w:t>
-      </w:r>
-      <w:r>
-        <w:t xml:space="preserve">PTB-XL; MIT-BIH records differ in length by up to a factor of 2.2, so both are</w:t>
-      </w:r>
-      <w:r>
-        <w:t xml:space="preserve"> </w:t>
-      </w:r>
-      <w:r>
-        <w:t xml:space="preserve">reported there (§5.3). On PTB-XL we report superset coverage (5), using the</w:t>
-      </w:r>
-      <w:r>
-        <w:t xml:space="preserve"> </w:t>
-      </w:r>
-      <w:r>
-        <w:t xml:space="preserve">maximum score over the true labels.</w:t>
+        <w:t xml:space="preserve">exchangeable observation, whereas guarantee (2) concerns one observation from a</w:t>
+      </w:r>
+      <w:r>
+        <w:t xml:space="preserve"> </w:t>
+      </w:r>
+      <w:r>
+        <w:t xml:space="preserve">new block, whose empirical counterpart averages within each test block first.</w:t>
+      </w:r>
+      <w:r>
+        <w:t xml:space="preserve"> </w:t>
+      </w:r>
+      <w:r>
+        <w:t xml:space="preserve">The two coincide for equal block sizes and nearly so on PTB-XL; MIT-BIH records</w:t>
+      </w:r>
+      <w:r>
+        <w:t xml:space="preserve"> </w:t>
+      </w:r>
+      <w:r>
+        <w:t xml:space="preserve">differ in length by up to a factor of 2.2, so both are reported there (§5.3). On</w:t>
+      </w:r>
+      <w:r>
+        <w:t xml:space="preserve"> </w:t>
+      </w:r>
+      <w:r>
+        <w:t xml:space="preserve">PTB-XL we report superset coverage (5), using the maximum score over the true</w:t>
+      </w:r>
+      <w:r>
+        <w:t xml:space="preserve"> </w:t>
+      </w:r>
+      <w:r>
+        <w:t xml:space="preserve">labels.</w:t>
       </w:r>
     </w:p>
     <w:bookmarkEnd w:id="29"/>
@@ -8556,43 +8474,43 @@
         <w:jc w:val="both"/>
       </w:pPr>
       <w:r>
-        <w:t xml:space="preserve">Conformal guarantees do not depend on the model, so the backbone changes the size</w:t>
-      </w:r>
-      <w:r>
-        <w:t xml:space="preserve"> </w:t>
-      </w:r>
-      <w:r>
-        <w:t xml:space="preserve">of prediction sets, not their validity. The primary backbone, SmallECGNet, is a</w:t>
-      </w:r>
-      <w:r>
-        <w:t xml:space="preserve"> </w:t>
-      </w:r>
-      <w:r>
-        <w:t xml:space="preserve">compact 1-D convolutional network with 104,389 parameters for 12-lead input and</w:t>
-      </w:r>
-      <w:r>
-        <w:t xml:space="preserve"> </w:t>
-      </w:r>
-      <w:r>
-        <w:t xml:space="preserve">101,925 for a single lead. Each audit is repeated with two 1-D residual networks</w:t>
-      </w:r>
-      <w:r>
-        <w:t xml:space="preserve"> </w:t>
-      </w:r>
-      <w:r>
-        <w:t xml:space="preserve">of the PTB-XL benchmark family [1], ResNet1D-34 (7,225,733 / 7,220,805</w:t>
-      </w:r>
-      <w:r>
-        <w:t xml:space="preserve"> </w:t>
-      </w:r>
-      <w:r>
-        <w:t xml:space="preserve">parameters) and ResNet1D-50 (15,969,413 / 15,964,485), trained with Adam</w:t>
-      </w:r>
-      <w:r>
-        <w:t xml:space="preserve"> </w:t>
-      </w:r>
-      <w:r>
-        <w:t xml:space="preserve">(learning rate</w:t>
+        <w:t xml:space="preserve">Conformal guarantees do not depend on the model, so the backbone changes set</w:t>
+      </w:r>
+      <w:r>
+        <w:t xml:space="preserve"> </w:t>
+      </w:r>
+      <w:r>
+        <w:t xml:space="preserve">size, not validity. The primary backbone, SmallECGNet, is a compact 1-D</w:t>
+      </w:r>
+      <w:r>
+        <w:t xml:space="preserve"> </w:t>
+      </w:r>
+      <w:r>
+        <w:t xml:space="preserve">convolutional network (104,389 parameters for 12-lead input, 101,925 for one</w:t>
+      </w:r>
+      <w:r>
+        <w:t xml:space="preserve"> </w:t>
+      </w:r>
+      <w:r>
+        <w:t xml:space="preserve">lead), reused from the primary study without retraining. Each audit is repeated</w:t>
+      </w:r>
+      <w:r>
+        <w:t xml:space="preserve"> </w:t>
+      </w:r>
+      <w:r>
+        <w:t xml:space="preserve">with two 1-D residual networks of the PTB-XL benchmark family [1], ResNet1D-34</w:t>
+      </w:r>
+      <w:r>
+        <w:t xml:space="preserve"> </w:t>
+      </w:r>
+      <w:r>
+        <w:t xml:space="preserve">(7,225,733 / 7,220,805 parameters) and ResNet1D-50 (15,969,413 / 15,964,485),</w:t>
+      </w:r>
+      <w:r>
+        <w:t xml:space="preserve"> </w:t>
+      </w:r>
+      <w:r>
+        <w:t xml:space="preserve">trained with Adam (learning rate</w:t>
       </w:r>
       <w:r>
         <w:t xml:space="preserve"> </w:t>
@@ -8618,79 +8536,73 @@
         </m:sSup>
       </m:oMath>
       <w:r>
-        <w:t xml:space="preserve">), early stopping on validation loss (patience 5) and a</w:t>
-      </w:r>
-      <w:r>
-        <w:t xml:space="preserve"> </w:t>
-      </w:r>
-      <w:r>
-        <w:t xml:space="preserve">cap of 25 epochs on PTB-XL and 30 on MIT-BIH. The SmallECGNet weights come from</w:t>
-      </w:r>
-      <w:r>
-        <w:t xml:space="preserve"> </w:t>
-      </w:r>
-      <w:r>
-        <w:t xml:space="preserve">the primary study, which used the same optimizer and stopping rule, and are not</w:t>
-      </w:r>
-      <w:r>
-        <w:t xml:space="preserve"> </w:t>
-      </w:r>
-      <w:r>
-        <w:t xml:space="preserve">retrained. Losses are binary cross-entropy over the five superclasses (PTB-XL)</w:t>
-      </w:r>
-      <w:r>
-        <w:t xml:space="preserve"> </w:t>
-      </w:r>
-      <w:r>
-        <w:t xml:space="preserve">and cross-entropy over the five AAMI classes (MIT-BIH), without class weighting.</w:t>
-      </w:r>
-      <w:r>
-        <w:t xml:space="preserve"> </w:t>
-      </w:r>
-      <w:r>
-        <w:t xml:space="preserve">Batches hold 128 records or 256 beats; for the residual networks they are</w:t>
-      </w:r>
-      <w:r>
-        <w:t xml:space="preserve"> </w:t>
-      </w:r>
-      <w:r>
-        <w:t xml:space="preserve">accumulated from micro-batches of 32 or 64, so batch-normalization statistics</w:t>
-      </w:r>
-      <w:r>
-        <w:t xml:space="preserve"> </w:t>
-      </w:r>
-      <w:r>
-        <w:t xml:space="preserve">are per micro-batch. The primary backbone reaches a macro-AUROC of 0.9016 on</w:t>
-      </w:r>
-      <w:r>
-        <w:t xml:space="preserve"> </w:t>
-      </w:r>
-      <w:r>
-        <w:t xml:space="preserve">PTB-XL and, on MIT-BIH, an accuracy of 0.8690 with balanced accuracy 0.3748 and</w:t>
-      </w:r>
-      <w:r>
-        <w:t xml:space="preserve"> </w:t>
-      </w:r>
-      <w:r>
-        <w:t xml:space="preserve">macro-F1 0.3144. The backbones were deliberately not tuned for discrimination:</w:t>
-      </w:r>
-      <w:r>
-        <w:t xml:space="preserve"> </w:t>
-      </w:r>
-      <w:r>
-        <w:t xml:space="preserve">validity holds for any score fixed before calibration, so a weak minority-class</w:t>
-      </w:r>
-      <w:r>
-        <w:t xml:space="preserve"> </w:t>
-      </w:r>
-      <w:r>
-        <w:t xml:space="preserve">score enlarges sets without affecting the coverage under audit, and three</w:t>
-      </w:r>
-      <w:r>
-        <w:t xml:space="preserve"> </w:t>
-      </w:r>
-      <w:r>
-        <w:t xml:space="preserve">backbones show that no conclusion hinges on one score. Scores are</w:t>
+        <w:t xml:space="preserve">), early stopping on validation loss</w:t>
+      </w:r>
+      <w:r>
+        <w:t xml:space="preserve"> </w:t>
+      </w:r>
+      <w:r>
+        <w:t xml:space="preserve">(patience 5) and at most 25 epochs on PTB-XL and 30 on MIT-BIH; SmallECGNet had</w:t>
+      </w:r>
+      <w:r>
+        <w:t xml:space="preserve"> </w:t>
+      </w:r>
+      <w:r>
+        <w:t xml:space="preserve">used the same optimizer and stopping rule.</w:t>
+      </w:r>
+      <w:r>
+        <w:t xml:space="preserve"> </w:t>
+      </w:r>
+      <w:r>
+        <w:t xml:space="preserve">Losses are binary cross-entropy over the five superclasses (PTB-XL) and</w:t>
+      </w:r>
+      <w:r>
+        <w:t xml:space="preserve"> </w:t>
+      </w:r>
+      <w:r>
+        <w:t xml:space="preserve">cross-entropy over the five AAMI classes (MIT-BIH), without class weighting;</w:t>
+      </w:r>
+      <w:r>
+        <w:t xml:space="preserve"> </w:t>
+      </w:r>
+      <w:r>
+        <w:t xml:space="preserve">batches hold 128 records or 256 beats, accumulated for the residual networks from</w:t>
+      </w:r>
+      <w:r>
+        <w:t xml:space="preserve"> </w:t>
+      </w:r>
+      <w:r>
+        <w:t xml:space="preserve">micro-batches of 32 or 64, so batch-normalization statistics are per</w:t>
+      </w:r>
+      <w:r>
+        <w:t xml:space="preserve"> </w:t>
+      </w:r>
+      <w:r>
+        <w:t xml:space="preserve">micro-batch. The primary backbone reaches a macro-AUROC of 0.9016 on PTB-XL and,</w:t>
+      </w:r>
+      <w:r>
+        <w:t xml:space="preserve"> </w:t>
+      </w:r>
+      <w:r>
+        <w:t xml:space="preserve">on MIT-BIH, an accuracy of 0.8690 with balanced accuracy 0.3748 and macro-F1</w:t>
+      </w:r>
+      <w:r>
+        <w:t xml:space="preserve"> </w:t>
+      </w:r>
+      <w:r>
+        <w:t xml:space="preserve">0.3144. The backbones were deliberately not tuned for discrimination: validity</w:t>
+      </w:r>
+      <w:r>
+        <w:t xml:space="preserve"> </w:t>
+      </w:r>
+      <w:r>
+        <w:t xml:space="preserve">holds for any score fixed before calibration, so a weak minority-class score</w:t>
+      </w:r>
+      <w:r>
+        <w:t xml:space="preserve"> </w:t>
+      </w:r>
+      <w:r>
+        <w:t xml:space="preserve">enlarges sets without affecting the coverage under audit. Scores are</w:t>
       </w:r>
       <w:r>
         <w:t xml:space="preserve"> </w:t>
@@ -8837,13 +8749,13 @@
         <w:t xml:space="preserve"> </w:t>
       </w:r>
       <w:r>
-        <w:t xml:space="preserve">label for multi-label PTB-XL; the record-level score for superset coverage is the</w:t>
-      </w:r>
-      <w:r>
-        <w:t xml:space="preserve"> </w:t>
-      </w:r>
-      <w:r>
-        <w:t xml:space="preserve">maximum over the true labels, which reduces to scalar HCP (§3.4).</w:t>
+        <w:t xml:space="preserve">label for multi-label PTB-XL, where the superset score is the maximum over the</w:t>
+      </w:r>
+      <w:r>
+        <w:t xml:space="preserve"> </w:t>
+      </w:r>
+      <w:r>
+        <w:t xml:space="preserve">true labels and reduces to scalar HCP (§3.4).</w:t>
       </w:r>
     </w:p>
     <w:bookmarkEnd w:id="30"/>
@@ -8868,43 +8780,43 @@
         <w:t xml:space="preserve"> </w:t>
       </w:r>
       <w:r>
-        <w:t xml:space="preserve">beats, which would reproduce the error under study. Two kinds of uncertainty are</w:t>
-      </w:r>
-      <w:r>
-        <w:t xml:space="preserve"> </w:t>
-      </w:r>
-      <w:r>
-        <w:t xml:space="preserve">kept apart. Intervals over repeated random splits of a fixed set of blocks</w:t>
-      </w:r>
-      <w:r>
-        <w:t xml:space="preserve"> </w:t>
-      </w:r>
-      <w:r>
-        <w:t xml:space="preserve">describe the Monte Carlo variability of the split procedure on those blocks; they</w:t>
-      </w:r>
-      <w:r>
-        <w:t xml:space="preserve"> </w:t>
-      </w:r>
-      <w:r>
-        <w:t xml:space="preserve">narrow as splits are added and are not confidence intervals for the patient</w:t>
-      </w:r>
-      <w:r>
-        <w:t xml:space="preserve"> </w:t>
-      </w:r>
-      <w:r>
-        <w:t xml:space="preserve">population. For the central MIT-BIH comparison we therefore also treat records as</w:t>
-      </w:r>
-      <w:r>
-        <w:t xml:space="preserve"> </w:t>
-      </w:r>
-      <w:r>
-        <w:t xml:space="preserve">the sampling unit, with a leave-one-record-out jackknife over the 22 DS2 records</w:t>
-      </w:r>
-      <w:r>
-        <w:t xml:space="preserve"> </w:t>
-      </w:r>
-      <w:r>
-        <w:t xml:space="preserve">and Holm correction across the three</w:t>
+        <w:t xml:space="preserve">beats, which would reproduce the error under study. Intervals over repeated</w:t>
+      </w:r>
+      <w:r>
+        <w:t xml:space="preserve"> </w:t>
+      </w:r>
+      <w:r>
+        <w:t xml:space="preserve">random splits of a fixed set of blocks describe the Monte Carlo variability of</w:t>
+      </w:r>
+      <w:r>
+        <w:t xml:space="preserve"> </w:t>
+      </w:r>
+      <w:r>
+        <w:t xml:space="preserve">the split procedure on those blocks; they narrow as splits are added and are not</w:t>
+      </w:r>
+      <w:r>
+        <w:t xml:space="preserve"> </w:t>
+      </w:r>
+      <w:r>
+        <w:t xml:space="preserve">confidence intervals for the patient population. For the central MIT-BIH</w:t>
+      </w:r>
+      <w:r>
+        <w:t xml:space="preserve"> </w:t>
+      </w:r>
+      <w:r>
+        <w:t xml:space="preserve">comparison we therefore also treat records as the sampling unit, through a</w:t>
+      </w:r>
+      <w:r>
+        <w:t xml:space="preserve"> </w:t>
+      </w:r>
+      <w:r>
+        <w:t xml:space="preserve">leave-one-record-out jackknife over the 22 DS2 records with Holm correction</w:t>
+      </w:r>
+      <w:r>
+        <w:t xml:space="preserve"> </w:t>
+      </w:r>
+      <w:r>
+        <w:t xml:space="preserve">across the three</w:t>
       </w:r>
       <w:r>
         <w:t xml:space="preserve"> </w:t>
@@ -8918,37 +8830,31 @@
         <w:t xml:space="preserve"> </w:t>
       </w:r>
       <w:r>
-        <w:t xml:space="preserve">levels of each backbone, added post</w:t>
-      </w:r>
-      <w:r>
-        <w:t xml:space="preserve"> </w:t>
-      </w:r>
-      <w:r>
-        <w:t xml:space="preserve">hoc once the distinction was noticed. All analyses follow an internal,</w:t>
-      </w:r>
-      <w:r>
-        <w:t xml:space="preserve"> </w:t>
-      </w:r>
-      <w:r>
-        <w:t xml:space="preserve">version-controlled protocol whose deviation log lists every departure from the</w:t>
-      </w:r>
-      <w:r>
-        <w:t xml:space="preserve"> </w:t>
-      </w:r>
-      <w:r>
-        <w:t xml:space="preserve">initial plan (§6.4). Friedman–Nemenyi tests are avoided: they are designed for</w:t>
-      </w:r>
-      <w:r>
-        <w:t xml:space="preserve"> </w:t>
-      </w:r>
-      <w:r>
-        <w:t xml:space="preserve">many classifiers over many datasets, conventionally five or more, and are</w:t>
-      </w:r>
-      <w:r>
-        <w:t xml:space="preserve"> </w:t>
-      </w:r>
-      <w:r>
-        <w:t xml:space="preserve">uninformative with two.</w:t>
+        <w:t xml:space="preserve">levels of each backbone, added post hoc once the</w:t>
+      </w:r>
+      <w:r>
+        <w:t xml:space="preserve"> </w:t>
+      </w:r>
+      <w:r>
+        <w:t xml:space="preserve">distinction was noticed. All analyses follow an internal, version-controlled</w:t>
+      </w:r>
+      <w:r>
+        <w:t xml:space="preserve"> </w:t>
+      </w:r>
+      <w:r>
+        <w:t xml:space="preserve">protocol whose deviation log records every departure from the initial plan</w:t>
+      </w:r>
+      <w:r>
+        <w:t xml:space="preserve"> </w:t>
+      </w:r>
+      <w:r>
+        <w:t xml:space="preserve">(§6.4). Friedman–Nemenyi tests, designed for many classifiers over many</w:t>
+      </w:r>
+      <w:r>
+        <w:t xml:space="preserve"> </w:t>
+      </w:r>
+      <w:r>
+        <w:t xml:space="preserve">datasets, are uninformative with two and are not used.</w:t>
       </w:r>
     </w:p>
     <w:p>
@@ -8957,43 +8863,37 @@
         <w:jc w:val="both"/>
       </w:pPr>
       <w:r>
-        <w:t xml:space="preserve">The permutation null reassigns beats to DS2 records through one random</w:t>
-      </w:r>
-      <w:r>
-        <w:t xml:space="preserve"> </w:t>
-      </w:r>
-      <w:r>
-        <w:t xml:space="preserve">permutation of their record labels, preserving every block size, and the observed</w:t>
-      </w:r>
-      <w:r>
-        <w:t xml:space="preserve"> </w:t>
-      </w:r>
-      <w:r>
-        <w:t xml:space="preserve">and permuted arms share the same sequence of splits. In the factorial design the</w:t>
-      </w:r>
-      <w:r>
-        <w:t xml:space="preserve"> </w:t>
-      </w:r>
-      <w:r>
-        <w:t xml:space="preserve">clustered arm uses the original records and the randomized arm the permuted ones;</w:t>
-      </w:r>
-      <w:r>
-        <w:t xml:space="preserve"> </w:t>
-      </w:r>
-      <w:r>
-        <w:t xml:space="preserve">the balanced arm subsamples every calibration record to 1,355 beats (60% of the</w:t>
-      </w:r>
-      <w:r>
-        <w:t xml:space="preserve"> </w:t>
-      </w:r>
-      <w:r>
-        <w:t xml:space="preserve">mean record length) and the imbalanced arm to 60% of its own length, so that</w:t>
-      </w:r>
-      <w:r>
-        <w:t xml:space="preserve"> </w:t>
-      </w:r>
-      <w:r>
-        <w:t xml:space="preserve">calibration sizes match in expectation, while test records are used in full. The</w:t>
+        <w:t xml:space="preserve">The three MIT-BIH controls are sketched in Fig. 7 (§5.3). The permutation null</w:t>
+      </w:r>
+      <w:r>
+        <w:t xml:space="preserve"> </w:t>
+      </w:r>
+      <w:r>
+        <w:t xml:space="preserve">applies one random permutation of record labels to DS2 beats, preserving every</w:t>
+      </w:r>
+      <w:r>
+        <w:t xml:space="preserve"> </w:t>
+      </w:r>
+      <w:r>
+        <w:t xml:space="preserve">block size, and shares its splits with the observed arm. The factorial design</w:t>
+      </w:r>
+      <w:r>
+        <w:t xml:space="preserve"> </w:t>
+      </w:r>
+      <w:r>
+        <w:t xml:space="preserve">crosses original and permuted membership with calibration records subsampled to</w:t>
+      </w:r>
+      <w:r>
+        <w:t xml:space="preserve"> </w:t>
+      </w:r>
+      <w:r>
+        <w:t xml:space="preserve">1,355 beats (60% of the mean record length) or to 60% of their own length, which</w:t>
+      </w:r>
+      <w:r>
+        <w:t xml:space="preserve"> </w:t>
+      </w:r>
+      <w:r>
+        <w:t xml:space="preserve">matches calibration size in expectation; test records are used in full. The</w:t>
       </w:r>
       <w:r>
         <w:t xml:space="preserve"> </w:t>
@@ -9064,19 +8964,19 @@
         <w:t xml:space="preserve"> </w:t>
       </w:r>
       <w:r>
-        <w:t xml:space="preserve">of beats, again preserving block sizes, and subsamples</w:t>
-      </w:r>
-      <w:r>
-        <w:t xml:space="preserve"> </w:t>
-      </w:r>
-      <w:r>
-        <w:t xml:space="preserve">calibration records to 1,355 beats. Intraclass correlations use the one-way ANOVA</w:t>
-      </w:r>
-      <w:r>
-        <w:t xml:space="preserve"> </w:t>
-      </w:r>
-      <w:r>
-        <w:t xml:space="preserve">estimator for unbalanced designs,</w:t>
+        <w:t xml:space="preserve">of beats and subsamples calibration records to 1,355</w:t>
+      </w:r>
+      <w:r>
+        <w:t xml:space="preserve"> </w:t>
+      </w:r>
+      <w:r>
+        <w:t xml:space="preserve">beats. Intraclass correlations use the one-way ANOVA estimator for unbalanced</w:t>
+      </w:r>
+      <w:r>
+        <w:t xml:space="preserve"> </w:t>
+      </w:r>
+      <w:r>
+        <w:t xml:space="preserve">designs,</w:t>
       </w:r>
       <w:r>
         <w:t xml:space="preserve"> </w:t>
@@ -9231,19 +9131,19 @@
         </m:r>
       </m:oMath>
       <w:r>
-        <w:t xml:space="preserve">, on conformity</w:t>
-      </w:r>
-      <w:r>
-        <w:t xml:space="preserve"> </w:t>
-      </w:r>
-      <w:r>
-        <w:t xml:space="preserve">scores (on PTB-XL, the superset score of (5)); the indicator version thresholds at</w:t>
-      </w:r>
-      <w:r>
-        <w:t xml:space="preserve"> </w:t>
-      </w:r>
-      <w:r>
-        <w:t xml:space="preserve">the</w:t>
+        <w:t xml:space="preserve">, on</w:t>
+      </w:r>
+      <w:r>
+        <w:t xml:space="preserve"> </w:t>
+      </w:r>
+      <w:r>
+        <w:t xml:space="preserve">conformity scores (on PTB-XL, the superset score of (5)); the indicator version</w:t>
+      </w:r>
+      <w:r>
+        <w:t xml:space="preserve"> </w:t>
+      </w:r>
+      <w:r>
+        <w:t xml:space="preserve">thresholds at the</w:t>
       </w:r>
       <w:r>
         <w:t xml:space="preserve"> </w:t>
@@ -9278,13 +9178,13 @@
         <w:t xml:space="preserve"> </w:t>
       </w:r>
       <w:r>
-        <w:t xml:space="preserve">quantile of all evaluation scores. Table 2 lists the procedure</w:t>
-      </w:r>
-      <w:r>
-        <w:t xml:space="preserve"> </w:t>
-      </w:r>
-      <w:r>
-        <w:t xml:space="preserve">behind each reported quantity.</w:t>
+        <w:t xml:space="preserve">quantile of all evaluation scores. Table 2 lists</w:t>
+      </w:r>
+      <w:r>
+        <w:t xml:space="preserve"> </w:t>
+      </w:r>
+      <w:r>
+        <w:t xml:space="preserve">the procedure behind each reported quantity.</w:t>
       </w:r>
     </w:p>
     <w:p>
@@ -9323,8 +9223,8 @@
         </w:tblBorders>
       </w:tblPr>
       <w:tblGrid>
-        <w:gridCol w:w="3960"/>
-        <w:gridCol w:w="3960"/>
+        <w:gridCol w:w="2018"/>
+        <w:gridCol w:w="5901"/>
       </w:tblGrid>
       <w:tr>
         <w:trPr>
@@ -9704,7 +9604,7 @@
     </w:p>
     <w:bookmarkEnd w:id="32"/>
     <w:bookmarkEnd w:id="33"/>
-    <w:bookmarkStart w:id="57" w:name="results"/>
+    <w:bookmarkStart w:id="60" w:name="results"/>
     <w:p>
       <w:pPr>
         <w:pStyle w:val="Heading1"/>
@@ -9924,15 +9824,15 @@
         </w:tblBorders>
       </w:tblPr>
       <w:tblGrid>
-        <w:gridCol w:w="766"/>
-        <w:gridCol w:w="1021"/>
-        <w:gridCol w:w="1021"/>
-        <w:gridCol w:w="1021"/>
-        <w:gridCol w:w="1021"/>
-        <w:gridCol w:w="766"/>
-        <w:gridCol w:w="766"/>
-        <w:gridCol w:w="766"/>
-        <w:gridCol w:w="766"/>
+        <w:gridCol w:w="1560"/>
+        <w:gridCol w:w="1200"/>
+        <w:gridCol w:w="720"/>
+        <w:gridCol w:w="1320"/>
+        <w:gridCol w:w="1200"/>
+        <w:gridCol w:w="480"/>
+        <w:gridCol w:w="480"/>
+        <w:gridCol w:w="480"/>
+        <w:gridCol w:w="480"/>
       </w:tblGrid>
       <w:tr>
         <w:trPr>
@@ -11441,12 +11341,12 @@
         </w:tblBorders>
       </w:tblPr>
       <w:tblGrid>
-        <w:gridCol w:w="880"/>
-        <w:gridCol w:w="1173"/>
-        <w:gridCol w:w="1173"/>
-        <w:gridCol w:w="1173"/>
-        <w:gridCol w:w="1173"/>
-        <w:gridCol w:w="1173"/>
+        <w:gridCol w:w="1613"/>
+        <w:gridCol w:w="733"/>
+        <w:gridCol w:w="1320"/>
+        <w:gridCol w:w="1026"/>
+        <w:gridCol w:w="1026"/>
+        <w:gridCol w:w="1026"/>
         <w:gridCol w:w="1173"/>
       </w:tblGrid>
       <w:tr>
@@ -12307,12 +12207,12 @@
         </w:tblBorders>
       </w:tblPr>
       <w:tblGrid>
-        <w:gridCol w:w="1080"/>
-        <w:gridCol w:w="1440"/>
-        <w:gridCol w:w="1080"/>
-        <w:gridCol w:w="1440"/>
-        <w:gridCol w:w="1440"/>
-        <w:gridCol w:w="1440"/>
+        <w:gridCol w:w="990"/>
+        <w:gridCol w:w="866"/>
+        <w:gridCol w:w="3093"/>
+        <w:gridCol w:w="1237"/>
+        <w:gridCol w:w="866"/>
+        <w:gridCol w:w="866"/>
       </w:tblGrid>
       <w:tr>
         <w:trPr>
@@ -13478,7 +13378,7 @@
       </w:r>
     </w:p>
     <w:bookmarkEnd w:id="44"/>
-    <w:bookmarkStart w:id="48" w:name="attributing-the-deficit-to-dependence"/>
+    <w:bookmarkStart w:id="51" w:name="attributing-the-deficit-to-dependence"/>
     <w:p>
       <w:pPr>
         <w:pStyle w:val="Heading2"/>
@@ -13490,6 +13390,92 @@
     <w:p>
       <w:pPr>
         <w:pStyle w:val="FirstParagraph"/>
+        <w:jc w:val="both"/>
+      </w:pPr>
+      <w:r>
+        <w:t xml:space="preserve">Three controls separate dependence from the other features of MIT-BIH blocks,</w:t>
+      </w:r>
+      <w:r>
+        <w:t xml:space="preserve"> </w:t>
+      </w:r>
+      <w:r>
+        <w:t xml:space="preserve">and Fig. 7 sketches how each one rearranges beats among records.</w:t>
+      </w:r>
+    </w:p>
+    <w:p>
+      <w:pPr>
+        <w:pStyle w:val="CaptionedFigure"/>
+        <w:jc w:val="both"/>
+      </w:pPr>
+      <w:r>
+        <w:drawing>
+          <wp:inline>
+            <wp:extent cx="5303520" cy="1273853"/>
+            <wp:effectExtent b="0" l="0" r="0" t="0"/>
+            <wp:docPr descr="Fig. 7. Controls used on MIT-BIH, drawn on four illustrative records (colors mark the original record of each beat). (a) Permutation null. (b) 2×2 factorial design crossing clustering with calibration block-size balance. (c) Dose–response: a growing fraction p of beats reassigned at random." title="" id="46" name="Picture"/>
+            <a:graphic>
+              <a:graphicData uri="http://schemas.openxmlformats.org/drawingml/2006/picture">
+                <pic:pic>
+                  <pic:nvPicPr>
+                    <pic:cNvPr descr="figures/fig7_control_design.png" id="47" name="Picture"/>
+                    <pic:cNvPicPr>
+                      <a:picLocks noChangeArrowheads="1" noChangeAspect="1"/>
+                    </pic:cNvPicPr>
+                  </pic:nvPicPr>
+                  <pic:blipFill>
+                    <a:blip r:embed="rId45"/>
+                    <a:stretch>
+                      <a:fillRect/>
+                    </a:stretch>
+                  </pic:blipFill>
+                  <pic:spPr bwMode="auto">
+                    <a:xfrm>
+                      <a:off x="0" y="0"/>
+                      <a:ext cx="5303520" cy="1273853"/>
+                    </a:xfrm>
+                    <a:prstGeom prst="rect">
+                      <a:avLst/>
+                    </a:prstGeom>
+                    <a:noFill/>
+                    <a:ln w="9525">
+                      <a:noFill/>
+                      <a:headEnd/>
+                      <a:tailEnd/>
+                    </a:ln>
+                  </pic:spPr>
+                </pic:pic>
+              </a:graphicData>
+            </a:graphic>
+          </wp:inline>
+        </w:drawing>
+      </w:r>
+    </w:p>
+    <w:p>
+      <w:pPr>
+        <w:pStyle w:val="ImageCaption"/>
+        <w:jc w:val="both"/>
+      </w:pPr>
+      <w:r>
+        <w:t xml:space="preserve">Fig. 7. Controls used on MIT-BIH, drawn on four illustrative records (colors mark the original record of each beat). (a) Permutation null. (b) 2×2 factorial design crossing clustering with calibration block-size balance. (c) Dose–response: a growing fraction</w:t>
+      </w:r>
+      <w:r>
+        <w:t xml:space="preserve"> </w:t>
+      </w:r>
+      <m:oMath>
+        <m:r>
+          <m:t>p</m:t>
+        </m:r>
+      </m:oMath>
+      <w:r>
+        <w:t xml:space="preserve"> </w:t>
+      </w:r>
+      <w:r>
+        <w:t xml:space="preserve">of beats reassigned at random.</w:t>
+      </w:r>
+    </w:p>
+    <w:p>
+      <w:pPr>
+        <w:pStyle w:val="BodyText"/>
         <w:jc w:val="both"/>
       </w:pPr>
       <w:r>
@@ -15071,7 +15057,7 @@
         <w:t xml:space="preserve"> </w:t>
       </w:r>
       <w:r>
-        <w:t xml:space="preserve">Table 6, these intervals are conditional on the 22 DS2 records. Fig. 7 sets the</w:t>
+        <w:t xml:space="preserve">Table 6, these intervals are conditional on the 22 DS2 records. Fig. 8 sets the</w:t>
       </w:r>
       <w:r>
         <w:t xml:space="preserve"> </w:t>
@@ -15096,18 +15082,18 @@
           <wp:inline>
             <wp:extent cx="5303520" cy="1550454"/>
             <wp:effectExtent b="0" l="0" r="0" t="0"/>
-            <wp:docPr descr="Fig. 7. Attribution of the MIT-BIH deficit, primary backbone. (a) Factorial effects on B1 coverage (Monte Carlo 95% intervals, 400 splits; open markers include zero). (b) B12−B1 gap on original and permuted data (whiskers: 2.5–97.5% range); percentages give the mechanical share." title="" id="46" name="Picture"/>
+            <wp:docPr descr="Fig. 8. Attribution of the MIT-BIH deficit, primary backbone. (a) Factorial effects on B1 coverage (Monte Carlo 95% intervals, 400 splits; open markers include zero). (b) B12−B1 gap on original and permuted data (whiskers: 2.5–97.5% range); percentages give the mechanical share." title="" id="49" name="Picture"/>
             <a:graphic>
               <a:graphicData uri="http://schemas.openxmlformats.org/drawingml/2006/picture">
                 <pic:pic>
                   <pic:nvPicPr>
-                    <pic:cNvPr descr="figures/fig7_attribution.png" id="47" name="Picture"/>
+                    <pic:cNvPr descr="figures/fig8_attribution.png" id="50" name="Picture"/>
                     <pic:cNvPicPr>
                       <a:picLocks noChangeArrowheads="1" noChangeAspect="1"/>
                     </pic:cNvPicPr>
                   </pic:nvPicPr>
                   <pic:blipFill>
-                    <a:blip r:embed="rId45"/>
+                    <a:blip r:embed="rId48"/>
                     <a:stretch>
                       <a:fillRect/>
                     </a:stretch>
@@ -15140,11 +15126,11 @@
         <w:jc w:val="both"/>
       </w:pPr>
       <w:r>
-        <w:t xml:space="preserve">Fig. 7. Attribution of the MIT-BIH deficit, primary backbone. (a) Factorial effects on B1 coverage (Monte Carlo 95% intervals, 400 splits; open markers include zero). (b) B12−B1 gap on original and permuted data (whiskers: 2.5–97.5% range); percentages give the mechanical share.</w:t>
+        <w:t xml:space="preserve">Fig. 8. Attribution of the MIT-BIH deficit, primary backbone. (a) Factorial effects on B1 coverage (Monte Carlo 95% intervals, 400 splits; open markers include zero). (b) B12−B1 gap on original and permuted data (whiskers: 2.5–97.5% range); percentages give the mechanical share.</w:t>
       </w:r>
     </w:p>
-    <w:bookmarkEnd w:id="48"/>
-    <w:bookmarkStart w:id="52" w:name="the-deficit-tracks-the-design-effect"/>
+    <w:bookmarkEnd w:id="51"/>
+    <w:bookmarkStart w:id="55" w:name="the-deficit-tracks-the-design-effect"/>
     <w:p>
       <w:pPr>
         <w:pStyle w:val="Heading2"/>
@@ -15398,11 +15384,11 @@
         </w:tblBorders>
       </w:tblPr>
       <w:tblGrid>
-        <w:gridCol w:w="1485"/>
-        <w:gridCol w:w="1980"/>
-        <w:gridCol w:w="1485"/>
-        <w:gridCol w:w="1485"/>
-        <w:gridCol w:w="1485"/>
+        <w:gridCol w:w="2762"/>
+        <w:gridCol w:w="460"/>
+        <w:gridCol w:w="1565"/>
+        <w:gridCol w:w="1565"/>
+        <w:gridCol w:w="1565"/>
       </w:tblGrid>
       <w:tr>
         <w:trPr>
@@ -16000,7 +15986,7 @@
         <w:t xml:space="preserve"> </w:t>
       </w:r>
       <w:r>
-        <w:t xml:space="preserve">Fig. 8 plots the deficit against DEff: the MIT-BIH gradient carries the combined</w:t>
+        <w:t xml:space="preserve">Fig. 9 plots the deficit against DEff: the MIT-BIH gradient carries the combined</w:t>
       </w:r>
       <w:r>
         <w:t xml:space="preserve"> </w:t>
@@ -16031,18 +16017,18 @@
           <wp:inline>
             <wp:extent cx="3108960" cy="2277948"/>
             <wp:effectExtent b="0" l="0" r="0" t="0"/>
-            <wp:docPr descr="Fig. 8. B1 coverage deficit against the design effect. MIT-BIH (blue): beats progressively reassigned between records; PTB-XL (orange): observed patient partition with Monte Carlo 95% interval. Spearman correlations over the 12 points are annotated." title="" id="50" name="Picture"/>
+            <wp:docPr descr="Fig. 9. B1 coverage deficit against the design effect. MIT-BIH (blue): beats progressively reassigned between records; PTB-XL (orange): observed patient partition with Monte Carlo 95% interval. Spearman correlations over the 12 points are annotated." title="" id="53" name="Picture"/>
             <a:graphic>
               <a:graphicData uri="http://schemas.openxmlformats.org/drawingml/2006/picture">
                 <pic:pic>
                   <pic:nvPicPr>
-                    <pic:cNvPr descr="figures/fig8_dose_response.png" id="51" name="Picture"/>
+                    <pic:cNvPr descr="figures/fig9_dose_response.png" id="54" name="Picture"/>
                     <pic:cNvPicPr>
                       <a:picLocks noChangeArrowheads="1" noChangeAspect="1"/>
                     </pic:cNvPicPr>
                   </pic:nvPicPr>
                   <pic:blipFill>
-                    <a:blip r:embed="rId49"/>
+                    <a:blip r:embed="rId52"/>
                     <a:stretch>
                       <a:fillRect/>
                     </a:stretch>
@@ -16075,11 +16061,11 @@
         <w:jc w:val="both"/>
       </w:pPr>
       <w:r>
-        <w:t xml:space="preserve">Fig. 8. B1 coverage deficit against the design effect. MIT-BIH (blue): beats progressively reassigned between records; PTB-XL (orange): observed patient partition with Monte Carlo 95% interval. Spearman correlations over the 12 points are annotated.</w:t>
+        <w:t xml:space="preserve">Fig. 9. B1 coverage deficit against the design effect. MIT-BIH (blue): beats progressively reassigned between records; PTB-XL (orange): observed patient partition with Monte Carlo 95% interval. Spearman correlations over the 12 points are annotated.</w:t>
       </w:r>
     </w:p>
-    <w:bookmarkEnd w:id="52"/>
-    <w:bookmarkStart w:id="56" w:name="robustness-to-backbone-and-checkpoint"/>
+    <w:bookmarkEnd w:id="55"/>
+    <w:bookmarkStart w:id="59" w:name="robustness-to-backbone-and-checkpoint"/>
     <w:p>
       <w:pPr>
         <w:pStyle w:val="Heading2"/>
@@ -16205,11 +16191,11 @@
         </w:tblBorders>
       </w:tblPr>
       <w:tblGrid>
-        <w:gridCol w:w="1320"/>
-        <w:gridCol w:w="1320"/>
-        <w:gridCol w:w="1760"/>
-        <w:gridCol w:w="1760"/>
-        <w:gridCol w:w="1760"/>
+        <w:gridCol w:w="1716"/>
+        <w:gridCol w:w="3036"/>
+        <w:gridCol w:w="1056"/>
+        <w:gridCol w:w="1056"/>
+        <w:gridCol w:w="1056"/>
       </w:tblGrid>
       <w:tr>
         <w:trPr>
@@ -16731,7 +16717,7 @@
         <w:t xml:space="preserve"> </w:t>
       </w:r>
       <w:r>
-        <w:t xml:space="preserve">between backbones are not interpreted. Fig. 9 summarizes both checks. Panel (a)</w:t>
+        <w:t xml:space="preserve">between backbones are not interpreted. Fig. 10 summarizes both checks. Panel (a)</w:t>
       </w:r>
       <w:r>
         <w:t xml:space="preserve"> </w:t>
@@ -16768,18 +16754,18 @@
           <wp:inline>
             <wp:extent cx="5303520" cy="1765149"/>
             <wp:effectExtent b="0" l="0" r="0" t="0"/>
-            <wp:docPr descr="Fig. 9. Robustness. (a) MIT-BIH B1 deficit against the permutation null by backbone and \alpha: Monte Carlo 95% interval (200 splits; open markers include zero) and record-level jackknife 95% CI (light bars). (b) B1 coverage minus nominal under best-validation versus last-epoch weights, 16 cells; shaded quadrants mark sign agreement." title="" id="54" name="Picture"/>
+            <wp:docPr descr="Fig. 10. Robustness. (a) MIT-BIH B1 deficit against the permutation null by backbone and \alpha: Monte Carlo 95% interval (200 splits; open markers include zero) and record-level jackknife 95% CI (light bars). (b) B1 coverage minus nominal under best-validation versus last-epoch weights, 16 cells; shaded quadrants mark sign agreement." title="" id="57" name="Picture"/>
             <a:graphic>
               <a:graphicData uri="http://schemas.openxmlformats.org/drawingml/2006/picture">
                 <pic:pic>
                   <pic:nvPicPr>
-                    <pic:cNvPr descr="figures/fig9_robustness.png" id="55" name="Picture"/>
+                    <pic:cNvPr descr="figures/fig10_robustness.png" id="58" name="Picture"/>
                     <pic:cNvPicPr>
                       <a:picLocks noChangeArrowheads="1" noChangeAspect="1"/>
                     </pic:cNvPicPr>
                   </pic:nvPicPr>
                   <pic:blipFill>
-                    <a:blip r:embed="rId53"/>
+                    <a:blip r:embed="rId56"/>
                     <a:stretch>
                       <a:fillRect/>
                     </a:stretch>
@@ -16812,7 +16798,7 @@
         <w:jc w:val="both"/>
       </w:pPr>
       <w:r>
-        <w:t xml:space="preserve">Fig. 9. Robustness. (a) MIT-BIH B1 deficit against the permutation null by backbone and</w:t>
+        <w:t xml:space="preserve">Fig. 10. Robustness. (a) MIT-BIH B1 deficit against the permutation null by backbone and</w:t>
       </w:r>
       <w:r>
         <w:t xml:space="preserve"> </w:t>
@@ -16826,9 +16812,9 @@
         <w:t xml:space="preserve">: Monte Carlo 95% interval (200 splits; open markers include zero) and record-level jackknife 95% CI (light bars). (b) B1 coverage minus nominal under best-validation versus last-epoch weights, 16 cells; shaded quadrants mark sign agreement.</w:t>
       </w:r>
     </w:p>
-    <w:bookmarkEnd w:id="56"/>
-    <w:bookmarkEnd w:id="57"/>
-    <w:bookmarkStart w:id="62" w:name="discussion"/>
+    <w:bookmarkEnd w:id="59"/>
+    <w:bookmarkEnd w:id="60"/>
+    <w:bookmarkStart w:id="65" w:name="discussion"/>
     <w:p>
       <w:pPr>
         <w:pStyle w:val="Heading1"/>
@@ -16837,7 +16823,7 @@
         <w:t xml:space="preserve">6. Discussion</w:t>
       </w:r>
     </w:p>
-    <w:bookmarkStart w:id="58" w:name="main-findings"/>
+    <w:bookmarkStart w:id="61" w:name="main-findings"/>
     <w:p>
       <w:pPr>
         <w:pStyle w:val="Heading2"/>
@@ -16896,37 +16882,31 @@
         <w:t xml:space="preserve"> </w:t>
       </w:r>
       <w:r>
-        <w:t xml:space="preserve">coverage when it is not? The first is combinatorial and is</w:t>
-      </w:r>
-      <w:r>
-        <w:t xml:space="preserve"> </w:t>
-      </w:r>
-      <w:r>
-        <w:t xml:space="preserve">settled by metadata. On the resources audited here the answer is stricter than</w:t>
-      </w:r>
-      <w:r>
-        <w:t xml:space="preserve"> </w:t>
-      </w:r>
-      <w:r>
-        <w:t xml:space="preserve">their size suggests, because declared sources collapse under the join and rare</w:t>
-      </w:r>
-      <w:r>
-        <w:t xml:space="preserve"> </w:t>
-      </w:r>
-      <w:r>
-        <w:t xml:space="preserve">labels are spread over few patients (§5.1). Proposition 1 makes the point</w:t>
-      </w:r>
-      <w:r>
-        <w:t xml:space="preserve"> </w:t>
-      </w:r>
-      <w:r>
-        <w:t xml:space="preserve">directly: splitting the 22 evaluation subjects of the canonical MIT-BIH partition</w:t>
-      </w:r>
-      <w:r>
-        <w:t xml:space="preserve"> </w:t>
-      </w:r>
-      <w:r>
-        <w:t xml:space="preserve">evenly between calibration and test leaves</w:t>
+        <w:t xml:space="preserve">coverage when it is not? The first is combinatorial and settled</w:t>
+      </w:r>
+      <w:r>
+        <w:t xml:space="preserve"> </w:t>
+      </w:r>
+      <w:r>
+        <w:t xml:space="preserve">by metadata, and on the resources audited the answer is stricter than their size</w:t>
+      </w:r>
+      <w:r>
+        <w:t xml:space="preserve"> </w:t>
+      </w:r>
+      <w:r>
+        <w:t xml:space="preserve">suggests: declared sources collapse under the join, rare labels are spread over</w:t>
+      </w:r>
+      <w:r>
+        <w:t xml:space="preserve"> </w:t>
+      </w:r>
+      <w:r>
+        <w:t xml:space="preserve">few patients (§5.1), and an even split of the 22 MIT-BIH evaluation subjects</w:t>
+      </w:r>
+      <w:r>
+        <w:t xml:space="preserve"> </w:t>
+      </w:r>
+      <w:r>
+        <w:t xml:space="preserve">leaves</w:t>
       </w:r>
       <w:r>
         <w:t xml:space="preserve"> </w:t>
@@ -16955,19 +16935,13 @@
         </m:r>
       </m:oMath>
       <w:r>
-        <w:t xml:space="preserve">, which rules out a</w:t>
-      </w:r>
-      <w:r>
-        <w:t xml:space="preserve"> </w:t>
-      </w:r>
-      <w:r>
-        <w:t xml:space="preserve">subject-level guarantee at the 95% level for this design, whatever the model and</w:t>
-      </w:r>
-      <w:r>
-        <w:t xml:space="preserve"> </w:t>
-      </w:r>
-      <w:r>
-        <w:t xml:space="preserve">however many beats each record holds.</w:t>
+        <w:t xml:space="preserve">, too few for a subject-level guarantee at the 95% level whatever</w:t>
+      </w:r>
+      <w:r>
+        <w:t xml:space="preserve"> </w:t>
+      </w:r>
+      <w:r>
+        <w:t xml:space="preserve">the model and however many beats each record holds.</w:t>
       </w:r>
     </w:p>
     <w:p>
@@ -16982,19 +16956,19 @@
         <w:t xml:space="preserve"> </w:t>
       </w:r>
       <w:r>
-        <w:t xml:space="preserve">depended on how many repeats blocks contain more than on how strongly their</w:t>
-      </w:r>
-      <w:r>
-        <w:t xml:space="preserve"> </w:t>
-      </w:r>
-      <w:r>
-        <w:t xml:space="preserve">observations correlate (§5.3–§5.4). PTB-XL shows this most clearly. Its within-patient correlation seems</w:t>
-      </w:r>
-      <w:r>
-        <w:t xml:space="preserve"> </w:t>
-      </w:r>
-      <w:r>
-        <w:t xml:space="preserve">to call for block-level calibration, yet with</w:t>
+        <w:t xml:space="preserve">depended more on how many repeats blocks contain than on how strongly their</w:t>
+      </w:r>
+      <w:r>
+        <w:t xml:space="preserve"> </w:t>
+      </w:r>
+      <w:r>
+        <w:t xml:space="preserve">observations correlate (§5.3–§5.4). PTB-XL shows this most clearly: its</w:t>
+      </w:r>
+      <w:r>
+        <w:t xml:space="preserve"> </w:t>
+      </w:r>
+      <w:r>
+        <w:t xml:space="preserve">within-patient correlation seems to call for block-level calibration, yet with</w:t>
       </w:r>
       <w:r>
         <w:t xml:space="preserve"> </w:t>
@@ -17075,19 +17049,19 @@
         </m:r>
       </m:oMath>
       <w:r>
-        <w:t xml:space="preserve">, and counting repeats correctly predicts that such</w:t>
-      </w:r>
-      <w:r>
-        <w:t xml:space="preserve"> </w:t>
-      </w:r>
-      <w:r>
-        <w:t xml:space="preserve">calibration is unnecessary for marginal coverage at these levels. Both quantities</w:t>
-      </w:r>
-      <w:r>
-        <w:t xml:space="preserve"> </w:t>
-      </w:r>
-      <w:r>
-        <w:t xml:space="preserve">should be reported, and neither belongs to the dataset alone:</w:t>
+        <w:t xml:space="preserve">, correctly</w:t>
+      </w:r>
+      <w:r>
+        <w:t xml:space="preserve"> </w:t>
+      </w:r>
+      <w:r>
+        <w:t xml:space="preserve">predicting that such calibration is unnecessary for marginal coverage at these</w:t>
+      </w:r>
+      <w:r>
+        <w:t xml:space="preserve"> </w:t>
+      </w:r>
+      <w:r>
+        <w:t xml:space="preserve">levels. Neither quantity belongs to the dataset alone, since</w:t>
       </w:r>
       <w:r>
         <w:t xml:space="preserve"> </w:t>
@@ -17110,13 +17084,13 @@
         <w:t xml:space="preserve"> </w:t>
       </w:r>
       <w:r>
-        <w:t xml:space="preserve">depends on</w:t>
-      </w:r>
-      <w:r>
-        <w:t xml:space="preserve"> </w:t>
-      </w:r>
-      <w:r>
-        <w:t xml:space="preserve">the split design and</w:t>
+        <w:t xml:space="preserve">depends on the</w:t>
+      </w:r>
+      <w:r>
+        <w:t xml:space="preserve"> </w:t>
+      </w:r>
+      <w:r>
+        <w:t xml:space="preserve">split design and</w:t>
       </w:r>
       <w:r>
         <w:t xml:space="preserve"> </w:t>
@@ -17136,29 +17110,29 @@
         <w:t xml:space="preserve"> </w:t>
       </w:r>
       <w:r>
-        <w:t xml:space="preserve">MIT-BIH the deficit has the same sign across backbones, levels and splits of the</w:t>
-      </w:r>
-      <w:r>
-        <w:t xml:space="preserve"> </w:t>
-      </w:r>
-      <w:r>
-        <w:t xml:space="preserve">22 evaluation subjects, yet a jackknife over those subjects cannot resolve it</w:t>
-      </w:r>
-      <w:r>
-        <w:t xml:space="preserve"> </w:t>
-      </w:r>
-      <w:r>
-        <w:t xml:space="preserve">(§5.3): the scarcity of blocks that bounds the guarantee also bounds what an</w:t>
-      </w:r>
-      <w:r>
-        <w:t xml:space="preserve"> </w:t>
-      </w:r>
-      <w:r>
-        <w:t xml:space="preserve">audit of the same subjects can establish.</w:t>
+        <w:t xml:space="preserve">MIT-BIH the deficit keeps its sign across backbones, levels and splits, yet a</w:t>
+      </w:r>
+      <w:r>
+        <w:t xml:space="preserve"> </w:t>
+      </w:r>
+      <w:r>
+        <w:t xml:space="preserve">jackknife over the 22 subjects cannot resolve it (§5.3): the scarcity of blocks</w:t>
+      </w:r>
+      <w:r>
+        <w:t xml:space="preserve"> </w:t>
+      </w:r>
+      <w:r>
+        <w:t xml:space="preserve">that bounds the guarantee also bounds what an audit of the same subjects can</w:t>
+      </w:r>
+      <w:r>
+        <w:t xml:space="preserve"> </w:t>
+      </w:r>
+      <w:r>
+        <w:t xml:space="preserve">establish.</w:t>
       </w:r>
     </w:p>
-    <w:bookmarkEnd w:id="58"/>
-    <w:bookmarkStart w:id="59" w:name="X10a21a4c9ffce0be86017eff986db914a5bca64"/>
+    <w:bookmarkEnd w:id="61"/>
+    <w:bookmarkStart w:id="62" w:name="X10a21a4c9ffce0be86017eff986db914a5bca64"/>
     <w:p>
       <w:pPr>
         <w:pStyle w:val="Heading2"/>
@@ -17173,13 +17147,13 @@
         <w:jc w:val="both"/>
       </w:pPr>
       <w:r>
-        <w:t xml:space="preserve">The lesson that travels furthest concerns evaluation rather than ECG. On the same</w:t>
-      </w:r>
-      <w:r>
-        <w:t xml:space="preserve"> </w:t>
-      </w:r>
-      <w:r>
-        <w:t xml:space="preserve">data HCP seems to</w:t>
+        <w:t xml:space="preserve">The lesson that travels furthest concerns evaluation rather than ECG. HCP seems</w:t>
+      </w:r>
+      <w:r>
+        <w:t xml:space="preserve"> </w:t>
+      </w:r>
+      <w:r>
+        <w:t xml:space="preserve">to</w:t>
       </w:r>
       <w:r>
         <w:t xml:space="preserve"> </w:t>
@@ -17191,19 +17165,19 @@
         <w:t xml:space="preserve"> </w:t>
       </w:r>
       <w:r>
-        <w:t xml:space="preserve">the coverage that naive split conformal loses, but</w:t>
-      </w:r>
-      <w:r>
-        <w:t xml:space="preserve"> </w:t>
-      </w:r>
-      <w:r>
-        <w:t xml:space="preserve">75–110% of the difference persists once within-block dependence is permuted away</w:t>
-      </w:r>
-      <w:r>
-        <w:t xml:space="preserve"> </w:t>
-      </w:r>
-      <w:r>
-        <w:t xml:space="preserve">(§5.3, §5.5). The mass</w:t>
+        <w:t xml:space="preserve">the coverage that naive split conformal loses, but 75–110% of the</w:t>
+      </w:r>
+      <w:r>
+        <w:t xml:space="preserve"> </w:t>
+      </w:r>
+      <w:r>
+        <w:t xml:space="preserve">difference persists once within-block dependence is permuted away (§5.3, §5.5).</w:t>
+      </w:r>
+      <w:r>
+        <w:t xml:space="preserve"> </w:t>
+      </w:r>
+      <w:r>
+        <w:t xml:space="preserve">The mass</w:t>
       </w:r>
       <w:r>
         <w:t xml:space="preserve"> </w:t>
@@ -17279,13 +17253,13 @@
         <w:t xml:space="preserve"> </w:t>
       </w:r>
       <w:r>
-        <w:t xml:space="preserve">lifts HCP to a higher empirical</w:t>
-      </w:r>
-      <w:r>
-        <w:t xml:space="preserve"> </w:t>
-      </w:r>
-      <w:r>
-        <w:t xml:space="preserve">quantile regardless of dependence, and when</w:t>
+        <w:t xml:space="preserve">lifts HCP to a higher empirical quantile</w:t>
+      </w:r>
+      <w:r>
+        <w:t xml:space="preserve"> </w:t>
+      </w:r>
+      <w:r>
+        <w:t xml:space="preserve">regardless of dependence, and when</w:t>
       </w:r>
       <w:r>
         <w:t xml:space="preserve"> </w:t>
@@ -17308,13 +17282,13 @@
         <w:t xml:space="preserve"> </w:t>
       </w:r>
       <w:r>
-        <w:t xml:space="preserve">is small, exactly where</w:t>
-      </w:r>
-      <w:r>
-        <w:t xml:space="preserve"> </w:t>
-      </w:r>
-      <w:r>
-        <w:t xml:space="preserve">block-level calibration matters, this mechanical inflation dominates. Below</w:t>
+        <w:t xml:space="preserve">is small, exactly where block-level</w:t>
+      </w:r>
+      <w:r>
+        <w:t xml:space="preserve"> </w:t>
+      </w:r>
+      <w:r>
+        <w:t xml:space="preserve">calibration matters, this mechanical inflation dominates; below</w:t>
       </w:r>
       <w:r>
         <w:t xml:space="preserve"> </w:t>
@@ -17340,31 +17314,25 @@
         <w:t xml:space="preserve"> </w:t>
       </w:r>
       <w:r>
-        <w:t xml:space="preserve">the comparison degenerates, since HCP covers by returning every</w:t>
-      </w:r>
-      <w:r>
-        <w:t xml:space="preserve"> </w:t>
-      </w:r>
-      <w:r>
-        <w:t xml:space="preserve">label (Fig. 6). A claim that a hierarchical method improves coverage should</w:t>
-      </w:r>
-      <w:r>
-        <w:t xml:space="preserve"> </w:t>
-      </w:r>
-      <w:r>
-        <w:t xml:space="preserve">therefore be tested against a null that keeps block sizes and score marginals but</w:t>
-      </w:r>
-      <w:r>
-        <w:t xml:space="preserve"> </w:t>
-      </w:r>
-      <w:r>
-        <w:t xml:space="preserve">removes dependence, and coverage should always be reported with set size,</w:t>
-      </w:r>
-      <w:r>
-        <w:t xml:space="preserve"> </w:t>
-      </w:r>
-      <w:r>
-        <w:t xml:space="preserve">abstention being the cheapest route to coverage.</w:t>
+        <w:t xml:space="preserve">HCP simply returns every label (Fig. 6). Claims that a hierarchical method</w:t>
+      </w:r>
+      <w:r>
+        <w:t xml:space="preserve"> </w:t>
+      </w:r>
+      <w:r>
+        <w:t xml:space="preserve">improves coverage should be tested against a null that keeps block sizes and</w:t>
+      </w:r>
+      <w:r>
+        <w:t xml:space="preserve"> </w:t>
+      </w:r>
+      <w:r>
+        <w:t xml:space="preserve">score marginals but removes dependence, and coverage should always come with set</w:t>
+      </w:r>
+      <w:r>
+        <w:t xml:space="preserve"> </w:t>
+      </w:r>
+      <w:r>
+        <w:t xml:space="preserve">size, abstention being the cheapest route to coverage.</w:t>
       </w:r>
     </w:p>
     <w:p>
@@ -17379,53 +17347,47 @@
         <w:t xml:space="preserve"> </w:t>
       </w:r>
       <w:r>
-        <w:t xml:space="preserve">over many random calibration–test splits of one dataset. With clustered data</w:t>
-      </w:r>
-      <w:r>
-        <w:t xml:space="preserve"> </w:t>
-      </w:r>
-      <w:r>
-        <w:t xml:space="preserve">those splits reuse the same subjects, so the spread or bootstrap interval of the</w:t>
-      </w:r>
-      <w:r>
-        <w:t xml:space="preserve"> </w:t>
-      </w:r>
-      <w:r>
-        <w:t xml:space="preserve">coverages describes the split procedure on those subjects and shrinks as splits</w:t>
-      </w:r>
-      <w:r>
-        <w:t xml:space="preserve"> </w:t>
-      </w:r>
-      <w:r>
-        <w:t xml:space="preserve">are added; it is not a confidence interval for the population. On MIT-BIH this</w:t>
-      </w:r>
-      <w:r>
-        <w:t xml:space="preserve"> </w:t>
-      </w:r>
-      <w:r>
-        <w:t xml:space="preserve">decides the reading: repeated-split intervals exclude zero in most cells of</w:t>
-      </w:r>
-      <w:r>
-        <w:t xml:space="preserve"> </w:t>
-      </w:r>
-      <w:r>
-        <w:t xml:space="preserve">Table 6, while the jackknife over the same 22 subjects includes zero in all of</w:t>
-      </w:r>
-      <w:r>
-        <w:t xml:space="preserve"> </w:t>
-      </w:r>
-      <w:r>
-        <w:t xml:space="preserve">them. Population claims should resample subjects, and with few subjects the</w:t>
-      </w:r>
-      <w:r>
-        <w:t xml:space="preserve"> </w:t>
-      </w:r>
-      <w:r>
-        <w:t xml:space="preserve">honest conclusion may be that the sign of a coverage gap is not yet known.</w:t>
+        <w:t xml:space="preserve">over many random calibration–test splits of one dataset, but with clustered data</w:t>
+      </w:r>
+      <w:r>
+        <w:t xml:space="preserve"> </w:t>
+      </w:r>
+      <w:r>
+        <w:t xml:space="preserve">those splits reuse the same subjects, so the resulting interval describes the</w:t>
+      </w:r>
+      <w:r>
+        <w:t xml:space="preserve"> </w:t>
+      </w:r>
+      <w:r>
+        <w:t xml:space="preserve">split procedure on those subjects and shrinks as splits are added. On MIT-BIH</w:t>
+      </w:r>
+      <w:r>
+        <w:t xml:space="preserve"> </w:t>
+      </w:r>
+      <w:r>
+        <w:t xml:space="preserve">this decides the reading: repeated-split intervals exclude zero in most cells of</w:t>
+      </w:r>
+      <w:r>
+        <w:t xml:space="preserve"> </w:t>
+      </w:r>
+      <w:r>
+        <w:t xml:space="preserve">Table 6, while the jackknife over the same 22 subjects includes zero in all.</w:t>
+      </w:r>
+      <w:r>
+        <w:t xml:space="preserve"> </w:t>
+      </w:r>
+      <w:r>
+        <w:t xml:space="preserve">Population claims should resample subjects, and with few subjects the honest</w:t>
+      </w:r>
+      <w:r>
+        <w:t xml:space="preserve"> </w:t>
+      </w:r>
+      <w:r>
+        <w:t xml:space="preserve">conclusion may be that the sign of a coverage gap is not yet known.</w:t>
       </w:r>
     </w:p>
-    <w:bookmarkEnd w:id="59"/>
-    <w:bookmarkStart w:id="60" w:name="implications-and-relation-to-prior-work"/>
+    <w:bookmarkEnd w:id="62"/>
+    <w:bookmarkStart w:id="63" w:name="implications-and-relation-to-prior-work"/>
     <w:p>
       <w:pPr>
         <w:pStyle w:val="Heading2"/>
@@ -17783,8 +17745,8 @@
         <w:t xml:space="preserve">versions meet the same boundary is open.</w:t>
       </w:r>
     </w:p>
-    <w:bookmarkEnd w:id="60"/>
-    <w:bookmarkStart w:id="61" w:name="limitations-and-threats-to-validity"/>
+    <w:bookmarkEnd w:id="63"/>
+    <w:bookmarkStart w:id="64" w:name="limitations-and-threats-to-validity"/>
     <w:p>
       <w:pPr>
         <w:pStyle w:val="Heading2"/>
@@ -18073,13 +18035,7 @@
         <w:t xml:space="preserve"> </w:t>
       </w:r>
       <w:r>
-        <w:t xml:space="preserve">1989–1996; its device, nurse and site metadata make the block analysis possible,</w:t>
-      </w:r>
-      <w:r>
-        <w:t xml:space="preserve"> </w:t>
-      </w:r>
-      <w:r>
-        <w:t xml:space="preserve">but its</w:t>
+        <w:t xml:space="preserve">1989–1996; its metadata make the block analysis possible, but its</w:t>
       </w:r>
       <w:r>
         <w:t xml:space="preserve"> </w:t>
@@ -18107,43 +18063,31 @@
         <w:t xml:space="preserve"> </w:t>
       </w:r>
       <w:r>
-        <w:t xml:space="preserve">may not carry over to present-day multi-center cohorts.</w:t>
-      </w:r>
-      <w:r>
-        <w:t xml:space="preserve"> </w:t>
-      </w:r>
-      <w:r>
-        <w:t xml:space="preserve">Eleven of the twelve dose–response points are synthetic MIT-BIH configurations,</w:t>
-      </w:r>
-      <w:r>
-        <w:t xml:space="preserve"> </w:t>
-      </w:r>
-      <w:r>
-        <w:t xml:space="preserve">so the combined correlation reflects an intervention within one dataset, and</w:t>
-      </w:r>
-      <w:r>
-        <w:t xml:space="preserve"> </w:t>
-      </w:r>
-      <w:r>
-        <w:t xml:space="preserve">PTB-XL, which differs in modality, task and block type, serves only as a</w:t>
-      </w:r>
-      <w:r>
-        <w:t xml:space="preserve"> </w:t>
-      </w:r>
-      <w:r>
-        <w:t xml:space="preserve">prediction check (§5.4). All results concern ECG; temporal dependence within a</w:t>
-      </w:r>
-      <w:r>
-        <w:t xml:space="preserve"> </w:t>
-      </w:r>
-      <w:r>
-        <w:t xml:space="preserve">patient across visits is not addressed, and other clinical signals with repeated</w:t>
-      </w:r>
-      <w:r>
-        <w:t xml:space="preserve"> </w:t>
-      </w:r>
-      <w:r>
-        <w:t xml:space="preserve">measurements were not examined.</w:t>
+        <w:t xml:space="preserve">may not carry over to present-day multi-center cohorts. Eleven of the twelve</w:t>
+      </w:r>
+      <w:r>
+        <w:t xml:space="preserve"> </w:t>
+      </w:r>
+      <w:r>
+        <w:t xml:space="preserve">dose–response points are synthetic MIT-BIH configurations, and PTB-XL, which</w:t>
+      </w:r>
+      <w:r>
+        <w:t xml:space="preserve"> </w:t>
+      </w:r>
+      <w:r>
+        <w:t xml:space="preserve">differs in modality, task and block type, serves only as a prediction check</w:t>
+      </w:r>
+      <w:r>
+        <w:t xml:space="preserve"> </w:t>
+      </w:r>
+      <w:r>
+        <w:t xml:space="preserve">(§5.4). All results concern ECG; temporal dependence within a patient across</w:t>
+      </w:r>
+      <w:r>
+        <w:t xml:space="preserve"> </w:t>
+      </w:r>
+      <w:r>
+        <w:t xml:space="preserve">visits and other clinical signals with repeated measurements were not examined.</w:t>
       </w:r>
     </w:p>
     <w:p>
@@ -18168,7 +18112,7 @@
         <w:t xml:space="preserve"> </w:t>
       </w:r>
       <w:r>
-        <w:t xml:space="preserve">and Fig. 7 and the Spearman</w:t>
+        <w:t xml:space="preserve">and Fig. 8 and the Spearman</w:t>
       </w:r>
       <w:r>
         <w:t xml:space="preserve"> </w:t>
@@ -18191,25 +18135,19 @@
         <w:t xml:space="preserve"> </w:t>
       </w:r>
       <w:r>
-        <w:t xml:space="preserve">jackknife treats records as the sampling unit, and its intervals include zero in</w:t>
-      </w:r>
-      <w:r>
-        <w:t xml:space="preserve"> </w:t>
-      </w:r>
-      <w:r>
-        <w:t xml:space="preserve">every cell; since each replicate rests on 500 splits, Monte Carlo error inflates</w:t>
-      </w:r>
-      <w:r>
-        <w:t xml:space="preserve"> </w:t>
-      </w:r>
-      <w:r>
-        <w:t xml:space="preserve">its variance somewhat, so those intervals are conservative. No single split or</w:t>
-      </w:r>
-      <w:r>
-        <w:t xml:space="preserve"> </w:t>
-      </w:r>
-      <w:r>
-        <w:t xml:space="preserve">dose–response point shows a deficit: the split-to-split range covers</w:t>
+        <w:t xml:space="preserve">jackknife treats records as the sampling unit; its intervals include zero in</w:t>
+      </w:r>
+      <w:r>
+        <w:t xml:space="preserve"> </w:t>
+      </w:r>
+      <w:r>
+        <w:t xml:space="preserve">every cell and, because each replicate rests on 500 splits, are slightly</w:t>
+      </w:r>
+      <w:r>
+        <w:t xml:space="preserve"> </w:t>
+      </w:r>
+      <w:r>
+        <w:t xml:space="preserve">conservative. The split-to-split range covers</w:t>
       </w:r>
       <w:r>
         <w:t xml:space="preserve"> </w:t>
@@ -18232,37 +18170,43 @@
         <w:t xml:space="preserve"> </w:t>
       </w:r>
       <w:r>
-        <w:t xml:space="preserve">in every MIT-BIH cell (Table 5). Two criteria of the initial protocol were</w:t>
-      </w:r>
-      <w:r>
-        <w:t xml:space="preserve"> </w:t>
-      </w:r>
-      <w:r>
-        <w:t xml:space="preserve">dropped,</w:t>
-      </w:r>
-      <w:r>
-        <w:t xml:space="preserve"> </w:t>
-      </w:r>
-      <w:r>
-        <w:t xml:space="preserve">“HCP covers better than split conformal”</w:t>
-      </w:r>
-      <w:r>
-        <w:t xml:space="preserve"> </w:t>
-      </w:r>
-      <w:r>
-        <w:t xml:space="preserve">once the permutation control</w:t>
-      </w:r>
-      <w:r>
-        <w:t xml:space="preserve"> </w:t>
-      </w:r>
-      <w:r>
-        <w:t xml:space="preserve">showed the gap to be largely mechanical (§5.3), and a Spearman test across two</w:t>
-      </w:r>
-      <w:r>
-        <w:t xml:space="preserve"> </w:t>
-      </w:r>
-      <w:r>
-        <w:t xml:space="preserve">datasets, whose rank correlation can only be</w:t>
+        <w:t xml:space="preserve">in every MIT-BIH cell</w:t>
+      </w:r>
+      <w:r>
+        <w:t xml:space="preserve"> </w:t>
+      </w:r>
+      <w:r>
+        <w:t xml:space="preserve">(Table 5). Two criteria of the initial protocol were dropped,</w:t>
+      </w:r>
+      <w:r>
+        <w:t xml:space="preserve"> </w:t>
+      </w:r>
+      <w:r>
+        <w:t xml:space="preserve">“HCP covers</w:t>
+      </w:r>
+      <w:r>
+        <w:t xml:space="preserve"> </w:t>
+      </w:r>
+      <w:r>
+        <w:t xml:space="preserve">better than split conformal”</w:t>
+      </w:r>
+      <w:r>
+        <w:t xml:space="preserve"> </w:t>
+      </w:r>
+      <w:r>
+        <w:t xml:space="preserve">once the permutation control showed the gap to be</w:t>
+      </w:r>
+      <w:r>
+        <w:t xml:space="preserve"> </w:t>
+      </w:r>
+      <w:r>
+        <w:t xml:space="preserve">largely mechanical (§5.3), and a Spearman test across two datasets, whose rank</w:t>
+      </w:r>
+      <w:r>
+        <w:t xml:space="preserve"> </w:t>
+      </w:r>
+      <w:r>
+        <w:t xml:space="preserve">correlation can only be</w:t>
       </w:r>
       <w:r>
         <w:t xml:space="preserve"> </w:t>
@@ -18279,25 +18223,19 @@
         </m:r>
       </m:oMath>
       <w:r>
-        <w:t xml:space="preserve">; these and the unused parts of</w:t>
-      </w:r>
-      <w:r>
-        <w:t xml:space="preserve"> </w:t>
-      </w:r>
-      <w:r>
-        <w:t xml:space="preserve">the initial statistical plan (patient-level bootstrap, a paired permutation test</w:t>
-      </w:r>
-      <w:r>
-        <w:t xml:space="preserve"> </w:t>
-      </w:r>
-      <w:r>
-        <w:t xml:space="preserve">with 10,000 permutations, exact binomial intervals, Cliff’s delta) are listed in</w:t>
-      </w:r>
-      <w:r>
-        <w:t xml:space="preserve"> </w:t>
-      </w:r>
-      <w:r>
-        <w:t xml:space="preserve">the protocol’s deviation log.</w:t>
+        <w:t xml:space="preserve">; these and the unused parts of the initial plan</w:t>
+      </w:r>
+      <w:r>
+        <w:t xml:space="preserve"> </w:t>
+      </w:r>
+      <w:r>
+        <w:t xml:space="preserve">(patient-level bootstrap, a paired permutation test with 10,000 permutations,</w:t>
+      </w:r>
+      <w:r>
+        <w:t xml:space="preserve"> </w:t>
+      </w:r>
+      <w:r>
+        <w:t xml:space="preserve">exact binomial intervals, Cliff’s delta) are listed in the deviation log.</w:t>
       </w:r>
     </w:p>
     <w:p>
@@ -18334,55 +18272,49 @@
         <w:t xml:space="preserve"> </w:t>
       </w:r>
       <w:r>
-        <w:t xml:space="preserve">The variance involves the correlation of the coverage indicator, not of the raw</w:t>
-      </w:r>
-      <w:r>
-        <w:t xml:space="preserve"> </w:t>
-      </w:r>
-      <w:r>
-        <w:t xml:space="preserve">score; with the indicator correlation every Spearman coefficient stays positive</w:t>
-      </w:r>
-      <w:r>
-        <w:t xml:space="preserve"> </w:t>
-      </w:r>
-      <w:r>
-        <w:t xml:space="preserve">(Table 7), and PTB-XL’s correlation drops from 0.35 to 0.19–0.20 while its</w:t>
-      </w:r>
-      <w:r>
-        <w:t xml:space="preserve"> </w:t>
-      </w:r>
-      <w:r>
-        <w:t xml:space="preserve">design effect stays near 1. The design effect ranks configurations, but we do not</w:t>
-      </w:r>
-      <w:r>
-        <w:t xml:space="preserve"> </w:t>
-      </w:r>
-      <w:r>
-        <w:t xml:space="preserve">show that it is sufficient for coverage loss. Corollary 2 is proved for HCP only</w:t>
-      </w:r>
-      <w:r>
-        <w:t xml:space="preserve"> </w:t>
-      </w:r>
-      <w:r>
-        <w:t xml:space="preserve">(§3.3), and the hierarchical constructions are not compared with one another</w:t>
-      </w:r>
-      <w:r>
-        <w:t xml:space="preserve"> </w:t>
-      </w:r>
-      <w:r>
-        <w:t xml:space="preserve">[13]. For PTB-XL the verdict is exhaustive only for the declared sources</w:t>
-      </w:r>
-      <w:r>
-        <w:t xml:space="preserve"> </w:t>
-      </w:r>
-      <w:r>
-        <w:t xml:space="preserve">{patient, site, nurse, device}, which the data cannot verify, and the merging of</w:t>
-      </w:r>
-      <w:r>
-        <w:t xml:space="preserve"> </w:t>
-      </w:r>
-      <w:r>
-        <w:t xml:space="preserve">joins into a giant component is known [33]. Declaring only {patient, site} gives</w:t>
+        <w:t xml:space="preserve">With the indicator correlation that enters the variance, every Spearman</w:t>
+      </w:r>
+      <w:r>
+        <w:t xml:space="preserve"> </w:t>
+      </w:r>
+      <w:r>
+        <w:t xml:space="preserve">coefficient stays positive (Table 7) and PTB-XL’s correlation drops from 0.35</w:t>
+      </w:r>
+      <w:r>
+        <w:t xml:space="preserve"> </w:t>
+      </w:r>
+      <w:r>
+        <w:t xml:space="preserve">to 0.19–0.20 while its design effect stays near 1; we do not show that the design</w:t>
+      </w:r>
+      <w:r>
+        <w:t xml:space="preserve"> </w:t>
+      </w:r>
+      <w:r>
+        <w:t xml:space="preserve">effect is sufficient for coverage loss. Corollary 2 is proved for HCP only (§3.3),</w:t>
+      </w:r>
+      <w:r>
+        <w:t xml:space="preserve"> </w:t>
+      </w:r>
+      <w:r>
+        <w:t xml:space="preserve">and the hierarchical constructions are not compared with one another [13]. For</w:t>
+      </w:r>
+      <w:r>
+        <w:t xml:space="preserve"> </w:t>
+      </w:r>
+      <w:r>
+        <w:t xml:space="preserve">PTB-XL the verdict is exhaustive only for the declared sources {patient, site,</w:t>
+      </w:r>
+      <w:r>
+        <w:t xml:space="preserve"> </w:t>
+      </w:r>
+      <w:r>
+        <w:t xml:space="preserve">nurse, device}, which the data cannot verify [33]. Declaring only {patient, site}</w:t>
+      </w:r>
+      <w:r>
+        <w:t xml:space="preserve"> </w:t>
+      </w:r>
+      <w:r>
+        <w:t xml:space="preserve">gives</w:t>
       </w:r>
       <w:r>
         <w:t xml:space="preserve"> </w:t>
@@ -18437,19 +18369,19 @@
         <w:t xml:space="preserve"> </w:t>
       </w:r>
       <w:r>
-        <w:t xml:space="preserve">feasible, yet 31 of</w:t>
-      </w:r>
-      <w:r>
-        <w:t xml:space="preserve"> </w:t>
-      </w:r>
-      <w:r>
-        <w:t xml:space="preserve">these blocks consist entirely of 188 records without nurse metadata, and on the</w:t>
-      </w:r>
-      <w:r>
-        <w:t xml:space="preserve"> </w:t>
-      </w:r>
-      <w:r>
-        <w:t xml:space="preserve">1,960 fully annotated records the same declaration gives</w:t>
+        <w:t xml:space="preserve">feasible, yet</w:t>
+      </w:r>
+      <w:r>
+        <w:t xml:space="preserve"> </w:t>
+      </w:r>
+      <w:r>
+        <w:t xml:space="preserve">31 of these blocks consist entirely of 188 records without nurse metadata, and on</w:t>
+      </w:r>
+      <w:r>
+        <w:t xml:space="preserve"> </w:t>
+      </w:r>
+      <w:r>
+        <w:t xml:space="preserve">the 1,960 fully annotated records the same declaration gives</w:t>
       </w:r>
       <w:r>
         <w:t xml:space="preserve"> </w:t>
@@ -18478,13 +18410,13 @@
         </m:r>
       </m:oMath>
       <w:r>
-        <w:t xml:space="preserve">. The result is</w:t>
-      </w:r>
-      <w:r>
-        <w:t xml:space="preserve"> </w:t>
-      </w:r>
-      <w:r>
-        <w:t xml:space="preserve">therefore conditional:</w:t>
+        <w:t xml:space="preserve">. The result</w:t>
+      </w:r>
+      <w:r>
+        <w:t xml:space="preserve"> </w:t>
+      </w:r>
+      <w:r>
+        <w:t xml:space="preserve">is therefore conditional:</w:t>
       </w:r>
       <w:r>
         <w:t xml:space="preserve"> </w:t>
@@ -18533,19 +18465,19 @@
         <w:t xml:space="preserve"> </w:t>
       </w:r>
       <w:r>
-        <w:t xml:space="preserve">Finally, how well ECG networks discriminate on benchmarks [1] is</w:t>
-      </w:r>
-      <w:r>
-        <w:t xml:space="preserve"> </w:t>
-      </w:r>
-      <w:r>
-        <w:t xml:space="preserve">orthogonal to this question: an accurate model calibrated on too few blocks still</w:t>
-      </w:r>
-      <w:r>
-        <w:t xml:space="preserve"> </w:t>
-      </w:r>
-      <w:r>
-        <w:t xml:space="preserve">carries no guarantee.</w:t>
+        <w:t xml:space="preserve">How well ECG networks discriminate on benchmarks [1] is orthogonal to</w:t>
+      </w:r>
+      <w:r>
+        <w:t xml:space="preserve"> </w:t>
+      </w:r>
+      <w:r>
+        <w:t xml:space="preserve">this question: an accurate model calibrated on too few blocks still carries no</w:t>
+      </w:r>
+      <w:r>
+        <w:t xml:space="preserve"> </w:t>
+      </w:r>
+      <w:r>
+        <w:t xml:space="preserve">guarantee.</w:t>
       </w:r>
     </w:p>
     <w:p>
@@ -18576,55 +18508,49 @@
         <w:t xml:space="preserve"> </w:t>
       </w:r>
       <w:r>
-        <w:t xml:space="preserve">MIT-BIH evidence changed</w:t>
-      </w:r>
-      <w:r>
-        <w:t xml:space="preserve"> </w:t>
-      </w:r>
-      <w:r>
-        <w:t xml:space="preserve">three times, each time prompted by an added control rather than by rereading</w:t>
-      </w:r>
-      <w:r>
-        <w:t xml:space="preserve"> </w:t>
-      </w:r>
-      <w:r>
-        <w:t xml:space="preserve">data, and its statistical strength was revised once more (Appendix B). Every</w:t>
-      </w:r>
-      <w:r>
-        <w:t xml:space="preserve"> </w:t>
-      </w:r>
-      <w:r>
-        <w:t xml:space="preserve">analysis introduced or modified after results were seen made the evidence</w:t>
-      </w:r>
-      <w:r>
-        <w:t xml:space="preserve"> </w:t>
-      </w:r>
-      <w:r>
-        <w:t xml:space="preserve">stricter: the permutation control overturned a criterion that favored our</w:t>
-      </w:r>
-      <w:r>
-        <w:t xml:space="preserve"> </w:t>
-      </w:r>
-      <w:r>
-        <w:t xml:space="preserve">hypothesis; the Holm correction, specified in the initial protocol but applied</w:t>
-      </w:r>
-      <w:r>
-        <w:t xml:space="preserve"> </w:t>
-      </w:r>
-      <w:r>
-        <w:t xml:space="preserve">late, removed the last significant level for ResNet1D-34; the reporting axis was</w:t>
-      </w:r>
-      <w:r>
-        <w:t xml:space="preserve"> </w:t>
-      </w:r>
-      <w:r>
-        <w:t xml:space="preserve">chosen after ICC failed to place the two datasets on one scale; and the</w:t>
-      </w:r>
-      <w:r>
-        <w:t xml:space="preserve"> </w:t>
-      </w:r>
-      <w:r>
-        <w:t xml:space="preserve">record-level jackknife, specified and committed before it was run, showed that</w:t>
+        <w:t xml:space="preserve">MIT-BIH evidence changed three times, each time after an added control rather</w:t>
+      </w:r>
+      <w:r>
+        <w:t xml:space="preserve"> </w:t>
+      </w:r>
+      <w:r>
+        <w:t xml:space="preserve">than a rereading of data, and its statistical strength was revised once more</w:t>
+      </w:r>
+      <w:r>
+        <w:t xml:space="preserve"> </w:t>
+      </w:r>
+      <w:r>
+        <w:t xml:space="preserve">(Appendix B). Every analysis introduced or modified after results were seen made</w:t>
+      </w:r>
+      <w:r>
+        <w:t xml:space="preserve"> </w:t>
+      </w:r>
+      <w:r>
+        <w:t xml:space="preserve">the evidence stricter: the permutation control overturned a criterion that</w:t>
+      </w:r>
+      <w:r>
+        <w:t xml:space="preserve"> </w:t>
+      </w:r>
+      <w:r>
+        <w:t xml:space="preserve">favored our hypothesis; the Holm correction, specified in the initial protocol</w:t>
+      </w:r>
+      <w:r>
+        <w:t xml:space="preserve"> </w:t>
+      </w:r>
+      <w:r>
+        <w:t xml:space="preserve">but applied late, removed the last significant level for ResNet1D-34; the</w:t>
+      </w:r>
+      <w:r>
+        <w:t xml:space="preserve"> </w:t>
+      </w:r>
+      <w:r>
+        <w:t xml:space="preserve">reporting axis was chosen after ICC failed to place the two datasets on one</w:t>
+      </w:r>
+      <w:r>
+        <w:t xml:space="preserve"> </w:t>
+      </w:r>
+      <w:r>
+        <w:t xml:space="preserve">scale; and the record-level jackknife, committed before it was run, showed that</w:t>
       </w:r>
       <w:r>
         <w:t xml:space="preserve"> </w:t>
@@ -18677,30 +18603,30 @@
         <w:t xml:space="preserve"> </w:t>
       </w:r>
       <w:r>
-        <w:t xml:space="preserve">appeared in our theoretical notes before data collection, but the decision to</w:t>
-      </w:r>
-      <w:r>
-        <w:t xml:space="preserve"> </w:t>
-      </w:r>
-      <w:r>
-        <w:t xml:space="preserve">report on this axis was taken with the results in view. The analysis protocol was</w:t>
-      </w:r>
-      <w:r>
-        <w:t xml:space="preserve"> </w:t>
-      </w:r>
-      <w:r>
-        <w:t xml:space="preserve">kept under version control but not publicly registered or formally frozen; it is</w:t>
-      </w:r>
-      <w:r>
-        <w:t xml:space="preserve"> </w:t>
-      </w:r>
-      <w:r>
-        <w:t xml:space="preserve">released with its deviation log.</w:t>
+        <w:t xml:space="preserve">appeared in our notes before data collection, but the decision to report on this</w:t>
+      </w:r>
+      <w:r>
+        <w:t xml:space="preserve"> </w:t>
+      </w:r>
+      <w:r>
+        <w:t xml:space="preserve">axis was taken with results in view. The protocol was kept under version control</w:t>
+      </w:r>
+      <w:r>
+        <w:t xml:space="preserve"> </w:t>
+      </w:r>
+      <w:r>
+        <w:t xml:space="preserve">but not publicly registered or formally frozen; it is released with its deviation</w:t>
+      </w:r>
+      <w:r>
+        <w:t xml:space="preserve"> </w:t>
+      </w:r>
+      <w:r>
+        <w:t xml:space="preserve">log.</w:t>
       </w:r>
     </w:p>
-    <w:bookmarkEnd w:id="61"/>
-    <w:bookmarkEnd w:id="62"/>
-    <w:bookmarkStart w:id="63" w:name="conclusion"/>
+    <w:bookmarkEnd w:id="64"/>
+    <w:bookmarkEnd w:id="65"/>
+    <w:bookmarkStart w:id="66" w:name="conclusion"/>
     <w:p>
       <w:pPr>
         <w:pStyle w:val="Heading1"/>
@@ -18808,8 +18734,8 @@
         <w:t xml:space="preserve">block-level procedures face the same boundary is open.</w:t>
       </w:r>
     </w:p>
-    <w:bookmarkEnd w:id="63"/>
-    <w:bookmarkStart w:id="64" w:name="data-and-code-availability"/>
+    <w:bookmarkEnd w:id="66"/>
+    <w:bookmarkStart w:id="67" w:name="data-and-code-availability"/>
     <w:p>
       <w:pPr>
         <w:pStyle w:val="Heading1"/>
@@ -18863,8 +18789,8 @@
         <w:t xml:space="preserve">publication.</w:t>
       </w:r>
     </w:p>
-    <w:bookmarkEnd w:id="64"/>
-    <w:bookmarkStart w:id="68" w:name="appendix-a.-supplementary-derivations"/>
+    <w:bookmarkEnd w:id="67"/>
+    <w:bookmarkStart w:id="71" w:name="appendix-a.-supplementary-derivations"/>
     <w:p>
       <w:pPr>
         <w:pStyle w:val="Heading1"/>
@@ -18873,7 +18799,7 @@
         <w:t xml:space="preserve">Appendix A. Supplementary Derivations</w:t>
       </w:r>
     </w:p>
-    <w:bookmarkStart w:id="65" w:name="a.1-the-boundary-case-of-proposition-1"/>
+    <w:bookmarkStart w:id="68" w:name="a.1-the-boundary-case-of-proposition-1"/>
     <w:p>
       <w:pPr>
         <w:pStyle w:val="Heading2"/>
@@ -19168,8 +19094,8 @@
         <w:t xml:space="preserve">.</w:t>
       </w:r>
     </w:p>
-    <w:bookmarkEnd w:id="65"/>
-    <w:bookmarkStart w:id="66" w:name="a.2-variance-under-compound-symmetry"/>
+    <w:bookmarkEnd w:id="68"/>
+    <w:bookmarkStart w:id="69" w:name="a.2-variance-under-compound-symmetry"/>
     <w:p>
       <w:pPr>
         <w:pStyle w:val="Heading2"/>
@@ -19657,8 +19583,8 @@
         <w:t xml:space="preserve">vanishes. We make no claim outside (A).</w:t>
       </w:r>
     </w:p>
-    <w:bookmarkEnd w:id="66"/>
-    <w:bookmarkStart w:id="67" w:name="a.3-equal-weighting-in-hcp"/>
+    <w:bookmarkEnd w:id="69"/>
+    <w:bookmarkStart w:id="70" w:name="a.3-equal-weighting-in-hcp"/>
     <w:p>
       <w:pPr>
         <w:pStyle w:val="Heading2"/>
@@ -20167,9 +20093,9 @@
         <w:t xml:space="preserve">.</w:t>
       </w:r>
     </w:p>
-    <w:bookmarkEnd w:id="67"/>
-    <w:bookmarkEnd w:id="68"/>
-    <w:bookmarkStart w:id="69" w:name="X06db9a02045705c8b7d21c68ec78218971b4832"/>
+    <w:bookmarkEnd w:id="70"/>
+    <w:bookmarkEnd w:id="71"/>
+    <w:bookmarkStart w:id="72" w:name="X06db9a02045705c8b7d21c68ec78218971b4832"/>
     <w:p>
       <w:pPr>
         <w:pStyle w:val="Heading1"/>
@@ -20247,9 +20173,9 @@
         </w:tblBorders>
       </w:tblPr>
       <w:tblGrid>
-        <w:gridCol w:w="2640"/>
-        <w:gridCol w:w="2640"/>
-        <w:gridCol w:w="2640"/>
+        <w:gridCol w:w="316"/>
+        <w:gridCol w:w="3801"/>
+        <w:gridCol w:w="3801"/>
       </w:tblGrid>
       <w:tr>
         <w:trPr>
@@ -20597,8 +20523,8 @@
         </w:tc>
       </w:tr>
     </w:tbl>
-    <w:bookmarkEnd w:id="69"/>
-    <w:bookmarkStart w:id="70" w:name="Xbf53aa51c2c3289f595a160de988653028afcc2"/>
+    <w:bookmarkEnd w:id="72"/>
+    <w:bookmarkStart w:id="73" w:name="Xbf53aa51c2c3289f595a160de988653028afcc2"/>
     <w:p>
       <w:pPr>
         <w:pStyle w:val="Heading1"/>
@@ -20900,8 +20826,8 @@
         <w:t xml:space="preserve">of a 12.6 GB dataset, before any preprocessing or training.</w:t>
       </w:r>
     </w:p>
-    <w:bookmarkEnd w:id="70"/>
-    <w:bookmarkStart w:id="71" w:name="references"/>
+    <w:bookmarkEnd w:id="73"/>
+    <w:bookmarkStart w:id="74" w:name="references"/>
     <w:p>
       <w:pPr>
         <w:pStyle w:val="Heading1"/>
@@ -22166,7 +22092,7 @@
         <w:t>P. C. Marques F., “Universal distribution of the empirical coverage in split conformal prediction,” Statistics &amp; Probability Letters, vol. 219, Apr. 2025, doi: 10.1016/j.spl.2024.110350.</w:t>
       </w:r>
     </w:p>
-    <w:bookmarkEnd w:id="71"/>
+    <w:bookmarkEnd w:id="74"/>
     <w:sectPr>
       <w:footnotePr>
         <w:numRestart w:val="eachSect"/>

--- a/docs/paper/manuscript-draft.docx
+++ b/docs/paper/manuscript-draft.docx
@@ -20,7 +20,7 @@
           <w:i/>
           <w:iCs/>
         </w:rPr>
-        <w:t xml:space="preserve">Working draft for internal review — generated 2026-10-03 from commit 17a68eb.</w:t>
+        <w:t xml:space="preserve">Working draft for internal review — generated 2026-10-03 from commit 2a75719.</w:t>
       </w:r>
     </w:p>
     <w:bookmarkStart w:id="9" w:name="abstract"/>
@@ -21137,7 +21137,7 @@
           <w:i w:val="0"/>
           <w:sz w:val="18"/>
         </w:rPr>
-        <w:t>O. E. ALLAM and M. HAMLICH, “Hierarchical adaptive conformal inference for reliable uncertainty quantification in edge-deployable medical wearables,” Measurement, vol. 279, Jun. 2026, doi: 10.1016/j.measurement.2026.121765.</w:t>
+        <w:t>O. El Allam and M. Hamlich, “Hierarchical adaptive conformal inference for reliable uncertainty quantification in edge-deployable medical wearables,” Measurement, vol. 279, Jun. 2026, doi: 10.1016/j.measurement.2026.121765.</w:t>
       </w:r>
     </w:p>
     <w:p>

--- a/docs/paper/manuscript-draft.docx
+++ b/docs/paper/manuscript-draft.docx
@@ -20,7 +20,7 @@
           <w:i/>
           <w:iCs/>
         </w:rPr>
-        <w:t xml:space="preserve">Working draft for internal review — generated 2026-10-03 from commit 2a75719.</w:t>
+        <w:t xml:space="preserve">Working draft for internal review — generated 2026-10-03 from commit 31bcb36.</w:t>
       </w:r>
     </w:p>
     <w:bookmarkStart w:id="9" w:name="abstract"/>
@@ -111,7 +111,7 @@
         <w:t xml:space="preserve"> </w:t>
       </w:r>
       <w:r>
-        <w:t xml:space="preserve">the number of calibration blocks. We audit three public electrocardiogram resources to ask whether this guarantee can be enforced and whether ignoring blocks costs coverage. From metadata alone, declaring the four documented dependence sources of PTB-XL leaves a single admissible calibration block, and under patient blocking 24 of 44 diagnostic statements have no finite per-label threshold at</w:t>
+        <w:t xml:space="preserve">the number of calibration blocks. We audit three public electrocardiogram resources to ask whether this guarantee can be enforced when several dependence sources are declared and coverage is required per diagnosis, and whether ignoring blocks costs coverage. From metadata alone, declaring the four documented dependence sources of PTB-XL leaves a single admissible calibration block, and under patient blocking 24 of 44 diagnostic SCP statements have no finite per-label threshold at</w:t>
       </w:r>
       <w:r>
         <w:t xml:space="preserve"> </w:t>
@@ -131,7 +131,7 @@
         </m:r>
       </m:oMath>
       <w:r>
-        <w:t xml:space="preserve">. Across repeated splits of the 22 MIT-BIH evaluation subjects, naive split conformal covers 1.5–2.4 percentage points less than a matched permutation null; a factorial design attributes the shortfall mainly to clustering, and a controlled dose–response experiment shows it growing with the design effect (rank correlation 0.80–0.85 over 12 configurations, 11 of them synthetic). A jackknife over subjects, however, cannot resolve the sign of this deficit: the scarcity of blocks that limits the guarantee also limits the evidence. PTB-XL shows no deficit despite a within-patient correlation of 0.35, consistent with most of its patients contributing one recording. The apparent advantage of HCP over naive calibration is largely mechanical, retaining 75–110% of its size once dependence is removed. Blocks, not records, should be counted, and subjects, not splits, resampled, before claims about distribution-free coverage are made on clinical data.</w:t>
+        <w:t xml:space="preserve">. Across repeated splits of the 22 MIT-BIH evaluation subjects, naive split conformal covers 1.5–2.4 percentage points less than a matched permutation null; a factorial design attributes the shortfall mainly to clustering, and a controlled dose–response experiment shows it growing with the design effect (rank correlation 0.80–0.85 over 12 configurations, 11 of them synthetic). A jackknife over subjects, however, cannot resolve the sign of this deficit: the scarcity of blocks that limits the guarantee also limits the evidence. PTB-XL shows no deficit despite a within-patient correlation of 0.35, consistent with most of its patients contributing one recording. Most of the coverage gap between HCP and naive calibration is mechanical: 75–110% of it persists when dependence is permuted away and block sizes are kept. Blocks, not records, should be counted, and subjects, not splits, resampled, before claims about distribution-free coverage are made on clinical data.</w:t>
       </w:r>
     </w:p>
     <w:p>
@@ -405,19 +405,54 @@
         <w:t xml:space="preserve"> </w:t>
       </w:r>
       <w:r>
-        <w:t xml:space="preserve">between many small and few large groups open as a design question [12], and Sim</w:t>
-      </w:r>
-      <w:r>
-        <w:t xml:space="preserve"> </w:t>
-      </w:r>
-      <w:r>
-        <w:t xml:space="preserve">and Kim showed for ECG monitoring that the false-alarm guarantee of split</w:t>
-      </w:r>
-      <w:r>
-        <w:t xml:space="preserve"> </w:t>
-      </w:r>
-      <w:r>
-        <w:t xml:space="preserve">conformal prediction scales with subjects, not beats [10].</w:t>
+        <w:t xml:space="preserve">between many small and few large groups open as a design question [12]. Dunn et</w:t>
+      </w:r>
+      <w:r>
+        <w:t xml:space="preserve"> </w:t>
+      </w:r>
+      <w:r>
+        <w:t xml:space="preserve">al. state how many groups their hierarchical constructions need for non-trivial</w:t>
+      </w:r>
+      <w:r>
+        <w:t xml:space="preserve"> </w:t>
+      </w:r>
+      <w:r>
+        <w:t xml:space="preserve">prediction sets [13], and Sim and Kim showed for ECG monitoring that the</w:t>
+      </w:r>
+      <w:r>
+        <w:t xml:space="preserve"> </w:t>
+      </w:r>
+      <w:r>
+        <w:t xml:space="preserve">false-alarm guarantee of split conformal prediction counts subjects, not beats,</w:t>
+      </w:r>
+      <w:r>
+        <w:t xml:space="preserve"> </w:t>
+      </w:r>
+      <w:r>
+        <w:t xml:space="preserve">and needs at least 19 calibration subjects at</w:t>
+      </w:r>
+      <w:r>
+        <w:t xml:space="preserve"> </w:t>
+      </w:r>
+      <m:oMath>
+        <m:r>
+          <m:t>α</m:t>
+        </m:r>
+        <m:r>
+          <m:rPr>
+            <m:sty m:val="p"/>
+          </m:rPr>
+          <m:t>=</m:t>
+        </m:r>
+        <m:r>
+          <m:t>0.05</m:t>
+        </m:r>
+      </m:oMath>
+      <w:r>
+        <w:t xml:space="preserve"> </w:t>
+      </w:r>
+      <w:r>
+        <w:t xml:space="preserve">[10].</w:t>
       </w:r>
     </w:p>
     <w:p>
@@ -426,49 +461,55 @@
         <w:jc w:val="both"/>
       </w:pPr>
       <w:r>
-        <w:t xml:space="preserve">Whether the guarantee is attainable under the dependence structure of real</w:t>
-      </w:r>
-      <w:r>
-        <w:t xml:space="preserve"> </w:t>
-      </w:r>
-      <w:r>
-        <w:t xml:space="preserve">clinical resources, where sources can be crossed and coverage may be required per</w:t>
-      </w:r>
-      <w:r>
-        <w:t xml:space="preserve"> </w:t>
-      </w:r>
-      <w:r>
-        <w:t xml:space="preserve">diagnosis, remains insufficiently characterized. We address this design-stage</w:t>
-      </w:r>
-      <w:r>
-        <w:t xml:space="preserve"> </w:t>
-      </w:r>
-      <w:r>
-        <w:t xml:space="preserve">question by auditing three public ECG resources: PTB-XL [2], [14], in which</w:t>
-      </w:r>
-      <w:r>
-        <w:t xml:space="preserve"> </w:t>
-      </w:r>
-      <w:r>
-        <w:t xml:space="preserve">18,869 patients contribute 1.16 records on average; the MIT-BIH Arrhythmia</w:t>
-      </w:r>
-      <w:r>
-        <w:t xml:space="preserve"> </w:t>
-      </w:r>
-      <w:r>
-        <w:t xml:space="preserve">Database [15], in which each of 44 subjects contributes more than 1,500 beats;</w:t>
-      </w:r>
-      <w:r>
-        <w:t xml:space="preserve"> </w:t>
-      </w:r>
-      <w:r>
-        <w:t xml:space="preserve">and the PhysioNet/CinC Challenge 2021 collection [16], which does not document a</w:t>
-      </w:r>
-      <w:r>
-        <w:t xml:space="preserve"> </w:t>
-      </w:r>
-      <w:r>
-        <w:t xml:space="preserve">block identifier. Two questions guide the audit. Can a block-level guarantee be</w:t>
+        <w:t xml:space="preserve">These results concern one grouping at a time. How the requirement plays out in</w:t>
+      </w:r>
+      <w:r>
+        <w:t xml:space="preserve"> </w:t>
+      </w:r>
+      <w:r>
+        <w:t xml:space="preserve">real clinical resources, where several dependence sources can be crossed and</w:t>
+      </w:r>
+      <w:r>
+        <w:t xml:space="preserve"> </w:t>
+      </w:r>
+      <w:r>
+        <w:t xml:space="preserve">coverage may be required per diagnosis, and how much of an observed coverage gap</w:t>
+      </w:r>
+      <w:r>
+        <w:t xml:space="preserve"> </w:t>
+      </w:r>
+      <w:r>
+        <w:t xml:space="preserve">reflects dependence rather than the method itself, remains insufficiently</w:t>
+      </w:r>
+      <w:r>
+        <w:t xml:space="preserve"> </w:t>
+      </w:r>
+      <w:r>
+        <w:t xml:space="preserve">characterized. We address these design-stage questions by auditing three public</w:t>
+      </w:r>
+      <w:r>
+        <w:t xml:space="preserve"> </w:t>
+      </w:r>
+      <w:r>
+        <w:t xml:space="preserve">ECG resources: PTB-XL [2], [14], in which 18,869 patients contribute 1.16 records</w:t>
+      </w:r>
+      <w:r>
+        <w:t xml:space="preserve"> </w:t>
+      </w:r>
+      <w:r>
+        <w:t xml:space="preserve">on average; the MIT-BIH Arrhythmia Database [15], whose 44 non-paced records come</w:t>
+      </w:r>
+      <w:r>
+        <w:t xml:space="preserve"> </w:t>
+      </w:r>
+      <w:r>
+        <w:t xml:space="preserve">from 43 subjects and hold more than 1,500 beats each; and the PhysioNet/CinC</w:t>
+      </w:r>
+      <w:r>
+        <w:t xml:space="preserve"> </w:t>
+      </w:r>
+      <w:r>
+        <w:t xml:space="preserve">Challenge 2021 collection [16], which does not document a patient identifier. Two questions guide the audit. Can a block-level guarantee be</w:t>
       </w:r>
       <w:r>
         <w:t xml:space="preserve"> </w:t>
@@ -578,31 +619,49 @@
         <w:t xml:space="preserve"> </w:t>
       </w:r>
       <w:r>
-        <w:t xml:space="preserve">give a metadata-only feasibility audit (RQ1; §3, §5.1). Combined with the join</w:t>
-      </w:r>
-      <w:r>
-        <w:t xml:space="preserve"> </w:t>
-      </w:r>
-      <w:r>
-        <w:t xml:space="preserve">of the declared dependence sources, the HCP bound yields exact verdicts before</w:t>
-      </w:r>
-      <w:r>
-        <w:t xml:space="preserve"> </w:t>
-      </w:r>
-      <w:r>
-        <w:t xml:space="preserve">any model is trained: all four documented PTB-XL sources together leave one</w:t>
-      </w:r>
-      <w:r>
-        <w:t xml:space="preserve"> </w:t>
-      </w:r>
-      <w:r>
-        <w:t xml:space="preserve">admissible calibration block, 24 of 44 SCP statements have no finite per-label</w:t>
-      </w:r>
-      <w:r>
-        <w:t xml:space="preserve"> </w:t>
-      </w:r>
-      <w:r>
-        <w:t xml:space="preserve">threshold at</w:t>
+        <w:t xml:space="preserve">carry the block-count requirement known for single groupings [13], [10] over to</w:t>
+      </w:r>
+      <w:r>
+        <w:t xml:space="preserve"> </w:t>
+      </w:r>
+      <w:r>
+        <w:t xml:space="preserve">the design of clinical ECG studies, as a metadata-only feasibility audit for HCP</w:t>
+      </w:r>
+      <w:r>
+        <w:t xml:space="preserve"> </w:t>
+      </w:r>
+      <w:r>
+        <w:t xml:space="preserve">(RQ1; §3, §5.1). Combined with the join of the declared dependence sources</w:t>
+      </w:r>
+      <w:r>
+        <w:t xml:space="preserve"> </w:t>
+      </w:r>
+      <w:r>
+        <w:t xml:space="preserve">(Proposition 2) and counted per diagnostic label (Proposition 3), the HCP bound</w:t>
+      </w:r>
+      <w:r>
+        <w:t xml:space="preserve"> </w:t>
+      </w:r>
+      <w:r>
+        <w:t xml:space="preserve">yields verdicts that are exact given the declared sources, before any model is</w:t>
+      </w:r>
+      <w:r>
+        <w:t xml:space="preserve"> </w:t>
+      </w:r>
+      <w:r>
+        <w:t xml:space="preserve">trained: all four documented PTB-XL sources together leave one admissible</w:t>
+      </w:r>
+      <w:r>
+        <w:t xml:space="preserve"> </w:t>
+      </w:r>
+      <w:r>
+        <w:t xml:space="preserve">calibration block, and under patient blocking 24 of 44 diagnostic SCP statements</w:t>
+      </w:r>
+      <w:r>
+        <w:t xml:space="preserve"> </w:t>
+      </w:r>
+      <w:r>
+        <w:t xml:space="preserve">lack a finite per-label threshold at</w:t>
       </w:r>
       <w:r>
         <w:t xml:space="preserve"> </w:t>
@@ -625,13 +684,25 @@
         <w:t xml:space="preserve"> </w:t>
       </w:r>
       <w:r>
-        <w:t xml:space="preserve">under patient blocking, and an even split of the 22</w:t>
-      </w:r>
-      <w:r>
-        <w:t xml:space="preserve"> </w:t>
-      </w:r>
-      <w:r>
-        <w:t xml:space="preserve">MIT-BIH evaluation subjects rules out a subject-level guarantee at the 95% level.</w:t>
+        <w:t xml:space="preserve">even when all of fold 9 serves</w:t>
+      </w:r>
+      <w:r>
+        <w:t xml:space="preserve"> </w:t>
+      </w:r>
+      <w:r>
+        <w:t xml:space="preserve">for calibration. For MIT-BIH, an even split of the 22 evaluation subjects leaves</w:t>
+      </w:r>
+      <w:r>
+        <w:t xml:space="preserve"> </w:t>
+      </w:r>
+      <w:r>
+        <w:t xml:space="preserve">too few calibration blocks for a subject-level guarantee at the 95% level, in</w:t>
+      </w:r>
+      <w:r>
+        <w:t xml:space="preserve"> </w:t>
+      </w:r>
+      <w:r>
+        <w:t xml:space="preserve">line with Sim and Kim’s verdict for their own split [10].</w:t>
       </w:r>
     </w:p>
     <w:p>
@@ -652,25 +723,25 @@
         <w:t xml:space="preserve"> </w:t>
       </w:r>
       <w:r>
-        <w:t xml:space="preserve">covers less than a matched permutation null for every backbone and level; a</w:t>
-      </w:r>
-      <w:r>
-        <w:t xml:space="preserve"> </w:t>
-      </w:r>
-      <w:r>
-        <w:t xml:space="preserve">factorial design traces the shortfall mainly to clustering, amplified by</w:t>
-      </w:r>
-      <w:r>
-        <w:t xml:space="preserve"> </w:t>
-      </w:r>
-      <w:r>
-        <w:t xml:space="preserve">block-size imbalance, and a dose–response experiment shows it growing with the</w:t>
-      </w:r>
-      <w:r>
-        <w:t xml:space="preserve"> </w:t>
-      </w:r>
-      <w:r>
-        <w:t xml:space="preserve">design effect. PTB-XL stays near zero despite substantial within-patient</w:t>
+        <w:t xml:space="preserve">covers less than a matched permutation null for every backbone and level; within</w:t>
+      </w:r>
+      <w:r>
+        <w:t xml:space="preserve"> </w:t>
+      </w:r>
+      <w:r>
+        <w:t xml:space="preserve">a factorial design the shortfall is attributed mainly to clustering, amplified by</w:t>
+      </w:r>
+      <w:r>
+        <w:t xml:space="preserve"> </w:t>
+      </w:r>
+      <w:r>
+        <w:t xml:space="preserve">block-size imbalance; and in a dose–response experiment within MIT-BIH it grows</w:t>
+      </w:r>
+      <w:r>
+        <w:t xml:space="preserve"> </w:t>
+      </w:r>
+      <w:r>
+        <w:t xml:space="preserve">with the design effect. PTB-XL stays near zero despite substantial within-patient</w:t>
       </w:r>
       <w:r>
         <w:t xml:space="preserve"> </w:t>
@@ -694,19 +765,25 @@
         <w:t xml:space="preserve"> </w:t>
       </w:r>
       <w:r>
-        <w:t xml:space="preserve">clustered data (§5.3, §6.2). Between 75% and 110% of the apparent gain of HCP</w:t>
-      </w:r>
-      <w:r>
-        <w:t xml:space="preserve"> </w:t>
-      </w:r>
-      <w:r>
-        <w:t xml:space="preserve">over naive split conformal survives when dependence is permuted away, so the</w:t>
-      </w:r>
-      <w:r>
-        <w:t xml:space="preserve"> </w:t>
-      </w:r>
-      <w:r>
-        <w:t xml:space="preserve">gain is largely mechanical; and repeated splits of a fixed set of subjects give</w:t>
+        <w:t xml:space="preserve">clustered data (§5.3, §6.2). Between 75% and 110% of the observed coverage gap</w:t>
+      </w:r>
+      <w:r>
+        <w:t xml:space="preserve"> </w:t>
+      </w:r>
+      <w:r>
+        <w:t xml:space="preserve">between HCP and naive split conformal persists when dependence is permuted away</w:t>
+      </w:r>
+      <w:r>
+        <w:t xml:space="preserve"> </w:t>
+      </w:r>
+      <w:r>
+        <w:t xml:space="preserve">while block geometry is preserved, so most of that gap is mechanical rather than</w:t>
+      </w:r>
+      <w:r>
+        <w:t xml:space="preserve"> </w:t>
+      </w:r>
+      <w:r>
+        <w:t xml:space="preserve">a correction for dependence; and repeated splits of a fixed set of subjects give</w:t>
       </w:r>
       <w:r>
         <w:t xml:space="preserve"> </w:t>
@@ -785,7 +862,7 @@
       </w:r>
     </w:p>
     <w:bookmarkEnd w:id="13"/>
-    <w:bookmarkStart w:id="16" w:name="related-work"/>
+    <w:bookmarkStart w:id="17" w:name="related-work"/>
     <w:p>
       <w:pPr>
         <w:pStyle w:val="Heading1"/>
@@ -833,31 +910,37 @@
         <w:t xml:space="preserve"> </w:t>
       </w:r>
       <w:r>
-        <w:t xml:space="preserve">ratios [17], spatial data [18] and network dependence [19]. Bhattacharyya and Barber consider</w:t>
-      </w:r>
-      <w:r>
-        <w:t xml:space="preserve"> </w:t>
-      </w:r>
-      <w:r>
-        <w:t xml:space="preserve">groups whose membership drives the shift [20], so exchangeability still holds</w:t>
-      </w:r>
-      <w:r>
-        <w:t xml:space="preserve"> </w:t>
-      </w:r>
-      <w:r>
-        <w:t xml:space="preserve">within each group; our setting is the reverse, with stable group proportions but</w:t>
-      </w:r>
-      <w:r>
-        <w:t xml:space="preserve"> </w:t>
-      </w:r>
-      <w:r>
-        <w:t xml:space="preserve">non-exchangeable observations within a block. Fontana et al. review the framework</w:t>
-      </w:r>
-      <w:r>
-        <w:t xml:space="preserve"> </w:t>
-      </w:r>
-      <w:r>
-        <w:t xml:space="preserve">and its variants, Mondrian conformal prediction included [5].</w:t>
+        <w:t xml:space="preserve">ratios [17], spatial data [18] and network dependence [19]. Bhattacharyya and</w:t>
+      </w:r>
+      <w:r>
+        <w:t xml:space="preserve"> </w:t>
+      </w:r>
+      <w:r>
+        <w:t xml:space="preserve">Barber consider groups whose membership drives the shift [20], so exchangeability</w:t>
+      </w:r>
+      <w:r>
+        <w:t xml:space="preserve"> </w:t>
+      </w:r>
+      <w:r>
+        <w:t xml:space="preserve">still holds within each group; our setting is the reverse, with stable group</w:t>
+      </w:r>
+      <w:r>
+        <w:t xml:space="preserve"> </w:t>
+      </w:r>
+      <w:r>
+        <w:t xml:space="preserve">proportions but non-exchangeable observations within a block. Fontana et al.</w:t>
+      </w:r>
+      <w:r>
+        <w:t xml:space="preserve"> </w:t>
+      </w:r>
+      <w:r>
+        <w:t xml:space="preserve">review the framework and its variants, Mondrian conformal prediction included</w:t>
+      </w:r>
+      <w:r>
+        <w:t xml:space="preserve"> </w:t>
+      </w:r>
+      <w:r>
+        <w:t xml:space="preserve">[5].</w:t>
       </w:r>
     </w:p>
     <w:p>
@@ -872,55 +955,49 @@
         <w:t xml:space="preserve"> </w:t>
       </w:r>
       <w:r>
-        <w:t xml:space="preserve">extended conformal prediction to it [12]; (1) and (2)</w:t>
-      </w:r>
-      <w:r>
-        <w:t xml:space="preserve"> </w:t>
-      </w:r>
-      <w:r>
-        <w:t xml:space="preserve">restate their threshold and guarantee, and four two-layer hierarchical</w:t>
-      </w:r>
-      <w:r>
-        <w:t xml:space="preserve"> </w:t>
-      </w:r>
-      <w:r>
-        <w:t xml:space="preserve">constructions were developed independently by Dunn et al. [13]. We take these results as</w:t>
-      </w:r>
-      <w:r>
-        <w:t xml:space="preserve"> </w:t>
-      </w:r>
-      <w:r>
-        <w:t xml:space="preserve">given. Both lines of work are theoretical and evaluated on regression, [12] on</w:t>
-      </w:r>
-      <w:r>
-        <w:t xml:space="preserve"> </w:t>
-      </w:r>
-      <w:r>
-        <w:t xml:space="preserve">simulated data and a Lorenz-96 system, and neither addresses the question an</w:t>
-      </w:r>
-      <w:r>
-        <w:t xml:space="preserve"> </w:t>
-      </w:r>
-      <w:r>
-        <w:t xml:space="preserve">applied study meets first: for a given clinical dataset and error rate, which</w:t>
-      </w:r>
-      <w:r>
-        <w:t xml:space="preserve"> </w:t>
-      </w:r>
-      <w:r>
-        <w:t xml:space="preserve">grouping, if any, lets the guarantee be enforced? Lee et al. approach it when</w:t>
-      </w:r>
-      <w:r>
-        <w:t xml:space="preserve"> </w:t>
-      </w:r>
-      <w:r>
-        <w:t xml:space="preserve">they note that an analyst may trade many small groups against few large ones,</w:t>
-      </w:r>
-      <w:r>
-        <w:t xml:space="preserve"> </w:t>
-      </w:r>
-      <w:r>
-        <w:t xml:space="preserve">adding that</w:t>
+        <w:t xml:space="preserve">extended conformal prediction to it [12]; (1) and (2) restate their threshold and</w:t>
+      </w:r>
+      <w:r>
+        <w:t xml:space="preserve"> </w:t>
+      </w:r>
+      <w:r>
+        <w:t xml:space="preserve">guarantee, which we take as given. Their experiments use simulated data and a</w:t>
+      </w:r>
+      <w:r>
+        <w:t xml:space="preserve"> </w:t>
+      </w:r>
+      <w:r>
+        <w:t xml:space="preserve">Lorenz-96 system. Working independently, Dunn et al. developed conformal</w:t>
+      </w:r>
+      <w:r>
+        <w:t xml:space="preserve"> </w:t>
+      </w:r>
+      <w:r>
+        <w:t xml:space="preserve">constructions for two-layer hierarchical models, among them double conformal</w:t>
+      </w:r>
+      <w:r>
+        <w:t xml:space="preserve"> </w:t>
+      </w:r>
+      <w:r>
+        <w:t xml:space="preserve">prediction, CDF pooling and single and repeated subsampling, with and without</w:t>
+      </w:r>
+      <w:r>
+        <w:t xml:space="preserve"> </w:t>
+      </w:r>
+      <w:r>
+        <w:t xml:space="preserve">covariates, illustrated on simulations and on a sleep-deprivation study of 18</w:t>
+      </w:r>
+      <w:r>
+        <w:t xml:space="preserve"> </w:t>
+      </w:r>
+      <w:r>
+        <w:t xml:space="preserve">subjects [13]. Lee et al. leave open how study design affects inference, noting</w:t>
+      </w:r>
+      <w:r>
+        <w:t xml:space="preserve"> </w:t>
+      </w:r>
+      <w:r>
+        <w:t xml:space="preserve">that an analyst may trade many small groups against few large ones and that</w:t>
       </w:r>
       <w:r>
         <w:t xml:space="preserve"> </w:t>
@@ -930,7 +1007,7 @@
           <w:i/>
           <w:iCs/>
         </w:rPr>
-        <w:t xml:space="preserve">characterizing the pros and cons of this tradeoff is an important</w:t>
+        <w:t xml:space="preserve">characterizing the pros and cons of this tradeoff is an important question to</w:t>
       </w:r>
       <w:r>
         <w:rPr>
@@ -944,49 +1021,23 @@
           <w:i/>
           <w:iCs/>
         </w:rPr>
-        <w:t xml:space="preserve">question to determine how study design affects inference in this</w:t>
-      </w:r>
-      <w:r>
-        <w:rPr>
-          <w:i/>
-          <w:iCs/>
-        </w:rPr>
-        <w:t xml:space="preserve"> </w:t>
-      </w:r>
-      <w:r>
-        <w:rPr>
-          <w:i/>
-          <w:iCs/>
-        </w:rPr>
-        <w:t xml:space="preserve">distribution-free setting</w:t>
-      </w:r>
-      <w:r>
-        <w:t xml:space="preserve"> </w:t>
-      </w:r>
-      <w:r>
-        <w:t xml:space="preserve">[12]. We take up its most elementary part, whether a</w:t>
-      </w:r>
-      <w:r>
-        <w:t xml:space="preserve"> </w:t>
-      </w:r>
-      <w:r>
-        <w:t xml:space="preserve">design admits a finite threshold at all, and then measure what happens on</w:t>
-      </w:r>
-      <w:r>
-        <w:t xml:space="preserve"> </w:t>
-      </w:r>
-      <w:r>
-        <w:t xml:space="preserve">clinical data when it does.</w:t>
+        <w:t xml:space="preserve">determine how study design affects inference in this distribution-free setting</w:t>
+      </w:r>
+      <w:r>
+        <w:t xml:space="preserve"> </w:t>
+      </w:r>
+      <w:r>
+        <w:t xml:space="preserve">[12].</w:t>
       </w:r>
     </w:p>
     <w:bookmarkEnd w:id="14"/>
-    <w:bookmarkStart w:id="15" w:name="Xde641f5d420a891fdb073e7aa4fa0944e53f724"/>
+    <w:bookmarkStart w:id="15" w:name="group-counts-and-clustered-thresholds"/>
     <w:p>
       <w:pPr>
         <w:pStyle w:val="Heading2"/>
       </w:pPr>
       <w:r>
-        <w:t xml:space="preserve">2.2 Multi-label, clinical and ECG applications</w:t>
+        <w:t xml:space="preserve">2.2 Group counts and clustered thresholds</w:t>
       </w:r>
     </w:p>
     <w:p>
@@ -995,31 +1046,195 @@
         <w:jc w:val="both"/>
       </w:pPr>
       <w:r>
-        <w:t xml:space="preserve">Multi-label conformal methods, surveyed by Papadopoulos [21], model dependence</w:t>
-      </w:r>
-      <w:r>
-        <w:t xml:space="preserve"> </w:t>
-      </w:r>
-      <w:r>
-        <w:t xml:space="preserve">among labels but assume exchangeable samples, the converse of our need. Baheri</w:t>
-      </w:r>
-      <w:r>
-        <w:t xml:space="preserve"> </w:t>
-      </w:r>
-      <w:r>
-        <w:t xml:space="preserve">and Shahbazi calibrate at several levels of a label hierarchy and intersect the</w:t>
-      </w:r>
-      <w:r>
-        <w:t xml:space="preserve"> </w:t>
-      </w:r>
-      <w:r>
-        <w:t xml:space="preserve">sets [22], exploiting structure among labels; here the hierarchy only serves to</w:t>
-      </w:r>
-      <w:r>
-        <w:t xml:space="preserve"> </w:t>
-      </w:r>
-      <w:r>
-        <w:t xml:space="preserve">count calibration blocks per label (§3.4).</w:t>
+        <w:t xml:space="preserve">That the number of independent units, not of observations, limits a</w:t>
+      </w:r>
+      <w:r>
+        <w:t xml:space="preserve"> </w:t>
+      </w:r>
+      <w:r>
+        <w:t xml:space="preserve">distribution-free guarantee is already established. Dunn et al. state, for each</w:t>
+      </w:r>
+      <w:r>
+        <w:t xml:space="preserve"> </w:t>
+      </w:r>
+      <w:r>
+        <w:t xml:space="preserve">of their finite-sample constructions, how many groups non-trivial prediction</w:t>
+      </w:r>
+      <w:r>
+        <w:t xml:space="preserve"> </w:t>
+      </w:r>
+      <w:r>
+        <w:t xml:space="preserve">sets require, between</w:t>
+      </w:r>
+      <w:r>
+        <w:t xml:space="preserve"> </w:t>
+      </w:r>
+      <m:oMath>
+        <m:r>
+          <m:t>1</m:t>
+        </m:r>
+        <m:r>
+          <m:rPr>
+            <m:sty m:val="p"/>
+          </m:rPr>
+          <m:t>/</m:t>
+        </m:r>
+        <m:r>
+          <m:t>α</m:t>
+        </m:r>
+        <m:r>
+          <m:rPr>
+            <m:sty m:val="p"/>
+          </m:rPr>
+          <m:t>−</m:t>
+        </m:r>
+        <m:r>
+          <m:t>1</m:t>
+        </m:r>
+      </m:oMath>
+      <w:r>
+        <w:t xml:space="preserve"> </w:t>
+      </w:r>
+      <w:r>
+        <w:t xml:space="preserve">and</w:t>
+      </w:r>
+      <w:r>
+        <w:t xml:space="preserve"> </w:t>
+      </w:r>
+      <m:oMath>
+        <m:r>
+          <m:t>4</m:t>
+        </m:r>
+        <m:r>
+          <m:rPr>
+            <m:sty m:val="p"/>
+          </m:rPr>
+          <m:t>/</m:t>
+        </m:r>
+        <m:r>
+          <m:t>α</m:t>
+        </m:r>
+        <m:r>
+          <m:rPr>
+            <m:sty m:val="p"/>
+          </m:rPr>
+          <m:t>−</m:t>
+        </m:r>
+        <m:r>
+          <m:t>1</m:t>
+        </m:r>
+      </m:oMath>
+      <w:r>
+        <w:t xml:space="preserve"> </w:t>
+      </w:r>
+      <w:r>
+        <w:t xml:space="preserve">depending on the</w:t>
+      </w:r>
+      <w:r>
+        <w:t xml:space="preserve"> </w:t>
+      </w:r>
+      <w:r>
+        <w:t xml:space="preserve">construction [13]. For ECG monitoring, Sim and Kim show that the false-alarm</w:t>
+      </w:r>
+      <w:r>
+        <w:t xml:space="preserve"> </w:t>
+      </w:r>
+      <w:r>
+        <w:t xml:space="preserve">guarantee of split conformal prediction counts exchangeable subjects rather than</w:t>
+      </w:r>
+      <w:r>
+        <w:t xml:space="preserve"> </w:t>
+      </w:r>
+      <w:r>
+        <w:t xml:space="preserve">beats, give the minimum of</w:t>
+      </w:r>
+      <w:r>
+        <w:t xml:space="preserve"> </w:t>
+      </w:r>
+      <m:oMath>
+        <m:r>
+          <m:t>1</m:t>
+        </m:r>
+        <m:r>
+          <m:rPr>
+            <m:sty m:val="p"/>
+          </m:rPr>
+          <m:t>/</m:t>
+        </m:r>
+        <m:r>
+          <m:t>α</m:t>
+        </m:r>
+        <m:r>
+          <m:rPr>
+            <m:sty m:val="p"/>
+          </m:rPr>
+          <m:t>−</m:t>
+        </m:r>
+        <m:r>
+          <m:t>1</m:t>
+        </m:r>
+      </m:oMath>
+      <w:r>
+        <w:t xml:space="preserve"> </w:t>
+      </w:r>
+      <w:r>
+        <w:t xml:space="preserve">calibration subjects (19 at</w:t>
+      </w:r>
+      <w:r>
+        <w:t xml:space="preserve"> </w:t>
+      </w:r>
+      <m:oMath>
+        <m:r>
+          <m:t>α</m:t>
+        </m:r>
+        <m:r>
+          <m:rPr>
+            <m:sty m:val="p"/>
+          </m:rPr>
+          <m:t>=</m:t>
+        </m:r>
+        <m:r>
+          <m:t>0.05</m:t>
+        </m:r>
+      </m:oMath>
+      <w:r>
+        <w:t xml:space="preserve">), decline a subject-level threshold for MIT-BIH because their split</w:t>
+      </w:r>
+      <w:r>
+        <w:t xml:space="preserve"> </w:t>
+      </w:r>
+      <w:r>
+        <w:t xml:space="preserve">leaves too few calibration subjects, and show that a beat-calibrated threshold</w:t>
+      </w:r>
+      <w:r>
+        <w:t xml:space="preserve"> </w:t>
+      </w:r>
+      <w:r>
+        <w:t xml:space="preserve">used for patient-level alarms exceeds its nominal false-alarm rate [10]. On the</w:t>
+      </w:r>
+      <w:r>
+        <w:t xml:space="preserve"> </w:t>
+      </w:r>
+      <w:r>
+        <w:t xml:space="preserve">precision side, Noonan derives a large-sample variance for the coverage of a</w:t>
+      </w:r>
+      <w:r>
+        <w:t xml:space="preserve"> </w:t>
+      </w:r>
+      <w:r>
+        <w:t xml:space="preserve">threshold estimated from clustered data, in which the relevant correlation is</w:t>
+      </w:r>
+      <w:r>
+        <w:t xml:space="preserve"> </w:t>
+      </w:r>
+      <w:r>
+        <w:t xml:space="preserve">that of the exceedance indicator rather than of the score and can change with the</w:t>
+      </w:r>
+      <w:r>
+        <w:t xml:space="preserve"> </w:t>
+      </w:r>
+      <w:r>
+        <w:t xml:space="preserve">target level [21].</w:t>
       </w:r>
     </w:p>
     <w:p>
@@ -1028,43 +1243,68 @@
         <w:jc w:val="both"/>
       </w:pPr>
       <w:r>
-        <w:t xml:space="preserve">Strodthoff et al. set the PTB-XL benchmarks [1] for the dataset of [2], [14],</w:t>
-      </w:r>
-      <w:r>
-        <w:t xml:space="preserve"> </w:t>
-      </w:r>
-      <w:r>
-        <w:t xml:space="preserve">and their residual networks guide our choice of backbones. Beat-level evaluation</w:t>
-      </w:r>
-      <w:r>
-        <w:t xml:space="preserve"> </w:t>
-      </w:r>
-      <w:r>
-        <w:t xml:space="preserve">follows the inter-patient protocol, under which no subject appears in both</w:t>
-      </w:r>
-      <w:r>
-        <w:t xml:space="preserve"> </w:t>
-      </w:r>
-      <w:r>
-        <w:t xml:space="preserve">training and evaluation [23], [24], since mixing them inflates reported</w:t>
-      </w:r>
-      <w:r>
-        <w:t xml:space="preserve"> </w:t>
-      </w:r>
-      <w:r>
-        <w:t xml:space="preserve">performance [25]. Clinical uses of conformal prediction are surveyed in [6], and</w:t>
-      </w:r>
-      <w:r>
-        <w:t xml:space="preserve"> </w:t>
-      </w:r>
-      <w:r>
-        <w:t xml:space="preserve">conformal risk control [26] and time-series conformal prediction [27] extend the</w:t>
-      </w:r>
-      <w:r>
-        <w:t xml:space="preserve"> </w:t>
-      </w:r>
-      <w:r>
-        <w:t xml:space="preserve">framework to arbitrary losses and temporal data.</w:t>
+        <w:t xml:space="preserve">These results are stated for one grouping at a time. They do not ask which</w:t>
+      </w:r>
+      <w:r>
+        <w:t xml:space="preserve"> </w:t>
+      </w:r>
+      <w:r>
+        <w:t xml:space="preserve">grouping a clinical dataset admits when several dependence sources are declared,</w:t>
+      </w:r>
+      <w:r>
+        <w:t xml:space="preserve"> </w:t>
+      </w:r>
+      <w:r>
+        <w:t xml:space="preserve">how the count behaves per diagnostic label, or how much of an observed coverage</w:t>
+      </w:r>
+      <w:r>
+        <w:t xml:space="preserve"> </w:t>
+      </w:r>
+      <w:r>
+        <w:t xml:space="preserve">gap reflects dependence rather than the construction of the method.</w:t>
+      </w:r>
+    </w:p>
+    <w:bookmarkEnd w:id="15"/>
+    <w:bookmarkStart w:id="16" w:name="Xde641f5d420a891fdb073e7aa4fa0944e53f724"/>
+    <w:p>
+      <w:pPr>
+        <w:pStyle w:val="Heading2"/>
+      </w:pPr>
+      <w:r>
+        <w:t xml:space="preserve">2.3 Multi-label, clinical and ECG applications</w:t>
+      </w:r>
+    </w:p>
+    <w:p>
+      <w:pPr>
+        <w:pStyle w:val="FirstParagraph"/>
+        <w:jc w:val="both"/>
+      </w:pPr>
+      <w:r>
+        <w:t xml:space="preserve">Multi-label conformal methods, surveyed by Papadopoulos [22], model dependence</w:t>
+      </w:r>
+      <w:r>
+        <w:t xml:space="preserve"> </w:t>
+      </w:r>
+      <w:r>
+        <w:t xml:space="preserve">among labels but assume exchangeable samples, the converse of our need. Baheri</w:t>
+      </w:r>
+      <w:r>
+        <w:t xml:space="preserve"> </w:t>
+      </w:r>
+      <w:r>
+        <w:t xml:space="preserve">and Shahbazi calibrate at several levels of a label hierarchy and intersect the</w:t>
+      </w:r>
+      <w:r>
+        <w:t xml:space="preserve"> </w:t>
+      </w:r>
+      <w:r>
+        <w:t xml:space="preserve">sets [23], exploiting structure among labels; here the hierarchy only serves to</w:t>
+      </w:r>
+      <w:r>
+        <w:t xml:space="preserve"> </w:t>
+      </w:r>
+      <w:r>
+        <w:t xml:space="preserve">count calibration blocks per label (§3.4).</w:t>
       </w:r>
     </w:p>
     <w:p>
@@ -1073,7 +1313,43 @@
         <w:jc w:val="both"/>
       </w:pPr>
       <w:r>
-        <w:t xml:space="preserve">Several cardiac studies come closer to our question. On patient-disjoint PTB-XL</w:t>
+        <w:t xml:space="preserve">Strodthoff et al. set the PTB-XL benchmarks [1] for the dataset of [2], [14],</w:t>
+      </w:r>
+      <w:r>
+        <w:t xml:space="preserve"> </w:t>
+      </w:r>
+      <w:r>
+        <w:t xml:space="preserve">and their residual networks guide our choice of backbones. Beat-level evaluation</w:t>
+      </w:r>
+      <w:r>
+        <w:t xml:space="preserve"> </w:t>
+      </w:r>
+      <w:r>
+        <w:t xml:space="preserve">follows the inter-patient protocol, under which no subject appears in both</w:t>
+      </w:r>
+      <w:r>
+        <w:t xml:space="preserve"> </w:t>
+      </w:r>
+      <w:r>
+        <w:t xml:space="preserve">training and evaluation [24], [25], since mixing them inflates reported</w:t>
+      </w:r>
+      <w:r>
+        <w:t xml:space="preserve"> </w:t>
+      </w:r>
+      <w:r>
+        <w:t xml:space="preserve">performance [26]. Clinical uses of conformal prediction are surveyed in [6], and</w:t>
+      </w:r>
+      <w:r>
+        <w:t xml:space="preserve"> </w:t>
+      </w:r>
+      <w:r>
+        <w:t xml:space="preserve">conformal risk control [27] and time-series conformal prediction [28] extend the</w:t>
+      </w:r>
+      <w:r>
+        <w:t xml:space="preserve"> </w:t>
+      </w:r>
+      <w:r>
+        <w:t xml:space="preserve">framework to arbitrary losses and temporal data. On patient-disjoint PTB-XL</w:t>
       </w:r>
       <w:r>
         <w:t xml:space="preserve"> </w:t>
@@ -1091,43 +1367,31 @@
         <w:t xml:space="preserve"> </w:t>
       </w:r>
       <w:r>
-        <w:t xml:space="preserve">they also bring conformal inference to wearables at the edge [8]. For PPG-based arrhythmia classification in intensive care, Kinalioğlu finds</w:t>
-      </w:r>
-      <w:r>
-        <w:t xml:space="preserve"> </w:t>
-      </w:r>
-      <w:r>
-        <w:t xml:space="preserve">that marginal coverage can hide class- and patient-level failures [9]. Closest to</w:t>
-      </w:r>
-      <w:r>
-        <w:t xml:space="preserve"> </w:t>
-      </w:r>
-      <w:r>
-        <w:t xml:space="preserve">our work, Sim and Kim show that the false-alarm guarantee of split conformal</w:t>
-      </w:r>
-      <w:r>
-        <w:t xml:space="preserve"> </w:t>
-      </w:r>
-      <w:r>
-        <w:t xml:space="preserve">prediction in ECG monitoring is governed by the number of exchangeable subjects,</w:t>
-      </w:r>
-      <w:r>
-        <w:t xml:space="preserve"> </w:t>
-      </w:r>
-      <w:r>
-        <w:t xml:space="preserve">not beats, so that too few calibration subjects raise the realized false-alarm</w:t>
-      </w:r>
-      <w:r>
-        <w:t xml:space="preserve"> </w:t>
-      </w:r>
-      <w:r>
-        <w:t xml:space="preserve">rate [10]. Beyond cardiology, calibration that respects groups has been used for</w:t>
-      </w:r>
-      <w:r>
-        <w:t xml:space="preserve"> </w:t>
-      </w:r>
-      <w:r>
-        <w:t xml:space="preserve">patients nested in thousands of hospitals [28].</w:t>
+        <w:t xml:space="preserve">they also bring conformal inference to wearables at the edge [8]. For PPG-based</w:t>
+      </w:r>
+      <w:r>
+        <w:t xml:space="preserve"> </w:t>
+      </w:r>
+      <w:r>
+        <w:t xml:space="preserve">arrhythmia classification in intensive care, Kinalioğlu finds that marginal</w:t>
+      </w:r>
+      <w:r>
+        <w:t xml:space="preserve"> </w:t>
+      </w:r>
+      <w:r>
+        <w:t xml:space="preserve">coverage can hide class- and patient-level failures [9]. Beyond cardiology,</w:t>
+      </w:r>
+      <w:r>
+        <w:t xml:space="preserve"> </w:t>
+      </w:r>
+      <w:r>
+        <w:t xml:space="preserve">calibration that respects groups has been used for patients nested in thousands</w:t>
+      </w:r>
+      <w:r>
+        <w:t xml:space="preserve"> </w:t>
+      </w:r>
+      <w:r>
+        <w:t xml:space="preserve">of hospitals [29].</w:t>
       </w:r>
     </w:p>
     <w:p>
@@ -1146,60 +1410,60 @@
         <w:t xml:space="preserve"> </w:t>
       </w:r>
       <w:r>
-        <w:t xml:space="preserve">These studies ask whether a procedure reaches its</w:t>
-      </w:r>
-      <w:r>
-        <w:t xml:space="preserve"> </w:t>
-      </w:r>
-      <w:r>
-        <w:t xml:space="preserve">target on a given split. We ask two prior questions, whether a block-level</w:t>
-      </w:r>
-      <w:r>
-        <w:t xml:space="preserve"> </w:t>
-      </w:r>
-      <w:r>
-        <w:t xml:space="preserve">guarantee is feasible once every declared dependence source is respected, and</w:t>
-      </w:r>
-      <w:r>
-        <w:t xml:space="preserve"> </w:t>
-      </w:r>
-      <w:r>
-        <w:t xml:space="preserve">whether ignoring block structure costs coverage once the mechanical effect of the</w:t>
-      </w:r>
-      <w:r>
-        <w:t xml:space="preserve"> </w:t>
-      </w:r>
-      <w:r>
-        <w:t xml:space="preserve">finite-block correction is removed. Relative to Lee et al. [12], whose threshold</w:t>
-      </w:r>
-      <w:r>
-        <w:t xml:space="preserve"> </w:t>
-      </w:r>
-      <w:r>
-        <w:t xml:space="preserve">and guarantee we take as given, the additions are the join of crossed sources as</w:t>
-      </w:r>
-      <w:r>
-        <w:t xml:space="preserve"> </w:t>
-      </w:r>
-      <w:r>
-        <w:t xml:space="preserve">the finest admissible grouping, the per-label block count, their evaluation from</w:t>
-      </w:r>
-      <w:r>
-        <w:t xml:space="preserve"> </w:t>
-      </w:r>
-      <w:r>
-        <w:t xml:space="preserve">metadata alone, and an empirical decomposition of the coverage gap with a</w:t>
-      </w:r>
-      <w:r>
-        <w:t xml:space="preserve"> </w:t>
-      </w:r>
-      <w:r>
-        <w:t xml:space="preserve">matched permutation null and a factorial design.</w:t>
+        <w:t xml:space="preserve">We take the threshold and guarantee of HCP [12] and</w:t>
+      </w:r>
+      <w:r>
+        <w:t xml:space="preserve"> </w:t>
+      </w:r>
+      <w:r>
+        <w:t xml:space="preserve">the principle that independent units must be counted [13], [10] as given. What</w:t>
+      </w:r>
+      <w:r>
+        <w:t xml:space="preserve"> </w:t>
+      </w:r>
+      <w:r>
+        <w:t xml:space="preserve">we add is their application at the design stage of clinical ECG studies: the join</w:t>
+      </w:r>
+      <w:r>
+        <w:t xml:space="preserve"> </w:t>
+      </w:r>
+      <w:r>
+        <w:t xml:space="preserve">of crossed dependence sources as the finest admissible calibration grouping</w:t>
+      </w:r>
+      <w:r>
+        <w:t xml:space="preserve"> </w:t>
+      </w:r>
+      <w:r>
+        <w:t xml:space="preserve">(Proposition 2), the block count per diagnostic label (Proposition 3), both</w:t>
+      </w:r>
+      <w:r>
+        <w:t xml:space="preserve"> </w:t>
+      </w:r>
+      <w:r>
+        <w:t xml:space="preserve">evaluated from metadata on three ECG resources, and an empirical decomposition of</w:t>
+      </w:r>
+      <w:r>
+        <w:t xml:space="preserve"> </w:t>
+      </w:r>
+      <w:r>
+        <w:t xml:space="preserve">the coverage gap of naive split conformal prediction with a matched permutation</w:t>
+      </w:r>
+      <w:r>
+        <w:t xml:space="preserve"> </w:t>
+      </w:r>
+      <w:r>
+        <w:t xml:space="preserve">null, a factorial design and a dose–response experiment, which separates</w:t>
+      </w:r>
+      <w:r>
+        <w:t xml:space="preserve"> </w:t>
+      </w:r>
+      <w:r>
+        <w:t xml:space="preserve">dependence from the mechanical effect of the finite-block correction.</w:t>
       </w:r>
     </w:p>
-    <w:bookmarkEnd w:id="15"/>
     <w:bookmarkEnd w:id="16"/>
-    <w:bookmarkStart w:id="24" w:name="problem-formulation-and-hcp-feasibility"/>
+    <w:bookmarkEnd w:id="17"/>
+    <w:bookmarkStart w:id="25" w:name="problem-formulation-and-hcp-feasibility"/>
     <w:p>
       <w:pPr>
         <w:pStyle w:val="Heading1"/>
@@ -1223,7 +1487,7 @@
         <w:t xml:space="preserve">feasibility diagnostics from established results, each cited where it is used.</w:t>
       </w:r>
     </w:p>
-    <w:bookmarkStart w:id="17" w:name="hierarchical-calibration"/>
+    <w:bookmarkStart w:id="18" w:name="hierarchical-calibration"/>
     <w:p>
       <w:pPr>
         <w:pStyle w:val="Heading2"/>
@@ -1238,7 +1502,7 @@
         <w:jc w:val="both"/>
       </w:pPr>
       <w:r>
-        <w:t xml:space="preserve">Calibration data are organized in</w:t>
+        <w:t xml:space="preserve">Data are organized in</w:t>
       </w:r>
       <w:r>
         <w:t xml:space="preserve"> </w:t>
@@ -1759,7 +2023,21 @@
         </m:r>
       </m:oMath>
       <w:r>
-        <w:t xml:space="preserve">. For</w:t>
+        <w:t xml:space="preserve">. Of the</w:t>
+      </w:r>
+      <w:r>
+        <w:t xml:space="preserve"> </w:t>
+      </w:r>
+      <m:oMath>
+        <m:r>
+          <m:t>K</m:t>
+        </m:r>
+      </m:oMath>
+      <w:r>
+        <w:t xml:space="preserve"> </w:t>
+      </w:r>
+      <w:r>
+        <w:t xml:space="preserve">blocks,</w:t>
       </w:r>
       <w:r>
         <w:t xml:space="preserve"> </w:t>
@@ -1782,7 +2060,48 @@
         <w:t xml:space="preserve"> </w:t>
       </w:r>
       <w:r>
-        <w:t xml:space="preserve">calibration blocks, the HCP threshold is</w:t>
+        <w:t xml:space="preserve">are held out as calibration blocks. For a target miscoverage</w:t>
+      </w:r>
+      <w:r>
+        <w:t xml:space="preserve"> </w:t>
+      </w:r>
+      <m:oMath>
+        <m:r>
+          <m:t>α</m:t>
+        </m:r>
+        <m:r>
+          <m:rPr>
+            <m:sty m:val="p"/>
+          </m:rPr>
+          <m:t>∈</m:t>
+        </m:r>
+        <m:r>
+          <m:rPr>
+            <m:sty m:val="p"/>
+          </m:rPr>
+          <m:t>(</m:t>
+        </m:r>
+        <m:r>
+          <m:t>0</m:t>
+        </m:r>
+        <m:r>
+          <m:rPr>
+            <m:sty m:val="p"/>
+          </m:rPr>
+          <m:t>,</m:t>
+        </m:r>
+        <m:r>
+          <m:t>1</m:t>
+        </m:r>
+        <m:r>
+          <m:rPr>
+            <m:sty m:val="p"/>
+          </m:rPr>
+          <m:t>)</m:t>
+        </m:r>
+      </m:oMath>
+      <w:r>
+        <w:t xml:space="preserve">, the HCP threshold is</w:t>
       </w:r>
     </w:p>
     <w:p>
@@ -2268,13 +2587,159 @@
         <w:t xml:space="preserve"> </w:t>
       </w:r>
       <w:r>
-        <w:t xml:space="preserve">the test point comes from. For a test point from a new block, Lee et al.</w:t>
-      </w:r>
-      <w:r>
-        <w:t xml:space="preserve"> </w:t>
-      </w:r>
-      <w:r>
-        <w:t xml:space="preserve">[12, Th. 1] establish</w:t>
+        <w:t xml:space="preserve">the test point comes from. The prediction set is</w:t>
+      </w:r>
+      <w:r>
+        <w:t xml:space="preserve"> </w:t>
+      </w:r>
+      <m:oMath>
+        <m:acc>
+          <m:accPr>
+            <m:chr m:val="̂"/>
+          </m:accPr>
+          <m:e>
+            <m:r>
+              <m:t>C</m:t>
+            </m:r>
+          </m:e>
+        </m:acc>
+        <m:r>
+          <m:rPr>
+            <m:sty m:val="p"/>
+          </m:rPr>
+          <m:t>(</m:t>
+        </m:r>
+        <m:r>
+          <m:t>x</m:t>
+        </m:r>
+        <m:r>
+          <m:rPr>
+            <m:sty m:val="p"/>
+          </m:rPr>
+          <m:t>)</m:t>
+        </m:r>
+        <m:r>
+          <m:rPr>
+            <m:sty m:val="p"/>
+          </m:rPr>
+          <m:t>=</m:t>
+        </m:r>
+        <m:r>
+          <m:rPr>
+            <m:sty m:val="p"/>
+          </m:rPr>
+          <m:t>{</m:t>
+        </m:r>
+        <m:r>
+          <m:t>y</m:t>
+        </m:r>
+        <m:r>
+          <m:rPr>
+            <m:sty m:val="p"/>
+          </m:rPr>
+          <m:t>∈</m:t>
+        </m:r>
+        <m:r>
+          <m:rPr>
+            <m:scr m:val="script"/>
+            <m:sty m:val="p"/>
+          </m:rPr>
+          <m:t>L</m:t>
+        </m:r>
+        <m:r>
+          <m:rPr>
+            <m:sty m:val="p"/>
+          </m:rPr>
+          <m:t>:</m:t>
+        </m:r>
+        <m:r>
+          <m:t>s</m:t>
+        </m:r>
+        <m:r>
+          <m:rPr>
+            <m:sty m:val="p"/>
+          </m:rPr>
+          <m:t>(</m:t>
+        </m:r>
+        <m:r>
+          <m:t>x</m:t>
+        </m:r>
+        <m:r>
+          <m:rPr>
+            <m:sty m:val="p"/>
+          </m:rPr>
+          <m:t>,</m:t>
+        </m:r>
+        <m:r>
+          <m:t>y</m:t>
+        </m:r>
+        <m:r>
+          <m:rPr>
+            <m:sty m:val="p"/>
+          </m:rPr>
+          <m:t>)</m:t>
+        </m:r>
+        <m:r>
+          <m:rPr>
+            <m:sty m:val="p"/>
+          </m:rPr>
+          <m:t>≤</m:t>
+        </m:r>
+        <m:acc>
+          <m:accPr>
+            <m:chr m:val="̂"/>
+          </m:accPr>
+          <m:e>
+            <m:r>
+              <m:t>T</m:t>
+            </m:r>
+          </m:e>
+        </m:acc>
+        <m:r>
+          <m:rPr>
+            <m:sty m:val="p"/>
+          </m:rPr>
+          <m:t>}</m:t>
+        </m:r>
+      </m:oMath>
+      <w:r>
+        <w:t xml:space="preserve"> </w:t>
+      </w:r>
+      <w:r>
+        <w:t xml:space="preserve">for a label set</w:t>
+      </w:r>
+      <w:r>
+        <w:t xml:space="preserve"> </w:t>
+      </w:r>
+      <m:oMath>
+        <m:r>
+          <m:rPr>
+            <m:scr m:val="script"/>
+            <m:sty m:val="p"/>
+          </m:rPr>
+          <m:t>L</m:t>
+        </m:r>
+      </m:oMath>
+      <w:r>
+        <w:t xml:space="preserve">. For a</w:t>
+      </w:r>
+      <w:r>
+        <w:t xml:space="preserve"> </w:t>
+      </w:r>
+      <w:r>
+        <w:t xml:space="preserve">test point from a new block, Lee et al. [12, Th. 1] establish the lower bound</w:t>
+      </w:r>
+      <w:r>
+        <w:t xml:space="preserve"> </w:t>
+      </w:r>
+      <w:r>
+        <w:t xml:space="preserve">in (2); the upper bound holds under the additional condition that the scores are</w:t>
+      </w:r>
+      <w:r>
+        <w:t xml:space="preserve"> </w:t>
+      </w:r>
+      <w:r>
+        <w:t xml:space="preserve">distinct almost surely:</w:t>
       </w:r>
     </w:p>
     <w:p>
@@ -2471,8 +2936,8 @@
         </m:oMath>
       </m:oMathPara>
     </w:p>
-    <w:bookmarkEnd w:id="17"/>
-    <w:bookmarkStart w:id="18" w:name="finite-threshold-feasibility"/>
+    <w:bookmarkEnd w:id="18"/>
+    <w:bookmarkStart w:id="19" w:name="finite-threshold-feasibility"/>
     <w:p>
       <w:pPr>
         <w:pStyle w:val="Heading2"/>
@@ -3335,42 +3800,19 @@
         <w:t xml:space="preserve"> </w:t>
       </w:r>
       <w:r>
-        <w:t xml:space="preserve">vacuously. Proposition 1 recasts a consequence of the</w:t>
-      </w:r>
-      <w:r>
-        <w:t xml:space="preserve"> </w:t>
-      </w:r>
-      <m:oMath>
-        <m:r>
-          <m:rPr>
-            <m:sty m:val="p"/>
-          </m:rPr>
-          <m:t>+</m:t>
-        </m:r>
-        <m:r>
-          <m:rPr>
-            <m:sty m:val="p"/>
-          </m:rPr>
-          <m:t>∞</m:t>
-        </m:r>
-      </m:oMath>
-      <w:r>
-        <w:t xml:space="preserve"> </w:t>
-      </w:r>
-      <w:r>
-        <w:t xml:space="preserve">atom in Theorem 1</w:t>
-      </w:r>
-      <w:r>
-        <w:t xml:space="preserve"> </w:t>
-      </w:r>
-      <w:r>
-        <w:t xml:space="preserve">of [12] in a form checkable from metadata, and we claim nothing more. Three</w:t>
-      </w:r>
-      <w:r>
-        <w:t xml:space="preserve"> </w:t>
-      </w:r>
-      <w:r>
-        <w:t xml:space="preserve">properties matter.</w:t>
+        <w:t xml:space="preserve">vacuously. Proposition 1 follows directly from the threshold definition of [12],</w:t>
+      </w:r>
+      <w:r>
+        <w:t xml:space="preserve"> </w:t>
+      </w:r>
+      <w:r>
+        <w:t xml:space="preserve">restated as (1), where it is implicit rather than stated; we make it explicit because it can</w:t>
+      </w:r>
+      <w:r>
+        <w:t xml:space="preserve"> </w:t>
+      </w:r>
+      <w:r>
+        <w:t xml:space="preserve">be checked from metadata, and we write</w:t>
       </w:r>
       <w:r>
         <w:t xml:space="preserve"> </w:t>
@@ -3379,33 +3821,119 @@
         <m:sSub>
           <m:e>
             <m:r>
-              <m:t>N</m:t>
+              <m:t>α</m:t>
             </m:r>
           </m:e>
           <m:sub>
             <m:r>
-              <m:t>k</m:t>
+              <m:rPr>
+                <m:sty m:val="p"/>
+              </m:rPr>
+              <m:t>min</m:t>
             </m:r>
           </m:sub>
         </m:sSub>
-      </m:oMath>
-      <w:r>
-        <w:t xml:space="preserve"> </w:t>
-      </w:r>
-      <w:r>
-        <w:t xml:space="preserve">is absent from the bound, so adding measurements to</w:t>
-      </w:r>
-      <w:r>
-        <w:t xml:space="preserve"> </w:t>
-      </w:r>
-      <w:r>
-        <w:t xml:space="preserve">existing blocks never restores feasibility; the inequality is not strict, so a</w:t>
-      </w:r>
-      <w:r>
-        <w:t xml:space="preserve"> </w:t>
-      </w:r>
-      <w:r>
-        <w:t xml:space="preserve">grouping exactly on the boundary is feasible (Appendix A.1); and with</w:t>
+        <m:r>
+          <m:rPr>
+            <m:sty m:val="p"/>
+          </m:rPr>
+          <m:t>=</m:t>
+        </m:r>
+        <m:r>
+          <m:t>1</m:t>
+        </m:r>
+        <m:r>
+          <m:rPr>
+            <m:sty m:val="p"/>
+          </m:rPr>
+          <m:t>/</m:t>
+        </m:r>
+        <m:r>
+          <m:rPr>
+            <m:sty m:val="p"/>
+          </m:rPr>
+          <m:t>(</m:t>
+        </m:r>
+        <m:sSub>
+          <m:e>
+            <m:r>
+              <m:t>K</m:t>
+            </m:r>
+          </m:e>
+          <m:sub>
+            <m:r>
+              <m:t>1</m:t>
+            </m:r>
+          </m:sub>
+        </m:sSub>
+        <m:r>
+          <m:rPr>
+            <m:sty m:val="p"/>
+          </m:rPr>
+          <m:t>+</m:t>
+        </m:r>
+        <m:r>
+          <m:t>1</m:t>
+        </m:r>
+        <m:r>
+          <m:rPr>
+            <m:sty m:val="p"/>
+          </m:rPr>
+          <m:t>)</m:t>
+        </m:r>
+      </m:oMath>
+      <w:r>
+        <w:t xml:space="preserve"> </w:t>
+      </w:r>
+      <w:r>
+        <w:t xml:space="preserve">for the smallest</w:t>
+      </w:r>
+      <w:r>
+        <w:t xml:space="preserve"> </w:t>
+      </w:r>
+      <w:r>
+        <w:t xml:space="preserve">attainable level. Three properties matter.</w:t>
+      </w:r>
+      <w:r>
+        <w:t xml:space="preserve"> </w:t>
+      </w:r>
+      <m:oMath>
+        <m:sSub>
+          <m:e>
+            <m:r>
+              <m:t>N</m:t>
+            </m:r>
+          </m:e>
+          <m:sub>
+            <m:r>
+              <m:t>k</m:t>
+            </m:r>
+          </m:sub>
+        </m:sSub>
+      </m:oMath>
+      <w:r>
+        <w:t xml:space="preserve"> </w:t>
+      </w:r>
+      <w:r>
+        <w:t xml:space="preserve">is absent from the bound, so</w:t>
+      </w:r>
+      <w:r>
+        <w:t xml:space="preserve"> </w:t>
+      </w:r>
+      <w:r>
+        <w:t xml:space="preserve">adding measurements to existing blocks never restores feasibility; the inequality</w:t>
+      </w:r>
+      <w:r>
+        <w:t xml:space="preserve"> </w:t>
+      </w:r>
+      <w:r>
+        <w:t xml:space="preserve">is not strict, so a grouping exactly on the boundary is feasible (Appendix A.1);</w:t>
+      </w:r>
+      <w:r>
+        <w:t xml:space="preserve"> </w:t>
+      </w:r>
+      <w:r>
+        <w:t xml:space="preserve">and with</w:t>
       </w:r>
       <w:r>
         <w:t xml:space="preserve"> </w:t>
@@ -3595,6 +4123,79 @@
       </w:r>
       <w:r>
         <w:t xml:space="preserve">this is 19, not 20.</w:t>
+      </w:r>
+    </w:p>
+    <w:p>
+      <w:pPr>
+        <w:pStyle w:val="BodyText"/>
+        <w:jc w:val="both"/>
+      </w:pPr>
+      <w:r>
+        <w:t xml:space="preserve">For subject-level split conformal prediction, where each subject is one</w:t>
+      </w:r>
+      <w:r>
+        <w:t xml:space="preserve"> </w:t>
+      </w:r>
+      <w:r>
+        <w:t xml:space="preserve">exchangeable unit, Sim and Kim give the same count of 19 at</w:t>
+      </w:r>
+      <w:r>
+        <w:t xml:space="preserve"> </w:t>
+      </w:r>
+      <m:oMath>
+        <m:r>
+          <m:t>α</m:t>
+        </m:r>
+        <m:r>
+          <m:rPr>
+            <m:sty m:val="p"/>
+          </m:rPr>
+          <m:t>=</m:t>
+        </m:r>
+        <m:r>
+          <m:t>0.05</m:t>
+        </m:r>
+      </m:oMath>
+      <w:r>
+        <w:t xml:space="preserve"> </w:t>
+      </w:r>
+      <w:r>
+        <w:t xml:space="preserve">[10],</w:t>
+      </w:r>
+      <w:r>
+        <w:t xml:space="preserve"> </w:t>
+      </w:r>
+      <w:r>
+        <w:t xml:space="preserve">and Dunn et al. state comparable group counts for their constructions [13]. For</w:t>
+      </w:r>
+      <w:r>
+        <w:t xml:space="preserve"> </w:t>
+      </w:r>
+      <w:r>
+        <w:t xml:space="preserve">HCP the count holds whatever the block sizes, because</w:t>
+      </w:r>
+      <w:r>
+        <w:t xml:space="preserve"> </w:t>
+      </w:r>
+      <m:oMath>
+        <m:sSub>
+          <m:e>
+            <m:r>
+              <m:t>N</m:t>
+            </m:r>
+          </m:e>
+          <m:sub>
+            <m:r>
+              <m:t>k</m:t>
+            </m:r>
+          </m:sub>
+        </m:sSub>
+      </m:oMath>
+      <w:r>
+        <w:t xml:space="preserve"> </w:t>
+      </w:r>
+      <w:r>
+        <w:t xml:space="preserve">does not enter (3).</w:t>
       </w:r>
     </w:p>
     <w:p>
@@ -3889,7 +4490,7 @@
         <w:t xml:space="preserve"> </w:t>
       </w:r>
       <w:r>
-        <w:t xml:space="preserve">expression for an unweighted mean of cluster means [29],</w:t>
+        <w:t xml:space="preserve">expression for an unweighted mean of cluster means [30],</w:t>
       </w:r>
       <w:r>
         <w:t xml:space="preserve"> </w:t>
@@ -4447,7 +5048,27 @@
         <w:jc w:val="both"/>
       </w:pPr>
       <w:r>
-        <w:t xml:space="preserve">The second is the usual design effect for unequal clusters. Cluster-randomized</w:t>
+        <w:t xml:space="preserve">The second is the usual design effect for unequal clusters; for the coverage of a</w:t>
+      </w:r>
+      <w:r>
+        <w:t xml:space="preserve"> </w:t>
+      </w:r>
+      <w:r>
+        <w:t xml:space="preserve">pooled threshold it takes the same form with the indicator correlation in place of</w:t>
+      </w:r>
+      <w:r>
+        <w:t xml:space="preserve"> </w:t>
+      </w:r>
+      <m:oMath>
+        <m:r>
+          <m:t>ρ</m:t>
+        </m:r>
+      </m:oMath>
+      <w:r>
+        <w:t xml:space="preserve"> </w:t>
+      </w:r>
+      <w:r>
+        <w:t xml:space="preserve">[21]. Cluster-randomized</w:t>
       </w:r>
       <w:r>
         <w:t xml:space="preserve"> </w:t>
@@ -4459,7 +5080,7 @@
         <w:t xml:space="preserve"> </w:t>
       </w:r>
       <w:r>
-        <w:t xml:space="preserve">weights [30], [31]; in HCP equal weighting is built into the threshold, and</w:t>
+        <w:t xml:space="preserve">weights [31], [32]; in HCP equal weighting is built into the threshold, and</w:t>
       </w:r>
       <w:r>
         <w:t xml:space="preserve"> </w:t>
@@ -4576,7 +5197,31 @@
         <w:t xml:space="preserve"> </w:t>
       </w:r>
       <w:r>
-        <w:t xml:space="preserve">correlation. The primary analysis estimates</w:t>
+        <w:t xml:space="preserve">correlation. The axis is a heuristic under (A) for ranking configurations, not a</w:t>
+      </w:r>
+      <w:r>
+        <w:t xml:space="preserve"> </w:t>
+      </w:r>
+      <w:r>
+        <w:t xml:space="preserve">calibrated effective sample size. Noonan derives a large-sample variance for the</w:t>
+      </w:r>
+      <w:r>
+        <w:t xml:space="preserve"> </w:t>
+      </w:r>
+      <w:r>
+        <w:t xml:space="preserve">coverage of a threshold estimated from clustered data, in which the relevant</w:t>
+      </w:r>
+      <w:r>
+        <w:t xml:space="preserve"> </w:t>
+      </w:r>
+      <w:r>
+        <w:t xml:space="preserve">correlation is that of the exceedance indicator rather than of the score and can</w:t>
+      </w:r>
+      <w:r>
+        <w:t xml:space="preserve"> </w:t>
+      </w:r>
+      <w:r>
+        <w:t xml:space="preserve">change with the target level [21]. The primary analysis estimates</w:t>
       </w:r>
       <w:r>
         <w:t xml:space="preserve"> </w:t>
@@ -4590,13 +5235,19 @@
         <w:t xml:space="preserve"> </w:t>
       </w:r>
       <w:r>
-        <w:t xml:space="preserve">from conformity scores and is</w:t>
-      </w:r>
-      <w:r>
-        <w:t xml:space="preserve"> </w:t>
-      </w:r>
-      <w:r>
-        <w:t xml:space="preserve">repeated with the indicator correlation</w:t>
+        <w:t xml:space="preserve">from</w:t>
+      </w:r>
+      <w:r>
+        <w:t xml:space="preserve"> </w:t>
+      </w:r>
+      <w:r>
+        <w:t xml:space="preserve">conformity scores, and every analysis on this axis is therefore repeated with the</w:t>
+      </w:r>
+      <w:r>
+        <w:t xml:space="preserve"> </w:t>
+      </w:r>
+      <w:r>
+        <w:t xml:space="preserve">indicator correlation</w:t>
       </w:r>
       <w:r>
         <w:t xml:space="preserve"> </w:t>
@@ -4625,35 +5276,11 @@
         <w:t xml:space="preserve"> </w:t>
       </w:r>
       <w:r>
-        <w:t xml:space="preserve">(§5.4). The axis is a heuristic</w:t>
-      </w:r>
-      <w:r>
-        <w:t xml:space="preserve"> </w:t>
-      </w:r>
-      <w:r>
-        <w:t xml:space="preserve">under (A) for ranking configurations, not a calibrated effective sample size; for</w:t>
-      </w:r>
-      <w:r>
-        <w:t xml:space="preserve"> </w:t>
-      </w:r>
-      <w:r>
-        <w:t xml:space="preserve">the latter we defer to Noonan, who derives a closed form for thresholds under</w:t>
-      </w:r>
-      <w:r>
-        <w:t xml:space="preserve"> </w:t>
-      </w:r>
-      <w:r>
-        <w:t xml:space="preserve">clustering and shows that the correction now used in the conformal literature</w:t>
-      </w:r>
-      <w:r>
-        <w:t xml:space="preserve"> </w:t>
-      </w:r>
-      <w:r>
-        <w:t xml:space="preserve">targets the wrong quantity [32].</w:t>
+        <w:t xml:space="preserve">(§5.4).</w:t>
       </w:r>
     </w:p>
-    <w:bookmarkEnd w:id="18"/>
-    <w:bookmarkStart w:id="22" w:name="crossed-dependence-sources"/>
+    <w:bookmarkEnd w:id="19"/>
+    <w:bookmarkStart w:id="23" w:name="crossed-dependence-sources"/>
     <w:p>
       <w:pPr>
         <w:pStyle w:val="Heading2"/>
@@ -5416,13 +6043,328 @@
         <w:jc w:val="both"/>
       </w:pPr>
       <w:r>
-        <w:t xml:space="preserve">The result is standard for partition lattices; its implication for calibration</w:t>
-      </w:r>
-      <w:r>
-        <w:t xml:space="preserve"> </w:t>
-      </w:r>
-      <w:r>
-        <w:t xml:space="preserve">is what matters here. Fig. 2 illustrates it on eight hypothetical records: five</w:t>
+        <w:rPr>
+          <w:i/>
+          <w:iCs/>
+        </w:rPr>
+        <w:t xml:space="preserve">Proof.</w:t>
+      </w:r>
+      <w:r>
+        <w:t xml:space="preserve"> </w:t>
+      </w:r>
+      <w:r>
+        <w:t xml:space="preserve">If</w:t>
+      </w:r>
+      <w:r>
+        <w:t xml:space="preserve"> </w:t>
+      </w:r>
+      <m:oMath>
+        <m:r>
+          <m:rPr>
+            <m:scr m:val="script"/>
+            <m:sty m:val="p"/>
+          </m:rPr>
+          <m:t>Q</m:t>
+        </m:r>
+      </m:oMath>
+      <w:r>
+        <w:t xml:space="preserve"> </w:t>
+      </w:r>
+      <w:r>
+        <w:t xml:space="preserve">is sufficient for both sources, every</w:t>
+      </w:r>
+      <w:r>
+        <w:t xml:space="preserve"> </w:t>
+      </w:r>
+      <m:oMath>
+        <m:sSub>
+          <m:e>
+            <m:r>
+              <m:rPr>
+                <m:scr m:val="script"/>
+                <m:sty m:val="p"/>
+              </m:rPr>
+              <m:t>P</m:t>
+            </m:r>
+          </m:e>
+          <m:sub>
+            <m:r>
+              <m:t>1</m:t>
+            </m:r>
+          </m:sub>
+        </m:sSub>
+      </m:oMath>
+      <w:r>
+        <w:t xml:space="preserve">-block and every</w:t>
+      </w:r>
+      <w:r>
+        <w:t xml:space="preserve"> </w:t>
+      </w:r>
+      <m:oMath>
+        <m:sSub>
+          <m:e>
+            <m:r>
+              <m:rPr>
+                <m:scr m:val="script"/>
+                <m:sty m:val="p"/>
+              </m:rPr>
+              <m:t>P</m:t>
+            </m:r>
+          </m:e>
+          <m:sub>
+            <m:r>
+              <m:t>2</m:t>
+            </m:r>
+          </m:sub>
+        </m:sSub>
+      </m:oMath>
+      <w:r>
+        <w:t xml:space="preserve">-block lies within one</w:t>
+      </w:r>
+      <w:r>
+        <w:t xml:space="preserve"> </w:t>
+      </w:r>
+      <m:oMath>
+        <m:r>
+          <m:rPr>
+            <m:scr m:val="script"/>
+            <m:sty m:val="p"/>
+          </m:rPr>
+          <m:t>Q</m:t>
+        </m:r>
+      </m:oMath>
+      <w:r>
+        <w:t xml:space="preserve">-block, so two observations joined by a chain of shared</w:t>
+      </w:r>
+      <w:r>
+        <w:t xml:space="preserve"> </w:t>
+      </w:r>
+      <m:oMath>
+        <m:sSub>
+          <m:e>
+            <m:r>
+              <m:rPr>
+                <m:scr m:val="script"/>
+                <m:sty m:val="p"/>
+              </m:rPr>
+              <m:t>P</m:t>
+            </m:r>
+          </m:e>
+          <m:sub>
+            <m:r>
+              <m:t>1</m:t>
+            </m:r>
+          </m:sub>
+        </m:sSub>
+      </m:oMath>
+      <w:r>
+        <w:t xml:space="preserve">- or</w:t>
+      </w:r>
+      <w:r>
+        <w:t xml:space="preserve"> </w:t>
+      </w:r>
+      <m:oMath>
+        <m:sSub>
+          <m:e>
+            <m:r>
+              <m:rPr>
+                <m:scr m:val="script"/>
+                <m:sty m:val="p"/>
+              </m:rPr>
+              <m:t>P</m:t>
+            </m:r>
+          </m:e>
+          <m:sub>
+            <m:r>
+              <m:t>2</m:t>
+            </m:r>
+          </m:sub>
+        </m:sSub>
+      </m:oMath>
+      <w:r>
+        <w:t xml:space="preserve">-blocks also lie within one</w:t>
+      </w:r>
+      <w:r>
+        <w:t xml:space="preserve"> </w:t>
+      </w:r>
+      <m:oMath>
+        <m:r>
+          <m:rPr>
+            <m:scr m:val="script"/>
+            <m:sty m:val="p"/>
+          </m:rPr>
+          <m:t>Q</m:t>
+        </m:r>
+      </m:oMath>
+      <w:r>
+        <w:t xml:space="preserve">-block.</w:t>
+      </w:r>
+      <w:r>
+        <w:t xml:space="preserve"> </w:t>
+      </w:r>
+      <w:r>
+        <w:t xml:space="preserve">Every</w:t>
+      </w:r>
+      <w:r>
+        <w:t xml:space="preserve"> </w:t>
+      </w:r>
+      <m:oMath>
+        <m:r>
+          <m:rPr>
+            <m:scr m:val="script"/>
+            <m:sty m:val="p"/>
+          </m:rPr>
+          <m:t>Q</m:t>
+        </m:r>
+      </m:oMath>
+      <w:r>
+        <w:t xml:space="preserve">-block is therefore a union of connected components. The</w:t>
+      </w:r>
+      <w:r>
+        <w:t xml:space="preserve"> </w:t>
+      </w:r>
+      <w:r>
+        <w:t xml:space="preserve">components themselves form a partition sufficient for both sources, so they are</w:t>
+      </w:r>
+      <w:r>
+        <w:t xml:space="preserve"> </w:t>
+      </w:r>
+      <w:r>
+        <w:t xml:space="preserve">the finest such</w:t>
+      </w:r>
+      <w:r>
+        <w:t xml:space="preserve"> </w:t>
+      </w:r>
+      <m:oMath>
+        <m:r>
+          <m:rPr>
+            <m:scr m:val="script"/>
+            <m:sty m:val="p"/>
+          </m:rPr>
+          <m:t>Q</m:t>
+        </m:r>
+      </m:oMath>
+      <w:r>
+        <w:t xml:space="preserve">. Since the join is coarser than each</w:t>
+      </w:r>
+      <w:r>
+        <w:t xml:space="preserve"> </w:t>
+      </w:r>
+      <m:oMath>
+        <m:sSub>
+          <m:e>
+            <m:r>
+              <m:rPr>
+                <m:scr m:val="script"/>
+                <m:sty m:val="p"/>
+              </m:rPr>
+              <m:t>P</m:t>
+            </m:r>
+          </m:e>
+          <m:sub>
+            <m:r>
+              <m:t>j</m:t>
+            </m:r>
+          </m:sub>
+        </m:sSub>
+      </m:oMath>
+      <w:r>
+        <w:t xml:space="preserve">, it has no more blocks, and</w:t>
+      </w:r>
+      <w:r>
+        <w:t xml:space="preserve"> </w:t>
+      </w:r>
+      <m:oMath>
+        <m:sSub>
+          <m:e>
+            <m:r>
+              <m:t>α</m:t>
+            </m:r>
+          </m:e>
+          <m:sub>
+            <m:r>
+              <m:rPr>
+                <m:sty m:val="p"/>
+              </m:rPr>
+              <m:t>min</m:t>
+            </m:r>
+          </m:sub>
+        </m:sSub>
+        <m:r>
+          <m:rPr>
+            <m:sty m:val="p"/>
+          </m:rPr>
+          <m:t>=</m:t>
+        </m:r>
+        <m:r>
+          <m:t>1</m:t>
+        </m:r>
+        <m:r>
+          <m:rPr>
+            <m:sty m:val="p"/>
+          </m:rPr>
+          <m:t>/</m:t>
+        </m:r>
+        <m:r>
+          <m:rPr>
+            <m:sty m:val="p"/>
+          </m:rPr>
+          <m:t>(</m:t>
+        </m:r>
+        <m:sSub>
+          <m:e>
+            <m:r>
+              <m:t>K</m:t>
+            </m:r>
+          </m:e>
+          <m:sub>
+            <m:r>
+              <m:t>1</m:t>
+            </m:r>
+          </m:sub>
+        </m:sSub>
+        <m:r>
+          <m:rPr>
+            <m:sty m:val="p"/>
+          </m:rPr>
+          <m:t>+</m:t>
+        </m:r>
+        <m:r>
+          <m:t>1</m:t>
+        </m:r>
+        <m:r>
+          <m:rPr>
+            <m:sty m:val="p"/>
+          </m:rPr>
+          <m:t>)</m:t>
+        </m:r>
+      </m:oMath>
+      <w:r>
+        <w:t xml:space="preserve"> </w:t>
+      </w:r>
+      <w:r>
+        <w:t xml:space="preserve">cannot</w:t>
+      </w:r>
+      <w:r>
+        <w:t xml:space="preserve"> </w:t>
+      </w:r>
+      <w:r>
+        <w:t xml:space="preserve">decrease. ∎</w:t>
+      </w:r>
+    </w:p>
+    <w:p>
+      <w:pPr>
+        <w:pStyle w:val="BodyText"/>
+        <w:jc w:val="both"/>
+      </w:pPr>
+      <w:r>
+        <w:t xml:space="preserve">The join is standard in partition lattices; what matters here is its consequence</w:t>
+      </w:r>
+      <w:r>
+        <w:t xml:space="preserve"> </w:t>
+      </w:r>
+      <w:r>
+        <w:t xml:space="preserve">for calibration. Fig. 2 illustrates it on eight hypothetical records: five</w:t>
       </w:r>
       <w:r>
         <w:t xml:space="preserve"> </w:t>
@@ -5447,18 +6389,18 @@
           <wp:inline>
             <wp:extent cx="3108960" cy="1073695"/>
             <wp:effectExtent b="0" l="0" r="0" t="0"/>
-            <wp:docPr descr="Fig. 2. Proposition 2 on eight hypothetical records. Solid arcs: same patient; dashed arcs: same device; shaded: their join (connected components), the finest grouping sufficient for both sources." title="" id="20" name="Picture"/>
+            <wp:docPr descr="Fig. 2. Proposition 2 on eight hypothetical records. Solid arcs: same patient; dashed arcs: same device; shaded: their join (connected components), the finest grouping sufficient for both sources." title="" id="21" name="Picture"/>
             <a:graphic>
               <a:graphicData uri="http://schemas.openxmlformats.org/drawingml/2006/picture">
                 <pic:pic>
                   <pic:nvPicPr>
-                    <pic:cNvPr descr="figures/fig2_join_schematic.png" id="21" name="Picture"/>
+                    <pic:cNvPr descr="figures/fig2_join_schematic.png" id="22" name="Picture"/>
                     <pic:cNvPicPr>
                       <a:picLocks noChangeArrowheads="1" noChangeAspect="1"/>
                     </pic:cNvPicPr>
                   </pic:nvPicPr>
                   <pic:blipFill>
-                    <a:blip r:embed="rId19"/>
+                    <a:blip r:embed="rId20"/>
                     <a:stretch>
                       <a:fillRect/>
                     </a:stretch>
@@ -5633,7 +6575,114 @@
         <w:t xml:space="preserve"> </w:t>
       </w:r>
       <w:r>
-        <w:t xml:space="preserve">while accounting for both dependence sources; the same holds for any number of sources and their joint join. This is a property of the study design, not a shortcoming of any estimator.</w:t>
+        <w:t xml:space="preserve">while accounting for both dependence sources; the same holds for any finite set of declared sources, with their join</w:t>
+      </w:r>
+      <w:r>
+        <w:t xml:space="preserve"> </w:t>
+      </w:r>
+      <m:oMath>
+        <m:sSub>
+          <m:e>
+            <m:r>
+              <m:rPr>
+                <m:scr m:val="script"/>
+                <m:sty m:val="p"/>
+              </m:rPr>
+              <m:t>P</m:t>
+            </m:r>
+          </m:e>
+          <m:sub>
+            <m:r>
+              <m:t>1</m:t>
+            </m:r>
+          </m:sub>
+        </m:sSub>
+        <m:r>
+          <m:rPr>
+            <m:sty m:val="p"/>
+          </m:rPr>
+          <m:t>∨</m:t>
+        </m:r>
+        <m:r>
+          <m:rPr>
+            <m:sty m:val="p"/>
+          </m:rPr>
+          <m:t>…</m:t>
+        </m:r>
+        <m:r>
+          <m:rPr>
+            <m:sty m:val="p"/>
+          </m:rPr>
+          <m:t>∨</m:t>
+        </m:r>
+        <m:sSub>
+          <m:e>
+            <m:r>
+              <m:rPr>
+                <m:scr m:val="script"/>
+                <m:sty m:val="p"/>
+              </m:rPr>
+              <m:t>P</m:t>
+            </m:r>
+          </m:e>
+          <m:sub>
+            <m:r>
+              <m:t>m</m:t>
+            </m:r>
+          </m:sub>
+        </m:sSub>
+      </m:oMath>
+      <w:r>
+        <w:t xml:space="preserve"> </w:t>
+      </w:r>
+      <w:r>
+        <w:t xml:space="preserve">in place of</w:t>
+      </w:r>
+      <w:r>
+        <w:t xml:space="preserve"> </w:t>
+      </w:r>
+      <m:oMath>
+        <m:sSub>
+          <m:e>
+            <m:r>
+              <m:rPr>
+                <m:scr m:val="script"/>
+                <m:sty m:val="p"/>
+              </m:rPr>
+              <m:t>P</m:t>
+            </m:r>
+          </m:e>
+          <m:sub>
+            <m:r>
+              <m:t>1</m:t>
+            </m:r>
+          </m:sub>
+        </m:sSub>
+        <m:r>
+          <m:rPr>
+            <m:sty m:val="p"/>
+          </m:rPr>
+          <m:t>∨</m:t>
+        </m:r>
+        <m:sSub>
+          <m:e>
+            <m:r>
+              <m:rPr>
+                <m:scr m:val="script"/>
+                <m:sty m:val="p"/>
+              </m:rPr>
+              <m:t>P</m:t>
+            </m:r>
+          </m:e>
+          <m:sub>
+            <m:r>
+              <m:t>2</m:t>
+            </m:r>
+          </m:sub>
+        </m:sSub>
+      </m:oMath>
+      <w:r>
+        <w:t xml:space="preserve">. This is a property of the study design, not of the score function or the fitted model.</w:t>
       </w:r>
     </w:p>
     <w:p>
@@ -5643,75 +6692,151 @@
       </w:pPr>
       <w:r>
         <w:rPr>
-          <w:b/>
-          <w:bCs/>
+          <w:i/>
+          <w:iCs/>
         </w:rPr>
-        <w:t xml:space="preserve">Scope of Corollary 2.</w:t>
-      </w:r>
-      <w:r>
-        <w:t xml:space="preserve"> </w:t>
-      </w:r>
-      <w:r>
-        <w:t xml:space="preserve">We prove Corollary 2 for HCP as defined in (1).</w:t>
-      </w:r>
-      <w:r>
-        <w:t xml:space="preserve"> </w:t>
-      </w:r>
-      <w:r>
-        <w:t xml:space="preserve">Whether it extends to the constructions of Dunn et al. [13], or to every</w:t>
-      </w:r>
-      <w:r>
-        <w:t xml:space="preserve"> </w:t>
-      </w:r>
-      <w:r>
-        <w:t xml:space="preserve">distribution-free method whose validity rests on between-block exchangeability,</w:t>
-      </w:r>
-      <w:r>
-        <w:t xml:space="preserve"> </w:t>
-      </w:r>
-      <w:r>
-        <w:t xml:space="preserve">remains open. We conjecture that it does, by analogy with the unavoidable</w:t>
-      </w:r>
-      <w:r>
-        <w:t xml:space="preserve"> </w:t>
-      </w:r>
-      <m:oMath>
-        <m:r>
-          <m:t>n</m:t>
-        </m:r>
-        <m:r>
-          <m:rPr>
-            <m:sty m:val="p"/>
-          </m:rPr>
-          <m:t>≥</m:t>
-        </m:r>
-        <m:r>
-          <m:t>1</m:t>
-        </m:r>
-        <m:r>
-          <m:rPr>
-            <m:sty m:val="p"/>
-          </m:rPr>
-          <m:t>/</m:t>
-        </m:r>
-        <m:r>
-          <m:t>α</m:t>
-        </m:r>
-        <m:r>
-          <m:rPr>
-            <m:sty m:val="p"/>
-          </m:rPr>
-          <m:t>−</m:t>
-        </m:r>
-        <m:r>
-          <m:t>1</m:t>
-        </m:r>
-      </m:oMath>
-      <w:r>
-        <w:t xml:space="preserve"> </w:t>
-      </w:r>
-      <w:r>
-        <w:t xml:space="preserve">requirement of split conformal, but we do not claim it.</w:t>
+        <w:t xml:space="preserve">Proof.</w:t>
+      </w:r>
+      <w:r>
+        <w:t xml:space="preserve"> </w:t>
+      </w:r>
+      <w:r>
+        <w:t xml:space="preserve">By Proposition 2, any grouping sufficient for the declared sources is at</w:t>
+      </w:r>
+      <w:r>
+        <w:t xml:space="preserve"> </w:t>
+      </w:r>
+      <w:r>
+        <w:t xml:space="preserve">least as coarse as their join and so has at most</w:t>
+      </w:r>
+      <w:r>
+        <w:t xml:space="preserve"> </w:t>
+      </w:r>
+      <m:oMath>
+        <m:sSub>
+          <m:e>
+            <m:r>
+              <m:t>K</m:t>
+            </m:r>
+          </m:e>
+          <m:sub>
+            <m:r>
+              <m:t>1</m:t>
+            </m:r>
+          </m:sub>
+        </m:sSub>
+        <m:r>
+          <m:rPr>
+            <m:sty m:val="p"/>
+          </m:rPr>
+          <m:t>(</m:t>
+        </m:r>
+        <m:sSub>
+          <m:e>
+            <m:r>
+              <m:rPr>
+                <m:scr m:val="script"/>
+                <m:sty m:val="p"/>
+              </m:rPr>
+              <m:t>P</m:t>
+            </m:r>
+          </m:e>
+          <m:sub>
+            <m:r>
+              <m:t>1</m:t>
+            </m:r>
+          </m:sub>
+        </m:sSub>
+        <m:r>
+          <m:rPr>
+            <m:sty m:val="p"/>
+          </m:rPr>
+          <m:t>∨</m:t>
+        </m:r>
+        <m:sSub>
+          <m:e>
+            <m:r>
+              <m:rPr>
+                <m:scr m:val="script"/>
+                <m:sty m:val="p"/>
+              </m:rPr>
+              <m:t>P</m:t>
+            </m:r>
+          </m:e>
+          <m:sub>
+            <m:r>
+              <m:t>2</m:t>
+            </m:r>
+          </m:sub>
+        </m:sSub>
+        <m:r>
+          <m:rPr>
+            <m:sty m:val="p"/>
+          </m:rPr>
+          <m:t>)</m:t>
+        </m:r>
+      </m:oMath>
+      <w:r>
+        <w:t xml:space="preserve"> </w:t>
+      </w:r>
+      <w:r>
+        <w:t xml:space="preserve">calibration blocks; Proposition 1 then gives</w:t>
+      </w:r>
+      <w:r>
+        <w:t xml:space="preserve"> </w:t>
+      </w:r>
+      <m:oMath>
+        <m:acc>
+          <m:accPr>
+            <m:chr m:val="̂"/>
+          </m:accPr>
+          <m:e>
+            <m:r>
+              <m:t>T</m:t>
+            </m:r>
+          </m:e>
+        </m:acc>
+        <m:r>
+          <m:rPr>
+            <m:sty m:val="p"/>
+          </m:rPr>
+          <m:t>=</m:t>
+        </m:r>
+        <m:r>
+          <m:rPr>
+            <m:sty m:val="p"/>
+          </m:rPr>
+          <m:t>+</m:t>
+        </m:r>
+        <m:r>
+          <m:rPr>
+            <m:sty m:val="p"/>
+          </m:rPr>
+          <m:t>∞</m:t>
+        </m:r>
+      </m:oMath>
+      <w:r>
+        <w:t xml:space="preserve">. The join of</w:t>
+      </w:r>
+      <w:r>
+        <w:t xml:space="preserve"> </w:t>
+      </w:r>
+      <m:oMath>
+        <m:r>
+          <m:t>m</m:t>
+        </m:r>
+      </m:oMath>
+      <w:r>
+        <w:t xml:space="preserve"> </w:t>
+      </w:r>
+      <w:r>
+        <w:t xml:space="preserve">sources follows by applying Proposition 2</w:t>
+      </w:r>
+      <w:r>
+        <w:t xml:space="preserve"> </w:t>
+      </w:r>
+      <w:r>
+        <w:t xml:space="preserve">repeatedly. ∎</w:t>
       </w:r>
     </w:p>
     <w:p>
@@ -5724,6 +6849,251 @@
           <w:b/>
           <w:bCs/>
         </w:rPr>
+        <w:t xml:space="preserve">Scope of Corollary 2.</w:t>
+      </w:r>
+      <w:r>
+        <w:t xml:space="preserve"> </w:t>
+      </w:r>
+      <w:r>
+        <w:t xml:space="preserve">We prove Corollary 2 for HCP as defined in (1). Dunn et</w:t>
+      </w:r>
+      <w:r>
+        <w:t xml:space="preserve"> </w:t>
+      </w:r>
+      <w:r>
+        <w:t xml:space="preserve">al. state group-count conditions for their finite-sample constructions: double</w:t>
+      </w:r>
+      <w:r>
+        <w:t xml:space="preserve"> </w:t>
+      </w:r>
+      <w:r>
+        <w:t xml:space="preserve">conformal can produce non-trivial sets if</w:t>
+      </w:r>
+      <w:r>
+        <w:t xml:space="preserve"> </w:t>
+      </w:r>
+      <m:oMath>
+        <m:r>
+          <m:t>k</m:t>
+        </m:r>
+        <m:r>
+          <m:rPr>
+            <m:sty m:val="p"/>
+          </m:rPr>
+          <m:t>≥</m:t>
+        </m:r>
+        <m:r>
+          <m:t>4</m:t>
+        </m:r>
+        <m:r>
+          <m:rPr>
+            <m:sty m:val="p"/>
+          </m:rPr>
+          <m:t>/</m:t>
+        </m:r>
+        <m:r>
+          <m:t>α</m:t>
+        </m:r>
+        <m:r>
+          <m:rPr>
+            <m:sty m:val="p"/>
+          </m:rPr>
+          <m:t>−</m:t>
+        </m:r>
+        <m:r>
+          <m:t>1</m:t>
+        </m:r>
+      </m:oMath>
+      <w:r>
+        <w:t xml:space="preserve"> </w:t>
+      </w:r>
+      <w:r>
+        <w:t xml:space="preserve">[13, Th. 3], the</w:t>
+      </w:r>
+      <w:r>
+        <w:t xml:space="preserve"> </w:t>
+      </w:r>
+      <w:r>
+        <w:t xml:space="preserve">unsupervised subsampling constructions if</w:t>
+      </w:r>
+      <w:r>
+        <w:t xml:space="preserve"> </w:t>
+      </w:r>
+      <m:oMath>
+        <m:r>
+          <m:t>k</m:t>
+        </m:r>
+        <m:r>
+          <m:rPr>
+            <m:sty m:val="p"/>
+          </m:rPr>
+          <m:t>≥</m:t>
+        </m:r>
+        <m:r>
+          <m:t>2</m:t>
+        </m:r>
+        <m:r>
+          <m:rPr>
+            <m:sty m:val="p"/>
+          </m:rPr>
+          <m:t>/</m:t>
+        </m:r>
+        <m:r>
+          <m:t>α</m:t>
+        </m:r>
+        <m:r>
+          <m:rPr>
+            <m:sty m:val="p"/>
+          </m:rPr>
+          <m:t>−</m:t>
+        </m:r>
+        <m:r>
+          <m:t>1</m:t>
+        </m:r>
+      </m:oMath>
+      <w:r>
+        <w:t xml:space="preserve"> </w:t>
+      </w:r>
+      <w:r>
+        <w:t xml:space="preserve">or</w:t>
+      </w:r>
+      <w:r>
+        <w:t xml:space="preserve"> </w:t>
+      </w:r>
+      <m:oMath>
+        <m:r>
+          <m:t>k</m:t>
+        </m:r>
+        <m:r>
+          <m:rPr>
+            <m:sty m:val="p"/>
+          </m:rPr>
+          <m:t>&gt;</m:t>
+        </m:r>
+        <m:r>
+          <m:t>2</m:t>
+        </m:r>
+        <m:r>
+          <m:rPr>
+            <m:sty m:val="p"/>
+          </m:rPr>
+          <m:t>/</m:t>
+        </m:r>
+        <m:r>
+          <m:t>α</m:t>
+        </m:r>
+        <m:r>
+          <m:rPr>
+            <m:sty m:val="p"/>
+          </m:rPr>
+          <m:t>−</m:t>
+        </m:r>
+        <m:r>
+          <m:t>1</m:t>
+        </m:r>
+      </m:oMath>
+      <w:r>
+        <w:t xml:space="preserve"> </w:t>
+      </w:r>
+      <w:r>
+        <w:t xml:space="preserve">[13, Thms. 5–6], and the supervised subsampling constructions require</w:t>
+      </w:r>
+      <w:r>
+        <w:t xml:space="preserve"> </w:t>
+      </w:r>
+      <m:oMath>
+        <m:r>
+          <m:t>k</m:t>
+        </m:r>
+        <m:r>
+          <m:rPr>
+            <m:sty m:val="p"/>
+          </m:rPr>
+          <m:t>&gt;</m:t>
+        </m:r>
+        <m:r>
+          <m:t>1</m:t>
+        </m:r>
+        <m:r>
+          <m:rPr>
+            <m:sty m:val="p"/>
+          </m:rPr>
+          <m:t>/</m:t>
+        </m:r>
+        <m:r>
+          <m:t>α</m:t>
+        </m:r>
+        <m:r>
+          <m:rPr>
+            <m:sty m:val="p"/>
+          </m:rPr>
+          <m:t>−</m:t>
+        </m:r>
+        <m:r>
+          <m:t>1</m:t>
+        </m:r>
+      </m:oMath>
+      <w:r>
+        <w:t xml:space="preserve"> </w:t>
+      </w:r>
+      <w:r>
+        <w:t xml:space="preserve">[13, Thms. 9–10], with</w:t>
+      </w:r>
+      <w:r>
+        <w:t xml:space="preserve"> </w:t>
+      </w:r>
+      <m:oMath>
+        <m:r>
+          <m:t>k</m:t>
+        </m:r>
+      </m:oMath>
+      <w:r>
+        <w:t xml:space="preserve"> </w:t>
+      </w:r>
+      <w:r>
+        <w:t xml:space="preserve">the number of groups. Because these</w:t>
+      </w:r>
+      <w:r>
+        <w:t xml:space="preserve"> </w:t>
+      </w:r>
+      <w:r>
+        <w:t xml:space="preserve">conditions are stated in the number of groups, Proposition 2 implies that they</w:t>
+      </w:r>
+      <w:r>
+        <w:t xml:space="preserve"> </w:t>
+      </w:r>
+      <w:r>
+        <w:t xml:space="preserve">must be checked on the join of the declared sources. CDF pooling, whose coverage</w:t>
+      </w:r>
+      <w:r>
+        <w:t xml:space="preserve"> </w:t>
+      </w:r>
+      <w:r>
+        <w:t xml:space="preserve">is asymptotic, has no such finite-sample condition [13]. Whether every</w:t>
+      </w:r>
+      <w:r>
+        <w:t xml:space="preserve"> </w:t>
+      </w:r>
+      <w:r>
+        <w:t xml:space="preserve">distribution-free method whose validity rests on between-block exchangeability</w:t>
+      </w:r>
+      <w:r>
+        <w:t xml:space="preserve"> </w:t>
+      </w:r>
+      <w:r>
+        <w:t xml:space="preserve">faces a comparable bound is not addressed here.</w:t>
+      </w:r>
+    </w:p>
+    <w:p>
+      <w:pPr>
+        <w:pStyle w:val="BodyText"/>
+        <w:jc w:val="both"/>
+      </w:pPr>
+      <w:r>
+        <w:rPr>
+          <w:b/>
+          <w:bCs/>
+        </w:rPr>
         <w:t xml:space="preserve">Admissible groupings.</w:t>
       </w:r>
       <w:r>
@@ -5978,8 +7348,8 @@
         <w:t xml:space="preserve">not as a property of the data.</w:t>
       </w:r>
     </w:p>
-    <w:bookmarkEnd w:id="22"/>
-    <w:bookmarkStart w:id="23" w:name="label-conditional-feasibility"/>
+    <w:bookmarkEnd w:id="23"/>
+    <w:bookmarkStart w:id="24" w:name="label-conditional-feasibility"/>
     <w:p>
       <w:pPr>
         <w:pStyle w:val="Heading2"/>
@@ -6508,19 +7878,50 @@
         <w:jc w:val="both"/>
       </w:pPr>
       <w:r>
-        <w:t xml:space="preserve">which admits no such reduction. Rare classes are known to starve class-conditional</w:t>
-      </w:r>
-      <w:r>
-        <w:t xml:space="preserve"> </w:t>
-      </w:r>
-      <w:r>
-        <w:t xml:space="preserve">calibration under exchangeability [34]; under hierarchical dependence the count</w:t>
-      </w:r>
-      <w:r>
-        <w:t xml:space="preserve"> </w:t>
-      </w:r>
-      <w:r>
-        <w:t xml:space="preserve">that matters is that of blocks.</w:t>
+        <w:t xml:space="preserve">which admits no such reduction. Label-conditional calibration computes, for each</w:t>
+      </w:r>
+      <w:r>
+        <w:t xml:space="preserve"> </w:t>
+      </w:r>
+      <w:r>
+        <w:t xml:space="preserve">label</w:t>
+      </w:r>
+      <w:r>
+        <w:t xml:space="preserve"> </w:t>
+      </w:r>
+      <m:oMath>
+        <m:r>
+          <m:t>ℓ</m:t>
+        </m:r>
+      </m:oMath>
+      <w:r>
+        <w:t xml:space="preserve">, an HCP threshold from the calibration observations carrying</w:t>
+      </w:r>
+      <w:r>
+        <w:t xml:space="preserve"> </w:t>
+      </w:r>
+      <m:oMath>
+        <m:r>
+          <m:t>ℓ</m:t>
+        </m:r>
+      </m:oMath>
+      <w:r>
+        <w:t xml:space="preserve"> </w:t>
+      </w:r>
+      <w:r>
+        <w:t xml:space="preserve">only; we call it the per-label threshold. Rare classes are known to starve</w:t>
+      </w:r>
+      <w:r>
+        <w:t xml:space="preserve"> </w:t>
+      </w:r>
+      <w:r>
+        <w:t xml:space="preserve">class-conditional calibration under exchangeability [34]; under hierarchical</w:t>
+      </w:r>
+      <w:r>
+        <w:t xml:space="preserve"> </w:t>
+      </w:r>
+      <w:r>
+        <w:t xml:space="preserve">dependence the count that matters is that of blocks.</w:t>
       </w:r>
     </w:p>
     <w:p>
@@ -6893,13 +8294,13 @@
         </m:r>
       </m:oMath>
       <w:r>
-        <w:t xml:space="preserve">; thresholds under clustering</w:t>
-      </w:r>
-      <w:r>
-        <w:t xml:space="preserve"> </w:t>
-      </w:r>
-      <w:r>
-        <w:t xml:space="preserve">face the same size-biased selection [32]. Proposition 3 is therefore used only to</w:t>
+        <w:t xml:space="preserve">, because the test block is a</w:t>
+      </w:r>
+      <w:r>
+        <w:t xml:space="preserve"> </w:t>
+      </w:r>
+      <w:r>
+        <w:t xml:space="preserve">size-biased draw. Proposition 3 is therefore used only to</w:t>
       </w:r>
       <w:r>
         <w:t xml:space="preserve"> </w:t>
@@ -7066,9 +8467,9 @@
         <w:t xml:space="preserve">.</w:t>
       </w:r>
     </w:p>
-    <w:bookmarkEnd w:id="23"/>
     <w:bookmarkEnd w:id="24"/>
-    <w:bookmarkStart w:id="33" w:name="audit-design"/>
+    <w:bookmarkEnd w:id="25"/>
+    <w:bookmarkStart w:id="34" w:name="audit-design"/>
     <w:p>
       <w:pPr>
         <w:pStyle w:val="Heading1"/>
@@ -7154,7 +8555,7 @@
         <w:t xml:space="preserve">in it.</w:t>
       </w:r>
     </w:p>
-    <w:bookmarkStart w:id="28" w:name="datasets-and-dependence-structures"/>
+    <w:bookmarkStart w:id="29" w:name="datasets-and-dependence-structures"/>
     <w:p>
       <w:pPr>
         <w:pStyle w:val="Heading2"/>
@@ -7624,7 +9025,7 @@
               <w:rPr>
                 <w:sz w:val="17"/>
               </w:rPr>
-              <w:t xml:space="preserve">1,355</w:t>
+              <w:t xml:space="preserve">1,355†</w:t>
             </w:r>
           </w:p>
         </w:tc>
@@ -7686,7 +9087,7 @@
               <w:rPr>
                 <w:sz w:val="17"/>
               </w:rPr>
-              <w:t xml:space="preserve">703.93</w:t>
+              <w:t xml:space="preserve">703.93†</w:t>
             </w:r>
           </w:p>
         </w:tc>
@@ -7713,27 +9114,7 @@
         <w:jc w:val="both"/>
       </w:pPr>
       <w:r>
-        <w:t xml:space="preserve">Block count and block size come as a package within any one dataset, so no</w:t>
-      </w:r>
-      <w:r>
-        <w:t xml:space="preserve"> </w:t>
-      </w:r>
-      <w:r>
-        <w:t xml:space="preserve">single dataset can separate their effects. Only</w:t>
-      </w:r>
-      <w:r>
-        <w:t xml:space="preserve"> </w:t>
-      </w:r>
-      <m:oMath>
-        <m:r>
-          <m:t>H</m:t>
-        </m:r>
-      </m:oMath>
-      <w:r>
-        <w:t xml:space="preserve"> </w:t>
-      </w:r>
-      <w:r>
-        <w:t xml:space="preserve">is structural:</w:t>
+        <w:t xml:space="preserve">PTB-XL:</w:t>
       </w:r>
       <w:r>
         <w:t xml:space="preserve"> </w:t>
@@ -7756,25 +9137,27 @@
         <w:t xml:space="preserve"> </w:t>
       </w:r>
       <w:r>
-        <w:t xml:space="preserve">follows</w:t>
-      </w:r>
-      <w:r>
-        <w:t xml:space="preserve"> </w:t>
-      </w:r>
-      <w:r>
-        <w:t xml:space="preserve">from the split design (958 is half of the 1,917 patients in our fold-9</w:t>
-      </w:r>
-      <w:r>
-        <w:t xml:space="preserve"> </w:t>
-      </w:r>
-      <w:r>
-        <w:t xml:space="preserve">evaluation subset), and the design effect depends on the model through the score</w:t>
-      </w:r>
-      <w:r>
-        <w:t xml:space="preserve"> </w:t>
-      </w:r>
-      <w:r>
-        <w:t xml:space="preserve">ICC</w:t>
+        <w:t xml:space="preserve">is half of the 1,917 fold-9 patients with a diagnostic superclass,</w:t>
+      </w:r>
+      <w:r>
+        <w:t xml:space="preserve"> </w:t>
+      </w:r>
+      <w:r>
+        <w:t xml:space="preserve">as split in the coverage experiments;</w:t>
+      </w:r>
+      <w:r>
+        <w:t xml:space="preserve"> </w:t>
+      </w:r>
+      <m:oMath>
+        <m:r>
+          <m:t>H</m:t>
+        </m:r>
+      </m:oMath>
+      <w:r>
+        <w:t xml:space="preserve"> </w:t>
+      </w:r>
+      <w:r>
+        <w:t xml:space="preserve">and</w:t>
       </w:r>
       <w:r>
         <w:t xml:space="preserve"> </w:t>
@@ -7785,25 +9168,54 @@
         </m:r>
       </m:oMath>
       <w:r>
-        <w:t xml:space="preserve">. Challenge 2021 supports no claim of generality; it is there because a</w:t>
-      </w:r>
-      <w:r>
-        <w:t xml:space="preserve"> </w:t>
-      </w:r>
-      <w:r>
-        <w:t xml:space="preserve">diagnostic that only ever returns</w:t>
-      </w:r>
-      <w:r>
-        <w:t xml:space="preserve"> </w:t>
-      </w:r>
-      <w:r>
-        <w:t xml:space="preserve">“admissible”</w:t>
-      </w:r>
-      <w:r>
-        <w:t xml:space="preserve"> </w:t>
-      </w:r>
-      <w:r>
-        <w:t xml:space="preserve">has not shown it can discriminate.</w:t>
+        <w:t xml:space="preserve"> </w:t>
+      </w:r>
+      <w:r>
+        <w:t xml:space="preserve">are computed over all 1,917.</w:t>
+      </w:r>
+      <w:r>
+        <w:t xml:space="preserve"> </w:t>
+      </w:r>
+      <w:r>
+        <w:t xml:space="preserve">† MIT-BIH: calibration records subsampled to a common 1,355 beats (§4.4), so the</w:t>
+      </w:r>
+      <w:r>
+        <w:t xml:space="preserve"> </w:t>
+      </w:r>
+      <w:r>
+        <w:t xml:space="preserve">design effect is that of the dose–response experiment at</w:t>
+      </w:r>
+      <w:r>
+        <w:t xml:space="preserve"> </w:t>
+      </w:r>
+      <m:oMath>
+        <m:r>
+          <m:t>p</m:t>
+        </m:r>
+        <m:r>
+          <m:rPr>
+            <m:sty m:val="p"/>
+          </m:rPr>
+          <m:t>=</m:t>
+        </m:r>
+        <m:r>
+          <m:t>0</m:t>
+        </m:r>
+      </m:oMath>
+      <w:r>
+        <w:t xml:space="preserve">; the native</w:t>
+      </w:r>
+      <w:r>
+        <w:t xml:space="preserve"> </w:t>
+      </w:r>
+      <w:r>
+        <w:t xml:space="preserve">harmonic mean is 2,196 over all 44 records (Fig. 3), and the coverage deficits of</w:t>
+      </w:r>
+      <w:r>
+        <w:t xml:space="preserve"> </w:t>
+      </w:r>
+      <w:r>
+        <w:t xml:space="preserve">§5.2–§5.3 use full-length records.</w:t>
       </w:r>
     </w:p>
     <w:p>
@@ -7812,71 +9224,77 @@
         <w:jc w:val="both"/>
       </w:pPr>
       <w:r>
-        <w:rPr>
-          <w:b/>
-          <w:bCs/>
-        </w:rPr>
-        <w:t xml:space="preserve">PTB-XL.</w:t>
-      </w:r>
-      <w:r>
-        <w:t xml:space="preserve"> </w:t>
-      </w:r>
-      <w:r>
-        <w:t xml:space="preserve">Version 1.0.3 [2], [14] holds 21,799 twelve-lead records from 18,869</w:t>
-      </w:r>
-      <w:r>
-        <w:t xml:space="preserve"> </w:t>
-      </w:r>
-      <w:r>
-        <w:t xml:space="preserve">patients with full metadata under a permissive licence. We use the 100 Hz version</w:t>
-      </w:r>
-      <w:r>
-        <w:t xml:space="preserve"> </w:t>
-      </w:r>
-      <w:r>
-        <w:t xml:space="preserve">(1,000 samples per 10-second record), band-pass filtered at 0.5–40 Hz with a</w:t>
-      </w:r>
-      <w:r>
-        <w:t xml:space="preserve"> </w:t>
-      </w:r>
-      <w:r>
-        <w:t xml:space="preserve">zero-phase third-order Butterworth filter and z-normalized per lead and record.</w:t>
-      </w:r>
-      <w:r>
-        <w:t xml:space="preserve"> </w:t>
-      </w:r>
-      <w:r>
-        <w:t xml:space="preserve">A record receives a superclass when any diagnostic SCP statement of that class</w:t>
-      </w:r>
-      <w:r>
-        <w:t xml:space="preserve"> </w:t>
-      </w:r>
-      <w:r>
-        <w:t xml:space="preserve">appears in its annotation, regardless of likelihood: NORM (9,514), MI (5,469),</w:t>
-      </w:r>
-      <w:r>
-        <w:t xml:space="preserve"> </w:t>
-      </w:r>
-      <w:r>
-        <w:t xml:space="preserve">STTC (5,235), CD (4,898) and HYP (2,649), 27,765 labels in all, with 5,144</w:t>
-      </w:r>
-      <w:r>
-        <w:t xml:space="preserve"> </w:t>
-      </w:r>
-      <w:r>
-        <w:t xml:space="preserve">records carrying more than one. The 411 records (1.9%) without a diagnostic</w:t>
-      </w:r>
-      <w:r>
-        <w:t xml:space="preserve"> </w:t>
-      </w:r>
-      <w:r>
-        <w:t xml:space="preserve">superclass would be covered trivially under (5) and are excluded. Median age is</w:t>
-      </w:r>
-      <w:r>
-        <w:t xml:space="preserve"> </w:t>
-      </w:r>
-      <w:r>
-        <w:t xml:space="preserve">62, and 11,354 records are from male and 10,445 from female patients.</w:t>
+        <w:t xml:space="preserve">Block count and block size come as a package within any one dataset, so no</w:t>
+      </w:r>
+      <w:r>
+        <w:t xml:space="preserve"> </w:t>
+      </w:r>
+      <w:r>
+        <w:t xml:space="preserve">single dataset can separate their effects. Only the native block sizes are</w:t>
+      </w:r>
+      <w:r>
+        <w:t xml:space="preserve"> </w:t>
+      </w:r>
+      <w:r>
+        <w:t xml:space="preserve">structural:</w:t>
+      </w:r>
+      <w:r>
+        <w:t xml:space="preserve"> </w:t>
+      </w:r>
+      <m:oMath>
+        <m:sSub>
+          <m:e>
+            <m:r>
+              <m:t>K</m:t>
+            </m:r>
+          </m:e>
+          <m:sub>
+            <m:r>
+              <m:t>1</m:t>
+            </m:r>
+          </m:sub>
+        </m:sSub>
+      </m:oMath>
+      <w:r>
+        <w:t xml:space="preserve"> </w:t>
+      </w:r>
+      <w:r>
+        <w:t xml:space="preserve">follows from the split design, and the design effect depends on</w:t>
+      </w:r>
+      <w:r>
+        <w:t xml:space="preserve"> </w:t>
+      </w:r>
+      <w:r>
+        <w:t xml:space="preserve">the model through the score ICC</w:t>
+      </w:r>
+      <w:r>
+        <w:t xml:space="preserve"> </w:t>
+      </w:r>
+      <m:oMath>
+        <m:r>
+          <m:t>ρ</m:t>
+        </m:r>
+      </m:oMath>
+      <w:r>
+        <w:t xml:space="preserve">. Challenge 2021 supports no claim of</w:t>
+      </w:r>
+      <w:r>
+        <w:t xml:space="preserve"> </w:t>
+      </w:r>
+      <w:r>
+        <w:t xml:space="preserve">generality; it is there because a diagnostic that only ever returns</w:t>
+      </w:r>
+      <w:r>
+        <w:t xml:space="preserve"> </w:t>
+      </w:r>
+      <w:r>
+        <w:t xml:space="preserve">“admissible”</w:t>
+      </w:r>
+      <w:r>
+        <w:t xml:space="preserve"> </w:t>
+      </w:r>
+      <w:r>
+        <w:t xml:space="preserve">has not shown it can discriminate.</w:t>
       </w:r>
     </w:p>
     <w:p>
@@ -7885,6 +9303,79 @@
         <w:jc w:val="both"/>
       </w:pPr>
       <w:r>
+        <w:rPr>
+          <w:b/>
+          <w:bCs/>
+        </w:rPr>
+        <w:t xml:space="preserve">PTB-XL.</w:t>
+      </w:r>
+      <w:r>
+        <w:t xml:space="preserve"> </w:t>
+      </w:r>
+      <w:r>
+        <w:t xml:space="preserve">Version 1.0.3 [2], [14] holds 21,799 twelve-lead records from 18,869</w:t>
+      </w:r>
+      <w:r>
+        <w:t xml:space="preserve"> </w:t>
+      </w:r>
+      <w:r>
+        <w:t xml:space="preserve">patients with full metadata under a permissive licence. We use the 100 Hz version</w:t>
+      </w:r>
+      <w:r>
+        <w:t xml:space="preserve"> </w:t>
+      </w:r>
+      <w:r>
+        <w:t xml:space="preserve">(1,000 samples per 10-second record), band-pass filtered at 0.5–40 Hz with a</w:t>
+      </w:r>
+      <w:r>
+        <w:t xml:space="preserve"> </w:t>
+      </w:r>
+      <w:r>
+        <w:t xml:space="preserve">zero-phase third-order Butterworth filter and z-normalized per lead and record.</w:t>
+      </w:r>
+      <w:r>
+        <w:t xml:space="preserve"> </w:t>
+      </w:r>
+      <w:r>
+        <w:t xml:space="preserve">A record receives a superclass when any diagnostic SCP statement of that class</w:t>
+      </w:r>
+      <w:r>
+        <w:t xml:space="preserve"> </w:t>
+      </w:r>
+      <w:r>
+        <w:t xml:space="preserve">appears in its annotation, regardless of likelihood: NORM (9,514), MI (5,469),</w:t>
+      </w:r>
+      <w:r>
+        <w:t xml:space="preserve"> </w:t>
+      </w:r>
+      <w:r>
+        <w:t xml:space="preserve">STTC (5,235), CD (4,898) and HYP (2,649), 27,765 labels in all, with 5,144</w:t>
+      </w:r>
+      <w:r>
+        <w:t xml:space="preserve"> </w:t>
+      </w:r>
+      <w:r>
+        <w:t xml:space="preserve">records carrying more than one. The 411 records (1.9%) without a diagnostic</w:t>
+      </w:r>
+      <w:r>
+        <w:t xml:space="preserve"> </w:t>
+      </w:r>
+      <w:r>
+        <w:t xml:space="preserve">superclass would be covered trivially under (5) and are excluded. Median age is</w:t>
+      </w:r>
+      <w:r>
+        <w:t xml:space="preserve"> </w:t>
+      </w:r>
+      <w:r>
+        <w:t xml:space="preserve">62, and 11,354 records are from male and 10,445 from female patients.</w:t>
+      </w:r>
+    </w:p>
+    <w:p>
+      <w:pPr>
+        <w:pStyle w:val="BodyText"/>
+        <w:jc w:val="both"/>
+      </w:pPr>
+      <w:r>
         <w:t xml:space="preserve">Patients contribute 1.155 records on average and at most 10; 88.8% contribute</w:t>
       </w:r>
       <w:r>
@@ -7934,18 +9425,18 @@
           <wp:inline>
             <wp:extent cx="3108960" cy="2150583"/>
             <wp:effectExtent b="0" l="0" r="0" t="0"/>
-            <wp:docPr descr="Fig. 3. Block sizes in decreasing order (log–log). Curve length is the number of blocks K; H is the harmonic mean block size over the whole dataset. Curves ending left of the dotted line cannot support \alpha=0.05 (Corollary 1)." title="" id="26" name="Picture"/>
+            <wp:docPr descr="Fig. 3. Block sizes in decreasing order (log–log). Curve length is the number of blocks K; H is the harmonic mean block size over the whole dataset. Curves ending left of the dotted line cannot support \alpha=0.05 (Corollary 1)." title="" id="27" name="Picture"/>
             <a:graphic>
               <a:graphicData uri="http://schemas.openxmlformats.org/drawingml/2006/picture">
                 <pic:pic>
                   <pic:nvPicPr>
-                    <pic:cNvPr descr="figures/fig3_block_geometry.png" id="27" name="Picture"/>
+                    <pic:cNvPr descr="figures/fig3_block_geometry.png" id="28" name="Picture"/>
                     <pic:cNvPicPr>
                       <a:picLocks noChangeArrowheads="1" noChangeAspect="1"/>
                     </pic:cNvPicPr>
                   </pic:nvPicPr>
                   <pic:blipFill>
-                    <a:blip r:embed="rId25"/>
+                    <a:blip r:embed="rId26"/>
                     <a:stretch>
                       <a:fillRect/>
                     </a:stretch>
@@ -8065,13 +9556,13 @@
         <w:t xml:space="preserve"> </w:t>
       </w:r>
       <w:r>
-        <w:t xml:space="preserve">records in folds 9 and 10, so confirmatory analysis uses folds 9–10, with fold 10</w:t>
-      </w:r>
-      <w:r>
-        <w:t xml:space="preserve"> </w:t>
-      </w:r>
-      <w:r>
-        <w:t xml:space="preserve">held in reserve and still unexamined.</w:t>
+        <w:t xml:space="preserve">records in folds 9 and 10, so all analyses use fold 9; fold 10 is held in reserve</w:t>
+      </w:r>
+      <w:r>
+        <w:t xml:space="preserve"> </w:t>
+      </w:r>
+      <w:r>
+        <w:t xml:space="preserve">and has not been examined.</w:t>
       </w:r>
     </w:p>
     <w:p>
@@ -8096,13 +9587,13 @@
         <w:t xml:space="preserve"> </w:t>
       </w:r>
       <w:r>
-        <w:t xml:space="preserve">360 Hz, annotated beat by beat by cardiologists; the four paced records (102,</w:t>
-      </w:r>
-      <w:r>
-        <w:t xml:space="preserve"> </w:t>
-      </w:r>
-      <w:r>
-        <w:t xml:space="preserve">104, 107, 217) are removed, leaving 44. Mapping annotations to the five AAMI</w:t>
+        <w:t xml:space="preserve">360 Hz from 47 subjects, annotated beat by beat by cardiologists; the four paced</w:t>
+      </w:r>
+      <w:r>
+        <w:t xml:space="preserve"> </w:t>
+      </w:r>
+      <w:r>
+        <w:t xml:space="preserve">records (102, 104, 107, 217) are removed, leaving 44 records from 43 subjects. Mapping annotations to the five AAMI</w:t>
       </w:r>
       <w:r>
         <w:t xml:space="preserve"> </w:t>
@@ -8162,13 +9653,25 @@
         <w:t xml:space="preserve"> </w:t>
       </w:r>
       <w:r>
-        <w:t xml:space="preserve">one subject but fall on opposite sides of the partition; we keep the standard</w:t>
-      </w:r>
-      <w:r>
-        <w:t xml:space="preserve"> </w:t>
-      </w:r>
-      <w:r>
-        <w:t xml:space="preserve">split for comparability and disclose the leak.</w:t>
+        <w:t xml:space="preserve">one subject but fall on opposite sides of the partition, so DS2 holds 22 distinct</w:t>
+      </w:r>
+      <w:r>
+        <w:t xml:space="preserve"> </w:t>
+      </w:r>
+      <w:r>
+        <w:t xml:space="preserve">subjects, one of whom also contributes record 201 to training; we keep the</w:t>
+      </w:r>
+      <w:r>
+        <w:t xml:space="preserve"> </w:t>
+      </w:r>
+      <w:r>
+        <w:t xml:space="preserve">standard split for comparability and disclose the leak. Below, a MIT-BIH block is</w:t>
+      </w:r>
+      <w:r>
+        <w:t xml:space="preserve"> </w:t>
+      </w:r>
+      <w:r>
+        <w:t xml:space="preserve">a record, and with this one exception a record is a subject.</w:t>
       </w:r>
     </w:p>
     <w:p>
@@ -8193,31 +9696,31 @@
         <w:t xml:space="preserve"> </w:t>
       </w:r>
       <w:r>
-        <w:t xml:space="preserve">[16] holds 66,416 records in seven non-duplicate source folders. No sampled</w:t>
-      </w:r>
-      <w:r>
-        <w:t xml:space="preserve"> </w:t>
-      </w:r>
-      <w:r>
-        <w:t xml:space="preserve">header field is documented as a patient identifier, whereas repetition is</w:t>
-      </w:r>
-      <w:r>
-        <w:t xml:space="preserve"> </w:t>
-      </w:r>
-      <w:r>
-        <w:t xml:space="preserve">documented, so independent units are fewer than records and the unobservable</w:t>
-      </w:r>
-      <w:r>
-        <w:t xml:space="preserve"> </w:t>
-      </w:r>
-      <w:r>
-        <w:t xml:space="preserve">partition is no evidence of independence (Appendix C). The only documented</w:t>
-      </w:r>
-      <w:r>
-        <w:t xml:space="preserve"> </w:t>
-      </w:r>
-      <w:r>
-        <w:t xml:space="preserve">grouping, the source partition with</w:t>
+        <w:t xml:space="preserve">[16] holds 66,416 records in seven non-duplicate source folders. No header field</w:t>
+      </w:r>
+      <w:r>
+        <w:t xml:space="preserve"> </w:t>
+      </w:r>
+      <w:r>
+        <w:t xml:space="preserve">in the sample we inspected is documented as a patient identifier, whereas</w:t>
+      </w:r>
+      <w:r>
+        <w:t xml:space="preserve"> </w:t>
+      </w:r>
+      <w:r>
+        <w:t xml:space="preserve">repetition is documented, so independent units are fewer than records and the</w:t>
+      </w:r>
+      <w:r>
+        <w:t xml:space="preserve"> </w:t>
+      </w:r>
+      <w:r>
+        <w:t xml:space="preserve">unobservable patient partition is no evidence of independence (Appendix C). The</w:t>
+      </w:r>
+      <w:r>
+        <w:t xml:space="preserve"> </w:t>
+      </w:r>
+      <w:r>
+        <w:t xml:space="preserve">only documented grouping, the source partition with</w:t>
       </w:r>
       <w:r>
         <w:t xml:space="preserve"> </w:t>
@@ -8281,13 +9784,13 @@
         <w:t xml:space="preserve"> </w:t>
       </w:r>
       <w:r>
-        <w:t xml:space="preserve">by</w:t>
-      </w:r>
-      <w:r>
-        <w:t xml:space="preserve"> </w:t>
-      </w:r>
-      <w:r>
-        <w:t xml:space="preserve">Proposition 1; for the patient partition,</w:t>
+        <w:t xml:space="preserve">by Proposition 1; source folders are not patient blocks,</w:t>
+      </w:r>
+      <w:r>
+        <w:t xml:space="preserve"> </w:t>
+      </w:r>
+      <w:r>
+        <w:t xml:space="preserve">and for the patient partition</w:t>
       </w:r>
       <w:r>
         <w:t xml:space="preserve"> </w:t>
@@ -8310,17 +9813,17 @@
         <w:t xml:space="preserve"> </w:t>
       </w:r>
       <w:r>
-        <w:t xml:space="preserve">becomes an assumption that</w:t>
-      </w:r>
-      <w:r>
-        <w:t xml:space="preserve"> </w:t>
-      </w:r>
-      <w:r>
-        <w:t xml:space="preserve">authors must state.</w:t>
+        <w:t xml:space="preserve">becomes an assumption that authors must</w:t>
+      </w:r>
+      <w:r>
+        <w:t xml:space="preserve"> </w:t>
+      </w:r>
+      <w:r>
+        <w:t xml:space="preserve">state.</w:t>
       </w:r>
     </w:p>
-    <w:bookmarkEnd w:id="28"/>
-    <w:bookmarkStart w:id="29" w:name="calibration-and-evaluation-protocol"/>
+    <w:bookmarkEnd w:id="29"/>
+    <w:bookmarkStart w:id="30" w:name="calibration-and-evaluation-protocol"/>
     <w:p>
       <w:pPr>
         <w:pStyle w:val="Heading2"/>
@@ -8368,37 +9871,55 @@
         <w:jc w:val="both"/>
       </w:pPr>
       <w:r>
-        <w:t xml:space="preserve">PTB-XL trains on folds 1–6, validates on fold 7 and splits fold 9 at the patient</w:t>
-      </w:r>
-      <w:r>
-        <w:t xml:space="preserve"> </w:t>
-      </w:r>
-      <w:r>
-        <w:t xml:space="preserve">level into calibration and evaluation halves (200–400 repetitions); fold 8 is</w:t>
-      </w:r>
-      <w:r>
-        <w:t xml:space="preserve"> </w:t>
-      </w:r>
-      <w:r>
-        <w:t xml:space="preserve">left out for its different label quality, and fold 10 is reserved for one final</w:t>
-      </w:r>
-      <w:r>
-        <w:t xml:space="preserve"> </w:t>
-      </w:r>
-      <w:r>
-        <w:t xml:space="preserve">confirmatory evaluation. MIT-BIH trains on DS1 minus four validation records</w:t>
-      </w:r>
-      <w:r>
-        <w:t xml:space="preserve"> </w:t>
-      </w:r>
-      <w:r>
-        <w:t xml:space="preserve">(124, 205, 215, 230), validates on those four, and splits DS2 11/11 at the record</w:t>
-      </w:r>
-      <w:r>
-        <w:t xml:space="preserve"> </w:t>
-      </w:r>
-      <w:r>
-        <w:t xml:space="preserve">level (200–400 repetitions).</w:t>
+        <w:t xml:space="preserve">PTB-XL trains on folds 1–6, validates on fold 7 and splits the 1,917 fold-9</w:t>
+      </w:r>
+      <w:r>
+        <w:t xml:space="preserve"> </w:t>
+      </w:r>
+      <w:r>
+        <w:t xml:space="preserve">patients with a diagnostic superclass evenly into calibration and evaluation</w:t>
+      </w:r>
+      <w:r>
+        <w:t xml:space="preserve"> </w:t>
+      </w:r>
+      <w:r>
+        <w:t xml:space="preserve">halves (200–400 repetitions); fold 8 is left out for its different label quality,</w:t>
+      </w:r>
+      <w:r>
+        <w:t xml:space="preserve"> </w:t>
+      </w:r>
+      <w:r>
+        <w:t xml:space="preserve">and fold 10 is reserved and unexamined. The feasibility counts of §5.1 instead</w:t>
+      </w:r>
+      <w:r>
+        <w:t xml:space="preserve"> </w:t>
+      </w:r>
+      <w:r>
+        <w:t xml:space="preserve">treat all of fold 9 (2,183 records, 1,942 patients) as the calibration pool,</w:t>
+      </w:r>
+      <w:r>
+        <w:t xml:space="preserve"> </w:t>
+      </w:r>
+      <w:r>
+        <w:t xml:space="preserve">the largest pool the design allows; they answer whether any calibration could be</w:t>
+      </w:r>
+      <w:r>
+        <w:t xml:space="preserve"> </w:t>
+      </w:r>
+      <w:r>
+        <w:t xml:space="preserve">feasible, the coverage experiments what a realistic split delivers. MIT-BIH</w:t>
+      </w:r>
+      <w:r>
+        <w:t xml:space="preserve"> </w:t>
+      </w:r>
+      <w:r>
+        <w:t xml:space="preserve">trains on DS1 minus four validation records (124, 205, 215, 230), validates on</w:t>
+      </w:r>
+      <w:r>
+        <w:t xml:space="preserve"> </w:t>
+      </w:r>
+      <w:r>
+        <w:t xml:space="preserve">those four, and splits DS2 11/11 at the record level (200–400 repetitions).</w:t>
       </w:r>
     </w:p>
     <w:p>
@@ -8437,13 +9958,13 @@
         <w:t xml:space="preserve"> </w:t>
       </w:r>
       <w:r>
-        <w:t xml:space="preserve">The two coincide for equal block sizes and nearly so on PTB-XL; MIT-BIH records</w:t>
-      </w:r>
-      <w:r>
-        <w:t xml:space="preserve"> </w:t>
-      </w:r>
-      <w:r>
-        <w:t xml:space="preserve">differ in length by up to a factor of 2.2, so both are reported there (§5.3). On</w:t>
+        <w:t xml:space="preserve">The two coincide for equal block sizes and nearly so on PTB-XL; DS2 records</w:t>
+      </w:r>
+      <w:r>
+        <w:t xml:space="preserve"> </w:t>
+      </w:r>
+      <w:r>
+        <w:t xml:space="preserve">differ in length by up to a factor of 2.1, so both are reported there (§5.3). On</w:t>
       </w:r>
       <w:r>
         <w:t xml:space="preserve"> </w:t>
@@ -8458,8 +9979,8 @@
         <w:t xml:space="preserve">labels.</w:t>
       </w:r>
     </w:p>
-    <w:bookmarkEnd w:id="29"/>
-    <w:bookmarkStart w:id="30" w:name="models-and-conformity-scores"/>
+    <w:bookmarkEnd w:id="30"/>
+    <w:bookmarkStart w:id="31" w:name="models-and-conformity-scores"/>
     <w:p>
       <w:pPr>
         <w:pStyle w:val="Heading2"/>
@@ -8492,7 +10013,13 @@
         <w:t xml:space="preserve"> </w:t>
       </w:r>
       <w:r>
-        <w:t xml:space="preserve">lead), reused from the primary study without retraining. Each audit is repeated</w:t>
+        <w:t xml:space="preserve">lead), trained in an exploratory stage of this project and reused without</w:t>
+      </w:r>
+      <w:r>
+        <w:t xml:space="preserve"> </w:t>
+      </w:r>
+      <w:r>
+        <w:t xml:space="preserve">retraining. Each audit is repeated</w:t>
       </w:r>
       <w:r>
         <w:t xml:space="preserve"> </w:t>
@@ -8542,13 +10069,13 @@
         <w:t xml:space="preserve"> </w:t>
       </w:r>
       <w:r>
-        <w:t xml:space="preserve">(patience 5) and at most 25 epochs on PTB-XL and 30 on MIT-BIH; SmallECGNet had</w:t>
-      </w:r>
-      <w:r>
-        <w:t xml:space="preserve"> </w:t>
-      </w:r>
-      <w:r>
-        <w:t xml:space="preserve">used the same optimizer and stopping rule.</w:t>
+        <w:t xml:space="preserve">(patience 5) and at most 25 epochs on PTB-XL and 30 on MIT-BIH; SmallECGNet was</w:t>
+      </w:r>
+      <w:r>
+        <w:t xml:space="preserve"> </w:t>
+      </w:r>
+      <w:r>
+        <w:t xml:space="preserve">trained with the same optimizer, stopping rule and batch sizes.</w:t>
       </w:r>
       <w:r>
         <w:t xml:space="preserve"> </w:t>
@@ -8758,8 +10285,8 @@
         <w:t xml:space="preserve">true labels and reduces to scalar HCP (§3.4).</w:t>
       </w:r>
     </w:p>
-    <w:bookmarkEnd w:id="30"/>
-    <w:bookmarkStart w:id="31" w:name="statistical-analysis"/>
+    <w:bookmarkEnd w:id="31"/>
+    <w:bookmarkStart w:id="32" w:name="statistical-analysis"/>
     <w:p>
       <w:pPr>
         <w:pStyle w:val="Heading2"/>
@@ -8830,25 +10357,31 @@
         <w:t xml:space="preserve"> </w:t>
       </w:r>
       <w:r>
-        <w:t xml:space="preserve">levels of each backbone, added post hoc once the</w:t>
-      </w:r>
-      <w:r>
-        <w:t xml:space="preserve"> </w:t>
-      </w:r>
-      <w:r>
-        <w:t xml:space="preserve">distinction was noticed. All analyses follow an internal, version-controlled</w:t>
-      </w:r>
-      <w:r>
-        <w:t xml:space="preserve"> </w:t>
-      </w:r>
-      <w:r>
-        <w:t xml:space="preserve">protocol whose deviation log records every departure from the initial plan</w:t>
-      </w:r>
-      <w:r>
-        <w:t xml:space="preserve"> </w:t>
-      </w:r>
-      <w:r>
-        <w:t xml:space="preserve">(§6.4). Friedman–Nemenyi tests, designed for many classifiers over many</w:t>
+        <w:t xml:space="preserve">levels of each backbone. This analysis was added after</w:t>
+      </w:r>
+      <w:r>
+        <w:t xml:space="preserve"> </w:t>
+      </w:r>
+      <w:r>
+        <w:t xml:space="preserve">the initial plan, once the distinction was noticed, but its specification was</w:t>
+      </w:r>
+      <w:r>
+        <w:t xml:space="preserve"> </w:t>
+      </w:r>
+      <w:r>
+        <w:t xml:space="preserve">committed before it was run. All analyses follow an internal, version-controlled</w:t>
+      </w:r>
+      <w:r>
+        <w:t xml:space="preserve"> </w:t>
+      </w:r>
+      <w:r>
+        <w:t xml:space="preserve">protocol, not publicly registered, whose deviation log records every departure</w:t>
+      </w:r>
+      <w:r>
+        <w:t xml:space="preserve"> </w:t>
+      </w:r>
+      <w:r>
+        <w:t xml:space="preserve">from the initial plan (§6.4). Friedman–Nemenyi tests, designed for many classifiers over many</w:t>
       </w:r>
       <w:r>
         <w:t xml:space="preserve"> </w:t>
@@ -9325,7 +10858,47 @@
               <w:rPr>
                 <w:sz w:val="17"/>
               </w:rPr>
-              <w:t xml:space="preserve">Paired splits (200); Monte Carlo 95% interval from a percentile bootstrap of split-level coverage (4,000 resamples)</w:t>
+              <w:t xml:space="preserve">Paired splits (200); Monte Carlo 95% interval from a percentile bootstrap of split-level coverage (4,000 resamples); one-sided bootstrap</w:t>
+            </w:r>
+            <w:r>
+              <w:rPr>
+                <w:sz w:val="17"/>
+              </w:rPr>
+              <w:t xml:space="preserve"> </w:t>
+            </w:r>
+            <m:oMath>
+              <m:r>
+                <m:t>p</m:t>
+              </m:r>
+            </m:oMath>
+            <w:r>
+              <w:rPr>
+                <w:sz w:val="17"/>
+              </w:rPr>
+              <w:t xml:space="preserve">, Holm across the three</w:t>
+            </w:r>
+            <w:r>
+              <w:rPr>
+                <w:sz w:val="17"/>
+              </w:rPr>
+              <w:t xml:space="preserve"> </w:t>
+            </w:r>
+            <m:oMath>
+              <m:r>
+                <m:t>α</m:t>
+              </m:r>
+            </m:oMath>
+            <w:r>
+              <w:rPr>
+                <w:sz w:val="17"/>
+              </w:rPr>
+              <w:t xml:space="preserve"> </w:t>
+            </w:r>
+            <w:r>
+              <w:rPr>
+                <w:sz w:val="17"/>
+              </w:rPr>
+              <w:t xml:space="preserve">levels of each backbone</w:t>
             </w:r>
           </w:p>
         </w:tc>
@@ -9565,8 +11138,8 @@
         </w:tc>
       </w:tr>
     </w:tbl>
-    <w:bookmarkEnd w:id="31"/>
-    <w:bookmarkStart w:id="32" w:name="reproducibility"/>
+    <w:bookmarkEnd w:id="32"/>
+    <w:bookmarkStart w:id="33" w:name="reproducibility"/>
     <w:p>
       <w:pPr>
         <w:pStyle w:val="Heading2"/>
@@ -9602,9 +11175,9 @@
         <w:t xml:space="preserve">configuration as a JSON artifact.</w:t>
       </w:r>
     </w:p>
-    <w:bookmarkEnd w:id="32"/>
     <w:bookmarkEnd w:id="33"/>
-    <w:bookmarkStart w:id="60" w:name="results"/>
+    <w:bookmarkEnd w:id="34"/>
+    <w:bookmarkStart w:id="61" w:name="results"/>
     <w:p>
       <w:pPr>
         <w:pStyle w:val="Heading1"/>
@@ -9705,7 +11278,7 @@
         <w:t xml:space="preserve">.</w:t>
       </w:r>
     </w:p>
-    <w:bookmarkStart w:id="40" w:name="X703171b6c9ef8344f5ae4ef526c91a89ce0ec43"/>
+    <w:bookmarkStart w:id="41" w:name="X703171b6c9ef8344f5ae4ef526c91a89ce0ec43"/>
     <w:p>
       <w:pPr>
         <w:pStyle w:val="Heading2"/>
@@ -9730,13 +11303,13 @@
         <w:t xml:space="preserve"> </w:t>
       </w:r>
       <w:r>
-        <w:t xml:space="preserve">In the PTB-XL calibration fold (fold 9, 2,183 records), patient</w:t>
-      </w:r>
-      <w:r>
-        <w:t xml:space="preserve"> </w:t>
-      </w:r>
-      <w:r>
-        <w:t xml:space="preserve">blocking is feasible at every conventional</w:t>
+        <w:t xml:space="preserve">Treating all of PTB-XL fold 9 (2,183 records, 1,942 patients) as</w:t>
+      </w:r>
+      <w:r>
+        <w:t xml:space="preserve"> </w:t>
+      </w:r>
+      <w:r>
+        <w:t xml:space="preserve">the calibration pool (§4.2), patient blocking is feasible at every conventional</w:t>
       </w:r>
       <w:r>
         <w:t xml:space="preserve"> </w:t>
@@ -9747,13 +11320,19 @@
         </m:r>
       </m:oMath>
       <w:r>
-        <w:t xml:space="preserve">, and each coarser source</w:t>
-      </w:r>
-      <w:r>
-        <w:t xml:space="preserve"> </w:t>
-      </w:r>
-      <w:r>
-        <w:t xml:space="preserve">narrows the admissible range. Table 3 gives, per grouping, the calibration</w:t>
+        <w:t xml:space="preserve">, and each coarser source narrows the admissible range. Any calibration</w:t>
+      </w:r>
+      <w:r>
+        <w:t xml:space="preserve"> </w:t>
+      </w:r>
+      <w:r>
+        <w:t xml:space="preserve">half drawn from fold 9 is a subset of this pool, so a grouping or label that</w:t>
+      </w:r>
+      <w:r>
+        <w:t xml:space="preserve"> </w:t>
+      </w:r>
+      <w:r>
+        <w:t xml:space="preserve">fails here fails in every split. Table 3 gives, per grouping, the calibration</w:t>
       </w:r>
       <w:r>
         <w:t xml:space="preserve"> </w:t>
@@ -9807,7 +11386,7 @@
         <w:rPr>
           <w:sz w:val="18"/>
         </w:rPr>
-        <w:t>HCP feasibility on PTB-XL fold 9 by grouping.</w:t>
+        <w:t>HCP feasibility by grouping, with all of PTB-XL fold 9 as the calibration pool.</w:t>
       </w:r>
     </w:p>
     <w:tbl>
@@ -11049,18 +12628,18 @@
           <wp:inline>
             <wp:extent cx="3108960" cy="2176272"/>
             <wp:effectExtent b="0" l="0" r="0" t="0"/>
-            <wp:docPr descr="Fig. 4. Feasibility frontier \alpha_{\min}=1/(K_1+1) for groupings on PTB-XL fold 9 (circles: single source; squares: joins) and the MIT-BIH records (diamond), with K_1 in parentheses. A level \alpha is attainable only below its dotted line." title="" id="35" name="Picture"/>
+            <wp:docPr descr="Fig. 4. Feasibility frontier \alpha_{\min}=1/(K_1+1) for groupings on PTB-XL (circles: single source; squares: joins; all of fold 9 as the calibration pool) and for the 11 calibration records of the MIT-BIH 11/11 split (diamond), with K_1 in parentheses. A level \alpha is attainable only below its dotted line." title="" id="36" name="Picture"/>
             <a:graphic>
               <a:graphicData uri="http://schemas.openxmlformats.org/drawingml/2006/picture">
                 <pic:pic>
                   <pic:nvPicPr>
-                    <pic:cNvPr descr="figures/fig4_feasibility_frontier.png" id="36" name="Picture"/>
+                    <pic:cNvPr descr="figures/fig4_feasibility_frontier.png" id="37" name="Picture"/>
                     <pic:cNvPicPr>
                       <a:picLocks noChangeArrowheads="1" noChangeAspect="1"/>
                     </pic:cNvPicPr>
                   </pic:nvPicPr>
                   <pic:blipFill>
-                    <a:blip r:embed="rId34"/>
+                    <a:blip r:embed="rId35"/>
                     <a:stretch>
                       <a:fillRect/>
                     </a:stretch>
@@ -11167,7 +12746,7 @@
         <w:t xml:space="preserve"> </w:t>
       </w:r>
       <w:r>
-        <w:t xml:space="preserve">for groupings on PTB-XL fold 9 (circles: single source; squares: joins) and the MIT-BIH records (diamond), with</w:t>
+        <w:t xml:space="preserve">for groupings on PTB-XL (circles: single source; squares: joins; all of fold 9 as the calibration pool) and for the 11 calibration records of the MIT-BIH 11/11 split (diamond), with</w:t>
       </w:r>
       <w:r>
         <w:t xml:space="preserve"> </w:t>
@@ -11229,13 +12808,13 @@
         <w:t xml:space="preserve"> </w:t>
       </w:r>
       <w:r>
-        <w:t xml:space="preserve">the hierarchy becomes finer. All superclasses pass, but 24 of the 44 SCP codes</w:t>
-      </w:r>
-      <w:r>
-        <w:t xml:space="preserve"> </w:t>
-      </w:r>
-      <w:r>
-        <w:t xml:space="preserve">fail at</w:t>
+        <w:t xml:space="preserve">the hierarchy becomes finer. With all of fold 9 as the calibration pool, all</w:t>
+      </w:r>
+      <w:r>
+        <w:t xml:space="preserve"> </w:t>
+      </w:r>
+      <w:r>
+        <w:t xml:space="preserve">superclasses pass, but 24 of the 44 diagnostic SCP statements fail at</w:t>
       </w:r>
       <w:r>
         <w:t xml:space="preserve"> </w:t>
@@ -11270,19 +12849,13 @@
         <w:t xml:space="preserve"> </w:t>
       </w:r>
       <w:r>
-        <w:t xml:space="preserve">occupies a single calibration block, and a</w:t>
-      </w:r>
-      <w:r>
-        <w:t xml:space="preserve"> </w:t>
-      </w:r>
-      <w:r>
-        <w:t xml:space="preserve">Bonferroni correction across labels makes 43 of 44 codes infeasible at a</w:t>
-      </w:r>
-      <w:r>
-        <w:t xml:space="preserve"> </w:t>
-      </w:r>
-      <w:r>
-        <w:t xml:space="preserve">family-wise</w:t>
+        <w:t xml:space="preserve">occupies a single calibration block, and a Bonferroni</w:t>
+      </w:r>
+      <w:r>
+        <w:t xml:space="preserve"> </w:t>
+      </w:r>
+      <w:r>
+        <w:t xml:space="preserve">correction across statements makes 43 of 44 infeasible at a family-wise</w:t>
       </w:r>
       <w:r>
         <w:t xml:space="preserve"> </w:t>
@@ -11302,7 +12875,31 @@
         </m:r>
       </m:oMath>
       <w:r>
-        <w:t xml:space="preserve">. Table 4 counts the failing labels per level.</w:t>
+        <w:t xml:space="preserve">. These verdicts are a necessary-condition screen, not observed</w:t>
+      </w:r>
+      <w:r>
+        <w:t xml:space="preserve"> </w:t>
+      </w:r>
+      <w:r>
+        <w:t xml:space="preserve">coverage failures, and passing the screen does not certify a label; since the</w:t>
+      </w:r>
+      <w:r>
+        <w:t xml:space="preserve"> </w:t>
+      </w:r>
+      <w:r>
+        <w:t xml:space="preserve">coverage experiments calibrate on about half the patients, the screen does not</w:t>
+      </w:r>
+      <w:r>
+        <w:t xml:space="preserve"> </w:t>
+      </w:r>
+      <w:r>
+        <w:t xml:space="preserve">overstate the calibration blocks available to them. Table 4 counts the failing</w:t>
+      </w:r>
+      <w:r>
+        <w:t xml:space="preserve"> </w:t>
+      </w:r>
+      <w:r>
+        <w:t xml:space="preserve">labels per level.</w:t>
       </w:r>
     </w:p>
     <w:p>
@@ -11324,7 +12921,7 @@
         <w:rPr>
           <w:sz w:val="18"/>
         </w:rPr>
-        <w:t>PTB-XL labels failing Proposition 3 (fold 9, patient blocks).</w:t>
+        <w:t>PTB-XL labels failing Proposition 3 (all of fold 9 as the calibration pool, patient blocks).</w:t>
       </w:r>
     </w:p>
     <w:tbl>
@@ -11779,7 +13376,7 @@
               <w:rPr>
                 <w:sz w:val="17"/>
               </w:rPr>
-              <w:t xml:space="preserve">SCP code</w:t>
+              <w:t xml:space="preserve">SCP statement</w:t>
             </w:r>
           </w:p>
         </w:tc>
@@ -12002,18 +13599,18 @@
           <wp:inline>
             <wp:extent cx="5303520" cy="1595119"/>
             <wp:effectExtent b="0" l="0" r="0" t="0"/>
-            <wp:docPr descr="Fig. 5. Calibration blocks carrying each PTB-XL label by hierarchy level (fold 9, patient blocks; log scale). Dashed and dotted lines: blocks required at \alpha=0.05 and 0.10. Dark bars meet the 0.05 requirement, light bars only the 0.10 one, orange bars neither." title="" id="38" name="Picture"/>
+            <wp:docPr descr="Fig. 5. Calibration blocks carrying each PTB-XL label by hierarchy level (fold 9, patient blocks; log scale). Dashed and dotted lines: blocks required at \alpha=0.05 and 0.10. Dark bars meet the 0.05 requirement, light bars only the 0.10 one, orange bars neither." title="" id="39" name="Picture"/>
             <a:graphic>
               <a:graphicData uri="http://schemas.openxmlformats.org/drawingml/2006/picture">
                 <pic:pic>
                   <pic:nvPicPr>
-                    <pic:cNvPr descr="figures/fig5_label_feasibility.png" id="39" name="Picture"/>
+                    <pic:cNvPr descr="figures/fig5_label_feasibility.png" id="40" name="Picture"/>
                     <pic:cNvPicPr>
                       <a:picLocks noChangeArrowheads="1" noChangeAspect="1"/>
                     </pic:cNvPicPr>
                   </pic:nvPicPr>
                   <pic:blipFill>
-                    <a:blip r:embed="rId37"/>
+                    <a:blip r:embed="rId38"/>
                     <a:stretch>
                       <a:fillRect/>
                     </a:stretch>
@@ -12111,8 +13708,8 @@
         <w:t xml:space="preserve">one, orange bars neither.</w:t>
       </w:r>
     </w:p>
-    <w:bookmarkEnd w:id="40"/>
-    <w:bookmarkStart w:id="44" w:name="coverage-under-block-dependence"/>
+    <w:bookmarkEnd w:id="41"/>
+    <w:bookmarkStart w:id="45" w:name="coverage-under-block-dependence"/>
     <w:p>
       <w:pPr>
         <w:pStyle w:val="Heading2"/>
@@ -13269,18 +14866,18 @@
           <wp:inline>
             <wp:extent cx="5303520" cy="1669438"/>
             <wp:effectExtent b="0" l="0" r="0" t="0"/>
-            <wp:docPr descr="Fig. 6. Coverage minus nominal 1-\alpha, primary backbone: B1 (mean and 2.5–97.5% range over 200 block-level splits) and B12 (mean). Shading marks MIT-BIH levels below \alpha_{\min}=1/12; vertical scales differ." title="" id="42" name="Picture"/>
+            <wp:docPr descr="Fig. 6. Coverage minus nominal 1-\alpha, primary backbone: B1 (mean and 2.5–97.5% range over 200 block-level splits) and B12 (mean). Shading marks MIT-BIH levels below \alpha_{\min}=1/12; vertical scales differ." title="" id="43" name="Picture"/>
             <a:graphic>
               <a:graphicData uri="http://schemas.openxmlformats.org/drawingml/2006/picture">
                 <pic:pic>
                   <pic:nvPicPr>
-                    <pic:cNvPr descr="figures/fig6_coverage.png" id="43" name="Picture"/>
+                    <pic:cNvPr descr="figures/fig6_coverage.png" id="44" name="Picture"/>
                     <pic:cNvPicPr>
                       <a:picLocks noChangeArrowheads="1" noChangeAspect="1"/>
                     </pic:cNvPicPr>
                   </pic:nvPicPr>
                   <pic:blipFill>
-                    <a:blip r:embed="rId41"/>
+                    <a:blip r:embed="rId42"/>
                     <a:stretch>
                       <a:fillRect/>
                     </a:stretch>
@@ -13377,8 +14974,8 @@
         <w:t xml:space="preserve">; vertical scales differ.</w:t>
       </w:r>
     </w:p>
-    <w:bookmarkEnd w:id="44"/>
-    <w:bookmarkStart w:id="51" w:name="attributing-the-deficit-to-dependence"/>
+    <w:bookmarkEnd w:id="45"/>
+    <w:bookmarkStart w:id="52" w:name="attributing-the-deficit-to-dependence"/>
     <w:p>
       <w:pPr>
         <w:pStyle w:val="Heading2"/>
@@ -13412,18 +15009,18 @@
           <wp:inline>
             <wp:extent cx="5303520" cy="1273853"/>
             <wp:effectExtent b="0" l="0" r="0" t="0"/>
-            <wp:docPr descr="Fig. 7. Controls used on MIT-BIH, drawn on four illustrative records (colors mark the original record of each beat). (a) Permutation null. (b) 2×2 factorial design crossing clustering with calibration block-size balance. (c) Dose–response: a growing fraction p of beats reassigned at random." title="" id="46" name="Picture"/>
+            <wp:docPr descr="Fig. 7. Controls used on MIT-BIH, drawn on four illustrative records (colors mark the original record of each beat). (a) Permutation null. (b) 2×2 factorial design crossing clustering with calibration block-size balance. (c) Dose–response: a growing fraction p of beats reassigned at random." title="" id="47" name="Picture"/>
             <a:graphic>
               <a:graphicData uri="http://schemas.openxmlformats.org/drawingml/2006/picture">
                 <pic:pic>
                   <pic:nvPicPr>
-                    <pic:cNvPr descr="figures/fig7_control_design.png" id="47" name="Picture"/>
+                    <pic:cNvPr descr="figures/fig7_control_design.png" id="48" name="Picture"/>
                     <pic:cNvPicPr>
                       <a:picLocks noChangeArrowheads="1" noChangeAspect="1"/>
                     </pic:cNvPicPr>
                   </pic:nvPicPr>
                   <pic:blipFill>
-                    <a:blip r:embed="rId45"/>
+                    <a:blip r:embed="rId46"/>
                     <a:stretch>
                       <a:fillRect/>
                     </a:stretch>
@@ -13489,19 +15086,19 @@
         <w:t xml:space="preserve"> </w:t>
       </w:r>
       <w:r>
-        <w:t xml:space="preserve">To test whether dependence causes B1 to under-cover, we</w:t>
-      </w:r>
-      <w:r>
-        <w:t xml:space="preserve"> </w:t>
-      </w:r>
-      <w:r>
-        <w:t xml:space="preserve">compared it with a matched null that permutes the assignment of beats to records</w:t>
-      </w:r>
-      <w:r>
-        <w:t xml:space="preserve"> </w:t>
-      </w:r>
-      <w:r>
-        <w:t xml:space="preserve">within DS2. The permutation keeps</w:t>
+        <w:t xml:space="preserve">To test whether the shortfall of B1 is attributable to</w:t>
+      </w:r>
+      <w:r>
+        <w:t xml:space="preserve"> </w:t>
+      </w:r>
+      <w:r>
+        <w:t xml:space="preserve">dependence, we compared it with a matched null that permutes the assignment of</w:t>
+      </w:r>
+      <w:r>
+        <w:t xml:space="preserve"> </w:t>
+      </w:r>
+      <w:r>
+        <w:t xml:space="preserve">beats to records within DS2. The permutation keeps</w:t>
       </w:r>
       <w:r>
         <w:t xml:space="preserve"> </w:t>
@@ -14532,13 +16129,13 @@
         <w:t xml:space="preserve"> </w:t>
       </w:r>
       <w:r>
-        <w:t xml:space="preserve">the empirical counterpart of (2), leaves these findings intact (same jackknife</w:t>
-      </w:r>
-      <w:r>
-        <w:t xml:space="preserve"> </w:t>
-      </w:r>
-      <w:r>
-        <w:t xml:space="preserve">runs, full data). Block-weighted B1 coverage is below its observation-weighted</w:t>
+        <w:t xml:space="preserve">the empirical counterpart of (2), leaves these findings intact (computed in the</w:t>
+      </w:r>
+      <w:r>
+        <w:t xml:space="preserve"> </w:t>
+      </w:r>
+      <w:r>
+        <w:t xml:space="preserve">all-records runs of the jackknife analysis). Block-weighted B1 coverage is below its observation-weighted</w:t>
       </w:r>
       <w:r>
         <w:t xml:space="preserve"> </w:t>
@@ -14654,13 +16251,19 @@
         <w:t xml:space="preserve"> </w:t>
       </w:r>
       <w:r>
-        <w:t xml:space="preserve">gap in the permuted arm divided by the gap on the original data. It lies between 81% and 107%: removing dependence barely changes</w:t>
-      </w:r>
-      <w:r>
-        <w:t xml:space="preserve"> </w:t>
-      </w:r>
-      <w:r>
-        <w:t xml:space="preserve">the gap, and at</w:t>
+        <w:t xml:space="preserve">gap in the permuted arm divided by the gap on the original data, so a share of</w:t>
+      </w:r>
+      <w:r>
+        <w:t xml:space="preserve"> </w:t>
+      </w:r>
+      <w:r>
+        <w:t xml:space="preserve">100% means that removing dependence leaves the gap unchanged. It lies between 81%</w:t>
+      </w:r>
+      <w:r>
+        <w:t xml:space="preserve"> </w:t>
+      </w:r>
+      <w:r>
+        <w:t xml:space="preserve">and 107% for the primary backbone, and at</w:t>
       </w:r>
       <w:r>
         <w:t xml:space="preserve"> </w:t>
@@ -14683,13 +16286,13 @@
         <w:t xml:space="preserve"> </w:t>
       </w:r>
       <w:r>
-        <w:t xml:space="preserve">the gap is slightly wider without dependence,</w:t>
-      </w:r>
-      <w:r>
-        <w:t xml:space="preserve"> </w:t>
-      </w:r>
-      <w:r>
-        <w:t xml:space="preserve">because the finite-block correction pushes HCP to the</w:t>
+        <w:t xml:space="preserve">the gap is slightly wider</w:t>
+      </w:r>
+      <w:r>
+        <w:t xml:space="preserve"> </w:t>
+      </w:r>
+      <w:r>
+        <w:t xml:space="preserve">without dependence, because the finite-block correction pushes HCP to the</w:t>
       </w:r>
       <w:r>
         <w:t xml:space="preserve"> </w:t>
@@ -14775,31 +16378,25 @@
         <w:t xml:space="preserve"> </w:t>
       </w:r>
       <w:r>
-        <w:t xml:space="preserve">quantile regardless.</w:t>
-      </w:r>
-      <w:r>
-        <w:t xml:space="preserve"> </w:t>
-      </w:r>
-      <w:r>
-        <w:t xml:space="preserve">“B12 improves on B1”</w:t>
-      </w:r>
-      <w:r>
-        <w:t xml:space="preserve"> </w:t>
-      </w:r>
-      <w:r>
-        <w:t xml:space="preserve">was therefore withdrawn as a criterion</w:t>
-      </w:r>
-      <w:r>
-        <w:t xml:space="preserve"> </w:t>
-      </w:r>
-      <w:r>
-        <w:t xml:space="preserve">(§6.4), and the deficit against the permutation null is the evidence used</w:t>
-      </w:r>
-      <w:r>
-        <w:t xml:space="preserve"> </w:t>
-      </w:r>
-      <w:r>
-        <w:t xml:space="preserve">throughout.</w:t>
+        <w:t xml:space="preserve">quantile regardless. The raw B12−B1 difference is</w:t>
+      </w:r>
+      <w:r>
+        <w:t xml:space="preserve"> </w:t>
+      </w:r>
+      <w:r>
+        <w:t xml:space="preserve">therefore no basis for claiming that HCP corrects for dependence; that criterion</w:t>
+      </w:r>
+      <w:r>
+        <w:t xml:space="preserve"> </w:t>
+      </w:r>
+      <w:r>
+        <w:t xml:space="preserve">was withdrawn (§6.4), and the deficit against the permutation null is the</w:t>
+      </w:r>
+      <w:r>
+        <w:t xml:space="preserve"> </w:t>
+      </w:r>
+      <w:r>
+        <w:t xml:space="preserve">evidence used throughout.</w:t>
       </w:r>
     </w:p>
     <w:p>
@@ -15045,19 +16642,19 @@
         </m:r>
       </m:oMath>
       <w:r>
-        <w:t xml:space="preserve">, anticipates. Imbalance</w:t>
-      </w:r>
-      <w:r>
-        <w:t xml:space="preserve"> </w:t>
-      </w:r>
-      <w:r>
-        <w:t xml:space="preserve">thus amplifies clustering rather than producing the deficit itself. As in</w:t>
-      </w:r>
-      <w:r>
-        <w:t xml:space="preserve"> </w:t>
-      </w:r>
-      <w:r>
-        <w:t xml:space="preserve">Table 6, these intervals are conditional on the 22 DS2 records. Fig. 8 sets the</w:t>
+        <w:t xml:space="preserve">, anticipates. Within this</w:t>
+      </w:r>
+      <w:r>
+        <w:t xml:space="preserve"> </w:t>
+      </w:r>
+      <w:r>
+        <w:t xml:space="preserve">design, imbalance amplifies clustering rather than producing the deficit itself.</w:t>
+      </w:r>
+      <w:r>
+        <w:t xml:space="preserve"> </w:t>
+      </w:r>
+      <w:r>
+        <w:t xml:space="preserve">As in Table 6, these intervals are conditional on the 22 DS2 records. Fig. 8 sets the</w:t>
       </w:r>
       <w:r>
         <w:t xml:space="preserve"> </w:t>
@@ -15082,18 +16679,18 @@
           <wp:inline>
             <wp:extent cx="5303520" cy="1550454"/>
             <wp:effectExtent b="0" l="0" r="0" t="0"/>
-            <wp:docPr descr="Fig. 8. Attribution of the MIT-BIH deficit, primary backbone. (a) Factorial effects on B1 coverage (Monte Carlo 95% intervals, 400 splits; open markers include zero). (b) B12−B1 gap on original and permuted data (whiskers: 2.5–97.5% range); percentages give the mechanical share." title="" id="49" name="Picture"/>
+            <wp:docPr descr="Fig. 8. Attribution of the MIT-BIH deficit, primary backbone. (a) Factorial effects on B1 coverage (Monte Carlo 95% intervals, 400 splits; open markers include zero). (b) B12−B1 gap on original and permuted data (whiskers: 2.5–97.5% range); percentages give the mechanical share." title="" id="50" name="Picture"/>
             <a:graphic>
               <a:graphicData uri="http://schemas.openxmlformats.org/drawingml/2006/picture">
                 <pic:pic>
                   <pic:nvPicPr>
-                    <pic:cNvPr descr="figures/fig8_attribution.png" id="50" name="Picture"/>
+                    <pic:cNvPr descr="figures/fig8_attribution.png" id="51" name="Picture"/>
                     <pic:cNvPicPr>
                       <a:picLocks noChangeArrowheads="1" noChangeAspect="1"/>
                     </pic:cNvPicPr>
                   </pic:nvPicPr>
                   <pic:blipFill>
-                    <a:blip r:embed="rId48"/>
+                    <a:blip r:embed="rId49"/>
                     <a:stretch>
                       <a:fillRect/>
                     </a:stretch>
@@ -15129,8 +16726,8 @@
         <w:t xml:space="preserve">Fig. 8. Attribution of the MIT-BIH deficit, primary backbone. (a) Factorial effects on B1 coverage (Monte Carlo 95% intervals, 400 splits; open markers include zero). (b) B12−B1 gap on original and permuted data (whiskers: 2.5–97.5% range); percentages give the mechanical share.</w:t>
       </w:r>
     </w:p>
-    <w:bookmarkEnd w:id="51"/>
-    <w:bookmarkStart w:id="55" w:name="the-deficit-tracks-the-design-effect"/>
+    <w:bookmarkEnd w:id="52"/>
+    <w:bookmarkStart w:id="56" w:name="the-deficit-tracks-the-design-effect"/>
     <w:p>
       <w:pPr>
         <w:pStyle w:val="Heading2"/>
@@ -15956,55 +17553,90 @@
         </m:r>
       </m:oMath>
       <w:r>
-        <w:t xml:space="preserve">, PTB-XL has a DEff of 1.02 against 704 for intact</w:t>
-      </w:r>
-      <w:r>
-        <w:t xml:space="preserve"> </w:t>
-      </w:r>
-      <w:r>
-        <w:t xml:space="preserve">MIT-BIH, and on this axis the combined correlation stays positive (0.80–0.85);</w:t>
-      </w:r>
-      <w:r>
-        <w:t xml:space="preserve"> </w:t>
-      </w:r>
-      <w:r>
-        <w:t xml:space="preserve">using the ICC of the coverage indicator at a fixed threshold, the quantity in the</w:t>
-      </w:r>
-      <w:r>
-        <w:t xml:space="preserve"> </w:t>
-      </w:r>
-      <w:r>
-        <w:t xml:space="preserve">variance of §3.2, does not change the conclusion. DEff is a summary axis, not a</w:t>
-      </w:r>
-      <w:r>
-        <w:t xml:space="preserve"> </w:t>
-      </w:r>
-      <w:r>
-        <w:t xml:space="preserve">sufficient statistic; an exceedance-specific design effect is given in [32].</w:t>
-      </w:r>
-      <w:r>
-        <w:t xml:space="preserve"> </w:t>
-      </w:r>
-      <w:r>
-        <w:t xml:space="preserve">Fig. 9 plots the deficit against DEff: the MIT-BIH gradient carries the combined</w:t>
-      </w:r>
-      <w:r>
-        <w:t xml:space="preserve"> </w:t>
-      </w:r>
-      <w:r>
-        <w:t xml:space="preserve">correlation, and PTB-XL serves as a prediction check at the low-dependence end</w:t>
-      </w:r>
-      <w:r>
-        <w:t xml:space="preserve"> </w:t>
-      </w:r>
-      <w:r>
-        <w:t xml:space="preserve">rather than an independent trend (§6.4), with deficits of −0.05, −0.12 and</w:t>
-      </w:r>
-      <w:r>
-        <w:t xml:space="preserve"> </w:t>
-      </w:r>
-      <w:r>
-        <w:t xml:space="preserve">−0.16 pp, i.e. coverage slightly above nominal.</w:t>
+        <w:t xml:space="preserve">, PTB-XL has a DEff of 1.02, against 704 for MIT-BIH</w:t>
+      </w:r>
+      <w:r>
+        <w:t xml:space="preserve"> </w:t>
+      </w:r>
+      <w:r>
+        <w:t xml:space="preserve">at</w:t>
+      </w:r>
+      <w:r>
+        <w:t xml:space="preserve"> </w:t>
+      </w:r>
+      <m:oMath>
+        <m:r>
+          <m:t>p</m:t>
+        </m:r>
+        <m:r>
+          <m:rPr>
+            <m:sty m:val="p"/>
+          </m:rPr>
+          <m:t>=</m:t>
+        </m:r>
+        <m:r>
+          <m:t>0</m:t>
+        </m:r>
+      </m:oMath>
+      <w:r>
+        <w:t xml:space="preserve"> </w:t>
+      </w:r>
+      <w:r>
+        <w:t xml:space="preserve">with calibration records subsampled to 1,355 beats; on this axis the</w:t>
+      </w:r>
+      <w:r>
+        <w:t xml:space="preserve"> </w:t>
+      </w:r>
+      <w:r>
+        <w:t xml:space="preserve">combined correlation stays positive (0.80–0.85), and using the ICC of the coverage</w:t>
+      </w:r>
+      <w:r>
+        <w:t xml:space="preserve"> </w:t>
+      </w:r>
+      <w:r>
+        <w:t xml:space="preserve">indicator at a fixed threshold, the quantity in the variance of §3.2, does not</w:t>
+      </w:r>
+      <w:r>
+        <w:t xml:space="preserve"> </w:t>
+      </w:r>
+      <w:r>
+        <w:t xml:space="preserve">change the conclusion. DEff is a summary axis, not a sufficient statistic; an</w:t>
+      </w:r>
+      <w:r>
+        <w:t xml:space="preserve"> </w:t>
+      </w:r>
+      <w:r>
+        <w:t xml:space="preserve">exceedance-specific design effect is given in [21].</w:t>
+      </w:r>
+      <w:r>
+        <w:t xml:space="preserve"> </w:t>
+      </w:r>
+      <w:r>
+        <w:t xml:space="preserve">Fig. 9 plots the deficit against DEff: the 11 synthetic MIT-BIH configurations</w:t>
+      </w:r>
+      <w:r>
+        <w:t xml:space="preserve"> </w:t>
+      </w:r>
+      <w:r>
+        <w:t xml:space="preserve">carry the combined correlation, and PTB-XL, the only observed configuration,</w:t>
+      </w:r>
+      <w:r>
+        <w:t xml:space="preserve"> </w:t>
+      </w:r>
+      <w:r>
+        <w:t xml:space="preserve">serves as a prediction check at the low-dependence end rather than an independent</w:t>
+      </w:r>
+      <w:r>
+        <w:t xml:space="preserve"> </w:t>
+      </w:r>
+      <w:r>
+        <w:t xml:space="preserve">trend (§6.4), with deficits of −0.05, −0.12 and −0.16 pp, i.e. coverage slightly</w:t>
+      </w:r>
+      <w:r>
+        <w:t xml:space="preserve"> </w:t>
+      </w:r>
+      <w:r>
+        <w:t xml:space="preserve">above nominal.</w:t>
       </w:r>
     </w:p>
     <w:p>
@@ -16017,18 +17649,18 @@
           <wp:inline>
             <wp:extent cx="3108960" cy="2277948"/>
             <wp:effectExtent b="0" l="0" r="0" t="0"/>
-            <wp:docPr descr="Fig. 9. B1 coverage deficit against the design effect. MIT-BIH (blue): beats progressively reassigned between records; PTB-XL (orange): observed patient partition with Monte Carlo 95% interval. Spearman correlations over the 12 points are annotated." title="" id="53" name="Picture"/>
+            <wp:docPr descr="Fig. 9. B1 coverage deficit against the design effect. MIT-BIH (blue): beats progressively reassigned between records; PTB-XL (orange): observed patient partition with Monte Carlo 95% interval. Spearman correlations over the 12 points are annotated." title="" id="54" name="Picture"/>
             <a:graphic>
               <a:graphicData uri="http://schemas.openxmlformats.org/drawingml/2006/picture">
                 <pic:pic>
                   <pic:nvPicPr>
-                    <pic:cNvPr descr="figures/fig9_dose_response.png" id="54" name="Picture"/>
+                    <pic:cNvPr descr="figures/fig9_dose_response.png" id="55" name="Picture"/>
                     <pic:cNvPicPr>
                       <a:picLocks noChangeArrowheads="1" noChangeAspect="1"/>
                     </pic:cNvPicPr>
                   </pic:nvPicPr>
                   <pic:blipFill>
-                    <a:blip r:embed="rId52"/>
+                    <a:blip r:embed="rId53"/>
                     <a:stretch>
                       <a:fillRect/>
                     </a:stretch>
@@ -16064,8 +17696,8 @@
         <w:t xml:space="preserve">Fig. 9. B1 coverage deficit against the design effect. MIT-BIH (blue): beats progressively reassigned between records; PTB-XL (orange): observed patient partition with Monte Carlo 95% interval. Spearman correlations over the 12 points are annotated.</w:t>
       </w:r>
     </w:p>
-    <w:bookmarkEnd w:id="55"/>
-    <w:bookmarkStart w:id="59" w:name="robustness-to-backbone-and-checkpoint"/>
+    <w:bookmarkEnd w:id="56"/>
+    <w:bookmarkStart w:id="60" w:name="robustness-to-backbone-and-checkpoint"/>
     <w:p>
       <w:pPr>
         <w:pStyle w:val="Heading2"/>
@@ -16754,18 +18386,18 @@
           <wp:inline>
             <wp:extent cx="5303520" cy="1765149"/>
             <wp:effectExtent b="0" l="0" r="0" t="0"/>
-            <wp:docPr descr="Fig. 10. Robustness. (a) MIT-BIH B1 deficit against the permutation null by backbone and \alpha: Monte Carlo 95% interval (200 splits; open markers include zero) and record-level jackknife 95% CI (light bars). (b) B1 coverage minus nominal under best-validation versus last-epoch weights, 16 cells; shaded quadrants mark sign agreement." title="" id="57" name="Picture"/>
+            <wp:docPr descr="Fig. 10. Robustness. (a) MIT-BIH B1 deficit against the permutation null by backbone and \alpha: Monte Carlo 95% interval (200 splits; open markers include zero) and record-level jackknife 95% CI (light bars). (b) B1 coverage minus nominal under best-validation versus last-epoch weights, 16 cells; shaded quadrants mark sign agreement." title="" id="58" name="Picture"/>
             <a:graphic>
               <a:graphicData uri="http://schemas.openxmlformats.org/drawingml/2006/picture">
                 <pic:pic>
                   <pic:nvPicPr>
-                    <pic:cNvPr descr="figures/fig10_robustness.png" id="58" name="Picture"/>
+                    <pic:cNvPr descr="figures/fig10_robustness.png" id="59" name="Picture"/>
                     <pic:cNvPicPr>
                       <a:picLocks noChangeArrowheads="1" noChangeAspect="1"/>
                     </pic:cNvPicPr>
                   </pic:nvPicPr>
                   <pic:blipFill>
-                    <a:blip r:embed="rId56"/>
+                    <a:blip r:embed="rId57"/>
                     <a:stretch>
                       <a:fillRect/>
                     </a:stretch>
@@ -16812,9 +18444,9 @@
         <w:t xml:space="preserve">: Monte Carlo 95% interval (200 splits; open markers include zero) and record-level jackknife 95% CI (light bars). (b) B1 coverage minus nominal under best-validation versus last-epoch weights, 16 cells; shaded quadrants mark sign agreement.</w:t>
       </w:r>
     </w:p>
-    <w:bookmarkEnd w:id="59"/>
     <w:bookmarkEnd w:id="60"/>
-    <w:bookmarkStart w:id="65" w:name="discussion"/>
+    <w:bookmarkEnd w:id="61"/>
+    <w:bookmarkStart w:id="66" w:name="discussion"/>
     <w:p>
       <w:pPr>
         <w:pStyle w:val="Heading1"/>
@@ -16823,7 +18455,7 @@
         <w:t xml:space="preserve">6. Discussion</w:t>
       </w:r>
     </w:p>
-    <w:bookmarkStart w:id="61" w:name="main-findings"/>
+    <w:bookmarkStart w:id="62" w:name="main-findings"/>
     <w:p>
       <w:pPr>
         <w:pStyle w:val="Heading2"/>
@@ -17131,8 +18763,8 @@
         <w:t xml:space="preserve">establish.</w:t>
       </w:r>
     </w:p>
-    <w:bookmarkEnd w:id="61"/>
-    <w:bookmarkStart w:id="62" w:name="X10a21a4c9ffce0be86017eff986db914a5bca64"/>
+    <w:bookmarkEnd w:id="62"/>
+    <w:bookmarkStart w:id="63" w:name="X10a21a4c9ffce0be86017eff986db914a5bca64"/>
     <w:p>
       <w:pPr>
         <w:pStyle w:val="Heading2"/>
@@ -17386,8 +19018,8 @@
         <w:t xml:space="preserve">conclusion may be that the sign of a coverage gap is not yet known.</w:t>
       </w:r>
     </w:p>
-    <w:bookmarkEnd w:id="62"/>
-    <w:bookmarkStart w:id="63" w:name="implications-and-relation-to-prior-work"/>
+    <w:bookmarkEnd w:id="63"/>
+    <w:bookmarkStart w:id="64" w:name="implications-and-relation-to-prior-work"/>
     <w:p>
       <w:pPr>
         <w:pStyle w:val="Heading2"/>
@@ -17625,13 +19257,13 @@
         <w:t xml:space="preserve"> </w:t>
       </w:r>
       <w:r>
-        <w:t xml:space="preserve">in hospitals [28], lie far from this boundary, which is why it is easy to miss.</w:t>
-      </w:r>
-      <w:r>
-        <w:t xml:space="preserve"> </w:t>
-      </w:r>
-      <w:r>
-        <w:t xml:space="preserve">The inter-patient protocol prevents subject-level leakage [23], [25], [24], but</w:t>
+        <w:t xml:space="preserve">in hospitals [29], lie far from this boundary, which is why it is easy to miss.</w:t>
+      </w:r>
+      <w:r>
+        <w:t xml:space="preserve"> </w:t>
+      </w:r>
+      <w:r>
+        <w:t xml:space="preserve">The inter-patient protocol prevents subject-level leakage [24], [26], [25], but</w:t>
       </w:r>
       <w:r>
         <w:t xml:space="preserve"> </w:t>
@@ -17652,25 +19284,31 @@
         <w:jc w:val="both"/>
       </w:pPr>
       <w:r>
-        <w:t xml:space="preserve">For the design trade-off left open by Lee et al. [12], our results settle the</w:t>
-      </w:r>
-      <w:r>
-        <w:t xml:space="preserve"> </w:t>
-      </w:r>
-      <w:r>
-        <w:t xml:space="preserve">most elementary part: whether a finite threshold exists depends only on the</w:t>
-      </w:r>
-      <w:r>
-        <w:t xml:space="preserve"> </w:t>
-      </w:r>
-      <w:r>
-        <w:t xml:space="preserve">number of groups (Proposition 1). With blocks in place of points, the bound plays</w:t>
-      </w:r>
-      <w:r>
-        <w:t xml:space="preserve"> </w:t>
-      </w:r>
-      <w:r>
-        <w:t xml:space="preserve">the role of the minimum calibration size that the universal coverage</w:t>
+        <w:t xml:space="preserve">For the design trade-off left open by Lee et al. [12], our results address the</w:t>
+      </w:r>
+      <w:r>
+        <w:t xml:space="preserve"> </w:t>
+      </w:r>
+      <w:r>
+        <w:t xml:space="preserve">most elementary part for HCP: whether a finite threshold exists depends only on</w:t>
+      </w:r>
+      <w:r>
+        <w:t xml:space="preserve"> </w:t>
+      </w:r>
+      <w:r>
+        <w:t xml:space="preserve">the number of blocks (Proposition 1), as the group-count conditions of Dunn et</w:t>
+      </w:r>
+      <w:r>
+        <w:t xml:space="preserve"> </w:t>
+      </w:r>
+      <w:r>
+        <w:t xml:space="preserve">al. do for their constructions [13]. With blocks in place of points, the bound</w:t>
+      </w:r>
+      <w:r>
+        <w:t xml:space="preserve"> </w:t>
+      </w:r>
+      <w:r>
+        <w:t xml:space="preserve">plays the role of the minimum calibration size that the universal coverage</w:t>
       </w:r>
       <w:r>
         <w:t xml:space="preserve"> </w:t>
@@ -17694,31 +19332,63 @@
         <w:t xml:space="preserve"> </w:t>
       </w:r>
       <w:r>
-        <w:t xml:space="preserve">condition (§3.4). The findings agree with Sim and Kim [10]: subjects, not beats,</w:t>
-      </w:r>
-      <w:r>
-        <w:t xml:space="preserve"> </w:t>
-      </w:r>
-      <w:r>
-        <w:t xml:space="preserve">carry the guarantee, and too few calibration subjects undermine it. The audit</w:t>
-      </w:r>
-      <w:r>
-        <w:t xml:space="preserve"> </w:t>
-      </w:r>
-      <w:r>
-        <w:t xml:space="preserve">differs in counting blocks under crossed sources and per label, and in separating</w:t>
-      </w:r>
-      <w:r>
-        <w:t xml:space="preserve"> </w:t>
-      </w:r>
-      <w:r>
-        <w:t xml:space="preserve">dependence from block-size imbalance and from the mechanical effect of the</w:t>
-      </w:r>
-      <w:r>
-        <w:t xml:space="preserve"> </w:t>
-      </w:r>
-      <w:r>
-        <w:t xml:space="preserve">finite-block correction. Evidence that marginal coverage can mask per-class and</w:t>
+        <w:t xml:space="preserve">condition (§3.4). The findings agree with Sim and Kim [10], who established for</w:t>
+      </w:r>
+      <w:r>
+        <w:t xml:space="preserve"> </w:t>
+      </w:r>
+      <w:r>
+        <w:t xml:space="preserve">ECG monitoring that subjects, not beats, carry the guarantee, that at least 19</w:t>
+      </w:r>
+      <w:r>
+        <w:t xml:space="preserve"> </w:t>
+      </w:r>
+      <w:r>
+        <w:t xml:space="preserve">calibration subjects are needed at</w:t>
+      </w:r>
+      <w:r>
+        <w:t xml:space="preserve"> </w:t>
+      </w:r>
+      <m:oMath>
+        <m:r>
+          <m:t>α</m:t>
+        </m:r>
+        <m:r>
+          <m:rPr>
+            <m:sty m:val="p"/>
+          </m:rPr>
+          <m:t>=</m:t>
+        </m:r>
+        <m:r>
+          <m:t>0.05</m:t>
+        </m:r>
+      </m:oMath>
+      <w:r>
+        <w:t xml:space="preserve">, and that MIT-BIH splits leave</w:t>
+      </w:r>
+      <w:r>
+        <w:t xml:space="preserve"> </w:t>
+      </w:r>
+      <w:r>
+        <w:t xml:space="preserve">too few. The present audit extends that reasoning to HCP under crossed dependence</w:t>
+      </w:r>
+      <w:r>
+        <w:t xml:space="preserve"> </w:t>
+      </w:r>
+      <w:r>
+        <w:t xml:space="preserve">sources and per diagnostic label, evaluates it from metadata on three resources,</w:t>
+      </w:r>
+      <w:r>
+        <w:t xml:space="preserve"> </w:t>
+      </w:r>
+      <w:r>
+        <w:t xml:space="preserve">and separates dependence from block-size imbalance and from the mechanical effect</w:t>
+      </w:r>
+      <w:r>
+        <w:t xml:space="preserve"> </w:t>
+      </w:r>
+      <w:r>
+        <w:t xml:space="preserve">of the finite-block correction. Evidence that marginal coverage can mask per-class and</w:t>
       </w:r>
       <w:r>
         <w:t xml:space="preserve"> </w:t>
@@ -17730,7 +19400,7 @@
         <w:t xml:space="preserve"> </w:t>
       </w:r>
       <w:r>
-        <w:t xml:space="preserve">of §5.1. Risk-control extensions [26] and time-series variants [27] rest on</w:t>
+        <w:t xml:space="preserve">of §5.1. Risk-control extensions [27] and time-series variants [28] rest on</w:t>
       </w:r>
       <w:r>
         <w:t xml:space="preserve"> </w:t>
@@ -17745,8 +19415,8 @@
         <w:t xml:space="preserve">versions meet the same boundary is open.</w:t>
       </w:r>
     </w:p>
-    <w:bookmarkEnd w:id="63"/>
-    <w:bookmarkStart w:id="64" w:name="limitations-and-threats-to-validity"/>
+    <w:bookmarkEnd w:id="64"/>
+    <w:bookmarkStart w:id="65" w:name="limitations-and-threats-to-validity"/>
     <w:p>
       <w:pPr>
         <w:pStyle w:val="Heading2"/>
@@ -17823,7 +19493,7 @@
         <w:t xml:space="preserve"> </w:t>
       </w:r>
       <w:r>
-        <w:t xml:space="preserve">than block dependence; confirmatory analyses therefore use fold 9, and fold 10</w:t>
+        <w:t xml:space="preserve">than block dependence; all analyses therefore use fold 9, and fold 10</w:t>
       </w:r>
       <w:r>
         <w:t xml:space="preserve"> </w:t>
@@ -18129,25 +19799,25 @@
         <w:t xml:space="preserve"> </w:t>
       </w:r>
       <w:r>
-        <w:t xml:space="preserve">records and one permutation (§4.4, §6.2). Only the post hoc leave-one-record-out</w:t>
-      </w:r>
-      <w:r>
-        <w:t xml:space="preserve"> </w:t>
-      </w:r>
-      <w:r>
-        <w:t xml:space="preserve">jackknife treats records as the sampling unit; its intervals include zero in</w:t>
-      </w:r>
-      <w:r>
-        <w:t xml:space="preserve"> </w:t>
-      </w:r>
-      <w:r>
-        <w:t xml:space="preserve">every cell and, because each replicate rests on 500 splits, are slightly</w:t>
-      </w:r>
-      <w:r>
-        <w:t xml:space="preserve"> </w:t>
-      </w:r>
-      <w:r>
-        <w:t xml:space="preserve">conservative. The split-to-split range covers</w:t>
+        <w:t xml:space="preserve">records and one permutation (§4.4, §6.2). Only the leave-one-record-out</w:t>
+      </w:r>
+      <w:r>
+        <w:t xml:space="preserve"> </w:t>
+      </w:r>
+      <w:r>
+        <w:t xml:space="preserve">jackknife, added after the initial plan, treats records as the sampling unit; its</w:t>
+      </w:r>
+      <w:r>
+        <w:t xml:space="preserve"> </w:t>
+      </w:r>
+      <w:r>
+        <w:t xml:space="preserve">intervals include zero in every cell and, because each replicate rests on 500</w:t>
+      </w:r>
+      <w:r>
+        <w:t xml:space="preserve"> </w:t>
+      </w:r>
+      <w:r>
+        <w:t xml:space="preserve">splits, are slightly conservative. The split-to-split range covers</w:t>
       </w:r>
       <w:r>
         <w:t xml:space="preserve"> </w:t>
@@ -18308,7 +19978,7 @@
         <w:t xml:space="preserve"> </w:t>
       </w:r>
       <w:r>
-        <w:t xml:space="preserve">nurse, device}, which the data cannot verify [33]. Declaring only {patient, site}</w:t>
+        <w:t xml:space="preserve">nurse, device}, which the data cannot verify. Declaring only {patient, site}</w:t>
       </w:r>
       <w:r>
         <w:t xml:space="preserve"> </w:t>
@@ -18346,7 +20016,7 @@
         <w:t xml:space="preserve"> </w:t>
       </w:r>
       <w:r>
-        <w:t xml:space="preserve">on the full calibration fold and makes</w:t>
+        <w:t xml:space="preserve">on the full fold-9 pool and makes</w:t>
       </w:r>
       <w:r>
         <w:t xml:space="preserve"> </w:t>
@@ -18526,37 +20196,112 @@
         <w:t xml:space="preserve"> </w:t>
       </w:r>
       <w:r>
-        <w:t xml:space="preserve">the evidence stricter: the permutation control overturned a criterion that</w:t>
-      </w:r>
-      <w:r>
-        <w:t xml:space="preserve"> </w:t>
-      </w:r>
-      <w:r>
-        <w:t xml:space="preserve">favored our hypothesis; the Holm correction, specified in the initial protocol</w:t>
-      </w:r>
-      <w:r>
-        <w:t xml:space="preserve"> </w:t>
-      </w:r>
-      <w:r>
-        <w:t xml:space="preserve">but applied late, removed the last significant level for ResNet1D-34; the</w:t>
-      </w:r>
-      <w:r>
-        <w:t xml:space="preserve"> </w:t>
-      </w:r>
-      <w:r>
-        <w:t xml:space="preserve">reporting axis was chosen after ICC failed to place the two datasets on one</w:t>
-      </w:r>
-      <w:r>
-        <w:t xml:space="preserve"> </w:t>
-      </w:r>
-      <w:r>
-        <w:t xml:space="preserve">scale; and the record-level jackknife, committed before it was run, showed that</w:t>
-      </w:r>
-      <w:r>
-        <w:t xml:space="preserve"> </w:t>
-      </w:r>
-      <w:r>
-        <w:t xml:space="preserve">repeated-split significance did not extend to subjects. The factor</w:t>
+        <w:t xml:space="preserve">the evidence stricter. The permutation control overturned a criterion that</w:t>
+      </w:r>
+      <w:r>
+        <w:t xml:space="preserve"> </w:t>
+      </w:r>
+      <w:r>
+        <w:t xml:space="preserve">favored our hypothesis. The Holm correction across the three</w:t>
+      </w:r>
+      <w:r>
+        <w:t xml:space="preserve"> </w:t>
+      </w:r>
+      <m:oMath>
+        <m:r>
+          <m:t>α</m:t>
+        </m:r>
+      </m:oMath>
+      <w:r>
+        <w:t xml:space="preserve"> </w:t>
+      </w:r>
+      <w:r>
+        <w:t xml:space="preserve">levels of</w:t>
+      </w:r>
+      <w:r>
+        <w:t xml:space="preserve"> </w:t>
+      </w:r>
+      <w:r>
+        <w:t xml:space="preserve">each backbone, specified in the initial protocol but applied only after the</w:t>
+      </w:r>
+      <w:r>
+        <w:t xml:space="preserve"> </w:t>
+      </w:r>
+      <w:r>
+        <w:t xml:space="preserve">split-level intervals had been read, left ResNet1D-34 with no significant level:</w:t>
+      </w:r>
+      <w:r>
+        <w:t xml:space="preserve"> </w:t>
+      </w:r>
+      <w:r>
+        <w:t xml:space="preserve">at</w:t>
+      </w:r>
+      <w:r>
+        <w:t xml:space="preserve"> </w:t>
+      </w:r>
+      <m:oMath>
+        <m:r>
+          <m:t>α</m:t>
+        </m:r>
+        <m:r>
+          <m:rPr>
+            <m:sty m:val="p"/>
+          </m:rPr>
+          <m:t>=</m:t>
+        </m:r>
+        <m:r>
+          <m:t>0.10</m:t>
+        </m:r>
+      </m:oMath>
+      <w:r>
+        <w:t xml:space="preserve"> </w:t>
+      </w:r>
+      <w:r>
+        <w:t xml:space="preserve">its Monte Carlo interval excludes zero (Table 6), but the</w:t>
+      </w:r>
+      <w:r>
+        <w:t xml:space="preserve"> </w:t>
+      </w:r>
+      <w:r>
+        <w:t xml:space="preserve">Holm-adjusted one-sided bootstrap</w:t>
+      </w:r>
+      <w:r>
+        <w:t xml:space="preserve"> </w:t>
+      </w:r>
+      <m:oMath>
+        <m:r>
+          <m:t>p</m:t>
+        </m:r>
+      </m:oMath>
+      <w:r>
+        <w:t xml:space="preserve"> </w:t>
+      </w:r>
+      <w:r>
+        <w:t xml:space="preserve">is 0.0502. The reporting axis was chosen</w:t>
+      </w:r>
+      <w:r>
+        <w:t xml:space="preserve"> </w:t>
+      </w:r>
+      <w:r>
+        <w:t xml:space="preserve">after ICC failed to place the two datasets on one scale. The record-level</w:t>
+      </w:r>
+      <w:r>
+        <w:t xml:space="preserve"> </w:t>
+      </w:r>
+      <w:r>
+        <w:t xml:space="preserve">jackknife, added after the initial plan but specified and committed before it</w:t>
+      </w:r>
+      <w:r>
+        <w:t xml:space="preserve"> </w:t>
+      </w:r>
+      <w:r>
+        <w:t xml:space="preserve">was run, showed that repeated-split significance did not extend to subjects. The</w:t>
+      </w:r>
+      <w:r>
+        <w:t xml:space="preserve"> </w:t>
+      </w:r>
+      <w:r>
+        <w:t xml:space="preserve">factor</w:t>
       </w:r>
       <w:r>
         <w:t xml:space="preserve"> </w:t>
@@ -18603,30 +20348,205 @@
         <w:t xml:space="preserve"> </w:t>
       </w:r>
       <w:r>
-        <w:t xml:space="preserve">appeared in our notes before data collection, but the decision to report on this</w:t>
-      </w:r>
-      <w:r>
-        <w:t xml:space="preserve"> </w:t>
-      </w:r>
-      <w:r>
-        <w:t xml:space="preserve">axis was taken with results in view. The protocol was kept under version control</w:t>
-      </w:r>
-      <w:r>
-        <w:t xml:space="preserve"> </w:t>
-      </w:r>
-      <w:r>
-        <w:t xml:space="preserve">but not publicly registered or formally frozen; it is released with its deviation</w:t>
-      </w:r>
-      <w:r>
-        <w:t xml:space="preserve"> </w:t>
-      </w:r>
-      <w:r>
-        <w:t xml:space="preserve">log.</w:t>
+        <w:t xml:space="preserve">appeared in our notes before data collection, but the</w:t>
+      </w:r>
+      <w:r>
+        <w:t xml:space="preserve"> </w:t>
+      </w:r>
+      <w:r>
+        <w:t xml:space="preserve">decision to report on this axis was taken with results in view. The protocol was</w:t>
+      </w:r>
+      <w:r>
+        <w:t xml:space="preserve"> </w:t>
+      </w:r>
+      <w:r>
+        <w:t xml:space="preserve">kept under version control but not publicly registered or formally frozen; it is</w:t>
+      </w:r>
+      <w:r>
+        <w:t xml:space="preserve"> </w:t>
+      </w:r>
+      <w:r>
+        <w:t xml:space="preserve">released with its deviation log.</w:t>
       </w:r>
     </w:p>
-    <w:bookmarkEnd w:id="64"/>
+    <w:p>
+      <w:pPr>
+        <w:pStyle w:val="BodyText"/>
+        <w:jc w:val="both"/>
+      </w:pPr>
+      <w:r>
+        <w:rPr>
+          <w:b/>
+          <w:bCs/>
+        </w:rPr>
+        <w:t xml:space="preserve">Answers to the research questions.</w:t>
+      </w:r>
+      <w:r>
+        <w:t xml:space="preserve"> </w:t>
+      </w:r>
+      <w:r>
+        <w:t xml:space="preserve">RQ1: for HCP, a block-level guarantee</w:t>
+      </w:r>
+      <w:r>
+        <w:t xml:space="preserve"> </w:t>
+      </w:r>
+      <w:r>
+        <w:t xml:space="preserve">at a conventional error rate is enforceable only when the grouping that respects</w:t>
+      </w:r>
+      <w:r>
+        <w:t xml:space="preserve"> </w:t>
+      </w:r>
+      <w:r>
+        <w:t xml:space="preserve">every declared dependence source keeps at least</w:t>
+      </w:r>
+      <w:r>
+        <w:t xml:space="preserve"> </w:t>
+      </w:r>
+      <m:oMath>
+        <m:r>
+          <m:rPr>
+            <m:sty m:val="p"/>
+          </m:rPr>
+          <m:t>⌈</m:t>
+        </m:r>
+        <m:r>
+          <m:t>1</m:t>
+        </m:r>
+        <m:r>
+          <m:rPr>
+            <m:sty m:val="p"/>
+          </m:rPr>
+          <m:t>/</m:t>
+        </m:r>
+        <m:r>
+          <m:t>α</m:t>
+        </m:r>
+        <m:r>
+          <m:rPr>
+            <m:sty m:val="p"/>
+          </m:rPr>
+          <m:t>⌉</m:t>
+        </m:r>
+        <m:r>
+          <m:rPr>
+            <m:sty m:val="p"/>
+          </m:rPr>
+          <m:t>−</m:t>
+        </m:r>
+        <m:r>
+          <m:t>1</m:t>
+        </m:r>
+      </m:oMath>
+      <w:r>
+        <w:t xml:space="preserve"> </w:t>
+      </w:r>
+      <w:r>
+        <w:t xml:space="preserve">calibration blocks. On PTB-XL this holds for patient blocking at the marginal</w:t>
+      </w:r>
+      <w:r>
+        <w:t xml:space="preserve"> </w:t>
+      </w:r>
+      <w:r>
+        <w:t xml:space="preserve">level, fails for 24 of 44 diagnostic SCP statements at</w:t>
+      </w:r>
+      <w:r>
+        <w:t xml:space="preserve"> </w:t>
+      </w:r>
+      <m:oMath>
+        <m:r>
+          <m:t>α</m:t>
+        </m:r>
+        <m:r>
+          <m:rPr>
+            <m:sty m:val="p"/>
+          </m:rPr>
+          <m:t>=</m:t>
+        </m:r>
+        <m:r>
+          <m:t>0.05</m:t>
+        </m:r>
+      </m:oMath>
+      <w:r>
+        <w:t xml:space="preserve">, and fails</w:t>
+      </w:r>
+      <w:r>
+        <w:t xml:space="preserve"> </w:t>
+      </w:r>
+      <w:r>
+        <w:t xml:space="preserve">at every conventional level once all four documented sources are declared; on</w:t>
+      </w:r>
+      <w:r>
+        <w:t xml:space="preserve"> </w:t>
+      </w:r>
+      <w:r>
+        <w:t xml:space="preserve">MIT-BIH the 11/11 split rules out levels below</w:t>
+      </w:r>
+      <w:r>
+        <w:t xml:space="preserve"> </w:t>
+      </w:r>
+      <m:oMath>
+        <m:r>
+          <m:t>1</m:t>
+        </m:r>
+        <m:r>
+          <m:rPr>
+            <m:sty m:val="p"/>
+          </m:rPr>
+          <m:t>/</m:t>
+        </m:r>
+        <m:r>
+          <m:t>12</m:t>
+        </m:r>
+      </m:oMath>
+      <w:r>
+        <w:t xml:space="preserve">; on Challenge 2021 the</w:t>
+      </w:r>
+      <w:r>
+        <w:t xml:space="preserve"> </w:t>
+      </w:r>
+      <w:r>
+        <w:t xml:space="preserve">patient-level count cannot be observed. RQ2: on the 22 MIT-BIH evaluation</w:t>
+      </w:r>
+      <w:r>
+        <w:t xml:space="preserve"> </w:t>
+      </w:r>
+      <w:r>
+        <w:t xml:space="preserve">subjects, ignoring blocks was associated with a coverage shortfall against a</w:t>
+      </w:r>
+      <w:r>
+        <w:t xml:space="preserve"> </w:t>
+      </w:r>
+      <w:r>
+        <w:t xml:space="preserve">matched permutation null that the factorial design attributes mainly to</w:t>
+      </w:r>
+      <w:r>
+        <w:t xml:space="preserve"> </w:t>
+      </w:r>
+      <w:r>
+        <w:t xml:space="preserve">clustering and that grows with the design effect within MIT-BIH, while PTB-XL,</w:t>
+      </w:r>
+      <w:r>
+        <w:t xml:space="preserve"> </w:t>
+      </w:r>
+      <w:r>
+        <w:t xml:space="preserve">with near-singleton blocks, showed none. A jackknife over subjects cannot</w:t>
+      </w:r>
+      <w:r>
+        <w:t xml:space="preserve"> </w:t>
+      </w:r>
+      <w:r>
+        <w:t xml:space="preserve">establish the sign of the shortfall for the population, so RQ2 is answered for</w:t>
+      </w:r>
+      <w:r>
+        <w:t xml:space="preserve"> </w:t>
+      </w:r>
+      <w:r>
+        <w:t xml:space="preserve">the audited records, not beyond them.</w:t>
+      </w:r>
+    </w:p>
     <w:bookmarkEnd w:id="65"/>
-    <w:bookmarkStart w:id="66" w:name="conclusion"/>
+    <w:bookmarkEnd w:id="66"/>
+    <w:bookmarkStart w:id="67" w:name="conclusion"/>
     <w:p>
       <w:pPr>
         <w:pStyle w:val="Heading1"/>
@@ -18641,19 +20561,19 @@
         <w:jc w:val="both"/>
       </w:pPr>
       <w:r>
-        <w:t xml:space="preserve">For clinical ECG data, whether a distribution-free coverage guarantee exists is</w:t>
-      </w:r>
-      <w:r>
-        <w:t xml:space="preserve"> </w:t>
-      </w:r>
-      <w:r>
-        <w:t xml:space="preserve">settled by the study design before the model plays any part. HCP can deliver one</w:t>
-      </w:r>
-      <w:r>
-        <w:t xml:space="preserve"> </w:t>
-      </w:r>
-      <w:r>
-        <w:t xml:space="preserve">at a given error rate only if enough calibration blocks remain once the declared</w:t>
+        <w:t xml:space="preserve">For clinical ECG data, whether HCP can deliver a block-level coverage guarantee</w:t>
+      </w:r>
+      <w:r>
+        <w:t xml:space="preserve"> </w:t>
+      </w:r>
+      <w:r>
+        <w:t xml:space="preserve">is settled by the study design before any model is trained. It can do so at a</w:t>
+      </w:r>
+      <w:r>
+        <w:t xml:space="preserve"> </w:t>
+      </w:r>
+      <w:r>
+        <w:t xml:space="preserve">given error rate only if enough calibration blocks remain once the declared</w:t>
       </w:r>
       <w:r>
         <w:t xml:space="preserve"> </w:t>
@@ -18671,31 +20591,49 @@
         <w:t xml:space="preserve"> </w:t>
       </w:r>
       <w:r>
-        <w:t xml:space="preserve">uncertainty matters most. Whether ignoring blocks costs coverage depended on</w:t>
-      </w:r>
-      <w:r>
-        <w:t xml:space="preserve"> </w:t>
-      </w:r>
-      <w:r>
-        <w:t xml:space="preserve">repetition as well as correlation: near-singleton blocks left coverage intact</w:t>
-      </w:r>
-      <w:r>
-        <w:t xml:space="preserve"> </w:t>
-      </w:r>
-      <w:r>
-        <w:t xml:space="preserve">despite substantial correlation, while thousands of beats per subject produced a</w:t>
-      </w:r>
-      <w:r>
-        <w:t xml:space="preserve"> </w:t>
-      </w:r>
-      <w:r>
-        <w:t xml:space="preserve">deficit on the audited subjects that 22 of them were too few to establish for the</w:t>
-      </w:r>
-      <w:r>
-        <w:t xml:space="preserve"> </w:t>
-      </w:r>
-      <w:r>
-        <w:t xml:space="preserve">population. Evaluations of conformal methods on clustered data should use a null</w:t>
+        <w:t xml:space="preserve">uncertainty matters most; this extends to crossed sources and diagnostic labels a</w:t>
+      </w:r>
+      <w:r>
+        <w:t xml:space="preserve"> </w:t>
+      </w:r>
+      <w:r>
+        <w:t xml:space="preserve">requirement already known for single groupings. Whether ignoring blocks costs</w:t>
+      </w:r>
+      <w:r>
+        <w:t xml:space="preserve"> </w:t>
+      </w:r>
+      <w:r>
+        <w:t xml:space="preserve">coverage depended on repetition as well as correlation: near-singleton blocks</w:t>
+      </w:r>
+      <w:r>
+        <w:t xml:space="preserve"> </w:t>
+      </w:r>
+      <w:r>
+        <w:t xml:space="preserve">left coverage intact despite substantial correlation, while thousands of beats</w:t>
+      </w:r>
+      <w:r>
+        <w:t xml:space="preserve"> </w:t>
+      </w:r>
+      <w:r>
+        <w:t xml:space="preserve">per subject produced a deficit on the 22 audited subjects that they were too few</w:t>
+      </w:r>
+      <w:r>
+        <w:t xml:space="preserve"> </w:t>
+      </w:r>
+      <w:r>
+        <w:t xml:space="preserve">to establish for the population. The feasibility verdicts are exact given the</w:t>
+      </w:r>
+      <w:r>
+        <w:t xml:space="preserve"> </w:t>
+      </w:r>
+      <w:r>
+        <w:t xml:space="preserve">declared sources; the coverage findings are observations on these records.</w:t>
+      </w:r>
+      <w:r>
+        <w:t xml:space="preserve"> </w:t>
+      </w:r>
+      <w:r>
+        <w:t xml:space="preserve">Evaluations of conformal methods on clustered data should use a null</w:t>
       </w:r>
       <w:r>
         <w:t xml:space="preserve"> </w:t>
@@ -18725,17 +20663,23 @@
         <w:t xml:space="preserve"> </w:t>
       </w:r>
       <w:r>
-        <w:t xml:space="preserve">conclusions are limited to HCP and the sources declared here; whether other</w:t>
-      </w:r>
-      <w:r>
-        <w:t xml:space="preserve"> </w:t>
-      </w:r>
-      <w:r>
-        <w:t xml:space="preserve">block-level procedures face the same boundary is open.</w:t>
+        <w:t xml:space="preserve">conclusions are limited to HCP and the sources declared here; other hierarchical</w:t>
+      </w:r>
+      <w:r>
+        <w:t xml:space="preserve"> </w:t>
+      </w:r>
+      <w:r>
+        <w:t xml:space="preserve">constructions carry their own group-count conditions [13], and whether every</w:t>
+      </w:r>
+      <w:r>
+        <w:t xml:space="preserve"> </w:t>
+      </w:r>
+      <w:r>
+        <w:t xml:space="preserve">block-level procedure faces such a boundary is not addressed.</w:t>
       </w:r>
     </w:p>
-    <w:bookmarkEnd w:id="66"/>
-    <w:bookmarkStart w:id="67" w:name="data-and-code-availability"/>
+    <w:bookmarkEnd w:id="67"/>
+    <w:bookmarkStart w:id="68" w:name="data-and-code-availability"/>
     <w:p>
       <w:pPr>
         <w:pStyle w:val="Heading1"/>
@@ -18789,8 +20733,8 @@
         <w:t xml:space="preserve">publication.</w:t>
       </w:r>
     </w:p>
-    <w:bookmarkEnd w:id="67"/>
-    <w:bookmarkStart w:id="71" w:name="appendix-a.-supplementary-derivations"/>
+    <w:bookmarkEnd w:id="68"/>
+    <w:bookmarkStart w:id="72" w:name="appendix-a.-supplementary-derivations"/>
     <w:p>
       <w:pPr>
         <w:pStyle w:val="Heading1"/>
@@ -18799,7 +20743,7 @@
         <w:t xml:space="preserve">Appendix A. Supplementary Derivations</w:t>
       </w:r>
     </w:p>
-    <w:bookmarkStart w:id="68" w:name="a.1-the-boundary-case-of-proposition-1"/>
+    <w:bookmarkStart w:id="69" w:name="a.1-the-boundary-case-of-proposition-1"/>
     <w:p>
       <w:pPr>
         <w:pStyle w:val="Heading2"/>
@@ -19094,8 +21038,8 @@
         <w:t xml:space="preserve">.</w:t>
       </w:r>
     </w:p>
-    <w:bookmarkEnd w:id="68"/>
-    <w:bookmarkStart w:id="69" w:name="a.2-variance-under-compound-symmetry"/>
+    <w:bookmarkEnd w:id="69"/>
+    <w:bookmarkStart w:id="70" w:name="a.2-variance-under-compound-symmetry"/>
     <w:p>
       <w:pPr>
         <w:pStyle w:val="Heading2"/>
@@ -19583,8 +21527,8 @@
         <w:t xml:space="preserve">vanishes. We make no claim outside (A).</w:t>
       </w:r>
     </w:p>
-    <w:bookmarkEnd w:id="69"/>
-    <w:bookmarkStart w:id="70" w:name="a.3-equal-weighting-in-hcp"/>
+    <w:bookmarkEnd w:id="70"/>
+    <w:bookmarkStart w:id="71" w:name="a.3-equal-weighting-in-hcp"/>
     <w:p>
       <w:pPr>
         <w:pStyle w:val="Heading2"/>
@@ -19611,7 +21555,7 @@
         <w:t xml:space="preserve"> </w:t>
       </w:r>
       <w:r>
-        <w:t xml:space="preserve">[30], [31]. In HCP it cannot be replaced, so the practitioner is tied to the</w:t>
+        <w:t xml:space="preserve">[31], [32]. In HCP it cannot be replaced, so the practitioner is tied to the</w:t>
       </w:r>
       <w:r>
         <w:t xml:space="preserve"> </w:t>
@@ -20093,9 +22037,9 @@
         <w:t xml:space="preserve">.</w:t>
       </w:r>
     </w:p>
-    <w:bookmarkEnd w:id="70"/>
     <w:bookmarkEnd w:id="71"/>
-    <w:bookmarkStart w:id="72" w:name="X06db9a02045705c8b7d21c68ec78218971b4832"/>
+    <w:bookmarkEnd w:id="72"/>
+    <w:bookmarkStart w:id="73" w:name="X06db9a02045705c8b7d21c68ec78218971b4832"/>
     <w:p>
       <w:pPr>
         <w:pStyle w:val="Heading1"/>
@@ -20326,7 +22270,7 @@
               <w:rPr>
                 <w:sz w:val="17"/>
               </w:rPr>
-              <w:t xml:space="preserve">2×2 factorial: imbalance significant at 0/3 levels, clustering at 3/3</w:t>
+              <w:t xml:space="preserve">2×2 factorial: Monte Carlo interval excludes zero for imbalance at 0/3 levels, for clustering at 3/3</w:t>
             </w:r>
           </w:p>
         </w:tc>
@@ -20503,7 +22447,7 @@
               <w:rPr>
                 <w:sz w:val="17"/>
               </w:rPr>
-              <w:t xml:space="preserve">The B1 deficit against the permutation null is significant for two of three backbones</w:t>
+              <w:t xml:space="preserve">The B1 deficit against the permutation null is significant for two of three backbones (split-level intervals)</w:t>
             </w:r>
           </w:p>
         </w:tc>
@@ -20523,8 +22467,8 @@
         </w:tc>
       </w:tr>
     </w:tbl>
-    <w:bookmarkEnd w:id="72"/>
-    <w:bookmarkStart w:id="73" w:name="Xbf53aa51c2c3289f595a160de988653028afcc2"/>
+    <w:bookmarkEnd w:id="73"/>
+    <w:bookmarkStart w:id="74" w:name="Xbf53aa51c2c3289f595a160de988653028afcc2"/>
     <w:p>
       <w:pPr>
         <w:pStyle w:val="Heading1"/>
@@ -20826,8 +22770,8 @@
         <w:t xml:space="preserve">of a 12.6 GB dataset, before any preprocessing or training.</w:t>
       </w:r>
     </w:p>
-    <w:bookmarkEnd w:id="73"/>
-    <w:bookmarkStart w:id="74" w:name="references"/>
+    <w:bookmarkEnd w:id="74"/>
+    <w:bookmarkStart w:id="75" w:name="references"/>
     <w:p>
       <w:pPr>
         <w:pStyle w:val="Heading1"/>
@@ -21576,12 +23520,6 @@
       <w:r/>
       <w:r/>
       <w:r/>
-      <w:r>
-        <w:rPr>
-          <w:i/>
-          <w:iCs/>
-        </w:rPr>
-      </w:r>
       <w:r/>
       <w:r>
         <w:rPr>
@@ -21595,7 +23533,7 @@
           <w:i w:val="0"/>
           <w:sz w:val="18"/>
         </w:rPr>
-        <w:t>H. Papadopoulos, “Conformal prediction for multi-label learning: a review of methods and guarantees,” Philosophical Transactions of the Royal Society A: Mathematical, Physical and Engineering Sciences, vol. 384, no. 2327, Art. no. 20250071, Aug. 2026, doi: 10.1098/rsta.2025.0071.</w:t>
+        <w:t>A. Noonan, “The Exceedance Design Effect: Effective Sample Size for Thresholds under Clustering,” arXiv:2608.21262, Aug. 2026.</w:t>
       </w:r>
     </w:p>
     <w:p>
@@ -21631,7 +23569,7 @@
           <w:i w:val="0"/>
           <w:sz w:val="18"/>
         </w:rPr>
-        <w:t>A. Baheri and M. A. Shahbazi, “Conformal prediction across scales: Finite-sample coverage with hierarchical efficiency,” Results in Applied Mathematics, vol. 26, May 2025, doi: 10.1016/j.rinam.2025.100589.</w:t>
+        <w:t>H. Papadopoulos, “Conformal prediction for multi-label learning: a review of methods and guarantees,” Philosophical Transactions of the Royal Society A: Mathematical, Physical and Engineering Sciences, vol. 384, no. 2327, Art. no. 20250071, Aug. 2026, doi: 10.1098/rsta.2025.0071.</w:t>
       </w:r>
     </w:p>
     <w:p>
@@ -21667,7 +23605,7 @@
           <w:i w:val="0"/>
           <w:sz w:val="18"/>
         </w:rPr>
-        <w:t>F. M. Dias, H. L. M. Monteiro, T. W. Cabral, R. Naji, M. Kuehni, and E. J. d. S. Luz, “Arrhythmia classification from single-lead ECG signals using the inter-patient paradigm,” Computer Methods and Programs in Biomedicine, vol. 202, Apr. 2021, doi: 10.1016/j.cmpb.2021.105948.</w:t>
+        <w:t>A. Baheri and M. A. Shahbazi, “Conformal prediction across scales: Finite-sample coverage with hierarchical efficiency,” Results in Applied Mathematics, vol. 26, May 2025, doi: 10.1016/j.rinam.2025.100589.</w:t>
       </w:r>
     </w:p>
     <w:p>
@@ -21703,7 +23641,7 @@
           <w:i w:val="0"/>
           <w:sz w:val="18"/>
         </w:rPr>
-        <w:t>Y. Li, R. Qian, and K. Li, “Inter-patient arrhythmia classification with improved deep residual convolutional neural network,” Computer Methods and Programs in Biomedicine, vol. 214, Feb. 2022, doi: 10.1016/j.cmpb.2021.106582.</w:t>
+        <w:t>F. M. Dias, H. L. M. Monteiro, T. W. Cabral, R. Naji, M. Kuehni, and E. J. d. S. Luz, “Arrhythmia classification from single-lead ECG signals using the inter-patient paradigm,” Computer Methods and Programs in Biomedicine, vol. 202, Apr. 2021, doi: 10.1016/j.cmpb.2021.105948.</w:t>
       </w:r>
     </w:p>
     <w:p>
@@ -21739,7 +23677,7 @@
           <w:i w:val="0"/>
           <w:sz w:val="18"/>
         </w:rPr>
-        <w:t>G. Wang, M. Chen, Z. Ding, J. Li, H. Yang, and P. Zhang, “Inter-patient ECG arrhythmia heartbeat classification based on unsupervised domain adaptation,” Neurocomputing, vol. 454, pp. 339–349, Sep. 2021, doi: 10.1016/j.neucom.2021.04.104.</w:t>
+        <w:t>Y. Li, R. Qian, and K. Li, “Inter-patient arrhythmia classification with improved deep residual convolutional neural network,” Computer Methods and Programs in Biomedicine, vol. 214, Feb. 2022, doi: 10.1016/j.cmpb.2021.106582.</w:t>
       </w:r>
     </w:p>
     <w:p>
@@ -21775,7 +23713,7 @@
           <w:i w:val="0"/>
           <w:sz w:val="18"/>
         </w:rPr>
-        <w:t>A. N. Angelopoulos, “Conformal risk control for non-monotonic losses,” Philosophical Transactions of the Royal Society A: Mathematical, Physical and Engineering Sciences, vol. 384, no. 2327, Art. no. 20250068, Aug. 2026, doi: 10.1098/rsta.2025.0068.</w:t>
+        <w:t>G. Wang, M. Chen, Z. Ding, J. Li, H. Yang, and P. Zhang, “Inter-patient ECG arrhythmia heartbeat classification based on unsupervised domain adaptation,” Neurocomputing, vol. 454, pp. 339–349, Sep. 2021, doi: 10.1016/j.neucom.2021.04.104.</w:t>
       </w:r>
     </w:p>
     <w:p>
@@ -21811,7 +23749,7 @@
           <w:i w:val="0"/>
           <w:sz w:val="18"/>
         </w:rPr>
-        <w:t>C. Xu and Y. Xie, “Conformal Prediction for Time Series,” IEEE Trans. Pattern Anal. Mach. Intell., vol. 45, no. 10, pp. 11575–11587, Oct. 2023, doi: 10.1109/tpami.2023.3272339.</w:t>
+        <w:t>A. N. Angelopoulos, “Conformal risk control for non-monotonic losses,” Philosophical Transactions of the Royal Society A: Mathematical, Physical and Engineering Sciences, vol. 384, no. 2327, Art. no. 20250068, Aug. 2026, doi: 10.1098/rsta.2025.0068.</w:t>
       </w:r>
     </w:p>
     <w:p>
@@ -21847,7 +23785,7 @@
           <w:i w:val="0"/>
           <w:sz w:val="18"/>
         </w:rPr>
-        <w:t>M. A. Shahbazi, A. Baheri, and N. Azadeh-Fard, “A hierarchical conformal framework for uncertainty-aware length of stay prediction in multi-hospital settings,” Sci Rep, vol. 16, no. 1, Art. no. 6564, Jan. 2026, doi: 10.1038/s41598-026-37450-w.</w:t>
+        <w:t>C. Xu and Y. Xie, “Conformal Prediction for Time Series,” IEEE Trans. Pattern Anal. Mach. Intell., vol. 45, no. 10, pp. 11575–11587, Oct. 2023, doi: 10.1109/tpami.2023.3272339.</w:t>
       </w:r>
     </w:p>
     <w:p>
@@ -21883,7 +23821,7 @@
           <w:i w:val="0"/>
           <w:sz w:val="18"/>
         </w:rPr>
-        <w:t>I. R. White and J. Thomas, “Standardized mean differences in individually-randomized and cluster-randomized trials, with applications to meta-analysis,” Clinical Trials, vol. 2, no. 2, pp. 141–151, Apr. 2005, doi: 10.1191/1740774505cn081oa.</w:t>
+        <w:t>M. A. Shahbazi, A. Baheri, and N. Azadeh-Fard, “A hierarchical conformal framework for uncertainty-aware length of stay prediction in multi-hospital settings,” Sci Rep, vol. 16, no. 1, Art. no. 6564, Jan. 2026, doi: 10.1038/s41598-026-37450-w.</w:t>
       </w:r>
     </w:p>
     <w:p>
@@ -21919,7 +23857,7 @@
           <w:i w:val="0"/>
           <w:sz w:val="18"/>
         </w:rPr>
-        <w:t>S. M. Kerry and J. Martin Bland, “Unequal cluster sizes for trials in English and Welsh general practice: implications for sample size calculations,” Statist. Med., vol. 20, no. 3, pp. 377–390, Feb. 2001, doi: 10.1002/1097-0258(20010215)20:3&lt;377::aid-sim799&gt;3.0.co;2-n.</w:t>
+        <w:t>I. R. White and J. Thomas, “Standardized mean differences in individually-randomized and cluster-randomized trials, with applications to meta-analysis,” Clinical Trials, vol. 2, no. 2, pp. 141–151, Apr. 2005, doi: 10.1191/1740774505cn081oa.</w:t>
       </w:r>
     </w:p>
     <w:p>
@@ -21955,7 +23893,7 @@
           <w:i w:val="0"/>
           <w:sz w:val="18"/>
         </w:rPr>
-        <w:t>D. Zhan, L. Xu, Y. Ouyang, R. Sawatzky, and H. Wong, “Methods for dealing with unequal cluster sizes in cluster randomized trials: A scoping review,” PLoS ONE, vol. 16, no. 7, Art. no. e0255389, Jul. 2021, doi: 10.1371/journal.pone.0255389.</w:t>
+        <w:t>S. M. Kerry and J. Martin Bland, “Unequal cluster sizes for trials in English and Welsh general practice: implications for sample size calculations,” Statist. Med., vol. 20, no. 3, pp. 377–390, Feb. 2001, doi: 10.1002/1097-0258(20010215)20:3&lt;377::aid-sim799&gt;3.0.co;2-n.</w:t>
       </w:r>
     </w:p>
     <w:p>
@@ -21972,6 +23910,12 @@
       <w:r/>
       <w:r/>
       <w:r/>
+      <w:r>
+        <w:rPr>
+          <w:i/>
+          <w:iCs/>
+        </w:rPr>
+      </w:r>
       <w:r/>
       <w:r>
         <w:rPr>
@@ -21985,7 +23929,7 @@
           <w:i w:val="0"/>
           <w:sz w:val="18"/>
         </w:rPr>
-        <w:t>A. Noonan, “The Exceedance Design Effect: Effective Sample Size for Thresholds under Clustering,” arXiv:2608.21262, Aug. 2026.</w:t>
+        <w:t>D. Zhan, L. Xu, Y. Ouyang, R. Sawatzky, and H. Wong, “Methods for dealing with unequal cluster sizes in cluster randomized trials: A scoping review,” PLoS ONE, vol. 16, no. 7, Art. no. e0255389, Jul. 2021, doi: 10.1371/journal.pone.0255389.</w:t>
       </w:r>
     </w:p>
     <w:p>
@@ -22092,7 +24036,7 @@
         <w:t>P. C. Marques F., “Universal distribution of the empirical coverage in split conformal prediction,” Statistics &amp; Probability Letters, vol. 219, Apr. 2025, doi: 10.1016/j.spl.2024.110350.</w:t>
       </w:r>
     </w:p>
-    <w:bookmarkEnd w:id="74"/>
+    <w:bookmarkEnd w:id="75"/>
     <w:sectPr>
       <w:footnotePr>
         <w:numRestart w:val="eachSect"/>

--- a/docs/paper/manuscript-draft.docx
+++ b/docs/paper/manuscript-draft.docx
@@ -20,7 +20,7 @@
           <w:i/>
           <w:iCs/>
         </w:rPr>
-        <w:t xml:space="preserve">Working draft for internal review — generated 2026-10-03 from commit 31bcb36.</w:t>
+        <w:t xml:space="preserve">Working draft for internal review — generated 2026-10-04 from commit 4e95c57.</w:t>
       </w:r>
     </w:p>
     <w:bookmarkStart w:id="9" w:name="abstract"/>
@@ -4484,13 +4484,36 @@
         <w:t xml:space="preserve"> </w:t>
       </w:r>
       <w:r>
-        <w:t xml:space="preserve">average of block-level empirical CDFs, whose variance under (A) is the textbook</w:t>
-      </w:r>
-      <w:r>
-        <w:t xml:space="preserve"> </w:t>
-      </w:r>
-      <w:r>
-        <w:t xml:space="preserve">expression for an unweighted mean of cluster means [30],</w:t>
+        <w:t xml:space="preserve">average of block-level empirical CDFs, whose variance under (A) follows from</w:t>
+      </w:r>
+      <w:r>
+        <w:t xml:space="preserve"> </w:t>
+      </w:r>
+      <w:r>
+        <w:t xml:space="preserve">averaging</w:t>
+      </w:r>
+      <w:r>
+        <w:t xml:space="preserve"> </w:t>
+      </w:r>
+      <m:oMath>
+        <m:sSub>
+          <m:e>
+            <m:r>
+              <m:t>K</m:t>
+            </m:r>
+          </m:e>
+          <m:sub>
+            <m:r>
+              <m:t>1</m:t>
+            </m:r>
+          </m:sub>
+        </m:sSub>
+      </m:oMath>
+      <w:r>
+        <w:t xml:space="preserve"> </w:t>
+      </w:r>
+      <w:r>
+        <w:t xml:space="preserve">independent block means with equal weights,</w:t>
       </w:r>
       <w:r>
         <w:t xml:space="preserve"> </w:t>
@@ -5068,19 +5091,19 @@
         <w:t xml:space="preserve"> </w:t>
       </w:r>
       <w:r>
-        <w:t xml:space="preserve">[21]. Cluster-randomized</w:t>
-      </w:r>
-      <w:r>
-        <w:t xml:space="preserve"> </w:t>
-      </w:r>
-      <w:r>
-        <w:t xml:space="preserve">trials usually replace equal weighting of cluster means with minimum-variance</w:t>
-      </w:r>
-      <w:r>
-        <w:t xml:space="preserve"> </w:t>
-      </w:r>
-      <w:r>
-        <w:t xml:space="preserve">weights [31], [32]; in HCP equal weighting is built into the threshold, and</w:t>
+        <w:t xml:space="preserve">[21]. In cluster-randomized trials, minimum-variance weighting of cluster</w:t>
+      </w:r>
+      <w:r>
+        <w:t xml:space="preserve"> </w:t>
+      </w:r>
+      <w:r>
+        <w:t xml:space="preserve">means is more efficient than equal weighting when cluster sizes vary [30], [31];</w:t>
+      </w:r>
+      <w:r>
+        <w:t xml:space="preserve"> </w:t>
+      </w:r>
+      <w:r>
+        <w:t xml:space="preserve">in HCP equal weighting is built into the threshold, and</w:t>
       </w:r>
       <w:r>
         <w:t xml:space="preserve"> </w:t>
@@ -7277,7 +7300,7 @@
         <w:t xml:space="preserve"> </w:t>
       </w:r>
       <w:r>
-        <w:t xml:space="preserve">giant components [33], but there a collapsed join merely weakens a split; here,</w:t>
+        <w:t xml:space="preserve">giant components [32], but there a collapsed join merely weakens a split; here,</w:t>
       </w:r>
       <w:r>
         <w:t xml:space="preserve"> </w:t>
@@ -7915,7 +7938,7 @@
         <w:t xml:space="preserve"> </w:t>
       </w:r>
       <w:r>
-        <w:t xml:space="preserve">class-conditional calibration under exchangeability [34]; under hierarchical</w:t>
+        <w:t xml:space="preserve">class-conditional calibration under exchangeability [33]; under hierarchical</w:t>
       </w:r>
       <w:r>
         <w:t xml:space="preserve"> </w:t>
@@ -12609,7 +12632,7 @@
         <w:t xml:space="preserve"> </w:t>
       </w:r>
       <w:r>
-        <w:t xml:space="preserve">known [33]. Fig. 4 places the single sources, their joins and the MIT-BIH record</w:t>
+        <w:t xml:space="preserve">known [32]. Fig. 4 places the single sources, their joins and the MIT-BIH record</w:t>
       </w:r>
       <w:r>
         <w:t xml:space="preserve"> </w:t>
@@ -19314,13 +19337,13 @@
         <w:t xml:space="preserve"> </w:t>
       </w:r>
       <w:r>
-        <w:t xml:space="preserve">distribution of split conformal prediction implies for exchangeable data [35];</w:t>
-      </w:r>
-      <w:r>
-        <w:t xml:space="preserve"> </w:t>
-      </w:r>
-      <w:r>
-        <w:t xml:space="preserve">and, as for rare classes under exchangeability [34], the count that matters per</w:t>
+        <w:t xml:space="preserve">distribution of split conformal prediction implies for exchangeable data [34];</w:t>
+      </w:r>
+      <w:r>
+        <w:t xml:space="preserve"> </w:t>
+      </w:r>
+      <w:r>
+        <w:t xml:space="preserve">and, as for rare classes under exchangeability [33], the count that matters per</w:t>
       </w:r>
       <w:r>
         <w:t xml:space="preserve"> </w:t>
@@ -19984,24 +20007,21 @@
         <w:t xml:space="preserve"> </w:t>
       </w:r>
       <w:r>
-        <w:t xml:space="preserve">gives</w:t>
-      </w:r>
-      <w:r>
-        <w:t xml:space="preserve"> </w:t>
-      </w:r>
-      <m:oMath>
-        <m:sSub>
-          <m:e>
-            <m:r>
-              <m:t>K</m:t>
-            </m:r>
-          </m:e>
-          <m:sub>
-            <m:r>
-              <m:t>1</m:t>
-            </m:r>
-          </m:sub>
-        </m:sSub>
+        <w:t xml:space="preserve">merges the 1,942 fold-9 patients into 34 calibration blocks (their join, §3.3),</w:t>
+      </w:r>
+      <w:r>
+        <w:t xml:space="preserve"> </w:t>
+      </w:r>
+      <w:r>
+        <w:t xml:space="preserve">so</w:t>
+      </w:r>
+      <w:r>
+        <w:t xml:space="preserve"> </w:t>
+      </w:r>
+      <m:oMath>
+        <m:r>
+          <m:t>α</m:t>
+        </m:r>
         <m:r>
           <m:rPr>
             <m:sty m:val="p"/>
@@ -20009,29 +20029,6 @@
           <m:t>=</m:t>
         </m:r>
         <m:r>
-          <m:t>34</m:t>
-        </m:r>
-      </m:oMath>
-      <w:r>
-        <w:t xml:space="preserve"> </w:t>
-      </w:r>
-      <w:r>
-        <w:t xml:space="preserve">on the full fold-9 pool and makes</w:t>
-      </w:r>
-      <w:r>
-        <w:t xml:space="preserve"> </w:t>
-      </w:r>
-      <m:oMath>
-        <m:r>
-          <m:t>α</m:t>
-        </m:r>
-        <m:r>
-          <m:rPr>
-            <m:sty m:val="p"/>
-          </m:rPr>
-          <m:t>=</m:t>
-        </m:r>
-        <m:r>
           <m:t>0.05</m:t>
         </m:r>
       </m:oMath>
@@ -20039,7 +20036,7 @@
         <w:t xml:space="preserve"> </w:t>
       </w:r>
       <w:r>
-        <w:t xml:space="preserve">feasible, yet</w:t>
+        <w:t xml:space="preserve">becomes feasible, yet</w:t>
       </w:r>
       <w:r>
         <w:t xml:space="preserve"> </w:t>
@@ -21401,6 +21398,429 @@
         <w:jc w:val="both"/>
       </w:pPr>
       <w:r>
+        <w:t xml:space="preserve">Each block mean</w:t>
+      </w:r>
+      <w:r>
+        <w:t xml:space="preserve"> </w:t>
+      </w:r>
+      <m:oMath>
+        <m:sSub>
+          <m:e>
+            <m:acc>
+              <m:accPr>
+                <m:chr m:val="‾"/>
+              </m:accPr>
+              <m:e>
+                <m:r>
+                  <m:t>F</m:t>
+                </m:r>
+              </m:e>
+            </m:acc>
+          </m:e>
+          <m:sub>
+            <m:r>
+              <m:t>k</m:t>
+            </m:r>
+          </m:sub>
+        </m:sSub>
+        <m:r>
+          <m:rPr>
+            <m:sty m:val="p"/>
+          </m:rPr>
+          <m:t>(</m:t>
+        </m:r>
+        <m:r>
+          <m:t>t</m:t>
+        </m:r>
+        <m:r>
+          <m:rPr>
+            <m:sty m:val="p"/>
+          </m:rPr>
+          <m:t>)</m:t>
+        </m:r>
+      </m:oMath>
+      <w:r>
+        <w:t xml:space="preserve"> </w:t>
+      </w:r>
+      <w:r>
+        <w:t xml:space="preserve">has variance</w:t>
+      </w:r>
+      <w:r>
+        <w:t xml:space="preserve"> </w:t>
+      </w:r>
+      <m:oMath>
+        <m:sSup>
+          <m:e>
+            <m:r>
+              <m:t>σ</m:t>
+            </m:r>
+          </m:e>
+          <m:sup>
+            <m:r>
+              <m:t>2</m:t>
+            </m:r>
+          </m:sup>
+        </m:sSup>
+        <m:r>
+          <m:rPr>
+            <m:sty m:val="p"/>
+          </m:rPr>
+          <m:t>(</m:t>
+        </m:r>
+        <m:r>
+          <m:t>t</m:t>
+        </m:r>
+        <m:r>
+          <m:rPr>
+            <m:sty m:val="p"/>
+          </m:rPr>
+          <m:t>)</m:t>
+        </m:r>
+        <m:r>
+          <m:rPr>
+            <m:sty m:val="p"/>
+          </m:rPr>
+          <m:t>[</m:t>
+        </m:r>
+        <m:r>
+          <m:t>ρ</m:t>
+        </m:r>
+        <m:r>
+          <m:rPr>
+            <m:sty m:val="p"/>
+          </m:rPr>
+          <m:t>(</m:t>
+        </m:r>
+        <m:r>
+          <m:t>t</m:t>
+        </m:r>
+        <m:r>
+          <m:rPr>
+            <m:sty m:val="p"/>
+          </m:rPr>
+          <m:t>)</m:t>
+        </m:r>
+        <m:r>
+          <m:rPr>
+            <m:sty m:val="p"/>
+          </m:rPr>
+          <m:t>+</m:t>
+        </m:r>
+        <m:r>
+          <m:rPr>
+            <m:sty m:val="p"/>
+          </m:rPr>
+          <m:t>{</m:t>
+        </m:r>
+        <m:r>
+          <m:t>1</m:t>
+        </m:r>
+        <m:r>
+          <m:rPr>
+            <m:sty m:val="p"/>
+          </m:rPr>
+          <m:t>−</m:t>
+        </m:r>
+        <m:r>
+          <m:t>ρ</m:t>
+        </m:r>
+        <m:r>
+          <m:rPr>
+            <m:sty m:val="p"/>
+          </m:rPr>
+          <m:t>(</m:t>
+        </m:r>
+        <m:r>
+          <m:t>t</m:t>
+        </m:r>
+        <m:r>
+          <m:rPr>
+            <m:sty m:val="p"/>
+          </m:rPr>
+          <m:t>)</m:t>
+        </m:r>
+        <m:r>
+          <m:rPr>
+            <m:sty m:val="p"/>
+          </m:rPr>
+          <m:t>}</m:t>
+        </m:r>
+        <m:r>
+          <m:rPr>
+            <m:sty m:val="p"/>
+          </m:rPr>
+          <m:t>/</m:t>
+        </m:r>
+        <m:sSub>
+          <m:e>
+            <m:r>
+              <m:t>N</m:t>
+            </m:r>
+          </m:e>
+          <m:sub>
+            <m:r>
+              <m:t>k</m:t>
+            </m:r>
+          </m:sub>
+        </m:sSub>
+        <m:r>
+          <m:rPr>
+            <m:sty m:val="p"/>
+          </m:rPr>
+          <m:t>]</m:t>
+        </m:r>
+      </m:oMath>
+      <w:r>
+        <w:t xml:space="preserve">,</w:t>
+      </w:r>
+      <w:r>
+        <w:t xml:space="preserve"> </w:t>
+      </w:r>
+      <w:r>
+        <w:t xml:space="preserve">and averaging</w:t>
+      </w:r>
+      <w:r>
+        <w:t xml:space="preserve"> </w:t>
+      </w:r>
+      <m:oMath>
+        <m:sSub>
+          <m:e>
+            <m:r>
+              <m:t>K</m:t>
+            </m:r>
+          </m:e>
+          <m:sub>
+            <m:r>
+              <m:t>1</m:t>
+            </m:r>
+          </m:sub>
+        </m:sSub>
+      </m:oMath>
+      <w:r>
+        <w:t xml:space="preserve"> </w:t>
+      </w:r>
+      <w:r>
+        <w:t xml:space="preserve">independent blocks with equal weights gives</w:t>
+      </w:r>
+      <w:r>
+        <w:t xml:space="preserve"> </w:t>
+      </w:r>
+      <m:oMath>
+        <m:sSup>
+          <m:e>
+            <m:r>
+              <m:t>σ</m:t>
+            </m:r>
+          </m:e>
+          <m:sup>
+            <m:r>
+              <m:t>2</m:t>
+            </m:r>
+          </m:sup>
+        </m:sSup>
+        <m:r>
+          <m:rPr>
+            <m:sty m:val="p"/>
+          </m:rPr>
+          <m:t>(</m:t>
+        </m:r>
+        <m:r>
+          <m:t>t</m:t>
+        </m:r>
+        <m:r>
+          <m:rPr>
+            <m:sty m:val="p"/>
+          </m:rPr>
+          <m:t>)</m:t>
+        </m:r>
+        <m:r>
+          <m:rPr>
+            <m:sty m:val="p"/>
+          </m:rPr>
+          <m:t>[</m:t>
+        </m:r>
+        <m:r>
+          <m:t>ρ</m:t>
+        </m:r>
+        <m:r>
+          <m:rPr>
+            <m:sty m:val="p"/>
+          </m:rPr>
+          <m:t>(</m:t>
+        </m:r>
+        <m:r>
+          <m:t>t</m:t>
+        </m:r>
+        <m:r>
+          <m:rPr>
+            <m:sty m:val="p"/>
+          </m:rPr>
+          <m:t>)</m:t>
+        </m:r>
+        <m:r>
+          <m:rPr>
+            <m:sty m:val="p"/>
+          </m:rPr>
+          <m:t>+</m:t>
+        </m:r>
+        <m:r>
+          <m:rPr>
+            <m:sty m:val="p"/>
+          </m:rPr>
+          <m:t>{</m:t>
+        </m:r>
+        <m:r>
+          <m:t>1</m:t>
+        </m:r>
+        <m:r>
+          <m:rPr>
+            <m:sty m:val="p"/>
+          </m:rPr>
+          <m:t>−</m:t>
+        </m:r>
+        <m:r>
+          <m:t>ρ</m:t>
+        </m:r>
+        <m:r>
+          <m:rPr>
+            <m:sty m:val="p"/>
+          </m:rPr>
+          <m:t>(</m:t>
+        </m:r>
+        <m:r>
+          <m:t>t</m:t>
+        </m:r>
+        <m:r>
+          <m:rPr>
+            <m:sty m:val="p"/>
+          </m:rPr>
+          <m:t>)</m:t>
+        </m:r>
+        <m:r>
+          <m:rPr>
+            <m:sty m:val="p"/>
+          </m:rPr>
+          <m:t>}</m:t>
+        </m:r>
+        <m:r>
+          <m:rPr>
+            <m:sty m:val="p"/>
+          </m:rPr>
+          <m:t>/</m:t>
+        </m:r>
+        <m:r>
+          <m:t>H</m:t>
+        </m:r>
+        <m:r>
+          <m:rPr>
+            <m:sty m:val="p"/>
+          </m:rPr>
+          <m:t>]</m:t>
+        </m:r>
+        <m:r>
+          <m:rPr>
+            <m:sty m:val="p"/>
+          </m:rPr>
+          <m:t>/</m:t>
+        </m:r>
+        <m:sSub>
+          <m:e>
+            <m:r>
+              <m:t>K</m:t>
+            </m:r>
+          </m:e>
+          <m:sub>
+            <m:r>
+              <m:t>1</m:t>
+            </m:r>
+          </m:sub>
+        </m:sSub>
+      </m:oMath>
+      <w:r>
+        <w:t xml:space="preserve">, which equals (A.1) because</w:t>
+      </w:r>
+      <w:r>
+        <w:t xml:space="preserve"> </w:t>
+      </w:r>
+      <m:oMath>
+        <m:r>
+          <m:t>H</m:t>
+        </m:r>
+        <m:r>
+          <m:rPr>
+            <m:sty m:val="p"/>
+          </m:rPr>
+          <m:t>=</m:t>
+        </m:r>
+        <m:sSub>
+          <m:e>
+            <m:r>
+              <m:t>K</m:t>
+            </m:r>
+          </m:e>
+          <m:sub>
+            <m:r>
+              <m:t>1</m:t>
+            </m:r>
+          </m:sub>
+        </m:sSub>
+        <m:r>
+          <m:rPr>
+            <m:sty m:val="p"/>
+          </m:rPr>
+          <m:t>/</m:t>
+        </m:r>
+        <m:nary>
+          <m:naryPr>
+            <m:chr m:val="∑"/>
+            <m:limLoc m:val="undOvr"/>
+            <m:subHide m:val="off"/>
+            <m:supHide m:val="on"/>
+          </m:naryPr>
+          <m:sub>
+            <m:r>
+              <m:t>k</m:t>
+            </m:r>
+          </m:sub>
+          <m:sup>
+            <m:r>
+              <m:t>​</m:t>
+            </m:r>
+          </m:sup>
+          <m:e>
+            <m:sSubSup>
+              <m:e>
+                <m:r>
+                  <m:t>N</m:t>
+                </m:r>
+              </m:e>
+              <m:sub>
+                <m:r>
+                  <m:t>k</m:t>
+                </m:r>
+              </m:sub>
+              <m:sup>
+                <m:r>
+                  <m:rPr>
+                    <m:sty m:val="p"/>
+                  </m:rPr>
+                  <m:t>−</m:t>
+                </m:r>
+                <m:r>
+                  <m:t>1</m:t>
+                </m:r>
+              </m:sup>
+            </m:sSubSup>
+          </m:e>
+        </m:nary>
+      </m:oMath>
+      <w:r>
+        <w:t xml:space="preserve">.</w:t>
+      </w:r>
+      <w:r>
+        <w:t xml:space="preserve"> </w:t>
+      </w:r>
+      <w:r>
         <w:t xml:space="preserve">As</w:t>
       </w:r>
       <w:r>
@@ -21543,31 +21963,31 @@
         <w:jc w:val="both"/>
       </w:pPr>
       <w:r>
-        <w:t xml:space="preserve">Cluster-randomized trials compare equal and size-proportional weighting of</w:t>
-      </w:r>
-      <w:r>
-        <w:t xml:space="preserve"> </w:t>
-      </w:r>
-      <w:r>
-        <w:t xml:space="preserve">cluster means, and equal weighting loses efficiency when cluster sizes vary</w:t>
-      </w:r>
-      <w:r>
-        <w:t xml:space="preserve"> </w:t>
-      </w:r>
-      <w:r>
-        <w:t xml:space="preserve">[31], [32]. In HCP it cannot be replaced, so the practitioner is tied to the</w:t>
-      </w:r>
-      <w:r>
-        <w:t xml:space="preserve"> </w:t>
-      </w:r>
-      <w:r>
-        <w:t xml:space="preserve">estimator that cluster-sampling theory regards as most sensitive to block</w:t>
-      </w:r>
-      <w:r>
-        <w:t xml:space="preserve"> </w:t>
-      </w:r>
-      <w:r>
-        <w:t xml:space="preserve">imbalance, without the standard remedy. We state this as an observation and do</w:t>
+        <w:t xml:space="preserve">Methodological work on cluster-randomized trials compares uniform,</w:t>
+      </w:r>
+      <w:r>
+        <w:t xml:space="preserve"> </w:t>
+      </w:r>
+      <w:r>
+        <w:t xml:space="preserve">size-proportional and minimum-variance weighting of cluster means and finds</w:t>
+      </w:r>
+      <w:r>
+        <w:t xml:space="preserve"> </w:t>
+      </w:r>
+      <w:r>
+        <w:t xml:space="preserve">minimum-variance weights more efficient than uniform ones when cluster sizes vary</w:t>
+      </w:r>
+      <w:r>
+        <w:t xml:space="preserve"> </w:t>
+      </w:r>
+      <w:r>
+        <w:t xml:space="preserve">[30], [31]. In HCP uniform weighting cannot be replaced, so the practitioner is</w:t>
+      </w:r>
+      <w:r>
+        <w:t xml:space="preserve"> </w:t>
+      </w:r>
+      <w:r>
+        <w:t xml:space="preserve">tied to the less efficient of these two choices without the remedy used there. We state this as an observation and do</w:t>
       </w:r>
       <w:r>
         <w:t xml:space="preserve"> </w:t>
@@ -23857,7 +24277,7 @@
           <w:i w:val="0"/>
           <w:sz w:val="18"/>
         </w:rPr>
-        <w:t>I. R. White and J. Thomas, “Standardized mean differences in individually-randomized and cluster-randomized trials, with applications to meta-analysis,” Clinical Trials, vol. 2, no. 2, pp. 141–151, Apr. 2005, doi: 10.1191/1740774505cn081oa.</w:t>
+        <w:t>S. M. Kerry and J. Martin Bland, “Unequal cluster sizes for trials in English and Welsh general practice: implications for sample size calculations,” Statist. Med., vol. 20, no. 3, pp. 377–390, Feb. 2001, doi: 10.1002/1097-0258(20010215)20:3&lt;377::aid-sim799&gt;3.0.co;2-n.</w:t>
       </w:r>
     </w:p>
     <w:p>
@@ -23886,42 +24306,6 @@
           <w:sz w:val="18"/>
         </w:rPr>
         <w:t>[31]</w:t>
-        <w:tab/>
-      </w:r>
-      <w:r>
-        <w:rPr>
-          <w:i w:val="0"/>
-          <w:sz w:val="18"/>
-        </w:rPr>
-        <w:t>S. M. Kerry and J. Martin Bland, “Unequal cluster sizes for trials in English and Welsh general practice: implications for sample size calculations,” Statist. Med., vol. 20, no. 3, pp. 377–390, Feb. 2001, doi: 10.1002/1097-0258(20010215)20:3&lt;377::aid-sim799&gt;3.0.co;2-n.</w:t>
-      </w:r>
-    </w:p>
-    <w:p>
-      <w:pPr>
-        <w:pStyle w:val="BodyText"/>
-        <w:tabs>
-          <w:tab w:pos="440" w:val="left"/>
-        </w:tabs>
-        <w:spacing w:after="40"/>
-        <w:ind w:left="440" w:hanging="440"/>
-        <w:jc w:val="both"/>
-      </w:pPr>
-      <w:r/>
-      <w:r/>
-      <w:r/>
-      <w:r/>
-      <w:r>
-        <w:rPr>
-          <w:i/>
-          <w:iCs/>
-        </w:rPr>
-      </w:r>
-      <w:r/>
-      <w:r>
-        <w:rPr>
-          <w:sz w:val="18"/>
-        </w:rPr>
-        <w:t>[32]</w:t>
         <w:tab/>
       </w:r>
       <w:r>
@@ -23951,7 +24335,7 @@
         <w:rPr>
           <w:sz w:val="18"/>
         </w:rPr>
-        <w:t>[33]</w:t>
+        <w:t>[32]</w:t>
         <w:tab/>
       </w:r>
       <w:r>
@@ -23989,7 +24373,7 @@
         <w:rPr>
           <w:sz w:val="18"/>
         </w:rPr>
-        <w:t>[34]</w:t>
+        <w:t>[33]</w:t>
         <w:tab/>
       </w:r>
       <w:r>
@@ -24025,7 +24409,7 @@
         <w:rPr>
           <w:sz w:val="18"/>
         </w:rPr>
-        <w:t>[35]</w:t>
+        <w:t>[34]</w:t>
         <w:tab/>
       </w:r>
       <w:r>

--- a/docs/paper/manuscript-draft.docx
+++ b/docs/paper/manuscript-draft.docx
@@ -20,7 +20,7 @@
           <w:i/>
           <w:iCs/>
         </w:rPr>
-        <w:t xml:space="preserve">Working draft for internal review — generated 2026-10-04 from commit 4e95c57.</w:t>
+        <w:t xml:space="preserve">Working draft for internal review — generated 2026-10-04 from commit a7b41e5.</w:t>
       </w:r>
     </w:p>
     <w:bookmarkStart w:id="9" w:name="abstract"/>
@@ -38,7 +38,7 @@
         <w:jc w:val="both"/>
       </w:pPr>
       <w:r>
-        <w:t xml:space="preserve">Conformal prediction guarantees finite-sample coverage only when calibration and test data are exchangeable, a condition that repeated recordings, segments and beats from the same patient violate. Hierarchical conformal prediction (HCP) recovers the guarantee by calibrating over blocks, yet its threshold exists only for target error rates of at least</w:t>
+        <w:t xml:space="preserve">Conformal prediction guarantees finite-sample coverage only when calibration and test data are exchangeable, which repeated recordings, segments and beats from one patient violate. Hierarchical conformal prediction (HCP) recovers the guarantee by calibrating over blocks, yet its threshold exists only for target error rates of at least</w:t>
       </w:r>
       <w:r>
         <w:t xml:space="preserve"> </w:t>
@@ -111,7 +111,7 @@
         <w:t xml:space="preserve"> </w:t>
       </w:r>
       <w:r>
-        <w:t xml:space="preserve">the number of calibration blocks. We audit three public electrocardiogram resources to ask whether this guarantee can be enforced when several dependence sources are declared and coverage is required per diagnosis, and whether ignoring blocks costs coverage. From metadata alone, declaring the four documented dependence sources of PTB-XL leaves a single admissible calibration block, and under patient blocking 24 of 44 diagnostic SCP statements have no finite per-label threshold at</w:t>
+        <w:t xml:space="preserve">the number of calibration blocks. We audit three public electrocardiogram resources: can this guarantee be enforced when several dependence sources are declared and coverage is required per diagnosis, and does ignoring blocks cost coverage? From metadata alone, declaring the four documented dependence sources of PTB-XL leaves a single admissible calibration block, and under patient blocking 24 of 44 diagnostic SCP statements have no finite per-label threshold at</w:t>
       </w:r>
       <w:r>
         <w:t xml:space="preserve"> </w:t>
@@ -131,7 +131,7 @@
         </m:r>
       </m:oMath>
       <w:r>
-        <w:t xml:space="preserve">. Across repeated splits of the 22 MIT-BIH evaluation subjects, naive split conformal covers 1.5–2.4 percentage points less than a matched permutation null; a factorial design attributes the shortfall mainly to clustering, and a controlled dose–response experiment shows it growing with the design effect (rank correlation 0.80–0.85 over 12 configurations, 11 of them synthetic). A jackknife over subjects, however, cannot resolve the sign of this deficit: the scarcity of blocks that limits the guarantee also limits the evidence. PTB-XL shows no deficit despite a within-patient correlation of 0.35, consistent with most of its patients contributing one recording. Most of the coverage gap between HCP and naive calibration is mechanical: 75–110% of it persists when dependence is permuted away and block sizes are kept. Blocks, not records, should be counted, and subjects, not splits, resampled, before claims about distribution-free coverage are made on clinical data.</w:t>
+        <w:t xml:space="preserve">. Across repeated splits of the 22 MIT-BIH evaluation subjects, naive split conformal covers 1.5–2.4 percentage points less than a matched permutation null (primary backbone); a factorial design attributes the shortfall mainly to clustering, and a controlled dose–response experiment shows it growing with the design effect (rank correlation 0.80–0.85 over 12 configurations, 11 of them synthetic). A jackknife over subjects cannot resolve the sign of this deficit: the scarcity of blocks that limits the guarantee also limits the evidence. PTB-XL, where most patients contribute one recording, shows no deficit despite a within-patient correlation of 0.35. Most of the coverage gap between HCP and naive calibration is mechanical: 75–110% of it persists when dependence is permuted away and block sizes are kept. Clinical coverage claims should count blocks, not records, and resample subjects, not splits.</w:t>
       </w:r>
     </w:p>
     <w:p>
@@ -405,31 +405,31 @@
         <w:t xml:space="preserve"> </w:t>
       </w:r>
       <w:r>
-        <w:t xml:space="preserve">between many small and few large groups open as a design question [12]. Dunn et</w:t>
-      </w:r>
-      <w:r>
-        <w:t xml:space="preserve"> </w:t>
-      </w:r>
-      <w:r>
-        <w:t xml:space="preserve">al. state how many groups their hierarchical constructions need for non-trivial</w:t>
-      </w:r>
-      <w:r>
-        <w:t xml:space="preserve"> </w:t>
-      </w:r>
-      <w:r>
-        <w:t xml:space="preserve">prediction sets [13], and Sim and Kim showed for ECG monitoring that the</w:t>
-      </w:r>
-      <w:r>
-        <w:t xml:space="preserve"> </w:t>
-      </w:r>
-      <w:r>
-        <w:t xml:space="preserve">false-alarm guarantee of split conformal prediction counts subjects, not beats,</w:t>
-      </w:r>
-      <w:r>
-        <w:t xml:space="preserve"> </w:t>
-      </w:r>
-      <w:r>
-        <w:t xml:space="preserve">and needs at least 19 calibration subjects at</w:t>
+        <w:t xml:space="preserve">between many small and few large groups open as a design question [12]; Dunn et</w:t>
+      </w:r>
+      <w:r>
+        <w:t xml:space="preserve"> </w:t>
+      </w:r>
+      <w:r>
+        <w:t xml:space="preserve">al. state how many groups their constructions need for non-trivial prediction</w:t>
+      </w:r>
+      <w:r>
+        <w:t xml:space="preserve"> </w:t>
+      </w:r>
+      <w:r>
+        <w:t xml:space="preserve">sets [13]; and Sim and Kim showed for ECG monitoring that the false-alarm</w:t>
+      </w:r>
+      <w:r>
+        <w:t xml:space="preserve"> </w:t>
+      </w:r>
+      <w:r>
+        <w:t xml:space="preserve">guarantee of split conformal prediction counts subjects, not beats, and needs at</w:t>
+      </w:r>
+      <w:r>
+        <w:t xml:space="preserve"> </w:t>
+      </w:r>
+      <w:r>
+        <w:t xml:space="preserve">least 19 calibration subjects at</w:t>
       </w:r>
       <w:r>
         <w:t xml:space="preserve"> </w:t>
@@ -467,25 +467,25 @@
         <w:t xml:space="preserve"> </w:t>
       </w:r>
       <w:r>
-        <w:t xml:space="preserve">real clinical resources, where several dependence sources can be crossed and</w:t>
-      </w:r>
-      <w:r>
-        <w:t xml:space="preserve"> </w:t>
-      </w:r>
-      <w:r>
-        <w:t xml:space="preserve">coverage may be required per diagnosis, and how much of an observed coverage gap</w:t>
-      </w:r>
-      <w:r>
-        <w:t xml:space="preserve"> </w:t>
-      </w:r>
-      <w:r>
-        <w:t xml:space="preserve">reflects dependence rather than the method itself, remains insufficiently</w:t>
-      </w:r>
-      <w:r>
-        <w:t xml:space="preserve"> </w:t>
-      </w:r>
-      <w:r>
-        <w:t xml:space="preserve">characterized. We address these design-stage questions by auditing three public</w:t>
+        <w:t xml:space="preserve">clinical resources where several dependence sources cross and coverage may be</w:t>
+      </w:r>
+      <w:r>
+        <w:t xml:space="preserve"> </w:t>
+      </w:r>
+      <w:r>
+        <w:t xml:space="preserve">required per diagnosis, and how much of an observed coverage gap reflects</w:t>
+      </w:r>
+      <w:r>
+        <w:t xml:space="preserve"> </w:t>
+      </w:r>
+      <w:r>
+        <w:t xml:space="preserve">dependence rather than the method itself, remains insufficiently characterized.</w:t>
+      </w:r>
+      <w:r>
+        <w:t xml:space="preserve"> </w:t>
+      </w:r>
+      <w:r>
+        <w:t xml:space="preserve">We address these design-stage questions by auditing three public</w:t>
       </w:r>
       <w:r>
         <w:t xml:space="preserve"> </w:t>
@@ -509,31 +509,37 @@
         <w:t xml:space="preserve"> </w:t>
       </w:r>
       <w:r>
-        <w:t xml:space="preserve">Challenge 2021 collection [16], which does not document a patient identifier. Two questions guide the audit. Can a block-level guarantee be</w:t>
-      </w:r>
-      <w:r>
-        <w:t xml:space="preserve"> </w:t>
-      </w:r>
-      <w:r>
-        <w:t xml:space="preserve">enforced at conventional error rates (RQ1)? Does ignoring block structure cost</w:t>
-      </w:r>
-      <w:r>
-        <w:t xml:space="preserve"> </w:t>
-      </w:r>
-      <w:r>
-        <w:t xml:space="preserve">coverage, and through what mechanism (RQ2)? Fig. 1 shows the two stages that</w:t>
-      </w:r>
-      <w:r>
-        <w:t xml:space="preserve"> </w:t>
-      </w:r>
-      <w:r>
-        <w:t xml:space="preserve">answer them, RQ1 from metadata alone and RQ2 from the conformity scores of three</w:t>
-      </w:r>
-      <w:r>
-        <w:t xml:space="preserve"> </w:t>
-      </w:r>
-      <w:r>
-        <w:t xml:space="preserve">backbones, with the section that reports each step.</w:t>
+        <w:t xml:space="preserve">Challenge 2021 collection [16], which does not document a patient identifier.</w:t>
+      </w:r>
+      <w:r>
+        <w:t xml:space="preserve"> </w:t>
+      </w:r>
+      <w:r>
+        <w:t xml:space="preserve">Two questions guide the audit. Can a block-level guarantee be enforced at</w:t>
+      </w:r>
+      <w:r>
+        <w:t xml:space="preserve"> </w:t>
+      </w:r>
+      <w:r>
+        <w:t xml:space="preserve">conventional error rates (RQ1)? Does ignoring block structure cost coverage, and</w:t>
+      </w:r>
+      <w:r>
+        <w:t xml:space="preserve"> </w:t>
+      </w:r>
+      <w:r>
+        <w:t xml:space="preserve">through what mechanism (RQ2)? Fig. 1 shows the two stages that answer them, RQ1</w:t>
+      </w:r>
+      <w:r>
+        <w:t xml:space="preserve"> </w:t>
+      </w:r>
+      <w:r>
+        <w:t xml:space="preserve">from metadata alone and RQ2 from the conformity scores of three backbones, with</w:t>
+      </w:r>
+      <w:r>
+        <w:t xml:space="preserve"> </w:t>
+      </w:r>
+      <w:r>
+        <w:t xml:space="preserve">the section that reports each step.</w:t>
       </w:r>
     </w:p>
     <w:p>
@@ -544,7 +550,7 @@
       <w:r>
         <w:drawing>
           <wp:inline>
-            <wp:extent cx="5303520" cy="3723951"/>
+            <wp:extent cx="5029200" cy="3531333"/>
             <wp:effectExtent b="0" l="0" r="0" t="0"/>
             <wp:docPr descr="Fig. 1. Audit workflow. Stage 1 (blue header) uses metadata only and gives verdicts exact given the declared sources D (RQ1); Stage 2 (orange headers) uses conformity scores from three backbones at feasible levels only (RQ2). Section numbers mark where each step is reported." title="" id="11" name="Picture"/>
             <a:graphic>
@@ -565,7 +571,7 @@
                   <pic:spPr bwMode="auto">
                     <a:xfrm>
                       <a:off x="0" y="0"/>
-                      <a:ext cx="5303520" cy="3723951"/>
+                      <a:ext cx="5029200" cy="3531333"/>
                     </a:xfrm>
                     <a:prstGeom prst="rect">
                       <a:avLst/>
@@ -804,19 +810,25 @@
         <w:jc w:val="both"/>
       </w:pPr>
       <w:r>
-        <w:t xml:space="preserve">Every finding is checked across three backbones whose sizes differ more than a</w:t>
-      </w:r>
-      <w:r>
-        <w:t xml:space="preserve"> </w:t>
-      </w:r>
-      <w:r>
-        <w:t xml:space="preserve">hundredfold and across two checkpoints; resampling is always over blocks, and the</w:t>
-      </w:r>
-      <w:r>
-        <w:t xml:space="preserve"> </w:t>
-      </w:r>
-      <w:r>
-        <w:t xml:space="preserve">held-out PTB-XL fold remains unexamined. We keep three levels of evidence apart:</w:t>
+        <w:t xml:space="preserve">Every empirical finding is checked across three backbones whose sizes differ more</w:t>
+      </w:r>
+      <w:r>
+        <w:t xml:space="preserve"> </w:t>
+      </w:r>
+      <w:r>
+        <w:t xml:space="preserve">than a hundredfold and across two checkpoints; resampling is always over blocks,</w:t>
+      </w:r>
+      <w:r>
+        <w:t xml:space="preserve"> </w:t>
+      </w:r>
+      <w:r>
+        <w:t xml:space="preserve">and the held-out PTB-XL fold remains unexamined. We keep three levels of evidence</w:t>
+      </w:r>
+      <w:r>
+        <w:t xml:space="preserve"> </w:t>
+      </w:r>
+      <w:r>
+        <w:t xml:space="preserve">apart:</w:t>
       </w:r>
       <w:r>
         <w:t xml:space="preserve"> </w:t>
@@ -910,13 +922,25 @@
         <w:t xml:space="preserve"> </w:t>
       </w:r>
       <w:r>
-        <w:t xml:space="preserve">ratios [17], spatial data [18] and network dependence [19]. Bhattacharyya and</w:t>
-      </w:r>
-      <w:r>
-        <w:t xml:space="preserve"> </w:t>
-      </w:r>
-      <w:r>
-        <w:t xml:space="preserve">Barber consider groups whose membership drives the shift [20], so exchangeability</w:t>
+        <w:t xml:space="preserve">ratios [17], spatial data [18], network dependence [19] and temporal data [20],</w:t>
+      </w:r>
+      <w:r>
+        <w:t xml:space="preserve"> </w:t>
+      </w:r>
+      <w:r>
+        <w:t xml:space="preserve">and conformal risk control extends the guarantee to general losses [21].</w:t>
+      </w:r>
+      <w:r>
+        <w:t xml:space="preserve"> </w:t>
+      </w:r>
+      <w:r>
+        <w:t xml:space="preserve">Bhattacharyya and</w:t>
+      </w:r>
+      <w:r>
+        <w:t xml:space="preserve"> </w:t>
+      </w:r>
+      <w:r>
+        <w:t xml:space="preserve">Barber consider groups whose membership drives the shift [22], so exchangeability</w:t>
       </w:r>
       <w:r>
         <w:t xml:space="preserve"> </w:t>
@@ -1234,7 +1258,7 @@
         <w:t xml:space="preserve"> </w:t>
       </w:r>
       <w:r>
-        <w:t xml:space="preserve">target level [21].</w:t>
+        <w:t xml:space="preserve">target level [23].</w:t>
       </w:r>
     </w:p>
     <w:p>
@@ -1280,7 +1304,7 @@
         <w:jc w:val="both"/>
       </w:pPr>
       <w:r>
-        <w:t xml:space="preserve">Multi-label conformal methods, surveyed by Papadopoulos [22], model dependence</w:t>
+        <w:t xml:space="preserve">Multi-label conformal methods, surveyed by Papadopoulos [24], model dependence</w:t>
       </w:r>
       <w:r>
         <w:t xml:space="preserve"> </w:t>
@@ -1298,7 +1322,7 @@
         <w:t xml:space="preserve"> </w:t>
       </w:r>
       <w:r>
-        <w:t xml:space="preserve">sets [23], exploiting structure among labels; here the hierarchy only serves to</w:t>
+        <w:t xml:space="preserve">sets [25], exploiting structure among labels; here the hierarchy only serves to</w:t>
       </w:r>
       <w:r>
         <w:t xml:space="preserve"> </w:t>
@@ -1331,25 +1355,19 @@
         <w:t xml:space="preserve"> </w:t>
       </w:r>
       <w:r>
-        <w:t xml:space="preserve">training and evaluation [24], [25], since mixing them inflates reported</w:t>
-      </w:r>
-      <w:r>
-        <w:t xml:space="preserve"> </w:t>
-      </w:r>
-      <w:r>
-        <w:t xml:space="preserve">performance [26]. Clinical uses of conformal prediction are surveyed in [6], and</w:t>
-      </w:r>
-      <w:r>
-        <w:t xml:space="preserve"> </w:t>
-      </w:r>
-      <w:r>
-        <w:t xml:space="preserve">conformal risk control [27] and time-series conformal prediction [28] extend the</w:t>
-      </w:r>
-      <w:r>
-        <w:t xml:space="preserve"> </w:t>
-      </w:r>
-      <w:r>
-        <w:t xml:space="preserve">framework to arbitrary losses and temporal data. On patient-disjoint PTB-XL</w:t>
+        <w:t xml:space="preserve">training and evaluation [26], [27], since mixing them inflates reported</w:t>
+      </w:r>
+      <w:r>
+        <w:t xml:space="preserve"> </w:t>
+      </w:r>
+      <w:r>
+        <w:t xml:space="preserve">performance [28]. Clinical uses of conformal prediction are surveyed in [6]. On</w:t>
+      </w:r>
+      <w:r>
+        <w:t xml:space="preserve"> </w:t>
+      </w:r>
+      <w:r>
+        <w:t xml:space="preserve">patient-disjoint PTB-XL</w:t>
       </w:r>
       <w:r>
         <w:t xml:space="preserve"> </w:t>
@@ -5091,7 +5109,7 @@
         <w:t xml:space="preserve"> </w:t>
       </w:r>
       <w:r>
-        <w:t xml:space="preserve">[21]. In cluster-randomized trials, minimum-variance weighting of cluster</w:t>
+        <w:t xml:space="preserve">[23]. In cluster-randomized trials, minimum-variance weighting of cluster</w:t>
       </w:r>
       <w:r>
         <w:t xml:space="preserve"> </w:t>
@@ -5226,25 +5244,25 @@
         <w:t xml:space="preserve"> </w:t>
       </w:r>
       <w:r>
-        <w:t xml:space="preserve">calibrated effective sample size. Noonan derives a large-sample variance for the</w:t>
-      </w:r>
-      <w:r>
-        <w:t xml:space="preserve"> </w:t>
-      </w:r>
-      <w:r>
-        <w:t xml:space="preserve">coverage of a threshold estimated from clustered data, in which the relevant</w:t>
-      </w:r>
-      <w:r>
-        <w:t xml:space="preserve"> </w:t>
-      </w:r>
-      <w:r>
-        <w:t xml:space="preserve">correlation is that of the exceedance indicator rather than of the score and can</w:t>
-      </w:r>
-      <w:r>
-        <w:t xml:space="preserve"> </w:t>
-      </w:r>
-      <w:r>
-        <w:t xml:space="preserve">change with the target level [21]. The primary analysis estimates</w:t>
+        <w:t xml:space="preserve">calibrated effective sample size. Because the variance that governs the coverage</w:t>
+      </w:r>
+      <w:r>
+        <w:t xml:space="preserve"> </w:t>
+      </w:r>
+      <w:r>
+        <w:t xml:space="preserve">of a clustered threshold involves the correlation of the exceedance indicator,</w:t>
+      </w:r>
+      <w:r>
+        <w:t xml:space="preserve"> </w:t>
+      </w:r>
+      <w:r>
+        <w:t xml:space="preserve">which can change with the target level [23], every analysis on this axis, run</w:t>
+      </w:r>
+      <w:r>
+        <w:t xml:space="preserve"> </w:t>
+      </w:r>
+      <w:r>
+        <w:t xml:space="preserve">primarily with</w:t>
       </w:r>
       <w:r>
         <w:t xml:space="preserve"> </w:t>
@@ -5258,13 +5276,7 @@
         <w:t xml:space="preserve"> </w:t>
       </w:r>
       <w:r>
-        <w:t xml:space="preserve">from</w:t>
-      </w:r>
-      <w:r>
-        <w:t xml:space="preserve"> </w:t>
-      </w:r>
-      <w:r>
-        <w:t xml:space="preserve">conformity scores, and every analysis on this axis is therefore repeated with the</w:t>
+        <w:t xml:space="preserve">estimated from conformity scores, is repeated with the</w:t>
       </w:r>
       <w:r>
         <w:t xml:space="preserve"> </w:t>
@@ -7300,7 +7312,7 @@
         <w:t xml:space="preserve"> </w:t>
       </w:r>
       <w:r>
-        <w:t xml:space="preserve">giant components [32], but there a collapsed join merely weakens a split; here,</w:t>
+        <w:t xml:space="preserve">giant components [32], [33], but there a collapsed join merely weakens a split; here,</w:t>
       </w:r>
       <w:r>
         <w:t xml:space="preserve"> </w:t>
@@ -7938,7 +7950,7 @@
         <w:t xml:space="preserve"> </w:t>
       </w:r>
       <w:r>
-        <w:t xml:space="preserve">class-conditional calibration under exchangeability [33]; under hierarchical</w:t>
+        <w:t xml:space="preserve">class-conditional calibration under exchangeability [34]; under hierarchical</w:t>
       </w:r>
       <w:r>
         <w:t xml:space="preserve"> </w:t>
@@ -8052,54 +8064,63 @@
           </m:rPr>
           <m:t>≥</m:t>
         </m:r>
-        <m:f>
-          <m:fPr>
-            <m:type m:val="bar"/>
-          </m:fPr>
-          <m:num>
+        <m:r>
+          <m:t>1</m:t>
+        </m:r>
+        <m:r>
+          <m:rPr>
+            <m:sty m:val="p"/>
+          </m:rPr>
+          <m:t>/</m:t>
+        </m:r>
+        <m:r>
+          <m:rPr>
+            <m:sty m:val="p"/>
+          </m:rPr>
+          <m:t>{</m:t>
+        </m:r>
+        <m:sSub>
+          <m:e>
+            <m:r>
+              <m:t>K</m:t>
+            </m:r>
+          </m:e>
+          <m:sub>
             <m:r>
               <m:t>1</m:t>
             </m:r>
-          </m:num>
-          <m:den>
-            <m:sSub>
-              <m:e>
-                <m:r>
-                  <m:t>K</m:t>
-                </m:r>
-              </m:e>
-              <m:sub>
-                <m:r>
-                  <m:t>1</m:t>
-                </m:r>
-              </m:sub>
-            </m:sSub>
-            <m:r>
-              <m:rPr>
-                <m:sty m:val="p"/>
-              </m:rPr>
-              <m:t>(</m:t>
-            </m:r>
-            <m:r>
-              <m:t>ℓ</m:t>
-            </m:r>
-            <m:r>
-              <m:rPr>
-                <m:sty m:val="p"/>
-              </m:rPr>
-              <m:t>)</m:t>
-            </m:r>
-            <m:r>
-              <m:rPr>
-                <m:sty m:val="p"/>
-              </m:rPr>
-              <m:t>+</m:t>
-            </m:r>
-            <m:r>
-              <m:t>1</m:t>
-            </m:r>
-          </m:den>
-        </m:f>
+          </m:sub>
+        </m:sSub>
+        <m:r>
+          <m:rPr>
+            <m:sty m:val="p"/>
+          </m:rPr>
+          <m:t>(</m:t>
+        </m:r>
+        <m:r>
+          <m:t>ℓ</m:t>
+        </m:r>
+        <m:r>
+          <m:rPr>
+            <m:sty m:val="p"/>
+          </m:rPr>
+          <m:t>)</m:t>
+        </m:r>
+        <m:r>
+          <m:rPr>
+            <m:sty m:val="p"/>
+          </m:rPr>
+          <m:t>+</m:t>
+        </m:r>
+        <m:r>
+          <m:t>1</m:t>
+        </m:r>
+        <m:r>
+          <m:rPr>
+            <m:sty m:val="p"/>
+          </m:rPr>
+          <m:t>}</m:t>
+        </m:r>
       </m:oMath>
       <w:r>
         <w:rPr>
@@ -8190,6 +8211,138 @@
           <w:iCs/>
         </w:rPr>
         <w:t xml:space="preserve">.</w:t>
+      </w:r>
+    </w:p>
+    <w:p>
+      <w:pPr>
+        <w:pStyle w:val="BodyText"/>
+        <w:jc w:val="both"/>
+      </w:pPr>
+      <w:r>
+        <w:rPr>
+          <w:i/>
+          <w:iCs/>
+        </w:rPr>
+        <w:t xml:space="preserve">Proof.</w:t>
+      </w:r>
+      <w:r>
+        <w:t xml:space="preserve"> </w:t>
+      </w:r>
+      <w:r>
+        <w:t xml:space="preserve">The per-label threshold is (1) computed on the</w:t>
+      </w:r>
+      <w:r>
+        <w:t xml:space="preserve"> </w:t>
+      </w:r>
+      <m:oMath>
+        <m:sSub>
+          <m:e>
+            <m:r>
+              <m:t>K</m:t>
+            </m:r>
+          </m:e>
+          <m:sub>
+            <m:r>
+              <m:t>1</m:t>
+            </m:r>
+          </m:sub>
+        </m:sSub>
+        <m:r>
+          <m:rPr>
+            <m:sty m:val="p"/>
+          </m:rPr>
+          <m:t>(</m:t>
+        </m:r>
+        <m:r>
+          <m:t>ℓ</m:t>
+        </m:r>
+        <m:r>
+          <m:rPr>
+            <m:sty m:val="p"/>
+          </m:rPr>
+          <m:t>)</m:t>
+        </m:r>
+      </m:oMath>
+      <w:r>
+        <w:t xml:space="preserve"> </w:t>
+      </w:r>
+      <w:r>
+        <w:t xml:space="preserve">blocks that</w:t>
+      </w:r>
+      <w:r>
+        <w:t xml:space="preserve"> </w:t>
+      </w:r>
+      <w:r>
+        <w:t xml:space="preserve">contain</w:t>
+      </w:r>
+      <w:r>
+        <w:t xml:space="preserve"> </w:t>
+      </w:r>
+      <m:oMath>
+        <m:r>
+          <m:t>ℓ</m:t>
+        </m:r>
+      </m:oMath>
+      <w:r>
+        <w:t xml:space="preserve">; Proposition 1 applies with</w:t>
+      </w:r>
+      <w:r>
+        <w:t xml:space="preserve"> </w:t>
+      </w:r>
+      <m:oMath>
+        <m:sSub>
+          <m:e>
+            <m:r>
+              <m:t>K</m:t>
+            </m:r>
+          </m:e>
+          <m:sub>
+            <m:r>
+              <m:t>1</m:t>
+            </m:r>
+          </m:sub>
+        </m:sSub>
+        <m:r>
+          <m:rPr>
+            <m:sty m:val="p"/>
+          </m:rPr>
+          <m:t>(</m:t>
+        </m:r>
+        <m:r>
+          <m:t>ℓ</m:t>
+        </m:r>
+        <m:r>
+          <m:rPr>
+            <m:sty m:val="p"/>
+          </m:rPr>
+          <m:t>)</m:t>
+        </m:r>
+      </m:oMath>
+      <w:r>
+        <w:t xml:space="preserve"> </w:t>
+      </w:r>
+      <w:r>
+        <w:t xml:space="preserve">in place of</w:t>
+      </w:r>
+      <w:r>
+        <w:t xml:space="preserve"> </w:t>
+      </w:r>
+      <m:oMath>
+        <m:sSub>
+          <m:e>
+            <m:r>
+              <m:t>K</m:t>
+            </m:r>
+          </m:e>
+          <m:sub>
+            <m:r>
+              <m:t>1</m:t>
+            </m:r>
+          </m:sub>
+        </m:sSub>
+      </m:oMath>
+      <w:r>
+        <w:t xml:space="preserve">. ∎</w:t>
       </w:r>
     </w:p>
     <w:p>
@@ -9906,13 +10059,13 @@
         <w:t xml:space="preserve"> </w:t>
       </w:r>
       <w:r>
-        <w:t xml:space="preserve">halves (200–400 repetitions); fold 8 is left out for its different label quality,</w:t>
-      </w:r>
-      <w:r>
-        <w:t xml:space="preserve"> </w:t>
-      </w:r>
-      <w:r>
-        <w:t xml:space="preserve">and fold 10 is reserved and unexamined. The feasibility counts of §5.1 instead</w:t>
+        <w:t xml:space="preserve">halves (200–400 repetitions); fold 8 is left out for its different label quality.</w:t>
+      </w:r>
+      <w:r>
+        <w:t xml:space="preserve"> </w:t>
+      </w:r>
+      <w:r>
+        <w:t xml:space="preserve">The feasibility counts of §5.1 instead</w:t>
       </w:r>
       <w:r>
         <w:t xml:space="preserve"> </w:t>
@@ -10018,19 +10171,19 @@
         <w:jc w:val="both"/>
       </w:pPr>
       <w:r>
-        <w:t xml:space="preserve">Conformal guarantees do not depend on the model, so the backbone changes set</w:t>
-      </w:r>
-      <w:r>
-        <w:t xml:space="preserve"> </w:t>
-      </w:r>
-      <w:r>
-        <w:t xml:space="preserve">size, not validity. The primary backbone, SmallECGNet, is a compact 1-D</w:t>
-      </w:r>
-      <w:r>
-        <w:t xml:space="preserve"> </w:t>
-      </w:r>
-      <w:r>
-        <w:t xml:space="preserve">convolutional network (104,389 parameters for 12-lead input, 101,925 for one</w:t>
+        <w:t xml:space="preserve">Conformal validity does not depend on the model, so the backbone changes set</w:t>
+      </w:r>
+      <w:r>
+        <w:t xml:space="preserve"> </w:t>
+      </w:r>
+      <w:r>
+        <w:t xml:space="preserve">size, not coverage guarantees. The primary backbone, SmallECGNet, is a compact</w:t>
+      </w:r>
+      <w:r>
+        <w:t xml:space="preserve"> </w:t>
+      </w:r>
+      <w:r>
+        <w:t xml:space="preserve">1-D convolutional network (104,389 parameters for 12-lead input, 101,925 for one</w:t>
       </w:r>
       <w:r>
         <w:t xml:space="preserve"> </w:t>
@@ -10042,25 +10195,25 @@
         <w:t xml:space="preserve"> </w:t>
       </w:r>
       <w:r>
-        <w:t xml:space="preserve">retraining. Each audit is repeated</w:t>
-      </w:r>
-      <w:r>
-        <w:t xml:space="preserve"> </w:t>
-      </w:r>
-      <w:r>
-        <w:t xml:space="preserve">with two 1-D residual networks of the PTB-XL benchmark family [1], ResNet1D-34</w:t>
-      </w:r>
-      <w:r>
-        <w:t xml:space="preserve"> </w:t>
-      </w:r>
-      <w:r>
-        <w:t xml:space="preserve">(7,225,733 / 7,220,805 parameters) and ResNet1D-50 (15,969,413 / 15,964,485),</w:t>
-      </w:r>
-      <w:r>
-        <w:t xml:space="preserve"> </w:t>
-      </w:r>
-      <w:r>
-        <w:t xml:space="preserve">trained with Adam (learning rate</w:t>
+        <w:t xml:space="preserve">retraining. Each audit is repeated with two 1-D residual networks of the PTB-XL</w:t>
+      </w:r>
+      <w:r>
+        <w:t xml:space="preserve"> </w:t>
+      </w:r>
+      <w:r>
+        <w:t xml:space="preserve">benchmark family [1], ResNet1D-34 (7,225,733 / 7,220,805 parameters) and</w:t>
+      </w:r>
+      <w:r>
+        <w:t xml:space="preserve"> </w:t>
+      </w:r>
+      <w:r>
+        <w:t xml:space="preserve">ResNet1D-50 (15,969,413 / 15,964,485). All three were trained with Adam</w:t>
+      </w:r>
+      <w:r>
+        <w:t xml:space="preserve"> </w:t>
+      </w:r>
+      <w:r>
+        <w:t xml:space="preserve">(learning rate</w:t>
       </w:r>
       <w:r>
         <w:t xml:space="preserve"> </w:t>
@@ -10086,19 +10239,13 @@
         </m:sSup>
       </m:oMath>
       <w:r>
-        <w:t xml:space="preserve">), early stopping on validation loss</w:t>
-      </w:r>
-      <w:r>
-        <w:t xml:space="preserve"> </w:t>
-      </w:r>
-      <w:r>
-        <w:t xml:space="preserve">(patience 5) and at most 25 epochs on PTB-XL and 30 on MIT-BIH; SmallECGNet was</w:t>
-      </w:r>
-      <w:r>
-        <w:t xml:space="preserve"> </w:t>
-      </w:r>
-      <w:r>
-        <w:t xml:space="preserve">trained with the same optimizer, stopping rule and batch sizes.</w:t>
+        <w:t xml:space="preserve">), early stopping on validation loss (patience 5) and at</w:t>
+      </w:r>
+      <w:r>
+        <w:t xml:space="preserve"> </w:t>
+      </w:r>
+      <w:r>
+        <w:t xml:space="preserve">most 25 epochs on PTB-XL and 30 on MIT-BIH.</w:t>
       </w:r>
       <w:r>
         <w:t xml:space="preserve"> </w:t>
@@ -10140,19 +10287,19 @@
         <w:t xml:space="preserve"> </w:t>
       </w:r>
       <w:r>
-        <w:t xml:space="preserve">0.3144. The backbones were deliberately not tuned for discrimination: validity</w:t>
-      </w:r>
-      <w:r>
-        <w:t xml:space="preserve"> </w:t>
-      </w:r>
-      <w:r>
-        <w:t xml:space="preserve">holds for any score fixed before calibration, so a weak minority-class score</w:t>
-      </w:r>
-      <w:r>
-        <w:t xml:space="preserve"> </w:t>
-      </w:r>
-      <w:r>
-        <w:t xml:space="preserve">enlarges sets without affecting the coverage under audit. Scores are</w:t>
+        <w:t xml:space="preserve">0.3144. The backbones were deliberately not tuned for discrimination, because a</w:t>
+      </w:r>
+      <w:r>
+        <w:t xml:space="preserve"> </w:t>
+      </w:r>
+      <w:r>
+        <w:t xml:space="preserve">weak minority-class score enlarges sets without affecting the coverage under</w:t>
+      </w:r>
+      <w:r>
+        <w:t xml:space="preserve"> </w:t>
+      </w:r>
+      <w:r>
+        <w:t xml:space="preserve">audit. Scores are</w:t>
       </w:r>
       <w:r>
         <w:t xml:space="preserve"> </w:t>
@@ -12632,7 +12779,7 @@
         <w:t xml:space="preserve"> </w:t>
       </w:r>
       <w:r>
-        <w:t xml:space="preserve">known [32]. Fig. 4 places the single sources, their joins and the MIT-BIH record</w:t>
+        <w:t xml:space="preserve">known [32], [33]. Fig. 4 places the single sources, their joins and the MIT-BIH record</w:t>
       </w:r>
       <w:r>
         <w:t xml:space="preserve"> </w:t>
@@ -13620,7 +13767,7 @@
       <w:r>
         <w:drawing>
           <wp:inline>
-            <wp:extent cx="5303520" cy="1595119"/>
+            <wp:extent cx="5029200" cy="1512613"/>
             <wp:effectExtent b="0" l="0" r="0" t="0"/>
             <wp:docPr descr="Fig. 5. Calibration blocks carrying each PTB-XL label by hierarchy level (fold 9, patient blocks; log scale). Dashed and dotted lines: blocks required at \alpha=0.05 and 0.10. Dark bars meet the 0.05 requirement, light bars only the 0.10 one, orange bars neither." title="" id="39" name="Picture"/>
             <a:graphic>
@@ -13641,7 +13788,7 @@
                   <pic:spPr bwMode="auto">
                     <a:xfrm>
                       <a:off x="0" y="0"/>
-                      <a:ext cx="5303520" cy="1595119"/>
+                      <a:ext cx="5029200" cy="1512613"/>
                     </a:xfrm>
                     <a:prstGeom prst="rect">
                       <a:avLst/>
@@ -13995,6 +14142,7 @@
           <w:p>
             <w:pPr>
               <w:pStyle w:val="Compact"/>
+              <w:keepNext/>
             </w:pPr>
             <w:r>
               <w:rPr>
@@ -14009,6 +14157,7 @@
           <w:p>
             <w:pPr>
               <w:pStyle w:val="Compact"/>
+              <w:keepNext/>
               <w:jc w:val="right"/>
             </w:pPr>
             <w:r>
@@ -14024,6 +14173,7 @@
           <w:p>
             <w:pPr>
               <w:pStyle w:val="Compact"/>
+              <w:keepNext/>
             </w:pPr>
             <w:r>
               <w:rPr>
@@ -14038,6 +14188,7 @@
           <w:p>
             <w:pPr>
               <w:pStyle w:val="Compact"/>
+              <w:keepNext/>
               <w:jc w:val="right"/>
             </w:pPr>
             <w:r>
@@ -14053,6 +14204,7 @@
           <w:p>
             <w:pPr>
               <w:pStyle w:val="Compact"/>
+              <w:keepNext/>
               <w:jc w:val="right"/>
             </w:pPr>
             <w:r>
@@ -14068,6 +14220,7 @@
           <w:p>
             <w:pPr>
               <w:pStyle w:val="Compact"/>
+              <w:keepNext/>
               <w:jc w:val="right"/>
             </w:pPr>
             <w:r>
@@ -14088,14 +14241,16 @@
           <w:p>
             <w:pPr>
               <w:pStyle w:val="Compact"/>
-            </w:pPr>
-          </w:p>
-        </w:tc>
-        <w:tc>
-          <w:tcPr/>
-          <w:p>
-            <w:pPr>
-              <w:pStyle w:val="Compact"/>
+              <w:keepNext/>
+            </w:pPr>
+          </w:p>
+        </w:tc>
+        <w:tc>
+          <w:tcPr/>
+          <w:p>
+            <w:pPr>
+              <w:pStyle w:val="Compact"/>
+              <w:keepNext/>
               <w:jc w:val="right"/>
             </w:pPr>
             <w:r>
@@ -14111,6 +14266,7 @@
           <w:p>
             <w:pPr>
               <w:pStyle w:val="Compact"/>
+              <w:keepNext/>
             </w:pPr>
             <w:r>
               <w:rPr>
@@ -14125,6 +14281,7 @@
           <w:p>
             <w:pPr>
               <w:pStyle w:val="Compact"/>
+              <w:keepNext/>
               <w:jc w:val="right"/>
             </w:pPr>
             <w:r>
@@ -14140,6 +14297,7 @@
           <w:p>
             <w:pPr>
               <w:pStyle w:val="Compact"/>
+              <w:keepNext/>
               <w:jc w:val="right"/>
             </w:pPr>
             <w:r>
@@ -14155,6 +14313,7 @@
           <w:p>
             <w:pPr>
               <w:pStyle w:val="Compact"/>
+              <w:keepNext/>
               <w:jc w:val="right"/>
             </w:pPr>
             <w:r>
@@ -14175,14 +14334,16 @@
           <w:p>
             <w:pPr>
               <w:pStyle w:val="Compact"/>
-            </w:pPr>
-          </w:p>
-        </w:tc>
-        <w:tc>
-          <w:tcPr/>
-          <w:p>
-            <w:pPr>
-              <w:pStyle w:val="Compact"/>
+              <w:keepNext/>
+            </w:pPr>
+          </w:p>
+        </w:tc>
+        <w:tc>
+          <w:tcPr/>
+          <w:p>
+            <w:pPr>
+              <w:pStyle w:val="Compact"/>
+              <w:keepNext/>
               <w:jc w:val="right"/>
             </w:pPr>
             <w:r>
@@ -14198,6 +14359,7 @@
           <w:p>
             <w:pPr>
               <w:pStyle w:val="Compact"/>
+              <w:keepNext/>
             </w:pPr>
             <w:r>
               <w:rPr>
@@ -14212,6 +14374,7 @@
           <w:p>
             <w:pPr>
               <w:pStyle w:val="Compact"/>
+              <w:keepNext/>
               <w:jc w:val="right"/>
             </w:pPr>
             <w:r>
@@ -14227,6 +14390,7 @@
           <w:p>
             <w:pPr>
               <w:pStyle w:val="Compact"/>
+              <w:keepNext/>
               <w:jc w:val="right"/>
             </w:pPr>
             <w:r>
@@ -14242,6 +14406,7 @@
           <w:p>
             <w:pPr>
               <w:pStyle w:val="Compact"/>
+              <w:keepNext/>
               <w:jc w:val="right"/>
             </w:pPr>
             <w:r>
@@ -14262,14 +14427,16 @@
           <w:p>
             <w:pPr>
               <w:pStyle w:val="Compact"/>
-            </w:pPr>
-          </w:p>
-        </w:tc>
-        <w:tc>
-          <w:tcPr/>
-          <w:p>
-            <w:pPr>
-              <w:pStyle w:val="Compact"/>
+              <w:keepNext/>
+            </w:pPr>
+          </w:p>
+        </w:tc>
+        <w:tc>
+          <w:tcPr/>
+          <w:p>
+            <w:pPr>
+              <w:pStyle w:val="Compact"/>
+              <w:keepNext/>
               <w:jc w:val="right"/>
             </w:pPr>
             <w:r>
@@ -14285,6 +14452,7 @@
           <w:p>
             <w:pPr>
               <w:pStyle w:val="Compact"/>
+              <w:keepNext/>
             </w:pPr>
             <w:r>
               <w:rPr>
@@ -14299,6 +14467,7 @@
           <w:p>
             <w:pPr>
               <w:pStyle w:val="Compact"/>
+              <w:keepNext/>
               <w:jc w:val="right"/>
             </w:pPr>
             <w:r>
@@ -14314,6 +14483,7 @@
           <w:p>
             <w:pPr>
               <w:pStyle w:val="Compact"/>
+              <w:keepNext/>
               <w:jc w:val="right"/>
             </w:pPr>
             <w:r>
@@ -14329,6 +14499,7 @@
           <w:p>
             <w:pPr>
               <w:pStyle w:val="Compact"/>
+              <w:keepNext/>
               <w:jc w:val="right"/>
             </w:pPr>
             <w:r>
@@ -14436,6 +14607,7 @@
           <w:p>
             <w:pPr>
               <w:pStyle w:val="Compact"/>
+              <w:keepNext/>
             </w:pPr>
             <w:r>
               <w:rPr>
@@ -14450,6 +14622,7 @@
           <w:p>
             <w:pPr>
               <w:pStyle w:val="Compact"/>
+              <w:keepNext/>
               <w:jc w:val="right"/>
             </w:pPr>
             <w:r>
@@ -14465,6 +14638,7 @@
           <w:p>
             <w:pPr>
               <w:pStyle w:val="Compact"/>
+              <w:keepNext/>
             </w:pPr>
             <w:r>
               <w:rPr>
@@ -14479,6 +14653,7 @@
           <w:p>
             <w:pPr>
               <w:pStyle w:val="Compact"/>
+              <w:keepNext/>
               <w:jc w:val="right"/>
             </w:pPr>
             <w:r>
@@ -14494,6 +14669,7 @@
           <w:p>
             <w:pPr>
               <w:pStyle w:val="Compact"/>
+              <w:keepNext/>
               <w:jc w:val="right"/>
             </w:pPr>
             <w:r>
@@ -14509,6 +14685,7 @@
           <w:p>
             <w:pPr>
               <w:pStyle w:val="Compact"/>
+              <w:keepNext/>
               <w:jc w:val="right"/>
             </w:pPr>
             <w:r>
@@ -14529,14 +14706,16 @@
           <w:p>
             <w:pPr>
               <w:pStyle w:val="Compact"/>
-            </w:pPr>
-          </w:p>
-        </w:tc>
-        <w:tc>
-          <w:tcPr/>
-          <w:p>
-            <w:pPr>
-              <w:pStyle w:val="Compact"/>
+              <w:keepNext/>
+            </w:pPr>
+          </w:p>
+        </w:tc>
+        <w:tc>
+          <w:tcPr/>
+          <w:p>
+            <w:pPr>
+              <w:pStyle w:val="Compact"/>
+              <w:keepNext/>
               <w:jc w:val="right"/>
             </w:pPr>
             <w:r>
@@ -14552,6 +14731,7 @@
           <w:p>
             <w:pPr>
               <w:pStyle w:val="Compact"/>
+              <w:keepNext/>
             </w:pPr>
             <w:r>
               <w:rPr>
@@ -14566,6 +14746,7 @@
           <w:p>
             <w:pPr>
               <w:pStyle w:val="Compact"/>
+              <w:keepNext/>
               <w:jc w:val="right"/>
             </w:pPr>
             <w:r>
@@ -14581,6 +14762,7 @@
           <w:p>
             <w:pPr>
               <w:pStyle w:val="Compact"/>
+              <w:keepNext/>
               <w:jc w:val="right"/>
             </w:pPr>
             <w:r>
@@ -14596,6 +14778,7 @@
           <w:p>
             <w:pPr>
               <w:pStyle w:val="Compact"/>
+              <w:keepNext/>
               <w:jc w:val="right"/>
             </w:pPr>
             <w:r>
@@ -14887,7 +15070,7 @@
       <w:r>
         <w:drawing>
           <wp:inline>
-            <wp:extent cx="5303520" cy="1669438"/>
+            <wp:extent cx="5029200" cy="1583087"/>
             <wp:effectExtent b="0" l="0" r="0" t="0"/>
             <wp:docPr descr="Fig. 6. Coverage minus nominal 1-\alpha, primary backbone: B1 (mean and 2.5–97.5% range over 200 block-level splits) and B12 (mean). Shading marks MIT-BIH levels below \alpha_{\min}=1/12; vertical scales differ." title="" id="43" name="Picture"/>
             <a:graphic>
@@ -14908,7 +15091,7 @@
                   <pic:spPr bwMode="auto">
                     <a:xfrm>
                       <a:off x="0" y="0"/>
-                      <a:ext cx="5303520" cy="1669438"/>
+                      <a:ext cx="5029200" cy="1583087"/>
                     </a:xfrm>
                     <a:prstGeom prst="rect">
                       <a:avLst/>
@@ -15030,7 +15213,7 @@
       <w:r>
         <w:drawing>
           <wp:inline>
-            <wp:extent cx="5303520" cy="1273853"/>
+            <wp:extent cx="5029200" cy="1207964"/>
             <wp:effectExtent b="0" l="0" r="0" t="0"/>
             <wp:docPr descr="Fig. 7. Controls used on MIT-BIH, drawn on four illustrative records (colors mark the original record of each beat). (a) Permutation null. (b) 2×2 factorial design crossing clustering with calibration block-size balance. (c) Dose–response: a growing fraction p of beats reassigned at random." title="" id="47" name="Picture"/>
             <a:graphic>
@@ -15051,7 +15234,7 @@
                   <pic:spPr bwMode="auto">
                     <a:xfrm>
                       <a:off x="0" y="0"/>
-                      <a:ext cx="5303520" cy="1273853"/>
+                      <a:ext cx="5029200" cy="1207964"/>
                     </a:xfrm>
                     <a:prstGeom prst="rect">
                       <a:avLst/>
@@ -15408,6 +15591,7 @@
           <w:p>
             <w:pPr>
               <w:pStyle w:val="Compact"/>
+              <w:keepNext/>
             </w:pPr>
             <w:r>
               <w:rPr>
@@ -15422,6 +15606,7 @@
           <w:p>
             <w:pPr>
               <w:pStyle w:val="Compact"/>
+              <w:keepNext/>
             </w:pPr>
             <w:r>
               <w:rPr>
@@ -15436,6 +15621,7 @@
           <w:p>
             <w:pPr>
               <w:pStyle w:val="Compact"/>
+              <w:keepNext/>
             </w:pPr>
             <w:r>
               <w:rPr>
@@ -15450,6 +15636,7 @@
           <w:p>
             <w:pPr>
               <w:pStyle w:val="Compact"/>
+              <w:keepNext/>
             </w:pPr>
             <w:r>
               <w:rPr>
@@ -15464,6 +15651,7 @@
           <w:p>
             <w:pPr>
               <w:pStyle w:val="Compact"/>
+              <w:keepNext/>
             </w:pPr>
             <w:r>
               <w:rPr>
@@ -15478,6 +15666,7 @@
           <w:p>
             <w:pPr>
               <w:pStyle w:val="Compact"/>
+              <w:keepNext/>
             </w:pPr>
             <w:r>
               <w:rPr>
@@ -15497,22 +15686,25 @@
           <w:p>
             <w:pPr>
               <w:pStyle w:val="Compact"/>
-            </w:pPr>
-          </w:p>
-        </w:tc>
-        <w:tc>
-          <w:tcPr/>
-          <w:p>
-            <w:pPr>
-              <w:pStyle w:val="Compact"/>
-            </w:pPr>
-          </w:p>
-        </w:tc>
-        <w:tc>
-          <w:tcPr/>
-          <w:p>
-            <w:pPr>
-              <w:pStyle w:val="Compact"/>
+              <w:keepNext/>
+            </w:pPr>
+          </w:p>
+        </w:tc>
+        <w:tc>
+          <w:tcPr/>
+          <w:p>
+            <w:pPr>
+              <w:pStyle w:val="Compact"/>
+              <w:keepNext/>
+            </w:pPr>
+          </w:p>
+        </w:tc>
+        <w:tc>
+          <w:tcPr/>
+          <w:p>
+            <w:pPr>
+              <w:pStyle w:val="Compact"/>
+              <w:keepNext/>
             </w:pPr>
             <w:r>
               <w:rPr>
@@ -15527,6 +15719,7 @@
           <w:p>
             <w:pPr>
               <w:pStyle w:val="Compact"/>
+              <w:keepNext/>
             </w:pPr>
             <w:r>
               <w:rPr>
@@ -15541,6 +15734,7 @@
           <w:p>
             <w:pPr>
               <w:pStyle w:val="Compact"/>
+              <w:keepNext/>
             </w:pPr>
             <w:r>
               <w:rPr>
@@ -15555,6 +15749,7 @@
           <w:p>
             <w:pPr>
               <w:pStyle w:val="Compact"/>
+              <w:keepNext/>
             </w:pPr>
             <w:r>
               <w:rPr>
@@ -15651,6 +15846,7 @@
           <w:p>
             <w:pPr>
               <w:pStyle w:val="Compact"/>
+              <w:keepNext/>
             </w:pPr>
             <w:r>
               <w:rPr>
@@ -15665,6 +15861,7 @@
           <w:p>
             <w:pPr>
               <w:pStyle w:val="Compact"/>
+              <w:keepNext/>
             </w:pPr>
             <w:r>
               <w:rPr>
@@ -15679,6 +15876,7 @@
           <w:p>
             <w:pPr>
               <w:pStyle w:val="Compact"/>
+              <w:keepNext/>
             </w:pPr>
             <w:r>
               <w:rPr>
@@ -15693,6 +15891,7 @@
           <w:p>
             <w:pPr>
               <w:pStyle w:val="Compact"/>
+              <w:keepNext/>
             </w:pPr>
             <w:r>
               <w:rPr>
@@ -15707,6 +15906,7 @@
           <w:p>
             <w:pPr>
               <w:pStyle w:val="Compact"/>
+              <w:keepNext/>
             </w:pPr>
             <w:r>
               <w:rPr>
@@ -15721,6 +15921,7 @@
           <w:p>
             <w:pPr>
               <w:pStyle w:val="Compact"/>
+              <w:keepNext/>
             </w:pPr>
             <w:r>
               <w:rPr>
@@ -15740,22 +15941,25 @@
           <w:p>
             <w:pPr>
               <w:pStyle w:val="Compact"/>
-            </w:pPr>
-          </w:p>
-        </w:tc>
-        <w:tc>
-          <w:tcPr/>
-          <w:p>
-            <w:pPr>
-              <w:pStyle w:val="Compact"/>
-            </w:pPr>
-          </w:p>
-        </w:tc>
-        <w:tc>
-          <w:tcPr/>
-          <w:p>
-            <w:pPr>
-              <w:pStyle w:val="Compact"/>
+              <w:keepNext/>
+            </w:pPr>
+          </w:p>
+        </w:tc>
+        <w:tc>
+          <w:tcPr/>
+          <w:p>
+            <w:pPr>
+              <w:pStyle w:val="Compact"/>
+              <w:keepNext/>
+            </w:pPr>
+          </w:p>
+        </w:tc>
+        <w:tc>
+          <w:tcPr/>
+          <w:p>
+            <w:pPr>
+              <w:pStyle w:val="Compact"/>
+              <w:keepNext/>
             </w:pPr>
             <w:r>
               <w:rPr>
@@ -15770,6 +15974,7 @@
           <w:p>
             <w:pPr>
               <w:pStyle w:val="Compact"/>
+              <w:keepNext/>
             </w:pPr>
             <w:r>
               <w:rPr>
@@ -15784,6 +15989,7 @@
           <w:p>
             <w:pPr>
               <w:pStyle w:val="Compact"/>
+              <w:keepNext/>
             </w:pPr>
             <w:r>
               <w:rPr>
@@ -15798,6 +16004,7 @@
           <w:p>
             <w:pPr>
               <w:pStyle w:val="Compact"/>
+              <w:keepNext/>
             </w:pPr>
             <w:r>
               <w:rPr>
@@ -15894,6 +16101,7 @@
           <w:p>
             <w:pPr>
               <w:pStyle w:val="Compact"/>
+              <w:keepNext/>
             </w:pPr>
             <w:r>
               <w:rPr>
@@ -15908,6 +16116,7 @@
           <w:p>
             <w:pPr>
               <w:pStyle w:val="Compact"/>
+              <w:keepNext/>
             </w:pPr>
             <w:r>
               <w:rPr>
@@ -15922,6 +16131,7 @@
           <w:p>
             <w:pPr>
               <w:pStyle w:val="Compact"/>
+              <w:keepNext/>
             </w:pPr>
             <w:r>
               <w:rPr>
@@ -15936,6 +16146,7 @@
           <w:p>
             <w:pPr>
               <w:pStyle w:val="Compact"/>
+              <w:keepNext/>
             </w:pPr>
             <w:r>
               <w:rPr>
@@ -15950,6 +16161,7 @@
           <w:p>
             <w:pPr>
               <w:pStyle w:val="Compact"/>
+              <w:keepNext/>
             </w:pPr>
             <w:r>
               <w:rPr>
@@ -15964,6 +16176,7 @@
           <w:p>
             <w:pPr>
               <w:pStyle w:val="Compact"/>
+              <w:keepNext/>
             </w:pPr>
             <w:r>
               <w:rPr>
@@ -15983,22 +16196,25 @@
           <w:p>
             <w:pPr>
               <w:pStyle w:val="Compact"/>
-            </w:pPr>
-          </w:p>
-        </w:tc>
-        <w:tc>
-          <w:tcPr/>
-          <w:p>
-            <w:pPr>
-              <w:pStyle w:val="Compact"/>
-            </w:pPr>
-          </w:p>
-        </w:tc>
-        <w:tc>
-          <w:tcPr/>
-          <w:p>
-            <w:pPr>
-              <w:pStyle w:val="Compact"/>
+              <w:keepNext/>
+            </w:pPr>
+          </w:p>
+        </w:tc>
+        <w:tc>
+          <w:tcPr/>
+          <w:p>
+            <w:pPr>
+              <w:pStyle w:val="Compact"/>
+              <w:keepNext/>
+            </w:pPr>
+          </w:p>
+        </w:tc>
+        <w:tc>
+          <w:tcPr/>
+          <w:p>
+            <w:pPr>
+              <w:pStyle w:val="Compact"/>
+              <w:keepNext/>
             </w:pPr>
             <w:r>
               <w:rPr>
@@ -16013,6 +16229,7 @@
           <w:p>
             <w:pPr>
               <w:pStyle w:val="Compact"/>
+              <w:keepNext/>
             </w:pPr>
             <w:r>
               <w:rPr>
@@ -16027,6 +16244,7 @@
           <w:p>
             <w:pPr>
               <w:pStyle w:val="Compact"/>
+              <w:keepNext/>
             </w:pPr>
             <w:r>
               <w:rPr>
@@ -16041,6 +16259,7 @@
           <w:p>
             <w:pPr>
               <w:pStyle w:val="Compact"/>
+              <w:keepNext/>
             </w:pPr>
             <w:r>
               <w:rPr>
@@ -16700,7 +16919,7 @@
       <w:r>
         <w:drawing>
           <wp:inline>
-            <wp:extent cx="5303520" cy="1550454"/>
+            <wp:extent cx="5029200" cy="1470258"/>
             <wp:effectExtent b="0" l="0" r="0" t="0"/>
             <wp:docPr descr="Fig. 8. Attribution of the MIT-BIH deficit, primary backbone. (a) Factorial effects on B1 coverage (Monte Carlo 95% intervals, 400 splits; open markers include zero). (b) B12−B1 gap on original and permuted data (whiskers: 2.5–97.5% range); percentages give the mechanical share." title="" id="50" name="Picture"/>
             <a:graphic>
@@ -16721,7 +16940,7 @@
                   <pic:spPr bwMode="auto">
                     <a:xfrm>
                       <a:off x="0" y="0"/>
-                      <a:ext cx="5303520" cy="1550454"/>
+                      <a:ext cx="5029200" cy="1470258"/>
                     </a:xfrm>
                     <a:prstGeom prst="rect">
                       <a:avLst/>
@@ -17004,11 +17223,11 @@
         </w:tblBorders>
       </w:tblPr>
       <w:tblGrid>
-        <w:gridCol w:w="2762"/>
-        <w:gridCol w:w="460"/>
-        <w:gridCol w:w="1565"/>
-        <w:gridCol w:w="1565"/>
-        <w:gridCol w:w="1565"/>
+        <w:gridCol w:w="2669"/>
+        <w:gridCol w:w="711"/>
+        <w:gridCol w:w="1512"/>
+        <w:gridCol w:w="1512"/>
+        <w:gridCol w:w="1512"/>
       </w:tblGrid>
       <w:tr>
         <w:trPr>
@@ -17629,7 +17848,7 @@
         <w:t xml:space="preserve"> </w:t>
       </w:r>
       <w:r>
-        <w:t xml:space="preserve">exceedance-specific design effect is given in [21].</w:t>
+        <w:t xml:space="preserve">exceedance-specific design effect is given in [23].</w:t>
       </w:r>
       <w:r>
         <w:t xml:space="preserve"> </w:t>
@@ -18407,7 +18626,7 @@
       <w:r>
         <w:drawing>
           <wp:inline>
-            <wp:extent cx="5303520" cy="1765149"/>
+            <wp:extent cx="5029200" cy="1673848"/>
             <wp:effectExtent b="0" l="0" r="0" t="0"/>
             <wp:docPr descr="Fig. 10. Robustness. (a) MIT-BIH B1 deficit against the permutation null by backbone and \alpha: Monte Carlo 95% interval (200 splits; open markers include zero) and record-level jackknife 95% CI (light bars). (b) B1 coverage minus nominal under best-validation versus last-epoch weights, 16 cells; shaded quadrants mark sign agreement." title="" id="58" name="Picture"/>
             <a:graphic>
@@ -18428,7 +18647,7 @@
                   <pic:spPr bwMode="auto">
                     <a:xfrm>
                       <a:off x="0" y="0"/>
-                      <a:ext cx="5303520" cy="1765149"/>
+                      <a:ext cx="5029200" cy="1673848"/>
                     </a:xfrm>
                     <a:prstGeom prst="rect">
                       <a:avLst/>
@@ -19286,7 +19505,7 @@
         <w:t xml:space="preserve"> </w:t>
       </w:r>
       <w:r>
-        <w:t xml:space="preserve">The inter-patient protocol prevents subject-level leakage [24], [26], [25], but</w:t>
+        <w:t xml:space="preserve">The inter-patient protocol prevents subject-level leakage [26], [28], [27], but</w:t>
       </w:r>
       <w:r>
         <w:t xml:space="preserve"> </w:t>
@@ -19337,13 +19556,13 @@
         <w:t xml:space="preserve"> </w:t>
       </w:r>
       <w:r>
-        <w:t xml:space="preserve">distribution of split conformal prediction implies for exchangeable data [34];</w:t>
-      </w:r>
-      <w:r>
-        <w:t xml:space="preserve"> </w:t>
-      </w:r>
-      <w:r>
-        <w:t xml:space="preserve">and, as for rare classes under exchangeability [33], the count that matters per</w:t>
+        <w:t xml:space="preserve">distribution of split conformal prediction implies for exchangeable data [35];</w:t>
+      </w:r>
+      <w:r>
+        <w:t xml:space="preserve"> </w:t>
+      </w:r>
+      <w:r>
+        <w:t xml:space="preserve">and, as for rare classes under exchangeability [34], the count that matters per</w:t>
       </w:r>
       <w:r>
         <w:t xml:space="preserve"> </w:t>
@@ -19423,7 +19642,7 @@
         <w:t xml:space="preserve"> </w:t>
       </w:r>
       <w:r>
-        <w:t xml:space="preserve">of §5.1. Risk-control extensions [27] and time-series variants [28] rest on</w:t>
+        <w:t xml:space="preserve">of §5.1. Risk-control extensions [21] and time-series variants [20] rest on</w:t>
       </w:r>
       <w:r>
         <w:t xml:space="preserve"> </w:t>
@@ -22099,21 +22318,18 @@
         <w:t xml:space="preserve"> </w:t>
       </w:r>
       <m:oMath>
-        <m:f>
-          <m:fPr>
-            <m:type m:val="lin"/>
-          </m:fPr>
-          <m:num>
-            <m:r>
-              <m:t>1</m:t>
-            </m:r>
-          </m:num>
-          <m:den>
-            <m:r>
-              <m:t>3</m:t>
-            </m:r>
-          </m:den>
-        </m:f>
+        <m:r>
+          <m:t>1</m:t>
+        </m:r>
+        <m:r>
+          <m:rPr>
+            <m:sty m:val="p"/>
+          </m:rPr>
+          <m:t>/</m:t>
+        </m:r>
+        <m:r>
+          <m:t>3</m:t>
+        </m:r>
       </m:oMath>
       <w:r>
         <w:t xml:space="preserve"> </w:t>
@@ -22216,21 +22432,18 @@
         <w:t xml:space="preserve"> </w:t>
       </w:r>
       <m:oMath>
-        <m:f>
-          <m:fPr>
-            <m:type m:val="lin"/>
-          </m:fPr>
-          <m:num>
-            <m:r>
-              <m:t>2</m:t>
-            </m:r>
-          </m:num>
-          <m:den>
-            <m:r>
-              <m:t>3</m:t>
-            </m:r>
-          </m:den>
-        </m:f>
+        <m:r>
+          <m:t>2</m:t>
+        </m:r>
+        <m:r>
+          <m:rPr>
+            <m:sty m:val="p"/>
+          </m:rPr>
+          <m:t>/</m:t>
+        </m:r>
+        <m:r>
+          <m:t>3</m:t>
+        </m:r>
       </m:oMath>
       <w:r>
         <w:t xml:space="preserve">. Shifting the calibration mass to</w:t>
@@ -22245,21 +22458,18 @@
           </m:rPr>
           <m:t>(</m:t>
         </m:r>
-        <m:f>
-          <m:fPr>
-            <m:type m:val="lin"/>
-          </m:fPr>
-          <m:num>
-            <m:r>
-              <m:t>2</m:t>
-            </m:r>
-          </m:num>
-          <m:den>
-            <m:r>
-              <m:t>3</m:t>
-            </m:r>
-          </m:den>
-        </m:f>
+        <m:r>
+          <m:t>2</m:t>
+        </m:r>
+        <m:r>
+          <m:rPr>
+            <m:sty m:val="p"/>
+          </m:rPr>
+          <m:t>/</m:t>
+        </m:r>
+        <m:r>
+          <m:t>3</m:t>
+        </m:r>
         <m:r>
           <m:rPr>
             <m:sty m:val="p"/>
@@ -22286,21 +22496,18 @@
         <w:t xml:space="preserve"> </w:t>
       </w:r>
       <m:oMath>
-        <m:f>
-          <m:fPr>
-            <m:type m:val="lin"/>
-          </m:fPr>
-          <m:num>
-            <m:r>
-              <m:t>1</m:t>
-            </m:r>
-          </m:num>
-          <m:den>
-            <m:r>
-              <m:t>3</m:t>
-            </m:r>
-          </m:den>
-        </m:f>
+        <m:r>
+          <m:t>1</m:t>
+        </m:r>
+        <m:r>
+          <m:rPr>
+            <m:sty m:val="p"/>
+          </m:rPr>
+          <m:t>/</m:t>
+        </m:r>
+        <m:r>
+          <m:t>3</m:t>
+        </m:r>
       </m:oMath>
       <w:r>
         <w:t xml:space="preserve"> </w:t>
@@ -22416,42 +22623,36 @@
           </m:rPr>
           <m:t>=</m:t>
         </m:r>
-        <m:f>
-          <m:fPr>
-            <m:type m:val="lin"/>
-          </m:fPr>
-          <m:num>
-            <m:r>
-              <m:t>1</m:t>
-            </m:r>
-          </m:num>
-          <m:den>
-            <m:r>
-              <m:t>2</m:t>
-            </m:r>
-          </m:den>
-        </m:f>
+        <m:r>
+          <m:t>1</m:t>
+        </m:r>
+        <m:r>
+          <m:rPr>
+            <m:sty m:val="p"/>
+          </m:rPr>
+          <m:t>/</m:t>
+        </m:r>
+        <m:r>
+          <m:t>2</m:t>
+        </m:r>
         <m:r>
           <m:rPr>
             <m:sty m:val="p"/>
           </m:rPr>
           <m:t>&lt;</m:t>
         </m:r>
-        <m:f>
-          <m:fPr>
-            <m:type m:val="lin"/>
-          </m:fPr>
-          <m:num>
-            <m:r>
-              <m:t>2</m:t>
-            </m:r>
-          </m:num>
-          <m:den>
-            <m:r>
-              <m:t>3</m:t>
-            </m:r>
-          </m:den>
-        </m:f>
+        <m:r>
+          <m:t>2</m:t>
+        </m:r>
+        <m:r>
+          <m:rPr>
+            <m:sty m:val="p"/>
+          </m:rPr>
+          <m:t>/</m:t>
+        </m:r>
+        <m:r>
+          <m:t>3</m:t>
+        </m:r>
       </m:oMath>
       <w:r>
         <w:t xml:space="preserve">.</w:t>
@@ -23923,6 +24124,78 @@
           <w:i w:val="0"/>
           <w:sz w:val="18"/>
         </w:rPr>
+        <w:t>C. Xu and Y. Xie, “Conformal Prediction for Time Series,” IEEE Trans. Pattern Anal. Mach. Intell., vol. 45, no. 10, pp. 11575–11587, Oct. 2023, doi: 10.1109/tpami.2023.3272339.</w:t>
+      </w:r>
+    </w:p>
+    <w:p>
+      <w:pPr>
+        <w:pStyle w:val="BodyText"/>
+        <w:tabs>
+          <w:tab w:pos="440" w:val="left"/>
+        </w:tabs>
+        <w:spacing w:after="40"/>
+        <w:ind w:left="440" w:hanging="440"/>
+        <w:jc w:val="both"/>
+      </w:pPr>
+      <w:r/>
+      <w:r/>
+      <w:r/>
+      <w:r/>
+      <w:r>
+        <w:rPr>
+          <w:i/>
+          <w:iCs/>
+        </w:rPr>
+      </w:r>
+      <w:r/>
+      <w:r>
+        <w:rPr>
+          <w:sz w:val="18"/>
+        </w:rPr>
+        <w:t>[21]</w:t>
+        <w:tab/>
+      </w:r>
+      <w:r>
+        <w:rPr>
+          <w:i w:val="0"/>
+          <w:sz w:val="18"/>
+        </w:rPr>
+        <w:t>A. N. Angelopoulos, “Conformal risk control for non-monotonic losses,” Philosophical Transactions of the Royal Society A: Mathematical, Physical and Engineering Sciences, vol. 384, no. 2327, Art. no. 20250068, Aug. 2026, doi: 10.1098/rsta.2025.0068.</w:t>
+      </w:r>
+    </w:p>
+    <w:p>
+      <w:pPr>
+        <w:pStyle w:val="BodyText"/>
+        <w:tabs>
+          <w:tab w:pos="440" w:val="left"/>
+        </w:tabs>
+        <w:spacing w:after="40"/>
+        <w:ind w:left="440" w:hanging="440"/>
+        <w:jc w:val="both"/>
+      </w:pPr>
+      <w:r/>
+      <w:r/>
+      <w:r/>
+      <w:r/>
+      <w:r>
+        <w:rPr>
+          <w:i/>
+          <w:iCs/>
+        </w:rPr>
+      </w:r>
+      <w:r/>
+      <w:r>
+        <w:rPr>
+          <w:sz w:val="18"/>
+        </w:rPr>
+        <w:t>[22]</w:t>
+        <w:tab/>
+      </w:r>
+      <w:r>
+        <w:rPr>
+          <w:i w:val="0"/>
+          <w:sz w:val="18"/>
+        </w:rPr>
         <w:t>A. Bhattacharyya and R. F. Barber, “Group-weighted conformal prediction,” Electron. J. Statist., vol. 20, no. 1, Jan. 2026, doi: 10.1214/26-ejs2506.</w:t>
       </w:r>
     </w:p>
@@ -23945,7 +24218,7 @@
         <w:rPr>
           <w:sz w:val="18"/>
         </w:rPr>
-        <w:t>[21]</w:t>
+        <w:t>[23]</w:t>
         <w:tab/>
       </w:r>
       <w:r>
@@ -23981,7 +24254,7 @@
         <w:rPr>
           <w:sz w:val="18"/>
         </w:rPr>
-        <w:t>[22]</w:t>
+        <w:t>[24]</w:t>
         <w:tab/>
       </w:r>
       <w:r>
@@ -24017,7 +24290,7 @@
         <w:rPr>
           <w:sz w:val="18"/>
         </w:rPr>
-        <w:t>[23]</w:t>
+        <w:t>[25]</w:t>
         <w:tab/>
       </w:r>
       <w:r>
@@ -24053,7 +24326,7 @@
         <w:rPr>
           <w:sz w:val="18"/>
         </w:rPr>
-        <w:t>[24]</w:t>
+        <w:t>[26]</w:t>
         <w:tab/>
       </w:r>
       <w:r>
@@ -24089,7 +24362,7 @@
         <w:rPr>
           <w:sz w:val="18"/>
         </w:rPr>
-        <w:t>[25]</w:t>
+        <w:t>[27]</w:t>
         <w:tab/>
       </w:r>
       <w:r>
@@ -24125,7 +24398,7 @@
         <w:rPr>
           <w:sz w:val="18"/>
         </w:rPr>
-        <w:t>[26]</w:t>
+        <w:t>[28]</w:t>
         <w:tab/>
       </w:r>
       <w:r>
@@ -24161,7 +24434,7 @@
         <w:rPr>
           <w:sz w:val="18"/>
         </w:rPr>
-        <w:t>[27]</w:t>
+        <w:t>[29]</w:t>
         <w:tab/>
       </w:r>
       <w:r>
@@ -24169,7 +24442,7 @@
           <w:i w:val="0"/>
           <w:sz w:val="18"/>
         </w:rPr>
-        <w:t>A. N. Angelopoulos, “Conformal risk control for non-monotonic losses,” Philosophical Transactions of the Royal Society A: Mathematical, Physical and Engineering Sciences, vol. 384, no. 2327, Art. no. 20250068, Aug. 2026, doi: 10.1098/rsta.2025.0068.</w:t>
+        <w:t>M. A. Shahbazi, A. Baheri, and N. Azadeh-Fard, “A hierarchical conformal framework for uncertainty-aware length of stay prediction in multi-hospital settings,” Sci Rep, vol. 16, no. 1, Art. no. 6564, Jan. 2026, doi: 10.1038/s41598-026-37450-w.</w:t>
       </w:r>
     </w:p>
     <w:p>
@@ -24197,7 +24470,7 @@
         <w:rPr>
           <w:sz w:val="18"/>
         </w:rPr>
-        <w:t>[28]</w:t>
+        <w:t>[30]</w:t>
         <w:tab/>
       </w:r>
       <w:r>
@@ -24205,7 +24478,7 @@
           <w:i w:val="0"/>
           <w:sz w:val="18"/>
         </w:rPr>
-        <w:t>C. Xu and Y. Xie, “Conformal Prediction for Time Series,” IEEE Trans. Pattern Anal. Mach. Intell., vol. 45, no. 10, pp. 11575–11587, Oct. 2023, doi: 10.1109/tpami.2023.3272339.</w:t>
+        <w:t>S. M. Kerry and J. Martin Bland, “Unequal cluster sizes for trials in English and Welsh general practice: implications for sample size calculations,” Statist. Med., vol. 20, no. 3, pp. 377–390, Feb. 2001, doi: 10.1002/1097-0258(20010215)20:3&lt;377::aid-sim799&gt;3.0.co;2-n.</w:t>
       </w:r>
     </w:p>
     <w:p>
@@ -24233,7 +24506,7 @@
         <w:rPr>
           <w:sz w:val="18"/>
         </w:rPr>
-        <w:t>[29]</w:t>
+        <w:t>[31]</w:t>
         <w:tab/>
       </w:r>
       <w:r>
@@ -24241,7 +24514,7 @@
           <w:i w:val="0"/>
           <w:sz w:val="18"/>
         </w:rPr>
-        <w:t>M. A. Shahbazi, A. Baheri, and N. Azadeh-Fard, “A hierarchical conformal framework for uncertainty-aware length of stay prediction in multi-hospital settings,” Sci Rep, vol. 16, no. 1, Art. no. 6564, Jan. 2026, doi: 10.1038/s41598-026-37450-w.</w:t>
+        <w:t>D. Zhan, L. Xu, Y. Ouyang, R. Sawatzky, and H. Wong, “Methods for dealing with unequal cluster sizes in cluster randomized trials: A scoping review,” PLoS ONE, vol. 16, no. 7, Art. no. e0255389, Jul. 2021, doi: 10.1371/journal.pone.0255389.</w:t>
       </w:r>
     </w:p>
     <w:p>
@@ -24269,7 +24542,7 @@
         <w:rPr>
           <w:sz w:val="18"/>
         </w:rPr>
-        <w:t>[30]</w:t>
+        <w:t>[32]</w:t>
         <w:tab/>
       </w:r>
       <w:r>
@@ -24277,43 +24550,7 @@
           <w:i w:val="0"/>
           <w:sz w:val="18"/>
         </w:rPr>
-        <w:t>S. M. Kerry and J. Martin Bland, “Unequal cluster sizes for trials in English and Welsh general practice: implications for sample size calculations,” Statist. Med., vol. 20, no. 3, pp. 377–390, Feb. 2001, doi: 10.1002/1097-0258(20010215)20:3&lt;377::aid-sim799&gt;3.0.co;2-n.</w:t>
-      </w:r>
-    </w:p>
-    <w:p>
-      <w:pPr>
-        <w:pStyle w:val="BodyText"/>
-        <w:tabs>
-          <w:tab w:pos="440" w:val="left"/>
-        </w:tabs>
-        <w:spacing w:after="40"/>
-        <w:ind w:left="440" w:hanging="440"/>
-        <w:jc w:val="both"/>
-      </w:pPr>
-      <w:r/>
-      <w:r/>
-      <w:r/>
-      <w:r/>
-      <w:r>
-        <w:rPr>
-          <w:i/>
-          <w:iCs/>
-        </w:rPr>
-      </w:r>
-      <w:r/>
-      <w:r>
-        <w:rPr>
-          <w:sz w:val="18"/>
-        </w:rPr>
-        <w:t>[31]</w:t>
-        <w:tab/>
-      </w:r>
-      <w:r>
-        <w:rPr>
-          <w:i w:val="0"/>
-          <w:sz w:val="18"/>
-        </w:rPr>
-        <w:t>D. Zhan, L. Xu, Y. Ouyang, R. Sawatzky, and H. Wong, “Methods for dealing with unequal cluster sizes in cluster randomized trials: A scoping review,” PLoS ONE, vol. 16, no. 7, Art. no. e0255389, Jul. 2021, doi: 10.1371/journal.pone.0255389.</w:t>
+        <w:t>H. Atas Guvenilir and T. Doğan, “How to approach machine learning-based prediction of drug/compound–target interactions,” J. Cheminform., vol. 15, no. 1, Art. no. 16, Feb. 2023, doi: 10.1186/s13321-023-00689-w.</w:t>
       </w:r>
     </w:p>
     <w:p>
@@ -24335,7 +24572,7 @@
         <w:rPr>
           <w:sz w:val="18"/>
         </w:rPr>
-        <w:t>[32]</w:t>
+        <w:t>[33]</w:t>
         <w:tab/>
       </w:r>
       <w:r>
@@ -24373,7 +24610,7 @@
         <w:rPr>
           <w:sz w:val="18"/>
         </w:rPr>
-        <w:t>[33]</w:t>
+        <w:t>[34]</w:t>
         <w:tab/>
       </w:r>
       <w:r>
@@ -24409,7 +24646,7 @@
         <w:rPr>
           <w:sz w:val="18"/>
         </w:rPr>
-        <w:t>[34]</w:t>
+        <w:t>[35]</w:t>
         <w:tab/>
       </w:r>
       <w:r>

--- a/docs/paper/manuscript-draft.docx
+++ b/docs/paper/manuscript-draft.docx
@@ -8,7 +8,7 @@
         <w:jc w:val="center"/>
       </w:pPr>
       <w:r>
-        <w:t xml:space="preserve">Block-Level Feasibility of Conformal Calibration on Clinical ECG Data: An Empirical Audit</w:t>
+        <w:t xml:space="preserve">Block-Level Feasibility of Hierarchical Conformal Prediction on Clinical ECG Data: A Design-Stage Audit</w:t>
       </w:r>
     </w:p>
     <w:p>
@@ -20,7 +20,7 @@
           <w:i/>
           <w:iCs/>
         </w:rPr>
-        <w:t xml:space="preserve">Working draft for internal review — generated 2026-10-04 from commit a7b41e5.</w:t>
+        <w:t xml:space="preserve">Working draft for internal review — generated 2026-10-04 from commit 3b4f64f.</w:t>
       </w:r>
     </w:p>
     <w:bookmarkStart w:id="9" w:name="abstract"/>

--- a/docs/paper/manuscript-draft.docx
+++ b/docs/paper/manuscript-draft.docx
@@ -20,7 +20,7 @@
           <w:i/>
           <w:iCs/>
         </w:rPr>
-        <w:t xml:space="preserve">Working draft for internal review — generated 2026-10-04 from commit 3b4f64f.</w:t>
+        <w:t xml:space="preserve">Working draft for internal review — generated 2026-10-05 from commit 3265dc7.</w:t>
       </w:r>
     </w:p>
     <w:bookmarkStart w:id="9" w:name="abstract"/>
@@ -15213,9 +15213,9 @@
       <w:r>
         <w:drawing>
           <wp:inline>
-            <wp:extent cx="5029200" cy="1207964"/>
+            <wp:extent cx="5029200" cy="1741805"/>
             <wp:effectExtent b="0" l="0" r="0" t="0"/>
-            <wp:docPr descr="Fig. 7. Controls used on MIT-BIH, drawn on four illustrative records (colors mark the original record of each beat). (a) Permutation null. (b) 2×2 factorial design crossing clustering with calibration block-size balance. (c) Dose–response: a growing fraction p of beats reassigned at random." title="" id="47" name="Picture"/>
+            <wp:docPr descr="Fig. 7. Controls used on MIT-BIH, drawn on four illustrative records (colors mark the original record of each beat; ICC values are those observed on DS2). (a) Permutation null. (b) 2×2 factorial design crossing clustering with calibration block-size balance. (c) Dose–response: a growing fraction p of beats reassigned at random." title="" id="47" name="Picture"/>
             <a:graphic>
               <a:graphicData uri="http://schemas.openxmlformats.org/drawingml/2006/picture">
                 <pic:pic>
@@ -15234,7 +15234,7 @@
                   <pic:spPr bwMode="auto">
                     <a:xfrm>
                       <a:off x="0" y="0"/>
-                      <a:ext cx="5029200" cy="1207964"/>
+                      <a:ext cx="5029200" cy="1741805"/>
                     </a:xfrm>
                     <a:prstGeom prst="rect">
                       <a:avLst/>
@@ -15259,7 +15259,7 @@
         <w:jc w:val="both"/>
       </w:pPr>
       <w:r>
-        <w:t xml:space="preserve">Fig. 7. Controls used on MIT-BIH, drawn on four illustrative records (colors mark the original record of each beat). (a) Permutation null. (b) 2×2 factorial design crossing clustering with calibration block-size balance. (c) Dose–response: a growing fraction</w:t>
+        <w:t xml:space="preserve">Fig. 7. Controls used on MIT-BIH, drawn on four illustrative records (colors mark the original record of each beat; ICC values are those observed on DS2). (a) Permutation null. (b) 2×2 factorial design crossing clustering with calibration block-size balance. (c) Dose–response: a growing fraction</w:t>
       </w:r>
       <w:r>
         <w:t xml:space="preserve"> </w:t>

--- a/docs/paper/manuscript-draft.docx
+++ b/docs/paper/manuscript-draft.docx
@@ -20,7 +20,7 @@
           <w:i/>
           <w:iCs/>
         </w:rPr>
-        <w:t xml:space="preserve">Working draft for internal review — generated 2026-10-05 from commit 3265dc7.</w:t>
+        <w:t xml:space="preserve">Working draft for internal review — generated 2026-10-05 from commit caa9e02.</w:t>
       </w:r>
     </w:p>
     <w:bookmarkStart w:id="9" w:name="abstract"/>
@@ -21617,7 +21617,17 @@
         <w:jc w:val="both"/>
       </w:pPr>
       <w:r>
-        <w:t xml:space="preserve">Each block mean</w:t>
+        <w:rPr>
+          <w:i/>
+          <w:iCs/>
+        </w:rPr>
+        <w:t xml:space="preserve">Derivation.</w:t>
+      </w:r>
+      <w:r>
+        <w:t xml:space="preserve"> </w:t>
+      </w:r>
+      <w:r>
+        <w:t xml:space="preserve">Under (A), each block mean</w:t>
       </w:r>
       <w:r>
         <w:t xml:space="preserve"> </w:t>
@@ -21662,301 +21672,415 @@
         <w:t xml:space="preserve"> </w:t>
       </w:r>
       <w:r>
-        <w:t xml:space="preserve">has variance</w:t>
-      </w:r>
-      <w:r>
-        <w:t xml:space="preserve"> </w:t>
-      </w:r>
-      <m:oMath>
-        <m:sSup>
-          <m:e>
-            <m:r>
-              <m:t>σ</m:t>
-            </m:r>
-          </m:e>
-          <m:sup>
-            <m:r>
-              <m:t>2</m:t>
-            </m:r>
-          </m:sup>
-        </m:sSup>
-        <m:r>
-          <m:rPr>
-            <m:sty m:val="p"/>
-          </m:rPr>
-          <m:t>(</m:t>
-        </m:r>
-        <m:r>
-          <m:t>t</m:t>
-        </m:r>
-        <m:r>
-          <m:rPr>
-            <m:sty m:val="p"/>
-          </m:rPr>
-          <m:t>)</m:t>
-        </m:r>
-        <m:r>
-          <m:rPr>
-            <m:sty m:val="p"/>
-          </m:rPr>
-          <m:t>[</m:t>
-        </m:r>
-        <m:r>
-          <m:t>ρ</m:t>
-        </m:r>
-        <m:r>
-          <m:rPr>
-            <m:sty m:val="p"/>
-          </m:rPr>
-          <m:t>(</m:t>
-        </m:r>
-        <m:r>
-          <m:t>t</m:t>
-        </m:r>
-        <m:r>
-          <m:rPr>
-            <m:sty m:val="p"/>
-          </m:rPr>
-          <m:t>)</m:t>
-        </m:r>
-        <m:r>
-          <m:rPr>
-            <m:sty m:val="p"/>
-          </m:rPr>
-          <m:t>+</m:t>
-        </m:r>
-        <m:r>
-          <m:rPr>
-            <m:sty m:val="p"/>
-          </m:rPr>
-          <m:t>{</m:t>
-        </m:r>
-        <m:r>
-          <m:t>1</m:t>
-        </m:r>
-        <m:r>
-          <m:rPr>
-            <m:sty m:val="p"/>
-          </m:rPr>
-          <m:t>−</m:t>
-        </m:r>
-        <m:r>
-          <m:t>ρ</m:t>
-        </m:r>
-        <m:r>
-          <m:rPr>
-            <m:sty m:val="p"/>
-          </m:rPr>
-          <m:t>(</m:t>
-        </m:r>
-        <m:r>
-          <m:t>t</m:t>
-        </m:r>
-        <m:r>
-          <m:rPr>
-            <m:sty m:val="p"/>
-          </m:rPr>
-          <m:t>)</m:t>
-        </m:r>
-        <m:r>
-          <m:rPr>
-            <m:sty m:val="p"/>
-          </m:rPr>
-          <m:t>}</m:t>
-        </m:r>
-        <m:r>
-          <m:rPr>
-            <m:sty m:val="p"/>
-          </m:rPr>
-          <m:t>/</m:t>
-        </m:r>
+        <w:t xml:space="preserve">and the equally weighted</w:t>
+      </w:r>
+      <w:r>
+        <w:t xml:space="preserve"> </w:t>
+      </w:r>
+      <w:r>
+        <w:t xml:space="preserve">average of</w:t>
+      </w:r>
+      <w:r>
+        <w:t xml:space="preserve"> </w:t>
+      </w:r>
+      <m:oMath>
         <m:sSub>
           <m:e>
             <m:r>
-              <m:t>N</m:t>
+              <m:t>K</m:t>
             </m:r>
           </m:e>
           <m:sub>
             <m:r>
-              <m:t>k</m:t>
+              <m:t>1</m:t>
             </m:r>
           </m:sub>
         </m:sSub>
-        <m:r>
-          <m:rPr>
-            <m:sty m:val="p"/>
-          </m:rPr>
-          <m:t>]</m:t>
-        </m:r>
-      </m:oMath>
-      <w:r>
-        <w:t xml:space="preserve">,</w:t>
-      </w:r>
-      <w:r>
-        <w:t xml:space="preserve"> </w:t>
-      </w:r>
-      <w:r>
-        <w:t xml:space="preserve">and averaging</w:t>
-      </w:r>
-      <w:r>
-        <w:t xml:space="preserve"> </w:t>
-      </w:r>
-      <m:oMath>
-        <m:sSub>
-          <m:e>
-            <m:r>
-              <m:t>K</m:t>
-            </m:r>
-          </m:e>
-          <m:sub>
-            <m:r>
-              <m:t>1</m:t>
-            </m:r>
-          </m:sub>
-        </m:sSub>
-      </m:oMath>
-      <w:r>
-        <w:t xml:space="preserve"> </w:t>
-      </w:r>
-      <w:r>
-        <w:t xml:space="preserve">independent blocks with equal weights gives</w:t>
-      </w:r>
-      <w:r>
-        <w:t xml:space="preserve"> </w:t>
-      </w:r>
-      <m:oMath>
-        <m:sSup>
-          <m:e>
-            <m:r>
-              <m:t>σ</m:t>
-            </m:r>
-          </m:e>
-          <m:sup>
-            <m:r>
-              <m:t>2</m:t>
-            </m:r>
-          </m:sup>
-        </m:sSup>
-        <m:r>
-          <m:rPr>
-            <m:sty m:val="p"/>
-          </m:rPr>
-          <m:t>(</m:t>
-        </m:r>
-        <m:r>
-          <m:t>t</m:t>
-        </m:r>
-        <m:r>
-          <m:rPr>
-            <m:sty m:val="p"/>
-          </m:rPr>
-          <m:t>)</m:t>
-        </m:r>
-        <m:r>
-          <m:rPr>
-            <m:sty m:val="p"/>
-          </m:rPr>
-          <m:t>[</m:t>
-        </m:r>
-        <m:r>
-          <m:t>ρ</m:t>
-        </m:r>
-        <m:r>
-          <m:rPr>
-            <m:sty m:val="p"/>
-          </m:rPr>
-          <m:t>(</m:t>
-        </m:r>
-        <m:r>
-          <m:t>t</m:t>
-        </m:r>
-        <m:r>
-          <m:rPr>
-            <m:sty m:val="p"/>
-          </m:rPr>
-          <m:t>)</m:t>
-        </m:r>
-        <m:r>
-          <m:rPr>
-            <m:sty m:val="p"/>
-          </m:rPr>
-          <m:t>+</m:t>
-        </m:r>
-        <m:r>
-          <m:rPr>
-            <m:sty m:val="p"/>
-          </m:rPr>
-          <m:t>{</m:t>
-        </m:r>
-        <m:r>
-          <m:t>1</m:t>
-        </m:r>
-        <m:r>
-          <m:rPr>
-            <m:sty m:val="p"/>
-          </m:rPr>
-          <m:t>−</m:t>
-        </m:r>
-        <m:r>
-          <m:t>ρ</m:t>
-        </m:r>
-        <m:r>
-          <m:rPr>
-            <m:sty m:val="p"/>
-          </m:rPr>
-          <m:t>(</m:t>
-        </m:r>
-        <m:r>
-          <m:t>t</m:t>
-        </m:r>
-        <m:r>
-          <m:rPr>
-            <m:sty m:val="p"/>
-          </m:rPr>
-          <m:t>)</m:t>
-        </m:r>
-        <m:r>
-          <m:rPr>
-            <m:sty m:val="p"/>
-          </m:rPr>
-          <m:t>}</m:t>
-        </m:r>
-        <m:r>
-          <m:rPr>
-            <m:sty m:val="p"/>
-          </m:rPr>
-          <m:t>/</m:t>
-        </m:r>
-        <m:r>
-          <m:t>H</m:t>
-        </m:r>
-        <m:r>
-          <m:rPr>
-            <m:sty m:val="p"/>
-          </m:rPr>
-          <m:t>]</m:t>
-        </m:r>
-        <m:r>
-          <m:rPr>
-            <m:sty m:val="p"/>
-          </m:rPr>
-          <m:t>/</m:t>
-        </m:r>
-        <m:sSub>
-          <m:e>
-            <m:r>
-              <m:t>K</m:t>
-            </m:r>
-          </m:e>
-          <m:sub>
-            <m:r>
-              <m:t>1</m:t>
-            </m:r>
-          </m:sub>
-        </m:sSub>
-      </m:oMath>
-      <w:r>
-        <w:t xml:space="preserve">, which equals (A.1) because</w:t>
+      </m:oMath>
+      <w:r>
+        <w:t xml:space="preserve"> </w:t>
+      </w:r>
+      <w:r>
+        <w:t xml:space="preserve">independent blocks have variances</w:t>
+      </w:r>
+    </w:p>
+    <w:p>
+      <w:pPr>
+        <w:pStyle w:val="BodyText"/>
+      </w:pPr>
+      <m:oMathPara>
+        <m:oMathParaPr>
+          <m:jc m:val="center"/>
+        </m:oMathParaPr>
+        <m:oMath>
+          <m:r>
+            <m:rPr>
+              <m:sty m:val="p"/>
+            </m:rPr>
+            <m:t>Var</m:t>
+          </m:r>
+          <m:d>
+            <m:dPr>
+              <m:begChr m:val="("/>
+              <m:sepChr m:val=""/>
+              <m:endChr m:val=")"/>
+              <m:grow/>
+            </m:dPr>
+            <m:e>
+              <m:sSub>
+                <m:e>
+                  <m:acc>
+                    <m:accPr>
+                      <m:chr m:val="‾"/>
+                    </m:accPr>
+                    <m:e>
+                      <m:r>
+                        <m:t>F</m:t>
+                      </m:r>
+                    </m:e>
+                  </m:acc>
+                </m:e>
+                <m:sub>
+                  <m:r>
+                    <m:t>k</m:t>
+                  </m:r>
+                </m:sub>
+              </m:sSub>
+              <m:r>
+                <m:rPr>
+                  <m:sty m:val="p"/>
+                </m:rPr>
+                <m:t>(</m:t>
+              </m:r>
+              <m:r>
+                <m:t>t</m:t>
+              </m:r>
+              <m:r>
+                <m:rPr>
+                  <m:sty m:val="p"/>
+                </m:rPr>
+                <m:t>)</m:t>
+              </m:r>
+            </m:e>
+          </m:d>
+          <m:r>
+            <m:rPr>
+              <m:sty m:val="p"/>
+            </m:rPr>
+            <m:t>=</m:t>
+          </m:r>
+          <m:sSup>
+            <m:e>
+              <m:r>
+                <m:t>σ</m:t>
+              </m:r>
+            </m:e>
+            <m:sup>
+              <m:r>
+                <m:t>2</m:t>
+              </m:r>
+            </m:sup>
+          </m:sSup>
+          <m:r>
+            <m:rPr>
+              <m:sty m:val="p"/>
+            </m:rPr>
+            <m:t>(</m:t>
+          </m:r>
+          <m:r>
+            <m:t>t</m:t>
+          </m:r>
+          <m:r>
+            <m:rPr>
+              <m:sty m:val="p"/>
+            </m:rPr>
+            <m:t>)</m:t>
+          </m:r>
+          <m:d>
+            <m:dPr>
+              <m:begChr m:val="["/>
+              <m:sepChr m:val=""/>
+              <m:endChr m:val="]"/>
+              <m:grow/>
+            </m:dPr>
+            <m:e>
+              <m:r>
+                <m:t>ρ</m:t>
+              </m:r>
+              <m:r>
+                <m:rPr>
+                  <m:sty m:val="p"/>
+                </m:rPr>
+                <m:t>(</m:t>
+              </m:r>
+              <m:r>
+                <m:t>t</m:t>
+              </m:r>
+              <m:r>
+                <m:rPr>
+                  <m:sty m:val="p"/>
+                </m:rPr>
+                <m:t>)</m:t>
+              </m:r>
+              <m:r>
+                <m:rPr>
+                  <m:sty m:val="p"/>
+                </m:rPr>
+                <m:t>+</m:t>
+              </m:r>
+              <m:f>
+                <m:fPr>
+                  <m:type m:val="bar"/>
+                </m:fPr>
+                <m:num>
+                  <m:r>
+                    <m:t>1</m:t>
+                  </m:r>
+                  <m:r>
+                    <m:rPr>
+                      <m:sty m:val="p"/>
+                    </m:rPr>
+                    <m:t>−</m:t>
+                  </m:r>
+                  <m:r>
+                    <m:t>ρ</m:t>
+                  </m:r>
+                  <m:r>
+                    <m:rPr>
+                      <m:sty m:val="p"/>
+                    </m:rPr>
+                    <m:t>(</m:t>
+                  </m:r>
+                  <m:r>
+                    <m:t>t</m:t>
+                  </m:r>
+                  <m:r>
+                    <m:rPr>
+                      <m:sty m:val="p"/>
+                    </m:rPr>
+                    <m:t>)</m:t>
+                  </m:r>
+                </m:num>
+                <m:den>
+                  <m:sSub>
+                    <m:e>
+                      <m:r>
+                        <m:t>N</m:t>
+                      </m:r>
+                    </m:e>
+                    <m:sub>
+                      <m:r>
+                        <m:t>k</m:t>
+                      </m:r>
+                    </m:sub>
+                  </m:sSub>
+                </m:den>
+              </m:f>
+            </m:e>
+          </m:d>
+          <m:r>
+            <m:rPr>
+              <m:sty m:val="p"/>
+            </m:rPr>
+            <m:t>,</m:t>
+          </m:r>
+          <m:r>
+            <m:t>  </m:t>
+          </m:r>
+          <m:r>
+            <m:rPr>
+              <m:sty m:val="p"/>
+            </m:rPr>
+            <m:t>Var</m:t>
+          </m:r>
+          <m:d>
+            <m:dPr>
+              <m:begChr m:val="("/>
+              <m:sepChr m:val=""/>
+              <m:endChr m:val=")"/>
+              <m:grow/>
+            </m:dPr>
+            <m:e>
+              <m:acc>
+                <m:accPr>
+                  <m:chr m:val="̂"/>
+                </m:accPr>
+                <m:e>
+                  <m:r>
+                    <m:t>G</m:t>
+                  </m:r>
+                </m:e>
+              </m:acc>
+              <m:r>
+                <m:rPr>
+                  <m:sty m:val="p"/>
+                </m:rPr>
+                <m:t>(</m:t>
+              </m:r>
+              <m:r>
+                <m:t>t</m:t>
+              </m:r>
+              <m:r>
+                <m:rPr>
+                  <m:sty m:val="p"/>
+                </m:rPr>
+                <m:t>)</m:t>
+              </m:r>
+            </m:e>
+          </m:d>
+          <m:r>
+            <m:rPr>
+              <m:sty m:val="p"/>
+            </m:rPr>
+            <m:t>=</m:t>
+          </m:r>
+          <m:f>
+            <m:fPr>
+              <m:type m:val="bar"/>
+            </m:fPr>
+            <m:num>
+              <m:sSup>
+                <m:e>
+                  <m:r>
+                    <m:t>σ</m:t>
+                  </m:r>
+                </m:e>
+                <m:sup>
+                  <m:r>
+                    <m:t>2</m:t>
+                  </m:r>
+                </m:sup>
+              </m:sSup>
+              <m:r>
+                <m:rPr>
+                  <m:sty m:val="p"/>
+                </m:rPr>
+                <m:t>(</m:t>
+              </m:r>
+              <m:r>
+                <m:t>t</m:t>
+              </m:r>
+              <m:r>
+                <m:rPr>
+                  <m:sty m:val="p"/>
+                </m:rPr>
+                <m:t>)</m:t>
+              </m:r>
+            </m:num>
+            <m:den>
+              <m:sSub>
+                <m:e>
+                  <m:r>
+                    <m:t>K</m:t>
+                  </m:r>
+                </m:e>
+                <m:sub>
+                  <m:r>
+                    <m:t>1</m:t>
+                  </m:r>
+                </m:sub>
+              </m:sSub>
+            </m:den>
+          </m:f>
+          <m:d>
+            <m:dPr>
+              <m:begChr m:val="["/>
+              <m:sepChr m:val=""/>
+              <m:endChr m:val="]"/>
+              <m:grow/>
+            </m:dPr>
+            <m:e>
+              <m:r>
+                <m:t>ρ</m:t>
+              </m:r>
+              <m:r>
+                <m:rPr>
+                  <m:sty m:val="p"/>
+                </m:rPr>
+                <m:t>(</m:t>
+              </m:r>
+              <m:r>
+                <m:t>t</m:t>
+              </m:r>
+              <m:r>
+                <m:rPr>
+                  <m:sty m:val="p"/>
+                </m:rPr>
+                <m:t>)</m:t>
+              </m:r>
+              <m:r>
+                <m:rPr>
+                  <m:sty m:val="p"/>
+                </m:rPr>
+                <m:t>+</m:t>
+              </m:r>
+              <m:f>
+                <m:fPr>
+                  <m:type m:val="bar"/>
+                </m:fPr>
+                <m:num>
+                  <m:r>
+                    <m:t>1</m:t>
+                  </m:r>
+                  <m:r>
+                    <m:rPr>
+                      <m:sty m:val="p"/>
+                    </m:rPr>
+                    <m:t>−</m:t>
+                  </m:r>
+                  <m:r>
+                    <m:t>ρ</m:t>
+                  </m:r>
+                  <m:r>
+                    <m:rPr>
+                      <m:sty m:val="p"/>
+                    </m:rPr>
+                    <m:t>(</m:t>
+                  </m:r>
+                  <m:r>
+                    <m:t>t</m:t>
+                  </m:r>
+                  <m:r>
+                    <m:rPr>
+                      <m:sty m:val="p"/>
+                    </m:rPr>
+                    <m:t>)</m:t>
+                  </m:r>
+                </m:num>
+                <m:den>
+                  <m:r>
+                    <m:t>H</m:t>
+                  </m:r>
+                </m:den>
+              </m:f>
+            </m:e>
+          </m:d>
+          <m:r>
+            <m:rPr>
+              <m:sty m:val="p"/>
+            </m:rPr>
+            <m:t>,</m:t>
+          </m:r>
+          <m:r>
+            <m:t>  </m:t>
+          </m:r>
+          <m:r>
+            <m:rPr>
+              <m:nor/>
+              <m:sty m:val="p"/>
+            </m:rPr>
+            <m:t>(A.2)</m:t>
+          </m:r>
+        </m:oMath>
+      </m:oMathPara>
+    </w:p>
+    <w:p>
+      <w:pPr>
+        <w:pStyle w:val="FirstParagraph"/>
+        <w:jc w:val="both"/>
+      </w:pPr>
+      <w:r>
+        <w:t xml:space="preserve">and the second form equals (A.1) because</w:t>
       </w:r>
       <w:r>
         <w:t xml:space="preserve"> </w:t>
@@ -22072,10 +22196,7 @@
         </m:r>
       </m:oMath>
       <w:r>
-        <w:t xml:space="preserve"> </w:t>
-      </w:r>
-      <w:r>
-        <w:t xml:space="preserve">this tends to</w:t>
+        <w:t xml:space="preserve">, (A.1) tends to</w:t>
       </w:r>
       <w:r>
         <w:t xml:space="preserve"> </w:t>

--- a/docs/paper/manuscript-draft.docx
+++ b/docs/paper/manuscript-draft.docx
@@ -20,7 +20,7 @@
           <w:i/>
           <w:iCs/>
         </w:rPr>
-        <w:t xml:space="preserve">Working draft for internal review — generated 2026-10-05 from commit caa9e02.</w:t>
+        <w:t xml:space="preserve">Working draft for internal review — generated 2026-10-05 from commit d5a240c.</w:t>
       </w:r>
     </w:p>
     <w:bookmarkStart w:id="9" w:name="abstract"/>
@@ -20940,13 +20940,7 @@
         <w:t xml:space="preserve"> </w:t>
       </w:r>
       <w:r>
-        <w:t xml:space="preserve">reported number will be archived under a persistent identifier before</w:t>
-      </w:r>
-      <w:r>
-        <w:t xml:space="preserve"> </w:t>
-      </w:r>
-      <w:r>
-        <w:t xml:space="preserve">publication.</w:t>
+        <w:t xml:space="preserve">reported number are available at https://github.com/darknestt/conformal-ecg.</w:t>
       </w:r>
     </w:p>
     <w:bookmarkEnd w:id="68"/>

--- a/docs/paper/manuscript-draft.docx
+++ b/docs/paper/manuscript-draft.docx
@@ -20,7 +20,7 @@
           <w:i/>
           <w:iCs/>
         </w:rPr>
-        <w:t xml:space="preserve">Working draft for internal review — generated 2026-10-05 from commit d5a240c.</w:t>
+        <w:t xml:space="preserve">Working draft for internal review — generated 2026-10-05 from commit f79db2a.</w:t>
       </w:r>
     </w:p>
     <w:bookmarkStart w:id="9" w:name="abstract"/>
